--- a/letters_from_usa/book.docx
+++ b/letters_from_usa/book.docx
@@ -3351,11 +3351,15 @@
       <w:r>
         <w:t xml:space="preserve">I sent an email to </w:t>
       </w:r>
-      <w:proofErr w:type="spellStart"/>
-      <w:r>
-        <w:t>Yiqun</w:t>
-      </w:r>
-      <w:proofErr w:type="spellEnd"/>
+      <w:r>
+        <w:t>Chun</w:t>
+      </w:r>
+      <w:r>
+        <w:rPr>
+          <w:rStyle w:val="FootnoteReference"/>
+        </w:rPr>
+        <w:footnoteReference w:id="4"/>
+      </w:r>
       <w:r>
         <w:t xml:space="preserve"> the day before yesterday, and tomorrow I’ll check to see whether she has replied.</w:t>
       </w:r>
@@ -3467,11 +3471,11 @@
         <w:pStyle w:val="CSP-ChapterBodyText"/>
       </w:pPr>
       <w:r>
-        <w:t xml:space="preserve">You can use this address to write to me from now on. I’m not especially thrilled with the place; the air conditioner is quite noisy. My share of the rent is $250 a month. It’s a two-bedroom apartment, and another Chinese student lives in the other room. Around here, it's pretty much standard for Chinese students to room together. Yesterday I spent $15 on a large table I bought from a neighbor. It’s in pretty good shape, but </w:t>
+        <w:t xml:space="preserve">You can use this address to write to me from now on. I’m not especially thrilled with the place; the air conditioner is quite noisy. My share of the rent is $250 a month. It’s a two-bedroom apartment, and another Chinese student lives in the other </w:t>
       </w:r>
       <w:r>
         <w:lastRenderedPageBreak/>
-        <w:t>since I don’t have a chair yet, I’m actually standing up as I write this letter to you. At night, I just spread a bedsheet on the carpet and sleep there.</w:t>
+        <w:t>room. Around here, it's pretty much standard for Chinese students to room together. Yesterday I spent $15 on a large table I bought from a neighbor. It’s in pretty good shape, but since I don’t have a chair yet, I’m actually standing up as I write this letter to you. At night, I just spread a bedsheet on the carpet and sleep there.</w:t>
       </w:r>
     </w:p>
     <w:p>
@@ -3496,11 +3500,9 @@
       <w:pPr>
         <w:pStyle w:val="CSP-ChapterBodyText"/>
       </w:pPr>
-      <w:proofErr w:type="spellStart"/>
-      <w:r>
-        <w:t>Yiqun</w:t>
-      </w:r>
-      <w:proofErr w:type="spellEnd"/>
+      <w:r>
+        <w:t>Chun</w:t>
+      </w:r>
       <w:r>
         <w:t xml:space="preserve"> didn’t reply to my email. I’m not sure whether she never received it or simply has no way to reply. I need to write her a proper letter today.</w:t>
       </w:r>
@@ -3515,15 +3517,16 @@
         <w:pStyle w:val="CSP-ChapterBodyText"/>
       </w:pPr>
       <w:r>
-        <w:t xml:space="preserve">School starts tomorrow. I hope life settles down </w:t>
-      </w:r>
-      <w:proofErr w:type="gramStart"/>
-      <w:r>
-        <w:t>a bit once things</w:t>
-      </w:r>
-      <w:proofErr w:type="gramEnd"/>
-      <w:r>
-        <w:t xml:space="preserve"> get going. I’ll wrap things up here.</w:t>
+        <w:t xml:space="preserve">School starts tomorrow. </w:t>
+      </w:r>
+      <w:r>
+        <w:t>I hope life settles into a groove once things get going.</w:t>
+      </w:r>
+      <w:r>
+        <w:t xml:space="preserve"> </w:t>
+      </w:r>
+      <w:r>
+        <w:t>I’ll wrap things up here.</w:t>
       </w:r>
     </w:p>
     <w:p>
@@ -3568,7 +3571,7 @@
         <w:rPr>
           <w:rStyle w:val="FootnoteReference"/>
         </w:rPr>
-        <w:footnoteReference w:id="4"/>
+        <w:footnoteReference w:id="5"/>
       </w:r>
       <w:r>
         <w:t xml:space="preserve"> I even have a class that runs straight from 11:00 a.m. to 12:30 p.m.</w:t>
@@ -3792,7 +3795,7 @@
         <w:rPr>
           <w:rStyle w:val="FootnoteReference"/>
         </w:rPr>
-        <w:footnoteReference w:id="5"/>
+        <w:footnoteReference w:id="6"/>
       </w:r>
       <w:r>
         <w:t>. There were about 120 people there, and the atmosphere was really lively. We had a potluck dinner, sang worship songs, listened to a sermon, and enjoyed some mooncakes</w:t>
@@ -3801,7 +3804,7 @@
         <w:rPr>
           <w:rStyle w:val="FootnoteReference"/>
         </w:rPr>
-        <w:footnoteReference w:id="6"/>
+        <w:footnoteReference w:id="7"/>
       </w:r>
       <w:r>
         <w:t xml:space="preserve"> together. The mooncakes were cut into tiny pieces, so everyone only got about an eighth of one. This church group meets once a week, but I doubt I'll go back in the future—I just don't have that kind of time.</w:t>
@@ -3827,7 +3830,22 @@
       </w:r>
       <w:r>
         <w:lastRenderedPageBreak/>
-        <w:t>the call on my end. Please look into it, since it might be more economical. I’ve heard that calling China from the U.S. after 8:00 p.m. costs only 70 cents a minute. What are Wang Wei and Xiao Fan’s phone numbers? Let me know in your next letter, and please give them my regards. I won’t write to them separately, since letter writing takes up so much time. From now on, I’ll probably only be able to write home once a week, and I may not always get around to mailing a letter every week, so one envelope may end up containing two or three letters.</w:t>
+        <w:t xml:space="preserve">the call on my end. Please look into it, since it might be more economical. I’ve heard that calling China from the U.S. after 8:00 p.m. costs only 70 cents a minute. What </w:t>
+      </w:r>
+      <w:r>
+        <w:t>is</w:t>
+      </w:r>
+      <w:r>
+        <w:t xml:space="preserve"> Wang Wei and Xiao Fan’s phone numbers?</w:t>
+      </w:r>
+      <w:r>
+        <w:rPr>
+          <w:rStyle w:val="FootnoteReference"/>
+        </w:rPr>
+        <w:footnoteReference w:id="8"/>
+      </w:r>
+      <w:r>
+        <w:t xml:space="preserve"> Let me know in your next letter, and please give them my regards. I won’t write to them separately, since letter writing takes up so much time. From now on, I’ll probably only be able to write home once a week, and I may not always get around to mailing a letter every week, so one envelope may end up containing two or three letters.</w:t>
       </w:r>
     </w:p>
     <w:p>
@@ -3884,7 +3902,11 @@
         <w:pStyle w:val="CSP-ChapterBodyText"/>
       </w:pPr>
       <w:r>
-        <w:t>I'm just writing down thoughts as they come to me, so I'll wrap things up here for now.</w:t>
+        <w:t xml:space="preserve">I'm just writing down thoughts as they come to me, so I'll wrap </w:t>
+      </w:r>
+      <w:r>
+        <w:lastRenderedPageBreak/>
+        <w:t>things up here for now.</w:t>
       </w:r>
     </w:p>
     <w:p>
@@ -3903,7 +3925,6 @@
         <w:pStyle w:val="CSP-ChapterBodyText"/>
       </w:pPr>
       <w:r>
-        <w:lastRenderedPageBreak/>
         <w:t>Have a wonderful holiday!</w:t>
       </w:r>
     </w:p>
@@ -4092,20 +4113,13 @@
           <w:i/>
           <w:iCs w:val="0"/>
         </w:rPr>
-        <w:t>October</w:t>
+        <w:t xml:space="preserve">October </w:t>
       </w:r>
       <w:r>
         <w:rPr>
           <w:i/>
           <w:iCs w:val="0"/>
         </w:rPr>
-        <w:t xml:space="preserve"> </w:t>
-      </w:r>
-      <w:r>
-        <w:rPr>
-          <w:i/>
-          <w:iCs w:val="0"/>
-        </w:rPr>
         <w:t>7, 1995</w:t>
       </w:r>
     </w:p>
@@ -4227,7 +4241,7 @@
         <w:rPr>
           <w:rStyle w:val="FootnoteReference"/>
         </w:rPr>
-        <w:footnoteReference w:id="7"/>
+        <w:footnoteReference w:id="9"/>
       </w:r>
       <w:r>
         <w:t xml:space="preserve"> are very harmonious. My roommate is an undergraduate majoring in civil engineering. He’s been in the U.S. for a few years and actually spent several years studying in Europe before that; he seems like a really honest, down-to-earth person. Most of the Chinese undergraduates here are permanent residents who moved to the U.S. with their families. Believe it or not, my roommate's name is Tong as well! If someone calls asking for "Tong," it's going to get a bit confusing.</w:t>
@@ -4301,11 +4315,9 @@
       <w:r>
         <w:t xml:space="preserve">I also received a letter from </w:t>
       </w:r>
-      <w:proofErr w:type="spellStart"/>
-      <w:r>
-        <w:t>Yiqun</w:t>
-      </w:r>
-      <w:proofErr w:type="spellEnd"/>
+      <w:r>
+        <w:t>Chun</w:t>
+      </w:r>
       <w:r>
         <w:t xml:space="preserve"> today.</w:t>
       </w:r>
@@ -4527,23 +4539,19 @@
       <w:r>
         <w:t xml:space="preserve">I just received your third letter, dated September 24th, as well as </w:t>
       </w:r>
-      <w:proofErr w:type="spellStart"/>
-      <w:r>
-        <w:t>Yiqun’s</w:t>
-      </w:r>
-      <w:proofErr w:type="spellEnd"/>
-      <w:r>
-        <w:t xml:space="preserve"> second letter. She wrote that the administration at her institute refuses to issue her academic transcripts for the time being. Their preliminary decision is to wait until this time </w:t>
+      <w:r>
+        <w:t>Chun</w:t>
+      </w:r>
+      <w:r>
+        <w:t xml:space="preserve">’s second letter. She wrote that the administration at her institute refuses to issue her academic transcripts for the time being. Their preliminary decision is to wait until this time </w:t>
       </w:r>
       <w:r>
         <w:lastRenderedPageBreak/>
         <w:t xml:space="preserve">next year. If that’s really the case, </w:t>
       </w:r>
-      <w:proofErr w:type="spellStart"/>
-      <w:r>
-        <w:t>Yiqun</w:t>
-      </w:r>
-      <w:proofErr w:type="spellEnd"/>
+      <w:r>
+        <w:t>Chun</w:t>
+      </w:r>
       <w:r>
         <w:t xml:space="preserve"> won’t be able to apply to graduate schools for the fall of 1996.</w:t>
       </w:r>
@@ -4564,7 +4572,7 @@
         <w:rPr>
           <w:rStyle w:val="FootnoteReference"/>
         </w:rPr>
-        <w:footnoteReference w:id="8"/>
+        <w:footnoteReference w:id="10"/>
       </w:r>
       <w:r>
         <w:t xml:space="preserve"> So a slight delay is perfectly normal. Actually, when you think about it, isn’t that amazing?</w:t>
@@ -4893,7 +4901,7 @@
         <w:rPr>
           <w:rStyle w:val="FootnoteReference"/>
         </w:rPr>
-        <w:footnoteReference w:id="9"/>
+        <w:footnoteReference w:id="11"/>
       </w:r>
     </w:p>
     <w:p>
@@ -4930,14 +4938,12 @@
       <w:pPr>
         <w:pStyle w:val="CSP-ChapterBodyText"/>
       </w:pPr>
-      <w:proofErr w:type="spellStart"/>
       <w:r>
         <w:lastRenderedPageBreak/>
-        <w:t>Yiqun’s</w:t>
-      </w:r>
-      <w:proofErr w:type="spellEnd"/>
-      <w:r>
-        <w:t xml:space="preserve"> transcripts finally came in, so she is busy getting her application materials together. She’s applying to five or six graduate schools, including UT. I check in with her by email every now and then.</w:t>
+        <w:t>Chun</w:t>
+      </w:r>
+      <w:r>
+        <w:t>’s transcripts finally came in, so she is busy getting her application materials together. She’s applying to five or six graduate schools, including UT. I check in with her by email every now and then.</w:t>
       </w:r>
     </w:p>
     <w:p>
@@ -5242,17 +5248,13 @@
         <w:t xml:space="preserve">You mentioned reading some articles about the hardships of studying abroad, but honestly, it doesn't feel all that </w:t>
       </w:r>
       <w:r>
-        <w:rPr>
-          <w:i/>
-          <w:iCs w:val="0"/>
-        </w:rPr>
         <w:t>bitter</w:t>
       </w:r>
       <w:r>
         <w:rPr>
           <w:rStyle w:val="FootnoteReference"/>
         </w:rPr>
-        <w:footnoteReference w:id="10"/>
+        <w:footnoteReference w:id="12"/>
       </w:r>
       <w:r>
         <w:t xml:space="preserve"> to me. Sure, the coursework is a bit more demanding than back </w:t>
@@ -5593,7 +5595,7 @@
         <w:rPr>
           <w:rStyle w:val="FootnoteReference"/>
         </w:rPr>
-        <w:footnoteReference w:id="11"/>
+        <w:footnoteReference w:id="13"/>
       </w:r>
       <w:r>
         <w:t xml:space="preserve"> But on Christmas morning, even though I got up at 5:30 a.m., I still missed the bus! So</w:t>
@@ -5686,25 +5688,21 @@
       <w:r>
         <w:t xml:space="preserve">It’s such a shame that the Christmas card I sent you never arrived. I must not have put enough postage on it, and it probably got lost in transit somewhere. The card I sent to </w:t>
       </w:r>
-      <w:proofErr w:type="spellStart"/>
-      <w:r>
-        <w:t>Yiqun</w:t>
-      </w:r>
-      <w:proofErr w:type="spellEnd"/>
+      <w:r>
+        <w:t>Chun</w:t>
+      </w:r>
       <w:r>
         <w:t xml:space="preserve"> might be lost too, so I’ll write to her later to explain. I gave her a call two days ago, but she wasn't in her office, so I just left a message with someone. Nothing urgent—just wanted to call and wish her a Happy New Year. Whether you invite </w:t>
       </w:r>
-      <w:proofErr w:type="spellStart"/>
-      <w:r>
-        <w:t>Yiqun</w:t>
-      </w:r>
-      <w:proofErr w:type="spellEnd"/>
-      <w:r>
-        <w:t xml:space="preserve"> over during the winter break is entirely up to you. I have a feeling she’ll probably call to wish you a Happy New Year. Things between us aren't moving very quicky, and I haven't been trying hard enough either. I suppose the long distance </w:t>
+      <w:r>
+        <w:t>Chun</w:t>
+      </w:r>
+      <w:r>
+        <w:t xml:space="preserve"> over during the winter break is entirely up to you. I have a feeling she’ll probably call to wish you a Happy New Year. Things between us aren't moving very quicky, and I haven't been trying hard enough either. I suppose the long distance makes it tough, </w:t>
       </w:r>
       <w:r>
         <w:lastRenderedPageBreak/>
-        <w:t>makes it tough, and I honestly have no idea what the future holds. If she actually manages to get into UT Austin, it would truly be a miracle.</w:t>
+        <w:t>and I honestly have no idea what the future holds. If she actually manages to get into UT Austin, it would truly be a miracle.</w:t>
       </w:r>
     </w:p>
     <w:p>
@@ -6434,7 +6432,7 @@
         <w:rPr>
           <w:rStyle w:val="FootnoteReference"/>
         </w:rPr>
-        <w:footnoteReference w:id="12"/>
+        <w:footnoteReference w:id="14"/>
       </w:r>
       <w:r>
         <w:t xml:space="preserve"> already. Still, I’d like to wish everyone in the family a Happy Chinese New Year! There isn’t the slightest trace of a festive atmosphere over here. On the other side of the globe, China must be incredibly alive with New Year celebrations right now.</w:t>
@@ -6502,7 +6500,7 @@
         <w:rPr>
           <w:rStyle w:val="FootnoteReference"/>
         </w:rPr>
-        <w:footnoteReference w:id="13"/>
+        <w:footnoteReference w:id="15"/>
       </w:r>
     </w:p>
     <w:p>
@@ -6525,7 +6523,7 @@
         <w:rPr>
           <w:rStyle w:val="FootnoteReference"/>
         </w:rPr>
-        <w:footnoteReference w:id="14"/>
+        <w:footnoteReference w:id="16"/>
       </w:r>
       <w:r>
         <w:t xml:space="preserve"> Please don’t try to send me money!</w:t>
@@ -6556,11 +6554,9 @@
       <w:r>
         <w:t xml:space="preserve">As for how things are going with </w:t>
       </w:r>
-      <w:proofErr w:type="spellStart"/>
-      <w:r>
-        <w:t>Yiqun</w:t>
-      </w:r>
-      <w:proofErr w:type="spellEnd"/>
+      <w:r>
+        <w:t>Chun</w:t>
+      </w:r>
       <w:r>
         <w:t>, I know you’re anxious, but worrying won't change anything. It’s not like I don't want a girlfriend. I know I’m expected to take the initiative, but I just can’t quite bring myself to do it—something just feels a little off. I'm sure that's disappointing for you to hear. Personally, I think the only real hope is if she manages to come to UT. Long-distance relationships are really difficult.</w:t>
       </w:r>
@@ -6711,13 +6707,7 @@
         <w:rPr>
           <w:rFonts w:ascii="Garamond" w:hAnsi="Garamond"/>
         </w:rPr>
-        <w:t>10</w:t>
-      </w:r>
-      <w:r>
-        <w:rPr>
-          <w:rFonts w:ascii="Garamond" w:hAnsi="Garamond"/>
-        </w:rPr>
-        <w:t>.</w:t>
+        <w:t>10.</w:t>
       </w:r>
       <w:r>
         <w:rPr>
@@ -6814,19 +6804,16 @@
         <w:rPr>
           <w:rStyle w:val="FootnoteReference"/>
         </w:rPr>
-        <w:footnoteReference w:id="15"/>
-      </w:r>
-      <w:r>
-        <w:t xml:space="preserve"> </w:t>
-      </w:r>
-      <w:r>
-        <w:t>all the way through? With Mom's injury, who ended up preparing the New Year's Eve dinner</w:t>
+        <w:footnoteReference w:id="17"/>
+      </w:r>
+      <w:r>
+        <w:t xml:space="preserve"> all the way through? With Mom's injury, who ended up preparing the New Year's Eve dinner</w:t>
       </w:r>
       <w:r>
         <w:rPr>
           <w:rStyle w:val="FootnoteReference"/>
         </w:rPr>
-        <w:footnoteReference w:id="16"/>
+        <w:footnoteReference w:id="18"/>
       </w:r>
       <w:r>
         <w:t xml:space="preserve">? Did Wang Wei and Xiao Fan join you for the dinner? If so, that must have made things a little better. Otherwise, it must have felt awfully quiet with just the two of you. Above all, please be more careful from now on. </w:t>
@@ -8756,15 +8743,13 @@
         <w:t xml:space="preserve"> </w:t>
       </w:r>
       <w:r>
-        <w:t xml:space="preserve">The midday nap, known in Chinese as </w:t>
-      </w:r>
-      <w:proofErr w:type="spellStart"/>
-      <w:r>
-        <w:t>wujiao</w:t>
-      </w:r>
-      <w:proofErr w:type="spellEnd"/>
-      <w:r>
-        <w:t>, is a deeply ingrained cultural tradition. In most schools, offices, and factories, lunch is followed by a quiet period that allows people to take a short nap. Napping in China has traditionally been seen as beneficial to health and productivity.</w:t>
+        <w:t xml:space="preserve">Chun is the young woman I met through a family friend in the summer of 1995, just a </w:t>
+      </w:r>
+      <w:r>
+        <w:t>month</w:t>
+      </w:r>
+      <w:r>
+        <w:t xml:space="preserve"> before I left for the United States.</w:t>
       </w:r>
     </w:p>
   </w:footnote>
@@ -8783,7 +8768,15 @@
         <w:t xml:space="preserve"> </w:t>
       </w:r>
       <w:r>
-        <w:t>Like the vast majority of people in China, I was raised as an atheist. However, many Chinese immigrants convert to various religions after coming to America.</w:t>
+        <w:t xml:space="preserve">The midday nap, known in Chinese as </w:t>
+      </w:r>
+      <w:proofErr w:type="spellStart"/>
+      <w:r>
+        <w:t>wujiao</w:t>
+      </w:r>
+      <w:proofErr w:type="spellEnd"/>
+      <w:r>
+        <w:t>, is a deeply ingrained cultural tradition. In most schools, offices, and factories, lunch is followed by a quiet period that allows people to take a short nap. Napping in China has traditionally been seen as beneficial to health and productivity.</w:t>
       </w:r>
     </w:p>
   </w:footnote>
@@ -8802,7 +8795,7 @@
         <w:t xml:space="preserve"> </w:t>
       </w:r>
       <w:r>
-        <w:t>Mooncakes are traditional pastries associated with the Chinese Mid-Autumn Festival. Families share them while gathering, symbolizing reunion and togetherness.</w:t>
+        <w:t>Like the vast majority of people in China, I was raised as an atheist. However, many Chinese immigrants convert to various religions after coming to America.</w:t>
       </w:r>
     </w:p>
   </w:footnote>
@@ -8821,7 +8814,7 @@
         <w:t xml:space="preserve"> </w:t>
       </w:r>
       <w:r>
-        <w:t>In 1995, cross-strait relations between mainland China and Taiwan were at a low point, triggered by Taiwan leader’s U.S. visit, leading into the 1995–1996 missile crisis and serious fears of military escalation.</w:t>
+        <w:t>Mooncakes are traditional pastries associated with the Chinese Mid-Autumn Festival. Families share them while gathering, symbolizing reunion and togetherness.</w:t>
       </w:r>
     </w:p>
   </w:footnote>
@@ -8837,10 +8830,13 @@
         <w:footnoteRef/>
       </w:r>
       <w:r>
-        <w:t xml:space="preserve"> </w:t>
-      </w:r>
-      <w:r>
-        <w:t>In reality, at that time many transoceanic calls went through geostationary satellites, which introduced noticeable latency.</w:t>
+        <w:t xml:space="preserve"> Wang Wei and Xiao Fan are my sister and </w:t>
+      </w:r>
+      <w:r>
+        <w:t>brother-in-law</w:t>
+      </w:r>
+      <w:r>
+        <w:t>.</w:t>
       </w:r>
     </w:p>
   </w:footnote>
@@ -8859,7 +8855,7 @@
         <w:t xml:space="preserve"> </w:t>
       </w:r>
       <w:r>
-        <w:t>Father was a visiting scholar at Cranfield University in England from 1979 to 1981. The observance of Halloween in England during this period was notably different from that in the United States in the 1990s.</w:t>
+        <w:t>In 1995, cross-strait relations between mainland China and Taiwan were at a low point, triggered by Taiwan leader’s U.S. visit, leading into the 1995–1996 missile crisis and serious fears of military escalation.</w:t>
       </w:r>
     </w:p>
   </w:footnote>
@@ -8878,20 +8874,7 @@
         <w:t xml:space="preserve"> </w:t>
       </w:r>
       <w:r>
-        <w:t xml:space="preserve">In Chinese culture, bitterness means hardships as in </w:t>
-      </w:r>
-      <w:r>
-        <w:rPr>
-          <w:i/>
-          <w:iCs/>
-        </w:rPr>
-        <w:t>eating bitterness</w:t>
-      </w:r>
-      <w:r>
-        <w:t xml:space="preserve"> </w:t>
-      </w:r>
-      <w:r>
-        <w:t>which means to endure severe hardships, work incredibly hard, and persevere without complaining.</w:t>
+        <w:t>In reality, at that time many transoceanic calls went through geostationary satellites, which introduced noticeable latency.</w:t>
       </w:r>
     </w:p>
   </w:footnote>
@@ -8910,7 +8893,7 @@
         <w:t xml:space="preserve"> </w:t>
       </w:r>
       <w:r>
-        <w:t>Gambling was illegal in China at the time, and it still is today.</w:t>
+        <w:t>Father was a visiting scholar at Cranfield University in England from 1979 to 1981. The observance of Halloween in England during this period was notably different from that in the United States in the 1990s.</w:t>
       </w:r>
     </w:p>
   </w:footnote>
@@ -8929,15 +8912,20 @@
         <w:t xml:space="preserve"> </w:t>
       </w:r>
       <w:r>
-        <w:t xml:space="preserve">Lantern Festival is the traditional holiday that marks the final day of the Lunar New Year celebrations. People celebrate by eating round rice dumplings called tangyuan or </w:t>
-      </w:r>
-      <w:proofErr w:type="spellStart"/>
-      <w:r>
-        <w:t>yuanxiao</w:t>
-      </w:r>
-      <w:proofErr w:type="spellEnd"/>
-      <w:r>
-        <w:t>, whose round shape represents family togetherness and completeness.</w:t>
+        <w:t xml:space="preserve">In Chinese culture, bitterness means hardships as in </w:t>
+      </w:r>
+      <w:r>
+        <w:rPr>
+          <w:i/>
+          <w:iCs/>
+        </w:rPr>
+        <w:t>eating bitterness</w:t>
+      </w:r>
+      <w:r>
+        <w:t xml:space="preserve"> </w:t>
+      </w:r>
+      <w:r>
+        <w:t>which means to endure severe hardships, work incredibly hard, and persevere without complaining.</w:t>
       </w:r>
     </w:p>
   </w:footnote>
@@ -8956,7 +8944,7 @@
         <w:t xml:space="preserve"> </w:t>
       </w:r>
       <w:r>
-        <w:t>Traditionally, Chinese cooking is done over an open flame, so most homes use gas stoves.</w:t>
+        <w:t>Gambling was illegal in China at the time, and it still is today.</w:t>
       </w:r>
     </w:p>
   </w:footnote>
@@ -8975,7 +8963,15 @@
         <w:t xml:space="preserve"> </w:t>
       </w:r>
       <w:r>
-        <w:t>When parents visited the United States, children who agreed to sponsor the trip were advised to provide evidence of financial resources in case consular officers requested proof that the visit could be supported financially.</w:t>
+        <w:t xml:space="preserve">Lantern Festival is the traditional holiday that marks the final day of the Lunar New Year celebrations. People celebrate by eating round rice dumplings called tangyuan or </w:t>
+      </w:r>
+      <w:proofErr w:type="spellStart"/>
+      <w:r>
+        <w:t>yuanxiao</w:t>
+      </w:r>
+      <w:proofErr w:type="spellEnd"/>
+      <w:r>
+        <w:t>, whose round shape represents family togetherness and completeness.</w:t>
       </w:r>
     </w:p>
   </w:footnote>
@@ -8994,11 +8990,49 @@
         <w:t xml:space="preserve"> </w:t>
       </w:r>
       <w:r>
-        <w:t>The Gala is a live TV show featuring music, dance, and comedy performances, held annually on Chinese New Year's Eve since 1983. It is considered as the most-watched TV broadcast on the planet. The broadcast typically spans several hours and leads up to the midnight countdown.</w:t>
+        <w:t>Traditionally, Chinese cooking is done over an open flame, so most homes use gas stoves.</w:t>
       </w:r>
     </w:p>
   </w:footnote>
   <w:footnote w:id="16">
+    <w:p>
+      <w:pPr>
+        <w:pStyle w:val="FootnoteText"/>
+      </w:pPr>
+      <w:r>
+        <w:rPr>
+          <w:rStyle w:val="FootnoteReference"/>
+        </w:rPr>
+        <w:footnoteRef/>
+      </w:r>
+      <w:r>
+        <w:t xml:space="preserve"> </w:t>
+      </w:r>
+      <w:r>
+        <w:t>When parents visited the United States, children who agreed to sponsor the trip were advised to provide evidence of financial resources in case consular officers requested proof that the visit could be supported financially.</w:t>
+      </w:r>
+    </w:p>
+  </w:footnote>
+  <w:footnote w:id="17">
+    <w:p>
+      <w:pPr>
+        <w:pStyle w:val="FootnoteText"/>
+      </w:pPr>
+      <w:r>
+        <w:rPr>
+          <w:rStyle w:val="FootnoteReference"/>
+        </w:rPr>
+        <w:footnoteRef/>
+      </w:r>
+      <w:r>
+        <w:t xml:space="preserve"> </w:t>
+      </w:r>
+      <w:r>
+        <w:t>The Gala is a live TV show featuring music, dance, and comedy performances, held annually on Chinese New Year's Eve since 1983. It is considered as the most-watched TV broadcast on the planet. The broadcast typically spans several hours and leads up to the midnight countdown.</w:t>
+      </w:r>
+    </w:p>
+  </w:footnote>
+  <w:footnote w:id="18">
     <w:p>
       <w:pPr>
         <w:pStyle w:val="FootnoteText"/>

--- a/letters_from_usa/book.docx
+++ b/letters_from_usa/book.docx
@@ -591,7 +591,7 @@
                 <w:sz w:val="20"/>
                 <w:szCs w:val="20"/>
               </w:rPr>
-              <w:t>Settling Down</w:t>
+              <w:t>Bread, Eggs, and Frozen Pizza</w:t>
             </w:r>
           </w:p>
         </w:tc>
@@ -2605,6 +2605,19 @@
     <w:p>
       <w:pPr>
         <w:pStyle w:val="CSP-ChapterBodyText"/>
+      </w:pPr>
+    </w:p>
+    <w:p>
+      <w:pPr>
+        <w:pStyle w:val="CSP-ChapterBodyText"/>
+      </w:pPr>
+      <w:r>
+        <w:t>See you soon,</w:t>
+      </w:r>
+    </w:p>
+    <w:p>
+      <w:pPr>
+        <w:pStyle w:val="CSP-ChapterBodyText"/>
         <w:ind w:firstLine="288"/>
       </w:pPr>
     </w:p>
@@ -2613,6 +2626,30 @@
         <w:pStyle w:val="CSP-ChapterBodyText"/>
       </w:pPr>
       <w:r>
+        <w:t>Tong</w:t>
+      </w:r>
+    </w:p>
+    <w:p>
+      <w:pPr>
+        <w:pStyle w:val="CSP-ChapterBodyText"/>
+      </w:pPr>
+      <w:r>
+        <w:t>07/04/95</w:t>
+      </w:r>
+    </w:p>
+    <w:p>
+      <w:pPr>
+        <w:pStyle w:val="CSP-ChapterBodyText"/>
+      </w:pPr>
+    </w:p>
+    <w:p>
+      <w:pPr>
+        <w:pStyle w:val="CSP-ChapterBodyText"/>
+      </w:pPr>
+      <w:r>
+        <w:t xml:space="preserve">P.S. </w:t>
+      </w:r>
+      <w:r>
         <w:t xml:space="preserve">Tonight was our </w:t>
       </w:r>
       <w:r>
@@ -2620,34 +2657,6 @@
       </w:r>
       <w:r>
         <w:t xml:space="preserve"> dinner; the department rented out a cafeteria for it. I didn't have a single drop of alcohol.</w:t>
-      </w:r>
-    </w:p>
-    <w:p>
-      <w:pPr>
-        <w:pStyle w:val="CSP-ChapterBodyText"/>
-        <w:ind w:firstLine="288"/>
-      </w:pPr>
-    </w:p>
-    <w:p>
-      <w:pPr>
-        <w:pStyle w:val="CSP-ChapterBodyText"/>
-      </w:pPr>
-      <w:r>
-        <w:t>Alright, that's all for now!</w:t>
-      </w:r>
-    </w:p>
-    <w:p>
-      <w:pPr>
-        <w:pStyle w:val="CSP-ChapterBodyText"/>
-        <w:ind w:firstLine="288"/>
-      </w:pPr>
-    </w:p>
-    <w:p>
-      <w:pPr>
-        <w:pStyle w:val="CSP-ChapterBodyText"/>
-      </w:pPr>
-      <w:r>
-        <w:t>Tong</w:t>
       </w:r>
     </w:p>
     <w:p>
@@ -2666,9 +2675,6 @@
           <w:docGrid w:linePitch="360"/>
         </w:sectPr>
       </w:pPr>
-      <w:r>
-        <w:t>07/04/95</w:t>
-      </w:r>
     </w:p>
     <w:p>
       <w:pPr>
@@ -3192,7 +3198,7 @@
         <w:rPr>
           <w:rFonts w:ascii="Garamond" w:hAnsi="Garamond"/>
         </w:rPr>
-        <w:t>Settling Down</w:t>
+        <w:t>Bread, Eggs, and Frozen Pizza</w:t>
       </w:r>
     </w:p>
     <w:p>
@@ -3238,7 +3244,7 @@
     </w:p>
     <w:p>
       <w:pPr>
-        <w:pStyle w:val="CSP-ChapterBodyText-FirstParagraph"/>
+        <w:pStyle w:val="CSP-ChapterBodyText"/>
         <w:rPr>
           <w:i/>
           <w:iCs w:val="0"/>
@@ -5313,6 +5319,19 @@
         <w:pStyle w:val="CSP-ChapterBodyText"/>
       </w:pPr>
       <w:r>
+        <w:t>Take care,</w:t>
+      </w:r>
+    </w:p>
+    <w:p>
+      <w:pPr>
+        <w:pStyle w:val="CSP-ChapterBodyText"/>
+      </w:pPr>
+    </w:p>
+    <w:p>
+      <w:pPr>
+        <w:pStyle w:val="CSP-ChapterBodyText"/>
+      </w:pPr>
+      <w:r>
         <w:t>Tong</w:t>
       </w:r>
     </w:p>
@@ -6784,6 +6803,11 @@
       <w:pPr>
         <w:pStyle w:val="CSP-ChapterBodyText"/>
       </w:pPr>
+    </w:p>
+    <w:p>
+      <w:pPr>
+        <w:pStyle w:val="CSP-ChapterBodyText"/>
+      </w:pPr>
       <w:r>
         <w:t>Dear Dad and Mom,</w:t>
       </w:r>
@@ -6829,11 +6853,11 @@
         <w:pStyle w:val="CSP-ChapterBodyText"/>
       </w:pPr>
       <w:r>
-        <w:t xml:space="preserve">When it gets cold, you need to turn on the heat—otherwise, what was the point of buying the air conditioner in the first place? Spend the money when you need to. After all, money is </w:t>
+        <w:t xml:space="preserve">When it gets cold, you need to turn on the heat—otherwise, what was the point of buying the air conditioner in the first </w:t>
       </w:r>
       <w:r>
         <w:lastRenderedPageBreak/>
-        <w:t>only money, and I'm financially independent now. Honestly, it seems that I'm living more comfortably than you are, and it breaks my heart to think of you freezing in the winter and sweltering in the summer. Please don't be too stubborn about these things, and don't just tell me what I want to hear. I really hope you'll do something to make life a little easier on yourselves.</w:t>
+        <w:t>place? Spend the money when you need to. After all, money is only money, and I'm financially independent now. Honestly, it seems that I'm living more comfortably than you are, and it breaks my heart to think of you freezing in the winter and sweltering in the summer. Please don't be too stubborn about these things, and don't just tell me what I want to hear. I really hope you'll do something to make life a little easier on yourselves.</w:t>
       </w:r>
     </w:p>
     <w:p>
@@ -6885,8 +6909,322 @@
         <w:pStyle w:val="CSP-ChapterBodyText"/>
       </w:pPr>
       <w:r>
+        <w:t>Take good care of your health!</w:t>
+      </w:r>
+    </w:p>
+    <w:p>
+      <w:pPr>
+        <w:pStyle w:val="CSP-ChapterBodyText"/>
+      </w:pPr>
+    </w:p>
+    <w:p>
+      <w:pPr>
+        <w:pStyle w:val="CSP-ChapterBodyText"/>
+      </w:pPr>
+      <w:r>
+        <w:t>Tong</w:t>
+      </w:r>
+    </w:p>
+    <w:p>
+      <w:pPr>
+        <w:pStyle w:val="CSP-ChapterBodyText"/>
+      </w:pPr>
+      <w:r>
+        <w:t>03/17/96</w:t>
+      </w:r>
+    </w:p>
+    <w:p>
+      <w:pPr>
+        <w:pStyle w:val="CSP-ChapterBodyText"/>
+      </w:pPr>
+    </w:p>
+    <w:p>
+      <w:pPr>
+        <w:widowControl/>
+        <w:spacing w:after="160" w:line="259" w:lineRule="auto"/>
+        <w:rPr>
+          <w:rFonts w:ascii="Garamond" w:hAnsi="Garamond"/>
+          <w:iCs/>
+        </w:rPr>
+      </w:pPr>
+      <w:r>
+        <w:br w:type="page"/>
+      </w:r>
+    </w:p>
+    <w:p>
+      <w:pPr>
+        <w:spacing w:after="0" w:line="240" w:lineRule="auto"/>
+        <w:jc w:val="center"/>
+        <w:rPr>
+          <w:rFonts w:ascii="Garamond" w:hAnsi="Garamond"/>
+          <w:iCs/>
+          <w:sz w:val="44"/>
+          <w:szCs w:val="44"/>
+        </w:rPr>
+      </w:pPr>
+    </w:p>
+    <w:p>
+      <w:pPr>
+        <w:spacing w:after="0" w:line="240" w:lineRule="auto"/>
+        <w:jc w:val="center"/>
+        <w:rPr>
+          <w:rFonts w:ascii="Garamond" w:hAnsi="Garamond"/>
+          <w:iCs/>
+          <w:sz w:val="44"/>
+          <w:szCs w:val="44"/>
+        </w:rPr>
+      </w:pPr>
+    </w:p>
+    <w:p>
+      <w:pPr>
+        <w:spacing w:after="0" w:line="240" w:lineRule="auto"/>
+        <w:rPr>
+          <w:rFonts w:ascii="Garamond" w:hAnsi="Garamond"/>
+          <w:iCs/>
+          <w:sz w:val="44"/>
+          <w:szCs w:val="44"/>
+        </w:rPr>
+      </w:pPr>
+    </w:p>
+    <w:p>
+      <w:pPr>
+        <w:pStyle w:val="CSP-ChapterTitle"/>
+        <w:rPr>
+          <w:rFonts w:ascii="Garamond" w:hAnsi="Garamond"/>
+        </w:rPr>
+      </w:pPr>
+      <w:r>
+        <w:rPr>
+          <w:rFonts w:ascii="Garamond" w:hAnsi="Garamond"/>
+        </w:rPr>
+        <w:t>1</w:t>
+      </w:r>
+      <w:r>
+        <w:rPr>
+          <w:rFonts w:ascii="Garamond" w:hAnsi="Garamond"/>
+        </w:rPr>
+        <w:t>1</w:t>
+      </w:r>
+      <w:r>
+        <w:rPr>
+          <w:rFonts w:ascii="Garamond" w:hAnsi="Garamond"/>
+        </w:rPr>
+        <w:t>.</w:t>
+      </w:r>
+      <w:r>
+        <w:rPr>
+          <w:rFonts w:ascii="Garamond" w:hAnsi="Garamond"/>
+        </w:rPr>
+        <w:t xml:space="preserve"> </w:t>
+      </w:r>
+      <w:r>
+        <w:rPr>
+          <w:rFonts w:ascii="Garamond" w:hAnsi="Garamond"/>
+        </w:rPr>
+        <w:t>A Crossroads</w:t>
+      </w:r>
+    </w:p>
+    <w:p>
+      <w:pPr>
+        <w:spacing w:after="0" w:line="240" w:lineRule="auto"/>
+        <w:jc w:val="center"/>
+        <w:rPr>
+          <w:rFonts w:ascii="Garamond" w:hAnsi="Garamond"/>
+          <w:iCs/>
+          <w:sz w:val="24"/>
+          <w:szCs w:val="24"/>
+        </w:rPr>
+      </w:pPr>
+    </w:p>
+    <w:p>
+      <w:pPr>
+        <w:spacing w:after="0" w:line="240" w:lineRule="auto"/>
+        <w:jc w:val="center"/>
+        <w:rPr>
+          <w:rFonts w:ascii="Garamond" w:hAnsi="Garamond"/>
+          <w:b/>
+          <w:iCs/>
+          <w:sz w:val="24"/>
+          <w:szCs w:val="24"/>
+        </w:rPr>
+      </w:pPr>
+    </w:p>
+    <w:p>
+      <w:pPr>
+        <w:pStyle w:val="CSP-ChapterBodyText-FirstParagraph"/>
+        <w:rPr>
+          <w:i/>
+          <w:iCs w:val="0"/>
+        </w:rPr>
+      </w:pPr>
+      <w:r>
+        <w:rPr>
+          <w:i/>
+          <w:iCs w:val="0"/>
+        </w:rPr>
+        <w:t>Austin, TX</w:t>
+      </w:r>
+    </w:p>
+    <w:p>
+      <w:pPr>
+        <w:pStyle w:val="CSP-ChapterBodyText-FirstParagraph"/>
+      </w:pPr>
+      <w:r>
+        <w:rPr>
+          <w:i/>
+          <w:iCs w:val="0"/>
+        </w:rPr>
+        <w:t>April 15, 1996</w:t>
+      </w:r>
+    </w:p>
+    <w:p>
+      <w:pPr>
+        <w:pStyle w:val="CSP-ChapterBodyText-FirstParagraph"/>
+      </w:pPr>
+    </w:p>
+    <w:p>
+      <w:pPr>
+        <w:pStyle w:val="CSP-ChapterBodyText-FirstParagraph"/>
+      </w:pPr>
+    </w:p>
+    <w:p>
+      <w:pPr>
+        <w:widowControl/>
+        <w:spacing w:after="160" w:line="259" w:lineRule="auto"/>
+        <w:rPr>
+          <w:rFonts w:ascii="Garamond" w:hAnsi="Garamond"/>
+          <w:iCs/>
+        </w:rPr>
+      </w:pPr>
+      <w:r>
+        <w:rPr>
+          <w:rFonts w:ascii="Garamond" w:hAnsi="Garamond"/>
+          <w:iCs/>
+        </w:rPr>
+        <w:t>Dear Dad and Mom,</w:t>
+      </w:r>
+    </w:p>
+    <w:p>
+      <w:pPr>
+        <w:pStyle w:val="CSP-ChapterBodyText"/>
+      </w:pPr>
+      <w:r>
+        <w:t xml:space="preserve">I received your letter dated March 16th. I also got your phone call the day before yesterday and was so relieved to hear that </w:t>
+      </w:r>
+      <w:proofErr w:type="gramStart"/>
+      <w:r>
+        <w:t>Mom’s</w:t>
+      </w:r>
+      <w:proofErr w:type="gramEnd"/>
+      <w:r>
+        <w:t xml:space="preserve"> wrist is much better now.</w:t>
+      </w:r>
+    </w:p>
+    <w:p>
+      <w:pPr>
+        <w:pStyle w:val="CSP-ChapterBodyText"/>
+      </w:pPr>
+    </w:p>
+    <w:p>
+      <w:pPr>
+        <w:pStyle w:val="CSP-ChapterBodyText"/>
+      </w:pPr>
+      <w:r>
+        <w:t>Honestly, it’s probably a good thing to let Dad handle some of the housework for a change—I do all of my own chores now anyway. I’ve gotten really fast at cooking; I can whip something up in no time. Making rice is very easy—it takes about 20 minutes in the rice cooker, and then I just leave it on the "warm" setting. It keeps warm for up to two days, so I always have hot rice ready to go. If I have leftovers, I just pop them in the microwave for two minutes. Overall, it’s very convenient. Day to day, I mostly eat pork and vegetables like spinach, celery, and broccoli. I always make sure to get some greens in, though my roommate Dave absolutely never eats vegetables. Whenever I get sick of my own cooking, I’ll head out to a fast-food place for some pizza or a burger just to switch things up.</w:t>
+      </w:r>
+    </w:p>
+    <w:p>
+      <w:pPr>
+        <w:pStyle w:val="CSP-ChapterBodyText"/>
+      </w:pPr>
+    </w:p>
+    <w:p>
+      <w:pPr>
+        <w:pStyle w:val="CSP-ChapterBodyText"/>
+      </w:pPr>
+      <w:r>
+        <w:t xml:space="preserve">Ever since I moved out of my old apartment complex, the Brownstone, things there have gone downhill, and a lot of the Chinese students living there are planning to move out. First, a fire broke out in one of the units and completely destroyed it, </w:t>
+      </w:r>
+      <w:r>
         <w:lastRenderedPageBreak/>
-        <w:t>Take good care of your health!</w:t>
+        <w:t>leaving the neighboring apartments filled with smoke. The resident of the unit actually had to jump from the second floor to escape the flames. The Brownstone is on the cheaper side, so the tenant mix is a bit sketchy, and it definitely gives off an unsafe vibe. Some people have had their car windows smashed and their CDs stolen. In fact, someone even stole all four wheels off my former roommate’s car, leaving the chassis propped up on large rocks! There are also drunks who randomly pound on people's doors, which has a lot of tenants spooked and wanting to move. My current apartment is very safe. It's mostly professionals and students living here, and the entire complex has security gates that remain locked at all times.</w:t>
+      </w:r>
+    </w:p>
+    <w:p>
+      <w:pPr>
+        <w:pStyle w:val="CSP-ChapterBodyText"/>
+      </w:pPr>
+    </w:p>
+    <w:p>
+      <w:pPr>
+        <w:pStyle w:val="CSP-ChapterBodyText"/>
+      </w:pPr>
+      <w:r>
+        <w:t xml:space="preserve">The semester ends in mid-May, and after a short break, the summer term begins in late May. We can either register for summer classes or take the summer off. Around this time, I need to decide whether I want to continue pursuing a Ph.D. If I decide not to continue and settle for a Master's degree instead, I need to start making plans right away. </w:t>
+      </w:r>
+    </w:p>
+    <w:p>
+      <w:pPr>
+        <w:pStyle w:val="CSP-ChapterBodyText"/>
+      </w:pPr>
+    </w:p>
+    <w:p>
+      <w:pPr>
+        <w:pStyle w:val="CSP-ChapterBodyText"/>
+      </w:pPr>
+      <w:r>
+        <w:t xml:space="preserve">The M.S. program requires 36 credits, or 12 courses, two of which must be taken outside the department. I've already completed six courses, so I have six more to go. At this point, finishing the M.S. in a year and a half is out of the question. The earliest I could graduate would be next May. Taking summer classes wouldn't change that timeline anyway. In the best-case scenario, I'd find a summer internship. Otherwise, I'll probably just have to register for one class and continue working as a TA. While </w:t>
+      </w:r>
+      <w:proofErr w:type="spellStart"/>
+      <w:r>
+        <w:t>TAing</w:t>
+      </w:r>
+      <w:proofErr w:type="spellEnd"/>
+      <w:r>
+        <w:t xml:space="preserve"> provides some income, taking a class means paying tuition and fees, and I'd miss the opportunity to gain real work experience. I probably didn't plan ahead well enough, and I wasn't aggressive enough in looking for summer jobs, which is why I haven't had any luck so far.</w:t>
+      </w:r>
+    </w:p>
+    <w:p>
+      <w:pPr>
+        <w:pStyle w:val="CSP-ChapterBodyText"/>
+      </w:pPr>
+    </w:p>
+    <w:p>
+      <w:pPr>
+        <w:pStyle w:val="CSP-ChapterBodyText"/>
+      </w:pPr>
+      <w:r>
+        <w:t xml:space="preserve">Right now, I'm leaning toward just getting my Master’s and finding a job, but nothing is set in stone. The biggest problem is that I haven't found a research area that truly interests me. </w:t>
+      </w:r>
+      <w:r>
+        <w:lastRenderedPageBreak/>
+        <w:t>Most of the professors in the department work on topics that are much too theoretical for my taste.</w:t>
+      </w:r>
+    </w:p>
+    <w:p>
+      <w:pPr>
+        <w:pStyle w:val="CSP-ChapterBodyText"/>
+      </w:pPr>
+    </w:p>
+    <w:p>
+      <w:pPr>
+        <w:pStyle w:val="CSP-ChapterBodyText"/>
+      </w:pPr>
+      <w:r>
+        <w:t>I need to think this through very carefully, because it's a major decision that will affect the rest of my life.</w:t>
+      </w:r>
+    </w:p>
+    <w:p>
+      <w:pPr>
+        <w:pStyle w:val="CSP-ChapterBodyText"/>
+      </w:pPr>
+    </w:p>
+    <w:p>
+      <w:pPr>
+        <w:pStyle w:val="CSP-ChapterBodyText"/>
+      </w:pPr>
+      <w:r>
+        <w:t>Best wishes,</w:t>
       </w:r>
     </w:p>
     <w:p>
@@ -6901,6 +7239,674 @@
       <w:r>
         <w:t>Tong</w:t>
       </w:r>
+    </w:p>
+    <w:p>
+      <w:pPr>
+        <w:pStyle w:val="CSP-ChapterBodyText"/>
+      </w:pPr>
+      <w:r>
+        <w:t>04/13/96</w:t>
+      </w:r>
+    </w:p>
+    <w:p>
+      <w:pPr>
+        <w:widowControl/>
+        <w:spacing w:after="160" w:line="259" w:lineRule="auto"/>
+        <w:rPr>
+          <w:rFonts w:ascii="Garamond" w:hAnsi="Garamond"/>
+          <w:iCs/>
+        </w:rPr>
+      </w:pPr>
+      <w:r>
+        <w:br w:type="page"/>
+      </w:r>
+    </w:p>
+    <w:p>
+      <w:pPr>
+        <w:spacing w:after="0" w:line="240" w:lineRule="auto"/>
+        <w:jc w:val="center"/>
+        <w:rPr>
+          <w:rFonts w:ascii="Garamond" w:hAnsi="Garamond"/>
+          <w:iCs/>
+          <w:sz w:val="44"/>
+          <w:szCs w:val="44"/>
+        </w:rPr>
+      </w:pPr>
+    </w:p>
+    <w:p>
+      <w:pPr>
+        <w:spacing w:after="0" w:line="240" w:lineRule="auto"/>
+        <w:jc w:val="center"/>
+        <w:rPr>
+          <w:rFonts w:ascii="Garamond" w:hAnsi="Garamond"/>
+          <w:iCs/>
+          <w:sz w:val="44"/>
+          <w:szCs w:val="44"/>
+        </w:rPr>
+      </w:pPr>
+    </w:p>
+    <w:p>
+      <w:pPr>
+        <w:spacing w:after="0" w:line="240" w:lineRule="auto"/>
+        <w:rPr>
+          <w:rFonts w:ascii="Garamond" w:hAnsi="Garamond"/>
+          <w:iCs/>
+          <w:sz w:val="44"/>
+          <w:szCs w:val="44"/>
+        </w:rPr>
+      </w:pPr>
+    </w:p>
+    <w:p>
+      <w:pPr>
+        <w:pStyle w:val="CSP-ChapterTitle"/>
+        <w:rPr>
+          <w:rFonts w:ascii="Garamond" w:hAnsi="Garamond"/>
+        </w:rPr>
+      </w:pPr>
+      <w:r>
+        <w:rPr>
+          <w:rFonts w:ascii="Garamond" w:hAnsi="Garamond"/>
+        </w:rPr>
+        <w:t>1</w:t>
+      </w:r>
+      <w:r>
+        <w:rPr>
+          <w:rFonts w:ascii="Garamond" w:hAnsi="Garamond"/>
+        </w:rPr>
+        <w:t>2</w:t>
+      </w:r>
+      <w:r>
+        <w:rPr>
+          <w:rFonts w:ascii="Garamond" w:hAnsi="Garamond"/>
+        </w:rPr>
+        <w:t>.</w:t>
+      </w:r>
+      <w:r>
+        <w:rPr>
+          <w:rFonts w:ascii="Garamond" w:hAnsi="Garamond"/>
+        </w:rPr>
+        <w:t xml:space="preserve"> </w:t>
+      </w:r>
+      <w:r>
+        <w:rPr>
+          <w:rFonts w:ascii="Garamond" w:hAnsi="Garamond"/>
+        </w:rPr>
+        <w:t>I Got a Summer Job!</w:t>
+      </w:r>
+    </w:p>
+    <w:p>
+      <w:pPr>
+        <w:spacing w:after="0" w:line="240" w:lineRule="auto"/>
+        <w:jc w:val="center"/>
+        <w:rPr>
+          <w:rFonts w:ascii="Garamond" w:hAnsi="Garamond"/>
+          <w:iCs/>
+          <w:sz w:val="24"/>
+          <w:szCs w:val="24"/>
+        </w:rPr>
+      </w:pPr>
+    </w:p>
+    <w:p>
+      <w:pPr>
+        <w:spacing w:after="0" w:line="240" w:lineRule="auto"/>
+        <w:jc w:val="center"/>
+        <w:rPr>
+          <w:rFonts w:ascii="Garamond" w:hAnsi="Garamond"/>
+          <w:b/>
+          <w:iCs/>
+          <w:sz w:val="24"/>
+          <w:szCs w:val="24"/>
+        </w:rPr>
+      </w:pPr>
+    </w:p>
+    <w:p>
+      <w:pPr>
+        <w:pStyle w:val="CSP-ChapterBodyText-FirstParagraph"/>
+        <w:rPr>
+          <w:i/>
+          <w:iCs w:val="0"/>
+        </w:rPr>
+      </w:pPr>
+      <w:r>
+        <w:rPr>
+          <w:i/>
+          <w:iCs w:val="0"/>
+        </w:rPr>
+        <w:t>Austin, TX</w:t>
+      </w:r>
+    </w:p>
+    <w:p>
+      <w:pPr>
+        <w:pStyle w:val="CSP-ChapterBodyText-FirstParagraph"/>
+      </w:pPr>
+      <w:r>
+        <w:rPr>
+          <w:i/>
+          <w:iCs w:val="0"/>
+        </w:rPr>
+        <w:t>April 22, 1996</w:t>
+      </w:r>
+    </w:p>
+    <w:p>
+      <w:pPr>
+        <w:pStyle w:val="CSP-ChapterBodyText-FirstParagraph"/>
+      </w:pPr>
+    </w:p>
+    <w:p>
+      <w:pPr>
+        <w:pStyle w:val="CSP-ChapterBodyText-FirstParagraph"/>
+      </w:pPr>
+    </w:p>
+    <w:p>
+      <w:pPr>
+        <w:pStyle w:val="CSP-ChapterBodyText"/>
+      </w:pPr>
+      <w:r>
+        <w:t>Dear Dad and Mom,</w:t>
+      </w:r>
+    </w:p>
+    <w:p>
+      <w:pPr>
+        <w:pStyle w:val="CSP-ChapterBodyText"/>
+      </w:pPr>
+    </w:p>
+    <w:p>
+      <w:pPr>
+        <w:pStyle w:val="CSP-ChapterBodyText"/>
+      </w:pPr>
+      <w:r>
+        <w:t>I'm sure you've received my last letter by now. I'm writing again to share some good news—I managed to land a summer job! It starts around mid-May, so by the time you read this, I’ll probably either be packing up to leave or already over in New Jersey. I haven't received the official paperwork just yet, but it's basically a done deal. They said they'd be mailing the formal offer letter this coming Monday.</w:t>
+      </w:r>
+    </w:p>
+    <w:p>
+      <w:pPr>
+        <w:pStyle w:val="CSP-ChapterBodyText"/>
+      </w:pPr>
+    </w:p>
+    <w:p>
+      <w:pPr>
+        <w:pStyle w:val="CSP-ChapterBodyText"/>
+      </w:pPr>
+      <w:r>
+        <w:t>Honestly, I got incredibly lucky this time. One of my high school classmates, who was also my classmate in college, graduated with his Master's last year and went to work at AT&amp;T Bell Labs. Two weeks ago, coincidentally, he sent out an email to everyone saying there was an opening for a permanent position and asking if anyone was interested. I replied and told him I was actually looking for a summer internship. He said it might be possible and asked me to send over my resume. I never expected it to actually work out, but yesterday someone from Bell Labs called me for an interview and asked a few questions. Today, my classmate told me everything was set. Because he recommended me, the whole process went much more smoothly.</w:t>
+      </w:r>
+    </w:p>
+    <w:p>
+      <w:pPr>
+        <w:pStyle w:val="CSP-ChapterBodyText"/>
+      </w:pPr>
+    </w:p>
+    <w:p>
+      <w:pPr>
+        <w:pStyle w:val="CSP-ChapterBodyText"/>
+      </w:pPr>
+      <w:r>
+        <w:lastRenderedPageBreak/>
+        <w:t>The company is AT&amp;T Bell Labs, though they’re currently spinning off from AT&amp;T and changing their name to Lucent. It's located in Holmdel, New Jersey, about 40 miles from Newark and only a short train ride from New York City. The job runs from May 15th until the start of the next semester—about three months in total. The pay is over $700 a week, which comes out to around $3,000 a month. The salary is excellent, and the company is highly respected here.</w:t>
+      </w:r>
+    </w:p>
+    <w:p>
+      <w:pPr>
+        <w:pStyle w:val="CSP-ChapterBodyText"/>
+      </w:pPr>
+    </w:p>
+    <w:p>
+      <w:pPr>
+        <w:pStyle w:val="CSP-ChapterBodyText"/>
+      </w:pPr>
+      <w:r>
+        <w:t>This is such a fantastic opportunity for me. Work experience is highly valued in America, and having this on my resume will make finding a job down the road a lot easier. I feel incredibly fortunate—it's a great job, and I’ll have a friend there to look out for me. There are also a lot of our old college classmates in New Jersey, so it’ll be great to meet up and hang out. Now, I need to find someone to sublease my apartment here in Austin.</w:t>
+      </w:r>
+    </w:p>
+    <w:p>
+      <w:pPr>
+        <w:pStyle w:val="CSP-ChapterBodyText"/>
+      </w:pPr>
+    </w:p>
+    <w:p>
+      <w:pPr>
+        <w:pStyle w:val="CSP-ChapterBodyText"/>
+      </w:pPr>
+      <w:r>
+        <w:t>Regarding what we discussed in my last letter about pursuing a Ph.D., that will likely settle itself in a few months. I plan to talk things over with my friends up there. If I get a taste of an industry job and don't like it, I might decide to pursue a Ph.D. and focus on research. On the other hand, if I really enjoy working, I'll just finish my Master's and head straight into the workforce.</w:t>
+      </w:r>
+    </w:p>
+    <w:p>
+      <w:pPr>
+        <w:pStyle w:val="CSP-ChapterBodyText"/>
+      </w:pPr>
+    </w:p>
+    <w:p>
+      <w:pPr>
+        <w:pStyle w:val="CSP-ChapterBodyText"/>
+      </w:pPr>
+      <w:r>
+        <w:t xml:space="preserve">I feel bad that I haven't been able to save more money. I've been in the U.S. for over half a year now, and my bank account is only sitting at a little over a thousand dollars. That emergency fund you gave me is still untouched in a separate account. It matures on July 29th after a 10-month term at a 5.35% interest rate. Being short on cash was one of the main reasons I wanted to find a job. Once I have enough saved up, you can apply for visas to come visit me in America whenever you like. </w:t>
+      </w:r>
+    </w:p>
+    <w:p>
+      <w:pPr>
+        <w:pStyle w:val="CSP-ChapterBodyText"/>
+      </w:pPr>
+    </w:p>
+    <w:p>
+      <w:pPr>
+        <w:pStyle w:val="CSP-ChapterBodyText"/>
+      </w:pPr>
+      <w:r>
+        <w:t xml:space="preserve">As for asking Uncle Wei to bring me a watch from China, that would be great, but the problem is that I need a watch before I leave for New Jersey because I can't start working without one. </w:t>
+      </w:r>
+      <w:r>
+        <w:lastRenderedPageBreak/>
+        <w:t>If you do end up sending a watch with him later, it would be best to get one with both the day and date display, and it doesn't need to be expensive. I can just buy a cheap one for the time being. As for anything else I might need, let me think about it, but I don't seem to be lacking much. If there's anything you want from the States, please let me know, and I can ask Uncle Wei to bring it back for you.</w:t>
+      </w:r>
+    </w:p>
+    <w:p>
+      <w:pPr>
+        <w:pStyle w:val="CSP-ChapterBodyText"/>
+      </w:pPr>
+    </w:p>
+    <w:p>
+      <w:pPr>
+        <w:pStyle w:val="CSP-ChapterBodyText"/>
+      </w:pPr>
+      <w:r>
+        <w:t>Finals are coming up fast, but things aren't too chaotic right now. I only have just one take-home exam.</w:t>
+      </w:r>
+    </w:p>
+    <w:p>
+      <w:pPr>
+        <w:pStyle w:val="CSP-ChapterBodyText"/>
+      </w:pPr>
+    </w:p>
+    <w:p>
+      <w:pPr>
+        <w:pStyle w:val="CSP-ChapterBodyText"/>
+      </w:pPr>
+      <w:r>
+        <w:t>I'll catch up with you later and will send over my new address and phone number once I have them.</w:t>
+      </w:r>
+    </w:p>
+    <w:p>
+      <w:pPr>
+        <w:pStyle w:val="CSP-ChapterBodyText"/>
+      </w:pPr>
+    </w:p>
+    <w:p>
+      <w:pPr>
+        <w:pStyle w:val="CSP-ChapterBodyText"/>
+      </w:pPr>
+      <w:r>
+        <w:t>Tong</w:t>
+      </w:r>
+    </w:p>
+    <w:p>
+      <w:pPr>
+        <w:pStyle w:val="CSP-ChapterBodyText"/>
+      </w:pPr>
+      <w:r>
+        <w:t>04/19/96</w:t>
+      </w:r>
+    </w:p>
+    <w:p>
+      <w:pPr>
+        <w:pStyle w:val="CSP-ChapterBodyText"/>
+      </w:pPr>
+    </w:p>
+    <w:p>
+      <w:pPr>
+        <w:pStyle w:val="CSP-ChapterBodyText"/>
+      </w:pPr>
+      <w:r>
+        <w:t>P.S. Is Mom's wrist completely healed up now? And is Dad still busy crunching numbers on his computer?</w:t>
+      </w:r>
+      <w:r>
+        <w:rPr>
+          <w:rStyle w:val="FootnoteReference"/>
+        </w:rPr>
+        <w:footnoteReference w:id="19"/>
+      </w:r>
+    </w:p>
+    <w:p>
+      <w:pPr>
+        <w:widowControl/>
+        <w:spacing w:after="160" w:line="259" w:lineRule="auto"/>
+        <w:rPr>
+          <w:rFonts w:ascii="Garamond" w:hAnsi="Garamond"/>
+          <w:iCs/>
+        </w:rPr>
+      </w:pPr>
+      <w:r>
+        <w:br w:type="page"/>
+      </w:r>
+    </w:p>
+    <w:p>
+      <w:pPr>
+        <w:pStyle w:val="CSP-ChapterTitle"/>
+      </w:pPr>
+      <w:r>
+        <w:lastRenderedPageBreak/>
+        <w:br w:type="page"/>
+      </w:r>
+    </w:p>
+    <w:p>
+      <w:pPr>
+        <w:spacing w:after="0" w:line="240" w:lineRule="auto"/>
+        <w:jc w:val="center"/>
+        <w:rPr>
+          <w:rFonts w:ascii="Garamond" w:hAnsi="Garamond"/>
+          <w:iCs/>
+          <w:sz w:val="44"/>
+          <w:szCs w:val="44"/>
+        </w:rPr>
+      </w:pPr>
+    </w:p>
+    <w:p>
+      <w:pPr>
+        <w:spacing w:after="0" w:line="240" w:lineRule="auto"/>
+        <w:jc w:val="center"/>
+        <w:rPr>
+          <w:rFonts w:ascii="Garamond" w:hAnsi="Garamond"/>
+          <w:iCs/>
+          <w:sz w:val="44"/>
+          <w:szCs w:val="44"/>
+        </w:rPr>
+      </w:pPr>
+    </w:p>
+    <w:p>
+      <w:pPr>
+        <w:spacing w:after="0" w:line="240" w:lineRule="auto"/>
+        <w:rPr>
+          <w:rFonts w:ascii="Garamond" w:hAnsi="Garamond"/>
+          <w:iCs/>
+          <w:sz w:val="44"/>
+          <w:szCs w:val="44"/>
+        </w:rPr>
+      </w:pPr>
+    </w:p>
+    <w:p>
+      <w:pPr>
+        <w:pStyle w:val="CSP-ChapterTitle"/>
+        <w:rPr>
+          <w:rFonts w:ascii="Garamond" w:hAnsi="Garamond"/>
+        </w:rPr>
+      </w:pPr>
+      <w:r>
+        <w:rPr>
+          <w:rFonts w:ascii="Garamond" w:hAnsi="Garamond"/>
+        </w:rPr>
+        <w:t>1</w:t>
+      </w:r>
+      <w:r>
+        <w:rPr>
+          <w:rFonts w:ascii="Garamond" w:hAnsi="Garamond"/>
+        </w:rPr>
+        <w:t>3</w:t>
+      </w:r>
+      <w:r>
+        <w:rPr>
+          <w:rFonts w:ascii="Garamond" w:hAnsi="Garamond"/>
+        </w:rPr>
+        <w:t>.</w:t>
+      </w:r>
+      <w:r>
+        <w:rPr>
+          <w:rFonts w:ascii="Garamond" w:hAnsi="Garamond"/>
+        </w:rPr>
+        <w:t xml:space="preserve"> </w:t>
+      </w:r>
+      <w:r>
+        <w:rPr>
+          <w:rFonts w:ascii="Garamond" w:hAnsi="Garamond"/>
+        </w:rPr>
+        <w:t>Destination: New Jersey</w:t>
+      </w:r>
+    </w:p>
+    <w:p>
+      <w:pPr>
+        <w:spacing w:after="0" w:line="240" w:lineRule="auto"/>
+        <w:jc w:val="center"/>
+        <w:rPr>
+          <w:rFonts w:ascii="Garamond" w:hAnsi="Garamond"/>
+          <w:iCs/>
+          <w:sz w:val="24"/>
+          <w:szCs w:val="24"/>
+        </w:rPr>
+      </w:pPr>
+    </w:p>
+    <w:p>
+      <w:pPr>
+        <w:spacing w:after="0" w:line="240" w:lineRule="auto"/>
+        <w:jc w:val="center"/>
+        <w:rPr>
+          <w:rFonts w:ascii="Garamond" w:hAnsi="Garamond"/>
+          <w:b/>
+          <w:iCs/>
+          <w:sz w:val="24"/>
+          <w:szCs w:val="24"/>
+        </w:rPr>
+      </w:pPr>
+    </w:p>
+    <w:p>
+      <w:pPr>
+        <w:pStyle w:val="CSP-ChapterBodyText-FirstParagraph"/>
+        <w:rPr>
+          <w:i/>
+          <w:iCs w:val="0"/>
+        </w:rPr>
+      </w:pPr>
+      <w:r>
+        <w:rPr>
+          <w:i/>
+          <w:iCs w:val="0"/>
+        </w:rPr>
+        <w:t>Austin, TX</w:t>
+      </w:r>
+    </w:p>
+    <w:p>
+      <w:pPr>
+        <w:pStyle w:val="CSP-ChapterBodyText-FirstParagraph"/>
+        <w:rPr>
+          <w:i/>
+          <w:iCs w:val="0"/>
+        </w:rPr>
+      </w:pPr>
+      <w:r>
+        <w:rPr>
+          <w:i/>
+          <w:iCs w:val="0"/>
+        </w:rPr>
+        <w:t>May 14, 1996</w:t>
+      </w:r>
+    </w:p>
+    <w:p>
+      <w:pPr>
+        <w:pStyle w:val="CSP-ChapterBodyText-FirstParagraph"/>
+      </w:pPr>
+    </w:p>
+    <w:p>
+      <w:pPr>
+        <w:pStyle w:val="CSP-ChapterBodyText-FirstParagraph"/>
+      </w:pPr>
+    </w:p>
+    <w:p>
+      <w:pPr>
+        <w:pStyle w:val="CSP-ChapterBodyText"/>
+      </w:pPr>
+      <w:r>
+        <w:t>Dear Dad and Mom,</w:t>
+      </w:r>
+    </w:p>
+    <w:p>
+      <w:pPr>
+        <w:pStyle w:val="CSP-ChapterBodyText"/>
+      </w:pPr>
+    </w:p>
+    <w:p>
+      <w:pPr>
+        <w:pStyle w:val="CSP-ChapterBodyText"/>
+      </w:pPr>
+      <w:r>
+        <w:t>This semester is officially over, and my finals have been finished for a while now. I already found out that I got an A in the class I was most worried about, so I'm really relieved and quite happy.</w:t>
+      </w:r>
+    </w:p>
+    <w:p>
+      <w:pPr>
+        <w:pStyle w:val="CSP-ChapterBodyText"/>
+      </w:pPr>
+    </w:p>
+    <w:p>
+      <w:pPr>
+        <w:pStyle w:val="CSP-ChapterBodyText"/>
+      </w:pPr>
+      <w:r>
+        <w:t xml:space="preserve">I leave for New Jersey the day after tomorrow on a 7:00 morning flight. The company is reimbursing me for the plane ticket, which costs a little over $300 round-trip. When I land in Newark, my friend Jim will be there to pick me up. He's the one who helped me get this job, and I'll be staying in his living room. Weihai managed to find a summer job in New Jersey too—working for Siemens, a German company—so we'll be meeting up out there. He is also planning to spend a little over two weeks back in China, partly to see his parents, and partly to go to Shanghai for a couple of blind dates. His parents have set him up with two girls from Shanghai, though he's never met either of them before. </w:t>
+      </w:r>
+    </w:p>
+    <w:p>
+      <w:pPr>
+        <w:pStyle w:val="CSP-ChapterBodyText"/>
+      </w:pPr>
+    </w:p>
+    <w:p>
+      <w:pPr>
+        <w:pStyle w:val="CSP-ChapterBodyText"/>
+      </w:pPr>
+      <w:r>
+        <w:t xml:space="preserve">My job will mostly involve software development using C++. Conveniently, I was the TA for a C++ course this past semester. Honestly, I haven't been learning C++ for very long and have never used it to build a large project, so this will be a </w:t>
+      </w:r>
+      <w:r>
+        <w:lastRenderedPageBreak/>
+        <w:t>perfect opportunity to gain some real experience. I'll be working eight hours a day, five days a week. It looks like I’ll have to go to work pretty early in the morning, so sleeping in is out of the question now! But I'll have the weekends free to go out and explore, and New York City is very close.</w:t>
+      </w:r>
+    </w:p>
+    <w:p>
+      <w:pPr>
+        <w:pStyle w:val="CSP-ChapterBodyText"/>
+      </w:pPr>
+    </w:p>
+    <w:p>
+      <w:pPr>
+        <w:pStyle w:val="CSP-ChapterBodyText"/>
+      </w:pPr>
+      <w:r>
+        <w:t>While I'm in New Jersey, my address will be:</w:t>
+      </w:r>
+    </w:p>
+    <w:p>
+      <w:pPr>
+        <w:pStyle w:val="CSP-ChapterBodyText"/>
+      </w:pPr>
+    </w:p>
+    <w:p>
+      <w:pPr>
+        <w:pStyle w:val="CSP-ChapterBodyText"/>
+      </w:pPr>
+      <w:r>
+        <w:t>66 Wedgewood Circle</w:t>
+      </w:r>
+    </w:p>
+    <w:p>
+      <w:pPr>
+        <w:pStyle w:val="CSP-ChapterBodyText"/>
+      </w:pPr>
+      <w:r>
+        <w:t>Eatontown, NJ 07724</w:t>
+      </w:r>
+    </w:p>
+    <w:p>
+      <w:pPr>
+        <w:pStyle w:val="CSP-ChapterBodyText"/>
+      </w:pPr>
+      <w:r>
+        <w:t>U.S.A.</w:t>
+      </w:r>
+    </w:p>
+    <w:p>
+      <w:pPr>
+        <w:pStyle w:val="CSP-ChapterBodyText"/>
+      </w:pPr>
+      <w:r>
+        <w:t>Phone: 908-935-1168</w:t>
+      </w:r>
+    </w:p>
+    <w:p>
+      <w:pPr>
+        <w:pStyle w:val="CSP-ChapterBodyText"/>
+      </w:pPr>
+    </w:p>
+    <w:p>
+      <w:pPr>
+        <w:pStyle w:val="CSP-ChapterBodyText"/>
+      </w:pPr>
+      <w:r>
+        <w:t>I’ll give you a call within a day or two of getting there.</w:t>
+      </w:r>
+    </w:p>
+    <w:p>
+      <w:pPr>
+        <w:pStyle w:val="CSP-ChapterBodyText"/>
+      </w:pPr>
+    </w:p>
+    <w:p>
+      <w:pPr>
+        <w:pStyle w:val="CSP-ChapterBodyText"/>
+      </w:pPr>
+      <w:r>
+        <w:t>I ended up lowering the rent on my room and subleasing it to a Chinese friend of my roommate. Since so many students are trying to sublease their places for the summer, it's really hard to find renters, so I had to cut the rent to $230 a month. Still, it's much better than just leaving the room empty. I’ll be moving back into this same apartment when I return at the end of August.</w:t>
+      </w:r>
+    </w:p>
+    <w:p>
+      <w:pPr>
+        <w:pStyle w:val="CSP-ChapterBodyText"/>
+      </w:pPr>
+    </w:p>
+    <w:p>
+      <w:pPr>
+        <w:pStyle w:val="CSP-ChapterBodyText"/>
+      </w:pPr>
+      <w:r>
+        <w:t>I'll wrap things up for now since I still need to pack. A few days ago, I bought a small suitcase for my clothes and books. The two suitcases I brought over from China are just way too big for domestic travel.</w:t>
+      </w:r>
+    </w:p>
+    <w:p>
+      <w:pPr>
+        <w:pStyle w:val="CSP-ChapterBodyText"/>
+      </w:pPr>
+    </w:p>
+    <w:p>
+      <w:pPr>
+        <w:pStyle w:val="CSP-ChapterBodyText"/>
+      </w:pPr>
+      <w:r>
+        <w:t>Best wishes,</w:t>
+      </w:r>
+    </w:p>
+    <w:p>
+      <w:pPr>
+        <w:pStyle w:val="CSP-ChapterBodyText"/>
+      </w:pPr>
+    </w:p>
+    <w:p>
+      <w:pPr>
+        <w:pStyle w:val="CSP-ChapterBodyText"/>
+      </w:pPr>
+      <w:r>
+        <w:t>Tong</w:t>
+      </w:r>
+    </w:p>
+    <w:p>
+      <w:pPr>
+        <w:pStyle w:val="CSP-ChapterBodyText"/>
+      </w:pPr>
+      <w:r>
+        <w:t>05/13/96</w:t>
+      </w:r>
+    </w:p>
+    <w:p>
+      <w:pPr>
+        <w:pStyle w:val="CSP-ChapterBodyText"/>
+      </w:pPr>
     </w:p>
     <w:p>
       <w:pPr>
@@ -6917,9 +7923,6 @@
           <w:docGrid w:linePitch="360"/>
         </w:sectPr>
       </w:pPr>
-      <w:r>
-        <w:t>03/17/96</w:t>
-      </w:r>
     </w:p>
     <w:p>
       <w:pPr>
@@ -9048,6 +10051,37 @@
       </w:r>
       <w:r>
         <w:t>The Chinese New Year's Eve dinner, widely known as the Reunion Dinner, is the most important family meal of the year.</w:t>
+      </w:r>
+    </w:p>
+  </w:footnote>
+  <w:footnote w:id="19">
+    <w:p>
+      <w:pPr>
+        <w:pStyle w:val="FootnoteText"/>
+      </w:pPr>
+      <w:r>
+        <w:rPr>
+          <w:rStyle w:val="FootnoteReference"/>
+        </w:rPr>
+        <w:footnoteRef/>
+      </w:r>
+      <w:r>
+        <w:t xml:space="preserve"> </w:t>
+      </w:r>
+      <w:r>
+        <w:t>Father was a college professor in aerodynamics. He used computers and numerical algorithms to simulate</w:t>
+      </w:r>
+      <w:r>
+        <w:t xml:space="preserve"> and </w:t>
+      </w:r>
+      <w:r>
+        <w:t>analyze</w:t>
+      </w:r>
+      <w:r>
+        <w:t xml:space="preserve"> </w:t>
+      </w:r>
+      <w:r>
+        <w:t>how fluid flow in and around objects.</w:t>
       </w:r>
     </w:p>
   </w:footnote>
@@ -9512,7 +10546,6 @@
   <w:style w:type="character" w:default="1" w:styleId="DefaultParagraphFont">
     <w:name w:val="Default Paragraph Font"/>
     <w:uiPriority w:val="1"/>
-    <w:semiHidden/>
     <w:unhideWhenUsed/>
   </w:style>
   <w:style w:type="table" w:default="1" w:styleId="TableNormal">

--- a/letters_from_usa/book.docx
+++ b/letters_from_usa/book.docx
@@ -2647,10 +2647,7 @@
         <w:pStyle w:val="CSP-ChapterBodyText"/>
       </w:pPr>
       <w:r>
-        <w:t xml:space="preserve">P.S. </w:t>
-      </w:r>
-      <w:r>
-        <w:t xml:space="preserve">Tonight was our </w:t>
+        <w:t xml:space="preserve">P.S. Tonight was our </w:t>
       </w:r>
       <w:r>
         <w:t>graduation</w:t>
@@ -4968,7 +4965,7 @@
         <w:pStyle w:val="CSP-ChapterBodyText"/>
       </w:pPr>
       <w:r>
-        <w:t>Love,</w:t>
+        <w:t>Take care,</w:t>
       </w:r>
     </w:p>
     <w:p>
@@ -4995,7 +4992,13 @@
         <w:pStyle w:val="CSP-ChapterBodyText"/>
       </w:pPr>
       <w:r>
-        <w:t>11/5/1995</w:t>
+        <w:t>11/</w:t>
+      </w:r>
+      <w:r>
+        <w:t>0</w:t>
+      </w:r>
+      <w:r>
+        <w:t>5/1995</w:t>
       </w:r>
     </w:p>
     <w:p>
@@ -5781,7 +5784,16 @@
         <w:pStyle w:val="CSP-ChapterBodyText"/>
       </w:pPr>
       <w:r>
-        <w:t>P.S. Dad, your poem has a really unique style to it—I liked it a lot! :-) &lt;-- that is a smiley face</w:t>
+        <w:t xml:space="preserve">P.S. Dad, your poem has a really unique style to it—I liked it a lot! :-) </w:t>
+      </w:r>
+      <w:r>
+        <w:t xml:space="preserve">  </w:t>
+      </w:r>
+      <w:r>
+        <w:t>←</w:t>
+      </w:r>
+      <w:r>
+        <w:t xml:space="preserve"> that is a smiley face</w:t>
       </w:r>
     </w:p>
     <w:p>
@@ -6616,19 +6628,6 @@
         <w:pStyle w:val="CSP-ChapterBodyText"/>
       </w:pPr>
       <w:r>
-        <w:t>Love,</w:t>
-      </w:r>
-    </w:p>
-    <w:p>
-      <w:pPr>
-        <w:pStyle w:val="CSP-ChapterBodyText"/>
-      </w:pPr>
-    </w:p>
-    <w:p>
-      <w:pPr>
-        <w:pStyle w:val="CSP-ChapterBodyText"/>
-      </w:pPr>
-      <w:r>
         <w:t>Tong</w:t>
       </w:r>
     </w:p>
@@ -6935,11 +6934,6 @@
     </w:p>
     <w:p>
       <w:pPr>
-        <w:pStyle w:val="CSP-ChapterBodyText"/>
-      </w:pPr>
-    </w:p>
-    <w:p>
-      <w:pPr>
         <w:widowControl/>
         <w:spacing w:after="160" w:line="259" w:lineRule="auto"/>
         <w:rPr>
@@ -6953,6 +6947,24 @@
     </w:p>
     <w:p>
       <w:pPr>
+        <w:pStyle w:val="CSP-ChapterBodyText"/>
+      </w:pPr>
+    </w:p>
+    <w:p>
+      <w:pPr>
+        <w:widowControl/>
+        <w:spacing w:after="160" w:line="259" w:lineRule="auto"/>
+        <w:rPr>
+          <w:rFonts w:ascii="Garamond" w:hAnsi="Garamond"/>
+          <w:iCs/>
+        </w:rPr>
+      </w:pPr>
+      <w:r>
+        <w:br w:type="page"/>
+      </w:r>
+    </w:p>
+    <w:p>
+      <w:pPr>
         <w:spacing w:after="0" w:line="240" w:lineRule="auto"/>
         <w:jc w:val="center"/>
         <w:rPr>
@@ -6997,19 +7009,7 @@
         <w:rPr>
           <w:rFonts w:ascii="Garamond" w:hAnsi="Garamond"/>
         </w:rPr>
-        <w:t>1</w:t>
-      </w:r>
-      <w:r>
-        <w:rPr>
-          <w:rFonts w:ascii="Garamond" w:hAnsi="Garamond"/>
-        </w:rPr>
-        <w:t>1</w:t>
-      </w:r>
-      <w:r>
-        <w:rPr>
-          <w:rFonts w:ascii="Garamond" w:hAnsi="Garamond"/>
-        </w:rPr>
-        <w:t>.</w:t>
+        <w:t>11.</w:t>
       </w:r>
       <w:r>
         <w:rPr>
@@ -7263,6 +7263,24 @@
     </w:p>
     <w:p>
       <w:pPr>
+        <w:pStyle w:val="CSP-ChapterBodyText"/>
+      </w:pPr>
+    </w:p>
+    <w:p>
+      <w:pPr>
+        <w:widowControl/>
+        <w:spacing w:after="160" w:line="259" w:lineRule="auto"/>
+        <w:rPr>
+          <w:rFonts w:ascii="Garamond" w:hAnsi="Garamond"/>
+          <w:iCs/>
+        </w:rPr>
+      </w:pPr>
+      <w:r>
+        <w:br w:type="page"/>
+      </w:r>
+    </w:p>
+    <w:p>
+      <w:pPr>
         <w:spacing w:after="0" w:line="240" w:lineRule="auto"/>
         <w:jc w:val="center"/>
         <w:rPr>
@@ -7537,6 +7555,19 @@
         <w:pStyle w:val="CSP-ChapterBodyText"/>
       </w:pPr>
       <w:r>
+        <w:t>Take care,</w:t>
+      </w:r>
+    </w:p>
+    <w:p>
+      <w:pPr>
+        <w:pStyle w:val="CSP-ChapterBodyText"/>
+      </w:pPr>
+    </w:p>
+    <w:p>
+      <w:pPr>
+        <w:pStyle w:val="CSP-ChapterBodyText"/>
+      </w:pPr>
+      <w:r>
         <w:t>Tong</w:t>
       </w:r>
     </w:p>
@@ -7635,19 +7666,7 @@
         <w:rPr>
           <w:rFonts w:ascii="Garamond" w:hAnsi="Garamond"/>
         </w:rPr>
-        <w:t>1</w:t>
-      </w:r>
-      <w:r>
-        <w:rPr>
-          <w:rFonts w:ascii="Garamond" w:hAnsi="Garamond"/>
-        </w:rPr>
-        <w:t>3</w:t>
-      </w:r>
-      <w:r>
-        <w:rPr>
-          <w:rFonts w:ascii="Garamond" w:hAnsi="Garamond"/>
-        </w:rPr>
-        <w:t>.</w:t>
+        <w:t>13.</w:t>
       </w:r>
       <w:r>
         <w:rPr>
@@ -7879,7 +7898,7 @@
         <w:pStyle w:val="CSP-ChapterBodyText"/>
       </w:pPr>
       <w:r>
-        <w:t>Best wishes,</w:t>
+        <w:t>All the best,</w:t>
       </w:r>
     </w:p>
     <w:p>
@@ -7907,6 +7926,4270 @@
       <w:pPr>
         <w:pStyle w:val="CSP-ChapterBodyText"/>
       </w:pPr>
+    </w:p>
+    <w:p>
+      <w:pPr>
+        <w:widowControl/>
+        <w:spacing w:after="160" w:line="259" w:lineRule="auto"/>
+      </w:pPr>
+      <w:r>
+        <w:br w:type="page"/>
+      </w:r>
+    </w:p>
+    <w:p>
+      <w:pPr>
+        <w:spacing w:after="0" w:line="240" w:lineRule="auto"/>
+        <w:jc w:val="center"/>
+        <w:rPr>
+          <w:rFonts w:ascii="Garamond" w:hAnsi="Garamond"/>
+          <w:iCs/>
+          <w:sz w:val="44"/>
+          <w:szCs w:val="44"/>
+        </w:rPr>
+      </w:pPr>
+    </w:p>
+    <w:p>
+      <w:pPr>
+        <w:spacing w:after="0" w:line="240" w:lineRule="auto"/>
+        <w:jc w:val="center"/>
+        <w:rPr>
+          <w:rFonts w:ascii="Garamond" w:hAnsi="Garamond"/>
+          <w:iCs/>
+          <w:sz w:val="44"/>
+          <w:szCs w:val="44"/>
+        </w:rPr>
+      </w:pPr>
+    </w:p>
+    <w:p>
+      <w:pPr>
+        <w:spacing w:after="0" w:line="240" w:lineRule="auto"/>
+        <w:rPr>
+          <w:rFonts w:ascii="Garamond" w:hAnsi="Garamond"/>
+          <w:iCs/>
+          <w:sz w:val="44"/>
+          <w:szCs w:val="44"/>
+        </w:rPr>
+      </w:pPr>
+    </w:p>
+    <w:p>
+      <w:pPr>
+        <w:pStyle w:val="CSP-ChapterTitle"/>
+        <w:rPr>
+          <w:rFonts w:ascii="Garamond" w:hAnsi="Garamond"/>
+        </w:rPr>
+      </w:pPr>
+      <w:r>
+        <w:rPr>
+          <w:rFonts w:ascii="Garamond" w:hAnsi="Garamond"/>
+        </w:rPr>
+        <w:t>1</w:t>
+      </w:r>
+      <w:r>
+        <w:rPr>
+          <w:rFonts w:ascii="Garamond" w:hAnsi="Garamond"/>
+        </w:rPr>
+        <w:t>4</w:t>
+      </w:r>
+      <w:r>
+        <w:rPr>
+          <w:rFonts w:ascii="Garamond" w:hAnsi="Garamond"/>
+        </w:rPr>
+        <w:t>.</w:t>
+      </w:r>
+      <w:r>
+        <w:rPr>
+          <w:rFonts w:ascii="Garamond" w:hAnsi="Garamond"/>
+        </w:rPr>
+        <w:t xml:space="preserve"> </w:t>
+      </w:r>
+      <w:r>
+        <w:rPr>
+          <w:rFonts w:ascii="Garamond" w:hAnsi="Garamond"/>
+        </w:rPr>
+        <w:t>One Dollar Up</w:t>
+      </w:r>
+    </w:p>
+    <w:p>
+      <w:pPr>
+        <w:spacing w:after="0" w:line="240" w:lineRule="auto"/>
+        <w:jc w:val="center"/>
+        <w:rPr>
+          <w:rFonts w:ascii="Garamond" w:hAnsi="Garamond"/>
+          <w:iCs/>
+          <w:sz w:val="24"/>
+          <w:szCs w:val="24"/>
+        </w:rPr>
+      </w:pPr>
+    </w:p>
+    <w:p>
+      <w:pPr>
+        <w:spacing w:after="0" w:line="240" w:lineRule="auto"/>
+        <w:jc w:val="center"/>
+        <w:rPr>
+          <w:rFonts w:ascii="Garamond" w:hAnsi="Garamond"/>
+          <w:b/>
+          <w:iCs/>
+          <w:sz w:val="24"/>
+          <w:szCs w:val="24"/>
+        </w:rPr>
+      </w:pPr>
+    </w:p>
+    <w:p>
+      <w:pPr>
+        <w:pStyle w:val="CSP-ChapterBodyText-FirstParagraph"/>
+        <w:rPr>
+          <w:i/>
+          <w:iCs w:val="0"/>
+        </w:rPr>
+      </w:pPr>
+      <w:r>
+        <w:rPr>
+          <w:i/>
+          <w:iCs w:val="0"/>
+        </w:rPr>
+        <w:t>Eatontown, NJ</w:t>
+      </w:r>
+    </w:p>
+    <w:p>
+      <w:pPr>
+        <w:pStyle w:val="CSP-ChapterBodyText-FirstParagraph"/>
+      </w:pPr>
+      <w:r>
+        <w:rPr>
+          <w:i/>
+          <w:iCs w:val="0"/>
+        </w:rPr>
+        <w:t>June 10, 1996</w:t>
+      </w:r>
+    </w:p>
+    <w:p>
+      <w:pPr>
+        <w:pStyle w:val="CSP-ChapterBodyText-FirstParagraph"/>
+      </w:pPr>
+    </w:p>
+    <w:p>
+      <w:pPr>
+        <w:pStyle w:val="CSP-ChapterBodyText-FirstParagraph"/>
+      </w:pPr>
+    </w:p>
+    <w:p>
+      <w:pPr>
+        <w:pStyle w:val="CSP-ChapterBodyText"/>
+      </w:pPr>
+      <w:r>
+        <w:t>Dear Dad and Mom,</w:t>
+      </w:r>
+    </w:p>
+    <w:p>
+      <w:pPr>
+        <w:pStyle w:val="CSP-ChapterBodyText"/>
+      </w:pPr>
+    </w:p>
+    <w:p>
+      <w:pPr>
+        <w:pStyle w:val="CSP-ChapterBodyText"/>
+      </w:pPr>
+      <w:r>
+        <w:t xml:space="preserve">This morning, Jim drove me to Wei </w:t>
+      </w:r>
+      <w:proofErr w:type="spellStart"/>
+      <w:r>
+        <w:t>Jin’s</w:t>
+      </w:r>
+      <w:proofErr w:type="spellEnd"/>
+      <w:r>
+        <w:t xml:space="preserve"> place for lunch and didn't end up leaving until around 4:00 in the afternoon. They live in a really nice townhouse in Edison, New Jersey. Their son is 11 now—he’s a chubby kid and really cute. His parents speak to him in Chinese, but he replies in English. It’s pretty funny listening to them switch back and forth between the two languages.</w:t>
+      </w:r>
+    </w:p>
+    <w:p>
+      <w:pPr>
+        <w:pStyle w:val="CSP-ChapterBodyText"/>
+      </w:pPr>
+    </w:p>
+    <w:p>
+      <w:pPr>
+        <w:pStyle w:val="CSP-ChapterBodyText"/>
+      </w:pPr>
+      <w:r>
+        <w:t>Uncle Wei and his wife seem to be in great spirits, though I don’t think they’ve completely gotten over their jet lag yet. I received the watch you sent with them. It’s great, though the band is a little loose, so I’ll need to get it shortened. I also asked Uncle Wei to bring back some American coins for you, along with a few Canadian ones.</w:t>
+      </w:r>
+      <w:r>
+        <w:rPr>
+          <w:rStyle w:val="FootnoteReference"/>
+        </w:rPr>
+        <w:footnoteReference w:id="20"/>
+      </w:r>
+      <w:r>
+        <w:t xml:space="preserve"> </w:t>
+      </w:r>
+      <w:r>
+        <w:t>Uncle Wei and his wife will probably stay here for over six months before heading back to China, health permitting.</w:t>
+      </w:r>
+    </w:p>
+    <w:p>
+      <w:pPr>
+        <w:pStyle w:val="CSP-ChapterBodyText"/>
+      </w:pPr>
+    </w:p>
+    <w:p>
+      <w:pPr>
+        <w:pStyle w:val="CSP-ChapterBodyText"/>
+      </w:pPr>
+      <w:r>
+        <w:t xml:space="preserve">I’ve been at my job for a little over three weeks now. I get up at 8:00 in the morning to head into work with Jim, usually grab </w:t>
+      </w:r>
+      <w:r>
+        <w:lastRenderedPageBreak/>
+        <w:t xml:space="preserve">lunch at the office, and get back home in the evening. It’s an eight-hour workday, but nobody really micro-manages things. It’s way more relaxed than a typical corporate job—honestly, it feels more like being at a university. My coworkers are incredibly nice, and the workload is manageable. I’m confident I can handle the projects. Working during the day also means my evenings are actually free now, which is a nice change from my student days when I always had to read and do homework at night. </w:t>
+      </w:r>
+    </w:p>
+    <w:p>
+      <w:pPr>
+        <w:pStyle w:val="CSP-ChapterBodyText"/>
+      </w:pPr>
+    </w:p>
+    <w:p>
+      <w:pPr>
+        <w:pStyle w:val="CSP-ChapterBodyText"/>
+      </w:pPr>
+      <w:r>
+        <w:t xml:space="preserve">While I’m in New Jersey, I’m staying in Jim’s living room. It’s large but almost empty. We take turn making dinner at home almost every night. On weekends, </w:t>
+      </w:r>
+      <w:r>
+        <w:t>w</w:t>
+      </w:r>
+      <w:r>
+        <w:t>e try to get out and explore. Weihai and I took a day trip to Philadelphia and spent two days in New York; we hit a lot of sights and took quite a few photos. Last weekend, we went to Atlantic City to try our luck at the casinos. Atlantic City is a beach town, and quite beautiful. I ended up winning a single dollar—I came pretty close to losing money, but it was fun to experience the whole gambler's mentality, and we had a blast. All in all, I’m really happy with how work and life are going.</w:t>
+      </w:r>
+    </w:p>
+    <w:p>
+      <w:pPr>
+        <w:pStyle w:val="CSP-ChapterBodyText"/>
+      </w:pPr>
+    </w:p>
+    <w:p>
+      <w:pPr>
+        <w:pStyle w:val="CSP-ChapterBodyText"/>
+      </w:pPr>
+      <w:r>
+        <w:t>I received a letter from Chun three weeks ago, which is pretty much the only time I've heard from her since February. She was happy about getting her scholarship, and she said her parents were thrilled, too. She asked about the next steps for paperwork, and I’ve already written back to her. She’ll be attending the University of Maryland, which is right outside Washington, D.C.</w:t>
+      </w:r>
+    </w:p>
+    <w:p>
+      <w:pPr>
+        <w:pStyle w:val="CSP-ChapterBodyText"/>
+      </w:pPr>
+    </w:p>
+    <w:p>
+      <w:pPr>
+        <w:pStyle w:val="CSP-ChapterBodyText"/>
+      </w:pPr>
+      <w:r>
+        <w:t xml:space="preserve">She emailed me a while back to tell me that Maryland offered her a scholarship, but that UT was still her top choice and asked if I could look into her admission status here. I went to the department to ask around, but they said they never received her application file from the International Office. Apparently, applications go there first for processing before being forwarded to the departments for review. When I asked what </w:t>
+      </w:r>
+      <w:r>
+        <w:lastRenderedPageBreak/>
+        <w:t>the hold-up was, they told me it was likely a "backlog," meaning a pile-up of paperwork they haven't gotten to yet. They weren’t really supposed to tell me that, since it's a private matter and third parties aren't allowed to nose around. Honestly, I don't think things are going to work out between the two of us, so please don't get your hopes up.</w:t>
+      </w:r>
+    </w:p>
+    <w:p>
+      <w:pPr>
+        <w:pStyle w:val="CSP-ChapterBodyText"/>
+      </w:pPr>
+    </w:p>
+    <w:p>
+      <w:pPr>
+        <w:pStyle w:val="CSP-ChapterBodyText"/>
+      </w:pPr>
+      <w:r>
+        <w:t xml:space="preserve">I’m so excited to hear that </w:t>
+      </w:r>
+      <w:proofErr w:type="gramStart"/>
+      <w:r>
+        <w:t>Dad’s</w:t>
+      </w:r>
+      <w:proofErr w:type="gramEnd"/>
+      <w:r>
+        <w:t xml:space="preserve"> turbine design turned out so well! Is there any chance it can be marketed, manufactured, or patented?</w:t>
+      </w:r>
+    </w:p>
+    <w:p>
+      <w:pPr>
+        <w:pStyle w:val="CSP-ChapterBodyText"/>
+      </w:pPr>
+    </w:p>
+    <w:p>
+      <w:pPr>
+        <w:pStyle w:val="CSP-ChapterBodyText"/>
+      </w:pPr>
+      <w:r>
+        <w:t>I’ll stop here for now.</w:t>
+      </w:r>
+    </w:p>
+    <w:p>
+      <w:pPr>
+        <w:pStyle w:val="CSP-ChapterBodyText"/>
+      </w:pPr>
+    </w:p>
+    <w:p>
+      <w:pPr>
+        <w:pStyle w:val="CSP-ChapterBodyText"/>
+      </w:pPr>
+      <w:r>
+        <w:t>All the best,</w:t>
+      </w:r>
+    </w:p>
+    <w:p>
+      <w:pPr>
+        <w:pStyle w:val="CSP-ChapterBodyText"/>
+      </w:pPr>
+    </w:p>
+    <w:p>
+      <w:pPr>
+        <w:pStyle w:val="CSP-ChapterBodyText"/>
+      </w:pPr>
+      <w:r>
+        <w:t>Tong</w:t>
+      </w:r>
+    </w:p>
+    <w:p>
+      <w:pPr>
+        <w:pStyle w:val="CSP-ChapterBodyText"/>
+      </w:pPr>
+      <w:r>
+        <w:t>06/09/96</w:t>
+      </w:r>
+    </w:p>
+    <w:p>
+      <w:pPr>
+        <w:pStyle w:val="CSP-ChapterBodyText"/>
+      </w:pPr>
+    </w:p>
+    <w:p>
+      <w:pPr>
+        <w:pStyle w:val="CSP-ChapterBodyText"/>
+      </w:pPr>
+      <w:r>
+        <w:t xml:space="preserve">P.S. I pulled off straight </w:t>
+      </w:r>
+      <w:proofErr w:type="gramStart"/>
+      <w:r>
+        <w:t>A's</w:t>
+      </w:r>
+      <w:proofErr w:type="gramEnd"/>
+      <w:r>
+        <w:t xml:space="preserve"> in my three classes again this semester.</w:t>
+      </w:r>
+    </w:p>
+    <w:p>
+      <w:pPr>
+        <w:widowControl/>
+        <w:spacing w:after="160" w:line="259" w:lineRule="auto"/>
+        <w:rPr>
+          <w:rFonts w:ascii="Garamond" w:hAnsi="Garamond"/>
+          <w:iCs/>
+        </w:rPr>
+      </w:pPr>
+      <w:r>
+        <w:br w:type="page"/>
+      </w:r>
+    </w:p>
+    <w:p>
+      <w:pPr>
+        <w:widowControl/>
+        <w:spacing w:after="160" w:line="259" w:lineRule="auto"/>
+        <w:rPr>
+          <w:rFonts w:ascii="Garamond" w:hAnsi="Garamond"/>
+          <w:iCs/>
+        </w:rPr>
+      </w:pPr>
+      <w:r>
+        <w:lastRenderedPageBreak/>
+        <w:br w:type="page"/>
+      </w:r>
+    </w:p>
+    <w:p>
+      <w:pPr>
+        <w:spacing w:after="0" w:line="240" w:lineRule="auto"/>
+        <w:jc w:val="center"/>
+        <w:rPr>
+          <w:rFonts w:ascii="Garamond" w:hAnsi="Garamond"/>
+          <w:iCs/>
+          <w:sz w:val="44"/>
+          <w:szCs w:val="44"/>
+        </w:rPr>
+      </w:pPr>
+    </w:p>
+    <w:p>
+      <w:pPr>
+        <w:spacing w:after="0" w:line="240" w:lineRule="auto"/>
+        <w:jc w:val="center"/>
+        <w:rPr>
+          <w:rFonts w:ascii="Garamond" w:hAnsi="Garamond"/>
+          <w:iCs/>
+          <w:sz w:val="44"/>
+          <w:szCs w:val="44"/>
+        </w:rPr>
+      </w:pPr>
+    </w:p>
+    <w:p>
+      <w:pPr>
+        <w:spacing w:after="0" w:line="240" w:lineRule="auto"/>
+        <w:rPr>
+          <w:rFonts w:ascii="Garamond" w:hAnsi="Garamond"/>
+          <w:iCs/>
+          <w:sz w:val="44"/>
+          <w:szCs w:val="44"/>
+        </w:rPr>
+      </w:pPr>
+    </w:p>
+    <w:p>
+      <w:pPr>
+        <w:pStyle w:val="CSP-ChapterTitle"/>
+        <w:rPr>
+          <w:rFonts w:ascii="Garamond" w:hAnsi="Garamond"/>
+        </w:rPr>
+      </w:pPr>
+      <w:r>
+        <w:rPr>
+          <w:rFonts w:ascii="Garamond" w:hAnsi="Garamond"/>
+        </w:rPr>
+        <w:t>1</w:t>
+      </w:r>
+      <w:r>
+        <w:rPr>
+          <w:rFonts w:ascii="Garamond" w:hAnsi="Garamond"/>
+        </w:rPr>
+        <w:t>5</w:t>
+      </w:r>
+      <w:r>
+        <w:rPr>
+          <w:rFonts w:ascii="Garamond" w:hAnsi="Garamond"/>
+        </w:rPr>
+        <w:t>.</w:t>
+      </w:r>
+      <w:r>
+        <w:rPr>
+          <w:rFonts w:ascii="Garamond" w:hAnsi="Garamond"/>
+        </w:rPr>
+        <w:t xml:space="preserve"> </w:t>
+      </w:r>
+      <w:r>
+        <w:rPr>
+          <w:rFonts w:ascii="Garamond" w:hAnsi="Garamond"/>
+        </w:rPr>
+        <w:t>Mini United Nations</w:t>
+      </w:r>
+    </w:p>
+    <w:p>
+      <w:pPr>
+        <w:spacing w:after="0" w:line="240" w:lineRule="auto"/>
+        <w:jc w:val="center"/>
+        <w:rPr>
+          <w:rFonts w:ascii="Garamond" w:hAnsi="Garamond"/>
+          <w:iCs/>
+          <w:sz w:val="24"/>
+          <w:szCs w:val="24"/>
+        </w:rPr>
+      </w:pPr>
+    </w:p>
+    <w:p>
+      <w:pPr>
+        <w:spacing w:after="0" w:line="240" w:lineRule="auto"/>
+        <w:jc w:val="center"/>
+        <w:rPr>
+          <w:rFonts w:ascii="Garamond" w:hAnsi="Garamond"/>
+          <w:b/>
+          <w:iCs/>
+          <w:sz w:val="24"/>
+          <w:szCs w:val="24"/>
+        </w:rPr>
+      </w:pPr>
+    </w:p>
+    <w:p>
+      <w:pPr>
+        <w:pStyle w:val="CSP-ChapterBodyText-FirstParagraph"/>
+        <w:rPr>
+          <w:i/>
+          <w:iCs w:val="0"/>
+        </w:rPr>
+      </w:pPr>
+      <w:r>
+        <w:rPr>
+          <w:i/>
+          <w:iCs w:val="0"/>
+        </w:rPr>
+        <w:t>Eatontown, NJ</w:t>
+      </w:r>
+    </w:p>
+    <w:p>
+      <w:pPr>
+        <w:pStyle w:val="CSP-ChapterBodyText-FirstParagraph"/>
+      </w:pPr>
+      <w:r>
+        <w:rPr>
+          <w:i/>
+          <w:iCs w:val="0"/>
+        </w:rPr>
+        <w:t>July 9,</w:t>
+      </w:r>
+      <w:r>
+        <w:rPr>
+          <w:i/>
+          <w:iCs w:val="0"/>
+        </w:rPr>
+        <w:t xml:space="preserve"> </w:t>
+      </w:r>
+      <w:r>
+        <w:rPr>
+          <w:i/>
+          <w:iCs w:val="0"/>
+        </w:rPr>
+        <w:t>1996</w:t>
+      </w:r>
+    </w:p>
+    <w:p>
+      <w:pPr>
+        <w:pStyle w:val="CSP-ChapterBodyText-FirstParagraph"/>
+      </w:pPr>
+    </w:p>
+    <w:p>
+      <w:pPr>
+        <w:pStyle w:val="CSP-ChapterBodyText-FirstParagraph"/>
+      </w:pPr>
+    </w:p>
+    <w:p>
+      <w:pPr>
+        <w:pStyle w:val="CSP-ChapterBodyText"/>
+      </w:pPr>
+      <w:r>
+        <w:t>Dear Dad and Mom,</w:t>
+      </w:r>
+    </w:p>
+    <w:p>
+      <w:pPr>
+        <w:pStyle w:val="CSP-ChapterBodyText"/>
+      </w:pPr>
+    </w:p>
+    <w:p>
+      <w:pPr>
+        <w:pStyle w:val="CSP-ChapterBodyText"/>
+      </w:pPr>
+      <w:r>
+        <w:t>I assume you've received the camera negatives I sent last time? I’m enclosing another batch with this letter. They were all taken in Philadelphia, New York, and Atlantic City. In the photos, that Indian-style building by the beach is the Trump Taj Mahal, a hotel and casino in Atlantic City. The Statue of Liberty is located on a small island in New York City, so you have to take a boat to get there—that’s why some of the pictures were taken from the water.</w:t>
+      </w:r>
+    </w:p>
+    <w:p>
+      <w:pPr>
+        <w:pStyle w:val="CSP-ChapterBodyText"/>
+      </w:pPr>
+    </w:p>
+    <w:p>
+      <w:pPr>
+        <w:pStyle w:val="CSP-ChapterBodyText"/>
+      </w:pPr>
+      <w:r>
+        <w:t>After fiddling with the watch for a bit, I figured out how to shorten the band. It turned out to be pretty easy to pop a few links out. I’m wearing it right now; it looks great, and I really love it. Film isn’t expensive in the U.S.—it’s only about two dollars a roll—so there's really no need to have someone bring some from China. I also don't want to trouble Weihai by asking him to carry things back from China for me. He’s heading back to Beijing around August 10th and will go to Shanghai afterward.</w:t>
+      </w:r>
+    </w:p>
+    <w:p>
+      <w:pPr>
+        <w:pStyle w:val="CSP-ChapterBodyText"/>
+      </w:pPr>
+    </w:p>
+    <w:p>
+      <w:pPr>
+        <w:pStyle w:val="CSP-ChapterBodyText"/>
+      </w:pPr>
+      <w:r>
+        <w:t xml:space="preserve">I’m completely tied up this summer, but I don't have much going on during winter break, so I might actually be able to come home for a visit. A round-trip ticket shouldn't cost more </w:t>
+      </w:r>
+      <w:r>
+        <w:lastRenderedPageBreak/>
+        <w:t>than a thousand dollars. If I start working full-time next year, I'll probably have even fewer opportunities to go back. It’s just an idea at this point—let me know what both of you think.</w:t>
+      </w:r>
+    </w:p>
+    <w:p>
+      <w:pPr>
+        <w:pStyle w:val="CSP-ChapterBodyText"/>
+      </w:pPr>
+    </w:p>
+    <w:p>
+      <w:pPr>
+        <w:pStyle w:val="CSP-ChapterBodyText"/>
+      </w:pPr>
+      <w:r>
+        <w:t xml:space="preserve">Work at Bell Labs is going well. I'm responsible for completing a project. Most of what I do is designing and implementing algorithms in C++ programming language. We get paid weekly; my take-home pay is $613 a week after taxes; before taxes it's $761. </w:t>
+      </w:r>
+      <w:proofErr w:type="gramStart"/>
+      <w:r>
+        <w:t>So</w:t>
+      </w:r>
+      <w:proofErr w:type="gramEnd"/>
+      <w:r>
+        <w:t xml:space="preserve"> you can see they hit you pretty hard with taxes here. I’ll be working for about fifteen weeks, which means I should earn more than $9,000 after tax before the summer is over. I actually just got another credit card here in New Jersey with a $5,000 credit limit. They must think I’m a permanent employee! It’ll be nice to use it to pay next semester's tuition.</w:t>
+      </w:r>
+    </w:p>
+    <w:p>
+      <w:pPr>
+        <w:pStyle w:val="CSP-ChapterBodyText"/>
+      </w:pPr>
+    </w:p>
+    <w:p>
+      <w:pPr>
+        <w:pStyle w:val="CSP-ChapterBodyText"/>
+      </w:pPr>
+      <w:r>
+        <w:t>Without a Ph.D. degree, it’s almost impossible to get a job at Bell Labs unless you work as a consultant like Jim. Consultants make better money, but they are essentially temporary employees rather than permanent staff, so the work is less stable. Quite a few Chinese engineers at Bell Labs are consultants, whereas the permanent staff all have Ph.D. degrees.</w:t>
+      </w:r>
+    </w:p>
+    <w:p>
+      <w:pPr>
+        <w:pStyle w:val="CSP-ChapterBodyText"/>
+      </w:pPr>
+    </w:p>
+    <w:p>
+      <w:pPr>
+        <w:pStyle w:val="CSP-ChapterBodyText"/>
+      </w:pPr>
+      <w:r>
+        <w:t>In my department at Bell Labs, there are only two Americans; everyone else comes from all over the world. We have people from Mainland China, Taiwan, Malaysia, South Korea, India (quite a few of them), Turkey, the Middle East, and Europe. It’s pretty cool—almost like a miniature United Nations. At the department picnic, we even got to sample dishes from every corner of the world.</w:t>
+      </w:r>
+    </w:p>
+    <w:p>
+      <w:pPr>
+        <w:pStyle w:val="CSP-ChapterBodyText"/>
+      </w:pPr>
+    </w:p>
+    <w:p>
+      <w:pPr>
+        <w:pStyle w:val="CSP-ChapterBodyText"/>
+      </w:pPr>
+      <w:r>
+        <w:t xml:space="preserve">I'm so happy to hear that </w:t>
+      </w:r>
+      <w:proofErr w:type="gramStart"/>
+      <w:r>
+        <w:t>Dad's</w:t>
+      </w:r>
+      <w:proofErr w:type="gramEnd"/>
+      <w:r>
+        <w:t xml:space="preserve"> wind turbine design turned out so well. Keep up the great work! But please make sure to get some rest too. It’s important to strike a balance between work and life. And, don’t skimp on your meals. I’ve become a pretty good cook lately, and someday when I see you again, I'll cook for both of you.</w:t>
+      </w:r>
+    </w:p>
+    <w:p>
+      <w:pPr>
+        <w:pStyle w:val="CSP-ChapterBodyText"/>
+      </w:pPr>
+    </w:p>
+    <w:p>
+      <w:pPr>
+        <w:pStyle w:val="CSP-ChapterBodyText"/>
+      </w:pPr>
+      <w:r>
+        <w:t xml:space="preserve">I’ll stop here. Give my best to Wang Wei, Xiao Fan, and little </w:t>
+      </w:r>
+      <w:proofErr w:type="spellStart"/>
+      <w:r>
+        <w:t>Yueyue</w:t>
+      </w:r>
+      <w:proofErr w:type="spellEnd"/>
+      <w:r>
+        <w:t>. Wishing you both good health,</w:t>
+      </w:r>
+    </w:p>
+    <w:p>
+      <w:pPr>
+        <w:pStyle w:val="CSP-ChapterBodyText"/>
+      </w:pPr>
+    </w:p>
+    <w:p>
+      <w:pPr>
+        <w:pStyle w:val="CSP-ChapterBodyText"/>
+      </w:pPr>
+      <w:r>
+        <w:t>Tong</w:t>
+      </w:r>
+    </w:p>
+    <w:p>
+      <w:pPr>
+        <w:pStyle w:val="CSP-ChapterBodyText"/>
+      </w:pPr>
+      <w:r>
+        <w:t>07/04/96</w:t>
+      </w:r>
+    </w:p>
+    <w:p>
+      <w:pPr>
+        <w:widowControl/>
+        <w:spacing w:after="160" w:line="259" w:lineRule="auto"/>
+        <w:rPr>
+          <w:rFonts w:ascii="Garamond" w:hAnsi="Garamond"/>
+          <w:iCs/>
+        </w:rPr>
+      </w:pPr>
+      <w:r>
+        <w:br w:type="page"/>
+      </w:r>
+    </w:p>
+    <w:p>
+      <w:pPr>
+        <w:widowControl/>
+        <w:spacing w:after="160" w:line="259" w:lineRule="auto"/>
+        <w:rPr>
+          <w:rFonts w:ascii="Garamond" w:hAnsi="Garamond"/>
+          <w:iCs/>
+        </w:rPr>
+      </w:pPr>
+      <w:r>
+        <w:lastRenderedPageBreak/>
+        <w:br w:type="page"/>
+      </w:r>
+    </w:p>
+    <w:p>
+      <w:pPr>
+        <w:spacing w:after="0" w:line="240" w:lineRule="auto"/>
+        <w:jc w:val="center"/>
+        <w:rPr>
+          <w:rFonts w:ascii="Garamond" w:hAnsi="Garamond"/>
+          <w:iCs/>
+          <w:sz w:val="44"/>
+          <w:szCs w:val="44"/>
+        </w:rPr>
+      </w:pPr>
+    </w:p>
+    <w:p>
+      <w:pPr>
+        <w:spacing w:after="0" w:line="240" w:lineRule="auto"/>
+        <w:jc w:val="center"/>
+        <w:rPr>
+          <w:rFonts w:ascii="Garamond" w:hAnsi="Garamond"/>
+          <w:iCs/>
+          <w:sz w:val="44"/>
+          <w:szCs w:val="44"/>
+        </w:rPr>
+      </w:pPr>
+    </w:p>
+    <w:p>
+      <w:pPr>
+        <w:spacing w:after="0" w:line="240" w:lineRule="auto"/>
+        <w:rPr>
+          <w:rFonts w:ascii="Garamond" w:hAnsi="Garamond"/>
+          <w:iCs/>
+          <w:sz w:val="44"/>
+          <w:szCs w:val="44"/>
+        </w:rPr>
+      </w:pPr>
+    </w:p>
+    <w:p>
+      <w:pPr>
+        <w:pStyle w:val="CSP-ChapterTitle"/>
+        <w:rPr>
+          <w:rFonts w:ascii="Garamond" w:hAnsi="Garamond"/>
+        </w:rPr>
+      </w:pPr>
+      <w:r>
+        <w:rPr>
+          <w:rFonts w:ascii="Garamond" w:hAnsi="Garamond"/>
+        </w:rPr>
+        <w:t>1</w:t>
+      </w:r>
+      <w:r>
+        <w:rPr>
+          <w:rFonts w:ascii="Garamond" w:hAnsi="Garamond"/>
+        </w:rPr>
+        <w:t>6</w:t>
+      </w:r>
+      <w:r>
+        <w:rPr>
+          <w:rFonts w:ascii="Garamond" w:hAnsi="Garamond"/>
+        </w:rPr>
+        <w:t>.</w:t>
+      </w:r>
+      <w:r>
+        <w:rPr>
+          <w:rFonts w:ascii="Garamond" w:hAnsi="Garamond"/>
+        </w:rPr>
+        <w:t xml:space="preserve"> </w:t>
+      </w:r>
+      <w:r>
+        <w:rPr>
+          <w:rFonts w:ascii="Garamond" w:hAnsi="Garamond"/>
+        </w:rPr>
+        <w:t>Swim in the Delaware River</w:t>
+      </w:r>
+    </w:p>
+    <w:p>
+      <w:pPr>
+        <w:spacing w:after="0" w:line="240" w:lineRule="auto"/>
+        <w:jc w:val="center"/>
+        <w:rPr>
+          <w:rFonts w:ascii="Garamond" w:hAnsi="Garamond"/>
+          <w:iCs/>
+          <w:sz w:val="24"/>
+          <w:szCs w:val="24"/>
+        </w:rPr>
+      </w:pPr>
+    </w:p>
+    <w:p>
+      <w:pPr>
+        <w:spacing w:after="0" w:line="240" w:lineRule="auto"/>
+        <w:jc w:val="center"/>
+        <w:rPr>
+          <w:rFonts w:ascii="Garamond" w:hAnsi="Garamond"/>
+          <w:b/>
+          <w:iCs/>
+          <w:sz w:val="24"/>
+          <w:szCs w:val="24"/>
+        </w:rPr>
+      </w:pPr>
+    </w:p>
+    <w:p>
+      <w:pPr>
+        <w:pStyle w:val="CSP-ChapterBodyText-FirstParagraph"/>
+        <w:rPr>
+          <w:i/>
+          <w:iCs w:val="0"/>
+        </w:rPr>
+      </w:pPr>
+      <w:r>
+        <w:rPr>
+          <w:i/>
+          <w:iCs w:val="0"/>
+        </w:rPr>
+        <w:t>Eatontown, NJ</w:t>
+      </w:r>
+    </w:p>
+    <w:p>
+      <w:pPr>
+        <w:pStyle w:val="CSP-ChapterBodyText-FirstParagraph"/>
+      </w:pPr>
+      <w:r>
+        <w:rPr>
+          <w:i/>
+          <w:iCs w:val="0"/>
+        </w:rPr>
+        <w:t>August 5</w:t>
+      </w:r>
+      <w:r>
+        <w:rPr>
+          <w:i/>
+          <w:iCs w:val="0"/>
+        </w:rPr>
+        <w:t>,</w:t>
+      </w:r>
+      <w:r>
+        <w:rPr>
+          <w:i/>
+          <w:iCs w:val="0"/>
+        </w:rPr>
+        <w:t xml:space="preserve"> </w:t>
+      </w:r>
+      <w:r>
+        <w:rPr>
+          <w:i/>
+          <w:iCs w:val="0"/>
+        </w:rPr>
+        <w:t>1996</w:t>
+      </w:r>
+    </w:p>
+    <w:p>
+      <w:pPr>
+        <w:pStyle w:val="CSP-ChapterBodyText-FirstParagraph"/>
+      </w:pPr>
+    </w:p>
+    <w:p>
+      <w:pPr>
+        <w:pStyle w:val="CSP-ChapterBodyText-FirstParagraph"/>
+      </w:pPr>
+    </w:p>
+    <w:p>
+      <w:pPr>
+        <w:pStyle w:val="CSP-ChapterBodyText"/>
+      </w:pPr>
+      <w:r>
+        <w:t>Dear Dad and Mom,</w:t>
+      </w:r>
+    </w:p>
+    <w:p>
+      <w:pPr>
+        <w:pStyle w:val="CSP-ChapterBodyText"/>
+      </w:pPr>
+    </w:p>
+    <w:p>
+      <w:pPr>
+        <w:pStyle w:val="CSP-ChapterBodyText"/>
+      </w:pPr>
+      <w:r>
+        <w:t>I’m sure that previous letter I sent with the negatives hasn't been lost; it’s probably just moving a bit slowly. It'd turn up if you give it a little more time, just like that New Year’s card did. There are nearly thirty negatives in that envelope, mostly from my trip to Houston last year and my recent trip to Atlantic City. By the way, Atlantic City is the gambling town—it's not Atlanta, where they're hosting the Olympics.</w:t>
+      </w:r>
+    </w:p>
+    <w:p>
+      <w:pPr>
+        <w:pStyle w:val="CSP-ChapterBodyText"/>
+      </w:pPr>
+    </w:p>
+    <w:p>
+      <w:pPr>
+        <w:pStyle w:val="CSP-ChapterBodyText"/>
+      </w:pPr>
+      <w:r>
+        <w:t>I have three weeks left before I head back to Austin. Work has been going really smoothly, and I've made great progress—I've already finished writing two software programs. They actually want me to come back and work for another month over winter break. I haven’t given them a definitive answer yet because I don't know what my plans will be. We’ll just have to see how things play out.</w:t>
+      </w:r>
+    </w:p>
+    <w:p>
+      <w:pPr>
+        <w:pStyle w:val="CSP-ChapterBodyText"/>
+      </w:pPr>
+    </w:p>
+    <w:p>
+      <w:pPr>
+        <w:pStyle w:val="CSP-ChapterBodyText"/>
+      </w:pPr>
+      <w:r>
+        <w:t>As for whether I'll pursue a Ph.D., I’m still on the fence. My last letter might have caused a bit of a misunderstanding. Generally speaking, a Ph.D. degree actually narrows your job options. Bell Labs is primarily a research institution, so naturally they value advanced degrees and only hire international students with doctorates. However, most small and medium-</w:t>
+      </w:r>
+      <w:r>
+        <w:lastRenderedPageBreak/>
+        <w:t>sized companies prefer not to hire Ph.Ds. In other words, getting a Ph.D. often means limiting yourself to major corporations or research labs. Next semester, I plan to take three more classes to see whether any specific field catches my interest or whether I can find a suitable advisor. I'll think this through very carefully because it's an important decision.</w:t>
+      </w:r>
+    </w:p>
+    <w:p>
+      <w:pPr>
+        <w:pStyle w:val="CSP-ChapterBodyText"/>
+      </w:pPr>
+    </w:p>
+    <w:p>
+      <w:pPr>
+        <w:pStyle w:val="CSP-ChapterBodyText"/>
+      </w:pPr>
+      <w:r>
+        <w:t>Two weeks ago, a group of Chinese employees at AT&amp;T organized an outing. About thirty people went, including me. It took us about three to four hours to drive there. On the first day, we went camping, pitched tents (I actually forgot how to write the Chinese characters for "tent" and had to look them up in an English-Chinese dictionary—I'm starting to forget how to write some Chinese characters!), slept in sleeping bags, and had a barbecue outdoors. The second day was canoeing. Jim and I shared a canoe, and we were supposed to float down the Delaware River for a full six hours. The river is very wide, and we were all wearing life jackets. Just twenty minutes after we started, our canoe flipped, and both of us—along with all our food—fell right into the water! We got completely soaked and had to swim about fifty meters to reach the riverbank. I ended up hitching a ride in someone's canoe for the rest of the trip. I was much more cautious after that incident and managed to stay dry, but it was still a lot of fun. In fact, that was the first time I'd ever gone swimming in America, though certainly not by choice! I keep joking with Jim that I saved his life because I pulled him out of the water.</w:t>
+      </w:r>
+    </w:p>
+    <w:p>
+      <w:pPr>
+        <w:pStyle w:val="CSP-ChapterBodyText"/>
+      </w:pPr>
+    </w:p>
+    <w:p>
+      <w:pPr>
+        <w:pStyle w:val="CSP-ChapterBodyText"/>
+      </w:pPr>
+      <w:r>
+        <w:t>Are you watching the Olympics? They rarely broadcast events featuring the Chinese team here. Tonight is the closing ceremony.</w:t>
+      </w:r>
+    </w:p>
+    <w:p>
+      <w:pPr>
+        <w:pStyle w:val="CSP-ChapterBodyText"/>
+      </w:pPr>
+    </w:p>
+    <w:p>
+      <w:pPr>
+        <w:pStyle w:val="CSP-ChapterBodyText"/>
+      </w:pPr>
+      <w:r>
+        <w:t xml:space="preserve">I’ll stop here for now. Give my best to Wang Wei, Xiao Fan, and little </w:t>
+      </w:r>
+      <w:proofErr w:type="spellStart"/>
+      <w:r>
+        <w:t>Yueyue</w:t>
+      </w:r>
+      <w:proofErr w:type="spellEnd"/>
+      <w:r>
+        <w:t>.</w:t>
+      </w:r>
+    </w:p>
+    <w:p>
+      <w:pPr>
+        <w:pStyle w:val="CSP-ChapterBodyText"/>
+      </w:pPr>
+    </w:p>
+    <w:p>
+      <w:pPr>
+        <w:pStyle w:val="CSP-ChapterBodyText"/>
+      </w:pPr>
+      <w:r>
+        <w:t>Wishing you both good health,</w:t>
+      </w:r>
+    </w:p>
+    <w:p>
+      <w:pPr>
+        <w:pStyle w:val="CSP-ChapterBodyText"/>
+      </w:pPr>
+    </w:p>
+    <w:p>
+      <w:pPr>
+        <w:pStyle w:val="CSP-ChapterBodyText"/>
+      </w:pPr>
+      <w:r>
+        <w:lastRenderedPageBreak/>
+        <w:t>Tong</w:t>
+      </w:r>
+    </w:p>
+    <w:p>
+      <w:pPr>
+        <w:pStyle w:val="CSP-ChapterBodyText"/>
+      </w:pPr>
+      <w:r>
+        <w:t>08/04/96</w:t>
+      </w:r>
+    </w:p>
+    <w:p>
+      <w:pPr>
+        <w:widowControl/>
+        <w:spacing w:after="160" w:line="259" w:lineRule="auto"/>
+        <w:rPr>
+          <w:rFonts w:ascii="Garamond" w:hAnsi="Garamond"/>
+          <w:iCs/>
+        </w:rPr>
+      </w:pPr>
+      <w:r>
+        <w:br w:type="page"/>
+      </w:r>
+    </w:p>
+    <w:p>
+      <w:pPr>
+        <w:widowControl/>
+        <w:spacing w:after="160" w:line="259" w:lineRule="auto"/>
+        <w:rPr>
+          <w:rFonts w:ascii="Garamond" w:hAnsi="Garamond"/>
+          <w:iCs/>
+        </w:rPr>
+      </w:pPr>
+      <w:r>
+        <w:lastRenderedPageBreak/>
+        <w:br w:type="page"/>
+      </w:r>
+    </w:p>
+    <w:p>
+      <w:pPr>
+        <w:spacing w:after="0" w:line="240" w:lineRule="auto"/>
+        <w:jc w:val="center"/>
+        <w:rPr>
+          <w:rFonts w:ascii="Garamond" w:hAnsi="Garamond"/>
+          <w:iCs/>
+          <w:sz w:val="44"/>
+          <w:szCs w:val="44"/>
+        </w:rPr>
+      </w:pPr>
+    </w:p>
+    <w:p>
+      <w:pPr>
+        <w:spacing w:after="0" w:line="240" w:lineRule="auto"/>
+        <w:jc w:val="center"/>
+        <w:rPr>
+          <w:rFonts w:ascii="Garamond" w:hAnsi="Garamond"/>
+          <w:iCs/>
+          <w:sz w:val="44"/>
+          <w:szCs w:val="44"/>
+        </w:rPr>
+      </w:pPr>
+    </w:p>
+    <w:p>
+      <w:pPr>
+        <w:spacing w:after="0" w:line="240" w:lineRule="auto"/>
+        <w:rPr>
+          <w:rFonts w:ascii="Garamond" w:hAnsi="Garamond"/>
+          <w:iCs/>
+          <w:sz w:val="44"/>
+          <w:szCs w:val="44"/>
+        </w:rPr>
+      </w:pPr>
+    </w:p>
+    <w:p>
+      <w:pPr>
+        <w:pStyle w:val="CSP-ChapterTitle"/>
+        <w:rPr>
+          <w:rFonts w:ascii="Garamond" w:hAnsi="Garamond"/>
+        </w:rPr>
+      </w:pPr>
+      <w:r>
+        <w:rPr>
+          <w:rFonts w:ascii="Garamond" w:hAnsi="Garamond"/>
+        </w:rPr>
+        <w:t>1</w:t>
+      </w:r>
+      <w:r>
+        <w:rPr>
+          <w:rFonts w:ascii="Garamond" w:hAnsi="Garamond"/>
+        </w:rPr>
+        <w:t>7</w:t>
+      </w:r>
+      <w:r>
+        <w:rPr>
+          <w:rFonts w:ascii="Garamond" w:hAnsi="Garamond"/>
+        </w:rPr>
+        <w:t>.</w:t>
+      </w:r>
+      <w:r>
+        <w:rPr>
+          <w:rFonts w:ascii="Garamond" w:hAnsi="Garamond"/>
+        </w:rPr>
+        <w:t xml:space="preserve"> </w:t>
+      </w:r>
+      <w:r>
+        <w:rPr>
+          <w:rFonts w:ascii="Garamond" w:hAnsi="Garamond"/>
+        </w:rPr>
+        <w:t>The Girl I Met Online</w:t>
+      </w:r>
+    </w:p>
+    <w:p>
+      <w:pPr>
+        <w:spacing w:after="0" w:line="240" w:lineRule="auto"/>
+        <w:jc w:val="center"/>
+        <w:rPr>
+          <w:rFonts w:ascii="Garamond" w:hAnsi="Garamond"/>
+          <w:iCs/>
+          <w:sz w:val="24"/>
+          <w:szCs w:val="24"/>
+        </w:rPr>
+      </w:pPr>
+    </w:p>
+    <w:p>
+      <w:pPr>
+        <w:spacing w:after="0" w:line="240" w:lineRule="auto"/>
+        <w:jc w:val="center"/>
+        <w:rPr>
+          <w:rFonts w:ascii="Garamond" w:hAnsi="Garamond"/>
+          <w:b/>
+          <w:iCs/>
+          <w:sz w:val="24"/>
+          <w:szCs w:val="24"/>
+        </w:rPr>
+      </w:pPr>
+    </w:p>
+    <w:p>
+      <w:pPr>
+        <w:pStyle w:val="CSP-ChapterBodyText-FirstParagraph"/>
+        <w:rPr>
+          <w:i/>
+          <w:iCs w:val="0"/>
+        </w:rPr>
+      </w:pPr>
+      <w:r>
+        <w:rPr>
+          <w:i/>
+          <w:iCs w:val="0"/>
+        </w:rPr>
+        <w:t>Austin, TX</w:t>
+      </w:r>
+    </w:p>
+    <w:p>
+      <w:pPr>
+        <w:pStyle w:val="CSP-ChapterBodyText-FirstParagraph"/>
+      </w:pPr>
+      <w:r>
+        <w:rPr>
+          <w:i/>
+          <w:iCs w:val="0"/>
+        </w:rPr>
+        <w:t>September 13, 1996</w:t>
+      </w:r>
+    </w:p>
+    <w:p>
+      <w:pPr>
+        <w:pStyle w:val="CSP-ChapterBodyText-FirstParagraph"/>
+      </w:pPr>
+    </w:p>
+    <w:p>
+      <w:pPr>
+        <w:pStyle w:val="CSP-ChapterBodyText-FirstParagraph"/>
+      </w:pPr>
+    </w:p>
+    <w:p>
+      <w:pPr>
+        <w:pStyle w:val="CSP-ChapterBodyText"/>
+      </w:pPr>
+      <w:r>
+        <w:t>Dear Dad and Mom,</w:t>
+      </w:r>
+    </w:p>
+    <w:p>
+      <w:pPr>
+        <w:pStyle w:val="CSP-ChapterBodyText"/>
+      </w:pPr>
+    </w:p>
+    <w:p>
+      <w:pPr>
+        <w:pStyle w:val="CSP-ChapterBodyText"/>
+      </w:pPr>
+      <w:r>
+        <w:t>I’m so sorry it’s taken me this long to write back—please forgive me. I’ve been back in Austin for about three weeks now, and everything is going really smoothly. I’m still living in the same apartment. I’m taking three classes this semester, and I'm also a TA for a graduate-level course. A lot of my friends are actually enrolled in the class, which is kind of funny, though it might make grading a bit awkward.</w:t>
+      </w:r>
+    </w:p>
+    <w:p>
+      <w:pPr>
+        <w:pStyle w:val="CSP-ChapterBodyText"/>
+      </w:pPr>
+    </w:p>
+    <w:p>
+      <w:pPr>
+        <w:pStyle w:val="CSP-ChapterBodyText"/>
+      </w:pPr>
+      <w:r>
+        <w:t>I received your very first email! I'm curious: since your computer at home isn't connected to the Internet, how exactly are you sending and receiving email? Email is amazingly fast—it only takes a few minutes for a message to get through—so we can use it for anything urgent, or you can simply write to me whenever it's convenient. I get a ton of email these days. Chun actually emailed me a few days ago to let me know that she had arrived in the U.S.</w:t>
+      </w:r>
+    </w:p>
+    <w:p>
+      <w:pPr>
+        <w:pStyle w:val="CSP-ChapterBodyText"/>
+      </w:pPr>
+    </w:p>
+    <w:p>
+      <w:pPr>
+        <w:pStyle w:val="CSP-ChapterBodyText"/>
+      </w:pPr>
+      <w:r>
+        <w:t>Weihai just got back from China a few days ago. He told me that, if all goes well, he’ll return next May to get married. He spent twenty days in Shanghai but only a few days with his parents in Beijing—talk about an unfilial son! Personally, I’m not very fond of that sort of arranged matchmaking.</w:t>
+      </w:r>
+    </w:p>
+    <w:p>
+      <w:pPr>
+        <w:pStyle w:val="CSP-ChapterBodyText"/>
+      </w:pPr>
+    </w:p>
+    <w:p>
+      <w:pPr>
+        <w:pStyle w:val="CSP-ChapterBodyText"/>
+      </w:pPr>
+      <w:r>
+        <w:t>About two months ago, while I was still in New Jersey, I met an American girl online. Her name is Robin. At first, we exchanged emails almost every day, and she even called me once. She’s a freshman here at UT Austin and, although she hasn’t declared a major yet, she’s very interested in psychology. She was born on Thanksgiving Day in 1977 and grew up on a 150-acre family farm about four hours from Austin. Her parents divorced when she was only a year old. Her maternal grandfather is Native American, and her father is of Irish descent.</w:t>
+      </w:r>
+    </w:p>
+    <w:p>
+      <w:pPr>
+        <w:pStyle w:val="CSP-ChapterBodyText"/>
+      </w:pPr>
+    </w:p>
+    <w:p>
+      <w:pPr>
+        <w:pStyle w:val="CSP-ChapterBodyText"/>
+      </w:pPr>
+      <w:r>
+        <w:t xml:space="preserve">Since I returned to Austin, we've started hanging out in person. She has sandy-blonde hair tied back into a ponytail, and always seems to sport the unofficial uniform of a Texas college girl—shorts and a T-shirt. She's very down-to-earth and unpretentious, which I find especially refreshing. She’s also very athletic and played on her high school varsity teams in basketball, volleyball, softball, and several other sports. </w:t>
+      </w:r>
+    </w:p>
+    <w:p>
+      <w:pPr>
+        <w:pStyle w:val="CSP-ChapterBodyText"/>
+      </w:pPr>
+    </w:p>
+    <w:p>
+      <w:pPr>
+        <w:pStyle w:val="CSP-ChapterBodyText"/>
+      </w:pPr>
+      <w:r>
+        <w:t>We see each other quite often now—going out for dinner, renting movies to watch at home, chatting over coffee, and watching football games. We were supposed to go to a play tonight, but it got canceled, so we ended up walking around the mall and getting coffee afterward. Lately, we've been talking on the phone every day.</w:t>
+      </w:r>
+    </w:p>
+    <w:p>
+      <w:pPr>
+        <w:pStyle w:val="CSP-ChapterBodyText"/>
+      </w:pPr>
+    </w:p>
+    <w:p>
+      <w:pPr>
+        <w:pStyle w:val="CSP-ChapterBodyText"/>
+      </w:pPr>
+      <w:r>
+        <w:t>All in all, she’s a really nice girl. Don't assume that all Americans are super open and progressive—she's actually fairly traditional and conservative. I like her a lot, and I think she feels the same way. For now, we're simply seeing each other, and there’s no telling where things might lead. I don’t want to keep anything from you, but I also don’t want to raise your hopes and have you disappointed if things don’t work out.</w:t>
+      </w:r>
+    </w:p>
+    <w:p>
+      <w:pPr>
+        <w:pStyle w:val="CSP-ChapterBodyText"/>
+      </w:pPr>
+    </w:p>
+    <w:p>
+      <w:pPr>
+        <w:pStyle w:val="CSP-ChapterBodyText"/>
+      </w:pPr>
+      <w:r>
+        <w:t>I’ll leave it at that for now.</w:t>
+      </w:r>
+    </w:p>
+    <w:p>
+      <w:pPr>
+        <w:pStyle w:val="CSP-ChapterBodyText"/>
+      </w:pPr>
+    </w:p>
+    <w:p>
+      <w:pPr>
+        <w:pStyle w:val="CSP-ChapterBodyText"/>
+      </w:pPr>
+      <w:r>
+        <w:lastRenderedPageBreak/>
+        <w:t>All the best,</w:t>
+      </w:r>
+    </w:p>
+    <w:p>
+      <w:pPr>
+        <w:pStyle w:val="CSP-ChapterBodyText"/>
+      </w:pPr>
+    </w:p>
+    <w:p>
+      <w:pPr>
+        <w:pStyle w:val="CSP-ChapterBodyText"/>
+      </w:pPr>
+      <w:r>
+        <w:t>Tong</w:t>
+      </w:r>
+    </w:p>
+    <w:p>
+      <w:pPr>
+        <w:pStyle w:val="CSP-ChapterBodyText"/>
+      </w:pPr>
+      <w:r>
+        <w:t>9/13/96</w:t>
+      </w:r>
+    </w:p>
+    <w:p>
+      <w:pPr>
+        <w:widowControl/>
+        <w:spacing w:after="160" w:line="259" w:lineRule="auto"/>
+        <w:rPr>
+          <w:rFonts w:ascii="Garamond" w:hAnsi="Garamond"/>
+          <w:iCs/>
+        </w:rPr>
+      </w:pPr>
+      <w:r>
+        <w:br w:type="page"/>
+      </w:r>
+    </w:p>
+    <w:p>
+      <w:pPr>
+        <w:widowControl/>
+        <w:spacing w:after="160" w:line="259" w:lineRule="auto"/>
+        <w:rPr>
+          <w:rFonts w:ascii="Garamond" w:hAnsi="Garamond"/>
+          <w:iCs/>
+        </w:rPr>
+      </w:pPr>
+      <w:r>
+        <w:lastRenderedPageBreak/>
+        <w:br w:type="page"/>
+      </w:r>
+    </w:p>
+    <w:p>
+      <w:pPr>
+        <w:spacing w:after="0" w:line="240" w:lineRule="auto"/>
+        <w:jc w:val="center"/>
+        <w:rPr>
+          <w:rFonts w:ascii="Garamond" w:hAnsi="Garamond"/>
+          <w:iCs/>
+          <w:sz w:val="44"/>
+          <w:szCs w:val="44"/>
+        </w:rPr>
+      </w:pPr>
+    </w:p>
+    <w:p>
+      <w:pPr>
+        <w:spacing w:after="0" w:line="240" w:lineRule="auto"/>
+        <w:jc w:val="center"/>
+        <w:rPr>
+          <w:rFonts w:ascii="Garamond" w:hAnsi="Garamond"/>
+          <w:iCs/>
+          <w:sz w:val="44"/>
+          <w:szCs w:val="44"/>
+        </w:rPr>
+      </w:pPr>
+    </w:p>
+    <w:p>
+      <w:pPr>
+        <w:spacing w:after="0" w:line="240" w:lineRule="auto"/>
+        <w:rPr>
+          <w:rFonts w:ascii="Garamond" w:hAnsi="Garamond"/>
+          <w:iCs/>
+          <w:sz w:val="44"/>
+          <w:szCs w:val="44"/>
+        </w:rPr>
+      </w:pPr>
+    </w:p>
+    <w:p>
+      <w:pPr>
+        <w:pStyle w:val="CSP-ChapterTitle"/>
+        <w:rPr>
+          <w:rFonts w:ascii="Garamond" w:hAnsi="Garamond"/>
+        </w:rPr>
+      </w:pPr>
+      <w:r>
+        <w:rPr>
+          <w:rFonts w:ascii="Garamond" w:hAnsi="Garamond"/>
+        </w:rPr>
+        <w:t>1</w:t>
+      </w:r>
+      <w:r>
+        <w:rPr>
+          <w:rFonts w:ascii="Garamond" w:hAnsi="Garamond"/>
+        </w:rPr>
+        <w:t>8</w:t>
+      </w:r>
+      <w:r>
+        <w:rPr>
+          <w:rFonts w:ascii="Garamond" w:hAnsi="Garamond"/>
+        </w:rPr>
+        <w:t>.</w:t>
+      </w:r>
+      <w:r>
+        <w:rPr>
+          <w:rFonts w:ascii="Garamond" w:hAnsi="Garamond"/>
+        </w:rPr>
+        <w:t xml:space="preserve"> </w:t>
+      </w:r>
+      <w:r>
+        <w:rPr>
+          <w:rFonts w:ascii="Garamond" w:hAnsi="Garamond"/>
+        </w:rPr>
+        <w:t>The Trouble with Being a TA</w:t>
+      </w:r>
+    </w:p>
+    <w:p>
+      <w:pPr>
+        <w:spacing w:after="0" w:line="240" w:lineRule="auto"/>
+        <w:jc w:val="center"/>
+        <w:rPr>
+          <w:rFonts w:ascii="Garamond" w:hAnsi="Garamond"/>
+          <w:iCs/>
+          <w:sz w:val="24"/>
+          <w:szCs w:val="24"/>
+        </w:rPr>
+      </w:pPr>
+    </w:p>
+    <w:p>
+      <w:pPr>
+        <w:spacing w:after="0" w:line="240" w:lineRule="auto"/>
+        <w:jc w:val="center"/>
+        <w:rPr>
+          <w:rFonts w:ascii="Garamond" w:hAnsi="Garamond"/>
+          <w:b/>
+          <w:iCs/>
+          <w:sz w:val="24"/>
+          <w:szCs w:val="24"/>
+        </w:rPr>
+      </w:pPr>
+    </w:p>
+    <w:p>
+      <w:pPr>
+        <w:pStyle w:val="CSP-ChapterBodyText-FirstParagraph"/>
+        <w:rPr>
+          <w:i/>
+          <w:iCs w:val="0"/>
+        </w:rPr>
+      </w:pPr>
+      <w:r>
+        <w:rPr>
+          <w:i/>
+          <w:iCs w:val="0"/>
+        </w:rPr>
+        <w:t>Austin, TX</w:t>
+      </w:r>
+    </w:p>
+    <w:p>
+      <w:pPr>
+        <w:pStyle w:val="CSP-ChapterBodyText-FirstParagraph"/>
+      </w:pPr>
+      <w:r>
+        <w:rPr>
+          <w:i/>
+          <w:iCs w:val="0"/>
+        </w:rPr>
+        <w:t>October 1,</w:t>
+      </w:r>
+      <w:r>
+        <w:rPr>
+          <w:i/>
+          <w:iCs w:val="0"/>
+        </w:rPr>
+        <w:t xml:space="preserve"> 1996</w:t>
+      </w:r>
+    </w:p>
+    <w:p>
+      <w:pPr>
+        <w:pStyle w:val="CSP-ChapterBodyText-FirstParagraph"/>
+      </w:pPr>
+    </w:p>
+    <w:p>
+      <w:pPr>
+        <w:pStyle w:val="CSP-ChapterBodyText-FirstParagraph"/>
+      </w:pPr>
+    </w:p>
+    <w:p>
+      <w:pPr>
+        <w:pStyle w:val="CSP-ChapterBodyText"/>
+      </w:pPr>
+      <w:r>
+        <w:t>Dear Dad and Mom,</w:t>
+      </w:r>
+    </w:p>
+    <w:p>
+      <w:pPr>
+        <w:pStyle w:val="CSP-ChapterBodyText"/>
+      </w:pPr>
+    </w:p>
+    <w:p>
+      <w:pPr>
+        <w:pStyle w:val="CSP-ChapterBodyText"/>
+      </w:pPr>
+      <w:r>
+        <w:t>I received your letter today. It just so happens that I've been busy all day, so sitting down to write back to you is actually a nice way to unwind. Being a TA can be quite a hassle. I recently graded a project, and ever since the scores were posted, a lot of students have been hounding me. I’ve had to keep explaining my grading and occasionally giving out a few extra points here and there to keep them happy, which has sucked up a lot of my time. Don't worry too much, though—it’s not always this hectic.</w:t>
+      </w:r>
+    </w:p>
+    <w:p>
+      <w:pPr>
+        <w:pStyle w:val="CSP-ChapterBodyText"/>
+      </w:pPr>
+    </w:p>
+    <w:p>
+      <w:pPr>
+        <w:pStyle w:val="CSP-ChapterBodyText"/>
+      </w:pPr>
+      <w:r>
+        <w:t>I had no idea sending email was such a headache on your end. Let's just stick to writing letters. As for buying a car, I haven't bought one yet; it's not an easy process. I’ll definitely be careful once I'm behind the wheel, so please don't worry. Out here, practically everyone drives—it’s as common as riding bicycles back in China.</w:t>
+      </w:r>
+    </w:p>
+    <w:p>
+      <w:pPr>
+        <w:pStyle w:val="CSP-ChapterBodyText"/>
+      </w:pPr>
+    </w:p>
+    <w:p>
+      <w:pPr>
+        <w:pStyle w:val="CSP-ChapterBodyText"/>
+      </w:pPr>
+      <w:r>
+        <w:t xml:space="preserve">The certificate of deposit for the emergency fund has already matured; I was still in New Jersey when that happened. The bank automatically rolled it over for another ten months, which is fine since I don't anticipate needing that money anytime soon. A few days ago, Weihai borrowed $3,500 from me to use </w:t>
+      </w:r>
+      <w:r>
+        <w:lastRenderedPageBreak/>
+        <w:t>as proof of funds for his financial documents. He’s trying to get married so he can bring his fiancée over to the U.S., though I honestly have no clue how he’s planning to pull all of that off.</w:t>
+      </w:r>
+    </w:p>
+    <w:p>
+      <w:pPr>
+        <w:pStyle w:val="CSP-ChapterBodyText"/>
+      </w:pPr>
+    </w:p>
+    <w:p>
+      <w:pPr>
+        <w:pStyle w:val="CSP-ChapterBodyText"/>
+      </w:pPr>
+      <w:r>
+        <w:t>As for what I mentioned about Robin in my last letter, it's enough for you simply to know about her. Try not to overthink things or read too much into it. We're not putting any labels on it yet. I'm finally beginning to realize that being in a relationship, even at this very early stage, takes a great deal of emotional energy. Sometimes it feels exhausting, and other times it feels wonderful.</w:t>
+      </w:r>
+    </w:p>
+    <w:p>
+      <w:pPr>
+        <w:pStyle w:val="CSP-ChapterBodyText"/>
+      </w:pPr>
+    </w:p>
+    <w:p>
+      <w:pPr>
+        <w:pStyle w:val="CSP-ChapterBodyText"/>
+      </w:pPr>
+      <w:r>
+        <w:t>I'll write more next time. I should probably head to bed now, since I will meet with a professor tomorrow to discuss the possibility of doing my Ph.D. under him. Nothing is set in stone yet, and I'll continue looking for regular jobs as well.</w:t>
+      </w:r>
+    </w:p>
+    <w:p>
+      <w:pPr>
+        <w:pStyle w:val="CSP-ChapterBodyText"/>
+      </w:pPr>
+    </w:p>
+    <w:p>
+      <w:pPr>
+        <w:pStyle w:val="CSP-ChapterBodyText"/>
+      </w:pPr>
+      <w:r>
+        <w:t>Wishing you good health!</w:t>
+      </w:r>
+    </w:p>
+    <w:p>
+      <w:pPr>
+        <w:pStyle w:val="CSP-ChapterBodyText"/>
+      </w:pPr>
+    </w:p>
+    <w:p>
+      <w:pPr>
+        <w:pStyle w:val="CSP-ChapterBodyText"/>
+      </w:pPr>
+      <w:r>
+        <w:t>Tong</w:t>
+      </w:r>
+    </w:p>
+    <w:p>
+      <w:pPr>
+        <w:pStyle w:val="CSP-ChapterBodyText"/>
+      </w:pPr>
+      <w:r>
+        <w:t>10/01/1996</w:t>
+      </w:r>
+    </w:p>
+    <w:p>
+      <w:pPr>
+        <w:widowControl/>
+        <w:spacing w:after="160" w:line="259" w:lineRule="auto"/>
+        <w:rPr>
+          <w:rFonts w:ascii="Garamond" w:hAnsi="Garamond"/>
+          <w:iCs/>
+        </w:rPr>
+      </w:pPr>
+      <w:r>
+        <w:br w:type="page"/>
+      </w:r>
+    </w:p>
+    <w:p>
+      <w:pPr>
+        <w:spacing w:after="0" w:line="240" w:lineRule="auto"/>
+        <w:jc w:val="center"/>
+        <w:rPr>
+          <w:rFonts w:ascii="Garamond" w:hAnsi="Garamond"/>
+          <w:iCs/>
+          <w:sz w:val="44"/>
+          <w:szCs w:val="44"/>
+        </w:rPr>
+      </w:pPr>
+    </w:p>
+    <w:p>
+      <w:pPr>
+        <w:spacing w:after="0" w:line="240" w:lineRule="auto"/>
+        <w:jc w:val="center"/>
+        <w:rPr>
+          <w:rFonts w:ascii="Garamond" w:hAnsi="Garamond"/>
+          <w:iCs/>
+          <w:sz w:val="44"/>
+          <w:szCs w:val="44"/>
+        </w:rPr>
+      </w:pPr>
+    </w:p>
+    <w:p>
+      <w:pPr>
+        <w:spacing w:after="0" w:line="240" w:lineRule="auto"/>
+        <w:rPr>
+          <w:rFonts w:ascii="Garamond" w:hAnsi="Garamond"/>
+          <w:iCs/>
+          <w:sz w:val="44"/>
+          <w:szCs w:val="44"/>
+        </w:rPr>
+      </w:pPr>
+    </w:p>
+    <w:p>
+      <w:pPr>
+        <w:pStyle w:val="CSP-ChapterTitle"/>
+        <w:rPr>
+          <w:rFonts w:ascii="Garamond" w:hAnsi="Garamond"/>
+        </w:rPr>
+      </w:pPr>
+      <w:r>
+        <w:rPr>
+          <w:rFonts w:ascii="Garamond" w:hAnsi="Garamond"/>
+        </w:rPr>
+        <w:t>1</w:t>
+      </w:r>
+      <w:r>
+        <w:rPr>
+          <w:rFonts w:ascii="Garamond" w:hAnsi="Garamond"/>
+        </w:rPr>
+        <w:t>9</w:t>
+      </w:r>
+      <w:r>
+        <w:rPr>
+          <w:rFonts w:ascii="Garamond" w:hAnsi="Garamond"/>
+        </w:rPr>
+        <w:t>.</w:t>
+      </w:r>
+      <w:r>
+        <w:rPr>
+          <w:rFonts w:ascii="Garamond" w:hAnsi="Garamond"/>
+        </w:rPr>
+        <w:t xml:space="preserve"> </w:t>
+      </w:r>
+      <w:r>
+        <w:rPr>
+          <w:rFonts w:ascii="Garamond" w:hAnsi="Garamond"/>
+        </w:rPr>
+        <w:t>'91 Toyota Corolla</w:t>
+      </w:r>
+    </w:p>
+    <w:p>
+      <w:pPr>
+        <w:spacing w:after="0" w:line="240" w:lineRule="auto"/>
+        <w:jc w:val="center"/>
+        <w:rPr>
+          <w:rFonts w:ascii="Garamond" w:hAnsi="Garamond"/>
+          <w:iCs/>
+          <w:sz w:val="24"/>
+          <w:szCs w:val="24"/>
+        </w:rPr>
+      </w:pPr>
+    </w:p>
+    <w:p>
+      <w:pPr>
+        <w:spacing w:after="0" w:line="240" w:lineRule="auto"/>
+        <w:jc w:val="center"/>
+        <w:rPr>
+          <w:rFonts w:ascii="Garamond" w:hAnsi="Garamond"/>
+          <w:b/>
+          <w:iCs/>
+          <w:sz w:val="24"/>
+          <w:szCs w:val="24"/>
+        </w:rPr>
+      </w:pPr>
+    </w:p>
+    <w:p>
+      <w:pPr>
+        <w:pStyle w:val="CSP-ChapterBodyText-FirstParagraph"/>
+        <w:rPr>
+          <w:i/>
+          <w:iCs w:val="0"/>
+        </w:rPr>
+      </w:pPr>
+      <w:r>
+        <w:rPr>
+          <w:i/>
+          <w:iCs w:val="0"/>
+        </w:rPr>
+        <w:t>Austin, TX</w:t>
+      </w:r>
+    </w:p>
+    <w:p>
+      <w:pPr>
+        <w:pStyle w:val="CSP-ChapterBodyText-FirstParagraph"/>
+      </w:pPr>
+      <w:r>
+        <w:rPr>
+          <w:i/>
+          <w:iCs w:val="0"/>
+        </w:rPr>
+        <w:t>October 21</w:t>
+      </w:r>
+      <w:r>
+        <w:rPr>
+          <w:i/>
+          <w:iCs w:val="0"/>
+        </w:rPr>
+        <w:t>,</w:t>
+      </w:r>
+      <w:r>
+        <w:rPr>
+          <w:i/>
+          <w:iCs w:val="0"/>
+        </w:rPr>
+        <w:t xml:space="preserve"> 1996</w:t>
+      </w:r>
+    </w:p>
+    <w:p>
+      <w:pPr>
+        <w:pStyle w:val="CSP-ChapterBodyText-FirstParagraph"/>
+      </w:pPr>
+    </w:p>
+    <w:p>
+      <w:pPr>
+        <w:pStyle w:val="CSP-ChapterBodyText-FirstParagraph"/>
+      </w:pPr>
+    </w:p>
+    <w:p>
+      <w:pPr>
+        <w:pStyle w:val="CSP-ChapterBodyText"/>
+      </w:pPr>
+      <w:r>
+        <w:t>Dear Dad and Mom,</w:t>
+      </w:r>
+    </w:p>
+    <w:p>
+      <w:pPr>
+        <w:pStyle w:val="CSP-ChapterBodyText"/>
+      </w:pPr>
+    </w:p>
+    <w:p>
+      <w:pPr>
+        <w:pStyle w:val="CSP-ChapterBodyText"/>
+      </w:pPr>
+      <w:r>
+        <w:t>I’ve been pretty overwhelmed lately. Besides my own classes, I’ve been busy working as a TA—grading homework and projects, and answering students' questions. Every time I finish grading a project, plenty of students complain about their scores and flood my inbox with emails. It is incredibly frustrating; at its worst, I receive over a dozen of these emails a day. On top of that, I’ve started looking for a job and have already had a few interviews, all of them conducted on campus. No news yet, but that’s normal. Companies typically require two rounds of interviews—the first one on campus and a second one on-site at the company. If I decide to graduate with just my Master’s degree, I’ll be finishing up next May. The bulk of interviewing will take place next year; this year is really just an opportunity to get some practice in.</w:t>
+      </w:r>
+    </w:p>
+    <w:p>
+      <w:pPr>
+        <w:pStyle w:val="CSP-ChapterBodyText"/>
+      </w:pPr>
+    </w:p>
+    <w:p>
+      <w:pPr>
+        <w:pStyle w:val="CSP-ChapterBodyText"/>
+      </w:pPr>
+      <w:r>
+        <w:t xml:space="preserve">I recently bought a car—a '91 Toyota Corolla sedan. It cost me $4,600, which is a lot of money upfront, but I got a pretty good deal since the average market price for similar cars is usually around $5,600. I've also bought insurance for it, which comes out to about $640 a year. Honestly, it doesn’t make much sense to buy a cheaper car here anyway, because the insurance could end up costing more than the car itself. I also got my learner's </w:t>
+      </w:r>
+      <w:r>
+        <w:lastRenderedPageBreak/>
+        <w:t>permit so I can start practicing driving. I haven't actually gotten behind the wheel yet, but I’ll probably start in the next week or two. I’ll be very careful, so please don't worry. Between the car and the insurance, my savings took a major hit, so coming home for winter break is pretty much out of the question now.</w:t>
+      </w:r>
+    </w:p>
+    <w:p>
+      <w:pPr>
+        <w:pStyle w:val="CSP-ChapterBodyText"/>
+      </w:pPr>
+    </w:p>
+    <w:p>
+      <w:pPr>
+        <w:pStyle w:val="CSP-ChapterBodyText"/>
+      </w:pPr>
+      <w:r>
+        <w:t>Robin and I are still hanging out and talking on the phone, but it doesn’t look like the relationship is going anywhere in particular. We may simply be too different. I think we’ll probably just remain friends.</w:t>
+      </w:r>
+    </w:p>
+    <w:p>
+      <w:pPr>
+        <w:pStyle w:val="CSP-ChapterBodyText"/>
+      </w:pPr>
+    </w:p>
+    <w:p>
+      <w:pPr>
+        <w:pStyle w:val="CSP-ChapterBodyText"/>
+      </w:pPr>
+      <w:r>
+        <w:t>Also, my roommate will probably be transferring at the end of the year to a school in Dallas, another city in Texas.</w:t>
+      </w:r>
+    </w:p>
+    <w:p>
+      <w:pPr>
+        <w:pStyle w:val="CSP-ChapterBodyText"/>
+      </w:pPr>
+    </w:p>
+    <w:p>
+      <w:pPr>
+        <w:pStyle w:val="CSP-ChapterBodyText"/>
+      </w:pPr>
+      <w:r>
+        <w:t>I’ll write more next time.</w:t>
+      </w:r>
+    </w:p>
+    <w:p>
+      <w:pPr>
+        <w:pStyle w:val="CSP-ChapterBodyText"/>
+      </w:pPr>
+    </w:p>
+    <w:p>
+      <w:pPr>
+        <w:pStyle w:val="CSP-ChapterBodyText"/>
+      </w:pPr>
+      <w:r>
+        <w:t>All the best,</w:t>
+      </w:r>
+    </w:p>
+    <w:p>
+      <w:pPr>
+        <w:pStyle w:val="CSP-ChapterBodyText"/>
+      </w:pPr>
+    </w:p>
+    <w:p>
+      <w:pPr>
+        <w:pStyle w:val="CSP-ChapterBodyText"/>
+      </w:pPr>
+      <w:r>
+        <w:t>Tong</w:t>
+      </w:r>
+    </w:p>
+    <w:p>
+      <w:pPr>
+        <w:pStyle w:val="CSP-ChapterBodyText"/>
+      </w:pPr>
+      <w:r>
+        <w:t>10/21/96</w:t>
+      </w:r>
+    </w:p>
+    <w:p>
+      <w:pPr>
+        <w:widowControl/>
+        <w:spacing w:after="160" w:line="259" w:lineRule="auto"/>
+        <w:rPr>
+          <w:rFonts w:ascii="Garamond" w:hAnsi="Garamond"/>
+          <w:iCs/>
+        </w:rPr>
+      </w:pPr>
+      <w:r>
+        <w:br w:type="page"/>
+      </w:r>
+    </w:p>
+    <w:p>
+      <w:pPr>
+        <w:spacing w:after="0" w:line="240" w:lineRule="auto"/>
+        <w:jc w:val="center"/>
+        <w:rPr>
+          <w:rFonts w:ascii="Garamond" w:hAnsi="Garamond"/>
+          <w:iCs/>
+          <w:sz w:val="44"/>
+          <w:szCs w:val="44"/>
+        </w:rPr>
+      </w:pPr>
+    </w:p>
+    <w:p>
+      <w:pPr>
+        <w:spacing w:after="0" w:line="240" w:lineRule="auto"/>
+        <w:jc w:val="center"/>
+        <w:rPr>
+          <w:rFonts w:ascii="Garamond" w:hAnsi="Garamond"/>
+          <w:iCs/>
+          <w:sz w:val="44"/>
+          <w:szCs w:val="44"/>
+        </w:rPr>
+      </w:pPr>
+    </w:p>
+    <w:p>
+      <w:pPr>
+        <w:spacing w:after="0" w:line="240" w:lineRule="auto"/>
+        <w:rPr>
+          <w:rFonts w:ascii="Garamond" w:hAnsi="Garamond"/>
+          <w:iCs/>
+          <w:sz w:val="44"/>
+          <w:szCs w:val="44"/>
+        </w:rPr>
+      </w:pPr>
+    </w:p>
+    <w:p>
+      <w:pPr>
+        <w:pStyle w:val="CSP-ChapterTitle"/>
+        <w:rPr>
+          <w:rFonts w:ascii="Garamond" w:hAnsi="Garamond"/>
+        </w:rPr>
+      </w:pPr>
+      <w:r>
+        <w:rPr>
+          <w:rFonts w:ascii="Garamond" w:hAnsi="Garamond"/>
+        </w:rPr>
+        <w:t>20</w:t>
+      </w:r>
+      <w:r>
+        <w:rPr>
+          <w:rFonts w:ascii="Garamond" w:hAnsi="Garamond"/>
+        </w:rPr>
+        <w:t>.</w:t>
+      </w:r>
+      <w:r>
+        <w:rPr>
+          <w:rFonts w:ascii="Garamond" w:hAnsi="Garamond"/>
+        </w:rPr>
+        <w:t xml:space="preserve"> </w:t>
+      </w:r>
+      <w:r>
+        <w:rPr>
+          <w:rFonts w:ascii="Garamond" w:hAnsi="Garamond"/>
+        </w:rPr>
+        <w:t>The Morgan Stanley Offer</w:t>
+      </w:r>
+    </w:p>
+    <w:p>
+      <w:pPr>
+        <w:spacing w:after="0" w:line="240" w:lineRule="auto"/>
+        <w:jc w:val="center"/>
+        <w:rPr>
+          <w:rFonts w:ascii="Garamond" w:hAnsi="Garamond"/>
+          <w:iCs/>
+          <w:sz w:val="24"/>
+          <w:szCs w:val="24"/>
+        </w:rPr>
+      </w:pPr>
+    </w:p>
+    <w:p>
+      <w:pPr>
+        <w:spacing w:after="0" w:line="240" w:lineRule="auto"/>
+        <w:jc w:val="center"/>
+        <w:rPr>
+          <w:rFonts w:ascii="Garamond" w:hAnsi="Garamond"/>
+          <w:b/>
+          <w:iCs/>
+          <w:sz w:val="24"/>
+          <w:szCs w:val="24"/>
+        </w:rPr>
+      </w:pPr>
+    </w:p>
+    <w:p>
+      <w:pPr>
+        <w:pStyle w:val="CSP-ChapterBodyText-FirstParagraph"/>
+        <w:rPr>
+          <w:i/>
+          <w:iCs w:val="0"/>
+        </w:rPr>
+      </w:pPr>
+      <w:r>
+        <w:rPr>
+          <w:i/>
+          <w:iCs w:val="0"/>
+        </w:rPr>
+        <w:t>Austin, TX</w:t>
+      </w:r>
+    </w:p>
+    <w:p>
+      <w:pPr>
+        <w:pStyle w:val="CSP-ChapterBodyText-FirstParagraph"/>
+      </w:pPr>
+      <w:r>
+        <w:rPr>
+          <w:i/>
+          <w:iCs w:val="0"/>
+        </w:rPr>
+        <w:t>November 29</w:t>
+      </w:r>
+      <w:r>
+        <w:rPr>
+          <w:i/>
+          <w:iCs w:val="0"/>
+        </w:rPr>
+        <w:t>,</w:t>
+      </w:r>
+      <w:r>
+        <w:rPr>
+          <w:i/>
+          <w:iCs w:val="0"/>
+        </w:rPr>
+        <w:t xml:space="preserve"> 1996</w:t>
+      </w:r>
+    </w:p>
+    <w:p>
+      <w:pPr>
+        <w:pStyle w:val="CSP-ChapterBodyText-FirstParagraph"/>
+      </w:pPr>
+    </w:p>
+    <w:p>
+      <w:pPr>
+        <w:pStyle w:val="CSP-ChapterBodyText-FirstParagraph"/>
+      </w:pPr>
+    </w:p>
+    <w:p>
+      <w:pPr>
+        <w:pStyle w:val="CSP-ChapterBodyText"/>
+      </w:pPr>
+      <w:r>
+        <w:t>Dear Dad and Mom,</w:t>
+      </w:r>
+    </w:p>
+    <w:p>
+      <w:pPr>
+        <w:pStyle w:val="CSP-ChapterBodyText"/>
+      </w:pPr>
+    </w:p>
+    <w:p>
+      <w:pPr>
+        <w:pStyle w:val="CSP-ChapterBodyText"/>
+      </w:pPr>
+      <w:r>
+        <w:t>I received both of your letters a while ago, but I just haven’t been able to find the time to write back. I’m really sorry. I've been busy with one thing after another, although sometimes I'm not even sure what I've been so busy doing.</w:t>
+      </w:r>
+    </w:p>
+    <w:p>
+      <w:pPr>
+        <w:pStyle w:val="CSP-ChapterBodyText"/>
+      </w:pPr>
+    </w:p>
+    <w:p>
+      <w:pPr>
+        <w:pStyle w:val="CSP-ChapterBodyText"/>
+      </w:pPr>
+      <w:r>
+        <w:t xml:space="preserve">I see that </w:t>
+      </w:r>
+      <w:proofErr w:type="gramStart"/>
+      <w:r>
+        <w:t>Mom</w:t>
+      </w:r>
+      <w:proofErr w:type="gramEnd"/>
+      <w:r>
+        <w:t xml:space="preserve"> has officially retired! I can hardly believe how quickly that happened. It’s great news—now you don't have to stress over teaching classes and grading papers anymore, and you can finally relax and enjoy yourself. Dad, you still have quite a few years to go before retirement, don’t you?</w:t>
+      </w:r>
+    </w:p>
+    <w:p>
+      <w:pPr>
+        <w:pStyle w:val="CSP-ChapterBodyText"/>
+      </w:pPr>
+    </w:p>
+    <w:p>
+      <w:pPr>
+        <w:pStyle w:val="CSP-ChapterBodyText"/>
+      </w:pPr>
+      <w:r>
+        <w:t>Many companies have been coming to campus to recruit. I’ve had quite a few interviews over the past month. I flew out to New York for one, though rest of they have taken place right here in Austin. I actually went out and bought a suit specifically for two second-round interviews—it cost around $320, and I’ve only worn it twice so far! Both of those companies ended up extending me job offers.</w:t>
+      </w:r>
+    </w:p>
+    <w:p>
+      <w:pPr>
+        <w:pStyle w:val="CSP-ChapterBodyText"/>
+      </w:pPr>
+    </w:p>
+    <w:p>
+      <w:pPr>
+        <w:pStyle w:val="CSP-ChapterBodyText"/>
+      </w:pPr>
+      <w:r>
+        <w:t xml:space="preserve">One is from National Instruments here in Austin, a smaller company with about a thousand employees that mostly makes PC hardware and software. They offered a base salary of </w:t>
+      </w:r>
+      <w:r>
+        <w:lastRenderedPageBreak/>
+        <w:t xml:space="preserve">$42,000 plus an annual bonus of eight to nine percent, bringing the </w:t>
+      </w:r>
+      <w:proofErr w:type="spellStart"/>
+      <w:r>
+        <w:t>toal</w:t>
+      </w:r>
+      <w:proofErr w:type="spellEnd"/>
+      <w:r>
+        <w:t xml:space="preserve"> compensation to roughly $46,000 a year.</w:t>
+      </w:r>
+    </w:p>
+    <w:p>
+      <w:pPr>
+        <w:pStyle w:val="CSP-ChapterBodyText"/>
+      </w:pPr>
+    </w:p>
+    <w:p>
+      <w:pPr>
+        <w:pStyle w:val="CSP-ChapterBodyText"/>
+      </w:pPr>
+      <w:r>
+        <w:t>The other offer is from Morgan Stanley, a large and prestigious financial firm specializing in investment banking. My trip to New York was for their on-site interview. They offered a total compensation package of $62,500, consisting of a $50,000 base salary and a guaranteed minimum bonus of $12,500. It also comes with four weeks of paid vacation each year. While that number looks impressive on paper, the job is located on Broadway in Manhattan, where the cost of living there is much higher, so the salary isn't quite as high as it seems.</w:t>
+      </w:r>
+    </w:p>
+    <w:p>
+      <w:pPr>
+        <w:pStyle w:val="CSP-ChapterBodyText"/>
+      </w:pPr>
+    </w:p>
+    <w:p>
+      <w:pPr>
+        <w:pStyle w:val="CSP-ChapterBodyText"/>
+      </w:pPr>
+      <w:r>
+        <w:t>All in all, between the two, I’m leaning toward Morgan Stanley. It was actually my top choice going into this semester, so I’m thrilled that I landed the offer. If I take the Morgan Stanley job, I’ll probably live in New Jersey and commute into New York City every day. Living in the City would make owning a car almost impossible because parking is virtually nonexistent. In any case, things are looking up. I plan to keep looking next semester and see what opportunities might be available in California. I’ve heard California is great, though the cost of living is very high there as well.</w:t>
+      </w:r>
+    </w:p>
+    <w:p>
+      <w:pPr>
+        <w:pStyle w:val="CSP-ChapterBodyText"/>
+      </w:pPr>
+    </w:p>
+    <w:p>
+      <w:pPr>
+        <w:pStyle w:val="CSP-ChapterBodyText"/>
+      </w:pPr>
+      <w:r>
+        <w:t>Weihai found a job too! He's going to Microsoft with a starting base salary of $47,000, which is quite good. He will graduate at the end of this year. Interestingly, several of my classmates from Beijing who came to UT for their Ph.D. programs have decided to drop out and look for jobs instead. Part of the reason is how hot the job market is right now, and part of it is that a Ph.D. simply takes up way too much time.</w:t>
+      </w:r>
+    </w:p>
+    <w:p>
+      <w:pPr>
+        <w:pStyle w:val="CSP-ChapterBodyText"/>
+      </w:pPr>
+    </w:p>
+    <w:p>
+      <w:pPr>
+        <w:pStyle w:val="CSP-ChapterBodyText"/>
+      </w:pPr>
+      <w:r>
+        <w:t xml:space="preserve">As for the car, I haven’t really had much chance to practice driving because everyone’s been busy, so it’s been hard to coordinate a time for my friends to teach me. So far, I've only practiced three times. The first two lessons were with a Taiwanese friend, and Robin taught me once as well. I can </w:t>
+      </w:r>
+      <w:r>
+        <w:lastRenderedPageBreak/>
+        <w:t>handle the basics fine, but obviously, I still need a lot more practice. I’ll keep working on it over winter break. I promise I’ll be careful.</w:t>
+      </w:r>
+    </w:p>
+    <w:p>
+      <w:pPr>
+        <w:pStyle w:val="CSP-ChapterBodyText"/>
+      </w:pPr>
+    </w:p>
+    <w:p>
+      <w:pPr>
+        <w:pStyle w:val="CSP-ChapterBodyText"/>
+      </w:pPr>
+      <w:r>
+        <w:t>Our winter break runs from mid-December to January 12th. I decided against going back to work at Bell Labs this winter; the break is too short, and I don't really want to spend the holidays working anyway. I’d rather just relax and recharge here in Austin.</w:t>
+      </w:r>
+    </w:p>
+    <w:p>
+      <w:pPr>
+        <w:pStyle w:val="CSP-ChapterBodyText"/>
+      </w:pPr>
+    </w:p>
+    <w:p>
+      <w:pPr>
+        <w:pStyle w:val="CSP-ChapterBodyText"/>
+      </w:pPr>
+      <w:r>
+        <w:t>I'm doing really well here in the States. Even though I’ve been incredibly busy lately, I'm in good health; I've been here for over a year now and have only felt under the weather once. I still tend to stay up late and sleep in, but I always make sure to get plenty of sleep—probably more than most people around me.</w:t>
+      </w:r>
+    </w:p>
+    <w:p>
+      <w:pPr>
+        <w:pStyle w:val="CSP-ChapterBodyText"/>
+      </w:pPr>
+    </w:p>
+    <w:p>
+      <w:pPr>
+        <w:pStyle w:val="CSP-ChapterBodyText"/>
+      </w:pPr>
+      <w:r>
+        <w:t>My roommate will be moving near Dallas soon, so I'll also be moving in mid-December and renting a room from a Taiwanese friend. Once I’m settled, I’ll send you my new address and phone number.</w:t>
+      </w:r>
+    </w:p>
+    <w:p>
+      <w:pPr>
+        <w:pStyle w:val="CSP-ChapterBodyText"/>
+      </w:pPr>
+    </w:p>
+    <w:p>
+      <w:pPr>
+        <w:pStyle w:val="CSP-ChapterBodyText"/>
+      </w:pPr>
+      <w:r>
+        <w:t>Wishing you both good health,</w:t>
+      </w:r>
+    </w:p>
+    <w:p>
+      <w:pPr>
+        <w:pStyle w:val="CSP-ChapterBodyText"/>
+      </w:pPr>
+    </w:p>
+    <w:p>
+      <w:pPr>
+        <w:pStyle w:val="CSP-ChapterBodyText"/>
+      </w:pPr>
+      <w:r>
+        <w:t>Tong</w:t>
+      </w:r>
+    </w:p>
+    <w:p>
+      <w:pPr>
+        <w:pStyle w:val="CSP-ChapterBodyText"/>
+      </w:pPr>
+      <w:r>
+        <w:t>11/28/1996</w:t>
+      </w:r>
+    </w:p>
+    <w:p>
+      <w:pPr>
+        <w:pStyle w:val="CSP-ChapterBodyText"/>
+      </w:pPr>
+    </w:p>
+    <w:p>
+      <w:pPr>
+        <w:pStyle w:val="CSP-ChapterBodyText"/>
+      </w:pPr>
+      <w:r>
+        <w:t>P.S. Today is Thanksgiving—the American holiday when everyone eats turkey.</w:t>
+      </w:r>
+    </w:p>
+    <w:p>
+      <w:pPr>
+        <w:widowControl/>
+        <w:spacing w:after="160" w:line="259" w:lineRule="auto"/>
+        <w:rPr>
+          <w:rFonts w:ascii="Garamond" w:hAnsi="Garamond"/>
+          <w:iCs/>
+        </w:rPr>
+      </w:pPr>
+      <w:r>
+        <w:br w:type="page"/>
+      </w:r>
+    </w:p>
+    <w:p>
+      <w:pPr>
+        <w:widowControl/>
+        <w:spacing w:after="160" w:line="259" w:lineRule="auto"/>
+        <w:rPr>
+          <w:rFonts w:ascii="Garamond" w:hAnsi="Garamond"/>
+          <w:iCs/>
+        </w:rPr>
+      </w:pPr>
+      <w:r>
+        <w:lastRenderedPageBreak/>
+        <w:br w:type="page"/>
+      </w:r>
+    </w:p>
+    <w:p>
+      <w:pPr>
+        <w:spacing w:after="0" w:line="240" w:lineRule="auto"/>
+        <w:rPr>
+          <w:rFonts w:ascii="Garamond" w:hAnsi="Garamond"/>
+          <w:iCs/>
+          <w:sz w:val="44"/>
+          <w:szCs w:val="44"/>
+        </w:rPr>
+      </w:pPr>
+    </w:p>
+    <w:p>
+      <w:pPr>
+        <w:spacing w:after="0" w:line="240" w:lineRule="auto"/>
+        <w:jc w:val="center"/>
+        <w:rPr>
+          <w:rFonts w:ascii="Garamond" w:hAnsi="Garamond"/>
+          <w:iCs/>
+          <w:sz w:val="44"/>
+          <w:szCs w:val="44"/>
+        </w:rPr>
+      </w:pPr>
+    </w:p>
+    <w:p>
+      <w:pPr>
+        <w:spacing w:after="0" w:line="240" w:lineRule="auto"/>
+        <w:rPr>
+          <w:rFonts w:ascii="Garamond" w:hAnsi="Garamond"/>
+          <w:iCs/>
+          <w:sz w:val="44"/>
+          <w:szCs w:val="44"/>
+        </w:rPr>
+      </w:pPr>
+    </w:p>
+    <w:p>
+      <w:pPr>
+        <w:pStyle w:val="CSP-ChapterTitle"/>
+        <w:rPr>
+          <w:rFonts w:ascii="Garamond" w:hAnsi="Garamond"/>
+        </w:rPr>
+      </w:pPr>
+      <w:r>
+        <w:rPr>
+          <w:rFonts w:ascii="Garamond" w:hAnsi="Garamond"/>
+        </w:rPr>
+        <w:t>2</w:t>
+      </w:r>
+      <w:r>
+        <w:rPr>
+          <w:rFonts w:ascii="Garamond" w:hAnsi="Garamond"/>
+        </w:rPr>
+        <w:t>1</w:t>
+      </w:r>
+      <w:r>
+        <w:rPr>
+          <w:rFonts w:ascii="Garamond" w:hAnsi="Garamond"/>
+        </w:rPr>
+        <w:t>.</w:t>
+      </w:r>
+      <w:r>
+        <w:rPr>
+          <w:rFonts w:ascii="Garamond" w:hAnsi="Garamond"/>
+        </w:rPr>
+        <w:t xml:space="preserve"> </w:t>
+      </w:r>
+      <w:r>
+        <w:rPr>
+          <w:rFonts w:ascii="Garamond" w:hAnsi="Garamond"/>
+        </w:rPr>
+        <w:t>It Suits Me Well</w:t>
+      </w:r>
+    </w:p>
+    <w:p>
+      <w:pPr>
+        <w:spacing w:after="0" w:line="240" w:lineRule="auto"/>
+        <w:jc w:val="center"/>
+        <w:rPr>
+          <w:rFonts w:ascii="Garamond" w:hAnsi="Garamond"/>
+          <w:iCs/>
+          <w:sz w:val="24"/>
+          <w:szCs w:val="24"/>
+        </w:rPr>
+      </w:pPr>
+    </w:p>
+    <w:p>
+      <w:pPr>
+        <w:spacing w:after="0" w:line="240" w:lineRule="auto"/>
+        <w:jc w:val="center"/>
+        <w:rPr>
+          <w:rFonts w:ascii="Garamond" w:hAnsi="Garamond"/>
+          <w:b/>
+          <w:iCs/>
+          <w:sz w:val="24"/>
+          <w:szCs w:val="24"/>
+        </w:rPr>
+      </w:pPr>
+    </w:p>
+    <w:p>
+      <w:pPr>
+        <w:pStyle w:val="CSP-ChapterBodyText-FirstParagraph"/>
+        <w:rPr>
+          <w:i/>
+          <w:iCs w:val="0"/>
+        </w:rPr>
+      </w:pPr>
+      <w:r>
+        <w:rPr>
+          <w:i/>
+          <w:iCs w:val="0"/>
+        </w:rPr>
+        <w:t>Austin, TX</w:t>
+      </w:r>
+    </w:p>
+    <w:p>
+      <w:pPr>
+        <w:pStyle w:val="CSP-ChapterBodyText-FirstParagraph"/>
+      </w:pPr>
+      <w:r>
+        <w:rPr>
+          <w:i/>
+          <w:iCs w:val="0"/>
+        </w:rPr>
+        <w:t>January 2, 1997</w:t>
+      </w:r>
+    </w:p>
+    <w:p>
+      <w:pPr>
+        <w:pStyle w:val="CSP-ChapterBodyText-FirstParagraph"/>
+      </w:pPr>
+    </w:p>
+    <w:p>
+      <w:pPr>
+        <w:pStyle w:val="CSP-ChapterBodyText-FirstParagraph"/>
+      </w:pPr>
+    </w:p>
+    <w:p>
+      <w:pPr>
+        <w:pStyle w:val="CSP-ChapterBodyText"/>
+      </w:pPr>
+      <w:r>
+        <w:t>Dear Dad and Mom,</w:t>
+      </w:r>
+    </w:p>
+    <w:p>
+      <w:pPr>
+        <w:pStyle w:val="CSP-ChapterBodyText"/>
+      </w:pPr>
+    </w:p>
+    <w:p>
+      <w:pPr>
+        <w:pStyle w:val="CSP-ChapterBodyText"/>
+      </w:pPr>
+      <w:r>
+        <w:t>Winter break is already half over, and I can’t say I’ve accomplished very much.</w:t>
+      </w:r>
+    </w:p>
+    <w:p>
+      <w:pPr>
+        <w:pStyle w:val="CSP-ChapterBodyText"/>
+      </w:pPr>
+    </w:p>
+    <w:p>
+      <w:pPr>
+        <w:pStyle w:val="CSP-ChapterBodyText"/>
+      </w:pPr>
+      <w:r>
+        <w:t>I spent most of the first week practicing driving, and I actually managed to pass my road test and get my driver's license on December 23rd, just two days before Christmas. By law, before you get your license, you aren't allowed to drive alone—you have to have someone with at least a year of driving experience sitting next to you. But now that I have my license, I can drive by myself. I’ve been driving almost every day—going to campus, catching a movie, or running out for groceries. Learning how to drive itself isn't really that difficult; the main thing is gaining experience on the road, which simply takes time. Life is definitely a whole lot better now that I can drive. I have so much more freedom, and getting around is very convenient.</w:t>
+      </w:r>
+    </w:p>
+    <w:p>
+      <w:pPr>
+        <w:pStyle w:val="CSP-ChapterBodyText"/>
+      </w:pPr>
+    </w:p>
+    <w:p>
+      <w:pPr>
+        <w:pStyle w:val="CSP-ChapterBodyText"/>
+      </w:pPr>
+      <w:r>
+        <w:t xml:space="preserve">My new place is pretty nice, and the rent is on the cheaper side—about $230 a month. It’s significantly farther from campus than my old apartment, but it only takes about 15 minutes to drive there. The campus shuttles run very frequently too—one comes by every few minutes—so commuting is still </w:t>
+      </w:r>
+      <w:r>
+        <w:lastRenderedPageBreak/>
+        <w:t>a breeze. The neighborhood is in southwest Austin, near Lake Austin, and the surroundings are really beautiful.</w:t>
+      </w:r>
+    </w:p>
+    <w:p>
+      <w:pPr>
+        <w:pStyle w:val="CSP-ChapterBodyText"/>
+      </w:pPr>
+    </w:p>
+    <w:p>
+      <w:pPr>
+        <w:pStyle w:val="CSP-ChapterBodyText"/>
+      </w:pPr>
+      <w:r>
+        <w:t>Last semester, I ate out about half the time and cooked the other half, but since break started, I’ve barely eaten out at all. When I do grab something on the go, it’s usually Mexican fast food like Taco Bell, or burgers and pizza, mostly just to save time. My own cooking isn't bad at all, though I rely heavily on various store-bought sauces; without them, my food probably wouldn't taste nearly as good. Most of these sauces are imported from Hong Kong or Taiwan and may not be available back home in mainland China. So even if I cook for you when I come home, it might not taste as good as I've been boasting!</w:t>
+      </w:r>
+    </w:p>
+    <w:p>
+      <w:pPr>
+        <w:pStyle w:val="CSP-ChapterBodyText"/>
+      </w:pPr>
+    </w:p>
+    <w:p>
+      <w:pPr>
+        <w:pStyle w:val="CSP-ChapterBodyText"/>
+      </w:pPr>
+      <w:r>
+        <w:t xml:space="preserve">Time is flying by. I’ve already been in the States for a year and four months. All things </w:t>
+      </w:r>
+      <w:proofErr w:type="gramStart"/>
+      <w:r>
+        <w:t>considered,</w:t>
+      </w:r>
+      <w:proofErr w:type="gramEnd"/>
+      <w:r>
+        <w:t xml:space="preserve"> it’s been a wonderful experience. I've adapted to life here and really enjoy it. One of the things I appreciate most about America is the sense of freedom—you can basically live your life however you want, and nobody bothers you, as long as you aren't breaking the law, of course. People here are very polite, law-abiding, and friendly, and society feels orderly and well run. You rarely see people shouting at each other in public, let alone getting into fights. Overall, it's a society that suits me very well. </w:t>
+      </w:r>
+    </w:p>
+    <w:p>
+      <w:pPr>
+        <w:pStyle w:val="CSP-ChapterBodyText"/>
+      </w:pPr>
+    </w:p>
+    <w:p>
+      <w:pPr>
+        <w:pStyle w:val="CSP-ChapterBodyText"/>
+      </w:pPr>
+      <w:r>
+        <w:t>In the U.S., it’s much easier for Computer Science and Electrical Engineering majors to find jobs. Companies of all sizes come to campus to recruit students. That said, more than half of these companies won't sponsor international students, so our options as international students are much more limited than those of Americans or green card holders. Even so, the vast majority of graduate students in science and technology fields are international students, mostly from India and China.</w:t>
+      </w:r>
+    </w:p>
+    <w:p>
+      <w:pPr>
+        <w:pStyle w:val="CSP-ChapterBodyText"/>
+      </w:pPr>
+    </w:p>
+    <w:p>
+      <w:pPr>
+        <w:pStyle w:val="CSP-ChapterBodyText"/>
+      </w:pPr>
+      <w:r>
+        <w:t xml:space="preserve">For Morgan Stanley's on-site interview in New York, my classmate </w:t>
+      </w:r>
+      <w:proofErr w:type="spellStart"/>
+      <w:r>
+        <w:t>Xun</w:t>
+      </w:r>
+      <w:proofErr w:type="spellEnd"/>
+      <w:r>
+        <w:t xml:space="preserve"> came along with me, but </w:t>
+      </w:r>
+      <w:proofErr w:type="gramStart"/>
+      <w:r>
+        <w:t>unfortunately</w:t>
+      </w:r>
+      <w:proofErr w:type="gramEnd"/>
+      <w:r>
+        <w:t xml:space="preserve"> </w:t>
+      </w:r>
+      <w:r>
+        <w:t xml:space="preserve">he didn’t get the job. We stayed at a large hotel right on Broadway that </w:t>
+      </w:r>
+      <w:r>
+        <w:lastRenderedPageBreak/>
+        <w:t>cost over $140 a night. The interview site was only a five-minute walk from the hotel. We checked in around 7:00 on Friday evening and checked out early the next morning. Because of the unfamiliar environment, I didn’t sleep very well that night.</w:t>
+      </w:r>
+    </w:p>
+    <w:p>
+      <w:pPr>
+        <w:pStyle w:val="CSP-ChapterBodyText"/>
+      </w:pPr>
+    </w:p>
+    <w:p>
+      <w:pPr>
+        <w:pStyle w:val="CSP-ChapterBodyText"/>
+      </w:pPr>
+      <w:r>
+        <w:t xml:space="preserve">The interview wrapped up around noon, and afterward, </w:t>
+      </w:r>
+      <w:proofErr w:type="spellStart"/>
+      <w:r>
+        <w:t>Xun</w:t>
+      </w:r>
+      <w:proofErr w:type="spellEnd"/>
+      <w:r>
+        <w:t xml:space="preserve"> and I took a cab down to Manhattan's Chinatown. At one point, we found ourselves wandering around desperately looking for a restroom. Eventually, we found one inside a Chinese restaurant, so we ended up eating lunch there—it was surprisingly inexpensive and very good. Chinatown doesn’t have much besides Chinese restaurants—some of them quite large—as well as a few grocery stores. There are street vendors along the sidewalks, and the streets were packed with Chinese people. It felt like walking down </w:t>
+      </w:r>
+      <w:proofErr w:type="spellStart"/>
+      <w:r>
+        <w:t>Wangfujing</w:t>
+      </w:r>
+      <w:proofErr w:type="spellEnd"/>
+      <w:r>
+        <w:t xml:space="preserve"> in Beijing, except almost everyone was speaking Cantonese</w:t>
+      </w:r>
+      <w:r>
+        <w:rPr>
+          <w:rStyle w:val="FootnoteReference"/>
+        </w:rPr>
+        <w:footnoteReference w:id="21"/>
+      </w:r>
+      <w:r>
+        <w:t xml:space="preserve">. We flew back to Austin that same night. </w:t>
+      </w:r>
+    </w:p>
+    <w:p>
+      <w:pPr>
+        <w:pStyle w:val="CSP-ChapterBodyText"/>
+      </w:pPr>
+    </w:p>
+    <w:p>
+      <w:pPr>
+        <w:pStyle w:val="CSP-ChapterBodyText"/>
+      </w:pPr>
+      <w:r>
+        <w:t>For another company in Austin, the on-site interview lasted the entire day—I went in around 8:00 a.m. and didn’t get out until 5:00 p.m. I’ll probably have another dozen or so interviews next semester, but I’m going to be much more selective this time. Interviewing takes up a lot of time, so I’d rather focus on companies that genuinely interest me.</w:t>
+      </w:r>
+    </w:p>
+    <w:p>
+      <w:pPr>
+        <w:pStyle w:val="CSP-ChapterBodyText"/>
+      </w:pPr>
+    </w:p>
+    <w:p>
+      <w:pPr>
+        <w:pStyle w:val="CSP-ChapterBodyText"/>
+      </w:pPr>
+      <w:r>
+        <w:t>I can’t believe how expensive postage has gotten in China—more than doubled! I wonder how much the prices of everything else have shot up. Have salaries risen accordingly? What are your monthly salaries looking like these days? I've read some articles online claiming that the average salary in places like Guangzhou, Shanghai, and Beijing has already broken into the four-digit range, though I have no idea how accurate those reports are. You wouldn't believe how much information about China I can find on the internet nowadays.</w:t>
+      </w:r>
+    </w:p>
+    <w:p>
+      <w:pPr>
+        <w:pStyle w:val="CSP-ChapterBodyText"/>
+      </w:pPr>
+    </w:p>
+    <w:p>
+      <w:pPr>
+        <w:pStyle w:val="CSP-ChapterBodyText"/>
+      </w:pPr>
+      <w:r>
+        <w:t>Wishing you all the best for 1997!</w:t>
+      </w:r>
+    </w:p>
+    <w:p>
+      <w:pPr>
+        <w:pStyle w:val="CSP-ChapterBodyText"/>
+      </w:pPr>
+    </w:p>
+    <w:p>
+      <w:pPr>
+        <w:pStyle w:val="CSP-ChapterBodyText"/>
+      </w:pPr>
+      <w:r>
+        <w:t>Tong</w:t>
+      </w:r>
+    </w:p>
+    <w:p>
+      <w:pPr>
+        <w:pStyle w:val="CSP-ChapterBodyText"/>
+      </w:pPr>
+      <w:r>
+        <w:t>01/01/97</w:t>
+      </w:r>
+    </w:p>
+    <w:p>
+      <w:pPr>
+        <w:widowControl/>
+        <w:spacing w:after="160" w:line="259" w:lineRule="auto"/>
+        <w:rPr>
+          <w:rFonts w:ascii="Garamond" w:hAnsi="Garamond"/>
+          <w:iCs/>
+        </w:rPr>
+      </w:pPr>
+      <w:r>
+        <w:br w:type="page"/>
+      </w:r>
+    </w:p>
+    <w:p>
+      <w:pPr>
+        <w:spacing w:after="0" w:line="240" w:lineRule="auto"/>
+        <w:rPr>
+          <w:rFonts w:ascii="Garamond" w:hAnsi="Garamond"/>
+          <w:iCs/>
+          <w:sz w:val="44"/>
+          <w:szCs w:val="44"/>
+        </w:rPr>
+      </w:pPr>
+    </w:p>
+    <w:p>
+      <w:pPr>
+        <w:spacing w:after="0" w:line="240" w:lineRule="auto"/>
+        <w:rPr>
+          <w:rFonts w:ascii="Garamond" w:hAnsi="Garamond"/>
+          <w:iCs/>
+          <w:sz w:val="44"/>
+          <w:szCs w:val="44"/>
+        </w:rPr>
+      </w:pPr>
+    </w:p>
+    <w:p>
+      <w:pPr>
+        <w:spacing w:after="0" w:line="240" w:lineRule="auto"/>
+        <w:rPr>
+          <w:rFonts w:ascii="Garamond" w:hAnsi="Garamond"/>
+          <w:iCs/>
+          <w:sz w:val="44"/>
+          <w:szCs w:val="44"/>
+        </w:rPr>
+      </w:pPr>
+    </w:p>
+    <w:p>
+      <w:pPr>
+        <w:pStyle w:val="CSP-ChapterTitle"/>
+        <w:rPr>
+          <w:rFonts w:ascii="Garamond" w:hAnsi="Garamond"/>
+        </w:rPr>
+      </w:pPr>
+      <w:r>
+        <w:rPr>
+          <w:rFonts w:ascii="Garamond" w:hAnsi="Garamond"/>
+        </w:rPr>
+        <w:t>2</w:t>
+      </w:r>
+      <w:r>
+        <w:rPr>
+          <w:rFonts w:ascii="Garamond" w:hAnsi="Garamond"/>
+        </w:rPr>
+        <w:t>2</w:t>
+      </w:r>
+      <w:r>
+        <w:rPr>
+          <w:rFonts w:ascii="Garamond" w:hAnsi="Garamond"/>
+        </w:rPr>
+        <w:t>.</w:t>
+      </w:r>
+      <w:r>
+        <w:rPr>
+          <w:rFonts w:ascii="Garamond" w:hAnsi="Garamond"/>
+        </w:rPr>
+        <w:t xml:space="preserve"> </w:t>
+      </w:r>
+      <w:r>
+        <w:rPr>
+          <w:rFonts w:ascii="Garamond" w:hAnsi="Garamond"/>
+        </w:rPr>
+        <w:t>The Swans of Town Lake</w:t>
+      </w:r>
+    </w:p>
+    <w:p>
+      <w:pPr>
+        <w:spacing w:after="0" w:line="240" w:lineRule="auto"/>
+        <w:jc w:val="center"/>
+        <w:rPr>
+          <w:rFonts w:ascii="Garamond" w:hAnsi="Garamond"/>
+          <w:iCs/>
+          <w:sz w:val="24"/>
+          <w:szCs w:val="24"/>
+        </w:rPr>
+      </w:pPr>
+    </w:p>
+    <w:p>
+      <w:pPr>
+        <w:spacing w:after="0" w:line="240" w:lineRule="auto"/>
+        <w:jc w:val="center"/>
+        <w:rPr>
+          <w:rFonts w:ascii="Garamond" w:hAnsi="Garamond"/>
+          <w:b/>
+          <w:iCs/>
+          <w:sz w:val="24"/>
+          <w:szCs w:val="24"/>
+        </w:rPr>
+      </w:pPr>
+    </w:p>
+    <w:p>
+      <w:pPr>
+        <w:pStyle w:val="CSP-ChapterBodyText-FirstParagraph"/>
+        <w:rPr>
+          <w:i/>
+          <w:iCs w:val="0"/>
+        </w:rPr>
+      </w:pPr>
+      <w:r>
+        <w:rPr>
+          <w:i/>
+          <w:iCs w:val="0"/>
+        </w:rPr>
+        <w:t>Austin, TX</w:t>
+      </w:r>
+    </w:p>
+    <w:p>
+      <w:pPr>
+        <w:pStyle w:val="CSP-ChapterBodyText-FirstParagraph"/>
+      </w:pPr>
+      <w:r>
+        <w:rPr>
+          <w:i/>
+          <w:iCs w:val="0"/>
+        </w:rPr>
+        <w:t>April 7, 1997</w:t>
+      </w:r>
+    </w:p>
+    <w:p>
+      <w:pPr>
+        <w:pStyle w:val="CSP-ChapterBodyText-FirstParagraph"/>
+      </w:pPr>
+    </w:p>
+    <w:p>
+      <w:pPr>
+        <w:pStyle w:val="CSP-ChapterBodyText-FirstParagraph"/>
+      </w:pPr>
+    </w:p>
+    <w:p>
+      <w:pPr>
+        <w:pStyle w:val="CSP-ChapterBodyText"/>
+      </w:pPr>
+      <w:r>
+        <w:t>Dear Dad and Mom,</w:t>
+      </w:r>
+    </w:p>
+    <w:p>
+      <w:pPr>
+        <w:pStyle w:val="CSP-ChapterBodyText"/>
+      </w:pPr>
+    </w:p>
+    <w:p>
+      <w:pPr>
+        <w:pStyle w:val="CSP-ChapterBodyText"/>
+      </w:pPr>
+      <w:r>
+        <w:t>I received your letter dated March 12th. Today happens to be the Qingming Festival</w:t>
+      </w:r>
+      <w:r>
+        <w:rPr>
+          <w:rStyle w:val="FootnoteReference"/>
+        </w:rPr>
+        <w:footnoteReference w:id="22"/>
+      </w:r>
+      <w:r>
+        <w:t>. I assume Mom is out in Chongming</w:t>
+      </w:r>
+      <w:r>
+        <w:rPr>
+          <w:rStyle w:val="FootnoteReference"/>
+        </w:rPr>
+        <w:footnoteReference w:id="23"/>
+      </w:r>
+      <w:r>
+        <w:t xml:space="preserve"> </w:t>
+      </w:r>
+      <w:r>
+        <w:t>right now? Things always seem complicated on Mom's side of the family. Honestly, Mom, if you don't really want to go, you shouldn't worry too much about what other people might say.</w:t>
+      </w:r>
+    </w:p>
+    <w:p>
+      <w:pPr>
+        <w:pStyle w:val="CSP-ChapterBodyText"/>
+      </w:pPr>
+    </w:p>
+    <w:p>
+      <w:pPr>
+        <w:pStyle w:val="CSP-ChapterBodyText"/>
+      </w:pPr>
+      <w:r>
+        <w:t>I’m officially graduating in a little over a month. I’ve already taken care of all the necessary paperwork, including applying for graduation and filing for my work authorization (OPT). These are all standard administrative procedures, so there shouldn't be any problems. Graduation is around the middle of May, but I expect to have everything wrapped up by early May.</w:t>
+      </w:r>
+    </w:p>
+    <w:p>
+      <w:pPr>
+        <w:pStyle w:val="CSP-ChapterBodyText"/>
+      </w:pPr>
+    </w:p>
+    <w:p>
+      <w:pPr>
+        <w:pStyle w:val="CSP-ChapterBodyText"/>
+      </w:pPr>
+      <w:r>
+        <w:t xml:space="preserve">That said, I don’t plan on heading out to New York right away. For one thing, I need to wait for my diploma and work authorization to arrive. Besides, I have a lot of friends here in Austin, so it's a bit more fun here. I’ll probably wait until mid- or late June before making the move. Finding an apartment in </w:t>
+      </w:r>
+      <w:r>
+        <w:lastRenderedPageBreak/>
+        <w:t>New York or New Jersey is going to be a bit of a challenge. I may ask some friends to help me look, or I might stay with a friend for a while after I get there and search for a place myself. Either way, I'm sure everything will work out in the end, so please don't worry too much.</w:t>
+      </w:r>
+    </w:p>
+    <w:p>
+      <w:pPr>
+        <w:pStyle w:val="CSP-ChapterBodyText"/>
+      </w:pPr>
+    </w:p>
+    <w:p>
+      <w:pPr>
+        <w:pStyle w:val="CSP-ChapterBodyText"/>
+      </w:pPr>
+      <w:r>
+        <w:t>I don’t really want to sell my car, so I'm planning to drive it all the way out there—which means across half the country! It would be nice to find someone to join me on the trip and make the long drive a bit more interesting. I’ll probably also go on a road trip with some friends sometime in mid- or late May.</w:t>
+      </w:r>
+    </w:p>
+    <w:p>
+      <w:pPr>
+        <w:pStyle w:val="CSP-ChapterBodyText"/>
+      </w:pPr>
+    </w:p>
+    <w:p>
+      <w:pPr>
+        <w:pStyle w:val="CSP-ChapterBodyText"/>
+      </w:pPr>
+      <w:r>
+        <w:t>Once I start working, the H-1B work visa process will probably move rather slowly and may take several years. Because of that, the most practical arrangement would be for you to come and visit me instead.</w:t>
+      </w:r>
+      <w:r>
+        <w:rPr>
+          <w:rStyle w:val="FootnoteReference"/>
+        </w:rPr>
+        <w:footnoteReference w:id="24"/>
+      </w:r>
+      <w:r>
+        <w:t xml:space="preserve"> I think next year would be the perfect time. By then, I’ll be completely settled into my new environment, finances won't be a problem, and I’ll be able to take some time off to show you around. Please plan to dip into your savings for this trip. It simply wouldn't make much sense for you to spend your hard-earned money coming all this way. I'll take care of all the expenses related to your visit, so you won't need to worry about a thing.</w:t>
+      </w:r>
+    </w:p>
+    <w:p>
+      <w:pPr>
+        <w:pStyle w:val="CSP-ChapterBodyText"/>
+      </w:pPr>
+    </w:p>
+    <w:p>
+      <w:pPr>
+        <w:pStyle w:val="CSP-ChapterBodyText"/>
+      </w:pPr>
+      <w:r>
+        <w:t xml:space="preserve">I’m enclosing some camera negatives with this letter, mostly photos of me and Sue. Sue is a friend I met through the International Office's PALS program. We meet once a week for language and cultural exchange. She’s in her late forties. Originally from Germany, she was raised in the States and lived in Japan for five or six years. She just got back from Japan recently and has even traveled to China before, including Nanjing. She is incredibly kind. Her father was a professor here at UT and passed away not too long ago. The photos were all taken here in Austin—some at the State Capitol, and others </w:t>
+      </w:r>
+      <w:r>
+        <w:lastRenderedPageBreak/>
+        <w:t>along Town Lake. I included a few shots of a swan; this swan was hilarious and so greedy for food that it almost swallowed my finger! All in all, Austin really is a wonderful city. You definitely won’t find swans like that in New York City.</w:t>
+      </w:r>
+    </w:p>
+    <w:p>
+      <w:pPr>
+        <w:pStyle w:val="CSP-ChapterBodyText"/>
+      </w:pPr>
+    </w:p>
+    <w:p>
+      <w:pPr>
+        <w:pStyle w:val="CSP-ChapterBodyText"/>
+      </w:pPr>
+      <w:r>
+        <w:t>Tong</w:t>
+      </w:r>
+    </w:p>
+    <w:p>
+      <w:pPr>
+        <w:pStyle w:val="CSP-ChapterBodyText"/>
+      </w:pPr>
+      <w:r>
+        <w:t>0</w:t>
+      </w:r>
+      <w:r>
+        <w:t>4/</w:t>
+      </w:r>
+      <w:r>
+        <w:t>0</w:t>
+      </w:r>
+      <w:r>
+        <w:t>5/97</w:t>
+      </w:r>
+    </w:p>
+    <w:p>
+      <w:pPr>
+        <w:widowControl/>
+        <w:spacing w:after="160" w:line="259" w:lineRule="auto"/>
+      </w:pPr>
+      <w:r>
+        <w:br w:type="page"/>
+      </w:r>
+    </w:p>
+    <w:p>
+      <w:pPr>
+        <w:widowControl/>
+        <w:spacing w:after="160" w:line="259" w:lineRule="auto"/>
+      </w:pPr>
+      <w:r>
+        <w:lastRenderedPageBreak/>
+        <w:br w:type="page"/>
+      </w:r>
+    </w:p>
+    <w:p>
+      <w:pPr>
+        <w:spacing w:after="0" w:line="240" w:lineRule="auto"/>
+        <w:rPr>
+          <w:rFonts w:ascii="Garamond" w:hAnsi="Garamond"/>
+          <w:iCs/>
+          <w:sz w:val="44"/>
+          <w:szCs w:val="44"/>
+        </w:rPr>
+      </w:pPr>
+    </w:p>
+    <w:p>
+      <w:pPr>
+        <w:spacing w:after="0" w:line="240" w:lineRule="auto"/>
+        <w:rPr>
+          <w:rFonts w:ascii="Garamond" w:hAnsi="Garamond"/>
+          <w:iCs/>
+          <w:sz w:val="44"/>
+          <w:szCs w:val="44"/>
+        </w:rPr>
+      </w:pPr>
+    </w:p>
+    <w:p>
+      <w:pPr>
+        <w:spacing w:after="0" w:line="240" w:lineRule="auto"/>
+        <w:rPr>
+          <w:rFonts w:ascii="Garamond" w:hAnsi="Garamond"/>
+          <w:iCs/>
+          <w:sz w:val="44"/>
+          <w:szCs w:val="44"/>
+        </w:rPr>
+      </w:pPr>
+    </w:p>
+    <w:p>
+      <w:pPr>
+        <w:pStyle w:val="CSP-ChapterTitle"/>
+        <w:rPr>
+          <w:rFonts w:ascii="Garamond" w:hAnsi="Garamond"/>
+        </w:rPr>
+      </w:pPr>
+      <w:r>
+        <w:rPr>
+          <w:rFonts w:ascii="Garamond" w:hAnsi="Garamond"/>
+        </w:rPr>
+        <w:t>2</w:t>
+      </w:r>
+      <w:r>
+        <w:rPr>
+          <w:rFonts w:ascii="Garamond" w:hAnsi="Garamond"/>
+        </w:rPr>
+        <w:t>3</w:t>
+      </w:r>
+      <w:r>
+        <w:rPr>
+          <w:rFonts w:ascii="Garamond" w:hAnsi="Garamond"/>
+        </w:rPr>
+        <w:t>.</w:t>
+      </w:r>
+      <w:r>
+        <w:rPr>
+          <w:rFonts w:ascii="Garamond" w:hAnsi="Garamond"/>
+        </w:rPr>
+        <w:t xml:space="preserve"> </w:t>
+      </w:r>
+      <w:r>
+        <w:rPr>
+          <w:rFonts w:ascii="Garamond" w:hAnsi="Garamond"/>
+        </w:rPr>
+        <w:t>A 4,000-Mile Road Trip</w:t>
+      </w:r>
+    </w:p>
+    <w:p>
+      <w:pPr>
+        <w:spacing w:after="0" w:line="240" w:lineRule="auto"/>
+        <w:jc w:val="center"/>
+        <w:rPr>
+          <w:rFonts w:ascii="Garamond" w:hAnsi="Garamond"/>
+          <w:iCs/>
+          <w:sz w:val="24"/>
+          <w:szCs w:val="24"/>
+        </w:rPr>
+      </w:pPr>
+    </w:p>
+    <w:p>
+      <w:pPr>
+        <w:spacing w:after="0" w:line="240" w:lineRule="auto"/>
+        <w:jc w:val="center"/>
+        <w:rPr>
+          <w:rFonts w:ascii="Garamond" w:hAnsi="Garamond"/>
+          <w:b/>
+          <w:iCs/>
+          <w:sz w:val="24"/>
+          <w:szCs w:val="24"/>
+        </w:rPr>
+      </w:pPr>
+    </w:p>
+    <w:p>
+      <w:pPr>
+        <w:pStyle w:val="CSP-ChapterBodyText-FirstParagraph"/>
+        <w:rPr>
+          <w:i/>
+          <w:iCs w:val="0"/>
+        </w:rPr>
+      </w:pPr>
+      <w:r>
+        <w:rPr>
+          <w:i/>
+          <w:iCs w:val="0"/>
+        </w:rPr>
+        <w:t>Austin, TX</w:t>
+      </w:r>
+    </w:p>
+    <w:p>
+      <w:pPr>
+        <w:pStyle w:val="CSP-ChapterBodyText-FirstParagraph"/>
+      </w:pPr>
+      <w:r>
+        <w:rPr>
+          <w:i/>
+          <w:iCs w:val="0"/>
+        </w:rPr>
+        <w:t>June 3</w:t>
+      </w:r>
+      <w:r>
+        <w:rPr>
+          <w:i/>
+          <w:iCs w:val="0"/>
+        </w:rPr>
+        <w:t>, 1997</w:t>
+      </w:r>
+    </w:p>
+    <w:p>
+      <w:pPr>
+        <w:pStyle w:val="CSP-ChapterBodyText-FirstParagraph"/>
+      </w:pPr>
+    </w:p>
+    <w:p>
+      <w:pPr>
+        <w:pStyle w:val="CSP-ChapterBodyText-FirstParagraph"/>
+      </w:pPr>
+    </w:p>
+    <w:p>
+      <w:pPr>
+        <w:pStyle w:val="CSP-ChapterBodyText"/>
+      </w:pPr>
+      <w:r>
+        <w:t>Dear Dad and Mom,</w:t>
+      </w:r>
+    </w:p>
+    <w:p>
+      <w:pPr>
+        <w:pStyle w:val="CSP-ChapterBodyText"/>
+      </w:pPr>
+    </w:p>
+    <w:p>
+      <w:pPr>
+        <w:pStyle w:val="CSP-ChapterBodyText"/>
+      </w:pPr>
+      <w:r>
+        <w:t xml:space="preserve">I’ve been back from my road trip for a few days now. In just seven days, </w:t>
+      </w:r>
+      <w:r>
+        <w:t>w</w:t>
+      </w:r>
+      <w:r>
+        <w:t>e managed to hit quite a few places, including the Painted Desert, the Petrified Forest, the Grand Canyon, Las Vegas, the Great Salt Lake, and Yellowstone National Park. The whole loop was over 4,000 miles, nearly 7,000 kilometers! There were three of us, and since we took turns driving, it wasn't too tiring and we moved fast. We had an absolute blast. We took plenty of pictures, but I don’t have them with me yet because one of my friends is still holding on to them. I’ll mail them to you next time. This trip was great practice for my upcoming drive to New York—I finally have some solid long-distance driving experience under my belt.</w:t>
+      </w:r>
+    </w:p>
+    <w:p>
+      <w:pPr>
+        <w:pStyle w:val="CSP-ChapterBodyText"/>
+      </w:pPr>
+    </w:p>
+    <w:p>
+      <w:pPr>
+        <w:pStyle w:val="CSP-ChapterBodyText"/>
+      </w:pPr>
+      <w:r>
+        <w:t xml:space="preserve">As for the sights, the Painted Desert is an area where the terrain displays these beautiful, layered colors due to mineral deposits and weathering. The Petrified Forest doesn't actually have standing trees anymore; they’ve all turned into stone fossils and lie scattered across the ground. We arrived at Las Vegas after 1:00 in the morning and spent a couple of hours wandering through the casinos, right when the Strip was at its liveliest. You have to be at least 21 to gamble over here, and they can never seem to guess the age of Asian people. An elderly lady working </w:t>
+      </w:r>
+      <w:r>
+        <w:lastRenderedPageBreak/>
+        <w:t>at the cashier counter—the place where you exchange cash for gambling chips—asked how old I was. When I told her I was twenty-seven, she just laughed and told me I was lying!</w:t>
+      </w:r>
+    </w:p>
+    <w:p>
+      <w:pPr>
+        <w:pStyle w:val="CSP-ChapterBodyText"/>
+      </w:pPr>
+    </w:p>
+    <w:p>
+      <w:pPr>
+        <w:pStyle w:val="CSP-ChapterBodyText"/>
+      </w:pPr>
+      <w:r>
+        <w:t>The Grand Canyon was breathtaking; we camped out there and spent an entire day exploring. The Great Salt Lake is a massive saltwater lake with beaches and seagulls. If you weren't paying attention, you'd swear you were looking at the ocean, except there are no waves and the air carries a bit of a strange odor. Yellowstone was our main destination. The park is so vast that at one point our car was almost running out of gas and it freaked us out a bit. We camped there as well and spent a day checking out the sights, mostly geysers and waterfalls. Honestly, it wasn't quite as amazing as I had imagined, but all in all, it was a fantastic trip and gave us a great introduction to the American West.</w:t>
+      </w:r>
+    </w:p>
+    <w:p>
+      <w:pPr>
+        <w:pStyle w:val="CSP-ChapterBodyText"/>
+      </w:pPr>
+    </w:p>
+    <w:p>
+      <w:pPr>
+        <w:pStyle w:val="CSP-ChapterBodyText"/>
+      </w:pPr>
+      <w:r>
+        <w:t>My work authorization finally arrived, which is a weight off my shoulders since it’s the most important document. I also picked up my diploma after our road trip—we missed commencement. It turned out to be nothing more than a large sheet of paper with a few words on it, not even a photograph attached</w:t>
+      </w:r>
+      <w:r>
+        <w:t>.</w:t>
+      </w:r>
+      <w:r>
+        <w:rPr>
+          <w:rStyle w:val="FootnoteReference"/>
+        </w:rPr>
+        <w:footnoteReference w:id="25"/>
+      </w:r>
+      <w:r>
+        <w:t xml:space="preserve"> </w:t>
+      </w:r>
+    </w:p>
+    <w:p>
+      <w:pPr>
+        <w:pStyle w:val="CSP-ChapterBodyText"/>
+      </w:pPr>
+    </w:p>
+    <w:p>
+      <w:pPr>
+        <w:pStyle w:val="CSP-ChapterBodyText"/>
+      </w:pPr>
+      <w:r>
+        <w:t>My official start date at the company has been pushed back to August 4th. The firm wrote to me asking for my undergraduate and graduate transcripts. Luckily, I still had copies of my transcripts from colleges on hand, so I mailed those off along with my UT ones. I pulled off straight A's again this semester, which means my final cumulative GPA for the two years is a perfect 4.0.</w:t>
+      </w:r>
+    </w:p>
+    <w:p>
+      <w:pPr>
+        <w:pStyle w:val="CSP-ChapterBodyText"/>
+      </w:pPr>
+    </w:p>
+    <w:p>
+      <w:pPr>
+        <w:pStyle w:val="CSP-ChapterBodyText"/>
+      </w:pPr>
+      <w:r>
+        <w:t xml:space="preserve">This year, Morgan Stanley hired about 240 associates from 31 universities and divided </w:t>
+      </w:r>
+      <w:proofErr w:type="spellStart"/>
+      <w:r>
+        <w:t>us</w:t>
+      </w:r>
+      <w:proofErr w:type="spellEnd"/>
+      <w:r>
+        <w:t xml:space="preserve"> among nine different divisions. I’ve </w:t>
+      </w:r>
+      <w:r>
+        <w:lastRenderedPageBreak/>
+        <w:t>been assigned to Information Technology, while most of the other divisions are finance-related and recruit primarily from business schools. We have an orientation scheduled from August 11th to the 15th at a hotel right on Broadway—coincidentally, the very same hotel I stayed during my interview. The orientation is mainly intended to give us an overview of the firm's operations and allow us to get to know one another.</w:t>
+      </w:r>
+    </w:p>
+    <w:p>
+      <w:pPr>
+        <w:pStyle w:val="CSP-ChapterBodyText"/>
+      </w:pPr>
+    </w:p>
+    <w:p>
+      <w:pPr>
+        <w:pStyle w:val="CSP-ChapterBodyText"/>
+      </w:pPr>
+      <w:r>
+        <w:t xml:space="preserve">I’m going to hang out in Austin for another month or so, mostly to wait for </w:t>
+      </w:r>
+      <w:proofErr w:type="spellStart"/>
+      <w:r>
+        <w:t>Xun</w:t>
+      </w:r>
+      <w:proofErr w:type="spellEnd"/>
+      <w:r>
+        <w:t xml:space="preserve"> so we can drive up north together. Besides, there's really no point in heading up there too early. My rent at my current place is only $160 a month, which is a bargain, though the place is a bit messy because everyone living here is pretty laid-back. Lately, I've just been relaxing, watching TV, and reading. The TV setup here is fantastic; we get nine different movie channels that play movies around the clock.</w:t>
+      </w:r>
+    </w:p>
+    <w:p>
+      <w:pPr>
+        <w:pStyle w:val="CSP-ChapterBodyText"/>
+      </w:pPr>
+    </w:p>
+    <w:p>
+      <w:pPr>
+        <w:pStyle w:val="CSP-ChapterBodyText"/>
+      </w:pPr>
+      <w:r>
+        <w:t>Among the Chinese classmates graduating with me this semester, two are moving to Washington D.C., two are off to California, two are moving to Houston, and then there’s me, heading to New York.</w:t>
+      </w:r>
+    </w:p>
+    <w:p>
+      <w:pPr>
+        <w:pStyle w:val="CSP-ChapterBodyText"/>
+      </w:pPr>
+    </w:p>
+    <w:p>
+      <w:pPr>
+        <w:pStyle w:val="CSP-ChapterBodyText"/>
+      </w:pPr>
+      <w:r>
+        <w:t>I'll stop here for now.</w:t>
+      </w:r>
+    </w:p>
+    <w:p>
+      <w:pPr>
+        <w:pStyle w:val="CSP-ChapterBodyText"/>
+      </w:pPr>
+    </w:p>
+    <w:p>
+      <w:pPr>
+        <w:pStyle w:val="CSP-ChapterBodyText"/>
+      </w:pPr>
+      <w:r>
+        <w:t>Tong</w:t>
+      </w:r>
+    </w:p>
+    <w:p>
+      <w:pPr>
+        <w:pStyle w:val="CSP-ChapterBodyText"/>
+      </w:pPr>
+      <w:r>
+        <w:t>0</w:t>
+      </w:r>
+      <w:r>
+        <w:t>6/</w:t>
+      </w:r>
+      <w:r>
+        <w:t>0</w:t>
+      </w:r>
+      <w:r>
+        <w:t>3/97</w:t>
+      </w:r>
+    </w:p>
+    <w:p>
+      <w:pPr>
+        <w:widowControl/>
+        <w:spacing w:after="160" w:line="259" w:lineRule="auto"/>
+        <w:rPr>
+          <w:rFonts w:ascii="Garamond" w:hAnsi="Garamond"/>
+          <w:iCs/>
+        </w:rPr>
+      </w:pPr>
+      <w:r>
+        <w:br w:type="page"/>
+      </w:r>
+    </w:p>
+    <w:p>
+      <w:pPr>
+        <w:widowControl/>
+        <w:spacing w:after="160" w:line="259" w:lineRule="auto"/>
+        <w:rPr>
+          <w:rFonts w:ascii="Garamond" w:hAnsi="Garamond"/>
+          <w:iCs/>
+        </w:rPr>
+      </w:pPr>
+      <w:r>
+        <w:lastRenderedPageBreak/>
+        <w:br w:type="page"/>
+      </w:r>
+    </w:p>
+    <w:p>
+      <w:pPr>
+        <w:spacing w:after="0" w:line="240" w:lineRule="auto"/>
+        <w:rPr>
+          <w:rFonts w:ascii="Garamond" w:hAnsi="Garamond"/>
+          <w:iCs/>
+          <w:sz w:val="44"/>
+          <w:szCs w:val="44"/>
+        </w:rPr>
+      </w:pPr>
+    </w:p>
+    <w:p>
+      <w:pPr>
+        <w:spacing w:after="0" w:line="240" w:lineRule="auto"/>
+        <w:rPr>
+          <w:rFonts w:ascii="Garamond" w:hAnsi="Garamond"/>
+          <w:iCs/>
+          <w:sz w:val="44"/>
+          <w:szCs w:val="44"/>
+        </w:rPr>
+      </w:pPr>
+    </w:p>
+    <w:p>
+      <w:pPr>
+        <w:spacing w:after="0" w:line="240" w:lineRule="auto"/>
+        <w:rPr>
+          <w:rFonts w:ascii="Garamond" w:hAnsi="Garamond"/>
+          <w:iCs/>
+          <w:sz w:val="44"/>
+          <w:szCs w:val="44"/>
+        </w:rPr>
+      </w:pPr>
+    </w:p>
+    <w:p>
+      <w:pPr>
+        <w:pStyle w:val="CSP-ChapterTitle"/>
+        <w:rPr>
+          <w:rFonts w:ascii="Garamond" w:hAnsi="Garamond"/>
+        </w:rPr>
+      </w:pPr>
+      <w:r>
+        <w:rPr>
+          <w:rFonts w:ascii="Garamond" w:hAnsi="Garamond"/>
+        </w:rPr>
+        <w:t>2</w:t>
+      </w:r>
+      <w:r>
+        <w:rPr>
+          <w:rFonts w:ascii="Garamond" w:hAnsi="Garamond"/>
+        </w:rPr>
+        <w:t>4</w:t>
+      </w:r>
+      <w:r>
+        <w:rPr>
+          <w:rFonts w:ascii="Garamond" w:hAnsi="Garamond"/>
+        </w:rPr>
+        <w:t>.</w:t>
+      </w:r>
+      <w:r>
+        <w:rPr>
+          <w:rFonts w:ascii="Garamond" w:hAnsi="Garamond"/>
+        </w:rPr>
+        <w:t xml:space="preserve"> </w:t>
+      </w:r>
+      <w:r>
+        <w:rPr>
+          <w:rFonts w:ascii="Garamond" w:hAnsi="Garamond"/>
+        </w:rPr>
+        <w:t>Goodbye Austin</w:t>
+      </w:r>
+    </w:p>
+    <w:p>
+      <w:pPr>
+        <w:spacing w:after="0" w:line="240" w:lineRule="auto"/>
+        <w:jc w:val="center"/>
+        <w:rPr>
+          <w:rFonts w:ascii="Garamond" w:hAnsi="Garamond"/>
+          <w:iCs/>
+          <w:sz w:val="24"/>
+          <w:szCs w:val="24"/>
+        </w:rPr>
+      </w:pPr>
+    </w:p>
+    <w:p>
+      <w:pPr>
+        <w:spacing w:after="0" w:line="240" w:lineRule="auto"/>
+        <w:jc w:val="center"/>
+        <w:rPr>
+          <w:rFonts w:ascii="Garamond" w:hAnsi="Garamond"/>
+          <w:b/>
+          <w:iCs/>
+          <w:sz w:val="24"/>
+          <w:szCs w:val="24"/>
+        </w:rPr>
+      </w:pPr>
+    </w:p>
+    <w:p>
+      <w:pPr>
+        <w:pStyle w:val="CSP-ChapterBodyText-FirstParagraph"/>
+        <w:rPr>
+          <w:i/>
+          <w:iCs w:val="0"/>
+        </w:rPr>
+      </w:pPr>
+      <w:r>
+        <w:rPr>
+          <w:i/>
+          <w:iCs w:val="0"/>
+        </w:rPr>
+        <w:t>Austin, TX</w:t>
+      </w:r>
+    </w:p>
+    <w:p>
+      <w:pPr>
+        <w:pStyle w:val="CSP-ChapterBodyText-FirstParagraph"/>
+      </w:pPr>
+      <w:r>
+        <w:rPr>
+          <w:i/>
+          <w:iCs w:val="0"/>
+        </w:rPr>
+        <w:t>June 30</w:t>
+      </w:r>
+      <w:r>
+        <w:rPr>
+          <w:i/>
+          <w:iCs w:val="0"/>
+        </w:rPr>
+        <w:t>, 1997</w:t>
+      </w:r>
+    </w:p>
+    <w:p>
+      <w:pPr>
+        <w:pStyle w:val="CSP-ChapterBodyText-FirstParagraph"/>
+      </w:pPr>
+    </w:p>
+    <w:p>
+      <w:pPr>
+        <w:pStyle w:val="CSP-ChapterBodyText-FirstParagraph"/>
+      </w:pPr>
+    </w:p>
+    <w:p>
+      <w:pPr>
+        <w:pStyle w:val="CSP-ChapterBodyText"/>
+      </w:pPr>
+      <w:r>
+        <w:t>Dear Dad and Mom,</w:t>
+      </w:r>
+    </w:p>
+    <w:p>
+      <w:pPr>
+        <w:pStyle w:val="CSP-ChapterBodyText"/>
+      </w:pPr>
+    </w:p>
+    <w:p>
+      <w:pPr>
+        <w:pStyle w:val="CSP-ChapterBodyText"/>
+      </w:pPr>
+      <w:r>
+        <w:t xml:space="preserve">Time is just flying by—I’m leaving Austin before I know it. I’ve already coordinated with the moving company, and they are coming this Monday to pack everything up and ship it to New Jersey. The company is covering the entire moving cost. Honestly, I don't even own any real furniture; it’s mostly just a TV, a stereo system, some books, and some random staff. </w:t>
+      </w:r>
+    </w:p>
+    <w:p>
+      <w:pPr>
+        <w:pStyle w:val="CSP-ChapterBodyText"/>
+      </w:pPr>
+    </w:p>
+    <w:p>
+      <w:pPr>
+        <w:pStyle w:val="CSP-ChapterBodyText"/>
+      </w:pPr>
+      <w:r>
+        <w:t xml:space="preserve">Wei </w:t>
+      </w:r>
+      <w:proofErr w:type="spellStart"/>
+      <w:r>
+        <w:t>Jin</w:t>
+      </w:r>
+      <w:proofErr w:type="spellEnd"/>
+      <w:r>
+        <w:t xml:space="preserve"> has already helped me find an apartment in Edison, New Jersey. It’s a one-bedroom for $695 a month. That’s fairly typical for New Jersey, though it certainly feels expensive. If I wanted to live any closer to New York City, it would cost even more. The company already wired me a $3,500 relocation allowance. That’s the net take-home amount—the gross amount was actually $6,600, so you can see the taxes are incredibly steep over here. </w:t>
+      </w:r>
+    </w:p>
+    <w:p>
+      <w:pPr>
+        <w:pStyle w:val="CSP-ChapterBodyText"/>
+      </w:pPr>
+    </w:p>
+    <w:p>
+      <w:pPr>
+        <w:pStyle w:val="CSP-ChapterBodyText"/>
+      </w:pPr>
+      <w:r>
+        <w:t xml:space="preserve">I’m planning to head up to New Jersey in early July. Since my lease there doesn't start until July 15th, I'll crash at Wei </w:t>
+      </w:r>
+      <w:proofErr w:type="spellStart"/>
+      <w:r>
+        <w:t>Jin’s</w:t>
+      </w:r>
+      <w:proofErr w:type="spellEnd"/>
+      <w:r>
+        <w:t xml:space="preserve"> place until then. I also have submitted a "leave of absence" request to the department to officially pause my studies for a year. If it gets approved, I could theoretically come back and register for classes a year from now without having to re-apply </w:t>
+      </w:r>
+      <w:r>
+        <w:lastRenderedPageBreak/>
+        <w:t>for admission. Realistically, though, I doubt I’ll ever actually use it.</w:t>
+      </w:r>
+    </w:p>
+    <w:p>
+      <w:pPr>
+        <w:pStyle w:val="CSP-ChapterBodyText"/>
+      </w:pPr>
+    </w:p>
+    <w:p>
+      <w:pPr>
+        <w:pStyle w:val="CSP-ChapterBodyText"/>
+      </w:pPr>
+      <w:r>
+        <w:t>Enclosed with this letter are some film negatives from the photos taken during the Yellowstone trip.</w:t>
+      </w:r>
+    </w:p>
+    <w:p>
+      <w:pPr>
+        <w:pStyle w:val="CSP-ChapterBodyText"/>
+      </w:pPr>
+    </w:p>
+    <w:p>
+      <w:pPr>
+        <w:pStyle w:val="CSP-ChapterBodyText"/>
+      </w:pPr>
+      <w:r>
+        <w:t>All the best,</w:t>
+      </w:r>
+    </w:p>
+    <w:p>
+      <w:pPr>
+        <w:pStyle w:val="CSP-ChapterBodyText"/>
+      </w:pPr>
+    </w:p>
+    <w:p>
+      <w:pPr>
+        <w:pStyle w:val="CSP-ChapterBodyText"/>
+      </w:pPr>
+      <w:r>
+        <w:t>Tong</w:t>
+      </w:r>
+    </w:p>
+    <w:p>
+      <w:pPr>
+        <w:pStyle w:val="CSP-ChapterBodyText"/>
+      </w:pPr>
+      <w:r>
+        <w:t>0</w:t>
+      </w:r>
+      <w:r>
+        <w:t>6/28/97</w:t>
+      </w:r>
+    </w:p>
+    <w:p>
+      <w:pPr>
+        <w:widowControl/>
+        <w:spacing w:after="160" w:line="259" w:lineRule="auto"/>
+        <w:rPr>
+          <w:rFonts w:ascii="Garamond" w:hAnsi="Garamond"/>
+          <w:iCs/>
+        </w:rPr>
+      </w:pPr>
+      <w:r>
+        <w:br w:type="page"/>
+      </w:r>
+    </w:p>
+    <w:p>
+      <w:pPr>
+        <w:spacing w:after="0" w:line="240" w:lineRule="auto"/>
+        <w:rPr>
+          <w:rFonts w:ascii="Garamond" w:hAnsi="Garamond"/>
+          <w:iCs/>
+          <w:sz w:val="44"/>
+          <w:szCs w:val="44"/>
+        </w:rPr>
+      </w:pPr>
+    </w:p>
+    <w:p>
+      <w:pPr>
+        <w:spacing w:after="0" w:line="240" w:lineRule="auto"/>
+        <w:rPr>
+          <w:rFonts w:ascii="Garamond" w:hAnsi="Garamond"/>
+          <w:iCs/>
+          <w:sz w:val="44"/>
+          <w:szCs w:val="44"/>
+        </w:rPr>
+      </w:pPr>
+    </w:p>
+    <w:p>
+      <w:pPr>
+        <w:spacing w:after="0" w:line="240" w:lineRule="auto"/>
+        <w:rPr>
+          <w:rFonts w:ascii="Garamond" w:hAnsi="Garamond"/>
+          <w:iCs/>
+          <w:sz w:val="44"/>
+          <w:szCs w:val="44"/>
+        </w:rPr>
+      </w:pPr>
+    </w:p>
+    <w:p>
+      <w:pPr>
+        <w:pStyle w:val="CSP-ChapterTitle"/>
+        <w:rPr>
+          <w:rFonts w:ascii="Garamond" w:hAnsi="Garamond"/>
+        </w:rPr>
+      </w:pPr>
+      <w:r>
+        <w:rPr>
+          <w:rFonts w:ascii="Garamond" w:hAnsi="Garamond"/>
+        </w:rPr>
+        <w:t>24.</w:t>
+      </w:r>
+      <w:r>
+        <w:rPr>
+          <w:rFonts w:ascii="Garamond" w:hAnsi="Garamond"/>
+        </w:rPr>
+        <w:t xml:space="preserve"> </w:t>
+      </w:r>
+      <w:r>
+        <w:rPr>
+          <w:rFonts w:ascii="Garamond" w:hAnsi="Garamond"/>
+        </w:rPr>
+        <w:t>Hello Edison!</w:t>
+      </w:r>
+    </w:p>
+    <w:p>
+      <w:pPr>
+        <w:spacing w:after="0" w:line="240" w:lineRule="auto"/>
+        <w:jc w:val="center"/>
+        <w:rPr>
+          <w:rFonts w:ascii="Garamond" w:hAnsi="Garamond"/>
+          <w:iCs/>
+          <w:sz w:val="24"/>
+          <w:szCs w:val="24"/>
+        </w:rPr>
+      </w:pPr>
+    </w:p>
+    <w:p>
+      <w:pPr>
+        <w:spacing w:after="0" w:line="240" w:lineRule="auto"/>
+        <w:jc w:val="center"/>
+        <w:rPr>
+          <w:rFonts w:ascii="Garamond" w:hAnsi="Garamond"/>
+          <w:b/>
+          <w:iCs/>
+          <w:sz w:val="24"/>
+          <w:szCs w:val="24"/>
+        </w:rPr>
+      </w:pPr>
+    </w:p>
+    <w:p>
+      <w:pPr>
+        <w:pStyle w:val="CSP-ChapterBodyText-FirstParagraph"/>
+        <w:rPr>
+          <w:i/>
+          <w:iCs w:val="0"/>
+        </w:rPr>
+      </w:pPr>
+      <w:r>
+        <w:rPr>
+          <w:i/>
+          <w:iCs w:val="0"/>
+        </w:rPr>
+        <w:t>Edison, NJ</w:t>
+      </w:r>
+    </w:p>
+    <w:p>
+      <w:pPr>
+        <w:pStyle w:val="CSP-ChapterBodyText-FirstParagraph"/>
+      </w:pPr>
+      <w:r>
+        <w:rPr>
+          <w:i/>
+          <w:iCs w:val="0"/>
+        </w:rPr>
+        <w:t>July 22, 1997</w:t>
+      </w:r>
+    </w:p>
+    <w:p>
+      <w:pPr>
+        <w:pStyle w:val="CSP-ChapterBodyText-FirstParagraph"/>
+      </w:pPr>
+    </w:p>
+    <w:p>
+      <w:pPr>
+        <w:pStyle w:val="CSP-ChapterBodyText-FirstParagraph"/>
+      </w:pPr>
+    </w:p>
+    <w:p>
+      <w:pPr>
+        <w:pStyle w:val="CSP-ChapterBodyText"/>
+      </w:pPr>
+      <w:r>
+        <w:t>Dear Dad and Mom,</w:t>
+      </w:r>
+    </w:p>
+    <w:p>
+      <w:pPr>
+        <w:pStyle w:val="CSP-ChapterBodyText"/>
+      </w:pPr>
+    </w:p>
+    <w:p>
+      <w:pPr>
+        <w:pStyle w:val="CSP-ChapterBodyText"/>
+      </w:pPr>
+      <w:r>
+        <w:t>I’ve finally moved into my own apartment! It’s actually pretty spacious. The neighborhood is really nice—it’s just a two-minute walk to a local park and driving to a nearby mall only takes a few minutes. There are also two huge Asian grocery stores nearby that carry just about every Chinese food item you could want—Edison has a large Chinese population.</w:t>
+      </w:r>
+    </w:p>
+    <w:p>
+      <w:pPr>
+        <w:pStyle w:val="CSP-ChapterBodyText"/>
+      </w:pPr>
+    </w:p>
+    <w:p>
+      <w:pPr>
+        <w:pStyle w:val="CSP-ChapterBodyText"/>
+      </w:pPr>
+      <w:r>
+        <w:t>My new address is:</w:t>
+      </w:r>
+    </w:p>
+    <w:p>
+      <w:pPr>
+        <w:pStyle w:val="CSP-ChapterBodyText"/>
+      </w:pPr>
+    </w:p>
+    <w:p>
+      <w:pPr>
+        <w:pStyle w:val="CSP-ChapterBodyText"/>
+      </w:pPr>
+      <w:r>
+        <w:t xml:space="preserve">8 </w:t>
+      </w:r>
+      <w:proofErr w:type="spellStart"/>
+      <w:r>
+        <w:t>Koster</w:t>
+      </w:r>
+      <w:proofErr w:type="spellEnd"/>
+      <w:r>
+        <w:t xml:space="preserve"> Blvd. Apt. 3A</w:t>
+      </w:r>
+    </w:p>
+    <w:p>
+      <w:pPr>
+        <w:pStyle w:val="CSP-ChapterBodyText"/>
+      </w:pPr>
+      <w:r>
+        <w:t>Edison, NJ 08837</w:t>
+      </w:r>
+    </w:p>
+    <w:p>
+      <w:pPr>
+        <w:pStyle w:val="CSP-ChapterBodyText"/>
+      </w:pPr>
+      <w:r>
+        <w:t>U.S.A.</w:t>
+      </w:r>
+    </w:p>
+    <w:p>
+      <w:pPr>
+        <w:pStyle w:val="CSP-ChapterBodyText"/>
+      </w:pPr>
+      <w:r>
+        <w:t>Telephone: 908-906-2487</w:t>
+      </w:r>
+    </w:p>
+    <w:p>
+      <w:pPr>
+        <w:pStyle w:val="CSP-ChapterBodyText"/>
+      </w:pPr>
+    </w:p>
+    <w:p>
+      <w:pPr>
+        <w:pStyle w:val="CSP-ChapterBodyText"/>
+      </w:pPr>
+      <w:r>
+        <w:t>This phone line is entirely my own, so you can call whenever you like without having to worry about roommates.</w:t>
+      </w:r>
+    </w:p>
+    <w:p>
+      <w:pPr>
+        <w:pStyle w:val="CSP-ChapterBodyText"/>
+      </w:pPr>
+    </w:p>
+    <w:p>
+      <w:pPr>
+        <w:pStyle w:val="CSP-ChapterBodyText"/>
+      </w:pPr>
+      <w:r>
+        <w:t xml:space="preserve">I hit the road from Austin on July 4th, America's Independence Day. My friend </w:t>
+      </w:r>
+      <w:proofErr w:type="spellStart"/>
+      <w:r>
+        <w:t>Xun</w:t>
+      </w:r>
+      <w:proofErr w:type="spellEnd"/>
+      <w:r>
+        <w:t xml:space="preserve"> suddenly backed out a few days before the trip, but </w:t>
+      </w:r>
+      <w:proofErr w:type="gramStart"/>
+      <w:r>
+        <w:t>luckily</w:t>
+      </w:r>
+      <w:proofErr w:type="gramEnd"/>
+      <w:r>
+        <w:t xml:space="preserve"> I found another classmate who wanted to tag along, do some sightseeing, and meet up with her friends in New York. Her name is Emma. The drive took seven days in </w:t>
+      </w:r>
+      <w:r>
+        <w:lastRenderedPageBreak/>
+        <w:t xml:space="preserve">total, but we didn’t push ourselves too hard—especially toward the end, when we detoured to camp in a national forest and go swimming at the beach. We had a great time and everything went very smoothly. The car didn't give me any trouble at all during the entire trip, which clocked in at about 2,500 miles. I drove roughly two-thirds of the distance. I stayed in touch with Wei </w:t>
+      </w:r>
+      <w:proofErr w:type="spellStart"/>
+      <w:r>
+        <w:t>Jin</w:t>
+      </w:r>
+      <w:proofErr w:type="spellEnd"/>
+      <w:r>
+        <w:t xml:space="preserve"> along the way. I am really thankful that he put a great deal of effort into helping me with housing arrangements. </w:t>
+      </w:r>
+    </w:p>
+    <w:p>
+      <w:pPr>
+        <w:pStyle w:val="CSP-ChapterBodyText"/>
+      </w:pPr>
+    </w:p>
+    <w:p>
+      <w:pPr>
+        <w:pStyle w:val="CSP-ChapterBodyText"/>
+      </w:pPr>
+      <w:r>
+        <w:t xml:space="preserve">I finally arrived in New Jersey on the night of July 11th and stayed at Wei </w:t>
+      </w:r>
+      <w:proofErr w:type="spellStart"/>
+      <w:r>
+        <w:t>Jin’s</w:t>
+      </w:r>
+      <w:proofErr w:type="spellEnd"/>
+      <w:r>
+        <w:t xml:space="preserve"> place for three nights before picking up the keys to my apartment on the afternoon of the 14th. Since I moved in, I’ve bought a queen-sized bed, a dining table, and two chairs. I’ll gradually pick up other things as I go, but at least the apartment no longer feels empty.</w:t>
+      </w:r>
+    </w:p>
+    <w:p>
+      <w:pPr>
+        <w:pStyle w:val="CSP-ChapterBodyText"/>
+      </w:pPr>
+    </w:p>
+    <w:p>
+      <w:pPr>
+        <w:pStyle w:val="CSP-ChapterBodyText"/>
+      </w:pPr>
+      <w:r>
+        <w:t xml:space="preserve">I’ve also been busy showing Emma around and helping her meet up with her friends, which is why I’ve been running around these past few days and hadn't found a moment to write to you. We recently took a train into New York City. The train ride from my place into Manhattan takes about </w:t>
+      </w:r>
+      <w:r>
+        <w:t>forty</w:t>
+      </w:r>
+      <w:r>
+        <w:t xml:space="preserve"> minutes. The conductors walk back and forth checking tickets constantly, so it actually feels way safer than the subway. Three days ago, we visited West Point, home of the U.S. Military Academy, and the campus is absolutely beautiful. Yesterday and the day before, we went out to the Delaware River for kayaking, camping, and paintball. Paintball is a mock combat game—not with real bullets, obviously, but with little capsules filled with colored dye that burst open on impact, splashing color all over you. It was tremendous fun. Those paintballs fly really fast, though, they really sting when it hits you! Today, we went to check out Princeton.</w:t>
+      </w:r>
+    </w:p>
+    <w:p>
+      <w:pPr>
+        <w:pStyle w:val="CSP-ChapterBodyText"/>
+      </w:pPr>
+    </w:p>
+    <w:p>
+      <w:pPr>
+        <w:pStyle w:val="CSP-ChapterBodyText"/>
+      </w:pPr>
+      <w:r>
+        <w:t>We took quite a few photos in the past few weeks—about seventy or so—and I’ll mail some negatives to you in a couple of days. I even made sure to include the car in two of the pictures.</w:t>
+      </w:r>
+    </w:p>
+    <w:p>
+      <w:pPr>
+        <w:pStyle w:val="CSP-ChapterBodyText"/>
+      </w:pPr>
+    </w:p>
+    <w:p>
+      <w:pPr>
+        <w:pStyle w:val="CSP-ChapterBodyText"/>
+      </w:pPr>
+      <w:r>
+        <w:t>Oh, by the way, the moving company has already delivered all my stuff, and everything arrived in perfect condition.</w:t>
+      </w:r>
+    </w:p>
+    <w:p>
+      <w:pPr>
+        <w:pStyle w:val="CSP-ChapterBodyText"/>
+      </w:pPr>
+    </w:p>
+    <w:p>
+      <w:pPr>
+        <w:pStyle w:val="CSP-ChapterBodyText"/>
+      </w:pPr>
+      <w:r>
+        <w:t>I’ll wrap things up here; it’s about time for me to head to bed.</w:t>
+      </w:r>
+    </w:p>
+    <w:p>
+      <w:pPr>
+        <w:pStyle w:val="CSP-ChapterBodyText"/>
+      </w:pPr>
+    </w:p>
+    <w:p>
+      <w:pPr>
+        <w:pStyle w:val="CSP-ChapterBodyText"/>
+      </w:pPr>
+      <w:r>
+        <w:t>Love,</w:t>
+      </w:r>
+    </w:p>
+    <w:p>
+      <w:pPr>
+        <w:pStyle w:val="CSP-ChapterBodyText"/>
+      </w:pPr>
+    </w:p>
+    <w:p>
+      <w:pPr>
+        <w:pStyle w:val="CSP-ChapterBodyText"/>
+      </w:pPr>
+      <w:r>
+        <w:t>Tong</w:t>
+      </w:r>
+    </w:p>
+    <w:p>
+      <w:pPr>
+        <w:pStyle w:val="CSP-ChapterBodyText"/>
+      </w:pPr>
+      <w:r>
+        <w:t>0</w:t>
+      </w:r>
+      <w:r>
+        <w:t>7/21/97</w:t>
+      </w:r>
+    </w:p>
+    <w:p>
+      <w:pPr>
+        <w:widowControl/>
+        <w:spacing w:after="160" w:line="259" w:lineRule="auto"/>
+        <w:rPr>
+          <w:rFonts w:ascii="Garamond" w:hAnsi="Garamond"/>
+          <w:iCs/>
+        </w:rPr>
+      </w:pPr>
+      <w:r>
+        <w:br w:type="page"/>
+      </w:r>
+    </w:p>
+    <w:p>
+      <w:pPr>
+        <w:widowControl/>
+        <w:spacing w:after="160" w:line="259" w:lineRule="auto"/>
+        <w:rPr>
+          <w:rFonts w:ascii="Garamond" w:hAnsi="Garamond"/>
+          <w:iCs/>
+        </w:rPr>
+      </w:pPr>
+      <w:r>
+        <w:lastRenderedPageBreak/>
+        <w:br w:type="page"/>
+      </w:r>
+    </w:p>
+    <w:p>
+      <w:pPr>
+        <w:spacing w:after="0" w:line="240" w:lineRule="auto"/>
+        <w:rPr>
+          <w:rFonts w:ascii="Garamond" w:hAnsi="Garamond"/>
+          <w:iCs/>
+          <w:sz w:val="44"/>
+          <w:szCs w:val="44"/>
+        </w:rPr>
+      </w:pPr>
+    </w:p>
+    <w:p>
+      <w:pPr>
+        <w:spacing w:after="0" w:line="240" w:lineRule="auto"/>
+        <w:rPr>
+          <w:rFonts w:ascii="Garamond" w:hAnsi="Garamond"/>
+          <w:iCs/>
+          <w:sz w:val="44"/>
+          <w:szCs w:val="44"/>
+        </w:rPr>
+      </w:pPr>
+    </w:p>
+    <w:p>
+      <w:pPr>
+        <w:spacing w:after="0" w:line="240" w:lineRule="auto"/>
+        <w:rPr>
+          <w:rFonts w:ascii="Garamond" w:hAnsi="Garamond"/>
+          <w:iCs/>
+          <w:sz w:val="44"/>
+          <w:szCs w:val="44"/>
+        </w:rPr>
+      </w:pPr>
+    </w:p>
+    <w:p>
+      <w:pPr>
+        <w:pStyle w:val="CSP-ChapterTitle"/>
+        <w:rPr>
+          <w:rFonts w:ascii="Garamond" w:hAnsi="Garamond"/>
+        </w:rPr>
+      </w:pPr>
+      <w:r>
+        <w:rPr>
+          <w:rFonts w:ascii="Garamond" w:hAnsi="Garamond"/>
+        </w:rPr>
+        <w:t>Epilogue</w:t>
+      </w:r>
+      <w:r>
+        <w:rPr>
+          <w:rFonts w:ascii="Garamond" w:hAnsi="Garamond"/>
+        </w:rPr>
+        <w:t xml:space="preserve">: </w:t>
+      </w:r>
+      <w:r>
+        <w:rPr>
+          <w:rFonts w:ascii="Garamond" w:hAnsi="Garamond"/>
+        </w:rPr>
+        <w:t>How I Met Your Mother</w:t>
+      </w:r>
+    </w:p>
+    <w:p>
+      <w:pPr>
+        <w:spacing w:after="0" w:line="240" w:lineRule="auto"/>
+        <w:jc w:val="center"/>
+        <w:rPr>
+          <w:rFonts w:ascii="Garamond" w:hAnsi="Garamond"/>
+          <w:iCs/>
+          <w:sz w:val="24"/>
+          <w:szCs w:val="24"/>
+        </w:rPr>
+      </w:pPr>
+    </w:p>
+    <w:p>
+      <w:pPr>
+        <w:spacing w:after="0" w:line="240" w:lineRule="auto"/>
+        <w:jc w:val="center"/>
+        <w:rPr>
+          <w:rFonts w:ascii="Garamond" w:hAnsi="Garamond"/>
+          <w:b/>
+          <w:iCs/>
+          <w:sz w:val="24"/>
+          <w:szCs w:val="24"/>
+        </w:rPr>
+      </w:pPr>
+    </w:p>
+    <w:p>
+      <w:pPr>
+        <w:pStyle w:val="CSP-ChapterBodyText-FirstParagraph"/>
+        <w:rPr>
+          <w:i/>
+          <w:iCs w:val="0"/>
+        </w:rPr>
+      </w:pPr>
+      <w:r>
+        <w:rPr>
+          <w:i/>
+          <w:iCs w:val="0"/>
+        </w:rPr>
+        <w:t>Rockville, MD</w:t>
+      </w:r>
+    </w:p>
+    <w:p>
+      <w:pPr>
+        <w:pStyle w:val="CSP-ChapterBodyText-FirstParagraph"/>
+      </w:pPr>
+      <w:r>
+        <w:rPr>
+          <w:i/>
+          <w:iCs w:val="0"/>
+        </w:rPr>
+        <w:t>June 18, 2026</w:t>
+      </w:r>
+    </w:p>
+    <w:p>
+      <w:pPr>
+        <w:pStyle w:val="CSP-ChapterBodyText-FirstParagraph"/>
+      </w:pPr>
+    </w:p>
+    <w:p>
+      <w:pPr>
+        <w:pStyle w:val="CSP-ChapterBodyText-FirstParagraph"/>
+      </w:pPr>
+    </w:p>
+    <w:p>
+      <w:pPr>
+        <w:pStyle w:val="CSP-ChapterBodyText"/>
+      </w:pPr>
+      <w:r>
+        <w:t>Dear W. Austin and K. Joy,</w:t>
+      </w:r>
+    </w:p>
+    <w:p>
+      <w:pPr>
+        <w:pStyle w:val="CSP-ChapterBodyText"/>
+      </w:pPr>
+    </w:p>
+    <w:p>
+      <w:pPr>
+        <w:pStyle w:val="CSP-ChapterBodyText"/>
+      </w:pPr>
+      <w:r>
+        <w:t>It must have been a sunny day—at least, that’s how I remember Austin. In my mind, Austin summers are permanently bright, hot, and full of possibility. I don't remember the exact date, but it must have been my first week in Austin. I was walking down the steps in front of the university library and trying to decide where to go for lunch. That was when I ran into this guy I had only known for a few days. Standing next to him was a new graduate student from China. Her name was Emma.</w:t>
+      </w:r>
+    </w:p>
+    <w:p>
+      <w:pPr>
+        <w:pStyle w:val="CSP-ChapterBodyText"/>
+      </w:pPr>
+    </w:p>
+    <w:p>
+      <w:pPr>
+        <w:pStyle w:val="CSP-ChapterBodyText"/>
+      </w:pPr>
+      <w:r>
+        <w:t xml:space="preserve">She wanted to go to Dobie Center for lunch—there was a Wendy’s there. “Why don't you show her the way?” He asked. Now, that was an excellent suggestion, except for one small problem: I had absolutely no idea where Dobie Center was. </w:t>
+      </w:r>
+      <w:proofErr w:type="gramStart"/>
+      <w:r>
+        <w:t>So</w:t>
+      </w:r>
+      <w:proofErr w:type="gramEnd"/>
+      <w:r>
+        <w:t xml:space="preserve"> I said, "Sure!"</w:t>
+      </w:r>
+    </w:p>
+    <w:p>
+      <w:pPr>
+        <w:pStyle w:val="CSP-ChapterBodyText"/>
+      </w:pPr>
+    </w:p>
+    <w:p>
+      <w:pPr>
+        <w:pStyle w:val="CSP-ChapterBodyText"/>
+      </w:pPr>
+      <w:r>
+        <w:t>We ended up having lunch together at the Wendy's. I ordered just a burger. If I remember correctly, she ordered a meal with a baked potato. She carefully slit the potato open and topped it with butter, chives, cheese and bacon. She told me she had worked in sales at IBM China for a year before coming to Austin. She definitely looked more confident and polished than I did. After all, up to that point I had been nothing but a full-</w:t>
+      </w:r>
+      <w:r>
+        <w:lastRenderedPageBreak/>
+        <w:t>time student. She has arrived in Austin at least a week earlier than I had and was stayed at her sister’s place.</w:t>
+      </w:r>
+    </w:p>
+    <w:p>
+      <w:pPr>
+        <w:pStyle w:val="CSP-ChapterBodyText"/>
+      </w:pPr>
+    </w:p>
+    <w:p>
+      <w:pPr>
+        <w:pStyle w:val="CSP-ChapterBodyText"/>
+      </w:pPr>
+      <w:r>
+        <w:t>"So, why did you come only two days before classes started?" she asked, innocently.</w:t>
+      </w:r>
+    </w:p>
+    <w:p>
+      <w:pPr>
+        <w:pStyle w:val="CSP-ChapterBodyText"/>
+      </w:pPr>
+    </w:p>
+    <w:p>
+      <w:pPr>
+        <w:pStyle w:val="CSP-ChapterBodyText"/>
+      </w:pPr>
+      <w:r>
+        <w:t xml:space="preserve">"Because every extra day costs me money that I don’t have.” I replied. Not exactly the kind of line you find in movies. </w:t>
+      </w:r>
+    </w:p>
+    <w:p>
+      <w:pPr>
+        <w:pStyle w:val="CSP-ChapterBodyText"/>
+      </w:pPr>
+    </w:p>
+    <w:p>
+      <w:pPr>
+        <w:pStyle w:val="CSP-ChapterBodyText"/>
+      </w:pPr>
+      <w:r>
+        <w:t>Needless to say, neither of us had the slightest clue what fate had in store for us.</w:t>
+      </w:r>
+    </w:p>
+    <w:p>
+      <w:pPr>
+        <w:pStyle w:val="CSP-ChapterBodyText"/>
+      </w:pPr>
+    </w:p>
+    <w:p>
+      <w:pPr>
+        <w:pStyle w:val="CSP-ChapterBodyText"/>
+      </w:pPr>
+      <w:r>
+        <w:t>Love.</w:t>
+      </w:r>
+    </w:p>
+    <w:p>
+      <w:pPr>
+        <w:pStyle w:val="CSP-ChapterBodyText"/>
+      </w:pPr>
+    </w:p>
+    <w:p>
+      <w:pPr>
+        <w:pStyle w:val="CSP-ChapterBodyText"/>
+      </w:pPr>
+      <w:r>
+        <w:t>Dad</w:t>
+      </w:r>
+    </w:p>
+    <w:p>
+      <w:pPr>
+        <w:pStyle w:val="CSP-ChapterBodyText"/>
+      </w:pPr>
+      <w:r>
+        <w:t>06/</w:t>
+      </w:r>
+      <w:r>
+        <w:t>18</w:t>
+      </w:r>
+      <w:r>
+        <w:t>/</w:t>
+      </w:r>
+      <w:r>
+        <w:t>2026</w:t>
+      </w:r>
     </w:p>
     <w:p>
       <w:pPr>
@@ -10082,6 +14365,126 @@
       </w:r>
       <w:r>
         <w:t>how fluid flow in and around objects.</w:t>
+      </w:r>
+    </w:p>
+  </w:footnote>
+  <w:footnote w:id="20">
+    <w:p>
+      <w:pPr>
+        <w:pStyle w:val="FootnoteText"/>
+      </w:pPr>
+      <w:r>
+        <w:rPr>
+          <w:rStyle w:val="FootnoteReference"/>
+        </w:rPr>
+        <w:footnoteRef/>
+      </w:r>
+      <w:r>
+        <w:t xml:space="preserve"> </w:t>
+      </w:r>
+      <w:r>
+        <w:t xml:space="preserve">Mother enjoyed collecting coins. She began a modest coin collection after </w:t>
+      </w:r>
+      <w:r>
+        <w:t>f</w:t>
+      </w:r>
+      <w:r>
+        <w:t>ather returned from England in 1981 with several foreign coins.</w:t>
+      </w:r>
+    </w:p>
+  </w:footnote>
+  <w:footnote w:id="21">
+    <w:p>
+      <w:pPr>
+        <w:pStyle w:val="FootnoteText"/>
+      </w:pPr>
+      <w:r>
+        <w:rPr>
+          <w:rStyle w:val="FootnoteReference"/>
+        </w:rPr>
+        <w:footnoteRef/>
+      </w:r>
+      <w:r>
+        <w:t xml:space="preserve"> </w:t>
+      </w:r>
+      <w:r>
+        <w:t>1. Cantonese is a Chinese language traditionally spoken in Guangdong Province, Hong Kong, and many overseas Chinese communities. Unlike the Mandarin spoken in Beijing, Cantonese differs significantly in pronunciation, vocabulary, and tone.</w:t>
+      </w:r>
+    </w:p>
+  </w:footnote>
+  <w:footnote w:id="22">
+    <w:p>
+      <w:pPr>
+        <w:pStyle w:val="FootnoteText"/>
+      </w:pPr>
+      <w:r>
+        <w:rPr>
+          <w:rStyle w:val="FootnoteReference"/>
+        </w:rPr>
+        <w:footnoteRef/>
+      </w:r>
+      <w:r>
+        <w:t xml:space="preserve"> </w:t>
+      </w:r>
+      <w:r>
+        <w:t>The Qingming Festival is a traditional Chinese holiday observed in early April to honor deceased ancestors and welcome the arrival of spring.</w:t>
+      </w:r>
+    </w:p>
+  </w:footnote>
+  <w:footnote w:id="23">
+    <w:p>
+      <w:pPr>
+        <w:pStyle w:val="FootnoteText"/>
+      </w:pPr>
+      <w:r>
+        <w:rPr>
+          <w:rStyle w:val="FootnoteReference"/>
+        </w:rPr>
+        <w:footnoteRef/>
+      </w:r>
+      <w:r>
+        <w:t xml:space="preserve"> </w:t>
+      </w:r>
+      <w:r>
+        <w:t>Chongming, once a largely rural part of Shanghai, is Mom's hometown.</w:t>
+      </w:r>
+    </w:p>
+  </w:footnote>
+  <w:footnote w:id="24">
+    <w:p>
+      <w:pPr>
+        <w:pStyle w:val="FootnoteText"/>
+      </w:pPr>
+      <w:r>
+        <w:rPr>
+          <w:rStyle w:val="FootnoteReference"/>
+        </w:rPr>
+        <w:footnoteRef/>
+      </w:r>
+      <w:r>
+        <w:t xml:space="preserve"> </w:t>
+      </w:r>
+      <w:r>
+        <w:t>Due to the complexities and uncertainties of U.S. immigration law, traveling back to one's home country carried certain risk and was generally discouraged while on work visa.</w:t>
+      </w:r>
+    </w:p>
+  </w:footnote>
+  <w:footnote w:id="25">
+    <w:p>
+      <w:pPr>
+        <w:pStyle w:val="FootnoteText"/>
+      </w:pPr>
+      <w:r>
+        <w:rPr>
+          <w:rStyle w:val="FootnoteReference"/>
+        </w:rPr>
+        <w:footnoteRef/>
+      </w:r>
+      <w:r>
+        <w:t xml:space="preserve"> </w:t>
+      </w:r>
+      <w:r>
+        <w:t>In China, university diplomas typically included the graduate's photograph, stamped with the university seal as an anti-counterfeiting measure. American diplomas generally did not include photographs.</w:t>
       </w:r>
     </w:p>
   </w:footnote>

--- a/letters_from_usa/book.docx
+++ b/letters_from_usa/book.docx
@@ -329,16 +329,6 @@
       <w:pPr>
         <w:spacing w:after="0" w:line="240" w:lineRule="auto"/>
         <w:rPr>
-          <w:rFonts w:ascii="Garamond" w:hAnsi="Garamond"/>
-          <w:sz w:val="20"/>
-          <w:szCs w:val="20"/>
-        </w:rPr>
-      </w:pPr>
-    </w:p>
-    <w:p>
-      <w:pPr>
-        <w:spacing w:after="0" w:line="240" w:lineRule="auto"/>
-        <w:rPr>
           <w:rFonts w:ascii="Garamond" w:hAnsi="Garamond" w:cs="CenturyGothic"/>
           <w:sz w:val="20"/>
           <w:szCs w:val="20"/>
@@ -357,6 +347,153 @@
     </w:p>
     <w:p>
       <w:pPr>
+        <w:pStyle w:val="CSP-FrontMatterBodyText"/>
+      </w:pPr>
+      <w:r>
+        <w:lastRenderedPageBreak/>
+        <w:t>Author’s Note</w:t>
+      </w:r>
+    </w:p>
+    <w:p>
+      <w:pPr>
+        <w:spacing w:after="0" w:line="240" w:lineRule="auto"/>
+        <w:rPr>
+          <w:rFonts w:ascii="Garamond" w:hAnsi="Garamond" w:cs="CenturyGothic"/>
+          <w:sz w:val="20"/>
+          <w:szCs w:val="20"/>
+        </w:rPr>
+      </w:pPr>
+    </w:p>
+    <w:p>
+      <w:pPr>
+        <w:spacing w:after="0" w:line="240" w:lineRule="auto"/>
+        <w:rPr>
+          <w:rFonts w:ascii="Garamond" w:hAnsi="Garamond" w:cs="CenturyGothic"/>
+          <w:sz w:val="20"/>
+          <w:szCs w:val="20"/>
+        </w:rPr>
+      </w:pPr>
+    </w:p>
+    <w:p>
+      <w:pPr>
+        <w:pStyle w:val="CSP-FrontMatterBodyText"/>
+      </w:pPr>
+      <w:r>
+        <w:t>On January 22, 2023, Emma and I boarded a flight to Nanjing, China. It was my first trip back since the pandemic began. My mother had passed away two weeks earlier during the devastating surge that followed the abrupt end of China's zero-COVID restrictions. My father had died two years before. Travel bans and border closures meant I could not be at either of their bedsides. I never had the chance to say goodbye. Now, as one of the first "foreigners" to enter China after the country reopened, I was returning not for a reunion, but to reckon with absence.</w:t>
+      </w:r>
+    </w:p>
+    <w:p>
+      <w:pPr>
+        <w:pStyle w:val="CSP-FrontMatterBodyText"/>
+      </w:pPr>
+    </w:p>
+    <w:p>
+      <w:pPr>
+        <w:pStyle w:val="CSP-FrontMatterBodyText"/>
+      </w:pPr>
+      <w:r>
+        <w:t xml:space="preserve">Sifting through their belongings, I stumbled upon a bundle of letters, neatly tied together. Each envelope had been carefully </w:t>
+      </w:r>
+      <w:r>
+        <w:t xml:space="preserve">cut </w:t>
+      </w:r>
+      <w:r>
+        <w:t>open and numbered. They were 56 letters I had written home between 1995 and 2001.</w:t>
+      </w:r>
+    </w:p>
+    <w:p>
+      <w:pPr>
+        <w:pStyle w:val="CSP-FrontMatterBodyText"/>
+      </w:pPr>
+    </w:p>
+    <w:p>
+      <w:pPr>
+        <w:pStyle w:val="CSP-FrontMatterBodyText"/>
+      </w:pPr>
+      <w:r>
+        <w:t>The letters from the early years have been translated into English and lightly edited for clarity and readability while preserving their original meaning and voice. Each chapter begins with the postmark date from the original envelope. Because some letters were written over several days before they were mailed, the dates that appear within the letters reflect when individual entries were written.</w:t>
+      </w:r>
+    </w:p>
+    <w:p>
+      <w:pPr>
+        <w:pStyle w:val="CSP-FrontMatterBodyText"/>
+      </w:pPr>
+    </w:p>
+    <w:p>
+      <w:pPr>
+        <w:pStyle w:val="CSP-FrontMatterBodyText"/>
+        <w:rPr>
+          <w:rFonts w:cs="CenturyGothic"/>
+          <w:sz w:val="20"/>
+          <w:szCs w:val="20"/>
+        </w:rPr>
+      </w:pPr>
+    </w:p>
+    <w:p>
+      <w:pPr>
+        <w:spacing w:after="0" w:line="240" w:lineRule="auto"/>
+        <w:rPr>
+          <w:rFonts w:ascii="Garamond" w:hAnsi="Garamond" w:cs="CenturyGothic"/>
+          <w:sz w:val="20"/>
+          <w:szCs w:val="20"/>
+        </w:rPr>
+      </w:pPr>
+    </w:p>
+    <w:p>
+      <w:pPr>
+        <w:spacing w:after="0" w:line="240" w:lineRule="auto"/>
+        <w:rPr>
+          <w:rFonts w:ascii="Garamond" w:hAnsi="Garamond" w:cs="CenturyGothic"/>
+          <w:sz w:val="20"/>
+          <w:szCs w:val="20"/>
+        </w:rPr>
+      </w:pPr>
+    </w:p>
+    <w:p>
+      <w:pPr>
+        <w:spacing w:after="0" w:line="240" w:lineRule="auto"/>
+        <w:rPr>
+          <w:rFonts w:ascii="Garamond" w:hAnsi="Garamond" w:cs="CenturyGothic"/>
+          <w:sz w:val="20"/>
+          <w:szCs w:val="20"/>
+        </w:rPr>
+      </w:pPr>
+    </w:p>
+    <w:p>
+      <w:pPr>
+        <w:pStyle w:val="CSP-ChapterTitle"/>
+        <w:sectPr>
+          <w:pgSz w:w="7286" w:h="11246"/>
+          <w:pgMar w:top="864" w:right="864" w:bottom="864" w:left="1094" w:header="504" w:footer="504" w:gutter="0"/>
+          <w:pgNumType w:fmt="lowerRoman"/>
+          <w:cols w:space="720"/>
+          <w:vAlign w:val="bottom"/>
+          <w:titlePg/>
+          <w:docGrid w:linePitch="360"/>
+        </w:sectPr>
+      </w:pPr>
+    </w:p>
+    <w:p>
+      <w:pPr>
+        <w:spacing w:after="0" w:line="240" w:lineRule="auto"/>
+        <w:rPr>
+          <w:rFonts w:ascii="Garamond" w:hAnsi="Garamond" w:cs="CenturyGothic"/>
+          <w:sz w:val="20"/>
+          <w:szCs w:val="20"/>
+        </w:rPr>
+        <w:sectPr>
+          <w:pgSz w:w="7286" w:h="11246"/>
+          <w:pgMar w:top="864" w:right="864" w:bottom="864" w:left="1094" w:header="504" w:footer="504" w:gutter="0"/>
+          <w:pgNumType w:fmt="lowerRoman"/>
+          <w:cols w:space="720"/>
+          <w:vAlign w:val="bottom"/>
+          <w:titlePg/>
+          <w:docGrid w:linePitch="360"/>
+        </w:sectPr>
+      </w:pPr>
+    </w:p>
+    <w:p>
+      <w:pPr>
         <w:pStyle w:val="CSP-ChapterTitle"/>
         <w:rPr>
           <w:rFonts w:ascii="Garamond" w:hAnsi="Garamond"/>
@@ -400,7 +537,7 @@
       </w:tblPr>
       <w:tblGrid>
         <w:gridCol w:w="404"/>
-        <w:gridCol w:w="3358"/>
+        <w:gridCol w:w="2779"/>
         <w:gridCol w:w="404"/>
       </w:tblGrid>
       <w:tr>
@@ -1650,6 +1787,39 @@
           </w:p>
         </w:tc>
       </w:tr>
+    </w:tbl>
+    <w:p>
+      <w:pPr>
+        <w:jc w:val="right"/>
+        <w:rPr>
+          <w:rFonts w:ascii="Garamond" w:hAnsi="Garamond"/>
+          <w:sz w:val="20"/>
+          <w:szCs w:val="20"/>
+        </w:rPr>
+        <w:sectPr>
+          <w:footerReference w:type="first" r:id="rId11"/>
+          <w:type w:val="nextColumn"/>
+          <w:pgSz w:w="7286" w:h="11246"/>
+          <w:pgMar w:top="864" w:right="864" w:bottom="864" w:left="1094" w:header="504" w:footer="432" w:gutter="0"/>
+          <w:pgNumType w:fmt="lowerRoman"/>
+          <w:cols w:space="720"/>
+          <w:vAlign w:val="center"/>
+          <w:titlePg/>
+          <w:docGrid w:linePitch="360"/>
+        </w:sectPr>
+      </w:pPr>
+    </w:p>
+    <w:tbl>
+      <w:tblPr>
+        <w:tblW w:w="0" w:type="auto"/>
+        <w:jc w:val="center"/>
+        <w:tblLook w:val="01E0" w:firstRow="1" w:lastRow="1" w:firstColumn="1" w:lastColumn="1" w:noHBand="0" w:noVBand="0"/>
+      </w:tblPr>
+      <w:tblGrid>
+        <w:gridCol w:w="404"/>
+        <w:gridCol w:w="3358"/>
+        <w:gridCol w:w="404"/>
+      </w:tblGrid>
       <w:tr>
         <w:trPr>
           <w:jc w:val="center"/>
@@ -1673,6 +1843,7 @@
                 <w:sz w:val="20"/>
                 <w:szCs w:val="20"/>
               </w:rPr>
+              <w:lastRenderedPageBreak/>
               <w:t>17</w:t>
             </w:r>
           </w:p>
@@ -1745,7 +1916,6 @@
                 <w:sz w:val="20"/>
                 <w:szCs w:val="20"/>
               </w:rPr>
-              <w:lastRenderedPageBreak/>
               <w:t>18</w:t>
             </w:r>
           </w:p>
@@ -2468,59 +2638,7 @@
           <w:sz w:val="32"/>
           <w:szCs w:val="32"/>
         </w:rPr>
-      </w:pPr>
-    </w:p>
-    <w:p>
-      <w:pPr>
-        <w:spacing w:after="0" w:line="240" w:lineRule="auto"/>
-        <w:rPr>
-          <w:rFonts w:ascii="Garamond" w:hAnsi="Garamond"/>
-          <w:sz w:val="32"/>
-          <w:szCs w:val="32"/>
-        </w:rPr>
-      </w:pPr>
-    </w:p>
-    <w:p>
-      <w:pPr>
-        <w:spacing w:after="0" w:line="240" w:lineRule="auto"/>
-        <w:rPr>
-          <w:rFonts w:ascii="Garamond" w:hAnsi="Garamond"/>
-          <w:sz w:val="32"/>
-          <w:szCs w:val="32"/>
-        </w:rPr>
-      </w:pPr>
-    </w:p>
-    <w:p>
-      <w:pPr>
-        <w:spacing w:after="0" w:line="240" w:lineRule="auto"/>
-        <w:rPr>
-          <w:rFonts w:ascii="Garamond" w:hAnsi="Garamond"/>
-          <w:sz w:val="32"/>
-          <w:szCs w:val="32"/>
-        </w:rPr>
-      </w:pPr>
-    </w:p>
-    <w:p>
-      <w:pPr>
-        <w:spacing w:after="0" w:line="240" w:lineRule="auto"/>
-        <w:rPr>
-          <w:rFonts w:ascii="Garamond" w:hAnsi="Garamond"/>
-          <w:sz w:val="32"/>
-          <w:szCs w:val="32"/>
-        </w:rPr>
-      </w:pPr>
-    </w:p>
-    <w:p>
-      <w:pPr>
-        <w:spacing w:after="0" w:line="240" w:lineRule="auto"/>
-        <w:rPr>
-          <w:rFonts w:ascii="Garamond" w:hAnsi="Garamond"/>
-          <w:sz w:val="32"/>
-          <w:szCs w:val="32"/>
-        </w:rPr>
         <w:sectPr>
-          <w:footerReference w:type="first" r:id="rId11"/>
-          <w:type w:val="nextColumn"/>
           <w:pgSz w:w="7286" w:h="11246"/>
           <w:pgMar w:top="864" w:right="864" w:bottom="864" w:left="1094" w:header="504" w:footer="432" w:gutter="0"/>
           <w:pgNumType w:fmt="lowerRoman"/>
@@ -3004,13 +3122,11 @@
         <w:pStyle w:val="CSP-ChapterBodyText"/>
       </w:pPr>
       <w:r>
-        <w:t xml:space="preserve">August 16th was the longest day in my life. </w:t>
-      </w:r>
-      <w:proofErr w:type="spellStart"/>
-      <w:r>
-        <w:t>Zhouhe</w:t>
-      </w:r>
-      <w:proofErr w:type="spellEnd"/>
+        <w:t>August 16th was the longest day in my life. Zhou</w:t>
+      </w:r>
+      <w:r>
+        <w:t>-he</w:t>
+      </w:r>
       <w:r>
         <w:t xml:space="preserve"> walked me right to the plane's boarding gate.</w:t>
       </w:r>

--- a/letters_from_usa/book.docx
+++ b/letters_from_usa/book.docx
@@ -411,7 +411,13 @@
         <w:pStyle w:val="CSP-FrontMatterBodyText"/>
       </w:pPr>
       <w:r>
-        <w:t>The letters from the early years have been translated into English and lightly edited for clarity and readability while preserving their original meaning and voice. Each chapter begins with the postmark date from the original envelope. Because some letters were written over several days before they were mailed, the dates that appear within the letters reflect when individual entries were written.</w:t>
+        <w:t xml:space="preserve">The letters from the early years have been translated into English and lightly edited for clarity and readability while preserving their original </w:t>
+      </w:r>
+      <w:r>
+        <w:t xml:space="preserve">style, </w:t>
+      </w:r>
+      <w:r>
+        <w:t>meaning and voice. Each chapter begins with the postmark date from the original envelope. Because some letters were written over several days before they were mailed, the dates that appear within the letters reflect when individual entries were written.</w:t>
       </w:r>
     </w:p>
     <w:p>
@@ -4143,7 +4149,7 @@
         <w:footnoteReference w:id="9"/>
       </w:r>
       <w:r>
-        <w:t xml:space="preserve"> Let me know in your next letter, and please give them my regards. I won’t write to them separately, since letter writing takes up so much time. From now on, I’ll probably only be able to write home once a week, and I may not always get around to mailing a letter every week, so one envelope may end up containing two or three letters.</w:t>
+        <w:t xml:space="preserve"> Let me know in your next letter, and please give them my regards. I won’t write to them separately, since letter writing takes up so much time. From now on, I’ll probably only be able to write home once a week, and I may not always get around to mailing a letter every week.</w:t>
       </w:r>
     </w:p>
     <w:p>
@@ -4190,11 +4196,11 @@
         <w:pStyle w:val="CSP-ChapterBodyText"/>
       </w:pPr>
       <w:r>
-        <w:t xml:space="preserve">As for classes, things are going okay, though it was a bit tough to understand some of the professors at first. One Indian professor has an accent that is hard to follow, so as soon as class lets out, the Chinese students get gather and try to figure out what he actually said. The Chinese students have a great tradition of forming study groups, so if we miss something, we just talk it through together. I think after a few more classes, I'll </w:t>
+        <w:t xml:space="preserve">As for classes, things are going okay, though it was a bit tough to understand some of the professors at first. One Indian professor has an accent that is hard to follow, so as soon as class lets out, the Chinese students get gather and try to figure out what he actually said. The Chinese students have a great tradition of forming study groups, so if we miss something, we just talk it through together. I think after a few more classes, I'll get used to it. For me, Indian accents are definitely hard to </w:t>
       </w:r>
       <w:r>
         <w:lastRenderedPageBreak/>
-        <w:t>get used to it. For me, Indian accents are definitely hard to understand, but they are incredibly fluent despite their heavy accent. Strangely enough, the Americans don't seem to have any trouble understanding them at all.</w:t>
+        <w:t>understand, but they are incredibly fluent despite their heavy accent. Strangely enough, the Americans don't seem to have any trouble understanding them at all.</w:t>
       </w:r>
     </w:p>
     <w:p>

--- a/letters_from_usa/book.docx
+++ b/letters_from_usa/book.docx
@@ -4081,10 +4081,10 @@
         <w:pStyle w:val="CSP-ChapterBodyText"/>
       </w:pPr>
       <w:r>
-        <w:t>This church group meets once a week. Although I really enjoyed the atmosphere and met a lot of fellow Chinese living in Austin that evening, I doubt I'll go back—I just don't have that kind of time. To my surprise, many churches and Christian groups reach out to international students. Just this Wednesday, two Americans spent an hour explaining the Bible to me</w:t>
-      </w:r>
-      <w:r>
-        <w:t>.</w:t>
+        <w:t xml:space="preserve">This church group meets once a week. Although I really enjoyed the atmosphere and met a lot of fellow Chinese living in Austin that evening, I doubt I'll go back—I just don't have that kind of time. </w:t>
+      </w:r>
+      <w:r>
+        <w:t>To my surprise, many churches and Christian groups seem eager to reach out to international students. Just this past Wednesday, two Americans spent an hour explaining the Bible to me.</w:t>
       </w:r>
     </w:p>
     <w:p>
@@ -4121,11 +4121,11 @@
         <w:t xml:space="preserve">to each other </w:t>
       </w:r>
       <w:r>
-        <w:t xml:space="preserve">anytime. I’m usually home on weekends unless I need to go to campus for schoolwork or </w:t>
+        <w:t xml:space="preserve">anytime. I’m usually home on </w:t>
       </w:r>
       <w:r>
         <w:lastRenderedPageBreak/>
-        <w:t>head out to buy groceries. On weekdays, I’m generally home before 9:00 a.m. and after 9:30 p.m.; the rest of the day I’m at school. Calling the U.S. from China is expensive, but I’ve heard there are calling services that allow me to pay for the call on my end.</w:t>
+        <w:t>weekends unless I need to go to campus for schoolwork or head out to buy groceries. On weekdays, I’m generally home before 9:00 a.m. and after 9:30 p.m.; the rest of the day I’m at school. Calling the U.S. from China is expensive, but I’ve heard there are calling services that allow me to pay for the call on my end.</w:t>
       </w:r>
       <w:r>
         <w:rPr>
@@ -4196,11 +4196,11 @@
         <w:pStyle w:val="CSP-ChapterBodyText"/>
       </w:pPr>
       <w:r>
-        <w:t xml:space="preserve">As for classes, things are going okay, though it was a bit tough to understand some of the professors at first. One Indian professor has an accent that is hard to follow, so as soon as class lets out, the Chinese students get gather and try to figure out what he actually said. The Chinese students have a great tradition of forming study groups, so if we miss something, we just talk it through together. I think after a few more classes, I'll get used to it. For me, Indian accents are definitely hard to </w:t>
+        <w:t xml:space="preserve">As for classes, things are going okay, though it was a bit tough to understand some of the professors at first. One Indian professor has an accent that is hard to follow, so as soon as class lets out, the Chinese students get gather and try to figure out what he actually said. The Chinese students have a great tradition of forming study groups, so if we miss something, we just talk it through together. I think after a few more classes, I'll </w:t>
       </w:r>
       <w:r>
         <w:lastRenderedPageBreak/>
-        <w:t>understand, but they are incredibly fluent despite their heavy accent. Strangely enough, the Americans don't seem to have any trouble understanding them at all.</w:t>
+        <w:t>get used to it. For me, Indian accents are definitely hard to understand, but they are incredibly fluent despite their heavy accent. Strangely enough, the Americans don't seem to have any trouble understanding them at all.</w:t>
       </w:r>
     </w:p>
     <w:p>

--- a/letters_from_usa/book.docx
+++ b/letters_from_usa/book.docx
@@ -379,7 +379,16 @@
         <w:pStyle w:val="CSP-FrontMatterBodyText"/>
       </w:pPr>
       <w:r>
-        <w:t>On January 22, 2023, Emma and I boarded a flight to Nanjing, China. It was my first trip back since the pandemic began. My mother had passed away two weeks earlier during the devastating surge that followed the abrupt end of China's zero-COVID restrictions. My father had died two years before. Travel bans and border closures meant I could not be at either of their bedsides. I never had the chance to say goodbye. Now, as one of the first "foreigners" to enter China after the country reopened, I was returning not for a reunion, but to reckon with absence.</w:t>
+        <w:t xml:space="preserve">On January 22, 2023, Emma and I boarded a flight to Nanjing, China. It was my first trip back since the pandemic began. My mother had passed away two weeks earlier during the devastating surge that followed the abrupt end of China's zero-COVID restrictions. My father had died two years before. Travel bans and border closures meant I could not be at either of their bedsides. I never had the chance to say goodbye. Now, as one of the first "foreigners" </w:t>
+      </w:r>
+      <w:r>
+        <w:t>allowed</w:t>
+      </w:r>
+      <w:r>
+        <w:t xml:space="preserve"> </w:t>
+      </w:r>
+      <w:r>
+        <w:t>to enter China after the country reopened, I was returning not for a reunion, but to reckon with absence.</w:t>
       </w:r>
     </w:p>
     <w:p>
@@ -411,13 +420,19 @@
         <w:pStyle w:val="CSP-FrontMatterBodyText"/>
       </w:pPr>
       <w:r>
-        <w:t xml:space="preserve">The letters from the early years have been translated into English and lightly edited for clarity and readability while preserving their original </w:t>
-      </w:r>
-      <w:r>
-        <w:t xml:space="preserve">style, </w:t>
-      </w:r>
-      <w:r>
-        <w:t>meaning and voice. Each chapter begins with the postmark date from the original envelope. Because some letters were written over several days before they were mailed, the dates that appear within the letters reflect when individual entries were written.</w:t>
+        <w:t xml:space="preserve">The letters from the early years have been translated into English and </w:t>
+      </w:r>
+      <w:r>
+        <w:t xml:space="preserve">only </w:t>
+      </w:r>
+      <w:r>
+        <w:t xml:space="preserve">lightly edited for clarity and readability while preserving their original </w:t>
+      </w:r>
+      <w:r>
+        <w:t>voice and authenticity</w:t>
+      </w:r>
+      <w:r>
+        <w:t>. Each chapter begins with the postmark date from the original envelope. Because some letters were written over several days before they were mailed, the dates that appear within the letters reflect when individual entries were written.</w:t>
       </w:r>
     </w:p>
     <w:p>
@@ -5874,16 +5889,7 @@
       </w:pPr>
       <w:r>
         <w:lastRenderedPageBreak/>
-        <w:t>A friend of mine originally invited me and a few others to Louisiana to check out the casinos—mostly just to see what they were like.</w:t>
-      </w:r>
-      <w:r>
-        <w:rPr>
-          <w:rStyle w:val="FootnoteReference"/>
-        </w:rPr>
-        <w:footnoteReference w:id="14"/>
-      </w:r>
-      <w:r>
-        <w:t xml:space="preserve"> But on Christmas morning, even though I got up at 5:30 a.m., I still missed the bus! So</w:t>
+        <w:t>A friend of mine originally invited me and a few others to Louisiana to check out the casinos—mostly just to see what they were like. But on Christmas morning, even though I got up at 5:30 a.m., I still missed the bus! So</w:t>
       </w:r>
       <w:r>
         <w:t>,</w:t>
@@ -5928,7 +5934,11 @@
         <w:pStyle w:val="CSP-ChapterBodyText"/>
       </w:pPr>
       <w:r>
-        <w:t>From now on, I’ll be the one calling home to save you the expense. I’ll probably call every couple of weeks, around noon on the weekends. My phone bills are actually quite low because I keep my calls short, unlike some who can easily talk for twenty or thirty minutes. Mom, don’t get nervous whenever you are on an international call. It really doesn’t cost that much. A five-minute call costs about the same as a fast-food meal. Even though money is tight, I can certainly afford to call home, so please don’t worry about it.</w:t>
+        <w:t xml:space="preserve">From now on, I’ll be the one calling home to save you the </w:t>
+      </w:r>
+      <w:r>
+        <w:lastRenderedPageBreak/>
+        <w:t>expense. I’ll probably call every couple of weeks, around noon on the weekends. My phone bills are actually quite low because I keep my calls short, unlike some who can easily talk for twenty or thirty minutes. Mom, don’t get nervous whenever you are on an international call. It really doesn’t cost that much. A five-minute call costs about the same as a fast-food meal. Even though money is tight, I can certainly afford to call home, so please don’t worry about it.</w:t>
       </w:r>
     </w:p>
     <w:p>
@@ -5979,23 +5989,20 @@
         <w:t>Chun</w:t>
       </w:r>
       <w:r>
-        <w:t xml:space="preserve"> over during the winter break is entirely up to you. I have a feeling she’ll probably call to wish you a Happy New Year. Things between us aren't moving very quicky, and I haven't been trying hard enough either. I suppose the long distance makes it tough, and I honestly have no idea what the future holds. If she actually manages to get into UT Austin, it would truly be a </w:t>
-      </w:r>
+        <w:t xml:space="preserve"> over during the winter break is entirely up to you. I have a feeling she’ll probably call to wish you a Happy New Year. Things between us aren't moving very quicky, and I haven't been trying hard enough either. I suppose the long distance makes it tough, and I honestly have no idea what the future holds. If she actually manages to get into UT Austin, it would truly be a miracle.</w:t>
+      </w:r>
+    </w:p>
+    <w:p>
+      <w:pPr>
+        <w:pStyle w:val="CSP-ChapterBodyText"/>
+      </w:pPr>
+    </w:p>
+    <w:p>
+      <w:pPr>
+        <w:pStyle w:val="CSP-ChapterBodyText"/>
+      </w:pPr>
       <w:r>
         <w:lastRenderedPageBreak/>
-        <w:t>miracle.</w:t>
-      </w:r>
-    </w:p>
-    <w:p>
-      <w:pPr>
-        <w:pStyle w:val="CSP-ChapterBodyText"/>
-      </w:pPr>
-    </w:p>
-    <w:p>
-      <w:pPr>
-        <w:pStyle w:val="CSP-ChapterBodyText"/>
-      </w:pPr>
-      <w:r>
         <w:t>My handwriting is getting uglier by the second, so I'd better stop here.</w:t>
       </w:r>
     </w:p>
@@ -6685,7 +6692,7 @@
         <w:rPr>
           <w:rStyle w:val="FootnoteReference"/>
         </w:rPr>
-        <w:footnoteReference w:id="15"/>
+        <w:footnoteReference w:id="14"/>
       </w:r>
       <w:r>
         <w:t xml:space="preserve"> already. Still, I’d like to wish everyone in the family a Happy Chinese New Year! There isn’t the slightest trace of a festive atmosphere over here. On the other side of the globe, China must be incredibly alive with New Year celebrations right now.</w:t>
@@ -6749,30 +6756,24 @@
       <w:r>
         <w:t>.</w:t>
       </w:r>
+    </w:p>
+    <w:p>
+      <w:pPr>
+        <w:pStyle w:val="CSP-ChapterBodyText"/>
+      </w:pPr>
+    </w:p>
+    <w:p>
+      <w:pPr>
+        <w:pStyle w:val="CSP-ChapterBodyText"/>
+      </w:pPr>
+      <w:r>
+        <w:t>The rent is on the expensive side, so I’ll have a little less in savings. Honestly, having a large savings account doesn’t matter much to me right now. The only reason I care at all is because I need to show some funds in the bank when you apply for a visa to visit me.</w:t>
+      </w:r>
       <w:r>
         <w:rPr>
           <w:rStyle w:val="FootnoteReference"/>
         </w:rPr>
-        <w:footnoteReference w:id="16"/>
-      </w:r>
-    </w:p>
-    <w:p>
-      <w:pPr>
-        <w:pStyle w:val="CSP-ChapterBodyText"/>
-      </w:pPr>
-    </w:p>
-    <w:p>
-      <w:pPr>
-        <w:pStyle w:val="CSP-ChapterBodyText"/>
-      </w:pPr>
-      <w:r>
-        <w:t>The rent is on the expensive side, so I’ll have a little less in savings. Honestly, having a large savings account doesn’t matter much to me right now. The only reason I care at all is because I need to show some funds in the bank when you apply for a visa to visit me.</w:t>
-      </w:r>
-      <w:r>
-        <w:rPr>
-          <w:rStyle w:val="FootnoteReference"/>
-        </w:rPr>
-        <w:footnoteReference w:id="17"/>
+        <w:footnoteReference w:id="15"/>
       </w:r>
       <w:r>
         <w:t xml:space="preserve"> Please don’t try to send me money!</w:t>
@@ -6788,6 +6789,7 @@
         <w:pStyle w:val="CSP-ChapterBodyText"/>
       </w:pPr>
       <w:r>
+        <w:lastRenderedPageBreak/>
         <w:t>I promise that no matter how much I spend, I will never overdraw my account, so there’s no need to worry. For me, the credit card is simply a convenient way to pay. For example, when I go to the supermarket, I don’t need to carry cash or checks; I just use the card, and the credit card company sends me a monthly statement. I can then pay the entire balance with a single check. It’s quite convenient—essentially a “buy now, pay later” system.</w:t>
       </w:r>
     </w:p>
@@ -7039,7 +7041,7 @@
         <w:rPr>
           <w:rStyle w:val="FootnoteReference"/>
         </w:rPr>
-        <w:footnoteReference w:id="18"/>
+        <w:footnoteReference w:id="16"/>
       </w:r>
       <w:r>
         <w:t xml:space="preserve"> all the way through? With Mom's injury, who ended up preparing the New Year's Eve dinner</w:t>
@@ -7048,7 +7050,7 @@
         <w:rPr>
           <w:rStyle w:val="FootnoteReference"/>
         </w:rPr>
-        <w:footnoteReference w:id="19"/>
+        <w:footnoteReference w:id="17"/>
       </w:r>
       <w:r>
         <w:t xml:space="preserve">? Did Wang Wei and Xiao Fan join you for the dinner? If so, that must have made things a little better. Otherwise, it must have felt awfully quiet with just the two of you. Above all, please be more careful from now on. </w:t>
@@ -7661,11 +7663,20 @@
         <w:pStyle w:val="CSP-ChapterBodyText"/>
       </w:pPr>
       <w:r>
-        <w:t xml:space="preserve">The company is AT&amp;T Bell Labs, though they’re currently spinning off from AT&amp;T and changing their name to Lucent. </w:t>
+        <w:t>As it turns out, Bell Labs is part of a company that's in the process of spinning off from AT&amp;T to become Lucent.</w:t>
+      </w:r>
+      <w:r>
+        <w:t xml:space="preserve"> It's </w:t>
       </w:r>
       <w:r>
         <w:lastRenderedPageBreak/>
-        <w:t>It's located in Holmdel, New Jersey, about 40 miles from Newark and only a short train ride from New York City. The job runs from May 15th until the start of the next semester—about three months in total. The pay is over $700 a week, which comes out to around $3,000 a month. The salary is excellent, and the company is highly respected here.</w:t>
+        <w:t>located in Holmdel, New Jersey, about 40 miles from Newark and just a short train ride from New York City. The job runs from May 15 until the start of the fall semester, about three months in total. The pay is more than $700 a week, which works out to around $3,000 a month. The salary is excellent, and the company has a great reputation here.</w:t>
+      </w:r>
+      <w:r>
+        <w:rPr>
+          <w:rStyle w:val="FootnoteReference"/>
+        </w:rPr>
+        <w:footnoteReference w:id="18"/>
       </w:r>
     </w:p>
     <w:p>
@@ -7717,11 +7728,11 @@
         <w:pStyle w:val="CSP-ChapterBodyText"/>
       </w:pPr>
       <w:r>
-        <w:t xml:space="preserve">As for asking Uncle Wei to bring me a watch from China, that would be great, but the problem is that I need a watch before I leave for New Jersey because I can't start working without one. If you do end up sending a watch with him later, it would be best to get one with both the day and date display, and it doesn't </w:t>
+        <w:t xml:space="preserve">As for asking Uncle Wei to bring me a watch from China, that would be great, but the problem is that I need a watch before I </w:t>
       </w:r>
       <w:r>
         <w:lastRenderedPageBreak/>
-        <w:t>need to be expensive. I can just buy a cheap one for the time being. As for anything else I might need, let me think about it, but I don't seem to be lacking much. If there's anything you want from the States, please let me know, and I can ask Uncle Wei to bring it back for you.</w:t>
+        <w:t>leave for New Jersey because I can't start working without one. If you do end up sending a watch with him later, it would be best to get one with both the day and date display, and it doesn't need to be expensive. I can just buy a cheap one for the time being. As for anything else I might need, let me think about it, but I don't seem to be lacking much. If there's anything you want from the States, please let me know, and I can ask Uncle Wei to bring it back for you.</w:t>
       </w:r>
     </w:p>
     <w:p>
@@ -7800,7 +7811,7 @@
         <w:rPr>
           <w:rStyle w:val="FootnoteReference"/>
         </w:rPr>
-        <w:footnoteReference w:id="20"/>
+        <w:footnoteReference w:id="19"/>
       </w:r>
     </w:p>
     <w:p>
@@ -8318,7 +8329,7 @@
         <w:rPr>
           <w:rStyle w:val="FootnoteReference"/>
         </w:rPr>
-        <w:footnoteReference w:id="21"/>
+        <w:footnoteReference w:id="20"/>
       </w:r>
       <w:r>
         <w:t xml:space="preserve"> </w:t>
@@ -8411,7 +8422,7 @@
       </w:r>
       <w:proofErr w:type="gramEnd"/>
       <w:r>
-        <w:t xml:space="preserve"> turbine design turned out so well! Is there any chance it can be marketed, manufactured, or patented?</w:t>
+        <w:t xml:space="preserve"> turbine design turned out so well! Is there any chance it can be manufactured or patented?</w:t>
       </w:r>
     </w:p>
     <w:p>
@@ -9308,7 +9319,7 @@
         <w:rPr>
           <w:rStyle w:val="FootnoteReference"/>
         </w:rPr>
-        <w:footnoteReference w:id="22"/>
+        <w:footnoteReference w:id="21"/>
       </w:r>
       <w:r>
         <w:t xml:space="preserve"> Email is amazingly fast—it only takes a few minutes for a message to get through—so we can use it for anything urgent, or you can simply write to me whenever it's convenient. I get a ton of email these days. Chun actually emailed me a few days ago to let me know that she had arrived in the U.S.</w:t>
@@ -9337,7 +9348,7 @@
         <w:rPr>
           <w:rStyle w:val="FootnoteReference"/>
         </w:rPr>
-        <w:footnoteReference w:id="23"/>
+        <w:footnoteReference w:id="22"/>
       </w:r>
     </w:p>
     <w:p>
@@ -10646,7 +10657,7 @@
         <w:rPr>
           <w:rStyle w:val="FootnoteReference"/>
         </w:rPr>
-        <w:footnoteReference w:id="24"/>
+        <w:footnoteReference w:id="23"/>
       </w:r>
       <w:r>
         <w:t xml:space="preserve">. We flew back to Austin that same night. </w:t>
@@ -10863,16 +10874,16 @@
         <w:rPr>
           <w:rStyle w:val="FootnoteReference"/>
         </w:rPr>
+        <w:footnoteReference w:id="24"/>
+      </w:r>
+      <w:r>
+        <w:t>. I assume Mom is out in Chongming</w:t>
+      </w:r>
+      <w:r>
+        <w:rPr>
+          <w:rStyle w:val="FootnoteReference"/>
+        </w:rPr>
         <w:footnoteReference w:id="25"/>
-      </w:r>
-      <w:r>
-        <w:t>. I assume Mom is out in Chongming</w:t>
-      </w:r>
-      <w:r>
-        <w:rPr>
-          <w:rStyle w:val="FootnoteReference"/>
-        </w:rPr>
-        <w:footnoteReference w:id="26"/>
       </w:r>
       <w:r>
         <w:t xml:space="preserve"> </w:t>
@@ -10940,7 +10951,7 @@
         <w:rPr>
           <w:rStyle w:val="FootnoteReference"/>
         </w:rPr>
-        <w:footnoteReference w:id="27"/>
+        <w:footnoteReference w:id="26"/>
       </w:r>
       <w:r>
         <w:t xml:space="preserve"> I think next year would be the perfect time. By then, I’ll be completely settled into my new environment, finances won't be a problem, and I’ll be able to take some time off to show you around. Please plan to dip into your savings for this trip. It simply wouldn't make much sense for you to spend your hard-earned money coming all this way. I'll take care of all the expenses related to your visit, so you won't need to worry about a thing.</w:t>
@@ -11225,7 +11236,7 @@
         <w:rPr>
           <w:rStyle w:val="FootnoteReference"/>
         </w:rPr>
-        <w:footnoteReference w:id="28"/>
+        <w:footnoteReference w:id="27"/>
       </w:r>
       <w:r>
         <w:t xml:space="preserve"> </w:t>
@@ -11524,7 +11535,13 @@
         <w:pStyle w:val="CSP-ChapterBodyText"/>
       </w:pPr>
       <w:r>
-        <w:t xml:space="preserve">Time is just flying by—I’m leaving Austin before I know it. I’ve already coordinated with the moving company, and they are coming this Monday to pack everything up and ship it to New Jersey. The company is covering the entire moving cost. Honestly, I don't even own any real furniture; it’s mostly just a TV, a stereo system, some books, and some random staff. </w:t>
+        <w:t xml:space="preserve">Time is just flying by—I’m leaving Austin before I know it. I’ve already coordinated with the moving company, and they are coming this Monday to pack everything up and ship it to New Jersey. The company is covering the entire moving cost. Honestly, I don't even own any real furniture; it’s mostly just a TV, a stereo system, some books, and some random </w:t>
+      </w:r>
+      <w:r>
+        <w:t>stuff</w:t>
+      </w:r>
+      <w:r>
+        <w:t xml:space="preserve">. </w:t>
       </w:r>
     </w:p>
     <w:p>
@@ -12370,19 +12387,36 @@
     <w:p>
       <w:pPr>
         <w:pStyle w:val="CSP-FrontMatterBodyText"/>
-        <w:rPr>
-          <w:rFonts w:ascii="Times New Roman" w:eastAsia="Times New Roman" w:hAnsi="Times New Roman"/>
-        </w:rPr>
-      </w:pPr>
-      <w:r>
-        <w:t>Tong Wang was born and raised in Nanjing, China, where both of his parents were college professors. After graduating from Tsinghua University in Beijing, he moved to the United States in 1995 to pursue a</w:t>
+      </w:pPr>
+      <w:r>
+        <w:t xml:space="preserve">Tong Wang was born and raised in Nanjing, China, where both of his parents were college professors. </w:t>
+      </w:r>
+      <w:r>
+        <w:t>After completing his graduate studies at Tsinghua University in Beijing</w:t>
+      </w:r>
+      <w:r>
+        <w:t>, he moved to the United States in 1995 to pursue a</w:t>
       </w:r>
       <w:r>
         <w:t xml:space="preserve"> Ph.D. </w:t>
       </w:r>
       <w:r>
-        <w:t>degree at the University of Texas at Austin. There, he met his future wife.</w:t>
-      </w:r>
+        <w:t>in Computer Sciences</w:t>
+      </w:r>
+      <w:r>
+        <w:t xml:space="preserve"> at the University of Texas at Austin, </w:t>
+      </w:r>
+      <w:r>
+        <w:t xml:space="preserve">where </w:t>
+      </w:r>
+      <w:r>
+        <w:t>he met his future wife.</w:t>
+      </w:r>
+    </w:p>
+    <w:p>
+      <w:pPr>
+        <w:pStyle w:val="CSP-FrontMatterBodyText"/>
+      </w:pPr>
     </w:p>
     <w:p>
       <w:pPr>
@@ -14179,6 +14213,10 @@
       </w:r>
       <w:proofErr w:type="spellStart"/>
       <w:r>
+        <w:rPr>
+          <w:i/>
+          <w:iCs/>
+        </w:rPr>
         <w:t>wujiao</w:t>
       </w:r>
       <w:proofErr w:type="spellEnd"/>
@@ -14344,20 +14382,7 @@
         <w:t xml:space="preserve"> </w:t>
       </w:r>
       <w:r>
-        <w:t xml:space="preserve">In Chinese culture, bitterness means hardships as in </w:t>
-      </w:r>
-      <w:r>
-        <w:rPr>
-          <w:i/>
-          <w:iCs/>
-        </w:rPr>
-        <w:t>eating bitterness</w:t>
-      </w:r>
-      <w:r>
-        <w:t xml:space="preserve"> </w:t>
-      </w:r>
-      <w:r>
-        <w:t>which means to endure severe hardships, work incredibly hard, and persevere without complaining.</w:t>
+        <w:t>Here, "bitter" alludes to the Chinese expression "eating bitterness", meaning to endure hardship with perseverance and without complaint.</w:t>
       </w:r>
     </w:p>
   </w:footnote>
@@ -14376,7 +14401,29 @@
         <w:t xml:space="preserve"> </w:t>
       </w:r>
       <w:r>
-        <w:t>Gambling was illegal in China at the time, and it still is today.</w:t>
+        <w:t xml:space="preserve">Lantern Festival is the traditional holiday that marks the final day of the Lunar New Year celebrations. People celebrate by eating round rice dumplings called </w:t>
+      </w:r>
+      <w:r>
+        <w:rPr>
+          <w:i/>
+          <w:iCs/>
+        </w:rPr>
+        <w:t>tangyuan</w:t>
+      </w:r>
+      <w:r>
+        <w:t xml:space="preserve"> or </w:t>
+      </w:r>
+      <w:proofErr w:type="spellStart"/>
+      <w:r>
+        <w:rPr>
+          <w:i/>
+          <w:iCs/>
+        </w:rPr>
+        <w:t>yuanxiao</w:t>
+      </w:r>
+      <w:proofErr w:type="spellEnd"/>
+      <w:r>
+        <w:t>, whose round shape represents family togetherness and completeness.</w:t>
       </w:r>
     </w:p>
   </w:footnote>
@@ -14395,15 +14442,7 @@
         <w:t xml:space="preserve"> </w:t>
       </w:r>
       <w:r>
-        <w:t xml:space="preserve">Lantern Festival is the traditional holiday that marks the final day of the Lunar New Year celebrations. People celebrate by eating round rice dumplings called tangyuan or </w:t>
-      </w:r>
-      <w:proofErr w:type="spellStart"/>
-      <w:r>
-        <w:t>yuanxiao</w:t>
-      </w:r>
-      <w:proofErr w:type="spellEnd"/>
-      <w:r>
-        <w:t>, whose round shape represents family togetherness and completeness.</w:t>
+        <w:t>When parents visited the United States, children who agreed to sponsor the trip were advised to provide evidence of financial resources in case consular officers requested proof that the visit could be supported financially.</w:t>
       </w:r>
     </w:p>
   </w:footnote>
@@ -14422,7 +14461,7 @@
         <w:t xml:space="preserve"> </w:t>
       </w:r>
       <w:r>
-        <w:t>Traditionally, Chinese cooking is done over an open flame, so most homes use gas stoves.</w:t>
+        <w:t>The Gala is a live TV show featuring music, dance, and comedy performances, held annually on Chinese New Year's Eve since 1983. It is considered as the most-watched TV broadcast on the planet. The broadcast typically spans several hours and leads up to the midnight countdown.</w:t>
       </w:r>
     </w:p>
   </w:footnote>
@@ -14441,7 +14480,7 @@
         <w:t xml:space="preserve"> </w:t>
       </w:r>
       <w:r>
-        <w:t>When parents visited the United States, children who agreed to sponsor the trip were advised to provide evidence of financial resources in case consular officers requested proof that the visit could be supported financially.</w:t>
+        <w:t>The Chinese New Year's Eve dinner, widely known as the Reunion Dinner, is the most important family meal of the year.</w:t>
       </w:r>
     </w:p>
   </w:footnote>
@@ -14460,7 +14499,7 @@
         <w:t xml:space="preserve"> </w:t>
       </w:r>
       <w:r>
-        <w:t>The Gala is a live TV show featuring music, dance, and comedy performances, held annually on Chinese New Year's Eve since 1983. It is considered as the most-watched TV broadcast on the planet. The broadcast typically spans several hours and leads up to the midnight countdown.</w:t>
+        <w:t>Bell Labs was one of the world’s premier industrial research laboratories, renowned for innovations like the transistor, the laser, and the Unix operating system that helped shape modern computing and telecommunications.</w:t>
       </w:r>
     </w:p>
   </w:footnote>
@@ -14479,7 +14518,19 @@
         <w:t xml:space="preserve"> </w:t>
       </w:r>
       <w:r>
-        <w:t>The Chinese New Year's Eve dinner, widely known as the Reunion Dinner, is the most important family meal of the year.</w:t>
+        <w:t>Father was a college professor in aerodynamics. He used computers and numerical algorithms to simulate</w:t>
+      </w:r>
+      <w:r>
+        <w:t xml:space="preserve"> and </w:t>
+      </w:r>
+      <w:r>
+        <w:t>analyze</w:t>
+      </w:r>
+      <w:r>
+        <w:t xml:space="preserve"> </w:t>
+      </w:r>
+      <w:r>
+        <w:t>how fluid flow in and around objects.</w:t>
       </w:r>
     </w:p>
   </w:footnote>
@@ -14498,19 +14549,13 @@
         <w:t xml:space="preserve"> </w:t>
       </w:r>
       <w:r>
-        <w:t>Father was a college professor in aerodynamics. He used computers and numerical algorithms to simulate</w:t>
-      </w:r>
-      <w:r>
-        <w:t xml:space="preserve"> and </w:t>
-      </w:r>
-      <w:r>
-        <w:t>analyze</w:t>
-      </w:r>
-      <w:r>
-        <w:t xml:space="preserve"> </w:t>
-      </w:r>
-      <w:r>
-        <w:t>how fluid flow in and around objects.</w:t>
+        <w:t xml:space="preserve">Mother enjoyed collecting coins. She began a modest coin collection after </w:t>
+      </w:r>
+      <w:r>
+        <w:t>f</w:t>
+      </w:r>
+      <w:r>
+        <w:t>ather returned from England in 1981 with several foreign coins.</w:t>
       </w:r>
     </w:p>
   </w:footnote>
@@ -14529,13 +14574,7 @@
         <w:t xml:space="preserve"> </w:t>
       </w:r>
       <w:r>
-        <w:t xml:space="preserve">Mother enjoyed collecting coins. She began a modest coin collection after </w:t>
-      </w:r>
-      <w:r>
-        <w:t>f</w:t>
-      </w:r>
-      <w:r>
-        <w:t>ather returned from England in 1981 with several foreign coins.</w:t>
+        <w:t>Around 1996, the internet and email were not yet widely used in China. With a few exceptions in academic settings, most computers at home or in the workplace were not connected to the internet.</w:t>
       </w:r>
     </w:p>
   </w:footnote>
@@ -14554,7 +14593,7 @@
         <w:t xml:space="preserve"> </w:t>
       </w:r>
       <w:r>
-        <w:t>Around 1996, the internet and email were not yet widely used in China. With a few exceptions in academic settings, most computers at home or in the workplace were not connected to the internet.</w:t>
+        <w:t>Arranged matchmaking was relatively common in China at the time. I, too, met Chun through this kind of introduction.</w:t>
       </w:r>
     </w:p>
   </w:footnote>
@@ -14573,7 +14612,7 @@
         <w:t xml:space="preserve"> </w:t>
       </w:r>
       <w:r>
-        <w:t>Arranged matchmaking was relatively common in China at the time. I, too, met Chun through this kind of introduction.</w:t>
+        <w:t>1. Cantonese is a Chinese language traditionally spoken in Guangdong Province, Hong Kong, and many overseas Chinese communities. Unlike the Mandarin spoken in Beijing, Cantonese differs significantly in pronunciation, vocabulary, and tone.</w:t>
       </w:r>
     </w:p>
   </w:footnote>
@@ -14592,7 +14631,7 @@
         <w:t xml:space="preserve"> </w:t>
       </w:r>
       <w:r>
-        <w:t>1. Cantonese is a Chinese language traditionally spoken in Guangdong Province, Hong Kong, and many overseas Chinese communities. Unlike the Mandarin spoken in Beijing, Cantonese differs significantly in pronunciation, vocabulary, and tone.</w:t>
+        <w:t>The Qingming Festival is a traditional Chinese holiday observed in early April to honor deceased ancestors and welcome the arrival of spring.</w:t>
       </w:r>
     </w:p>
   </w:footnote>
@@ -14611,7 +14650,7 @@
         <w:t xml:space="preserve"> </w:t>
       </w:r>
       <w:r>
-        <w:t>The Qingming Festival is a traditional Chinese holiday observed in early April to honor deceased ancestors and welcome the arrival of spring.</w:t>
+        <w:t>Chongming, once a largely rural part of Shanghai, is Mom's hometown.</w:t>
       </w:r>
     </w:p>
   </w:footnote>
@@ -14630,30 +14669,11 @@
         <w:t xml:space="preserve"> </w:t>
       </w:r>
       <w:r>
-        <w:t>Chongming, once a largely rural part of Shanghai, is Mom's hometown.</w:t>
+        <w:t>Due to the complexities and uncertainties of U.S. immigration law, traveling back to one's home country carried certain risk and was generally discouraged while on work visa.</w:t>
       </w:r>
     </w:p>
   </w:footnote>
   <w:footnote w:id="27">
-    <w:p>
-      <w:pPr>
-        <w:pStyle w:val="FootnoteText"/>
-      </w:pPr>
-      <w:r>
-        <w:rPr>
-          <w:rStyle w:val="FootnoteReference"/>
-        </w:rPr>
-        <w:footnoteRef/>
-      </w:r>
-      <w:r>
-        <w:t xml:space="preserve"> </w:t>
-      </w:r>
-      <w:r>
-        <w:t>Due to the complexities and uncertainties of U.S. immigration law, traveling back to one's home country carried certain risk and was generally discouraged while on work visa.</w:t>
-      </w:r>
-    </w:p>
-  </w:footnote>
-  <w:footnote w:id="28">
     <w:p>
       <w:pPr>
         <w:pStyle w:val="FootnoteText"/>
@@ -15133,7 +15153,6 @@
   <w:style w:type="character" w:default="1" w:styleId="DefaultParagraphFont">
     <w:name w:val="Default Paragraph Font"/>
     <w:uiPriority w:val="1"/>
-    <w:semiHidden/>
     <w:unhideWhenUsed/>
   </w:style>
   <w:style w:type="table" w:default="1" w:styleId="TableNormal">

--- a/letters_from_usa/book.docx
+++ b/letters_from_usa/book.docx
@@ -98,10 +98,10 @@
           <w:szCs w:val="24"/>
         </w:rPr>
         <w:sectPr>
-          <w:headerReference w:type="even" r:id="rId7"/>
-          <w:headerReference w:type="default" r:id="rId8"/>
-          <w:footerReference w:type="even" r:id="rId9"/>
-          <w:footerReference w:type="default" r:id="rId10"/>
+          <w:headerReference w:type="even" r:id="rId8"/>
+          <w:headerReference w:type="default" r:id="rId9"/>
+          <w:footerReference w:type="even" r:id="rId10"/>
+          <w:footerReference w:type="default" r:id="rId11"/>
           <w:pgSz w:w="7286" w:h="11246"/>
           <w:pgMar w:top="864" w:right="864" w:bottom="864" w:left="1094" w:header="504" w:footer="504" w:gutter="0"/>
           <w:pgNumType w:fmt="lowerRoman"/>
@@ -1818,7 +1818,7 @@
           <w:szCs w:val="20"/>
         </w:rPr>
         <w:sectPr>
-          <w:footerReference w:type="first" r:id="rId11"/>
+          <w:footerReference w:type="first" r:id="rId12"/>
           <w:type w:val="nextColumn"/>
           <w:pgSz w:w="7286" w:h="11246"/>
           <w:pgMar w:top="864" w:right="864" w:bottom="864" w:left="1094" w:header="504" w:footer="432" w:gutter="0"/>
@@ -2902,7 +2902,16 @@
         <w:t>two</w:t>
       </w:r>
       <w:r>
-        <w:t xml:space="preserve"> layovers, arriving in Austin at 9:10 in the evening that very same day, August 16th. I already sent an email to my old classmate in Austin, hoping he can come to the airport to pick me up. The ticket cost 6,900 yuan. Booking the ticket directly through the airline would have been much more expensive, running about 8,900 yuan. I’m not entirely sure why the travel agency is so much cheaper. They told me to call Northwest Airlines in Shanghai the week before I leave to confirm everything, and I’ve already written down the phone number. </w:t>
+        <w:t xml:space="preserve"> layovers, arriving in Austin at 9:10 in the evening that very same day, August 16th. I already sent an email to my old classmate in Austin, hoping he </w:t>
+      </w:r>
+      <w:r>
+        <w:t>could</w:t>
+      </w:r>
+      <w:r>
+        <w:t xml:space="preserve"> </w:t>
+      </w:r>
+      <w:r>
+        <w:t xml:space="preserve">come to the airport to pick me up. The ticket cost 6,900 yuan. Booking the ticket directly through the airline would have been much more expensive, running about 8,900 yuan. I’m not entirely sure why the travel agency is so much cheaper. They told me to call Northwest Airlines in Shanghai the week before I leave to confirm everything, and I’ve already written down the phone number. </w:t>
       </w:r>
     </w:p>
     <w:p>
@@ -2983,9 +2992,9 @@
       <w:pPr>
         <w:pStyle w:val="CSP-ChapterBodyText"/>
         <w:sectPr>
-          <w:footerReference w:type="even" r:id="rId12"/>
-          <w:footerReference w:type="default" r:id="rId13"/>
-          <w:footerReference w:type="first" r:id="rId14"/>
+          <w:footerReference w:type="even" r:id="rId13"/>
+          <w:footerReference w:type="default" r:id="rId14"/>
+          <w:footerReference w:type="first" r:id="rId15"/>
           <w:type w:val="nextColumn"/>
           <w:pgSz w:w="7286" w:h="11246"/>
           <w:pgMar w:top="864" w:right="864" w:bottom="864" w:left="1094" w:header="576" w:footer="432" w:gutter="0"/>
@@ -3143,7 +3152,26 @@
         <w:pStyle w:val="CSP-ChapterBodyText"/>
       </w:pPr>
       <w:r>
-        <w:t>August 16th was the longest day in my life. Zhou</w:t>
+        <w:t xml:space="preserve">August 16th was the longest day </w:t>
+      </w:r>
+      <w:r>
+        <w:t>of</w:t>
+      </w:r>
+      <w:r>
+        <w:t xml:space="preserve"> my life.</w:t>
+      </w:r>
+    </w:p>
+    <w:p>
+      <w:pPr>
+        <w:pStyle w:val="CSP-ChapterBodyText"/>
+      </w:pPr>
+    </w:p>
+    <w:p>
+      <w:pPr>
+        <w:pStyle w:val="CSP-ChapterBodyText"/>
+      </w:pPr>
+      <w:r>
+        <w:t>Zhou</w:t>
       </w:r>
       <w:r>
         <w:t>-he</w:t>
@@ -3171,20 +3199,25 @@
         <w:pStyle w:val="CSP-ChapterBodyText"/>
       </w:pPr>
       <w:r>
-        <w:t>Around 4:00 p.m. Tokyo time, I boarded the exact same plane, sat in the exact same seat, and headed toward L.A. This leg of the trip took over ten hours. I ate two Japanese meals on board (sushi, sashimi, salad, etc.) and was really happy with them; I also watched two movies. After flying for a while, it got dark, but then just 5 or 6 hours later, the sun came up again!</w:t>
-      </w:r>
-    </w:p>
-    <w:p>
-      <w:pPr>
-        <w:pStyle w:val="CSP-ChapterBodyText"/>
-      </w:pPr>
-    </w:p>
-    <w:p>
-      <w:pPr>
-        <w:pStyle w:val="CSP-ChapterBodyText"/>
-      </w:pPr>
-      <w:r>
-        <w:lastRenderedPageBreak/>
+        <w:t xml:space="preserve">Around 4:00 p.m. Tokyo time, I boarded the exact same plane, sat in the exact same seat, and headed toward L.A. This leg of the trip took over ten hours. I ate two Japanese meals on board (sushi, sashimi, salad, etc.) and was really happy with them; I also watched two movies. After flying for a while, it got dark, but then just </w:t>
+      </w:r>
+      <w:r>
+        <w:t>five or six hours</w:t>
+      </w:r>
+      <w:r>
+        <w:t xml:space="preserve"> later, the sun came up again!</w:t>
+      </w:r>
+    </w:p>
+    <w:p>
+      <w:pPr>
+        <w:pStyle w:val="CSP-ChapterBodyText"/>
+      </w:pPr>
+    </w:p>
+    <w:p>
+      <w:pPr>
+        <w:pStyle w:val="CSP-ChapterBodyText"/>
+      </w:pPr>
+      <w:r>
         <w:t>By the time we landed in L.A., it was already past 10:00 a.m. local time. I only had a little over an hour before my next flight was scheduled to take off. The customs line was very long and slow, and because my gate changed at the last minute, I almost missed the flight. On the flight to Minneapolis, I was so wiped out I couldn't even manage to eat lunch. The final flight to Austin was pleasantly quiet, with only about half the seats occupied. I got a window seat this time, and the view was beautiful.</w:t>
       </w:r>
     </w:p>
@@ -3237,7 +3270,6 @@
         <w:pStyle w:val="CSP-ChapterBodyText"/>
       </w:pPr>
       <w:r>
-        <w:lastRenderedPageBreak/>
         <w:t>I’m going to sleep now and will write more tomorrow.</w:t>
       </w:r>
     </w:p>
@@ -3402,7 +3434,6 @@
         <w:pStyle w:val="CSP-ChapterBodyText"/>
       </w:pPr>
       <w:r>
-        <w:lastRenderedPageBreak/>
         <w:t>I will probably stay at this temporary apartment until the 24th, and then move to another place nearby. Once I move into my permanent apartment, I will let you know how to write to me.</w:t>
       </w:r>
     </w:p>
@@ -3423,8 +3454,8 @@
       <w:pPr>
         <w:pStyle w:val="CSP-ChapterBodyText"/>
         <w:sectPr>
-          <w:footerReference w:type="default" r:id="rId15"/>
-          <w:footerReference w:type="first" r:id="rId16"/>
+          <w:footerReference w:type="default" r:id="rId16"/>
+          <w:footerReference w:type="first" r:id="rId17"/>
           <w:type w:val="nextColumn"/>
           <w:pgSz w:w="7286" w:h="11246"/>
           <w:pgMar w:top="864" w:right="864" w:bottom="864" w:left="1094" w:header="576" w:footer="432" w:gutter="0"/>
@@ -3626,7 +3657,13 @@
         <w:pStyle w:val="CSP-ChapterBodyText"/>
       </w:pPr>
       <w:r>
-        <w:t xml:space="preserve">These past few days have been relatively busy, mostly because I had to attend the International TA Orientation. It ran for 4 consecutive days and just wrapped up yesterday; it was basically a training on how to be an effective international TA. Among the international students, Indians make up the largest group, followed by students from Taiwan, South Korea, and Mainland China. The fall semester officially starts on August 30th. </w:t>
+        <w:t xml:space="preserve">These past few days have been relatively busy, mostly because I had to attend the International TA Orientation. It ran for </w:t>
+      </w:r>
+      <w:r>
+        <w:t>four</w:t>
+      </w:r>
+      <w:r>
+        <w:t xml:space="preserve"> consecutive days and just wrapped up yesterday; it was basically a training on how to be an effective international TA. Among the international students, Indians make up the largest group, followed by students from Taiwan, South Korea, and Mainland China. The fall semester officially starts on August 30th. </w:t>
       </w:r>
     </w:p>
     <w:p>
@@ -3915,9 +3952,9 @@
       <w:pPr>
         <w:pStyle w:val="CSP-ChapterBodyText"/>
         <w:sectPr>
-          <w:footerReference w:type="even" r:id="rId17"/>
-          <w:footerReference w:type="default" r:id="rId18"/>
-          <w:footerReference w:type="first" r:id="rId19"/>
+          <w:footerReference w:type="even" r:id="rId18"/>
+          <w:footerReference w:type="default" r:id="rId19"/>
+          <w:footerReference w:type="first" r:id="rId20"/>
           <w:type w:val="nextColumn"/>
           <w:pgSz w:w="7286" w:h="11246"/>
           <w:pgMar w:top="864" w:right="864" w:bottom="864" w:left="1094" w:header="576" w:footer="432" w:gutter="0"/>
@@ -4155,7 +4192,7 @@
         <w:t>is</w:t>
       </w:r>
       <w:r>
-        <w:t xml:space="preserve"> Wang Wei and Xiao Fan’s phone numbers?</w:t>
+        <w:t xml:space="preserve"> Wang Wei and Xiao Fan’s phone number?</w:t>
       </w:r>
       <w:r>
         <w:rPr>
@@ -4211,7 +4248,7 @@
         <w:pStyle w:val="CSP-ChapterBodyText"/>
       </w:pPr>
       <w:r>
-        <w:t xml:space="preserve">As for classes, things are going okay, though it was a bit tough to understand some of the professors at first. One Indian professor has an accent that is hard to follow, so as soon as class lets out, the Chinese students get gather and try to figure out what he actually said. The Chinese students have a great tradition of forming study groups, so if we miss something, we just talk it through together. I think after a few more classes, I'll </w:t>
+        <w:t xml:space="preserve">As for classes, things are going okay, though it was a bit tough to understand some of the professors at first. One Indian professor has an accent that is hard to follow, so as soon as class lets out, the Chinese students gather and try to figure out what he actually said. The Chinese students have a great tradition of forming study groups, so if we miss something, we just talk it through together. I think after a few more classes, I'll </w:t>
       </w:r>
       <w:r>
         <w:lastRenderedPageBreak/>
@@ -4314,9 +4351,9 @@
       <w:pPr>
         <w:pStyle w:val="CSP-ChapterBodyText"/>
         <w:sectPr>
-          <w:footerReference w:type="even" r:id="rId20"/>
-          <w:footerReference w:type="default" r:id="rId21"/>
-          <w:footerReference w:type="first" r:id="rId22"/>
+          <w:footerReference w:type="even" r:id="rId21"/>
+          <w:footerReference w:type="default" r:id="rId22"/>
+          <w:footerReference w:type="first" r:id="rId23"/>
           <w:type w:val="nextColumn"/>
           <w:pgSz w:w="7286" w:h="11246"/>
           <w:pgMar w:top="864" w:right="864" w:bottom="864" w:left="1094" w:header="576" w:footer="432" w:gutter="0"/>
@@ -4946,9 +4983,9 @@
       <w:pPr>
         <w:pStyle w:val="CSP-ChapterBodyText"/>
         <w:sectPr>
-          <w:footerReference w:type="even" r:id="rId23"/>
-          <w:footerReference w:type="default" r:id="rId24"/>
-          <w:footerReference w:type="first" r:id="rId25"/>
+          <w:footerReference w:type="even" r:id="rId24"/>
+          <w:footerReference w:type="default" r:id="rId25"/>
+          <w:footerReference w:type="first" r:id="rId26"/>
           <w:type w:val="nextColumn"/>
           <w:pgSz w:w="7286" w:h="11246"/>
           <w:pgMar w:top="864" w:right="864" w:bottom="864" w:left="1094" w:header="576" w:footer="432" w:gutter="0"/>
@@ -5116,7 +5153,16 @@
         <w:pStyle w:val="CSP-ChapterBodyText"/>
       </w:pPr>
       <w:r>
-        <w:t>A week ago, I spent $120 on a used color TV. It’s practically brand new—even the plastic wrap on the remote control is still on! It’s a Samsung from South Korea, so the quality is pretty good. Since I haven't hooked up cable, I can only pick up about seven or eight local channels. I especially enjoy watching comedy shows called sitcoms. They seem to be very popular here. Each episode is only about half an hour long, which fits perfectly into my busy schedule. Most importantly, they’re very funny and always make me laugh.</w:t>
+        <w:t>A week ago, I spent $120 on a used color TV. It’s practically brand new—even the plastic wrap on the remote control is still on! It’s a Samsung from South Korea, so the quality is pretty good. Since I haven't hooked up cable, I can only pick up about seven or eight local channels. I especially enjoy watching comedy shows called sitcoms.</w:t>
+      </w:r>
+      <w:r>
+        <w:rPr>
+          <w:rStyle w:val="FootnoteReference"/>
+        </w:rPr>
+        <w:footnoteReference w:id="12"/>
+      </w:r>
+      <w:r>
+        <w:t xml:space="preserve"> They seem to be very popular here. Each episode is only about half an hour long, which fits perfectly into my busy schedule. Most importantly, they’re very funny and always make me laugh.</w:t>
       </w:r>
     </w:p>
     <w:p>
@@ -5143,7 +5189,11 @@
       </w:r>
       <w:proofErr w:type="gramEnd"/>
       <w:r>
-        <w:t xml:space="preserve"> if possible, I’d really like to move somewhere else and get an American roommate. It would force me to speak English every day and help me gain a better understanding of American culture. The university’s International Office runs a program called PALS (Partnerships to Advance Language Study), which pairs international students with Americans to build friendships and practice language skills. I signed up and was paired with Sarah. We meet once a week just to chat, and we've been doing it for about 4 weeks now.</w:t>
+        <w:t xml:space="preserve"> if possible, I’d really like to move somewhere else and get an American roommate. It would force me to speak English every day and help me gain a better understanding of American culture. The university’s International Office runs a program called PALS (Partnerships to Advance Language Study), which pairs international students with Americans to build friendships and practice language skills. I signed up and was paired with </w:t>
+      </w:r>
+      <w:r>
+        <w:lastRenderedPageBreak/>
+        <w:t>Sarah. We meet once a week just to chat, and we've been doing it for about 4 weeks now.</w:t>
       </w:r>
     </w:p>
     <w:p>
@@ -5162,7 +5212,6 @@
         <w:pStyle w:val="CSP-ChapterBodyText"/>
       </w:pPr>
       <w:r>
-        <w:lastRenderedPageBreak/>
         <w:t>Right now, exams are starting to pile up, and I expect I’ll have tests every week from now on. On one of my recent exams, the time limit was very tight and the questions weren’t easy, so I only managed to finish about half of them. I honestly thought I completely blew it. The exam was worth 75 points, and I ended up scoring 42. Fortunately, since everyone did so poorly across the board, the professor had to adjust total points down to 50. That turned my score into a 42 out of 50, which actually isn't bad at all!</w:t>
       </w:r>
     </w:p>
@@ -5182,21 +5231,57 @@
         <w:pStyle w:val="CSP-ChapterBodyText"/>
       </w:pPr>
       <w:r>
-        <w:t xml:space="preserve">October 31st was Halloween, which is a pretty big deal here in America. I’m not entirely sure how to translate it into Chinese—maybe Wan Sheng </w:t>
+        <w:t xml:space="preserve">October 31st was Halloween, which is a pretty big deal here in America. I’m not entirely sure how to translate it into Chinese—maybe </w:t>
       </w:r>
       <w:proofErr w:type="spellStart"/>
       <w:r>
-        <w:t>Jie</w:t>
+        <w:rPr>
+          <w:i/>
+          <w:iCs w:val="0"/>
+        </w:rPr>
+        <w:t>Wàn</w:t>
       </w:r>
       <w:proofErr w:type="spellEnd"/>
       <w:r>
+        <w:rPr>
+          <w:i/>
+          <w:iCs w:val="0"/>
+        </w:rPr>
+        <w:t xml:space="preserve"> </w:t>
+      </w:r>
+      <w:proofErr w:type="spellStart"/>
+      <w:r>
+        <w:rPr>
+          <w:i/>
+          <w:iCs w:val="0"/>
+        </w:rPr>
+        <w:t>Shèng</w:t>
+      </w:r>
+      <w:proofErr w:type="spellEnd"/>
+      <w:r>
+        <w:rPr>
+          <w:i/>
+          <w:iCs w:val="0"/>
+        </w:rPr>
+        <w:t xml:space="preserve"> </w:t>
+      </w:r>
+      <w:proofErr w:type="spellStart"/>
+      <w:r>
+        <w:rPr>
+          <w:i/>
+          <w:iCs w:val="0"/>
+        </w:rPr>
+        <w:t>Jié</w:t>
+      </w:r>
+      <w:proofErr w:type="spellEnd"/>
+      <w:r>
         <w:t>—but it’s basically a ghost festival. The story goes that ghosts all come back to life on that night. American children dress up in costumes and go door-to-door trick-or-treating for candy, while adults put on scary or elaborate outfits and march in street parades. Lately, television has been full of ghost stories, and people buy pumpkins to carve faces into them. I imagine Dad probably knows a little about all this already.</w:t>
       </w:r>
       <w:r>
         <w:rPr>
           <w:rStyle w:val="FootnoteReference"/>
         </w:rPr>
-        <w:footnoteReference w:id="12"/>
+        <w:footnoteReference w:id="13"/>
       </w:r>
     </w:p>
     <w:p>
@@ -5237,11 +5322,7 @@
         <w:t>Chun</w:t>
       </w:r>
       <w:r>
-        <w:t xml:space="preserve">’s transcripts finally came in, so she is busy getting her application materials together. She’s applying to five or six </w:t>
-      </w:r>
-      <w:r>
-        <w:lastRenderedPageBreak/>
-        <w:t>graduate schools, including UT. I check in with her by email every now and then.</w:t>
+        <w:t>’s transcripts finally came in, so she is busy getting her application materials together. She’s applying to five or six graduate schools, including UT. I check in with her by email every now and then.</w:t>
       </w:r>
     </w:p>
     <w:p>
@@ -5351,9 +5432,9 @@
       <w:pPr>
         <w:pStyle w:val="CSP-ChapterBodyText"/>
         <w:sectPr>
-          <w:footerReference w:type="even" r:id="rId26"/>
-          <w:footerReference w:type="default" r:id="rId27"/>
-          <w:footerReference w:type="first" r:id="rId28"/>
+          <w:footerReference w:type="even" r:id="rId27"/>
+          <w:footerReference w:type="default" r:id="rId28"/>
+          <w:footerReference w:type="first" r:id="rId29"/>
           <w:type w:val="nextColumn"/>
           <w:pgSz w:w="7286" w:h="11246"/>
           <w:pgMar w:top="864" w:right="864" w:bottom="864" w:left="1094" w:header="576" w:footer="432" w:gutter="0"/>
@@ -5513,7 +5594,19 @@
       </w:r>
       <w:r>
         <w:lastRenderedPageBreak/>
-        <w:t xml:space="preserve">hectic with work and classes, so whenever a holiday rolls around, we look for any excuse to get out and have fun. The whole trip only cost us about $20 each for the car rental, gas, and seafood. That doesn't include the $12 admission ticket for NASA though, which is honestly so expensive! </w:t>
+        <w:t xml:space="preserve">hectic with work and classes, so whenever a holiday rolls around, we look for any excuse to get out and have fun. The whole trip only cost us about $20 each for the car rental, gas, and seafood. That doesn't include the $12 admission ticket </w:t>
+      </w:r>
+      <w:r>
+        <w:t>to</w:t>
+      </w:r>
+      <w:r>
+        <w:t xml:space="preserve"> NASA</w:t>
+      </w:r>
+      <w:r>
+        <w:t>,</w:t>
+      </w:r>
+      <w:r>
+        <w:t xml:space="preserve"> though, which is honestly so expensive! </w:t>
       </w:r>
     </w:p>
     <w:p>
@@ -5561,7 +5654,7 @@
         <w:rPr>
           <w:rStyle w:val="FootnoteReference"/>
         </w:rPr>
-        <w:footnoteReference w:id="13"/>
+        <w:footnoteReference w:id="14"/>
       </w:r>
       <w:r>
         <w:t xml:space="preserve"> to me. Sure, the coursework is a bit more demanding than back home, but it's manageable.</w:t>
@@ -5689,9 +5782,9 @@
           <w:iCs/>
         </w:rPr>
         <w:sectPr>
-          <w:footerReference w:type="even" r:id="rId29"/>
-          <w:footerReference w:type="default" r:id="rId30"/>
-          <w:footerReference w:type="first" r:id="rId31"/>
+          <w:footerReference w:type="even" r:id="rId30"/>
+          <w:footerReference w:type="default" r:id="rId31"/>
+          <w:footerReference w:type="first" r:id="rId32"/>
           <w:type w:val="nextColumn"/>
           <w:pgSz w:w="7286" w:h="11246"/>
           <w:pgMar w:top="864" w:right="864" w:bottom="864" w:left="1094" w:header="576" w:footer="432" w:gutter="0"/>
@@ -5989,7 +6082,13 @@
         <w:t>Chun</w:t>
       </w:r>
       <w:r>
-        <w:t xml:space="preserve"> over during the winter break is entirely up to you. I have a feeling she’ll probably call to wish you a Happy New Year. Things between us aren't moving very quicky, and I haven't been trying hard enough either. I suppose the long distance makes it tough, and I honestly have no idea what the future holds. If she actually manages to get into UT Austin, it would truly be a miracle.</w:t>
+        <w:t xml:space="preserve"> over during the winter break is entirely up to you. I have a feeling she’ll probably call to wish you a Happy New Year. Things between us aren't moving very quick</w:t>
+      </w:r>
+      <w:r>
+        <w:t>l</w:t>
+      </w:r>
+      <w:r>
+        <w:t>y, and I haven't been trying hard enough either. I suppose the long distance makes it tough, and I honestly have no idea what the future holds. If she actually manages to get into UT Austin, it would truly be a miracle.</w:t>
       </w:r>
     </w:p>
     <w:p>
@@ -6068,9 +6167,9 @@
       <w:pPr>
         <w:pStyle w:val="CSP-ChapterBodyText"/>
         <w:sectPr>
-          <w:footerReference w:type="even" r:id="rId32"/>
-          <w:footerReference w:type="default" r:id="rId33"/>
-          <w:footerReference w:type="first" r:id="rId34"/>
+          <w:footerReference w:type="even" r:id="rId33"/>
+          <w:footerReference w:type="default" r:id="rId34"/>
+          <w:footerReference w:type="first" r:id="rId35"/>
           <w:type w:val="nextColumn"/>
           <w:pgSz w:w="7286" w:h="11246"/>
           <w:pgMar w:top="864" w:right="864" w:bottom="864" w:left="1094" w:header="576" w:footer="432" w:gutter="0"/>
@@ -6534,9 +6633,9 @@
           <w:iCs/>
         </w:rPr>
         <w:sectPr>
-          <w:footerReference w:type="even" r:id="rId35"/>
-          <w:footerReference w:type="default" r:id="rId36"/>
-          <w:footerReference w:type="first" r:id="rId37"/>
+          <w:footerReference w:type="even" r:id="rId36"/>
+          <w:footerReference w:type="default" r:id="rId37"/>
+          <w:footerReference w:type="first" r:id="rId38"/>
           <w:type w:val="nextColumn"/>
           <w:pgSz w:w="7286" w:h="11246"/>
           <w:pgMar w:top="864" w:right="864" w:bottom="864" w:left="1094" w:header="576" w:footer="432" w:gutter="0"/>
@@ -6692,7 +6791,7 @@
         <w:rPr>
           <w:rStyle w:val="FootnoteReference"/>
         </w:rPr>
-        <w:footnoteReference w:id="14"/>
+        <w:footnoteReference w:id="15"/>
       </w:r>
       <w:r>
         <w:t xml:space="preserve"> already. Still, I’d like to wish everyone in the family a Happy Chinese New Year! There isn’t the slightest trace of a festive atmosphere over here. On the other side of the globe, China must be incredibly alive with New Year celebrations right now.</w:t>
@@ -6721,11 +6820,17 @@
         <w:pStyle w:val="CSP-ChapterBodyText"/>
       </w:pPr>
       <w:r>
-        <w:t xml:space="preserve">I’ve been in the new apartment for a month and a half now, and everything is going great. My American roommate is very friendly and, in some ways, quite into Asian culture. He knows </w:t>
+        <w:t xml:space="preserve">I’ve been in the new apartment for a month and a half now, and everything is going great. My American roommate is very friendly and, in some ways, quite into Asian culture. </w:t>
+      </w:r>
+      <w:r>
+        <w:t xml:space="preserve">He knows </w:t>
       </w:r>
       <w:r>
         <w:lastRenderedPageBreak/>
-        <w:t>a bit of Japanese, frequently goes to the Chinese video rental store to rent Hong Kong movies, and the living room walls are covered with Hong Kong movie posters. People always assume I’m the one who put them up! When I tell them it was actually my roommate, they’re always shocked. Most of his friends are ethnically Chinese, specifically Taiwanese and Hongkongers who grew up in the States. He’s also a pretty good cook and has a Chinese-style wok, cleaver, and everything; the Chinese food he makes actually smells better than mine!</w:t>
+        <w:t>a bit of Japanese and frequently goes to the Chinese video rental store to rent Hong Kong movies. The walls of his living room are covered with Hong Kong movie posters.</w:t>
+      </w:r>
+      <w:r>
+        <w:t xml:space="preserve"> People always assume I’m the one who put them up! When I tell them it was actually my roommate, they’re always shocked. Most of his friends are ethnically Chinese, specifically Taiwanese and Hongkongers who grew up in the States. He’s also a pretty good cook and has a Chinese-style wok, cleaver, and everything; the Chinese food he makes actually smells better than mine!</w:t>
       </w:r>
     </w:p>
     <w:p>
@@ -6773,7 +6878,7 @@
         <w:rPr>
           <w:rStyle w:val="FootnoteReference"/>
         </w:rPr>
-        <w:footnoteReference w:id="15"/>
+        <w:footnoteReference w:id="16"/>
       </w:r>
       <w:r>
         <w:t xml:space="preserve"> Please don’t try to send me money!</w:t>
@@ -6789,7 +6894,6 @@
         <w:pStyle w:val="CSP-ChapterBodyText"/>
       </w:pPr>
       <w:r>
-        <w:lastRenderedPageBreak/>
         <w:t>I promise that no matter how much I spend, I will never overdraw my account, so there’s no need to worry. For me, the credit card is simply a convenient way to pay. For example, when I go to the supermarket, I don’t need to carry cash or checks; I just use the card, and the credit card company sends me a monthly statement. I can then pay the entire balance with a single check. It’s quite convenient—essentially a “buy now, pay later” system.</w:t>
       </w:r>
     </w:p>
@@ -6890,9 +6994,9 @@
         <w:widowControl/>
         <w:spacing w:after="160" w:line="259" w:lineRule="auto"/>
         <w:sectPr>
-          <w:footerReference w:type="even" r:id="rId38"/>
-          <w:footerReference w:type="default" r:id="rId39"/>
-          <w:footerReference w:type="first" r:id="rId40"/>
+          <w:footerReference w:type="even" r:id="rId39"/>
+          <w:footerReference w:type="default" r:id="rId40"/>
+          <w:footerReference w:type="first" r:id="rId41"/>
           <w:type w:val="nextColumn"/>
           <w:pgSz w:w="7286" w:h="11246"/>
           <w:pgMar w:top="864" w:right="864" w:bottom="864" w:left="1094" w:header="576" w:footer="432" w:gutter="0"/>
@@ -7041,7 +7145,7 @@
         <w:rPr>
           <w:rStyle w:val="FootnoteReference"/>
         </w:rPr>
-        <w:footnoteReference w:id="16"/>
+        <w:footnoteReference w:id="17"/>
       </w:r>
       <w:r>
         <w:t xml:space="preserve"> all the way through? With Mom's injury, who ended up preparing the New Year's Eve dinner</w:t>
@@ -7050,7 +7154,7 @@
         <w:rPr>
           <w:rStyle w:val="FootnoteReference"/>
         </w:rPr>
-        <w:footnoteReference w:id="17"/>
+        <w:footnoteReference w:id="18"/>
       </w:r>
       <w:r>
         <w:t xml:space="preserve">? Did Wang Wei and Xiao Fan join you for the dinner? If so, that must have made things a little better. Otherwise, it must have felt awfully quiet with just the two of you. Above all, please be more careful from now on. </w:t>
@@ -7676,7 +7780,7 @@
         <w:rPr>
           <w:rStyle w:val="FootnoteReference"/>
         </w:rPr>
-        <w:footnoteReference w:id="18"/>
+        <w:footnoteReference w:id="19"/>
       </w:r>
     </w:p>
     <w:p>
@@ -7811,7 +7915,7 @@
         <w:rPr>
           <w:rStyle w:val="FootnoteReference"/>
         </w:rPr>
-        <w:footnoteReference w:id="19"/>
+        <w:footnoteReference w:id="20"/>
       </w:r>
     </w:p>
     <w:p>
@@ -8329,7 +8433,7 @@
         <w:rPr>
           <w:rStyle w:val="FootnoteReference"/>
         </w:rPr>
-        <w:footnoteReference w:id="20"/>
+        <w:footnoteReference w:id="21"/>
       </w:r>
       <w:r>
         <w:t xml:space="preserve"> </w:t>
@@ -8365,7 +8469,13 @@
         <w:pStyle w:val="CSP-ChapterBodyText"/>
       </w:pPr>
       <w:r>
-        <w:t xml:space="preserve">While I’m in New Jersey, I’m staying in Jim’s living room. It’s large but almost empty. We take turn making dinner at home almost every night. On weekends, </w:t>
+        <w:t>While I’m in New Jersey, I’m staying in Jim’s living room. It’s large but almost empty. We take turn</w:t>
+      </w:r>
+      <w:r>
+        <w:t>s</w:t>
+      </w:r>
+      <w:r>
+        <w:t xml:space="preserve"> making dinner at home almost every night. On weekends, </w:t>
       </w:r>
       <w:r>
         <w:t>w</w:t>
@@ -8804,7 +8914,7 @@
       </w:r>
       <w:proofErr w:type="spellEnd"/>
       <w:r>
-        <w:t>. Wishing you both good health,</w:t>
+        <w:t>.</w:t>
       </w:r>
     </w:p>
     <w:p>
@@ -9039,11 +9149,25 @@
         <w:pStyle w:val="CSP-ChapterBodyText"/>
       </w:pPr>
       <w:r>
-        <w:t xml:space="preserve">As for whether I'll pursue a Ph.D., I’m still on the fence. My last letter might have caused a bit of a misunderstanding. Generally speaking, a Ph.D. degree actually narrows your job options. Bell Labs is primarily a research institution, so naturally they value advanced degrees and only hire international students with doctorates. However, most small and medium-sized companies prefer not to hire Ph.Ds. In other words, getting a Ph.D. often means limiting yourself to major </w:t>
+        <w:t xml:space="preserve">As for whether I'll pursue a Ph.D., I’m still on the fence. My last letter might have caused a bit of a misunderstanding. Generally speaking, a Ph.D. actually narrows your job options. Bell Labs is primarily a research institution, so naturally they value advanced degrees and only hire international students with doctorates. </w:t>
+      </w:r>
+      <w:r>
+        <w:t xml:space="preserve">However, most small and medium-sized companies prefer hiring people with bachelor's or master's degrees over </w:t>
+      </w:r>
+      <w:proofErr w:type="spellStart"/>
+      <w:r>
+        <w:t>Ph.D.s</w:t>
+      </w:r>
+      <w:proofErr w:type="spellEnd"/>
+      <w:r>
+        <w:t>.</w:t>
+      </w:r>
+      <w:r>
+        <w:t xml:space="preserve"> In other words, getting a Ph.D. often </w:t>
       </w:r>
       <w:r>
         <w:lastRenderedPageBreak/>
-        <w:t>corporations or research labs. Next semester, I plan to take three more classes to see whether any specific field catches my interest or whether I can find a suitable advisor. I'll think this through very carefully because it's an important decision.</w:t>
+        <w:t>means limiting yourself to major corporations or research labs. Next semester, I plan to take three more classes to see whether any specific field catches my interest or whether I can find a suitable advisor. I'll think this through very carefully because it's an important decision.</w:t>
       </w:r>
     </w:p>
     <w:p>
@@ -9070,27 +9194,6 @@
       </w:pPr>
       <w:r>
         <w:t>Are you watching the Olympics? They rarely broadcast events featuring the Chinese team here. Tonight is the closing ceremony.</w:t>
-      </w:r>
-    </w:p>
-    <w:p>
-      <w:pPr>
-        <w:pStyle w:val="CSP-ChapterBodyText"/>
-      </w:pPr>
-    </w:p>
-    <w:p>
-      <w:pPr>
-        <w:pStyle w:val="CSP-ChapterBodyText"/>
-      </w:pPr>
-      <w:r>
-        <w:t xml:space="preserve">I’ll stop here for now. Give my best to Wang Wei, Xiao Fan, and little </w:t>
-      </w:r>
-      <w:proofErr w:type="spellStart"/>
-      <w:r>
-        <w:t>Yueyue</w:t>
-      </w:r>
-      <w:proofErr w:type="spellEnd"/>
-      <w:r>
-        <w:t>.</w:t>
       </w:r>
     </w:p>
     <w:p>
@@ -9319,7 +9422,7 @@
         <w:rPr>
           <w:rStyle w:val="FootnoteReference"/>
         </w:rPr>
-        <w:footnoteReference w:id="21"/>
+        <w:footnoteReference w:id="22"/>
       </w:r>
       <w:r>
         <w:t xml:space="preserve"> Email is amazingly fast—it only takes a few minutes for a message to get through—so we can use it for anything urgent, or you can simply write to me whenever it's convenient. I get a ton of email these days. Chun actually emailed me a few days ago to let me know that she had arrived in the U.S.</w:t>
@@ -9348,7 +9451,7 @@
         <w:rPr>
           <w:rStyle w:val="FootnoteReference"/>
         </w:rPr>
-        <w:footnoteReference w:id="22"/>
+        <w:footnoteReference w:id="23"/>
       </w:r>
     </w:p>
     <w:p>
@@ -10201,28 +10304,26 @@
         <w:pStyle w:val="CSP-ChapterBodyText"/>
       </w:pPr>
       <w:r>
-        <w:t xml:space="preserve">One is from National Instruments here in Austin, a smaller company with about a thousand employees that mostly makes PC hardware and software. They offered a base salary of $42,000 plus an annual bonus of eight to nine percent, bringing the </w:t>
-      </w:r>
-      <w:proofErr w:type="spellStart"/>
-      <w:r>
-        <w:t>toal</w:t>
-      </w:r>
-      <w:proofErr w:type="spellEnd"/>
-      <w:r>
-        <w:t xml:space="preserve"> compensation to roughly $46,000 a year.</w:t>
-      </w:r>
-    </w:p>
-    <w:p>
-      <w:pPr>
-        <w:pStyle w:val="CSP-ChapterBodyText"/>
-      </w:pPr>
-    </w:p>
-    <w:p>
-      <w:pPr>
-        <w:pStyle w:val="CSP-ChapterBodyText"/>
-      </w:pPr>
-      <w:r>
-        <w:t>The other offer is from Morgan Stanley, a large and prestigious financial firm specializing in investment banking. My trip to New York was for their on-site interview. They offered a total compensation package of $62,500, consisting of a $50,000 base salary and a guaranteed minimum bonus of $12,500. It also comes with four weeks of paid vacation each year. While that number looks impressive on paper, the job is located on Broadway in Manhattan, where the cost of living there is much higher, so the salary isn't quite as high as it seems.</w:t>
+        <w:t>One is from National Instruments here in Austin, a smaller company with about a thousand employees that mostly makes PC hardware and software. They offered a base salary of $42,000 plus an annual bonus of eight to nine percent, bringing the to</w:t>
+      </w:r>
+      <w:r>
+        <w:t>t</w:t>
+      </w:r>
+      <w:r>
+        <w:t>al compensation to roughly $46,000 a year.</w:t>
+      </w:r>
+    </w:p>
+    <w:p>
+      <w:pPr>
+        <w:pStyle w:val="CSP-ChapterBodyText"/>
+      </w:pPr>
+    </w:p>
+    <w:p>
+      <w:pPr>
+        <w:pStyle w:val="CSP-ChapterBodyText"/>
+      </w:pPr>
+      <w:r>
+        <w:t>The other offer is from Morgan Stanley, a large and prestigious financial firm specializing in investment banking. My trip to New York was for their on-site interview. They offered a total compensation package of $62,500, consisting of a $50,000 base salary and a guaranteed minimum bonus of $12,500. It also comes with four weeks of paid vacation each year. While that number looks impressive on paper, the job is located on Broadway in Manhattan, where the cost of living is much higher, so the salary isn't quite as high as it seems.</w:t>
       </w:r>
     </w:p>
     <w:p>
@@ -10657,7 +10758,7 @@
         <w:rPr>
           <w:rStyle w:val="FootnoteReference"/>
         </w:rPr>
-        <w:footnoteReference w:id="23"/>
+        <w:footnoteReference w:id="24"/>
       </w:r>
       <w:r>
         <w:t xml:space="preserve">. We flew back to Austin that same night. </w:t>
@@ -10874,7 +10975,7 @@
         <w:rPr>
           <w:rStyle w:val="FootnoteReference"/>
         </w:rPr>
-        <w:footnoteReference w:id="24"/>
+        <w:footnoteReference w:id="25"/>
       </w:r>
       <w:r>
         <w:t>. I assume Mom is out in Chongming</w:t>
@@ -10883,7 +10984,7 @@
         <w:rPr>
           <w:rStyle w:val="FootnoteReference"/>
         </w:rPr>
-        <w:footnoteReference w:id="25"/>
+        <w:footnoteReference w:id="26"/>
       </w:r>
       <w:r>
         <w:t xml:space="preserve"> </w:t>
@@ -10951,7 +11052,7 @@
         <w:rPr>
           <w:rStyle w:val="FootnoteReference"/>
         </w:rPr>
-        <w:footnoteReference w:id="26"/>
+        <w:footnoteReference w:id="27"/>
       </w:r>
       <w:r>
         <w:t xml:space="preserve"> I think next year would be the perfect time. By then, I’ll be completely settled into my new environment, finances won't be a problem, and I’ll be able to take some time off to show you around. Please plan to dip into your savings for this trip. It simply wouldn't make much sense for you to spend your hard-earned money coming all this way. I'll take care of all the expenses related to your visit, so you won't need to worry about a thing.</w:t>
@@ -11214,7 +11315,13 @@
         <w:pStyle w:val="CSP-ChapterBodyText"/>
       </w:pPr>
       <w:r>
-        <w:t>The Grand Canyon was breathtaking; we camped out there and spent an entire day exploring. The Great Salt Lake is a massive saltwater lake with beaches and seagulls. If you weren't paying attention, you'd swear you were looking at the ocean, except there are no waves and the air carries a bit of a strange odor. Yellowstone was our main destination. The park is so vast that at one point our car was almost running out of gas and it freaked us out a bit. We camped there as well and spent a day checking out the sights, mostly geysers and waterfalls. Honestly, it wasn't quite as amazing as I had imagined, but all in all, it was a fantastic trip and gave us a great introduction to the American West.</w:t>
+        <w:t xml:space="preserve">The Grand Canyon was breathtaking; we camped out there and spent an entire day exploring. The Great Salt Lake is a massive saltwater lake with beaches and seagulls. If you weren't paying attention, you'd swear you were looking at the ocean, except there are no waves and the air carries a bit of a strange odor. Yellowstone was our main destination. </w:t>
+      </w:r>
+      <w:r>
+        <w:t>The park is so vast that at one point we nearly ran out of gas, which freaked us out a bit.</w:t>
+      </w:r>
+      <w:r>
+        <w:t xml:space="preserve"> We camped there as well and spent a day checking out the sights, mostly geysers and waterfalls. Honestly, it wasn't quite as amazing as I had imagined, but all in all, it was a fantastic trip and gave us a great introduction to the American West.</w:t>
       </w:r>
     </w:p>
     <w:p>
@@ -11236,7 +11343,7 @@
         <w:rPr>
           <w:rStyle w:val="FootnoteReference"/>
         </w:rPr>
-        <w:footnoteReference w:id="27"/>
+        <w:footnoteReference w:id="28"/>
       </w:r>
       <w:r>
         <w:t xml:space="preserve"> </w:t>
@@ -11273,11 +11380,11 @@
       </w:r>
       <w:proofErr w:type="spellEnd"/>
       <w:r>
-        <w:t xml:space="preserve"> among nine different divisions. I’ve been assigned to Information Technology, while most of the other divisions are finance-related and recruit primarily from </w:t>
+        <w:t xml:space="preserve"> among nine different divisions. I’ve been assigned to Information Technology, while most of the other divisions are finance-related and recruit primarily from business schools. We have an orientation scheduled from </w:t>
       </w:r>
       <w:r>
         <w:lastRenderedPageBreak/>
-        <w:t>business schools. We have an orientation scheduled from August 11th to the 15th at a hotel right on Broadway—coincidentally, the very same hotel I stayed during my interview. The orientation is mainly intended to give us an overview of the firm's operations and allow us to get to know one another.</w:t>
+        <w:t>August 11th to the 15th at a hotel right on Broadway—coincidentally, the very same hotel I stayed during my interview. The orientation is mainly intended to give us an overview of the firm's operations and allow us to get to know one another.</w:t>
       </w:r>
     </w:p>
     <w:p>
@@ -12248,7 +12355,13 @@
       </w:r>
       <w:r>
         <w:lastRenderedPageBreak/>
-        <w:t>than I had and was stayed at her sister’s place.</w:t>
+        <w:t xml:space="preserve">than I had and </w:t>
+      </w:r>
+      <w:r>
+        <w:t>was staying</w:t>
+      </w:r>
+      <w:r>
+        <w:t xml:space="preserve"> at her sister’s place.</w:t>
       </w:r>
     </w:p>
     <w:p>
@@ -12401,7 +12514,7 @@
         <w:t xml:space="preserve"> Ph.D. </w:t>
       </w:r>
       <w:r>
-        <w:t>in Computer Sciences</w:t>
+        <w:t>in Computer Science</w:t>
       </w:r>
       <w:r>
         <w:t xml:space="preserve"> at the University of Texas at Austin, </w:t>
@@ -12433,7 +12546,7 @@
     </w:p>
     <w:p/>
     <w:sectPr>
-      <w:footerReference w:type="first" r:id="rId41"/>
+      <w:footerReference w:type="first" r:id="rId42"/>
       <w:type w:val="nextColumn"/>
       <w:pgSz w:w="7286" w:h="11246"/>
       <w:pgMar w:top="864" w:right="864" w:bottom="864" w:left="1094" w:header="576" w:footer="432" w:gutter="0"/>
@@ -14325,7 +14438,13 @@
         <w:t xml:space="preserve"> </w:t>
       </w:r>
       <w:r>
-        <w:t>In 1995, cross-strait relations between mainland China and Taiwan were at a low point, triggered by Taiwan leader’s U.S. visit, leading into the 1995–1996 missile crisis and serious fears of military escalation.</w:t>
+        <w:t xml:space="preserve">In 1995, cross-strait relations between mainland China and Taiwan were at a low point, triggered by </w:t>
+      </w:r>
+      <w:r>
+        <w:t xml:space="preserve">the </w:t>
+      </w:r>
+      <w:r>
+        <w:t>Taiwan leader’s U.S. visit, leading into the 1995–1996 missile crisis and serious fears of military escalation.</w:t>
       </w:r>
     </w:p>
   </w:footnote>
@@ -14363,7 +14482,29 @@
         <w:t xml:space="preserve"> </w:t>
       </w:r>
       <w:r>
-        <w:t>Father was a visiting scholar at Cranfield University in England from 1979 to 1981. The observance of Halloween in England during this period was notably different from that in the United States in the 1990s.</w:t>
+        <w:t xml:space="preserve">My favorite sitcoms, including </w:t>
+      </w:r>
+      <w:r>
+        <w:rPr>
+          <w:i/>
+          <w:iCs/>
+        </w:rPr>
+        <w:t>Seinfeld</w:t>
+      </w:r>
+      <w:r>
+        <w:t xml:space="preserve">, were all part of NBC's legendary </w:t>
+      </w:r>
+      <w:r>
+        <w:t>“</w:t>
+      </w:r>
+      <w:r>
+        <w:t>Must See TV</w:t>
+      </w:r>
+      <w:r>
+        <w:t>”</w:t>
+      </w:r>
+      <w:r>
+        <w:t xml:space="preserve"> Thursday night lineup.</w:t>
       </w:r>
     </w:p>
   </w:footnote>
@@ -14382,7 +14523,7 @@
         <w:t xml:space="preserve"> </w:t>
       </w:r>
       <w:r>
-        <w:t>Here, "bitter" alludes to the Chinese expression "eating bitterness", meaning to endure hardship with perseverance and without complaint.</w:t>
+        <w:t>Father was a visiting scholar at Cranfield University in England from 1979 to 1981. The observance of Halloween in England during this period was notably different from that in the United States in the 1990s.</w:t>
       </w:r>
     </w:p>
   </w:footnote>
@@ -14401,29 +14542,7 @@
         <w:t xml:space="preserve"> </w:t>
       </w:r>
       <w:r>
-        <w:t xml:space="preserve">Lantern Festival is the traditional holiday that marks the final day of the Lunar New Year celebrations. People celebrate by eating round rice dumplings called </w:t>
-      </w:r>
-      <w:r>
-        <w:rPr>
-          <w:i/>
-          <w:iCs/>
-        </w:rPr>
-        <w:t>tangyuan</w:t>
-      </w:r>
-      <w:r>
-        <w:t xml:space="preserve"> or </w:t>
-      </w:r>
-      <w:proofErr w:type="spellStart"/>
-      <w:r>
-        <w:rPr>
-          <w:i/>
-          <w:iCs/>
-        </w:rPr>
-        <w:t>yuanxiao</w:t>
-      </w:r>
-      <w:proofErr w:type="spellEnd"/>
-      <w:r>
-        <w:t>, whose round shape represents family togetherness and completeness.</w:t>
+        <w:t>Here, "bitter" alludes to the Chinese expression "eating bitterness", meaning to endure hardship with perseverance and without complaint.</w:t>
       </w:r>
     </w:p>
   </w:footnote>
@@ -14442,7 +14561,29 @@
         <w:t xml:space="preserve"> </w:t>
       </w:r>
       <w:r>
-        <w:t>When parents visited the United States, children who agreed to sponsor the trip were advised to provide evidence of financial resources in case consular officers requested proof that the visit could be supported financially.</w:t>
+        <w:t xml:space="preserve">Lantern Festival is the traditional holiday that marks the final day of the Lunar New Year celebrations. People celebrate by eating round rice dumplings called </w:t>
+      </w:r>
+      <w:r>
+        <w:rPr>
+          <w:i/>
+          <w:iCs/>
+        </w:rPr>
+        <w:t>tangyuan</w:t>
+      </w:r>
+      <w:r>
+        <w:t xml:space="preserve"> or </w:t>
+      </w:r>
+      <w:proofErr w:type="spellStart"/>
+      <w:r>
+        <w:rPr>
+          <w:i/>
+          <w:iCs/>
+        </w:rPr>
+        <w:t>yuanxiao</w:t>
+      </w:r>
+      <w:proofErr w:type="spellEnd"/>
+      <w:r>
+        <w:t>, whose round shape represents family togetherness and completeness.</w:t>
       </w:r>
     </w:p>
   </w:footnote>
@@ -14461,7 +14602,7 @@
         <w:t xml:space="preserve"> </w:t>
       </w:r>
       <w:r>
-        <w:t>The Gala is a live TV show featuring music, dance, and comedy performances, held annually on Chinese New Year's Eve since 1983. It is considered as the most-watched TV broadcast on the planet. The broadcast typically spans several hours and leads up to the midnight countdown.</w:t>
+        <w:t>When parents visited the United States, children who agreed to sponsor the trip were advised to provide evidence of financial resources in case consular officers requested proof that the visit could be supported financially.</w:t>
       </w:r>
     </w:p>
   </w:footnote>
@@ -14480,7 +14621,7 @@
         <w:t xml:space="preserve"> </w:t>
       </w:r>
       <w:r>
-        <w:t>The Chinese New Year's Eve dinner, widely known as the Reunion Dinner, is the most important family meal of the year.</w:t>
+        <w:t>The Gala is a live TV show featuring music, dance, and comedy performances, held annually on Chinese New Year's Eve since 1983. It is considered as the most-watched TV broadcast on the planet. The broadcast typically spans several hours and leads up to the midnight countdown.</w:t>
       </w:r>
     </w:p>
   </w:footnote>
@@ -14499,7 +14640,7 @@
         <w:t xml:space="preserve"> </w:t>
       </w:r>
       <w:r>
-        <w:t>Bell Labs was one of the world’s premier industrial research laboratories, renowned for innovations like the transistor, the laser, and the Unix operating system that helped shape modern computing and telecommunications.</w:t>
+        <w:t>The Chinese New Year's Eve dinner, widely known as the Reunion Dinner, is the most important family meal of the year.</w:t>
       </w:r>
     </w:p>
   </w:footnote>
@@ -14518,19 +14659,7 @@
         <w:t xml:space="preserve"> </w:t>
       </w:r>
       <w:r>
-        <w:t>Father was a college professor in aerodynamics. He used computers and numerical algorithms to simulate</w:t>
-      </w:r>
-      <w:r>
-        <w:t xml:space="preserve"> and </w:t>
-      </w:r>
-      <w:r>
-        <w:t>analyze</w:t>
-      </w:r>
-      <w:r>
-        <w:t xml:space="preserve"> </w:t>
-      </w:r>
-      <w:r>
-        <w:t>how fluid flow in and around objects.</w:t>
+        <w:t>Bell Labs was one of the world’s premier industrial research laboratories, renowned for innovations like the transistor, the laser, and the Unix operating system that helped shape modern computing and telecommunications.</w:t>
       </w:r>
     </w:p>
   </w:footnote>
@@ -14549,13 +14678,19 @@
         <w:t xml:space="preserve"> </w:t>
       </w:r>
       <w:r>
-        <w:t xml:space="preserve">Mother enjoyed collecting coins. She began a modest coin collection after </w:t>
-      </w:r>
-      <w:r>
-        <w:t>f</w:t>
-      </w:r>
-      <w:r>
-        <w:t>ather returned from England in 1981 with several foreign coins.</w:t>
+        <w:t>Father was a college professor in aerodynamics. He used computers and numerical algorithms to simulate</w:t>
+      </w:r>
+      <w:r>
+        <w:t xml:space="preserve"> and </w:t>
+      </w:r>
+      <w:r>
+        <w:t>analyze</w:t>
+      </w:r>
+      <w:r>
+        <w:t xml:space="preserve"> </w:t>
+      </w:r>
+      <w:r>
+        <w:t>how fluid flow in and around objects.</w:t>
       </w:r>
     </w:p>
   </w:footnote>
@@ -14574,7 +14709,13 @@
         <w:t xml:space="preserve"> </w:t>
       </w:r>
       <w:r>
-        <w:t>Around 1996, the internet and email were not yet widely used in China. With a few exceptions in academic settings, most computers at home or in the workplace were not connected to the internet.</w:t>
+        <w:t xml:space="preserve">Mother enjoyed collecting coins. She began a modest coin collection after </w:t>
+      </w:r>
+      <w:r>
+        <w:t>f</w:t>
+      </w:r>
+      <w:r>
+        <w:t>ather returned from England in 1981 with several foreign coins.</w:t>
       </w:r>
     </w:p>
   </w:footnote>
@@ -14593,7 +14734,7 @@
         <w:t xml:space="preserve"> </w:t>
       </w:r>
       <w:r>
-        <w:t>Arranged matchmaking was relatively common in China at the time. I, too, met Chun through this kind of introduction.</w:t>
+        <w:t>Around 1996, the internet and email were not yet widely used in China. With a few exceptions in academic settings, most computers at home or in the workplace were not connected to the internet.</w:t>
       </w:r>
     </w:p>
   </w:footnote>
@@ -14612,7 +14753,7 @@
         <w:t xml:space="preserve"> </w:t>
       </w:r>
       <w:r>
-        <w:t>1. Cantonese is a Chinese language traditionally spoken in Guangdong Province, Hong Kong, and many overseas Chinese communities. Unlike the Mandarin spoken in Beijing, Cantonese differs significantly in pronunciation, vocabulary, and tone.</w:t>
+        <w:t>Arranged matchmaking was relatively common in China at the time. I, too, met Chun through this kind of introduction.</w:t>
       </w:r>
     </w:p>
   </w:footnote>
@@ -14631,7 +14772,7 @@
         <w:t xml:space="preserve"> </w:t>
       </w:r>
       <w:r>
-        <w:t>The Qingming Festival is a traditional Chinese holiday observed in early April to honor deceased ancestors and welcome the arrival of spring.</w:t>
+        <w:t>Cantonese is a Chinese language traditionally spoken in Guangdong Province, Hong Kong, and many overseas Chinese communities. Unlike the Mandarin spoken in Beijing, Cantonese differs significantly in pronunciation, vocabulary, and tone.</w:t>
       </w:r>
     </w:p>
   </w:footnote>
@@ -14650,7 +14791,7 @@
         <w:t xml:space="preserve"> </w:t>
       </w:r>
       <w:r>
-        <w:t>Chongming, once a largely rural part of Shanghai, is Mom's hometown.</w:t>
+        <w:t>The Qingming Festival is a traditional Chinese holiday observed in early April to honor deceased ancestors and welcome the arrival of spring.</w:t>
       </w:r>
     </w:p>
   </w:footnote>
@@ -14669,11 +14810,30 @@
         <w:t xml:space="preserve"> </w:t>
       </w:r>
       <w:r>
-        <w:t>Due to the complexities and uncertainties of U.S. immigration law, traveling back to one's home country carried certain risk and was generally discouraged while on work visa.</w:t>
+        <w:t>Chongming, once a largely rural part of Shanghai, is Mom's hometown.</w:t>
       </w:r>
     </w:p>
   </w:footnote>
   <w:footnote w:id="27">
+    <w:p>
+      <w:pPr>
+        <w:pStyle w:val="FootnoteText"/>
+      </w:pPr>
+      <w:r>
+        <w:rPr>
+          <w:rStyle w:val="FootnoteReference"/>
+        </w:rPr>
+        <w:footnoteRef/>
+      </w:r>
+      <w:r>
+        <w:t xml:space="preserve"> </w:t>
+      </w:r>
+      <w:r>
+        <w:t>Due to the complexities and uncertainties of U.S. immigration law, traveling back to one's home country carried certain risk and was generally discouraged while on work visa.</w:t>
+      </w:r>
+    </w:p>
+  </w:footnote>
+  <w:footnote w:id="28">
     <w:p>
       <w:pPr>
         <w:pStyle w:val="FootnoteText"/>
@@ -14741,6 +14901,68 @@
     </w:r>
   </w:p>
 </w:hdr>
+</file>
+
+<file path=word/numbering.xml><?xml version="1.0" encoding="utf-8"?>
+<w:numbering xmlns:wpc="http://schemas.microsoft.com/office/word/2010/wordprocessingCanvas" xmlns:cx="http://schemas.microsoft.com/office/drawing/2014/chartex" xmlns:cx1="http://schemas.microsoft.com/office/drawing/2015/9/8/chartex" xmlns:cx2="http://schemas.microsoft.com/office/drawing/2015/10/21/chartex" xmlns:cx3="http://schemas.microsoft.com/office/drawing/2016/5/9/chartex" xmlns:cx4="http://schemas.microsoft.com/office/drawing/2016/5/10/chartex" xmlns:cx5="http://schemas.microsoft.com/office/drawing/2016/5/11/chartex" xmlns:cx6="http://schemas.microsoft.com/office/drawing/2016/5/12/chartex" xmlns:cx7="http://schemas.microsoft.com/office/drawing/2016/5/13/chartex" xmlns:cx8="http://schemas.microsoft.com/office/drawing/2016/5/14/chartex" xmlns:mc="http://schemas.openxmlformats.org/markup-compatibility/2006" xmlns:aink="http://schemas.microsoft.com/office/drawing/2016/ink" xmlns:am3d="http://schemas.microsoft.com/office/drawing/2017/model3d" xmlns:o="urn:schemas-microsoft-com:office:office" xmlns:oel="http://schemas.microsoft.com/office/2019/extlst" xmlns:r="http://schemas.openxmlformats.org/officeDocument/2006/relationships" xmlns:m="http://schemas.openxmlformats.org/officeDocument/2006/math" xmlns:v="urn:schemas-microsoft-com:vml" xmlns:wp14="http://schemas.microsoft.com/office/word/2010/wordprocessingDrawing" xmlns:wp="http://schemas.openxmlformats.org/drawingml/2006/wordprocessingDrawing" xmlns:w10="urn:schemas-microsoft-com:office:word" xmlns:w="http://schemas.openxmlformats.org/wordprocessingml/2006/main" xmlns:w14="http://schemas.microsoft.com/office/word/2010/wordml" xmlns:w15="http://schemas.microsoft.com/office/word/2012/wordml" xmlns:w16cex="http://schemas.microsoft.com/office/word/2018/wordml/cex" xmlns:w16cid="http://schemas.microsoft.com/office/word/2016/wordml/cid" xmlns:w16="http://schemas.microsoft.com/office/word/2018/wordml" xmlns:w16sdtdh="http://schemas.microsoft.com/office/word/2020/wordml/sdtdatahash" xmlns:w16se="http://schemas.microsoft.com/office/word/2015/wordml/symex" xmlns:wpg="http://schemas.microsoft.com/office/word/2010/wordprocessingGroup" xmlns:wpi="http://schemas.microsoft.com/office/word/2010/wordprocessingInk" xmlns:wne="http://schemas.microsoft.com/office/word/2006/wordml" xmlns:wps="http://schemas.microsoft.com/office/word/2010/wordprocessingShape" mc:Ignorable="w14 w15 w16se w16cid w16 w16cex w16sdtdh wp14">
+  <w:abstractNum w:abstractNumId="0" w15:restartNumberingAfterBreak="0">
+    <w:nsid w:val="00000001"/>
+    <w:multiLevelType w:val="hybridMultilevel"/>
+    <w:tmpl w:val="FFFFFFFF"/>
+    <w:lvl w:ilvl="0" w:tplc="00000001">
+      <w:start w:val="1"/>
+      <w:numFmt w:val="bullet"/>
+      <w:lvlText w:val="•"/>
+      <w:lvlJc w:val="left"/>
+      <w:pPr>
+        <w:ind w:left="720" w:hanging="360"/>
+      </w:pPr>
+    </w:lvl>
+    <w:lvl w:ilvl="1" w:tplc="FFFFFFFF">
+      <w:numFmt w:val="decimal"/>
+      <w:lvlText w:val=""/>
+      <w:lvlJc w:val="left"/>
+    </w:lvl>
+    <w:lvl w:ilvl="2" w:tplc="FFFFFFFF">
+      <w:numFmt w:val="decimal"/>
+      <w:lvlText w:val=""/>
+      <w:lvlJc w:val="left"/>
+    </w:lvl>
+    <w:lvl w:ilvl="3" w:tplc="FFFFFFFF">
+      <w:numFmt w:val="decimal"/>
+      <w:lvlText w:val=""/>
+      <w:lvlJc w:val="left"/>
+    </w:lvl>
+    <w:lvl w:ilvl="4" w:tplc="FFFFFFFF">
+      <w:numFmt w:val="decimal"/>
+      <w:lvlText w:val=""/>
+      <w:lvlJc w:val="left"/>
+    </w:lvl>
+    <w:lvl w:ilvl="5" w:tplc="FFFFFFFF">
+      <w:numFmt w:val="decimal"/>
+      <w:lvlText w:val=""/>
+      <w:lvlJc w:val="left"/>
+    </w:lvl>
+    <w:lvl w:ilvl="6" w:tplc="FFFFFFFF">
+      <w:numFmt w:val="decimal"/>
+      <w:lvlText w:val=""/>
+      <w:lvlJc w:val="left"/>
+    </w:lvl>
+    <w:lvl w:ilvl="7" w:tplc="FFFFFFFF">
+      <w:numFmt w:val="decimal"/>
+      <w:lvlText w:val=""/>
+      <w:lvlJc w:val="left"/>
+    </w:lvl>
+    <w:lvl w:ilvl="8" w:tplc="FFFFFFFF">
+      <w:numFmt w:val="decimal"/>
+      <w:lvlText w:val=""/>
+      <w:lvlJc w:val="left"/>
+    </w:lvl>
+  </w:abstractNum>
+  <w:num w:numId="1" w16cid:durableId="1264919723">
+    <w:abstractNumId w:val="0"/>
+  </w:num>
+</w:numbering>
 </file>
 
 <file path=word/styles.xml><?xml version="1.0" encoding="utf-8"?>
@@ -15153,6 +15375,7 @@
   <w:style w:type="character" w:default="1" w:styleId="DefaultParagraphFont">
     <w:name w:val="Default Paragraph Font"/>
     <w:uiPriority w:val="1"/>
+    <w:semiHidden/>
     <w:unhideWhenUsed/>
   </w:style>
   <w:style w:type="table" w:default="1" w:styleId="TableNormal">

--- a/letters_from_usa/book.docx
+++ b/letters_from_usa/book.docx
@@ -12317,7 +12317,22 @@
         <w:pStyle w:val="CSP-ChapterBodyText"/>
       </w:pPr>
       <w:r>
-        <w:t>It must have been a sunny day—at least, that’s how I remember Austin. In my mind, Austin summers are permanently bright, hot, and full of possibility. I don't remember the exact date, but it must have been my first week in Austin. I was walking down the steps in front of the university library and trying to decide where to go for lunch. That was when I ran into this guy I had only known for a few days. Standing next to him was a new graduate student from China. Her name was Emma.</w:t>
+        <w:t xml:space="preserve">It must have been a sunny day—at least, that’s how I remember Austin. In my mind, Austin summers are permanently bright, hot, and full of possibility. I don't </w:t>
+      </w:r>
+      <w:r>
+        <w:t>recall</w:t>
+      </w:r>
+      <w:r>
+        <w:t xml:space="preserve"> </w:t>
+      </w:r>
+      <w:r>
+        <w:t>the exact date, but it must have been my first week in Austin. I was walking down the steps in front of the university library and trying to decide where to go for lunch. That was when I ran into this guy I had only known for a few days. Standing next to him was a new graduate student from China</w:t>
+      </w:r>
+      <w:r>
+        <w:t>, her long black hair falling past her shoulders.</w:t>
+      </w:r>
+      <w:r>
+        <w:t xml:space="preserve"> Her name was Emma.</w:t>
       </w:r>
     </w:p>
     <w:p>
@@ -12351,11 +12366,11 @@
         <w:pStyle w:val="CSP-ChapterBodyText"/>
       </w:pPr>
       <w:r>
-        <w:t xml:space="preserve">We ended up having lunch together at the Wendy's. I ordered just a burger. If I remember correctly, she ordered a meal with a baked potato. She carefully slit the potato open and topped it with butter, chives, cheese and bacon. She told me she had worked in sales at IBM China for a year before coming to Austin. She definitely looked more confident and polished than I did. After all, up to that point I had been nothing but a full-time student. She has arrived in Austin at least a week earlier </w:t>
+        <w:t>We ended up having lunch together at the Wendy's. I ordered just a burger. If I remember correctly, she ordered a meal with a baked potato. She carefully slit the potato open and topped it with butter, chives, cheese and bacon. She told me she had worked in sales at IBM China for a year before coming to Austin. She definitely looked more confident and polished than I did. After all, up to that point I had been nothing but a full-</w:t>
       </w:r>
       <w:r>
         <w:lastRenderedPageBreak/>
-        <w:t xml:space="preserve">than I had and </w:t>
+        <w:t xml:space="preserve">time student. She has arrived in Austin at least a week earlier than I had and </w:t>
       </w:r>
       <w:r>
         <w:t>was staying</w:t>
@@ -14324,7 +14339,6 @@
       <w:r>
         <w:t xml:space="preserve">The midday nap, known in Chinese as </w:t>
       </w:r>
-      <w:proofErr w:type="spellStart"/>
       <w:r>
         <w:rPr>
           <w:i/>
@@ -14332,7 +14346,6 @@
         </w:rPr>
         <w:t>wujiao</w:t>
       </w:r>
-      <w:proofErr w:type="spellEnd"/>
       <w:r>
         <w:t>, is a deeply ingrained cultural tradition. In most schools, offices, and factories, lunch is followed by a quiet period that allows people to take a short nap. Napping in China has traditionally been seen as beneficial to health and productivity.</w:t>
       </w:r>
@@ -14573,7 +14586,6 @@
       <w:r>
         <w:t xml:space="preserve"> or </w:t>
       </w:r>
-      <w:proofErr w:type="spellStart"/>
       <w:r>
         <w:rPr>
           <w:i/>
@@ -14581,7 +14593,6 @@
         </w:rPr>
         <w:t>yuanxiao</w:t>
       </w:r>
-      <w:proofErr w:type="spellEnd"/>
       <w:r>
         <w:t>, whose round shape represents family togetherness and completeness.</w:t>
       </w:r>

--- a/letters_from_usa/book.docx
+++ b/letters_from_usa/book.docx
@@ -12050,43 +12050,84 @@
         <w:pStyle w:val="CSP-ChapterBodyText"/>
       </w:pPr>
       <w:r>
-        <w:t xml:space="preserve">I’ve also been busy showing Emma around and helping her meet up with her friends, which is why I’ve been running around these past few days and hadn't found a moment to write to you. We recently took a train into New York City. The train ride from my place into Manhattan takes about </w:t>
+        <w:t>I’ve also been busy showing Emma around and helping her meet up with her friends, which is why I’ve been running around these past few days and hadn't found a moment to write to you.</w:t>
+      </w:r>
+    </w:p>
+    <w:p>
+      <w:pPr>
+        <w:pStyle w:val="CSP-ChapterBodyText"/>
+      </w:pPr>
+    </w:p>
+    <w:p>
+      <w:pPr>
+        <w:pStyle w:val="CSP-ChapterBodyText"/>
+      </w:pPr>
+      <w:r>
+        <w:t xml:space="preserve">We recently took a train into New York City. The train ride from my place into Manhattan takes about </w:t>
       </w:r>
       <w:r>
         <w:t>forty</w:t>
       </w:r>
       <w:r>
-        <w:t xml:space="preserve"> minutes. The conductors walk back and forth checking tickets constantly, so it actually feels way safer than the subway. Three days ago, we visited West Point, home of the U.S. Military Academy, and the campus is absolutely beautiful. Yesterday and the day before, we went out to the Delaware River for kayaking, camping, and paintball. Paintball is a mock combat game—not with real bullets, obviously, but with little capsules filled with colored dye that burst open on impact, splashing color all over you. It was tremendous fun. Those paintballs fly really fast, though, they really sting when it hits you! Today, we went to check out Princeton.</w:t>
-      </w:r>
-    </w:p>
-    <w:p>
-      <w:pPr>
-        <w:pStyle w:val="CSP-ChapterBodyText"/>
-      </w:pPr>
-    </w:p>
-    <w:p>
-      <w:pPr>
-        <w:pStyle w:val="CSP-ChapterBodyText"/>
-      </w:pPr>
-      <w:r>
-        <w:t>We took quite a few photos in the past few weeks—about seventy or so—and I’ll mail some negatives to you in a couple of days. I even made sure to include the car in two of the pictures.</w:t>
-      </w:r>
-    </w:p>
-    <w:p>
-      <w:pPr>
-        <w:pStyle w:val="CSP-ChapterBodyText"/>
-      </w:pPr>
-    </w:p>
-    <w:p>
-      <w:pPr>
-        <w:pStyle w:val="CSP-ChapterBodyText"/>
-      </w:pPr>
-      <w:r>
-        <w:t xml:space="preserve">Oh, by the way, the moving company has already delivered all </w:t>
+        <w:t xml:space="preserve"> minutes. The conductors walk back and forth checking tickets constantly, so it actually feels way safer than the subway.</w:t>
+      </w:r>
+    </w:p>
+    <w:p>
+      <w:pPr>
+        <w:pStyle w:val="CSP-ChapterBodyText"/>
+      </w:pPr>
+    </w:p>
+    <w:p>
+      <w:pPr>
+        <w:pStyle w:val="CSP-ChapterBodyText"/>
+      </w:pPr>
+      <w:r>
+        <w:t xml:space="preserve">Three days ago, we visited West Point, home of the U.S. Military Academy, and the campus is absolutely beautiful. Yesterday and the day before, we went out to the Delaware River for kayaking, camping, and paintball. Paintball is a mock combat game—not with real bullets, obviously, but with little capsules filled with colored dye that burst open on impact, splashing color all over you. It was tremendous fun. Those paintballs fly really fast, though, they really sting when </w:t>
+      </w:r>
+      <w:r>
+        <w:t>they</w:t>
+      </w:r>
+      <w:r>
+        <w:t xml:space="preserve"> hit you! Today, </w:t>
+      </w:r>
+      <w:r>
+        <w:t>Emma and I</w:t>
+      </w:r>
+      <w:r>
+        <w:t xml:space="preserve"> </w:t>
+      </w:r>
+      <w:r>
+        <w:t>went to check out Princeton.</w:t>
+      </w:r>
+    </w:p>
+    <w:p>
+      <w:pPr>
+        <w:pStyle w:val="CSP-ChapterBodyText"/>
+      </w:pPr>
+    </w:p>
+    <w:p>
+      <w:pPr>
+        <w:pStyle w:val="CSP-ChapterBodyText"/>
+      </w:pPr>
+      <w:r>
+        <w:t xml:space="preserve">We took quite a few photos in the past few weeks—about seventy or so—and I’ll mail some negatives to you in a couple of days. I even made sure to include the car in two of the </w:t>
       </w:r>
       <w:r>
         <w:lastRenderedPageBreak/>
-        <w:t>my stuff, and everything arrived in perfect condition.</w:t>
+        <w:t>pictures.</w:t>
+      </w:r>
+    </w:p>
+    <w:p>
+      <w:pPr>
+        <w:pStyle w:val="CSP-ChapterBodyText"/>
+      </w:pPr>
+    </w:p>
+    <w:p>
+      <w:pPr>
+        <w:pStyle w:val="CSP-ChapterBodyText"/>
+      </w:pPr>
+      <w:r>
+        <w:t>Oh, by the way, the moving company has already delivered all my stuff, and everything arrived in perfect condition.</w:t>
       </w:r>
     </w:p>
     <w:p>

--- a/letters_from_usa/book.docx
+++ b/letters_from_usa/book.docx
@@ -3186,7 +3186,13 @@
         <w:footnoteReference w:id="2"/>
       </w:r>
       <w:r>
-        <w:t xml:space="preserve"> Since this flight goes to Tokyo first, most of the passengers on board were Japanese. It takes over two hours to fly from Shanghai to Tokyo, and once we landed, everyone had to get off the plane. I walked around the Tokyo airport for a bit. Just hours ago, I could safely assume that every Asian face I encountered belonged to a fellow Chinese. That assumption no longer worked, and for the first time in my life I found myself unsure whether to start a conversation in Chinese. And it's really hard to understand Japanese people speaking English!</w:t>
+        <w:t xml:space="preserve"> Since this flight goes to Tokyo first, most of the passengers on board were Japanese. It takes over two hours to fly from Shanghai to Tokyo, and once we landed, everyone had to get off the plane. I walked around the Tokyo airport for a bit. Just hours ago, I could safely assume that every Asian face I encountered belonged to a fellow Chinese. That assumption no longer worked, and for the first time in my life I found myself unsure whether to start a conversation in Chinese. </w:t>
+      </w:r>
+      <w:r>
+        <w:t>I</w:t>
+      </w:r>
+      <w:r>
+        <w:t>t's really hard to understand Japanese people speaking English!</w:t>
       </w:r>
     </w:p>
     <w:p>
@@ -3231,7 +3237,13 @@
         <w:pStyle w:val="CSP-ChapterBodyText"/>
       </w:pPr>
       <w:r>
-        <w:t xml:space="preserve">After getting off the plane, I met up with the classmate who came to pick me up at baggage claim—his name is Hai. He drove me to the temporary apartment where I would be staying and then took me grocery shopping. Groceries here are surprisingly inexpensive, especially bananas, eggs, milk, and orange juice. Afterward, we went back to Hai's place so I could call home and let you know that I had arrived safely. Their home is in the university's married student housing; it's really nice and incredibly affordable at less than $300 a month. The place where I’m staying temporarily is also great and has everything I need. That night, after taking a shower I finally went to bed around 2:00 a.m. </w:t>
+        <w:t>After getting off the plane, I met up with the classmate who came to pick me up at baggage claim—his name is Hai. He drove me to the temporary apartment where I would be staying and then took me grocery shopping. Groceries here are surprisingly inexpensive, especially bananas, eggs, milk, and orange juice. Afterward, we went back to Hai's place so I could call home and let you know that I had arrived safely. Their home is in the university's married student housing; it's really nice and incredibly affordable at less than $300 a month. The place where I’m staying temporarily is also great and has everything I need. That night, after taking a shower</w:t>
+      </w:r>
+      <w:r>
+        <w:t>,</w:t>
+      </w:r>
+      <w:r>
+        <w:t xml:space="preserve"> I finally went to bed around 2:00 a.m. </w:t>
       </w:r>
     </w:p>
     <w:p>
@@ -3605,7 +3617,16 @@
         <w:pStyle w:val="CSP-ChapterBodyText"/>
       </w:pPr>
       <w:r>
-        <w:t>I’m still crashing temporarily at someone’s apartment. I’ll be moving into my own place in a day or two, and then you’ll finally be able to write to me there. The new apartment is completely unfurnished; I will have to buy everything myself, including essentials like a bed, a table and a chair. I may also need to get a phone</w:t>
+        <w:t xml:space="preserve">I’m still </w:t>
+      </w:r>
+      <w:r>
+        <w:t>staying</w:t>
+      </w:r>
+      <w:r>
+        <w:t xml:space="preserve"> </w:t>
+      </w:r>
+      <w:r>
+        <w:t>temporarily at someone’s apartment. I’ll be moving into my own place in a day or two, and then you’ll finally be able to write to me there. The new apartment is completely unfurnished; I will have to buy everything myself, including essentials like a bed, a table and a chair. I may also need to get a phone</w:t>
       </w:r>
       <w:r>
         <w:rPr>
@@ -3627,7 +3648,13 @@
         <w:pStyle w:val="CSP-ChapterBodyText"/>
       </w:pPr>
       <w:r>
-        <w:t>I’ve been in Austin for over ten days now, but because of my living situation, I haven’t really started cooking proper meals yet. Mostly, I just eat things like bread, eggs, and pizza, or make some instant noodles with vegetables. Sometimes I just grab a burger for lunch on campus. The burgers are usually $1 each, but drinks are not cheap, so a fast-food meal ends up costing around $3. For me, that’s a pretty expensive lunch.</w:t>
+        <w:t xml:space="preserve">I’ve been in Austin for over ten days now, but because of my living situation, I haven’t really started cooking proper meals yet. Mostly, I just eat things like bread, eggs, and pizza, or make some instant noodles with vegetables. Sometimes I just grab a burger for lunch on campus. </w:t>
+      </w:r>
+      <w:r>
+        <w:t>Burgers usually cost about $1 each</w:t>
+      </w:r>
+      <w:r>
+        <w:t>, but drinks are not cheap, so a fast-food meal ends up costing around $3. For me, that’s a pretty expensive lunch.</w:t>
       </w:r>
     </w:p>
     <w:p>
@@ -4133,7 +4160,7 @@
         <w:pStyle w:val="CSP-ChapterBodyText"/>
       </w:pPr>
       <w:r>
-        <w:t xml:space="preserve">This church group meets once a week. Although I really enjoyed the atmosphere and met a lot of fellow Chinese living in Austin that evening, I doubt I'll go back—I just don't have that kind of time. </w:t>
+        <w:t xml:space="preserve">This church group meets once a week. Although I really enjoyed the atmosphere and met a lot of fellow Chinese that evening, I doubt I'll go back—I just don't have that kind of time. </w:t>
       </w:r>
       <w:r>
         <w:t>To my surprise, many churches and Christian groups seem eager to reach out to international students. Just this past Wednesday, two Americans spent an hour explaining the Bible to me.</w:t>
@@ -4158,7 +4185,13 @@
         <w:t xml:space="preserve">My phone number is (512)459-5198. Even though we’re a world apart, </w:t>
       </w:r>
       <w:r>
-        <w:t xml:space="preserve">it is comforting to think that </w:t>
+        <w:t>it</w:t>
+      </w:r>
+      <w:r>
+        <w:t>’</w:t>
+      </w:r>
+      <w:r>
+        <w:t xml:space="preserve">s comforting to think that </w:t>
       </w:r>
       <w:r>
         <w:t xml:space="preserve">we can </w:t>
@@ -4516,7 +4549,19 @@
         <w:pStyle w:val="CSP-ChapterBodyText"/>
       </w:pPr>
       <w:r>
-        <w:t>Now that I know you have a phone line installed at home, I decided to give it a try and called you last night.</w:t>
+        <w:t xml:space="preserve">Now that I </w:t>
+      </w:r>
+      <w:r>
+        <w:t>knew</w:t>
+      </w:r>
+      <w:r>
+        <w:t xml:space="preserve"> you ha</w:t>
+      </w:r>
+      <w:r>
+        <w:t>d</w:t>
+      </w:r>
+      <w:r>
+        <w:t xml:space="preserve"> a phone line installed at home, I decided to give it a try and called you last night.</w:t>
       </w:r>
     </w:p>
     <w:p>
@@ -4635,7 +4680,13 @@
         <w:pStyle w:val="CSP-ChapterBodyText"/>
       </w:pPr>
       <w:r>
-        <w:t xml:space="preserve">I have an exam next Tuesday. American courses have so many exams—about one a month per class on average—not to mention all the homework, so they keep me pretty busy. I usually get back to the apartment around 11:00 pm. That's when the last campus shuttle runs, and most of the people waiting for the final bus are Chinese students. Chinese students </w:t>
+        <w:t>I have an exam next Tuesday. American courses have so many exams—about one a month per class on average—not to mention all the homework, so they keep me pretty busy. I usually get back to the apartment around 11:00 p</w:t>
+      </w:r>
+      <w:r>
+        <w:t>.</w:t>
+      </w:r>
+      <w:r>
+        <w:t xml:space="preserve">m. That's when the last campus shuttle runs, and most of the people waiting for the final bus are Chinese students. Chinese students </w:t>
       </w:r>
       <w:r>
         <w:lastRenderedPageBreak/>
@@ -4652,7 +4703,19 @@
         <w:pStyle w:val="CSP-ChapterBodyText"/>
       </w:pPr>
       <w:r>
-        <w:t>I’ve realized that I can't even afford to eat burgers regularly—that would put me way over budget. In the U.S., prepared food is expensive, while raw ingredients are cheap, so buying groceries and cooking for yourself is definitely the way to go. Right now, I can buy a huge box of 16 chicken drumsticks for just over two dollars, which is about the price of a single burger. Then I bake more than 10 of them at a time. They turn out so delicious that it’s a shame you can’t taste them! I often bring two meals with me to campus, though eating the same thing for several days in a row can get old pretty quickly.</w:t>
+        <w:t xml:space="preserve">I’ve realized that I can't even afford to eat burgers regularly—that would put me way over budget. In the U.S., prepared food is expensive, while raw ingredients are cheap, so buying groceries and cooking for yourself is definitely the way to go. Right now, I can buy a huge box of </w:t>
+      </w:r>
+      <w:r>
+        <w:t>sixteen</w:t>
+      </w:r>
+      <w:r>
+        <w:t xml:space="preserve"> chicken drumsticks for just over two dollars, which is about the price of a single burger. Then I bake more than </w:t>
+      </w:r>
+      <w:r>
+        <w:t>ten</w:t>
+      </w:r>
+      <w:r>
+        <w:t xml:space="preserve"> of them at a time. They turn out so delicious that it’s a shame you can’t taste them! I often bring two meals with me to campus, though eating the same thing for several days in a row can get old pretty quickly.</w:t>
       </w:r>
     </w:p>
     <w:p>
@@ -4889,7 +4952,13 @@
         <w:pStyle w:val="CSP-ChapterBodyText"/>
       </w:pPr>
       <w:r>
-        <w:t xml:space="preserve">I just received your third letter, dated September 24th, as well as </w:t>
+        <w:t xml:space="preserve">I just received your third letter, dated September 24th, </w:t>
+      </w:r>
+      <w:r>
+        <w:t>along with</w:t>
+      </w:r>
+      <w:r>
+        <w:t xml:space="preserve"> </w:t>
       </w:r>
       <w:r>
         <w:t>Chun</w:t>
@@ -5193,7 +5262,13 @@
       </w:r>
       <w:r>
         <w:lastRenderedPageBreak/>
-        <w:t>Sarah. We meet once a week just to chat, and we've been doing it for about 4 weeks now.</w:t>
+        <w:t xml:space="preserve">Sarah. We meet once a week just to chat, and we've been doing it for about </w:t>
+      </w:r>
+      <w:r>
+        <w:t>four</w:t>
+      </w:r>
+      <w:r>
+        <w:t xml:space="preserve"> weeks now.</w:t>
       </w:r>
     </w:p>
     <w:p>
@@ -5241,21 +5316,19 @@
         </w:rPr>
         <w:t>Wàn</w:t>
       </w:r>
-      <w:proofErr w:type="spellEnd"/>
       <w:r>
         <w:rPr>
           <w:i/>
           <w:iCs w:val="0"/>
         </w:rPr>
-        <w:t xml:space="preserve"> </w:t>
-      </w:r>
-      <w:proofErr w:type="spellStart"/>
+        <w:t>s</w:t>
+      </w:r>
       <w:r>
         <w:rPr>
           <w:i/>
           <w:iCs w:val="0"/>
         </w:rPr>
-        <w:t>Shèng</w:t>
+        <w:t>hèng</w:t>
       </w:r>
       <w:proofErr w:type="spellEnd"/>
       <w:r>
@@ -5300,7 +5373,16 @@
         <w:pStyle w:val="CSP-ChapterBodyText"/>
       </w:pPr>
       <w:r>
-        <w:t>Today, I rushed to finish up a roll of film and got it developed so I could include the photos with this letter. Because I’ve been so busy, I haven’t had much time to take pictures, and there hasn’t been anyone around to take pictures of me. Getting film developed is incredibly expensive here—it costs as much as $15! Photos 14 through 21 show the apartment I'm living in; 22 through 28 are a few spots around campus; and 29 through 33 were taken inside my room. Photo 34 is the outside of my apartment building, and 35 and 36 are of the supermarket where I've been doing my grocery shopping lately.</w:t>
+        <w:t xml:space="preserve">Today, I rushed to finish up a roll of film and got it developed so I could include the photos with this letter. Because I’ve been so busy, I haven’t had much time to take pictures, and there hasn’t been anyone around to take pictures of me. Getting film developed is incredibly expensive here—it costs as much as $15! Photos 14 through 21 show the apartment </w:t>
+      </w:r>
+      <w:r>
+        <w:t>where</w:t>
+      </w:r>
+      <w:r>
+        <w:t xml:space="preserve"> </w:t>
+      </w:r>
+      <w:r>
+        <w:t>I'm living in; 22 through 28 are a few spots around campus; and 29 through 33 were taken inside my room. Photo 34 is the outside of my apartment building, and 35 and 36 are of the supermarket where I've been doing my grocery shopping lately.</w:t>
       </w:r>
     </w:p>
     <w:p>
@@ -5684,7 +5766,13 @@
         <w:pStyle w:val="CSP-ChapterBodyText"/>
       </w:pPr>
       <w:r>
-        <w:t>To get by in the States, about $1,000 a month is plenty. I don't really keep a strict budget, so I'm not entirely sure where every dollar goes. I just paid this semester's tuition on November 30th. I spent quite a bit when I was getting settled—buying a phone, a TV, a CD player, and things like that added up to over $300. After paying two months' rent, I have about $400 left, but next semester’s $1200 tuition is due in a week. Looks like I'll need to take out another student loan. I’m hoping to find a job this summer; if I can save up a few thousand dollars, buying a car shouldn't be a problem at all. So please don't worry or think I'm suffering over here. Materially speaking, I'm already very happy with my life here.</w:t>
+        <w:t>To get by in the States, about $1,000 a month is plenty. I don't really keep a strict budget, so I'm not entirely sure where every dollar goes. I just paid this semester's tuition on November 30th. I spent quite a bit when I was getting settled—buying a phone, a TV, a CD player, and things like that added up to over $300. After paying two months' rent, I have about $400 left, but next semester’s $1</w:t>
+      </w:r>
+      <w:r>
+        <w:t>,</w:t>
+      </w:r>
+      <w:r>
+        <w:t>200 tuition is due in a week. Looks like I'll need to take out another student loan. I’m hoping to find a job this summer; if I can save up a few thousand dollars, buying a car shouldn't be a problem at all. So please don't worry or think I'm suffering over here. Materially speaking, I'm already very happy with my life here.</w:t>
       </w:r>
     </w:p>
     <w:p>
@@ -12430,20 +12518,29 @@
         <w:pStyle w:val="CSP-ChapterBodyText"/>
       </w:pPr>
       <w:r>
-        <w:t>"So, why did you come only two days before classes started?" she asked, innocently.</w:t>
-      </w:r>
-    </w:p>
-    <w:p>
-      <w:pPr>
-        <w:pStyle w:val="CSP-ChapterBodyText"/>
-      </w:pPr>
-    </w:p>
-    <w:p>
-      <w:pPr>
-        <w:pStyle w:val="CSP-ChapterBodyText"/>
-      </w:pPr>
-      <w:r>
-        <w:t xml:space="preserve">"Because every extra day costs me money that I don’t have.” I replied. Not exactly the kind of line you find in movies. </w:t>
+        <w:t xml:space="preserve">"So, why did you come only two days before </w:t>
+      </w:r>
+      <w:r>
+        <w:t>the semester</w:t>
+      </w:r>
+      <w:r>
+        <w:t xml:space="preserve"> </w:t>
+      </w:r>
+      <w:r>
+        <w:t>started?" she asked, innocently.</w:t>
+      </w:r>
+    </w:p>
+    <w:p>
+      <w:pPr>
+        <w:pStyle w:val="CSP-ChapterBodyText"/>
+      </w:pPr>
+    </w:p>
+    <w:p>
+      <w:pPr>
+        <w:pStyle w:val="CSP-ChapterBodyText"/>
+      </w:pPr>
+      <w:r>
+        <w:t xml:space="preserve">"Because every extra day costs me money I don’t have.” I replied. Not exactly the kind of line you find in movies. </w:t>
       </w:r>
     </w:p>
     <w:p>

--- a/letters_from_usa/book.docx
+++ b/letters_from_usa/book.docx
@@ -4182,7 +4182,13 @@
         <w:pStyle w:val="CSP-ChapterBodyText"/>
       </w:pPr>
       <w:r>
-        <w:t xml:space="preserve">My phone number is (512)459-5198. Even though we’re a world apart, </w:t>
+        <w:t>My phone number is 512</w:t>
+      </w:r>
+      <w:r>
+        <w:t>-</w:t>
+      </w:r>
+      <w:r>
+        <w:t xml:space="preserve">459-5198. Even though we’re a world apart, </w:t>
       </w:r>
       <w:r>
         <w:t>it</w:t>
@@ -4206,11 +4212,11 @@
         <w:t xml:space="preserve">to each other </w:t>
       </w:r>
       <w:r>
-        <w:t xml:space="preserve">anytime. I’m usually home on </w:t>
+        <w:t xml:space="preserve">anytime. I’m usually home on weekends </w:t>
       </w:r>
       <w:r>
         <w:lastRenderedPageBreak/>
-        <w:t>weekends unless I need to go to campus for schoolwork or head out to buy groceries. On weekdays, I’m generally home before 9:00 a.m. and after 9:30 p.m.; the rest of the day I’m at school. Calling the U.S. from China is expensive, but I’ve heard there are calling services that allow me to pay for the call on my end.</w:t>
+        <w:t>unless I need to go to campus for schoolwork or head out to buy groceries. On weekdays, I’m generally home before 9:00 a.m. and after 9:30 p.m.; the rest of the day I’m at school. Calling the U.S. from China is expensive, but I’ve heard there are calling services that allow me to pay for the call on my end.</w:t>
       </w:r>
       <w:r>
         <w:rPr>
@@ -6504,7 +6510,21 @@
           <w:rFonts w:ascii="Garamond" w:hAnsi="Garamond"/>
           <w:iCs/>
         </w:rPr>
-        <w:t>Phone: (512)479-8685</w:t>
+        <w:t>Phone: 512</w:t>
+      </w:r>
+      <w:r>
+        <w:rPr>
+          <w:rFonts w:ascii="Garamond" w:hAnsi="Garamond"/>
+          <w:iCs/>
+        </w:rPr>
+        <w:t>-</w:t>
+      </w:r>
+      <w:r>
+        <w:rPr>
+          <w:rFonts w:ascii="Garamond" w:hAnsi="Garamond"/>
+          <w:iCs/>
+        </w:rPr>
+        <w:t>479-8685</w:t>
       </w:r>
     </w:p>
     <w:p>

--- a/letters_from_usa/book.docx
+++ b/letters_from_usa/book.docx
@@ -6393,353 +6393,170 @@
     </w:p>
     <w:p>
       <w:pPr>
-        <w:spacing w:after="0" w:line="240" w:lineRule="auto"/>
-        <w:jc w:val="both"/>
-        <w:rPr>
-          <w:rFonts w:ascii="Garamond" w:hAnsi="Garamond"/>
-          <w:iCs/>
-        </w:rPr>
-      </w:pPr>
-      <w:r>
-        <w:rPr>
-          <w:rFonts w:ascii="Garamond" w:hAnsi="Garamond"/>
-          <w:iCs/>
-        </w:rPr>
+        <w:pStyle w:val="CSP-ChapterBodyText"/>
+      </w:pPr>
+      <w:r>
         <w:t>Dear Mom and Dad,</w:t>
       </w:r>
     </w:p>
     <w:p>
       <w:pPr>
-        <w:spacing w:after="0" w:line="240" w:lineRule="auto"/>
-        <w:jc w:val="both"/>
-        <w:rPr>
-          <w:rFonts w:ascii="Garamond" w:hAnsi="Garamond"/>
-          <w:iCs/>
-        </w:rPr>
-      </w:pPr>
-    </w:p>
-    <w:p>
-      <w:pPr>
-        <w:spacing w:after="0" w:line="240" w:lineRule="auto"/>
-        <w:jc w:val="both"/>
-        <w:rPr>
-          <w:rFonts w:ascii="Garamond" w:hAnsi="Garamond"/>
-          <w:iCs/>
-        </w:rPr>
-      </w:pPr>
-      <w:r>
-        <w:rPr>
-          <w:rFonts w:ascii="Garamond" w:hAnsi="Garamond"/>
-          <w:iCs/>
-        </w:rPr>
+        <w:pStyle w:val="CSP-ChapterBodyText"/>
+      </w:pPr>
+    </w:p>
+    <w:p>
+      <w:pPr>
+        <w:pStyle w:val="CSP-ChapterBodyText"/>
+      </w:pPr>
+      <w:r>
         <w:t>I just moved recently, and my new address is:</w:t>
       </w:r>
     </w:p>
     <w:p>
       <w:pPr>
-        <w:spacing w:after="0" w:line="240" w:lineRule="auto"/>
-        <w:jc w:val="both"/>
-        <w:rPr>
-          <w:rFonts w:ascii="Garamond" w:hAnsi="Garamond"/>
-          <w:iCs/>
-        </w:rPr>
-      </w:pPr>
-    </w:p>
-    <w:p>
-      <w:pPr>
-        <w:spacing w:after="0" w:line="240" w:lineRule="auto"/>
-        <w:jc w:val="both"/>
-        <w:rPr>
-          <w:rFonts w:ascii="Garamond" w:hAnsi="Garamond"/>
-          <w:iCs/>
-        </w:rPr>
-      </w:pPr>
-      <w:r>
-        <w:rPr>
-          <w:rFonts w:ascii="Garamond" w:hAnsi="Garamond"/>
-          <w:iCs/>
-        </w:rPr>
+        <w:pStyle w:val="CSP-ChapterBodyText"/>
+      </w:pPr>
+    </w:p>
+    <w:p>
+      <w:pPr>
+        <w:pStyle w:val="CSP-ChapterBodyText"/>
+      </w:pPr>
+      <w:r>
         <w:t>2919 West Ave #306</w:t>
       </w:r>
     </w:p>
     <w:p>
       <w:pPr>
-        <w:spacing w:after="0" w:line="240" w:lineRule="auto"/>
-        <w:jc w:val="both"/>
-        <w:rPr>
-          <w:rFonts w:ascii="Garamond" w:hAnsi="Garamond"/>
-          <w:iCs/>
-        </w:rPr>
-      </w:pPr>
-      <w:r>
-        <w:rPr>
-          <w:rFonts w:ascii="Garamond" w:hAnsi="Garamond"/>
-          <w:iCs/>
-        </w:rPr>
+        <w:pStyle w:val="CSP-ChapterBodyText"/>
+      </w:pPr>
+      <w:r>
         <w:t>Austin, TX 78705</w:t>
       </w:r>
     </w:p>
     <w:p>
       <w:pPr>
-        <w:spacing w:after="0" w:line="240" w:lineRule="auto"/>
-        <w:jc w:val="both"/>
-        <w:rPr>
-          <w:rFonts w:ascii="Garamond" w:hAnsi="Garamond"/>
-          <w:iCs/>
-        </w:rPr>
-      </w:pPr>
-      <w:r>
-        <w:rPr>
-          <w:rFonts w:ascii="Garamond" w:hAnsi="Garamond"/>
-          <w:iCs/>
-        </w:rPr>
+        <w:pStyle w:val="CSP-ChapterBodyText"/>
+      </w:pPr>
+      <w:r>
         <w:t>U.S.A.</w:t>
       </w:r>
     </w:p>
     <w:p>
       <w:pPr>
-        <w:spacing w:after="0" w:line="240" w:lineRule="auto"/>
-        <w:jc w:val="both"/>
-        <w:rPr>
-          <w:rFonts w:ascii="Garamond" w:hAnsi="Garamond"/>
-          <w:iCs/>
-        </w:rPr>
-      </w:pPr>
-      <w:r>
-        <w:rPr>
-          <w:rFonts w:ascii="Garamond" w:hAnsi="Garamond"/>
-          <w:iCs/>
-        </w:rPr>
+        <w:pStyle w:val="CSP-ChapterBodyText"/>
+      </w:pPr>
+      <w:r>
         <w:t>Phone: 512</w:t>
       </w:r>
       <w:r>
-        <w:rPr>
-          <w:rFonts w:ascii="Garamond" w:hAnsi="Garamond"/>
-          <w:iCs/>
-        </w:rPr>
         <w:t>-</w:t>
       </w:r>
       <w:r>
-        <w:rPr>
-          <w:rFonts w:ascii="Garamond" w:hAnsi="Garamond"/>
-          <w:iCs/>
-        </w:rPr>
         <w:t>479-8685</w:t>
       </w:r>
     </w:p>
     <w:p>
       <w:pPr>
-        <w:spacing w:after="0" w:line="240" w:lineRule="auto"/>
-        <w:jc w:val="both"/>
-        <w:rPr>
-          <w:rFonts w:ascii="Garamond" w:hAnsi="Garamond"/>
-          <w:iCs/>
-        </w:rPr>
-      </w:pPr>
-    </w:p>
-    <w:p>
-      <w:pPr>
-        <w:spacing w:after="0" w:line="240" w:lineRule="auto"/>
-        <w:jc w:val="both"/>
-        <w:rPr>
-          <w:rFonts w:ascii="Garamond" w:hAnsi="Garamond"/>
-          <w:iCs/>
-        </w:rPr>
-      </w:pPr>
-      <w:r>
-        <w:rPr>
-          <w:rFonts w:ascii="Garamond" w:hAnsi="Garamond"/>
-          <w:iCs/>
-        </w:rPr>
+        <w:pStyle w:val="CSP-ChapterBodyText"/>
+      </w:pPr>
+    </w:p>
+    <w:p>
+      <w:pPr>
+        <w:pStyle w:val="CSP-ChapterBodyText"/>
+      </w:pPr>
+      <w:r>
         <w:t>I called home yesterday, but unfortunately Mom wasn't home because she had to teach a class. I'll stick to calling on the weekends from now on; this time was just an exception because I needed to give you my new address.</w:t>
       </w:r>
     </w:p>
     <w:p>
       <w:pPr>
-        <w:spacing w:after="0" w:line="240" w:lineRule="auto"/>
-        <w:jc w:val="both"/>
-        <w:rPr>
-          <w:rFonts w:ascii="Garamond" w:hAnsi="Garamond"/>
-          <w:iCs/>
-        </w:rPr>
-      </w:pPr>
-    </w:p>
-    <w:p>
-      <w:pPr>
-        <w:spacing w:after="0" w:line="240" w:lineRule="auto"/>
-        <w:jc w:val="both"/>
-        <w:rPr>
-          <w:rFonts w:ascii="Garamond" w:hAnsi="Garamond"/>
-          <w:iCs/>
-        </w:rPr>
-      </w:pPr>
-      <w:r>
-        <w:rPr>
-          <w:rFonts w:ascii="Garamond" w:hAnsi="Garamond"/>
-          <w:iCs/>
-        </w:rPr>
+        <w:pStyle w:val="CSP-ChapterBodyText"/>
+      </w:pPr>
+    </w:p>
+    <w:p>
+      <w:pPr>
+        <w:pStyle w:val="CSP-ChapterBodyText"/>
+      </w:pPr>
+      <w:r>
         <w:t>My roommate is American, so if you call, just ask for "Tong" and that'll do. If you ask for "Wang Tong," he might not catch on right away since last names come after first names over here. Moving was very easy; my roommate helped me out, and we finished everything in under an hour. I brought my table over to the new place, but the bed was too bulky. Besides, my new room already comes with a queen-size bed, so I ended up giving my old one to our Taiwanese neighbor. My roommate is a few years older than me and is an undergraduate majoring in Radio-Television-Film. He wants to move to Hong Kong someday and is currently planning his own experimental student film—apparently, a Hong Kong-style cop thriller.</w:t>
       </w:r>
     </w:p>
     <w:p>
       <w:pPr>
-        <w:spacing w:after="0" w:line="240" w:lineRule="auto"/>
-        <w:jc w:val="both"/>
-        <w:rPr>
-          <w:rFonts w:ascii="Garamond" w:hAnsi="Garamond"/>
-          <w:iCs/>
-        </w:rPr>
-      </w:pPr>
-    </w:p>
-    <w:p>
-      <w:pPr>
-        <w:spacing w:after="0" w:line="240" w:lineRule="auto"/>
-        <w:jc w:val="both"/>
-        <w:rPr>
-          <w:rFonts w:ascii="Garamond" w:hAnsi="Garamond"/>
-          <w:iCs/>
-        </w:rPr>
-      </w:pPr>
-      <w:r>
-        <w:rPr>
-          <w:rFonts w:ascii="Garamond" w:hAnsi="Garamond"/>
-          <w:iCs/>
-        </w:rPr>
+        <w:pStyle w:val="CSP-ChapterBodyText"/>
+      </w:pPr>
+    </w:p>
+    <w:p>
+      <w:pPr>
+        <w:pStyle w:val="CSP-ChapterBodyText"/>
+      </w:pPr>
+      <w:r>
         <w:t xml:space="preserve">Winter break is just about over, and classes officially start on the 16th, so things are about to get busy again. Next semester, I’ll be </w:t>
       </w:r>
       <w:proofErr w:type="spellStart"/>
       <w:r>
-        <w:rPr>
-          <w:rFonts w:ascii="Garamond" w:hAnsi="Garamond"/>
-          <w:iCs/>
-        </w:rPr>
         <w:t>TAing</w:t>
       </w:r>
       <w:proofErr w:type="spellEnd"/>
       <w:r>
-        <w:rPr>
-          <w:rFonts w:ascii="Garamond" w:hAnsi="Garamond"/>
-          <w:iCs/>
-        </w:rPr>
         <w:t xml:space="preserve"> for a C++ course. C++ is a programming language similar to C. The grading workload will probably be a bit heavier, making me busier than the last term, but at least I'll get to learn something useful.</w:t>
       </w:r>
     </w:p>
     <w:p>
       <w:pPr>
-        <w:spacing w:after="0" w:line="240" w:lineRule="auto"/>
-        <w:jc w:val="both"/>
-        <w:rPr>
-          <w:rFonts w:ascii="Garamond" w:hAnsi="Garamond"/>
-          <w:iCs/>
-        </w:rPr>
-      </w:pPr>
-    </w:p>
-    <w:p>
-      <w:pPr>
-        <w:spacing w:after="0" w:line="240" w:lineRule="auto"/>
-        <w:jc w:val="both"/>
-        <w:rPr>
-          <w:rFonts w:ascii="Garamond" w:hAnsi="Garamond"/>
-          <w:iCs/>
-        </w:rPr>
-      </w:pPr>
-      <w:r>
-        <w:rPr>
-          <w:rFonts w:ascii="Garamond" w:hAnsi="Garamond"/>
-          <w:iCs/>
-        </w:rPr>
+        <w:pStyle w:val="CSP-ChapterBodyText"/>
+      </w:pPr>
+    </w:p>
+    <w:p>
+      <w:pPr>
+        <w:pStyle w:val="CSP-ChapterBodyText"/>
+      </w:pPr>
+      <w:r>
         <w:t>Yesterday, I spent two hours chatting online with Weihai, typing messages back and forth. Watching the words appear and jump onto the screen in real time felt almost magical—like we were talking face-to-face, even though we were a thousand miles apart. He’s only been in the U.S. for a few months but already dropped $900 on a used car and gotten his driver's license. He and his girlfriend back in China ended up breaking up. He told me he gets really lonely whenever he has nothing to do. His roommate is also American, and he mentioned that every time he fries fish, his roommate jumps out and cries, "Are you trying to kill me?" Needless to say, he doesn't eat much fish anymore. He’s decided not to finish his Ph.D. and plans to get his Master's and then look for a job.</w:t>
       </w:r>
     </w:p>
     <w:p>
       <w:pPr>
-        <w:spacing w:after="0" w:line="240" w:lineRule="auto"/>
-        <w:jc w:val="both"/>
-        <w:rPr>
-          <w:rFonts w:ascii="Garamond" w:hAnsi="Garamond"/>
-          <w:iCs/>
-        </w:rPr>
-      </w:pPr>
-    </w:p>
-    <w:p>
-      <w:pPr>
-        <w:spacing w:after="0" w:line="240" w:lineRule="auto"/>
-        <w:jc w:val="both"/>
-        <w:rPr>
-          <w:rFonts w:ascii="Garamond" w:hAnsi="Garamond"/>
-          <w:iCs/>
-        </w:rPr>
-      </w:pPr>
-      <w:r>
-        <w:rPr>
-          <w:rFonts w:ascii="Garamond" w:hAnsi="Garamond"/>
-          <w:iCs/>
-        </w:rPr>
+        <w:pStyle w:val="CSP-ChapterBodyText"/>
+      </w:pPr>
+    </w:p>
+    <w:p>
+      <w:pPr>
+        <w:pStyle w:val="CSP-ChapterBodyText"/>
+      </w:pPr>
+      <w:r>
         <w:t>I'll wrap things up here. Please give my best to Wang Wei and Xiao Fan!</w:t>
       </w:r>
     </w:p>
     <w:p>
       <w:pPr>
-        <w:spacing w:after="0" w:line="240" w:lineRule="auto"/>
-        <w:jc w:val="both"/>
-        <w:rPr>
-          <w:rFonts w:ascii="Garamond" w:hAnsi="Garamond"/>
-          <w:iCs/>
-        </w:rPr>
-      </w:pPr>
-    </w:p>
-    <w:p>
-      <w:pPr>
-        <w:spacing w:after="0" w:line="240" w:lineRule="auto"/>
-        <w:jc w:val="both"/>
-        <w:rPr>
-          <w:rFonts w:ascii="Garamond" w:hAnsi="Garamond"/>
-          <w:iCs/>
-        </w:rPr>
-      </w:pPr>
-      <w:r>
-        <w:rPr>
-          <w:rFonts w:ascii="Garamond" w:hAnsi="Garamond"/>
-          <w:iCs/>
-        </w:rPr>
+        <w:pStyle w:val="CSP-ChapterBodyText"/>
+      </w:pPr>
+    </w:p>
+    <w:p>
+      <w:pPr>
+        <w:pStyle w:val="CSP-ChapterBodyText"/>
+      </w:pPr>
+      <w:r>
         <w:t>Tong</w:t>
       </w:r>
     </w:p>
     <w:p>
       <w:pPr>
-        <w:spacing w:after="0" w:line="240" w:lineRule="auto"/>
-        <w:jc w:val="both"/>
-        <w:rPr>
-          <w:rFonts w:ascii="Garamond" w:hAnsi="Garamond"/>
-          <w:iCs/>
-        </w:rPr>
-      </w:pPr>
-      <w:r>
-        <w:rPr>
-          <w:rFonts w:ascii="Garamond" w:hAnsi="Garamond"/>
-          <w:iCs/>
-        </w:rPr>
+        <w:pStyle w:val="CSP-ChapterBodyText"/>
+      </w:pPr>
+      <w:r>
         <w:t>01/12/96</w:t>
       </w:r>
     </w:p>
     <w:p>
       <w:pPr>
-        <w:spacing w:after="0" w:line="240" w:lineRule="auto"/>
-        <w:jc w:val="both"/>
-        <w:rPr>
-          <w:rFonts w:ascii="Garamond" w:hAnsi="Garamond"/>
-          <w:iCs/>
-        </w:rPr>
-      </w:pPr>
-    </w:p>
-    <w:p>
-      <w:pPr>
-        <w:spacing w:after="0" w:line="240" w:lineRule="auto"/>
-        <w:jc w:val="both"/>
-        <w:rPr>
-          <w:rFonts w:ascii="Garamond" w:hAnsi="Garamond"/>
-          <w:iCs/>
-        </w:rPr>
+        <w:pStyle w:val="CSP-ChapterBodyText"/>
+      </w:pPr>
+    </w:p>
+    <w:p>
+      <w:pPr>
+        <w:pStyle w:val="CSP-ChapterBodyText"/>
         <w:sectPr>
           <w:footerReference w:type="even" r:id="rId36"/>
           <w:footerReference w:type="default" r:id="rId37"/>
@@ -6753,10 +6570,6 @@
         </w:sectPr>
       </w:pPr>
       <w:r>
-        <w:rPr>
-          <w:rFonts w:ascii="Garamond" w:hAnsi="Garamond"/>
-          <w:iCs/>
-        </w:rPr>
         <w:t>P.S. Even though money is a little tight, I'm doing just fine and have everything I need. Please don't try to save every penny because of me. Taking good care of yourselves is what matters most!</w:t>
       </w:r>
     </w:p>

--- a/letters_from_usa/book.docx
+++ b/letters_from_usa/book.docx
@@ -2319,7 +2319,7 @@
                 <w:sz w:val="20"/>
                 <w:szCs w:val="20"/>
               </w:rPr>
-              <w:t>A 4,000-Mile Road Trip</w:t>
+              <w:t>Horseback Riding with a King</w:t>
             </w:r>
           </w:p>
         </w:tc>
@@ -2341,7 +2341,7 @@
                 <w:sz w:val="20"/>
                 <w:szCs w:val="20"/>
               </w:rPr>
-              <w:t>79</w:t>
+              <w:t>77</w:t>
             </w:r>
           </w:p>
         </w:tc>
@@ -2369,7 +2369,15 @@
                 <w:sz w:val="20"/>
                 <w:szCs w:val="20"/>
               </w:rPr>
-              <w:t>24</w:t>
+              <w:t>2</w:t>
+            </w:r>
+            <w:r>
+              <w:rPr>
+                <w:rFonts w:ascii="Garamond" w:hAnsi="Garamond"/>
+                <w:sz w:val="20"/>
+                <w:szCs w:val="20"/>
+              </w:rPr>
+              <w:t>4</w:t>
             </w:r>
           </w:p>
         </w:tc>
@@ -2391,7 +2399,7 @@
                 <w:sz w:val="20"/>
                 <w:szCs w:val="20"/>
               </w:rPr>
-              <w:t>Goodbye Austin</w:t>
+              <w:t>A 4,000-Mile Road Trip</w:t>
             </w:r>
           </w:p>
         </w:tc>
@@ -2413,7 +2421,7 @@
                 <w:sz w:val="20"/>
                 <w:szCs w:val="20"/>
               </w:rPr>
-              <w:t>83</w:t>
+              <w:t>81</w:t>
             </w:r>
           </w:p>
         </w:tc>
@@ -2441,7 +2449,15 @@
                 <w:sz w:val="20"/>
                 <w:szCs w:val="20"/>
               </w:rPr>
-              <w:t>25</w:t>
+              <w:t>2</w:t>
+            </w:r>
+            <w:r>
+              <w:rPr>
+                <w:rFonts w:ascii="Garamond" w:hAnsi="Garamond"/>
+                <w:sz w:val="20"/>
+                <w:szCs w:val="20"/>
+              </w:rPr>
+              <w:t>5</w:t>
             </w:r>
           </w:p>
         </w:tc>
@@ -2463,7 +2479,7 @@
                 <w:sz w:val="20"/>
                 <w:szCs w:val="20"/>
               </w:rPr>
-              <w:t>Hello Edison!</w:t>
+              <w:t>Goodbye Austin</w:t>
             </w:r>
           </w:p>
         </w:tc>
@@ -2485,7 +2501,15 @@
                 <w:sz w:val="20"/>
                 <w:szCs w:val="20"/>
               </w:rPr>
-              <w:t>85</w:t>
+              <w:t>8</w:t>
+            </w:r>
+            <w:r>
+              <w:rPr>
+                <w:rFonts w:ascii="Garamond" w:hAnsi="Garamond"/>
+                <w:sz w:val="20"/>
+                <w:szCs w:val="20"/>
+              </w:rPr>
+              <w:t>5</w:t>
             </w:r>
           </w:p>
         </w:tc>
@@ -2507,6 +2531,94 @@
                 <w:szCs w:val="20"/>
               </w:rPr>
             </w:pPr>
+            <w:r>
+              <w:rPr>
+                <w:rFonts w:ascii="Garamond" w:hAnsi="Garamond"/>
+                <w:sz w:val="20"/>
+                <w:szCs w:val="20"/>
+              </w:rPr>
+              <w:t>2</w:t>
+            </w:r>
+            <w:r>
+              <w:rPr>
+                <w:rFonts w:ascii="Garamond" w:hAnsi="Garamond"/>
+                <w:sz w:val="20"/>
+                <w:szCs w:val="20"/>
+              </w:rPr>
+              <w:t>6</w:t>
+            </w:r>
+          </w:p>
+        </w:tc>
+        <w:tc>
+          <w:tcPr>
+            <w:tcW w:w="0" w:type="auto"/>
+          </w:tcPr>
+          <w:p>
+            <w:pPr>
+              <w:rPr>
+                <w:rFonts w:ascii="Garamond" w:hAnsi="Garamond"/>
+                <w:sz w:val="20"/>
+                <w:szCs w:val="20"/>
+              </w:rPr>
+            </w:pPr>
+            <w:r>
+              <w:rPr>
+                <w:rFonts w:ascii="Garamond" w:hAnsi="Garamond"/>
+                <w:sz w:val="20"/>
+                <w:szCs w:val="20"/>
+              </w:rPr>
+              <w:t>Hello Edison!</w:t>
+            </w:r>
+          </w:p>
+        </w:tc>
+        <w:tc>
+          <w:tcPr>
+            <w:tcW w:w="0" w:type="auto"/>
+          </w:tcPr>
+          <w:p>
+            <w:pPr>
+              <w:rPr>
+                <w:rFonts w:ascii="Garamond" w:hAnsi="Garamond"/>
+                <w:sz w:val="20"/>
+                <w:szCs w:val="20"/>
+              </w:rPr>
+            </w:pPr>
+            <w:r>
+              <w:rPr>
+                <w:rFonts w:ascii="Garamond" w:hAnsi="Garamond"/>
+                <w:sz w:val="20"/>
+                <w:szCs w:val="20"/>
+              </w:rPr>
+              <w:t>8</w:t>
+            </w:r>
+            <w:r>
+              <w:rPr>
+                <w:rFonts w:ascii="Garamond" w:hAnsi="Garamond"/>
+                <w:sz w:val="20"/>
+                <w:szCs w:val="20"/>
+              </w:rPr>
+              <w:t>7</w:t>
+            </w:r>
+          </w:p>
+        </w:tc>
+      </w:tr>
+      <w:tr>
+        <w:trPr>
+          <w:jc w:val="center"/>
+        </w:trPr>
+        <w:tc>
+          <w:tcPr>
+            <w:tcW w:w="0" w:type="auto"/>
+          </w:tcPr>
+          <w:p>
+            <w:pPr>
+              <w:jc w:val="right"/>
+              <w:rPr>
+                <w:rFonts w:ascii="Garamond" w:hAnsi="Garamond"/>
+                <w:sz w:val="20"/>
+                <w:szCs w:val="20"/>
+              </w:rPr>
+            </w:pPr>
           </w:p>
         </w:tc>
         <w:tc>
@@ -2565,7 +2677,7 @@
                 <w:sz w:val="20"/>
                 <w:szCs w:val="20"/>
               </w:rPr>
-              <w:t>89</w:t>
+              <w:t>91</w:t>
             </w:r>
           </w:p>
         </w:tc>
@@ -5707,7 +5819,13 @@
         <w:pStyle w:val="CSP-ChapterBodyText"/>
       </w:pPr>
       <w:r>
-        <w:t>Thanksgiving is also when Americans go absolutely crazy shopping. We went to a huge outlet mall about 40 minutes outside of Austin. Since they're direct factory stores and it was Thanksgiving, everything was deeply discounted. I got a good deal on a CD player at the Sony store. The crowds were unbelievable. Aside from being on campus, I have never seen that many people gathered in one place in America. Just finding a parking spot was a nightmare!</w:t>
+        <w:t xml:space="preserve">Thanksgiving is also when Americans go absolutely crazy shopping. We went to a huge outlet mall about </w:t>
+      </w:r>
+      <w:r>
+        <w:t>forty</w:t>
+      </w:r>
+      <w:r>
+        <w:t xml:space="preserve"> minutes outside of Austin. Since they're direct factory stores and it was Thanksgiving, everything was deeply discounted. I got a good deal on a CD player at the Sony store. The crowds were unbelievable. Aside from being on campus, I have never seen that many people gathered in one place in America. Just finding a parking spot was a nightmare!</w:t>
       </w:r>
     </w:p>
     <w:p>
@@ -7347,7 +7465,13 @@
         <w:t xml:space="preserve"> </w:t>
       </w:r>
       <w:r>
-        <w:t>I’ve gotten really fast at cooking; I can whip something up in no time. Making rice is very easy—it takes about 20 minutes in the rice cooker, and then I just leave it on the "warm" setting. It keeps warm for up to two days, so I always have hot rice ready to go. If I have leftovers, I just pop them in the microwave for two minutes. Overall, it’s very convenient.</w:t>
+        <w:t xml:space="preserve">I’ve gotten really fast at cooking; I can whip something up in no time. Making rice is very easy—it takes about </w:t>
+      </w:r>
+      <w:r>
+        <w:t>twenty</w:t>
+      </w:r>
+      <w:r>
+        <w:t xml:space="preserve"> minutes in the rice cooker, and then I just leave it on the "warm" setting. It keeps warm for up to two days, so I always have hot rice ready to go. If I have leftovers, I just pop them in the microwave for two minutes. Overall, it’s very convenient.</w:t>
       </w:r>
     </w:p>
     <w:p>
@@ -7695,7 +7819,13 @@
       </w:r>
       <w:r>
         <w:lastRenderedPageBreak/>
-        <w:t>located in Holmdel, New Jersey, about 40 miles from Newark and just a short train ride from New York City. The job runs from May 15 until the start of the fall semester, about three months in total. The pay is more than $700 a week, which works out to around $3,000 a month. The salary is excellent, and the company has a great reputation here.</w:t>
+        <w:t xml:space="preserve">located in Holmdel, New Jersey, about </w:t>
+      </w:r>
+      <w:r>
+        <w:t>forty</w:t>
+      </w:r>
+      <w:r>
+        <w:t xml:space="preserve"> miles from Newark and just a short train ride from New York City. The job runs from May 15 until the start of the fall semester, about three months in total. The pay is more than $700 a week, which works out to around $3,000 a month. The salary is excellent, and the company has a great reputation here.</w:t>
       </w:r>
       <w:r>
         <w:rPr>
@@ -10561,7 +10691,13 @@
         <w:pStyle w:val="CSP-ChapterBodyText"/>
       </w:pPr>
       <w:r>
-        <w:t>My new place is pretty nice, and the rent is on the cheaper side—about $230 a month. It’s significantly farther from campus than my old apartment, but it only takes about 15 minutes to drive there. The campus shuttles run very frequently too—one comes by every few minutes—so commuting is still a breeze. The neighborhood is in southwest Austin, near Lake Austin, and the surroundings are really beautiful.</w:t>
+        <w:t xml:space="preserve">My new place is pretty nice, and the rent is on the cheaper side—about $230 a month. It’s significantly farther from campus than my old apartment, but it only takes about </w:t>
+      </w:r>
+      <w:r>
+        <w:t>fifteen</w:t>
+      </w:r>
+      <w:r>
+        <w:t xml:space="preserve"> minutes to drive there. The campus shuttles run very frequently too—one comes by every few minutes—so commuting is still a breeze. The neighborhood is in southwest Austin, near Lake Austin, and the surroundings are really beautiful.</w:t>
       </w:r>
     </w:p>
     <w:p>
@@ -10954,19 +11090,6 @@
         <w:pStyle w:val="CSP-ChapterBodyText"/>
       </w:pPr>
       <w:r>
-        <w:t>I don’t really want to sell my car, so I'm planning to drive it all the way out there—which means across half the country! It would be nice to find someone to join me on the trip and make the long drive a bit more interesting. I’ll probably also go on a road trip with some friends sometime in mid- or late May.</w:t>
-      </w:r>
-    </w:p>
-    <w:p>
-      <w:pPr>
-        <w:pStyle w:val="CSP-ChapterBodyText"/>
-      </w:pPr>
-    </w:p>
-    <w:p>
-      <w:pPr>
-        <w:pStyle w:val="CSP-ChapterBodyText"/>
-      </w:pPr>
-      <w:r>
         <w:t>Once I start working, the H-1B work visa process will probably move rather slowly and may take several years. Because of that, the most practical arrangement would be for you to come and visit me instead.</w:t>
       </w:r>
       <w:r>
@@ -10989,11 +11112,7 @@
         <w:pStyle w:val="CSP-ChapterBodyText"/>
       </w:pPr>
       <w:r>
-        <w:t xml:space="preserve">I’m enclosing some camera negatives with this letter, mostly photos of me and Sue. Sue is a friend I met through the International Office's PALS program. We meet once a week for language and cultural exchange. She’s in her late forties. Originally from Germany, she was raised in the States and lived in Japan for five or six years. She just got back from Japan recently and has even traveled to China before, including Nanjing. She is incredibly kind. Her father was a professor here at UT and passed away not too long ago. The photos were all taken here in Austin—some at the State Capitol, and others along Town Lake. I included a few shots of a swan; this swan was hilarious and so greedy for food that it almost swallowed </w:t>
-      </w:r>
-      <w:r>
-        <w:lastRenderedPageBreak/>
-        <w:t>my finger! All in all, Austin really is a wonderful city. You definitely won’t find swans like that in New York City.</w:t>
+        <w:t>I’m enclosing some camera negatives with this letter, mostly photos of me and Sue. Sue is a friend I met through the International Office's PALS program. We meet once a week for language and cultural exchange. She’s in her late forties. Originally from Germany, she was raised in the States and lived in Japan for five or six years. She just got back from Japan recently and has even traveled to China before, including Nanjing. She is incredibly kind. Her father was a professor here at UT and passed away not too long ago. The photos were all taken here in Austin—some at the State Capitol, and others along Town Lake. I included a few shots of a swan; this swan was hilarious and so greedy for food that it almost swallowed my finger! All in all, Austin really is a wonderful city. You definitely won’t find swans like that in New York City.</w:t>
       </w:r>
     </w:p>
     <w:p>
@@ -11024,15 +11143,6 @@
       </w:r>
       <w:r>
         <w:t>5/97</w:t>
-      </w:r>
-    </w:p>
-    <w:p>
-      <w:pPr>
-        <w:widowControl/>
-        <w:spacing w:after="160" w:line="259" w:lineRule="auto"/>
-      </w:pPr>
-      <w:r>
-        <w:br w:type="page"/>
       </w:r>
     </w:p>
     <w:p>
@@ -11047,10 +11157,6 @@
           <w:docGrid w:linePitch="360"/>
         </w:sectPr>
       </w:pPr>
-      <w:r>
-        <w:lastRenderedPageBreak/>
-        <w:br w:type="page"/>
-      </w:r>
     </w:p>
     <w:p>
       <w:pPr>
@@ -11109,7 +11215,7 @@
         <w:rPr>
           <w:rFonts w:ascii="Garamond" w:hAnsi="Garamond"/>
         </w:rPr>
-        <w:t>A 4,000-Mile Road Trip</w:t>
+        <w:t>Horseback Riding with a King</w:t>
       </w:r>
     </w:p>
     <w:p>
@@ -11162,7 +11268,7 @@
           <w:i/>
           <w:iCs w:val="0"/>
         </w:rPr>
-        <w:t>June 3</w:t>
+        <w:t>April 28</w:t>
       </w:r>
       <w:r>
         <w:rPr>
@@ -11200,6 +11306,447 @@
         <w:pStyle w:val="CSP-ChapterBodyText"/>
       </w:pPr>
       <w:r>
+        <w:t xml:space="preserve">I received your letter dated April 16. I'm sorry to hear that </w:t>
+      </w:r>
+      <w:proofErr w:type="gramStart"/>
+      <w:r>
+        <w:t>Mom's</w:t>
+      </w:r>
+      <w:proofErr w:type="gramEnd"/>
+      <w:r>
+        <w:t xml:space="preserve"> trip to Chongming wasn't a pleasant one. When did Mom start having heart problems too? </w:t>
+      </w:r>
+      <w:r>
+        <w:t>Please don't stress yourself out</w:t>
+      </w:r>
+      <w:r>
+        <w:t>, and try not to let things upset you too much.</w:t>
+      </w:r>
+    </w:p>
+    <w:p>
+      <w:pPr>
+        <w:pStyle w:val="CSP-ChapterBodyText"/>
+      </w:pPr>
+    </w:p>
+    <w:p>
+      <w:pPr>
+        <w:pStyle w:val="CSP-ChapterBodyText"/>
+      </w:pPr>
+      <w:r>
+        <w:t>You mentioned your concerns about the new immigration law</w:t>
+      </w:r>
+      <w:r>
+        <w:rPr>
+          <w:rStyle w:val="FootnoteReference"/>
+        </w:rPr>
+        <w:footnoteReference w:id="28"/>
+      </w:r>
+      <w:r>
+        <w:t xml:space="preserve"> that took effect this month. Please don't worry about it. The law is mainly aimed at illegal immigrants. As long as international students follow the rules, we're here legally on F-1 visas. After graduation, we're allowed to stay in the United States for one year. If we change to H-1B status during that time, we can continue working legally for several more years. While we're working, we can apply for a green card. Once that's approved, we're all set. For graduate students like us, America isn't going to kick us out. It wouldn't be in the country's best interest.</w:t>
+      </w:r>
+    </w:p>
+    <w:p>
+      <w:pPr>
+        <w:pStyle w:val="CSP-ChapterBodyText"/>
+      </w:pPr>
+    </w:p>
+    <w:p>
+      <w:pPr>
+        <w:pStyle w:val="CSP-ChapterBodyText"/>
+      </w:pPr>
+      <w:r>
+        <w:t xml:space="preserve">There is only one week of classes left. I have one exam remaining, which shouldn't be too difficult, and then I'll be </w:t>
+      </w:r>
+      <w:r>
+        <w:lastRenderedPageBreak/>
+        <w:t>done with everything. The semester officially ends in mid-May. Around that time, I plan to rent a large car with three or four classmates and go on a ten-day road trip. It should be a lot of fun! Before or after the trip, I'll be moving again. My new address will be:</w:t>
+      </w:r>
+    </w:p>
+    <w:p>
+      <w:pPr>
+        <w:pStyle w:val="CSP-ChapterBodyText"/>
+      </w:pPr>
+    </w:p>
+    <w:p>
+      <w:pPr>
+        <w:pStyle w:val="CSP-ChapterBodyText"/>
+      </w:pPr>
+      <w:r>
+        <w:t>307 East 31st Street #107</w:t>
+      </w:r>
+    </w:p>
+    <w:p>
+      <w:pPr>
+        <w:pStyle w:val="CSP-ChapterBodyText"/>
+      </w:pPr>
+      <w:r>
+        <w:t>Austin, TX 78705</w:t>
+      </w:r>
+    </w:p>
+    <w:p>
+      <w:pPr>
+        <w:pStyle w:val="CSP-ChapterBodyText"/>
+      </w:pPr>
+      <w:r>
+        <w:t>Telephone: 512-476-6770</w:t>
+      </w:r>
+    </w:p>
+    <w:p>
+      <w:pPr>
+        <w:pStyle w:val="CSP-ChapterBodyText"/>
+      </w:pPr>
+    </w:p>
+    <w:p>
+      <w:pPr>
+        <w:pStyle w:val="CSP-ChapterBodyText"/>
+      </w:pPr>
+      <w:r>
+        <w:t xml:space="preserve">Two of my classmates already live there. I'll only be staying with them temporarily for a little over a month. Then, in early July, I will leave Austin for New Jersey. </w:t>
+      </w:r>
+    </w:p>
+    <w:p>
+      <w:pPr>
+        <w:pStyle w:val="CSP-ChapterBodyText"/>
+      </w:pPr>
+    </w:p>
+    <w:p>
+      <w:pPr>
+        <w:pStyle w:val="CSP-ChapterBodyText"/>
+      </w:pPr>
+      <w:r>
+        <w:t xml:space="preserve">I don’t really want to sell my car, so I'm planning to drive it all the way out there, which means crossing half the country! I don't want to—and honestly don't dare to—make the drive by myself, so I'll persuade </w:t>
+      </w:r>
+      <w:proofErr w:type="spellStart"/>
+      <w:r>
+        <w:t>Xun</w:t>
+      </w:r>
+      <w:proofErr w:type="spellEnd"/>
+      <w:r>
+        <w:t xml:space="preserve"> to drive with me.</w:t>
+      </w:r>
+      <w:r>
+        <w:rPr>
+          <w:rStyle w:val="FootnoteReference"/>
+        </w:rPr>
+        <w:footnoteReference w:id="29"/>
+      </w:r>
+      <w:r>
+        <w:t xml:space="preserve"> </w:t>
+      </w:r>
+      <w:proofErr w:type="spellStart"/>
+      <w:r>
+        <w:t>Xun</w:t>
+      </w:r>
+      <w:proofErr w:type="spellEnd"/>
+      <w:r>
+        <w:t xml:space="preserve"> has accepted a job in Washington, D.C., which isn't very far from New Jersey—only about half a day's drive, I guess. My own job has been pushed back by two weeks and won't start until August 4, so I'm going to have far too much free time on my hands. I can already see myself being bored to death toward the end, after most of my friends have left Austin for their jobs.</w:t>
+      </w:r>
+    </w:p>
+    <w:p>
+      <w:pPr>
+        <w:pStyle w:val="CSP-ChapterBodyText"/>
+      </w:pPr>
+    </w:p>
+    <w:p>
+      <w:pPr>
+        <w:pStyle w:val="CSP-ChapterBodyText"/>
+      </w:pPr>
+      <w:r>
+        <w:t xml:space="preserve">I'm planning to live in Edison, New Jersey, where Wei </w:t>
+      </w:r>
+      <w:proofErr w:type="spellStart"/>
+      <w:r>
+        <w:t>Jin</w:t>
+      </w:r>
+      <w:proofErr w:type="spellEnd"/>
+      <w:r>
+        <w:t xml:space="preserve"> lives. I also have an old college classmate from Shanghai who works in the city but lives there as well. A one-bedroom apartment rents for about $650 to $700 a month, which isn't too bad. Living in Manhattan would easily cost at least twice as much.</w:t>
+      </w:r>
+    </w:p>
+    <w:p>
+      <w:pPr>
+        <w:pStyle w:val="CSP-ChapterBodyText"/>
+      </w:pPr>
+    </w:p>
+    <w:p>
+      <w:pPr>
+        <w:pStyle w:val="CSP-ChapterBodyText"/>
+      </w:pPr>
+      <w:r>
+        <w:t xml:space="preserve">Of course, living in Edison means I'll have to commute every day. The train ride takes about forty minutes each way, and a monthly train pass costs around $170. I'd also have to drive </w:t>
+      </w:r>
+      <w:r>
+        <w:lastRenderedPageBreak/>
+        <w:t xml:space="preserve">about ten minutes to the train station, where parking costs another $40 a month. Even so, Edison has a lot going for it. It's much more spacious, almost like living in the countryside. There is plenty of parking, tennis courts, and swimming pools—the kinds of things you can only dream about if you live in the city. I've already been in touch with Wei </w:t>
+      </w:r>
+      <w:proofErr w:type="spellStart"/>
+      <w:r>
+        <w:t>Jin</w:t>
+      </w:r>
+      <w:proofErr w:type="spellEnd"/>
+      <w:r>
+        <w:t>, and he's helping me look for an apartment.</w:t>
+      </w:r>
+    </w:p>
+    <w:p>
+      <w:pPr>
+        <w:pStyle w:val="CSP-ChapterBodyText"/>
+      </w:pPr>
+    </w:p>
+    <w:p>
+      <w:pPr>
+        <w:pStyle w:val="CSP-ChapterBodyText"/>
+      </w:pPr>
+      <w:r>
+        <w:t>One of the best things about living here is that you get to meet interesting people from all over the world. Just two weeks ago, Sue, Sultan, and I went horseback riding at a ranch outside Austin. Sultan—whose name means "king" in Arabic—is from Qatar. It was my first time on a horse, and I found the whole experience very interesting. We spent about an hour walking and trotting along the trails. The horses were all well trained, so it felt very safe. Sue and Sultan are both experienced riders. Sultan even keeps some horses back in Qatar.</w:t>
+      </w:r>
+    </w:p>
+    <w:p>
+      <w:pPr>
+        <w:pStyle w:val="CSP-ChapterBodyText"/>
+      </w:pPr>
+    </w:p>
+    <w:p>
+      <w:pPr>
+        <w:pStyle w:val="CSP-ChapterBodyText"/>
+      </w:pPr>
+      <w:proofErr w:type="spellStart"/>
+      <w:r>
+        <w:t>Haiqing</w:t>
+      </w:r>
+      <w:proofErr w:type="spellEnd"/>
+      <w:r>
+        <w:t xml:space="preserve"> came to Austin a few days ago for an interview, hoping to find a summer job. He's completely determined to earn his Ph.D., and I don't think it'll take him much longer. The time required to finish a Ph.D. varies quite a bit depending on the university and the field of study. He's actually moving through his program pretty quickly. I really admire how focused he is. The only thing that's changed over the past few years is the size of his belly. It's almost as impressive as his father's.</w:t>
+      </w:r>
+    </w:p>
+    <w:p>
+      <w:pPr>
+        <w:pStyle w:val="CSP-ChapterBodyText"/>
+      </w:pPr>
+    </w:p>
+    <w:p>
+      <w:pPr>
+        <w:pStyle w:val="CSP-ChapterBodyText"/>
+      </w:pPr>
+      <w:r>
+        <w:t>I’ll stop here for now.</w:t>
+      </w:r>
+    </w:p>
+    <w:p>
+      <w:pPr>
+        <w:pStyle w:val="CSP-ChapterBodyText"/>
+      </w:pPr>
+    </w:p>
+    <w:p>
+      <w:pPr>
+        <w:pStyle w:val="CSP-ChapterBodyText"/>
+      </w:pPr>
+      <w:r>
+        <w:t>All the best,</w:t>
+      </w:r>
+    </w:p>
+    <w:p>
+      <w:pPr>
+        <w:pStyle w:val="CSP-ChapterBodyText"/>
+      </w:pPr>
+    </w:p>
+    <w:p>
+      <w:pPr>
+        <w:pStyle w:val="CSP-ChapterBodyText"/>
+      </w:pPr>
+      <w:r>
+        <w:t>Tong</w:t>
+      </w:r>
+    </w:p>
+    <w:p>
+      <w:pPr>
+        <w:pStyle w:val="CSP-ChapterBodyText"/>
+      </w:pPr>
+      <w:r>
+        <w:t>04/28/97</w:t>
+      </w:r>
+    </w:p>
+    <w:p>
+      <w:pPr>
+        <w:widowControl/>
+        <w:spacing w:after="160" w:line="259" w:lineRule="auto"/>
+        <w:rPr>
+          <w:sz w:val="44"/>
+          <w:szCs w:val="44"/>
+        </w:rPr>
+        <w:sectPr>
+          <w:pgSz w:w="7286" w:h="11246"/>
+          <w:pgMar w:top="864" w:right="864" w:bottom="864" w:left="1094" w:header="576" w:footer="432" w:gutter="0"/>
+          <w:cols w:space="720"/>
+          <w:titlePg/>
+          <w:docGrid w:linePitch="360"/>
+        </w:sectPr>
+      </w:pPr>
+      <w:r>
+        <w:rPr>
+          <w:iCs/>
+          <w:sz w:val="44"/>
+          <w:szCs w:val="44"/>
+        </w:rPr>
+        <w:br w:type="page"/>
+      </w:r>
+      <w:r>
+        <w:rPr>
+          <w:sz w:val="44"/>
+          <w:szCs w:val="44"/>
+        </w:rPr>
+        <w:lastRenderedPageBreak/>
+        <w:br w:type="page"/>
+      </w:r>
+    </w:p>
+    <w:p>
+      <w:pPr>
+        <w:spacing w:after="0" w:line="240" w:lineRule="auto"/>
+        <w:rPr>
+          <w:rFonts w:ascii="Garamond" w:hAnsi="Garamond"/>
+          <w:iCs/>
+          <w:sz w:val="44"/>
+          <w:szCs w:val="44"/>
+        </w:rPr>
+      </w:pPr>
+    </w:p>
+    <w:p>
+      <w:pPr>
+        <w:spacing w:after="0" w:line="240" w:lineRule="auto"/>
+        <w:rPr>
+          <w:rFonts w:ascii="Garamond" w:hAnsi="Garamond"/>
+          <w:iCs/>
+          <w:sz w:val="44"/>
+          <w:szCs w:val="44"/>
+        </w:rPr>
+      </w:pPr>
+    </w:p>
+    <w:p>
+      <w:pPr>
+        <w:pStyle w:val="CSP-ChapterTitle"/>
+        <w:rPr>
+          <w:rFonts w:ascii="Garamond" w:hAnsi="Garamond"/>
+        </w:rPr>
+      </w:pPr>
+      <w:r>
+        <w:rPr>
+          <w:rFonts w:ascii="Garamond" w:hAnsi="Garamond"/>
+        </w:rPr>
+        <w:t>2</w:t>
+      </w:r>
+      <w:r>
+        <w:rPr>
+          <w:rFonts w:ascii="Garamond" w:hAnsi="Garamond"/>
+        </w:rPr>
+        <w:t>4</w:t>
+      </w:r>
+      <w:r>
+        <w:rPr>
+          <w:rFonts w:ascii="Garamond" w:hAnsi="Garamond"/>
+        </w:rPr>
+        <w:t>.</w:t>
+      </w:r>
+      <w:r>
+        <w:rPr>
+          <w:rFonts w:ascii="Garamond" w:hAnsi="Garamond"/>
+        </w:rPr>
+        <w:t xml:space="preserve"> </w:t>
+      </w:r>
+      <w:r>
+        <w:rPr>
+          <w:rFonts w:ascii="Garamond" w:hAnsi="Garamond"/>
+        </w:rPr>
+        <w:t>A 4,000-Mile Road Trip</w:t>
+      </w:r>
+    </w:p>
+    <w:p>
+      <w:pPr>
+        <w:spacing w:after="0" w:line="240" w:lineRule="auto"/>
+        <w:jc w:val="center"/>
+        <w:rPr>
+          <w:rFonts w:ascii="Garamond" w:hAnsi="Garamond"/>
+          <w:iCs/>
+          <w:sz w:val="24"/>
+          <w:szCs w:val="24"/>
+        </w:rPr>
+      </w:pPr>
+    </w:p>
+    <w:p>
+      <w:pPr>
+        <w:spacing w:after="0" w:line="240" w:lineRule="auto"/>
+        <w:jc w:val="center"/>
+        <w:rPr>
+          <w:rFonts w:ascii="Garamond" w:hAnsi="Garamond"/>
+          <w:b/>
+          <w:iCs/>
+          <w:sz w:val="24"/>
+          <w:szCs w:val="24"/>
+        </w:rPr>
+      </w:pPr>
+    </w:p>
+    <w:p>
+      <w:pPr>
+        <w:pStyle w:val="CSP-ChapterBodyText-FirstParagraph"/>
+        <w:rPr>
+          <w:i/>
+          <w:iCs w:val="0"/>
+        </w:rPr>
+      </w:pPr>
+      <w:r>
+        <w:rPr>
+          <w:i/>
+          <w:iCs w:val="0"/>
+        </w:rPr>
+        <w:t>Austin, Texas</w:t>
+      </w:r>
+    </w:p>
+    <w:p>
+      <w:pPr>
+        <w:pStyle w:val="CSP-ChapterBodyText-FirstParagraph"/>
+      </w:pPr>
+      <w:r>
+        <w:rPr>
+          <w:i/>
+          <w:iCs w:val="0"/>
+        </w:rPr>
+        <w:t>June 3</w:t>
+      </w:r>
+      <w:r>
+        <w:rPr>
+          <w:i/>
+          <w:iCs w:val="0"/>
+        </w:rPr>
+        <w:t>, 1997</w:t>
+      </w:r>
+    </w:p>
+    <w:p>
+      <w:pPr>
+        <w:pStyle w:val="CSP-ChapterBodyText-FirstParagraph"/>
+      </w:pPr>
+    </w:p>
+    <w:p>
+      <w:pPr>
+        <w:pStyle w:val="CSP-ChapterBodyText-FirstParagraph"/>
+      </w:pPr>
+    </w:p>
+    <w:p>
+      <w:pPr>
+        <w:pStyle w:val="CSP-ChapterBodyText"/>
+      </w:pPr>
+      <w:r>
+        <w:t>Dear Dad and Mom,</w:t>
+      </w:r>
+    </w:p>
+    <w:p>
+      <w:pPr>
+        <w:pStyle w:val="CSP-ChapterBodyText"/>
+      </w:pPr>
+    </w:p>
+    <w:p>
+      <w:pPr>
+        <w:pStyle w:val="CSP-ChapterBodyText"/>
+      </w:pPr>
+      <w:r>
         <w:t xml:space="preserve">I’ve been back from my road trip for a few days now. In just seven days, </w:t>
       </w:r>
       <w:r>
@@ -11264,7 +11811,7 @@
         <w:rPr>
           <w:rStyle w:val="FootnoteReference"/>
         </w:rPr>
-        <w:footnoteReference w:id="28"/>
+        <w:footnoteReference w:id="30"/>
       </w:r>
       <w:r>
         <w:t xml:space="preserve"> </w:t>
@@ -11454,7 +12001,7 @@
         <w:rPr>
           <w:rFonts w:ascii="Garamond" w:hAnsi="Garamond"/>
         </w:rPr>
-        <w:t>4</w:t>
+        <w:t>5</w:t>
       </w:r>
       <w:r>
         <w:rPr>
@@ -11716,7 +12263,7 @@
         <w:rPr>
           <w:rFonts w:ascii="Garamond" w:hAnsi="Garamond"/>
         </w:rPr>
-        <w:t>5</w:t>
+        <w:t>6</w:t>
       </w:r>
       <w:r>
         <w:rPr>
@@ -14816,6 +15363,44 @@
     </w:p>
   </w:footnote>
   <w:footnote w:id="28">
+    <w:p>
+      <w:pPr>
+        <w:pStyle w:val="FootnoteText"/>
+      </w:pPr>
+      <w:r>
+        <w:rPr>
+          <w:rStyle w:val="FootnoteReference"/>
+        </w:rPr>
+        <w:footnoteRef/>
+      </w:r>
+      <w:r>
+        <w:t xml:space="preserve"> </w:t>
+      </w:r>
+      <w:r>
+        <w:t>The Illegal Immigration Reform and Immigrant Responsibility Act of 1996 (IIRIRA) was signed into law on September 30, 1996. Most of its major provisions took effect on April 1, 1997. The law significantly expanded immigration enforcement and overhauled many aspects of U.S. immigration law, raising concerns among many immigrants and international students.</w:t>
+      </w:r>
+    </w:p>
+  </w:footnote>
+  <w:footnote w:id="29">
+    <w:p>
+      <w:pPr>
+        <w:pStyle w:val="FootnoteText"/>
+      </w:pPr>
+      <w:r>
+        <w:rPr>
+          <w:rStyle w:val="FootnoteReference"/>
+        </w:rPr>
+        <w:footnoteRef/>
+      </w:r>
+      <w:r>
+        <w:t xml:space="preserve"> </w:t>
+      </w:r>
+      <w:r>
+        <w:t>Before GPS became commonplace, people relied on paper maps for navigation. On long trips, it was often helpful to have a passenger read the map while the driver kept their eyes on the road.</w:t>
+      </w:r>
+    </w:p>
+  </w:footnote>
+  <w:footnote w:id="30">
     <w:p>
       <w:pPr>
         <w:pStyle w:val="FootnoteText"/>

--- a/letters_from_usa/book.docx
+++ b/letters_from_usa/book.docx
@@ -407,7 +407,16 @@
         <w:t xml:space="preserve">cut </w:t>
       </w:r>
       <w:r>
-        <w:t>open and numbered. They were 56 letters I had written home between 1995 and 2001.</w:t>
+        <w:t xml:space="preserve">open and numbered. They were </w:t>
+      </w:r>
+      <w:r>
+        <w:t>fifty-six</w:t>
+      </w:r>
+      <w:r>
+        <w:t xml:space="preserve"> </w:t>
+      </w:r>
+      <w:r>
+        <w:t>letters I had written home between 1995 and 2001.</w:t>
       </w:r>
     </w:p>
     <w:p>
@@ -3368,7 +3377,13 @@
         <w:pStyle w:val="CSP-ChapterBodyText"/>
       </w:pPr>
       <w:r>
-        <w:t xml:space="preserve">I woke up around 10:00 this morning and had some milk, bagels, and a banana for breakfast. After noon, jet lag hit me and I felt so sleepy that I went right back to bed, so I didn't get much done today. Tomorrow morning, I plan to go to the department and see the secretary. </w:t>
+        <w:t xml:space="preserve">I woke up around 10:00 this morning and had some milk, bagels, and a banana for breakfast. After noon, jet lag hit me and I felt so sleepy </w:t>
+      </w:r>
+      <w:r>
+        <w:t>I went right back to bed and didn't get much done today.</w:t>
+      </w:r>
+      <w:r>
+        <w:t xml:space="preserve"> Tomorrow morning, I plan to go to the department and see the secretary. </w:t>
       </w:r>
     </w:p>
     <w:p>
@@ -3415,7 +3430,7 @@
         <w:pStyle w:val="CSP-ChapterBodyText"/>
       </w:pPr>
       <w:r>
-        <w:t>Evening of 08/17/95</w:t>
+        <w:t>08/17/95</w:t>
       </w:r>
     </w:p>
     <w:p>
@@ -3532,7 +3547,13 @@
         <w:pStyle w:val="CSP-ChapterBodyText"/>
       </w:pPr>
       <w:r>
-        <w:t>Last night, a classmate drove me to the supermarket to get some groceries. Usually, people here buy a whole week's worth of food at once. The supermarket is massive; it feels like they have absolutely everything. I bought 13 items for $12, which still feels very cheap.</w:t>
+        <w:t xml:space="preserve">Last night, a classmate drove me to the supermarket to get some groceries. Usually, people here buy a whole week's worth of food at once. The supermarket is massive; it feels like they have absolutely everything. I bought </w:t>
+      </w:r>
+      <w:r>
+        <w:t>thirteen</w:t>
+      </w:r>
+      <w:r>
+        <w:t xml:space="preserve"> items for $12, which still feels very cheap.</w:t>
       </w:r>
     </w:p>
     <w:p>
@@ -3738,7 +3759,13 @@
         <w:t xml:space="preserve"> </w:t>
       </w:r>
       <w:r>
-        <w:t>temporarily at someone’s apartment. I’ll be moving into my own place in a day or two, and then you’ll finally be able to write to me there. The new apartment is completely unfurnished; I will have to buy everything myself, including essentials like a bed, a table and a chair. I may also need to get a phone</w:t>
+        <w:t>temporarily at someone’s apartment. I’ll be moving into my own place in a day or two, and then you’ll finally be able to write to me there. The new apartment is completely unfurnished; I will have to buy everything myself, including essentials like a bed, a table</w:t>
+      </w:r>
+      <w:r>
+        <w:t>,</w:t>
+      </w:r>
+      <w:r>
+        <w:t xml:space="preserve"> and a chair. I may also need to get a phone</w:t>
       </w:r>
       <w:r>
         <w:rPr>
@@ -3779,11 +3806,11 @@
         <w:pStyle w:val="CSP-ChapterBodyText"/>
       </w:pPr>
       <w:r>
-        <w:t xml:space="preserve">I’m taking three classes this semester, and they are all in the afternoon. On top of that, I’ll be working as a TA (Teaching Assistant), so I expect this semester will be quite busy. To meet the requirements for interacting with students as a TA, I had to take an oral English exam, and I just barely passed. Hai took the same exam last year and failed. He retook it this year and </w:t>
+        <w:t xml:space="preserve">I’m taking three classes this semester, and they are all in the afternoon. On top of that, I’ll be working as a TA (Teaching Assistant), so I expect this semester will be quite busy. To meet the requirements for interacting with students as a TA, I had to take an oral English exam, and I just barely passed. Hai took the same exam last year and failed. He retook it this year and received a conditional pass, meaning he has to take an English </w:t>
       </w:r>
       <w:r>
         <w:lastRenderedPageBreak/>
-        <w:t xml:space="preserve">received a conditional pass, meaning he has to take an English course this semester. The department has already assigned me to a class, and tomorrow I’m going to apply for office space. </w:t>
+        <w:t xml:space="preserve">course this semester. The department has already assigned me to a class, and tomorrow I’m going to apply for office space. </w:t>
       </w:r>
     </w:p>
     <w:p>
@@ -3937,11 +3964,11 @@
         <w:pStyle w:val="CSP-ChapterBodyText"/>
       </w:pPr>
       <w:r>
-        <w:t xml:space="preserve">You can use this address to write to me from now on. I’m not especially thrilled with the place; the air conditioner is quite noisy. My share of the rent is $250 a month. It’s a two-bedroom apartment, and another Chinese student lives in the other room. Around here, it's pretty much standard for Chinese students to room together. Yesterday I spent $15 on a large </w:t>
+        <w:t xml:space="preserve">You can use this address to write to me from now on. I’m not especially thrilled with the place; the air conditioner is quite noisy. My share of the rent is $250 a month. It’s a two-bedroom apartment, and another Chinese student lives in the other room. Around here, it's pretty much standard for Chinese students to room together. Yesterday I spent $15 on a large table I bought from a neighbor. It’s in pretty good shape, but </w:t>
       </w:r>
       <w:r>
         <w:lastRenderedPageBreak/>
-        <w:t>table I bought from a neighbor. It’s in pretty good shape, but since I don’t have a chair yet, I’m actually standing up as I write this letter to you. At night, I just spread a bedsheet on the carpet and sleep there.</w:t>
+        <w:t>since I don’t have a chair yet, I’m actually standing up as I write this letter to you. At night, I just spread a bedsheet on the carpet and sleep there.</w:t>
       </w:r>
     </w:p>
     <w:p>
@@ -4337,7 +4364,13 @@
         <w:footnoteReference w:id="8"/>
       </w:r>
       <w:r>
-        <w:t xml:space="preserve"> Please look into it, since it might be more economical. I’ve heard that calling China from the U.S. after 8:00 p.m. costs only 70 cents a minute. What </w:t>
+        <w:t xml:space="preserve"> Please look into it, since it might be more economical. I’ve heard that calling China from the U.S. after 8:00 p.m. costs only </w:t>
+      </w:r>
+      <w:r>
+        <w:t>seventy</w:t>
+      </w:r>
+      <w:r>
+        <w:t xml:space="preserve"> cents a minute. What </w:t>
       </w:r>
       <w:r>
         <w:t>is</w:t>
@@ -4878,7 +4911,13 @@
         <w:pStyle w:val="CSP-ChapterBodyText"/>
       </w:pPr>
       <w:r>
-        <w:t>09/27, 1:00 a.m.</w:t>
+        <w:t>09/27</w:t>
+      </w:r>
+      <w:r>
+        <w:t xml:space="preserve"> at</w:t>
+      </w:r>
+      <w:r>
+        <w:t xml:space="preserve"> 1:00 a.m.</w:t>
       </w:r>
     </w:p>
     <w:p>
@@ -5376,11 +5415,11 @@
       </w:r>
       <w:proofErr w:type="gramEnd"/>
       <w:r>
-        <w:t xml:space="preserve"> if possible, I’d really like to move somewhere else and get an American roommate. It would force me to speak English every day and help me gain a better understanding of American culture. The university’s International Office runs a program called PALS (Partnerships to Advance Language Study), which pairs international students with Americans to build friendships and practice language skills. I signed up and was paired with </w:t>
+        <w:t xml:space="preserve"> if possible, I’d really like to move somewhere else and get an American roommate. It would force me to speak English every day and help me gain a better understanding of American culture. The university’s International Office runs a program called PALS (Partnerships to Advance Language Study), which pairs international students with Americans to build friendships and practice language skills. I signed up and was paired with Sarah. We meet once a week just to chat, and we've been doing </w:t>
       </w:r>
       <w:r>
         <w:lastRenderedPageBreak/>
-        <w:t xml:space="preserve">Sarah. We meet once a week just to chat, and we've been doing it for about </w:t>
+        <w:t xml:space="preserve">it for about </w:t>
       </w:r>
       <w:r>
         <w:t>four</w:t>
@@ -5519,6 +5558,7 @@
         <w:pStyle w:val="CSP-ChapterBodyText"/>
       </w:pPr>
       <w:r>
+        <w:lastRenderedPageBreak/>
         <w:t>Chun</w:t>
       </w:r>
       <w:r>
@@ -6155,9 +6195,12 @@
       <w:r>
         <w:t xml:space="preserve"> in all three of my classes this semester, which I pretty much expected. It definitely gives me a lot more confidence about my coursework going forward. I’ll be taking another three classes next semester. I don't know what class I’ll be </w:t>
       </w:r>
+      <w:r>
+        <w:t>TA-</w:t>
+      </w:r>
       <w:proofErr w:type="spellStart"/>
       <w:r>
-        <w:t>TAing</w:t>
+        <w:t>ing</w:t>
       </w:r>
       <w:proofErr w:type="spellEnd"/>
       <w:r>
@@ -6611,9 +6654,12 @@
       <w:r>
         <w:t xml:space="preserve">Winter break is just about over, and classes officially start on the 16th, so things are about to get busy again. Next semester, I’ll be </w:t>
       </w:r>
+      <w:r>
+        <w:t>TA-</w:t>
+      </w:r>
       <w:proofErr w:type="spellStart"/>
       <w:r>
-        <w:t>TAing</w:t>
+        <w:t>ing</w:t>
       </w:r>
       <w:proofErr w:type="spellEnd"/>
       <w:r>
@@ -6630,7 +6676,19 @@
         <w:pStyle w:val="CSP-ChapterBodyText"/>
       </w:pPr>
       <w:r>
-        <w:t>Yesterday, I spent two hours chatting online with Weihai, typing messages back and forth. Watching the words appear and jump onto the screen in real time felt almost magical—like we were talking face-to-face, even though we were a thousand miles apart. He’s only been in the U.S. for a few months but already dropped $900 on a used car and gotten his driver's license. He and his girlfriend back in China ended up breaking up. He told me he gets really lonely whenever he has nothing to do. His roommate is also American, and he mentioned that every time he fries fish, his roommate jumps out and cries, "Are you trying to kill me?" Needless to say, he doesn't eat much fish anymore. He’s decided not to finish his Ph.D. and plans to get his Master's and then look for a job.</w:t>
+        <w:t xml:space="preserve">Yesterday, I spent two hours chatting online with Weihai, typing messages back and forth. Watching the words appear and jump onto the screen in real time felt almost magical—like we were talking face-to-face, even though we were a thousand miles apart. He’s only been in the U.S. for a few months but already dropped $900 on a used car and gotten his driver's license. He and his girlfriend back in China ended up breaking up. He told me he gets really lonely whenever he has nothing to do. His roommate is also American, and he mentioned that every time he fries fish, his roommate jumps out and cries, "Are you trying to kill me?" Needless to say, he doesn't eat much fish anymore. He’s decided not to finish his Ph.D. and plans to get his </w:t>
+      </w:r>
+      <w:r>
+        <w:t>m</w:t>
+      </w:r>
+      <w:r>
+        <w:t xml:space="preserve">aster's </w:t>
+      </w:r>
+      <w:r>
+        <w:t xml:space="preserve">degree </w:t>
+      </w:r>
+      <w:r>
+        <w:t>and then look for a job.</w:t>
       </w:r>
     </w:p>
     <w:p>
@@ -7514,20 +7572,44 @@
         <w:pStyle w:val="CSP-ChapterBodyText"/>
       </w:pPr>
       <w:r>
-        <w:t xml:space="preserve">The semester ends in mid-May, and after a short break, the summer term begins in late May. We can either register for summer classes or take the summer off. Around this time, I need to decide whether I want to continue pursuing a Ph.D. If I decide not to continue and settle for a Master's degree instead, I need to start making plans right away. </w:t>
-      </w:r>
-    </w:p>
-    <w:p>
-      <w:pPr>
-        <w:pStyle w:val="CSP-ChapterBodyText"/>
-      </w:pPr>
-    </w:p>
-    <w:p>
-      <w:pPr>
-        <w:pStyle w:val="CSP-ChapterBodyText"/>
-      </w:pPr>
-      <w:r>
-        <w:t>Right now, I'm leaning toward just getting my Master’s and finding a job, but nothing is set in stone. The biggest problem is that I haven't found a research area that truly interests me. Most of the professors in the department work on topics that are much too theoretical for my taste.</w:t>
+        <w:t xml:space="preserve">The semester ends in mid-May, and after a short break, the summer term begins in late May. We can either register for summer classes or take the summer off. Around this time, I need to decide whether I want to continue pursuing a Ph.D. If I decide not to continue and settle for a </w:t>
+      </w:r>
+      <w:r>
+        <w:t>m</w:t>
+      </w:r>
+      <w:r>
+        <w:t>aster</w:t>
+      </w:r>
+      <w:r>
+        <w:t>’</w:t>
+      </w:r>
+      <w:r>
+        <w:t xml:space="preserve">s degree instead, I need to start making plans right away. </w:t>
+      </w:r>
+    </w:p>
+    <w:p>
+      <w:pPr>
+        <w:pStyle w:val="CSP-ChapterBodyText"/>
+      </w:pPr>
+    </w:p>
+    <w:p>
+      <w:pPr>
+        <w:pStyle w:val="CSP-ChapterBodyText"/>
+      </w:pPr>
+      <w:r>
+        <w:t xml:space="preserve">Right now, I'm leaning toward just getting my </w:t>
+      </w:r>
+      <w:r>
+        <w:t>m</w:t>
+      </w:r>
+      <w:r>
+        <w:t>aster’s</w:t>
+      </w:r>
+      <w:r>
+        <w:t xml:space="preserve"> degree</w:t>
+      </w:r>
+      <w:r>
+        <w:t xml:space="preserve"> and finding a job, but nothing is set in stone. The biggest problem is that I haven't found a research area that truly interests me. Most of the professors in the department work on topics that are much too theoretical for my taste.</w:t>
       </w:r>
     </w:p>
     <w:p>
@@ -7555,17 +7637,20 @@
       <w:r>
         <w:t xml:space="preserve">In the best-case scenario, I'd find a summer internship. Otherwise, I'll probably just have to register for one class and continue working as a TA. While </w:t>
       </w:r>
+      <w:r>
+        <w:t>TA-</w:t>
+      </w:r>
       <w:proofErr w:type="spellStart"/>
       <w:r>
-        <w:t>TAing</w:t>
+        <w:t>ing</w:t>
       </w:r>
       <w:proofErr w:type="spellEnd"/>
       <w:r>
-        <w:t xml:space="preserve"> provides some income, taking a class means paying tuition and fees, and I'd miss the opportunity to gain real work experience. I probably didn't plan ahead well enough, and I wasn't aggressive enough in looking </w:t>
+        <w:t xml:space="preserve"> provides some income, taking a class means paying tuition and fees, and I'd miss the opportunity to gain real work experience. I probably didn't plan ahead well enough, and I wasn't aggressive enough </w:t>
       </w:r>
       <w:r>
         <w:lastRenderedPageBreak/>
-        <w:t>for summer jobs, which is why I haven't had any luck so far.</w:t>
+        <w:t>in looking for summer jobs, which is why I haven't had any luck so far.</w:t>
       </w:r>
     </w:p>
     <w:p>
@@ -7799,7 +7884,19 @@
         <w:pStyle w:val="CSP-ChapterBodyText"/>
       </w:pPr>
       <w:r>
-        <w:t>Honestly, I got incredibly lucky this time. One of my high school classmates, who was also my classmate in college, graduated with his Master's last year and went to work at AT&amp;T Bell Labs. Two weeks ago, coincidentally, he sent out an email to everyone saying there was an opening for a permanent position and asking if anyone was interested. I replied and told him I was actually looking for a summer internship. He said it might be possible and asked me to send over my resume. I never expected it to actually work out, but yesterday someone from Bell Labs called me for an interview and asked a few questions. Today, my classmate told me everything was set. Because he recommended me, the whole process went much more smoothly.</w:t>
+        <w:t xml:space="preserve">Honestly, I got incredibly lucky this time. One of my high school classmates, who was also my classmate in college, graduated with his </w:t>
+      </w:r>
+      <w:r>
+        <w:t>m</w:t>
+      </w:r>
+      <w:r>
+        <w:t xml:space="preserve">aster's </w:t>
+      </w:r>
+      <w:r>
+        <w:t xml:space="preserve">degree </w:t>
+      </w:r>
+      <w:r>
+        <w:t>last year and went to work at AT&amp;T Bell Labs. Two weeks ago, coincidentally, he sent out an email to everyone saying there was an opening for a permanent position and asking if anyone was interested. I replied and told him I was actually looking for a summer internship. He said it might be possible and asked me to send over my resume. I never expected it to actually work out, but yesterday someone from Bell Labs called me for an interview and asked a few questions. Today, my classmate told me everything was set. Because he recommended me, the whole process went much more smoothly.</w:t>
       </w:r>
     </w:p>
     <w:p>
@@ -7857,7 +7954,19 @@
         <w:pStyle w:val="CSP-ChapterBodyText"/>
       </w:pPr>
       <w:r>
-        <w:t>Regarding what we discussed in my last letter about pursuing a Ph.D., that will likely settle itself in a few months. I plan to talk things over with my friends up there. If I get a taste of an industry job and don't like it, I might decide to pursue a Ph.D. and focus on research. On the other hand, if I really enjoy working, I'll just finish my Master's and head straight into the workforce.</w:t>
+        <w:t xml:space="preserve">Regarding what we discussed in my last letter about pursuing a Ph.D., that will likely settle itself in a few months. I plan to talk things over with my friends up there. If I get a taste of an industry job and don't like it, I might decide to pursue a Ph.D. and focus on research. On the other hand, if I really enjoy working, I'll just finish my </w:t>
+      </w:r>
+      <w:r>
+        <w:t>m</w:t>
+      </w:r>
+      <w:r>
+        <w:t xml:space="preserve">aster's </w:t>
+      </w:r>
+      <w:r>
+        <w:t xml:space="preserve">degree </w:t>
+      </w:r>
+      <w:r>
+        <w:t>and head straight into the workforce.</w:t>
       </w:r>
     </w:p>
     <w:p>
@@ -8503,11 +8612,11 @@
         <w:pStyle w:val="CSP-ChapterBodyText"/>
       </w:pPr>
       <w:r>
-        <w:t xml:space="preserve">I’ve been at my job for a little over three weeks now. I get up at 8:00 in the morning to head into work with Jim, usually grab lunch at the office, and get back home in the evening. It’s an eight-hour workday, but nobody really micro-manages things. </w:t>
+        <w:t xml:space="preserve">I’ve been at my job for a little over three weeks now. I get up at 8:00 in the morning to head into work with Jim, usually grab lunch at the office, and get back home in the evening. It’s an eight-hour workday, but nobody really micro-manages things. It’s way more relaxed than a typical corporate job—honestly, it </w:t>
       </w:r>
       <w:r>
         <w:lastRenderedPageBreak/>
-        <w:t xml:space="preserve">It’s way more relaxed than a typical corporate job—honestly, it feels more like being at a university. My coworkers are incredibly nice, and the workload is manageable. I’m confident I can handle the projects. Working during the day also means my evenings are actually free now, which is a nice change from my student days when I always had to read and do homework at night. </w:t>
+        <w:t xml:space="preserve">feels more like being at a university. My coworkers are incredibly nice, and the workload is manageable. I’m confident I can handle the projects. Working during the day also means my evenings are actually free now, which is a nice change from my student days when I always had to read and do homework at night. </w:t>
       </w:r>
     </w:p>
     <w:p>
@@ -8558,11 +8667,11 @@
         <w:pStyle w:val="CSP-ChapterBodyText"/>
       </w:pPr>
       <w:r>
-        <w:t xml:space="preserve">She emailed me a while back to tell me that Maryland offered her a scholarship, but that UT was still her top choice and asked if I could look into her admission status here. I went to the department to ask around, but they said they never received her application file from the International Office. Apparently, applications go there first for processing before being forwarded to the departments for review. When I asked what the hold-up was, they told me it was likely a "backlog," meaning a pile-up of paperwork they haven't gotten to yet. They weren’t </w:t>
+        <w:t xml:space="preserve">She emailed me a while back to tell me that Maryland offered her a scholarship, but that UT was still her top choice and asked if I could look into her admission status here. I went to the department to ask around, but they said they never received her application file from the International Office. Apparently, applications go there first for processing before being forwarded to the departments for review. When I asked what the hold-up was, they told me it was likely a "backlog," meaning a pile-up of paperwork they haven't gotten to yet. They weren’t really supposed to tell me that, since it's a private matter and </w:t>
       </w:r>
       <w:r>
         <w:lastRenderedPageBreak/>
-        <w:t>really supposed to tell me that, since it's a private matter and third parties aren't allowed to nose around. Honestly, I don't think things are going to work out between the two of us, so please don't get your hopes up.</w:t>
+        <w:t>third parties aren't allowed to nose around. Honestly, I don't think things are going to work out between the two of us, so please don't get your hopes up.</w:t>
       </w:r>
     </w:p>
     <w:p>
@@ -9528,7 +9637,7 @@
         <w:pStyle w:val="CSP-ChapterBodyText"/>
       </w:pPr>
       <w:r>
-        <w:t xml:space="preserve">Since I returned to Austin, we've started hanging out in person. She has sandy-blonde hair tied back into a ponytail, and always seems to sport the unofficial uniform of a Texas college girl—shorts and a T-shirt. She's very down-to-earth and unpretentious, which I find especially refreshing. She’s also very athletic and played on her high school varsity teams in basketball, volleyball, softball, and several other sports. </w:t>
+        <w:t xml:space="preserve">Since I returned to Austin, we've started hanging out in person. She has sandy-blonde hair tied back into a ponytail and always seems to sport the unofficial uniform of a Texas college girl—shorts and a T-shirt. She's very down-to-earth and unpretentious, which I find especially refreshing. She’s also very athletic and played on her high school varsity teams in basketball, volleyball, softball, and several other sports. </w:t>
       </w:r>
     </w:p>
     <w:p>
@@ -10050,7 +10159,13 @@
         <w:pStyle w:val="CSP-ChapterBodyText"/>
       </w:pPr>
       <w:r>
-        <w:t>I’ve been pretty overwhelmed lately. Besides my own classes, I’ve been busy working as a TA—grading homework and projects, and answering students' questions. Every time I finish grading a project, plenty of students complain about their scores and flood my inbox with emails. It is incredibly frustrating; at its worst, I receive over a dozen of these emails a day. On top of that, I’ve started looking for a job and have already had a few interviews, all of them conducted on campus. No news yet, but that’s normal. Companies typically require two rounds of interviews—the first one on campus and a second one on-site at the company. If I decide to graduate with just my Master’s degree, I’ll be finishing up next May. The bulk of interviewing will take place next year; this year is really just an opportunity to get some practice in.</w:t>
+        <w:t xml:space="preserve">I’ve been pretty overwhelmed lately. Besides my own classes, I’ve been busy working as a TA—grading homework and projects, and answering students' questions. Every time I finish grading a project, plenty of students complain about their scores and flood my inbox with emails. It is incredibly frustrating; at its worst, I receive over a dozen of these emails a day. On top of that, I’ve started looking for a job and have already had a few interviews, all of them conducted on campus. No news yet, but that’s normal. Companies typically require two rounds of interviews—the first one on campus and a second one on-site at the company. If I decide to graduate with just my </w:t>
+      </w:r>
+      <w:r>
+        <w:t>m</w:t>
+      </w:r>
+      <w:r>
+        <w:t>aster’s degree, I’ll be finishing up next May. The bulk of interviewing will take place next year; this year is really just an opportunity to get some practice in.</w:t>
       </w:r>
     </w:p>
     <w:p>
@@ -10302,7 +10417,13 @@
         <w:pStyle w:val="CSP-ChapterBodyText"/>
       </w:pPr>
       <w:r>
-        <w:t>I received both of your letters a while ago, but I just haven’t been able to find the time to write back. I’m really sorry. I've been busy with one thing after another, although sometimes I'm not even sure what I've been so busy doing.</w:t>
+        <w:t xml:space="preserve">I received both of your letters a while ago, but I just haven’t been able to find the time to write back. I’m really sorry. I've been busy with one thing after another, although sometimes </w:t>
+      </w:r>
+      <w:r>
+        <w:t>I'm not even sure what I've been so busy with</w:t>
+      </w:r>
+      <w:r>
+        <w:t>.</w:t>
       </w:r>
     </w:p>
     <w:p>
@@ -11060,24 +11181,33 @@
         <w:pStyle w:val="CSP-ChapterBodyText"/>
       </w:pPr>
       <w:r>
-        <w:t>I’m officially graduating in a little over a month. I’ve already taken care of all the necessary paperwork, including applying for graduation and filing for my work authorization (OPT). These are all standard administrative procedures, so there shouldn't be any problems. Graduation is around the middle of May, but I expect to have everything wrapped up by early May.</w:t>
-      </w:r>
-    </w:p>
-    <w:p>
-      <w:pPr>
-        <w:pStyle w:val="CSP-ChapterBodyText"/>
-      </w:pPr>
-    </w:p>
-    <w:p>
-      <w:pPr>
-        <w:pStyle w:val="CSP-ChapterBodyText"/>
-      </w:pPr>
-      <w:r>
-        <w:t xml:space="preserve">That said, I don’t plan on heading out to New York right away. For one thing, I need to wait for my diploma and work authorization to arrive. Besides, I have a lot of friends here in Austin, so it's a bit more fun here. I’ll probably wait until mid- or late June before making the move. Finding an apartment in New York or New Jersey is going to be a bit of a challenge. I may ask some friends to help me look, or I might stay with a </w:t>
+        <w:t>I’m officially graduating in a little over a month. I’ve already taken care of all the necessary paperwork, including applying for graduation and filing for my work authorization (OPT</w:t>
+      </w:r>
+      <w:r>
+        <w:rPr>
+          <w:rStyle w:val="FootnoteReference"/>
+        </w:rPr>
+        <w:footnoteReference w:id="27"/>
+      </w:r>
+      <w:r>
+        <w:t>). These are all standard administrative procedures, so there shouldn't be any problems. Graduation is around the middle of May, but I expect to have everything wrapped up by early May.</w:t>
+      </w:r>
+    </w:p>
+    <w:p>
+      <w:pPr>
+        <w:pStyle w:val="CSP-ChapterBodyText"/>
+      </w:pPr>
+    </w:p>
+    <w:p>
+      <w:pPr>
+        <w:pStyle w:val="CSP-ChapterBodyText"/>
+      </w:pPr>
+      <w:r>
+        <w:t xml:space="preserve">That said, I don’t plan on heading out to New York right away. For one thing, I need to wait for my diploma and work authorization to arrive. Besides, I have a lot of friends here in Austin, so it's a bit more fun here. I’ll probably wait until mid- or late June before making the move. Finding an apartment in New York or New Jersey is going to be a bit of a challenge. I </w:t>
       </w:r>
       <w:r>
         <w:lastRenderedPageBreak/>
-        <w:t>friend for a while after I get there and search for a place myself. Either way, I'm sure everything will work out in the end, so please don't worry too much.</w:t>
+        <w:t>may ask some friends to help me look, or I might stay with a friend for a while after I get there and search for a place myself. Either way, I'm sure everything will work out in the end, so please don't worry too much.</w:t>
       </w:r>
     </w:p>
     <w:p>
@@ -11096,7 +11226,7 @@
         <w:rPr>
           <w:rStyle w:val="FootnoteReference"/>
         </w:rPr>
-        <w:footnoteReference w:id="27"/>
+        <w:footnoteReference w:id="28"/>
       </w:r>
       <w:r>
         <w:t xml:space="preserve"> I think next year would be the perfect time. By then, I’ll be completely settled into my new environment, finances won't be a problem, and I’ll be able to take some time off to show you around. Please plan to dip into your savings for this trip. It simply wouldn't make much sense for you to spend your hard-earned money coming all this way. I'll take care of all the expenses related to your visit, so you won't need to worry about a thing.</w:t>
@@ -11191,19 +11321,7 @@
         <w:rPr>
           <w:rFonts w:ascii="Garamond" w:hAnsi="Garamond"/>
         </w:rPr>
-        <w:t>2</w:t>
-      </w:r>
-      <w:r>
-        <w:rPr>
-          <w:rFonts w:ascii="Garamond" w:hAnsi="Garamond"/>
-        </w:rPr>
-        <w:t>3</w:t>
-      </w:r>
-      <w:r>
-        <w:rPr>
-          <w:rFonts w:ascii="Garamond" w:hAnsi="Garamond"/>
-        </w:rPr>
-        <w:t>.</w:t>
+        <w:t>23.</w:t>
       </w:r>
       <w:r>
         <w:rPr>
@@ -11339,7 +11457,7 @@
         <w:rPr>
           <w:rStyle w:val="FootnoteReference"/>
         </w:rPr>
-        <w:footnoteReference w:id="28"/>
+        <w:footnoteReference w:id="29"/>
       </w:r>
       <w:r>
         <w:t xml:space="preserve"> that took effect this month. Please don't worry about it. The law is mainly aimed at illegal immigrants. As long as international students follow the rules, we're here legally on F-1 visas. After graduation, we're allowed to stay in the United States for one year. If we change to H-1B status during that time, we can continue working legally for several more years. While we're working, we can apply for a green card. Once that's approved, we're all set. For graduate students like us, America isn't going to kick us out. It wouldn't be in the country's best interest.</w:t>
@@ -11428,7 +11546,7 @@
         <w:rPr>
           <w:rStyle w:val="FootnoteReference"/>
         </w:rPr>
-        <w:footnoteReference w:id="29"/>
+        <w:footnoteReference w:id="30"/>
       </w:r>
       <w:r>
         <w:t xml:space="preserve"> </w:t>
@@ -11766,7 +11884,13 @@
         <w:pStyle w:val="CSP-ChapterBodyText"/>
       </w:pPr>
       <w:r>
-        <w:t xml:space="preserve">As for the sights, the Painted Desert is an area where the terrain displays these beautiful, layered colors due to mineral deposits and weathering. The Petrified Forest doesn't actually have standing trees anymore; they’ve all turned into stone fossils and lie scattered across the ground. We arrived at Las Vegas after 1:00 in the morning and spent a couple of hours wandering through the casinos, right when the Strip was at its liveliest. You have to be at least 21 to gamble over here, and they can never seem to guess the age of Asian people. An elderly lady working at the cashier counter—the place where you exchange cash for gambling chips—asked how old I was. When I told her I was </w:t>
+        <w:t xml:space="preserve">As for the sights, the Painted Desert is an area where the terrain displays these beautiful, layered colors due to mineral deposits and weathering. The Petrified Forest doesn't actually have standing trees anymore; </w:t>
+      </w:r>
+      <w:r>
+        <w:t>they’ve all petrified into fossils and lie scattered across the ground</w:t>
+      </w:r>
+      <w:r>
+        <w:t xml:space="preserve">. We arrived at Las Vegas after 1:00 in the morning and spent a couple of hours wandering through the casinos, right when the Strip was at its liveliest. You have to be at least 21 to gamble over here, and they can never seem to guess the age of Asian people. An elderly lady working at the cashier counter—the place where you exchange cash for gambling chips—asked how old I was. When I told her I was </w:t>
       </w:r>
       <w:r>
         <w:lastRenderedPageBreak/>
@@ -11811,7 +11935,7 @@
         <w:rPr>
           <w:rStyle w:val="FootnoteReference"/>
         </w:rPr>
-        <w:footnoteReference w:id="30"/>
+        <w:footnoteReference w:id="31"/>
       </w:r>
       <w:r>
         <w:t xml:space="preserve"> </w:t>
@@ -11827,7 +11951,13 @@
         <w:pStyle w:val="CSP-ChapterBodyText"/>
       </w:pPr>
       <w:r>
-        <w:t>My official start date at the company has been pushed back to August 4th. The firm wrote to me asking for my undergraduate and graduate transcripts. Luckily, I still had copies of my transcripts from colleges on hand, so I mailed those off along with my UT ones. I pulled off straight A's again this semester, which means my final cumulative GPA for the two years is a perfect 4.0.</w:t>
+        <w:t xml:space="preserve">My official start date at the company has been pushed back to August 4th. The firm wrote to me asking for my undergraduate and graduate transcripts. Luckily, I still had copies of my transcripts from </w:t>
+      </w:r>
+      <w:r>
+        <w:t xml:space="preserve">Chinese </w:t>
+      </w:r>
+      <w:r>
+        <w:t>colleges on hand, so I mailed those off along with my UT ones. I pulled off straight A's again this semester, which means my final cumulative GPA for the two years is a perfect 4.0.</w:t>
       </w:r>
     </w:p>
     <w:p>
@@ -11852,7 +11982,22 @@
       </w:r>
       <w:r>
         <w:lastRenderedPageBreak/>
-        <w:t>August 11th to the 15th at a hotel right on Broadway—coincidentally, the very same hotel I stayed during my interview. The orientation is mainly intended to give us an overview of the firm's operations and allow us to get to know one another.</w:t>
+        <w:t xml:space="preserve">August 11th </w:t>
+      </w:r>
+      <w:r>
+        <w:t>through</w:t>
+      </w:r>
+      <w:r>
+        <w:t xml:space="preserve"> </w:t>
+      </w:r>
+      <w:r>
+        <w:t xml:space="preserve">the 15th at a hotel right on Broadway—coincidentally, the very same hotel I stayed </w:t>
+      </w:r>
+      <w:r>
+        <w:t xml:space="preserve">at </w:t>
+      </w:r>
+      <w:r>
+        <w:t>during my interview. The orientation is mainly intended to give us an overview of the firm's operations and allow us to get to know one another.</w:t>
       </w:r>
     </w:p>
     <w:p>
@@ -12372,7 +12517,13 @@
         <w:pStyle w:val="CSP-ChapterBodyText"/>
       </w:pPr>
       <w:r>
-        <w:t>I’ve finally moved into my own apartment! It’s actually pretty spacious. The neighborhood is really nice—it’s just a two-minute walk to a local park and driving to a nearby mall only takes a few minutes. There are also two huge Asian grocery stores nearby that carry just about every Chinese food item you could want—Edison has a large Chinese population.</w:t>
+        <w:t>I’ve finally moved into my own apartment! It’s actually pretty spacious. The neighborhood is really nice—it’s just a two-minute walk to a local park</w:t>
+      </w:r>
+      <w:r>
+        <w:t>,</w:t>
+      </w:r>
+      <w:r>
+        <w:t xml:space="preserve"> and driving to a nearby mall only takes a few minutes. There are also two huge Asian grocery stores nearby that carry just about every Chinese food item you could want—Edison has a large Chinese population.</w:t>
       </w:r>
     </w:p>
     <w:p>
@@ -12875,7 +13026,13 @@
         <w:pStyle w:val="CSP-ChapterBodyText"/>
       </w:pPr>
       <w:r>
-        <w:t>We ended up having lunch together at the Wendy's. I ordered just a burger. If I remember correctly, she ordered a meal with a baked potato. She carefully slit the potato open and topped it with butter, chives, cheese and bacon. She told me she had worked in sales at IBM China for a year before coming to Austin. She definitely looked more confident and polished than I did. After all, up to that point I had been nothing but a full-</w:t>
+        <w:t>We ended up having lunch together at the Wendy's. I ordered just a burger. If I remember correctly, she ordered a meal with a baked potato. She carefully slit the potato open and topped it with butter, chives, cheese</w:t>
+      </w:r>
+      <w:r>
+        <w:t>,</w:t>
+      </w:r>
+      <w:r>
+        <w:t xml:space="preserve"> and bacon. She told me she had worked in sales at IBM China for a year before coming to Austin. She definitely looked more confident and polished than I did. After all, up to that point I had been nothing but a full-</w:t>
       </w:r>
       <w:r>
         <w:lastRenderedPageBreak/>
@@ -12920,7 +13077,13 @@
         <w:pStyle w:val="CSP-ChapterBodyText"/>
       </w:pPr>
       <w:r>
-        <w:t xml:space="preserve">"Because every extra day costs me money I don’t have.” I replied. Not exactly the kind of line you find in movies. </w:t>
+        <w:t>"Because every extra day costs me money I don’t have</w:t>
+      </w:r>
+      <w:r>
+        <w:t>,</w:t>
+      </w:r>
+      <w:r>
+        <w:t xml:space="preserve">” I replied. Not exactly the kind of line you find in movies. </w:t>
       </w:r>
     </w:p>
     <w:p>
@@ -14811,7 +14974,13 @@
         <w:t xml:space="preserve"> </w:t>
       </w:r>
       <w:r>
-        <w:t>For readers who grew up with cell phones and smartphones, this was a landline telephone.</w:t>
+        <w:t>This refers to a landline telephone—for context, cell phones and</w:t>
+      </w:r>
+      <w:r>
+        <w:t xml:space="preserve"> </w:t>
+      </w:r>
+      <w:r>
+        <w:t>smartphones did not yet exist for ordinary consumers.</w:t>
       </w:r>
     </w:p>
   </w:footnote>
@@ -14922,13 +15091,7 @@
         <w:t xml:space="preserve"> </w:t>
       </w:r>
       <w:r>
-        <w:t xml:space="preserve">I was </w:t>
-      </w:r>
-      <w:r>
-        <w:t>referring</w:t>
-      </w:r>
-      <w:r>
-        <w:t xml:space="preserve"> to collect call, a telephone call where the recipient, rather than the person making the call, agrees to pay the charges.</w:t>
+        <w:t>I was referring to a collect call, a telephone call in which the recipient, rather than the caller, agrees to pay the charges.</w:t>
       </w:r>
     </w:p>
   </w:footnote>
@@ -15131,7 +15294,10 @@
         <w:t xml:space="preserve"> </w:t>
       </w:r>
       <w:r>
-        <w:t>When parents visited the United States, children who agreed to sponsor the trip were advised to provide evidence of financial resources in case consular officers requested proof that the visit could be supported financially.</w:t>
+        <w:t>When parents visited the United States, children who agreed to sponsor the trip were advised to provide evidence of financial resources, in case consular officers required</w:t>
+      </w:r>
+      <w:r>
+        <w:t xml:space="preserve"> proof of their ability to support the visit.</w:t>
       </w:r>
     </w:p>
   </w:footnote>
@@ -15219,7 +15385,13 @@
         <w:t xml:space="preserve"> </w:t>
       </w:r>
       <w:r>
-        <w:t>how fluid flow in and around objects.</w:t>
+        <w:t>how fluid flow</w:t>
+      </w:r>
+      <w:r>
+        <w:t>s</w:t>
+      </w:r>
+      <w:r>
+        <w:t xml:space="preserve"> in and around objects.</w:t>
       </w:r>
     </w:p>
   </w:footnote>
@@ -15358,7 +15530,7 @@
         <w:t xml:space="preserve"> </w:t>
       </w:r>
       <w:r>
-        <w:t>Due to the complexities and uncertainties of U.S. immigration law, traveling back to one's home country carried certain risk and was generally discouraged while on work visa.</w:t>
+        <w:t>Optional Practical Training is a period during which international students on an F-1 visa can work in the U.S. in a job related to their field of study.</w:t>
       </w:r>
     </w:p>
   </w:footnote>
@@ -15377,7 +15549,13 @@
         <w:t xml:space="preserve"> </w:t>
       </w:r>
       <w:r>
-        <w:t>The Illegal Immigration Reform and Immigrant Responsibility Act of 1996 (IIRIRA) was signed into law on September 30, 1996. Most of its major provisions took effect on April 1, 1997. The law significantly expanded immigration enforcement and overhauled many aspects of U.S. immigration law, raising concerns among many immigrants and international students.</w:t>
+        <w:t xml:space="preserve">Due to the complexities and uncertainties of U.S. immigration law, traveling back to one's home country carried certain risk and was generally discouraged while on </w:t>
+      </w:r>
+      <w:r>
+        <w:t xml:space="preserve">a </w:t>
+      </w:r>
+      <w:r>
+        <w:t>work visa.</w:t>
       </w:r>
     </w:p>
   </w:footnote>
@@ -15396,11 +15574,30 @@
         <w:t xml:space="preserve"> </w:t>
       </w:r>
       <w:r>
-        <w:t>Before GPS became commonplace, people relied on paper maps for navigation. On long trips, it was often helpful to have a passenger read the map while the driver kept their eyes on the road.</w:t>
+        <w:t>The Illegal Immigration Reform and Immigrant Responsibility Act of 1996 (IIRIRA) was signed into law on September 30, 1996. Most of its major provisions took effect on April 1, 1997. The law significantly expanded immigration enforcement and overhauled many aspects of U.S. immigration law, raising concerns among many immigrants and international students.</w:t>
       </w:r>
     </w:p>
   </w:footnote>
   <w:footnote w:id="30">
+    <w:p>
+      <w:pPr>
+        <w:pStyle w:val="FootnoteText"/>
+      </w:pPr>
+      <w:r>
+        <w:rPr>
+          <w:rStyle w:val="FootnoteReference"/>
+        </w:rPr>
+        <w:footnoteRef/>
+      </w:r>
+      <w:r>
+        <w:t xml:space="preserve"> </w:t>
+      </w:r>
+      <w:r>
+        <w:t>Before GPS became commonplace, people relied on paper maps for navigation. On long trips, it was often helpful to have a passenger read the map while the driver kept their eyes on the road.</w:t>
+      </w:r>
+    </w:p>
+  </w:footnote>
+  <w:footnote w:id="31">
     <w:p>
       <w:pPr>
         <w:pStyle w:val="FootnoteText"/>
@@ -16132,9 +16329,9 @@
     <w:uiPriority w:val="99"/>
     <w:semiHidden/>
     <w:unhideWhenUsed/>
-    <w:rsid w:val="00A22002"/>
+    <w:rsid w:val="007168D2"/>
     <w:pPr>
-      <w:spacing w:after="120" w:line="240" w:lineRule="auto"/>
+      <w:spacing w:after="100" w:line="240" w:lineRule="auto"/>
     </w:pPr>
     <w:rPr>
       <w:rFonts w:ascii="Garamond" w:hAnsi="Garamond"/>
@@ -16148,7 +16345,7 @@
     <w:link w:val="FootnoteText"/>
     <w:uiPriority w:val="99"/>
     <w:semiHidden/>
-    <w:rsid w:val="00A22002"/>
+    <w:rsid w:val="007168D2"/>
     <w:rPr>
       <w:rFonts w:ascii="Garamond" w:eastAsia="Calibri" w:hAnsi="Garamond" w:cs="Times New Roman"/>
       <w:sz w:val="16"/>

--- a/letters_from_usa/book.docx
+++ b/letters_from_usa/book.docx
@@ -64,7 +64,23 @@
           <w:sz w:val="32"/>
           <w:szCs w:val="32"/>
         </w:rPr>
-        <w:t>A Chinese Student's Journey at the End of the Last Century</w:t>
+        <w:t>A Chinese Student</w:t>
+      </w:r>
+      <w:r>
+        <w:rPr>
+          <w:rFonts w:ascii="Garamond" w:hAnsi="Garamond"/>
+          <w:sz w:val="32"/>
+          <w:szCs w:val="32"/>
+        </w:rPr>
+        <w:t>’</w:t>
+      </w:r>
+      <w:r>
+        <w:rPr>
+          <w:rFonts w:ascii="Garamond" w:hAnsi="Garamond"/>
+          <w:sz w:val="32"/>
+          <w:szCs w:val="32"/>
+        </w:rPr>
+        <w:t>s Journey at the End of the Last Century</w:t>
       </w:r>
     </w:p>
     <w:p>
@@ -351,7 +367,13 @@
       </w:pPr>
       <w:r>
         <w:lastRenderedPageBreak/>
-        <w:t>Author’s Note</w:t>
+        <w:t>Author</w:t>
+      </w:r>
+      <w:r>
+        <w:t>’</w:t>
+      </w:r>
+      <w:r>
+        <w:t>s Note</w:t>
       </w:r>
     </w:p>
     <w:p>
@@ -379,7 +401,13 @@
         <w:pStyle w:val="CSP-FrontMatterBodyText"/>
       </w:pPr>
       <w:r>
-        <w:t xml:space="preserve">On January 22, 2023, Emma and I boarded a flight to Nanjing, China. It was my first trip back since the pandemic began. My mother had passed away two weeks earlier during the devastating surge that followed the abrupt end of China's zero-COVID restrictions. My father had died two years before. Travel bans and border closures meant I could not be at either of their bedsides. I never had the chance to say goodbye. Now, as one of the first "foreigners" </w:t>
+        <w:t>On January 22, 2023, Emma and I boarded a flight to Nanjing, China. It was my first trip back since the pandemic began. My mother had passed away two weeks earlier during the devastating surge that followed the abrupt end of China</w:t>
+      </w:r>
+      <w:r>
+        <w:t>’</w:t>
+      </w:r>
+      <w:r>
+        <w:t xml:space="preserve">s zero-COVID restrictions. My father had died two years before. Travel bans and border closures meant I could not be at either of their bedsides. I never had the chance to say goodbye. Now, as one of the first "foreigners" </w:t>
       </w:r>
       <w:r>
         <w:t>allowed</w:t>
@@ -629,7 +657,25 @@
                 <w:sz w:val="20"/>
                 <w:szCs w:val="20"/>
               </w:rPr>
-              <w:t>I'm Coming Home</w:t>
+              <w:t>I</w:t>
+            </w:r>
+            <w:r>
+              <w:rPr>
+                <w:rFonts w:ascii="Garamond" w:hAnsi="Garamond"/>
+                <w:iCs/>
+                <w:sz w:val="20"/>
+                <w:szCs w:val="20"/>
+              </w:rPr>
+              <w:t>’</w:t>
+            </w:r>
+            <w:r>
+              <w:rPr>
+                <w:rFonts w:ascii="Garamond" w:hAnsi="Garamond"/>
+                <w:iCs/>
+                <w:sz w:val="20"/>
+                <w:szCs w:val="20"/>
+              </w:rPr>
+              <w:t>m Coming Home</w:t>
             </w:r>
           </w:p>
         </w:tc>
@@ -2040,7 +2086,15 @@
                 <w:sz w:val="20"/>
                 <w:szCs w:val="20"/>
               </w:rPr>
-              <w:t>'91 Toyota Corolla</w:t>
+              <w:t>’</w:t>
+            </w:r>
+            <w:r>
+              <w:rPr>
+                <w:rFonts w:ascii="Garamond" w:hAnsi="Garamond"/>
+                <w:sz w:val="20"/>
+                <w:szCs w:val="20"/>
+              </w:rPr>
+              <w:t>91 Toyota Corolla</w:t>
             </w:r>
           </w:p>
         </w:tc>
@@ -2836,7 +2890,19 @@
         <w:rPr>
           <w:rFonts w:ascii="Garamond" w:hAnsi="Garamond"/>
         </w:rPr>
-        <w:t>I'm Coming Home</w:t>
+        <w:t>I</w:t>
+      </w:r>
+      <w:r>
+        <w:rPr>
+          <w:rFonts w:ascii="Garamond" w:hAnsi="Garamond"/>
+        </w:rPr>
+        <w:t>’</w:t>
+      </w:r>
+      <w:r>
+        <w:rPr>
+          <w:rFonts w:ascii="Garamond" w:hAnsi="Garamond"/>
+        </w:rPr>
+        <w:t>m Coming Home</w:t>
       </w:r>
     </w:p>
     <w:p>
@@ -2925,7 +2991,13 @@
         <w:pStyle w:val="CSP-ChapterBodyText"/>
       </w:pPr>
       <w:r>
-        <w:t>I received my plane ticket yesterday. It’s with Northwest Airlines, and the specific flight schedule is as follows:</w:t>
+        <w:t>I received my plane ticket yesterday. It</w:t>
+      </w:r>
+      <w:r>
+        <w:t>’</w:t>
+      </w:r>
+      <w:r>
+        <w:t>s with Northwest Airlines, and the specific flight schedule is as follows:</w:t>
       </w:r>
     </w:p>
     <w:p>
@@ -3017,7 +3089,13 @@
         <w:pStyle w:val="CSP-ChapterBodyText"/>
       </w:pPr>
       <w:r>
-        <w:t xml:space="preserve">This means I’ll have </w:t>
+        <w:t>This means I</w:t>
+      </w:r>
+      <w:r>
+        <w:t>’</w:t>
+      </w:r>
+      <w:r>
+        <w:t xml:space="preserve">ll have </w:t>
       </w:r>
       <w:r>
         <w:t>two</w:t>
@@ -3032,7 +3110,19 @@
         <w:t xml:space="preserve"> </w:t>
       </w:r>
       <w:r>
-        <w:t xml:space="preserve">come to the airport to pick me up. The ticket cost 6,900 yuan. Booking the ticket directly through the airline would have been much more expensive, running about 8,900 yuan. I’m not entirely sure why the travel agency is so much cheaper. They told me to call Northwest Airlines in Shanghai the week before I leave to confirm everything, and I’ve already written down the phone number. </w:t>
+        <w:t>come to the airport to pick me up. The ticket cost 6,900 yuan. Booking the ticket directly through the airline would have been much more expensive, running about 8,900 yuan. I</w:t>
+      </w:r>
+      <w:r>
+        <w:t>’</w:t>
+      </w:r>
+      <w:r>
+        <w:t>m not entirely sure why the travel agency is so much cheaper. They told me to call Northwest Airlines in Shanghai the week before I leave to confirm everything, and I</w:t>
+      </w:r>
+      <w:r>
+        <w:t>’</w:t>
+      </w:r>
+      <w:r>
+        <w:t xml:space="preserve">ve already written down the phone number. </w:t>
       </w:r>
     </w:p>
     <w:p>
@@ -3106,7 +3196,13 @@
         <w:t>graduation</w:t>
       </w:r>
       <w:r>
-        <w:t xml:space="preserve"> dinner; the department rented out a cafeteria for it. I didn't have a single drop of alcohol.</w:t>
+        <w:t xml:space="preserve"> dinner; the department rented out a cafeteria for it. I didn</w:t>
+      </w:r>
+      <w:r>
+        <w:t>’</w:t>
+      </w:r>
+      <w:r>
+        <w:t>t have a single drop of alcohol.</w:t>
       </w:r>
     </w:p>
     <w:p>
@@ -3298,7 +3394,13 @@
         <w:t>-he</w:t>
       </w:r>
       <w:r>
-        <w:t xml:space="preserve"> walked me right to the plane's boarding gate.</w:t>
+        <w:t xml:space="preserve"> walked me right to the plane</w:t>
+      </w:r>
+      <w:r>
+        <w:t>’</w:t>
+      </w:r>
+      <w:r>
+        <w:t>s boarding gate.</w:t>
       </w:r>
       <w:r>
         <w:rPr>
@@ -3313,7 +3415,13 @@
         <w:t>I</w:t>
       </w:r>
       <w:r>
-        <w:t>t's really hard to understand Japanese people speaking English!</w:t>
+        <w:t>t</w:t>
+      </w:r>
+      <w:r>
+        <w:t>’</w:t>
+      </w:r>
+      <w:r>
+        <w:t>s really hard to understand Japanese people speaking English!</w:t>
       </w:r>
     </w:p>
     <w:p>
@@ -3345,20 +3453,50 @@
         <w:pStyle w:val="CSP-ChapterBodyText"/>
       </w:pPr>
       <w:r>
-        <w:t>By the time we landed in L.A., it was already past 10:00 a.m. local time. I only had a little over an hour before my next flight was scheduled to take off. The customs line was very long and slow, and because my gate changed at the last minute, I almost missed the flight. On the flight to Minneapolis, I was so wiped out I couldn't even manage to eat lunch. The final flight to Austin was pleasantly quiet, with only about half the seats occupied. I got a window seat this time, and the view was beautiful.</w:t>
-      </w:r>
-    </w:p>
-    <w:p>
-      <w:pPr>
-        <w:pStyle w:val="CSP-ChapterBodyText"/>
-      </w:pPr>
-    </w:p>
-    <w:p>
-      <w:pPr>
-        <w:pStyle w:val="CSP-ChapterBodyText"/>
-      </w:pPr>
-      <w:r>
-        <w:t>After getting off the plane, I met up with the classmate who came to pick me up at baggage claim—his name is Hai. He drove me to the temporary apartment where I would be staying and then took me grocery shopping. Groceries here are surprisingly inexpensive, especially bananas, eggs, milk, and orange juice. Afterward, we went back to Hai's place so I could call home and let you know that I had arrived safely. Their home is in the university's married student housing; it's really nice and incredibly affordable at less than $300 a month. The place where I’m staying temporarily is also great and has everything I need. That night, after taking a shower</w:t>
+        <w:t>By the time we landed in L.A., it was already past 10:00 a.m. local time. I only had a little over an hour before my next flight was scheduled to take off. The customs line was very long and slow, and because my gate changed at the last minute, I almost missed the flight. On the flight to Minneapolis, I was so wiped out I couldn</w:t>
+      </w:r>
+      <w:r>
+        <w:t>’</w:t>
+      </w:r>
+      <w:r>
+        <w:t>t even manage to eat lunch. The final flight to Austin was pleasantly quiet, with only about half the seats occupied. I got a window seat this time, and the view was beautiful.</w:t>
+      </w:r>
+    </w:p>
+    <w:p>
+      <w:pPr>
+        <w:pStyle w:val="CSP-ChapterBodyText"/>
+      </w:pPr>
+    </w:p>
+    <w:p>
+      <w:pPr>
+        <w:pStyle w:val="CSP-ChapterBodyText"/>
+      </w:pPr>
+      <w:r>
+        <w:t>After getting off the plane, I met up with the classmate who came to pick me up at baggage claim—his name is Hai. He drove me to the temporary apartment where I would be staying and then took me grocery shopping. Groceries here are surprisingly inexpensive, especially bananas, eggs, milk, and orange juice. Afterward, we went back to Hai</w:t>
+      </w:r>
+      <w:r>
+        <w:t>’</w:t>
+      </w:r>
+      <w:r>
+        <w:t>s place so I could call home and let you know that I had arrived safely. Their home is in the university</w:t>
+      </w:r>
+      <w:r>
+        <w:t>’</w:t>
+      </w:r>
+      <w:r>
+        <w:t>s married student housing; it</w:t>
+      </w:r>
+      <w:r>
+        <w:t>’</w:t>
+      </w:r>
+      <w:r>
+        <w:t>s really nice and incredibly affordable at less than $300 a month. The place where I</w:t>
+      </w:r>
+      <w:r>
+        <w:t>’</w:t>
+      </w:r>
+      <w:r>
+        <w:t>m staying temporarily is also great and has everything I need. That night, after taking a shower</w:t>
       </w:r>
       <w:r>
         <w:t>,</w:t>
@@ -3380,7 +3518,13 @@
         <w:t xml:space="preserve">I woke up around 10:00 this morning and had some milk, bagels, and a banana for breakfast. After noon, jet lag hit me and I felt so sleepy </w:t>
       </w:r>
       <w:r>
-        <w:t>I went right back to bed and didn't get much done today.</w:t>
+        <w:t>I went right back to bed and didn</w:t>
+      </w:r>
+      <w:r>
+        <w:t>’</w:t>
+      </w:r>
+      <w:r>
+        <w:t>t get much done today.</w:t>
       </w:r>
       <w:r>
         <w:t xml:space="preserve"> Tomorrow morning, I plan to go to the department and see the secretary. </w:t>
@@ -3409,7 +3553,13 @@
         <w:pStyle w:val="CSP-ChapterBodyText"/>
       </w:pPr>
       <w:r>
-        <w:t>I’m going to sleep now and will write more tomorrow.</w:t>
+        <w:t>I</w:t>
+      </w:r>
+      <w:r>
+        <w:t>’</w:t>
+      </w:r>
+      <w:r>
+        <w:t>m going to sleep now and will write more tomorrow.</w:t>
       </w:r>
     </w:p>
     <w:p>
@@ -3483,7 +3633,19 @@
         <w:pStyle w:val="CSP-ChapterBodyText"/>
       </w:pPr>
       <w:r>
-        <w:t>I woke up at 5:00 a.m. this morning and couldn't fall back asleep. In the morning, I took the university shuttle to campus. In Austin, students get to ride the bus for free. I went to the department's Graduate Office, and they handed me some materials and forms to fill out. It really is a bit hot outdoors in Austin. In the afternoon, I called to schedule my oral English exam. Tomorrow and the day after are the weekend, so I can finally relax a bit.</w:t>
+        <w:t>I woke up at 5:00 a.m. this morning and couldn</w:t>
+      </w:r>
+      <w:r>
+        <w:t>’</w:t>
+      </w:r>
+      <w:r>
+        <w:t>t fall back asleep. In the morning, I took the university shuttle to campus. In Austin, students get to ride the bus for free. I went to the department</w:t>
+      </w:r>
+      <w:r>
+        <w:t>’</w:t>
+      </w:r>
+      <w:r>
+        <w:t>s Graduate Office, and they handed me some materials and forms to fill out. It really is a bit hot outdoors in Austin. In the afternoon, I called to schedule my oral English exam. Tomorrow and the day after are the weekend, so I can finally relax a bit.</w:t>
       </w:r>
     </w:p>
     <w:p>
@@ -3547,7 +3709,13 @@
         <w:pStyle w:val="CSP-ChapterBodyText"/>
       </w:pPr>
       <w:r>
-        <w:t xml:space="preserve">Last night, a classmate drove me to the supermarket to get some groceries. Usually, people here buy a whole week's worth of food at once. The supermarket is massive; it feels like they have absolutely everything. I bought </w:t>
+        <w:t>Last night, a classmate drove me to the supermarket to get some groceries. Usually, people here buy a whole week</w:t>
+      </w:r>
+      <w:r>
+        <w:t>’</w:t>
+      </w:r>
+      <w:r>
+        <w:t xml:space="preserve">s worth of food at once. The supermarket is massive; it feels like they have absolutely everything. I bought </w:t>
       </w:r>
       <w:r>
         <w:t>thirteen</w:t>
@@ -3566,7 +3734,19 @@
         <w:pStyle w:val="CSP-ChapterBodyText"/>
       </w:pPr>
       <w:r>
-        <w:t>When I got up this morning, it took several hours before it suddenly dawned on me that today is my birthday! For lunch today, I baked a frozen pizza, so I guess that counts as my birthday celebration. Tonight, I'm heading over to Hai's house to eat dumplings.</w:t>
+        <w:t>When I got up this morning, it took several hours before it suddenly dawned on me that today is my birthday! For lunch today, I baked a frozen pizza, so I guess that counts as my birthday celebration. Tonight, I</w:t>
+      </w:r>
+      <w:r>
+        <w:t>’</w:t>
+      </w:r>
+      <w:r>
+        <w:t>m heading over to Hai</w:t>
+      </w:r>
+      <w:r>
+        <w:t>’</w:t>
+      </w:r>
+      <w:r>
+        <w:t>s house to eat dumplings.</w:t>
       </w:r>
     </w:p>
     <w:p>
@@ -3750,7 +3930,13 @@
         <w:pStyle w:val="CSP-ChapterBodyText"/>
       </w:pPr>
       <w:r>
-        <w:t xml:space="preserve">I’m still </w:t>
+        <w:t>I</w:t>
+      </w:r>
+      <w:r>
+        <w:t>’</w:t>
+      </w:r>
+      <w:r>
+        <w:t xml:space="preserve">m still </w:t>
       </w:r>
       <w:r>
         <w:t>staying</w:t>
@@ -3759,7 +3945,25 @@
         <w:t xml:space="preserve"> </w:t>
       </w:r>
       <w:r>
-        <w:t>temporarily at someone’s apartment. I’ll be moving into my own place in a day or two, and then you’ll finally be able to write to me there. The new apartment is completely unfurnished; I will have to buy everything myself, including essentials like a bed, a table</w:t>
+        <w:t>temporarily at someone</w:t>
+      </w:r>
+      <w:r>
+        <w:t>’</w:t>
+      </w:r>
+      <w:r>
+        <w:t>s apartment. I</w:t>
+      </w:r>
+      <w:r>
+        <w:t>’</w:t>
+      </w:r>
+      <w:r>
+        <w:t>ll be moving into my own place in a day or two, and then you</w:t>
+      </w:r>
+      <w:r>
+        <w:t>’</w:t>
+      </w:r>
+      <w:r>
+        <w:t>ll finally be able to write to me there. The new apartment is completely unfurnished; I will have to buy everything myself, including essentials like a bed, a table</w:t>
       </w:r>
       <w:r>
         <w:t>,</w:t>
@@ -3787,30 +3991,66 @@
         <w:pStyle w:val="CSP-ChapterBodyText"/>
       </w:pPr>
       <w:r>
-        <w:t xml:space="preserve">I’ve been in Austin for over ten days now, but because of my living situation, I haven’t really started cooking proper meals yet. Mostly, I just eat things like bread, eggs, and pizza, or make some instant noodles with vegetables. Sometimes I just grab a burger for lunch on campus. </w:t>
+        <w:t>I</w:t>
+      </w:r>
+      <w:r>
+        <w:t>’</w:t>
+      </w:r>
+      <w:r>
+        <w:t>ve been in Austin for over ten days now, but because of my living situation, I haven</w:t>
+      </w:r>
+      <w:r>
+        <w:t>’</w:t>
+      </w:r>
+      <w:r>
+        <w:t xml:space="preserve">t really started cooking proper meals yet. Mostly, I just eat things like bread, eggs, and pizza, or make some instant noodles with vegetables. Sometimes I just grab a burger for lunch on campus. </w:t>
       </w:r>
       <w:r>
         <w:t>Burgers usually cost about $1 each</w:t>
       </w:r>
       <w:r>
-        <w:t>, but drinks are not cheap, so a fast-food meal ends up costing around $3. For me, that’s a pretty expensive lunch.</w:t>
-      </w:r>
-    </w:p>
-    <w:p>
-      <w:pPr>
-        <w:pStyle w:val="CSP-ChapterBodyText"/>
-      </w:pPr>
-    </w:p>
-    <w:p>
-      <w:pPr>
-        <w:pStyle w:val="CSP-ChapterBodyText"/>
-      </w:pPr>
-      <w:r>
-        <w:t xml:space="preserve">I’m taking three classes this semester, and they are all in the afternoon. On top of that, I’ll be working as a TA (Teaching Assistant), so I expect this semester will be quite busy. To meet the requirements for interacting with students as a TA, I had to take an oral English exam, and I just barely passed. Hai took the same exam last year and failed. He retook it this year and received a conditional pass, meaning he has to take an English </w:t>
+        <w:t>, but drinks are not cheap, so a fast-food meal ends up costing around $3. For me, that</w:t>
+      </w:r>
+      <w:r>
+        <w:t>’</w:t>
+      </w:r>
+      <w:r>
+        <w:t>s a pretty expensive lunch.</w:t>
+      </w:r>
+    </w:p>
+    <w:p>
+      <w:pPr>
+        <w:pStyle w:val="CSP-ChapterBodyText"/>
+      </w:pPr>
+    </w:p>
+    <w:p>
+      <w:pPr>
+        <w:pStyle w:val="CSP-ChapterBodyText"/>
+      </w:pPr>
+      <w:r>
+        <w:t>I</w:t>
+      </w:r>
+      <w:r>
+        <w:t>’</w:t>
+      </w:r>
+      <w:r>
+        <w:t>m taking three classes this semester, and they are all in the afternoon. On top of that, I</w:t>
+      </w:r>
+      <w:r>
+        <w:t>’</w:t>
+      </w:r>
+      <w:r>
+        <w:t xml:space="preserve">ll be working as a TA (Teaching Assistant), so I expect this semester will be quite busy. To meet the requirements for interacting with students as a TA, I had to take an oral English exam, and I just barely passed. Hai took the same exam last year and failed. He retook it this year and received a conditional pass, meaning he has to take an English </w:t>
       </w:r>
       <w:r>
         <w:lastRenderedPageBreak/>
-        <w:t xml:space="preserve">course this semester. The department has already assigned me to a class, and tomorrow I’m going to apply for office space. </w:t>
+        <w:t>course this semester. The department has already assigned me to a class, and tomorrow I</w:t>
+      </w:r>
+      <w:r>
+        <w:t>’</w:t>
+      </w:r>
+      <w:r>
+        <w:t xml:space="preserve">m going to apply for office space. </w:t>
       </w:r>
     </w:p>
     <w:p>
@@ -3854,7 +4094,13 @@
         <w:footnoteReference w:id="4"/>
       </w:r>
       <w:r>
-        <w:t xml:space="preserve"> the day before yesterday, and tomorrow I’ll check to see whether she has replied.</w:t>
+        <w:t xml:space="preserve"> the day before yesterday, and tomorrow I</w:t>
+      </w:r>
+      <w:r>
+        <w:t>’</w:t>
+      </w:r>
+      <w:r>
+        <w:t>ll check to see whether she has replied.</w:t>
       </w:r>
     </w:p>
     <w:p>
@@ -3964,24 +4210,66 @@
         <w:pStyle w:val="CSP-ChapterBodyText"/>
       </w:pPr>
       <w:r>
-        <w:t xml:space="preserve">You can use this address to write to me from now on. I’m not especially thrilled with the place; the air conditioner is quite noisy. My share of the rent is $250 a month. It’s a two-bedroom apartment, and another Chinese student lives in the other room. Around here, it's pretty much standard for Chinese students to room together. Yesterday I spent $15 on a large table I bought from a neighbor. It’s in pretty good shape, but </w:t>
+        <w:t>You can use this address to write to me from now on. I</w:t>
+      </w:r>
+      <w:r>
+        <w:t>’</w:t>
+      </w:r>
+      <w:r>
+        <w:t>m not especially thrilled with the place; the air conditioner is quite noisy. My share of the rent is $250 a month. It</w:t>
+      </w:r>
+      <w:r>
+        <w:t>’</w:t>
+      </w:r>
+      <w:r>
+        <w:t>s a two-bedroom apartment, and another Chinese student lives in the other room. Around here, it</w:t>
+      </w:r>
+      <w:r>
+        <w:t>’</w:t>
+      </w:r>
+      <w:r>
+        <w:t>s pretty much standard for Chinese students to room together. Yesterday I spent $15 on a large table I bought from a neighbor. It</w:t>
+      </w:r>
+      <w:r>
+        <w:t>’</w:t>
+      </w:r>
+      <w:r>
+        <w:t xml:space="preserve">s in pretty good shape, but </w:t>
       </w:r>
       <w:r>
         <w:lastRenderedPageBreak/>
-        <w:t>since I don’t have a chair yet, I’m actually standing up as I write this letter to you. At night, I just spread a bedsheet on the carpet and sleep there.</w:t>
-      </w:r>
-    </w:p>
-    <w:p>
-      <w:pPr>
-        <w:pStyle w:val="CSP-ChapterBodyText"/>
-      </w:pPr>
-    </w:p>
-    <w:p>
-      <w:pPr>
-        <w:pStyle w:val="CSP-ChapterBodyText"/>
-      </w:pPr>
-      <w:r>
-        <w:t xml:space="preserve">My monthly TA stipend is $1,067, which doesn't include health insurance, and I also have to pay my tuition and fees. Tuition and fees for the fall semester came to $1,457.97. </w:t>
+        <w:t>since I don</w:t>
+      </w:r>
+      <w:r>
+        <w:t>’</w:t>
+      </w:r>
+      <w:r>
+        <w:t>t have a chair yet, I</w:t>
+      </w:r>
+      <w:r>
+        <w:t>’</w:t>
+      </w:r>
+      <w:r>
+        <w:t>m actually standing up as I write this letter to you. At night, I just spread a bedsheet on the carpet and sleep there.</w:t>
+      </w:r>
+    </w:p>
+    <w:p>
+      <w:pPr>
+        <w:pStyle w:val="CSP-ChapterBodyText"/>
+      </w:pPr>
+    </w:p>
+    <w:p>
+      <w:pPr>
+        <w:pStyle w:val="CSP-ChapterBodyText"/>
+      </w:pPr>
+      <w:r>
+        <w:t>My monthly TA stipend is $1,067, which doesn</w:t>
+      </w:r>
+      <w:r>
+        <w:t>’</w:t>
+      </w:r>
+      <w:r>
+        <w:t xml:space="preserve">t include health insurance, and I also have to pay my tuition and fees. Tuition and fees for the fall semester came to $1,457.97. </w:t>
       </w:r>
     </w:p>
     <w:p>
@@ -3997,7 +4285,19 @@
         <w:t>Chun</w:t>
       </w:r>
       <w:r>
-        <w:t xml:space="preserve"> didn’t reply to my email. I’m not sure whether she never received it or simply has no way to reply. I need to write her a proper letter today.</w:t>
+        <w:t xml:space="preserve"> didn</w:t>
+      </w:r>
+      <w:r>
+        <w:t>’</w:t>
+      </w:r>
+      <w:r>
+        <w:t>t reply to my email. I</w:t>
+      </w:r>
+      <w:r>
+        <w:t>’</w:t>
+      </w:r>
+      <w:r>
+        <w:t>m not sure whether she never received it or simply has no way to reply. I need to write her a proper letter today.</w:t>
       </w:r>
     </w:p>
     <w:p>
@@ -4019,7 +4319,13 @@
         <w:t xml:space="preserve"> </w:t>
       </w:r>
       <w:r>
-        <w:t>I’ll wrap things up here.</w:t>
+        <w:t>I</w:t>
+      </w:r>
+      <w:r>
+        <w:t>’</w:t>
+      </w:r>
+      <w:r>
+        <w:t>ll wrap things up here.</w:t>
       </w:r>
     </w:p>
     <w:p>
@@ -4058,7 +4364,13 @@
         <w:pStyle w:val="CSP-ChapterBodyText"/>
       </w:pPr>
       <w:r>
-        <w:t>P.S. I was surprised to discover that there’s no midday nap break here.</w:t>
+        <w:t>P.S. I was surprised to discover that there</w:t>
+      </w:r>
+      <w:r>
+        <w:t>’</w:t>
+      </w:r>
+      <w:r>
+        <w:t>s no midday nap break here.</w:t>
       </w:r>
       <w:r>
         <w:rPr>
@@ -4080,7 +4392,19 @@
         <w:pStyle w:val="CSP-ChapterBodyText"/>
       </w:pPr>
       <w:r>
-        <w:t>P.P.S. I’ll deposit the money in the bank in a couple of days, so please don't worry.</w:t>
+        <w:t>P.P.S. I</w:t>
+      </w:r>
+      <w:r>
+        <w:t>’</w:t>
+      </w:r>
+      <w:r>
+        <w:t>ll deposit the money in the bank in a couple of days, so please don</w:t>
+      </w:r>
+      <w:r>
+        <w:t>’</w:t>
+      </w:r>
+      <w:r>
+        <w:t>t worry.</w:t>
       </w:r>
     </w:p>
     <w:p>
@@ -4299,7 +4623,19 @@
         <w:pStyle w:val="CSP-ChapterBodyText"/>
       </w:pPr>
       <w:r>
-        <w:t xml:space="preserve">This church group meets once a week. Although I really enjoyed the atmosphere and met a lot of fellow Chinese that evening, I doubt I'll go back—I just don't have that kind of time. </w:t>
+        <w:t>This church group meets once a week. Although I really enjoyed the atmosphere and met a lot of fellow Chinese that evening, I doubt I</w:t>
+      </w:r>
+      <w:r>
+        <w:t>’</w:t>
+      </w:r>
+      <w:r>
+        <w:t>ll go back—I just don</w:t>
+      </w:r>
+      <w:r>
+        <w:t>’</w:t>
+      </w:r>
+      <w:r>
+        <w:t xml:space="preserve">t have that kind of time. </w:t>
       </w:r>
       <w:r>
         <w:t>To my surprise, many churches and Christian groups seem eager to reach out to international students. Just this past Wednesday, two Americans spent an hour explaining the Bible to me.</w:t>
@@ -4327,7 +4663,13 @@
         <w:t>-</w:t>
       </w:r>
       <w:r>
-        <w:t xml:space="preserve">459-5198. Even though we’re a world apart, </w:t>
+        <w:t>459-5198. Even though we</w:t>
+      </w:r>
+      <w:r>
+        <w:t>’</w:t>
+      </w:r>
+      <w:r>
+        <w:t xml:space="preserve">re a world apart, </w:t>
       </w:r>
       <w:r>
         <w:t>it</w:t>
@@ -4351,11 +4693,35 @@
         <w:t xml:space="preserve">to each other </w:t>
       </w:r>
       <w:r>
-        <w:t xml:space="preserve">anytime. I’m usually home on weekends </w:t>
+        <w:t>anytime. I</w:t>
+      </w:r>
+      <w:r>
+        <w:t>’</w:t>
+      </w:r>
+      <w:r>
+        <w:t xml:space="preserve">m usually home on weekends </w:t>
       </w:r>
       <w:r>
         <w:lastRenderedPageBreak/>
-        <w:t>unless I need to go to campus for schoolwork or head out to buy groceries. On weekdays, I’m generally home before 9:00 a.m. and after 9:30 p.m.; the rest of the day I’m at school. Calling the U.S. from China is expensive, but I’ve heard there are calling services that allow me to pay for the call on my end.</w:t>
+        <w:t>unless I need to go to campus for schoolwork or head out to buy groceries. On weekdays, I</w:t>
+      </w:r>
+      <w:r>
+        <w:t>’</w:t>
+      </w:r>
+      <w:r>
+        <w:t>m generally home before 9:00 a.m. and after 9:30 p.m.; the rest of the day I</w:t>
+      </w:r>
+      <w:r>
+        <w:t>’</w:t>
+      </w:r>
+      <w:r>
+        <w:t>m at school. Calling the U.S. from China is expensive, but I</w:t>
+      </w:r>
+      <w:r>
+        <w:t>’</w:t>
+      </w:r>
+      <w:r>
+        <w:t>ve heard there are calling services that allow me to pay for the call on my end.</w:t>
       </w:r>
       <w:r>
         <w:rPr>
@@ -4364,7 +4730,13 @@
         <w:footnoteReference w:id="8"/>
       </w:r>
       <w:r>
-        <w:t xml:space="preserve"> Please look into it, since it might be more economical. I’ve heard that calling China from the U.S. after 8:00 p.m. costs only </w:t>
+        <w:t xml:space="preserve"> Please look into it, since it might be more economical. I</w:t>
+      </w:r>
+      <w:r>
+        <w:t>’</w:t>
+      </w:r>
+      <w:r>
+        <w:t xml:space="preserve">ve heard that calling China from the U.S. after 8:00 p.m. costs only </w:t>
       </w:r>
       <w:r>
         <w:t>seventy</w:t>
@@ -4376,7 +4748,13 @@
         <w:t>is</w:t>
       </w:r>
       <w:r>
-        <w:t xml:space="preserve"> Wang Wei and Xiao Fan’s phone number?</w:t>
+        <w:t xml:space="preserve"> Wang Wei and Xiao Fan</w:t>
+      </w:r>
+      <w:r>
+        <w:t>’</w:t>
+      </w:r>
+      <w:r>
+        <w:t>s phone number?</w:t>
       </w:r>
       <w:r>
         <w:rPr>
@@ -4385,7 +4763,19 @@
         <w:footnoteReference w:id="9"/>
       </w:r>
       <w:r>
-        <w:t xml:space="preserve"> Let me know in your next letter, and please give them my regards. I won’t write to them separately, since letter writing takes up so much time. From now on, I’ll probably only be able to write home once a week, and I may not always get around to mailing a letter every week.</w:t>
+        <w:t xml:space="preserve"> Let me know in your next letter, and please give them my regards. I won</w:t>
+      </w:r>
+      <w:r>
+        <w:t>’</w:t>
+      </w:r>
+      <w:r>
+        <w:t>t write to them separately, since letter writing takes up so much time. From now on, I</w:t>
+      </w:r>
+      <w:r>
+        <w:t>’</w:t>
+      </w:r>
+      <w:r>
+        <w:t>ll probably only be able to write home once a week, and I may not always get around to mailing a letter every week.</w:t>
       </w:r>
     </w:p>
     <w:p>
@@ -4410,7 +4800,13 @@
         <w:t xml:space="preserve">. </w:t>
       </w:r>
       <w:r>
-        <w:t>Since the dialogue appears as text on the screen, it really helps me follow what's being said</w:t>
+        <w:t>Since the dialogue appears as text on the screen, it really helps me follow what</w:t>
+      </w:r>
+      <w:r>
+        <w:t>’</w:t>
+      </w:r>
+      <w:r>
+        <w:t>s being said</w:t>
       </w:r>
       <w:r>
         <w:t>. Having a TV would give me a way to unwind and practice my English at the same time—how great would that be! However, I still owe the university over $1,300 in tuition and fees, so the TV will probably have to wait another couple of months. My long-term goal is to buy a car within a year (cars are really expensive here; a decent used one runs over $3,000). It is very inconvenient to get around in America without a car.</w:t>
@@ -4432,11 +4828,23 @@
         <w:pStyle w:val="CSP-ChapterBodyText"/>
       </w:pPr>
       <w:r>
-        <w:t xml:space="preserve">As for classes, things are going okay, though it was a bit tough to understand some of the professors at first. One Indian professor has an accent that is hard to follow, so as soon as class lets out, the Chinese students gather and try to figure out what he actually said. The Chinese students have a great tradition of forming study groups, so if we miss something, we just talk it through together. I think after a few more classes, I'll </w:t>
+        <w:t>As for classes, things are going okay, though it was a bit tough to understand some of the professors at first. One Indian professor has an accent that is hard to follow, so as soon as class lets out, the Chinese students gather and try to figure out what he actually said. The Chinese students have a great tradition of forming study groups, so if we miss something, we just talk it through together. I think after a few more classes, I</w:t>
+      </w:r>
+      <w:r>
+        <w:t>’</w:t>
+      </w:r>
+      <w:r>
+        <w:t xml:space="preserve">ll </w:t>
       </w:r>
       <w:r>
         <w:lastRenderedPageBreak/>
-        <w:t>get used to it. For me, Indian accents are definitely hard to understand, but they are incredibly fluent despite their heavy accent. Strangely enough, the Americans don't seem to have any trouble understanding them at all.</w:t>
+        <w:t>get used to it. For me, Indian accents are definitely hard to understand, but they are incredibly fluent despite their heavy accent. Strangely enough, the Americans don</w:t>
+      </w:r>
+      <w:r>
+        <w:t>’</w:t>
+      </w:r>
+      <w:r>
+        <w:t>t seem to have any trouble understanding them at all.</w:t>
       </w:r>
     </w:p>
     <w:p>
@@ -4455,7 +4863,19 @@
         <w:pStyle w:val="CSP-ChapterBodyText"/>
       </w:pPr>
       <w:r>
-        <w:t>I'm just writing down thoughts as they come to me, so I'll wrap things up here for now.</w:t>
+        <w:t>I</w:t>
+      </w:r>
+      <w:r>
+        <w:t>’</w:t>
+      </w:r>
+      <w:r>
+        <w:t>m just writing down thoughts as they come to me, so I</w:t>
+      </w:r>
+      <w:r>
+        <w:t>’</w:t>
+      </w:r>
+      <w:r>
+        <w:t>ll wrap things up here for now.</w:t>
       </w:r>
     </w:p>
     <w:p>
@@ -4792,33 +5212,87 @@
       </w:r>
       <w:r>
         <w:lastRenderedPageBreak/>
-        <w:t>roommate is an undergraduate majoring in civil engineering. He’s been in the U.S. for a few years and actually spent several years studying in Europe before that; he seems like a really honest, down-to-earth person. Most of the Chinese undergraduates here are permanent residents who moved to the U.S. with their families. Believe it or not, my roommate's name is Tong as well! If someone calls asking for "Tong," it's going to get a bit confusing.</w:t>
-      </w:r>
-    </w:p>
-    <w:p>
-      <w:pPr>
-        <w:pStyle w:val="CSP-ChapterBodyText"/>
-      </w:pPr>
-    </w:p>
-    <w:p>
-      <w:pPr>
-        <w:pStyle w:val="CSP-ChapterBodyText"/>
-      </w:pPr>
-      <w:r>
-        <w:t>At UT, probably because there are so many Chinese people around, there aren't as many opportunities to interact with local Americans as I had imagined. I practice my listening every day, but I don't get to speak English all that much, and making American friends isn't easy. Fortunately, since I'm a TA, I still get to interact with students. In any case, I'm doing everything I can to find opportunities to practice my spoken English. My ability to understand lectures is improving day by day; I can understand my Indian professor now without any major problems.</w:t>
-      </w:r>
-    </w:p>
-    <w:p>
-      <w:pPr>
-        <w:pStyle w:val="CSP-ChapterBodyText"/>
-      </w:pPr>
-    </w:p>
-    <w:p>
-      <w:pPr>
-        <w:pStyle w:val="CSP-ChapterBodyText"/>
-      </w:pPr>
-      <w:r>
-        <w:t>Being a TA has been pretty easy so far—I only have 2 office hours a week. To make sure I know what the professor covered in class, I sit in on his lectures three times a week for 45 minutes each. The rest of the job is just grading homework. Normally, no one shows up during my office hours, but a few days before an assignment is due, one or two students come in to ask questions. Sometimes I have a hard time catching what they're saying, especially the students from India.</w:t>
+        <w:t>roommate is an undergraduate majoring in civil engineering. He</w:t>
+      </w:r>
+      <w:r>
+        <w:t>’</w:t>
+      </w:r>
+      <w:r>
+        <w:t>s been in the U.S. for a few years and actually spent several years studying in Europe before that; he seems like a really honest, down-to-earth person. Most of the Chinese undergraduates here are permanent residents who moved to the U.S. with their families. Believe it or not, my roommate</w:t>
+      </w:r>
+      <w:r>
+        <w:t>’</w:t>
+      </w:r>
+      <w:r>
+        <w:t>s name is Tong as well! If someone calls asking for "Tong," it</w:t>
+      </w:r>
+      <w:r>
+        <w:t>’</w:t>
+      </w:r>
+      <w:r>
+        <w:t>s going to get a bit confusing.</w:t>
+      </w:r>
+    </w:p>
+    <w:p>
+      <w:pPr>
+        <w:pStyle w:val="CSP-ChapterBodyText"/>
+      </w:pPr>
+    </w:p>
+    <w:p>
+      <w:pPr>
+        <w:pStyle w:val="CSP-ChapterBodyText"/>
+      </w:pPr>
+      <w:r>
+        <w:t>At UT, probably because there are so many Chinese people around, there aren</w:t>
+      </w:r>
+      <w:r>
+        <w:t>’</w:t>
+      </w:r>
+      <w:r>
+        <w:t>t as many opportunities to interact with local Americans as I had imagined. I practice my listening every day, but I don</w:t>
+      </w:r>
+      <w:r>
+        <w:t>’</w:t>
+      </w:r>
+      <w:r>
+        <w:t>t get to speak English all that much, and making American friends isn</w:t>
+      </w:r>
+      <w:r>
+        <w:t>’</w:t>
+      </w:r>
+      <w:r>
+        <w:t>t easy. Fortunately, since I</w:t>
+      </w:r>
+      <w:r>
+        <w:t>’</w:t>
+      </w:r>
+      <w:r>
+        <w:t>m a TA, I still get to interact with students. In any case, I</w:t>
+      </w:r>
+      <w:r>
+        <w:t>’</w:t>
+      </w:r>
+      <w:r>
+        <w:t>m doing everything I can to find opportunities to practice my spoken English. My ability to understand lectures is improving day by day; I can understand my Indian professor now without any major problems.</w:t>
+      </w:r>
+    </w:p>
+    <w:p>
+      <w:pPr>
+        <w:pStyle w:val="CSP-ChapterBodyText"/>
+      </w:pPr>
+    </w:p>
+    <w:p>
+      <w:pPr>
+        <w:pStyle w:val="CSP-ChapterBodyText"/>
+      </w:pPr>
+      <w:r>
+        <w:t>Being a TA has been pretty easy so far—I only have 2 office hours a week. To make sure I know what the professor covered in class, I sit in on his lectures three times a week for 45 minutes each. The rest of the job is just grading homework. Normally, no one shows up during my office hours, but a few days before an assignment is due, one or two students come in to ask questions. Sometimes I have a hard time catching what they</w:t>
+      </w:r>
+      <w:r>
+        <w:t>’</w:t>
+      </w:r>
+      <w:r>
+        <w:t>re saying, especially the students from India.</w:t>
       </w:r>
     </w:p>
     <w:p>
@@ -4837,24 +5311,60 @@
         <w:t>.</w:t>
       </w:r>
       <w:r>
-        <w:t xml:space="preserve">m. That's when the last campus shuttle runs, and most of the people waiting for the final bus are Chinese students. Chinese students </w:t>
+        <w:t>m. That</w:t>
+      </w:r>
+      <w:r>
+        <w:t>’</w:t>
+      </w:r>
+      <w:r>
+        <w:t xml:space="preserve">s when the last campus shuttle runs, and most of the people waiting for the final bus are Chinese students. Chinese students </w:t>
       </w:r>
       <w:r>
         <w:lastRenderedPageBreak/>
-        <w:t xml:space="preserve">are incredibly hardworking! The best time for you to call me is around midnight my time (1:00 p.m. Beijing time). I guarantee I'll be home by then, and I won't be asleep yet. I usually get up around 9:00 a.m. My earliest class isn't until 11:00 a.m., so I get to sleep in a bit. </w:t>
-      </w:r>
-    </w:p>
-    <w:p>
-      <w:pPr>
-        <w:pStyle w:val="CSP-ChapterBodyText"/>
-      </w:pPr>
-    </w:p>
-    <w:p>
-      <w:pPr>
-        <w:pStyle w:val="CSP-ChapterBodyText"/>
-      </w:pPr>
-      <w:r>
-        <w:t xml:space="preserve">I’ve realized that I can't even afford to eat burgers regularly—that would put me way over budget. In the U.S., prepared food is expensive, while raw ingredients are cheap, so buying groceries and cooking for yourself is definitely the way to go. Right now, I can buy a huge box of </w:t>
+        <w:t>are incredibly hardworking! The best time for you to call me is around midnight my time (1:00 p.m. Beijing time). I guarantee I</w:t>
+      </w:r>
+      <w:r>
+        <w:t>’</w:t>
+      </w:r>
+      <w:r>
+        <w:t>ll be home by then, and I won</w:t>
+      </w:r>
+      <w:r>
+        <w:t>’</w:t>
+      </w:r>
+      <w:r>
+        <w:t>t be asleep yet. I usually get up around 9:00 a.m. My earliest class isn</w:t>
+      </w:r>
+      <w:r>
+        <w:t>’</w:t>
+      </w:r>
+      <w:r>
+        <w:t xml:space="preserve">t until 11:00 a.m., so I get to sleep in a bit. </w:t>
+      </w:r>
+    </w:p>
+    <w:p>
+      <w:pPr>
+        <w:pStyle w:val="CSP-ChapterBodyText"/>
+      </w:pPr>
+    </w:p>
+    <w:p>
+      <w:pPr>
+        <w:pStyle w:val="CSP-ChapterBodyText"/>
+      </w:pPr>
+      <w:r>
+        <w:t>I</w:t>
+      </w:r>
+      <w:r>
+        <w:t>’</w:t>
+      </w:r>
+      <w:r>
+        <w:t>ve realized that I can</w:t>
+      </w:r>
+      <w:r>
+        <w:t>’</w:t>
+      </w:r>
+      <w:r>
+        <w:t xml:space="preserve">t even afford to eat burgers regularly—that would put me way over budget. In the U.S., prepared food is expensive, while raw ingredients are cheap, so buying groceries and cooking for yourself is definitely the way to go. Right now, I can buy a huge box of </w:t>
       </w:r>
       <w:r>
         <w:t>sixteen</w:t>
@@ -4866,7 +5376,19 @@
         <w:t>ten</w:t>
       </w:r>
       <w:r>
-        <w:t xml:space="preserve"> of them at a time. They turn out so delicious that it’s a shame you can’t taste them! I often bring two meals with me to campus, though eating the same thing for several days in a row can get old pretty quickly.</w:t>
+        <w:t xml:space="preserve"> of them at a time. They turn out so delicious that it</w:t>
+      </w:r>
+      <w:r>
+        <w:t>’</w:t>
+      </w:r>
+      <w:r>
+        <w:t>s a shame you can</w:t>
+      </w:r>
+      <w:r>
+        <w:t>’</w:t>
+      </w:r>
+      <w:r>
+        <w:t>t taste them! I often bring two meals with me to campus, though eating the same thing for several days in a row can get old pretty quickly.</w:t>
       </w:r>
     </w:p>
     <w:p>
@@ -4960,11 +5482,29 @@
         <w:pStyle w:val="CSP-ChapterBodyText"/>
       </w:pPr>
       <w:r>
-        <w:t xml:space="preserve">I got my first paycheck! I didn't expect it to come so soon. I had originally planned to go shopping but was worried I didn't have much money left in my checking account, so I checked my balance over the phone. To my surprise, there was actually $1,140 in it! As it turns out, today is the last day of September, which means </w:t>
+        <w:t>I got my first paycheck! I didn</w:t>
+      </w:r>
+      <w:r>
+        <w:t>’</w:t>
+      </w:r>
+      <w:r>
+        <w:t>t expect it to come so soon. I had originally planned to go shopping but was worried I didn</w:t>
+      </w:r>
+      <w:r>
+        <w:t>’</w:t>
+      </w:r>
+      <w:r>
+        <w:t xml:space="preserve">t have much money left in my checking account, so I checked my balance over the phone. To my surprise, there was actually $1,140 in it! As it turns out, today is the last day of September, which means </w:t>
       </w:r>
       <w:proofErr w:type="gramStart"/>
       <w:r>
-        <w:t>it's</w:t>
+        <w:t>it</w:t>
+      </w:r>
+      <w:r>
+        <w:t>’</w:t>
+      </w:r>
+      <w:r>
+        <w:t>s</w:t>
       </w:r>
       <w:proofErr w:type="gramEnd"/>
       <w:r>
@@ -4981,50 +5521,110 @@
         <w:pStyle w:val="CSP-ChapterBodyText"/>
       </w:pPr>
       <w:r>
-        <w:t xml:space="preserve">Today I went to the Chinese grocery store and bought two pounds of shrimp, a big bag of mussels, and a box of squid. This is the first time since coming to America that I've treated </w:t>
+        <w:t>Today I went to the Chinese grocery store and bought two pounds of shrimp, a big bag of mussels, and a box of squid. This is the first time since coming to America that I</w:t>
+      </w:r>
+      <w:r>
+        <w:t>’</w:t>
+      </w:r>
+      <w:r>
+        <w:t xml:space="preserve">ve treated </w:t>
       </w:r>
       <w:r>
         <w:lastRenderedPageBreak/>
-        <w:t>myself to seafood. Seafood is still expensive; the shrimp weren't even that big, but they cost $2.99 a pound.</w:t>
-      </w:r>
-    </w:p>
-    <w:p>
-      <w:pPr>
-        <w:pStyle w:val="CSP-ChapterBodyText"/>
-      </w:pPr>
-    </w:p>
-    <w:p>
-      <w:pPr>
-        <w:pStyle w:val="CSP-ChapterBodyText"/>
-      </w:pPr>
-      <w:r>
-        <w:t>The apartment I live in is considered inexpensive by Austin standards. The tenants are mostly Mexican and Chinese. It has air conditioning, which we leave running day and night, but you can't actually see an air-conditioning unit anywhere. There are only vents in the walls. Hot water is available around the clock—and not just in the shower; every faucet has two knobs, one for cold water and one for hot water. The floors are carpeted, though the carpet isn't the highest quality. Every bedroom has a large built-in closet. These conditions aren't considered luxurious in America, but if you put this apartment in China, it would be considered quite nice, wouldn't it?</w:t>
-      </w:r>
-    </w:p>
-    <w:p>
-      <w:pPr>
-        <w:pStyle w:val="CSP-ChapterBodyText"/>
-      </w:pPr>
-    </w:p>
-    <w:p>
-      <w:pPr>
-        <w:pStyle w:val="CSP-ChapterBodyText"/>
-      </w:pPr>
-      <w:r>
-        <w:t>I haven't had a chance to finish the roll of film yet; I've only taken a few pictures inside the apartment. I'll do my best to finish the roll soon and will send you the negatives next time.</w:t>
-      </w:r>
-    </w:p>
-    <w:p>
-      <w:pPr>
-        <w:pStyle w:val="CSP-ChapterBodyText"/>
-      </w:pPr>
-    </w:p>
-    <w:p>
-      <w:pPr>
-        <w:pStyle w:val="CSP-ChapterBodyText"/>
-      </w:pPr>
-      <w:r>
-        <w:t>I hope this letter reaches you before Mom’s birthday on October 13th. Happy Birthday, Mom!</w:t>
+        <w:t>myself to seafood. Seafood is still expensive; the shrimp weren</w:t>
+      </w:r>
+      <w:r>
+        <w:t>’</w:t>
+      </w:r>
+      <w:r>
+        <w:t>t even that big, but they cost $2.99 a pound.</w:t>
+      </w:r>
+    </w:p>
+    <w:p>
+      <w:pPr>
+        <w:pStyle w:val="CSP-ChapterBodyText"/>
+      </w:pPr>
+    </w:p>
+    <w:p>
+      <w:pPr>
+        <w:pStyle w:val="CSP-ChapterBodyText"/>
+      </w:pPr>
+      <w:r>
+        <w:t>The apartment I live in is considered inexpensive by Austin standards. The tenants are mostly Mexican and Chinese. It has air conditioning, which we leave running day and night, but you can</w:t>
+      </w:r>
+      <w:r>
+        <w:t>’</w:t>
+      </w:r>
+      <w:r>
+        <w:t>t actually see an air-conditioning unit anywhere. There are only vents in the walls. Hot water is available around the clock—and not just in the shower; every faucet has two knobs, one for cold water and one for hot water. The floors are carpeted, though the carpet isn</w:t>
+      </w:r>
+      <w:r>
+        <w:t>’</w:t>
+      </w:r>
+      <w:r>
+        <w:t>t the highest quality. Every bedroom has a large built-in closet. These conditions aren</w:t>
+      </w:r>
+      <w:r>
+        <w:t>’</w:t>
+      </w:r>
+      <w:r>
+        <w:t>t considered luxurious in America, but if you put this apartment in China, it would be considered quite nice, wouldn</w:t>
+      </w:r>
+      <w:r>
+        <w:t>’</w:t>
+      </w:r>
+      <w:r>
+        <w:t>t it?</w:t>
+      </w:r>
+    </w:p>
+    <w:p>
+      <w:pPr>
+        <w:pStyle w:val="CSP-ChapterBodyText"/>
+      </w:pPr>
+    </w:p>
+    <w:p>
+      <w:pPr>
+        <w:pStyle w:val="CSP-ChapterBodyText"/>
+      </w:pPr>
+      <w:r>
+        <w:t>I haven</w:t>
+      </w:r>
+      <w:r>
+        <w:t>’</w:t>
+      </w:r>
+      <w:r>
+        <w:t>t had a chance to finish the roll of film yet; I</w:t>
+      </w:r>
+      <w:r>
+        <w:t>’</w:t>
+      </w:r>
+      <w:r>
+        <w:t>ve only taken a few pictures inside the apartment. I</w:t>
+      </w:r>
+      <w:r>
+        <w:t>’</w:t>
+      </w:r>
+      <w:r>
+        <w:t>ll do my best to finish the roll soon and will send you the negatives next time.</w:t>
+      </w:r>
+    </w:p>
+    <w:p>
+      <w:pPr>
+        <w:pStyle w:val="CSP-ChapterBodyText"/>
+      </w:pPr>
+    </w:p>
+    <w:p>
+      <w:pPr>
+        <w:pStyle w:val="CSP-ChapterBodyText"/>
+      </w:pPr>
+      <w:r>
+        <w:t>I hope this letter reaches you before Mom</w:t>
+      </w:r>
+      <w:r>
+        <w:t>’</w:t>
+      </w:r>
+      <w:r>
+        <w:t>s birthday on October 13th. Happy Birthday, Mom!</w:t>
       </w:r>
     </w:p>
     <w:p>
@@ -5121,26 +5721,53 @@
         <w:t>Chun</w:t>
       </w:r>
       <w:r>
-        <w:t xml:space="preserve">’s second letter. She wrote that the administration at her institute refuses to issue her academic transcripts for the time being. Their preliminary decision is to wait until this time next year. If that’s really the case, </w:t>
+        <w:t>’</w:t>
+      </w:r>
+      <w:r>
+        <w:t>s second letter. She wrote that the administration at her institute refuses to issue her academic transcripts for the time being. Their preliminary decision is to wait until this time next year. If that</w:t>
+      </w:r>
+      <w:r>
+        <w:t>’</w:t>
+      </w:r>
+      <w:r>
+        <w:t xml:space="preserve">s really the case, </w:t>
       </w:r>
       <w:r>
         <w:t>Chun</w:t>
       </w:r>
       <w:r>
-        <w:t xml:space="preserve"> won’t be able to apply to graduate schools for the fall of 1996.</w:t>
-      </w:r>
-    </w:p>
-    <w:p>
-      <w:pPr>
-        <w:pStyle w:val="CSP-ChapterBodyText"/>
-      </w:pPr>
-    </w:p>
-    <w:p>
-      <w:pPr>
-        <w:pStyle w:val="CSP-ChapterBodyText"/>
-      </w:pPr>
-      <w:r>
-        <w:t>You mentioned that there’s a slight delay during our phone conversations. That may simply be because your voice has to travel halfway around the world to reach me, and my reply has to make the same journey back before you can hear it. In other words, whenever you say something, you won’t hear my response until the sound has effectively traveled around the entire globe.</w:t>
+        <w:t xml:space="preserve"> won</w:t>
+      </w:r>
+      <w:r>
+        <w:t>’</w:t>
+      </w:r>
+      <w:r>
+        <w:t>t be able to apply to graduate schools for the fall of 1996.</w:t>
+      </w:r>
+    </w:p>
+    <w:p>
+      <w:pPr>
+        <w:pStyle w:val="CSP-ChapterBodyText"/>
+      </w:pPr>
+    </w:p>
+    <w:p>
+      <w:pPr>
+        <w:pStyle w:val="CSP-ChapterBodyText"/>
+      </w:pPr>
+      <w:r>
+        <w:t>You mentioned that there</w:t>
+      </w:r>
+      <w:r>
+        <w:t>’</w:t>
+      </w:r>
+      <w:r>
+        <w:t>s a slight delay during our phone conversations. That may simply be because your voice has to travel halfway around the world to reach me, and my reply has to make the same journey back before you can hear it. In other words, whenever you say something, you won</w:t>
+      </w:r>
+      <w:r>
+        <w:t>’</w:t>
+      </w:r>
+      <w:r>
+        <w:t>t hear my response until the sound has effectively traveled around the entire globe.</w:t>
       </w:r>
       <w:r>
         <w:rPr>
@@ -5149,7 +5776,13 @@
         <w:footnoteReference w:id="11"/>
       </w:r>
       <w:r>
-        <w:t xml:space="preserve"> So a slight delay is perfectly normal. Actually, when you think about it, isn’t that amazing?</w:t>
+        <w:t xml:space="preserve"> So a slight delay is perfectly normal. Actually, when you think about it, isn</w:t>
+      </w:r>
+      <w:r>
+        <w:t>’</w:t>
+      </w:r>
+      <w:r>
+        <w:t>t that amazing?</w:t>
       </w:r>
     </w:p>
     <w:p>
@@ -5379,7 +6012,25 @@
         <w:pStyle w:val="CSP-ChapterBodyText"/>
       </w:pPr>
       <w:r>
-        <w:t>A week ago, I spent $120 on a used color TV. It’s practically brand new—even the plastic wrap on the remote control is still on! It’s a Samsung from South Korea, so the quality is pretty good. Since I haven't hooked up cable, I can only pick up about seven or eight local channels. I especially enjoy watching comedy shows called sitcoms.</w:t>
+        <w:t>A week ago, I spent $120 on a used color TV. It</w:t>
+      </w:r>
+      <w:r>
+        <w:t>’</w:t>
+      </w:r>
+      <w:r>
+        <w:t>s practically brand new—even the plastic wrap on the remote control is still on! It</w:t>
+      </w:r>
+      <w:r>
+        <w:t>’</w:t>
+      </w:r>
+      <w:r>
+        <w:t>s a Samsung from South Korea, so the quality is pretty good. Since I haven</w:t>
+      </w:r>
+      <w:r>
+        <w:t>’</w:t>
+      </w:r>
+      <w:r>
+        <w:t>t hooked up cable, I can only pick up about seven or eight local channels. I especially enjoy watching comedy shows called sitcoms.</w:t>
       </w:r>
       <w:r>
         <w:rPr>
@@ -5388,7 +6039,13 @@
         <w:footnoteReference w:id="12"/>
       </w:r>
       <w:r>
-        <w:t xml:space="preserve"> They seem to be very popular here. Each episode is only about half an hour long, which fits perfectly into my busy schedule. Most importantly, they’re very funny and always make me laugh.</w:t>
+        <w:t xml:space="preserve"> They seem to be very popular here. Each episode is only about half an hour long, which fits perfectly into my busy schedule. Most importantly, they</w:t>
+      </w:r>
+      <w:r>
+        <w:t>’</w:t>
+      </w:r>
+      <w:r>
+        <w:t>re very funny and always make me laugh.</w:t>
       </w:r>
     </w:p>
     <w:p>
@@ -5415,7 +6072,25 @@
       </w:r>
       <w:proofErr w:type="gramEnd"/>
       <w:r>
-        <w:t xml:space="preserve"> if possible, I’d really like to move somewhere else and get an American roommate. It would force me to speak English every day and help me gain a better understanding of American culture. The university’s International Office runs a program called PALS (Partnerships to Advance Language Study), which pairs international students with Americans to build friendships and practice language skills. I signed up and was paired with Sarah. We meet once a week just to chat, and we've been doing </w:t>
+        <w:t xml:space="preserve"> if possible, I</w:t>
+      </w:r>
+      <w:r>
+        <w:t>’</w:t>
+      </w:r>
+      <w:r>
+        <w:t>d really like to move somewhere else and get an American roommate. It would force me to speak English every day and help me gain a better understanding of American culture. The university</w:t>
+      </w:r>
+      <w:r>
+        <w:t>’</w:t>
+      </w:r>
+      <w:r>
+        <w:t>s International Office runs a program called PALS (Partnerships to Advance Language Study), which pairs international students with Americans to build friendships and practice language skills. I signed up and was paired with Sarah. We meet once a week just to chat, and we</w:t>
+      </w:r>
+      <w:r>
+        <w:t>’</w:t>
+      </w:r>
+      <w:r>
+        <w:t xml:space="preserve">ve been doing </w:t>
       </w:r>
       <w:r>
         <w:lastRenderedPageBreak/>
@@ -5444,7 +6119,25 @@
         <w:pStyle w:val="CSP-ChapterBodyText"/>
       </w:pPr>
       <w:r>
-        <w:t>Right now, exams are starting to pile up, and I expect I’ll have tests every week from now on. On one of my recent exams, the time limit was very tight and the questions weren’t easy, so I only managed to finish about half of them. I honestly thought I completely blew it. The exam was worth 75 points, and I ended up scoring 42. Fortunately, since everyone did so poorly across the board, the professor had to adjust total points down to 50. That turned my score into a 42 out of 50, which actually isn't bad at all!</w:t>
+        <w:t>Right now, exams are starting to pile up, and I expect I</w:t>
+      </w:r>
+      <w:r>
+        <w:t>’</w:t>
+      </w:r>
+      <w:r>
+        <w:t>ll have tests every week from now on. On one of my recent exams, the time limit was very tight and the questions weren</w:t>
+      </w:r>
+      <w:r>
+        <w:t>’</w:t>
+      </w:r>
+      <w:r>
+        <w:t>t easy, so I only managed to finish about half of them. I honestly thought I completely blew it. The exam was worth 75 points, and I ended up scoring 42. Fortunately, since everyone did so poorly across the board, the professor had to adjust total points down to 50. That turned my score into a 42 out of 50, which actually isn</w:t>
+      </w:r>
+      <w:r>
+        <w:t>’</w:t>
+      </w:r>
+      <w:r>
+        <w:t>t bad at all!</w:t>
       </w:r>
     </w:p>
     <w:p>
@@ -5463,7 +6156,13 @@
         <w:pStyle w:val="CSP-ChapterBodyText"/>
       </w:pPr>
       <w:r>
-        <w:t xml:space="preserve">October 31st was Halloween, which is a pretty big deal here in America. I’m not entirely sure how to translate it into Chinese—maybe </w:t>
+        <w:t>October 31st was Halloween, which is a pretty big deal here in America. I</w:t>
+      </w:r>
+      <w:r>
+        <w:t>’</w:t>
+      </w:r>
+      <w:r>
+        <w:t xml:space="preserve">m not entirely sure how to translate it into Chinese—maybe </w:t>
       </w:r>
       <w:proofErr w:type="spellStart"/>
       <w:r>
@@ -5505,7 +6204,13 @@
       </w:r>
       <w:proofErr w:type="spellEnd"/>
       <w:r>
-        <w:t>—but it’s basically a ghost festival. The story goes that ghosts all come back to life on that night. American children dress up in costumes and go door-to-door trick-or-treating for candy, while adults put on scary or elaborate outfits and march in street parades. Lately, television has been full of ghost stories, and people buy pumpkins to carve faces into them. I imagine Dad probably knows a little about all this already.</w:t>
+        <w:t>—but it</w:t>
+      </w:r>
+      <w:r>
+        <w:t>’</w:t>
+      </w:r>
+      <w:r>
+        <w:t>s basically a ghost festival. The story goes that ghosts all come back to life on that night. American children dress up in costumes and go door-to-door trick-or-treating for candy, while adults put on scary or elaborate outfits and march in street parades. Lately, television has been full of ghost stories, and people buy pumpkins to carve faces into them. I imagine Dad probably knows a little about all this already.</w:t>
       </w:r>
       <w:r>
         <w:rPr>
@@ -5530,7 +6235,25 @@
         <w:pStyle w:val="CSP-ChapterBodyText"/>
       </w:pPr>
       <w:r>
-        <w:t xml:space="preserve">Today, I rushed to finish up a roll of film and got it developed so I could include the photos with this letter. Because I’ve been so busy, I haven’t had much time to take pictures, and there hasn’t been anyone around to take pictures of me. Getting film developed is incredibly expensive here—it costs as much as $15! Photos 14 through 21 show the apartment </w:t>
+        <w:t>Today, I rushed to finish up a roll of film and got it developed so I could include the photos with this letter. Because I</w:t>
+      </w:r>
+      <w:r>
+        <w:t>’</w:t>
+      </w:r>
+      <w:r>
+        <w:t>ve been so busy, I haven</w:t>
+      </w:r>
+      <w:r>
+        <w:t>’</w:t>
+      </w:r>
+      <w:r>
+        <w:t>t had much time to take pictures, and there hasn</w:t>
+      </w:r>
+      <w:r>
+        <w:t>’</w:t>
+      </w:r>
+      <w:r>
+        <w:t xml:space="preserve">t been anyone around to take pictures of me. Getting film developed is incredibly expensive here—it costs as much as $15! Photos 14 through 21 show the apartment </w:t>
       </w:r>
       <w:r>
         <w:t>where</w:t>
@@ -5539,7 +6262,19 @@
         <w:t xml:space="preserve"> </w:t>
       </w:r>
       <w:r>
-        <w:t>I'm living in; 22 through 28 are a few spots around campus; and 29 through 33 were taken inside my room. Photo 34 is the outside of my apartment building, and 35 and 36 are of the supermarket where I've been doing my grocery shopping lately.</w:t>
+        <w:t>I</w:t>
+      </w:r>
+      <w:r>
+        <w:t>’</w:t>
+      </w:r>
+      <w:r>
+        <w:t>m living in; 22 through 28 are a few spots around campus; and 29 through 33 were taken inside my room. Photo 34 is the outside of my apartment building, and 35 and 36 are of the supermarket where I</w:t>
+      </w:r>
+      <w:r>
+        <w:t>’</w:t>
+      </w:r>
+      <w:r>
+        <w:t>ve been doing my grocery shopping lately.</w:t>
       </w:r>
     </w:p>
     <w:p>
@@ -5562,7 +6297,16 @@
         <w:t>Chun</w:t>
       </w:r>
       <w:r>
-        <w:t>’s transcripts finally came in, so she is busy getting her application materials together. She’s applying to five or six graduate schools, including UT. I check in with her by email every now and then.</w:t>
+        <w:t>’</w:t>
+      </w:r>
+      <w:r>
+        <w:t>s transcripts finally came in, so she is busy getting her application materials together. She</w:t>
+      </w:r>
+      <w:r>
+        <w:t>’</w:t>
+      </w:r>
+      <w:r>
+        <w:t>s applying to five or six graduate schools, including UT. I check in with her by email every now and then.</w:t>
       </w:r>
     </w:p>
     <w:p>
@@ -5633,7 +6377,31 @@
         <w:pStyle w:val="CSP-ChapterBodyText"/>
       </w:pPr>
       <w:r>
-        <w:t>P.S. My wristwatch stopped working, and I still haven't bought a new one. It's not that I can't afford one; I just can't justify spending that much money on a watch. A digital watch only costs a few yuan back home, but here it runs $20 to $30.</w:t>
+        <w:t>P.S. My wristwatch stopped working, and I still haven</w:t>
+      </w:r>
+      <w:r>
+        <w:t>’</w:t>
+      </w:r>
+      <w:r>
+        <w:t>t bought a new one. It</w:t>
+      </w:r>
+      <w:r>
+        <w:t>’</w:t>
+      </w:r>
+      <w:r>
+        <w:t>s not that I can</w:t>
+      </w:r>
+      <w:r>
+        <w:t>’</w:t>
+      </w:r>
+      <w:r>
+        <w:t>t afford one; I just can</w:t>
+      </w:r>
+      <w:r>
+        <w:t>’</w:t>
+      </w:r>
+      <w:r>
+        <w:t>t justify spending that much money on a watch. A digital watch only costs a few yuan back home, but here it runs $20 to $30.</w:t>
       </w:r>
     </w:p>
     <w:p>
@@ -5817,24 +6585,54 @@
         <w:pStyle w:val="CSP-ChapterBodyText"/>
       </w:pPr>
       <w:r>
-        <w:t xml:space="preserve">This semester is finally winding down—we only have one week left. Classes ended today, and I actually just finished an exam this morning. I have one more final next Thursday, plus a "take-home final," which means exactly what it sounds like: a final exam that you complete at home. Time is flying by; I can’t believe the semester is almost over. Right now, everyone in the U.S. is gearing up for Christmas, the biggest holiday of the year. Even the office doors in our department are completely decked out with beautiful, festive decorations. </w:t>
-      </w:r>
-    </w:p>
-    <w:p>
-      <w:pPr>
-        <w:pStyle w:val="CSP-ChapterBodyText"/>
-      </w:pPr>
-    </w:p>
-    <w:p>
-      <w:pPr>
-        <w:pStyle w:val="CSP-ChapterBodyText"/>
-      </w:pPr>
-      <w:r>
-        <w:t xml:space="preserve">This Thanksgiving, five of us—my two roommates, two neighbors from Taiwan and I—split the cost of a nice rental car and drove down to Houston. The drive took about two to three hours. Cars move incredibly fast on the highway—doing 70 to 80 mph (roughly 120 km/h). It might sound a bit terrifying to you! We hit the road at 9:30 in the morning and didn't get back until 1:00 the next morning. We spent most of the day touring NASA and then drove around Houston just exploring. Since it’s right on the coast, the scenery is beautiful and there are some nice sandy beaches. We even drove out to an island, and ended the day in Chinatown. It was wild—you don't even need to speak English there! We found a Chinese restaurant and treated ourselves to a wonderful seafood dinner. It was there that I had lobster for the first time. Life in the U.S. is pretty </w:t>
+        <w:t>This semester is finally winding down—we only have one week left. Classes ended today, and I actually just finished an exam this morning. I have one more final next Thursday, plus a "take-home final," which means exactly what it sounds like: a final exam that you complete at home. Time is flying by; I can</w:t>
+      </w:r>
+      <w:r>
+        <w:t>’</w:t>
+      </w:r>
+      <w:r>
+        <w:t xml:space="preserve">t believe the semester is almost over. Right now, everyone in the U.S. is gearing up for Christmas, the biggest holiday of the year. Even the office doors in our department are completely decked out with beautiful, festive decorations. </w:t>
+      </w:r>
+    </w:p>
+    <w:p>
+      <w:pPr>
+        <w:pStyle w:val="CSP-ChapterBodyText"/>
+      </w:pPr>
+    </w:p>
+    <w:p>
+      <w:pPr>
+        <w:pStyle w:val="CSP-ChapterBodyText"/>
+      </w:pPr>
+      <w:r>
+        <w:t>This Thanksgiving, five of us—my two roommates, two neighbors from Taiwan and I—split the cost of a nice rental car and drove down to Houston. The drive took about two to three hours. Cars move incredibly fast on the highway—doing 70 to 80 mph (roughly 120 km/h). It might sound a bit terrifying to you! We hit the road at 9:30 in the morning and didn</w:t>
+      </w:r>
+      <w:r>
+        <w:t>’</w:t>
+      </w:r>
+      <w:r>
+        <w:t>t get back until 1:00 the next morning. We spent most of the day touring NASA and then drove around Houston just exploring. Since it</w:t>
+      </w:r>
+      <w:r>
+        <w:t>’</w:t>
+      </w:r>
+      <w:r>
+        <w:t>s right on the coast, the scenery is beautiful and there are some nice sandy beaches. We even drove out to an island, and ended the day in Chinatown. It was wild—you don</w:t>
+      </w:r>
+      <w:r>
+        <w:t>’</w:t>
+      </w:r>
+      <w:r>
+        <w:t xml:space="preserve">t even need to speak English there! We found a Chinese restaurant and treated ourselves to a wonderful seafood dinner. It was there that I had lobster for the first time. Life in the U.S. is pretty </w:t>
       </w:r>
       <w:r>
         <w:lastRenderedPageBreak/>
-        <w:t xml:space="preserve">hectic with work and classes, so whenever a holiday rolls around, we look for any excuse to get out and have fun. The whole trip only cost us about $20 each for the car rental, gas, and seafood. That doesn't include the $12 admission ticket </w:t>
+        <w:t>hectic with work and classes, so whenever a holiday rolls around, we look for any excuse to get out and have fun. The whole trip only cost us about $20 each for the car rental, gas, and seafood. That doesn</w:t>
+      </w:r>
+      <w:r>
+        <w:t>’</w:t>
+      </w:r>
+      <w:r>
+        <w:t xml:space="preserve">t include the $12 admission ticket </w:t>
       </w:r>
       <w:r>
         <w:t>to</w:t>
@@ -5865,33 +6663,81 @@
         <w:t>forty</w:t>
       </w:r>
       <w:r>
-        <w:t xml:space="preserve"> minutes outside of Austin. Since they're direct factory stores and it was Thanksgiving, everything was deeply discounted. I got a good deal on a CD player at the Sony store. The crowds were unbelievable. Aside from being on campus, I have never seen that many people gathered in one place in America. Just finding a parking spot was a nightmare!</w:t>
-      </w:r>
-    </w:p>
-    <w:p>
-      <w:pPr>
-        <w:pStyle w:val="CSP-ChapterBodyText"/>
-      </w:pPr>
-    </w:p>
-    <w:p>
-      <w:pPr>
-        <w:pStyle w:val="CSP-ChapterBodyText"/>
-      </w:pPr>
-      <w:r>
-        <w:t>I’ll definitely move early next year and find myself a new roommate. I posted an ad online, and an American student got in touch with me. He seems like a really nice guy who is fascinated by Asian culture and even speaks some Japanese. He's a Radio-Television-Film major and wants to move to Hong Kong after graduation to make movies. The only downside is that the place is a bit expensive at $320 a month. It’s actually a very reasonable price for a fully furnished two-bedroom, two-bathroom apartment right next to campus, but it's still a stretch for my budget, so I haven't made a final decision yet. His current Japanese roommate is moving out at the start of the month, but he told me he's willing to hold the room for me until the end of February.</w:t>
-      </w:r>
-    </w:p>
-    <w:p>
-      <w:pPr>
-        <w:pStyle w:val="CSP-ChapterBodyText"/>
-      </w:pPr>
-    </w:p>
-    <w:p>
-      <w:pPr>
-        <w:pStyle w:val="CSP-ChapterBodyText"/>
-      </w:pPr>
-      <w:r>
-        <w:t xml:space="preserve">You mentioned reading some articles about the hardships of studying abroad, but honestly, it doesn't feel all that </w:t>
+        <w:t xml:space="preserve"> minutes outside of Austin. Since they</w:t>
+      </w:r>
+      <w:r>
+        <w:t>’</w:t>
+      </w:r>
+      <w:r>
+        <w:t>re direct factory stores and it was Thanksgiving, everything was deeply discounted. I got a good deal on a CD player at the Sony store. The crowds were unbelievable. Aside from being on campus, I have never seen that many people gathered in one place in America. Just finding a parking spot was a nightmare!</w:t>
+      </w:r>
+    </w:p>
+    <w:p>
+      <w:pPr>
+        <w:pStyle w:val="CSP-ChapterBodyText"/>
+      </w:pPr>
+    </w:p>
+    <w:p>
+      <w:pPr>
+        <w:pStyle w:val="CSP-ChapterBodyText"/>
+      </w:pPr>
+      <w:r>
+        <w:t>I</w:t>
+      </w:r>
+      <w:r>
+        <w:t>’</w:t>
+      </w:r>
+      <w:r>
+        <w:t>ll definitely move early next year and find myself a new roommate. I posted an ad online, and an American student got in touch with me. He seems like a really nice guy who is fascinated by Asian culture and even speaks some Japanese. He</w:t>
+      </w:r>
+      <w:r>
+        <w:t>’</w:t>
+      </w:r>
+      <w:r>
+        <w:t>s a Radio-Television-Film major and wants to move to Hong Kong after graduation to make movies. The only downside is that the place is a bit expensive at $320 a month. It</w:t>
+      </w:r>
+      <w:r>
+        <w:t>’</w:t>
+      </w:r>
+      <w:r>
+        <w:t>s actually a very reasonable price for a fully furnished two-bedroom, two-bathroom apartment right next to campus, but it</w:t>
+      </w:r>
+      <w:r>
+        <w:t>’</w:t>
+      </w:r>
+      <w:r>
+        <w:t>s still a stretch for my budget, so I haven</w:t>
+      </w:r>
+      <w:r>
+        <w:t>’</w:t>
+      </w:r>
+      <w:r>
+        <w:t>t made a final decision yet. His current Japanese roommate is moving out at the start of the month, but he told me he</w:t>
+      </w:r>
+      <w:r>
+        <w:t>’</w:t>
+      </w:r>
+      <w:r>
+        <w:t>s willing to hold the room for me until the end of February.</w:t>
+      </w:r>
+    </w:p>
+    <w:p>
+      <w:pPr>
+        <w:pStyle w:val="CSP-ChapterBodyText"/>
+      </w:pPr>
+    </w:p>
+    <w:p>
+      <w:pPr>
+        <w:pStyle w:val="CSP-ChapterBodyText"/>
+      </w:pPr>
+      <w:r>
+        <w:t>You mentioned reading some articles about the hardships of studying abroad, but honestly, it doesn</w:t>
+      </w:r>
+      <w:r>
+        <w:t>’</w:t>
+      </w:r>
+      <w:r>
+        <w:t xml:space="preserve">t feel all that </w:t>
       </w:r>
       <w:r>
         <w:t>bitter</w:t>
@@ -5903,7 +6749,13 @@
         <w:footnoteReference w:id="14"/>
       </w:r>
       <w:r>
-        <w:t xml:space="preserve"> to me. Sure, the coursework is a bit more demanding than back home, but it's manageable.</w:t>
+        <w:t xml:space="preserve"> to me. Sure, the coursework is a bit more demanding than back home, but it</w:t>
+      </w:r>
+      <w:r>
+        <w:t>’</w:t>
+      </w:r>
+      <w:r>
+        <w:t>s manageable.</w:t>
       </w:r>
     </w:p>
     <w:p>
@@ -5917,39 +6769,129 @@
       </w:pPr>
       <w:r>
         <w:lastRenderedPageBreak/>
-        <w:t>My health insurance here at UT is excellent. As a TA, I get the exact same coverage as the faculty and staff. My premium is $180 a month, and a doctor's visit only costs me a $5 copay. Prescriptions are just $5 as well. The plan even covers dental! Medical insurance over here is very complicated, and a lot of it goes over my head, but I'm just hoping I stay healthy so I never have to figure it all out. The air and environment are much cleaner here anyway, so I doubt I'll be getting sick that much.</w:t>
-      </w:r>
-    </w:p>
-    <w:p>
-      <w:pPr>
-        <w:pStyle w:val="CSP-ChapterBodyText"/>
-      </w:pPr>
-    </w:p>
-    <w:p>
-      <w:pPr>
-        <w:pStyle w:val="CSP-ChapterBodyText"/>
-      </w:pPr>
-      <w:r>
-        <w:t>To get by in the States, about $1,000 a month is plenty. I don't really keep a strict budget, so I'm not entirely sure where every dollar goes. I just paid this semester's tuition on November 30th. I spent quite a bit when I was getting settled—buying a phone, a TV, a CD player, and things like that added up to over $300. After paying two months' rent, I have about $400 left, but next semester’s $1</w:t>
+        <w:t>My health insurance here at UT is excellent. As a TA, I get the exact same coverage as the faculty and staff. My premium is $180 a month, and a doctor</w:t>
+      </w:r>
+      <w:r>
+        <w:t>’</w:t>
+      </w:r>
+      <w:r>
+        <w:t>s visit only costs me a $5 copay. Prescriptions are just $5 as well. The plan even covers dental! Medical insurance over here is very complicated, and a lot of it goes over my head, but I</w:t>
+      </w:r>
+      <w:r>
+        <w:t>’</w:t>
+      </w:r>
+      <w:r>
+        <w:t>m just hoping I stay healthy so I never have to figure it all out. The air and environment are much cleaner here anyway, so I doubt I</w:t>
+      </w:r>
+      <w:r>
+        <w:t>’</w:t>
+      </w:r>
+      <w:r>
+        <w:t>ll be getting sick that much.</w:t>
+      </w:r>
+    </w:p>
+    <w:p>
+      <w:pPr>
+        <w:pStyle w:val="CSP-ChapterBodyText"/>
+      </w:pPr>
+    </w:p>
+    <w:p>
+      <w:pPr>
+        <w:pStyle w:val="CSP-ChapterBodyText"/>
+      </w:pPr>
+      <w:r>
+        <w:t>To get by in the States, about $1,000 a month is plenty. I don</w:t>
+      </w:r>
+      <w:r>
+        <w:t>’</w:t>
+      </w:r>
+      <w:r>
+        <w:t>t really keep a strict budget, so I</w:t>
+      </w:r>
+      <w:r>
+        <w:t>’</w:t>
+      </w:r>
+      <w:r>
+        <w:t>m not entirely sure where every dollar goes. I just paid this semester</w:t>
+      </w:r>
+      <w:r>
+        <w:t>’</w:t>
+      </w:r>
+      <w:r>
+        <w:t>s tuition on November 30th. I spent quite a bit when I was getting settled—buying a phone, a TV, a CD player, and things like that added up to over $300. After paying two months</w:t>
+      </w:r>
+      <w:r>
+        <w:t>’</w:t>
+      </w:r>
+      <w:r>
+        <w:t xml:space="preserve"> rent, I have about $400 left, but next semester</w:t>
+      </w:r>
+      <w:r>
+        <w:t>’</w:t>
+      </w:r>
+      <w:r>
+        <w:t>s $1</w:t>
       </w:r>
       <w:r>
         <w:t>,</w:t>
       </w:r>
       <w:r>
-        <w:t>200 tuition is due in a week. Looks like I'll need to take out another student loan. I’m hoping to find a job this summer; if I can save up a few thousand dollars, buying a car shouldn't be a problem at all. So please don't worry or think I'm suffering over here. Materially speaking, I'm already very happy with my life here.</w:t>
-      </w:r>
-    </w:p>
-    <w:p>
-      <w:pPr>
-        <w:pStyle w:val="CSP-ChapterBodyText"/>
-      </w:pPr>
-    </w:p>
-    <w:p>
-      <w:pPr>
-        <w:pStyle w:val="CSP-ChapterBodyText"/>
-      </w:pPr>
-      <w:r>
-        <w:t>I'll wrap things up here for now.</w:t>
+        <w:t>200 tuition is due in a week. Looks like I</w:t>
+      </w:r>
+      <w:r>
+        <w:t>’</w:t>
+      </w:r>
+      <w:r>
+        <w:t>ll need to take out another student loan. I</w:t>
+      </w:r>
+      <w:r>
+        <w:t>’</w:t>
+      </w:r>
+      <w:r>
+        <w:t>m hoping to find a job this summer; if I can save up a few thousand dollars, buying a car shouldn</w:t>
+      </w:r>
+      <w:r>
+        <w:t>’</w:t>
+      </w:r>
+      <w:r>
+        <w:t>t be a problem at all. So please don</w:t>
+      </w:r>
+      <w:r>
+        <w:t>’</w:t>
+      </w:r>
+      <w:r>
+        <w:t>t worry or think I</w:t>
+      </w:r>
+      <w:r>
+        <w:t>’</w:t>
+      </w:r>
+      <w:r>
+        <w:t>m suffering over here. Materially speaking, I</w:t>
+      </w:r>
+      <w:r>
+        <w:t>’</w:t>
+      </w:r>
+      <w:r>
+        <w:t>m already very happy with my life here.</w:t>
+      </w:r>
+    </w:p>
+    <w:p>
+      <w:pPr>
+        <w:pStyle w:val="CSP-ChapterBodyText"/>
+      </w:pPr>
+    </w:p>
+    <w:p>
+      <w:pPr>
+        <w:pStyle w:val="CSP-ChapterBodyText"/>
+      </w:pPr>
+      <w:r>
+        <w:t>I</w:t>
+      </w:r>
+      <w:r>
+        <w:t>’</w:t>
+      </w:r>
+      <w:r>
+        <w:t>ll wrap things up here for now.</w:t>
       </w:r>
     </w:p>
     <w:p>
@@ -6185,15 +7127,51 @@
         <w:pStyle w:val="CSP-ChapterBodyText"/>
       </w:pPr>
       <w:r>
-        <w:t xml:space="preserve">Winter break started about ten days ago. Since then, things have been pretty relaxed. When I’m not doing anything, I just watch TV or head over to campus to use the computers. Getting to school is a bit more of a hassle right now because the campus shuttles aren't running, so I have to take the regular city bus. I ended up getting straight </w:t>
+        <w:t>Winter break started about ten days ago. Since then, things have been pretty relaxed. When I</w:t>
+      </w:r>
+      <w:r>
+        <w:t>’</w:t>
+      </w:r>
+      <w:r>
+        <w:t>m not doing anything, I just watch TV or head over to campus to use the computers. Getting to school is a bit more of a hassle right now because the campus shuttles aren</w:t>
+      </w:r>
+      <w:r>
+        <w:t>’</w:t>
+      </w:r>
+      <w:r>
+        <w:t xml:space="preserve">t running, so I have to take the regular city bus. I ended up getting straight </w:t>
       </w:r>
       <w:proofErr w:type="gramStart"/>
       <w:r>
-        <w:t>A's</w:t>
+        <w:t>A</w:t>
+      </w:r>
+      <w:r>
+        <w:t>’</w:t>
+      </w:r>
+      <w:r>
+        <w:t>s</w:t>
       </w:r>
       <w:proofErr w:type="gramEnd"/>
       <w:r>
-        <w:t xml:space="preserve"> in all three of my classes this semester, which I pretty much expected. It definitely gives me a lot more confidence about my coursework going forward. I’ll be taking another three classes next semester. I don't know what class I’ll be </w:t>
+        <w:t xml:space="preserve"> in all three of my classes this semester, which I pretty much expected. It definitely gives me a lot more confidence about my coursework going forward. I</w:t>
+      </w:r>
+      <w:r>
+        <w:t>’</w:t>
+      </w:r>
+      <w:r>
+        <w:t>ll be taking another three classes next semester. I don</w:t>
+      </w:r>
+      <w:r>
+        <w:t>’</w:t>
+      </w:r>
+      <w:r>
+        <w:t>t know what class I</w:t>
+      </w:r>
+      <w:r>
+        <w:t>’</w:t>
+      </w:r>
+      <w:r>
+        <w:t xml:space="preserve">ll be </w:t>
       </w:r>
       <w:r>
         <w:t>TA-</w:t>
@@ -6204,7 +7182,13 @@
       </w:r>
       <w:proofErr w:type="spellEnd"/>
       <w:r>
-        <w:t xml:space="preserve"> for yet, but I'm hoping for a lighter workload. The spring semester officially kicks off on January 16th.</w:t>
+        <w:t xml:space="preserve"> for yet, but I</w:t>
+      </w:r>
+      <w:r>
+        <w:t>’</w:t>
+      </w:r>
+      <w:r>
+        <w:t>m hoping for a lighter workload. The spring semester officially kicks off on January 16th.</w:t>
       </w:r>
     </w:p>
     <w:p>
@@ -6223,7 +7207,13 @@
         <w:pStyle w:val="CSP-ChapterBodyText"/>
       </w:pPr>
       <w:r>
-        <w:t>Christmas wasn't overly lively, especially among the Chinese students, but the holiday lights are absolutely beautiful. Americans love decorating their houses, trees and streets with countless little lights—it looks amazing at night. On one little street, the neighbors have turned decorating into a tradition. People from all over Austin drive in just to see the lights, causing traffic jams that stretch for blocks. Christmas over here is just like Chinese New Year back home; everyone heads home to be with family, and almost all the shops and restaurants are closed for the day.</w:t>
+        <w:t>Christmas wasn</w:t>
+      </w:r>
+      <w:r>
+        <w:t>’</w:t>
+      </w:r>
+      <w:r>
+        <w:t>t overly lively, especially among the Chinese students, but the holiday lights are absolutely beautiful. Americans love decorating their houses, trees and streets with countless little lights—it looks amazing at night. On one little street, the neighbors have turned decorating into a tradition. People from all over Austin drive in just to see the lights, causing traffic jams that stretch for blocks. Christmas over here is just like Chinese New Year back home; everyone heads home to be with family, and almost all the shops and restaurants are closed for the day.</w:t>
       </w:r>
     </w:p>
     <w:p>
@@ -6243,107 +7233,269 @@
         <w:t>,</w:t>
       </w:r>
       <w:r>
-        <w:t xml:space="preserve"> we changed our plans and went to San Antonio instead. San Antonio is a tourist city, famous for its River Walk. It’s a canal lined with restaurants on both sides, and the scenery is gorgeous. It's so picturesque that it actually reminded me of the classical gardens in Suzhou, which really made me homesick.</w:t>
-      </w:r>
-    </w:p>
-    <w:p>
-      <w:pPr>
-        <w:pStyle w:val="CSP-ChapterBodyText"/>
-      </w:pPr>
-    </w:p>
-    <w:p>
-      <w:pPr>
-        <w:pStyle w:val="CSP-ChapterBodyText"/>
-      </w:pPr>
-      <w:r>
-        <w:t>Two or three weeks ago, I sent out some credit card applications, and a bunch of them just came through. I got a Citibank Visa, an AT&amp;T MasterCard, and a Discover card. I managed to get approved for all the major ones! My combined credit limit is $2,100, which is more than enough for me. Buying things will be so convenient from now on that I can just use a card. Plus, it's really important to start building up my credit history early.</w:t>
-      </w:r>
-    </w:p>
-    <w:p>
-      <w:pPr>
-        <w:pStyle w:val="CSP-ChapterBodyText"/>
-      </w:pPr>
-    </w:p>
-    <w:p>
-      <w:pPr>
-        <w:pStyle w:val="CSP-ChapterBodyText"/>
-      </w:pPr>
-      <w:r>
-        <w:t>In about two weeks, I’m moving. Coincidentally, our Taiwanese neighbor is moving out too because she just bought a mobile home. It’s basically a house on wheels. She paid $8,000 for it and told me that it’s really nice—two bedrooms, a living room, a kitchen, a bathroom, and it even comes with a washer and dryer. The neighborhood seems great too. She repeatedly asked me to be her tenant, offering me rent for $200 a month plus half the utilities, which sounded tempting. At the time, though, I was already negotiating with that American student, and rooming with him would run me closer to $330. Compared to that, her mobile home was cheaper and just as nice, so I turned down the American student and told her I'd take it. But then a few days later, the guy called back and said he'd lower my share to $300. It left me feeling torn. In the end, I decided to go with him after all, so now I’m actually helping her find another roommate.</w:t>
-      </w:r>
-    </w:p>
-    <w:p>
-      <w:pPr>
-        <w:pStyle w:val="CSP-ChapterBodyText"/>
-      </w:pPr>
-    </w:p>
-    <w:p>
-      <w:pPr>
-        <w:pStyle w:val="CSP-ChapterBodyText"/>
-      </w:pPr>
-      <w:r>
-        <w:t xml:space="preserve">From now on, I’ll be the one calling home to save you the </w:t>
+        <w:t xml:space="preserve"> we changed our plans and went to San Antonio instead. San Antonio is a tourist city, famous for its River Walk. It</w:t>
+      </w:r>
+      <w:r>
+        <w:t>’</w:t>
+      </w:r>
+      <w:r>
+        <w:t>s a canal lined with restaurants on both sides, and the scenery is gorgeous. It</w:t>
+      </w:r>
+      <w:r>
+        <w:t>’</w:t>
+      </w:r>
+      <w:r>
+        <w:t>s so picturesque that it actually reminded me of the classical gardens in Suzhou, which really made me homesick.</w:t>
+      </w:r>
+    </w:p>
+    <w:p>
+      <w:pPr>
+        <w:pStyle w:val="CSP-ChapterBodyText"/>
+      </w:pPr>
+    </w:p>
+    <w:p>
+      <w:pPr>
+        <w:pStyle w:val="CSP-ChapterBodyText"/>
+      </w:pPr>
+      <w:r>
+        <w:t>Two or three weeks ago, I sent out some credit card applications, and a bunch of them just came through. I got a Citibank Visa, an AT&amp;T MasterCard, and a Discover card. I managed to get approved for all the major ones! My combined credit limit is $2,100, which is more than enough for me. Buying things will be so convenient from now on that I can just use a card. Plus, it</w:t>
+      </w:r>
+      <w:r>
+        <w:t>’</w:t>
+      </w:r>
+      <w:r>
+        <w:t>s really important to start building up my credit history early.</w:t>
+      </w:r>
+    </w:p>
+    <w:p>
+      <w:pPr>
+        <w:pStyle w:val="CSP-ChapterBodyText"/>
+      </w:pPr>
+    </w:p>
+    <w:p>
+      <w:pPr>
+        <w:pStyle w:val="CSP-ChapterBodyText"/>
+      </w:pPr>
+      <w:r>
+        <w:t>In about two weeks, I</w:t>
+      </w:r>
+      <w:r>
+        <w:t>’</w:t>
+      </w:r>
+      <w:r>
+        <w:t>m moving. Coincidentally, our Taiwanese neighbor is moving out too because she just bought a mobile home. It</w:t>
+      </w:r>
+      <w:r>
+        <w:t>’</w:t>
+      </w:r>
+      <w:r>
+        <w:t>s basically a house on wheels. She paid $8,000 for it and told me that it</w:t>
+      </w:r>
+      <w:r>
+        <w:t>’</w:t>
+      </w:r>
+      <w:r>
+        <w:t>s really nice—two bedrooms, a living room, a kitchen, a bathroom, and it even comes with a washer and dryer. The neighborhood seems great too. She repeatedly asked me to be her tenant, offering me rent for $200 a month plus half the utilities, which sounded tempting. At the time, though, I was already negotiating with that American student, and rooming with him would run me closer to $330. Compared to that, her mobile home was cheaper and just as nice, so I turned down the American student and told her I</w:t>
+      </w:r>
+      <w:r>
+        <w:t>’</w:t>
+      </w:r>
+      <w:r>
+        <w:t>d take it. But then a few days later, the guy called back and said he</w:t>
+      </w:r>
+      <w:r>
+        <w:t>’</w:t>
+      </w:r>
+      <w:r>
+        <w:t>d lower my share to $300. It left me feeling torn. In the end, I decided to go with him after all, so now I</w:t>
+      </w:r>
+      <w:r>
+        <w:t>’</w:t>
+      </w:r>
+      <w:r>
+        <w:t>m actually helping her find another roommate.</w:t>
+      </w:r>
+    </w:p>
+    <w:p>
+      <w:pPr>
+        <w:pStyle w:val="CSP-ChapterBodyText"/>
+      </w:pPr>
+    </w:p>
+    <w:p>
+      <w:pPr>
+        <w:pStyle w:val="CSP-ChapterBodyText"/>
+      </w:pPr>
+      <w:r>
+        <w:t>From now on, I</w:t>
+      </w:r>
+      <w:r>
+        <w:t>’</w:t>
+      </w:r>
+      <w:r>
+        <w:t xml:space="preserve">ll be the one calling home to save you the </w:t>
       </w:r>
       <w:r>
         <w:lastRenderedPageBreak/>
-        <w:t>expense. I’ll probably call every couple of weeks, around noon on the weekends. My phone bills are actually quite low because I keep my calls short, unlike some who can easily talk for twenty or thirty minutes. Mom, don’t get nervous whenever you are on an international call. It really doesn’t cost that much. A five-minute call costs about the same as a fast-food meal. Even though money is tight, I can certainly afford to call home, so please don’t worry about it.</w:t>
-      </w:r>
-    </w:p>
-    <w:p>
-      <w:pPr>
-        <w:pStyle w:val="CSP-ChapterBodyText"/>
-      </w:pPr>
-    </w:p>
-    <w:p>
-      <w:pPr>
-        <w:pStyle w:val="CSP-ChapterBodyText"/>
-      </w:pPr>
-      <w:r>
-        <w:t>Mom, you mentioned in your letter that some articles you've read make America sound terrifying. Honestly, it’s not like that at all—it really just depends on where you live. Austin is a mid-sized college town, so relatively speaking, it’s very safe. Don't worry, I'll keep looking out for myself.</w:t>
-      </w:r>
-    </w:p>
-    <w:p>
-      <w:pPr>
-        <w:pStyle w:val="CSP-ChapterBodyText"/>
-      </w:pPr>
-    </w:p>
-    <w:p>
-      <w:pPr>
-        <w:pStyle w:val="CSP-ChapterBodyText"/>
-      </w:pPr>
-      <w:r>
-        <w:t>I think it's wonderful that Mom is retiring next year. It'll be a nice relief, and it should be much better for her health. Dad, I took care of that thing you asked me to do. You should be receiving two packages soon—one containing application materials, and the other information from the Mechanical Engineering Department. I hope they get to you soon.</w:t>
-      </w:r>
-    </w:p>
-    <w:p>
-      <w:pPr>
-        <w:pStyle w:val="CSP-ChapterBodyText"/>
-      </w:pPr>
-    </w:p>
-    <w:p>
-      <w:pPr>
-        <w:pStyle w:val="CSP-ChapterBodyText"/>
-      </w:pPr>
-      <w:r>
-        <w:t xml:space="preserve">It’s such a shame that the Christmas card I sent you never arrived. I must not have put enough postage on it, and it probably got lost in transit somewhere. The card I sent to </w:t>
+        <w:t>expense. I</w:t>
+      </w:r>
+      <w:r>
+        <w:t>’</w:t>
+      </w:r>
+      <w:r>
+        <w:t>ll probably call every couple of weeks, around noon on the weekends. My phone bills are actually quite low because I keep my calls short, unlike some who can easily talk for twenty or thirty minutes. Mom, don</w:t>
+      </w:r>
+      <w:r>
+        <w:t>’</w:t>
+      </w:r>
+      <w:r>
+        <w:t>t get nervous whenever you are on an international call. It really doesn</w:t>
+      </w:r>
+      <w:r>
+        <w:t>’</w:t>
+      </w:r>
+      <w:r>
+        <w:t>t cost that much. A five-minute call costs about the same as a fast-food meal. Even though money is tight, I can certainly afford to call home, so please don</w:t>
+      </w:r>
+      <w:r>
+        <w:t>’</w:t>
+      </w:r>
+      <w:r>
+        <w:t>t worry about it.</w:t>
+      </w:r>
+    </w:p>
+    <w:p>
+      <w:pPr>
+        <w:pStyle w:val="CSP-ChapterBodyText"/>
+      </w:pPr>
+    </w:p>
+    <w:p>
+      <w:pPr>
+        <w:pStyle w:val="CSP-ChapterBodyText"/>
+      </w:pPr>
+      <w:r>
+        <w:t>Mom, you mentioned in your letter that some articles you</w:t>
+      </w:r>
+      <w:r>
+        <w:t>’</w:t>
+      </w:r>
+      <w:r>
+        <w:t>ve read make America sound terrifying. Honestly, it</w:t>
+      </w:r>
+      <w:r>
+        <w:t>’</w:t>
+      </w:r>
+      <w:r>
+        <w:t>s not like that at all—it really just depends on where you live. Austin is a mid-sized college town, so relatively speaking, it</w:t>
+      </w:r>
+      <w:r>
+        <w:t>’</w:t>
+      </w:r>
+      <w:r>
+        <w:t>s very safe. Don</w:t>
+      </w:r>
+      <w:r>
+        <w:t>’</w:t>
+      </w:r>
+      <w:r>
+        <w:t>t worry, I</w:t>
+      </w:r>
+      <w:r>
+        <w:t>’</w:t>
+      </w:r>
+      <w:r>
+        <w:t>ll keep looking out for myself.</w:t>
+      </w:r>
+    </w:p>
+    <w:p>
+      <w:pPr>
+        <w:pStyle w:val="CSP-ChapterBodyText"/>
+      </w:pPr>
+    </w:p>
+    <w:p>
+      <w:pPr>
+        <w:pStyle w:val="CSP-ChapterBodyText"/>
+      </w:pPr>
+      <w:r>
+        <w:t>I think it</w:t>
+      </w:r>
+      <w:r>
+        <w:t>’</w:t>
+      </w:r>
+      <w:r>
+        <w:t>s wonderful that Mom is retiring next year. It</w:t>
+      </w:r>
+      <w:r>
+        <w:t>’</w:t>
+      </w:r>
+      <w:r>
+        <w:t>ll be a nice relief, and it should be much better for her health. Dad, I took care of that thing you asked me to do. You should be receiving two packages soon—one containing application materials, and the other information from the Mechanical Engineering Department. I hope they get to you soon.</w:t>
+      </w:r>
+    </w:p>
+    <w:p>
+      <w:pPr>
+        <w:pStyle w:val="CSP-ChapterBodyText"/>
+      </w:pPr>
+    </w:p>
+    <w:p>
+      <w:pPr>
+        <w:pStyle w:val="CSP-ChapterBodyText"/>
+      </w:pPr>
+      <w:r>
+        <w:t>It</w:t>
+      </w:r>
+      <w:r>
+        <w:t>’</w:t>
+      </w:r>
+      <w:r>
+        <w:t xml:space="preserve">s such a shame that the Christmas card I sent you never arrived. I must not have put enough postage on it, and it probably got lost in transit somewhere. The card I sent to </w:t>
       </w:r>
       <w:r>
         <w:t>Chun</w:t>
       </w:r>
       <w:r>
-        <w:t xml:space="preserve"> might be lost too, so I’ll write to her later to explain. I gave her a call two days ago, but she wasn't in her office, so I just left a message with someone. Nothing urgent—just wanted to call and wish her a Happy New Year. Whether you invite </w:t>
+        <w:t xml:space="preserve"> might be lost too, so I</w:t>
+      </w:r>
+      <w:r>
+        <w:t>’</w:t>
+      </w:r>
+      <w:r>
+        <w:t>ll write to her later to explain. I gave her a call two days ago, but she wasn</w:t>
+      </w:r>
+      <w:r>
+        <w:t>’</w:t>
+      </w:r>
+      <w:r>
+        <w:t xml:space="preserve">t in her office, so I just left a message with someone. Nothing urgent—just wanted to call and wish her a Happy New Year. Whether you invite </w:t>
       </w:r>
       <w:r>
         <w:t>Chun</w:t>
       </w:r>
       <w:r>
-        <w:t xml:space="preserve"> over during the winter break is entirely up to you. I have a feeling she’ll probably call to wish you a Happy New Year. Things between us aren't moving very quick</w:t>
+        <w:t xml:space="preserve"> over during the winter break is entirely up to you. I have a feeling she</w:t>
+      </w:r>
+      <w:r>
+        <w:t>’</w:t>
+      </w:r>
+      <w:r>
+        <w:t>ll probably call to wish you a Happy New Year. Things between us aren</w:t>
+      </w:r>
+      <w:r>
+        <w:t>’</w:t>
+      </w:r>
+      <w:r>
+        <w:t>t moving very quick</w:t>
       </w:r>
       <w:r>
         <w:t>l</w:t>
       </w:r>
       <w:r>
-        <w:t>y, and I haven't been trying hard enough either. I suppose the long distance makes it tough, and I honestly have no idea what the future holds. If she actually manages to get into UT Austin, it would truly be a miracle.</w:t>
+        <w:t>y, and I haven</w:t>
+      </w:r>
+      <w:r>
+        <w:t>’</w:t>
+      </w:r>
+      <w:r>
+        <w:t>t been trying hard enough either. I suppose the long distance makes it tough, and I honestly have no idea what the future holds. If she actually manages to get into UT Austin, it would truly be a miracle.</w:t>
       </w:r>
     </w:p>
     <w:p>
@@ -6357,7 +7509,13 @@
       </w:pPr>
       <w:r>
         <w:lastRenderedPageBreak/>
-        <w:t>My handwriting is getting uglier by the second, so I'd better stop here.</w:t>
+        <w:t>My handwriting is getting uglier by the second, so I</w:t>
+      </w:r>
+      <w:r>
+        <w:t>’</w:t>
+      </w:r>
+      <w:r>
+        <w:t>d better stop here.</w:t>
       </w:r>
     </w:p>
     <w:p>
@@ -6434,7 +7592,13 @@
         </w:sectPr>
       </w:pPr>
       <w:r>
-        <w:t>P.P.S. I actually got my hair cut at a real barbershop this time. It looks like the fine tradition of Chinese students cutting each other's hair has officially been lost!</w:t>
+        <w:t>P.P.S. I actually got my hair cut at a real barbershop this time. It looks like the fine tradition of Chinese students cutting each other</w:t>
+      </w:r>
+      <w:r>
+        <w:t>’</w:t>
+      </w:r>
+      <w:r>
+        <w:t>s hair has officially been lost!</w:t>
       </w:r>
     </w:p>
     <w:p>
@@ -6626,33 +7790,57 @@
         <w:pStyle w:val="CSP-ChapterBodyText"/>
       </w:pPr>
       <w:r>
-        <w:t>I called home yesterday, but unfortunately Mom wasn't home because she had to teach a class. I'll stick to calling on the weekends from now on; this time was just an exception because I needed to give you my new address.</w:t>
-      </w:r>
-    </w:p>
-    <w:p>
-      <w:pPr>
-        <w:pStyle w:val="CSP-ChapterBodyText"/>
-      </w:pPr>
-    </w:p>
-    <w:p>
-      <w:pPr>
-        <w:pStyle w:val="CSP-ChapterBodyText"/>
-      </w:pPr>
-      <w:r>
-        <w:t>My roommate is American, so if you call, just ask for "Tong" and that'll do. If you ask for "Wang Tong," he might not catch on right away since last names come after first names over here. Moving was very easy; my roommate helped me out, and we finished everything in under an hour. I brought my table over to the new place, but the bed was too bulky. Besides, my new room already comes with a queen-size bed, so I ended up giving my old one to our Taiwanese neighbor. My roommate is a few years older than me and is an undergraduate majoring in Radio-Television-Film. He wants to move to Hong Kong someday and is currently planning his own experimental student film—apparently, a Hong Kong-style cop thriller.</w:t>
-      </w:r>
-    </w:p>
-    <w:p>
-      <w:pPr>
-        <w:pStyle w:val="CSP-ChapterBodyText"/>
-      </w:pPr>
-    </w:p>
-    <w:p>
-      <w:pPr>
-        <w:pStyle w:val="CSP-ChapterBodyText"/>
-      </w:pPr>
-      <w:r>
-        <w:t xml:space="preserve">Winter break is just about over, and classes officially start on the 16th, so things are about to get busy again. Next semester, I’ll be </w:t>
+        <w:t>I called home yesterday, but unfortunately Mom wasn</w:t>
+      </w:r>
+      <w:r>
+        <w:t>’</w:t>
+      </w:r>
+      <w:r>
+        <w:t>t home because she had to teach a class. I</w:t>
+      </w:r>
+      <w:r>
+        <w:t>’</w:t>
+      </w:r>
+      <w:r>
+        <w:t>ll stick to calling on the weekends from now on; this time was just an exception because I needed to give you my new address.</w:t>
+      </w:r>
+    </w:p>
+    <w:p>
+      <w:pPr>
+        <w:pStyle w:val="CSP-ChapterBodyText"/>
+      </w:pPr>
+    </w:p>
+    <w:p>
+      <w:pPr>
+        <w:pStyle w:val="CSP-ChapterBodyText"/>
+      </w:pPr>
+      <w:r>
+        <w:t>My roommate is American, so if you call, just ask for "Tong" and that</w:t>
+      </w:r>
+      <w:r>
+        <w:t>’</w:t>
+      </w:r>
+      <w:r>
+        <w:t>ll do. If you ask for "Wang Tong," he might not catch on right away since last names come after first names over here. Moving was very easy; my roommate helped me out, and we finished everything in under an hour. I brought my table over to the new place, but the bed was too bulky. Besides, my new room already comes with a queen-size bed, so I ended up giving my old one to our Taiwanese neighbor. My roommate is a few years older than me and is an undergraduate majoring in Radio-Television-Film. He wants to move to Hong Kong someday and is currently planning his own experimental student film—apparently, a Hong Kong-style cop thriller.</w:t>
+      </w:r>
+    </w:p>
+    <w:p>
+      <w:pPr>
+        <w:pStyle w:val="CSP-ChapterBodyText"/>
+      </w:pPr>
+    </w:p>
+    <w:p>
+      <w:pPr>
+        <w:pStyle w:val="CSP-ChapterBodyText"/>
+      </w:pPr>
+      <w:r>
+        <w:t>Winter break is just about over, and classes officially start on the 16th, so things are about to get busy again. Next semester, I</w:t>
+      </w:r>
+      <w:r>
+        <w:t>’</w:t>
+      </w:r>
+      <w:r>
+        <w:t xml:space="preserve">ll be </w:t>
       </w:r>
       <w:r>
         <w:t>TA-</w:t>
@@ -6663,26 +7851,62 @@
       </w:r>
       <w:proofErr w:type="spellEnd"/>
       <w:r>
-        <w:t xml:space="preserve"> for a C++ course. C++ is a programming language similar to C. The grading workload will probably be a bit heavier, making me busier than the last term, but at least I'll get to learn something useful.</w:t>
-      </w:r>
-    </w:p>
-    <w:p>
-      <w:pPr>
-        <w:pStyle w:val="CSP-ChapterBodyText"/>
-      </w:pPr>
-    </w:p>
-    <w:p>
-      <w:pPr>
-        <w:pStyle w:val="CSP-ChapterBodyText"/>
-      </w:pPr>
-      <w:r>
-        <w:t xml:space="preserve">Yesterday, I spent two hours chatting online with Weihai, typing messages back and forth. Watching the words appear and jump onto the screen in real time felt almost magical—like we were talking face-to-face, even though we were a thousand miles apart. He’s only been in the U.S. for a few months but already dropped $900 on a used car and gotten his driver's license. He and his girlfriend back in China ended up breaking up. He told me he gets really lonely whenever he has nothing to do. His roommate is also American, and he mentioned that every time he fries fish, his roommate jumps out and cries, "Are you trying to kill me?" Needless to say, he doesn't eat much fish anymore. He’s decided not to finish his Ph.D. and plans to get his </w:t>
+        <w:t xml:space="preserve"> for a C++ course. C++ is a programming language similar to C. The grading workload will probably be a bit heavier, making me busier than the last term, but at least I</w:t>
+      </w:r>
+      <w:r>
+        <w:t>’</w:t>
+      </w:r>
+      <w:r>
+        <w:t>ll get to learn something useful.</w:t>
+      </w:r>
+    </w:p>
+    <w:p>
+      <w:pPr>
+        <w:pStyle w:val="CSP-ChapterBodyText"/>
+      </w:pPr>
+    </w:p>
+    <w:p>
+      <w:pPr>
+        <w:pStyle w:val="CSP-ChapterBodyText"/>
+      </w:pPr>
+      <w:r>
+        <w:t>Yesterday, I spent two hours chatting online with Weihai, typing messages back and forth. Watching the words appear and jump onto the screen in real time felt almost magical—like we were talking face-to-face, even though we were a thousand miles apart. He</w:t>
+      </w:r>
+      <w:r>
+        <w:t>’</w:t>
+      </w:r>
+      <w:r>
+        <w:t>s only been in the U.S. for a few months but already dropped $900 on a used car and gotten his driver</w:t>
+      </w:r>
+      <w:r>
+        <w:t>’</w:t>
+      </w:r>
+      <w:r>
+        <w:t>s license. He and his girlfriend back in China ended up breaking up. He told me he gets really lonely whenever he has nothing to do. His roommate is also American, and he mentioned that every time he fries fish, his roommate jumps out and cries, "Are you trying to kill me?" Needless to say, he doesn</w:t>
+      </w:r>
+      <w:r>
+        <w:t>’</w:t>
+      </w:r>
+      <w:r>
+        <w:t>t eat much fish anymore. He</w:t>
+      </w:r>
+      <w:r>
+        <w:t>’</w:t>
+      </w:r>
+      <w:r>
+        <w:t xml:space="preserve">s decided not to finish his Ph.D. and plans to get his </w:t>
       </w:r>
       <w:r>
         <w:t>m</w:t>
       </w:r>
       <w:r>
-        <w:t xml:space="preserve">aster's </w:t>
+        <w:t>aster</w:t>
+      </w:r>
+      <w:r>
+        <w:t>’</w:t>
+      </w:r>
+      <w:r>
+        <w:t xml:space="preserve">s </w:t>
       </w:r>
       <w:r>
         <w:t xml:space="preserve">degree </w:t>
@@ -6701,7 +7925,13 @@
         <w:pStyle w:val="CSP-ChapterBodyText"/>
       </w:pPr>
       <w:r>
-        <w:t>I'll wrap things up here. Please give my best to Wang Wei and Xiao Fan!</w:t>
+        <w:t>I</w:t>
+      </w:r>
+      <w:r>
+        <w:t>’</w:t>
+      </w:r>
+      <w:r>
+        <w:t>ll wrap things up here. Please give my best to Wang Wei and Xiao Fan!</w:t>
       </w:r>
     </w:p>
     <w:p>
@@ -6746,7 +7976,19 @@
         </w:sectPr>
       </w:pPr>
       <w:r>
-        <w:t>P.S. Even though money is a little tight, I'm doing just fine and have everything I need. Please don't try to save every penny because of me. Taking good care of yourselves is what matters most!</w:t>
+        <w:t>P.S. Even though money is a little tight, I</w:t>
+      </w:r>
+      <w:r>
+        <w:t>’</w:t>
+      </w:r>
+      <w:r>
+        <w:t>m doing just fine and have everything I need. Please don</w:t>
+      </w:r>
+      <w:r>
+        <w:t>’</w:t>
+      </w:r>
+      <w:r>
+        <w:t>t try to save every penny because of me. Taking good care of yourselves is what matters most!</w:t>
       </w:r>
     </w:p>
     <w:p>
@@ -6882,7 +8124,31 @@
         <w:pStyle w:val="CSP-ChapterBodyText"/>
       </w:pPr>
       <w:r>
-        <w:t>Chinese New Year is just around the corner, but I had almost forgotten about it altogether. It wasn’t until I received a New Year’s card from a friend in Beijing that I suddenly realized the holiday was approaching. Unfortunately, it's a bit too late and by the time this letter reaches Nanjing, it’ll probably be the Lantern Festival</w:t>
+        <w:t>Chinese New Year is just around the corner, but I had almost forgotten about it altogether. It wasn</w:t>
+      </w:r>
+      <w:r>
+        <w:t>’</w:t>
+      </w:r>
+      <w:r>
+        <w:t>t until I received a New Year</w:t>
+      </w:r>
+      <w:r>
+        <w:t>’</w:t>
+      </w:r>
+      <w:r>
+        <w:t>s card from a friend in Beijing that I suddenly realized the holiday was approaching. Unfortunately, it</w:t>
+      </w:r>
+      <w:r>
+        <w:t>’</w:t>
+      </w:r>
+      <w:r>
+        <w:t>s a bit too late and by the time this letter reaches Nanjing, it</w:t>
+      </w:r>
+      <w:r>
+        <w:t>’</w:t>
+      </w:r>
+      <w:r>
+        <w:t>ll probably be the Lantern Festival</w:t>
       </w:r>
       <w:r>
         <w:rPr>
@@ -6891,7 +8157,19 @@
         <w:footnoteReference w:id="15"/>
       </w:r>
       <w:r>
-        <w:t xml:space="preserve"> already. Still, I’d like to wish everyone in the family a Happy Chinese New Year! There isn’t the slightest trace of a festive atmosphere over here. On the other side of the globe, China must be incredibly alive with New Year celebrations right now.</w:t>
+        <w:t xml:space="preserve"> already. Still, I</w:t>
+      </w:r>
+      <w:r>
+        <w:t>’</w:t>
+      </w:r>
+      <w:r>
+        <w:t>d like to wish everyone in the family a Happy Chinese New Year! There isn</w:t>
+      </w:r>
+      <w:r>
+        <w:t>’</w:t>
+      </w:r>
+      <w:r>
+        <w:t>t the slightest trace of a festive atmosphere over here. On the other side of the globe, China must be incredibly alive with New Year celebrations right now.</w:t>
       </w:r>
     </w:p>
     <w:p>
@@ -6917,7 +8195,13 @@
         <w:pStyle w:val="CSP-ChapterBodyText"/>
       </w:pPr>
       <w:r>
-        <w:t xml:space="preserve">I’ve been in the new apartment for a month and a half now, and everything is going great. My American roommate is very friendly and, in some ways, quite into Asian culture. </w:t>
+        <w:t>I</w:t>
+      </w:r>
+      <w:r>
+        <w:t>’</w:t>
+      </w:r>
+      <w:r>
+        <w:t xml:space="preserve">ve been in the new apartment for a month and a half now, and everything is going great. My American roommate is very friendly and, in some ways, quite into Asian culture. </w:t>
       </w:r>
       <w:r>
         <w:t xml:space="preserve">He knows </w:t>
@@ -6927,33 +8211,111 @@
         <w:t>a bit of Japanese and frequently goes to the Chinese video rental store to rent Hong Kong movies. The walls of his living room are covered with Hong Kong movie posters.</w:t>
       </w:r>
       <w:r>
-        <w:t xml:space="preserve"> People always assume I’m the one who put them up! When I tell them it was actually my roommate, they’re always shocked. Most of his friends are ethnically Chinese, specifically Taiwanese and Hongkongers who grew up in the States. He’s also a pretty good cook and has a Chinese-style wok, cleaver, and everything; the Chinese food he makes actually smells better than mine!</w:t>
-      </w:r>
-    </w:p>
-    <w:p>
-      <w:pPr>
-        <w:pStyle w:val="CSP-ChapterBodyText"/>
-      </w:pPr>
-    </w:p>
-    <w:p>
-      <w:pPr>
-        <w:pStyle w:val="CSP-ChapterBodyText"/>
-      </w:pPr>
-      <w:r>
-        <w:t>Having an American roommate definitely helps with my English—it forces me to speak English and, more importantly, think in English. I used to catch myself almost blurting out Chinese in front of Americans, but I've gotten much better now. Living with an American hasn't felt awkward or strange at all; it all feels very natural. Maybe it’s because I’m adaptable, or maybe it’s just because he’s already a little Asian at heart.</w:t>
-      </w:r>
-    </w:p>
-    <w:p>
-      <w:pPr>
-        <w:pStyle w:val="CSP-ChapterBodyText"/>
-      </w:pPr>
-    </w:p>
-    <w:p>
-      <w:pPr>
-        <w:pStyle w:val="CSP-ChapterBodyText"/>
-      </w:pPr>
-      <w:r>
-        <w:t>I'm doing most of my own cooking these days, and my skills have improved quite a bit. It's a shame you can't taste my cooking! I've discovered that the secret is to be generous with the oil and not skimp on the scallions, ginger, and garlic—they make everything smell and taste so much better. The apartment kitchen is fully equipped with a microwave, an oven, and a rice cooker, which makes cooking very convenient. The stove, however, is electric rather than gas-powered, so it takes a little getting used to</w:t>
+        <w:t xml:space="preserve"> People always assume I</w:t>
+      </w:r>
+      <w:r>
+        <w:t>’</w:t>
+      </w:r>
+      <w:r>
+        <w:t>m the one who put them up! When I tell them it was actually my roommate, they</w:t>
+      </w:r>
+      <w:r>
+        <w:t>’</w:t>
+      </w:r>
+      <w:r>
+        <w:t>re always shocked. Most of his friends are ethnically Chinese, specifically Taiwanese and Hongkongers who grew up in the States. He</w:t>
+      </w:r>
+      <w:r>
+        <w:t>’</w:t>
+      </w:r>
+      <w:r>
+        <w:t>s also a pretty good cook and has a Chinese-style wok, cleaver, and everything; the Chinese food he makes actually smells better than mine!</w:t>
+      </w:r>
+    </w:p>
+    <w:p>
+      <w:pPr>
+        <w:pStyle w:val="CSP-ChapterBodyText"/>
+      </w:pPr>
+    </w:p>
+    <w:p>
+      <w:pPr>
+        <w:pStyle w:val="CSP-ChapterBodyText"/>
+      </w:pPr>
+      <w:r>
+        <w:t>Having an American roommate definitely helps with my English—it forces me to speak English and, more importantly, think in English. I used to catch myself almost blurting out Chinese in front of Americans, but I</w:t>
+      </w:r>
+      <w:r>
+        <w:t>’</w:t>
+      </w:r>
+      <w:r>
+        <w:t>ve gotten much better now. Living with an American hasn</w:t>
+      </w:r>
+      <w:r>
+        <w:t>’</w:t>
+      </w:r>
+      <w:r>
+        <w:t>t felt awkward or strange at all; it all feels very natural. Maybe it</w:t>
+      </w:r>
+      <w:r>
+        <w:t>’</w:t>
+      </w:r>
+      <w:r>
+        <w:t>s because I</w:t>
+      </w:r>
+      <w:r>
+        <w:t>’</w:t>
+      </w:r>
+      <w:r>
+        <w:t>m adaptable, or maybe it</w:t>
+      </w:r>
+      <w:r>
+        <w:t>’</w:t>
+      </w:r>
+      <w:r>
+        <w:t>s just because he</w:t>
+      </w:r>
+      <w:r>
+        <w:t>’</w:t>
+      </w:r>
+      <w:r>
+        <w:t>s already a little Asian at heart.</w:t>
+      </w:r>
+    </w:p>
+    <w:p>
+      <w:pPr>
+        <w:pStyle w:val="CSP-ChapterBodyText"/>
+      </w:pPr>
+    </w:p>
+    <w:p>
+      <w:pPr>
+        <w:pStyle w:val="CSP-ChapterBodyText"/>
+      </w:pPr>
+      <w:r>
+        <w:t>I</w:t>
+      </w:r>
+      <w:r>
+        <w:t>’</w:t>
+      </w:r>
+      <w:r>
+        <w:t>m doing most of my own cooking these days, and my skills have improved quite a bit. It</w:t>
+      </w:r>
+      <w:r>
+        <w:t>’</w:t>
+      </w:r>
+      <w:r>
+        <w:t>s a shame you can</w:t>
+      </w:r>
+      <w:r>
+        <w:t>’</w:t>
+      </w:r>
+      <w:r>
+        <w:t>t taste my cooking! I</w:t>
+      </w:r>
+      <w:r>
+        <w:t>’</w:t>
+      </w:r>
+      <w:r>
+        <w:t>ve discovered that the secret is to be generous with the oil and not skimp on the scallions, ginger, and garlic—they make everything smell and taste so much better. The apartment kitchen is fully equipped with a microwave, an oven, and a rice cooker, which makes cooking very convenient. The stove, however, is electric rather than gas-powered, so it takes a little getting used to</w:t>
       </w:r>
       <w:r>
         <w:t>.</w:t>
@@ -6969,7 +8331,19 @@
         <w:pStyle w:val="CSP-ChapterBodyText"/>
       </w:pPr>
       <w:r>
-        <w:t>The rent is on the expensive side, so I’ll have a little less in savings. Honestly, having a large savings account doesn’t matter much to me right now. The only reason I care at all is because I need to show some funds in the bank when you apply for a visa to visit me.</w:t>
+        <w:t>The rent is on the expensive side, so I</w:t>
+      </w:r>
+      <w:r>
+        <w:t>’</w:t>
+      </w:r>
+      <w:r>
+        <w:t>ll have a little less in savings. Honestly, having a large savings account doesn</w:t>
+      </w:r>
+      <w:r>
+        <w:t>’</w:t>
+      </w:r>
+      <w:r>
+        <w:t>t matter much to me right now. The only reason I care at all is because I need to show some funds in the bank when you apply for a visa to visit me.</w:t>
       </w:r>
       <w:r>
         <w:rPr>
@@ -6978,20 +8352,44 @@
         <w:footnoteReference w:id="16"/>
       </w:r>
       <w:r>
-        <w:t xml:space="preserve"> Please don’t try to send me money!</w:t>
-      </w:r>
-    </w:p>
-    <w:p>
-      <w:pPr>
-        <w:pStyle w:val="CSP-ChapterBodyText"/>
-      </w:pPr>
-    </w:p>
-    <w:p>
-      <w:pPr>
-        <w:pStyle w:val="CSP-ChapterBodyText"/>
-      </w:pPr>
-      <w:r>
-        <w:t>I promise that no matter how much I spend, I will never overdraw my account, so there’s no need to worry. For me, the credit card is simply a convenient way to pay. For example, when I go to the supermarket, I don’t need to carry cash or checks; I just use the card, and the credit card company sends me a monthly statement. I can then pay the entire balance with a single check. It’s quite convenient—essentially a “buy now, pay later” system.</w:t>
+        <w:t xml:space="preserve"> Please don</w:t>
+      </w:r>
+      <w:r>
+        <w:t>’</w:t>
+      </w:r>
+      <w:r>
+        <w:t>t try to send me money!</w:t>
+      </w:r>
+    </w:p>
+    <w:p>
+      <w:pPr>
+        <w:pStyle w:val="CSP-ChapterBodyText"/>
+      </w:pPr>
+    </w:p>
+    <w:p>
+      <w:pPr>
+        <w:pStyle w:val="CSP-ChapterBodyText"/>
+      </w:pPr>
+      <w:r>
+        <w:t>I promise that no matter how much I spend, I will never overdraw my account, so there</w:t>
+      </w:r>
+      <w:r>
+        <w:t>’</w:t>
+      </w:r>
+      <w:r>
+        <w:t>s no need to worry. For me, the credit card is simply a convenient way to pay. For example, when I go to the supermarket, I don</w:t>
+      </w:r>
+      <w:r>
+        <w:t>’</w:t>
+      </w:r>
+      <w:r>
+        <w:t>t need to carry cash or checks; I just use the card, and the credit card company sends me a monthly statement. I can then pay the entire balance with a single check. It</w:t>
+      </w:r>
+      <w:r>
+        <w:t>’</w:t>
+      </w:r>
+      <w:r>
+        <w:t>s quite convenient—essentially a “buy now, pay later” system.</w:t>
       </w:r>
     </w:p>
     <w:p>
@@ -7010,20 +8408,80 @@
         <w:t>Chun</w:t>
       </w:r>
       <w:r>
-        <w:t>, I know you’re anxious, but worrying won't change anything. It’s not like I don't want a girlfriend. I know I’m expected to take the initiative, but I just can’t quite bring myself to do it—something just feels a little off. I'm sure that's disappointing for you to hear. Personally, I think the only real hope is if she manages to come to UT. Long-distance relationships are really difficult.</w:t>
-      </w:r>
-    </w:p>
-    <w:p>
-      <w:pPr>
-        <w:pStyle w:val="CSP-ChapterBodyText"/>
-      </w:pPr>
-    </w:p>
-    <w:p>
-      <w:pPr>
-        <w:pStyle w:val="CSP-ChapterBodyText"/>
-      </w:pPr>
-      <w:r>
-        <w:t>I'll wrap things up here. My handwriting is getting uglier by the second—it's practically unbearable to look at!</w:t>
+        <w:t>, I know you</w:t>
+      </w:r>
+      <w:r>
+        <w:t>’</w:t>
+      </w:r>
+      <w:r>
+        <w:t>re anxious, but worrying won</w:t>
+      </w:r>
+      <w:r>
+        <w:t>’</w:t>
+      </w:r>
+      <w:r>
+        <w:t>t change anything. It</w:t>
+      </w:r>
+      <w:r>
+        <w:t>’</w:t>
+      </w:r>
+      <w:r>
+        <w:t>s not like I don</w:t>
+      </w:r>
+      <w:r>
+        <w:t>’</w:t>
+      </w:r>
+      <w:r>
+        <w:t>t want a girlfriend. I know I</w:t>
+      </w:r>
+      <w:r>
+        <w:t>’</w:t>
+      </w:r>
+      <w:r>
+        <w:t>m expected to take the initiative, but I just can</w:t>
+      </w:r>
+      <w:r>
+        <w:t>’</w:t>
+      </w:r>
+      <w:r>
+        <w:t>t quite bring myself to do it—something just feels a little off. I</w:t>
+      </w:r>
+      <w:r>
+        <w:t>’</w:t>
+      </w:r>
+      <w:r>
+        <w:t>m sure that</w:t>
+      </w:r>
+      <w:r>
+        <w:t>’</w:t>
+      </w:r>
+      <w:r>
+        <w:t>s disappointing for you to hear. Personally, I think the only real hope is if she manages to come to UT. Long-distance relationships are really difficult.</w:t>
+      </w:r>
+    </w:p>
+    <w:p>
+      <w:pPr>
+        <w:pStyle w:val="CSP-ChapterBodyText"/>
+      </w:pPr>
+    </w:p>
+    <w:p>
+      <w:pPr>
+        <w:pStyle w:val="CSP-ChapterBodyText"/>
+      </w:pPr>
+      <w:r>
+        <w:t>I</w:t>
+      </w:r>
+      <w:r>
+        <w:t>’</w:t>
+      </w:r>
+      <w:r>
+        <w:t>ll wrap things up here. My handwriting is getting uglier by the second—it</w:t>
+      </w:r>
+      <w:r>
+        <w:t>’</w:t>
+      </w:r>
+      <w:r>
+        <w:t>s practically unbearable to look at!</w:t>
       </w:r>
     </w:p>
     <w:p>
@@ -7070,7 +8528,13 @@
         <w:pStyle w:val="CSP-ChapterBodyText"/>
       </w:pPr>
       <w:r>
-        <w:t>P.S. My roommate's name is Dave.</w:t>
+        <w:t>P.S. My roommate</w:t>
+      </w:r>
+      <w:r>
+        <w:t>’</w:t>
+      </w:r>
+      <w:r>
+        <w:t>s name is Dave.</w:t>
       </w:r>
     </w:p>
     <w:p>
@@ -7236,7 +8700,25 @@
         <w:pStyle w:val="CSP-ChapterBodyText"/>
       </w:pPr>
       <w:r>
-        <w:t>I received your letter dated March 2nd. I was deeply saddened to hear that your winter break didn't go well, especially that Mom fractured her left wrist. As you get older, you have to be much more careful; even a minor fall can result in a serious injury. I'm sure that put a damper on your Chinese New Year celebrations. Did you stay up to watch the New Year's Gala</w:t>
+        <w:t>I received your letter dated March 2nd. I was deeply saddened to hear that your winter break didn</w:t>
+      </w:r>
+      <w:r>
+        <w:t>’</w:t>
+      </w:r>
+      <w:r>
+        <w:t>t go well, especially that Mom fractured her left wrist. As you get older, you have to be much more careful; even a minor fall can result in a serious injury. I</w:t>
+      </w:r>
+      <w:r>
+        <w:t>’</w:t>
+      </w:r>
+      <w:r>
+        <w:t>m sure that put a damper on your Chinese New Year celebrations. Did you stay up to watch the New Year</w:t>
+      </w:r>
+      <w:r>
+        <w:t>’</w:t>
+      </w:r>
+      <w:r>
+        <w:t>s Gala</w:t>
       </w:r>
       <w:r>
         <w:rPr>
@@ -7245,7 +8727,19 @@
         <w:footnoteReference w:id="17"/>
       </w:r>
       <w:r>
-        <w:t xml:space="preserve"> all the way through? With Mom's injury, who ended up preparing the New Year's Eve dinner</w:t>
+        <w:t xml:space="preserve"> all the way through? With Mom</w:t>
+      </w:r>
+      <w:r>
+        <w:t>’</w:t>
+      </w:r>
+      <w:r>
+        <w:t>s injury, who ended up preparing the New Year</w:t>
+      </w:r>
+      <w:r>
+        <w:t>’</w:t>
+      </w:r>
+      <w:r>
+        <w:t>s Eve dinner</w:t>
       </w:r>
       <w:r>
         <w:rPr>
@@ -7267,50 +8761,146 @@
         <w:pStyle w:val="CSP-ChapterBodyText"/>
       </w:pPr>
       <w:r>
-        <w:t xml:space="preserve">When it gets cold, you need to turn on the heat—otherwise, what was the point of buying the air conditioner in the first place? Spend the money when you need to. After all, money is only money, and I'm financially independent now. Honestly, it seems that I'm living more comfortably than you are, and it </w:t>
+        <w:t>When it gets cold, you need to turn on the heat—otherwise, what was the point of buying the air conditioner in the first place? Spend the money when you need to. After all, money is only money, and I</w:t>
+      </w:r>
+      <w:r>
+        <w:t>’</w:t>
+      </w:r>
+      <w:r>
+        <w:t>m financially independent now. Honestly, it seems that I</w:t>
+      </w:r>
+      <w:r>
+        <w:t>’</w:t>
+      </w:r>
+      <w:r>
+        <w:t xml:space="preserve">m living more comfortably than you are, and it </w:t>
       </w:r>
       <w:r>
         <w:lastRenderedPageBreak/>
-        <w:t>breaks my heart to think of you freezing in the winter and sweltering in the summer. I really hope you'll do something to make life a little easier on yourselves.</w:t>
-      </w:r>
-    </w:p>
-    <w:p>
-      <w:pPr>
-        <w:pStyle w:val="CSP-ChapterBodyText"/>
-      </w:pPr>
-    </w:p>
-    <w:p>
-      <w:pPr>
-        <w:pStyle w:val="CSP-ChapterBodyText"/>
-      </w:pPr>
-      <w:r>
-        <w:t xml:space="preserve">Right now, we're on spring break. It lasts a week and is already winding down. The weather is gorgeous at this time of year—it's warm enough that you only need a short-sleeved T-shirt. The winters here really aren’t bad at all; I've only had to wear a sweater for about four days in total. I have no problems at all when it comes to food and clothing, so please don't worry. In fact, I might even be eating a bit too much—my waistline seems to be expanding, and I think I'm putting on some weight. </w:t>
-      </w:r>
-    </w:p>
-    <w:p>
-      <w:pPr>
-        <w:pStyle w:val="CSP-ChapterBodyText"/>
-      </w:pPr>
-    </w:p>
-    <w:p>
-      <w:pPr>
-        <w:pStyle w:val="CSP-ChapterBodyText"/>
-      </w:pPr>
-      <w:r>
-        <w:t>We're halfway through the semester now. This semester hasn't been overwhelmingly busy. The TA workload is heavier than last term, but it's still manageable. I have 3 office hours a week and grade homework once every two weeks. There are nearly 120 students, so grading a set takes several hours.</w:t>
-      </w:r>
-    </w:p>
-    <w:p>
-      <w:pPr>
-        <w:pStyle w:val="CSP-ChapterBodyText"/>
-      </w:pPr>
-    </w:p>
-    <w:p>
-      <w:pPr>
-        <w:pStyle w:val="CSP-ChapterBodyText"/>
-      </w:pPr>
-      <w:r>
-        <w:t>Over the past few days, I received emails from two of my old Tsinghua classmates, both of whom have just been awarded fellowships—one at NYU and the other at Brown. Both are excellent schools, and receiving those fellowships is a huge accomplishment. It really seems that if you're determined to study abroad, you'll eventually find a way to make it happen. The classmate who got into Brown asked me whether he should find a girlfriend and get married before coming to the States. I told him absolutely not—unless he’s already found the right person. He's still quite young, about three years younger than I am.</w:t>
+        <w:t>breaks my heart to think of you freezing in the winter and sweltering in the summer. I really hope you</w:t>
+      </w:r>
+      <w:r>
+        <w:t>’</w:t>
+      </w:r>
+      <w:r>
+        <w:t>ll do something to make life a little easier on yourselves.</w:t>
+      </w:r>
+    </w:p>
+    <w:p>
+      <w:pPr>
+        <w:pStyle w:val="CSP-ChapterBodyText"/>
+      </w:pPr>
+    </w:p>
+    <w:p>
+      <w:pPr>
+        <w:pStyle w:val="CSP-ChapterBodyText"/>
+      </w:pPr>
+      <w:r>
+        <w:t>Right now, we</w:t>
+      </w:r>
+      <w:r>
+        <w:t>’</w:t>
+      </w:r>
+      <w:r>
+        <w:t>re on spring break. It lasts a week and is already winding down. The weather is gorgeous at this time of year—it</w:t>
+      </w:r>
+      <w:r>
+        <w:t>’</w:t>
+      </w:r>
+      <w:r>
+        <w:t>s warm enough that you only need a short-sleeved T-shirt. The winters here really aren</w:t>
+      </w:r>
+      <w:r>
+        <w:t>’</w:t>
+      </w:r>
+      <w:r>
+        <w:t>t bad at all; I</w:t>
+      </w:r>
+      <w:r>
+        <w:t>’</w:t>
+      </w:r>
+      <w:r>
+        <w:t>ve only had to wear a sweater for about four days in total. I have no problems at all when it comes to food and clothing, so please don</w:t>
+      </w:r>
+      <w:r>
+        <w:t>’</w:t>
+      </w:r>
+      <w:r>
+        <w:t>t worry. In fact, I might even be eating a bit too much—my waistline seems to be expanding, and I think I</w:t>
+      </w:r>
+      <w:r>
+        <w:t>’</w:t>
+      </w:r>
+      <w:r>
+        <w:t xml:space="preserve">m putting on some weight. </w:t>
+      </w:r>
+    </w:p>
+    <w:p>
+      <w:pPr>
+        <w:pStyle w:val="CSP-ChapterBodyText"/>
+      </w:pPr>
+    </w:p>
+    <w:p>
+      <w:pPr>
+        <w:pStyle w:val="CSP-ChapterBodyText"/>
+      </w:pPr>
+      <w:r>
+        <w:t>We</w:t>
+      </w:r>
+      <w:r>
+        <w:t>’</w:t>
+      </w:r>
+      <w:r>
+        <w:t>re halfway through the semester now. This semester hasn</w:t>
+      </w:r>
+      <w:r>
+        <w:t>’</w:t>
+      </w:r>
+      <w:r>
+        <w:t>t been overwhelmingly busy. The TA workload is heavier than last term, but it</w:t>
+      </w:r>
+      <w:r>
+        <w:t>’</w:t>
+      </w:r>
+      <w:r>
+        <w:t>s still manageable. I have 3 office hours a week and grade homework once every two weeks. There are nearly 120 students, so grading a set takes several hours.</w:t>
+      </w:r>
+    </w:p>
+    <w:p>
+      <w:pPr>
+        <w:pStyle w:val="CSP-ChapterBodyText"/>
+      </w:pPr>
+    </w:p>
+    <w:p>
+      <w:pPr>
+        <w:pStyle w:val="CSP-ChapterBodyText"/>
+      </w:pPr>
+      <w:r>
+        <w:t>Over the past few days, I received emails from two of my old Tsinghua classmates, both of whom have just been awarded fellowships—one at NYU and the other at Brown. Both are excellent schools, and receiving those fellowships is a huge accomplishment. It really seems that if you</w:t>
+      </w:r>
+      <w:r>
+        <w:t>’</w:t>
+      </w:r>
+      <w:r>
+        <w:t>re determined to study abroad, you</w:t>
+      </w:r>
+      <w:r>
+        <w:t>’</w:t>
+      </w:r>
+      <w:r>
+        <w:t>ll eventually find a way to make it happen. The classmate who got into Brown asked me whether he should find a girlfriend and get married before coming to the States. I told him absolutely not—unless he</w:t>
+      </w:r>
+      <w:r>
+        <w:t>’</w:t>
+      </w:r>
+      <w:r>
+        <w:t>s already found the right person. He</w:t>
+      </w:r>
+      <w:r>
+        <w:t>’</w:t>
+      </w:r>
+      <w:r>
+        <w:t>s still quite young, about three years younger than I am.</w:t>
       </w:r>
     </w:p>
     <w:p>
@@ -7500,7 +9090,13 @@
       </w:r>
       <w:proofErr w:type="gramStart"/>
       <w:r>
-        <w:t>Mom’s</w:t>
+        <w:t>Mom</w:t>
+      </w:r>
+      <w:r>
+        <w:t>’</w:t>
+      </w:r>
+      <w:r>
+        <w:t>s</w:t>
       </w:r>
       <w:proofErr w:type="gramEnd"/>
       <w:r>
@@ -7517,32 +9113,56 @@
         <w:pStyle w:val="CSP-ChapterBodyText"/>
       </w:pPr>
       <w:r>
-        <w:t>Honestly, it’s probably a good thing to let Dad handle some of the housework for a change—I do all my own chores anyway now.</w:t>
+        <w:t>Honestly, it</w:t>
+      </w:r>
+      <w:r>
+        <w:t>’</w:t>
+      </w:r>
+      <w:r>
+        <w:t>s probably a good thing to let Dad handle some of the housework for a change—I do all my own chores anyway now.</w:t>
       </w:r>
       <w:r>
         <w:t xml:space="preserve"> </w:t>
       </w:r>
       <w:r>
-        <w:t xml:space="preserve">I’ve gotten really fast at cooking; I can whip something up in no time. Making rice is very easy—it takes about </w:t>
+        <w:t>I</w:t>
+      </w:r>
+      <w:r>
+        <w:t>’</w:t>
+      </w:r>
+      <w:r>
+        <w:t xml:space="preserve">ve gotten really fast at cooking; I can whip something up in no time. Making rice is very easy—it takes about </w:t>
       </w:r>
       <w:r>
         <w:t>twenty</w:t>
       </w:r>
       <w:r>
-        <w:t xml:space="preserve"> minutes in the rice cooker, and then I just leave it on the "warm" setting. It keeps warm for up to two days, so I always have hot rice ready to go. If I have leftovers, I just pop them in the microwave for two minutes. Overall, it’s very convenient.</w:t>
-      </w:r>
-    </w:p>
-    <w:p>
-      <w:pPr>
-        <w:pStyle w:val="CSP-ChapterBodyText"/>
-      </w:pPr>
-    </w:p>
-    <w:p>
-      <w:pPr>
-        <w:pStyle w:val="CSP-ChapterBodyText"/>
-      </w:pPr>
-      <w:r>
-        <w:t>Day to day, I mostly eat pork and vegetables like spinach, celery, and broccoli. I always make sure to get some greens in, though my roommate Dave absolutely never eats vegetables. Whenever I get sick of my own cooking, I’ll head out to a fast-food place for some pizza or a burger just to switch things up.</w:t>
+        <w:t xml:space="preserve"> minutes in the rice cooker, and then I just leave it on the "warm" setting. It keeps warm for up to two days, so I always have hot rice ready to go. If I have leftovers, I just pop them in the microwave for two minutes. Overall, it</w:t>
+      </w:r>
+      <w:r>
+        <w:t>’</w:t>
+      </w:r>
+      <w:r>
+        <w:t>s very convenient.</w:t>
+      </w:r>
+    </w:p>
+    <w:p>
+      <w:pPr>
+        <w:pStyle w:val="CSP-ChapterBodyText"/>
+      </w:pPr>
+    </w:p>
+    <w:p>
+      <w:pPr>
+        <w:pStyle w:val="CSP-ChapterBodyText"/>
+      </w:pPr>
+      <w:r>
+        <w:t>Day to day, I mostly eat pork and vegetables like spinach, celery, and broccoli. I always make sure to get some greens in, though my roommate Dave absolutely never eats vegetables. Whenever I get sick of my own cooking, I</w:t>
+      </w:r>
+      <w:r>
+        <w:t>’</w:t>
+      </w:r>
+      <w:r>
+        <w:t>ll head out to a fast-food place for some pizza or a burger just to switch things up.</w:t>
       </w:r>
     </w:p>
     <w:p>
@@ -7559,7 +9179,25 @@
       </w:r>
       <w:r>
         <w:lastRenderedPageBreak/>
-        <w:t>to escape the flames. The Brownstone is on the cheaper side, so the tenant mix is a bit sketchy, and it definitely gives off an unsafe vibe. Some people have had their car windows smashed and their CDs stolen. In fact, someone even stole all four wheels off my former roommate’s car, leaving the chassis propped up on large rocks! There are also drunks who randomly pound on people's doors, which has a lot of tenants spooked and wanting to move. My current apartment is very safe. It's mostly professionals and students living here, and the entire complex has security gates that remain locked at all times.</w:t>
+        <w:t>to escape the flames. The Brownstone is on the cheaper side, so the tenant mix is a bit sketchy, and it definitely gives off an unsafe vibe. Some people have had their car windows smashed and their CDs stolen. In fact, someone even stole all four wheels off my former roommate</w:t>
+      </w:r>
+      <w:r>
+        <w:t>’</w:t>
+      </w:r>
+      <w:r>
+        <w:t>s car, leaving the chassis propped up on large rocks! There are also drunks who randomly pound on people</w:t>
+      </w:r>
+      <w:r>
+        <w:t>’</w:t>
+      </w:r>
+      <w:r>
+        <w:t>s doors, which has a lot of tenants spooked and wanting to move. My current apartment is very safe. It</w:t>
+      </w:r>
+      <w:r>
+        <w:t>’</w:t>
+      </w:r>
+      <w:r>
+        <w:t>s mostly professionals and students living here, and the entire complex has security gates that remain locked at all times.</w:t>
       </w:r>
     </w:p>
     <w:p>
@@ -7597,45 +9235,87 @@
         <w:pStyle w:val="CSP-ChapterBodyText"/>
       </w:pPr>
       <w:r>
-        <w:t xml:space="preserve">Right now, I'm leaning toward just getting my </w:t>
+        <w:t>Right now, I</w:t>
+      </w:r>
+      <w:r>
+        <w:t>’</w:t>
+      </w:r>
+      <w:r>
+        <w:t xml:space="preserve">m leaning toward just getting my </w:t>
       </w:r>
       <w:r>
         <w:t>m</w:t>
       </w:r>
       <w:r>
-        <w:t>aster’s</w:t>
+        <w:t>aster</w:t>
+      </w:r>
+      <w:r>
+        <w:t>’</w:t>
+      </w:r>
+      <w:r>
+        <w:t>s</w:t>
       </w:r>
       <w:r>
         <w:t xml:space="preserve"> degree</w:t>
       </w:r>
       <w:r>
-        <w:t xml:space="preserve"> and finding a job, but nothing is set in stone. The biggest problem is that I haven't found a research area that truly interests me. Most of the professors in the department work on topics that are much too theoretical for my taste.</w:t>
-      </w:r>
-    </w:p>
-    <w:p>
-      <w:pPr>
-        <w:pStyle w:val="CSP-ChapterBodyText"/>
-      </w:pPr>
-    </w:p>
-    <w:p>
-      <w:pPr>
-        <w:pStyle w:val="CSP-ChapterBodyText"/>
-      </w:pPr>
-      <w:r>
-        <w:t>The M.S. program requires 36 credits, or 12 courses, two of which must be taken outside the department. I've already completed six courses, so I have six more to go. At this point, finishing the M.S. in a year and a half is out of the question. The earliest I could graduate would be next May. Taking summer classes wouldn't change that timeline anyway.</w:t>
-      </w:r>
-    </w:p>
-    <w:p>
-      <w:pPr>
-        <w:pStyle w:val="CSP-ChapterBodyText"/>
-      </w:pPr>
-    </w:p>
-    <w:p>
-      <w:pPr>
-        <w:pStyle w:val="CSP-ChapterBodyText"/>
-      </w:pPr>
-      <w:r>
-        <w:t xml:space="preserve">In the best-case scenario, I'd find a summer internship. Otherwise, I'll probably just have to register for one class and continue working as a TA. While </w:t>
+        <w:t xml:space="preserve"> and finding a job, but nothing is set in stone. The biggest problem is that I haven</w:t>
+      </w:r>
+      <w:r>
+        <w:t>’</w:t>
+      </w:r>
+      <w:r>
+        <w:t>t found a research area that truly interests me. Most of the professors in the department work on topics that are much too theoretical for my taste.</w:t>
+      </w:r>
+    </w:p>
+    <w:p>
+      <w:pPr>
+        <w:pStyle w:val="CSP-ChapterBodyText"/>
+      </w:pPr>
+    </w:p>
+    <w:p>
+      <w:pPr>
+        <w:pStyle w:val="CSP-ChapterBodyText"/>
+      </w:pPr>
+      <w:r>
+        <w:t>The M.S. program requires 36 credits, or 12 courses, two of which must be taken outside the department. I</w:t>
+      </w:r>
+      <w:r>
+        <w:t>’</w:t>
+      </w:r>
+      <w:r>
+        <w:t>ve already completed six courses, so I have six more to go. At this point, finishing the M.S. in a year and a half is out of the question. The earliest I could graduate would be next May. Taking summer classes wouldn</w:t>
+      </w:r>
+      <w:r>
+        <w:t>’</w:t>
+      </w:r>
+      <w:r>
+        <w:t>t change that timeline anyway.</w:t>
+      </w:r>
+    </w:p>
+    <w:p>
+      <w:pPr>
+        <w:pStyle w:val="CSP-ChapterBodyText"/>
+      </w:pPr>
+    </w:p>
+    <w:p>
+      <w:pPr>
+        <w:pStyle w:val="CSP-ChapterBodyText"/>
+      </w:pPr>
+      <w:r>
+        <w:t>In the best-case scenario, I</w:t>
+      </w:r>
+      <w:r>
+        <w:t>’</w:t>
+      </w:r>
+      <w:r>
+        <w:t>d find a summer internship. Otherwise, I</w:t>
+      </w:r>
+      <w:r>
+        <w:t>’</w:t>
+      </w:r>
+      <w:r>
+        <w:t xml:space="preserve">ll probably just have to register for one class and continue working as a TA. While </w:t>
       </w:r>
       <w:r>
         <w:t>TA-</w:t>
@@ -7646,24 +9326,54 @@
       </w:r>
       <w:proofErr w:type="spellEnd"/>
       <w:r>
-        <w:t xml:space="preserve"> provides some income, taking a class means paying tuition and fees, and I'd miss the opportunity to gain real work experience. I probably didn't plan ahead well enough, and I wasn't aggressive enough </w:t>
+        <w:t xml:space="preserve"> provides some income, taking a class means paying tuition and fees, and I</w:t>
+      </w:r>
+      <w:r>
+        <w:t>’</w:t>
+      </w:r>
+      <w:r>
+        <w:t>d miss the opportunity to gain real work experience. I probably didn</w:t>
+      </w:r>
+      <w:r>
+        <w:t>’</w:t>
+      </w:r>
+      <w:r>
+        <w:t>t plan ahead well enough, and I wasn</w:t>
+      </w:r>
+      <w:r>
+        <w:t>’</w:t>
+      </w:r>
+      <w:r>
+        <w:t xml:space="preserve">t aggressive enough </w:t>
       </w:r>
       <w:r>
         <w:lastRenderedPageBreak/>
-        <w:t>in looking for summer jobs, which is why I haven't had any luck so far.</w:t>
-      </w:r>
-    </w:p>
-    <w:p>
-      <w:pPr>
-        <w:pStyle w:val="CSP-ChapterBodyText"/>
-      </w:pPr>
-    </w:p>
-    <w:p>
-      <w:pPr>
-        <w:pStyle w:val="CSP-ChapterBodyText"/>
-      </w:pPr>
-      <w:r>
-        <w:t>I need to think this through very carefully, because it's a major decision that will affect the rest of my life.</w:t>
+        <w:t>in looking for summer jobs, which is why I haven</w:t>
+      </w:r>
+      <w:r>
+        <w:t>’</w:t>
+      </w:r>
+      <w:r>
+        <w:t>t had any luck so far.</w:t>
+      </w:r>
+    </w:p>
+    <w:p>
+      <w:pPr>
+        <w:pStyle w:val="CSP-ChapterBodyText"/>
+      </w:pPr>
+    </w:p>
+    <w:p>
+      <w:pPr>
+        <w:pStyle w:val="CSP-ChapterBodyText"/>
+      </w:pPr>
+      <w:r>
+        <w:t>I need to think this through very carefully, because it</w:t>
+      </w:r>
+      <w:r>
+        <w:t>’</w:t>
+      </w:r>
+      <w:r>
+        <w:t>s a major decision that will affect the rest of my life.</w:t>
       </w:r>
     </w:p>
     <w:p>
@@ -7871,7 +9581,49 @@
         <w:pStyle w:val="CSP-ChapterBodyText"/>
       </w:pPr>
       <w:r>
-        <w:t>I'm sure you've received my last letter by now. I'm writing again to share some good news—I managed to land a summer job! It starts around mid-May, so by the time you read this, I’ll probably either be packing up to leave or already over in New Jersey. I haven't received the official paperwork just yet, but it's basically a done deal. They said they'd be mailing the formal offer letter this coming Monday.</w:t>
+        <w:t>I</w:t>
+      </w:r>
+      <w:r>
+        <w:t>’</w:t>
+      </w:r>
+      <w:r>
+        <w:t>m sure you</w:t>
+      </w:r>
+      <w:r>
+        <w:t>’</w:t>
+      </w:r>
+      <w:r>
+        <w:t>ve received my last letter by now. I</w:t>
+      </w:r>
+      <w:r>
+        <w:t>’</w:t>
+      </w:r>
+      <w:r>
+        <w:t>m writing again to share some good news—I managed to land a summer job! It starts around mid-May, so by the time you read this, I</w:t>
+      </w:r>
+      <w:r>
+        <w:t>’</w:t>
+      </w:r>
+      <w:r>
+        <w:t>ll probably either be packing up to leave or already over in New Jersey. I haven</w:t>
+      </w:r>
+      <w:r>
+        <w:t>’</w:t>
+      </w:r>
+      <w:r>
+        <w:t>t received the official paperwork just yet, but it</w:t>
+      </w:r>
+      <w:r>
+        <w:t>’</w:t>
+      </w:r>
+      <w:r>
+        <w:t>s basically a done deal. They said they</w:t>
+      </w:r>
+      <w:r>
+        <w:t>’</w:t>
+      </w:r>
+      <w:r>
+        <w:t>d be mailing the formal offer letter this coming Monday.</w:t>
       </w:r>
     </w:p>
     <w:p>
@@ -7890,7 +9642,13 @@
         <w:t>m</w:t>
       </w:r>
       <w:r>
-        <w:t xml:space="preserve">aster's </w:t>
+        <w:t>aster</w:t>
+      </w:r>
+      <w:r>
+        <w:t>’</w:t>
+      </w:r>
+      <w:r>
+        <w:t xml:space="preserve">s </w:t>
       </w:r>
       <w:r>
         <w:t xml:space="preserve">degree </w:t>
@@ -7909,10 +9667,22 @@
         <w:pStyle w:val="CSP-ChapterBodyText"/>
       </w:pPr>
       <w:r>
-        <w:t>As it turns out, Bell Labs is part of a company that's in the process of spinning off from AT&amp;T to become Lucent.</w:t>
-      </w:r>
-      <w:r>
-        <w:t xml:space="preserve"> It's </w:t>
+        <w:t>As it turns out, Bell Labs is part of a company that</w:t>
+      </w:r>
+      <w:r>
+        <w:t>’</w:t>
+      </w:r>
+      <w:r>
+        <w:t>s in the process of spinning off from AT&amp;T to become Lucent.</w:t>
+      </w:r>
+      <w:r>
+        <w:t xml:space="preserve"> It</w:t>
+      </w:r>
+      <w:r>
+        <w:t>’</w:t>
+      </w:r>
+      <w:r>
+        <w:t xml:space="preserve">s </w:t>
       </w:r>
       <w:r>
         <w:lastRenderedPageBreak/>
@@ -7941,26 +9711,62 @@
         <w:pStyle w:val="CSP-ChapterBodyText"/>
       </w:pPr>
       <w:r>
-        <w:t>This is such a fantastic opportunity for me. Work experience is highly valued in America, and having this on my resume will make finding a job down the road a lot easier. I feel incredibly fortunate—it's a great job, and I’ll have a friend there to look out for me. There are also a lot of our old college classmates in New Jersey, so it’ll be great to meet up and hang out. Now, I need to find someone to sublease my apartment here in Austin.</w:t>
-      </w:r>
-    </w:p>
-    <w:p>
-      <w:pPr>
-        <w:pStyle w:val="CSP-ChapterBodyText"/>
-      </w:pPr>
-    </w:p>
-    <w:p>
-      <w:pPr>
-        <w:pStyle w:val="CSP-ChapterBodyText"/>
-      </w:pPr>
-      <w:r>
-        <w:t xml:space="preserve">Regarding what we discussed in my last letter about pursuing a Ph.D., that will likely settle itself in a few months. I plan to talk things over with my friends up there. If I get a taste of an industry job and don't like it, I might decide to pursue a Ph.D. and focus on research. On the other hand, if I really enjoy working, I'll just finish my </w:t>
+        <w:t>This is such a fantastic opportunity for me. Work experience is highly valued in America, and having this on my resume will make finding a job down the road a lot easier. I feel incredibly fortunate—it</w:t>
+      </w:r>
+      <w:r>
+        <w:t>’</w:t>
+      </w:r>
+      <w:r>
+        <w:t>s a great job, and I</w:t>
+      </w:r>
+      <w:r>
+        <w:t>’</w:t>
+      </w:r>
+      <w:r>
+        <w:t>ll have a friend there to look out for me. There are also a lot of our old college classmates in New Jersey, so it</w:t>
+      </w:r>
+      <w:r>
+        <w:t>’</w:t>
+      </w:r>
+      <w:r>
+        <w:t>ll be great to meet up and hang out. Now, I need to find someone to sublease my apartment here in Austin.</w:t>
+      </w:r>
+    </w:p>
+    <w:p>
+      <w:pPr>
+        <w:pStyle w:val="CSP-ChapterBodyText"/>
+      </w:pPr>
+    </w:p>
+    <w:p>
+      <w:pPr>
+        <w:pStyle w:val="CSP-ChapterBodyText"/>
+      </w:pPr>
+      <w:r>
+        <w:t>Regarding what we discussed in my last letter about pursuing a Ph.D., that will likely settle itself in a few months. I plan to talk things over with my friends up there. If I get a taste of an industry job and don</w:t>
+      </w:r>
+      <w:r>
+        <w:t>’</w:t>
+      </w:r>
+      <w:r>
+        <w:t>t like it, I might decide to pursue a Ph.D. and focus on research. On the other hand, if I really enjoy working, I</w:t>
+      </w:r>
+      <w:r>
+        <w:t>’</w:t>
+      </w:r>
+      <w:r>
+        <w:t xml:space="preserve">ll just finish my </w:t>
       </w:r>
       <w:r>
         <w:t>m</w:t>
       </w:r>
       <w:r>
-        <w:t xml:space="preserve">aster's </w:t>
+        <w:t>aster</w:t>
+      </w:r>
+      <w:r>
+        <w:t>’</w:t>
+      </w:r>
+      <w:r>
+        <w:t xml:space="preserve">s </w:t>
       </w:r>
       <w:r>
         <w:t xml:space="preserve">degree </w:t>
@@ -7979,7 +9785,19 @@
         <w:pStyle w:val="CSP-ChapterBodyText"/>
       </w:pPr>
       <w:r>
-        <w:t xml:space="preserve">I feel bad that I haven't been able to save more money. I've been in the U.S. for over half a year now, and my bank account is only sitting at a little over a thousand dollars. That emergency fund you gave me is still untouched in a separate account. It matures on July 29th after a 10-month term at a 5.35% interest rate. Being short on cash was one of the main reasons I wanted to find a job. Once I have enough saved up, you can apply for visas to come visit me in America whenever you like. </w:t>
+        <w:t>I feel bad that I haven</w:t>
+      </w:r>
+      <w:r>
+        <w:t>’</w:t>
+      </w:r>
+      <w:r>
+        <w:t>t been able to save more money. I</w:t>
+      </w:r>
+      <w:r>
+        <w:t>’</w:t>
+      </w:r>
+      <w:r>
+        <w:t xml:space="preserve">ve been in the U.S. for over half a year now, and my bank account is only sitting at a little over a thousand dollars. That emergency fund you gave me is still untouched in a separate account. It matures on July 29th after a 10-month term at a 5.35% interest rate. Being short on cash was one of the main reasons I wanted to find a job. Once I have enough saved up, you can apply for visas to come visit me in America whenever you like. </w:t>
       </w:r>
     </w:p>
     <w:p>
@@ -7996,33 +9814,69 @@
       </w:r>
       <w:r>
         <w:lastRenderedPageBreak/>
-        <w:t>leave for New Jersey because I can't start working without one. If you do end up sending a watch with him later, it would be best to get one with both the day and date display, and it doesn't need to be expensive. I can just buy a cheap one for the time being. As for anything else I might need, let me think about it, but I don't seem to be lacking much. If there's anything you want from the States, please let me know, and I can ask Uncle Wei to bring it back for you.</w:t>
-      </w:r>
-    </w:p>
-    <w:p>
-      <w:pPr>
-        <w:pStyle w:val="CSP-ChapterBodyText"/>
-      </w:pPr>
-    </w:p>
-    <w:p>
-      <w:pPr>
-        <w:pStyle w:val="CSP-ChapterBodyText"/>
-      </w:pPr>
-      <w:r>
-        <w:t>Finals are coming up fast, but things aren't too chaotic right now. I only have just one take-home exam.</w:t>
-      </w:r>
-    </w:p>
-    <w:p>
-      <w:pPr>
-        <w:pStyle w:val="CSP-ChapterBodyText"/>
-      </w:pPr>
-    </w:p>
-    <w:p>
-      <w:pPr>
-        <w:pStyle w:val="CSP-ChapterBodyText"/>
-      </w:pPr>
-      <w:r>
-        <w:t>I'll catch up with you later and will send over my new address and phone number once I have them.</w:t>
+        <w:t>leave for New Jersey because I can</w:t>
+      </w:r>
+      <w:r>
+        <w:t>’</w:t>
+      </w:r>
+      <w:r>
+        <w:t>t start working without one. If you do end up sending a watch with him later, it would be best to get one with both the day and date display, and it doesn</w:t>
+      </w:r>
+      <w:r>
+        <w:t>’</w:t>
+      </w:r>
+      <w:r>
+        <w:t>t need to be expensive. I can just buy a cheap one for the time being. As for anything else I might need, let me think about it, but I don</w:t>
+      </w:r>
+      <w:r>
+        <w:t>’</w:t>
+      </w:r>
+      <w:r>
+        <w:t>t seem to be lacking much. If there</w:t>
+      </w:r>
+      <w:r>
+        <w:t>’</w:t>
+      </w:r>
+      <w:r>
+        <w:t>s anything you want from the States, please let me know, and I can ask Uncle Wei to bring it back for you.</w:t>
+      </w:r>
+    </w:p>
+    <w:p>
+      <w:pPr>
+        <w:pStyle w:val="CSP-ChapterBodyText"/>
+      </w:pPr>
+    </w:p>
+    <w:p>
+      <w:pPr>
+        <w:pStyle w:val="CSP-ChapterBodyText"/>
+      </w:pPr>
+      <w:r>
+        <w:t>Finals are coming up fast, but things aren</w:t>
+      </w:r>
+      <w:r>
+        <w:t>’</w:t>
+      </w:r>
+      <w:r>
+        <w:t>t too chaotic right now. I only have just one take-home exam.</w:t>
+      </w:r>
+    </w:p>
+    <w:p>
+      <w:pPr>
+        <w:pStyle w:val="CSP-ChapterBodyText"/>
+      </w:pPr>
+    </w:p>
+    <w:p>
+      <w:pPr>
+        <w:pStyle w:val="CSP-ChapterBodyText"/>
+      </w:pPr>
+      <w:r>
+        <w:t>I</w:t>
+      </w:r>
+      <w:r>
+        <w:t>’</w:t>
+      </w:r>
+      <w:r>
+        <w:t>ll catch up with you later and will send over my new address and phone number once I have them.</w:t>
       </w:r>
     </w:p>
     <w:p>
@@ -8069,7 +9923,13 @@
         <w:pStyle w:val="CSP-ChapterBodyText"/>
       </w:pPr>
       <w:r>
-        <w:t>P.S. Is Mom's wrist completely healed up now? And is Dad still busy crunching numbers on his computer?</w:t>
+        <w:t>P.S. Is Mom</w:t>
+      </w:r>
+      <w:r>
+        <w:t>’</w:t>
+      </w:r>
+      <w:r>
+        <w:t>s wrist completely healed up now? And is Dad still busy crunching numbers on his computer?</w:t>
       </w:r>
       <w:r>
         <w:rPr>
@@ -8241,50 +10101,110 @@
         <w:pStyle w:val="CSP-ChapterBodyText"/>
       </w:pPr>
       <w:r>
-        <w:t>This semester is officially over, and my finals have been finished for a while now. I already found out that I got an A in the class I was most worried about, so I'm really relieved and quite happy.</w:t>
-      </w:r>
-    </w:p>
-    <w:p>
-      <w:pPr>
-        <w:pStyle w:val="CSP-ChapterBodyText"/>
-      </w:pPr>
-    </w:p>
-    <w:p>
-      <w:pPr>
-        <w:pStyle w:val="CSP-ChapterBodyText"/>
-      </w:pPr>
-      <w:r>
-        <w:t xml:space="preserve">I leave for New Jersey the day after tomorrow on a 7:00 morning flight. The company is reimbursing me for the plane ticket, which costs a little over $300 round-trip. When I land in Newark, my friend Jim will be there to pick me up. He's the one who helped me get this job, and I'll be staying in his living room. Weihai managed to find a summer job in New Jersey too—working for Siemens, a German company—so we'll be meeting up out there. He is also planning to spend a little over two weeks back in China, partly to see his parents, and partly to go to Shanghai for a couple of blind dates. His parents have set him up with two girls from Shanghai, though he's never met either of them before. </w:t>
-      </w:r>
-    </w:p>
-    <w:p>
-      <w:pPr>
-        <w:pStyle w:val="CSP-ChapterBodyText"/>
-      </w:pPr>
-    </w:p>
-    <w:p>
-      <w:pPr>
-        <w:pStyle w:val="CSP-ChapterBodyText"/>
-      </w:pPr>
-      <w:r>
-        <w:t xml:space="preserve">My job will mostly involve software development using C++. Conveniently, I was the TA for a C++ course this past semester. Honestly, I haven't been learning C++ for very long and have never used it to build a large project, so this will be a perfect opportunity to gain some real experience. I'll be working eight hours a day, five days a week. It looks like I’ll </w:t>
+        <w:t>This semester is officially over, and my finals have been finished for a while now. I already found out that I got an A in the class I was most worried about, so I</w:t>
+      </w:r>
+      <w:r>
+        <w:t>’</w:t>
+      </w:r>
+      <w:r>
+        <w:t>m really relieved and quite happy.</w:t>
+      </w:r>
+    </w:p>
+    <w:p>
+      <w:pPr>
+        <w:pStyle w:val="CSP-ChapterBodyText"/>
+      </w:pPr>
+    </w:p>
+    <w:p>
+      <w:pPr>
+        <w:pStyle w:val="CSP-ChapterBodyText"/>
+      </w:pPr>
+      <w:r>
+        <w:t>I leave for New Jersey the day after tomorrow on a 7:00 morning flight. The company is reimbursing me for the plane ticket, which costs a little over $300 round-trip. When I land in Newark, my friend Jim will be there to pick me up. He</w:t>
+      </w:r>
+      <w:r>
+        <w:t>’</w:t>
+      </w:r>
+      <w:r>
+        <w:t>s the one who helped me get this job, and I</w:t>
+      </w:r>
+      <w:r>
+        <w:t>’</w:t>
+      </w:r>
+      <w:r>
+        <w:t>ll be staying in his living room. Weihai managed to find a summer job in New Jersey too—working for Siemens, a German company—so we</w:t>
+      </w:r>
+      <w:r>
+        <w:t>’</w:t>
+      </w:r>
+      <w:r>
+        <w:t>ll be meeting up out there. He is also planning to spend a little over two weeks back in China, partly to see his parents, and partly to go to Shanghai for a couple of blind dates. His parents have set him up with two girls from Shanghai, though he</w:t>
+      </w:r>
+      <w:r>
+        <w:t>’</w:t>
+      </w:r>
+      <w:r>
+        <w:t xml:space="preserve">s never met either of them before. </w:t>
+      </w:r>
+    </w:p>
+    <w:p>
+      <w:pPr>
+        <w:pStyle w:val="CSP-ChapterBodyText"/>
+      </w:pPr>
+    </w:p>
+    <w:p>
+      <w:pPr>
+        <w:pStyle w:val="CSP-ChapterBodyText"/>
+      </w:pPr>
+      <w:r>
+        <w:t>My job will mostly involve software development using C++. Conveniently, I was the TA for a C++ course this past semester. Honestly, I haven</w:t>
+      </w:r>
+      <w:r>
+        <w:t>’</w:t>
+      </w:r>
+      <w:r>
+        <w:t>t been learning C++ for very long and have never used it to build a large project, so this will be a perfect opportunity to gain some real experience. I</w:t>
+      </w:r>
+      <w:r>
+        <w:t>’</w:t>
+      </w:r>
+      <w:r>
+        <w:t>ll be working eight hours a day, five days a week. It looks like I</w:t>
+      </w:r>
+      <w:r>
+        <w:t>’</w:t>
+      </w:r>
+      <w:r>
+        <w:t xml:space="preserve">ll </w:t>
       </w:r>
       <w:r>
         <w:lastRenderedPageBreak/>
-        <w:t>have to go to work pretty early in the morning, so sleeping in is out of the question now! But I'll have the weekends free to go out and explore, and New York City is very close.</w:t>
-      </w:r>
-    </w:p>
-    <w:p>
-      <w:pPr>
-        <w:pStyle w:val="CSP-ChapterBodyText"/>
-      </w:pPr>
-    </w:p>
-    <w:p>
-      <w:pPr>
-        <w:pStyle w:val="CSP-ChapterBodyText"/>
-      </w:pPr>
-      <w:r>
-        <w:t>While I'm in New Jersey, my address will be:</w:t>
+        <w:t>have to go to work pretty early in the morning, so sleeping in is out of the question now! But I</w:t>
+      </w:r>
+      <w:r>
+        <w:t>’</w:t>
+      </w:r>
+      <w:r>
+        <w:t>ll have the weekends free to go out and explore, and New York City is very close.</w:t>
+      </w:r>
+    </w:p>
+    <w:p>
+      <w:pPr>
+        <w:pStyle w:val="CSP-ChapterBodyText"/>
+      </w:pPr>
+    </w:p>
+    <w:p>
+      <w:pPr>
+        <w:pStyle w:val="CSP-ChapterBodyText"/>
+      </w:pPr>
+      <w:r>
+        <w:t>While I</w:t>
+      </w:r>
+      <w:r>
+        <w:t>’</w:t>
+      </w:r>
+      <w:r>
+        <w:t>m in New Jersey, my address will be:</w:t>
       </w:r>
     </w:p>
     <w:p>
@@ -8334,33 +10254,63 @@
         <w:pStyle w:val="CSP-ChapterBodyText"/>
       </w:pPr>
       <w:r>
-        <w:t>I’ll give you a call within a day or two of getting there.</w:t>
-      </w:r>
-    </w:p>
-    <w:p>
-      <w:pPr>
-        <w:pStyle w:val="CSP-ChapterBodyText"/>
-      </w:pPr>
-    </w:p>
-    <w:p>
-      <w:pPr>
-        <w:pStyle w:val="CSP-ChapterBodyText"/>
-      </w:pPr>
-      <w:r>
-        <w:t>I ended up lowering the rent on my room and subleasing it to a Chinese friend of my roommate. Since so many students are trying to sublease their places for the summer, it's really hard to find renters, so I had to cut the rent to $230 a month. Still, it's much better than just leaving the room empty. I’ll be moving back into this same apartment when I return at the end of August.</w:t>
-      </w:r>
-    </w:p>
-    <w:p>
-      <w:pPr>
-        <w:pStyle w:val="CSP-ChapterBodyText"/>
-      </w:pPr>
-    </w:p>
-    <w:p>
-      <w:pPr>
-        <w:pStyle w:val="CSP-ChapterBodyText"/>
-      </w:pPr>
-      <w:r>
-        <w:t>I'll wrap things up for now since I still need to pack. A few days ago, I bought a small suitcase for my clothes and books. The two suitcases I brought over from China are just way too big for domestic travel.</w:t>
+        <w:t>I</w:t>
+      </w:r>
+      <w:r>
+        <w:t>’</w:t>
+      </w:r>
+      <w:r>
+        <w:t>ll give you a call within a day or two of getting there.</w:t>
+      </w:r>
+    </w:p>
+    <w:p>
+      <w:pPr>
+        <w:pStyle w:val="CSP-ChapterBodyText"/>
+      </w:pPr>
+    </w:p>
+    <w:p>
+      <w:pPr>
+        <w:pStyle w:val="CSP-ChapterBodyText"/>
+      </w:pPr>
+      <w:r>
+        <w:t>I ended up lowering the rent on my room and subleasing it to a Chinese friend of my roommate. Since so many students are trying to sublease their places for the summer, it</w:t>
+      </w:r>
+      <w:r>
+        <w:t>’</w:t>
+      </w:r>
+      <w:r>
+        <w:t>s really hard to find renters, so I had to cut the rent to $230 a month. Still, it</w:t>
+      </w:r>
+      <w:r>
+        <w:t>’</w:t>
+      </w:r>
+      <w:r>
+        <w:t>s much better than just leaving the room empty. I</w:t>
+      </w:r>
+      <w:r>
+        <w:t>’</w:t>
+      </w:r>
+      <w:r>
+        <w:t>ll be moving back into this same apartment when I return at the end of August.</w:t>
+      </w:r>
+    </w:p>
+    <w:p>
+      <w:pPr>
+        <w:pStyle w:val="CSP-ChapterBodyText"/>
+      </w:pPr>
+    </w:p>
+    <w:p>
+      <w:pPr>
+        <w:pStyle w:val="CSP-ChapterBodyText"/>
+      </w:pPr>
+      <w:r>
+        <w:t>I</w:t>
+      </w:r>
+      <w:r>
+        <w:t>’</w:t>
+      </w:r>
+      <w:r>
+        <w:t>ll wrap things up for now since I still need to pack. A few days ago, I bought a small suitcase for my clothes and books. The two suitcases I brought over from China are just way too big for domestic travel.</w:t>
       </w:r>
     </w:p>
     <w:p>
@@ -8570,24 +10520,72 @@
       </w:r>
       <w:proofErr w:type="spellStart"/>
       <w:r>
-        <w:t>Jin’s</w:t>
+        <w:t>Jin</w:t>
+      </w:r>
+      <w:r>
+        <w:t>’</w:t>
+      </w:r>
+      <w:r>
+        <w:t>s</w:t>
       </w:r>
       <w:proofErr w:type="spellEnd"/>
       <w:r>
-        <w:t xml:space="preserve"> place for lunch and didn't end up leaving until around 4:00 in the afternoon. They live in a really nice townhouse in Edison, New Jersey. Their son is 11 now—he’s a chubby kid and really cute. His parents speak to him in Chinese, but he replies in English. It’s pretty funny listening to them switch back and forth between the two languages.</w:t>
-      </w:r>
-    </w:p>
-    <w:p>
-      <w:pPr>
-        <w:pStyle w:val="CSP-ChapterBodyText"/>
-      </w:pPr>
-    </w:p>
-    <w:p>
-      <w:pPr>
-        <w:pStyle w:val="CSP-ChapterBodyText"/>
-      </w:pPr>
-      <w:r>
-        <w:t>Uncle Wei and his wife seem to be in great spirits, though I don’t think they’ve completely gotten over their jet lag yet. I received the watch you sent with them. It’s great, though the band is a little loose, so I’ll need to get it shortened. I also asked Uncle Wei to bring back some American coins for you, along with a few Canadian ones.</w:t>
+        <w:t xml:space="preserve"> place for lunch and didn</w:t>
+      </w:r>
+      <w:r>
+        <w:t>’</w:t>
+      </w:r>
+      <w:r>
+        <w:t>t end up leaving until around 4:00 in the afternoon. They live in a really nice townhouse in Edison, New Jersey. Their son is 11 now—he</w:t>
+      </w:r>
+      <w:r>
+        <w:t>’</w:t>
+      </w:r>
+      <w:r>
+        <w:t>s a chubby kid and really cute. His parents speak to him in Chinese, but he replies in English. It</w:t>
+      </w:r>
+      <w:r>
+        <w:t>’</w:t>
+      </w:r>
+      <w:r>
+        <w:t>s pretty funny listening to them switch back and forth between the two languages.</w:t>
+      </w:r>
+    </w:p>
+    <w:p>
+      <w:pPr>
+        <w:pStyle w:val="CSP-ChapterBodyText"/>
+      </w:pPr>
+    </w:p>
+    <w:p>
+      <w:pPr>
+        <w:pStyle w:val="CSP-ChapterBodyText"/>
+      </w:pPr>
+      <w:r>
+        <w:t>Uncle Wei and his wife seem to be in great spirits, though I don</w:t>
+      </w:r>
+      <w:r>
+        <w:t>’</w:t>
+      </w:r>
+      <w:r>
+        <w:t>t think they</w:t>
+      </w:r>
+      <w:r>
+        <w:t>’</w:t>
+      </w:r>
+      <w:r>
+        <w:t>ve completely gotten over their jet lag yet. I received the watch you sent with them. It</w:t>
+      </w:r>
+      <w:r>
+        <w:t>’</w:t>
+      </w:r>
+      <w:r>
+        <w:t>s great, though the band is a little loose, so I</w:t>
+      </w:r>
+      <w:r>
+        <w:t>’</w:t>
+      </w:r>
+      <w:r>
+        <w:t>ll need to get it shortened. I also asked Uncle Wei to bring back some American coins for you, along with a few Canadian ones.</w:t>
       </w:r>
       <w:r>
         <w:rPr>
@@ -8612,24 +10610,72 @@
         <w:pStyle w:val="CSP-ChapterBodyText"/>
       </w:pPr>
       <w:r>
-        <w:t xml:space="preserve">I’ve been at my job for a little over three weeks now. I get up at 8:00 in the morning to head into work with Jim, usually grab lunch at the office, and get back home in the evening. It’s an eight-hour workday, but nobody really micro-manages things. It’s way more relaxed than a typical corporate job—honestly, it </w:t>
+        <w:t>I</w:t>
+      </w:r>
+      <w:r>
+        <w:t>’</w:t>
+      </w:r>
+      <w:r>
+        <w:t>ve been at my job for a little over three weeks now. I get up at 8:00 in the morning to head into work with Jim, usually grab lunch at the office, and get back home in the evening. It</w:t>
+      </w:r>
+      <w:r>
+        <w:t>’</w:t>
+      </w:r>
+      <w:r>
+        <w:t>s an eight-hour workday, but nobody really micro-manages things. It</w:t>
+      </w:r>
+      <w:r>
+        <w:t>’</w:t>
+      </w:r>
+      <w:r>
+        <w:t xml:space="preserve">s way more relaxed than a typical corporate job—honestly, it </w:t>
       </w:r>
       <w:r>
         <w:lastRenderedPageBreak/>
-        <w:t xml:space="preserve">feels more like being at a university. My coworkers are incredibly nice, and the workload is manageable. I’m confident I can handle the projects. Working during the day also means my evenings are actually free now, which is a nice change from my student days when I always had to read and do homework at night. </w:t>
-      </w:r>
-    </w:p>
-    <w:p>
-      <w:pPr>
-        <w:pStyle w:val="CSP-ChapterBodyText"/>
-      </w:pPr>
-    </w:p>
-    <w:p>
-      <w:pPr>
-        <w:pStyle w:val="CSP-ChapterBodyText"/>
-      </w:pPr>
-      <w:r>
-        <w:t>While I’m in New Jersey, I’m staying in Jim’s living room. It’s large but almost empty. We take turn</w:t>
+        <w:t>feels more like being at a university. My coworkers are incredibly nice, and the workload is manageable. I</w:t>
+      </w:r>
+      <w:r>
+        <w:t>’</w:t>
+      </w:r>
+      <w:r>
+        <w:t xml:space="preserve">m confident I can handle the projects. Working during the day also means my evenings are actually free now, which is a nice change from my student days when I always had to read and do homework at night. </w:t>
+      </w:r>
+    </w:p>
+    <w:p>
+      <w:pPr>
+        <w:pStyle w:val="CSP-ChapterBodyText"/>
+      </w:pPr>
+    </w:p>
+    <w:p>
+      <w:pPr>
+        <w:pStyle w:val="CSP-ChapterBodyText"/>
+      </w:pPr>
+      <w:r>
+        <w:t>While I</w:t>
+      </w:r>
+      <w:r>
+        <w:t>’</w:t>
+      </w:r>
+      <w:r>
+        <w:t>m in New Jersey, I</w:t>
+      </w:r>
+      <w:r>
+        <w:t>’</w:t>
+      </w:r>
+      <w:r>
+        <w:t>m staying in Jim</w:t>
+      </w:r>
+      <w:r>
+        <w:t>’</w:t>
+      </w:r>
+      <w:r>
+        <w:t>s living room. It</w:t>
+      </w:r>
+      <w:r>
+        <w:t>’</w:t>
+      </w:r>
+      <w:r>
+        <w:t>s large but almost empty. We take turn</w:t>
       </w:r>
       <w:r>
         <w:t>s</w:t>
@@ -8641,54 +10687,132 @@
         <w:t>w</w:t>
       </w:r>
       <w:r>
-        <w:t>e try to get out and explore. Weihai and I took a day trip to Philadelphia and spent two days in New York; we hit a lot of sights and took quite a few photos. Last weekend, we went to Atlantic City to try our luck at the casinos. Atlantic City is a beach town, and quite beautiful. I ended up winning a single dollar—I came pretty close to losing money, but it was fun to experience the whole gambler's mentality, and we had a blast. All in all, I’m really happy with how work and life are going.</w:t>
-      </w:r>
-    </w:p>
-    <w:p>
-      <w:pPr>
-        <w:pStyle w:val="CSP-ChapterBodyText"/>
-      </w:pPr>
-    </w:p>
-    <w:p>
-      <w:pPr>
-        <w:pStyle w:val="CSP-ChapterBodyText"/>
-      </w:pPr>
-      <w:r>
-        <w:t>I received a letter from Chun three weeks ago, which is pretty much the only time I've heard from her since February. She was happy about getting her scholarship, and she said her parents were thrilled, too. She asked about the next steps for paperwork, and I’ve already written back to her. She’ll be attending the University of Maryland, which is right outside Washington, D.C.</w:t>
-      </w:r>
-    </w:p>
-    <w:p>
-      <w:pPr>
-        <w:pStyle w:val="CSP-ChapterBodyText"/>
-      </w:pPr>
-    </w:p>
-    <w:p>
-      <w:pPr>
-        <w:pStyle w:val="CSP-ChapterBodyText"/>
-      </w:pPr>
-      <w:r>
-        <w:t xml:space="preserve">She emailed me a while back to tell me that Maryland offered her a scholarship, but that UT was still her top choice and asked if I could look into her admission status here. I went to the department to ask around, but they said they never received her application file from the International Office. Apparently, applications go there first for processing before being forwarded to the departments for review. When I asked what the hold-up was, they told me it was likely a "backlog," meaning a pile-up of paperwork they haven't gotten to yet. They weren’t really supposed to tell me that, since it's a private matter and </w:t>
+        <w:t>e try to get out and explore. Weihai and I took a day trip to Philadelphia and spent two days in New York; we hit a lot of sights and took quite a few photos. Last weekend, we went to Atlantic City to try our luck at the casinos. Atlantic City is a beach town, and quite beautiful. I ended up winning a single dollar—I came pretty close to losing money, but it was fun to experience the whole gambler</w:t>
+      </w:r>
+      <w:r>
+        <w:t>’</w:t>
+      </w:r>
+      <w:r>
+        <w:t>s mentality, and we had a blast. All in all, I</w:t>
+      </w:r>
+      <w:r>
+        <w:t>’</w:t>
+      </w:r>
+      <w:r>
+        <w:t>m really happy with how work and life are going.</w:t>
+      </w:r>
+    </w:p>
+    <w:p>
+      <w:pPr>
+        <w:pStyle w:val="CSP-ChapterBodyText"/>
+      </w:pPr>
+    </w:p>
+    <w:p>
+      <w:pPr>
+        <w:pStyle w:val="CSP-ChapterBodyText"/>
+      </w:pPr>
+      <w:r>
+        <w:t>I received a letter from Chun three weeks ago, which is pretty much the only time I</w:t>
+      </w:r>
+      <w:r>
+        <w:t>’</w:t>
+      </w:r>
+      <w:r>
+        <w:t>ve heard from her since February. She was happy about getting her scholarship, and she said her parents were thrilled, too. She asked about the next steps for paperwork, and I</w:t>
+      </w:r>
+      <w:r>
+        <w:t>’</w:t>
+      </w:r>
+      <w:r>
+        <w:t>ve already written back to her. She</w:t>
+      </w:r>
+      <w:r>
+        <w:t>’</w:t>
+      </w:r>
+      <w:r>
+        <w:t>ll be attending the University of Maryland, which is right outside Washington, D.C.</w:t>
+      </w:r>
+    </w:p>
+    <w:p>
+      <w:pPr>
+        <w:pStyle w:val="CSP-ChapterBodyText"/>
+      </w:pPr>
+    </w:p>
+    <w:p>
+      <w:pPr>
+        <w:pStyle w:val="CSP-ChapterBodyText"/>
+      </w:pPr>
+      <w:r>
+        <w:t>She emailed me a while back to tell me that Maryland offered her a scholarship, but that UT was still her top choice and asked if I could look into her admission status here. I went to the department to ask around, but they said they never received her application file from the International Office. Apparently, applications go there first for processing before being forwarded to the departments for review. When I asked what the hold-up was, they told me it was likely a "backlog," meaning a pile-up of paperwork they haven</w:t>
+      </w:r>
+      <w:r>
+        <w:t>’</w:t>
+      </w:r>
+      <w:r>
+        <w:t>t gotten to yet. They weren</w:t>
+      </w:r>
+      <w:r>
+        <w:t>’</w:t>
+      </w:r>
+      <w:r>
+        <w:t>t really supposed to tell me that, since it</w:t>
+      </w:r>
+      <w:r>
+        <w:t>’</w:t>
+      </w:r>
+      <w:r>
+        <w:t xml:space="preserve">s a private matter and </w:t>
       </w:r>
       <w:r>
         <w:lastRenderedPageBreak/>
-        <w:t>third parties aren't allowed to nose around. Honestly, I don't think things are going to work out between the two of us, so please don't get your hopes up.</w:t>
-      </w:r>
-    </w:p>
-    <w:p>
-      <w:pPr>
-        <w:pStyle w:val="CSP-ChapterBodyText"/>
-      </w:pPr>
-    </w:p>
-    <w:p>
-      <w:pPr>
-        <w:pStyle w:val="CSP-ChapterBodyText"/>
-      </w:pPr>
-      <w:r>
-        <w:t xml:space="preserve">I’m so excited to hear that </w:t>
+        <w:t>third parties aren</w:t>
+      </w:r>
+      <w:r>
+        <w:t>’</w:t>
+      </w:r>
+      <w:r>
+        <w:t>t allowed to nose around. Honestly, I don</w:t>
+      </w:r>
+      <w:r>
+        <w:t>’</w:t>
+      </w:r>
+      <w:r>
+        <w:t>t think things are going to work out between the two of us, so please don</w:t>
+      </w:r>
+      <w:r>
+        <w:t>’</w:t>
+      </w:r>
+      <w:r>
+        <w:t>t get your hopes up.</w:t>
+      </w:r>
+    </w:p>
+    <w:p>
+      <w:pPr>
+        <w:pStyle w:val="CSP-ChapterBodyText"/>
+      </w:pPr>
+    </w:p>
+    <w:p>
+      <w:pPr>
+        <w:pStyle w:val="CSP-ChapterBodyText"/>
+      </w:pPr>
+      <w:r>
+        <w:t>I</w:t>
+      </w:r>
+      <w:r>
+        <w:t>’</w:t>
+      </w:r>
+      <w:r>
+        <w:t xml:space="preserve">m so excited to hear that </w:t>
       </w:r>
       <w:proofErr w:type="gramStart"/>
       <w:r>
-        <w:t>Dad’s</w:t>
+        <w:t>Dad</w:t>
+      </w:r>
+      <w:r>
+        <w:t>’</w:t>
+      </w:r>
+      <w:r>
+        <w:t>s</w:t>
       </w:r>
       <w:proofErr w:type="gramEnd"/>
       <w:r>
@@ -8705,7 +10829,13 @@
         <w:pStyle w:val="CSP-ChapterBodyText"/>
       </w:pPr>
       <w:r>
-        <w:t>I’ll stop here for now.</w:t>
+        <w:t>I</w:t>
+      </w:r>
+      <w:r>
+        <w:t>’</w:t>
+      </w:r>
+      <w:r>
+        <w:t>ll stop here for now.</w:t>
       </w:r>
     </w:p>
     <w:p>
@@ -8756,7 +10886,13 @@
       </w:r>
       <w:proofErr w:type="gramStart"/>
       <w:r>
-        <w:t>A's</w:t>
+        <w:t>A</w:t>
+      </w:r>
+      <w:r>
+        <w:t>’</w:t>
+      </w:r>
+      <w:r>
+        <w:t>s</w:t>
       </w:r>
       <w:proofErr w:type="gramEnd"/>
       <w:r>
@@ -8955,46 +11091,106 @@
         <w:pStyle w:val="CSP-ChapterBodyText"/>
       </w:pPr>
       <w:r>
-        <w:t>I’m enclosing another batch with this letter. They were all taken in Philadelphia, New York, and Atlantic City. In the photos, that Indian-style building by the beach is the Taj Mahal, a casino in Atlantic City. The Statue of Liberty is located on a small island in New York City, so you have to take a boat to get there—that’s why some of the pictures were taken from the water.</w:t>
-      </w:r>
-    </w:p>
-    <w:p>
-      <w:pPr>
-        <w:pStyle w:val="CSP-ChapterBodyText"/>
-      </w:pPr>
-    </w:p>
-    <w:p>
-      <w:pPr>
-        <w:pStyle w:val="CSP-ChapterBodyText"/>
-      </w:pPr>
-      <w:r>
-        <w:t xml:space="preserve">After fiddling with the watch for a bit, I figured out how to shorten the band. I’m wearing it right now; it looks great, and I really love it. </w:t>
-      </w:r>
-    </w:p>
-    <w:p>
-      <w:pPr>
-        <w:pStyle w:val="CSP-ChapterBodyText"/>
-      </w:pPr>
-    </w:p>
-    <w:p>
-      <w:pPr>
-        <w:pStyle w:val="CSP-ChapterBodyText"/>
-      </w:pPr>
-      <w:r>
-        <w:t>I’m completely tied up this summer, but I don't have much going on during winter break, so I might actually be able to come home for a visit. A round-trip ticket shouldn't cost more than a thousand dollars. If I start working full-time next year, I'll probably have even fewer opportunities to go back. It’s just an idea at this point—let me know what both of you think.</w:t>
-      </w:r>
-    </w:p>
-    <w:p>
-      <w:pPr>
-        <w:pStyle w:val="CSP-ChapterBodyText"/>
-      </w:pPr>
-    </w:p>
-    <w:p>
-      <w:pPr>
-        <w:pStyle w:val="CSP-ChapterBodyText"/>
-      </w:pPr>
-      <w:r>
-        <w:t xml:space="preserve">Work at Bell Labs is going well. I'm responsible for completing a project. Most of what I do is designing and implementing algorithms in C++ programming language. We get paid weekly; my take-home pay is $613 a week after taxes; before taxes it's $761. </w:t>
+        <w:t>I</w:t>
+      </w:r>
+      <w:r>
+        <w:t>’</w:t>
+      </w:r>
+      <w:r>
+        <w:t>m enclosing another batch with this letter. They were all taken in Philadelphia, New York, and Atlantic City. In the photos, that Indian-style building by the beach is the Taj Mahal, a casino in Atlantic City. The Statue of Liberty is located on a small island in New York City, so you have to take a boat to get there—that</w:t>
+      </w:r>
+      <w:r>
+        <w:t>’</w:t>
+      </w:r>
+      <w:r>
+        <w:t>s why some of the pictures were taken from the water.</w:t>
+      </w:r>
+    </w:p>
+    <w:p>
+      <w:pPr>
+        <w:pStyle w:val="CSP-ChapterBodyText"/>
+      </w:pPr>
+    </w:p>
+    <w:p>
+      <w:pPr>
+        <w:pStyle w:val="CSP-ChapterBodyText"/>
+      </w:pPr>
+      <w:r>
+        <w:t>After fiddling with the watch for a bit, I figured out how to shorten the band. I</w:t>
+      </w:r>
+      <w:r>
+        <w:t>’</w:t>
+      </w:r>
+      <w:r>
+        <w:t xml:space="preserve">m wearing it right now; it looks great, and I really love it. </w:t>
+      </w:r>
+    </w:p>
+    <w:p>
+      <w:pPr>
+        <w:pStyle w:val="CSP-ChapterBodyText"/>
+      </w:pPr>
+    </w:p>
+    <w:p>
+      <w:pPr>
+        <w:pStyle w:val="CSP-ChapterBodyText"/>
+      </w:pPr>
+      <w:r>
+        <w:t>I</w:t>
+      </w:r>
+      <w:r>
+        <w:t>’</w:t>
+      </w:r>
+      <w:r>
+        <w:t>m completely tied up this summer, but I don</w:t>
+      </w:r>
+      <w:r>
+        <w:t>’</w:t>
+      </w:r>
+      <w:r>
+        <w:t>t have much going on during winter break, so I might actually be able to come home for a visit. A round-trip ticket shouldn</w:t>
+      </w:r>
+      <w:r>
+        <w:t>’</w:t>
+      </w:r>
+      <w:r>
+        <w:t>t cost more than a thousand dollars. If I start working full-time next year, I</w:t>
+      </w:r>
+      <w:r>
+        <w:t>’</w:t>
+      </w:r>
+      <w:r>
+        <w:t>ll probably have even fewer opportunities to go back. It</w:t>
+      </w:r>
+      <w:r>
+        <w:t>’</w:t>
+      </w:r>
+      <w:r>
+        <w:t>s just an idea at this point—let me know what both of you think.</w:t>
+      </w:r>
+    </w:p>
+    <w:p>
+      <w:pPr>
+        <w:pStyle w:val="CSP-ChapterBodyText"/>
+      </w:pPr>
+    </w:p>
+    <w:p>
+      <w:pPr>
+        <w:pStyle w:val="CSP-ChapterBodyText"/>
+      </w:pPr>
+      <w:r>
+        <w:t>Work at Bell Labs is going well. I</w:t>
+      </w:r>
+      <w:r>
+        <w:t>’</w:t>
+      </w:r>
+      <w:r>
+        <w:t>m responsible for completing a project. Most of what I do is designing and implementing algorithms in C++ programming language. We get paid weekly; my take-home pay is $613 a week after taxes; before taxes it</w:t>
+      </w:r>
+      <w:r>
+        <w:t>’</w:t>
+      </w:r>
+      <w:r>
+        <w:t xml:space="preserve">s $761. </w:t>
       </w:r>
       <w:proofErr w:type="gramStart"/>
       <w:r>
@@ -9006,67 +11202,145 @@
       </w:r>
       <w:r>
         <w:lastRenderedPageBreak/>
-        <w:t>I’ll be working for about fifteen weeks, which means I should earn more than $9,000 after tax before the summer is over. I actually just got another credit card here in New Jersey with a $5,000 credit limit. They must think I’m a permanent employee! It’ll be nice to use it to pay next semester's tuition.</w:t>
-      </w:r>
-    </w:p>
-    <w:p>
-      <w:pPr>
-        <w:pStyle w:val="CSP-ChapterBodyText"/>
-      </w:pPr>
-    </w:p>
-    <w:p>
-      <w:pPr>
-        <w:pStyle w:val="CSP-ChapterBodyText"/>
-      </w:pPr>
-      <w:r>
-        <w:t>Without a Ph.D. degree, it’s almost impossible to get a job at Bell Labs unless you work as a consultant like Jim. Consultants make better money, but they are essentially temporary employees rather than permanent staff, so the work is less stable. Quite a few Chinese engineers at Bell Labs are consultants, whereas the permanent staff all have Ph.D. degrees.</w:t>
-      </w:r>
-    </w:p>
-    <w:p>
-      <w:pPr>
-        <w:pStyle w:val="CSP-ChapterBodyText"/>
-      </w:pPr>
-    </w:p>
-    <w:p>
-      <w:pPr>
-        <w:pStyle w:val="CSP-ChapterBodyText"/>
-      </w:pPr>
-      <w:r>
-        <w:t>In my department at Bell Labs, there are only two Americans; everyone else comes from all over the world. We have people from Mainland China, Taiwan, Malaysia, South Korea, India (quite a few of them), Turkey, the Middle East, and Europe. It’s pretty cool—almost like a miniature United Nations. At the department picnic, we even got to sample dishes from every corner of the world.</w:t>
-      </w:r>
-    </w:p>
-    <w:p>
-      <w:pPr>
-        <w:pStyle w:val="CSP-ChapterBodyText"/>
-      </w:pPr>
-    </w:p>
-    <w:p>
-      <w:pPr>
-        <w:pStyle w:val="CSP-ChapterBodyText"/>
-      </w:pPr>
-      <w:r>
-        <w:t xml:space="preserve">I'm so happy to hear that </w:t>
+        <w:t>I</w:t>
+      </w:r>
+      <w:r>
+        <w:t>’</w:t>
+      </w:r>
+      <w:r>
+        <w:t>ll be working for about fifteen weeks, which means I should earn more than $9,000 after tax before the summer is over. I actually just got another credit card here in New Jersey with a $5,000 credit limit. They must think I</w:t>
+      </w:r>
+      <w:r>
+        <w:t>’</w:t>
+      </w:r>
+      <w:r>
+        <w:t>m a permanent employee! It</w:t>
+      </w:r>
+      <w:r>
+        <w:t>’</w:t>
+      </w:r>
+      <w:r>
+        <w:t>ll be nice to use it to pay next semester</w:t>
+      </w:r>
+      <w:r>
+        <w:t>’</w:t>
+      </w:r>
+      <w:r>
+        <w:t>s tuition.</w:t>
+      </w:r>
+    </w:p>
+    <w:p>
+      <w:pPr>
+        <w:pStyle w:val="CSP-ChapterBodyText"/>
+      </w:pPr>
+    </w:p>
+    <w:p>
+      <w:pPr>
+        <w:pStyle w:val="CSP-ChapterBodyText"/>
+      </w:pPr>
+      <w:r>
+        <w:t>Without a Ph.D. degree, it</w:t>
+      </w:r>
+      <w:r>
+        <w:t>’</w:t>
+      </w:r>
+      <w:r>
+        <w:t>s almost impossible to get a job at Bell Labs unless you work as a consultant like Jim. Consultants make better money, but they are essentially temporary employees rather than permanent staff, so the work is less stable. Quite a few Chinese engineers at Bell Labs are consultants, whereas the permanent staff all have Ph.D. degrees.</w:t>
+      </w:r>
+    </w:p>
+    <w:p>
+      <w:pPr>
+        <w:pStyle w:val="CSP-ChapterBodyText"/>
+      </w:pPr>
+    </w:p>
+    <w:p>
+      <w:pPr>
+        <w:pStyle w:val="CSP-ChapterBodyText"/>
+      </w:pPr>
+      <w:r>
+        <w:t>In my department at Bell Labs, there are only two Americans; everyone else comes from all over the world. We have people from Mainland China, Taiwan, Malaysia, South Korea, India (quite a few of them), Turkey, the Middle East, and Europe. It</w:t>
+      </w:r>
+      <w:r>
+        <w:t>’</w:t>
+      </w:r>
+      <w:r>
+        <w:t>s pretty cool—almost like a miniature United Nations. At the department picnic, we even got to sample dishes from every corner of the world.</w:t>
+      </w:r>
+    </w:p>
+    <w:p>
+      <w:pPr>
+        <w:pStyle w:val="CSP-ChapterBodyText"/>
+      </w:pPr>
+    </w:p>
+    <w:p>
+      <w:pPr>
+        <w:pStyle w:val="CSP-ChapterBodyText"/>
+      </w:pPr>
+      <w:r>
+        <w:t>I</w:t>
+      </w:r>
+      <w:r>
+        <w:t>’</w:t>
+      </w:r>
+      <w:r>
+        <w:t xml:space="preserve">m so happy to hear that </w:t>
       </w:r>
       <w:proofErr w:type="gramStart"/>
       <w:r>
-        <w:t>Dad's</w:t>
+        <w:t>Dad</w:t>
+      </w:r>
+      <w:r>
+        <w:t>’</w:t>
+      </w:r>
+      <w:r>
+        <w:t>s</w:t>
       </w:r>
       <w:proofErr w:type="gramEnd"/>
       <w:r>
-        <w:t xml:space="preserve"> wind turbine design turned out so well. Keep up the great work! But please make sure to get some rest too. It’s important to strike a balance between work and life. And, don’t skimp on your meals. I’ve become a pretty good cook lately, and someday when I see you again, I'll cook for both of you.</w:t>
-      </w:r>
-    </w:p>
-    <w:p>
-      <w:pPr>
-        <w:pStyle w:val="CSP-ChapterBodyText"/>
-      </w:pPr>
-    </w:p>
-    <w:p>
-      <w:pPr>
-        <w:pStyle w:val="CSP-ChapterBodyText"/>
-      </w:pPr>
-      <w:r>
-        <w:t xml:space="preserve">I’ll stop here. Give my best to Wang Wei, Xiao Fan, and little </w:t>
+        <w:t xml:space="preserve"> wind turbine design turned out so well. Keep up the great work! But please make sure to get some rest too. It</w:t>
+      </w:r>
+      <w:r>
+        <w:t>’</w:t>
+      </w:r>
+      <w:r>
+        <w:t>s important to strike a balance between work and life. And, don</w:t>
+      </w:r>
+      <w:r>
+        <w:t>’</w:t>
+      </w:r>
+      <w:r>
+        <w:t>t skimp on your meals. I</w:t>
+      </w:r>
+      <w:r>
+        <w:t>’</w:t>
+      </w:r>
+      <w:r>
+        <w:t>ve become a pretty good cook lately, and someday when I see you again, I</w:t>
+      </w:r>
+      <w:r>
+        <w:t>’</w:t>
+      </w:r>
+      <w:r>
+        <w:t>ll cook for both of you.</w:t>
+      </w:r>
+    </w:p>
+    <w:p>
+      <w:pPr>
+        <w:pStyle w:val="CSP-ChapterBodyText"/>
+      </w:pPr>
+    </w:p>
+    <w:p>
+      <w:pPr>
+        <w:pStyle w:val="CSP-ChapterBodyText"/>
+      </w:pPr>
+      <w:r>
+        <w:t>I</w:t>
+      </w:r>
+      <w:r>
+        <w:t>’</w:t>
+      </w:r>
+      <w:r>
+        <w:t xml:space="preserve">ll stop here. Give my best to Wang Wei, Xiao Fan, and little </w:t>
       </w:r>
       <w:proofErr w:type="spellStart"/>
       <w:r>
@@ -9283,36 +11557,132 @@
         <w:pStyle w:val="CSP-ChapterBodyText"/>
       </w:pPr>
       <w:r>
-        <w:t>I’m sure that previous letter I sent with the negatives hasn't been lost; it’s probably just moving a bit slowly. It'd turn up if you give it a little more time, just like that New Year’s card did. There are nearly thirty negatives in that envelope, mostly from my trip to Houston last year and my recent trip to Atlantic City. By the way, Atlantic City is the gambling town—it's not Atlanta, where they're hosting the Olympics.</w:t>
-      </w:r>
-    </w:p>
-    <w:p>
-      <w:pPr>
-        <w:pStyle w:val="CSP-ChapterBodyText"/>
-      </w:pPr>
-    </w:p>
-    <w:p>
-      <w:pPr>
-        <w:pStyle w:val="CSP-ChapterBodyText"/>
-      </w:pPr>
-      <w:r>
-        <w:t>I have three weeks left before I head back to Austin. Work has been going really smoothly, and I've made great progress—I've already finished writing two software programs. They actually want me to come back and work for another month over winter break. I haven’t given them a definitive answer yet because I don't know what my plans will be. We’ll just have to see how things play out.</w:t>
-      </w:r>
-    </w:p>
-    <w:p>
-      <w:pPr>
-        <w:pStyle w:val="CSP-ChapterBodyText"/>
-      </w:pPr>
-    </w:p>
-    <w:p>
-      <w:pPr>
-        <w:pStyle w:val="CSP-ChapterBodyText"/>
-      </w:pPr>
-      <w:r>
-        <w:t xml:space="preserve">As for whether I'll pursue a Ph.D., I’m still on the fence. My last letter might have caused a bit of a misunderstanding. Generally speaking, a Ph.D. actually narrows your job options. Bell Labs is primarily a research institution, so naturally they value advanced degrees and only hire international students with doctorates. </w:t>
-      </w:r>
-      <w:r>
-        <w:t xml:space="preserve">However, most small and medium-sized companies prefer hiring people with bachelor's or master's degrees over </w:t>
+        <w:t>I</w:t>
+      </w:r>
+      <w:r>
+        <w:t>’</w:t>
+      </w:r>
+      <w:r>
+        <w:t>m sure that previous letter I sent with the negatives hasn</w:t>
+      </w:r>
+      <w:r>
+        <w:t>’</w:t>
+      </w:r>
+      <w:r>
+        <w:t>t been lost; it</w:t>
+      </w:r>
+      <w:r>
+        <w:t>’</w:t>
+      </w:r>
+      <w:r>
+        <w:t>s probably just moving a bit slowly. It</w:t>
+      </w:r>
+      <w:r>
+        <w:t>’</w:t>
+      </w:r>
+      <w:r>
+        <w:t>d turn up if you give it a little more time, just like that New Year</w:t>
+      </w:r>
+      <w:r>
+        <w:t>’</w:t>
+      </w:r>
+      <w:r>
+        <w:t>s card did. There are nearly thirty negatives in that envelope, mostly from my trip to Houston last year and my recent trip to Atlantic City. By the way, Atlantic City is the gambling town—it</w:t>
+      </w:r>
+      <w:r>
+        <w:t>’</w:t>
+      </w:r>
+      <w:r>
+        <w:t>s not Atlanta, where they</w:t>
+      </w:r>
+      <w:r>
+        <w:t>’</w:t>
+      </w:r>
+      <w:r>
+        <w:t>re hosting the Olympics.</w:t>
+      </w:r>
+    </w:p>
+    <w:p>
+      <w:pPr>
+        <w:pStyle w:val="CSP-ChapterBodyText"/>
+      </w:pPr>
+    </w:p>
+    <w:p>
+      <w:pPr>
+        <w:pStyle w:val="CSP-ChapterBodyText"/>
+      </w:pPr>
+      <w:r>
+        <w:t>I have three weeks left before I head back to Austin. Work has been going really smoothly, and I</w:t>
+      </w:r>
+      <w:r>
+        <w:t>’</w:t>
+      </w:r>
+      <w:r>
+        <w:t>ve made great progress—I</w:t>
+      </w:r>
+      <w:r>
+        <w:t>’</w:t>
+      </w:r>
+      <w:r>
+        <w:t>ve already finished writing two software programs. They actually want me to come back and work for another month over winter break. I haven</w:t>
+      </w:r>
+      <w:r>
+        <w:t>’</w:t>
+      </w:r>
+      <w:r>
+        <w:t>t given them a definitive answer yet because I don</w:t>
+      </w:r>
+      <w:r>
+        <w:t>’</w:t>
+      </w:r>
+      <w:r>
+        <w:t>t know what my plans will be. We</w:t>
+      </w:r>
+      <w:r>
+        <w:t>’</w:t>
+      </w:r>
+      <w:r>
+        <w:t>ll just have to see how things play out.</w:t>
+      </w:r>
+    </w:p>
+    <w:p>
+      <w:pPr>
+        <w:pStyle w:val="CSP-ChapterBodyText"/>
+      </w:pPr>
+    </w:p>
+    <w:p>
+      <w:pPr>
+        <w:pStyle w:val="CSP-ChapterBodyText"/>
+      </w:pPr>
+      <w:r>
+        <w:t>As for whether I</w:t>
+      </w:r>
+      <w:r>
+        <w:t>’</w:t>
+      </w:r>
+      <w:r>
+        <w:t>ll pursue a Ph.D., I</w:t>
+      </w:r>
+      <w:r>
+        <w:t>’</w:t>
+      </w:r>
+      <w:r>
+        <w:t xml:space="preserve">m still on the fence. My last letter might have caused a bit of a misunderstanding. Generally speaking, a Ph.D. actually narrows your job options. Bell Labs is primarily a research institution, so naturally they value advanced degrees and only hire international students with doctorates. </w:t>
+      </w:r>
+      <w:r>
+        <w:t>However, most small and medium-sized companies prefer hiring people with bachelor</w:t>
+      </w:r>
+      <w:r>
+        <w:t>’</w:t>
+      </w:r>
+      <w:r>
+        <w:t>s or master</w:t>
+      </w:r>
+      <w:r>
+        <w:t>’</w:t>
+      </w:r>
+      <w:r>
+        <w:t xml:space="preserve">s degrees over </w:t>
       </w:r>
       <w:proofErr w:type="spellStart"/>
       <w:r>
@@ -9327,20 +11697,50 @@
       </w:r>
       <w:r>
         <w:lastRenderedPageBreak/>
-        <w:t>means limiting yourself to major corporations or research labs. Next semester, I plan to take three more classes to see whether any specific field catches my interest or whether I can find a suitable advisor. I'll think this through very carefully because it's an important decision.</w:t>
-      </w:r>
-    </w:p>
-    <w:p>
-      <w:pPr>
-        <w:pStyle w:val="CSP-ChapterBodyText"/>
-      </w:pPr>
-    </w:p>
-    <w:p>
-      <w:pPr>
-        <w:pStyle w:val="CSP-ChapterBodyText"/>
-      </w:pPr>
-      <w:r>
-        <w:t>Two weeks ago, a group of Chinese employees at AT&amp;T organized an outing. About thirty people went, including me. It took us about three to four hours to drive there. On the first day, we went camping, pitched tents (I actually forgot how to write the Chinese characters for "tent" and had to look them up in an English-Chinese dictionary—I'm starting to forget how to write some Chinese characters!), slept in sleeping bags, and had a barbecue outdoors. The second day was canoeing. Jim and I shared a canoe, and we were supposed to float down the Delaware River for a full six hours. The river is very wide, and we were all wearing life jackets. Just twenty minutes after we started, our canoe flipped, and both of us—along with all our food—fell right into the water! We got completely soaked and had to swim about fifty meters to reach the riverbank. I ended up hitching a ride in someone's canoe for the rest of the trip. I was much more cautious after that incident and managed to stay dry, but it was still a lot of fun. In fact, that was the first time I'd ever gone swimming in America, though certainly not by choice! I keep joking with Jim that I saved his life because I pulled him out of the water.</w:t>
+        <w:t>means limiting yourself to major corporations or research labs. Next semester, I plan to take three more classes to see whether any specific field catches my interest or whether I can find a suitable advisor. I</w:t>
+      </w:r>
+      <w:r>
+        <w:t>’</w:t>
+      </w:r>
+      <w:r>
+        <w:t>ll think this through very carefully because it</w:t>
+      </w:r>
+      <w:r>
+        <w:t>’</w:t>
+      </w:r>
+      <w:r>
+        <w:t>s an important decision.</w:t>
+      </w:r>
+    </w:p>
+    <w:p>
+      <w:pPr>
+        <w:pStyle w:val="CSP-ChapterBodyText"/>
+      </w:pPr>
+    </w:p>
+    <w:p>
+      <w:pPr>
+        <w:pStyle w:val="CSP-ChapterBodyText"/>
+      </w:pPr>
+      <w:r>
+        <w:t>Two weeks ago, a group of Chinese employees at AT&amp;T organized an outing. About thirty people went, including me. It took us about three to four hours to drive there. On the first day, we went camping, pitched tents (I actually forgot how to write the Chinese characters for "tent" and had to look them up in an English-Chinese dictionary—I</w:t>
+      </w:r>
+      <w:r>
+        <w:t>’</w:t>
+      </w:r>
+      <w:r>
+        <w:t>m starting to forget how to write some Chinese characters!), slept in sleeping bags, and had a barbecue outdoors. The second day was canoeing. Jim and I shared a canoe, and we were supposed to float down the Delaware River for a full six hours. The river is very wide, and we were all wearing life jackets. Just twenty minutes after we started, our canoe flipped, and both of us—along with all our food—fell right into the water! We got completely soaked and had to swim about fifty meters to reach the riverbank. I ended up hitching a ride in someone</w:t>
+      </w:r>
+      <w:r>
+        <w:t>’</w:t>
+      </w:r>
+      <w:r>
+        <w:t>s canoe for the rest of the trip. I was much more cautious after that incident and managed to stay dry, but it was still a lot of fun. In fact, that was the first time I</w:t>
+      </w:r>
+      <w:r>
+        <w:t>’</w:t>
+      </w:r>
+      <w:r>
+        <w:t>d ever gone swimming in America, though certainly not by choice! I keep joking with Jim that I saved his life because I pulled him out of the water.</w:t>
       </w:r>
     </w:p>
     <w:p>
@@ -9538,20 +11938,56 @@
         <w:pStyle w:val="CSP-ChapterBodyText"/>
       </w:pPr>
       <w:r>
-        <w:t>I’m so sorry it’s taken me this long to write back—please forgive me. I’ve been back in Austin for about three weeks now, and everything is going really smoothly. I’m still living in the same apartment.</w:t>
-      </w:r>
-    </w:p>
-    <w:p>
-      <w:pPr>
-        <w:pStyle w:val="CSP-ChapterBodyText"/>
-      </w:pPr>
-    </w:p>
-    <w:p>
-      <w:pPr>
-        <w:pStyle w:val="CSP-ChapterBodyText"/>
-      </w:pPr>
-      <w:r>
-        <w:t>I’m taking three classes this semester, and I'm also a TA for a graduate-level course. A lot of my friends are actually enrolled in the class, which is kind of funny, though it might make grading a bit awkward.</w:t>
+        <w:t>I</w:t>
+      </w:r>
+      <w:r>
+        <w:t>’</w:t>
+      </w:r>
+      <w:r>
+        <w:t>m so sorry it</w:t>
+      </w:r>
+      <w:r>
+        <w:t>’</w:t>
+      </w:r>
+      <w:r>
+        <w:t>s taken me this long to write back—please forgive me. I</w:t>
+      </w:r>
+      <w:r>
+        <w:t>’</w:t>
+      </w:r>
+      <w:r>
+        <w:t>ve been back in Austin for about three weeks now, and everything is going really smoothly. I</w:t>
+      </w:r>
+      <w:r>
+        <w:t>’</w:t>
+      </w:r>
+      <w:r>
+        <w:t>m still living in the same apartment.</w:t>
+      </w:r>
+    </w:p>
+    <w:p>
+      <w:pPr>
+        <w:pStyle w:val="CSP-ChapterBodyText"/>
+      </w:pPr>
+    </w:p>
+    <w:p>
+      <w:pPr>
+        <w:pStyle w:val="CSP-ChapterBodyText"/>
+      </w:pPr>
+      <w:r>
+        <w:t>I</w:t>
+      </w:r>
+      <w:r>
+        <w:t>’</w:t>
+      </w:r>
+      <w:r>
+        <w:t>m taking three classes this semester, and I</w:t>
+      </w:r>
+      <w:r>
+        <w:t>’</w:t>
+      </w:r>
+      <w:r>
+        <w:t>m also a TA for a graduate-level course. A lot of my friends are actually enrolled in the class, which is kind of funny, though it might make grading a bit awkward.</w:t>
       </w:r>
     </w:p>
     <w:p>
@@ -9570,7 +12006,13 @@
         <w:t xml:space="preserve"> today</w:t>
       </w:r>
       <w:r>
-        <w:t>! I'm curious</w:t>
+        <w:t>! I</w:t>
+      </w:r>
+      <w:r>
+        <w:t>’</w:t>
+      </w:r>
+      <w:r>
+        <w:t>m curious</w:t>
       </w:r>
       <w:r>
         <w:t xml:space="preserve">, </w:t>
@@ -9585,24 +12027,42 @@
         <w:footnoteReference w:id="22"/>
       </w:r>
       <w:r>
-        <w:t xml:space="preserve"> Email is amazingly fast—it only takes a few minutes for a message to get through—so we can use it for anything urgent, or you can simply write to me whenever it's convenient. I get a ton of email these days. Chun actually emailed me a few days ago to let me know that she had arrived in the U.S.</w:t>
-      </w:r>
-    </w:p>
-    <w:p>
-      <w:pPr>
-        <w:pStyle w:val="CSP-ChapterBodyText"/>
-      </w:pPr>
-    </w:p>
-    <w:p>
-      <w:pPr>
-        <w:pStyle w:val="CSP-ChapterBodyText"/>
-      </w:pPr>
-      <w:r>
-        <w:t xml:space="preserve">Weihai just got back from China a few days ago. He told me that, if all goes well, he’ll return next May to get married. He spent twenty days in Shanghai but only a few days with his </w:t>
+        <w:t xml:space="preserve"> Email is amazingly fast—it only takes a few minutes for a message to get through—so we can use it for anything urgent, or you can simply write to me whenever it</w:t>
+      </w:r>
+      <w:r>
+        <w:t>’</w:t>
+      </w:r>
+      <w:r>
+        <w:t>s convenient. I get a ton of email these days. Chun actually emailed me a few days ago to let me know that she had arrived in the U.S.</w:t>
+      </w:r>
+    </w:p>
+    <w:p>
+      <w:pPr>
+        <w:pStyle w:val="CSP-ChapterBodyText"/>
+      </w:pPr>
+    </w:p>
+    <w:p>
+      <w:pPr>
+        <w:pStyle w:val="CSP-ChapterBodyText"/>
+      </w:pPr>
+      <w:r>
+        <w:t>Weihai just got back from China a few days ago. He told me that, if all goes well, he</w:t>
+      </w:r>
+      <w:r>
+        <w:t>’</w:t>
+      </w:r>
+      <w:r>
+        <w:t xml:space="preserve">ll return next May to get married. He spent twenty days in Shanghai but only a few days with his </w:t>
       </w:r>
       <w:r>
         <w:lastRenderedPageBreak/>
-        <w:t>parents in Beijing—talk about an unfilial son! Joking aside, I’m not very fond of arranged matchmaking</w:t>
+        <w:t>parents in Beijing—talk about an unfilial son! Joking aside, I</w:t>
+      </w:r>
+      <w:r>
+        <w:t>’</w:t>
+      </w:r>
+      <w:r>
+        <w:t>m not very fond of arranged matchmaking</w:t>
       </w:r>
       <w:r>
         <w:t>.</w:t>
@@ -9624,63 +12084,159 @@
         <w:pStyle w:val="CSP-ChapterBodyText"/>
       </w:pPr>
       <w:r>
-        <w:t>About two months ago, while I was still in New Jersey, I met an American girl online. Her name is Robin. At first, we exchanged emails almost every day, and she even called me once. She’s a freshman here at UT Austin and, although she hasn’t declared a major yet, she’s very interested in psychology. She was born on Thanksgiving Day in 1977 and grew up on a 150-acre family farm about four hours from Austin. Her parents divorced when she was only a year old. Her maternal grandfather is Native American, and her father is of Irish descent.</w:t>
-      </w:r>
-    </w:p>
-    <w:p>
-      <w:pPr>
-        <w:pStyle w:val="CSP-ChapterBodyText"/>
-      </w:pPr>
-    </w:p>
-    <w:p>
-      <w:pPr>
-        <w:pStyle w:val="CSP-ChapterBodyText"/>
-      </w:pPr>
-      <w:r>
-        <w:t xml:space="preserve">Since I returned to Austin, we've started hanging out in person. She has sandy-blonde hair tied back into a ponytail and always seems to sport the unofficial uniform of a Texas college girl—shorts and a T-shirt. She's very down-to-earth and unpretentious, which I find especially refreshing. She’s also very athletic and played on her high school varsity teams in basketball, volleyball, softball, and several other sports. </w:t>
-      </w:r>
-    </w:p>
-    <w:p>
-      <w:pPr>
-        <w:pStyle w:val="CSP-ChapterBodyText"/>
-      </w:pPr>
-    </w:p>
-    <w:p>
-      <w:pPr>
-        <w:pStyle w:val="CSP-ChapterBodyText"/>
-      </w:pPr>
-      <w:r>
-        <w:t>We see each other quite often now—going out for dinner, renting movies to watch at home, chatting over coffee, and watching football games. We were supposed to go to a play tonight, but it got canceled, so we ended up walking around the mall and getting coffee afterward. Lately, we've been talking on the phone every day.</w:t>
-      </w:r>
-    </w:p>
-    <w:p>
-      <w:pPr>
-        <w:pStyle w:val="CSP-ChapterBodyText"/>
-      </w:pPr>
-    </w:p>
-    <w:p>
-      <w:pPr>
-        <w:pStyle w:val="CSP-ChapterBodyText"/>
-      </w:pPr>
-      <w:r>
-        <w:t xml:space="preserve">All in all, she’s a really nice girl. Don't assume that all Americans are super open and progressive—she's actually fairly traditional and conservative. I like her a lot, and I think she feels the same way. For now, we're simply seeing each other, and there’s no telling where things might lead. I don’t want to keep anything </w:t>
+        <w:t>About two months ago, while I was still in New Jersey, I met an American girl online. Her name is Robin. At first, we exchanged emails almost every day, and she even called me once. She</w:t>
+      </w:r>
+      <w:r>
+        <w:t>’</w:t>
+      </w:r>
+      <w:r>
+        <w:t>s a freshman here at UT Austin and, although she hasn</w:t>
+      </w:r>
+      <w:r>
+        <w:t>’</w:t>
+      </w:r>
+      <w:r>
+        <w:t>t declared a major yet, she</w:t>
+      </w:r>
+      <w:r>
+        <w:t>’</w:t>
+      </w:r>
+      <w:r>
+        <w:t>s very interested in psychology. She was born on Thanksgiving Day in 1977 and grew up on a 150-acre family farm about four hours from Austin. Her parents divorced when she was only a year old. Her maternal grandfather is Native American, and her father is of Irish descent.</w:t>
+      </w:r>
+    </w:p>
+    <w:p>
+      <w:pPr>
+        <w:pStyle w:val="CSP-ChapterBodyText"/>
+      </w:pPr>
+    </w:p>
+    <w:p>
+      <w:pPr>
+        <w:pStyle w:val="CSP-ChapterBodyText"/>
+      </w:pPr>
+      <w:r>
+        <w:t>Since I returned to Austin, we</w:t>
+      </w:r>
+      <w:r>
+        <w:t>’</w:t>
+      </w:r>
+      <w:r>
+        <w:t>ve started hanging out in person. She has sandy-blonde hair tied back into a ponytail and always seems to sport the unofficial uniform of a Texas college girl—shorts and a T-shirt. She</w:t>
+      </w:r>
+      <w:r>
+        <w:t>’</w:t>
+      </w:r>
+      <w:r>
+        <w:t>s very down-to-earth and unpretentious, which I find especially refreshing. She</w:t>
+      </w:r>
+      <w:r>
+        <w:t>’</w:t>
+      </w:r>
+      <w:r>
+        <w:t xml:space="preserve">s also very athletic and played on her high school varsity teams in basketball, volleyball, softball, and several other sports. </w:t>
+      </w:r>
+    </w:p>
+    <w:p>
+      <w:pPr>
+        <w:pStyle w:val="CSP-ChapterBodyText"/>
+      </w:pPr>
+    </w:p>
+    <w:p>
+      <w:pPr>
+        <w:pStyle w:val="CSP-ChapterBodyText"/>
+      </w:pPr>
+      <w:r>
+        <w:t>We see each other quite often now—going out for dinner, renting movies to watch at home, chatting over coffee, and watching football games. We were supposed to go to a play tonight, but it got canceled, so we ended up walking around the mall and getting coffee afterward. Lately, we</w:t>
+      </w:r>
+      <w:r>
+        <w:t>’</w:t>
+      </w:r>
+      <w:r>
+        <w:t>ve been talking on the phone every day.</w:t>
+      </w:r>
+    </w:p>
+    <w:p>
+      <w:pPr>
+        <w:pStyle w:val="CSP-ChapterBodyText"/>
+      </w:pPr>
+    </w:p>
+    <w:p>
+      <w:pPr>
+        <w:pStyle w:val="CSP-ChapterBodyText"/>
+      </w:pPr>
+      <w:r>
+        <w:t>All in all, she</w:t>
+      </w:r>
+      <w:r>
+        <w:t>’</w:t>
+      </w:r>
+      <w:r>
+        <w:t>s a really nice girl. Don</w:t>
+      </w:r>
+      <w:r>
+        <w:t>’</w:t>
+      </w:r>
+      <w:r>
+        <w:t>t assume that all Americans are super open and progressive—she</w:t>
+      </w:r>
+      <w:r>
+        <w:t>’</w:t>
+      </w:r>
+      <w:r>
+        <w:t>s actually fairly traditional and conservative. I like her a lot, and I think she feels the same way. For now, we</w:t>
+      </w:r>
+      <w:r>
+        <w:t>’</w:t>
+      </w:r>
+      <w:r>
+        <w:t>re simply seeing each other, and there</w:t>
+      </w:r>
+      <w:r>
+        <w:t>’</w:t>
+      </w:r>
+      <w:r>
+        <w:t>s no telling where things might lead. I don</w:t>
+      </w:r>
+      <w:r>
+        <w:t>’</w:t>
+      </w:r>
+      <w:r>
+        <w:t xml:space="preserve">t want to keep anything </w:t>
       </w:r>
       <w:r>
         <w:lastRenderedPageBreak/>
-        <w:t>from you, but I also don’t want to raise your hopes and have you disappointed if things don’t work out.</w:t>
-      </w:r>
-    </w:p>
-    <w:p>
-      <w:pPr>
-        <w:pStyle w:val="CSP-ChapterBodyText"/>
-      </w:pPr>
-    </w:p>
-    <w:p>
-      <w:pPr>
-        <w:pStyle w:val="CSP-ChapterBodyText"/>
-      </w:pPr>
-      <w:r>
-        <w:t>I’ll leave it at that for now.</w:t>
+        <w:t>from you, but I also don</w:t>
+      </w:r>
+      <w:r>
+        <w:t>’</w:t>
+      </w:r>
+      <w:r>
+        <w:t>t want to raise your hopes and have you disappointed if things don</w:t>
+      </w:r>
+      <w:r>
+        <w:t>’</w:t>
+      </w:r>
+      <w:r>
+        <w:t>t work out.</w:t>
+      </w:r>
+    </w:p>
+    <w:p>
+      <w:pPr>
+        <w:pStyle w:val="CSP-ChapterBodyText"/>
+      </w:pPr>
+    </w:p>
+    <w:p>
+      <w:pPr>
+        <w:pStyle w:val="CSP-ChapterBodyText"/>
+      </w:pPr>
+      <w:r>
+        <w:t>I</w:t>
+      </w:r>
+      <w:r>
+        <w:t>’</w:t>
+      </w:r>
+      <w:r>
+        <w:t>ll leave it at that for now.</w:t>
       </w:r>
     </w:p>
     <w:p>
@@ -9895,63 +12451,177 @@
         <w:pStyle w:val="CSP-ChapterBodyText"/>
       </w:pPr>
       <w:r>
-        <w:t>I received your letter today. It just so happens that I've been busy all day, so sitting down to write back to you is actually a nice way to unwind. Being a TA can be quite a hassle. I recently graded a project, and ever since the scores were posted, a lot of students have been hounding me. I’ve had to keep explaining my grading and occasionally giving out a few extra points here and there to keep them happy, which has sucked up a lot of my time. Don't worry too much, though—it’s not always this hectic.</w:t>
-      </w:r>
-    </w:p>
-    <w:p>
-      <w:pPr>
-        <w:pStyle w:val="CSP-ChapterBodyText"/>
-      </w:pPr>
-    </w:p>
-    <w:p>
-      <w:pPr>
-        <w:pStyle w:val="CSP-ChapterBodyText"/>
-      </w:pPr>
-      <w:r>
-        <w:t>I had no idea sending email was such a headache on your end. Let's just stick to writing letters. As for buying a car, I haven't bought one yet; it's not an easy process. I’ll definitely be careful once I'm behind the wheel, so please don't worry. Out here, practically everyone drives—it’s as common as riding bicycles back in China.</w:t>
-      </w:r>
-    </w:p>
-    <w:p>
-      <w:pPr>
-        <w:pStyle w:val="CSP-ChapterBodyText"/>
-      </w:pPr>
-    </w:p>
-    <w:p>
-      <w:pPr>
-        <w:pStyle w:val="CSP-ChapterBodyText"/>
-      </w:pPr>
-      <w:r>
-        <w:t xml:space="preserve">The certificate of deposit for the emergency fund has already matured; I was still in New Jersey when that happened. The bank automatically rolled it over for another ten months, which is fine since I don't anticipate needing that money anytime soon. A few days ago, Weihai borrowed $3,500 from me to use as proof of funds for his financial documents. He’s trying to get married so he can bring his fiancée over to the U.S., though I </w:t>
+        <w:t>I received your letter today. It just so happens that I</w:t>
+      </w:r>
+      <w:r>
+        <w:t>’</w:t>
+      </w:r>
+      <w:r>
+        <w:t>ve been busy all day, so sitting down to write back to you is actually a nice way to unwind. Being a TA can be quite a hassle. I recently graded a project, and ever since the scores were posted, a lot of students have been hounding me. I</w:t>
+      </w:r>
+      <w:r>
+        <w:t>’</w:t>
+      </w:r>
+      <w:r>
+        <w:t>ve had to keep explaining my grading and occasionally giving out a few extra points here and there to keep them happy, which has sucked up a lot of my time. Don</w:t>
+      </w:r>
+      <w:r>
+        <w:t>’</w:t>
+      </w:r>
+      <w:r>
+        <w:t>t worry too much, though—it</w:t>
+      </w:r>
+      <w:r>
+        <w:t>’</w:t>
+      </w:r>
+      <w:r>
+        <w:t>s not always this hectic.</w:t>
+      </w:r>
+    </w:p>
+    <w:p>
+      <w:pPr>
+        <w:pStyle w:val="CSP-ChapterBodyText"/>
+      </w:pPr>
+    </w:p>
+    <w:p>
+      <w:pPr>
+        <w:pStyle w:val="CSP-ChapterBodyText"/>
+      </w:pPr>
+      <w:r>
+        <w:t>I had no idea sending email was such a headache on your end. Let</w:t>
+      </w:r>
+      <w:r>
+        <w:t>’</w:t>
+      </w:r>
+      <w:r>
+        <w:t>s just stick to writing letters. As for buying a car, I haven</w:t>
+      </w:r>
+      <w:r>
+        <w:t>’</w:t>
+      </w:r>
+      <w:r>
+        <w:t>t bought one yet; it</w:t>
+      </w:r>
+      <w:r>
+        <w:t>’</w:t>
+      </w:r>
+      <w:r>
+        <w:t>s not an easy process. I</w:t>
+      </w:r>
+      <w:r>
+        <w:t>’</w:t>
+      </w:r>
+      <w:r>
+        <w:t>ll definitely be careful once I</w:t>
+      </w:r>
+      <w:r>
+        <w:t>’</w:t>
+      </w:r>
+      <w:r>
+        <w:t>m behind the wheel, so please don</w:t>
+      </w:r>
+      <w:r>
+        <w:t>’</w:t>
+      </w:r>
+      <w:r>
+        <w:t>t worry. Out here, practically everyone drives—it</w:t>
+      </w:r>
+      <w:r>
+        <w:t>’</w:t>
+      </w:r>
+      <w:r>
+        <w:t>s as common as riding bicycles back in China.</w:t>
+      </w:r>
+    </w:p>
+    <w:p>
+      <w:pPr>
+        <w:pStyle w:val="CSP-ChapterBodyText"/>
+      </w:pPr>
+    </w:p>
+    <w:p>
+      <w:pPr>
+        <w:pStyle w:val="CSP-ChapterBodyText"/>
+      </w:pPr>
+      <w:r>
+        <w:t>The certificate of deposit for the emergency fund has already matured; I was still in New Jersey when that happened. The bank automatically rolled it over for another ten months, which is fine since I don</w:t>
+      </w:r>
+      <w:r>
+        <w:t>’</w:t>
+      </w:r>
+      <w:r>
+        <w:t>t anticipate needing that money anytime soon. A few days ago, Weihai borrowed $3,500 from me to use as proof of funds for his financial documents. He</w:t>
+      </w:r>
+      <w:r>
+        <w:t>’</w:t>
+      </w:r>
+      <w:r>
+        <w:t xml:space="preserve">s trying to get married so he can bring his fiancée over to the U.S., though I </w:t>
       </w:r>
       <w:r>
         <w:lastRenderedPageBreak/>
-        <w:t>honestly have no clue how he’s planning to pull all of that off.</w:t>
-      </w:r>
-    </w:p>
-    <w:p>
-      <w:pPr>
-        <w:pStyle w:val="CSP-ChapterBodyText"/>
-      </w:pPr>
-    </w:p>
-    <w:p>
-      <w:pPr>
-        <w:pStyle w:val="CSP-ChapterBodyText"/>
-      </w:pPr>
-      <w:r>
-        <w:t>As for what I mentioned about Robin in my last letter, it's enough for you simply to know about her. Try not to overthink things or read too much into it. We're not putting any labels on it yet. I'm finally beginning to realize that being in a relationship, even at this very early stage, takes a great deal of emotional energy. Sometimes it feels exhausting, and other times it feels wonderful.</w:t>
-      </w:r>
-    </w:p>
-    <w:p>
-      <w:pPr>
-        <w:pStyle w:val="CSP-ChapterBodyText"/>
-      </w:pPr>
-    </w:p>
-    <w:p>
-      <w:pPr>
-        <w:pStyle w:val="CSP-ChapterBodyText"/>
-      </w:pPr>
-      <w:r>
-        <w:t>I'll write more next time. I should probably head to bed now, since I will meet with a professor tomorrow to discuss the possibility of doing my Ph.D. under him. Nothing is set in stone yet, and I'll continue looking for regular jobs as well.</w:t>
+        <w:t>honestly have no clue how he</w:t>
+      </w:r>
+      <w:r>
+        <w:t>’</w:t>
+      </w:r>
+      <w:r>
+        <w:t>s planning to pull all of that off.</w:t>
+      </w:r>
+    </w:p>
+    <w:p>
+      <w:pPr>
+        <w:pStyle w:val="CSP-ChapterBodyText"/>
+      </w:pPr>
+    </w:p>
+    <w:p>
+      <w:pPr>
+        <w:pStyle w:val="CSP-ChapterBodyText"/>
+      </w:pPr>
+      <w:r>
+        <w:t>As for what I mentioned about Robin in my last letter, it</w:t>
+      </w:r>
+      <w:r>
+        <w:t>’</w:t>
+      </w:r>
+      <w:r>
+        <w:t>s enough for you simply to know about her. Try not to overthink things or read too much into it. We</w:t>
+      </w:r>
+      <w:r>
+        <w:t>’</w:t>
+      </w:r>
+      <w:r>
+        <w:t>re not putting any labels on it yet. I</w:t>
+      </w:r>
+      <w:r>
+        <w:t>’</w:t>
+      </w:r>
+      <w:r>
+        <w:t>m finally beginning to realize that being in a relationship, even at this very early stage, takes a great deal of emotional energy. Sometimes it feels exhausting, and other times it feels wonderful.</w:t>
+      </w:r>
+    </w:p>
+    <w:p>
+      <w:pPr>
+        <w:pStyle w:val="CSP-ChapterBodyText"/>
+      </w:pPr>
+    </w:p>
+    <w:p>
+      <w:pPr>
+        <w:pStyle w:val="CSP-ChapterBodyText"/>
+      </w:pPr>
+      <w:r>
+        <w:t>I</w:t>
+      </w:r>
+      <w:r>
+        <w:t>’</w:t>
+      </w:r>
+      <w:r>
+        <w:t>ll write more next time. I should probably head to bed now, since I will meet with a professor tomorrow to discuss the possibility of doing my Ph.D. under him. Nothing is set in stone yet, and I</w:t>
+      </w:r>
+      <w:r>
+        <w:t>’</w:t>
+      </w:r>
+      <w:r>
+        <w:t>ll continue looking for regular jobs as well.</w:t>
       </w:r>
     </w:p>
     <w:p>
@@ -10061,7 +12731,13 @@
         <w:rPr>
           <w:rFonts w:ascii="Garamond" w:hAnsi="Garamond"/>
         </w:rPr>
-        <w:t>'91 Toyota Corolla</w:t>
+        <w:t>’91</w:t>
+      </w:r>
+      <w:r>
+        <w:rPr>
+          <w:rFonts w:ascii="Garamond" w:hAnsi="Garamond"/>
+        </w:rPr>
+        <w:t xml:space="preserve"> Toyota Corolla</w:t>
       </w:r>
     </w:p>
     <w:p>
@@ -10159,43 +12835,148 @@
         <w:pStyle w:val="CSP-ChapterBodyText"/>
       </w:pPr>
       <w:r>
-        <w:t xml:space="preserve">I’ve been pretty overwhelmed lately. Besides my own classes, I’ve been busy working as a TA—grading homework and projects, and answering students' questions. Every time I finish grading a project, plenty of students complain about their scores and flood my inbox with emails. It is incredibly frustrating; at its worst, I receive over a dozen of these emails a day. On top of that, I’ve started looking for a job and have already had a few interviews, all of them conducted on campus. No news yet, but that’s normal. Companies typically require two rounds of interviews—the first one on campus and a second one on-site at the company. If I decide to graduate with just my </w:t>
+        <w:t>I</w:t>
+      </w:r>
+      <w:r>
+        <w:t>’</w:t>
+      </w:r>
+      <w:r>
+        <w:t>ve been pretty overwhelmed lately. Besides my own classes, I</w:t>
+      </w:r>
+      <w:r>
+        <w:t>’</w:t>
+      </w:r>
+      <w:r>
+        <w:t>ve been busy working as a TA—grading homework and projects, and answering students</w:t>
+      </w:r>
+      <w:r>
+        <w:t>’</w:t>
+      </w:r>
+      <w:r>
+        <w:t xml:space="preserve"> questions. Every time I finish grading a project, plenty of students complain about their scores and flood my inbox with emails. It is incredibly frustrating; at its worst, I receive over a dozen of these emails a day. On top of that, I</w:t>
+      </w:r>
+      <w:r>
+        <w:t>’</w:t>
+      </w:r>
+      <w:r>
+        <w:t>ve started looking for a job and have already had a few interviews, all of them conducted on campus. No news yet, but that</w:t>
+      </w:r>
+      <w:r>
+        <w:t>’</w:t>
+      </w:r>
+      <w:r>
+        <w:t xml:space="preserve">s normal. Companies typically require two rounds of interviews—the first one on campus and a second one on-site at the company. If I decide to graduate with just my </w:t>
       </w:r>
       <w:r>
         <w:t>m</w:t>
       </w:r>
       <w:r>
-        <w:t>aster’s degree, I’ll be finishing up next May. The bulk of interviewing will take place next year; this year is really just an opportunity to get some practice in.</w:t>
-      </w:r>
-    </w:p>
-    <w:p>
-      <w:pPr>
-        <w:pStyle w:val="CSP-ChapterBodyText"/>
-      </w:pPr>
-    </w:p>
-    <w:p>
-      <w:pPr>
-        <w:pStyle w:val="CSP-ChapterBodyText"/>
-      </w:pPr>
-      <w:r>
-        <w:t xml:space="preserve">I recently bought a car—a '91 Toyota Corolla sedan. It cost me $4,600, which is a lot of money upfront, but I got a pretty good deal since the average market price for similar cars is usually around $5,600. I've also bought insurance for it, which comes out to about $640 a year. Honestly, it doesn’t make much sense to buy a cheaper car here anyway, because the insurance could end up costing more than the car itself. I also got my learner's permit so I can start practicing driving. I haven't actually gotten behind the wheel yet, but I’ll probably start in the next week or </w:t>
+        <w:t>aster</w:t>
+      </w:r>
+      <w:r>
+        <w:t>’</w:t>
+      </w:r>
+      <w:r>
+        <w:t>s degree, I</w:t>
+      </w:r>
+      <w:r>
+        <w:t>’</w:t>
+      </w:r>
+      <w:r>
+        <w:t>ll be finishing up next May. The bulk of interviewing will take place next year; this year is really just an opportunity to get some practice in.</w:t>
+      </w:r>
+    </w:p>
+    <w:p>
+      <w:pPr>
+        <w:pStyle w:val="CSP-ChapterBodyText"/>
+      </w:pPr>
+    </w:p>
+    <w:p>
+      <w:pPr>
+        <w:pStyle w:val="CSP-ChapterBodyText"/>
+      </w:pPr>
+      <w:r>
+        <w:t xml:space="preserve">I recently bought a car—a </w:t>
+      </w:r>
+      <w:r>
+        <w:t>’91</w:t>
+      </w:r>
+      <w:r>
+        <w:t xml:space="preserve"> </w:t>
+      </w:r>
+      <w:r>
+        <w:t>Toyota Corolla sedan. It cost me $4,600, which is a lot of money upfront, but I got a pretty good deal since the average market price for similar cars is usually around $5,600. I</w:t>
+      </w:r>
+      <w:r>
+        <w:t>’</w:t>
+      </w:r>
+      <w:r>
+        <w:t>ve also bought insurance for it, which comes out to about $640 a year. Honestly, it doesn</w:t>
+      </w:r>
+      <w:r>
+        <w:t>’</w:t>
+      </w:r>
+      <w:r>
+        <w:t>t make much sense to buy a cheaper car here anyway, because the insurance could end up costing more than the car itself. I also got my learner</w:t>
+      </w:r>
+      <w:r>
+        <w:t>’</w:t>
+      </w:r>
+      <w:r>
+        <w:t>s permit so I can start practicing driving. I haven</w:t>
+      </w:r>
+      <w:r>
+        <w:t>’</w:t>
+      </w:r>
+      <w:r>
+        <w:t>t actually gotten behind the wheel yet, but I</w:t>
+      </w:r>
+      <w:r>
+        <w:t>’</w:t>
+      </w:r>
+      <w:r>
+        <w:t xml:space="preserve">ll probably start in the next week or </w:t>
       </w:r>
       <w:r>
         <w:lastRenderedPageBreak/>
-        <w:t>two. I’ll be very careful, so please don't worry. Between the car and the insurance, my savings took a major hit, so coming home for winter break is pretty much out of the question now.</w:t>
-      </w:r>
-    </w:p>
-    <w:p>
-      <w:pPr>
-        <w:pStyle w:val="CSP-ChapterBodyText"/>
-      </w:pPr>
-    </w:p>
-    <w:p>
-      <w:pPr>
-        <w:pStyle w:val="CSP-ChapterBodyText"/>
-      </w:pPr>
-      <w:r>
-        <w:t>Robin and I are still hanging out and talking on the phone, but it doesn’t look like the relationship is going anywhere in particular. We may simply be too different. I think we’ll probably just remain friends.</w:t>
+        <w:t>two. I</w:t>
+      </w:r>
+      <w:r>
+        <w:t>’</w:t>
+      </w:r>
+      <w:r>
+        <w:t>ll be very careful, so please don</w:t>
+      </w:r>
+      <w:r>
+        <w:t>’</w:t>
+      </w:r>
+      <w:r>
+        <w:t>t worry. Between the car and the insurance, my savings took a major hit, so coming home for winter break is pretty much out of the question now.</w:t>
+      </w:r>
+    </w:p>
+    <w:p>
+      <w:pPr>
+        <w:pStyle w:val="CSP-ChapterBodyText"/>
+      </w:pPr>
+    </w:p>
+    <w:p>
+      <w:pPr>
+        <w:pStyle w:val="CSP-ChapterBodyText"/>
+      </w:pPr>
+      <w:r>
+        <w:t>Robin and I are still hanging out and talking on the phone, but it doesn</w:t>
+      </w:r>
+      <w:r>
+        <w:t>’</w:t>
+      </w:r>
+      <w:r>
+        <w:t>t look like the relationship is going anywhere in particular. We may simply be too different. I think we</w:t>
+      </w:r>
+      <w:r>
+        <w:t>’</w:t>
+      </w:r>
+      <w:r>
+        <w:t>ll probably just remain friends.</w:t>
       </w:r>
     </w:p>
     <w:p>
@@ -10221,7 +13002,13 @@
         <w:pStyle w:val="CSP-ChapterBodyText"/>
       </w:pPr>
       <w:r>
-        <w:t>I’ll write more next time.</w:t>
+        <w:t>I</w:t>
+      </w:r>
+      <w:r>
+        <w:t>’</w:t>
+      </w:r>
+      <w:r>
+        <w:t>ll write more next time.</w:t>
       </w:r>
     </w:p>
     <w:p>
@@ -10417,10 +13204,40 @@
         <w:pStyle w:val="CSP-ChapterBodyText"/>
       </w:pPr>
       <w:r>
-        <w:t xml:space="preserve">I received both of your letters a while ago, but I just haven’t been able to find the time to write back. I’m really sorry. I've been busy with one thing after another, although sometimes </w:t>
-      </w:r>
-      <w:r>
-        <w:t>I'm not even sure what I've been so busy with</w:t>
+        <w:t>I received both of your letters a while ago, but I just haven</w:t>
+      </w:r>
+      <w:r>
+        <w:t>’</w:t>
+      </w:r>
+      <w:r>
+        <w:t>t been able to find the time to write back. I</w:t>
+      </w:r>
+      <w:r>
+        <w:t>’</w:t>
+      </w:r>
+      <w:r>
+        <w:t>m really sorry. I</w:t>
+      </w:r>
+      <w:r>
+        <w:t>’</w:t>
+      </w:r>
+      <w:r>
+        <w:t xml:space="preserve">ve been busy with one thing after another, although sometimes </w:t>
+      </w:r>
+      <w:r>
+        <w:t>I</w:t>
+      </w:r>
+      <w:r>
+        <w:t>’</w:t>
+      </w:r>
+      <w:r>
+        <w:t>m not even sure what I</w:t>
+      </w:r>
+      <w:r>
+        <w:t>’</w:t>
+      </w:r>
+      <w:r>
+        <w:t>ve been so busy with</w:t>
       </w:r>
       <w:r>
         <w:t>.</w:t>
@@ -10444,26 +13261,56 @@
       </w:r>
       <w:proofErr w:type="gramEnd"/>
       <w:r>
-        <w:t xml:space="preserve"> has officially retired! I can hardly believe how quickly that happened. It’s great news—now you don't have to stress over teaching classes and grading papers anymore, and you can finally relax and enjoy yourself. Dad, you still have quite a few years to go before retirement, don’t you?</w:t>
-      </w:r>
-    </w:p>
-    <w:p>
-      <w:pPr>
-        <w:pStyle w:val="CSP-ChapterBodyText"/>
-      </w:pPr>
-    </w:p>
-    <w:p>
-      <w:pPr>
-        <w:pStyle w:val="CSP-ChapterBodyText"/>
-      </w:pPr>
-      <w:r>
-        <w:t>Many companies have been coming to campus to recruit. I’ve had quite a few interviews over the past month. I flew out to New York for one, though rest of the</w:t>
+        <w:t xml:space="preserve"> has officially retired! I can hardly believe how quickly that happened. It</w:t>
+      </w:r>
+      <w:r>
+        <w:t>’</w:t>
+      </w:r>
+      <w:r>
+        <w:t>s great news—now you don</w:t>
+      </w:r>
+      <w:r>
+        <w:t>’</w:t>
+      </w:r>
+      <w:r>
+        <w:t>t have to stress over teaching classes and grading papers anymore, and you can finally relax and enjoy yourself. Dad, you still have quite a few years to go before retirement, don</w:t>
+      </w:r>
+      <w:r>
+        <w:t>’</w:t>
+      </w:r>
+      <w:r>
+        <w:t>t you?</w:t>
+      </w:r>
+    </w:p>
+    <w:p>
+      <w:pPr>
+        <w:pStyle w:val="CSP-ChapterBodyText"/>
+      </w:pPr>
+    </w:p>
+    <w:p>
+      <w:pPr>
+        <w:pStyle w:val="CSP-ChapterBodyText"/>
+      </w:pPr>
+      <w:r>
+        <w:t>Many companies have been coming to campus to recruit. I</w:t>
+      </w:r>
+      <w:r>
+        <w:t>’</w:t>
+      </w:r>
+      <w:r>
+        <w:t>ve had quite a few interviews over the past month. I flew out to New York for one, though rest of the</w:t>
       </w:r>
       <w:r>
         <w:t>m</w:t>
       </w:r>
       <w:r>
-        <w:t xml:space="preserve"> have taken place right here in Austin. I actually went out and bought a suit specifically for two second-round interviews—it cost around $320, and I’ve only worn it twice so far! Both of those companies ended up extending me job offers.</w:t>
+        <w:t xml:space="preserve"> have taken place right here in Austin. I actually went out and bought a suit specifically for two second-round interviews—it cost around $320, and I</w:t>
+      </w:r>
+      <w:r>
+        <w:t>’</w:t>
+      </w:r>
+      <w:r>
+        <w:t>ve only worn it twice so far! Both of those companies ended up extending me job offers.</w:t>
       </w:r>
     </w:p>
     <w:p>
@@ -10495,46 +13342,118 @@
         <w:pStyle w:val="CSP-ChapterBodyText"/>
       </w:pPr>
       <w:r>
-        <w:t>The other offer is from Morgan Stanley, a large and prestigious financial firm specializing in investment banking. My trip to New York was for their on-site interview. They offered a total compensation package of $62,500, consisting of a $50,000 base salary and a guaranteed minimum bonus of $12,500. It also comes with four weeks of paid vacation each year. While that number looks impressive on paper, the job is located on Broadway in Manhattan, where the cost of living is much higher, so the salary isn't quite as high as it seems.</w:t>
-      </w:r>
-    </w:p>
-    <w:p>
-      <w:pPr>
-        <w:pStyle w:val="CSP-ChapterBodyText"/>
-      </w:pPr>
-    </w:p>
-    <w:p>
-      <w:pPr>
-        <w:pStyle w:val="CSP-ChapterBodyText"/>
-      </w:pPr>
-      <w:r>
-        <w:t>All in all, between the two, I’m leaning toward Morgan Stanley. It was actually my top choice going into this semester, so I’m thrilled that I landed the offer. If I take the Morgan Stanley job, I’ll probably live in New Jersey and commute into New York City every day. Living in the City would make owning a car almost impossible because parking is virtually nonexistent. In any case, things are looking up. I plan to keep looking next semester and see what opportunities might be available in California. I’ve heard California is great, though the cost of living is very high there as well.</w:t>
-      </w:r>
-    </w:p>
-    <w:p>
-      <w:pPr>
-        <w:pStyle w:val="CSP-ChapterBodyText"/>
-      </w:pPr>
-    </w:p>
-    <w:p>
-      <w:pPr>
-        <w:pStyle w:val="CSP-ChapterBodyText"/>
-      </w:pPr>
-      <w:r>
-        <w:t>Weihai found a job too! He's going to Microsoft with a starting base salary of $47,000, which is quite good. He will graduate at the end of this year. Interestingly, several of my classmates from Beijing who came to UT for their Ph.D. programs have decided to drop out and look for jobs instead. Part of the reason is how hot the job market is right now, and part of it is that a Ph.D. simply takes up way too much time.</w:t>
-      </w:r>
-    </w:p>
-    <w:p>
-      <w:pPr>
-        <w:pStyle w:val="CSP-ChapterBodyText"/>
-      </w:pPr>
-    </w:p>
-    <w:p>
-      <w:pPr>
-        <w:pStyle w:val="CSP-ChapterBodyText"/>
-      </w:pPr>
-      <w:r>
-        <w:t xml:space="preserve">As for the car, I haven’t really had much chance to practice driving because everyone’s been busy, so it’s been hard to coordinate a time for my friends to teach me. So far, I've only practiced three times. The first two lessons were with a Taiwanese friend, and Robin taught me once as well. I can handle the basics fine, but obviously, I still need a lot more practice. I’ll keep working on it over winter break. I promise I’ll </w:t>
+        <w:t>The other offer is from Morgan Stanley, a large and prestigious financial firm specializing in investment banking. My trip to New York was for their on-site interview. They offered a total compensation package of $62,500, consisting of a $50,000 base salary and a guaranteed minimum bonus of $12,500. It also comes with four weeks of paid vacation each year. While that number looks impressive on paper, the job is located on Broadway in Manhattan, where the cost of living is much higher, so the salary isn</w:t>
+      </w:r>
+      <w:r>
+        <w:t>’</w:t>
+      </w:r>
+      <w:r>
+        <w:t>t quite as high as it seems.</w:t>
+      </w:r>
+    </w:p>
+    <w:p>
+      <w:pPr>
+        <w:pStyle w:val="CSP-ChapterBodyText"/>
+      </w:pPr>
+    </w:p>
+    <w:p>
+      <w:pPr>
+        <w:pStyle w:val="CSP-ChapterBodyText"/>
+      </w:pPr>
+      <w:r>
+        <w:t>All in all, between the two, I</w:t>
+      </w:r>
+      <w:r>
+        <w:t>’</w:t>
+      </w:r>
+      <w:r>
+        <w:t>m leaning toward Morgan Stanley. It was actually my top choice going into this semester, so I</w:t>
+      </w:r>
+      <w:r>
+        <w:t>’</w:t>
+      </w:r>
+      <w:r>
+        <w:t>m thrilled that I landed the offer. If I take the Morgan Stanley job, I</w:t>
+      </w:r>
+      <w:r>
+        <w:t>’</w:t>
+      </w:r>
+      <w:r>
+        <w:t>ll probably live in New Jersey and commute into New York City every day. Living in the City would make owning a car almost impossible because parking is virtually nonexistent. In any case, things are looking up. I plan to keep looking next semester and see what opportunities might be available in California. I</w:t>
+      </w:r>
+      <w:r>
+        <w:t>’</w:t>
+      </w:r>
+      <w:r>
+        <w:t>ve heard California is great, though the cost of living is very high there as well.</w:t>
+      </w:r>
+    </w:p>
+    <w:p>
+      <w:pPr>
+        <w:pStyle w:val="CSP-ChapterBodyText"/>
+      </w:pPr>
+    </w:p>
+    <w:p>
+      <w:pPr>
+        <w:pStyle w:val="CSP-ChapterBodyText"/>
+      </w:pPr>
+      <w:r>
+        <w:t>Weihai found a job too! He</w:t>
+      </w:r>
+      <w:r>
+        <w:t>’</w:t>
+      </w:r>
+      <w:r>
+        <w:t>s going to Microsoft with a starting base salary of $47,000, which is quite good. He will graduate at the end of this year. Interestingly, several of my classmates from Beijing who came to UT for their Ph.D. programs have decided to drop out and look for jobs instead. Part of the reason is how hot the job market is right now, and part of it is that a Ph.D. simply takes up way too much time.</w:t>
+      </w:r>
+    </w:p>
+    <w:p>
+      <w:pPr>
+        <w:pStyle w:val="CSP-ChapterBodyText"/>
+      </w:pPr>
+    </w:p>
+    <w:p>
+      <w:pPr>
+        <w:pStyle w:val="CSP-ChapterBodyText"/>
+      </w:pPr>
+      <w:r>
+        <w:t>As for the car, I haven</w:t>
+      </w:r>
+      <w:r>
+        <w:t>’</w:t>
+      </w:r>
+      <w:r>
+        <w:t>t really had much chance to practice driving because everyone</w:t>
+      </w:r>
+      <w:r>
+        <w:t>’</w:t>
+      </w:r>
+      <w:r>
+        <w:t>s been busy, so it</w:t>
+      </w:r>
+      <w:r>
+        <w:t>’</w:t>
+      </w:r>
+      <w:r>
+        <w:t>s been hard to coordinate a time for my friends to teach me. So far, I</w:t>
+      </w:r>
+      <w:r>
+        <w:t>’</w:t>
+      </w:r>
+      <w:r>
+        <w:t>ve only practiced three times. The first two lessons were with a Taiwanese friend, and Robin taught me once as well. I can handle the basics fine, but obviously, I still need a lot more practice. I</w:t>
+      </w:r>
+      <w:r>
+        <w:t>’</w:t>
+      </w:r>
+      <w:r>
+        <w:t>ll keep working on it over winter break. I promise I</w:t>
+      </w:r>
+      <w:r>
+        <w:t>’</w:t>
+      </w:r>
+      <w:r>
+        <w:t xml:space="preserve">ll </w:t>
       </w:r>
       <w:r>
         <w:lastRenderedPageBreak/>
@@ -10551,33 +13470,87 @@
         <w:pStyle w:val="CSP-ChapterBodyText"/>
       </w:pPr>
       <w:r>
-        <w:t>Our winter break runs from mid-December to January 12th. I decided against going back to work at Bell Labs this winter; the break is too short, and I don't really want to spend the holidays working anyway. I’d rather just relax and recharge here in Austin.</w:t>
-      </w:r>
-    </w:p>
-    <w:p>
-      <w:pPr>
-        <w:pStyle w:val="CSP-ChapterBodyText"/>
-      </w:pPr>
-    </w:p>
-    <w:p>
-      <w:pPr>
-        <w:pStyle w:val="CSP-ChapterBodyText"/>
-      </w:pPr>
-      <w:r>
-        <w:t>I'm doing really well here in the States. Even though I’ve been incredibly busy lately, I'm in good health; I've been here for over a year now and have only felt under the weather once. I still tend to stay up late and sleep in, but I always make sure to get plenty of sleep—probably more than most people around me.</w:t>
-      </w:r>
-    </w:p>
-    <w:p>
-      <w:pPr>
-        <w:pStyle w:val="CSP-ChapterBodyText"/>
-      </w:pPr>
-    </w:p>
-    <w:p>
-      <w:pPr>
-        <w:pStyle w:val="CSP-ChapterBodyText"/>
-      </w:pPr>
-      <w:r>
-        <w:t>My roommate will be moving near Dallas soon, so I'll also be moving in mid-December and renting a room from a Taiwanese friend. Once I’m settled, I’ll send you my new address and phone number.</w:t>
+        <w:t>Our winter break runs from mid-December to January 12th. I decided against going back to work at Bell Labs this winter; the break is too short, and I don</w:t>
+      </w:r>
+      <w:r>
+        <w:t>’</w:t>
+      </w:r>
+      <w:r>
+        <w:t>t really want to spend the holidays working anyway. I</w:t>
+      </w:r>
+      <w:r>
+        <w:t>’</w:t>
+      </w:r>
+      <w:r>
+        <w:t>d rather just relax and recharge here in Austin.</w:t>
+      </w:r>
+    </w:p>
+    <w:p>
+      <w:pPr>
+        <w:pStyle w:val="CSP-ChapterBodyText"/>
+      </w:pPr>
+    </w:p>
+    <w:p>
+      <w:pPr>
+        <w:pStyle w:val="CSP-ChapterBodyText"/>
+      </w:pPr>
+      <w:r>
+        <w:t>I</w:t>
+      </w:r>
+      <w:r>
+        <w:t>’</w:t>
+      </w:r>
+      <w:r>
+        <w:t>m doing really well here in the States. Even though I</w:t>
+      </w:r>
+      <w:r>
+        <w:t>’</w:t>
+      </w:r>
+      <w:r>
+        <w:t>ve been incredibly busy lately, I</w:t>
+      </w:r>
+      <w:r>
+        <w:t>’</w:t>
+      </w:r>
+      <w:r>
+        <w:t>m in good health; I</w:t>
+      </w:r>
+      <w:r>
+        <w:t>’</w:t>
+      </w:r>
+      <w:r>
+        <w:t>ve been here for over a year now and have only felt under the weather once. I still tend to stay up late and sleep in, but I always make sure to get plenty of sleep—probably more than most people around me.</w:t>
+      </w:r>
+    </w:p>
+    <w:p>
+      <w:pPr>
+        <w:pStyle w:val="CSP-ChapterBodyText"/>
+      </w:pPr>
+    </w:p>
+    <w:p>
+      <w:pPr>
+        <w:pStyle w:val="CSP-ChapterBodyText"/>
+      </w:pPr>
+      <w:r>
+        <w:t>My roommate will be moving near Dallas soon, so I</w:t>
+      </w:r>
+      <w:r>
+        <w:t>’</w:t>
+      </w:r>
+      <w:r>
+        <w:t>ll also be moving in mid-December and renting a room from a Taiwanese friend. Once I</w:t>
+      </w:r>
+      <w:r>
+        <w:t>’</w:t>
+      </w:r>
+      <w:r>
+        <w:t>m settled, I</w:t>
+      </w:r>
+      <w:r>
+        <w:t>’</w:t>
+      </w:r>
+      <w:r>
+        <w:t>ll send you my new address and phone number.</w:t>
       </w:r>
     </w:p>
     <w:p>
@@ -10786,33 +13759,75 @@
         <w:pStyle w:val="CSP-ChapterBodyText"/>
       </w:pPr>
       <w:r>
-        <w:t>Winter break is already half over, and I can’t say I’ve accomplished very much.</w:t>
-      </w:r>
-    </w:p>
-    <w:p>
-      <w:pPr>
-        <w:pStyle w:val="CSP-ChapterBodyText"/>
-      </w:pPr>
-    </w:p>
-    <w:p>
-      <w:pPr>
-        <w:pStyle w:val="CSP-ChapterBodyText"/>
-      </w:pPr>
-      <w:r>
-        <w:t>I spent most of the first week practicing driving, and I actually managed to pass my road test and get my driver's license on December 23rd, just two days before Christmas. By law, before you get your license, you aren't allowed to drive alone—you have to have someone with at least a year of driving experience sitting next to you. But now that I have my license, I can drive by myself. I’ve been driving almost every day—going to campus, catching a movie, or running out for groceries. Learning how to drive itself isn't really that difficult; the main thing is gaining experience on the road, which simply takes time. Life is definitely a whole lot better now that I can drive. I have so much more freedom, and getting around is very convenient.</w:t>
-      </w:r>
-    </w:p>
-    <w:p>
-      <w:pPr>
-        <w:pStyle w:val="CSP-ChapterBodyText"/>
-      </w:pPr>
-    </w:p>
-    <w:p>
-      <w:pPr>
-        <w:pStyle w:val="CSP-ChapterBodyText"/>
-      </w:pPr>
-      <w:r>
-        <w:t xml:space="preserve">My new place is pretty nice, and the rent is on the cheaper side—about $230 a month. It’s significantly farther from campus than my old apartment, but it only takes about </w:t>
+        <w:t>Winter break is already half over, and I can</w:t>
+      </w:r>
+      <w:r>
+        <w:t>’</w:t>
+      </w:r>
+      <w:r>
+        <w:t>t say I</w:t>
+      </w:r>
+      <w:r>
+        <w:t>’</w:t>
+      </w:r>
+      <w:r>
+        <w:t>ve accomplished very much.</w:t>
+      </w:r>
+    </w:p>
+    <w:p>
+      <w:pPr>
+        <w:pStyle w:val="CSP-ChapterBodyText"/>
+      </w:pPr>
+    </w:p>
+    <w:p>
+      <w:pPr>
+        <w:pStyle w:val="CSP-ChapterBodyText"/>
+      </w:pPr>
+      <w:r>
+        <w:t>I spent most of the first week practicing driving, and I actually managed to pass my road test and get my driver</w:t>
+      </w:r>
+      <w:r>
+        <w:t>’</w:t>
+      </w:r>
+      <w:r>
+        <w:t>s license on December 23rd, just two days before Christmas. By law, before you get your license, you aren</w:t>
+      </w:r>
+      <w:r>
+        <w:t>’</w:t>
+      </w:r>
+      <w:r>
+        <w:t>t allowed to drive alone—you have to have someone with at least a year of driving experience sitting next to you. But now that I have my license, I can drive by myself. I</w:t>
+      </w:r>
+      <w:r>
+        <w:t>’</w:t>
+      </w:r>
+      <w:r>
+        <w:t>ve been driving almost every day—going to campus, catching a movie, or running out for groceries. Learning how to drive itself isn</w:t>
+      </w:r>
+      <w:r>
+        <w:t>’</w:t>
+      </w:r>
+      <w:r>
+        <w:t>t really that difficult; the main thing is gaining experience on the road, which simply takes time. Life is definitely a whole lot better now that I can drive. I have so much more freedom, and getting around is very convenient.</w:t>
+      </w:r>
+    </w:p>
+    <w:p>
+      <w:pPr>
+        <w:pStyle w:val="CSP-ChapterBodyText"/>
+      </w:pPr>
+    </w:p>
+    <w:p>
+      <w:pPr>
+        <w:pStyle w:val="CSP-ChapterBodyText"/>
+      </w:pPr>
+      <w:r>
+        <w:t>My new place is pretty nice, and the rent is on the cheaper side—about $230 a month. It</w:t>
+      </w:r>
+      <w:r>
+        <w:t>’</w:t>
+      </w:r>
+      <w:r>
+        <w:t xml:space="preserve">s significantly farther from campus than my old apartment, but it only takes about </w:t>
       </w:r>
       <w:r>
         <w:t>fifteen</w:t>
@@ -10831,20 +13846,56 @@
         <w:pStyle w:val="CSP-ChapterBodyText"/>
       </w:pPr>
       <w:r>
-        <w:t>Last semester, I ate out about half the time and cooked the other half, but since break started, I’ve barely eaten out at all. When I do grab something on the go, it’s usually Mexican fast food like Taco Bell, or burgers and pizza, mostly just to save time. My own cooking isn't bad at all, though I rely heavily on various store-bought sauces; without them, my food probably wouldn't taste nearly as good. Most of these sauces are imported from Hong Kong or Taiwan and may not be available back home in mainland China. So even if I cook for you when I come home, it might not taste as good as I've been boasting!</w:t>
-      </w:r>
-    </w:p>
-    <w:p>
-      <w:pPr>
-        <w:pStyle w:val="CSP-ChapterBodyText"/>
-      </w:pPr>
-    </w:p>
-    <w:p>
-      <w:pPr>
-        <w:pStyle w:val="CSP-ChapterBodyText"/>
-      </w:pPr>
-      <w:r>
-        <w:t xml:space="preserve">Time is flying by. I’ve already been in the States for a year and four months. All things </w:t>
+        <w:t>Last semester, I ate out about half the time and cooked the other half, but since break started, I</w:t>
+      </w:r>
+      <w:r>
+        <w:t>’</w:t>
+      </w:r>
+      <w:r>
+        <w:t>ve barely eaten out at all. When I do grab something on the go, it</w:t>
+      </w:r>
+      <w:r>
+        <w:t>’</w:t>
+      </w:r>
+      <w:r>
+        <w:t>s usually Mexican fast food like Taco Bell, or burgers and pizza, mostly just to save time. My own cooking isn</w:t>
+      </w:r>
+      <w:r>
+        <w:t>’</w:t>
+      </w:r>
+      <w:r>
+        <w:t>t bad at all, though I rely heavily on various store-bought sauces; without them, my food probably wouldn</w:t>
+      </w:r>
+      <w:r>
+        <w:t>’</w:t>
+      </w:r>
+      <w:r>
+        <w:t>t taste nearly as good. Most of these sauces are imported from Hong Kong or Taiwan and may not be available back home in mainland China. So even if I cook for you when I come home, it might not taste as good as I</w:t>
+      </w:r>
+      <w:r>
+        <w:t>’</w:t>
+      </w:r>
+      <w:r>
+        <w:t>ve been boasting!</w:t>
+      </w:r>
+    </w:p>
+    <w:p>
+      <w:pPr>
+        <w:pStyle w:val="CSP-ChapterBodyText"/>
+      </w:pPr>
+    </w:p>
+    <w:p>
+      <w:pPr>
+        <w:pStyle w:val="CSP-ChapterBodyText"/>
+      </w:pPr>
+      <w:r>
+        <w:t>Time is flying by. I</w:t>
+      </w:r>
+      <w:r>
+        <w:t>’</w:t>
+      </w:r>
+      <w:r>
+        <w:t xml:space="preserve">ve already been in the States for a year and four months. All things </w:t>
       </w:r>
       <w:proofErr w:type="gramStart"/>
       <w:r>
@@ -10852,33 +13903,75 @@
       </w:r>
       <w:proofErr w:type="gramEnd"/>
       <w:r>
-        <w:t xml:space="preserve"> it’s been a wonderful experience. I've adapted to life here and really enjoy it. One of the things I appreciate most about America is the sense of freedom—you can basically live your life however you want, and nobody bothers you, as long as you aren't breaking the law, of course. People here are very polite, law-abiding, and friendly, and society feels orderly and well run. You rarely see people shouting at each other in public, let alone getting into fights. Overall, it's a society that suits me very well. </w:t>
-      </w:r>
-    </w:p>
-    <w:p>
-      <w:pPr>
-        <w:pStyle w:val="CSP-ChapterBodyText"/>
-      </w:pPr>
-    </w:p>
-    <w:p>
-      <w:pPr>
-        <w:pStyle w:val="CSP-ChapterBodyText"/>
-      </w:pPr>
-      <w:r>
-        <w:t>In the U.S., it’s much easier for Computer Science and Electrical Engineering majors to find jobs. Companies of all sizes come to campus to recruit students. That said, more than half of these companies won't sponsor international students, so our options as international students are much more limited than those of Americans or green card holders. Even so, the vast majority of graduate students in science and technology fields are international students, mostly from India and China.</w:t>
-      </w:r>
-    </w:p>
-    <w:p>
-      <w:pPr>
-        <w:pStyle w:val="CSP-ChapterBodyText"/>
-      </w:pPr>
-    </w:p>
-    <w:p>
-      <w:pPr>
-        <w:pStyle w:val="CSP-ChapterBodyText"/>
-      </w:pPr>
-      <w:r>
-        <w:t xml:space="preserve">For Morgan Stanley's on-site interview in New York, my classmate </w:t>
+        <w:t xml:space="preserve"> it</w:t>
+      </w:r>
+      <w:r>
+        <w:t>’</w:t>
+      </w:r>
+      <w:r>
+        <w:t>s been a wonderful experience. I</w:t>
+      </w:r>
+      <w:r>
+        <w:t>’</w:t>
+      </w:r>
+      <w:r>
+        <w:t>ve adapted to life here and really enjoy it. One of the things I appreciate most about America is the sense of freedom—you can basically live your life however you want, and nobody bothers you, as long as you aren</w:t>
+      </w:r>
+      <w:r>
+        <w:t>’</w:t>
+      </w:r>
+      <w:r>
+        <w:t>t breaking the law, of course. People here are very polite, law-abiding, and friendly, and society feels orderly and well run. You rarely see people shouting at each other in public, let alone getting into fights. Overall, it</w:t>
+      </w:r>
+      <w:r>
+        <w:t>’</w:t>
+      </w:r>
+      <w:r>
+        <w:t xml:space="preserve">s a society that suits me very well. </w:t>
+      </w:r>
+    </w:p>
+    <w:p>
+      <w:pPr>
+        <w:pStyle w:val="CSP-ChapterBodyText"/>
+      </w:pPr>
+    </w:p>
+    <w:p>
+      <w:pPr>
+        <w:pStyle w:val="CSP-ChapterBodyText"/>
+      </w:pPr>
+      <w:r>
+        <w:t>In the U.S., it</w:t>
+      </w:r>
+      <w:r>
+        <w:t>’</w:t>
+      </w:r>
+      <w:r>
+        <w:t>s much easier for Computer Science and Electrical Engineering majors to find jobs. Companies of all sizes come to campus to recruit students. That said, more than half of these companies won</w:t>
+      </w:r>
+      <w:r>
+        <w:t>’</w:t>
+      </w:r>
+      <w:r>
+        <w:t>t sponsor international students, so our options as international students are much more limited than those of Americans or green card holders. Even so, the vast majority of graduate students in science and technology fields are international students, mostly from India and China.</w:t>
+      </w:r>
+    </w:p>
+    <w:p>
+      <w:pPr>
+        <w:pStyle w:val="CSP-ChapterBodyText"/>
+      </w:pPr>
+    </w:p>
+    <w:p>
+      <w:pPr>
+        <w:pStyle w:val="CSP-ChapterBodyText"/>
+      </w:pPr>
+      <w:r>
+        <w:t>For Morgan Stanley</w:t>
+      </w:r>
+      <w:r>
+        <w:t>’</w:t>
+      </w:r>
+      <w:r>
+        <w:t xml:space="preserve">s on-site interview in New York, my classmate </w:t>
       </w:r>
       <w:proofErr w:type="spellStart"/>
       <w:r>
@@ -10897,11 +13990,23 @@
         <w:t xml:space="preserve"> </w:t>
       </w:r>
       <w:r>
-        <w:t xml:space="preserve">he didn’t get the job. We stayed at a large hotel right on Broadway that cost over $140 a night. The interview site was only a five-minute walk from the hotel. We checked in around 7:00 on Friday </w:t>
+        <w:t>he didn</w:t>
+      </w:r>
+      <w:r>
+        <w:t>’</w:t>
+      </w:r>
+      <w:r>
+        <w:t xml:space="preserve">t get the job. We stayed at a large hotel right on Broadway that cost over $140 a night. The interview site was only a five-minute walk from the hotel. We checked in around 7:00 on Friday </w:t>
       </w:r>
       <w:r>
         <w:lastRenderedPageBreak/>
-        <w:t>evening and checked out early the next morning. Because of the unfamiliar environment, I didn’t sleep very well that night.</w:t>
+        <w:t>evening and checked out early the next morning. Because of the unfamiliar environment, I didn</w:t>
+      </w:r>
+      <w:r>
+        <w:t>’</w:t>
+      </w:r>
+      <w:r>
+        <w:t>t sleep very well that night.</w:t>
       </w:r>
     </w:p>
     <w:p>
@@ -10922,7 +14027,19 @@
       </w:r>
       <w:proofErr w:type="spellEnd"/>
       <w:r>
-        <w:t xml:space="preserve"> and I took a cab down to Manhattan's Chinatown. At one point, we found ourselves wandering around desperately looking for a restroom. Eventually, we found one inside a Chinese restaurant, so we ended up eating lunch there—it was surprisingly inexpensive and very good. Chinatown doesn’t have much besides Chinese restaurants—some of them quite large—as well as a few grocery stores. There are street vendors along the sidewalks, and the streets were packed with Chinese people. It felt like walking down </w:t>
+        <w:t xml:space="preserve"> and I took a cab down to Manhattan</w:t>
+      </w:r>
+      <w:r>
+        <w:t>’</w:t>
+      </w:r>
+      <w:r>
+        <w:t>s Chinatown. At one point, we found ourselves wandering around desperately looking for a restroom. Eventually, we found one inside a Chinese restaurant, so we ended up eating lunch there—it was surprisingly inexpensive and very good. Chinatown doesn</w:t>
+      </w:r>
+      <w:r>
+        <w:t>’</w:t>
+      </w:r>
+      <w:r>
+        <w:t xml:space="preserve">t have much besides Chinese restaurants—some of them quite large—as well as a few grocery stores. There are street vendors along the sidewalks, and the streets were packed with Chinese people. It felt like walking down </w:t>
       </w:r>
       <w:proofErr w:type="spellStart"/>
       <w:r>
@@ -10952,20 +14069,62 @@
         <w:pStyle w:val="CSP-ChapterBodyText"/>
       </w:pPr>
       <w:r>
-        <w:t>For another company in Austin, the on-site interview lasted the entire day—I went in around 8:00 a.m. and didn’t get out until 5:00 p.m. I’ll probably have another dozen or so interviews next semester, but I’m going to be much more selective this time. Interviewing takes up a lot of time, so I’d rather focus on companies that genuinely interest me.</w:t>
-      </w:r>
-    </w:p>
-    <w:p>
-      <w:pPr>
-        <w:pStyle w:val="CSP-ChapterBodyText"/>
-      </w:pPr>
-    </w:p>
-    <w:p>
-      <w:pPr>
-        <w:pStyle w:val="CSP-ChapterBodyText"/>
-      </w:pPr>
-      <w:r>
-        <w:t>I can’t believe how expensive postage has gotten in China—more than doubled! I wonder how much the prices of everything else have shot up. Have salaries risen accordingly? What are your monthly salaries looking like these days? I've read some articles online claiming that the average salary in places like Guangzhou, Shanghai, and Beijing has already broken into the four-digit range, though I have no idea how accurate those reports are. You wouldn't believe how much information about China I can find on the internet nowadays.</w:t>
+        <w:t>For another company in Austin, the on-site interview lasted the entire day—I went in around 8:00 a.m. and didn</w:t>
+      </w:r>
+      <w:r>
+        <w:t>’</w:t>
+      </w:r>
+      <w:r>
+        <w:t>t get out until 5:00 p.m. I</w:t>
+      </w:r>
+      <w:r>
+        <w:t>’</w:t>
+      </w:r>
+      <w:r>
+        <w:t>ll probably have another dozen or so interviews next semester, but I</w:t>
+      </w:r>
+      <w:r>
+        <w:t>’</w:t>
+      </w:r>
+      <w:r>
+        <w:t>m going to be much more selective this time. Interviewing takes up a lot of time, so I</w:t>
+      </w:r>
+      <w:r>
+        <w:t>’</w:t>
+      </w:r>
+      <w:r>
+        <w:t>d rather focus on companies that genuinely interest me.</w:t>
+      </w:r>
+    </w:p>
+    <w:p>
+      <w:pPr>
+        <w:pStyle w:val="CSP-ChapterBodyText"/>
+      </w:pPr>
+    </w:p>
+    <w:p>
+      <w:pPr>
+        <w:pStyle w:val="CSP-ChapterBodyText"/>
+      </w:pPr>
+      <w:r>
+        <w:t>I can</w:t>
+      </w:r>
+      <w:r>
+        <w:t>’</w:t>
+      </w:r>
+      <w:r>
+        <w:t>t believe how expensive postage has gotten in China—more than doubled! I wonder how much the prices of everything else have shot up. Have salaries risen accordingly? What are your monthly salaries looking like these days? I</w:t>
+      </w:r>
+      <w:r>
+        <w:t>’</w:t>
+      </w:r>
+      <w:r>
+        <w:t>ve read some articles online claiming that the average salary in places like Guangzhou, Shanghai, and Beijing has already broken into the four-digit range, though I have no idea how accurate those reports are. You wouldn</w:t>
+      </w:r>
+      <w:r>
+        <w:t>’</w:t>
+      </w:r>
+      <w:r>
+        <w:t>t believe how much information about China I can find on the internet nowadays.</w:t>
       </w:r>
     </w:p>
     <w:p>
@@ -11168,20 +14327,50 @@
         <w:t xml:space="preserve"> </w:t>
       </w:r>
       <w:r>
-        <w:t>right now? Things always seem complicated on Mom's side of the family. Honestly, Mom, if you don't really want to go, you shouldn't worry too much about what other people might say.</w:t>
-      </w:r>
-    </w:p>
-    <w:p>
-      <w:pPr>
-        <w:pStyle w:val="CSP-ChapterBodyText"/>
-      </w:pPr>
-    </w:p>
-    <w:p>
-      <w:pPr>
-        <w:pStyle w:val="CSP-ChapterBodyText"/>
-      </w:pPr>
-      <w:r>
-        <w:t>I’m officially graduating in a little over a month. I’ve already taken care of all the necessary paperwork, including applying for graduation and filing for my work authorization (OPT</w:t>
+        <w:t>right now? Things always seem complicated on Mom</w:t>
+      </w:r>
+      <w:r>
+        <w:t>’</w:t>
+      </w:r>
+      <w:r>
+        <w:t>s side of the family. Honestly, Mom, if you don</w:t>
+      </w:r>
+      <w:r>
+        <w:t>’</w:t>
+      </w:r>
+      <w:r>
+        <w:t>t really want to go, you shouldn</w:t>
+      </w:r>
+      <w:r>
+        <w:t>’</w:t>
+      </w:r>
+      <w:r>
+        <w:t>t worry too much about what other people might say.</w:t>
+      </w:r>
+    </w:p>
+    <w:p>
+      <w:pPr>
+        <w:pStyle w:val="CSP-ChapterBodyText"/>
+      </w:pPr>
+    </w:p>
+    <w:p>
+      <w:pPr>
+        <w:pStyle w:val="CSP-ChapterBodyText"/>
+      </w:pPr>
+      <w:r>
+        <w:t>I</w:t>
+      </w:r>
+      <w:r>
+        <w:t>’</w:t>
+      </w:r>
+      <w:r>
+        <w:t>m officially graduating in a little over a month. I</w:t>
+      </w:r>
+      <w:r>
+        <w:t>’</w:t>
+      </w:r>
+      <w:r>
+        <w:t>ve already taken care of all the necessary paperwork, including applying for graduation and filing for my work authorization (OPT</w:t>
       </w:r>
       <w:r>
         <w:rPr>
@@ -11190,24 +14379,60 @@
         <w:footnoteReference w:id="27"/>
       </w:r>
       <w:r>
-        <w:t>). These are all standard administrative procedures, so there shouldn't be any problems. Graduation is around the middle of May, but I expect to have everything wrapped up by early May.</w:t>
-      </w:r>
-    </w:p>
-    <w:p>
-      <w:pPr>
-        <w:pStyle w:val="CSP-ChapterBodyText"/>
-      </w:pPr>
-    </w:p>
-    <w:p>
-      <w:pPr>
-        <w:pStyle w:val="CSP-ChapterBodyText"/>
-      </w:pPr>
-      <w:r>
-        <w:t xml:space="preserve">That said, I don’t plan on heading out to New York right away. For one thing, I need to wait for my diploma and work authorization to arrive. Besides, I have a lot of friends here in Austin, so it's a bit more fun here. I’ll probably wait until mid- or late June before making the move. Finding an apartment in New York or New Jersey is going to be a bit of a challenge. I </w:t>
+        <w:t>). These are all standard administrative procedures, so there shouldn</w:t>
+      </w:r>
+      <w:r>
+        <w:t>’</w:t>
+      </w:r>
+      <w:r>
+        <w:t>t be any problems. Graduation is around the middle of May, but I expect to have everything wrapped up by early May.</w:t>
+      </w:r>
+    </w:p>
+    <w:p>
+      <w:pPr>
+        <w:pStyle w:val="CSP-ChapterBodyText"/>
+      </w:pPr>
+    </w:p>
+    <w:p>
+      <w:pPr>
+        <w:pStyle w:val="CSP-ChapterBodyText"/>
+      </w:pPr>
+      <w:r>
+        <w:t>That said, I don</w:t>
+      </w:r>
+      <w:r>
+        <w:t>’</w:t>
+      </w:r>
+      <w:r>
+        <w:t>t plan on heading out to New York right away. For one thing, I need to wait for my diploma and work authorization to arrive. Besides, I have a lot of friends here in Austin, so it</w:t>
+      </w:r>
+      <w:r>
+        <w:t>’</w:t>
+      </w:r>
+      <w:r>
+        <w:t>s a bit more fun here. I</w:t>
+      </w:r>
+      <w:r>
+        <w:t>’</w:t>
+      </w:r>
+      <w:r>
+        <w:t xml:space="preserve">ll probably wait until mid- or late June before making the move. Finding an apartment in New York or New Jersey is going to be a bit of a challenge. I </w:t>
       </w:r>
       <w:r>
         <w:lastRenderedPageBreak/>
-        <w:t>may ask some friends to help me look, or I might stay with a friend for a while after I get there and search for a place myself. Either way, I'm sure everything will work out in the end, so please don't worry too much.</w:t>
+        <w:t>may ask some friends to help me look, or I might stay with a friend for a while after I get there and search for a place myself. Either way, I</w:t>
+      </w:r>
+      <w:r>
+        <w:t>’</w:t>
+      </w:r>
+      <w:r>
+        <w:t>m sure everything will work out in the end, so please don</w:t>
+      </w:r>
+      <w:r>
+        <w:t>’</w:t>
+      </w:r>
+      <w:r>
+        <w:t>t worry too much.</w:t>
       </w:r>
     </w:p>
     <w:p>
@@ -11229,20 +14454,80 @@
         <w:footnoteReference w:id="28"/>
       </w:r>
       <w:r>
-        <w:t xml:space="preserve"> I think next year would be the perfect time. By then, I’ll be completely settled into my new environment, finances won't be a problem, and I’ll be able to take some time off to show you around. Please plan to dip into your savings for this trip. It simply wouldn't make much sense for you to spend your hard-earned money coming all this way. I'll take care of all the expenses related to your visit, so you won't need to worry about a thing.</w:t>
-      </w:r>
-    </w:p>
-    <w:p>
-      <w:pPr>
-        <w:pStyle w:val="CSP-ChapterBodyText"/>
-      </w:pPr>
-    </w:p>
-    <w:p>
-      <w:pPr>
-        <w:pStyle w:val="CSP-ChapterBodyText"/>
-      </w:pPr>
-      <w:r>
-        <w:t>I’m enclosing some camera negatives with this letter, mostly photos of me and Sue. Sue is a friend I met through the International Office's PALS program. We meet once a week for language and cultural exchange. She’s in her late forties. Originally from Germany, she was raised in the States and lived in Japan for five or six years. She just got back from Japan recently and has even traveled to China before, including Nanjing. She is incredibly kind. Her father was a professor here at UT and passed away not too long ago. The photos were all taken here in Austin—some at the State Capitol, and others along Town Lake. I included a few shots of a swan; this swan was hilarious and so greedy for food that it almost swallowed my finger! All in all, Austin really is a wonderful city. You definitely won’t find swans like that in New York City.</w:t>
+        <w:t xml:space="preserve"> I think next year would be the perfect time. By then, I</w:t>
+      </w:r>
+      <w:r>
+        <w:t>’</w:t>
+      </w:r>
+      <w:r>
+        <w:t>ll be completely settled into my new environment, finances won</w:t>
+      </w:r>
+      <w:r>
+        <w:t>’</w:t>
+      </w:r>
+      <w:r>
+        <w:t>t be a problem, and I</w:t>
+      </w:r>
+      <w:r>
+        <w:t>’</w:t>
+      </w:r>
+      <w:r>
+        <w:t>ll be able to take some time off to show you around. Please plan to dip into your savings for this trip. It simply wouldn</w:t>
+      </w:r>
+      <w:r>
+        <w:t>’</w:t>
+      </w:r>
+      <w:r>
+        <w:t>t make much sense for you to spend your hard-earned money coming all this way. I</w:t>
+      </w:r>
+      <w:r>
+        <w:t>’</w:t>
+      </w:r>
+      <w:r>
+        <w:t>ll take care of all the expenses related to your visit, so you won</w:t>
+      </w:r>
+      <w:r>
+        <w:t>’</w:t>
+      </w:r>
+      <w:r>
+        <w:t>t need to worry about a thing.</w:t>
+      </w:r>
+    </w:p>
+    <w:p>
+      <w:pPr>
+        <w:pStyle w:val="CSP-ChapterBodyText"/>
+      </w:pPr>
+    </w:p>
+    <w:p>
+      <w:pPr>
+        <w:pStyle w:val="CSP-ChapterBodyText"/>
+      </w:pPr>
+      <w:r>
+        <w:t>I</w:t>
+      </w:r>
+      <w:r>
+        <w:t>’</w:t>
+      </w:r>
+      <w:r>
+        <w:t>m enclosing some camera negatives with this letter, mostly photos of me and Sue. Sue is a friend I met through the International Office</w:t>
+      </w:r>
+      <w:r>
+        <w:t>’</w:t>
+      </w:r>
+      <w:r>
+        <w:t>s PALS program. We meet once a week for language and cultural exchange. She</w:t>
+      </w:r>
+      <w:r>
+        <w:t>’</w:t>
+      </w:r>
+      <w:r>
+        <w:t>s in her late forties. Originally from Germany, she was raised in the States and lived in Japan for five or six years. She just got back from Japan recently and has even traveled to China before, including Nanjing. She is incredibly kind. Her father was a professor here at UT and passed away not too long ago. The photos were all taken here in Austin—some at the State Capitol, and others along Town Lake. I included a few shots of a swan; this swan was hilarious and so greedy for food that it almost swallowed my finger! All in all, Austin really is a wonderful city. You definitely won</w:t>
+      </w:r>
+      <w:r>
+        <w:t>’</w:t>
+      </w:r>
+      <w:r>
+        <w:t>t find swans like that in New York City.</w:t>
       </w:r>
     </w:p>
     <w:p>
@@ -11424,18 +14709,42 @@
         <w:pStyle w:val="CSP-ChapterBodyText"/>
       </w:pPr>
       <w:r>
-        <w:t xml:space="preserve">I received your letter dated April 16. I'm sorry to hear that </w:t>
+        <w:t>I received your letter dated April 16. I</w:t>
+      </w:r>
+      <w:r>
+        <w:t>’</w:t>
+      </w:r>
+      <w:r>
+        <w:t xml:space="preserve">m sorry to hear that </w:t>
       </w:r>
       <w:proofErr w:type="gramStart"/>
       <w:r>
-        <w:t>Mom's</w:t>
+        <w:t>Mom</w:t>
+      </w:r>
+      <w:r>
+        <w:t>’</w:t>
+      </w:r>
+      <w:r>
+        <w:t>s</w:t>
       </w:r>
       <w:proofErr w:type="gramEnd"/>
       <w:r>
-        <w:t xml:space="preserve"> trip to Chongming wasn't a pleasant one. When did Mom start having heart problems too? </w:t>
-      </w:r>
-      <w:r>
-        <w:t>Please don't stress yourself out</w:t>
+        <w:t xml:space="preserve"> trip to Chongming wasn</w:t>
+      </w:r>
+      <w:r>
+        <w:t>’</w:t>
+      </w:r>
+      <w:r>
+        <w:t xml:space="preserve">t a pleasant one. When did Mom start having heart problems too? </w:t>
+      </w:r>
+      <w:r>
+        <w:t>Please don</w:t>
+      </w:r>
+      <w:r>
+        <w:t>’</w:t>
+      </w:r>
+      <w:r>
+        <w:t>t stress yourself out</w:t>
       </w:r>
       <w:r>
         <w:t>, and try not to let things upset you too much.</w:t>
@@ -11460,24 +14769,96 @@
         <w:footnoteReference w:id="29"/>
       </w:r>
       <w:r>
-        <w:t xml:space="preserve"> that took effect this month. Please don't worry about it. The law is mainly aimed at illegal immigrants. As long as international students follow the rules, we're here legally on F-1 visas. After graduation, we're allowed to stay in the United States for one year. If we change to H-1B status during that time, we can continue working legally for several more years. While we're working, we can apply for a green card. Once that's approved, we're all set. For graduate students like us, America isn't going to kick us out. It wouldn't be in the country's best interest.</w:t>
-      </w:r>
-    </w:p>
-    <w:p>
-      <w:pPr>
-        <w:pStyle w:val="CSP-ChapterBodyText"/>
-      </w:pPr>
-    </w:p>
-    <w:p>
-      <w:pPr>
-        <w:pStyle w:val="CSP-ChapterBodyText"/>
-      </w:pPr>
-      <w:r>
-        <w:t xml:space="preserve">There is only one week of classes left. I have one exam remaining, which shouldn't be too difficult, and then I'll be </w:t>
+        <w:t xml:space="preserve"> that took effect this month. Please don</w:t>
+      </w:r>
+      <w:r>
+        <w:t>’</w:t>
+      </w:r>
+      <w:r>
+        <w:t>t worry about it. The law is mainly aimed at illegal immigrants. As long as international students follow the rules, we</w:t>
+      </w:r>
+      <w:r>
+        <w:t>’</w:t>
+      </w:r>
+      <w:r>
+        <w:t>re here legally on F-1 visas. After graduation, we</w:t>
+      </w:r>
+      <w:r>
+        <w:t>’</w:t>
+      </w:r>
+      <w:r>
+        <w:t>re allowed to stay in the United States for one year. If we change to H-1B status during that time, we can continue working legally for several more years. While we</w:t>
+      </w:r>
+      <w:r>
+        <w:t>’</w:t>
+      </w:r>
+      <w:r>
+        <w:t>re working, we can apply for a green card. Once that</w:t>
+      </w:r>
+      <w:r>
+        <w:t>’</w:t>
+      </w:r>
+      <w:r>
+        <w:t>s approved, we</w:t>
+      </w:r>
+      <w:r>
+        <w:t>’</w:t>
+      </w:r>
+      <w:r>
+        <w:t>re all set. For graduate students like us, America isn</w:t>
+      </w:r>
+      <w:r>
+        <w:t>’</w:t>
+      </w:r>
+      <w:r>
+        <w:t>t going to kick us out. It wouldn</w:t>
+      </w:r>
+      <w:r>
+        <w:t>’</w:t>
+      </w:r>
+      <w:r>
+        <w:t>t be in the country</w:t>
+      </w:r>
+      <w:r>
+        <w:t>’</w:t>
+      </w:r>
+      <w:r>
+        <w:t>s best interest.</w:t>
+      </w:r>
+    </w:p>
+    <w:p>
+      <w:pPr>
+        <w:pStyle w:val="CSP-ChapterBodyText"/>
+      </w:pPr>
+    </w:p>
+    <w:p>
+      <w:pPr>
+        <w:pStyle w:val="CSP-ChapterBodyText"/>
+      </w:pPr>
+      <w:r>
+        <w:t>There is only one week of classes left. I have one exam remaining, which shouldn</w:t>
+      </w:r>
+      <w:r>
+        <w:t>’</w:t>
+      </w:r>
+      <w:r>
+        <w:t>t be too difficult, and then I</w:t>
+      </w:r>
+      <w:r>
+        <w:t>’</w:t>
+      </w:r>
+      <w:r>
+        <w:t xml:space="preserve">ll be </w:t>
       </w:r>
       <w:r>
         <w:lastRenderedPageBreak/>
-        <w:t>done with everything. The semester officially ends in mid-May. Around that time, I plan to rent a large car with three or four classmates and go on a ten-day road trip. It should be a lot of fun! Before or after the trip, I'll be moving again. My new address will be:</w:t>
+        <w:t>done with everything. The semester officially ends in mid-May. Around that time, I plan to rent a large car with three or four classmates and go on a ten-day road trip. It should be a lot of fun! Before or after the trip, I</w:t>
+      </w:r>
+      <w:r>
+        <w:t>’</w:t>
+      </w:r>
+      <w:r>
+        <w:t>ll be moving again. My new address will be:</w:t>
       </w:r>
     </w:p>
     <w:p>
@@ -11519,20 +14900,56 @@
         <w:pStyle w:val="CSP-ChapterBodyText"/>
       </w:pPr>
       <w:r>
-        <w:t xml:space="preserve">Two of my classmates already live there. I'll only be staying with them temporarily for a little over a month. Then, in early July, I will leave Austin for New Jersey. </w:t>
-      </w:r>
-    </w:p>
-    <w:p>
-      <w:pPr>
-        <w:pStyle w:val="CSP-ChapterBodyText"/>
-      </w:pPr>
-    </w:p>
-    <w:p>
-      <w:pPr>
-        <w:pStyle w:val="CSP-ChapterBodyText"/>
-      </w:pPr>
-      <w:r>
-        <w:t xml:space="preserve">I don’t really want to sell my car, so I'm planning to drive it all the way out there, which means crossing half the country! I don't want to—and honestly don't dare to—make the drive by myself, so I'll persuade </w:t>
+        <w:t>Two of my classmates already live there. I</w:t>
+      </w:r>
+      <w:r>
+        <w:t>’</w:t>
+      </w:r>
+      <w:r>
+        <w:t xml:space="preserve">ll only be staying with them temporarily for a little over a month. Then, in early July, I will leave Austin for New Jersey. </w:t>
+      </w:r>
+    </w:p>
+    <w:p>
+      <w:pPr>
+        <w:pStyle w:val="CSP-ChapterBodyText"/>
+      </w:pPr>
+    </w:p>
+    <w:p>
+      <w:pPr>
+        <w:pStyle w:val="CSP-ChapterBodyText"/>
+      </w:pPr>
+      <w:r>
+        <w:t>I don</w:t>
+      </w:r>
+      <w:r>
+        <w:t>’</w:t>
+      </w:r>
+      <w:r>
+        <w:t>t really want to sell my car, so I</w:t>
+      </w:r>
+      <w:r>
+        <w:t>’</w:t>
+      </w:r>
+      <w:r>
+        <w:t>m planning to drive it all the way out there, which means crossing half the country! I don</w:t>
+      </w:r>
+      <w:r>
+        <w:t>’</w:t>
+      </w:r>
+      <w:r>
+        <w:t>t want to—and honestly don</w:t>
+      </w:r>
+      <w:r>
+        <w:t>’</w:t>
+      </w:r>
+      <w:r>
+        <w:t>t dare to—make the drive by myself, so I</w:t>
+      </w:r>
+      <w:r>
+        <w:t>’</w:t>
+      </w:r>
+      <w:r>
+        <w:t xml:space="preserve">ll persuade </w:t>
       </w:r>
       <w:proofErr w:type="spellStart"/>
       <w:r>
@@ -11557,20 +14974,50 @@
       </w:r>
       <w:proofErr w:type="spellEnd"/>
       <w:r>
-        <w:t xml:space="preserve"> has accepted a job in Washington, D.C., which isn't very far from New Jersey—only about half a day's drive, I guess. My own job has been pushed back by two weeks and won't start until August 4, so I'm going to have far too much free time on my hands. I can already see myself being bored to death toward the end, after most of my friends have left Austin for their jobs.</w:t>
-      </w:r>
-    </w:p>
-    <w:p>
-      <w:pPr>
-        <w:pStyle w:val="CSP-ChapterBodyText"/>
-      </w:pPr>
-    </w:p>
-    <w:p>
-      <w:pPr>
-        <w:pStyle w:val="CSP-ChapterBodyText"/>
-      </w:pPr>
-      <w:r>
-        <w:t xml:space="preserve">I'm planning to live in Edison, New Jersey, where Wei </w:t>
+        <w:t xml:space="preserve"> has accepted a job in Washington, D.C., which isn</w:t>
+      </w:r>
+      <w:r>
+        <w:t>’</w:t>
+      </w:r>
+      <w:r>
+        <w:t>t very far from New Jersey—only about half a day</w:t>
+      </w:r>
+      <w:r>
+        <w:t>’</w:t>
+      </w:r>
+      <w:r>
+        <w:t>s drive, I guess. My own job has been pushed back by two weeks and won</w:t>
+      </w:r>
+      <w:r>
+        <w:t>’</w:t>
+      </w:r>
+      <w:r>
+        <w:t>t start until August 4, so I</w:t>
+      </w:r>
+      <w:r>
+        <w:t>’</w:t>
+      </w:r>
+      <w:r>
+        <w:t>m going to have far too much free time on my hands. I can already see myself being bored to death toward the end, after most of my friends have left Austin for their jobs.</w:t>
+      </w:r>
+    </w:p>
+    <w:p>
+      <w:pPr>
+        <w:pStyle w:val="CSP-ChapterBodyText"/>
+      </w:pPr>
+    </w:p>
+    <w:p>
+      <w:pPr>
+        <w:pStyle w:val="CSP-ChapterBodyText"/>
+      </w:pPr>
+      <w:r>
+        <w:t>I</w:t>
+      </w:r>
+      <w:r>
+        <w:t>’</w:t>
+      </w:r>
+      <w:r>
+        <w:t xml:space="preserve">m planning to live in Edison, New Jersey, where Wei </w:t>
       </w:r>
       <w:proofErr w:type="spellStart"/>
       <w:r>
@@ -11578,24 +15025,54 @@
       </w:r>
       <w:proofErr w:type="spellEnd"/>
       <w:r>
-        <w:t xml:space="preserve"> lives. I also have an old college classmate from Shanghai who works in the city but lives there as well. A one-bedroom apartment rents for about $650 to $700 a month, which isn't too bad. Living in Manhattan would easily cost at least twice as much.</w:t>
-      </w:r>
-    </w:p>
-    <w:p>
-      <w:pPr>
-        <w:pStyle w:val="CSP-ChapterBodyText"/>
-      </w:pPr>
-    </w:p>
-    <w:p>
-      <w:pPr>
-        <w:pStyle w:val="CSP-ChapterBodyText"/>
-      </w:pPr>
-      <w:r>
-        <w:t xml:space="preserve">Of course, living in Edison means I'll have to commute every day. The train ride takes about forty minutes each way, and a monthly train pass costs around $170. I'd also have to drive </w:t>
+        <w:t xml:space="preserve"> lives. I also have an old college classmate from Shanghai who works in the city but lives there as well. A one-bedroom apartment rents for about $650 to $700 a month, which isn</w:t>
+      </w:r>
+      <w:r>
+        <w:t>’</w:t>
+      </w:r>
+      <w:r>
+        <w:t>t too bad. Living in Manhattan would easily cost at least twice as much.</w:t>
+      </w:r>
+    </w:p>
+    <w:p>
+      <w:pPr>
+        <w:pStyle w:val="CSP-ChapterBodyText"/>
+      </w:pPr>
+    </w:p>
+    <w:p>
+      <w:pPr>
+        <w:pStyle w:val="CSP-ChapterBodyText"/>
+      </w:pPr>
+      <w:r>
+        <w:t>Of course, living in Edison means I</w:t>
+      </w:r>
+      <w:r>
+        <w:t>’</w:t>
+      </w:r>
+      <w:r>
+        <w:t>ll have to commute every day. The train ride takes about forty minutes each way, and a monthly train pass costs around $170. I</w:t>
+      </w:r>
+      <w:r>
+        <w:t>’</w:t>
+      </w:r>
+      <w:r>
+        <w:t xml:space="preserve">d also have to drive </w:t>
       </w:r>
       <w:r>
         <w:lastRenderedPageBreak/>
-        <w:t xml:space="preserve">about ten minutes to the train station, where parking costs another $40 a month. Even so, Edison has a lot going for it. It's much more spacious, almost like living in the countryside. There is plenty of parking, tennis courts, and swimming pools—the kinds of things you can only dream about if you live in the city. I've already been in touch with Wei </w:t>
+        <w:t>about ten minutes to the train station, where parking costs another $40 a month. Even so, Edison has a lot going for it. It</w:t>
+      </w:r>
+      <w:r>
+        <w:t>’</w:t>
+      </w:r>
+      <w:r>
+        <w:t>s much more spacious, almost like living in the countryside. There is plenty of parking, tennis courts, and swimming pools—the kinds of things you can only dream about if you live in the city. I</w:t>
+      </w:r>
+      <w:r>
+        <w:t>’</w:t>
+      </w:r>
+      <w:r>
+        <w:t xml:space="preserve">ve already been in touch with Wei </w:t>
       </w:r>
       <w:proofErr w:type="spellStart"/>
       <w:r>
@@ -11603,7 +15080,13 @@
       </w:r>
       <w:proofErr w:type="spellEnd"/>
       <w:r>
-        <w:t>, and he's helping me look for an apartment.</w:t>
+        <w:t>, and he</w:t>
+      </w:r>
+      <w:r>
+        <w:t>’</w:t>
+      </w:r>
+      <w:r>
+        <w:t>s helping me look for an apartment.</w:t>
       </w:r>
     </w:p>
     <w:p>
@@ -11634,20 +15117,68 @@
       </w:r>
       <w:proofErr w:type="spellEnd"/>
       <w:r>
-        <w:t xml:space="preserve"> came to Austin a few days ago for an interview, hoping to find a summer job. He's completely determined to earn his Ph.D., and I don't think it'll take him much longer. The time required to finish a Ph.D. varies quite a bit depending on the university and the field of study. He's actually moving through his program pretty quickly. I really admire how focused he is. The only thing that's changed over the past few years is the size of his belly. It's almost as impressive as his father's.</w:t>
-      </w:r>
-    </w:p>
-    <w:p>
-      <w:pPr>
-        <w:pStyle w:val="CSP-ChapterBodyText"/>
-      </w:pPr>
-    </w:p>
-    <w:p>
-      <w:pPr>
-        <w:pStyle w:val="CSP-ChapterBodyText"/>
-      </w:pPr>
-      <w:r>
-        <w:t>I’ll stop here for now.</w:t>
+        <w:t xml:space="preserve"> came to Austin a few days ago for an interview, hoping to find a summer job. He</w:t>
+      </w:r>
+      <w:r>
+        <w:t>’</w:t>
+      </w:r>
+      <w:r>
+        <w:t>s completely determined to earn his Ph.D., and I don</w:t>
+      </w:r>
+      <w:r>
+        <w:t>’</w:t>
+      </w:r>
+      <w:r>
+        <w:t>t think it</w:t>
+      </w:r>
+      <w:r>
+        <w:t>’</w:t>
+      </w:r>
+      <w:r>
+        <w:t>ll take him much longer. The time required to finish a Ph.D. varies quite a bit depending on the university and the field of study. He</w:t>
+      </w:r>
+      <w:r>
+        <w:t>’</w:t>
+      </w:r>
+      <w:r>
+        <w:t>s actually moving through his program pretty quickly. I really admire how focused he is. The only thing that</w:t>
+      </w:r>
+      <w:r>
+        <w:t>’</w:t>
+      </w:r>
+      <w:r>
+        <w:t>s changed over the past few years is the size of his belly. It</w:t>
+      </w:r>
+      <w:r>
+        <w:t>’</w:t>
+      </w:r>
+      <w:r>
+        <w:t>s almost as impressive as his father</w:t>
+      </w:r>
+      <w:r>
+        <w:t>’</w:t>
+      </w:r>
+      <w:r>
+        <w:t>s.</w:t>
+      </w:r>
+    </w:p>
+    <w:p>
+      <w:pPr>
+        <w:pStyle w:val="CSP-ChapterBodyText"/>
+      </w:pPr>
+    </w:p>
+    <w:p>
+      <w:pPr>
+        <w:pStyle w:val="CSP-ChapterBodyText"/>
+      </w:pPr>
+      <w:r>
+        <w:t>I</w:t>
+      </w:r>
+      <w:r>
+        <w:t>’</w:t>
+      </w:r>
+      <w:r>
+        <w:t>ll stop here for now.</w:t>
       </w:r>
     </w:p>
     <w:p>
@@ -11865,29 +15396,65 @@
         <w:pStyle w:val="CSP-ChapterBodyText"/>
       </w:pPr>
       <w:r>
-        <w:t xml:space="preserve">I’ve been back from my road trip for a few days now. In just seven days, </w:t>
+        <w:t>I</w:t>
+      </w:r>
+      <w:r>
+        <w:t>’</w:t>
+      </w:r>
+      <w:r>
+        <w:t xml:space="preserve">ve been back from my road trip for a few days now. In just seven days, </w:t>
       </w:r>
       <w:r>
         <w:t>w</w:t>
       </w:r>
       <w:r>
-        <w:t>e managed to hit quite a few places, including the Painted Desert, the Petrified Forest, the Grand Canyon, Las Vegas, the Great Salt Lake, and Yellowstone National Park. The whole loop was over 4,000 miles, nearly 7,000 kilometers! There were three of us, and since we took turns driving, it wasn't too tiring and we moved fast. We had an absolute blast. We took plenty of pictures, but I don’t have them with me yet because one of my friends is still holding on to them. I’ll mail them to you next time. This trip was great practice for my upcoming drive to New York—I finally have some solid long-distance driving experience under my belt.</w:t>
-      </w:r>
-    </w:p>
-    <w:p>
-      <w:pPr>
-        <w:pStyle w:val="CSP-ChapterBodyText"/>
-      </w:pPr>
-    </w:p>
-    <w:p>
-      <w:pPr>
-        <w:pStyle w:val="CSP-ChapterBodyText"/>
-      </w:pPr>
-      <w:r>
-        <w:t xml:space="preserve">As for the sights, the Painted Desert is an area where the terrain displays these beautiful, layered colors due to mineral deposits and weathering. The Petrified Forest doesn't actually have standing trees anymore; </w:t>
-      </w:r>
-      <w:r>
-        <w:t>they’ve all petrified into fossils and lie scattered across the ground</w:t>
+        <w:t>e managed to hit quite a few places, including the Painted Desert, the Petrified Forest, the Grand Canyon, Las Vegas, the Great Salt Lake, and Yellowstone National Park. The whole loop was over 4,000 miles, nearly 7,000 kilometers! There were three of us, and since we took turns driving, it wasn</w:t>
+      </w:r>
+      <w:r>
+        <w:t>’</w:t>
+      </w:r>
+      <w:r>
+        <w:t>t too tiring and we moved fast. We had an absolute blast. We took plenty of pictures, but I don</w:t>
+      </w:r>
+      <w:r>
+        <w:t>’</w:t>
+      </w:r>
+      <w:r>
+        <w:t>t have them with me yet because one of my friends is still holding on to them. I</w:t>
+      </w:r>
+      <w:r>
+        <w:t>’</w:t>
+      </w:r>
+      <w:r>
+        <w:t>ll mail them to you next time. This trip was great practice for my upcoming drive to New York—I finally have some solid long-distance driving experience under my belt.</w:t>
+      </w:r>
+    </w:p>
+    <w:p>
+      <w:pPr>
+        <w:pStyle w:val="CSP-ChapterBodyText"/>
+      </w:pPr>
+    </w:p>
+    <w:p>
+      <w:pPr>
+        <w:pStyle w:val="CSP-ChapterBodyText"/>
+      </w:pPr>
+      <w:r>
+        <w:t>As for the sights, the Painted Desert is an area where the terrain displays these beautiful, layered colors due to mineral deposits and weathering. The Petrified Forest doesn</w:t>
+      </w:r>
+      <w:r>
+        <w:t>’</w:t>
+      </w:r>
+      <w:r>
+        <w:t xml:space="preserve">t actually have standing trees anymore; </w:t>
+      </w:r>
+      <w:r>
+        <w:t>they</w:t>
+      </w:r>
+      <w:r>
+        <w:t>’</w:t>
+      </w:r>
+      <w:r>
+        <w:t>ve all petrified into fossils and lie scattered across the ground</w:t>
       </w:r>
       <w:r>
         <w:t xml:space="preserve">. We arrived at Las Vegas after 1:00 in the morning and spent a couple of hours wandering through the casinos, right when the Strip was at its liveliest. You have to be at least 21 to gamble over here, and they can never seem to guess the age of Asian people. An elderly lady working at the cashier counter—the place where you exchange cash for gambling chips—asked how old I was. When I told her I was </w:t>
@@ -11907,26 +15474,50 @@
         <w:pStyle w:val="CSP-ChapterBodyText"/>
       </w:pPr>
       <w:r>
-        <w:t xml:space="preserve">The Grand Canyon was breathtaking; we camped out there and spent an entire day exploring. The Great Salt Lake is a massive saltwater lake with beaches and seagulls. If you weren't paying attention, you'd swear you were looking at the ocean, except there are no waves and the air carries a bit of a strange odor. Yellowstone was our main destination. </w:t>
+        <w:t>The Grand Canyon was breathtaking; we camped out there and spent an entire day exploring. The Great Salt Lake is a massive saltwater lake with beaches and seagulls. If you weren</w:t>
+      </w:r>
+      <w:r>
+        <w:t>’</w:t>
+      </w:r>
+      <w:r>
+        <w:t>t paying attention, you</w:t>
+      </w:r>
+      <w:r>
+        <w:t>’</w:t>
+      </w:r>
+      <w:r>
+        <w:t xml:space="preserve">d swear you were looking at the ocean, except there are no waves and the air carries a bit of a strange odor. Yellowstone was our main destination. </w:t>
       </w:r>
       <w:r>
         <w:t>The park is so vast that at one point we nearly ran out of gas, which freaked us out a bit.</w:t>
       </w:r>
       <w:r>
-        <w:t xml:space="preserve"> We camped there as well and spent a day checking out the sights, mostly geysers and waterfalls. Honestly, it wasn't quite as amazing as I had imagined, but all in all, it was a fantastic trip and gave us a great introduction to the American West.</w:t>
-      </w:r>
-    </w:p>
-    <w:p>
-      <w:pPr>
-        <w:pStyle w:val="CSP-ChapterBodyText"/>
-      </w:pPr>
-    </w:p>
-    <w:p>
-      <w:pPr>
-        <w:pStyle w:val="CSP-ChapterBodyText"/>
-      </w:pPr>
-      <w:r>
-        <w:t>My work authorization finally arrived, which is a weight off my shoulders since it’s the most important document. I also picked up my diploma after our road trip—we missed commencement. It turned out to be nothing more than a large sheet of paper with a few words on it, not even a photograph attached</w:t>
+        <w:t xml:space="preserve"> We camped there as well and spent a day checking out the sights, mostly geysers and waterfalls. Honestly, it wasn</w:t>
+      </w:r>
+      <w:r>
+        <w:t>’</w:t>
+      </w:r>
+      <w:r>
+        <w:t>t quite as amazing as I had imagined, but all in all, it was a fantastic trip and gave us a great introduction to the American West.</w:t>
+      </w:r>
+    </w:p>
+    <w:p>
+      <w:pPr>
+        <w:pStyle w:val="CSP-ChapterBodyText"/>
+      </w:pPr>
+    </w:p>
+    <w:p>
+      <w:pPr>
+        <w:pStyle w:val="CSP-ChapterBodyText"/>
+      </w:pPr>
+      <w:r>
+        <w:t>My work authorization finally arrived, which is a weight off my shoulders since it</w:t>
+      </w:r>
+      <w:r>
+        <w:t>’</w:t>
+      </w:r>
+      <w:r>
+        <w:t>s the most important document. I also picked up my diploma after our road trip—we missed commencement. It turned out to be nothing more than a large sheet of paper with a few words on it, not even a photograph attached</w:t>
       </w:r>
       <w:r>
         <w:t>.</w:t>
@@ -11957,7 +15548,13 @@
         <w:t xml:space="preserve">Chinese </w:t>
       </w:r>
       <w:r>
-        <w:t>colleges on hand, so I mailed those off along with my UT ones. I pulled off straight A's again this semester, which means my final cumulative GPA for the two years is a perfect 4.0.</w:t>
+        <w:t>colleges on hand, so I mailed those off along with my UT ones. I pulled off straight A</w:t>
+      </w:r>
+      <w:r>
+        <w:t>’</w:t>
+      </w:r>
+      <w:r>
+        <w:t>s again this semester, which means my final cumulative GPA for the two years is a perfect 4.0.</w:t>
       </w:r>
     </w:p>
     <w:p>
@@ -11978,7 +15575,13 @@
       </w:r>
       <w:proofErr w:type="spellEnd"/>
       <w:r>
-        <w:t xml:space="preserve"> among nine different divisions. I’ve been assigned to Information Technology, while most of the other divisions are finance-related and recruit primarily from business schools. We have an orientation scheduled from </w:t>
+        <w:t xml:space="preserve"> among nine different divisions. I</w:t>
+      </w:r>
+      <w:r>
+        <w:t>’</w:t>
+      </w:r>
+      <w:r>
+        <w:t xml:space="preserve">ve been assigned to Information Technology, while most of the other divisions are finance-related and recruit primarily from business schools. We have an orientation scheduled from </w:t>
       </w:r>
       <w:r>
         <w:lastRenderedPageBreak/>
@@ -11997,20 +15600,32 @@
         <w:t xml:space="preserve">at </w:t>
       </w:r>
       <w:r>
-        <w:t>during my interview. The orientation is mainly intended to give us an overview of the firm's operations and allow us to get to know one another.</w:t>
-      </w:r>
-    </w:p>
-    <w:p>
-      <w:pPr>
-        <w:pStyle w:val="CSP-ChapterBodyText"/>
-      </w:pPr>
-    </w:p>
-    <w:p>
-      <w:pPr>
-        <w:pStyle w:val="CSP-ChapterBodyText"/>
-      </w:pPr>
-      <w:r>
-        <w:t xml:space="preserve">I’m going to hang out in Austin for another month or so, mostly to wait for </w:t>
+        <w:t>during my interview. The orientation is mainly intended to give us an overview of the firm</w:t>
+      </w:r>
+      <w:r>
+        <w:t>’</w:t>
+      </w:r>
+      <w:r>
+        <w:t>s operations and allow us to get to know one another.</w:t>
+      </w:r>
+    </w:p>
+    <w:p>
+      <w:pPr>
+        <w:pStyle w:val="CSP-ChapterBodyText"/>
+      </w:pPr>
+    </w:p>
+    <w:p>
+      <w:pPr>
+        <w:pStyle w:val="CSP-ChapterBodyText"/>
+      </w:pPr>
+      <w:r>
+        <w:t>I</w:t>
+      </w:r>
+      <w:r>
+        <w:t>’</w:t>
+      </w:r>
+      <w:r>
+        <w:t xml:space="preserve">m going to hang out in Austin for another month or so, mostly to wait for </w:t>
       </w:r>
       <w:proofErr w:type="spellStart"/>
       <w:r>
@@ -12018,33 +15633,57 @@
       </w:r>
       <w:proofErr w:type="spellEnd"/>
       <w:r>
-        <w:t xml:space="preserve"> so we can drive up north together. Besides, there's really no point in heading up there too early. My rent at my current place is only $160 a month, which is a bargain, though the place is a bit messy because everyone living here is pretty laid-back. Lately, I've just been relaxing, watching TV, and reading. The TV setup here is fantastic; we get nine different movie channels that play movies around the clock.</w:t>
-      </w:r>
-    </w:p>
-    <w:p>
-      <w:pPr>
-        <w:pStyle w:val="CSP-ChapterBodyText"/>
-      </w:pPr>
-    </w:p>
-    <w:p>
-      <w:pPr>
-        <w:pStyle w:val="CSP-ChapterBodyText"/>
-      </w:pPr>
-      <w:r>
-        <w:t>Among the Chinese classmates graduating with me this semester, two are moving to Washington D.C., two are off to California, two are moving to Houston, and then there’s me, heading to New York.</w:t>
-      </w:r>
-    </w:p>
-    <w:p>
-      <w:pPr>
-        <w:pStyle w:val="CSP-ChapterBodyText"/>
-      </w:pPr>
-    </w:p>
-    <w:p>
-      <w:pPr>
-        <w:pStyle w:val="CSP-ChapterBodyText"/>
-      </w:pPr>
-      <w:r>
-        <w:t>I'll stop here for now.</w:t>
+        <w:t xml:space="preserve"> so we can drive up north together. Besides, there</w:t>
+      </w:r>
+      <w:r>
+        <w:t>’</w:t>
+      </w:r>
+      <w:r>
+        <w:t>s really no point in heading up there too early. My rent at my current place is only $160 a month, which is a bargain, though the place is a bit messy because everyone living here is pretty laid-back. Lately, I</w:t>
+      </w:r>
+      <w:r>
+        <w:t>’</w:t>
+      </w:r>
+      <w:r>
+        <w:t>ve just been relaxing, watching TV, and reading. The TV setup here is fantastic; we get nine different movie channels that play movies around the clock.</w:t>
+      </w:r>
+    </w:p>
+    <w:p>
+      <w:pPr>
+        <w:pStyle w:val="CSP-ChapterBodyText"/>
+      </w:pPr>
+    </w:p>
+    <w:p>
+      <w:pPr>
+        <w:pStyle w:val="CSP-ChapterBodyText"/>
+      </w:pPr>
+      <w:r>
+        <w:t>Among the Chinese classmates graduating with me this semester, two are moving to Washington D.C., two are off to California, two are moving to Houston, and then there</w:t>
+      </w:r>
+      <w:r>
+        <w:t>’</w:t>
+      </w:r>
+      <w:r>
+        <w:t>s me, heading to New York.</w:t>
+      </w:r>
+    </w:p>
+    <w:p>
+      <w:pPr>
+        <w:pStyle w:val="CSP-ChapterBodyText"/>
+      </w:pPr>
+    </w:p>
+    <w:p>
+      <w:pPr>
+        <w:pStyle w:val="CSP-ChapterBodyText"/>
+      </w:pPr>
+      <w:r>
+        <w:t>I</w:t>
+      </w:r>
+      <w:r>
+        <w:t>’</w:t>
+      </w:r>
+      <w:r>
+        <w:t>ll stop here for now.</w:t>
       </w:r>
     </w:p>
     <w:p>
@@ -12255,7 +15894,31 @@
         <w:pStyle w:val="CSP-ChapterBodyText"/>
       </w:pPr>
       <w:r>
-        <w:t xml:space="preserve">Time is just flying by—I’m leaving Austin before I know it. I’ve already coordinated with the moving company, and they are coming this Monday to pack everything up and ship it to New Jersey. The company is covering the entire moving cost. Honestly, I don't even own any real furniture; it’s mostly just a TV, a stereo system, some books, and some random </w:t>
+        <w:t>Time is just flying by—I</w:t>
+      </w:r>
+      <w:r>
+        <w:t>’</w:t>
+      </w:r>
+      <w:r>
+        <w:t>m leaving Austin before I know it. I</w:t>
+      </w:r>
+      <w:r>
+        <w:t>’</w:t>
+      </w:r>
+      <w:r>
+        <w:t>ve already coordinated with the moving company, and they are coming this Monday to pack everything up and ship it to New Jersey. The company is covering the entire moving cost. Honestly, I don</w:t>
+      </w:r>
+      <w:r>
+        <w:t>’</w:t>
+      </w:r>
+      <w:r>
+        <w:t>t even own any real furniture; it</w:t>
+      </w:r>
+      <w:r>
+        <w:t>’</w:t>
+      </w:r>
+      <w:r>
+        <w:t xml:space="preserve">s mostly just a TV, a stereo system, some books, and some random </w:t>
       </w:r>
       <w:r>
         <w:t>stuff</w:t>
@@ -12282,28 +15945,76 @@
       </w:r>
       <w:proofErr w:type="spellEnd"/>
       <w:r>
-        <w:t xml:space="preserve"> has already helped me find an apartment in Edison, New Jersey. It’s a one-bedroom for $695 a month. That’s fairly typical for New Jersey, though it certainly feels expensive. If I wanted to live any closer to New York City, it would cost even more. The company already wired me a $3,500 relocation allowance. That’s the net take-home amount—the gross amount was actually $6,600, so you can see the taxes are incredibly steep over here. </w:t>
-      </w:r>
-    </w:p>
-    <w:p>
-      <w:pPr>
-        <w:pStyle w:val="CSP-ChapterBodyText"/>
-      </w:pPr>
-    </w:p>
-    <w:p>
-      <w:pPr>
-        <w:pStyle w:val="CSP-ChapterBodyText"/>
-      </w:pPr>
-      <w:r>
-        <w:t xml:space="preserve">I’m planning to head up to New Jersey in early July. Since my lease there doesn't start until July 15th, I'll crash at Wei </w:t>
+        <w:t xml:space="preserve"> has already helped me find an apartment in Edison, New Jersey. It</w:t>
+      </w:r>
+      <w:r>
+        <w:t>’</w:t>
+      </w:r>
+      <w:r>
+        <w:t>s a one-bedroom for $695 a month. That</w:t>
+      </w:r>
+      <w:r>
+        <w:t>’</w:t>
+      </w:r>
+      <w:r>
+        <w:t>s fairly typical for New Jersey, though it certainly feels expensive. If I wanted to live any closer to New York City, it would cost even more. The company already wired me a $3,500 relocation allowance. That</w:t>
+      </w:r>
+      <w:r>
+        <w:t>’</w:t>
+      </w:r>
+      <w:r>
+        <w:t xml:space="preserve">s the net take-home amount—the gross amount was actually $6,600, so you can see the taxes are incredibly steep over here. </w:t>
+      </w:r>
+    </w:p>
+    <w:p>
+      <w:pPr>
+        <w:pStyle w:val="CSP-ChapterBodyText"/>
+      </w:pPr>
+    </w:p>
+    <w:p>
+      <w:pPr>
+        <w:pStyle w:val="CSP-ChapterBodyText"/>
+      </w:pPr>
+      <w:r>
+        <w:t>I</w:t>
+      </w:r>
+      <w:r>
+        <w:t>’</w:t>
+      </w:r>
+      <w:r>
+        <w:t>m planning to head up to New Jersey in early July. Since my lease there doesn</w:t>
+      </w:r>
+      <w:r>
+        <w:t>’</w:t>
+      </w:r>
+      <w:r>
+        <w:t>t start until July 15th, I</w:t>
+      </w:r>
+      <w:r>
+        <w:t>’</w:t>
+      </w:r>
+      <w:r>
+        <w:t xml:space="preserve">ll crash at Wei </w:t>
       </w:r>
       <w:proofErr w:type="spellStart"/>
       <w:r>
-        <w:t>Jin’s</w:t>
+        <w:t>Jin</w:t>
+      </w:r>
+      <w:r>
+        <w:t>’</w:t>
+      </w:r>
+      <w:r>
+        <w:t>s</w:t>
       </w:r>
       <w:proofErr w:type="spellEnd"/>
       <w:r>
-        <w:t xml:space="preserve"> place until then. I also have submitted a "leave of absence" request to the department to officially pause my studies for a year. If it gets approved, I could theoretically come back and register for classes a year from now without having to re-apply for admission. Realistically, though, I doubt I’ll ever actually use it.</w:t>
+        <w:t xml:space="preserve"> place until then. I also have submitted a "leave of absence" request to the department to officially pause my studies for a year. If it gets approved, I could theoretically come back and register for classes a year from now without having to re-apply for admission. Realistically, though, I doubt I</w:t>
+      </w:r>
+      <w:r>
+        <w:t>’</w:t>
+      </w:r>
+      <w:r>
+        <w:t>ll ever actually use it.</w:t>
       </w:r>
     </w:p>
     <w:p>
@@ -12517,7 +16228,25 @@
         <w:pStyle w:val="CSP-ChapterBodyText"/>
       </w:pPr>
       <w:r>
-        <w:t>I’ve finally moved into my own apartment! It’s actually pretty spacious. The neighborhood is really nice—it’s just a two-minute walk to a local park</w:t>
+        <w:t>I</w:t>
+      </w:r>
+      <w:r>
+        <w:t>’</w:t>
+      </w:r>
+      <w:r>
+        <w:t>ve finally moved into my own apartment! It</w:t>
+      </w:r>
+      <w:r>
+        <w:t>’</w:t>
+      </w:r>
+      <w:r>
+        <w:t>s actually pretty spacious. The neighborhood is really nice—it</w:t>
+      </w:r>
+      <w:r>
+        <w:t>’</w:t>
+      </w:r>
+      <w:r>
+        <w:t>s just a two-minute walk to a local park</w:t>
       </w:r>
       <w:r>
         <w:t>,</w:t>
@@ -12607,7 +16336,13 @@
         <w:pStyle w:val="CSP-ChapterBodyText"/>
       </w:pPr>
       <w:r>
-        <w:t xml:space="preserve">I hit the road from Austin on July 4th, America's Independence Day. My friend </w:t>
+        <w:t>I hit the road from Austin on July 4th, America</w:t>
+      </w:r>
+      <w:r>
+        <w:t>’</w:t>
+      </w:r>
+      <w:r>
+        <w:t xml:space="preserve">s Independence Day. My friend </w:t>
       </w:r>
       <w:proofErr w:type="spellStart"/>
       <w:r>
@@ -12623,11 +16358,23 @@
       </w:r>
       <w:proofErr w:type="gramEnd"/>
       <w:r>
-        <w:t xml:space="preserve"> I found another classmate who wanted to tag along, do some sightseeing, and meet up with her friends in New York. Her name is Emma. The drive took seven days in total, but we didn’t push ourselves too hard—especially toward the end, when we detoured to camp in a national forest and go </w:t>
+        <w:t xml:space="preserve"> I found another classmate who wanted to tag along, do some sightseeing, and meet up with her friends in New York. Her name is Emma. The drive took seven days in total, but we didn</w:t>
+      </w:r>
+      <w:r>
+        <w:t>’</w:t>
+      </w:r>
+      <w:r>
+        <w:t xml:space="preserve">t push ourselves too hard—especially toward the end, when we detoured to camp in a national forest and go </w:t>
       </w:r>
       <w:r>
         <w:lastRenderedPageBreak/>
-        <w:t xml:space="preserve">swimming at the beach. We had a great time and everything went very smoothly. The car didn't give me any trouble at all during the entire trip, which clocked in at about 2,500 miles. I drove roughly two-thirds of the distance. I stayed in touch with Wei </w:t>
+        <w:t>swimming at the beach. We had a great time and everything went very smoothly. The car didn</w:t>
+      </w:r>
+      <w:r>
+        <w:t>’</w:t>
+      </w:r>
+      <w:r>
+        <w:t xml:space="preserve">t give me any trouble at all during the entire trip, which clocked in at about 2,500 miles. I drove roughly two-thirds of the distance. I stayed in touch with Wei </w:t>
       </w:r>
       <w:proofErr w:type="spellStart"/>
       <w:r>
@@ -12652,24 +16399,60 @@
       </w:r>
       <w:proofErr w:type="spellStart"/>
       <w:r>
-        <w:t>Jin’s</w:t>
+        <w:t>Jin</w:t>
+      </w:r>
+      <w:r>
+        <w:t>’</w:t>
+      </w:r>
+      <w:r>
+        <w:t>s</w:t>
       </w:r>
       <w:proofErr w:type="spellEnd"/>
       <w:r>
-        <w:t xml:space="preserve"> place for three nights before picking up the keys to my apartment on the afternoon of the 14th. Since I moved in, I’ve bought a queen-sized bed, a dining table, and two chairs. I’ll gradually pick up other things as I go, but at least the apartment no longer feels empty.</w:t>
-      </w:r>
-    </w:p>
-    <w:p>
-      <w:pPr>
-        <w:pStyle w:val="CSP-ChapterBodyText"/>
-      </w:pPr>
-    </w:p>
-    <w:p>
-      <w:pPr>
-        <w:pStyle w:val="CSP-ChapterBodyText"/>
-      </w:pPr>
-      <w:r>
-        <w:t>I’ve also been busy showing Emma around and helping her meet up with her friends, which is why I’ve been running around these past few days and hadn't found a moment to write to you.</w:t>
+        <w:t xml:space="preserve"> place for three nights before picking up the keys to my apartment on the afternoon of the 14th. Since I moved in, I</w:t>
+      </w:r>
+      <w:r>
+        <w:t>’</w:t>
+      </w:r>
+      <w:r>
+        <w:t>ve bought a queen-sized bed, a dining table, and two chairs. I</w:t>
+      </w:r>
+      <w:r>
+        <w:t>’</w:t>
+      </w:r>
+      <w:r>
+        <w:t>ll gradually pick up other things as I go, but at least the apartment no longer feels empty.</w:t>
+      </w:r>
+    </w:p>
+    <w:p>
+      <w:pPr>
+        <w:pStyle w:val="CSP-ChapterBodyText"/>
+      </w:pPr>
+    </w:p>
+    <w:p>
+      <w:pPr>
+        <w:pStyle w:val="CSP-ChapterBodyText"/>
+      </w:pPr>
+      <w:r>
+        <w:t>I</w:t>
+      </w:r>
+      <w:r>
+        <w:t>’</w:t>
+      </w:r>
+      <w:r>
+        <w:t>ve also been busy showing Emma around and helping her meet up with her friends, which is why I</w:t>
+      </w:r>
+      <w:r>
+        <w:t>’</w:t>
+      </w:r>
+      <w:r>
+        <w:t>ve been running around these past few days and hadn</w:t>
+      </w:r>
+      <w:r>
+        <w:t>’</w:t>
+      </w:r>
+      <w:r>
+        <w:t>t found a moment to write to you.</w:t>
       </w:r>
     </w:p>
     <w:p>
@@ -12729,7 +16512,13 @@
         <w:pStyle w:val="CSP-ChapterBodyText"/>
       </w:pPr>
       <w:r>
-        <w:t xml:space="preserve">We took quite a few photos in the past few weeks—about seventy or so—and I’ll mail some negatives to you in a couple of days. I even made sure to include the car in two of the </w:t>
+        <w:t>We took quite a few photos in the past few weeks—about seventy or so—and I</w:t>
+      </w:r>
+      <w:r>
+        <w:t>’</w:t>
+      </w:r>
+      <w:r>
+        <w:t xml:space="preserve">ll mail some negatives to you in a couple of days. I even made sure to include the car in two of the </w:t>
       </w:r>
       <w:r>
         <w:lastRenderedPageBreak/>
@@ -12759,7 +16548,19 @@
         <w:pStyle w:val="CSP-ChapterBodyText"/>
       </w:pPr>
       <w:r>
-        <w:t>I’ll wrap things up here; it’s about time for me to head to bed.</w:t>
+        <w:t>I</w:t>
+      </w:r>
+      <w:r>
+        <w:t>’</w:t>
+      </w:r>
+      <w:r>
+        <w:t>ll wrap things up here; it</w:t>
+      </w:r>
+      <w:r>
+        <w:t>’</w:t>
+      </w:r>
+      <w:r>
+        <w:t>s about time for me to head to bed.</w:t>
       </w:r>
     </w:p>
     <w:p>
@@ -12977,7 +16778,19 @@
         <w:pStyle w:val="CSP-ChapterBodyText"/>
       </w:pPr>
       <w:r>
-        <w:t xml:space="preserve">It must have been a sunny day—at least, that’s how I remember Austin. In my mind, Austin summers are permanently bright, hot, and full of possibility. I don't </w:t>
+        <w:t>It must have been a sunny day—at least, that</w:t>
+      </w:r>
+      <w:r>
+        <w:t>’</w:t>
+      </w:r>
+      <w:r>
+        <w:t>s how I remember Austin. In my mind, Austin summers are permanently bright, hot, and full of possibility. I don</w:t>
+      </w:r>
+      <w:r>
+        <w:t>’</w:t>
+      </w:r>
+      <w:r>
+        <w:t xml:space="preserve">t </w:t>
       </w:r>
       <w:r>
         <w:t>recall</w:t>
@@ -13005,7 +16818,19 @@
         <w:pStyle w:val="CSP-ChapterBodyText"/>
       </w:pPr>
       <w:r>
-        <w:t xml:space="preserve">She wanted to go to Dobie Center for lunch—there was a Wendy’s there. “Why don't you show her the way?” He asked. Now, that was an excellent suggestion, except for one small problem: I had absolutely no idea where Dobie Center was. </w:t>
+        <w:t>She wanted to go to Dobie Center for lunch—there was a Wendy</w:t>
+      </w:r>
+      <w:r>
+        <w:t>’</w:t>
+      </w:r>
+      <w:r>
+        <w:t>s there. “Why don</w:t>
+      </w:r>
+      <w:r>
+        <w:t>’</w:t>
+      </w:r>
+      <w:r>
+        <w:t xml:space="preserve">t you show her the way?” He asked. Now, that was an excellent suggestion, except for one small problem: I had absolutely no idea where Dobie Center was. </w:t>
       </w:r>
       <w:proofErr w:type="gramStart"/>
       <w:r>
@@ -13026,7 +16851,13 @@
         <w:pStyle w:val="CSP-ChapterBodyText"/>
       </w:pPr>
       <w:r>
-        <w:t>We ended up having lunch together at the Wendy's. I ordered just a burger. If I remember correctly, she ordered a meal with a baked potato. She carefully slit the potato open and topped it with butter, chives, cheese</w:t>
+        <w:t>We ended up having lunch together at the Wendy</w:t>
+      </w:r>
+      <w:r>
+        <w:t>’</w:t>
+      </w:r>
+      <w:r>
+        <w:t>s. I ordered just a burger. If I remember correctly, she ordered a meal with a baked potato. She carefully slit the potato open and topped it with butter, chives, cheese</w:t>
       </w:r>
       <w:r>
         <w:t>,</w:t>
@@ -13042,7 +16873,13 @@
         <w:t>was staying</w:t>
       </w:r>
       <w:r>
-        <w:t xml:space="preserve"> at her sister’s place.</w:t>
+        <w:t xml:space="preserve"> at her sister</w:t>
+      </w:r>
+      <w:r>
+        <w:t>’</w:t>
+      </w:r>
+      <w:r>
+        <w:t>s place.</w:t>
       </w:r>
     </w:p>
     <w:p>
@@ -13077,7 +16914,13 @@
         <w:pStyle w:val="CSP-ChapterBodyText"/>
       </w:pPr>
       <w:r>
-        <w:t>"Because every extra day costs me money I don’t have</w:t>
+        <w:t>"Because every extra day costs me money I don</w:t>
+      </w:r>
+      <w:r>
+        <w:t>’</w:t>
+      </w:r>
+      <w:r>
+        <w:t>t have</w:t>
       </w:r>
       <w:r>
         <w:t>,</w:t>
@@ -14936,7 +18779,13 @@
         <w:t xml:space="preserve"> </w:t>
       </w:r>
       <w:r>
-        <w:t>On the envelope of this letter, stamped “August 21, 1995,” Dad wrote the following: “Tong’s first letter from the United States. It took 20 days to arrive.”</w:t>
+        <w:t>On the envelope of this letter, stamped “August 21, 1995,” Dad wrote the following: “Tong</w:t>
+      </w:r>
+      <w:r>
+        <w:t>’</w:t>
+      </w:r>
+      <w:r>
+        <w:t>s first letter from the United States. It took 20 days to arrive.”</w:t>
       </w:r>
     </w:p>
   </w:footnote>
@@ -14974,13 +18823,7 @@
         <w:t xml:space="preserve"> </w:t>
       </w:r>
       <w:r>
-        <w:t>This refers to a landline telephone—for context, cell phones and</w:t>
-      </w:r>
-      <w:r>
-        <w:t xml:space="preserve"> </w:t>
-      </w:r>
-      <w:r>
-        <w:t>smartphones did not yet exist for ordinary consumers.</w:t>
+        <w:t>This refers to a landline telephone—for context, cell phones and smartphones did not yet exist for ordinary consumers.</w:t>
       </w:r>
     </w:p>
   </w:footnote>
@@ -15026,6 +18869,7 @@
       <w:r>
         <w:t xml:space="preserve">The midday nap, known in Chinese as </w:t>
       </w:r>
+      <w:proofErr w:type="spellStart"/>
       <w:r>
         <w:rPr>
           <w:i/>
@@ -15033,6 +18877,7 @@
         </w:rPr>
         <w:t>wujiao</w:t>
       </w:r>
+      <w:proofErr w:type="spellEnd"/>
       <w:r>
         <w:t>, is a deeply ingrained cultural tradition. In most schools, offices, and factories, lunch is followed by a quiet period that allows people to take a short nap. Napping in China has traditionally been seen as beneficial to health and productivity.</w:t>
       </w:r>
@@ -15138,7 +18983,13 @@
         <w:t xml:space="preserve">the </w:t>
       </w:r>
       <w:r>
-        <w:t>Taiwan leader’s U.S. visit, leading into the 1995–1996 missile crisis and serious fears of military escalation.</w:t>
+        <w:t>Taiwan leader</w:t>
+      </w:r>
+      <w:r>
+        <w:t>’</w:t>
+      </w:r>
+      <w:r>
+        <w:t>s U.S. visit, leading into the 1995–1996 missile crisis and serious fears of military escalation.</w:t>
       </w:r>
     </w:p>
   </w:footnote>
@@ -15186,7 +19037,13 @@
         <w:t>Seinfeld</w:t>
       </w:r>
       <w:r>
-        <w:t xml:space="preserve">, were all part of NBC's legendary </w:t>
+        <w:t>, were all part of NBC</w:t>
+      </w:r>
+      <w:r>
+        <w:t>’</w:t>
+      </w:r>
+      <w:r>
+        <w:t xml:space="preserve">s legendary </w:t>
       </w:r>
       <w:r>
         <w:t>“</w:t>
@@ -15267,6 +19124,7 @@
       <w:r>
         <w:t xml:space="preserve"> or </w:t>
       </w:r>
+      <w:proofErr w:type="spellStart"/>
       <w:r>
         <w:rPr>
           <w:i/>
@@ -15274,6 +19132,7 @@
         </w:rPr>
         <w:t>yuanxiao</w:t>
       </w:r>
+      <w:proofErr w:type="spellEnd"/>
       <w:r>
         <w:t>, whose round shape represents family togetherness and completeness.</w:t>
       </w:r>
@@ -15294,10 +19153,7 @@
         <w:t xml:space="preserve"> </w:t>
       </w:r>
       <w:r>
-        <w:t>When parents visited the United States, children who agreed to sponsor the trip were advised to provide evidence of financial resources, in case consular officers required</w:t>
-      </w:r>
-      <w:r>
-        <w:t xml:space="preserve"> proof of their ability to support the visit.</w:t>
+        <w:t>When parents visited the United States, children who agreed to sponsor the trip were advised to provide evidence of financial resources, in case consular officers required proof of their ability to support the visit.</w:t>
       </w:r>
     </w:p>
   </w:footnote>
@@ -15316,7 +19172,13 @@
         <w:t xml:space="preserve"> </w:t>
       </w:r>
       <w:r>
-        <w:t>The Gala is a live TV show featuring music, dance, and comedy performances, held annually on Chinese New Year's Eve since 1983. It is considered as the most-watched TV broadcast on the planet. The broadcast typically spans several hours and leads up to the midnight countdown.</w:t>
+        <w:t>The Gala is a live TV show featuring music, dance, and comedy performances, held annually on Chinese New Year</w:t>
+      </w:r>
+      <w:r>
+        <w:t>’</w:t>
+      </w:r>
+      <w:r>
+        <w:t>s Eve since 1983. It is considered as the most-watched TV broadcast on the planet. The broadcast typically spans several hours and leads up to the midnight countdown.</w:t>
       </w:r>
     </w:p>
   </w:footnote>
@@ -15335,7 +19197,13 @@
         <w:t xml:space="preserve"> </w:t>
       </w:r>
       <w:r>
-        <w:t>The Chinese New Year's Eve dinner, widely known as the Reunion Dinner, is the most important family meal of the year.</w:t>
+        <w:t>The Chinese New Year</w:t>
+      </w:r>
+      <w:r>
+        <w:t>’</w:t>
+      </w:r>
+      <w:r>
+        <w:t>s Eve dinner, widely known as the Reunion Dinner, is the most important family meal of the year.</w:t>
       </w:r>
     </w:p>
   </w:footnote>
@@ -15354,7 +19222,13 @@
         <w:t xml:space="preserve"> </w:t>
       </w:r>
       <w:r>
-        <w:t>Bell Labs was one of the world’s premier industrial research laboratories, renowned for innovations like the transistor, the laser, and the Unix operating system that helped shape modern computing and telecommunications.</w:t>
+        <w:t>Bell Labs was one of the world</w:t>
+      </w:r>
+      <w:r>
+        <w:t>’</w:t>
+      </w:r>
+      <w:r>
+        <w:t>s premier industrial research laboratories, renowned for innovations like the transistor, the laser, and the Unix operating system that helped shape modern computing and telecommunications.</w:t>
       </w:r>
     </w:p>
   </w:footnote>
@@ -15511,7 +19385,13 @@
         <w:t xml:space="preserve"> </w:t>
       </w:r>
       <w:r>
-        <w:t>Chongming, once a largely rural part of Shanghai, is Mom's hometown.</w:t>
+        <w:t>Chongming, once a largely rural part of Shanghai, is Mom</w:t>
+      </w:r>
+      <w:r>
+        <w:t>’</w:t>
+      </w:r>
+      <w:r>
+        <w:t>s hometown.</w:t>
       </w:r>
     </w:p>
   </w:footnote>
@@ -15549,7 +19429,13 @@
         <w:t xml:space="preserve"> </w:t>
       </w:r>
       <w:r>
-        <w:t xml:space="preserve">Due to the complexities and uncertainties of U.S. immigration law, traveling back to one's home country carried certain risk and was generally discouraged while on </w:t>
+        <w:t>Due to the complexities and uncertainties of U.S. immigration law, traveling back to one</w:t>
+      </w:r>
+      <w:r>
+        <w:t>’</w:t>
+      </w:r>
+      <w:r>
+        <w:t xml:space="preserve">s home country carried certain risk and was generally discouraged while on </w:t>
       </w:r>
       <w:r>
         <w:t xml:space="preserve">a </w:t>
@@ -15612,7 +19498,13 @@
         <w:t xml:space="preserve"> </w:t>
       </w:r>
       <w:r>
-        <w:t>In China, university diplomas typically included the graduate's photograph, stamped with the university seal as an anti-counterfeiting measure. American diplomas generally did not include photographs.</w:t>
+        <w:t>In China, university diplomas typically included the graduate</w:t>
+      </w:r>
+      <w:r>
+        <w:t>’</w:t>
+      </w:r>
+      <w:r>
+        <w:t>s photograph, stamped with the university seal as an anti-counterfeiting measure. American diplomas generally did not include photographs.</w:t>
       </w:r>
     </w:p>
   </w:footnote>

--- a/letters_from_usa/book.docx
+++ b/letters_from_usa/book.docx
@@ -469,7 +469,16 @@
         <w:t>voice and authenticity</w:t>
       </w:r>
       <w:r>
-        <w:t>. Each chapter begins with the postmark date from the original envelope. Because some letters were written over several days before they were mailed, the dates that appear within the letters reflect when individual entries were written.</w:t>
+        <w:t>. Each chapter</w:t>
+      </w:r>
+      <w:r>
+        <w:t xml:space="preserve"> </w:t>
+      </w:r>
+      <w:r>
+        <w:t>except the Epilogue</w:t>
+      </w:r>
+      <w:r>
+        <w:t xml:space="preserve"> begins with the postmark date from the original envelope. Because some letters were written over several days before they were mailed, the dates that appear within the letters reflect when individual entries were written.</w:t>
       </w:r>
     </w:p>
     <w:p>
@@ -3196,6 +3205,12 @@
         <w:t>graduation</w:t>
       </w:r>
       <w:r>
+        <w:rPr>
+          <w:rStyle w:val="FootnoteReference"/>
+        </w:rPr>
+        <w:footnoteReference w:id="1"/>
+      </w:r>
+      <w:r>
         <w:t xml:space="preserve"> dinner; the department rented out a cafeteria for it. I didn</w:t>
       </w:r>
       <w:r>
@@ -3338,7 +3353,7 @@
           <w:i/>
           <w:iCs w:val="0"/>
         </w:rPr>
-        <w:footnoteReference w:id="1"/>
+        <w:footnoteReference w:id="2"/>
       </w:r>
     </w:p>
     <w:p>
@@ -3406,7 +3421,7 @@
         <w:rPr>
           <w:rStyle w:val="FootnoteReference"/>
         </w:rPr>
-        <w:footnoteReference w:id="2"/>
+        <w:footnoteReference w:id="3"/>
       </w:r>
       <w:r>
         <w:t xml:space="preserve"> Since this flight goes to Tokyo first, most of the passengers on board were Japanese. It takes over two hours to fly from Shanghai to Tokyo, and once we landed, everyone had to get off the plane. I walked around the Tokyo airport for a bit. Just hours ago, I could safely assume that every Asian face I encountered belonged to a fellow Chinese. That assumption no longer worked, and for the first time in my life I found myself unsure whether to start a conversation in Chinese. </w:t>
@@ -3975,7 +3990,7 @@
         <w:rPr>
           <w:rStyle w:val="FootnoteReference"/>
         </w:rPr>
-        <w:footnoteReference w:id="3"/>
+        <w:footnoteReference w:id="4"/>
       </w:r>
       <w:r>
         <w:t xml:space="preserve">. </w:t>
@@ -4091,7 +4106,7 @@
         <w:rPr>
           <w:rStyle w:val="FootnoteReference"/>
         </w:rPr>
-        <w:footnoteReference w:id="4"/>
+        <w:footnoteReference w:id="5"/>
       </w:r>
       <w:r>
         <w:t xml:space="preserve"> the day before yesterday, and tomorrow I</w:t>
@@ -4376,7 +4391,7 @@
         <w:rPr>
           <w:rStyle w:val="FootnoteReference"/>
         </w:rPr>
-        <w:footnoteReference w:id="5"/>
+        <w:footnoteReference w:id="6"/>
       </w:r>
       <w:r>
         <w:t xml:space="preserve"> I even have a class that runs straight from 11:00 a.m. to 12:30 p.m.</w:t>
@@ -4598,7 +4613,7 @@
         <w:rPr>
           <w:rStyle w:val="FootnoteReference"/>
         </w:rPr>
-        <w:footnoteReference w:id="6"/>
+        <w:footnoteReference w:id="7"/>
       </w:r>
       <w:r>
         <w:t>. There were about 120 people there, and the atmosphere was really lively. We had a potluck dinner, sang worship songs, listened to a sermon, and enjoyed some mooncakes</w:t>
@@ -4607,7 +4622,7 @@
         <w:rPr>
           <w:rStyle w:val="FootnoteReference"/>
         </w:rPr>
-        <w:footnoteReference w:id="7"/>
+        <w:footnoteReference w:id="8"/>
       </w:r>
       <w:r>
         <w:t xml:space="preserve"> together. The mooncakes were cut into tiny pieces, so everyone only got about an eighth of one. </w:t>
@@ -4727,7 +4742,7 @@
         <w:rPr>
           <w:rStyle w:val="FootnoteReference"/>
         </w:rPr>
-        <w:footnoteReference w:id="8"/>
+        <w:footnoteReference w:id="9"/>
       </w:r>
       <w:r>
         <w:t xml:space="preserve"> Please look into it, since it might be more economical. I</w:t>
@@ -4760,7 +4775,7 @@
         <w:rPr>
           <w:rStyle w:val="FootnoteReference"/>
         </w:rPr>
-        <w:footnoteReference w:id="9"/>
+        <w:footnoteReference w:id="10"/>
       </w:r>
       <w:r>
         <w:t xml:space="preserve"> Let me know in your next letter, and please give them my regards. I won</w:t>
@@ -5205,7 +5220,7 @@
         <w:rPr>
           <w:rStyle w:val="FootnoteReference"/>
         </w:rPr>
-        <w:footnoteReference w:id="10"/>
+        <w:footnoteReference w:id="11"/>
       </w:r>
       <w:r>
         <w:t xml:space="preserve"> are very harmonious. My </w:t>
@@ -5773,7 +5788,7 @@
         <w:rPr>
           <w:rStyle w:val="FootnoteReference"/>
         </w:rPr>
-        <w:footnoteReference w:id="11"/>
+        <w:footnoteReference w:id="12"/>
       </w:r>
       <w:r>
         <w:t xml:space="preserve"> So a slight delay is perfectly normal. Actually, when you think about it, isn</w:t>
@@ -6036,7 +6051,7 @@
         <w:rPr>
           <w:rStyle w:val="FootnoteReference"/>
         </w:rPr>
-        <w:footnoteReference w:id="12"/>
+        <w:footnoteReference w:id="13"/>
       </w:r>
       <w:r>
         <w:t xml:space="preserve"> They seem to be very popular here. Each episode is only about half an hour long, which fits perfectly into my busy schedule. Most importantly, they</w:t>
@@ -6216,7 +6231,7 @@
         <w:rPr>
           <w:rStyle w:val="FootnoteReference"/>
         </w:rPr>
-        <w:footnoteReference w:id="13"/>
+        <w:footnoteReference w:id="14"/>
       </w:r>
     </w:p>
     <w:p>
@@ -6746,7 +6761,7 @@
         <w:rPr>
           <w:rStyle w:val="FootnoteReference"/>
         </w:rPr>
-        <w:footnoteReference w:id="14"/>
+        <w:footnoteReference w:id="15"/>
       </w:r>
       <w:r>
         <w:t xml:space="preserve"> to me. Sure, the coursework is a bit more demanding than back home, but it</w:t>
@@ -8154,7 +8169,7 @@
         <w:rPr>
           <w:rStyle w:val="FootnoteReference"/>
         </w:rPr>
-        <w:footnoteReference w:id="15"/>
+        <w:footnoteReference w:id="16"/>
       </w:r>
       <w:r>
         <w:t xml:space="preserve"> already. Still, I</w:t>
@@ -8349,7 +8364,7 @@
         <w:rPr>
           <w:rStyle w:val="FootnoteReference"/>
         </w:rPr>
-        <w:footnoteReference w:id="16"/>
+        <w:footnoteReference w:id="17"/>
       </w:r>
       <w:r>
         <w:t xml:space="preserve"> Please don</w:t>
@@ -8724,7 +8739,7 @@
         <w:rPr>
           <w:rStyle w:val="FootnoteReference"/>
         </w:rPr>
-        <w:footnoteReference w:id="17"/>
+        <w:footnoteReference w:id="18"/>
       </w:r>
       <w:r>
         <w:t xml:space="preserve"> all the way through? With Mom</w:t>
@@ -8745,7 +8760,7 @@
         <w:rPr>
           <w:rStyle w:val="FootnoteReference"/>
         </w:rPr>
-        <w:footnoteReference w:id="18"/>
+        <w:footnoteReference w:id="19"/>
       </w:r>
       <w:r>
         <w:t xml:space="preserve">? Did Wang Wei and Xiao Fan join you for the dinner? If so, that must have made things a little better. Otherwise, it must have felt awfully quiet with just the two of you. Above all, please be more careful from now on. </w:t>
@@ -9698,7 +9713,7 @@
         <w:rPr>
           <w:rStyle w:val="FootnoteReference"/>
         </w:rPr>
-        <w:footnoteReference w:id="19"/>
+        <w:footnoteReference w:id="20"/>
       </w:r>
     </w:p>
     <w:p>
@@ -9935,7 +9950,7 @@
         <w:rPr>
           <w:rStyle w:val="FootnoteReference"/>
         </w:rPr>
-        <w:footnoteReference w:id="20"/>
+        <w:footnoteReference w:id="21"/>
       </w:r>
     </w:p>
     <w:p>
@@ -10591,7 +10606,7 @@
         <w:rPr>
           <w:rStyle w:val="FootnoteReference"/>
         </w:rPr>
-        <w:footnoteReference w:id="21"/>
+        <w:footnoteReference w:id="22"/>
       </w:r>
       <w:r>
         <w:t xml:space="preserve"> </w:t>
@@ -12024,7 +12039,7 @@
         <w:rPr>
           <w:rStyle w:val="FootnoteReference"/>
         </w:rPr>
-        <w:footnoteReference w:id="22"/>
+        <w:footnoteReference w:id="23"/>
       </w:r>
       <w:r>
         <w:t xml:space="preserve"> Email is amazingly fast—it only takes a few minutes for a message to get through—so we can use it for anything urgent, or you can simply write to me whenever it</w:t>
@@ -12071,7 +12086,7 @@
         <w:rPr>
           <w:rStyle w:val="FootnoteReference"/>
         </w:rPr>
-        <w:footnoteReference w:id="23"/>
+        <w:footnoteReference w:id="24"/>
       </w:r>
     </w:p>
     <w:p>
@@ -14053,7 +14068,7 @@
         <w:rPr>
           <w:rStyle w:val="FootnoteReference"/>
         </w:rPr>
-        <w:footnoteReference w:id="24"/>
+        <w:footnoteReference w:id="25"/>
       </w:r>
       <w:r>
         <w:t xml:space="preserve">. We flew back to Austin that same night. </w:t>
@@ -14312,7 +14327,7 @@
         <w:rPr>
           <w:rStyle w:val="FootnoteReference"/>
         </w:rPr>
-        <w:footnoteReference w:id="25"/>
+        <w:footnoteReference w:id="26"/>
       </w:r>
       <w:r>
         <w:t>. I assume Mom is out in Chongming</w:t>
@@ -14321,7 +14336,7 @@
         <w:rPr>
           <w:rStyle w:val="FootnoteReference"/>
         </w:rPr>
-        <w:footnoteReference w:id="26"/>
+        <w:footnoteReference w:id="27"/>
       </w:r>
       <w:r>
         <w:t xml:space="preserve"> </w:t>
@@ -14376,7 +14391,7 @@
         <w:rPr>
           <w:rStyle w:val="FootnoteReference"/>
         </w:rPr>
-        <w:footnoteReference w:id="27"/>
+        <w:footnoteReference w:id="28"/>
       </w:r>
       <w:r>
         <w:t>). These are all standard administrative procedures, so there shouldn</w:t>
@@ -14451,7 +14466,7 @@
         <w:rPr>
           <w:rStyle w:val="FootnoteReference"/>
         </w:rPr>
-        <w:footnoteReference w:id="28"/>
+        <w:footnoteReference w:id="29"/>
       </w:r>
       <w:r>
         <w:t xml:space="preserve"> I think next year would be the perfect time. By then, I</w:t>
@@ -14766,7 +14781,7 @@
         <w:rPr>
           <w:rStyle w:val="FootnoteReference"/>
         </w:rPr>
-        <w:footnoteReference w:id="29"/>
+        <w:footnoteReference w:id="30"/>
       </w:r>
       <w:r>
         <w:t xml:space="preserve"> that took effect this month. Please don</w:t>
@@ -14963,7 +14978,7 @@
         <w:rPr>
           <w:rStyle w:val="FootnoteReference"/>
         </w:rPr>
-        <w:footnoteReference w:id="30"/>
+        <w:footnoteReference w:id="31"/>
       </w:r>
       <w:r>
         <w:t xml:space="preserve"> </w:t>
@@ -15526,7 +15541,7 @@
         <w:rPr>
           <w:rStyle w:val="FootnoteReference"/>
         </w:rPr>
-        <w:footnoteReference w:id="31"/>
+        <w:footnoteReference w:id="32"/>
       </w:r>
       <w:r>
         <w:t xml:space="preserve"> </w:t>
@@ -18779,13 +18794,7 @@
         <w:t xml:space="preserve"> </w:t>
       </w:r>
       <w:r>
-        <w:t>On the envelope of this letter, stamped “August 21, 1995,” Dad wrote the following: “Tong</w:t>
-      </w:r>
-      <w:r>
-        <w:t>’</w:t>
-      </w:r>
-      <w:r>
-        <w:t>s first letter from the United States. It took 20 days to arrive.”</w:t>
+        <w:t>In 1995, I graduated from Tsinghua University with a master's degree and was admitted to the Ph.D. program in Computer Science at the University of Texas at Austin.</w:t>
       </w:r>
     </w:p>
   </w:footnote>
@@ -18804,7 +18813,13 @@
         <w:t xml:space="preserve"> </w:t>
       </w:r>
       <w:r>
-        <w:t>For security reasons, no one other than airport staff and passengers was allowed beyond the security checkpoint into the gate area. Mom and Dad waited outside until my plane took off. It was the first time I had ever traveled by air.</w:t>
+        <w:t>On the envelope of this letter, stamped “August 21, 1995,” Dad wrote the following: “Tong</w:t>
+      </w:r>
+      <w:r>
+        <w:t>’</w:t>
+      </w:r>
+      <w:r>
+        <w:t>s first letter from the United States. It took 20 days to arrive.”</w:t>
       </w:r>
     </w:p>
   </w:footnote>
@@ -18823,7 +18838,7 @@
         <w:t xml:space="preserve"> </w:t>
       </w:r>
       <w:r>
-        <w:t>This refers to a landline telephone—for context, cell phones and smartphones did not yet exist for ordinary consumers.</w:t>
+        <w:t>For security reasons, no one other than airport staff and passengers was allowed beyond the security checkpoint into the gate area. Mom and Dad waited outside until my plane took off. It was the first time I had ever traveled by air.</w:t>
       </w:r>
     </w:p>
   </w:footnote>
@@ -18842,13 +18857,7 @@
         <w:t xml:space="preserve"> </w:t>
       </w:r>
       <w:r>
-        <w:t xml:space="preserve">Chun is the young woman I met through a family friend in the summer of 1995, just a </w:t>
-      </w:r>
-      <w:r>
-        <w:t>month</w:t>
-      </w:r>
-      <w:r>
-        <w:t xml:space="preserve"> before I left for the United States.</w:t>
+        <w:t>This refers to a landline telephone—for context, cell phones and smartphones did not yet exist for ordinary consumers.</w:t>
       </w:r>
     </w:p>
   </w:footnote>
@@ -18867,6 +18876,31 @@
         <w:t xml:space="preserve"> </w:t>
       </w:r>
       <w:r>
+        <w:t xml:space="preserve">Chun is the young woman I met through a family friend in the summer of 1995, just a </w:t>
+      </w:r>
+      <w:r>
+        <w:t>month</w:t>
+      </w:r>
+      <w:r>
+        <w:t xml:space="preserve"> before I left for the United States.</w:t>
+      </w:r>
+    </w:p>
+  </w:footnote>
+  <w:footnote w:id="6">
+    <w:p>
+      <w:pPr>
+        <w:pStyle w:val="FootnoteText"/>
+      </w:pPr>
+      <w:r>
+        <w:rPr>
+          <w:rStyle w:val="FootnoteReference"/>
+        </w:rPr>
+        <w:footnoteRef/>
+      </w:r>
+      <w:r>
+        <w:t xml:space="preserve"> </w:t>
+      </w:r>
+      <w:r>
         <w:t xml:space="preserve">The midday nap, known in Chinese as </w:t>
       </w:r>
       <w:proofErr w:type="spellStart"/>
@@ -18883,7 +18917,7 @@
       </w:r>
     </w:p>
   </w:footnote>
-  <w:footnote w:id="6">
+  <w:footnote w:id="7">
     <w:p>
       <w:pPr>
         <w:pStyle w:val="FootnoteText"/>
@@ -18899,25 +18933,6 @@
       </w:r>
       <w:r>
         <w:t>Like the vast majority of people in China, I was raised as an atheist. However, many Chinese immigrants convert to various religions after coming to America.</w:t>
-      </w:r>
-    </w:p>
-  </w:footnote>
-  <w:footnote w:id="7">
-    <w:p>
-      <w:pPr>
-        <w:pStyle w:val="FootnoteText"/>
-      </w:pPr>
-      <w:r>
-        <w:rPr>
-          <w:rStyle w:val="FootnoteReference"/>
-        </w:rPr>
-        <w:footnoteRef/>
-      </w:r>
-      <w:r>
-        <w:t xml:space="preserve"> </w:t>
-      </w:r>
-      <w:r>
-        <w:t>Mooncakes are traditional pastries associated with the Chinese Mid-Autumn Festival. Families share them while gathering, symbolizing reunion and togetherness.</w:t>
       </w:r>
     </w:p>
   </w:footnote>
@@ -18936,7 +18951,7 @@
         <w:t xml:space="preserve"> </w:t>
       </w:r>
       <w:r>
-        <w:t>I was referring to a collect call, a telephone call in which the recipient, rather than the caller, agrees to pay the charges.</w:t>
+        <w:t>Mooncakes are traditional pastries associated with the Chinese Mid-Autumn Festival. Families share them while gathering, symbolizing reunion and togetherness.</w:t>
       </w:r>
     </w:p>
   </w:footnote>
@@ -18952,13 +18967,10 @@
         <w:footnoteRef/>
       </w:r>
       <w:r>
-        <w:t xml:space="preserve"> Wang Wei and Xiao Fan are my sister and </w:t>
-      </w:r>
-      <w:r>
-        <w:t>brother-in-law</w:t>
-      </w:r>
-      <w:r>
-        <w:t>.</w:t>
+        <w:t xml:space="preserve"> </w:t>
+      </w:r>
+      <w:r>
+        <w:t>I was referring to a collect call, a telephone call in which the recipient, rather than the caller, agrees to pay the charges.</w:t>
       </w:r>
     </w:p>
   </w:footnote>
@@ -18974,22 +18986,13 @@
         <w:footnoteRef/>
       </w:r>
       <w:r>
-        <w:t xml:space="preserve"> </w:t>
-      </w:r>
-      <w:r>
-        <w:t xml:space="preserve">In 1995, cross-strait relations between mainland China and Taiwan were at a low point, triggered by </w:t>
-      </w:r>
-      <w:r>
-        <w:t xml:space="preserve">the </w:t>
-      </w:r>
-      <w:r>
-        <w:t>Taiwan leader</w:t>
-      </w:r>
-      <w:r>
-        <w:t>’</w:t>
-      </w:r>
-      <w:r>
-        <w:t>s U.S. visit, leading into the 1995–1996 missile crisis and serious fears of military escalation.</w:t>
+        <w:t xml:space="preserve"> Wang Wei and Xiao Fan are my sister and </w:t>
+      </w:r>
+      <w:r>
+        <w:t>brother-in-law</w:t>
+      </w:r>
+      <w:r>
+        <w:t>.</w:t>
       </w:r>
     </w:p>
   </w:footnote>
@@ -19008,7 +19011,19 @@
         <w:t xml:space="preserve"> </w:t>
       </w:r>
       <w:r>
-        <w:t>In reality, at that time many transoceanic calls went through geostationary satellites, which introduced noticeable latency.</w:t>
+        <w:t xml:space="preserve">In 1995, cross-strait relations between mainland China and Taiwan were at a low point, triggered by </w:t>
+      </w:r>
+      <w:r>
+        <w:t xml:space="preserve">the </w:t>
+      </w:r>
+      <w:r>
+        <w:t>Taiwan leader</w:t>
+      </w:r>
+      <w:r>
+        <w:t>’</w:t>
+      </w:r>
+      <w:r>
+        <w:t>s U.S. visit, leading into the 1995–1996 missile crisis and serious fears of military escalation.</w:t>
       </w:r>
     </w:p>
   </w:footnote>
@@ -19027,6 +19042,25 @@
         <w:t xml:space="preserve"> </w:t>
       </w:r>
       <w:r>
+        <w:t>In reality, at that time many transoceanic calls went through geostationary satellites, which introduced noticeable latency.</w:t>
+      </w:r>
+    </w:p>
+  </w:footnote>
+  <w:footnote w:id="13">
+    <w:p>
+      <w:pPr>
+        <w:pStyle w:val="FootnoteText"/>
+      </w:pPr>
+      <w:r>
+        <w:rPr>
+          <w:rStyle w:val="FootnoteReference"/>
+        </w:rPr>
+        <w:footnoteRef/>
+      </w:r>
+      <w:r>
+        <w:t xml:space="preserve"> </w:t>
+      </w:r>
+      <w:r>
         <w:t xml:space="preserve">My favorite sitcoms, including </w:t>
       </w:r>
       <w:r>
@@ -19059,7 +19093,7 @@
       </w:r>
     </w:p>
   </w:footnote>
-  <w:footnote w:id="13">
+  <w:footnote w:id="14">
     <w:p>
       <w:pPr>
         <w:pStyle w:val="FootnoteText"/>
@@ -19075,25 +19109,6 @@
       </w:r>
       <w:r>
         <w:t>Father was a visiting scholar at Cranfield University in England from 1979 to 1981. The observance of Halloween in England during this period was notably different from that in the United States in the 1990s.</w:t>
-      </w:r>
-    </w:p>
-  </w:footnote>
-  <w:footnote w:id="14">
-    <w:p>
-      <w:pPr>
-        <w:pStyle w:val="FootnoteText"/>
-      </w:pPr>
-      <w:r>
-        <w:rPr>
-          <w:rStyle w:val="FootnoteReference"/>
-        </w:rPr>
-        <w:footnoteRef/>
-      </w:r>
-      <w:r>
-        <w:t xml:space="preserve"> </w:t>
-      </w:r>
-      <w:r>
-        <w:t>Here, "bitter" alludes to the Chinese expression "eating bitterness", meaning to endure hardship with perseverance and without complaint.</w:t>
       </w:r>
     </w:p>
   </w:footnote>
@@ -19112,6 +19127,25 @@
         <w:t xml:space="preserve"> </w:t>
       </w:r>
       <w:r>
+        <w:t>Here, "bitter" alludes to the Chinese expression "eating bitterness", meaning to endure hardship with perseverance and without complaint.</w:t>
+      </w:r>
+    </w:p>
+  </w:footnote>
+  <w:footnote w:id="16">
+    <w:p>
+      <w:pPr>
+        <w:pStyle w:val="FootnoteText"/>
+      </w:pPr>
+      <w:r>
+        <w:rPr>
+          <w:rStyle w:val="FootnoteReference"/>
+        </w:rPr>
+        <w:footnoteRef/>
+      </w:r>
+      <w:r>
+        <w:t xml:space="preserve"> </w:t>
+      </w:r>
+      <w:r>
         <w:t xml:space="preserve">Lantern Festival is the traditional holiday that marks the final day of the Lunar New Year celebrations. People celebrate by eating round rice dumplings called </w:t>
       </w:r>
       <w:r>
@@ -19138,7 +19172,7 @@
       </w:r>
     </w:p>
   </w:footnote>
-  <w:footnote w:id="16">
+  <w:footnote w:id="17">
     <w:p>
       <w:pPr>
         <w:pStyle w:val="FootnoteText"/>
@@ -19154,31 +19188,6 @@
       </w:r>
       <w:r>
         <w:t>When parents visited the United States, children who agreed to sponsor the trip were advised to provide evidence of financial resources, in case consular officers required proof of their ability to support the visit.</w:t>
-      </w:r>
-    </w:p>
-  </w:footnote>
-  <w:footnote w:id="17">
-    <w:p>
-      <w:pPr>
-        <w:pStyle w:val="FootnoteText"/>
-      </w:pPr>
-      <w:r>
-        <w:rPr>
-          <w:rStyle w:val="FootnoteReference"/>
-        </w:rPr>
-        <w:footnoteRef/>
-      </w:r>
-      <w:r>
-        <w:t xml:space="preserve"> </w:t>
-      </w:r>
-      <w:r>
-        <w:t>The Gala is a live TV show featuring music, dance, and comedy performances, held annually on Chinese New Year</w:t>
-      </w:r>
-      <w:r>
-        <w:t>’</w:t>
-      </w:r>
-      <w:r>
-        <w:t>s Eve since 1983. It is considered as the most-watched TV broadcast on the planet. The broadcast typically spans several hours and leads up to the midnight countdown.</w:t>
       </w:r>
     </w:p>
   </w:footnote>
@@ -19197,13 +19206,13 @@
         <w:t xml:space="preserve"> </w:t>
       </w:r>
       <w:r>
-        <w:t>The Chinese New Year</w:t>
-      </w:r>
-      <w:r>
-        <w:t>’</w:t>
-      </w:r>
-      <w:r>
-        <w:t>s Eve dinner, widely known as the Reunion Dinner, is the most important family meal of the year.</w:t>
+        <w:t>The Gala is a live TV show featuring music, dance, and comedy performances, held annually on Chinese New Year</w:t>
+      </w:r>
+      <w:r>
+        <w:t>’</w:t>
+      </w:r>
+      <w:r>
+        <w:t>s Eve since 1983. It is considered as the most-watched TV broadcast on the planet. The broadcast typically spans several hours and leads up to the midnight countdown.</w:t>
       </w:r>
     </w:p>
   </w:footnote>
@@ -19222,13 +19231,13 @@
         <w:t xml:space="preserve"> </w:t>
       </w:r>
       <w:r>
-        <w:t>Bell Labs was one of the world</w:t>
-      </w:r>
-      <w:r>
-        <w:t>’</w:t>
-      </w:r>
-      <w:r>
-        <w:t>s premier industrial research laboratories, renowned for innovations like the transistor, the laser, and the Unix operating system that helped shape modern computing and telecommunications.</w:t>
+        <w:t>The Chinese New Year</w:t>
+      </w:r>
+      <w:r>
+        <w:t>’</w:t>
+      </w:r>
+      <w:r>
+        <w:t>s Eve dinner, widely known as the Reunion Dinner, is the most important family meal of the year.</w:t>
       </w:r>
     </w:p>
   </w:footnote>
@@ -19247,25 +19256,13 @@
         <w:t xml:space="preserve"> </w:t>
       </w:r>
       <w:r>
-        <w:t>Father was a college professor in aerodynamics. He used computers and numerical algorithms to simulate</w:t>
-      </w:r>
-      <w:r>
-        <w:t xml:space="preserve"> and </w:t>
-      </w:r>
-      <w:r>
-        <w:t>analyze</w:t>
-      </w:r>
-      <w:r>
-        <w:t xml:space="preserve"> </w:t>
-      </w:r>
-      <w:r>
-        <w:t>how fluid flow</w:t>
-      </w:r>
-      <w:r>
-        <w:t>s</w:t>
-      </w:r>
-      <w:r>
-        <w:t xml:space="preserve"> in and around objects.</w:t>
+        <w:t>Bell Labs was one of the world</w:t>
+      </w:r>
+      <w:r>
+        <w:t>’</w:t>
+      </w:r>
+      <w:r>
+        <w:t>s premier industrial research laboratories, renowned for innovations like the transistor, the laser, and the Unix operating system that helped shape modern computing and telecommunications.</w:t>
       </w:r>
     </w:p>
   </w:footnote>
@@ -19284,13 +19281,25 @@
         <w:t xml:space="preserve"> </w:t>
       </w:r>
       <w:r>
-        <w:t xml:space="preserve">Mother enjoyed collecting coins. She began a modest coin collection after </w:t>
-      </w:r>
-      <w:r>
-        <w:t>f</w:t>
-      </w:r>
-      <w:r>
-        <w:t>ather returned from England in 1981 with several foreign coins.</w:t>
+        <w:t>Father was a college professor in aerodynamics. He used computers and numerical algorithms to simulate</w:t>
+      </w:r>
+      <w:r>
+        <w:t xml:space="preserve"> and </w:t>
+      </w:r>
+      <w:r>
+        <w:t>analyze</w:t>
+      </w:r>
+      <w:r>
+        <w:t xml:space="preserve"> </w:t>
+      </w:r>
+      <w:r>
+        <w:t>how fluid flow</w:t>
+      </w:r>
+      <w:r>
+        <w:t>s</w:t>
+      </w:r>
+      <w:r>
+        <w:t xml:space="preserve"> in and around objects.</w:t>
       </w:r>
     </w:p>
   </w:footnote>
@@ -19309,7 +19318,13 @@
         <w:t xml:space="preserve"> </w:t>
       </w:r>
       <w:r>
-        <w:t>Around 1996, the internet and email were not yet widely used in China. With a few exceptions in academic settings, most computers at home or in the workplace were not connected to the internet.</w:t>
+        <w:t xml:space="preserve">Mother enjoyed collecting coins. She began a modest coin collection after </w:t>
+      </w:r>
+      <w:r>
+        <w:t>f</w:t>
+      </w:r>
+      <w:r>
+        <w:t>ather returned from England in 1981 with several foreign coins.</w:t>
       </w:r>
     </w:p>
   </w:footnote>
@@ -19328,7 +19343,7 @@
         <w:t xml:space="preserve"> </w:t>
       </w:r>
       <w:r>
-        <w:t>Arranged matchmaking was relatively common in China at the time. I, too, met Chun through this kind of introduction.</w:t>
+        <w:t>Around 1996, the internet and email were not yet widely used in China. With a few exceptions in academic settings, most computers at home or in the workplace were not connected to the internet.</w:t>
       </w:r>
     </w:p>
   </w:footnote>
@@ -19347,7 +19362,7 @@
         <w:t xml:space="preserve"> </w:t>
       </w:r>
       <w:r>
-        <w:t>Cantonese is a Chinese language traditionally spoken in Guangdong Province, Hong Kong, and many overseas Chinese communities. Unlike the Mandarin spoken in Beijing, Cantonese differs significantly in pronunciation, vocabulary, and tone.</w:t>
+        <w:t>Arranged matchmaking was relatively common in China at the time. I, too, met Chun through this kind of introduction.</w:t>
       </w:r>
     </w:p>
   </w:footnote>
@@ -19366,7 +19381,7 @@
         <w:t xml:space="preserve"> </w:t>
       </w:r>
       <w:r>
-        <w:t>The Qingming Festival is a traditional Chinese holiday observed in early April to honor deceased ancestors and welcome the arrival of spring.</w:t>
+        <w:t>Cantonese is a Chinese language traditionally spoken in Guangdong Province, Hong Kong, and many overseas Chinese communities. Unlike the Mandarin spoken in Beijing, Cantonese differs significantly in pronunciation, vocabulary, and tone.</w:t>
       </w:r>
     </w:p>
   </w:footnote>
@@ -19382,16 +19397,10 @@
         <w:footnoteRef/>
       </w:r>
       <w:r>
-        <w:t xml:space="preserve"> </w:t>
-      </w:r>
-      <w:r>
-        <w:t>Chongming, once a largely rural part of Shanghai, is Mom</w:t>
-      </w:r>
-      <w:r>
-        <w:t>’</w:t>
-      </w:r>
-      <w:r>
-        <w:t>s hometown.</w:t>
+        <w:t xml:space="preserve">The Qingming Festival is a traditional Chinese holiday observed in early April to honor deceased ancestors by visiting and tending their </w:t>
+      </w:r>
+      <w:r>
+        <w:t>graves.</w:t>
       </w:r>
     </w:p>
   </w:footnote>
@@ -19410,7 +19419,13 @@
         <w:t xml:space="preserve"> </w:t>
       </w:r>
       <w:r>
-        <w:t>Optional Practical Training is a period during which international students on an F-1 visa can work in the U.S. in a job related to their field of study.</w:t>
+        <w:t>Chongming, once a largely rural part of Shanghai, is Mom</w:t>
+      </w:r>
+      <w:r>
+        <w:t>’</w:t>
+      </w:r>
+      <w:r>
+        <w:t>s hometown.</w:t>
       </w:r>
     </w:p>
   </w:footnote>
@@ -19429,19 +19444,7 @@
         <w:t xml:space="preserve"> </w:t>
       </w:r>
       <w:r>
-        <w:t>Due to the complexities and uncertainties of U.S. immigration law, traveling back to one</w:t>
-      </w:r>
-      <w:r>
-        <w:t>’</w:t>
-      </w:r>
-      <w:r>
-        <w:t xml:space="preserve">s home country carried certain risk and was generally discouraged while on </w:t>
-      </w:r>
-      <w:r>
-        <w:t xml:space="preserve">a </w:t>
-      </w:r>
-      <w:r>
-        <w:t>work visa.</w:t>
+        <w:t>Optional Practical Training is a period during which international students on an F-1 visa can work in the U.S. in a job related to their field of study.</w:t>
       </w:r>
     </w:p>
   </w:footnote>
@@ -19460,7 +19463,19 @@
         <w:t xml:space="preserve"> </w:t>
       </w:r>
       <w:r>
-        <w:t>The Illegal Immigration Reform and Immigrant Responsibility Act of 1996 (IIRIRA) was signed into law on September 30, 1996. Most of its major provisions took effect on April 1, 1997. The law significantly expanded immigration enforcement and overhauled many aspects of U.S. immigration law, raising concerns among many immigrants and international students.</w:t>
+        <w:t>Due to the complexities and uncertainties of U.S. immigration law, traveling back to one</w:t>
+      </w:r>
+      <w:r>
+        <w:t>’</w:t>
+      </w:r>
+      <w:r>
+        <w:t xml:space="preserve">s home country carried certain risk and was generally discouraged while on </w:t>
+      </w:r>
+      <w:r>
+        <w:t xml:space="preserve">a </w:t>
+      </w:r>
+      <w:r>
+        <w:t>work visa.</w:t>
       </w:r>
     </w:p>
   </w:footnote>
@@ -19479,11 +19494,30 @@
         <w:t xml:space="preserve"> </w:t>
       </w:r>
       <w:r>
-        <w:t>Before GPS became commonplace, people relied on paper maps for navigation. On long trips, it was often helpful to have a passenger read the map while the driver kept their eyes on the road.</w:t>
+        <w:t>The Illegal Immigration Reform and Immigrant Responsibility Act of 1996 (IIRIRA) was signed into law on September 30, 1996. Most of its major provisions took effect on April 1, 1997. The law significantly expanded immigration enforcement and overhauled many aspects of U.S. immigration law, raising concerns among many immigrants and international students.</w:t>
       </w:r>
     </w:p>
   </w:footnote>
   <w:footnote w:id="31">
+    <w:p>
+      <w:pPr>
+        <w:pStyle w:val="FootnoteText"/>
+      </w:pPr>
+      <w:r>
+        <w:rPr>
+          <w:rStyle w:val="FootnoteReference"/>
+        </w:rPr>
+        <w:footnoteRef/>
+      </w:r>
+      <w:r>
+        <w:t xml:space="preserve"> </w:t>
+      </w:r>
+      <w:r>
+        <w:t>Before GPS became commonplace, people relied on paper maps for navigation. On long trips, it was often helpful to have a passenger read the map while the driver kept their eyes on the road.</w:t>
+      </w:r>
+    </w:p>
+  </w:footnote>
+  <w:footnote w:id="32">
     <w:p>
       <w:pPr>
         <w:pStyle w:val="FootnoteText"/>

--- a/letters_from_usa/book.docx
+++ b/letters_from_usa/book.docx
@@ -2095,7 +2095,7 @@
                 <w:sz w:val="20"/>
                 <w:szCs w:val="20"/>
               </w:rPr>
-              <w:t>’</w:t>
+              <w:t>‘</w:t>
             </w:r>
             <w:r>
               <w:rPr>
@@ -2175,7 +2175,7 @@
                 <w:sz w:val="20"/>
                 <w:szCs w:val="20"/>
               </w:rPr>
-              <w:t>The Morgan Stanley Offer</w:t>
+              <w:t>The Suit I Wore Twice</w:t>
             </w:r>
           </w:p>
         </w:tc>
@@ -7298,7 +7298,21 @@
         <w:t>’</w:t>
       </w:r>
       <w:r>
-        <w:t>m moving. Coincidentally, our Taiwanese neighbor is moving out too because she just bought a mobile home. It</w:t>
+        <w:t>m moving. Coincidentally, our Taiwanese neighbor</w:t>
+      </w:r>
+      <w:r>
+        <w:t>, Yao-</w:t>
+      </w:r>
+      <w:proofErr w:type="spellStart"/>
+      <w:r>
+        <w:t>zhu</w:t>
+      </w:r>
+      <w:proofErr w:type="spellEnd"/>
+      <w:r>
+        <w:t>,</w:t>
+      </w:r>
+      <w:r>
+        <w:t xml:space="preserve"> is moving out too because she just bought a mobile home. It</w:t>
       </w:r>
       <w:r>
         <w:t>’</w:t>
@@ -12746,7 +12760,13 @@
         <w:rPr>
           <w:rFonts w:ascii="Garamond" w:hAnsi="Garamond"/>
         </w:rPr>
-        <w:t>’91</w:t>
+        <w:t>‘</w:t>
+      </w:r>
+      <w:r>
+        <w:rPr>
+          <w:rFonts w:ascii="Garamond" w:hAnsi="Garamond"/>
+        </w:rPr>
+        <w:t>91</w:t>
       </w:r>
       <w:r>
         <w:rPr>
@@ -12914,7 +12934,10 @@
         <w:t xml:space="preserve">I recently bought a car—a </w:t>
       </w:r>
       <w:r>
-        <w:t>’91</w:t>
+        <w:t>‘</w:t>
+      </w:r>
+      <w:r>
+        <w:t>91</w:t>
       </w:r>
       <w:r>
         <w:t xml:space="preserve"> </w:t>
@@ -13121,7 +13144,7 @@
         <w:rPr>
           <w:rFonts w:ascii="Garamond" w:hAnsi="Garamond"/>
         </w:rPr>
-        <w:t>The Morgan Stanley Offer</w:t>
+        <w:t>The Suit I Wore Twice</w:t>
       </w:r>
     </w:p>
     <w:p>
@@ -13237,8 +13260,300 @@
         <w:t>’</w:t>
       </w:r>
       <w:r>
-        <w:t xml:space="preserve">ve been busy with one thing after another, although sometimes </w:t>
-      </w:r>
+        <w:t>ve been busy with one thing after another, although sometimes I</w:t>
+      </w:r>
+      <w:r>
+        <w:t>’</w:t>
+      </w:r>
+      <w:r>
+        <w:t>m not even sure what I</w:t>
+      </w:r>
+      <w:r>
+        <w:t>’</w:t>
+      </w:r>
+      <w:r>
+        <w:t>ve been so busy with.</w:t>
+      </w:r>
+    </w:p>
+    <w:p>
+      <w:pPr>
+        <w:pStyle w:val="CSP-ChapterBodyText"/>
+      </w:pPr>
+    </w:p>
+    <w:p>
+      <w:pPr>
+        <w:pStyle w:val="CSP-ChapterBodyText"/>
+      </w:pPr>
+      <w:r>
+        <w:t xml:space="preserve">I see that </w:t>
+      </w:r>
+      <w:proofErr w:type="gramStart"/>
+      <w:r>
+        <w:t>Mom</w:t>
+      </w:r>
+      <w:proofErr w:type="gramEnd"/>
+      <w:r>
+        <w:t xml:space="preserve"> has officially retired! I can hardly believe how quickly that happened. It</w:t>
+      </w:r>
+      <w:r>
+        <w:t>’</w:t>
+      </w:r>
+      <w:r>
+        <w:t>s great news—now you don</w:t>
+      </w:r>
+      <w:r>
+        <w:t>’</w:t>
+      </w:r>
+      <w:r>
+        <w:t>t have to stress over teaching classes and grading papers anymore, and you can finally relax and enjoy yourself. Dad, you still have quite a few years to go before retirement, don</w:t>
+      </w:r>
+      <w:r>
+        <w:t>’</w:t>
+      </w:r>
+      <w:r>
+        <w:t>t you?</w:t>
+      </w:r>
+    </w:p>
+    <w:p>
+      <w:pPr>
+        <w:pStyle w:val="CSP-ChapterBodyText"/>
+      </w:pPr>
+    </w:p>
+    <w:p>
+      <w:pPr>
+        <w:pStyle w:val="CSP-ChapterBodyText"/>
+      </w:pPr>
+      <w:r>
+        <w:t>Many companies have been coming to campus to recruit. I</w:t>
+      </w:r>
+      <w:r>
+        <w:t>’</w:t>
+      </w:r>
+      <w:r>
+        <w:t>ve had quite a few interviews over the past month. I flew out to New York for one, though rest of them have taken place right here in Austin. I actually went out and bought a suit specifically for two second-round interviews—it cost around $320, and I</w:t>
+      </w:r>
+      <w:r>
+        <w:t>’</w:t>
+      </w:r>
+      <w:r>
+        <w:t>ve only worn it twice so far! Both of those companies ended up extending me job offers.</w:t>
+      </w:r>
+    </w:p>
+    <w:p>
+      <w:pPr>
+        <w:pStyle w:val="CSP-ChapterBodyText"/>
+      </w:pPr>
+    </w:p>
+    <w:p>
+      <w:pPr>
+        <w:pStyle w:val="CSP-ChapterBodyText"/>
+      </w:pPr>
+      <w:r>
+        <w:t>One is from National Instruments here in Austin, a smaller company with about a thousand employees that mostly makes PC hardware and software. They offered a base salary of $42,000 plus an annual bonus of eight to nine percent, bringing the total compensation to roughly $46,000 a year.</w:t>
+      </w:r>
+    </w:p>
+    <w:p>
+      <w:pPr>
+        <w:pStyle w:val="CSP-ChapterBodyText"/>
+      </w:pPr>
+    </w:p>
+    <w:p>
+      <w:pPr>
+        <w:pStyle w:val="CSP-ChapterBodyText"/>
+      </w:pPr>
+      <w:r>
+        <w:t>The other offer is from Morgan Stanley, a large and prestigious financial firm specializing in investment banking. My trip to New York was for their on-site interview. They offered a total compensation package of $62,500, consisting of a $50,000 base salary and a guaranteed minimum bonus of $12,500. It also comes with four weeks of paid vacation each year. While that number looks impressive on paper, the job is located on Broadway in Manhattan, where the cost of living is much higher, so the salary isn</w:t>
+      </w:r>
+      <w:r>
+        <w:t>’</w:t>
+      </w:r>
+      <w:r>
+        <w:t>t quite as high as it seems.</w:t>
+      </w:r>
+    </w:p>
+    <w:p>
+      <w:pPr>
+        <w:pStyle w:val="CSP-ChapterBodyText"/>
+      </w:pPr>
+    </w:p>
+    <w:p>
+      <w:pPr>
+        <w:pStyle w:val="CSP-ChapterBodyText"/>
+      </w:pPr>
+      <w:r>
+        <w:t>All in all, between the two, I</w:t>
+      </w:r>
+      <w:r>
+        <w:t>’</w:t>
+      </w:r>
+      <w:r>
+        <w:t>m leaning toward Morgan Stanley. It was actually my top choice going into this semester, so I</w:t>
+      </w:r>
+      <w:r>
+        <w:t>’</w:t>
+      </w:r>
+      <w:r>
+        <w:t>m thrilled that I landed the offer. If I take the Morgan Stanley job, I</w:t>
+      </w:r>
+      <w:r>
+        <w:t>’</w:t>
+      </w:r>
+      <w:r>
+        <w:t>ll probably live in New Jersey and commute into New York City every day. Living in the City would make owning a car almost impossible because parking is virtually nonexistent. In any case, things are looking up. I plan to keep looking next semester and see what opportunities might be available in California. I</w:t>
+      </w:r>
+      <w:r>
+        <w:t>’</w:t>
+      </w:r>
+      <w:r>
+        <w:t>ve heard California is great, though the cost of living is very high there as well.</w:t>
+      </w:r>
+    </w:p>
+    <w:p>
+      <w:pPr>
+        <w:pStyle w:val="CSP-ChapterBodyText"/>
+      </w:pPr>
+    </w:p>
+    <w:p>
+      <w:pPr>
+        <w:pStyle w:val="CSP-ChapterBodyText"/>
+      </w:pPr>
+      <w:r>
+        <w:t>Weihai found a job too! He</w:t>
+      </w:r>
+      <w:r>
+        <w:t>’</w:t>
+      </w:r>
+      <w:r>
+        <w:t>s going to Microsoft with a starting base salary of $47,000, which is quite good. He will graduate at the end of this year. Interestingly, several of my classmates from Beijing who came to UT for their Ph.D. programs have decided to drop out and look for jobs instead. Part of the reason is how hot the job market is right now, and part of it is that a Ph.D. simply takes up way too much time.</w:t>
+      </w:r>
+    </w:p>
+    <w:p>
+      <w:pPr>
+        <w:pStyle w:val="CSP-ChapterBodyText"/>
+      </w:pPr>
+    </w:p>
+    <w:p>
+      <w:pPr>
+        <w:pStyle w:val="CSP-ChapterBodyText"/>
+      </w:pPr>
+      <w:r>
+        <w:t>Our winter break runs from mid-December to January 12th. I decided against going back to work at Bell Labs this winter; the break is too short, and I don</w:t>
+      </w:r>
+      <w:r>
+        <w:t>’</w:t>
+      </w:r>
+      <w:r>
+        <w:t>t really want to spend the holidays working anyway. I</w:t>
+      </w:r>
+      <w:r>
+        <w:t>’</w:t>
+      </w:r>
+      <w:r>
+        <w:t>d rather just relax and recharge here in Austin. My roommate will be moving near Dallas soon, so I</w:t>
+      </w:r>
+      <w:r>
+        <w:t>’</w:t>
+      </w:r>
+      <w:r>
+        <w:t>ll also be moving in mid-December and renting a room from my Taiwanese friend Yao-</w:t>
+      </w:r>
+      <w:proofErr w:type="spellStart"/>
+      <w:r>
+        <w:t>zhu</w:t>
+      </w:r>
+      <w:proofErr w:type="spellEnd"/>
+      <w:r>
+        <w:t>. She</w:t>
+      </w:r>
+      <w:r>
+        <w:t>’</w:t>
+      </w:r>
+      <w:r>
+        <w:t xml:space="preserve">s the one I told you about who </w:t>
+      </w:r>
+      <w:r>
+        <w:lastRenderedPageBreak/>
+        <w:t>bought a mobile home last year. Once I</w:t>
+      </w:r>
+      <w:r>
+        <w:t>’</w:t>
+      </w:r>
+      <w:r>
+        <w:t>m settled, I</w:t>
+      </w:r>
+      <w:r>
+        <w:t>’</w:t>
+      </w:r>
+      <w:r>
+        <w:t>ll send you my new address and phone number.</w:t>
+      </w:r>
+    </w:p>
+    <w:p>
+      <w:pPr>
+        <w:pStyle w:val="CSP-ChapterBodyText"/>
+      </w:pPr>
+    </w:p>
+    <w:p>
+      <w:pPr>
+        <w:pStyle w:val="CSP-ChapterBodyText"/>
+      </w:pPr>
+      <w:r>
+        <w:t>As for the car, I haven</w:t>
+      </w:r>
+      <w:r>
+        <w:t>’</w:t>
+      </w:r>
+      <w:r>
+        <w:t>t really had much chance to practice driving because everyone</w:t>
+      </w:r>
+      <w:r>
+        <w:t>’</w:t>
+      </w:r>
+      <w:r>
+        <w:t>s been busy, so it</w:t>
+      </w:r>
+      <w:r>
+        <w:t>’</w:t>
+      </w:r>
+      <w:r>
+        <w:t>s been hard to coordinate a time for my friends to teach me. So far, I</w:t>
+      </w:r>
+      <w:r>
+        <w:t>’</w:t>
+      </w:r>
+      <w:r>
+        <w:t>ve only practiced three times. My first two driving lessons were with Yao-</w:t>
+      </w:r>
+      <w:proofErr w:type="spellStart"/>
+      <w:r>
+        <w:t>zhu</w:t>
+      </w:r>
+      <w:proofErr w:type="spellEnd"/>
+      <w:r>
+        <w:t>, and Robin taught me once as well. I can handle the basics fine, but obviously, I still need a lot more practice. I</w:t>
+      </w:r>
+      <w:r>
+        <w:t>’</w:t>
+      </w:r>
+      <w:r>
+        <w:t>ll keep working on it over winter break. I promise I</w:t>
+      </w:r>
+      <w:r>
+        <w:t>’</w:t>
+      </w:r>
+      <w:r>
+        <w:t>ll be careful.</w:t>
+      </w:r>
+    </w:p>
+    <w:p>
+      <w:pPr>
+        <w:pStyle w:val="CSP-ChapterBodyText"/>
+      </w:pPr>
+    </w:p>
+    <w:p>
+      <w:pPr>
+        <w:pStyle w:val="CSP-ChapterBodyText"/>
+      </w:pPr>
       <w:r>
         <w:t>I</w:t>
       </w:r>
@@ -13246,276 +13561,6 @@
         <w:t>’</w:t>
       </w:r>
       <w:r>
-        <w:t>m not even sure what I</w:t>
-      </w:r>
-      <w:r>
-        <w:t>’</w:t>
-      </w:r>
-      <w:r>
-        <w:t>ve been so busy with</w:t>
-      </w:r>
-      <w:r>
-        <w:t>.</w:t>
-      </w:r>
-    </w:p>
-    <w:p>
-      <w:pPr>
-        <w:pStyle w:val="CSP-ChapterBodyText"/>
-      </w:pPr>
-    </w:p>
-    <w:p>
-      <w:pPr>
-        <w:pStyle w:val="CSP-ChapterBodyText"/>
-      </w:pPr>
-      <w:r>
-        <w:t xml:space="preserve">I see that </w:t>
-      </w:r>
-      <w:proofErr w:type="gramStart"/>
-      <w:r>
-        <w:t>Mom</w:t>
-      </w:r>
-      <w:proofErr w:type="gramEnd"/>
-      <w:r>
-        <w:t xml:space="preserve"> has officially retired! I can hardly believe how quickly that happened. It</w:t>
-      </w:r>
-      <w:r>
-        <w:t>’</w:t>
-      </w:r>
-      <w:r>
-        <w:t>s great news—now you don</w:t>
-      </w:r>
-      <w:r>
-        <w:t>’</w:t>
-      </w:r>
-      <w:r>
-        <w:t>t have to stress over teaching classes and grading papers anymore, and you can finally relax and enjoy yourself. Dad, you still have quite a few years to go before retirement, don</w:t>
-      </w:r>
-      <w:r>
-        <w:t>’</w:t>
-      </w:r>
-      <w:r>
-        <w:t>t you?</w:t>
-      </w:r>
-    </w:p>
-    <w:p>
-      <w:pPr>
-        <w:pStyle w:val="CSP-ChapterBodyText"/>
-      </w:pPr>
-    </w:p>
-    <w:p>
-      <w:pPr>
-        <w:pStyle w:val="CSP-ChapterBodyText"/>
-      </w:pPr>
-      <w:r>
-        <w:t>Many companies have been coming to campus to recruit. I</w:t>
-      </w:r>
-      <w:r>
-        <w:t>’</w:t>
-      </w:r>
-      <w:r>
-        <w:t>ve had quite a few interviews over the past month. I flew out to New York for one, though rest of the</w:t>
-      </w:r>
-      <w:r>
-        <w:t>m</w:t>
-      </w:r>
-      <w:r>
-        <w:t xml:space="preserve"> have taken place right here in Austin. I actually went out and bought a suit specifically for two second-round interviews—it cost around $320, and I</w:t>
-      </w:r>
-      <w:r>
-        <w:t>’</w:t>
-      </w:r>
-      <w:r>
-        <w:t>ve only worn it twice so far! Both of those companies ended up extending me job offers.</w:t>
-      </w:r>
-    </w:p>
-    <w:p>
-      <w:pPr>
-        <w:pStyle w:val="CSP-ChapterBodyText"/>
-      </w:pPr>
-    </w:p>
-    <w:p>
-      <w:pPr>
-        <w:pStyle w:val="CSP-ChapterBodyText"/>
-      </w:pPr>
-      <w:r>
-        <w:t>One is from National Instruments here in Austin, a smaller company with about a thousand employees that mostly makes PC hardware and software. They offered a base salary of $42,000 plus an annual bonus of eight to nine percent, bringing the to</w:t>
-      </w:r>
-      <w:r>
-        <w:t>t</w:t>
-      </w:r>
-      <w:r>
-        <w:t>al compensation to roughly $46,000 a year.</w:t>
-      </w:r>
-    </w:p>
-    <w:p>
-      <w:pPr>
-        <w:pStyle w:val="CSP-ChapterBodyText"/>
-      </w:pPr>
-    </w:p>
-    <w:p>
-      <w:pPr>
-        <w:pStyle w:val="CSP-ChapterBodyText"/>
-      </w:pPr>
-      <w:r>
-        <w:t>The other offer is from Morgan Stanley, a large and prestigious financial firm specializing in investment banking. My trip to New York was for their on-site interview. They offered a total compensation package of $62,500, consisting of a $50,000 base salary and a guaranteed minimum bonus of $12,500. It also comes with four weeks of paid vacation each year. While that number looks impressive on paper, the job is located on Broadway in Manhattan, where the cost of living is much higher, so the salary isn</w:t>
-      </w:r>
-      <w:r>
-        <w:t>’</w:t>
-      </w:r>
-      <w:r>
-        <w:t>t quite as high as it seems.</w:t>
-      </w:r>
-    </w:p>
-    <w:p>
-      <w:pPr>
-        <w:pStyle w:val="CSP-ChapterBodyText"/>
-      </w:pPr>
-    </w:p>
-    <w:p>
-      <w:pPr>
-        <w:pStyle w:val="CSP-ChapterBodyText"/>
-      </w:pPr>
-      <w:r>
-        <w:t>All in all, between the two, I</w:t>
-      </w:r>
-      <w:r>
-        <w:t>’</w:t>
-      </w:r>
-      <w:r>
-        <w:t>m leaning toward Morgan Stanley. It was actually my top choice going into this semester, so I</w:t>
-      </w:r>
-      <w:r>
-        <w:t>’</w:t>
-      </w:r>
-      <w:r>
-        <w:t>m thrilled that I landed the offer. If I take the Morgan Stanley job, I</w:t>
-      </w:r>
-      <w:r>
-        <w:t>’</w:t>
-      </w:r>
-      <w:r>
-        <w:t>ll probably live in New Jersey and commute into New York City every day. Living in the City would make owning a car almost impossible because parking is virtually nonexistent. In any case, things are looking up. I plan to keep looking next semester and see what opportunities might be available in California. I</w:t>
-      </w:r>
-      <w:r>
-        <w:t>’</w:t>
-      </w:r>
-      <w:r>
-        <w:t>ve heard California is great, though the cost of living is very high there as well.</w:t>
-      </w:r>
-    </w:p>
-    <w:p>
-      <w:pPr>
-        <w:pStyle w:val="CSP-ChapterBodyText"/>
-      </w:pPr>
-    </w:p>
-    <w:p>
-      <w:pPr>
-        <w:pStyle w:val="CSP-ChapterBodyText"/>
-      </w:pPr>
-      <w:r>
-        <w:t>Weihai found a job too! He</w:t>
-      </w:r>
-      <w:r>
-        <w:t>’</w:t>
-      </w:r>
-      <w:r>
-        <w:t>s going to Microsoft with a starting base salary of $47,000, which is quite good. He will graduate at the end of this year. Interestingly, several of my classmates from Beijing who came to UT for their Ph.D. programs have decided to drop out and look for jobs instead. Part of the reason is how hot the job market is right now, and part of it is that a Ph.D. simply takes up way too much time.</w:t>
-      </w:r>
-    </w:p>
-    <w:p>
-      <w:pPr>
-        <w:pStyle w:val="CSP-ChapterBodyText"/>
-      </w:pPr>
-    </w:p>
-    <w:p>
-      <w:pPr>
-        <w:pStyle w:val="CSP-ChapterBodyText"/>
-      </w:pPr>
-      <w:r>
-        <w:t>As for the car, I haven</w:t>
-      </w:r>
-      <w:r>
-        <w:t>’</w:t>
-      </w:r>
-      <w:r>
-        <w:t>t really had much chance to practice driving because everyone</w:t>
-      </w:r>
-      <w:r>
-        <w:t>’</w:t>
-      </w:r>
-      <w:r>
-        <w:t>s been busy, so it</w:t>
-      </w:r>
-      <w:r>
-        <w:t>’</w:t>
-      </w:r>
-      <w:r>
-        <w:t>s been hard to coordinate a time for my friends to teach me. So far, I</w:t>
-      </w:r>
-      <w:r>
-        <w:t>’</w:t>
-      </w:r>
-      <w:r>
-        <w:t>ve only practiced three times. The first two lessons were with a Taiwanese friend, and Robin taught me once as well. I can handle the basics fine, but obviously, I still need a lot more practice. I</w:t>
-      </w:r>
-      <w:r>
-        <w:t>’</w:t>
-      </w:r>
-      <w:r>
-        <w:t>ll keep working on it over winter break. I promise I</w:t>
-      </w:r>
-      <w:r>
-        <w:t>’</w:t>
-      </w:r>
-      <w:r>
-        <w:t xml:space="preserve">ll </w:t>
-      </w:r>
-      <w:r>
-        <w:lastRenderedPageBreak/>
-        <w:t>be careful.</w:t>
-      </w:r>
-    </w:p>
-    <w:p>
-      <w:pPr>
-        <w:pStyle w:val="CSP-ChapterBodyText"/>
-      </w:pPr>
-    </w:p>
-    <w:p>
-      <w:pPr>
-        <w:pStyle w:val="CSP-ChapterBodyText"/>
-      </w:pPr>
-      <w:r>
-        <w:t>Our winter break runs from mid-December to January 12th. I decided against going back to work at Bell Labs this winter; the break is too short, and I don</w:t>
-      </w:r>
-      <w:r>
-        <w:t>’</w:t>
-      </w:r>
-      <w:r>
-        <w:t>t really want to spend the holidays working anyway. I</w:t>
-      </w:r>
-      <w:r>
-        <w:t>’</w:t>
-      </w:r>
-      <w:r>
-        <w:t>d rather just relax and recharge here in Austin.</w:t>
-      </w:r>
-    </w:p>
-    <w:p>
-      <w:pPr>
-        <w:pStyle w:val="CSP-ChapterBodyText"/>
-      </w:pPr>
-    </w:p>
-    <w:p>
-      <w:pPr>
-        <w:pStyle w:val="CSP-ChapterBodyText"/>
-      </w:pPr>
-      <w:r>
-        <w:t>I</w:t>
-      </w:r>
-      <w:r>
-        <w:t>’</w:t>
-      </w:r>
-      <w:r>
         <w:t>m doing really well here in the States. Even though I</w:t>
       </w:r>
       <w:r>
@@ -13535,37 +13580,6 @@
       </w:r>
       <w:r>
         <w:t>ve been here for over a year now and have only felt under the weather once. I still tend to stay up late and sleep in, but I always make sure to get plenty of sleep—probably more than most people around me.</w:t>
-      </w:r>
-    </w:p>
-    <w:p>
-      <w:pPr>
-        <w:pStyle w:val="CSP-ChapterBodyText"/>
-      </w:pPr>
-    </w:p>
-    <w:p>
-      <w:pPr>
-        <w:pStyle w:val="CSP-ChapterBodyText"/>
-      </w:pPr>
-      <w:r>
-        <w:t>My roommate will be moving near Dallas soon, so I</w:t>
-      </w:r>
-      <w:r>
-        <w:t>’</w:t>
-      </w:r>
-      <w:r>
-        <w:t>ll also be moving in mid-December and renting a room from a Taiwanese friend. Once I</w:t>
-      </w:r>
-      <w:r>
-        <w:t>’</w:t>
-      </w:r>
-      <w:r>
-        <w:t>m settled, I</w:t>
-      </w:r>
-      <w:r>
-        <w:t>’</w:t>
-      </w:r>
-      <w:r>
-        <w:t>ll send you my new address and phone number.</w:t>
       </w:r>
     </w:p>
     <w:p>
@@ -18794,7 +18808,13 @@
         <w:t xml:space="preserve"> </w:t>
       </w:r>
       <w:r>
-        <w:t>In 1995, I graduated from Tsinghua University with a master's degree and was admitted to the Ph.D. program in Computer Science at the University of Texas at Austin.</w:t>
+        <w:t>In 1995, I graduated from Tsinghua University with a master</w:t>
+      </w:r>
+      <w:r>
+        <w:t>’</w:t>
+      </w:r>
+      <w:r>
+        <w:t>s degree and was admitted to the Ph.D. program in Computer Science at the University of Texas at Austin.</w:t>
       </w:r>
     </w:p>
   </w:footnote>
@@ -19397,10 +19417,7 @@
         <w:footnoteRef/>
       </w:r>
       <w:r>
-        <w:t xml:space="preserve">The Qingming Festival is a traditional Chinese holiday observed in early April to honor deceased ancestors by visiting and tending their </w:t>
-      </w:r>
-      <w:r>
-        <w:t>graves.</w:t>
+        <w:t>The Qingming Festival is a traditional Chinese holiday observed in early April to honor deceased ancestors by visiting and tending their graves.</w:t>
       </w:r>
     </w:p>
   </w:footnote>

--- a/letters_from_usa/book.docx
+++ b/letters_from_usa/book.docx
@@ -2023,7 +2023,7 @@
                 <w:sz w:val="20"/>
                 <w:szCs w:val="20"/>
               </w:rPr>
-              <w:t>The Trouble with Being a TA</w:t>
+              <w:t>Nothing Is Set in Stone</w:t>
             </w:r>
           </w:p>
         </w:tc>
@@ -5509,21 +5509,13 @@
         <w:t>’</w:t>
       </w:r>
       <w:r>
-        <w:t xml:space="preserve">t have much money left in my checking account, so I checked my balance over the phone. To my surprise, there was actually $1,140 in it! As it turns out, today is the last day of September, which means </w:t>
-      </w:r>
-      <w:proofErr w:type="gramStart"/>
-      <w:r>
-        <w:t>it</w:t>
-      </w:r>
-      <w:r>
-        <w:t>’</w:t>
-      </w:r>
-      <w:r>
-        <w:t>s</w:t>
-      </w:r>
-      <w:proofErr w:type="gramEnd"/>
-      <w:r>
-        <w:t xml:space="preserve"> payday.</w:t>
+        <w:t>t have much money left in my checking account, so I checked my balance over the phone. To my surprise, there was actually $1,140 in it! As it turns out, today is the last day of September, which means it</w:t>
+      </w:r>
+      <w:r>
+        <w:t>’</w:t>
+      </w:r>
+      <w:r>
+        <w:t>s payday.</w:t>
       </w:r>
     </w:p>
     <w:p>
@@ -6079,15 +6071,7 @@
         <w:pStyle w:val="CSP-ChapterBodyText"/>
       </w:pPr>
       <w:r>
-        <w:t xml:space="preserve">My apartment lease is up at the end of February. I could renew it, </w:t>
-      </w:r>
-      <w:proofErr w:type="gramStart"/>
-      <w:r>
-        <w:t>but</w:t>
-      </w:r>
-      <w:proofErr w:type="gramEnd"/>
-      <w:r>
-        <w:t xml:space="preserve"> if possible, I</w:t>
+        <w:t>My apartment lease is up at the end of February. I could renew it, but if possible, I</w:t>
       </w:r>
       <w:r>
         <w:t>’</w:t>
@@ -6179,7 +6163,6 @@
       <w:r>
         <w:t xml:space="preserve">m not entirely sure how to translate it into Chinese—maybe </w:t>
       </w:r>
-      <w:proofErr w:type="spellStart"/>
       <w:r>
         <w:rPr>
           <w:i/>
@@ -6199,25 +6182,8 @@
           <w:i/>
           <w:iCs w:val="0"/>
         </w:rPr>
-        <w:t>hèng</w:t>
-      </w:r>
-      <w:proofErr w:type="spellEnd"/>
-      <w:r>
-        <w:rPr>
-          <w:i/>
-          <w:iCs w:val="0"/>
-        </w:rPr>
-        <w:t xml:space="preserve"> </w:t>
-      </w:r>
-      <w:proofErr w:type="spellStart"/>
-      <w:r>
-        <w:rPr>
-          <w:i/>
-          <w:iCs w:val="0"/>
-        </w:rPr>
-        <w:t>Jié</w:t>
-      </w:r>
-      <w:proofErr w:type="spellEnd"/>
+        <w:t>hèng Jié</w:t>
+      </w:r>
       <w:r>
         <w:t>—but it</w:t>
       </w:r>
@@ -7154,21 +7120,13 @@
         <w:t>’</w:t>
       </w:r>
       <w:r>
-        <w:t xml:space="preserve">t running, so I have to take the regular city bus. I ended up getting straight </w:t>
-      </w:r>
-      <w:proofErr w:type="gramStart"/>
-      <w:r>
-        <w:t>A</w:t>
-      </w:r>
-      <w:r>
-        <w:t>’</w:t>
-      </w:r>
-      <w:r>
-        <w:t>s</w:t>
-      </w:r>
-      <w:proofErr w:type="gramEnd"/>
-      <w:r>
-        <w:t xml:space="preserve"> in all three of my classes this semester, which I pretty much expected. It definitely gives me a lot more confidence about my coursework going forward. I</w:t>
+        <w:t>t running, so I have to take the regular city bus. I ended up getting straight A</w:t>
+      </w:r>
+      <w:r>
+        <w:t>’</w:t>
+      </w:r>
+      <w:r>
+        <w:t>s in all three of my classes this semester, which I pretty much expected. It definitely gives me a lot more confidence about my coursework going forward. I</w:t>
       </w:r>
       <w:r>
         <w:t>’</w:t>
@@ -7189,13 +7147,8 @@
         <w:t xml:space="preserve">ll be </w:t>
       </w:r>
       <w:r>
-        <w:t>TA-</w:t>
-      </w:r>
-      <w:proofErr w:type="spellStart"/>
-      <w:r>
-        <w:t>ing</w:t>
-      </w:r>
-      <w:proofErr w:type="spellEnd"/>
+        <w:t>TA-ing</w:t>
+      </w:r>
       <w:r>
         <w:t xml:space="preserve"> for yet, but I</w:t>
       </w:r>
@@ -7301,15 +7254,7 @@
         <w:t>m moving. Coincidentally, our Taiwanese neighbor</w:t>
       </w:r>
       <w:r>
-        <w:t>, Yao-</w:t>
-      </w:r>
-      <w:proofErr w:type="spellStart"/>
-      <w:r>
-        <w:t>zhu</w:t>
-      </w:r>
-      <w:proofErr w:type="spellEnd"/>
-      <w:r>
-        <w:t>,</w:t>
+        <w:t>, Yao-zhu,</w:t>
       </w:r>
       <w:r>
         <w:t xml:space="preserve"> is moving out too because she just bought a mobile home. It</w:t>
@@ -7872,13 +7817,8 @@
         <w:t xml:space="preserve">ll be </w:t>
       </w:r>
       <w:r>
-        <w:t>TA-</w:t>
-      </w:r>
-      <w:proofErr w:type="spellStart"/>
-      <w:r>
-        <w:t>ing</w:t>
-      </w:r>
-      <w:proofErr w:type="spellEnd"/>
+        <w:t>TA-ing</w:t>
+      </w:r>
       <w:r>
         <w:t xml:space="preserve"> for a C++ course. C++ is a programming language similar to C. The grading workload will probably be a bit heavier, making me busier than the last term, but at least I</w:t>
       </w:r>
@@ -9115,21 +9055,13 @@
         <w:pStyle w:val="CSP-ChapterBodyText"/>
       </w:pPr>
       <w:r>
-        <w:t xml:space="preserve">I received your letter dated March 16th. I also got your phone call the day before yesterday and was so relieved to hear that </w:t>
-      </w:r>
-      <w:proofErr w:type="gramStart"/>
-      <w:r>
-        <w:t>Mom</w:t>
-      </w:r>
-      <w:r>
-        <w:t>’</w:t>
-      </w:r>
-      <w:r>
-        <w:t>s</w:t>
-      </w:r>
-      <w:proofErr w:type="gramEnd"/>
-      <w:r>
-        <w:t xml:space="preserve"> wrist is much better now.</w:t>
+        <w:t>I received your letter dated March 16th. I also got your phone call the day before yesterday and was so relieved to hear that Mom</w:t>
+      </w:r>
+      <w:r>
+        <w:t>’</w:t>
+      </w:r>
+      <w:r>
+        <w:t>s wrist is much better now.</w:t>
       </w:r>
     </w:p>
     <w:p>
@@ -9347,13 +9279,8 @@
         <w:t xml:space="preserve">ll probably just have to register for one class and continue working as a TA. While </w:t>
       </w:r>
       <w:r>
-        <w:t>TA-</w:t>
-      </w:r>
-      <w:proofErr w:type="spellStart"/>
-      <w:r>
-        <w:t>ing</w:t>
-      </w:r>
-      <w:proofErr w:type="spellEnd"/>
+        <w:t>TA-ing</w:t>
+      </w:r>
       <w:r>
         <w:t xml:space="preserve"> provides some income, taking a class means paying tuition and fees, and I</w:t>
       </w:r>
@@ -10545,21 +10472,13 @@
         <w:pStyle w:val="CSP-ChapterBodyText"/>
       </w:pPr>
       <w:r>
-        <w:t xml:space="preserve">This morning, Jim drove me to Wei </w:t>
-      </w:r>
-      <w:proofErr w:type="spellStart"/>
-      <w:r>
-        <w:t>Jin</w:t>
-      </w:r>
-      <w:r>
-        <w:t>’</w:t>
-      </w:r>
-      <w:r>
-        <w:t>s</w:t>
-      </w:r>
-      <w:proofErr w:type="spellEnd"/>
-      <w:r>
-        <w:t xml:space="preserve"> place for lunch and didn</w:t>
+        <w:t>This morning, Jim drove me to Wei Jin</w:t>
+      </w:r>
+      <w:r>
+        <w:t>’</w:t>
+      </w:r>
+      <w:r>
+        <w:t>s place for lunch and didn</w:t>
       </w:r>
       <w:r>
         <w:t>’</w:t>
@@ -10831,21 +10750,13 @@
         <w:t>’</w:t>
       </w:r>
       <w:r>
-        <w:t xml:space="preserve">m so excited to hear that </w:t>
-      </w:r>
-      <w:proofErr w:type="gramStart"/>
-      <w:r>
-        <w:t>Dad</w:t>
-      </w:r>
-      <w:r>
-        <w:t>’</w:t>
-      </w:r>
-      <w:r>
-        <w:t>s</w:t>
-      </w:r>
-      <w:proofErr w:type="gramEnd"/>
-      <w:r>
-        <w:t xml:space="preserve"> turbine design turned out so well! Is there any chance it can be manufactured or patented?</w:t>
+        <w:t>m so excited to hear that Dad</w:t>
+      </w:r>
+      <w:r>
+        <w:t>’</w:t>
+      </w:r>
+      <w:r>
+        <w:t>s turbine design turned out so well! Is there any chance it can be manufactured or patented?</w:t>
       </w:r>
     </w:p>
     <w:p>
@@ -10911,21 +10822,13 @@
         <w:pStyle w:val="CSP-ChapterBodyText"/>
       </w:pPr>
       <w:r>
-        <w:t xml:space="preserve">P.S. I pulled off straight </w:t>
-      </w:r>
-      <w:proofErr w:type="gramStart"/>
-      <w:r>
-        <w:t>A</w:t>
-      </w:r>
-      <w:r>
-        <w:t>’</w:t>
-      </w:r>
-      <w:r>
-        <w:t>s</w:t>
-      </w:r>
-      <w:proofErr w:type="gramEnd"/>
-      <w:r>
-        <w:t xml:space="preserve"> in my three classes again this semester.</w:t>
+        <w:t>P.S. I pulled off straight A</w:t>
+      </w:r>
+      <w:r>
+        <w:t>’</w:t>
+      </w:r>
+      <w:r>
+        <w:t>s in my three classes again this semester.</w:t>
       </w:r>
     </w:p>
     <w:p>
@@ -11219,15 +11122,7 @@
         <w:t>’</w:t>
       </w:r>
       <w:r>
-        <w:t xml:space="preserve">s $761. </w:t>
-      </w:r>
-      <w:proofErr w:type="gramStart"/>
-      <w:r>
-        <w:t>So</w:t>
-      </w:r>
-      <w:proofErr w:type="gramEnd"/>
-      <w:r>
-        <w:t xml:space="preserve"> you can see they hit you pretty hard with taxes here. </w:t>
+        <w:t xml:space="preserve">s $761. So you can see they hit you pretty hard with taxes here. </w:t>
       </w:r>
       <w:r>
         <w:lastRenderedPageBreak/>
@@ -11312,21 +11207,13 @@
         <w:t>’</w:t>
       </w:r>
       <w:r>
-        <w:t xml:space="preserve">m so happy to hear that </w:t>
-      </w:r>
-      <w:proofErr w:type="gramStart"/>
-      <w:r>
-        <w:t>Dad</w:t>
-      </w:r>
-      <w:r>
-        <w:t>’</w:t>
-      </w:r>
-      <w:r>
-        <w:t>s</w:t>
-      </w:r>
-      <w:proofErr w:type="gramEnd"/>
-      <w:r>
-        <w:t xml:space="preserve"> wind turbine design turned out so well. Keep up the great work! But please make sure to get some rest too. It</w:t>
+        <w:t>m so happy to hear that Dad</w:t>
+      </w:r>
+      <w:r>
+        <w:t>’</w:t>
+      </w:r>
+      <w:r>
+        <w:t>s wind turbine design turned out so well. Keep up the great work! But please make sure to get some rest too. It</w:t>
       </w:r>
       <w:r>
         <w:t>’</w:t>
@@ -11369,15 +11256,7 @@
         <w:t>’</w:t>
       </w:r>
       <w:r>
-        <w:t xml:space="preserve">ll stop here. Give my best to Wang Wei, Xiao Fan, and little </w:t>
-      </w:r>
-      <w:proofErr w:type="spellStart"/>
-      <w:r>
-        <w:t>Yueyue</w:t>
-      </w:r>
-      <w:proofErr w:type="spellEnd"/>
-      <w:r>
-        <w:t>.</w:t>
+        <w:t>ll stop here. Give my best to Wang Wei, Xiao Fan, and little Yueyue.</w:t>
       </w:r>
     </w:p>
     <w:p>
@@ -11711,15 +11590,7 @@
         <w:t>’</w:t>
       </w:r>
       <w:r>
-        <w:t xml:space="preserve">s degrees over </w:t>
-      </w:r>
-      <w:proofErr w:type="spellStart"/>
-      <w:r>
-        <w:t>Ph.D.s</w:t>
-      </w:r>
-      <w:proofErr w:type="spellEnd"/>
-      <w:r>
-        <w:t>.</w:t>
+        <w:t>s degrees over Ph.D.s.</w:t>
       </w:r>
       <w:r>
         <w:t xml:space="preserve"> In other words, getting a Ph.D. often </w:t>
@@ -12389,7 +12260,7 @@
         <w:rPr>
           <w:rFonts w:ascii="Garamond" w:hAnsi="Garamond"/>
         </w:rPr>
-        <w:t>The Trouble with Being a TA</w:t>
+        <w:t>Nothing Is Set in Stone</w:t>
       </w:r>
     </w:p>
     <w:p>
@@ -12607,50 +12478,62 @@
         <w:pStyle w:val="CSP-ChapterBodyText"/>
       </w:pPr>
       <w:r>
+        <w:t>It</w:t>
+      </w:r>
+      <w:r>
+        <w:t>’</w:t>
+      </w:r>
+      <w:r>
+        <w:t>s getting late, so I</w:t>
+      </w:r>
+      <w:r>
+        <w:t>’</w:t>
+      </w:r>
+      <w:r>
+        <w:t>d better get some sleep. Tomorrow I</w:t>
+      </w:r>
+      <w:r>
+        <w:t>’</w:t>
+      </w:r>
+      <w:r>
+        <w:t>m meeting with a professor to discuss the possibility of doing my Ph.D. under him. Nothing is set in stone yet, and I</w:t>
+      </w:r>
+      <w:r>
+        <w:t>’</w:t>
+      </w:r>
+      <w:r>
+        <w:t>ll continue looking for regular jobs as well.</w:t>
+      </w:r>
+    </w:p>
+    <w:p>
+      <w:pPr>
+        <w:pStyle w:val="CSP-ChapterBodyText"/>
+      </w:pPr>
+    </w:p>
+    <w:p>
+      <w:pPr>
+        <w:pStyle w:val="CSP-ChapterBodyText"/>
+      </w:pPr>
+      <w:r>
         <w:t>As for what I mentioned about Robin in my last letter, it</w:t>
       </w:r>
       <w:r>
         <w:t>’</w:t>
       </w:r>
       <w:r>
-        <w:t>s enough for you simply to know about her. Try not to overthink things or read too much into it. We</w:t>
-      </w:r>
-      <w:r>
-        <w:t>’</w:t>
-      </w:r>
-      <w:r>
-        <w:t>re not putting any labels on it yet. I</w:t>
+        <w:t>s enough for you simply to know about her. Try not to overthink or read too much into it. We</w:t>
+      </w:r>
+      <w:r>
+        <w:t>’</w:t>
+      </w:r>
+      <w:r>
+        <w:t>re still taking things slowly and figuring it out as we go. I</w:t>
       </w:r>
       <w:r>
         <w:t>’</w:t>
       </w:r>
       <w:r>
         <w:t>m finally beginning to realize that being in a relationship, even at this very early stage, takes a great deal of emotional energy. Sometimes it feels exhausting, and other times it feels wonderful.</w:t>
-      </w:r>
-    </w:p>
-    <w:p>
-      <w:pPr>
-        <w:pStyle w:val="CSP-ChapterBodyText"/>
-      </w:pPr>
-    </w:p>
-    <w:p>
-      <w:pPr>
-        <w:pStyle w:val="CSP-ChapterBodyText"/>
-      </w:pPr>
-      <w:r>
-        <w:t>I</w:t>
-      </w:r>
-      <w:r>
-        <w:t>’</w:t>
-      </w:r>
-      <w:r>
-        <w:t>ll write more next time. I should probably head to bed now, since I will meet with a professor tomorrow to discuss the possibility of doing my Ph.D. under him. Nothing is set in stone yet, and I</w:t>
-      </w:r>
-      <w:r>
-        <w:t>’</w:t>
-      </w:r>
-      <w:r>
-        <w:t>ll continue looking for regular jobs as well.</w:t>
       </w:r>
     </w:p>
     <w:p>
@@ -13285,15 +13168,7 @@
         <w:pStyle w:val="CSP-ChapterBodyText"/>
       </w:pPr>
       <w:r>
-        <w:t xml:space="preserve">I see that </w:t>
-      </w:r>
-      <w:proofErr w:type="gramStart"/>
-      <w:r>
-        <w:t>Mom</w:t>
-      </w:r>
-      <w:proofErr w:type="gramEnd"/>
-      <w:r>
-        <w:t xml:space="preserve"> has officially retired! I can hardly believe how quickly that happened. It</w:t>
+        <w:t>I see that Mom has officially retired! I can hardly believe how quickly that happened. It</w:t>
       </w:r>
       <w:r>
         <w:t>’</w:t>
@@ -13455,15 +13330,7 @@
         <w:t>’</w:t>
       </w:r>
       <w:r>
-        <w:t>ll also be moving in mid-December and renting a room from my Taiwanese friend Yao-</w:t>
-      </w:r>
-      <w:proofErr w:type="spellStart"/>
-      <w:r>
-        <w:t>zhu</w:t>
-      </w:r>
-      <w:proofErr w:type="spellEnd"/>
-      <w:r>
-        <w:t>. She</w:t>
+        <w:t>ll also be moving in mid-December and renting a room from my Taiwanese friend Yao-zhu. She</w:t>
       </w:r>
       <w:r>
         <w:t>’</w:t>
@@ -13522,15 +13389,7 @@
         <w:t>’</w:t>
       </w:r>
       <w:r>
-        <w:t>ve only practiced three times. My first two driving lessons were with Yao-</w:t>
-      </w:r>
-      <w:proofErr w:type="spellStart"/>
-      <w:r>
-        <w:t>zhu</w:t>
-      </w:r>
-      <w:proofErr w:type="spellEnd"/>
-      <w:r>
-        <w:t>, and Robin taught me once as well. I can handle the basics fine, but obviously, I still need a lot more practice. I</w:t>
+        <w:t>ve only practiced three times. My first two driving lessons were with Yao-zhu, and Robin taught me once as well. I can handle the basics fine, but obviously, I still need a lot more practice. I</w:t>
       </w:r>
       <w:r>
         <w:t>’</w:t>
@@ -13924,15 +13783,7 @@
         <w:t>’</w:t>
       </w:r>
       <w:r>
-        <w:t xml:space="preserve">ve already been in the States for a year and four months. All things </w:t>
-      </w:r>
-      <w:proofErr w:type="gramStart"/>
-      <w:r>
-        <w:t>considered,</w:t>
-      </w:r>
-      <w:proofErr w:type="gramEnd"/>
-      <w:r>
-        <w:t xml:space="preserve"> it</w:t>
+        <w:t>ve already been in the States for a year and four months. All things considered, it</w:t>
       </w:r>
       <w:r>
         <w:t>’</w:t>
@@ -14000,21 +13851,8 @@
         <w:t>’</w:t>
       </w:r>
       <w:r>
-        <w:t xml:space="preserve">s on-site interview in New York, my classmate </w:t>
-      </w:r>
-      <w:proofErr w:type="spellStart"/>
-      <w:r>
-        <w:t>Xun</w:t>
-      </w:r>
-      <w:proofErr w:type="spellEnd"/>
-      <w:r>
-        <w:t xml:space="preserve"> came along with me, but </w:t>
-      </w:r>
-      <w:proofErr w:type="gramStart"/>
-      <w:r>
-        <w:t>unfortunately</w:t>
-      </w:r>
-      <w:proofErr w:type="gramEnd"/>
+        <w:t>s on-site interview in New York, my classmate Xun came along with me, but unfortunately</w:t>
+      </w:r>
       <w:r>
         <w:t xml:space="preserve"> </w:t>
       </w:r>
@@ -14048,15 +13886,7 @@
         <w:pStyle w:val="CSP-ChapterBodyText"/>
       </w:pPr>
       <w:r>
-        <w:t xml:space="preserve">The interview wrapped up around noon, and afterward, </w:t>
-      </w:r>
-      <w:proofErr w:type="spellStart"/>
-      <w:r>
-        <w:t>Xun</w:t>
-      </w:r>
-      <w:proofErr w:type="spellEnd"/>
-      <w:r>
-        <w:t xml:space="preserve"> and I took a cab down to Manhattan</w:t>
+        <w:t>The interview wrapped up around noon, and afterward, Xun and I took a cab down to Manhattan</w:t>
       </w:r>
       <w:r>
         <w:t>’</w:t>
@@ -14068,15 +13898,7 @@
         <w:t>’</w:t>
       </w:r>
       <w:r>
-        <w:t xml:space="preserve">t have much besides Chinese restaurants—some of them quite large—as well as a few grocery stores. There are street vendors along the sidewalks, and the streets were packed with Chinese people. It felt like walking down </w:t>
-      </w:r>
-      <w:proofErr w:type="spellStart"/>
-      <w:r>
-        <w:t>Wangfujing</w:t>
-      </w:r>
-      <w:proofErr w:type="spellEnd"/>
-      <w:r>
-        <w:t xml:space="preserve"> in Beijing, except almost everyone was speaking Cantonese</w:t>
+        <w:t>t have much besides Chinese restaurants—some of them quite large—as well as a few grocery stores. There are street vendors along the sidewalks, and the streets were packed with Chinese people. It felt like walking down Wangfujing in Beijing, except almost everyone was speaking Cantonese</w:t>
       </w:r>
       <w:r>
         <w:rPr>
@@ -14744,21 +14566,13 @@
         <w:t>’</w:t>
       </w:r>
       <w:r>
-        <w:t xml:space="preserve">m sorry to hear that </w:t>
-      </w:r>
-      <w:proofErr w:type="gramStart"/>
-      <w:r>
-        <w:t>Mom</w:t>
-      </w:r>
-      <w:r>
-        <w:t>’</w:t>
-      </w:r>
-      <w:r>
-        <w:t>s</w:t>
-      </w:r>
-      <w:proofErr w:type="gramEnd"/>
-      <w:r>
-        <w:t xml:space="preserve"> trip to Chongming wasn</w:t>
+        <w:t>m sorry to hear that Mom</w:t>
+      </w:r>
+      <w:r>
+        <w:t>’</w:t>
+      </w:r>
+      <w:r>
+        <w:t>s trip to Chongming wasn</w:t>
       </w:r>
       <w:r>
         <w:t>’</w:t>
@@ -14978,15 +14792,7 @@
         <w:t>’</w:t>
       </w:r>
       <w:r>
-        <w:t xml:space="preserve">ll persuade </w:t>
-      </w:r>
-      <w:proofErr w:type="spellStart"/>
-      <w:r>
-        <w:t>Xun</w:t>
-      </w:r>
-      <w:proofErr w:type="spellEnd"/>
-      <w:r>
-        <w:t xml:space="preserve"> to drive with me.</w:t>
+        <w:t>ll persuade Xun to drive with me.</w:t>
       </w:r>
       <w:r>
         <w:rPr>
@@ -14995,15 +14801,7 @@
         <w:footnoteReference w:id="31"/>
       </w:r>
       <w:r>
-        <w:t xml:space="preserve"> </w:t>
-      </w:r>
-      <w:proofErr w:type="spellStart"/>
-      <w:r>
-        <w:t>Xun</w:t>
-      </w:r>
-      <w:proofErr w:type="spellEnd"/>
-      <w:r>
-        <w:t xml:space="preserve"> has accepted a job in Washington, D.C., which isn</w:t>
+        <w:t xml:space="preserve"> Xun has accepted a job in Washington, D.C., which isn</w:t>
       </w:r>
       <w:r>
         <w:t>’</w:t>
@@ -15046,15 +14844,7 @@
         <w:t>’</w:t>
       </w:r>
       <w:r>
-        <w:t xml:space="preserve">m planning to live in Edison, New Jersey, where Wei </w:t>
-      </w:r>
-      <w:proofErr w:type="spellStart"/>
-      <w:r>
-        <w:t>Jin</w:t>
-      </w:r>
-      <w:proofErr w:type="spellEnd"/>
-      <w:r>
-        <w:t xml:space="preserve"> lives. I also have an old college classmate from Shanghai who works in the city but lives there as well. A one-bedroom apartment rents for about $650 to $700 a month, which isn</w:t>
+        <w:t>m planning to live in Edison, New Jersey, where Wei Jin lives. I also have an old college classmate from Shanghai who works in the city but lives there as well. A one-bedroom apartment rents for about $650 to $700 a month, which isn</w:t>
       </w:r>
       <w:r>
         <w:t>’</w:t>
@@ -15101,15 +14891,7 @@
         <w:t>’</w:t>
       </w:r>
       <w:r>
-        <w:t xml:space="preserve">ve already been in touch with Wei </w:t>
-      </w:r>
-      <w:proofErr w:type="spellStart"/>
-      <w:r>
-        <w:t>Jin</w:t>
-      </w:r>
-      <w:proofErr w:type="spellEnd"/>
-      <w:r>
-        <w:t>, and he</w:t>
+        <w:t>ve already been in touch with Wei Jin, and he</w:t>
       </w:r>
       <w:r>
         <w:t>’</w:t>
@@ -15140,13 +14922,8 @@
       <w:pPr>
         <w:pStyle w:val="CSP-ChapterBodyText"/>
       </w:pPr>
-      <w:proofErr w:type="spellStart"/>
-      <w:r>
-        <w:t>Haiqing</w:t>
-      </w:r>
-      <w:proofErr w:type="spellEnd"/>
-      <w:r>
-        <w:t xml:space="preserve"> came to Austin a few days ago for an interview, hoping to find a summer job. He</w:t>
+      <w:r>
+        <w:t>Haiqing came to Austin a few days ago for an interview, hoping to find a summer job. He</w:t>
       </w:r>
       <w:r>
         <w:t>’</w:t>
@@ -15596,15 +15373,7 @@
         <w:pStyle w:val="CSP-ChapterBodyText"/>
       </w:pPr>
       <w:r>
-        <w:t xml:space="preserve">This year, Morgan Stanley hired about 240 associates from 31 universities and divided </w:t>
-      </w:r>
-      <w:proofErr w:type="spellStart"/>
-      <w:r>
-        <w:t>us</w:t>
-      </w:r>
-      <w:proofErr w:type="spellEnd"/>
-      <w:r>
-        <w:t xml:space="preserve"> among nine different divisions. I</w:t>
+        <w:t>This year, Morgan Stanley hired about 240 associates from 31 universities and divided us among nine different divisions. I</w:t>
       </w:r>
       <w:r>
         <w:t>’</w:t>
@@ -15654,15 +15423,7 @@
         <w:t>’</w:t>
       </w:r>
       <w:r>
-        <w:t xml:space="preserve">m going to hang out in Austin for another month or so, mostly to wait for </w:t>
-      </w:r>
-      <w:proofErr w:type="spellStart"/>
-      <w:r>
-        <w:t>Xun</w:t>
-      </w:r>
-      <w:proofErr w:type="spellEnd"/>
-      <w:r>
-        <w:t xml:space="preserve"> so we can drive up north together. Besides, there</w:t>
+        <w:t>m going to hang out in Austin for another month or so, mostly to wait for Xun so we can drive up north together. Besides, there</w:t>
       </w:r>
       <w:r>
         <w:t>’</w:t>
@@ -15966,15 +15727,7 @@
         <w:pStyle w:val="CSP-ChapterBodyText"/>
       </w:pPr>
       <w:r>
-        <w:t xml:space="preserve">Wei </w:t>
-      </w:r>
-      <w:proofErr w:type="spellStart"/>
-      <w:r>
-        <w:t>Jin</w:t>
-      </w:r>
-      <w:proofErr w:type="spellEnd"/>
-      <w:r>
-        <w:t xml:space="preserve"> has already helped me find an apartment in Edison, New Jersey. It</w:t>
+        <w:t>Wei Jin has already helped me find an apartment in Edison, New Jersey. It</w:t>
       </w:r>
       <w:r>
         <w:t>’</w:t>
@@ -16023,21 +15776,13 @@
         <w:t>’</w:t>
       </w:r>
       <w:r>
-        <w:t xml:space="preserve">ll crash at Wei </w:t>
-      </w:r>
-      <w:proofErr w:type="spellStart"/>
-      <w:r>
-        <w:t>Jin</w:t>
-      </w:r>
-      <w:r>
-        <w:t>’</w:t>
-      </w:r>
-      <w:r>
-        <w:t>s</w:t>
-      </w:r>
-      <w:proofErr w:type="spellEnd"/>
-      <w:r>
-        <w:t xml:space="preserve"> place until then. I also have submitted a "leave of absence" request to the department to officially pause my studies for a year. If it gets approved, I could theoretically come back and register for classes a year from now without having to re-apply for admission. Realistically, though, I doubt I</w:t>
+        <w:t>ll crash at Wei Jin</w:t>
+      </w:r>
+      <w:r>
+        <w:t>’</w:t>
+      </w:r>
+      <w:r>
+        <w:t>s place until then. I also have submitted a "leave of absence" request to the department to officially pause my studies for a year. If it gets approved, I could theoretically come back and register for classes a year from now without having to re-apply for admission. Realistically, though, I doubt I</w:t>
       </w:r>
       <w:r>
         <w:t>’</w:t>
@@ -16307,15 +16052,7 @@
         <w:pStyle w:val="CSP-ChapterBodyText"/>
       </w:pPr>
       <w:r>
-        <w:t xml:space="preserve">8 </w:t>
-      </w:r>
-      <w:proofErr w:type="spellStart"/>
-      <w:r>
-        <w:t>Koster</w:t>
-      </w:r>
-      <w:proofErr w:type="spellEnd"/>
-      <w:r>
-        <w:t xml:space="preserve"> Blvd. Apt. 3A</w:t>
+        <w:t>8 Koster Blvd. Apt. 3A</w:t>
       </w:r>
     </w:p>
     <w:p>
@@ -16371,23 +16108,7 @@
         <w:t>’</w:t>
       </w:r>
       <w:r>
-        <w:t xml:space="preserve">s Independence Day. My friend </w:t>
-      </w:r>
-      <w:proofErr w:type="spellStart"/>
-      <w:r>
-        <w:t>Xun</w:t>
-      </w:r>
-      <w:proofErr w:type="spellEnd"/>
-      <w:r>
-        <w:t xml:space="preserve"> suddenly backed out a few days before the trip, but </w:t>
-      </w:r>
-      <w:proofErr w:type="gramStart"/>
-      <w:r>
-        <w:t>luckily</w:t>
-      </w:r>
-      <w:proofErr w:type="gramEnd"/>
-      <w:r>
-        <w:t xml:space="preserve"> I found another classmate who wanted to tag along, do some sightseeing, and meet up with her friends in New York. Her name is Emma. The drive took seven days in total, but we didn</w:t>
+        <w:t>s Independence Day. My friend Xun suddenly backed out a few days before the trip, but luckily I found another classmate who wanted to tag along, do some sightseeing, and meet up with her friends in New York. Her name is Emma. The drive took seven days in total, but we didn</w:t>
       </w:r>
       <w:r>
         <w:t>’</w:t>
@@ -16403,42 +16124,26 @@
         <w:t>’</w:t>
       </w:r>
       <w:r>
-        <w:t xml:space="preserve">t give me any trouble at all during the entire trip, which clocked in at about 2,500 miles. I drove roughly two-thirds of the distance. I stayed in touch with Wei </w:t>
-      </w:r>
-      <w:proofErr w:type="spellStart"/>
-      <w:r>
-        <w:t>Jin</w:t>
-      </w:r>
-      <w:proofErr w:type="spellEnd"/>
-      <w:r>
-        <w:t xml:space="preserve"> along the way. I am really thankful that he put a great deal of effort into helping me with housing arrangements. </w:t>
-      </w:r>
-    </w:p>
-    <w:p>
-      <w:pPr>
-        <w:pStyle w:val="CSP-ChapterBodyText"/>
-      </w:pPr>
-    </w:p>
-    <w:p>
-      <w:pPr>
-        <w:pStyle w:val="CSP-ChapterBodyText"/>
-      </w:pPr>
-      <w:r>
-        <w:t xml:space="preserve">I finally arrived in New Jersey on the night of July 11th and stayed at Wei </w:t>
-      </w:r>
-      <w:proofErr w:type="spellStart"/>
-      <w:r>
-        <w:t>Jin</w:t>
-      </w:r>
-      <w:r>
-        <w:t>’</w:t>
-      </w:r>
-      <w:r>
-        <w:t>s</w:t>
-      </w:r>
-      <w:proofErr w:type="spellEnd"/>
-      <w:r>
-        <w:t xml:space="preserve"> place for three nights before picking up the keys to my apartment on the afternoon of the 14th. Since I moved in, I</w:t>
+        <w:t xml:space="preserve">t give me any trouble at all during the entire trip, which clocked in at about 2,500 miles. I drove roughly two-thirds of the distance. I stayed in touch with Wei Jin along the way. I am really thankful that he put a great deal of effort into helping me with housing arrangements. </w:t>
+      </w:r>
+    </w:p>
+    <w:p>
+      <w:pPr>
+        <w:pStyle w:val="CSP-ChapterBodyText"/>
+      </w:pPr>
+    </w:p>
+    <w:p>
+      <w:pPr>
+        <w:pStyle w:val="CSP-ChapterBodyText"/>
+      </w:pPr>
+      <w:r>
+        <w:t>I finally arrived in New Jersey on the night of July 11th and stayed at Wei Jin</w:t>
+      </w:r>
+      <w:r>
+        <w:t>’</w:t>
+      </w:r>
+      <w:r>
+        <w:t>s place for three nights before picking up the keys to my apartment on the afternoon of the 14th. Since I moved in, I</w:t>
       </w:r>
       <w:r>
         <w:t>’</w:t>
@@ -16859,15 +16564,7 @@
         <w:t>’</w:t>
       </w:r>
       <w:r>
-        <w:t xml:space="preserve">t you show her the way?” He asked. Now, that was an excellent suggestion, except for one small problem: I had absolutely no idea where Dobie Center was. </w:t>
-      </w:r>
-      <w:proofErr w:type="gramStart"/>
-      <w:r>
-        <w:t>So</w:t>
-      </w:r>
-      <w:proofErr w:type="gramEnd"/>
-      <w:r>
-        <w:t xml:space="preserve"> I said, "Sure!"</w:t>
+        <w:t>t you show her the way?” He asked. Now, that was an excellent suggestion, except for one small problem: I had absolutely no idea where Dobie Center was. So I said, "Sure!"</w:t>
       </w:r>
     </w:p>
     <w:p>
@@ -18923,7 +18620,6 @@
       <w:r>
         <w:t xml:space="preserve">The midday nap, known in Chinese as </w:t>
       </w:r>
-      <w:proofErr w:type="spellStart"/>
       <w:r>
         <w:rPr>
           <w:i/>
@@ -18931,7 +18627,6 @@
         </w:rPr>
         <w:t>wujiao</w:t>
       </w:r>
-      <w:proofErr w:type="spellEnd"/>
       <w:r>
         <w:t>, is a deeply ingrained cultural tradition. In most schools, offices, and factories, lunch is followed by a quiet period that allows people to take a short nap. Napping in China has traditionally been seen as beneficial to health and productivity.</w:t>
       </w:r>
@@ -19178,7 +18873,6 @@
       <w:r>
         <w:t xml:space="preserve"> or </w:t>
       </w:r>
-      <w:proofErr w:type="spellStart"/>
       <w:r>
         <w:rPr>
           <w:i/>
@@ -19186,7 +18880,6 @@
         </w:rPr>
         <w:t>yuanxiao</w:t>
       </w:r>
-      <w:proofErr w:type="spellEnd"/>
       <w:r>
         <w:t>, whose round shape represents family togetherness and completeness.</w:t>
       </w:r>

--- a/letters_from_usa/book.docx
+++ b/letters_from_usa/book.docx
@@ -5509,13 +5509,21 @@
         <w:t>’</w:t>
       </w:r>
       <w:r>
-        <w:t>t have much money left in my checking account, so I checked my balance over the phone. To my surprise, there was actually $1,140 in it! As it turns out, today is the last day of September, which means it</w:t>
-      </w:r>
-      <w:r>
-        <w:t>’</w:t>
-      </w:r>
-      <w:r>
-        <w:t>s payday.</w:t>
+        <w:t xml:space="preserve">t have much money left in my checking account, so I checked my balance over the phone. To my surprise, there was actually $1,140 in it! As it turns out, today is the last day of September, which means </w:t>
+      </w:r>
+      <w:proofErr w:type="gramStart"/>
+      <w:r>
+        <w:t>it</w:t>
+      </w:r>
+      <w:r>
+        <w:t>’</w:t>
+      </w:r>
+      <w:r>
+        <w:t>s</w:t>
+      </w:r>
+      <w:proofErr w:type="gramEnd"/>
+      <w:r>
+        <w:t xml:space="preserve"> payday.</w:t>
       </w:r>
     </w:p>
     <w:p>
@@ -6071,7 +6079,15 @@
         <w:pStyle w:val="CSP-ChapterBodyText"/>
       </w:pPr>
       <w:r>
-        <w:t>My apartment lease is up at the end of February. I could renew it, but if possible, I</w:t>
+        <w:t xml:space="preserve">My apartment lease is up at the end of February. I could renew it, </w:t>
+      </w:r>
+      <w:proofErr w:type="gramStart"/>
+      <w:r>
+        <w:t>but</w:t>
+      </w:r>
+      <w:proofErr w:type="gramEnd"/>
+      <w:r>
+        <w:t xml:space="preserve"> if possible, I</w:t>
       </w:r>
       <w:r>
         <w:t>’</w:t>
@@ -6163,6 +6179,7 @@
       <w:r>
         <w:t xml:space="preserve">m not entirely sure how to translate it into Chinese—maybe </w:t>
       </w:r>
+      <w:proofErr w:type="spellStart"/>
       <w:r>
         <w:rPr>
           <w:i/>
@@ -6182,8 +6199,25 @@
           <w:i/>
           <w:iCs w:val="0"/>
         </w:rPr>
-        <w:t>hèng Jié</w:t>
-      </w:r>
+        <w:t>hèng</w:t>
+      </w:r>
+      <w:proofErr w:type="spellEnd"/>
+      <w:r>
+        <w:rPr>
+          <w:i/>
+          <w:iCs w:val="0"/>
+        </w:rPr>
+        <w:t xml:space="preserve"> </w:t>
+      </w:r>
+      <w:proofErr w:type="spellStart"/>
+      <w:r>
+        <w:rPr>
+          <w:i/>
+          <w:iCs w:val="0"/>
+        </w:rPr>
+        <w:t>Jié</w:t>
+      </w:r>
+      <w:proofErr w:type="spellEnd"/>
       <w:r>
         <w:t>—but it</w:t>
       </w:r>
@@ -7089,407 +7123,168 @@
         <w:pStyle w:val="CSP-ChapterBodyText"/>
       </w:pPr>
       <w:r>
-        <w:t>Dear Dad and Mom,</w:t>
-      </w:r>
-    </w:p>
-    <w:p>
-      <w:pPr>
-        <w:spacing w:after="0" w:line="240" w:lineRule="auto"/>
-        <w:ind w:firstLine="288"/>
-        <w:jc w:val="both"/>
-        <w:rPr>
-          <w:rFonts w:ascii="Garamond" w:hAnsi="Garamond"/>
-          <w:iCs/>
-        </w:rPr>
-      </w:pPr>
-    </w:p>
-    <w:p>
-      <w:pPr>
-        <w:pStyle w:val="CSP-ChapterBodyText"/>
-      </w:pPr>
-      <w:r>
-        <w:t>Winter break started about ten days ago. Since then, things have been pretty relaxed. When I</w:t>
-      </w:r>
-      <w:r>
-        <w:t>’</w:t>
-      </w:r>
-      <w:r>
-        <w:t>m not doing anything, I just watch TV or head over to campus to use the computers. Getting to school is a bit more of a hassle right now because the campus shuttles aren</w:t>
-      </w:r>
-      <w:r>
-        <w:t>’</w:t>
-      </w:r>
-      <w:r>
-        <w:t>t running, so I have to take the regular city bus. I ended up getting straight A</w:t>
-      </w:r>
-      <w:r>
-        <w:t>’</w:t>
-      </w:r>
-      <w:r>
-        <w:t>s in all three of my classes this semester, which I pretty much expected. It definitely gives me a lot more confidence about my coursework going forward. I</w:t>
-      </w:r>
-      <w:r>
-        <w:t>’</w:t>
-      </w:r>
-      <w:r>
-        <w:t>ll be taking another three classes next semester. I don</w:t>
-      </w:r>
-      <w:r>
-        <w:t>’</w:t>
-      </w:r>
-      <w:r>
-        <w:t>t know what class I</w:t>
-      </w:r>
-      <w:r>
-        <w:t>’</w:t>
-      </w:r>
-      <w:r>
-        <w:t xml:space="preserve">ll be </w:t>
-      </w:r>
-      <w:r>
-        <w:t>TA-ing</w:t>
-      </w:r>
-      <w:r>
-        <w:t xml:space="preserve"> for yet, but I</w:t>
-      </w:r>
-      <w:r>
-        <w:t>’</w:t>
-      </w:r>
-      <w:r>
-        <w:t>m hoping for a lighter workload. The spring semester officially kicks off on January 16th.</w:t>
-      </w:r>
-    </w:p>
-    <w:p>
-      <w:pPr>
-        <w:spacing w:after="0" w:line="240" w:lineRule="auto"/>
-        <w:ind w:firstLine="288"/>
-        <w:jc w:val="both"/>
-        <w:rPr>
-          <w:rFonts w:ascii="Garamond" w:hAnsi="Garamond"/>
-          <w:iCs/>
-        </w:rPr>
-      </w:pPr>
-    </w:p>
-    <w:p>
-      <w:pPr>
-        <w:pStyle w:val="CSP-ChapterBodyText"/>
-      </w:pPr>
-      <w:r>
-        <w:t>Christmas wasn</w:t>
-      </w:r>
-      <w:r>
-        <w:t>’</w:t>
-      </w:r>
-      <w:r>
-        <w:t>t overly lively, especially among the Chinese students, but the holiday lights are absolutely beautiful. Americans love decorating their houses, trees and streets with countless little lights—it looks amazing at night. On one little street, the neighbors have turned decorating into a tradition. People from all over Austin drive in just to see the lights, causing traffic jams that stretch for blocks. Christmas over here is just like Chinese New Year back home; everyone heads home to be with family, and almost all the shops and restaurants are closed for the day.</w:t>
-      </w:r>
-    </w:p>
-    <w:p>
-      <w:pPr>
-        <w:pStyle w:val="CSP-ChapterBodyText"/>
-      </w:pPr>
-    </w:p>
-    <w:p>
-      <w:pPr>
-        <w:pStyle w:val="CSP-ChapterBodyText"/>
-      </w:pPr>
+        <w:t>I received both of your letters, dated December 5th and 17th. I think it's wonderful that Mom is retiring next year. It'll be such a relief, and it should be much better for your health. Dad, I took care of that thing you asked me to do. You should be receiving two packages soon—one containing application materials, and the other information from the Mechanical Engineering Department. I hope they get to you soon.</w:t>
+      </w:r>
+    </w:p>
+    <w:p>
+      <w:pPr>
+        <w:pStyle w:val="CSP-ChapterBodyText"/>
+      </w:pPr>
+    </w:p>
+    <w:p>
+      <w:pPr>
+        <w:pStyle w:val="CSP-ChapterBodyText"/>
+      </w:pPr>
+      <w:r>
+        <w:t>Mom, you mentioned in the letter that some articles you've read make America sound terrifying. Honestly, that’s not been my experience at all—it really just depends on where you live. Austin is a mid-sized college town, and relatively speaking, it's very safe. Don't worry, I'll keep looking out for myself.</w:t>
+      </w:r>
+    </w:p>
+    <w:p>
+      <w:pPr>
+        <w:pStyle w:val="CSP-ChapterBodyText"/>
+      </w:pPr>
+    </w:p>
+    <w:p>
+      <w:pPr>
+        <w:pStyle w:val="CSP-ChapterBodyText"/>
+      </w:pPr>
+      <w:r>
+        <w:t>From now on, I'll be the one calling home to save you the expense. I'll probably call every couple of weeks, around noon on weekends. My phone bills are actually quite low because I keep my calls short, unlike some who can easily talk for twenty or thirty minutes. Mom, don't get nervous whenever you are on an international call. It really doesn't cost that much. A five-minute call costs about the same as a fast-food meal. Even though money is tight, I can certainly afford to call home, so please don't worry about it.</w:t>
+      </w:r>
+    </w:p>
+    <w:p>
+      <w:pPr>
+        <w:pStyle w:val="CSP-ChapterBodyText"/>
+      </w:pPr>
+    </w:p>
+    <w:p>
+      <w:pPr>
+        <w:pStyle w:val="CSP-ChapterBodyText"/>
+      </w:pPr>
+      <w:r>
+        <w:t xml:space="preserve">Winter break started about ten days ago. Since then, things have been pretty relaxed. When I'm not doing anything, I just watch </w:t>
+      </w:r>
       <w:r>
         <w:lastRenderedPageBreak/>
-        <w:t>A friend of mine originally invited me and a few others to Louisiana to check out the casinos—mostly just to see what they were like. But on Christmas morning, even though I got up at 5:30 a.m., I still missed the bus! So</w:t>
-      </w:r>
-      <w:r>
-        <w:t>,</w:t>
-      </w:r>
-      <w:r>
-        <w:t xml:space="preserve"> we changed our plans and went to San Antonio instead. San Antonio is a tourist city, famous for its River Walk. It</w:t>
-      </w:r>
-      <w:r>
-        <w:t>’</w:t>
-      </w:r>
-      <w:r>
-        <w:t>s a canal lined with restaurants on both sides, and the scenery is gorgeous. It</w:t>
-      </w:r>
-      <w:r>
-        <w:t>’</w:t>
-      </w:r>
-      <w:r>
-        <w:t>s so picturesque that it actually reminded me of the classical gardens in Suzhou, which really made me homesick.</w:t>
-      </w:r>
-    </w:p>
-    <w:p>
-      <w:pPr>
-        <w:pStyle w:val="CSP-ChapterBodyText"/>
-      </w:pPr>
-    </w:p>
-    <w:p>
-      <w:pPr>
-        <w:pStyle w:val="CSP-ChapterBodyText"/>
-      </w:pPr>
-      <w:r>
-        <w:t>Two or three weeks ago, I sent out some credit card applications, and a bunch of them just came through. I got a Citibank Visa, an AT&amp;T MasterCard, and a Discover card. I managed to get approved for all the major ones! My combined credit limit is $2,100, which is more than enough for me. Buying things will be so convenient from now on that I can just use a card. Plus, it</w:t>
-      </w:r>
-      <w:r>
-        <w:t>’</w:t>
-      </w:r>
-      <w:r>
-        <w:t>s really important to start building up my credit history early.</w:t>
-      </w:r>
-    </w:p>
-    <w:p>
-      <w:pPr>
-        <w:pStyle w:val="CSP-ChapterBodyText"/>
-      </w:pPr>
-    </w:p>
-    <w:p>
-      <w:pPr>
-        <w:pStyle w:val="CSP-ChapterBodyText"/>
-      </w:pPr>
-      <w:r>
-        <w:t>In about two weeks, I</w:t>
-      </w:r>
-      <w:r>
-        <w:t>’</w:t>
-      </w:r>
-      <w:r>
-        <w:t>m moving. Coincidentally, our Taiwanese neighbor</w:t>
-      </w:r>
-      <w:r>
-        <w:t>, Yao-zhu,</w:t>
-      </w:r>
-      <w:r>
-        <w:t xml:space="preserve"> is moving out too because she just bought a mobile home. It</w:t>
-      </w:r>
-      <w:r>
-        <w:t>’</w:t>
-      </w:r>
-      <w:r>
-        <w:t>s basically a house on wheels. She paid $8,000 for it and told me that it</w:t>
-      </w:r>
-      <w:r>
-        <w:t>’</w:t>
-      </w:r>
-      <w:r>
-        <w:t>s really nice—two bedrooms, a living room, a kitchen, a bathroom, and it even comes with a washer and dryer. The neighborhood seems great too. She repeatedly asked me to be her tenant, offering me rent for $200 a month plus half the utilities, which sounded tempting. At the time, though, I was already negotiating with that American student, and rooming with him would run me closer to $330. Compared to that, her mobile home was cheaper and just as nice, so I turned down the American student and told her I</w:t>
-      </w:r>
-      <w:r>
-        <w:t>’</w:t>
-      </w:r>
-      <w:r>
-        <w:t>d take it. But then a few days later, the guy called back and said he</w:t>
-      </w:r>
-      <w:r>
-        <w:t>’</w:t>
-      </w:r>
-      <w:r>
-        <w:t>d lower my share to $300. It left me feeling torn. In the end, I decided to go with him after all, so now I</w:t>
-      </w:r>
-      <w:r>
-        <w:t>’</w:t>
-      </w:r>
-      <w:r>
-        <w:t>m actually helping her find another roommate.</w:t>
-      </w:r>
-    </w:p>
-    <w:p>
-      <w:pPr>
-        <w:pStyle w:val="CSP-ChapterBodyText"/>
-      </w:pPr>
-    </w:p>
-    <w:p>
-      <w:pPr>
-        <w:pStyle w:val="CSP-ChapterBodyText"/>
-      </w:pPr>
-      <w:r>
-        <w:t>From now on, I</w:t>
-      </w:r>
-      <w:r>
-        <w:t>’</w:t>
-      </w:r>
-      <w:r>
-        <w:t xml:space="preserve">ll be the one calling home to save you the </w:t>
+        <w:t xml:space="preserve">TV or head over to campus to use the computers. Getting to school is a bit more of a hassle right now because the campus shuttles aren't running, so I have to take the regular city bus. I ended up getting straight </w:t>
+      </w:r>
+      <w:proofErr w:type="gramStart"/>
+      <w:r>
+        <w:t>A's</w:t>
+      </w:r>
+      <w:proofErr w:type="gramEnd"/>
+      <w:r>
+        <w:t xml:space="preserve"> in all three of my classes this semester, which I pretty much expected. It definitely gives me a lot more confidence about my coursework going forward. I'll be taking another three classes next semester. I don't know what class I'll be TA-</w:t>
+      </w:r>
+      <w:proofErr w:type="spellStart"/>
+      <w:r>
+        <w:t>ing</w:t>
+      </w:r>
+      <w:proofErr w:type="spellEnd"/>
+      <w:r>
+        <w:t xml:space="preserve"> for yet, but I'm hoping for a lighter workload. The spring semester officially kicks off on January 16th.</w:t>
+      </w:r>
+    </w:p>
+    <w:p>
+      <w:pPr>
+        <w:pStyle w:val="CSP-ChapterBodyText"/>
+      </w:pPr>
+    </w:p>
+    <w:p>
+      <w:pPr>
+        <w:pStyle w:val="CSP-ChapterBodyText"/>
+      </w:pPr>
+      <w:r>
+        <w:t>Christmas wasn't overly lively, especially among the Chinese students, but the holiday lights are absolutely beautiful. Americans love decorating their houses, trees and streets with countless little lights—it looks amazing at night. On one little street, the neighbors have turned decorating into a tradition, and people from all over Austin drive in just to see the lights, causing traffic jams that stretch for blocks. Christmas over here is just like Chinese New Year back home; everyone heads home to be with family, and almost all the shops and restaurants are closed for the day.</w:t>
+      </w:r>
+    </w:p>
+    <w:p>
+      <w:pPr>
+        <w:pStyle w:val="CSP-ChapterBodyText"/>
+      </w:pPr>
+    </w:p>
+    <w:p>
+      <w:pPr>
+        <w:pStyle w:val="CSP-ChapterBodyText"/>
+      </w:pPr>
+      <w:r>
+        <w:t>A friend of mine originally invited me and a few others to Louisiana to check out the casinos—mostly just to see what they were like. But on Christmas morning, even though we got up at 5:30 a.m., we still missed the bus! So, we changed our plans and went to San Antonio instead. San Antonio is a tourist city, famous for its River Walk. It's a canal lined with restaurants on both sides, and the scenery is gorgeous. It's so picturesque that it actually reminded me of the classical gardens in Suzhou, which really made me homesick.</w:t>
+      </w:r>
+    </w:p>
+    <w:p>
+      <w:pPr>
+        <w:pStyle w:val="CSP-ChapterBodyText"/>
+      </w:pPr>
+    </w:p>
+    <w:p>
+      <w:pPr>
+        <w:pStyle w:val="CSP-ChapterBodyText"/>
+      </w:pPr>
+      <w:r>
+        <w:t xml:space="preserve">Two or three weeks ago, I sent out some credit card applications, and a bunch of them just came through. I got a Citibank Visa, an AT&amp;T MasterCard, and a Discover card. I managed to get approved for all the major ones! My combined credit limit is $2,100, which is more than enough for me. Buying </w:t>
       </w:r>
       <w:r>
         <w:lastRenderedPageBreak/>
-        <w:t>expense. I</w:t>
-      </w:r>
-      <w:r>
-        <w:t>’</w:t>
-      </w:r>
-      <w:r>
-        <w:t>ll probably call every couple of weeks, around noon on the weekends. My phone bills are actually quite low because I keep my calls short, unlike some who can easily talk for twenty or thirty minutes. Mom, don</w:t>
-      </w:r>
-      <w:r>
-        <w:t>’</w:t>
-      </w:r>
-      <w:r>
-        <w:t>t get nervous whenever you are on an international call. It really doesn</w:t>
-      </w:r>
-      <w:r>
-        <w:t>’</w:t>
-      </w:r>
-      <w:r>
-        <w:t>t cost that much. A five-minute call costs about the same as a fast-food meal. Even though money is tight, I can certainly afford to call home, so please don</w:t>
-      </w:r>
-      <w:r>
-        <w:t>’</w:t>
-      </w:r>
-      <w:r>
-        <w:t>t worry about it.</w:t>
-      </w:r>
-    </w:p>
-    <w:p>
-      <w:pPr>
-        <w:pStyle w:val="CSP-ChapterBodyText"/>
-      </w:pPr>
-    </w:p>
-    <w:p>
-      <w:pPr>
-        <w:pStyle w:val="CSP-ChapterBodyText"/>
-      </w:pPr>
-      <w:r>
-        <w:t>Mom, you mentioned in your letter that some articles you</w:t>
-      </w:r>
-      <w:r>
-        <w:t>’</w:t>
-      </w:r>
-      <w:r>
-        <w:t>ve read make America sound terrifying. Honestly, it</w:t>
-      </w:r>
-      <w:r>
-        <w:t>’</w:t>
-      </w:r>
-      <w:r>
-        <w:t>s not like that at all—it really just depends on where you live. Austin is a mid-sized college town, so relatively speaking, it</w:t>
-      </w:r>
-      <w:r>
-        <w:t>’</w:t>
-      </w:r>
-      <w:r>
-        <w:t>s very safe. Don</w:t>
-      </w:r>
-      <w:r>
-        <w:t>’</w:t>
-      </w:r>
-      <w:r>
-        <w:t>t worry, I</w:t>
-      </w:r>
-      <w:r>
-        <w:t>’</w:t>
-      </w:r>
-      <w:r>
-        <w:t>ll keep looking out for myself.</w:t>
-      </w:r>
-    </w:p>
-    <w:p>
-      <w:pPr>
-        <w:pStyle w:val="CSP-ChapterBodyText"/>
-      </w:pPr>
-    </w:p>
-    <w:p>
-      <w:pPr>
-        <w:pStyle w:val="CSP-ChapterBodyText"/>
-      </w:pPr>
-      <w:r>
-        <w:t>I think it</w:t>
-      </w:r>
-      <w:r>
-        <w:t>’</w:t>
-      </w:r>
-      <w:r>
-        <w:t>s wonderful that Mom is retiring next year. It</w:t>
-      </w:r>
-      <w:r>
-        <w:t>’</w:t>
-      </w:r>
-      <w:r>
-        <w:t>ll be a nice relief, and it should be much better for her health. Dad, I took care of that thing you asked me to do. You should be receiving two packages soon—one containing application materials, and the other information from the Mechanical Engineering Department. I hope they get to you soon.</w:t>
-      </w:r>
-    </w:p>
-    <w:p>
-      <w:pPr>
-        <w:pStyle w:val="CSP-ChapterBodyText"/>
-      </w:pPr>
-    </w:p>
-    <w:p>
-      <w:pPr>
-        <w:pStyle w:val="CSP-ChapterBodyText"/>
-      </w:pPr>
-      <w:r>
-        <w:t>It</w:t>
-      </w:r>
-      <w:r>
-        <w:t>’</w:t>
-      </w:r>
-      <w:r>
-        <w:t xml:space="preserve">s such a shame that the Christmas card I sent you never arrived. I must not have put enough postage on it, and it probably got lost in transit somewhere. The card I sent to </w:t>
-      </w:r>
-      <w:r>
-        <w:t>Chun</w:t>
-      </w:r>
-      <w:r>
-        <w:t xml:space="preserve"> might be lost too, so I</w:t>
-      </w:r>
-      <w:r>
-        <w:t>’</w:t>
-      </w:r>
-      <w:r>
-        <w:t>ll write to her later to explain. I gave her a call two days ago, but she wasn</w:t>
-      </w:r>
-      <w:r>
-        <w:t>’</w:t>
-      </w:r>
-      <w:r>
-        <w:t xml:space="preserve">t in her office, so I just left a message with someone. Nothing urgent—just wanted to call and wish her a Happy New Year. Whether you invite </w:t>
-      </w:r>
-      <w:r>
-        <w:t>Chun</w:t>
-      </w:r>
-      <w:r>
-        <w:t xml:space="preserve"> over during the winter break is entirely up to you. I have a feeling she</w:t>
-      </w:r>
-      <w:r>
-        <w:t>’</w:t>
-      </w:r>
-      <w:r>
-        <w:t>ll probably call to wish you a Happy New Year. Things between us aren</w:t>
-      </w:r>
-      <w:r>
-        <w:t>’</w:t>
-      </w:r>
-      <w:r>
-        <w:t>t moving very quick</w:t>
-      </w:r>
-      <w:r>
-        <w:t>l</w:t>
-      </w:r>
-      <w:r>
-        <w:t>y, and I haven</w:t>
-      </w:r>
-      <w:r>
-        <w:t>’</w:t>
-      </w:r>
-      <w:r>
-        <w:t>t been trying hard enough either. I suppose the long distance makes it tough, and I honestly have no idea what the future holds. If she actually manages to get into UT Austin, it would truly be a miracle.</w:t>
-      </w:r>
-    </w:p>
-    <w:p>
-      <w:pPr>
-        <w:pStyle w:val="CSP-ChapterBodyText"/>
-      </w:pPr>
-    </w:p>
-    <w:p>
-      <w:pPr>
-        <w:pStyle w:val="CSP-ChapterBodyText"/>
-      </w:pPr>
+        <w:t>things will be so convenient from now on that I can just use a card. Plus, it's really important to start building up my credit history early.</w:t>
+      </w:r>
+    </w:p>
+    <w:p>
+      <w:pPr>
+        <w:pStyle w:val="CSP-ChapterBodyText"/>
+      </w:pPr>
+    </w:p>
+    <w:p>
+      <w:pPr>
+        <w:pStyle w:val="CSP-ChapterBodyText"/>
+      </w:pPr>
+      <w:r>
+        <w:t>In about two weeks, I'm moving. Coincidentally, our Taiwanese neighbor, Yao-</w:t>
+      </w:r>
+      <w:proofErr w:type="spellStart"/>
+      <w:r>
+        <w:t>zhu</w:t>
+      </w:r>
+      <w:proofErr w:type="spellEnd"/>
+      <w:r>
+        <w:t>, is moving out too because she just bought a mobile home. It's basically a house on wheels. She paid $8,000 for it and told me that it's really nice—two bedrooms, a living room, a kitchen, a bathroom, and it even comes with a washer and dryer. The neighborhood seems nice too. She repeatedly asked me to be her tenant, offering me rent for $200 a month plus half the utilities, which sounded tempting. At the time, though, I was already negotiating with that American student, and rooming with him would run me closer to $330. Compared to that, her mobile home was cheaper and just as nice, so I turned down the American student and told Yao-</w:t>
+      </w:r>
+      <w:proofErr w:type="spellStart"/>
+      <w:r>
+        <w:t>zhu</w:t>
+      </w:r>
+      <w:proofErr w:type="spellEnd"/>
+      <w:r>
+        <w:t xml:space="preserve"> I'd take it. But then a few days later, the guy called back and said he'd lower my share to $300. It left me feeling torn. In the end, I decided to go with him after all, so now I'm actually helping her find another roommate.</w:t>
+      </w:r>
+    </w:p>
+    <w:p>
+      <w:pPr>
+        <w:pStyle w:val="CSP-ChapterBodyText"/>
+      </w:pPr>
+    </w:p>
+    <w:p>
+      <w:pPr>
+        <w:pStyle w:val="CSP-ChapterBodyText"/>
+      </w:pPr>
+      <w:r>
+        <w:t>It's such a shame that the Christmas card I sent you never arrived. I must not have put enough postage on it, and it probably got lost in transit somewhere. The card I sent to Chun might be lost too, so I'll write to her later to explain. I gave her a call two days ago, but she wasn't in her office, so I just left a message with someone. Nothing urgent—just wanted to call and wish her a Happy New Year. Whether you invite Chun over during the winter break is entirely up to you. I have a feeling she'll probably call to wish you a Happy New Year. Things between us aren't moving very quickly, and I haven't been trying hard enough either. I suppose the long distance makes it tough, and I honestly have no idea what the future holds. If she actually manages to get into UT Austin, it would truly be a miracle.</w:t>
+      </w:r>
+    </w:p>
+    <w:p>
+      <w:pPr>
+        <w:pStyle w:val="CSP-ChapterBodyText"/>
+      </w:pPr>
+    </w:p>
+    <w:p>
+      <w:pPr>
+        <w:pStyle w:val="CSP-ChapterBodyText"/>
+      </w:pPr>
+      <w:r>
+        <w:t xml:space="preserve">My handwriting is getting uglier by the second, so I'd better </w:t>
+      </w:r>
       <w:r>
         <w:lastRenderedPageBreak/>
-        <w:t>My handwriting is getting uglier by the second, so I</w:t>
-      </w:r>
-      <w:r>
-        <w:t>’</w:t>
-      </w:r>
-      <w:r>
-        <w:t>d better stop here.</w:t>
+        <w:t>stop here.</w:t>
       </w:r>
     </w:p>
     <w:p>
@@ -7536,13 +7331,20 @@
         <w:pStyle w:val="CSP-ChapterBodyText"/>
       </w:pPr>
       <w:r>
-        <w:t xml:space="preserve">P.S. Dad, your poem has a really unique style to it—I liked it a lot! :-) </w:t>
-      </w:r>
-      <w:r>
-        <w:t xml:space="preserve">  ←</w:t>
-      </w:r>
-      <w:r>
-        <w:t xml:space="preserve"> that is a smiley face</w:t>
+        <w:t>P.S. Dad, your poem has a really unique style to it—I liked it a lot! :-) ← that is a smiley face</w:t>
+      </w:r>
+    </w:p>
+    <w:p>
+      <w:pPr>
+        <w:pStyle w:val="CSP-ChapterBodyText"/>
+      </w:pPr>
+    </w:p>
+    <w:p>
+      <w:pPr>
+        <w:pStyle w:val="CSP-ChapterBodyText"/>
+      </w:pPr>
+      <w:r>
+        <w:t>P.P.S. I actually got my hair cut at a real barbershop this time. It looks like the fine tradition of Chinese students cutting each other's hair has officially been lost!</w:t>
       </w:r>
     </w:p>
     <w:p>
@@ -7565,15 +7367,6 @@
           <w:docGrid w:linePitch="360"/>
         </w:sectPr>
       </w:pPr>
-      <w:r>
-        <w:t>P.P.S. I actually got my hair cut at a real barbershop this time. It looks like the fine tradition of Chinese students cutting each other</w:t>
-      </w:r>
-      <w:r>
-        <w:t>’</w:t>
-      </w:r>
-      <w:r>
-        <w:t>s hair has officially been lost!</w:t>
-      </w:r>
     </w:p>
     <w:p>
       <w:pPr>
@@ -7745,162 +7538,80 @@
         <w:pStyle w:val="CSP-ChapterBodyText"/>
       </w:pPr>
       <w:r>
-        <w:t>Phone: 512</w:t>
-      </w:r>
-      <w:r>
-        <w:t>-</w:t>
-      </w:r>
-      <w:r>
-        <w:t>479-8685</w:t>
-      </w:r>
-    </w:p>
-    <w:p>
-      <w:pPr>
-        <w:pStyle w:val="CSP-ChapterBodyText"/>
-      </w:pPr>
-    </w:p>
-    <w:p>
-      <w:pPr>
-        <w:pStyle w:val="CSP-ChapterBodyText"/>
-      </w:pPr>
-      <w:r>
-        <w:t>I called home yesterday, but unfortunately Mom wasn</w:t>
-      </w:r>
-      <w:r>
-        <w:t>’</w:t>
-      </w:r>
-      <w:r>
-        <w:t>t home because she had to teach a class. I</w:t>
-      </w:r>
-      <w:r>
-        <w:t>’</w:t>
-      </w:r>
-      <w:r>
-        <w:t>ll stick to calling on the weekends from now on; this time was just an exception because I needed to give you my new address.</w:t>
-      </w:r>
-    </w:p>
-    <w:p>
-      <w:pPr>
-        <w:pStyle w:val="CSP-ChapterBodyText"/>
-      </w:pPr>
-    </w:p>
-    <w:p>
-      <w:pPr>
-        <w:pStyle w:val="CSP-ChapterBodyText"/>
-      </w:pPr>
-      <w:r>
-        <w:t>My roommate is American, so if you call, just ask for "Tong" and that</w:t>
-      </w:r>
-      <w:r>
-        <w:t>’</w:t>
-      </w:r>
-      <w:r>
-        <w:t>ll do. If you ask for "Wang Tong," he might not catch on right away since last names come after first names over here. Moving was very easy; my roommate helped me out, and we finished everything in under an hour. I brought my table over to the new place, but the bed was too bulky. Besides, my new room already comes with a queen-size bed, so I ended up giving my old one to our Taiwanese neighbor. My roommate is a few years older than me and is an undergraduate majoring in Radio-Television-Film. He wants to move to Hong Kong someday and is currently planning his own experimental student film—apparently, a Hong Kong-style cop thriller.</w:t>
-      </w:r>
-    </w:p>
-    <w:p>
-      <w:pPr>
-        <w:pStyle w:val="CSP-ChapterBodyText"/>
-      </w:pPr>
-    </w:p>
-    <w:p>
-      <w:pPr>
-        <w:pStyle w:val="CSP-ChapterBodyText"/>
-      </w:pPr>
-      <w:r>
-        <w:t>Winter break is just about over, and classes officially start on the 16th, so things are about to get busy again. Next semester, I</w:t>
-      </w:r>
-      <w:r>
-        <w:t>’</w:t>
-      </w:r>
-      <w:r>
-        <w:t xml:space="preserve">ll be </w:t>
-      </w:r>
-      <w:r>
-        <w:t>TA-ing</w:t>
-      </w:r>
-      <w:r>
-        <w:t xml:space="preserve"> for a C++ course. C++ is a programming language similar to C. The grading workload will probably be a bit heavier, making me busier than the last term, but at least I</w:t>
-      </w:r>
-      <w:r>
-        <w:t>’</w:t>
-      </w:r>
-      <w:r>
-        <w:t>ll get to learn something useful.</w:t>
-      </w:r>
-    </w:p>
-    <w:p>
-      <w:pPr>
-        <w:pStyle w:val="CSP-ChapterBodyText"/>
-      </w:pPr>
-    </w:p>
-    <w:p>
-      <w:pPr>
-        <w:pStyle w:val="CSP-ChapterBodyText"/>
-      </w:pPr>
-      <w:r>
-        <w:t>Yesterday, I spent two hours chatting online with Weihai, typing messages back and forth. Watching the words appear and jump onto the screen in real time felt almost magical—like we were talking face-to-face, even though we were a thousand miles apart. He</w:t>
-      </w:r>
-      <w:r>
-        <w:t>’</w:t>
-      </w:r>
-      <w:r>
-        <w:t>s only been in the U.S. for a few months but already dropped $900 on a used car and gotten his driver</w:t>
-      </w:r>
-      <w:r>
-        <w:t>’</w:t>
-      </w:r>
-      <w:r>
-        <w:t>s license. He and his girlfriend back in China ended up breaking up. He told me he gets really lonely whenever he has nothing to do. His roommate is also American, and he mentioned that every time he fries fish, his roommate jumps out and cries, "Are you trying to kill me?" Needless to say, he doesn</w:t>
-      </w:r>
-      <w:r>
-        <w:t>’</w:t>
-      </w:r>
-      <w:r>
-        <w:t>t eat much fish anymore. He</w:t>
-      </w:r>
-      <w:r>
-        <w:t>’</w:t>
-      </w:r>
-      <w:r>
-        <w:t xml:space="preserve">s decided not to finish his Ph.D. and plans to get his </w:t>
-      </w:r>
-      <w:r>
-        <w:t>m</w:t>
-      </w:r>
-      <w:r>
-        <w:t>aster</w:t>
-      </w:r>
-      <w:r>
-        <w:t>’</w:t>
-      </w:r>
-      <w:r>
-        <w:t xml:space="preserve">s </w:t>
-      </w:r>
-      <w:r>
-        <w:t xml:space="preserve">degree </w:t>
-      </w:r>
-      <w:r>
-        <w:t>and then look for a job.</w:t>
-      </w:r>
-    </w:p>
-    <w:p>
-      <w:pPr>
-        <w:pStyle w:val="CSP-ChapterBodyText"/>
-      </w:pPr>
-    </w:p>
-    <w:p>
-      <w:pPr>
-        <w:pStyle w:val="CSP-ChapterBodyText"/>
-      </w:pPr>
-      <w:r>
-        <w:t>I</w:t>
-      </w:r>
-      <w:r>
-        <w:t>’</w:t>
-      </w:r>
-      <w:r>
-        <w:t>ll wrap things up here. Please give my best to Wang Wei and Xiao Fan!</w:t>
+        <w:t>Phone: 512-479-8685</w:t>
+      </w:r>
+    </w:p>
+    <w:p>
+      <w:pPr>
+        <w:pStyle w:val="CSP-ChapterBodyText"/>
+      </w:pPr>
+    </w:p>
+    <w:p>
+      <w:pPr>
+        <w:pStyle w:val="CSP-ChapterBodyText"/>
+      </w:pPr>
+      <w:r>
+        <w:t>I called home yesterday, but unfortunately Mom wasn't home because she had to teach a class. I'll stick to calling on the weekends from now on; this time was just an exception because I needed to give you my new address.</w:t>
+      </w:r>
+    </w:p>
+    <w:p>
+      <w:pPr>
+        <w:pStyle w:val="CSP-ChapterBodyText"/>
+      </w:pPr>
+    </w:p>
+    <w:p>
+      <w:pPr>
+        <w:pStyle w:val="CSP-ChapterBodyText"/>
+      </w:pPr>
+      <w:r>
+        <w:t>My roommate is American, so when you call, just ask for "Tong" and that'll do. If you ask for "Wang Tong," he might not catch on right away since last names come after first names over here. Moving was very easy; my roommate helped me out, and we finished everything in under an hour. I brought my table over to the new place, but the bed was too bulky. Besides, my new room already comes with a queen-size bed, so I ended up giving my old one to our Taiwanese neighbor. My roommate is a few years older than me and is an undergraduate majoring in Radio-Television-Film. He wants to move to Hong Kong someday and is currently planning his own experimental student film—apparently, a Hong Kong-style cop thriller.</w:t>
+      </w:r>
+    </w:p>
+    <w:p>
+      <w:pPr>
+        <w:pStyle w:val="CSP-ChapterBodyText"/>
+      </w:pPr>
+    </w:p>
+    <w:p>
+      <w:pPr>
+        <w:pStyle w:val="CSP-ChapterBodyText"/>
+      </w:pPr>
+      <w:r>
+        <w:t>Winter break is just about over, and classes officially start on the 16th, so things are about to get busy again. Next semester, I'll be TA-</w:t>
+      </w:r>
+      <w:proofErr w:type="spellStart"/>
+      <w:r>
+        <w:t>ing</w:t>
+      </w:r>
+      <w:proofErr w:type="spellEnd"/>
+      <w:r>
+        <w:t xml:space="preserve"> for a C++ course. C++ is a programming language similar to C. The grading workload will probably be a bit heavier, making me busier than the last term, but at least I'll get to learn something useful.</w:t>
+      </w:r>
+    </w:p>
+    <w:p>
+      <w:pPr>
+        <w:pStyle w:val="CSP-ChapterBodyText"/>
+      </w:pPr>
+    </w:p>
+    <w:p>
+      <w:pPr>
+        <w:pStyle w:val="CSP-ChapterBodyText"/>
+      </w:pPr>
+      <w:r>
+        <w:t>Yesterday, I spent two hours chatting online with Weihai, typing messages back and forth. Watching the words jump onto the screen in real time felt almost magical—like we were talking face-to-face, even though we were a thousand miles apart. He's only been in the U.S. for a few months but already dropped $900 on a used car and gotten his driver's license. He and his girlfriend back in China ended up breaking up. He told me he gets really lonely whenever he has nothing to do. His roommate is also American, and he mentioned that every time he fries fish, his roommate jumps out and cries, "Are you trying to kill me?" Needless to say, he doesn't eat much fish anymore. He's decided not to finish his Ph.D. and plans to get his master's degree and then look for a job.</w:t>
+      </w:r>
+    </w:p>
+    <w:p>
+      <w:pPr>
+        <w:pStyle w:val="CSP-ChapterBodyText"/>
+      </w:pPr>
+    </w:p>
+    <w:p>
+      <w:pPr>
+        <w:pStyle w:val="CSP-ChapterBodyText"/>
+      </w:pPr>
+      <w:r>
+        <w:t>I'll wrap things up here. Please give my best to Wang Wei and Xiao Fan!</w:t>
       </w:r>
     </w:p>
     <w:p>
@@ -7922,6 +7633,19 @@
       </w:pPr>
       <w:r>
         <w:t>01/12/96</w:t>
+      </w:r>
+    </w:p>
+    <w:p>
+      <w:pPr>
+        <w:pStyle w:val="CSP-ChapterBodyText"/>
+      </w:pPr>
+    </w:p>
+    <w:p>
+      <w:pPr>
+        <w:pStyle w:val="CSP-ChapterBodyText"/>
+      </w:pPr>
+      <w:r>
+        <w:t>P.S. Even though money is a little tight, I'm doing just fine and have everything I need. Please don't try to save every penny because of me. Taking good care of yourselves is what matters most!</w:t>
       </w:r>
     </w:p>
     <w:p>
@@ -7944,21 +7668,6 @@
           <w:docGrid w:linePitch="360"/>
         </w:sectPr>
       </w:pPr>
-      <w:r>
-        <w:t>P.S. Even though money is a little tight, I</w:t>
-      </w:r>
-      <w:r>
-        <w:t>’</w:t>
-      </w:r>
-      <w:r>
-        <w:t>m doing just fine and have everything I need. Please don</w:t>
-      </w:r>
-      <w:r>
-        <w:t>’</w:t>
-      </w:r>
-      <w:r>
-        <w:t>t try to save every penny because of me. Taking good care of yourselves is what matters most!</w:t>
-      </w:r>
     </w:p>
     <w:p>
       <w:pPr>
@@ -9055,13 +8764,21 @@
         <w:pStyle w:val="CSP-ChapterBodyText"/>
       </w:pPr>
       <w:r>
-        <w:t>I received your letter dated March 16th. I also got your phone call the day before yesterday and was so relieved to hear that Mom</w:t>
-      </w:r>
-      <w:r>
-        <w:t>’</w:t>
-      </w:r>
-      <w:r>
-        <w:t>s wrist is much better now.</w:t>
+        <w:t xml:space="preserve">I received your letter dated March 16th. I also got your phone call the day before yesterday and was so relieved to hear that </w:t>
+      </w:r>
+      <w:proofErr w:type="gramStart"/>
+      <w:r>
+        <w:t>Mom</w:t>
+      </w:r>
+      <w:r>
+        <w:t>’</w:t>
+      </w:r>
+      <w:r>
+        <w:t>s</w:t>
+      </w:r>
+      <w:proofErr w:type="gramEnd"/>
+      <w:r>
+        <w:t xml:space="preserve"> wrist is much better now.</w:t>
       </w:r>
     </w:p>
     <w:p>
@@ -9279,8 +8996,13 @@
         <w:t xml:space="preserve">ll probably just have to register for one class and continue working as a TA. While </w:t>
       </w:r>
       <w:r>
-        <w:t>TA-ing</w:t>
-      </w:r>
+        <w:t>TA-</w:t>
+      </w:r>
+      <w:proofErr w:type="spellStart"/>
+      <w:r>
+        <w:t>ing</w:t>
+      </w:r>
+      <w:proofErr w:type="spellEnd"/>
       <w:r>
         <w:t xml:space="preserve"> provides some income, taking a class means paying tuition and fees, and I</w:t>
       </w:r>
@@ -10472,13 +10194,21 @@
         <w:pStyle w:val="CSP-ChapterBodyText"/>
       </w:pPr>
       <w:r>
-        <w:t>This morning, Jim drove me to Wei Jin</w:t>
-      </w:r>
-      <w:r>
-        <w:t>’</w:t>
-      </w:r>
-      <w:r>
-        <w:t>s place for lunch and didn</w:t>
+        <w:t xml:space="preserve">This morning, Jim drove me to Wei </w:t>
+      </w:r>
+      <w:proofErr w:type="spellStart"/>
+      <w:r>
+        <w:t>Jin</w:t>
+      </w:r>
+      <w:r>
+        <w:t>’</w:t>
+      </w:r>
+      <w:r>
+        <w:t>s</w:t>
+      </w:r>
+      <w:proofErr w:type="spellEnd"/>
+      <w:r>
+        <w:t xml:space="preserve"> place for lunch and didn</w:t>
       </w:r>
       <w:r>
         <w:t>’</w:t>
@@ -10750,13 +10480,21 @@
         <w:t>’</w:t>
       </w:r>
       <w:r>
-        <w:t>m so excited to hear that Dad</w:t>
-      </w:r>
-      <w:r>
-        <w:t>’</w:t>
-      </w:r>
-      <w:r>
-        <w:t>s turbine design turned out so well! Is there any chance it can be manufactured or patented?</w:t>
+        <w:t xml:space="preserve">m so excited to hear that </w:t>
+      </w:r>
+      <w:proofErr w:type="gramStart"/>
+      <w:r>
+        <w:t>Dad</w:t>
+      </w:r>
+      <w:r>
+        <w:t>’</w:t>
+      </w:r>
+      <w:r>
+        <w:t>s</w:t>
+      </w:r>
+      <w:proofErr w:type="gramEnd"/>
+      <w:r>
+        <w:t xml:space="preserve"> turbine design turned out so well! Is there any chance it can be manufactured or patented?</w:t>
       </w:r>
     </w:p>
     <w:p>
@@ -10822,13 +10560,21 @@
         <w:pStyle w:val="CSP-ChapterBodyText"/>
       </w:pPr>
       <w:r>
-        <w:t>P.S. I pulled off straight A</w:t>
-      </w:r>
-      <w:r>
-        <w:t>’</w:t>
-      </w:r>
-      <w:r>
-        <w:t>s in my three classes again this semester.</w:t>
+        <w:t xml:space="preserve">P.S. I pulled off straight </w:t>
+      </w:r>
+      <w:proofErr w:type="gramStart"/>
+      <w:r>
+        <w:t>A</w:t>
+      </w:r>
+      <w:r>
+        <w:t>’</w:t>
+      </w:r>
+      <w:r>
+        <w:t>s</w:t>
+      </w:r>
+      <w:proofErr w:type="gramEnd"/>
+      <w:r>
+        <w:t xml:space="preserve"> in my three classes again this semester.</w:t>
       </w:r>
     </w:p>
     <w:p>
@@ -11122,7 +10868,15 @@
         <w:t>’</w:t>
       </w:r>
       <w:r>
-        <w:t xml:space="preserve">s $761. So you can see they hit you pretty hard with taxes here. </w:t>
+        <w:t xml:space="preserve">s $761. </w:t>
+      </w:r>
+      <w:proofErr w:type="gramStart"/>
+      <w:r>
+        <w:t>So</w:t>
+      </w:r>
+      <w:proofErr w:type="gramEnd"/>
+      <w:r>
+        <w:t xml:space="preserve"> you can see they hit you pretty hard with taxes here. </w:t>
       </w:r>
       <w:r>
         <w:lastRenderedPageBreak/>
@@ -11207,13 +10961,21 @@
         <w:t>’</w:t>
       </w:r>
       <w:r>
-        <w:t>m so happy to hear that Dad</w:t>
-      </w:r>
-      <w:r>
-        <w:t>’</w:t>
-      </w:r>
-      <w:r>
-        <w:t>s wind turbine design turned out so well. Keep up the great work! But please make sure to get some rest too. It</w:t>
+        <w:t xml:space="preserve">m so happy to hear that </w:t>
+      </w:r>
+      <w:proofErr w:type="gramStart"/>
+      <w:r>
+        <w:t>Dad</w:t>
+      </w:r>
+      <w:r>
+        <w:t>’</w:t>
+      </w:r>
+      <w:r>
+        <w:t>s</w:t>
+      </w:r>
+      <w:proofErr w:type="gramEnd"/>
+      <w:r>
+        <w:t xml:space="preserve"> wind turbine design turned out so well. Keep up the great work! But please make sure to get some rest too. It</w:t>
       </w:r>
       <w:r>
         <w:t>’</w:t>
@@ -11256,7 +11018,15 @@
         <w:t>’</w:t>
       </w:r>
       <w:r>
-        <w:t>ll stop here. Give my best to Wang Wei, Xiao Fan, and little Yueyue.</w:t>
+        <w:t xml:space="preserve">ll stop here. Give my best to Wang Wei, Xiao Fan, and little </w:t>
+      </w:r>
+      <w:proofErr w:type="spellStart"/>
+      <w:r>
+        <w:t>Yueyue</w:t>
+      </w:r>
+      <w:proofErr w:type="spellEnd"/>
+      <w:r>
+        <w:t>.</w:t>
       </w:r>
     </w:p>
     <w:p>
@@ -11590,7 +11360,15 @@
         <w:t>’</w:t>
       </w:r>
       <w:r>
-        <w:t>s degrees over Ph.D.s.</w:t>
+        <w:t xml:space="preserve">s degrees over </w:t>
+      </w:r>
+      <w:proofErr w:type="spellStart"/>
+      <w:r>
+        <w:t>Ph.D.s</w:t>
+      </w:r>
+      <w:proofErr w:type="spellEnd"/>
+      <w:r>
+        <w:t>.</w:t>
       </w:r>
       <w:r>
         <w:t xml:space="preserve"> In other words, getting a Ph.D. often </w:t>
@@ -13168,7 +12946,15 @@
         <w:pStyle w:val="CSP-ChapterBodyText"/>
       </w:pPr>
       <w:r>
-        <w:t>I see that Mom has officially retired! I can hardly believe how quickly that happened. It</w:t>
+        <w:t xml:space="preserve">I see that </w:t>
+      </w:r>
+      <w:proofErr w:type="gramStart"/>
+      <w:r>
+        <w:t>Mom</w:t>
+      </w:r>
+      <w:proofErr w:type="gramEnd"/>
+      <w:r>
+        <w:t xml:space="preserve"> has officially retired! I can hardly believe how quickly that happened. It</w:t>
       </w:r>
       <w:r>
         <w:t>’</w:t>
@@ -13330,7 +13116,15 @@
         <w:t>’</w:t>
       </w:r>
       <w:r>
-        <w:t>ll also be moving in mid-December and renting a room from my Taiwanese friend Yao-zhu. She</w:t>
+        <w:t>ll also be moving in mid-December and renting a room from my Taiwanese friend Yao-</w:t>
+      </w:r>
+      <w:proofErr w:type="spellStart"/>
+      <w:r>
+        <w:t>zhu</w:t>
+      </w:r>
+      <w:proofErr w:type="spellEnd"/>
+      <w:r>
+        <w:t>. She</w:t>
       </w:r>
       <w:r>
         <w:t>’</w:t>
@@ -13389,7 +13183,15 @@
         <w:t>’</w:t>
       </w:r>
       <w:r>
-        <w:t>ve only practiced three times. My first two driving lessons were with Yao-zhu, and Robin taught me once as well. I can handle the basics fine, but obviously, I still need a lot more practice. I</w:t>
+        <w:t>ve only practiced three times. My first two driving lessons were with Yao-</w:t>
+      </w:r>
+      <w:proofErr w:type="spellStart"/>
+      <w:r>
+        <w:t>zhu</w:t>
+      </w:r>
+      <w:proofErr w:type="spellEnd"/>
+      <w:r>
+        <w:t>, and Robin taught me once as well. I can handle the basics fine, but obviously, I still need a lot more practice. I</w:t>
       </w:r>
       <w:r>
         <w:t>’</w:t>
@@ -13783,7 +13585,15 @@
         <w:t>’</w:t>
       </w:r>
       <w:r>
-        <w:t>ve already been in the States for a year and four months. All things considered, it</w:t>
+        <w:t xml:space="preserve">ve already been in the States for a year and four months. All things </w:t>
+      </w:r>
+      <w:proofErr w:type="gramStart"/>
+      <w:r>
+        <w:t>considered,</w:t>
+      </w:r>
+      <w:proofErr w:type="gramEnd"/>
+      <w:r>
+        <w:t xml:space="preserve"> it</w:t>
       </w:r>
       <w:r>
         <w:t>’</w:t>
@@ -13851,8 +13661,21 @@
         <w:t>’</w:t>
       </w:r>
       <w:r>
-        <w:t>s on-site interview in New York, my classmate Xun came along with me, but unfortunately</w:t>
-      </w:r>
+        <w:t xml:space="preserve">s on-site interview in New York, my classmate </w:t>
+      </w:r>
+      <w:proofErr w:type="spellStart"/>
+      <w:r>
+        <w:t>Xun</w:t>
+      </w:r>
+      <w:proofErr w:type="spellEnd"/>
+      <w:r>
+        <w:t xml:space="preserve"> came along with me, but </w:t>
+      </w:r>
+      <w:proofErr w:type="gramStart"/>
+      <w:r>
+        <w:t>unfortunately</w:t>
+      </w:r>
+      <w:proofErr w:type="gramEnd"/>
       <w:r>
         <w:t xml:space="preserve"> </w:t>
       </w:r>
@@ -13886,7 +13709,15 @@
         <w:pStyle w:val="CSP-ChapterBodyText"/>
       </w:pPr>
       <w:r>
-        <w:t>The interview wrapped up around noon, and afterward, Xun and I took a cab down to Manhattan</w:t>
+        <w:t xml:space="preserve">The interview wrapped up around noon, and afterward, </w:t>
+      </w:r>
+      <w:proofErr w:type="spellStart"/>
+      <w:r>
+        <w:t>Xun</w:t>
+      </w:r>
+      <w:proofErr w:type="spellEnd"/>
+      <w:r>
+        <w:t xml:space="preserve"> and I took a cab down to Manhattan</w:t>
       </w:r>
       <w:r>
         <w:t>’</w:t>
@@ -13898,7 +13729,15 @@
         <w:t>’</w:t>
       </w:r>
       <w:r>
-        <w:t>t have much besides Chinese restaurants—some of them quite large—as well as a few grocery stores. There are street vendors along the sidewalks, and the streets were packed with Chinese people. It felt like walking down Wangfujing in Beijing, except almost everyone was speaking Cantonese</w:t>
+        <w:t xml:space="preserve">t have much besides Chinese restaurants—some of them quite large—as well as a few grocery stores. There are street vendors along the sidewalks, and the streets were packed with Chinese people. It felt like walking down </w:t>
+      </w:r>
+      <w:proofErr w:type="spellStart"/>
+      <w:r>
+        <w:t>Wangfujing</w:t>
+      </w:r>
+      <w:proofErr w:type="spellEnd"/>
+      <w:r>
+        <w:t xml:space="preserve"> in Beijing, except almost everyone was speaking Cantonese</w:t>
       </w:r>
       <w:r>
         <w:rPr>
@@ -14566,13 +14405,21 @@
         <w:t>’</w:t>
       </w:r>
       <w:r>
-        <w:t>m sorry to hear that Mom</w:t>
-      </w:r>
-      <w:r>
-        <w:t>’</w:t>
-      </w:r>
-      <w:r>
-        <w:t>s trip to Chongming wasn</w:t>
+        <w:t xml:space="preserve">m sorry to hear that </w:t>
+      </w:r>
+      <w:proofErr w:type="gramStart"/>
+      <w:r>
+        <w:t>Mom</w:t>
+      </w:r>
+      <w:r>
+        <w:t>’</w:t>
+      </w:r>
+      <w:r>
+        <w:t>s</w:t>
+      </w:r>
+      <w:proofErr w:type="gramEnd"/>
+      <w:r>
+        <w:t xml:space="preserve"> trip to Chongming wasn</w:t>
       </w:r>
       <w:r>
         <w:t>’</w:t>
@@ -14730,7 +14577,18 @@
         <w:pStyle w:val="CSP-ChapterBodyText"/>
       </w:pPr>
       <w:r>
-        <w:t>Telephone: 512-476-6770</w:t>
+        <w:t>U.S.A.</w:t>
+      </w:r>
+    </w:p>
+    <w:p>
+      <w:pPr>
+        <w:pStyle w:val="CSP-ChapterBodyText"/>
+      </w:pPr>
+      <w:r>
+        <w:t>P</w:t>
+      </w:r>
+      <w:r>
+        <w:t>hone: 512-476-6770</w:t>
       </w:r>
     </w:p>
     <w:p>
@@ -14792,7 +14650,15 @@
         <w:t>’</w:t>
       </w:r>
       <w:r>
-        <w:t>ll persuade Xun to drive with me.</w:t>
+        <w:t xml:space="preserve">ll persuade </w:t>
+      </w:r>
+      <w:proofErr w:type="spellStart"/>
+      <w:r>
+        <w:t>Xun</w:t>
+      </w:r>
+      <w:proofErr w:type="spellEnd"/>
+      <w:r>
+        <w:t xml:space="preserve"> to drive with me.</w:t>
       </w:r>
       <w:r>
         <w:rPr>
@@ -14801,7 +14667,15 @@
         <w:footnoteReference w:id="31"/>
       </w:r>
       <w:r>
-        <w:t xml:space="preserve"> Xun has accepted a job in Washington, D.C., which isn</w:t>
+        <w:t xml:space="preserve"> </w:t>
+      </w:r>
+      <w:proofErr w:type="spellStart"/>
+      <w:r>
+        <w:t>Xun</w:t>
+      </w:r>
+      <w:proofErr w:type="spellEnd"/>
+      <w:r>
+        <w:t xml:space="preserve"> has accepted a job in Washington, D.C., which isn</w:t>
       </w:r>
       <w:r>
         <w:t>’</w:t>
@@ -14844,7 +14718,15 @@
         <w:t>’</w:t>
       </w:r>
       <w:r>
-        <w:t>m planning to live in Edison, New Jersey, where Wei Jin lives. I also have an old college classmate from Shanghai who works in the city but lives there as well. A one-bedroom apartment rents for about $650 to $700 a month, which isn</w:t>
+        <w:t xml:space="preserve">m planning to live in Edison, New Jersey, where Wei </w:t>
+      </w:r>
+      <w:proofErr w:type="spellStart"/>
+      <w:r>
+        <w:t>Jin</w:t>
+      </w:r>
+      <w:proofErr w:type="spellEnd"/>
+      <w:r>
+        <w:t xml:space="preserve"> lives. I also have an old college classmate from Shanghai who works in the city but lives there as well. A one-bedroom apartment rents for about $650 to $700 a month, which isn</w:t>
       </w:r>
       <w:r>
         <w:t>’</w:t>
@@ -14869,17 +14751,17 @@
         <w:t>’</w:t>
       </w:r>
       <w:r>
-        <w:t>ll have to commute every day. The train ride takes about forty minutes each way, and a monthly train pass costs around $170. I</w:t>
-      </w:r>
-      <w:r>
-        <w:t>’</w:t>
-      </w:r>
-      <w:r>
-        <w:t xml:space="preserve">d also have to drive </w:t>
+        <w:t xml:space="preserve">ll have to commute every day. The train ride takes about forty minutes each way, and a </w:t>
       </w:r>
       <w:r>
         <w:lastRenderedPageBreak/>
-        <w:t>about ten minutes to the train station, where parking costs another $40 a month. Even so, Edison has a lot going for it. It</w:t>
+        <w:t>monthly train pass costs around $170. I</w:t>
+      </w:r>
+      <w:r>
+        <w:t>’</w:t>
+      </w:r>
+      <w:r>
+        <w:t>d also have to drive about ten minutes to the train station, where parking costs another $40 a month. Even so, Edison has a lot going for it. It</w:t>
       </w:r>
       <w:r>
         <w:t>’</w:t>
@@ -14891,7 +14773,15 @@
         <w:t>’</w:t>
       </w:r>
       <w:r>
-        <w:t>ve already been in touch with Wei Jin, and he</w:t>
+        <w:t xml:space="preserve">ve already been in touch with Wei </w:t>
+      </w:r>
+      <w:proofErr w:type="spellStart"/>
+      <w:r>
+        <w:t>Jin</w:t>
+      </w:r>
+      <w:proofErr w:type="spellEnd"/>
+      <w:r>
+        <w:t>, and he</w:t>
       </w:r>
       <w:r>
         <w:t>’</w:t>
@@ -14922,8 +14812,13 @@
       <w:pPr>
         <w:pStyle w:val="CSP-ChapterBodyText"/>
       </w:pPr>
-      <w:r>
-        <w:t>Haiqing came to Austin a few days ago for an interview, hoping to find a summer job. He</w:t>
+      <w:proofErr w:type="spellStart"/>
+      <w:r>
+        <w:t>Haiqing</w:t>
+      </w:r>
+      <w:proofErr w:type="spellEnd"/>
+      <w:r>
+        <w:t xml:space="preserve"> came to Austin a few days ago for an interview, hoping to find a summer job. He</w:t>
       </w:r>
       <w:r>
         <w:t>’</w:t>
@@ -15373,7 +15268,15 @@
         <w:pStyle w:val="CSP-ChapterBodyText"/>
       </w:pPr>
       <w:r>
-        <w:t>This year, Morgan Stanley hired about 240 associates from 31 universities and divided us among nine different divisions. I</w:t>
+        <w:t xml:space="preserve">This year, Morgan Stanley hired about 240 associates from 31 universities and divided </w:t>
+      </w:r>
+      <w:proofErr w:type="spellStart"/>
+      <w:r>
+        <w:t>us</w:t>
+      </w:r>
+      <w:proofErr w:type="spellEnd"/>
+      <w:r>
+        <w:t xml:space="preserve"> among nine different divisions. I</w:t>
       </w:r>
       <w:r>
         <w:t>’</w:t>
@@ -15423,7 +15326,15 @@
         <w:t>’</w:t>
       </w:r>
       <w:r>
-        <w:t>m going to hang out in Austin for another month or so, mostly to wait for Xun so we can drive up north together. Besides, there</w:t>
+        <w:t xml:space="preserve">m going to hang out in Austin for another month or so, mostly to wait for </w:t>
+      </w:r>
+      <w:proofErr w:type="spellStart"/>
+      <w:r>
+        <w:t>Xun</w:t>
+      </w:r>
+      <w:proofErr w:type="spellEnd"/>
+      <w:r>
+        <w:t xml:space="preserve"> so we can drive up north together. Besides, there</w:t>
       </w:r>
       <w:r>
         <w:t>’</w:t>
@@ -15727,7 +15638,15 @@
         <w:pStyle w:val="CSP-ChapterBodyText"/>
       </w:pPr>
       <w:r>
-        <w:t>Wei Jin has already helped me find an apartment in Edison, New Jersey. It</w:t>
+        <w:t xml:space="preserve">Wei </w:t>
+      </w:r>
+      <w:proofErr w:type="spellStart"/>
+      <w:r>
+        <w:t>Jin</w:t>
+      </w:r>
+      <w:proofErr w:type="spellEnd"/>
+      <w:r>
+        <w:t xml:space="preserve"> has already helped me find an apartment in Edison, New Jersey. It</w:t>
       </w:r>
       <w:r>
         <w:t>’</w:t>
@@ -15776,13 +15695,21 @@
         <w:t>’</w:t>
       </w:r>
       <w:r>
-        <w:t>ll crash at Wei Jin</w:t>
-      </w:r>
-      <w:r>
-        <w:t>’</w:t>
-      </w:r>
-      <w:r>
-        <w:t>s place until then. I also have submitted a "leave of absence" request to the department to officially pause my studies for a year. If it gets approved, I could theoretically come back and register for classes a year from now without having to re-apply for admission. Realistically, though, I doubt I</w:t>
+        <w:t xml:space="preserve">ll crash at Wei </w:t>
+      </w:r>
+      <w:proofErr w:type="spellStart"/>
+      <w:r>
+        <w:t>Jin</w:t>
+      </w:r>
+      <w:r>
+        <w:t>’</w:t>
+      </w:r>
+      <w:r>
+        <w:t>s</w:t>
+      </w:r>
+      <w:proofErr w:type="spellEnd"/>
+      <w:r>
+        <w:t xml:space="preserve"> place until then. I also have submitted a "leave of absence" request to the department to officially pause my studies for a year. If it gets approved, I could theoretically come back and register for classes a year from now without having to re-apply for admission. Realistically, though, I doubt I</w:t>
       </w:r>
       <w:r>
         <w:t>’</w:t>
@@ -16052,7 +15979,15 @@
         <w:pStyle w:val="CSP-ChapterBodyText"/>
       </w:pPr>
       <w:r>
-        <w:t>8 Koster Blvd. Apt. 3A</w:t>
+        <w:t xml:space="preserve">8 </w:t>
+      </w:r>
+      <w:proofErr w:type="spellStart"/>
+      <w:r>
+        <w:t>Koster</w:t>
+      </w:r>
+      <w:proofErr w:type="spellEnd"/>
+      <w:r>
+        <w:t xml:space="preserve"> Blvd. Apt. 3A</w:t>
       </w:r>
     </w:p>
     <w:p>
@@ -16076,7 +16011,10 @@
         <w:pStyle w:val="CSP-ChapterBodyText"/>
       </w:pPr>
       <w:r>
-        <w:t>Telephone: 908-906-2487</w:t>
+        <w:t>P</w:t>
+      </w:r>
+      <w:r>
+        <w:t>hone: 908-906-2487</w:t>
       </w:r>
     </w:p>
     <w:p>
@@ -16108,7 +16046,23 @@
         <w:t>’</w:t>
       </w:r>
       <w:r>
-        <w:t>s Independence Day. My friend Xun suddenly backed out a few days before the trip, but luckily I found another classmate who wanted to tag along, do some sightseeing, and meet up with her friends in New York. Her name is Emma. The drive took seven days in total, but we didn</w:t>
+        <w:t xml:space="preserve">s Independence Day. My friend </w:t>
+      </w:r>
+      <w:proofErr w:type="spellStart"/>
+      <w:r>
+        <w:t>Xun</w:t>
+      </w:r>
+      <w:proofErr w:type="spellEnd"/>
+      <w:r>
+        <w:t xml:space="preserve"> suddenly backed out a few days before the trip, but </w:t>
+      </w:r>
+      <w:proofErr w:type="gramStart"/>
+      <w:r>
+        <w:t>luckily</w:t>
+      </w:r>
+      <w:proofErr w:type="gramEnd"/>
+      <w:r>
+        <w:t xml:space="preserve"> I found another classmate who wanted to tag along, do some sightseeing, and meet up with her friends in New York. Her name is Emma. The drive took seven days in total, but we didn</w:t>
       </w:r>
       <w:r>
         <w:t>’</w:t>
@@ -16124,26 +16078,42 @@
         <w:t>’</w:t>
       </w:r>
       <w:r>
-        <w:t xml:space="preserve">t give me any trouble at all during the entire trip, which clocked in at about 2,500 miles. I drove roughly two-thirds of the distance. I stayed in touch with Wei Jin along the way. I am really thankful that he put a great deal of effort into helping me with housing arrangements. </w:t>
-      </w:r>
-    </w:p>
-    <w:p>
-      <w:pPr>
-        <w:pStyle w:val="CSP-ChapterBodyText"/>
-      </w:pPr>
-    </w:p>
-    <w:p>
-      <w:pPr>
-        <w:pStyle w:val="CSP-ChapterBodyText"/>
-      </w:pPr>
-      <w:r>
-        <w:t>I finally arrived in New Jersey on the night of July 11th and stayed at Wei Jin</w:t>
-      </w:r>
-      <w:r>
-        <w:t>’</w:t>
-      </w:r>
-      <w:r>
-        <w:t>s place for three nights before picking up the keys to my apartment on the afternoon of the 14th. Since I moved in, I</w:t>
+        <w:t xml:space="preserve">t give me any trouble at all during the entire trip, which clocked in at about 2,500 miles. I drove roughly two-thirds of the distance. I stayed in touch with Wei </w:t>
+      </w:r>
+      <w:proofErr w:type="spellStart"/>
+      <w:r>
+        <w:t>Jin</w:t>
+      </w:r>
+      <w:proofErr w:type="spellEnd"/>
+      <w:r>
+        <w:t xml:space="preserve"> along the way. I am really thankful that he put a great deal of effort into helping me with housing arrangements. </w:t>
+      </w:r>
+    </w:p>
+    <w:p>
+      <w:pPr>
+        <w:pStyle w:val="CSP-ChapterBodyText"/>
+      </w:pPr>
+    </w:p>
+    <w:p>
+      <w:pPr>
+        <w:pStyle w:val="CSP-ChapterBodyText"/>
+      </w:pPr>
+      <w:r>
+        <w:t xml:space="preserve">I finally arrived in New Jersey on the night of July 11th and stayed at Wei </w:t>
+      </w:r>
+      <w:proofErr w:type="spellStart"/>
+      <w:r>
+        <w:t>Jin</w:t>
+      </w:r>
+      <w:r>
+        <w:t>’</w:t>
+      </w:r>
+      <w:r>
+        <w:t>s</w:t>
+      </w:r>
+      <w:proofErr w:type="spellEnd"/>
+      <w:r>
+        <w:t xml:space="preserve"> place for three nights before picking up the keys to my apartment on the afternoon of the 14th. Since I moved in, I</w:t>
       </w:r>
       <w:r>
         <w:t>’</w:t>
@@ -16564,7 +16534,15 @@
         <w:t>’</w:t>
       </w:r>
       <w:r>
-        <w:t>t you show her the way?” He asked. Now, that was an excellent suggestion, except for one small problem: I had absolutely no idea where Dobie Center was. So I said, "Sure!"</w:t>
+        <w:t xml:space="preserve">t you show her the way?” He asked. Now, that was an excellent suggestion, except for one small problem: I had absolutely no idea where Dobie Center was. </w:t>
+      </w:r>
+      <w:proofErr w:type="gramStart"/>
+      <w:r>
+        <w:t>So</w:t>
+      </w:r>
+      <w:proofErr w:type="gramEnd"/>
+      <w:r>
+        <w:t xml:space="preserve"> I said, "Sure!"</w:t>
       </w:r>
     </w:p>
     <w:p>
@@ -18620,6 +18598,7 @@
       <w:r>
         <w:t xml:space="preserve">The midday nap, known in Chinese as </w:t>
       </w:r>
+      <w:proofErr w:type="spellStart"/>
       <w:r>
         <w:rPr>
           <w:i/>
@@ -18627,6 +18606,7 @@
         </w:rPr>
         <w:t>wujiao</w:t>
       </w:r>
+      <w:proofErr w:type="spellEnd"/>
       <w:r>
         <w:t>, is a deeply ingrained cultural tradition. In most schools, offices, and factories, lunch is followed by a quiet period that allows people to take a short nap. Napping in China has traditionally been seen as beneficial to health and productivity.</w:t>
       </w:r>
@@ -18873,6 +18853,7 @@
       <w:r>
         <w:t xml:space="preserve"> or </w:t>
       </w:r>
+      <w:proofErr w:type="spellStart"/>
       <w:r>
         <w:rPr>
           <w:i/>
@@ -18880,6 +18861,7 @@
         </w:rPr>
         <w:t>yuanxiao</w:t>
       </w:r>
+      <w:proofErr w:type="spellEnd"/>
       <w:r>
         <w:t>, whose round shape represents family togetherness and completeness.</w:t>
       </w:r>
@@ -19775,7 +19757,6 @@
   <w:style w:type="character" w:default="1" w:styleId="DefaultParagraphFont">
     <w:name w:val="Default Paragraph Font"/>
     <w:uiPriority w:val="1"/>
-    <w:semiHidden/>
     <w:unhideWhenUsed/>
   </w:style>
   <w:style w:type="table" w:default="1" w:styleId="TableNormal">

--- a/letters_from_usa/book.docx
+++ b/letters_from_usa/book.docx
@@ -7123,58 +7123,166 @@
         <w:pStyle w:val="CSP-ChapterBodyText"/>
       </w:pPr>
       <w:r>
-        <w:t>I received both of your letters, dated December 5th and 17th. I think it's wonderful that Mom is retiring next year. It'll be such a relief, and it should be much better for your health. Dad, I took care of that thing you asked me to do. You should be receiving two packages soon—one containing application materials, and the other information from the Mechanical Engineering Department. I hope they get to you soon.</w:t>
-      </w:r>
-    </w:p>
-    <w:p>
-      <w:pPr>
-        <w:pStyle w:val="CSP-ChapterBodyText"/>
-      </w:pPr>
-    </w:p>
-    <w:p>
-      <w:pPr>
-        <w:pStyle w:val="CSP-ChapterBodyText"/>
-      </w:pPr>
-      <w:r>
-        <w:t>Mom, you mentioned in the letter that some articles you've read make America sound terrifying. Honestly, that’s not been my experience at all—it really just depends on where you live. Austin is a mid-sized college town, and relatively speaking, it's very safe. Don't worry, I'll keep looking out for myself.</w:t>
-      </w:r>
-    </w:p>
-    <w:p>
-      <w:pPr>
-        <w:pStyle w:val="CSP-ChapterBodyText"/>
-      </w:pPr>
-    </w:p>
-    <w:p>
-      <w:pPr>
-        <w:pStyle w:val="CSP-ChapterBodyText"/>
-      </w:pPr>
-      <w:r>
-        <w:t>From now on, I'll be the one calling home to save you the expense. I'll probably call every couple of weeks, around noon on weekends. My phone bills are actually quite low because I keep my calls short, unlike some who can easily talk for twenty or thirty minutes. Mom, don't get nervous whenever you are on an international call. It really doesn't cost that much. A five-minute call costs about the same as a fast-food meal. Even though money is tight, I can certainly afford to call home, so please don't worry about it.</w:t>
-      </w:r>
-    </w:p>
-    <w:p>
-      <w:pPr>
-        <w:pStyle w:val="CSP-ChapterBodyText"/>
-      </w:pPr>
-    </w:p>
-    <w:p>
-      <w:pPr>
-        <w:pStyle w:val="CSP-ChapterBodyText"/>
-      </w:pPr>
-      <w:r>
-        <w:t xml:space="preserve">Winter break started about ten days ago. Since then, things have been pretty relaxed. When I'm not doing anything, I just watch </w:t>
+        <w:t>I received both of your letters, dated December 5th and 17th. I think it</w:t>
+      </w:r>
+      <w:r>
+        <w:t>’</w:t>
+      </w:r>
+      <w:r>
+        <w:t>s wonderful that Mom is retiring next year. It</w:t>
+      </w:r>
+      <w:r>
+        <w:t>’</w:t>
+      </w:r>
+      <w:r>
+        <w:t>ll be such a relief, and it should be much better for your health. Dad, I took care of that thing you asked me to do. You should be receiving two packages soon—one containing application materials, and the other information from the Mechanical Engineering Department. I hope they get to you soon.</w:t>
+      </w:r>
+    </w:p>
+    <w:p>
+      <w:pPr>
+        <w:pStyle w:val="CSP-ChapterBodyText"/>
+      </w:pPr>
+    </w:p>
+    <w:p>
+      <w:pPr>
+        <w:pStyle w:val="CSP-ChapterBodyText"/>
+      </w:pPr>
+      <w:r>
+        <w:t>Mom, you mentioned in the letter that some articles you</w:t>
+      </w:r>
+      <w:r>
+        <w:t>’</w:t>
+      </w:r>
+      <w:r>
+        <w:t>ve read make America sound terrifying. Honestly, that</w:t>
+      </w:r>
+      <w:r>
+        <w:t>’</w:t>
+      </w:r>
+      <w:r>
+        <w:t>s not been my experience at all—it really just depends on where you live. Austin is a mid-sized college town, and relatively speaking, it</w:t>
+      </w:r>
+      <w:r>
+        <w:t>’</w:t>
+      </w:r>
+      <w:r>
+        <w:t>s very safe. Don</w:t>
+      </w:r>
+      <w:r>
+        <w:t>’</w:t>
+      </w:r>
+      <w:r>
+        <w:t>t worry, I</w:t>
+      </w:r>
+      <w:r>
+        <w:t>’</w:t>
+      </w:r>
+      <w:r>
+        <w:t>ll keep looking out for myself.</w:t>
+      </w:r>
+    </w:p>
+    <w:p>
+      <w:pPr>
+        <w:pStyle w:val="CSP-ChapterBodyText"/>
+      </w:pPr>
+    </w:p>
+    <w:p>
+      <w:pPr>
+        <w:pStyle w:val="CSP-ChapterBodyText"/>
+      </w:pPr>
+      <w:r>
+        <w:t>From now on, I</w:t>
+      </w:r>
+      <w:r>
+        <w:t>’</w:t>
+      </w:r>
+      <w:r>
+        <w:t>ll be the one calling home to save you the expense. I</w:t>
+      </w:r>
+      <w:r>
+        <w:t>’</w:t>
+      </w:r>
+      <w:r>
+        <w:t>ll probably call every couple of weeks, around noon on weekends. My phone bills are actually quite low because I keep my calls short, unlike some who can easily talk for twenty or thirty minutes. Mom, don</w:t>
+      </w:r>
+      <w:r>
+        <w:t>’</w:t>
+      </w:r>
+      <w:r>
+        <w:t>t get nervous whenever you are on an international call. It really doesn</w:t>
+      </w:r>
+      <w:r>
+        <w:t>’</w:t>
+      </w:r>
+      <w:r>
+        <w:t>t cost that much. A five-minute call costs about the same as a fast-food meal. Even though money is tight, I can certainly afford to call home, so please don</w:t>
+      </w:r>
+      <w:r>
+        <w:t>’</w:t>
+      </w:r>
+      <w:r>
+        <w:t>t worry about it.</w:t>
+      </w:r>
+    </w:p>
+    <w:p>
+      <w:pPr>
+        <w:pStyle w:val="CSP-ChapterBodyText"/>
+      </w:pPr>
+    </w:p>
+    <w:p>
+      <w:pPr>
+        <w:pStyle w:val="CSP-ChapterBodyText"/>
+      </w:pPr>
+      <w:r>
+        <w:t>Winter break started about ten days ago. Since then, things have been pretty relaxed. When I</w:t>
+      </w:r>
+      <w:r>
+        <w:t>’</w:t>
+      </w:r>
+      <w:r>
+        <w:t xml:space="preserve">m not doing anything, I just watch </w:t>
       </w:r>
       <w:r>
         <w:lastRenderedPageBreak/>
-        <w:t xml:space="preserve">TV or head over to campus to use the computers. Getting to school is a bit more of a hassle right now because the campus shuttles aren't running, so I have to take the regular city bus. I ended up getting straight </w:t>
+        <w:t>TV or head over to campus to use the computers. Getting to school is a bit more of a hassle right now because the campus shuttles aren</w:t>
+      </w:r>
+      <w:r>
+        <w:t>’</w:t>
+      </w:r>
+      <w:r>
+        <w:t xml:space="preserve">t running, so I have to take the regular city bus. I ended up getting straight </w:t>
       </w:r>
       <w:proofErr w:type="gramStart"/>
       <w:r>
-        <w:t>A's</w:t>
+        <w:t>A</w:t>
+      </w:r>
+      <w:r>
+        <w:t>’</w:t>
+      </w:r>
+      <w:r>
+        <w:t>s</w:t>
       </w:r>
       <w:proofErr w:type="gramEnd"/>
       <w:r>
-        <w:t xml:space="preserve"> in all three of my classes this semester, which I pretty much expected. It definitely gives me a lot more confidence about my coursework going forward. I'll be taking another three classes next semester. I don't know what class I'll be TA-</w:t>
+        <w:t xml:space="preserve"> in all three of my classes this semester, which I pretty much expected. It definitely gives me a lot more confidence about my coursework going forward. I</w:t>
+      </w:r>
+      <w:r>
+        <w:t>’</w:t>
+      </w:r>
+      <w:r>
+        <w:t>ll be taking another three classes next semester. I don</w:t>
+      </w:r>
+      <w:r>
+        <w:t>’</w:t>
+      </w:r>
+      <w:r>
+        <w:t>t know what class I</w:t>
+      </w:r>
+      <w:r>
+        <w:t>’</w:t>
+      </w:r>
+      <w:r>
+        <w:t>ll be TA-</w:t>
       </w:r>
       <w:proofErr w:type="spellStart"/>
       <w:r>
@@ -7182,33 +7290,57 @@
       </w:r>
       <w:proofErr w:type="spellEnd"/>
       <w:r>
-        <w:t xml:space="preserve"> for yet, but I'm hoping for a lighter workload. The spring semester officially kicks off on January 16th.</w:t>
-      </w:r>
-    </w:p>
-    <w:p>
-      <w:pPr>
-        <w:pStyle w:val="CSP-ChapterBodyText"/>
-      </w:pPr>
-    </w:p>
-    <w:p>
-      <w:pPr>
-        <w:pStyle w:val="CSP-ChapterBodyText"/>
-      </w:pPr>
-      <w:r>
-        <w:t>Christmas wasn't overly lively, especially among the Chinese students, but the holiday lights are absolutely beautiful. Americans love decorating their houses, trees and streets with countless little lights—it looks amazing at night. On one little street, the neighbors have turned decorating into a tradition, and people from all over Austin drive in just to see the lights, causing traffic jams that stretch for blocks. Christmas over here is just like Chinese New Year back home; everyone heads home to be with family, and almost all the shops and restaurants are closed for the day.</w:t>
-      </w:r>
-    </w:p>
-    <w:p>
-      <w:pPr>
-        <w:pStyle w:val="CSP-ChapterBodyText"/>
-      </w:pPr>
-    </w:p>
-    <w:p>
-      <w:pPr>
-        <w:pStyle w:val="CSP-ChapterBodyText"/>
-      </w:pPr>
-      <w:r>
-        <w:t>A friend of mine originally invited me and a few others to Louisiana to check out the casinos—mostly just to see what they were like. But on Christmas morning, even though we got up at 5:30 a.m., we still missed the bus! So, we changed our plans and went to San Antonio instead. San Antonio is a tourist city, famous for its River Walk. It's a canal lined with restaurants on both sides, and the scenery is gorgeous. It's so picturesque that it actually reminded me of the classical gardens in Suzhou, which really made me homesick.</w:t>
+        <w:t xml:space="preserve"> for yet, but I</w:t>
+      </w:r>
+      <w:r>
+        <w:t>’</w:t>
+      </w:r>
+      <w:r>
+        <w:t>m hoping for a lighter workload. The spring semester officially kicks off on January 16th.</w:t>
+      </w:r>
+    </w:p>
+    <w:p>
+      <w:pPr>
+        <w:pStyle w:val="CSP-ChapterBodyText"/>
+      </w:pPr>
+    </w:p>
+    <w:p>
+      <w:pPr>
+        <w:pStyle w:val="CSP-ChapterBodyText"/>
+      </w:pPr>
+      <w:r>
+        <w:t>Christmas wasn</w:t>
+      </w:r>
+      <w:r>
+        <w:t>’</w:t>
+      </w:r>
+      <w:r>
+        <w:t>t overly lively, especially among the Chinese students, but the holiday lights are absolutely beautiful. Americans love decorating their houses, trees and streets with countless little lights—it looks amazing at night. On one little street, the neighbors have turned decorating into a tradition, and people from all over Austin drive in just to see the lights, causing traffic jams that stretch for blocks. Christmas over here is just like Chinese New Year back home; everyone heads home to be with family, and almost all the shops and restaurants are closed for the day.</w:t>
+      </w:r>
+    </w:p>
+    <w:p>
+      <w:pPr>
+        <w:pStyle w:val="CSP-ChapterBodyText"/>
+      </w:pPr>
+    </w:p>
+    <w:p>
+      <w:pPr>
+        <w:pStyle w:val="CSP-ChapterBodyText"/>
+      </w:pPr>
+      <w:r>
+        <w:t>A friend of mine originally invited me and a few others to Louisiana to check out the casinos—mostly just to see what they were like. But on Christmas morning, even though we got up at 5:30 a.m., we still missed the bus! So, we changed our plans and went to San Antonio instead. San Antonio is a tourist city, famous for its River Walk. It</w:t>
+      </w:r>
+      <w:r>
+        <w:t>’</w:t>
+      </w:r>
+      <w:r>
+        <w:t>s a canal lined with restaurants on both sides, and the scenery is gorgeous. It</w:t>
+      </w:r>
+      <w:r>
+        <w:t>’</w:t>
+      </w:r>
+      <w:r>
+        <w:t>s so picturesque that it actually reminded me of the classical gardens in Suzhou, which really made me homesick.</w:t>
       </w:r>
     </w:p>
     <w:p>
@@ -7225,20 +7357,32 @@
       </w:r>
       <w:r>
         <w:lastRenderedPageBreak/>
-        <w:t>things will be so convenient from now on that I can just use a card. Plus, it's really important to start building up my credit history early.</w:t>
-      </w:r>
-    </w:p>
-    <w:p>
-      <w:pPr>
-        <w:pStyle w:val="CSP-ChapterBodyText"/>
-      </w:pPr>
-    </w:p>
-    <w:p>
-      <w:pPr>
-        <w:pStyle w:val="CSP-ChapterBodyText"/>
-      </w:pPr>
-      <w:r>
-        <w:t>In about two weeks, I'm moving. Coincidentally, our Taiwanese neighbor, Yao-</w:t>
+        <w:t>things will be so convenient from now on that I can just use a card. Plus, it</w:t>
+      </w:r>
+      <w:r>
+        <w:t>’</w:t>
+      </w:r>
+      <w:r>
+        <w:t>s really important to start building up my credit history early.</w:t>
+      </w:r>
+    </w:p>
+    <w:p>
+      <w:pPr>
+        <w:pStyle w:val="CSP-ChapterBodyText"/>
+      </w:pPr>
+    </w:p>
+    <w:p>
+      <w:pPr>
+        <w:pStyle w:val="CSP-ChapterBodyText"/>
+      </w:pPr>
+      <w:r>
+        <w:t>In about two weeks, I</w:t>
+      </w:r>
+      <w:r>
+        <w:t>’</w:t>
+      </w:r>
+      <w:r>
+        <w:t>m moving. Coincidentally, our Taiwanese neighbor, Yao-</w:t>
       </w:r>
       <w:proofErr w:type="spellStart"/>
       <w:r>
@@ -7246,7 +7390,19 @@
       </w:r>
       <w:proofErr w:type="spellEnd"/>
       <w:r>
-        <w:t>, is moving out too because she just bought a mobile home. It's basically a house on wheels. She paid $8,000 for it and told me that it's really nice—two bedrooms, a living room, a kitchen, a bathroom, and it even comes with a washer and dryer. The neighborhood seems nice too. She repeatedly asked me to be her tenant, offering me rent for $200 a month plus half the utilities, which sounded tempting. At the time, though, I was already negotiating with that American student, and rooming with him would run me closer to $330. Compared to that, her mobile home was cheaper and just as nice, so I turned down the American student and told Yao-</w:t>
+        <w:t>, is moving out too because she just bought a mobile home. It</w:t>
+      </w:r>
+      <w:r>
+        <w:t>’</w:t>
+      </w:r>
+      <w:r>
+        <w:t>s basically a house on wheels. She paid $8,000 for it and told me that it</w:t>
+      </w:r>
+      <w:r>
+        <w:t>’</w:t>
+      </w:r>
+      <w:r>
+        <w:t>s really nice—two bedrooms, a living room, a kitchen, a bathroom, and it even comes with a washer and dryer. The neighborhood seems nice too. She repeatedly asked me to be her tenant, offering me rent for $200 a month plus half the utilities, which sounded tempting. At the time, though, I was already negotiating with that American student, and rooming with him would run me closer to $330. Compared to that, her mobile home was cheaper and just as nice, so I turned down the American student and told Yao-</w:t>
       </w:r>
       <w:proofErr w:type="spellStart"/>
       <w:r>
@@ -7254,33 +7410,93 @@
       </w:r>
       <w:proofErr w:type="spellEnd"/>
       <w:r>
-        <w:t xml:space="preserve"> I'd take it. But then a few days later, the guy called back and said he'd lower my share to $300. It left me feeling torn. In the end, I decided to go with him after all, so now I'm actually helping her find another roommate.</w:t>
-      </w:r>
-    </w:p>
-    <w:p>
-      <w:pPr>
-        <w:pStyle w:val="CSP-ChapterBodyText"/>
-      </w:pPr>
-    </w:p>
-    <w:p>
-      <w:pPr>
-        <w:pStyle w:val="CSP-ChapterBodyText"/>
-      </w:pPr>
-      <w:r>
-        <w:t>It's such a shame that the Christmas card I sent you never arrived. I must not have put enough postage on it, and it probably got lost in transit somewhere. The card I sent to Chun might be lost too, so I'll write to her later to explain. I gave her a call two days ago, but she wasn't in her office, so I just left a message with someone. Nothing urgent—just wanted to call and wish her a Happy New Year. Whether you invite Chun over during the winter break is entirely up to you. I have a feeling she'll probably call to wish you a Happy New Year. Things between us aren't moving very quickly, and I haven't been trying hard enough either. I suppose the long distance makes it tough, and I honestly have no idea what the future holds. If she actually manages to get into UT Austin, it would truly be a miracle.</w:t>
-      </w:r>
-    </w:p>
-    <w:p>
-      <w:pPr>
-        <w:pStyle w:val="CSP-ChapterBodyText"/>
-      </w:pPr>
-    </w:p>
-    <w:p>
-      <w:pPr>
-        <w:pStyle w:val="CSP-ChapterBodyText"/>
-      </w:pPr>
-      <w:r>
-        <w:t xml:space="preserve">My handwriting is getting uglier by the second, so I'd better </w:t>
+        <w:t xml:space="preserve"> I</w:t>
+      </w:r>
+      <w:r>
+        <w:t>’</w:t>
+      </w:r>
+      <w:r>
+        <w:t>d take it. But then a few days later, the guy called back and said he</w:t>
+      </w:r>
+      <w:r>
+        <w:t>’</w:t>
+      </w:r>
+      <w:r>
+        <w:t>d lower my share to $300. It left me feeling torn. In the end, I decided to go with him after all, so now I</w:t>
+      </w:r>
+      <w:r>
+        <w:t>’</w:t>
+      </w:r>
+      <w:r>
+        <w:t>m actually helping her find another roommate.</w:t>
+      </w:r>
+    </w:p>
+    <w:p>
+      <w:pPr>
+        <w:pStyle w:val="CSP-ChapterBodyText"/>
+      </w:pPr>
+    </w:p>
+    <w:p>
+      <w:pPr>
+        <w:pStyle w:val="CSP-ChapterBodyText"/>
+      </w:pPr>
+      <w:r>
+        <w:t>It</w:t>
+      </w:r>
+      <w:r>
+        <w:t>’</w:t>
+      </w:r>
+      <w:r>
+        <w:t>s such a shame that the Christmas card I sent you never arrived. I must not have put enough postage on it, and it probably got lost in transit somewhere. The card I sent to Chun might be lost too, so I</w:t>
+      </w:r>
+      <w:r>
+        <w:t>’</w:t>
+      </w:r>
+      <w:r>
+        <w:t>ll write to her later to explain. I gave her a call two days ago, but she wasn</w:t>
+      </w:r>
+      <w:r>
+        <w:t>’</w:t>
+      </w:r>
+      <w:r>
+        <w:t>t in her office, so I just left a message with someone. Nothing urgent—just wanted to call and wish her a Happy New Year. Whether you invite Chun over during the winter break is entirely up to you. I have a feeling she</w:t>
+      </w:r>
+      <w:r>
+        <w:t>’</w:t>
+      </w:r>
+      <w:r>
+        <w:t>ll probably call to wish you a Happy New Year. Things between us aren</w:t>
+      </w:r>
+      <w:r>
+        <w:t>’</w:t>
+      </w:r>
+      <w:r>
+        <w:t>t moving very quickly, and I haven</w:t>
+      </w:r>
+      <w:r>
+        <w:t>’</w:t>
+      </w:r>
+      <w:r>
+        <w:t>t been trying hard enough either. I suppose the long distance makes it tough, and I honestly have no idea what the future holds. If she actually manages to get into UT Austin, it would truly be a miracle.</w:t>
+      </w:r>
+    </w:p>
+    <w:p>
+      <w:pPr>
+        <w:pStyle w:val="CSP-ChapterBodyText"/>
+      </w:pPr>
+    </w:p>
+    <w:p>
+      <w:pPr>
+        <w:pStyle w:val="CSP-ChapterBodyText"/>
+      </w:pPr>
+      <w:r>
+        <w:t>My handwriting is getting uglier by the second, so I</w:t>
+      </w:r>
+      <w:r>
+        <w:t>’</w:t>
+      </w:r>
+      <w:r>
+        <w:t xml:space="preserve">d better </w:t>
       </w:r>
       <w:r>
         <w:lastRenderedPageBreak/>
@@ -7344,7 +7560,13 @@
         <w:pStyle w:val="CSP-ChapterBodyText"/>
       </w:pPr>
       <w:r>
-        <w:t>P.P.S. I actually got my hair cut at a real barbershop this time. It looks like the fine tradition of Chinese students cutting each other's hair has officially been lost!</w:t>
+        <w:t>P.P.S. I actually got my hair cut at a real barbershop this time. It looks like the fine tradition of Chinese students cutting each other</w:t>
+      </w:r>
+      <w:r>
+        <w:t>’</w:t>
+      </w:r>
+      <w:r>
+        <w:t>s hair has officially been lost!</w:t>
       </w:r>
     </w:p>
     <w:p>
@@ -7551,33 +7773,57 @@
         <w:pStyle w:val="CSP-ChapterBodyText"/>
       </w:pPr>
       <w:r>
-        <w:t>I called home yesterday, but unfortunately Mom wasn't home because she had to teach a class. I'll stick to calling on the weekends from now on; this time was just an exception because I needed to give you my new address.</w:t>
-      </w:r>
-    </w:p>
-    <w:p>
-      <w:pPr>
-        <w:pStyle w:val="CSP-ChapterBodyText"/>
-      </w:pPr>
-    </w:p>
-    <w:p>
-      <w:pPr>
-        <w:pStyle w:val="CSP-ChapterBodyText"/>
-      </w:pPr>
-      <w:r>
-        <w:t>My roommate is American, so when you call, just ask for "Tong" and that'll do. If you ask for "Wang Tong," he might not catch on right away since last names come after first names over here. Moving was very easy; my roommate helped me out, and we finished everything in under an hour. I brought my table over to the new place, but the bed was too bulky. Besides, my new room already comes with a queen-size bed, so I ended up giving my old one to our Taiwanese neighbor. My roommate is a few years older than me and is an undergraduate majoring in Radio-Television-Film. He wants to move to Hong Kong someday and is currently planning his own experimental student film—apparently, a Hong Kong-style cop thriller.</w:t>
-      </w:r>
-    </w:p>
-    <w:p>
-      <w:pPr>
-        <w:pStyle w:val="CSP-ChapterBodyText"/>
-      </w:pPr>
-    </w:p>
-    <w:p>
-      <w:pPr>
-        <w:pStyle w:val="CSP-ChapterBodyText"/>
-      </w:pPr>
-      <w:r>
-        <w:t>Winter break is just about over, and classes officially start on the 16th, so things are about to get busy again. Next semester, I'll be TA-</w:t>
+        <w:t>I called home yesterday, but unfortunately Mom wasn</w:t>
+      </w:r>
+      <w:r>
+        <w:t>’</w:t>
+      </w:r>
+      <w:r>
+        <w:t>t home because she had to teach a class. I</w:t>
+      </w:r>
+      <w:r>
+        <w:t>’</w:t>
+      </w:r>
+      <w:r>
+        <w:t>ll stick to calling on the weekends from now on; this time was just an exception because I needed to give you my new address.</w:t>
+      </w:r>
+    </w:p>
+    <w:p>
+      <w:pPr>
+        <w:pStyle w:val="CSP-ChapterBodyText"/>
+      </w:pPr>
+    </w:p>
+    <w:p>
+      <w:pPr>
+        <w:pStyle w:val="CSP-ChapterBodyText"/>
+      </w:pPr>
+      <w:r>
+        <w:t>My roommate is American, so when you call, just ask for "Tong" and that</w:t>
+      </w:r>
+      <w:r>
+        <w:t>’</w:t>
+      </w:r>
+      <w:r>
+        <w:t>ll do. If you ask for "Wang Tong," he might not catch on right away since last names come after first names over here. Moving was very easy; my roommate helped me out, and we finished everything in under an hour. I brought my table over to the new place, but the bed was too bulky. Besides, my new room already comes with a queen-size bed, so I ended up giving my old one to our Taiwanese neighbor. My roommate is a few years older than me and is an undergraduate majoring in Radio-Television-Film. He wants to move to Hong Kong someday and is currently planning his own experimental student film—apparently, a Hong Kong-style cop thriller.</w:t>
+      </w:r>
+    </w:p>
+    <w:p>
+      <w:pPr>
+        <w:pStyle w:val="CSP-ChapterBodyText"/>
+      </w:pPr>
+    </w:p>
+    <w:p>
+      <w:pPr>
+        <w:pStyle w:val="CSP-ChapterBodyText"/>
+      </w:pPr>
+      <w:r>
+        <w:t>Winter break is just about over, and classes officially start on the 16th, so things are about to get busy again. Next semester, I</w:t>
+      </w:r>
+      <w:r>
+        <w:t>’</w:t>
+      </w:r>
+      <w:r>
+        <w:t>ll be TA-</w:t>
       </w:r>
       <w:proofErr w:type="spellStart"/>
       <w:r>
@@ -7585,33 +7831,75 @@
       </w:r>
       <w:proofErr w:type="spellEnd"/>
       <w:r>
-        <w:t xml:space="preserve"> for a C++ course. C++ is a programming language similar to C. The grading workload will probably be a bit heavier, making me busier than the last term, but at least I'll get to learn something useful.</w:t>
-      </w:r>
-    </w:p>
-    <w:p>
-      <w:pPr>
-        <w:pStyle w:val="CSP-ChapterBodyText"/>
-      </w:pPr>
-    </w:p>
-    <w:p>
-      <w:pPr>
-        <w:pStyle w:val="CSP-ChapterBodyText"/>
-      </w:pPr>
-      <w:r>
-        <w:t>Yesterday, I spent two hours chatting online with Weihai, typing messages back and forth. Watching the words jump onto the screen in real time felt almost magical—like we were talking face-to-face, even though we were a thousand miles apart. He's only been in the U.S. for a few months but already dropped $900 on a used car and gotten his driver's license. He and his girlfriend back in China ended up breaking up. He told me he gets really lonely whenever he has nothing to do. His roommate is also American, and he mentioned that every time he fries fish, his roommate jumps out and cries, "Are you trying to kill me?" Needless to say, he doesn't eat much fish anymore. He's decided not to finish his Ph.D. and plans to get his master's degree and then look for a job.</w:t>
-      </w:r>
-    </w:p>
-    <w:p>
-      <w:pPr>
-        <w:pStyle w:val="CSP-ChapterBodyText"/>
-      </w:pPr>
-    </w:p>
-    <w:p>
-      <w:pPr>
-        <w:pStyle w:val="CSP-ChapterBodyText"/>
-      </w:pPr>
-      <w:r>
-        <w:t>I'll wrap things up here. Please give my best to Wang Wei and Xiao Fan!</w:t>
+        <w:t xml:space="preserve"> for a C++ course. C++ is a programming language similar to C. The grading workload will probably be a bit heavier, making me busier than the last term, but at least I</w:t>
+      </w:r>
+      <w:r>
+        <w:t>’</w:t>
+      </w:r>
+      <w:r>
+        <w:t>ll get to learn something useful.</w:t>
+      </w:r>
+    </w:p>
+    <w:p>
+      <w:pPr>
+        <w:pStyle w:val="CSP-ChapterBodyText"/>
+      </w:pPr>
+    </w:p>
+    <w:p>
+      <w:pPr>
+        <w:pStyle w:val="CSP-ChapterBodyText"/>
+      </w:pPr>
+      <w:r>
+        <w:t>Yesterday, I spent two hours chatting online with Weihai, typing messages back and forth. Watching the words jump onto the screen in real time felt almost magical—like we were talking face-to-face, even though we were a thousand miles apart. He</w:t>
+      </w:r>
+      <w:r>
+        <w:t>’</w:t>
+      </w:r>
+      <w:r>
+        <w:t>s only been in the U.S. for a few months but already dropped $900 on a used car and gotten his driver</w:t>
+      </w:r>
+      <w:r>
+        <w:t>’</w:t>
+      </w:r>
+      <w:r>
+        <w:t>s license. He and his girlfriend back in China ended up breaking up. He told me he gets really lonely whenever he has nothing to do. His roommate is also American, and he mentioned that every time he fries fish, his roommate jumps out and cries, "Are you trying to kill me?" Needless to say, he doesn</w:t>
+      </w:r>
+      <w:r>
+        <w:t>’</w:t>
+      </w:r>
+      <w:r>
+        <w:t>t eat much fish anymore. He</w:t>
+      </w:r>
+      <w:r>
+        <w:t>’</w:t>
+      </w:r>
+      <w:r>
+        <w:t>s decided not to finish his Ph.D. and plans to get his master</w:t>
+      </w:r>
+      <w:r>
+        <w:t>’</w:t>
+      </w:r>
+      <w:r>
+        <w:t>s degree and then look for a job.</w:t>
+      </w:r>
+    </w:p>
+    <w:p>
+      <w:pPr>
+        <w:pStyle w:val="CSP-ChapterBodyText"/>
+      </w:pPr>
+    </w:p>
+    <w:p>
+      <w:pPr>
+        <w:pStyle w:val="CSP-ChapterBodyText"/>
+      </w:pPr>
+      <w:r>
+        <w:t>I</w:t>
+      </w:r>
+      <w:r>
+        <w:t>’</w:t>
+      </w:r>
+      <w:r>
+        <w:t>ll wrap things up here. Please give my best to Wang Wei and Xiao Fan!</w:t>
       </w:r>
     </w:p>
     <w:p>
@@ -7645,7 +7933,19 @@
         <w:pStyle w:val="CSP-ChapterBodyText"/>
       </w:pPr>
       <w:r>
-        <w:t>P.S. Even though money is a little tight, I'm doing just fine and have everything I need. Please don't try to save every penny because of me. Taking good care of yourselves is what matters most!</w:t>
+        <w:t>P.S. Even though money is a little tight, I</w:t>
+      </w:r>
+      <w:r>
+        <w:t>’</w:t>
+      </w:r>
+      <w:r>
+        <w:t>m doing just fine and have everything I need. Please don</w:t>
+      </w:r>
+      <w:r>
+        <w:t>’</w:t>
+      </w:r>
+      <w:r>
+        <w:t>t try to save every penny because of me. Taking good care of yourselves is what matters most!</w:t>
       </w:r>
     </w:p>
     <w:p>
@@ -7860,7 +8160,7 @@
         <w:pStyle w:val="CSP-ChapterBodyText"/>
       </w:pPr>
       <w:r>
-        <w:t>Two weeks ago, Texas had a cold snap. Honestly, the temperature only dipped a few degrees below freezing, and the roads were just a little slick, but everyone here treated it like a major event. Every school in Austin, including UT, closed for two days! As a result, we ended up with a four-day weekend with no classes, which felt like an extra winter break.</w:t>
+        <w:t>The only excitement we've had lately was a cold snap two weeks ago. Honestly, the temperature only dipped a few degrees below freezing, and the roads were just a little slick, but everyone here treated it like a major event. Every school in Austin, including UT, closed for two days! As a result, we ended up with a four-day weekend with no classes, which felt like an extra winter break.</w:t>
       </w:r>
     </w:p>
     <w:p>
@@ -7879,14 +8179,14 @@
         <w:t>’</w:t>
       </w:r>
       <w:r>
-        <w:t xml:space="preserve">ve been in the new apartment for a month and a half now, and everything is going great. My American roommate is very friendly and, in some ways, quite into Asian culture. </w:t>
-      </w:r>
-      <w:r>
-        <w:t xml:space="preserve">He knows </w:t>
+        <w:t xml:space="preserve">ve been in the new apartment for a month and a half now, and everything is going great. My American roommate is very </w:t>
       </w:r>
       <w:r>
         <w:lastRenderedPageBreak/>
-        <w:t>a bit of Japanese and frequently goes to the Chinese video rental store to rent Hong Kong movies. The walls of his living room are covered with Hong Kong movie posters.</w:t>
+        <w:t xml:space="preserve">friendly and, in some ways, quite into Asian culture. </w:t>
+      </w:r>
+      <w:r>
+        <w:t>He knows a bit of Japanese and frequently goes to the Chinese video rental store to rent Hong Kong movies. The walls of his living room are covered with Hong Kong movie posters.</w:t>
       </w:r>
       <w:r>
         <w:t xml:space="preserve"> People always assume I</w:t>
@@ -7901,7 +8201,21 @@
         <w:t>’</w:t>
       </w:r>
       <w:r>
-        <w:t>re always shocked. Most of his friends are ethnically Chinese, specifically Taiwanese and Hongkongers who grew up in the States. He</w:t>
+        <w:t>re always shocked. Most of his friends are ethnically Chinese, specifically Taiwanese and Hong</w:t>
+      </w:r>
+      <w:r>
+        <w:t xml:space="preserve"> </w:t>
+      </w:r>
+      <w:proofErr w:type="spellStart"/>
+      <w:r>
+        <w:t>K</w:t>
+      </w:r>
+      <w:r>
+        <w:t>ongers</w:t>
+      </w:r>
+      <w:proofErr w:type="spellEnd"/>
+      <w:r>
+        <w:t xml:space="preserve"> who grew up in the States. He</w:t>
       </w:r>
       <w:r>
         <w:t>’</w:t>
@@ -8015,13 +8329,19 @@
         <w:t>’</w:t>
       </w:r>
       <w:r>
-        <w:t>ll have a little less in savings. Honestly, having a large savings account doesn</w:t>
-      </w:r>
-      <w:r>
-        <w:t>’</w:t>
-      </w:r>
-      <w:r>
-        <w:t>t matter much to me right now. The only reason I care at all is because I need to show some funds in the bank when you apply for a visa to visit me.</w:t>
+        <w:t xml:space="preserve">ll have a little less in savings. </w:t>
+      </w:r>
+      <w:r>
+        <w:t>Honestly, that doesn't concern me very much</w:t>
+      </w:r>
+      <w:r>
+        <w:t xml:space="preserve">. </w:t>
+      </w:r>
+      <w:r>
+        <w:t>The only reason I care at all is that I need to show enough money in the bank when you apply for a visa to visit me</w:t>
+      </w:r>
+      <w:r>
+        <w:t>.</w:t>
       </w:r>
       <w:r>
         <w:rPr>
@@ -8049,92 +8369,20 @@
         <w:pStyle w:val="CSP-ChapterBodyText"/>
       </w:pPr>
       <w:r>
-        <w:t>I promise that no matter how much I spend, I will never overdraw my account, so there</w:t>
-      </w:r>
-      <w:r>
-        <w:t>’</w:t>
-      </w:r>
-      <w:r>
-        <w:t>s no need to worry. For me, the credit card is simply a convenient way to pay. For example, when I go to the supermarket, I don</w:t>
-      </w:r>
-      <w:r>
-        <w:t>’</w:t>
-      </w:r>
-      <w:r>
-        <w:t>t need to carry cash or checks; I just use the card, and the credit card company sends me a monthly statement. I can then pay the entire balance with a single check. It</w:t>
-      </w:r>
-      <w:r>
-        <w:t>’</w:t>
-      </w:r>
-      <w:r>
-        <w:t>s quite convenient—essentially a “buy now, pay later” system.</w:t>
-      </w:r>
-    </w:p>
-    <w:p>
-      <w:pPr>
-        <w:pStyle w:val="CSP-ChapterBodyText"/>
-      </w:pPr>
-    </w:p>
-    <w:p>
-      <w:pPr>
-        <w:pStyle w:val="CSP-ChapterBodyText"/>
-      </w:pPr>
-      <w:r>
-        <w:t xml:space="preserve">As for how things are going with </w:t>
-      </w:r>
-      <w:r>
-        <w:t>Chun</w:t>
-      </w:r>
-      <w:r>
-        <w:t>, I know you</w:t>
-      </w:r>
-      <w:r>
-        <w:t>’</w:t>
-      </w:r>
-      <w:r>
-        <w:t>re anxious, but worrying won</w:t>
-      </w:r>
-      <w:r>
-        <w:t>’</w:t>
-      </w:r>
-      <w:r>
-        <w:t>t change anything. It</w:t>
-      </w:r>
-      <w:r>
-        <w:t>’</w:t>
-      </w:r>
-      <w:r>
-        <w:t>s not like I don</w:t>
-      </w:r>
-      <w:r>
-        <w:t>’</w:t>
-      </w:r>
-      <w:r>
-        <w:t>t want a girlfriend. I know I</w:t>
-      </w:r>
-      <w:r>
-        <w:t>’</w:t>
-      </w:r>
-      <w:r>
-        <w:t>m expected to take the initiative, but I just can</w:t>
-      </w:r>
-      <w:r>
-        <w:t>’</w:t>
-      </w:r>
-      <w:r>
-        <w:t>t quite bring myself to do it—something just feels a little off. I</w:t>
-      </w:r>
-      <w:r>
-        <w:t>’</w:t>
-      </w:r>
-      <w:r>
-        <w:t>m sure that</w:t>
-      </w:r>
-      <w:r>
-        <w:t>’</w:t>
-      </w:r>
-      <w:r>
-        <w:t>s disappointing for you to hear. Personally, I think the only real hope is if she manages to come to UT. Long-distance relationships are really difficult.</w:t>
+        <w:t>I promise that no matter how much I spend, I will never overdraw my account, so there's no need to worry. The credit card is simply a convenient way to pay. For example, when I go to the supermarket, I don't need to carry cash or checks; I just use the card, and the credit card company sends me a monthly statement. I can then pay the entire balance with a single check. It's quite convenient—essentially a “buy now, pay later” system.</w:t>
+      </w:r>
+    </w:p>
+    <w:p>
+      <w:pPr>
+        <w:pStyle w:val="CSP-ChapterBodyText"/>
+      </w:pPr>
+    </w:p>
+    <w:p>
+      <w:pPr>
+        <w:pStyle w:val="CSP-ChapterBodyText"/>
+      </w:pPr>
+      <w:r>
+        <w:t>As for how things are going with Chun, I know you're anxious, but worrying won't change anything. It's not like I don't want a girlfriend. I know I'm expected to take the initiative, but I just can't quite bring myself to do it—something just feels a little off. I'm sure that's disappointing for you to hear. Personally, I think the only real hope is if she manages to come to UT. Long-distance relationships are really tough.</w:t>
       </w:r>
     </w:p>
     <w:p>
@@ -19038,7 +19286,22 @@
         <w:t xml:space="preserve"> </w:t>
       </w:r>
       <w:r>
-        <w:t>Around 1996, the internet and email were not yet widely used in China. With a few exceptions in academic settings, most computers at home or in the workplace were not connected to the internet.</w:t>
+        <w:t xml:space="preserve">Around 1996, </w:t>
+      </w:r>
+      <w:r>
+        <w:t>with</w:t>
+      </w:r>
+      <w:r>
+        <w:t xml:space="preserve"> a few exceptions, most computers at home or in the workplace were not connected to the internet.</w:t>
+      </w:r>
+      <w:r>
+        <w:t xml:space="preserve"> </w:t>
+      </w:r>
+      <w:r>
+        <w:t>In many cases, a single email account was shared by multiple people</w:t>
+      </w:r>
+      <w:r>
+        <w:t>.</w:t>
       </w:r>
     </w:p>
   </w:footnote>
@@ -19757,6 +20020,7 @@
   <w:style w:type="character" w:default="1" w:styleId="DefaultParagraphFont">
     <w:name w:val="Default Paragraph Font"/>
     <w:uiPriority w:val="1"/>
+    <w:semiHidden/>
     <w:unhideWhenUsed/>
   </w:style>
   <w:style w:type="table" w:default="1" w:styleId="TableNormal">

--- a/letters_from_usa/book.docx
+++ b/letters_from_usa/book.docx
@@ -5509,21 +5509,13 @@
         <w:t>’</w:t>
       </w:r>
       <w:r>
-        <w:t xml:space="preserve">t have much money left in my checking account, so I checked my balance over the phone. To my surprise, there was actually $1,140 in it! As it turns out, today is the last day of September, which means </w:t>
-      </w:r>
-      <w:proofErr w:type="gramStart"/>
-      <w:r>
-        <w:t>it</w:t>
-      </w:r>
-      <w:r>
-        <w:t>’</w:t>
-      </w:r>
-      <w:r>
-        <w:t>s</w:t>
-      </w:r>
-      <w:proofErr w:type="gramEnd"/>
-      <w:r>
-        <w:t xml:space="preserve"> payday.</w:t>
+        <w:t>t have much money left in my checking account, so I checked my balance over the phone. To my surprise, there was actually $1,140 in it! As it turns out, today is the last day of September, which means it</w:t>
+      </w:r>
+      <w:r>
+        <w:t>’</w:t>
+      </w:r>
+      <w:r>
+        <w:t>s payday.</w:t>
       </w:r>
     </w:p>
     <w:p>
@@ -6079,15 +6071,7 @@
         <w:pStyle w:val="CSP-ChapterBodyText"/>
       </w:pPr>
       <w:r>
-        <w:t xml:space="preserve">My apartment lease is up at the end of February. I could renew it, </w:t>
-      </w:r>
-      <w:proofErr w:type="gramStart"/>
-      <w:r>
-        <w:t>but</w:t>
-      </w:r>
-      <w:proofErr w:type="gramEnd"/>
-      <w:r>
-        <w:t xml:space="preserve"> if possible, I</w:t>
+        <w:t>My apartment lease is up at the end of February. I could renew it, but if possible, I</w:t>
       </w:r>
       <w:r>
         <w:t>’</w:t>
@@ -6179,7 +6163,6 @@
       <w:r>
         <w:t xml:space="preserve">m not entirely sure how to translate it into Chinese—maybe </w:t>
       </w:r>
-      <w:proofErr w:type="spellStart"/>
       <w:r>
         <w:rPr>
           <w:i/>
@@ -6199,25 +6182,8 @@
           <w:i/>
           <w:iCs w:val="0"/>
         </w:rPr>
-        <w:t>hèng</w:t>
-      </w:r>
-      <w:proofErr w:type="spellEnd"/>
-      <w:r>
-        <w:rPr>
-          <w:i/>
-          <w:iCs w:val="0"/>
-        </w:rPr>
-        <w:t xml:space="preserve"> </w:t>
-      </w:r>
-      <w:proofErr w:type="spellStart"/>
-      <w:r>
-        <w:rPr>
-          <w:i/>
-          <w:iCs w:val="0"/>
-        </w:rPr>
-        <w:t>Jié</w:t>
-      </w:r>
-      <w:proofErr w:type="spellEnd"/>
+        <w:t>hèng Jié</w:t>
+      </w:r>
       <w:r>
         <w:t>—but it</w:t>
       </w:r>
@@ -7250,21 +7216,13 @@
         <w:t>’</w:t>
       </w:r>
       <w:r>
-        <w:t xml:space="preserve">t running, so I have to take the regular city bus. I ended up getting straight </w:t>
-      </w:r>
-      <w:proofErr w:type="gramStart"/>
-      <w:r>
-        <w:t>A</w:t>
-      </w:r>
-      <w:r>
-        <w:t>’</w:t>
-      </w:r>
-      <w:r>
-        <w:t>s</w:t>
-      </w:r>
-      <w:proofErr w:type="gramEnd"/>
-      <w:r>
-        <w:t xml:space="preserve"> in all three of my classes this semester, which I pretty much expected. It definitely gives me a lot more confidence about my coursework going forward. I</w:t>
+        <w:t>t running, so I have to take the regular city bus. I ended up getting straight A</w:t>
+      </w:r>
+      <w:r>
+        <w:t>’</w:t>
+      </w:r>
+      <w:r>
+        <w:t>s in all three of my classes this semester, which I pretty much expected. It definitely gives me a lot more confidence about my coursework going forward. I</w:t>
       </w:r>
       <w:r>
         <w:t>’</w:t>
@@ -7282,15 +7240,7 @@
         <w:t>’</w:t>
       </w:r>
       <w:r>
-        <w:t>ll be TA-</w:t>
-      </w:r>
-      <w:proofErr w:type="spellStart"/>
-      <w:r>
-        <w:t>ing</w:t>
-      </w:r>
-      <w:proofErr w:type="spellEnd"/>
-      <w:r>
-        <w:t xml:space="preserve"> for yet, but I</w:t>
+        <w:t>ll be TA-ing for yet, but I</w:t>
       </w:r>
       <w:r>
         <w:t>’</w:t>
@@ -7382,15 +7332,7 @@
         <w:t>’</w:t>
       </w:r>
       <w:r>
-        <w:t>m moving. Coincidentally, our Taiwanese neighbor, Yao-</w:t>
-      </w:r>
-      <w:proofErr w:type="spellStart"/>
-      <w:r>
-        <w:t>zhu</w:t>
-      </w:r>
-      <w:proofErr w:type="spellEnd"/>
-      <w:r>
-        <w:t>, is moving out too because she just bought a mobile home. It</w:t>
+        <w:t>m moving. Coincidentally, our Taiwanese neighbor, Yao-zhu, is moving out too because she just bought a mobile home. It</w:t>
       </w:r>
       <w:r>
         <w:t>’</w:t>
@@ -7402,15 +7344,7 @@
         <w:t>’</w:t>
       </w:r>
       <w:r>
-        <w:t>s really nice—two bedrooms, a living room, a kitchen, a bathroom, and it even comes with a washer and dryer. The neighborhood seems nice too. She repeatedly asked me to be her tenant, offering me rent for $200 a month plus half the utilities, which sounded tempting. At the time, though, I was already negotiating with that American student, and rooming with him would run me closer to $330. Compared to that, her mobile home was cheaper and just as nice, so I turned down the American student and told Yao-</w:t>
-      </w:r>
-      <w:proofErr w:type="spellStart"/>
-      <w:r>
-        <w:t>zhu</w:t>
-      </w:r>
-      <w:proofErr w:type="spellEnd"/>
-      <w:r>
-        <w:t xml:space="preserve"> I</w:t>
+        <w:t>s really nice—two bedrooms, a living room, a kitchen, a bathroom, and it even comes with a washer and dryer. The neighborhood seems nice too. She repeatedly asked me to be her tenant, offering me rent for $200 a month plus half the utilities, which sounded tempting. At the time, though, I was already negotiating with that American student, and rooming with him would run me closer to $330. Compared to that, her mobile home was cheaper and just as nice, so I turned down the American student and told Yao-zhu I</w:t>
       </w:r>
       <w:r>
         <w:t>’</w:t>
@@ -7823,15 +7757,7 @@
         <w:t>’</w:t>
       </w:r>
       <w:r>
-        <w:t>ll be TA-</w:t>
-      </w:r>
-      <w:proofErr w:type="spellStart"/>
-      <w:r>
-        <w:t>ing</w:t>
-      </w:r>
-      <w:proofErr w:type="spellEnd"/>
-      <w:r>
-        <w:t xml:space="preserve"> for a C++ course. C++ is a programming language similar to C. The grading workload will probably be a bit heavier, making me busier than the last term, but at least I</w:t>
+        <w:t>ll be TA-ing for a C++ course. C++ is a programming language similar to C. The grading workload will probably be a bit heavier, making me busier than the last term, but at least I</w:t>
       </w:r>
       <w:r>
         <w:t>’</w:t>
@@ -8160,7 +8086,13 @@
         <w:pStyle w:val="CSP-ChapterBodyText"/>
       </w:pPr>
       <w:r>
-        <w:t>The only excitement we've had lately was a cold snap two weeks ago. Honestly, the temperature only dipped a few degrees below freezing, and the roads were just a little slick, but everyone here treated it like a major event. Every school in Austin, including UT, closed for two days! As a result, we ended up with a four-day weekend with no classes, which felt like an extra winter break.</w:t>
+        <w:t>The only excitement we</w:t>
+      </w:r>
+      <w:r>
+        <w:t>’</w:t>
+      </w:r>
+      <w:r>
+        <w:t>ve had lately was a cold snap two weeks ago. Honestly, the temperature only dipped a few degrees below freezing, and the roads were just a little slick, but everyone here treated it like a major event. Every school in Austin, including UT, closed for two days! As a result, we ended up with a four-day weekend with no classes, which felt like an extra winter break.</w:t>
       </w:r>
     </w:p>
     <w:p>
@@ -8204,18 +8136,10 @@
         <w:t>re always shocked. Most of his friends are ethnically Chinese, specifically Taiwanese and Hong</w:t>
       </w:r>
       <w:r>
-        <w:t xml:space="preserve"> </w:t>
-      </w:r>
-      <w:proofErr w:type="spellStart"/>
-      <w:r>
-        <w:t>K</w:t>
-      </w:r>
-      <w:r>
-        <w:t>ongers</w:t>
-      </w:r>
-      <w:proofErr w:type="spellEnd"/>
-      <w:r>
-        <w:t xml:space="preserve"> who grew up in the States. He</w:t>
+        <w:t xml:space="preserve"> K</w:t>
+      </w:r>
+      <w:r>
+        <w:t>ongers who grew up in the States. He</w:t>
       </w:r>
       <w:r>
         <w:t>’</w:t>
@@ -8332,7 +8256,13 @@
         <w:t xml:space="preserve">ll have a little less in savings. </w:t>
       </w:r>
       <w:r>
-        <w:t>Honestly, that doesn't concern me very much</w:t>
+        <w:t>Honestly, that doesn</w:t>
+      </w:r>
+      <w:r>
+        <w:t>’</w:t>
+      </w:r>
+      <w:r>
+        <w:t>t concern me very much</w:t>
       </w:r>
       <w:r>
         <w:t xml:space="preserve">. </w:t>
@@ -8369,20 +8299,86 @@
         <w:pStyle w:val="CSP-ChapterBodyText"/>
       </w:pPr>
       <w:r>
-        <w:t>I promise that no matter how much I spend, I will never overdraw my account, so there's no need to worry. The credit card is simply a convenient way to pay. For example, when I go to the supermarket, I don't need to carry cash or checks; I just use the card, and the credit card company sends me a monthly statement. I can then pay the entire balance with a single check. It's quite convenient—essentially a “buy now, pay later” system.</w:t>
-      </w:r>
-    </w:p>
-    <w:p>
-      <w:pPr>
-        <w:pStyle w:val="CSP-ChapterBodyText"/>
-      </w:pPr>
-    </w:p>
-    <w:p>
-      <w:pPr>
-        <w:pStyle w:val="CSP-ChapterBodyText"/>
-      </w:pPr>
-      <w:r>
-        <w:t>As for how things are going with Chun, I know you're anxious, but worrying won't change anything. It's not like I don't want a girlfriend. I know I'm expected to take the initiative, but I just can't quite bring myself to do it—something just feels a little off. I'm sure that's disappointing for you to hear. Personally, I think the only real hope is if she manages to come to UT. Long-distance relationships are really tough.</w:t>
+        <w:t>I promise that no matter how much I spend, I will never overdraw my account, so there</w:t>
+      </w:r>
+      <w:r>
+        <w:t>’</w:t>
+      </w:r>
+      <w:r>
+        <w:t>s no need to worry. The credit card is simply a convenient way to pay. For example, when I go to the supermarket, I don</w:t>
+      </w:r>
+      <w:r>
+        <w:t>’</w:t>
+      </w:r>
+      <w:r>
+        <w:t>t need to carry cash or checks; I just use the card, and the credit card company sends me a monthly statement. I can then pay the entire balance with a single check. It</w:t>
+      </w:r>
+      <w:r>
+        <w:t>’</w:t>
+      </w:r>
+      <w:r>
+        <w:t>s quite convenient—essentially a “buy now, pay later” system.</w:t>
+      </w:r>
+    </w:p>
+    <w:p>
+      <w:pPr>
+        <w:pStyle w:val="CSP-ChapterBodyText"/>
+      </w:pPr>
+    </w:p>
+    <w:p>
+      <w:pPr>
+        <w:pStyle w:val="CSP-ChapterBodyText"/>
+      </w:pPr>
+      <w:r>
+        <w:t>As for how things are going with Chun, I know you</w:t>
+      </w:r>
+      <w:r>
+        <w:t>’</w:t>
+      </w:r>
+      <w:r>
+        <w:t>re anxious, but worrying won</w:t>
+      </w:r>
+      <w:r>
+        <w:t>’</w:t>
+      </w:r>
+      <w:r>
+        <w:t>t change anything. It</w:t>
+      </w:r>
+      <w:r>
+        <w:t>’</w:t>
+      </w:r>
+      <w:r>
+        <w:t>s not like I don</w:t>
+      </w:r>
+      <w:r>
+        <w:t>’</w:t>
+      </w:r>
+      <w:r>
+        <w:t>t want a girlfriend. I know I</w:t>
+      </w:r>
+      <w:r>
+        <w:t>’</w:t>
+      </w:r>
+      <w:r>
+        <w:t>m expected to take the initiative, but I just can</w:t>
+      </w:r>
+      <w:r>
+        <w:t>’</w:t>
+      </w:r>
+      <w:r>
+        <w:t>t quite bring myself to do it—something just feels a little off. I</w:t>
+      </w:r>
+      <w:r>
+        <w:t>’</w:t>
+      </w:r>
+      <w:r>
+        <w:t>m sure that</w:t>
+      </w:r>
+      <w:r>
+        <w:t>’</w:t>
+      </w:r>
+      <w:r>
+        <w:t>s disappointing for you to hear. Personally, I think the only real hope is if she manages to come to UT. Long-distance relationships are really tough.</w:t>
       </w:r>
     </w:p>
     <w:p>
@@ -9012,21 +9008,13 @@
         <w:pStyle w:val="CSP-ChapterBodyText"/>
       </w:pPr>
       <w:r>
-        <w:t xml:space="preserve">I received your letter dated March 16th. I also got your phone call the day before yesterday and was so relieved to hear that </w:t>
-      </w:r>
-      <w:proofErr w:type="gramStart"/>
-      <w:r>
-        <w:t>Mom</w:t>
-      </w:r>
-      <w:r>
-        <w:t>’</w:t>
-      </w:r>
-      <w:r>
-        <w:t>s</w:t>
-      </w:r>
-      <w:proofErr w:type="gramEnd"/>
-      <w:r>
-        <w:t xml:space="preserve"> wrist is much better now.</w:t>
+        <w:t>I received your letter dated March 16th. I also got your phone call the day before yesterday and was so relieved to hear that Mom</w:t>
+      </w:r>
+      <w:r>
+        <w:t>’</w:t>
+      </w:r>
+      <w:r>
+        <w:t>s wrist is much better now.</w:t>
       </w:r>
     </w:p>
     <w:p>
@@ -9244,13 +9232,8 @@
         <w:t xml:space="preserve">ll probably just have to register for one class and continue working as a TA. While </w:t>
       </w:r>
       <w:r>
-        <w:t>TA-</w:t>
-      </w:r>
-      <w:proofErr w:type="spellStart"/>
-      <w:r>
-        <w:t>ing</w:t>
-      </w:r>
-      <w:proofErr w:type="spellEnd"/>
+        <w:t>TA-ing</w:t>
+      </w:r>
       <w:r>
         <w:t xml:space="preserve"> provides some income, taking a class means paying tuition and fees, and I</w:t>
       </w:r>
@@ -10442,21 +10425,13 @@
         <w:pStyle w:val="CSP-ChapterBodyText"/>
       </w:pPr>
       <w:r>
-        <w:t xml:space="preserve">This morning, Jim drove me to Wei </w:t>
-      </w:r>
-      <w:proofErr w:type="spellStart"/>
-      <w:r>
-        <w:t>Jin</w:t>
-      </w:r>
-      <w:r>
-        <w:t>’</w:t>
-      </w:r>
-      <w:r>
-        <w:t>s</w:t>
-      </w:r>
-      <w:proofErr w:type="spellEnd"/>
-      <w:r>
-        <w:t xml:space="preserve"> place for lunch and didn</w:t>
+        <w:t>This morning, Jim drove me to Wei Jin</w:t>
+      </w:r>
+      <w:r>
+        <w:t>’</w:t>
+      </w:r>
+      <w:r>
+        <w:t>s place for lunch and didn</w:t>
       </w:r>
       <w:r>
         <w:t>’</w:t>
@@ -10728,21 +10703,13 @@
         <w:t>’</w:t>
       </w:r>
       <w:r>
-        <w:t xml:space="preserve">m so excited to hear that </w:t>
-      </w:r>
-      <w:proofErr w:type="gramStart"/>
-      <w:r>
-        <w:t>Dad</w:t>
-      </w:r>
-      <w:r>
-        <w:t>’</w:t>
-      </w:r>
-      <w:r>
-        <w:t>s</w:t>
-      </w:r>
-      <w:proofErr w:type="gramEnd"/>
-      <w:r>
-        <w:t xml:space="preserve"> turbine design turned out so well! Is there any chance it can be manufactured or patented?</w:t>
+        <w:t>m so excited to hear that Dad</w:t>
+      </w:r>
+      <w:r>
+        <w:t>’</w:t>
+      </w:r>
+      <w:r>
+        <w:t>s turbine design turned out so well! Is there any chance it can be manufactured or patented?</w:t>
       </w:r>
     </w:p>
     <w:p>
@@ -10808,21 +10775,13 @@
         <w:pStyle w:val="CSP-ChapterBodyText"/>
       </w:pPr>
       <w:r>
-        <w:t xml:space="preserve">P.S. I pulled off straight </w:t>
-      </w:r>
-      <w:proofErr w:type="gramStart"/>
-      <w:r>
-        <w:t>A</w:t>
-      </w:r>
-      <w:r>
-        <w:t>’</w:t>
-      </w:r>
-      <w:r>
-        <w:t>s</w:t>
-      </w:r>
-      <w:proofErr w:type="gramEnd"/>
-      <w:r>
-        <w:t xml:space="preserve"> in my three classes again this semester.</w:t>
+        <w:t>P.S. I pulled off straight A</w:t>
+      </w:r>
+      <w:r>
+        <w:t>’</w:t>
+      </w:r>
+      <w:r>
+        <w:t>s in my three classes again this semester.</w:t>
       </w:r>
     </w:p>
     <w:p>
@@ -11116,15 +11075,7 @@
         <w:t>’</w:t>
       </w:r>
       <w:r>
-        <w:t xml:space="preserve">s $761. </w:t>
-      </w:r>
-      <w:proofErr w:type="gramStart"/>
-      <w:r>
-        <w:t>So</w:t>
-      </w:r>
-      <w:proofErr w:type="gramEnd"/>
-      <w:r>
-        <w:t xml:space="preserve"> you can see they hit you pretty hard with taxes here. </w:t>
+        <w:t xml:space="preserve">s $761. So you can see they hit you pretty hard with taxes here. </w:t>
       </w:r>
       <w:r>
         <w:lastRenderedPageBreak/>
@@ -11209,21 +11160,13 @@
         <w:t>’</w:t>
       </w:r>
       <w:r>
-        <w:t xml:space="preserve">m so happy to hear that </w:t>
-      </w:r>
-      <w:proofErr w:type="gramStart"/>
-      <w:r>
-        <w:t>Dad</w:t>
-      </w:r>
-      <w:r>
-        <w:t>’</w:t>
-      </w:r>
-      <w:r>
-        <w:t>s</w:t>
-      </w:r>
-      <w:proofErr w:type="gramEnd"/>
-      <w:r>
-        <w:t xml:space="preserve"> wind turbine design turned out so well. Keep up the great work! But please make sure to get some rest too. It</w:t>
+        <w:t>m so happy to hear that Dad</w:t>
+      </w:r>
+      <w:r>
+        <w:t>’</w:t>
+      </w:r>
+      <w:r>
+        <w:t>s wind turbine design turned out so well. Keep up the great work! But please make sure to get some rest too. It</w:t>
       </w:r>
       <w:r>
         <w:t>’</w:t>
@@ -11266,15 +11209,7 @@
         <w:t>’</w:t>
       </w:r>
       <w:r>
-        <w:t xml:space="preserve">ll stop here. Give my best to Wang Wei, Xiao Fan, and little </w:t>
-      </w:r>
-      <w:proofErr w:type="spellStart"/>
-      <w:r>
-        <w:t>Yueyue</w:t>
-      </w:r>
-      <w:proofErr w:type="spellEnd"/>
-      <w:r>
-        <w:t>.</w:t>
+        <w:t>ll stop here. Give my best to Wang Wei, Xiao Fan, and little Yueyue.</w:t>
       </w:r>
     </w:p>
     <w:p>
@@ -11608,15 +11543,7 @@
         <w:t>’</w:t>
       </w:r>
       <w:r>
-        <w:t xml:space="preserve">s degrees over </w:t>
-      </w:r>
-      <w:proofErr w:type="spellStart"/>
-      <w:r>
-        <w:t>Ph.D.s</w:t>
-      </w:r>
-      <w:proofErr w:type="spellEnd"/>
-      <w:r>
-        <w:t>.</w:t>
+        <w:t>s degrees over Ph.D.s.</w:t>
       </w:r>
       <w:r>
         <w:t xml:space="preserve"> In other words, getting a Ph.D. often </w:t>
@@ -13194,15 +13121,7 @@
         <w:pStyle w:val="CSP-ChapterBodyText"/>
       </w:pPr>
       <w:r>
-        <w:t xml:space="preserve">I see that </w:t>
-      </w:r>
-      <w:proofErr w:type="gramStart"/>
-      <w:r>
-        <w:t>Mom</w:t>
-      </w:r>
-      <w:proofErr w:type="gramEnd"/>
-      <w:r>
-        <w:t xml:space="preserve"> has officially retired! I can hardly believe how quickly that happened. It</w:t>
+        <w:t>I see that Mom has officially retired! I can hardly believe how quickly that happened. It</w:t>
       </w:r>
       <w:r>
         <w:t>’</w:t>
@@ -13364,15 +13283,7 @@
         <w:t>’</w:t>
       </w:r>
       <w:r>
-        <w:t>ll also be moving in mid-December and renting a room from my Taiwanese friend Yao-</w:t>
-      </w:r>
-      <w:proofErr w:type="spellStart"/>
-      <w:r>
-        <w:t>zhu</w:t>
-      </w:r>
-      <w:proofErr w:type="spellEnd"/>
-      <w:r>
-        <w:t>. She</w:t>
+        <w:t>ll also be moving in mid-December and renting a room from my Taiwanese friend Yao-zhu. She</w:t>
       </w:r>
       <w:r>
         <w:t>’</w:t>
@@ -13431,15 +13342,7 @@
         <w:t>’</w:t>
       </w:r>
       <w:r>
-        <w:t>ve only practiced three times. My first two driving lessons were with Yao-</w:t>
-      </w:r>
-      <w:proofErr w:type="spellStart"/>
-      <w:r>
-        <w:t>zhu</w:t>
-      </w:r>
-      <w:proofErr w:type="spellEnd"/>
-      <w:r>
-        <w:t>, and Robin taught me once as well. I can handle the basics fine, but obviously, I still need a lot more practice. I</w:t>
+        <w:t>ve only practiced three times. My first two driving lessons were with Yao-zhu, and Robin taught me once as well. I can handle the basics fine, but obviously, I still need a lot more practice. I</w:t>
       </w:r>
       <w:r>
         <w:t>’</w:t>
@@ -13765,13 +13668,175 @@
         <w:t>’</w:t>
       </w:r>
       <w:r>
-        <w:t xml:space="preserve">s significantly farther from campus than my old apartment, but it only takes about </w:t>
-      </w:r>
-      <w:r>
-        <w:t>fifteen</w:t>
-      </w:r>
-      <w:r>
-        <w:t xml:space="preserve"> minutes to drive there. The campus shuttles run very frequently too—one comes by every few minutes—so commuting is still a breeze. The neighborhood is in southwest Austin, near Lake Austin, and the surroundings are really beautiful.</w:t>
+        <w:t>s significantly farther from campus than my old apartment, but it only takes about fifteen minutes to drive there. The campus shuttles run very frequently too—one comes by every few minutes—so commuting is still a breeze. The neighborhood is in southwest Austin, near Lake Austin, and the surroundings are really beautiful.</w:t>
+      </w:r>
+    </w:p>
+    <w:p>
+      <w:pPr>
+        <w:pStyle w:val="CSP-ChapterBodyText"/>
+      </w:pPr>
+    </w:p>
+    <w:p>
+      <w:pPr>
+        <w:pStyle w:val="CSP-ChapterBodyText"/>
+      </w:pPr>
+      <w:r>
+        <w:t>A couple of months ago, my classmate Xun joined me for the Morgan Stanley on-site interview in New York, but unfortunately, he didn</w:t>
+      </w:r>
+      <w:r>
+        <w:t>’</w:t>
+      </w:r>
+      <w:r>
+        <w:t>t get the job. We stayed at a large hotel right on Broadway that cost over $140 a night. The interview site was only a five-minute walk from the hotel. We checked in around 7:00 on Friday evening and checked out early the next morning. Because of the unfamiliar environment, I didn</w:t>
+      </w:r>
+      <w:r>
+        <w:t>’</w:t>
+      </w:r>
+      <w:r>
+        <w:t>t sleep very well that night.</w:t>
+      </w:r>
+    </w:p>
+    <w:p>
+      <w:pPr>
+        <w:pStyle w:val="CSP-ChapterBodyText"/>
+      </w:pPr>
+    </w:p>
+    <w:p>
+      <w:pPr>
+        <w:pStyle w:val="CSP-ChapterBodyText"/>
+      </w:pPr>
+      <w:r>
+        <w:t>The interview wrapped up around noon, and afterward, Xun and I took a cab down to Manhattan</w:t>
+      </w:r>
+      <w:r>
+        <w:t>’</w:t>
+      </w:r>
+      <w:r>
+        <w:t>s Chinatown. At one point, we found ourselves wandering around desperately looking for a restroom. Eventually, we found one inside a Chinese restaurant, so we ended up eating lunch there—it was surprisingly inexpensive and very good. Chinatown doesn</w:t>
+      </w:r>
+      <w:r>
+        <w:t>’</w:t>
+      </w:r>
+      <w:r>
+        <w:t>t have much besides Chinese restaurants—some of them quite large—as well as a few grocery stores. There are street vendors along the sidewalks, and the streets were packed with Chinese people. It felt like walking down Wangfujing in Beijing, except almost everyone was speaking Cantonese</w:t>
+      </w:r>
+      <w:r>
+        <w:rPr>
+          <w:rStyle w:val="FootnoteReference"/>
+        </w:rPr>
+        <w:footnoteReference w:id="25"/>
+      </w:r>
+      <w:r>
+        <w:t xml:space="preserve">. We flew back to Austin that same night. </w:t>
+      </w:r>
+    </w:p>
+    <w:p>
+      <w:pPr>
+        <w:pStyle w:val="CSP-ChapterBodyText"/>
+      </w:pPr>
+    </w:p>
+    <w:p>
+      <w:pPr>
+        <w:pStyle w:val="CSP-ChapterBodyText"/>
+      </w:pPr>
+      <w:r>
+        <w:t>For another company in Austin, the on-site interview lasted the entire day—I went in around 8:00 a.m. and didn</w:t>
+      </w:r>
+      <w:r>
+        <w:t>’</w:t>
+      </w:r>
+      <w:r>
+        <w:t>t get out until 5:00 p.m. I</w:t>
+      </w:r>
+      <w:r>
+        <w:t>’</w:t>
+      </w:r>
+      <w:r>
+        <w:t>ll probably have another dozen or so interviews next semester, but I</w:t>
+      </w:r>
+      <w:r>
+        <w:t>’</w:t>
+      </w:r>
+      <w:r>
+        <w:t>m going to be much more selective this time. Interviewing takes up a lot of time, so I</w:t>
+      </w:r>
+      <w:r>
+        <w:t>’</w:t>
+      </w:r>
+      <w:r>
+        <w:t>d rather focus on companies that genuinely interest me.</w:t>
+      </w:r>
+    </w:p>
+    <w:p>
+      <w:pPr>
+        <w:pStyle w:val="CSP-ChapterBodyText"/>
+      </w:pPr>
+    </w:p>
+    <w:p>
+      <w:pPr>
+        <w:pStyle w:val="CSP-ChapterBodyText"/>
+      </w:pPr>
+      <w:r>
+        <w:t>In the U.S., it</w:t>
+      </w:r>
+      <w:r>
+        <w:t>’</w:t>
+      </w:r>
+      <w:r>
+        <w:t>s much easier for Computer Science and Electrical Engineering majors to find jobs. Companies of all sizes come to campus to recruit students. That said, more than half of these companies won</w:t>
+      </w:r>
+      <w:r>
+        <w:t>’</w:t>
+      </w:r>
+      <w:r>
+        <w:t xml:space="preserve">t sponsor international students, </w:t>
+      </w:r>
+      <w:r>
+        <w:lastRenderedPageBreak/>
+        <w:t>so our options as international students are much more limited than those of Americans or green card holders. Even so, the vast majority of graduate students in science and technology fields are international students, mostly from India and China.</w:t>
+      </w:r>
+    </w:p>
+    <w:p>
+      <w:pPr>
+        <w:pStyle w:val="CSP-ChapterBodyText"/>
+      </w:pPr>
+    </w:p>
+    <w:p>
+      <w:pPr>
+        <w:pStyle w:val="CSP-ChapterBodyText"/>
+      </w:pPr>
+      <w:r>
+        <w:t>Time is flying by. I</w:t>
+      </w:r>
+      <w:r>
+        <w:t>’</w:t>
+      </w:r>
+      <w:r>
+        <w:t>ve already been in the States for a year and four months. All things considered, it</w:t>
+      </w:r>
+      <w:r>
+        <w:t>’</w:t>
+      </w:r>
+      <w:r>
+        <w:t>s been a wonderful experience. I</w:t>
+      </w:r>
+      <w:r>
+        <w:t>’</w:t>
+      </w:r>
+      <w:r>
+        <w:t>ve adapted to life here and really enjoy it. One of the things I appreciate most about America is the sense of freedom—you can basically live your life however you want, and nobody bothers you, as long as you aren</w:t>
+      </w:r>
+      <w:r>
+        <w:t>’</w:t>
+      </w:r>
+      <w:r>
+        <w:t>t breaking the law. People here are very polite, law-abiding, and friendly, and society feels orderly and well run. You rarely see people shouting at each other in public, let alone getting into fights. Overall, it</w:t>
+      </w:r>
+      <w:r>
+        <w:t>’</w:t>
+      </w:r>
+      <w:r>
+        <w:t>s a society that suits me very well.</w:t>
       </w:r>
     </w:p>
     <w:p>
@@ -13802,13 +13867,13 @@
         <w:t>’</w:t>
       </w:r>
       <w:r>
-        <w:t>t bad at all, though I rely heavily on various store-bought sauces; without them, my food probably wouldn</w:t>
-      </w:r>
-      <w:r>
-        <w:t>’</w:t>
-      </w:r>
-      <w:r>
-        <w:t>t taste nearly as good. Most of these sauces are imported from Hong Kong or Taiwan and may not be available back home in mainland China. So even if I cook for you when I come home, it might not taste as good as I</w:t>
+        <w:t>t bad at all, though I rely heavily on various store-bought sauces—without them, my food probably wouldn</w:t>
+      </w:r>
+      <w:r>
+        <w:t>’</w:t>
+      </w:r>
+      <w:r>
+        <w:t>t taste nearly as good. Most of these sauces are imported from Hong Kong or Taiwan and may not be available back home. So even if I cook for you when I come home, it might not taste as good as I</w:t>
       </w:r>
       <w:r>
         <w:t>’</w:t>
@@ -13827,254 +13892,38 @@
         <w:pStyle w:val="CSP-ChapterBodyText"/>
       </w:pPr>
       <w:r>
-        <w:t>Time is flying by. I</w:t>
-      </w:r>
-      <w:r>
-        <w:t>’</w:t>
-      </w:r>
-      <w:r>
-        <w:t xml:space="preserve">ve already been in the States for a year and four months. All things </w:t>
-      </w:r>
-      <w:proofErr w:type="gramStart"/>
-      <w:r>
-        <w:t>considered,</w:t>
-      </w:r>
-      <w:proofErr w:type="gramEnd"/>
-      <w:r>
-        <w:t xml:space="preserve"> it</w:t>
-      </w:r>
-      <w:r>
-        <w:t>’</w:t>
-      </w:r>
-      <w:r>
-        <w:t>s been a wonderful experience. I</w:t>
-      </w:r>
-      <w:r>
-        <w:t>’</w:t>
-      </w:r>
-      <w:r>
-        <w:t>ve adapted to life here and really enjoy it. One of the things I appreciate most about America is the sense of freedom—you can basically live your life however you want, and nobody bothers you, as long as you aren</w:t>
-      </w:r>
-      <w:r>
-        <w:t>’</w:t>
-      </w:r>
-      <w:r>
-        <w:t>t breaking the law, of course. People here are very polite, law-abiding, and friendly, and society feels orderly and well run. You rarely see people shouting at each other in public, let alone getting into fights. Overall, it</w:t>
-      </w:r>
-      <w:r>
-        <w:t>’</w:t>
-      </w:r>
-      <w:r>
-        <w:t xml:space="preserve">s a society that suits me very well. </w:t>
-      </w:r>
-    </w:p>
-    <w:p>
-      <w:pPr>
-        <w:pStyle w:val="CSP-ChapterBodyText"/>
-      </w:pPr>
-    </w:p>
-    <w:p>
-      <w:pPr>
-        <w:pStyle w:val="CSP-ChapterBodyText"/>
-      </w:pPr>
-      <w:r>
-        <w:t>In the U.S., it</w:t>
-      </w:r>
-      <w:r>
-        <w:t>’</w:t>
-      </w:r>
-      <w:r>
-        <w:t>s much easier for Computer Science and Electrical Engineering majors to find jobs. Companies of all sizes come to campus to recruit students. That said, more than half of these companies won</w:t>
-      </w:r>
-      <w:r>
-        <w:t>’</w:t>
-      </w:r>
-      <w:r>
-        <w:t>t sponsor international students, so our options as international students are much more limited than those of Americans or green card holders. Even so, the vast majority of graduate students in science and technology fields are international students, mostly from India and China.</w:t>
-      </w:r>
-    </w:p>
-    <w:p>
-      <w:pPr>
-        <w:pStyle w:val="CSP-ChapterBodyText"/>
-      </w:pPr>
-    </w:p>
-    <w:p>
-      <w:pPr>
-        <w:pStyle w:val="CSP-ChapterBodyText"/>
-      </w:pPr>
-      <w:r>
-        <w:t>For Morgan Stanley</w:t>
-      </w:r>
-      <w:r>
-        <w:t>’</w:t>
-      </w:r>
-      <w:r>
-        <w:t xml:space="preserve">s on-site interview in New York, my classmate </w:t>
-      </w:r>
-      <w:proofErr w:type="spellStart"/>
-      <w:r>
-        <w:t>Xun</w:t>
-      </w:r>
-      <w:proofErr w:type="spellEnd"/>
-      <w:r>
-        <w:t xml:space="preserve"> came along with me, but </w:t>
-      </w:r>
-      <w:proofErr w:type="gramStart"/>
-      <w:r>
-        <w:t>unfortunately</w:t>
-      </w:r>
-      <w:proofErr w:type="gramEnd"/>
-      <w:r>
-        <w:t xml:space="preserve"> </w:t>
-      </w:r>
-      <w:r>
-        <w:t>he didn</w:t>
-      </w:r>
-      <w:r>
-        <w:t>’</w:t>
-      </w:r>
-      <w:r>
-        <w:t xml:space="preserve">t get the job. We stayed at a large hotel right on Broadway that cost over $140 a night. The interview site was only a five-minute walk from the hotel. We checked in around 7:00 on Friday </w:t>
-      </w:r>
+        <w:t>I can</w:t>
+      </w:r>
+      <w:r>
+        <w:t>’</w:t>
+      </w:r>
+      <w:r>
+        <w:t>t believe how expensive postage has gotten in China—more than doubled! I wonder how much the prices of everything else have shot up. Have salaries risen accordingly? What are your monthly salaries looking like these days? I</w:t>
+      </w:r>
+      <w:r>
+        <w:t>’</w:t>
+      </w:r>
+      <w:r>
+        <w:t>ve read some articles online claiming that the average salary in places like Guangzhou, Shanghai, and Beijing has already broken into the four-digit range, though I have no idea how accurate those reports are. You wouldn</w:t>
+      </w:r>
+      <w:r>
+        <w:t>’</w:t>
+      </w:r>
+      <w:r>
+        <w:t>t believe how much information about China I can find on the internet nowadays.</w:t>
+      </w:r>
+    </w:p>
+    <w:p>
+      <w:pPr>
+        <w:pStyle w:val="CSP-ChapterBodyText"/>
+      </w:pPr>
+    </w:p>
+    <w:p>
+      <w:pPr>
+        <w:pStyle w:val="CSP-ChapterBodyText"/>
+      </w:pPr>
       <w:r>
         <w:lastRenderedPageBreak/>
-        <w:t>evening and checked out early the next morning. Because of the unfamiliar environment, I didn</w:t>
-      </w:r>
-      <w:r>
-        <w:t>’</w:t>
-      </w:r>
-      <w:r>
-        <w:t>t sleep very well that night.</w:t>
-      </w:r>
-    </w:p>
-    <w:p>
-      <w:pPr>
-        <w:pStyle w:val="CSP-ChapterBodyText"/>
-      </w:pPr>
-    </w:p>
-    <w:p>
-      <w:pPr>
-        <w:pStyle w:val="CSP-ChapterBodyText"/>
-      </w:pPr>
-      <w:r>
-        <w:t xml:space="preserve">The interview wrapped up around noon, and afterward, </w:t>
-      </w:r>
-      <w:proofErr w:type="spellStart"/>
-      <w:r>
-        <w:t>Xun</w:t>
-      </w:r>
-      <w:proofErr w:type="spellEnd"/>
-      <w:r>
-        <w:t xml:space="preserve"> and I took a cab down to Manhattan</w:t>
-      </w:r>
-      <w:r>
-        <w:t>’</w:t>
-      </w:r>
-      <w:r>
-        <w:t>s Chinatown. At one point, we found ourselves wandering around desperately looking for a restroom. Eventually, we found one inside a Chinese restaurant, so we ended up eating lunch there—it was surprisingly inexpensive and very good. Chinatown doesn</w:t>
-      </w:r>
-      <w:r>
-        <w:t>’</w:t>
-      </w:r>
-      <w:r>
-        <w:t xml:space="preserve">t have much besides Chinese restaurants—some of them quite large—as well as a few grocery stores. There are street vendors along the sidewalks, and the streets were packed with Chinese people. It felt like walking down </w:t>
-      </w:r>
-      <w:proofErr w:type="spellStart"/>
-      <w:r>
-        <w:t>Wangfujing</w:t>
-      </w:r>
-      <w:proofErr w:type="spellEnd"/>
-      <w:r>
-        <w:t xml:space="preserve"> in Beijing, except almost everyone was speaking Cantonese</w:t>
-      </w:r>
-      <w:r>
-        <w:rPr>
-          <w:rStyle w:val="FootnoteReference"/>
-        </w:rPr>
-        <w:footnoteReference w:id="25"/>
-      </w:r>
-      <w:r>
-        <w:t xml:space="preserve">. We flew back to Austin that same night. </w:t>
-      </w:r>
-    </w:p>
-    <w:p>
-      <w:pPr>
-        <w:pStyle w:val="CSP-ChapterBodyText"/>
-      </w:pPr>
-    </w:p>
-    <w:p>
-      <w:pPr>
-        <w:pStyle w:val="CSP-ChapterBodyText"/>
-      </w:pPr>
-      <w:r>
-        <w:t>For another company in Austin, the on-site interview lasted the entire day—I went in around 8:00 a.m. and didn</w:t>
-      </w:r>
-      <w:r>
-        <w:t>’</w:t>
-      </w:r>
-      <w:r>
-        <w:t>t get out until 5:00 p.m. I</w:t>
-      </w:r>
-      <w:r>
-        <w:t>’</w:t>
-      </w:r>
-      <w:r>
-        <w:t>ll probably have another dozen or so interviews next semester, but I</w:t>
-      </w:r>
-      <w:r>
-        <w:t>’</w:t>
-      </w:r>
-      <w:r>
-        <w:t>m going to be much more selective this time. Interviewing takes up a lot of time, so I</w:t>
-      </w:r>
-      <w:r>
-        <w:t>’</w:t>
-      </w:r>
-      <w:r>
-        <w:t>d rather focus on companies that genuinely interest me.</w:t>
-      </w:r>
-    </w:p>
-    <w:p>
-      <w:pPr>
-        <w:pStyle w:val="CSP-ChapterBodyText"/>
-      </w:pPr>
-    </w:p>
-    <w:p>
-      <w:pPr>
-        <w:pStyle w:val="CSP-ChapterBodyText"/>
-      </w:pPr>
-      <w:r>
-        <w:t>I can</w:t>
-      </w:r>
-      <w:r>
-        <w:t>’</w:t>
-      </w:r>
-      <w:r>
-        <w:t>t believe how expensive postage has gotten in China—more than doubled! I wonder how much the prices of everything else have shot up. Have salaries risen accordingly? What are your monthly salaries looking like these days? I</w:t>
-      </w:r>
-      <w:r>
-        <w:t>’</w:t>
-      </w:r>
-      <w:r>
-        <w:t>ve read some articles online claiming that the average salary in places like Guangzhou, Shanghai, and Beijing has already broken into the four-digit range, though I have no idea how accurate those reports are. You wouldn</w:t>
-      </w:r>
-      <w:r>
-        <w:t>’</w:t>
-      </w:r>
-      <w:r>
-        <w:t>t believe how much information about China I can find on the internet nowadays.</w:t>
-      </w:r>
-    </w:p>
-    <w:p>
-      <w:pPr>
-        <w:pStyle w:val="CSP-ChapterBodyText"/>
-      </w:pPr>
-    </w:p>
-    <w:p>
-      <w:pPr>
-        <w:pStyle w:val="CSP-ChapterBodyText"/>
-      </w:pPr>
-      <w:r>
         <w:t>Wishing you all the best for 1997!</w:t>
       </w:r>
     </w:p>
@@ -14653,21 +14502,13 @@
         <w:t>’</w:t>
       </w:r>
       <w:r>
-        <w:t xml:space="preserve">m sorry to hear that </w:t>
-      </w:r>
-      <w:proofErr w:type="gramStart"/>
-      <w:r>
-        <w:t>Mom</w:t>
-      </w:r>
-      <w:r>
-        <w:t>’</w:t>
-      </w:r>
-      <w:r>
-        <w:t>s</w:t>
-      </w:r>
-      <w:proofErr w:type="gramEnd"/>
-      <w:r>
-        <w:t xml:space="preserve"> trip to Chongming wasn</w:t>
+        <w:t>m sorry to hear that Mom</w:t>
+      </w:r>
+      <w:r>
+        <w:t>’</w:t>
+      </w:r>
+      <w:r>
+        <w:t>s trip to Chongming wasn</w:t>
       </w:r>
       <w:r>
         <w:t>’</w:t>
@@ -14898,15 +14739,7 @@
         <w:t>’</w:t>
       </w:r>
       <w:r>
-        <w:t xml:space="preserve">ll persuade </w:t>
-      </w:r>
-      <w:proofErr w:type="spellStart"/>
-      <w:r>
-        <w:t>Xun</w:t>
-      </w:r>
-      <w:proofErr w:type="spellEnd"/>
-      <w:r>
-        <w:t xml:space="preserve"> to drive with me.</w:t>
+        <w:t>ll persuade Xun to drive with me.</w:t>
       </w:r>
       <w:r>
         <w:rPr>
@@ -14915,15 +14748,7 @@
         <w:footnoteReference w:id="31"/>
       </w:r>
       <w:r>
-        <w:t xml:space="preserve"> </w:t>
-      </w:r>
-      <w:proofErr w:type="spellStart"/>
-      <w:r>
-        <w:t>Xun</w:t>
-      </w:r>
-      <w:proofErr w:type="spellEnd"/>
-      <w:r>
-        <w:t xml:space="preserve"> has accepted a job in Washington, D.C., which isn</w:t>
+        <w:t xml:space="preserve"> Xun has accepted a job in Washington, D.C., which isn</w:t>
       </w:r>
       <w:r>
         <w:t>’</w:t>
@@ -14966,15 +14791,7 @@
         <w:t>’</w:t>
       </w:r>
       <w:r>
-        <w:t xml:space="preserve">m planning to live in Edison, New Jersey, where Wei </w:t>
-      </w:r>
-      <w:proofErr w:type="spellStart"/>
-      <w:r>
-        <w:t>Jin</w:t>
-      </w:r>
-      <w:proofErr w:type="spellEnd"/>
-      <w:r>
-        <w:t xml:space="preserve"> lives. I also have an old college classmate from Shanghai who works in the city but lives there as well. A one-bedroom apartment rents for about $650 to $700 a month, which isn</w:t>
+        <w:t>m planning to live in Edison, New Jersey, where Wei Jin lives. I also have an old college classmate from Shanghai who works in the city but lives there as well. A one-bedroom apartment rents for about $650 to $700 a month, which isn</w:t>
       </w:r>
       <w:r>
         <w:t>’</w:t>
@@ -15021,15 +14838,7 @@
         <w:t>’</w:t>
       </w:r>
       <w:r>
-        <w:t xml:space="preserve">ve already been in touch with Wei </w:t>
-      </w:r>
-      <w:proofErr w:type="spellStart"/>
-      <w:r>
-        <w:t>Jin</w:t>
-      </w:r>
-      <w:proofErr w:type="spellEnd"/>
-      <w:r>
-        <w:t>, and he</w:t>
+        <w:t>ve already been in touch with Wei Jin, and he</w:t>
       </w:r>
       <w:r>
         <w:t>’</w:t>
@@ -15060,13 +14869,8 @@
       <w:pPr>
         <w:pStyle w:val="CSP-ChapterBodyText"/>
       </w:pPr>
-      <w:proofErr w:type="spellStart"/>
-      <w:r>
-        <w:t>Haiqing</w:t>
-      </w:r>
-      <w:proofErr w:type="spellEnd"/>
-      <w:r>
-        <w:t xml:space="preserve"> came to Austin a few days ago for an interview, hoping to find a summer job. He</w:t>
+      <w:r>
+        <w:t>Haiqing came to Austin a few days ago for an interview, hoping to find a summer job. He</w:t>
       </w:r>
       <w:r>
         <w:t>’</w:t>
@@ -15516,15 +15320,7 @@
         <w:pStyle w:val="CSP-ChapterBodyText"/>
       </w:pPr>
       <w:r>
-        <w:t xml:space="preserve">This year, Morgan Stanley hired about 240 associates from 31 universities and divided </w:t>
-      </w:r>
-      <w:proofErr w:type="spellStart"/>
-      <w:r>
-        <w:t>us</w:t>
-      </w:r>
-      <w:proofErr w:type="spellEnd"/>
-      <w:r>
-        <w:t xml:space="preserve"> among nine different divisions. I</w:t>
+        <w:t>This year, Morgan Stanley hired about 240 associates from 31 universities and divided us among nine different divisions. I</w:t>
       </w:r>
       <w:r>
         <w:t>’</w:t>
@@ -15574,15 +15370,7 @@
         <w:t>’</w:t>
       </w:r>
       <w:r>
-        <w:t xml:space="preserve">m going to hang out in Austin for another month or so, mostly to wait for </w:t>
-      </w:r>
-      <w:proofErr w:type="spellStart"/>
-      <w:r>
-        <w:t>Xun</w:t>
-      </w:r>
-      <w:proofErr w:type="spellEnd"/>
-      <w:r>
-        <w:t xml:space="preserve"> so we can drive up north together. Besides, there</w:t>
+        <w:t>m going to hang out in Austin for another month or so, mostly to wait for Xun so we can drive up north together. Besides, there</w:t>
       </w:r>
       <w:r>
         <w:t>’</w:t>
@@ -15886,15 +15674,7 @@
         <w:pStyle w:val="CSP-ChapterBodyText"/>
       </w:pPr>
       <w:r>
-        <w:t xml:space="preserve">Wei </w:t>
-      </w:r>
-      <w:proofErr w:type="spellStart"/>
-      <w:r>
-        <w:t>Jin</w:t>
-      </w:r>
-      <w:proofErr w:type="spellEnd"/>
-      <w:r>
-        <w:t xml:space="preserve"> has already helped me find an apartment in Edison, New Jersey. It</w:t>
+        <w:t>Wei Jin has already helped me find an apartment in Edison, New Jersey. It</w:t>
       </w:r>
       <w:r>
         <w:t>’</w:t>
@@ -15943,21 +15723,13 @@
         <w:t>’</w:t>
       </w:r>
       <w:r>
-        <w:t xml:space="preserve">ll crash at Wei </w:t>
-      </w:r>
-      <w:proofErr w:type="spellStart"/>
-      <w:r>
-        <w:t>Jin</w:t>
-      </w:r>
-      <w:r>
-        <w:t>’</w:t>
-      </w:r>
-      <w:r>
-        <w:t>s</w:t>
-      </w:r>
-      <w:proofErr w:type="spellEnd"/>
-      <w:r>
-        <w:t xml:space="preserve"> place until then. I also have submitted a "leave of absence" request to the department to officially pause my studies for a year. If it gets approved, I could theoretically come back and register for classes a year from now without having to re-apply for admission. Realistically, though, I doubt I</w:t>
+        <w:t>ll crash at Wei Jin</w:t>
+      </w:r>
+      <w:r>
+        <w:t>’</w:t>
+      </w:r>
+      <w:r>
+        <w:t>s place until then. I also have submitted a "leave of absence" request to the department to officially pause my studies for a year. If it gets approved, I could theoretically come back and register for classes a year from now without having to re-apply for admission. Realistically, though, I doubt I</w:t>
       </w:r>
       <w:r>
         <w:t>’</w:t>
@@ -16227,15 +15999,7 @@
         <w:pStyle w:val="CSP-ChapterBodyText"/>
       </w:pPr>
       <w:r>
-        <w:t xml:space="preserve">8 </w:t>
-      </w:r>
-      <w:proofErr w:type="spellStart"/>
-      <w:r>
-        <w:t>Koster</w:t>
-      </w:r>
-      <w:proofErr w:type="spellEnd"/>
-      <w:r>
-        <w:t xml:space="preserve"> Blvd. Apt. 3A</w:t>
+        <w:t>8 Koster Blvd. Apt. 3A</w:t>
       </w:r>
     </w:p>
     <w:p>
@@ -16294,23 +16058,7 @@
         <w:t>’</w:t>
       </w:r>
       <w:r>
-        <w:t xml:space="preserve">s Independence Day. My friend </w:t>
-      </w:r>
-      <w:proofErr w:type="spellStart"/>
-      <w:r>
-        <w:t>Xun</w:t>
-      </w:r>
-      <w:proofErr w:type="spellEnd"/>
-      <w:r>
-        <w:t xml:space="preserve"> suddenly backed out a few days before the trip, but </w:t>
-      </w:r>
-      <w:proofErr w:type="gramStart"/>
-      <w:r>
-        <w:t>luckily</w:t>
-      </w:r>
-      <w:proofErr w:type="gramEnd"/>
-      <w:r>
-        <w:t xml:space="preserve"> I found another classmate who wanted to tag along, do some sightseeing, and meet up with her friends in New York. Her name is Emma. The drive took seven days in total, but we didn</w:t>
+        <w:t>s Independence Day. My friend Xun suddenly backed out a few days before the trip, but luckily I found another classmate who wanted to tag along, do some sightseeing, and meet up with her friends in New York. Her name is Emma. The drive took seven days in total, but we didn</w:t>
       </w:r>
       <w:r>
         <w:t>’</w:t>
@@ -16326,42 +16074,26 @@
         <w:t>’</w:t>
       </w:r>
       <w:r>
-        <w:t xml:space="preserve">t give me any trouble at all during the entire trip, which clocked in at about 2,500 miles. I drove roughly two-thirds of the distance. I stayed in touch with Wei </w:t>
-      </w:r>
-      <w:proofErr w:type="spellStart"/>
-      <w:r>
-        <w:t>Jin</w:t>
-      </w:r>
-      <w:proofErr w:type="spellEnd"/>
-      <w:r>
-        <w:t xml:space="preserve"> along the way. I am really thankful that he put a great deal of effort into helping me with housing arrangements. </w:t>
-      </w:r>
-    </w:p>
-    <w:p>
-      <w:pPr>
-        <w:pStyle w:val="CSP-ChapterBodyText"/>
-      </w:pPr>
-    </w:p>
-    <w:p>
-      <w:pPr>
-        <w:pStyle w:val="CSP-ChapterBodyText"/>
-      </w:pPr>
-      <w:r>
-        <w:t xml:space="preserve">I finally arrived in New Jersey on the night of July 11th and stayed at Wei </w:t>
-      </w:r>
-      <w:proofErr w:type="spellStart"/>
-      <w:r>
-        <w:t>Jin</w:t>
-      </w:r>
-      <w:r>
-        <w:t>’</w:t>
-      </w:r>
-      <w:r>
-        <w:t>s</w:t>
-      </w:r>
-      <w:proofErr w:type="spellEnd"/>
-      <w:r>
-        <w:t xml:space="preserve"> place for three nights before picking up the keys to my apartment on the afternoon of the 14th. Since I moved in, I</w:t>
+        <w:t xml:space="preserve">t give me any trouble at all during the entire trip, which clocked in at about 2,500 miles. I drove roughly two-thirds of the distance. I stayed in touch with Wei Jin along the way. I am really thankful that he put a great deal of effort into helping me with housing arrangements. </w:t>
+      </w:r>
+    </w:p>
+    <w:p>
+      <w:pPr>
+        <w:pStyle w:val="CSP-ChapterBodyText"/>
+      </w:pPr>
+    </w:p>
+    <w:p>
+      <w:pPr>
+        <w:pStyle w:val="CSP-ChapterBodyText"/>
+      </w:pPr>
+      <w:r>
+        <w:t>I finally arrived in New Jersey on the night of July 11th and stayed at Wei Jin</w:t>
+      </w:r>
+      <w:r>
+        <w:t>’</w:t>
+      </w:r>
+      <w:r>
+        <w:t>s place for three nights before picking up the keys to my apartment on the afternoon of the 14th. Since I moved in, I</w:t>
       </w:r>
       <w:r>
         <w:t>’</w:t>
@@ -16782,15 +16514,7 @@
         <w:t>’</w:t>
       </w:r>
       <w:r>
-        <w:t xml:space="preserve">t you show her the way?” He asked. Now, that was an excellent suggestion, except for one small problem: I had absolutely no idea where Dobie Center was. </w:t>
-      </w:r>
-      <w:proofErr w:type="gramStart"/>
-      <w:r>
-        <w:t>So</w:t>
-      </w:r>
-      <w:proofErr w:type="gramEnd"/>
-      <w:r>
-        <w:t xml:space="preserve"> I said, "Sure!"</w:t>
+        <w:t>t you show her the way?” He asked. Now, that was an excellent suggestion, except for one small problem: I had absolutely no idea where Dobie Center was. So I said, "Sure!"</w:t>
       </w:r>
     </w:p>
     <w:p>
@@ -18846,7 +18570,6 @@
       <w:r>
         <w:t xml:space="preserve">The midday nap, known in Chinese as </w:t>
       </w:r>
-      <w:proofErr w:type="spellStart"/>
       <w:r>
         <w:rPr>
           <w:i/>
@@ -18854,7 +18577,6 @@
         </w:rPr>
         <w:t>wujiao</w:t>
       </w:r>
-      <w:proofErr w:type="spellEnd"/>
       <w:r>
         <w:t>, is a deeply ingrained cultural tradition. In most schools, offices, and factories, lunch is followed by a quiet period that allows people to take a short nap. Napping in China has traditionally been seen as beneficial to health and productivity.</w:t>
       </w:r>
@@ -19101,7 +18823,6 @@
       <w:r>
         <w:t xml:space="preserve"> or </w:t>
       </w:r>
-      <w:proofErr w:type="spellStart"/>
       <w:r>
         <w:rPr>
           <w:i/>
@@ -19109,7 +18830,6 @@
         </w:rPr>
         <w:t>yuanxiao</w:t>
       </w:r>
-      <w:proofErr w:type="spellEnd"/>
       <w:r>
         <w:t>, whose round shape represents family togetherness and completeness.</w:t>
       </w:r>

--- a/letters_from_usa/book.docx
+++ b/letters_from_usa/book.docx
@@ -1837,15 +1837,7 @@
                 <w:sz w:val="20"/>
                 <w:szCs w:val="20"/>
               </w:rPr>
-              <w:t>S</w:t>
-            </w:r>
-            <w:r>
-              <w:rPr>
-                <w:rFonts w:ascii="Garamond" w:hAnsi="Garamond"/>
-                <w:sz w:val="20"/>
-                <w:szCs w:val="20"/>
-              </w:rPr>
-              <w:t>wim in the Delaware River</w:t>
+              <w:t>Not By Choice</w:t>
             </w:r>
           </w:p>
         </w:tc>
@@ -10419,11 +10411,6 @@
       <w:pPr>
         <w:pStyle w:val="CSP-ChapterBodyText"/>
       </w:pPr>
-    </w:p>
-    <w:p>
-      <w:pPr>
-        <w:pStyle w:val="CSP-ChapterBodyText"/>
-      </w:pPr>
       <w:r>
         <w:t>This morning, Jim drove me to Wei Jin</w:t>
       </w:r>
@@ -10431,7 +10418,7 @@
         <w:t>’</w:t>
       </w:r>
       <w:r>
-        <w:t>s place for lunch and didn</w:t>
+        <w:t>s place for lunch and we didn</w:t>
       </w:r>
       <w:r>
         <w:t>’</w:t>
@@ -10491,6 +10478,7 @@
       <w:r>
         <w:rPr>
           <w:rStyle w:val="FootnoteReference"/>
+          <w:iCs w:val="0"/>
         </w:rPr>
         <w:footnoteReference w:id="22"/>
       </w:r>
@@ -10498,7 +10486,7 @@
         <w:t xml:space="preserve"> </w:t>
       </w:r>
       <w:r>
-        <w:t>Uncle Wei and his wife will probably stay here for over six months before heading back to China, health permitting.</w:t>
+        <w:t>He and his wife will probably stay here for over six months before heading back to China, health permitting.</w:t>
       </w:r>
     </w:p>
     <w:p>
@@ -10529,11 +10517,11 @@
         <w:t>’</w:t>
       </w:r>
       <w:r>
-        <w:t xml:space="preserve">s way more relaxed than a typical corporate job—honestly, it </w:t>
+        <w:t xml:space="preserve">s way more relaxed than a typical corporate job—honestly, it feels more like being at a university. My coworkers are </w:t>
       </w:r>
       <w:r>
         <w:lastRenderedPageBreak/>
-        <w:t>feels more like being at a university. My coworkers are incredibly nice, and the workload is manageable. I</w:t>
+        <w:t>incredibly nice, and the workload is manageable. I</w:t>
       </w:r>
       <w:r>
         <w:t>’</w:t>
@@ -10576,19 +10564,7 @@
         <w:t>’</w:t>
       </w:r>
       <w:r>
-        <w:t>s large but almost empty. We take turn</w:t>
-      </w:r>
-      <w:r>
-        <w:t>s</w:t>
-      </w:r>
-      <w:r>
-        <w:t xml:space="preserve"> making dinner at home almost every night. On weekends, </w:t>
-      </w:r>
-      <w:r>
-        <w:t>w</w:t>
-      </w:r>
-      <w:r>
-        <w:t>e try to get out and explore. Weihai and I took a day trip to Philadelphia and spent two days in New York; we hit a lot of sights and took quite a few photos. Last weekend, we went to Atlantic City to try our luck at the casinos. Atlantic City is a beach town, and quite beautiful. I ended up winning a single dollar—I came pretty close to losing money, but it was fun to experience the whole gambler</w:t>
+        <w:t>s large but almost empty. We take turns making dinner at home almost every night. On weekends, we try to get out and explore. Weihai and I took a day trip to Philadelphia and spent two days in New York; we hit a lot of sights and took quite a few photos. Last weekend, we went to Atlantic City to try our luck at the casinos. Atlantic City is a beach town, and quite beautiful. I ended up winning a single dollar—I came pretty close to losing money, but it was fun to experience the whole gambler</w:t>
       </w:r>
       <w:r>
         <w:t>’</w:t>
@@ -10613,66 +10589,31 @@
         <w:pStyle w:val="CSP-ChapterBodyText"/>
       </w:pPr>
       <w:r>
-        <w:t>I received a letter from Chun three weeks ago, which is pretty much the only time I</w:t>
-      </w:r>
-      <w:r>
-        <w:t>’</w:t>
-      </w:r>
-      <w:r>
-        <w:t>ve heard from her since February. She was happy about getting her scholarship, and she said her parents were thrilled, too. She asked about the next steps for paperwork, and I</w:t>
-      </w:r>
-      <w:r>
-        <w:t>’</w:t>
-      </w:r>
-      <w:r>
-        <w:t>ve already written back to her. She</w:t>
-      </w:r>
-      <w:r>
-        <w:t>’</w:t>
-      </w:r>
-      <w:r>
-        <w:t>ll be attending the University of Maryland, which is right outside Washington, D.C.</w:t>
-      </w:r>
-    </w:p>
-    <w:p>
-      <w:pPr>
-        <w:pStyle w:val="CSP-ChapterBodyText"/>
-      </w:pPr>
-    </w:p>
-    <w:p>
-      <w:pPr>
-        <w:pStyle w:val="CSP-ChapterBodyText"/>
-      </w:pPr>
-      <w:r>
-        <w:t>She emailed me a while back to tell me that Maryland offered her a scholarship, but that UT was still her top choice and asked if I could look into her admission status here. I went to the department to ask around, but they said they never received her application file from the International Office. Apparently, applications go there first for processing before being forwarded to the departments for review. When I asked what the hold-up was, they told me it was likely a "backlog," meaning a pile-up of paperwork they haven</w:t>
-      </w:r>
-      <w:r>
-        <w:t>’</w:t>
-      </w:r>
-      <w:r>
-        <w:t>t gotten to yet. They weren</w:t>
-      </w:r>
-      <w:r>
-        <w:t>’</w:t>
-      </w:r>
-      <w:r>
-        <w:t>t really supposed to tell me that, since it</w:t>
-      </w:r>
-      <w:r>
-        <w:t>’</w:t>
-      </w:r>
-      <w:r>
-        <w:t xml:space="preserve">s a private matter and </w:t>
-      </w:r>
-      <w:r>
-        <w:lastRenderedPageBreak/>
-        <w:t>third parties aren</w:t>
-      </w:r>
-      <w:r>
-        <w:t>’</w:t>
-      </w:r>
-      <w:r>
-        <w:t>t allowed to nose around. Honestly, I don</w:t>
+        <w:t>As for Chun, she emailed me a while back to say that Maryland had offered her a scholarship, although UT was still her first choice. She asked if I could check on the status of her application. I went to the department to ask about it, and they told me they still hadn</w:t>
+      </w:r>
+      <w:r>
+        <w:t>’</w:t>
+      </w:r>
+      <w:r>
+        <w:t>t received her file from the International Office because of a processing backlog. They probably weren</w:t>
+      </w:r>
+      <w:r>
+        <w:t>’</w:t>
+      </w:r>
+      <w:r>
+        <w:t>t supposed to tell me even that, since applications are considered private. Then, about three weeks ago, I received a letter from her—the first one since February. She sounded happy about receiving the scholarship, and said her parents were thrilled, too. She asked about the next steps for the paperwork, and I</w:t>
+      </w:r>
+      <w:r>
+        <w:t>’</w:t>
+      </w:r>
+      <w:r>
+        <w:t>ve already written back. She</w:t>
+      </w:r>
+      <w:r>
+        <w:t>’</w:t>
+      </w:r>
+      <w:r>
+        <w:t>ll be attending the University of Maryland, which is right outside Washington, D.C. Honestly, I don</w:t>
       </w:r>
       <w:r>
         <w:t>’</w:t>
@@ -10703,31 +10644,6 @@
         <w:t>’</w:t>
       </w:r>
       <w:r>
-        <w:t>m so excited to hear that Dad</w:t>
-      </w:r>
-      <w:r>
-        <w:t>’</w:t>
-      </w:r>
-      <w:r>
-        <w:t>s turbine design turned out so well! Is there any chance it can be manufactured or patented?</w:t>
-      </w:r>
-    </w:p>
-    <w:p>
-      <w:pPr>
-        <w:pStyle w:val="CSP-ChapterBodyText"/>
-      </w:pPr>
-    </w:p>
-    <w:p>
-      <w:pPr>
-        <w:pStyle w:val="CSP-ChapterBodyText"/>
-      </w:pPr>
-      <w:r>
-        <w:t>I</w:t>
-      </w:r>
-      <w:r>
-        <w:t>’</w:t>
-      </w:r>
-      <w:r>
         <w:t>ll stop here for now.</w:t>
       </w:r>
     </w:p>
@@ -10786,13 +10702,11 @@
     </w:p>
     <w:p>
       <w:pPr>
-        <w:widowControl/>
-        <w:spacing w:after="160" w:line="259" w:lineRule="auto"/>
-        <w:rPr>
-          <w:rFonts w:ascii="Garamond" w:hAnsi="Garamond"/>
-          <w:iCs/>
-        </w:rPr>
-      </w:pPr>
+        <w:pStyle w:val="CSP-ChapterBodyText"/>
+      </w:pPr>
+      <w:r>
+        <w:t xml:space="preserve"> </w:t>
+      </w:r>
       <w:r>
         <w:br w:type="page"/>
       </w:r>
@@ -11001,13 +10915,13 @@
         <w:pStyle w:val="CSP-ChapterBodyText"/>
       </w:pPr>
       <w:r>
-        <w:t>After fiddling with the watch for a bit, I figured out how to shorten the band. I</w:t>
-      </w:r>
-      <w:r>
-        <w:t>’</w:t>
-      </w:r>
-      <w:r>
-        <w:t xml:space="preserve">m wearing it right now; it looks great, and I really love it. </w:t>
+        <w:t>After fiddling with the watch for a bit, I figured out how to shorten the band. It turned out to be pretty easy to pop a few links out. I</w:t>
+      </w:r>
+      <w:r>
+        <w:t>’</w:t>
+      </w:r>
+      <w:r>
+        <w:t>m wearing it right now, and I really love it.</w:t>
       </w:r>
     </w:p>
     <w:p>
@@ -11116,7 +11030,7 @@
         <w:pStyle w:val="CSP-ChapterBodyText"/>
       </w:pPr>
       <w:r>
-        <w:t>Without a Ph.D. degree, it</w:t>
+        <w:t>Speaking of permanent employees: without a Ph.D., it</w:t>
       </w:r>
       <w:r>
         <w:t>’</w:t>
@@ -11166,13 +11080,13 @@
         <w:t>’</w:t>
       </w:r>
       <w:r>
-        <w:t>s wind turbine design turned out so well. Keep up the great work! But please make sure to get some rest too. It</w:t>
-      </w:r>
-      <w:r>
-        <w:t>’</w:t>
-      </w:r>
-      <w:r>
-        <w:t>s important to strike a balance between work and life. And, don</w:t>
+        <w:t>s wind turbine design turned out so well—keep up the great work! But please make sure to get some rest too. It</w:t>
+      </w:r>
+      <w:r>
+        <w:t>’</w:t>
+      </w:r>
+      <w:r>
+        <w:t>s important to strike a balance between work and life, and don</w:t>
       </w:r>
       <w:r>
         <w:t>’</w:t>
@@ -11203,13 +11117,7 @@
         <w:pStyle w:val="CSP-ChapterBodyText"/>
       </w:pPr>
       <w:r>
-        <w:t>I</w:t>
-      </w:r>
-      <w:r>
-        <w:t>’</w:t>
-      </w:r>
-      <w:r>
-        <w:t>ll stop here. Give my best to Wang Wei, Xiao Fan, and little Yueyue.</w:t>
+        <w:t>Give my best to Wang Wei, Xiao Fan, and little Yueyue.</w:t>
       </w:r>
     </w:p>
     <w:p>
@@ -11232,6 +11140,11 @@
       <w:r>
         <w:t>07/04/96</w:t>
       </w:r>
+    </w:p>
+    <w:p>
+      <w:pPr>
+        <w:pStyle w:val="CSP-ChapterBodyText"/>
+      </w:pPr>
     </w:p>
     <w:p>
       <w:pPr>
@@ -11306,7 +11219,7 @@
         <w:rPr>
           <w:rFonts w:ascii="Garamond" w:hAnsi="Garamond"/>
         </w:rPr>
-        <w:t>Swim in the Delaware River</w:t>
+        <w:t>Not By Choice</w:t>
       </w:r>
     </w:p>
     <w:p>
@@ -11462,6 +11375,12 @@
       <w:r>
         <w:t>re hosting the Olympics.</w:t>
       </w:r>
+      <w:r>
+        <w:t xml:space="preserve"> </w:t>
+      </w:r>
+      <w:r>
+        <w:t>Are you watching the Olympics? They rarely broadcast events featuring the Chinese team here. Tonight is the closing ceremony.</w:t>
+      </w:r>
     </w:p>
     <w:p>
       <w:pPr>
@@ -11531,7 +11450,11 @@
         <w:t xml:space="preserve">m still on the fence. My last letter might have caused a bit of a misunderstanding. Generally speaking, a Ph.D. actually narrows your job options. Bell Labs is primarily a research institution, so naturally they value advanced degrees and only hire international students with doctorates. </w:t>
       </w:r>
       <w:r>
-        <w:t>However, most small and medium-sized companies prefer hiring people with bachelor</w:t>
+        <w:t xml:space="preserve">However, most small and medium-sized </w:t>
+      </w:r>
+      <w:r>
+        <w:lastRenderedPageBreak/>
+        <w:t>companies prefer hiring people with bachelor</w:t>
       </w:r>
       <w:r>
         <w:t>’</w:t>
@@ -11546,11 +11469,7 @@
         <w:t>s degrees over Ph.D.s.</w:t>
       </w:r>
       <w:r>
-        <w:t xml:space="preserve"> In other words, getting a Ph.D. often </w:t>
-      </w:r>
-      <w:r>
-        <w:lastRenderedPageBreak/>
-        <w:t>means limiting yourself to major corporations or research labs. Next semester, I plan to take three more classes to see whether any specific field catches my interest or whether I can find a suitable advisor. I</w:t>
+        <w:t xml:space="preserve"> In other words, getting a Ph.D. often means limiting yourself to major corporations or research labs. Next semester, I plan to take three more classes to see whether any specific field catches my interest or whether I can find a suitable advisor. I</w:t>
       </w:r>
       <w:r>
         <w:t>’</w:t>
@@ -11594,19 +11513,6 @@
       </w:r>
       <w:r>
         <w:t>d ever gone swimming in America, though certainly not by choice! I keep joking with Jim that I saved his life because I pulled him out of the water.</w:t>
-      </w:r>
-    </w:p>
-    <w:p>
-      <w:pPr>
-        <w:pStyle w:val="CSP-ChapterBodyText"/>
-      </w:pPr>
-    </w:p>
-    <w:p>
-      <w:pPr>
-        <w:pStyle w:val="CSP-ChapterBodyText"/>
-      </w:pPr>
-      <w:r>
-        <w:t>Are you watching the Olympics? They rarely broadcast events featuring the Chinese team here. Tonight is the closing ceremony.</w:t>
       </w:r>
     </w:p>
     <w:p>
@@ -12724,7 +12630,20 @@
         <w:t>’</w:t>
       </w:r>
       <w:r>
-        <w:t xml:space="preserve"> questions. Every time I finish grading a project, plenty of students complain about their scores and flood my inbox with emails. It is incredibly frustrating; at its worst, I receive over a dozen of these emails a day. On top of that, I</w:t>
+        <w:t xml:space="preserve"> questions. Every time I finish grading a project, plenty of students complain about their scores and flood my inbox with emails. It is incredibly frustrating; at its worst, I receive over a dozen of these emails a day.</w:t>
+      </w:r>
+    </w:p>
+    <w:p>
+      <w:pPr>
+        <w:pStyle w:val="CSP-ChapterBodyText"/>
+      </w:pPr>
+    </w:p>
+    <w:p>
+      <w:pPr>
+        <w:pStyle w:val="CSP-ChapterBodyText"/>
+      </w:pPr>
+      <w:r>
+        <w:t>On top of that, I</w:t>
       </w:r>
       <w:r>
         <w:t>’</w:t>
@@ -12736,13 +12655,7 @@
         <w:t>’</w:t>
       </w:r>
       <w:r>
-        <w:t xml:space="preserve">s normal. Companies typically require two rounds of interviews—the first one on campus and a second one on-site at the company. If I decide to graduate with just my </w:t>
-      </w:r>
-      <w:r>
-        <w:t>m</w:t>
-      </w:r>
-      <w:r>
-        <w:t>aster</w:t>
+        <w:t>s normal. Companies typically require two rounds of interviews—the first one on campus and a second one on-site at the company. If I decide to graduate with just my master</w:t>
       </w:r>
       <w:r>
         <w:t>’</w:t>
@@ -12773,13 +12686,7 @@
         <w:t>‘</w:t>
       </w:r>
       <w:r>
-        <w:t>91</w:t>
-      </w:r>
-      <w:r>
-        <w:t xml:space="preserve"> </w:t>
-      </w:r>
-      <w:r>
-        <w:t>Toyota Corolla sedan. It cost me $4,600, which is a lot of money upfront, but I got a pretty good deal since the average market price for similar cars is usually around $5,600. I</w:t>
+        <w:t>91 Toyota Corolla sedan. It cost me $4,600, which is a lot of money upfront, but I got a pretty good deal since the average market price for similar cars is usually around $5,600. I</w:t>
       </w:r>
       <w:r>
         <w:t>’</w:t>
@@ -12791,7 +12698,11 @@
         <w:t>’</w:t>
       </w:r>
       <w:r>
-        <w:t>t make much sense to buy a cheaper car here anyway, because the insurance could end up costing more than the car itself. I also got my learner</w:t>
+        <w:t xml:space="preserve">t make much sense to buy a cheaper car here. Insurance is so expensive that after a few years, the premiums alone could cost more than the car </w:t>
+      </w:r>
+      <w:r>
+        <w:lastRenderedPageBreak/>
+        <w:t>itself. I also got my learner</w:t>
       </w:r>
       <w:r>
         <w:t>’</w:t>
@@ -12809,11 +12720,7 @@
         <w:t>’</w:t>
       </w:r>
       <w:r>
-        <w:t xml:space="preserve">ll probably start in the next week or </w:t>
-      </w:r>
-      <w:r>
-        <w:lastRenderedPageBreak/>
-        <w:t>two. I</w:t>
+        <w:t>ll probably start in the next week or two. I</w:t>
       </w:r>
       <w:r>
         <w:t>’</w:t>
@@ -12863,19 +12770,6 @@
         <w:pStyle w:val="CSP-ChapterBodyText"/>
       </w:pPr>
       <w:r>
-        <w:t>Also, my roommate will probably be transferring at the end of the year to a school in Dallas, another city in Texas.</w:t>
-      </w:r>
-    </w:p>
-    <w:p>
-      <w:pPr>
-        <w:pStyle w:val="CSP-ChapterBodyText"/>
-      </w:pPr>
-    </w:p>
-    <w:p>
-      <w:pPr>
-        <w:pStyle w:val="CSP-ChapterBodyText"/>
-      </w:pPr>
-      <w:r>
         <w:t>I</w:t>
       </w:r>
       <w:r>
@@ -12917,6 +12811,19 @@
       </w:pPr>
       <w:r>
         <w:t>10/21/96</w:t>
+      </w:r>
+    </w:p>
+    <w:p>
+      <w:pPr>
+        <w:pStyle w:val="CSP-ChapterBodyText"/>
+      </w:pPr>
+    </w:p>
+    <w:p>
+      <w:pPr>
+        <w:pStyle w:val="CSP-ChapterBodyText"/>
+      </w:pPr>
+      <w:r>
+        <w:t>P.S. It looks like my roommate will be transferring at the end of the year to a school in Dallas, another city in Texas.</w:t>
       </w:r>
     </w:p>
     <w:p>
@@ -14247,7 +14154,7 @@
         <w:t>’</w:t>
       </w:r>
       <w:r>
-        <w:t>ll be completely settled into my new environment, finances won</w:t>
+        <w:t>ll be completely settled, finances won</w:t>
       </w:r>
       <w:r>
         <w:t>’</w:t>
@@ -14259,7 +14166,19 @@
         <w:t>’</w:t>
       </w:r>
       <w:r>
-        <w:t>ll be able to take some time off to show you around. Please plan to dip into your savings for this trip. It simply wouldn</w:t>
+        <w:t xml:space="preserve">ll be able to take some time off to show you around. </w:t>
+      </w:r>
+      <w:r>
+        <w:t>Please don</w:t>
+      </w:r>
+      <w:r>
+        <w:t>’</w:t>
+      </w:r>
+      <w:r>
+        <w:t>t plan to dip into your savings for this trip.</w:t>
+      </w:r>
+      <w:r>
+        <w:t xml:space="preserve"> It simply wouldn</w:t>
       </w:r>
       <w:r>
         <w:t>’</w:t>
@@ -14302,13 +14221,7 @@
         <w:t>’</w:t>
       </w:r>
       <w:r>
-        <w:t>s PALS program. We meet once a week for language and cultural exchange. She</w:t>
-      </w:r>
-      <w:r>
-        <w:t>’</w:t>
-      </w:r>
-      <w:r>
-        <w:t>s in her late forties. Originally from Germany, she was raised in the States and lived in Japan for five or six years. She just got back from Japan recently and has even traveled to China before, including Nanjing. She is incredibly kind. Her father was a professor here at UT and passed away not too long ago. The photos were all taken here in Austin—some at the State Capitol, and others along Town Lake. I included a few shots of a swan; this swan was hilarious and so greedy for food that it almost swallowed my finger! All in all, Austin really is a wonderful city. You definitely won</w:t>
+        <w:t>s PALS program. We meet once a week for language and cultural exchange. She is in her late forties. Born in Germany and raised in the United States, she has lived in Japan for about five years and recently returned from a trip there. She has also traveled to China before, including Nanjing. Above all, she is an incredibly kind person. Her father was a professor here at UT and passed away not too long ago. The photos were all taken here in Austin—some at the State Capitol, and others along Town Lake. I included a few shots of a swan; this swan was hilarious and so greedy for food that it almost swallowed my finger! All in all, Austin really is a wonderful city. You definitely won</w:t>
       </w:r>
       <w:r>
         <w:t>’</w:t>
@@ -14709,13 +14622,13 @@
         <w:pStyle w:val="CSP-ChapterBodyText"/>
       </w:pPr>
       <w:r>
-        <w:t>I don</w:t>
-      </w:r>
-      <w:r>
-        <w:t>’</w:t>
-      </w:r>
-      <w:r>
-        <w:t>t really want to sell my car, so I</w:t>
+        <w:t>Since I don</w:t>
+      </w:r>
+      <w:r>
+        <w:t>’</w:t>
+      </w:r>
+      <w:r>
+        <w:t>t really want to sell my car, I</w:t>
       </w:r>
       <w:r>
         <w:t>’</w:t>
@@ -14739,7 +14652,7 @@
         <w:t>’</w:t>
       </w:r>
       <w:r>
-        <w:t>ll persuade Xun to drive with me.</w:t>
+        <w:t>ll persuade Xun to come with me.</w:t>
       </w:r>
       <w:r>
         <w:rPr>
@@ -15210,11 +15123,30 @@
         <w:t>ve all petrified into fossils and lie scattered across the ground</w:t>
       </w:r>
       <w:r>
-        <w:t xml:space="preserve">. We arrived at Las Vegas after 1:00 in the morning and spent a couple of hours wandering through the casinos, right when the Strip was at its liveliest. You have to be at least 21 to gamble over here, and they can never seem to guess the age of Asian people. An elderly lady working at the cashier counter—the place where you exchange cash for gambling chips—asked how old I was. When I told her I was </w:t>
+        <w:t>.</w:t>
+      </w:r>
+    </w:p>
+    <w:p>
+      <w:pPr>
+        <w:pStyle w:val="CSP-ChapterBodyText"/>
+      </w:pPr>
+    </w:p>
+    <w:p>
+      <w:pPr>
+        <w:pStyle w:val="CSP-ChapterBodyText"/>
+      </w:pPr>
+      <w:r>
+        <w:t xml:space="preserve">We arrived at Las Vegas after 1:00 in the morning and spent a couple of hours wandering through the casinos, right when the Strip was at its liveliest. You have to be at least 21 to gamble over here, and they can never seem to guess the age of Asian people. An elderly lady working at the cashier counter—the </w:t>
       </w:r>
       <w:r>
         <w:lastRenderedPageBreak/>
-        <w:t>twenty-seven, she just laughed and told me I was lying!</w:t>
+        <w:t xml:space="preserve">place where you exchange cash for gambling chips—asked how old I was. When I told her I was </w:t>
+      </w:r>
+      <w:r>
+        <w:t>27</w:t>
+      </w:r>
+      <w:r>
+        <w:t>, she just laughed and told me I was lying!</w:t>
       </w:r>
     </w:p>
     <w:p>
@@ -15239,7 +15171,26 @@
         <w:t>’</w:t>
       </w:r>
       <w:r>
-        <w:t xml:space="preserve">d swear you were looking at the ocean, except there are no waves and the air carries a bit of a strange odor. Yellowstone was our main destination. </w:t>
+        <w:t xml:space="preserve">d swear you were looking at the ocean, except there are no waves and the air carries a bit of a strange odor. </w:t>
+      </w:r>
+    </w:p>
+    <w:p>
+      <w:pPr>
+        <w:pStyle w:val="CSP-ChapterBodyText"/>
+      </w:pPr>
+    </w:p>
+    <w:p>
+      <w:pPr>
+        <w:pStyle w:val="CSP-ChapterBodyText"/>
+      </w:pPr>
+      <w:r>
+        <w:t xml:space="preserve">Yellowstone was our </w:t>
+      </w:r>
+      <w:r>
+        <w:t>final</w:t>
+      </w:r>
+      <w:r>
+        <w:t xml:space="preserve"> destination. </w:t>
       </w:r>
       <w:r>
         <w:t>The park is so vast that at one point we nearly ran out of gas, which freaked us out a bit.</w:t>
@@ -15295,13 +15246,13 @@
         <w:pStyle w:val="CSP-ChapterBodyText"/>
       </w:pPr>
       <w:r>
-        <w:t xml:space="preserve">My official start date at the company has been pushed back to August 4th. The firm wrote to me asking for my undergraduate and graduate transcripts. Luckily, I still had copies of my transcripts from </w:t>
-      </w:r>
-      <w:r>
-        <w:t xml:space="preserve">Chinese </w:t>
-      </w:r>
-      <w:r>
-        <w:t>colleges on hand, so I mailed those off along with my UT ones. I pulled off straight A</w:t>
+        <w:t xml:space="preserve">My official start date at the company has been pushed back to August 4th. The firm wrote to me asking for my undergraduate and graduate transcripts. </w:t>
+      </w:r>
+      <w:r>
+        <w:t>Luckily, I still had copies of my Chinese university transcripts on hand</w:t>
+      </w:r>
+      <w:r>
+        <w:t>, so I mailed those off along with my UT ones. I pulled off straight A</w:t>
       </w:r>
       <w:r>
         <w:t>’</w:t>
@@ -15326,11 +15277,11 @@
         <w:t>’</w:t>
       </w:r>
       <w:r>
-        <w:t xml:space="preserve">ve been assigned to Information Technology, while most of the other divisions are finance-related and recruit primarily from business schools. We have an orientation scheduled from </w:t>
+        <w:t xml:space="preserve">ve </w:t>
       </w:r>
       <w:r>
         <w:lastRenderedPageBreak/>
-        <w:t xml:space="preserve">August 11th </w:t>
+        <w:t xml:space="preserve">been assigned to Information Technology, while most of the other divisions are finance-related and recruit primarily from business schools. We have an orientation scheduled from August 11th </w:t>
       </w:r>
       <w:r>
         <w:t>through</w:t>
@@ -15351,7 +15302,13 @@
         <w:t>’</w:t>
       </w:r>
       <w:r>
-        <w:t>s operations and allow us to get to know one another.</w:t>
+        <w:t xml:space="preserve">s operations and allow us to get to know </w:t>
+      </w:r>
+      <w:r>
+        <w:t>each other</w:t>
+      </w:r>
+      <w:r>
+        <w:t>.</w:t>
       </w:r>
     </w:p>
     <w:p>
@@ -15631,7 +15588,10 @@
         <w:pStyle w:val="CSP-ChapterBodyText"/>
       </w:pPr>
       <w:r>
-        <w:t>Time is just flying by—I</w:t>
+        <w:t>Time really flies</w:t>
+      </w:r>
+      <w:r>
+        <w:t>—I</w:t>
       </w:r>
       <w:r>
         <w:t>’</w:t>
@@ -15643,7 +15603,7 @@
         <w:t>’</w:t>
       </w:r>
       <w:r>
-        <w:t>ve already coordinated with the moving company, and they are coming this Monday to pack everything up and ship it to New Jersey. The company is covering the entire moving cost. Honestly, I don</w:t>
+        <w:t>ve already coordinated with the moving company, and they are coming this Monday to pack everything up and ship it to New Jersey. Honestly, I don</w:t>
       </w:r>
       <w:r>
         <w:t>’</w:t>
@@ -15655,13 +15615,13 @@
         <w:t>’</w:t>
       </w:r>
       <w:r>
-        <w:t xml:space="preserve">s mostly just a TV, a stereo system, some books, and some random </w:t>
-      </w:r>
-      <w:r>
-        <w:t>stuff</w:t>
-      </w:r>
-      <w:r>
-        <w:t xml:space="preserve">. </w:t>
+        <w:t>s mostly just a TV, a stereo system, some books, and some random stuff. The company already wired me a $3,500 relocation allowance. That</w:t>
+      </w:r>
+      <w:r>
+        <w:t>’</w:t>
+      </w:r>
+      <w:r>
+        <w:t>s the net take-home amount—the gross amount was actually $6,600, so you can see the taxes are incredibly steep over here.</w:t>
       </w:r>
     </w:p>
     <w:p>
@@ -15686,26 +15646,7 @@
         <w:t>’</w:t>
       </w:r>
       <w:r>
-        <w:t>s fairly typical for New Jersey, though it certainly feels expensive. If I wanted to live any closer to New York City, it would cost even more. The company already wired me a $3,500 relocation allowance. That</w:t>
-      </w:r>
-      <w:r>
-        <w:t>’</w:t>
-      </w:r>
-      <w:r>
-        <w:t xml:space="preserve">s the net take-home amount—the gross amount was actually $6,600, so you can see the taxes are incredibly steep over here. </w:t>
-      </w:r>
-    </w:p>
-    <w:p>
-      <w:pPr>
-        <w:pStyle w:val="CSP-ChapterBodyText"/>
-      </w:pPr>
-    </w:p>
-    <w:p>
-      <w:pPr>
-        <w:pStyle w:val="CSP-ChapterBodyText"/>
-      </w:pPr>
-      <w:r>
-        <w:t>I</w:t>
+        <w:t>s fairly typical for New Jersey, though it certainly feels expensive. If I wanted to live any closer to New York City, it would cost even more. I</w:t>
       </w:r>
       <w:r>
         <w:t>’</w:t>
@@ -15729,7 +15670,20 @@
         <w:t>’</w:t>
       </w:r>
       <w:r>
-        <w:t>s place until then. I also have submitted a "leave of absence" request to the department to officially pause my studies for a year. If it gets approved, I could theoretically come back and register for classes a year from now without having to re-apply for admission. Realistically, though, I doubt I</w:t>
+        <w:t>s place until then.</w:t>
+      </w:r>
+    </w:p>
+    <w:p>
+      <w:pPr>
+        <w:pStyle w:val="CSP-ChapterBodyText"/>
+      </w:pPr>
+    </w:p>
+    <w:p>
+      <w:pPr>
+        <w:pStyle w:val="CSP-ChapterBodyText"/>
+      </w:pPr>
+      <w:r>
+        <w:t>I also have submitted a "leave of absence" request to the department to officially pause my studies for a year. If it gets approved, I could theoretically come back and register for classes a year from now without having to re-apply for admission. Realistically, though, I doubt I</w:t>
       </w:r>
       <w:r>
         <w:t>’</w:t>
@@ -15748,6 +15702,7 @@
         <w:pStyle w:val="CSP-ChapterBodyText"/>
       </w:pPr>
       <w:r>
+        <w:lastRenderedPageBreak/>
         <w:t>Enclosed with this letter are some film negatives from the photos taken during the Yellowstone trip.</w:t>
       </w:r>
     </w:p>
@@ -18981,13 +18936,7 @@
         <w:t xml:space="preserve"> </w:t>
       </w:r>
       <w:r>
-        <w:t xml:space="preserve">Mother enjoyed collecting coins. She began a modest coin collection after </w:t>
-      </w:r>
-      <w:r>
-        <w:t>f</w:t>
-      </w:r>
-      <w:r>
-        <w:t>ather returned from England in 1981 with several foreign coins.</w:t>
+        <w:t>Mother enjoyed collecting coins. She began a modest coin collection after father returned from England in 1981 with several foreign coins.</w:t>
       </w:r>
     </w:p>
   </w:footnote>

--- a/letters_from_usa/book.docx
+++ b/letters_from_usa/book.docx
@@ -1621,7 +1621,7 @@
                 <w:sz w:val="20"/>
                 <w:szCs w:val="20"/>
               </w:rPr>
-              <w:t>Destination: New Jersey</w:t>
+              <w:t>New Jersey Bound</w:t>
             </w:r>
           </w:p>
         </w:tc>
@@ -5501,13 +5501,21 @@
         <w:t>’</w:t>
       </w:r>
       <w:r>
-        <w:t>t have much money left in my checking account, so I checked my balance over the phone. To my surprise, there was actually $1,140 in it! As it turns out, today is the last day of September, which means it</w:t>
-      </w:r>
-      <w:r>
-        <w:t>’</w:t>
-      </w:r>
-      <w:r>
-        <w:t>s payday.</w:t>
+        <w:t xml:space="preserve">t have much money left in my checking account, so I checked my balance over the phone. To my surprise, there was actually $1,140 in it! As it turns out, today is the last day of September, which means </w:t>
+      </w:r>
+      <w:proofErr w:type="gramStart"/>
+      <w:r>
+        <w:t>it</w:t>
+      </w:r>
+      <w:r>
+        <w:t>’</w:t>
+      </w:r>
+      <w:r>
+        <w:t>s</w:t>
+      </w:r>
+      <w:proofErr w:type="gramEnd"/>
+      <w:r>
+        <w:t xml:space="preserve"> payday.</w:t>
       </w:r>
     </w:p>
     <w:p>
@@ -6063,7 +6071,15 @@
         <w:pStyle w:val="CSP-ChapterBodyText"/>
       </w:pPr>
       <w:r>
-        <w:t>My apartment lease is up at the end of February. I could renew it, but if possible, I</w:t>
+        <w:t xml:space="preserve">My apartment lease is up at the end of February. I could renew it, </w:t>
+      </w:r>
+      <w:proofErr w:type="gramStart"/>
+      <w:r>
+        <w:t>but</w:t>
+      </w:r>
+      <w:proofErr w:type="gramEnd"/>
+      <w:r>
+        <w:t xml:space="preserve"> if possible, I</w:t>
       </w:r>
       <w:r>
         <w:t>’</w:t>
@@ -6155,6 +6171,7 @@
       <w:r>
         <w:t xml:space="preserve">m not entirely sure how to translate it into Chinese—maybe </w:t>
       </w:r>
+      <w:proofErr w:type="spellStart"/>
       <w:r>
         <w:rPr>
           <w:i/>
@@ -6174,8 +6191,25 @@
           <w:i/>
           <w:iCs w:val="0"/>
         </w:rPr>
-        <w:t>hèng Jié</w:t>
-      </w:r>
+        <w:t>hèng</w:t>
+      </w:r>
+      <w:proofErr w:type="spellEnd"/>
+      <w:r>
+        <w:rPr>
+          <w:i/>
+          <w:iCs w:val="0"/>
+        </w:rPr>
+        <w:t xml:space="preserve"> </w:t>
+      </w:r>
+      <w:proofErr w:type="spellStart"/>
+      <w:r>
+        <w:rPr>
+          <w:i/>
+          <w:iCs w:val="0"/>
+        </w:rPr>
+        <w:t>Jié</w:t>
+      </w:r>
+      <w:proofErr w:type="spellEnd"/>
       <w:r>
         <w:t>—but it</w:t>
       </w:r>
@@ -7208,13 +7242,21 @@
         <w:t>’</w:t>
       </w:r>
       <w:r>
-        <w:t>t running, so I have to take the regular city bus. I ended up getting straight A</w:t>
-      </w:r>
-      <w:r>
-        <w:t>’</w:t>
-      </w:r>
-      <w:r>
-        <w:t>s in all three of my classes this semester, which I pretty much expected. It definitely gives me a lot more confidence about my coursework going forward. I</w:t>
+        <w:t xml:space="preserve">t running, so I have to take the regular city bus. I ended up getting straight </w:t>
+      </w:r>
+      <w:proofErr w:type="gramStart"/>
+      <w:r>
+        <w:t>A</w:t>
+      </w:r>
+      <w:r>
+        <w:t>’</w:t>
+      </w:r>
+      <w:r>
+        <w:t>s</w:t>
+      </w:r>
+      <w:proofErr w:type="gramEnd"/>
+      <w:r>
+        <w:t xml:space="preserve"> in all three of my classes this semester, which I pretty much expected. It definitely gives me a lot more confidence about my coursework going forward. I</w:t>
       </w:r>
       <w:r>
         <w:t>’</w:t>
@@ -7232,7 +7274,15 @@
         <w:t>’</w:t>
       </w:r>
       <w:r>
-        <w:t>ll be TA-ing for yet, but I</w:t>
+        <w:t>ll be TA-</w:t>
+      </w:r>
+      <w:proofErr w:type="spellStart"/>
+      <w:r>
+        <w:t>ing</w:t>
+      </w:r>
+      <w:proofErr w:type="spellEnd"/>
+      <w:r>
+        <w:t xml:space="preserve"> for yet, but I</w:t>
       </w:r>
       <w:r>
         <w:t>’</w:t>
@@ -7324,7 +7374,15 @@
         <w:t>’</w:t>
       </w:r>
       <w:r>
-        <w:t>m moving. Coincidentally, our Taiwanese neighbor, Yao-zhu, is moving out too because she just bought a mobile home. It</w:t>
+        <w:t>m moving. Coincidentally, our Taiwanese neighbor, Yao-</w:t>
+      </w:r>
+      <w:proofErr w:type="spellStart"/>
+      <w:r>
+        <w:t>zhu</w:t>
+      </w:r>
+      <w:proofErr w:type="spellEnd"/>
+      <w:r>
+        <w:t>, is moving out too because she just bought a mobile home. It</w:t>
       </w:r>
       <w:r>
         <w:t>’</w:t>
@@ -7336,7 +7394,15 @@
         <w:t>’</w:t>
       </w:r>
       <w:r>
-        <w:t>s really nice—two bedrooms, a living room, a kitchen, a bathroom, and it even comes with a washer and dryer. The neighborhood seems nice too. She repeatedly asked me to be her tenant, offering me rent for $200 a month plus half the utilities, which sounded tempting. At the time, though, I was already negotiating with that American student, and rooming with him would run me closer to $330. Compared to that, her mobile home was cheaper and just as nice, so I turned down the American student and told Yao-zhu I</w:t>
+        <w:t>s really nice—two bedrooms, a living room, a kitchen, a bathroom, and it even comes with a washer and dryer. The neighborhood seems nice too. She repeatedly asked me to be her tenant, offering me rent for $200 a month plus half the utilities, which sounded tempting. At the time, though, I was already negotiating with that American student, and rooming with him would run me closer to $330. Compared to that, her mobile home was cheaper and just as nice, so I turned down the American student and told Yao-</w:t>
+      </w:r>
+      <w:proofErr w:type="spellStart"/>
+      <w:r>
+        <w:t>zhu</w:t>
+      </w:r>
+      <w:proofErr w:type="spellEnd"/>
+      <w:r>
+        <w:t xml:space="preserve"> I</w:t>
       </w:r>
       <w:r>
         <w:t>’</w:t>
@@ -7749,7 +7815,15 @@
         <w:t>’</w:t>
       </w:r>
       <w:r>
-        <w:t>ll be TA-ing for a C++ course. C++ is a programming language similar to C. The grading workload will probably be a bit heavier, making me busier than the last term, but at least I</w:t>
+        <w:t>ll be TA-</w:t>
+      </w:r>
+      <w:proofErr w:type="spellStart"/>
+      <w:r>
+        <w:t>ing</w:t>
+      </w:r>
+      <w:proofErr w:type="spellEnd"/>
+      <w:r>
+        <w:t xml:space="preserve"> for a C++ course. C++ is a programming language similar to C. The grading workload will probably be a bit heavier, making me busier than the last term, but at least I</w:t>
       </w:r>
       <w:r>
         <w:t>’</w:t>
@@ -8128,10 +8202,18 @@
         <w:t>re always shocked. Most of his friends are ethnically Chinese, specifically Taiwanese and Hong</w:t>
       </w:r>
       <w:r>
-        <w:t xml:space="preserve"> K</w:t>
-      </w:r>
-      <w:r>
-        <w:t>ongers who grew up in the States. He</w:t>
+        <w:t xml:space="preserve"> </w:t>
+      </w:r>
+      <w:proofErr w:type="spellStart"/>
+      <w:r>
+        <w:t>K</w:t>
+      </w:r>
+      <w:r>
+        <w:t>ongers</w:t>
+      </w:r>
+      <w:proofErr w:type="spellEnd"/>
+      <w:r>
+        <w:t xml:space="preserve"> who grew up in the States. He</w:t>
       </w:r>
       <w:r>
         <w:t>’</w:t>
@@ -9000,13 +9082,21 @@
         <w:pStyle w:val="CSP-ChapterBodyText"/>
       </w:pPr>
       <w:r>
-        <w:t>I received your letter dated March 16th. I also got your phone call the day before yesterday and was so relieved to hear that Mom</w:t>
-      </w:r>
-      <w:r>
-        <w:t>’</w:t>
-      </w:r>
-      <w:r>
-        <w:t>s wrist is much better now.</w:t>
+        <w:t xml:space="preserve">I received your letter dated March 16th. I also got your phone call the day before yesterday and was so relieved to hear that </w:t>
+      </w:r>
+      <w:proofErr w:type="gramStart"/>
+      <w:r>
+        <w:t>Mom</w:t>
+      </w:r>
+      <w:r>
+        <w:t>’</w:t>
+      </w:r>
+      <w:r>
+        <w:t>s</w:t>
+      </w:r>
+      <w:proofErr w:type="gramEnd"/>
+      <w:r>
+        <w:t xml:space="preserve"> wrist is much better now.</w:t>
       </w:r>
     </w:p>
     <w:p>
@@ -9224,8 +9314,13 @@
         <w:t xml:space="preserve">ll probably just have to register for one class and continue working as a TA. While </w:t>
       </w:r>
       <w:r>
-        <w:t>TA-ing</w:t>
-      </w:r>
+        <w:t>TA-</w:t>
+      </w:r>
+      <w:proofErr w:type="spellStart"/>
+      <w:r>
+        <w:t>ing</w:t>
+      </w:r>
+      <w:proofErr w:type="spellEnd"/>
       <w:r>
         <w:t xml:space="preserve"> provides some income, taking a class means paying tuition and fees, and I</w:t>
       </w:r>
@@ -9914,7 +10009,7 @@
         <w:rPr>
           <w:rFonts w:ascii="Garamond" w:hAnsi="Garamond"/>
         </w:rPr>
-        <w:t>Destination: New Jersey</w:t>
+        <w:t>New Jersey Bound</w:t>
       </w:r>
     </w:p>
     <w:p>
@@ -10002,216 +10097,126 @@
         <w:pStyle w:val="CSP-ChapterBodyText"/>
       </w:pPr>
       <w:r>
-        <w:t>This semester is officially over, and my finals have been finished for a while now. I already found out that I got an A in the class I was most worried about, so I</w:t>
-      </w:r>
-      <w:r>
-        <w:t>’</w:t>
-      </w:r>
-      <w:r>
-        <w:t>m really relieved and quite happy.</w:t>
-      </w:r>
-    </w:p>
-    <w:p>
-      <w:pPr>
-        <w:pStyle w:val="CSP-ChapterBodyText"/>
-      </w:pPr>
-    </w:p>
-    <w:p>
-      <w:pPr>
-        <w:pStyle w:val="CSP-ChapterBodyText"/>
-      </w:pPr>
-      <w:r>
-        <w:t>I leave for New Jersey the day after tomorrow on a 7:00 morning flight. The company is reimbursing me for the plane ticket, which costs a little over $300 round-trip. When I land in Newark, my friend Jim will be there to pick me up. He</w:t>
-      </w:r>
-      <w:r>
-        <w:t>’</w:t>
-      </w:r>
-      <w:r>
-        <w:t>s the one who helped me get this job, and I</w:t>
-      </w:r>
-      <w:r>
-        <w:t>’</w:t>
-      </w:r>
-      <w:r>
-        <w:t>ll be staying in his living room. Weihai managed to find a summer job in New Jersey too—working for Siemens, a German company—so we</w:t>
-      </w:r>
-      <w:r>
-        <w:t>’</w:t>
-      </w:r>
-      <w:r>
-        <w:t>ll be meeting up out there. He is also planning to spend a little over two weeks back in China, partly to see his parents, and partly to go to Shanghai for a couple of blind dates. His parents have set him up with two girls from Shanghai, though he</w:t>
-      </w:r>
-      <w:r>
-        <w:t>’</w:t>
-      </w:r>
-      <w:r>
-        <w:t xml:space="preserve">s never met either of them before. </w:t>
-      </w:r>
-    </w:p>
-    <w:p>
-      <w:pPr>
-        <w:pStyle w:val="CSP-ChapterBodyText"/>
-      </w:pPr>
-    </w:p>
-    <w:p>
-      <w:pPr>
-        <w:pStyle w:val="CSP-ChapterBodyText"/>
-      </w:pPr>
-      <w:r>
-        <w:t>My job will mostly involve software development using C++. Conveniently, I was the TA for a C++ course this past semester. Honestly, I haven</w:t>
-      </w:r>
-      <w:r>
-        <w:t>’</w:t>
-      </w:r>
-      <w:r>
-        <w:t>t been learning C++ for very long and have never used it to build a large project, so this will be a perfect opportunity to gain some real experience. I</w:t>
-      </w:r>
-      <w:r>
-        <w:t>’</w:t>
-      </w:r>
-      <w:r>
-        <w:t>ll be working eight hours a day, five days a week. It looks like I</w:t>
-      </w:r>
-      <w:r>
-        <w:t>’</w:t>
-      </w:r>
-      <w:r>
-        <w:t xml:space="preserve">ll </w:t>
+        <w:t>This semester is officially over, and my finals have been finished for a while now. I already found out that I got an A in the class I was most worried about, so I'm really relieved and quite happy.</w:t>
+      </w:r>
+    </w:p>
+    <w:p>
+      <w:pPr>
+        <w:pStyle w:val="CSP-ChapterBodyText"/>
+      </w:pPr>
+    </w:p>
+    <w:p>
+      <w:pPr>
+        <w:pStyle w:val="CSP-ChapterBodyText"/>
+      </w:pPr>
+      <w:r>
+        <w:t>I leave for New Jersey the day after tomorrow on a 7:00 a.m. flight. The company is reimbursing me for the plane ticket, which costs a little over $300 round trip. When I land in Newark, my friend Jim will be there to pick me up. He's the one who helped me get this job, and I'll be staying in his living room. My address while I'm there will be:</w:t>
+      </w:r>
+    </w:p>
+    <w:p>
+      <w:pPr>
+        <w:pStyle w:val="CSP-ChapterBodyText"/>
+      </w:pPr>
+    </w:p>
+    <w:p>
+      <w:pPr>
+        <w:pStyle w:val="CSP-ChapterBodyText"/>
+      </w:pPr>
+      <w:r>
+        <w:t>66 Wedgewood Circle</w:t>
+      </w:r>
+    </w:p>
+    <w:p>
+      <w:pPr>
+        <w:pStyle w:val="CSP-ChapterBodyText"/>
+      </w:pPr>
+      <w:r>
+        <w:t>Eatontown, NJ 07724</w:t>
+      </w:r>
+    </w:p>
+    <w:p>
+      <w:pPr>
+        <w:pStyle w:val="CSP-ChapterBodyText"/>
+      </w:pPr>
+      <w:r>
+        <w:t>U.S.A.</w:t>
+      </w:r>
+    </w:p>
+    <w:p>
+      <w:pPr>
+        <w:pStyle w:val="CSP-ChapterBodyText"/>
+      </w:pPr>
+      <w:r>
+        <w:t>Phone: 908-935-1168</w:t>
+      </w:r>
+    </w:p>
+    <w:p>
+      <w:pPr>
+        <w:pStyle w:val="CSP-ChapterBodyText"/>
+      </w:pPr>
+    </w:p>
+    <w:p>
+      <w:pPr>
+        <w:pStyle w:val="CSP-ChapterBodyText"/>
+      </w:pPr>
+      <w:r>
+        <w:t>I'll give you a call within a day or two of getting there.</w:t>
+      </w:r>
+    </w:p>
+    <w:p>
+      <w:pPr>
+        <w:pStyle w:val="CSP-ChapterBodyText"/>
+      </w:pPr>
+    </w:p>
+    <w:p>
+      <w:pPr>
+        <w:pStyle w:val="CSP-ChapterBodyText"/>
+      </w:pPr>
+      <w:r>
+        <w:t xml:space="preserve">Weihai managed to find a summer job in New Jersey too, working for Siemens, a German company, so we'll be meeting up out there. He is also planning to spend a little over two weeks back in China—partly to visit his parents, and partly to go to Shanghai for a couple of blind dates. His parents have </w:t>
       </w:r>
       <w:r>
         <w:lastRenderedPageBreak/>
-        <w:t>have to go to work pretty early in the morning, so sleeping in is out of the question now! But I</w:t>
-      </w:r>
-      <w:r>
-        <w:t>’</w:t>
-      </w:r>
-      <w:r>
-        <w:t>ll have the weekends free to go out and explore, and New York City is very close.</w:t>
-      </w:r>
-    </w:p>
-    <w:p>
-      <w:pPr>
-        <w:pStyle w:val="CSP-ChapterBodyText"/>
-      </w:pPr>
-    </w:p>
-    <w:p>
-      <w:pPr>
-        <w:pStyle w:val="CSP-ChapterBodyText"/>
-      </w:pPr>
-      <w:r>
-        <w:t>While I</w:t>
-      </w:r>
-      <w:r>
-        <w:t>’</w:t>
-      </w:r>
-      <w:r>
-        <w:t>m in New Jersey, my address will be:</w:t>
-      </w:r>
-    </w:p>
-    <w:p>
-      <w:pPr>
-        <w:pStyle w:val="CSP-ChapterBodyText"/>
-      </w:pPr>
-    </w:p>
-    <w:p>
-      <w:pPr>
-        <w:pStyle w:val="CSP-ChapterBodyText"/>
-      </w:pPr>
-      <w:r>
-        <w:t>66 Wedgewood Circle</w:t>
-      </w:r>
-    </w:p>
-    <w:p>
-      <w:pPr>
-        <w:pStyle w:val="CSP-ChapterBodyText"/>
-      </w:pPr>
-      <w:r>
-        <w:t>Eatontown, NJ 07724</w:t>
-      </w:r>
-    </w:p>
-    <w:p>
-      <w:pPr>
-        <w:pStyle w:val="CSP-ChapterBodyText"/>
-      </w:pPr>
-      <w:r>
-        <w:t>U.S.A.</w:t>
-      </w:r>
-    </w:p>
-    <w:p>
-      <w:pPr>
-        <w:pStyle w:val="CSP-ChapterBodyText"/>
-      </w:pPr>
-      <w:r>
-        <w:t>Phone: 908-935-1168</w:t>
-      </w:r>
-    </w:p>
-    <w:p>
-      <w:pPr>
-        <w:pStyle w:val="CSP-ChapterBodyText"/>
-      </w:pPr>
-    </w:p>
-    <w:p>
-      <w:pPr>
-        <w:pStyle w:val="CSP-ChapterBodyText"/>
-      </w:pPr>
-      <w:r>
-        <w:t>I</w:t>
-      </w:r>
-      <w:r>
-        <w:t>’</w:t>
-      </w:r>
-      <w:r>
-        <w:t>ll give you a call within a day or two of getting there.</w:t>
-      </w:r>
-    </w:p>
-    <w:p>
-      <w:pPr>
-        <w:pStyle w:val="CSP-ChapterBodyText"/>
-      </w:pPr>
-    </w:p>
-    <w:p>
-      <w:pPr>
-        <w:pStyle w:val="CSP-ChapterBodyText"/>
-      </w:pPr>
-      <w:r>
-        <w:t>I ended up lowering the rent on my room and subleasing it to a Chinese friend of my roommate. Since so many students are trying to sublease their places for the summer, it</w:t>
-      </w:r>
-      <w:r>
-        <w:t>’</w:t>
-      </w:r>
-      <w:r>
-        <w:t>s really hard to find renters, so I had to cut the rent to $230 a month. Still, it</w:t>
-      </w:r>
-      <w:r>
-        <w:t>’</w:t>
-      </w:r>
-      <w:r>
-        <w:t>s much better than just leaving the room empty. I</w:t>
-      </w:r>
-      <w:r>
-        <w:t>’</w:t>
-      </w:r>
-      <w:r>
-        <w:t>ll be moving back into this same apartment when I return at the end of August.</w:t>
-      </w:r>
-    </w:p>
-    <w:p>
-      <w:pPr>
-        <w:pStyle w:val="CSP-ChapterBodyText"/>
-      </w:pPr>
-    </w:p>
-    <w:p>
-      <w:pPr>
-        <w:pStyle w:val="CSP-ChapterBodyText"/>
-      </w:pPr>
-      <w:r>
-        <w:t>I</w:t>
-      </w:r>
-      <w:r>
-        <w:t>’</w:t>
-      </w:r>
-      <w:r>
-        <w:t>ll wrap things up for now since I still need to pack. A few days ago, I bought a small suitcase for my clothes and books. The two suitcases I brought over from China are just way too big for domestic travel.</w:t>
+        <w:t xml:space="preserve">introduced him to two girls from Shanghai, though he's never met either of them before. </w:t>
+      </w:r>
+    </w:p>
+    <w:p>
+      <w:pPr>
+        <w:pStyle w:val="CSP-ChapterBodyText"/>
+      </w:pPr>
+    </w:p>
+    <w:p>
+      <w:pPr>
+        <w:pStyle w:val="CSP-ChapterBodyText"/>
+      </w:pPr>
+      <w:r>
+        <w:t>My job will mostly involve software development in C++. Conveniently, I was the TA for a C++ course this past semester. I'll admit I haven't been learning C++ for very long and have never used it to build a large project before, so this will be a perfect opportunity to gain some real-world experience. I'll be working eight hours a day, five days a week. It looks like I'll have to go to work pretty early in the morning, so sleeping in is out of the question now! But I'll have the weekends free to go out and explore, and New York City is very close.</w:t>
+      </w:r>
+    </w:p>
+    <w:p>
+      <w:pPr>
+        <w:pStyle w:val="CSP-ChapterBodyText"/>
+      </w:pPr>
+    </w:p>
+    <w:p>
+      <w:pPr>
+        <w:pStyle w:val="CSP-ChapterBodyText"/>
+      </w:pPr>
+      <w:r>
+        <w:t>I ended up lowering the rent on my room and subleasing it to a Chinese friend of my roommate. Since so many students are trying to sublease their places for the summer, it's really hard to find renters, so I had to cut the rent to $230 a month. Still, it's much better than just leaving the room empty. I'll be moving back into this same apartment when I return at the end of August.</w:t>
+      </w:r>
+    </w:p>
+    <w:p>
+      <w:pPr>
+        <w:pStyle w:val="CSP-ChapterBodyText"/>
+      </w:pPr>
+    </w:p>
+    <w:p>
+      <w:pPr>
+        <w:pStyle w:val="CSP-ChapterBodyText"/>
+      </w:pPr>
+      <w:r>
+        <w:t>I'll wrap things up for now since I still need to pack. A few days ago, I bought a small suitcase for my clothes and books. The two suitcases I brought over from China are just way too big for domestic travel.</w:t>
       </w:r>
     </w:p>
     <w:p>
@@ -10411,14 +10416,27 @@
       <w:pPr>
         <w:pStyle w:val="CSP-ChapterBodyText"/>
       </w:pPr>
-      <w:r>
-        <w:t>This morning, Jim drove me to Wei Jin</w:t>
-      </w:r>
-      <w:r>
-        <w:t>’</w:t>
-      </w:r>
-      <w:r>
-        <w:t>s place for lunch and we didn</w:t>
+    </w:p>
+    <w:p>
+      <w:pPr>
+        <w:pStyle w:val="CSP-ChapterBodyText"/>
+      </w:pPr>
+      <w:r>
+        <w:t xml:space="preserve">This morning, Jim drove me to Wei </w:t>
+      </w:r>
+      <w:proofErr w:type="spellStart"/>
+      <w:r>
+        <w:t>Jin</w:t>
+      </w:r>
+      <w:r>
+        <w:t>’</w:t>
+      </w:r>
+      <w:r>
+        <w:t>s</w:t>
+      </w:r>
+      <w:proofErr w:type="spellEnd"/>
+      <w:r>
+        <w:t xml:space="preserve"> place for lunch and we didn</w:t>
       </w:r>
       <w:r>
         <w:t>’</w:t>
@@ -10517,11 +10535,11 @@
         <w:t>’</w:t>
       </w:r>
       <w:r>
-        <w:t xml:space="preserve">s way more relaxed than a typical corporate job—honestly, it feels more like being at a university. My coworkers are </w:t>
+        <w:t xml:space="preserve">s way more relaxed than a typical corporate job—honestly, it </w:t>
       </w:r>
       <w:r>
         <w:lastRenderedPageBreak/>
-        <w:t>incredibly nice, and the workload is manageable. I</w:t>
+        <w:t>feels more like being at a university. My coworkers are incredibly nice, and the workload is manageable. I</w:t>
       </w:r>
       <w:r>
         <w:t>’</w:t>
@@ -10540,43 +10558,16 @@
         <w:pStyle w:val="CSP-ChapterBodyText"/>
       </w:pPr>
       <w:r>
-        <w:t>While I</w:t>
-      </w:r>
-      <w:r>
-        <w:t>’</w:t>
-      </w:r>
-      <w:r>
-        <w:t>m in New Jersey, I</w:t>
-      </w:r>
-      <w:r>
-        <w:t>’</w:t>
-      </w:r>
-      <w:r>
-        <w:t>m staying in Jim</w:t>
-      </w:r>
-      <w:r>
-        <w:t>’</w:t>
-      </w:r>
-      <w:r>
-        <w:t>s living room. It</w:t>
-      </w:r>
-      <w:r>
-        <w:t>’</w:t>
-      </w:r>
-      <w:r>
-        <w:t>s large but almost empty. We take turns making dinner at home almost every night. On weekends, we try to get out and explore. Weihai and I took a day trip to Philadelphia and spent two days in New York; we hit a lot of sights and took quite a few photos. Last weekend, we went to Atlantic City to try our luck at the casinos. Atlantic City is a beach town, and quite beautiful. I ended up winning a single dollar—I came pretty close to losing money, but it was fun to experience the whole gambler</w:t>
-      </w:r>
-      <w:r>
-        <w:t>’</w:t>
-      </w:r>
-      <w:r>
-        <w:t>s mentality, and we had a blast. All in all, I</w:t>
-      </w:r>
-      <w:r>
-        <w:t>’</w:t>
-      </w:r>
-      <w:r>
-        <w:t>m really happy with how work and life are going.</w:t>
+        <w:t>While I'm in New Jersey, I'm staying in Jim's living room. It's quite large but almost empty. We take turns cooking dinner at home almost every night. On weekends, we try to get out and explore. Weihai and I took a day trip to Philadelphia and spent two days in New York; we hit a lot of sights and took quite a few photos. Last weekend, Jim and I drove to Atlantic City to try our luck at the casinos for the first time</w:t>
+      </w:r>
+      <w:r>
+        <w:rPr>
+          <w:rStyle w:val="FootnoteReference"/>
+        </w:rPr>
+        <w:footnoteReference w:id="23"/>
+      </w:r>
+      <w:r>
+        <w:t>. Atlantic City is a beautiful resort town on the southern New Jersey coast, only about an hour and a half from where we live. It is famous for its flashy casinos and the Boardwalk. After a few nervous hours, I ended up winning exactly one dollar—I came very close to losing money, but it was fun to experience the gambler's mentality firsthand, and we had a blast. All in all, I'm really happy with how work and life are going this summer.</w:t>
       </w:r>
     </w:p>
     <w:p>
@@ -10607,13 +10598,23 @@
         <w:t>’</w:t>
       </w:r>
       <w:r>
-        <w:t>ve already written back. She</w:t>
-      </w:r>
-      <w:r>
-        <w:t>’</w:t>
-      </w:r>
-      <w:r>
-        <w:t>ll be attending the University of Maryland, which is right outside Washington, D.C. Honestly, I don</w:t>
+        <w:t>ve already written back</w:t>
+      </w:r>
+      <w:r>
+        <w:t xml:space="preserve"> and congratulated her</w:t>
+      </w:r>
+      <w:r>
+        <w:t>. She</w:t>
+      </w:r>
+      <w:r>
+        <w:t>’</w:t>
+      </w:r>
+      <w:r>
+        <w:t xml:space="preserve">ll be attending </w:t>
+      </w:r>
+      <w:r>
+        <w:lastRenderedPageBreak/>
+        <w:t>the University of Maryland, which is right outside Washington, D.C. Honestly, I don</w:t>
       </w:r>
       <w:r>
         <w:t>’</w:t>
@@ -10691,13 +10692,21 @@
         <w:pStyle w:val="CSP-ChapterBodyText"/>
       </w:pPr>
       <w:r>
-        <w:t>P.S. I pulled off straight A</w:t>
-      </w:r>
-      <w:r>
-        <w:t>’</w:t>
-      </w:r>
-      <w:r>
-        <w:t>s in my three classes again this semester.</w:t>
+        <w:t xml:space="preserve">P.S. I pulled off straight </w:t>
+      </w:r>
+      <w:proofErr w:type="gramStart"/>
+      <w:r>
+        <w:t>A</w:t>
+      </w:r>
+      <w:r>
+        <w:t>’</w:t>
+      </w:r>
+      <w:r>
+        <w:t>s</w:t>
+      </w:r>
+      <w:proofErr w:type="gramEnd"/>
+      <w:r>
+        <w:t xml:space="preserve"> in my three classes again this semester.</w:t>
       </w:r>
     </w:p>
     <w:p>
@@ -10989,7 +10998,15 @@
         <w:t>’</w:t>
       </w:r>
       <w:r>
-        <w:t xml:space="preserve">s $761. So you can see they hit you pretty hard with taxes here. </w:t>
+        <w:t xml:space="preserve">s $761. </w:t>
+      </w:r>
+      <w:proofErr w:type="gramStart"/>
+      <w:r>
+        <w:t>So</w:t>
+      </w:r>
+      <w:proofErr w:type="gramEnd"/>
+      <w:r>
+        <w:t xml:space="preserve"> you can see they hit you pretty hard with taxes here. </w:t>
       </w:r>
       <w:r>
         <w:lastRenderedPageBreak/>
@@ -11074,13 +11091,21 @@
         <w:t>’</w:t>
       </w:r>
       <w:r>
-        <w:t>m so happy to hear that Dad</w:t>
-      </w:r>
-      <w:r>
-        <w:t>’</w:t>
-      </w:r>
-      <w:r>
-        <w:t>s wind turbine design turned out so well—keep up the great work! But please make sure to get some rest too. It</w:t>
+        <w:t xml:space="preserve">m so happy to hear that </w:t>
+      </w:r>
+      <w:proofErr w:type="gramStart"/>
+      <w:r>
+        <w:t>Dad</w:t>
+      </w:r>
+      <w:r>
+        <w:t>’</w:t>
+      </w:r>
+      <w:r>
+        <w:t>s</w:t>
+      </w:r>
+      <w:proofErr w:type="gramEnd"/>
+      <w:r>
+        <w:t xml:space="preserve"> wind turbine design turned out so well—keep up the great work! But please make sure to get some rest too. It</w:t>
       </w:r>
       <w:r>
         <w:t>’</w:t>
@@ -11117,7 +11142,15 @@
         <w:pStyle w:val="CSP-ChapterBodyText"/>
       </w:pPr>
       <w:r>
-        <w:t>Give my best to Wang Wei, Xiao Fan, and little Yueyue.</w:t>
+        <w:t xml:space="preserve">Give my best to Wang Wei, Xiao Fan, and little </w:t>
+      </w:r>
+      <w:proofErr w:type="spellStart"/>
+      <w:r>
+        <w:t>Yueyue</w:t>
+      </w:r>
+      <w:proofErr w:type="spellEnd"/>
+      <w:r>
+        <w:t>.</w:t>
       </w:r>
     </w:p>
     <w:p>
@@ -11466,7 +11499,15 @@
         <w:t>’</w:t>
       </w:r>
       <w:r>
-        <w:t>s degrees over Ph.D.s.</w:t>
+        <w:t xml:space="preserve">s degrees over </w:t>
+      </w:r>
+      <w:proofErr w:type="spellStart"/>
+      <w:r>
+        <w:t>Ph.D.s</w:t>
+      </w:r>
+      <w:proofErr w:type="spellEnd"/>
+      <w:r>
+        <w:t>.</w:t>
       </w:r>
       <w:r>
         <w:t xml:space="preserve"> In other words, getting a Ph.D. often means limiting yourself to major corporations or research labs. Next semester, I plan to take three more classes to see whether any specific field catches my interest or whether I can find a suitable advisor. I</w:t>
@@ -11783,7 +11824,7 @@
         <w:rPr>
           <w:rStyle w:val="FootnoteReference"/>
         </w:rPr>
-        <w:footnoteReference w:id="23"/>
+        <w:footnoteReference w:id="24"/>
       </w:r>
       <w:r>
         <w:t xml:space="preserve"> Email is amazingly fast—it only takes a few minutes for a message to get through—so we can use it for anything urgent, or you can simply write to me whenever it</w:t>
@@ -11830,7 +11871,7 @@
         <w:rPr>
           <w:rStyle w:val="FootnoteReference"/>
         </w:rPr>
-        <w:footnoteReference w:id="24"/>
+        <w:footnoteReference w:id="25"/>
       </w:r>
     </w:p>
     <w:p>
@@ -13028,7 +13069,15 @@
         <w:pStyle w:val="CSP-ChapterBodyText"/>
       </w:pPr>
       <w:r>
-        <w:t>I see that Mom has officially retired! I can hardly believe how quickly that happened. It</w:t>
+        <w:t xml:space="preserve">I see that </w:t>
+      </w:r>
+      <w:proofErr w:type="gramStart"/>
+      <w:r>
+        <w:t>Mom</w:t>
+      </w:r>
+      <w:proofErr w:type="gramEnd"/>
+      <w:r>
+        <w:t xml:space="preserve"> has officially retired! I can hardly believe how quickly that happened. It</w:t>
       </w:r>
       <w:r>
         <w:t>’</w:t>
@@ -13190,7 +13239,15 @@
         <w:t>’</w:t>
       </w:r>
       <w:r>
-        <w:t>ll also be moving in mid-December and renting a room from my Taiwanese friend Yao-zhu. She</w:t>
+        <w:t>ll also be moving in mid-December and renting a room from my Taiwanese friend Yao-</w:t>
+      </w:r>
+      <w:proofErr w:type="spellStart"/>
+      <w:r>
+        <w:t>zhu</w:t>
+      </w:r>
+      <w:proofErr w:type="spellEnd"/>
+      <w:r>
+        <w:t>. She</w:t>
       </w:r>
       <w:r>
         <w:t>’</w:t>
@@ -13249,7 +13306,15 @@
         <w:t>’</w:t>
       </w:r>
       <w:r>
-        <w:t>ve only practiced three times. My first two driving lessons were with Yao-zhu, and Robin taught me once as well. I can handle the basics fine, but obviously, I still need a lot more practice. I</w:t>
+        <w:t>ve only practiced three times. My first two driving lessons were with Yao-</w:t>
+      </w:r>
+      <w:proofErr w:type="spellStart"/>
+      <w:r>
+        <w:t>zhu</w:t>
+      </w:r>
+      <w:proofErr w:type="spellEnd"/>
+      <w:r>
+        <w:t>, and Robin taught me once as well. I can handle the basics fine, but obviously, I still need a lot more practice. I</w:t>
       </w:r>
       <w:r>
         <w:t>’</w:t>
@@ -13588,7 +13653,15 @@
         <w:pStyle w:val="CSP-ChapterBodyText"/>
       </w:pPr>
       <w:r>
-        <w:t>A couple of months ago, my classmate Xun joined me for the Morgan Stanley on-site interview in New York, but unfortunately, he didn</w:t>
+        <w:t xml:space="preserve">A couple of months ago, my classmate </w:t>
+      </w:r>
+      <w:proofErr w:type="spellStart"/>
+      <w:r>
+        <w:t>Xun</w:t>
+      </w:r>
+      <w:proofErr w:type="spellEnd"/>
+      <w:r>
+        <w:t xml:space="preserve"> joined me for the Morgan Stanley on-site interview in New York, but unfortunately, he didn</w:t>
       </w:r>
       <w:r>
         <w:t>’</w:t>
@@ -13613,7 +13686,15 @@
         <w:pStyle w:val="CSP-ChapterBodyText"/>
       </w:pPr>
       <w:r>
-        <w:t>The interview wrapped up around noon, and afterward, Xun and I took a cab down to Manhattan</w:t>
+        <w:t xml:space="preserve">The interview wrapped up around noon, and afterward, </w:t>
+      </w:r>
+      <w:proofErr w:type="spellStart"/>
+      <w:r>
+        <w:t>Xun</w:t>
+      </w:r>
+      <w:proofErr w:type="spellEnd"/>
+      <w:r>
+        <w:t xml:space="preserve"> and I took a cab down to Manhattan</w:t>
       </w:r>
       <w:r>
         <w:t>’</w:t>
@@ -13625,13 +13706,21 @@
         <w:t>’</w:t>
       </w:r>
       <w:r>
-        <w:t>t have much besides Chinese restaurants—some of them quite large—as well as a few grocery stores. There are street vendors along the sidewalks, and the streets were packed with Chinese people. It felt like walking down Wangfujing in Beijing, except almost everyone was speaking Cantonese</w:t>
+        <w:t xml:space="preserve">t have much besides Chinese restaurants—some of them quite large—as well as a few grocery stores. There are street vendors along the sidewalks, and the streets were packed with Chinese people. It felt like walking down </w:t>
+      </w:r>
+      <w:proofErr w:type="spellStart"/>
+      <w:r>
+        <w:t>Wangfujing</w:t>
+      </w:r>
+      <w:proofErr w:type="spellEnd"/>
+      <w:r>
+        <w:t xml:space="preserve"> in Beijing, except almost everyone was speaking Cantonese</w:t>
       </w:r>
       <w:r>
         <w:rPr>
           <w:rStyle w:val="FootnoteReference"/>
         </w:rPr>
-        <w:footnoteReference w:id="25"/>
+        <w:footnoteReference w:id="26"/>
       </w:r>
       <w:r>
         <w:t xml:space="preserve">. We flew back to Austin that same night. </w:t>
@@ -13719,7 +13808,15 @@
         <w:t>’</w:t>
       </w:r>
       <w:r>
-        <w:t>ve already been in the States for a year and four months. All things considered, it</w:t>
+        <w:t xml:space="preserve">ve already been in the States for a year and four months. All things </w:t>
+      </w:r>
+      <w:proofErr w:type="gramStart"/>
+      <w:r>
+        <w:t>considered,</w:t>
+      </w:r>
+      <w:proofErr w:type="gramEnd"/>
+      <w:r>
+        <w:t xml:space="preserve"> it</w:t>
       </w:r>
       <w:r>
         <w:t>’</w:t>
@@ -14006,7 +14103,7 @@
         <w:rPr>
           <w:rStyle w:val="FootnoteReference"/>
         </w:rPr>
-        <w:footnoteReference w:id="26"/>
+        <w:footnoteReference w:id="27"/>
       </w:r>
       <w:r>
         <w:t>. I assume Mom is out in Chongming</w:t>
@@ -14015,7 +14112,7 @@
         <w:rPr>
           <w:rStyle w:val="FootnoteReference"/>
         </w:rPr>
-        <w:footnoteReference w:id="27"/>
+        <w:footnoteReference w:id="28"/>
       </w:r>
       <w:r>
         <w:t xml:space="preserve"> </w:t>
@@ -14070,7 +14167,7 @@
         <w:rPr>
           <w:rStyle w:val="FootnoteReference"/>
         </w:rPr>
-        <w:footnoteReference w:id="28"/>
+        <w:footnoteReference w:id="29"/>
       </w:r>
       <w:r>
         <w:t>). These are all standard administrative procedures, so there shouldn</w:t>
@@ -14145,7 +14242,7 @@
         <w:rPr>
           <w:rStyle w:val="FootnoteReference"/>
         </w:rPr>
-        <w:footnoteReference w:id="29"/>
+        <w:footnoteReference w:id="30"/>
       </w:r>
       <w:r>
         <w:t xml:space="preserve"> I think next year would be the perfect time. By then, I</w:t>
@@ -14415,13 +14512,21 @@
         <w:t>’</w:t>
       </w:r>
       <w:r>
-        <w:t>m sorry to hear that Mom</w:t>
-      </w:r>
-      <w:r>
-        <w:t>’</w:t>
-      </w:r>
-      <w:r>
-        <w:t>s trip to Chongming wasn</w:t>
+        <w:t xml:space="preserve">m sorry to hear that </w:t>
+      </w:r>
+      <w:proofErr w:type="gramStart"/>
+      <w:r>
+        <w:t>Mom</w:t>
+      </w:r>
+      <w:r>
+        <w:t>’</w:t>
+      </w:r>
+      <w:r>
+        <w:t>s</w:t>
+      </w:r>
+      <w:proofErr w:type="gramEnd"/>
+      <w:r>
+        <w:t xml:space="preserve"> trip to Chongming wasn</w:t>
       </w:r>
       <w:r>
         <w:t>’</w:t>
@@ -14458,7 +14563,7 @@
         <w:rPr>
           <w:rStyle w:val="FootnoteReference"/>
         </w:rPr>
-        <w:footnoteReference w:id="30"/>
+        <w:footnoteReference w:id="31"/>
       </w:r>
       <w:r>
         <w:t xml:space="preserve"> that took effect this month. Please don</w:t>
@@ -14652,16 +14757,32 @@
         <w:t>’</w:t>
       </w:r>
       <w:r>
-        <w:t>ll persuade Xun to come with me.</w:t>
+        <w:t xml:space="preserve">ll persuade </w:t>
+      </w:r>
+      <w:proofErr w:type="spellStart"/>
+      <w:r>
+        <w:t>Xun</w:t>
+      </w:r>
+      <w:proofErr w:type="spellEnd"/>
+      <w:r>
+        <w:t xml:space="preserve"> to come with me.</w:t>
       </w:r>
       <w:r>
         <w:rPr>
           <w:rStyle w:val="FootnoteReference"/>
         </w:rPr>
-        <w:footnoteReference w:id="31"/>
-      </w:r>
-      <w:r>
-        <w:t xml:space="preserve"> Xun has accepted a job in Washington, D.C., which isn</w:t>
+        <w:footnoteReference w:id="32"/>
+      </w:r>
+      <w:r>
+        <w:t xml:space="preserve"> </w:t>
+      </w:r>
+      <w:proofErr w:type="spellStart"/>
+      <w:r>
+        <w:t>Xun</w:t>
+      </w:r>
+      <w:proofErr w:type="spellEnd"/>
+      <w:r>
+        <w:t xml:space="preserve"> has accepted a job in Washington, D.C., which isn</w:t>
       </w:r>
       <w:r>
         <w:t>’</w:t>
@@ -14704,7 +14825,15 @@
         <w:t>’</w:t>
       </w:r>
       <w:r>
-        <w:t>m planning to live in Edison, New Jersey, where Wei Jin lives. I also have an old college classmate from Shanghai who works in the city but lives there as well. A one-bedroom apartment rents for about $650 to $700 a month, which isn</w:t>
+        <w:t xml:space="preserve">m planning to live in Edison, New Jersey, where Wei </w:t>
+      </w:r>
+      <w:proofErr w:type="spellStart"/>
+      <w:r>
+        <w:t>Jin</w:t>
+      </w:r>
+      <w:proofErr w:type="spellEnd"/>
+      <w:r>
+        <w:t xml:space="preserve"> lives. I also have an old college classmate from Shanghai who works in the city but lives there as well. A one-bedroom apartment rents for about $650 to $700 a month, which isn</w:t>
       </w:r>
       <w:r>
         <w:t>’</w:t>
@@ -14751,7 +14880,15 @@
         <w:t>’</w:t>
       </w:r>
       <w:r>
-        <w:t>ve already been in touch with Wei Jin, and he</w:t>
+        <w:t xml:space="preserve">ve already been in touch with Wei </w:t>
+      </w:r>
+      <w:proofErr w:type="spellStart"/>
+      <w:r>
+        <w:t>Jin</w:t>
+      </w:r>
+      <w:proofErr w:type="spellEnd"/>
+      <w:r>
+        <w:t>, and he</w:t>
       </w:r>
       <w:r>
         <w:t>’</w:t>
@@ -14782,8 +14919,13 @@
       <w:pPr>
         <w:pStyle w:val="CSP-ChapterBodyText"/>
       </w:pPr>
-      <w:r>
-        <w:t>Haiqing came to Austin a few days ago for an interview, hoping to find a summer job. He</w:t>
+      <w:proofErr w:type="spellStart"/>
+      <w:r>
+        <w:t>Haiqing</w:t>
+      </w:r>
+      <w:proofErr w:type="spellEnd"/>
+      <w:r>
+        <w:t xml:space="preserve"> came to Austin a few days ago for an interview, hoping to find a summer job. He</w:t>
       </w:r>
       <w:r>
         <w:t>’</w:t>
@@ -15230,7 +15372,7 @@
         <w:rPr>
           <w:rStyle w:val="FootnoteReference"/>
         </w:rPr>
-        <w:footnoteReference w:id="32"/>
+        <w:footnoteReference w:id="33"/>
       </w:r>
       <w:r>
         <w:t xml:space="preserve"> </w:t>
@@ -15271,7 +15413,15 @@
         <w:pStyle w:val="CSP-ChapterBodyText"/>
       </w:pPr>
       <w:r>
-        <w:t>This year, Morgan Stanley hired about 240 associates from 31 universities and divided us among nine different divisions. I</w:t>
+        <w:t xml:space="preserve">This year, Morgan Stanley hired about 240 associates from 31 universities and divided </w:t>
+      </w:r>
+      <w:proofErr w:type="spellStart"/>
+      <w:r>
+        <w:t>us</w:t>
+      </w:r>
+      <w:proofErr w:type="spellEnd"/>
+      <w:r>
+        <w:t xml:space="preserve"> among nine different divisions. I</w:t>
       </w:r>
       <w:r>
         <w:t>’</w:t>
@@ -15327,7 +15477,15 @@
         <w:t>’</w:t>
       </w:r>
       <w:r>
-        <w:t>m going to hang out in Austin for another month or so, mostly to wait for Xun so we can drive up north together. Besides, there</w:t>
+        <w:t xml:space="preserve">m going to hang out in Austin for another month or so, mostly to wait for </w:t>
+      </w:r>
+      <w:proofErr w:type="spellStart"/>
+      <w:r>
+        <w:t>Xun</w:t>
+      </w:r>
+      <w:proofErr w:type="spellEnd"/>
+      <w:r>
+        <w:t xml:space="preserve"> so we can drive up north together. Besides, there</w:t>
       </w:r>
       <w:r>
         <w:t>’</w:t>
@@ -15634,7 +15792,15 @@
         <w:pStyle w:val="CSP-ChapterBodyText"/>
       </w:pPr>
       <w:r>
-        <w:t>Wei Jin has already helped me find an apartment in Edison, New Jersey. It</w:t>
+        <w:t xml:space="preserve">Wei </w:t>
+      </w:r>
+      <w:proofErr w:type="spellStart"/>
+      <w:r>
+        <w:t>Jin</w:t>
+      </w:r>
+      <w:proofErr w:type="spellEnd"/>
+      <w:r>
+        <w:t xml:space="preserve"> has already helped me find an apartment in Edison, New Jersey. It</w:t>
       </w:r>
       <w:r>
         <w:t>’</w:t>
@@ -15664,13 +15830,21 @@
         <w:t>’</w:t>
       </w:r>
       <w:r>
-        <w:t>ll crash at Wei Jin</w:t>
-      </w:r>
-      <w:r>
-        <w:t>’</w:t>
-      </w:r>
-      <w:r>
-        <w:t>s place until then.</w:t>
+        <w:t xml:space="preserve">ll crash at Wei </w:t>
+      </w:r>
+      <w:proofErr w:type="spellStart"/>
+      <w:r>
+        <w:t>Jin</w:t>
+      </w:r>
+      <w:r>
+        <w:t>’</w:t>
+      </w:r>
+      <w:r>
+        <w:t>s</w:t>
+      </w:r>
+      <w:proofErr w:type="spellEnd"/>
+      <w:r>
+        <w:t xml:space="preserve"> place until then.</w:t>
       </w:r>
     </w:p>
     <w:p>
@@ -15954,7 +16128,15 @@
         <w:pStyle w:val="CSP-ChapterBodyText"/>
       </w:pPr>
       <w:r>
-        <w:t>8 Koster Blvd. Apt. 3A</w:t>
+        <w:t xml:space="preserve">8 </w:t>
+      </w:r>
+      <w:proofErr w:type="spellStart"/>
+      <w:r>
+        <w:t>Koster</w:t>
+      </w:r>
+      <w:proofErr w:type="spellEnd"/>
+      <w:r>
+        <w:t xml:space="preserve"> Blvd. Apt. 3A</w:t>
       </w:r>
     </w:p>
     <w:p>
@@ -16013,7 +16195,23 @@
         <w:t>’</w:t>
       </w:r>
       <w:r>
-        <w:t>s Independence Day. My friend Xun suddenly backed out a few days before the trip, but luckily I found another classmate who wanted to tag along, do some sightseeing, and meet up with her friends in New York. Her name is Emma. The drive took seven days in total, but we didn</w:t>
+        <w:t xml:space="preserve">s Independence Day. My friend </w:t>
+      </w:r>
+      <w:proofErr w:type="spellStart"/>
+      <w:r>
+        <w:t>Xun</w:t>
+      </w:r>
+      <w:proofErr w:type="spellEnd"/>
+      <w:r>
+        <w:t xml:space="preserve"> suddenly backed out a few days before the trip, but </w:t>
+      </w:r>
+      <w:proofErr w:type="gramStart"/>
+      <w:r>
+        <w:t>luckily</w:t>
+      </w:r>
+      <w:proofErr w:type="gramEnd"/>
+      <w:r>
+        <w:t xml:space="preserve"> I found another classmate who wanted to tag along, do some sightseeing, and meet up with her friends in New York. Her name is Emma. The drive took seven days in total, but we didn</w:t>
       </w:r>
       <w:r>
         <w:t>’</w:t>
@@ -16029,26 +16227,42 @@
         <w:t>’</w:t>
       </w:r>
       <w:r>
-        <w:t xml:space="preserve">t give me any trouble at all during the entire trip, which clocked in at about 2,500 miles. I drove roughly two-thirds of the distance. I stayed in touch with Wei Jin along the way. I am really thankful that he put a great deal of effort into helping me with housing arrangements. </w:t>
-      </w:r>
-    </w:p>
-    <w:p>
-      <w:pPr>
-        <w:pStyle w:val="CSP-ChapterBodyText"/>
-      </w:pPr>
-    </w:p>
-    <w:p>
-      <w:pPr>
-        <w:pStyle w:val="CSP-ChapterBodyText"/>
-      </w:pPr>
-      <w:r>
-        <w:t>I finally arrived in New Jersey on the night of July 11th and stayed at Wei Jin</w:t>
-      </w:r>
-      <w:r>
-        <w:t>’</w:t>
-      </w:r>
-      <w:r>
-        <w:t>s place for three nights before picking up the keys to my apartment on the afternoon of the 14th. Since I moved in, I</w:t>
+        <w:t xml:space="preserve">t give me any trouble at all during the entire trip, which clocked in at about 2,500 miles. I drove roughly two-thirds of the distance. I stayed in touch with Wei </w:t>
+      </w:r>
+      <w:proofErr w:type="spellStart"/>
+      <w:r>
+        <w:t>Jin</w:t>
+      </w:r>
+      <w:proofErr w:type="spellEnd"/>
+      <w:r>
+        <w:t xml:space="preserve"> along the way. I am really thankful that he put a great deal of effort into helping me with housing arrangements. </w:t>
+      </w:r>
+    </w:p>
+    <w:p>
+      <w:pPr>
+        <w:pStyle w:val="CSP-ChapterBodyText"/>
+      </w:pPr>
+    </w:p>
+    <w:p>
+      <w:pPr>
+        <w:pStyle w:val="CSP-ChapterBodyText"/>
+      </w:pPr>
+      <w:r>
+        <w:t xml:space="preserve">I finally arrived in New Jersey on the night of July 11th and stayed at Wei </w:t>
+      </w:r>
+      <w:proofErr w:type="spellStart"/>
+      <w:r>
+        <w:t>Jin</w:t>
+      </w:r>
+      <w:r>
+        <w:t>’</w:t>
+      </w:r>
+      <w:r>
+        <w:t>s</w:t>
+      </w:r>
+      <w:proofErr w:type="spellEnd"/>
+      <w:r>
+        <w:t xml:space="preserve"> place for three nights before picking up the keys to my apartment on the afternoon of the 14th. Since I moved in, I</w:t>
       </w:r>
       <w:r>
         <w:t>’</w:t>
@@ -16469,7 +16683,15 @@
         <w:t>’</w:t>
       </w:r>
       <w:r>
-        <w:t>t you show her the way?” He asked. Now, that was an excellent suggestion, except for one small problem: I had absolutely no idea where Dobie Center was. So I said, "Sure!"</w:t>
+        <w:t xml:space="preserve">t you show her the way?” He asked. Now, that was an excellent suggestion, except for one small problem: I had absolutely no idea where Dobie Center was. </w:t>
+      </w:r>
+      <w:proofErr w:type="gramStart"/>
+      <w:r>
+        <w:t>So</w:t>
+      </w:r>
+      <w:proofErr w:type="gramEnd"/>
+      <w:r>
+        <w:t xml:space="preserve"> I said, "Sure!"</w:t>
       </w:r>
     </w:p>
     <w:p>
@@ -18525,6 +18747,7 @@
       <w:r>
         <w:t xml:space="preserve">The midday nap, known in Chinese as </w:t>
       </w:r>
+      <w:proofErr w:type="spellStart"/>
       <w:r>
         <w:rPr>
           <w:i/>
@@ -18532,6 +18755,7 @@
         </w:rPr>
         <w:t>wujiao</w:t>
       </w:r>
+      <w:proofErr w:type="spellEnd"/>
       <w:r>
         <w:t>, is a deeply ingrained cultural tradition. In most schools, offices, and factories, lunch is followed by a quiet period that allows people to take a short nap. Napping in China has traditionally been seen as beneficial to health and productivity.</w:t>
       </w:r>
@@ -18778,6 +19002,7 @@
       <w:r>
         <w:t xml:space="preserve"> or </w:t>
       </w:r>
+      <w:proofErr w:type="spellStart"/>
       <w:r>
         <w:rPr>
           <w:i/>
@@ -18785,6 +19010,7 @@
         </w:rPr>
         <w:t>yuanxiao</w:t>
       </w:r>
+      <w:proofErr w:type="spellEnd"/>
       <w:r>
         <w:t>, whose round shape represents family togetherness and completeness.</w:t>
       </w:r>
@@ -18955,22 +19181,7 @@
         <w:t xml:space="preserve"> </w:t>
       </w:r>
       <w:r>
-        <w:t xml:space="preserve">Around 1996, </w:t>
-      </w:r>
-      <w:r>
-        <w:t>with</w:t>
-      </w:r>
-      <w:r>
-        <w:t xml:space="preserve"> a few exceptions, most computers at home or in the workplace were not connected to the internet.</w:t>
-      </w:r>
-      <w:r>
-        <w:t xml:space="preserve"> </w:t>
-      </w:r>
-      <w:r>
-        <w:t>In many cases, a single email account was shared by multiple people</w:t>
-      </w:r>
-      <w:r>
-        <w:t>.</w:t>
+        <w:t>Gambling was illegal in mainland China at the time, and it still is today. Macau, a former Portuguese colony and now a Special Administrative Region of China, is the only place on Chinese soil where casino gambling is legal.</w:t>
       </w:r>
     </w:p>
   </w:footnote>
@@ -18989,7 +19200,22 @@
         <w:t xml:space="preserve"> </w:t>
       </w:r>
       <w:r>
-        <w:t>Arranged matchmaking was relatively common in China at the time. I, too, met Chun through this kind of introduction.</w:t>
+        <w:t xml:space="preserve">Around 1996, </w:t>
+      </w:r>
+      <w:r>
+        <w:t>with</w:t>
+      </w:r>
+      <w:r>
+        <w:t xml:space="preserve"> a few exceptions, most computers at home or in the workplace were not connected to the internet.</w:t>
+      </w:r>
+      <w:r>
+        <w:t xml:space="preserve"> </w:t>
+      </w:r>
+      <w:r>
+        <w:t>In many cases, a single email account was shared by multiple people</w:t>
+      </w:r>
+      <w:r>
+        <w:t>.</w:t>
       </w:r>
     </w:p>
   </w:footnote>
@@ -19008,7 +19234,7 @@
         <w:t xml:space="preserve"> </w:t>
       </w:r>
       <w:r>
-        <w:t>Cantonese is a Chinese language traditionally spoken in Guangdong Province, Hong Kong, and many overseas Chinese communities. Unlike the Mandarin spoken in Beijing, Cantonese differs significantly in pronunciation, vocabulary, and tone.</w:t>
+        <w:t>Arranged matchmaking was relatively common in China at the time. I, too, met Chun through this kind of introduction.</w:t>
       </w:r>
     </w:p>
   </w:footnote>
@@ -19024,7 +19250,10 @@
         <w:footnoteRef/>
       </w:r>
       <w:r>
-        <w:t>The Qingming Festival is a traditional Chinese holiday observed in early April to honor deceased ancestors by visiting and tending their graves.</w:t>
+        <w:t xml:space="preserve"> </w:t>
+      </w:r>
+      <w:r>
+        <w:t>Cantonese is a Chinese language traditionally spoken in Guangdong Province, Hong Kong, and many overseas Chinese communities. Unlike the Mandarin spoken in Beijing, Cantonese differs significantly in pronunciation, vocabulary, and tone.</w:t>
       </w:r>
     </w:p>
   </w:footnote>
@@ -19040,16 +19269,7 @@
         <w:footnoteRef/>
       </w:r>
       <w:r>
-        <w:t xml:space="preserve"> </w:t>
-      </w:r>
-      <w:r>
-        <w:t>Chongming, once a largely rural part of Shanghai, is Mom</w:t>
-      </w:r>
-      <w:r>
-        <w:t>’</w:t>
-      </w:r>
-      <w:r>
-        <w:t>s hometown.</w:t>
+        <w:t>The Qingming Festival is a traditional Chinese holiday observed in early April to honor deceased ancestors by visiting and tending their graves.</w:t>
       </w:r>
     </w:p>
   </w:footnote>
@@ -19068,7 +19288,13 @@
         <w:t xml:space="preserve"> </w:t>
       </w:r>
       <w:r>
-        <w:t>Optional Practical Training is a period during which international students on an F-1 visa can work in the U.S. in a job related to their field of study.</w:t>
+        <w:t>Chongming, once a largely rural part of Shanghai, is Mom</w:t>
+      </w:r>
+      <w:r>
+        <w:t>’</w:t>
+      </w:r>
+      <w:r>
+        <w:t>s hometown.</w:t>
       </w:r>
     </w:p>
   </w:footnote>
@@ -19087,19 +19313,7 @@
         <w:t xml:space="preserve"> </w:t>
       </w:r>
       <w:r>
-        <w:t>Due to the complexities and uncertainties of U.S. immigration law, traveling back to one</w:t>
-      </w:r>
-      <w:r>
-        <w:t>’</w:t>
-      </w:r>
-      <w:r>
-        <w:t xml:space="preserve">s home country carried certain risk and was generally discouraged while on </w:t>
-      </w:r>
-      <w:r>
-        <w:t xml:space="preserve">a </w:t>
-      </w:r>
-      <w:r>
-        <w:t>work visa.</w:t>
+        <w:t>Optional Practical Training is a period during which international students on an F-1 visa can work in the U.S. in a job related to their field of study.</w:t>
       </w:r>
     </w:p>
   </w:footnote>
@@ -19118,7 +19332,19 @@
         <w:t xml:space="preserve"> </w:t>
       </w:r>
       <w:r>
-        <w:t>The Illegal Immigration Reform and Immigrant Responsibility Act of 1996 (IIRIRA) was signed into law on September 30, 1996. Most of its major provisions took effect on April 1, 1997. The law significantly expanded immigration enforcement and overhauled many aspects of U.S. immigration law, raising concerns among many immigrants and international students.</w:t>
+        <w:t>Due to the complexities and uncertainties of U.S. immigration law, traveling back to one</w:t>
+      </w:r>
+      <w:r>
+        <w:t>’</w:t>
+      </w:r>
+      <w:r>
+        <w:t xml:space="preserve">s home country carried certain risk and was generally discouraged while on </w:t>
+      </w:r>
+      <w:r>
+        <w:t xml:space="preserve">a </w:t>
+      </w:r>
+      <w:r>
+        <w:t>work visa.</w:t>
       </w:r>
     </w:p>
   </w:footnote>
@@ -19137,11 +19363,30 @@
         <w:t xml:space="preserve"> </w:t>
       </w:r>
       <w:r>
-        <w:t>Before GPS became commonplace, people relied on paper maps for navigation. On long trips, it was often helpful to have a passenger read the map while the driver kept their eyes on the road.</w:t>
+        <w:t>The Illegal Immigration Reform and Immigrant Responsibility Act of 1996 (IIRIRA) was signed into law on September 30, 1996. Most of its major provisions took effect on April 1, 1997. The law significantly expanded immigration enforcement and overhauled many aspects of U.S. immigration law, raising concerns among many immigrants and international students.</w:t>
       </w:r>
     </w:p>
   </w:footnote>
   <w:footnote w:id="32">
+    <w:p>
+      <w:pPr>
+        <w:pStyle w:val="FootnoteText"/>
+      </w:pPr>
+      <w:r>
+        <w:rPr>
+          <w:rStyle w:val="FootnoteReference"/>
+        </w:rPr>
+        <w:footnoteRef/>
+      </w:r>
+      <w:r>
+        <w:t xml:space="preserve"> </w:t>
+      </w:r>
+      <w:r>
+        <w:t>Before GPS became commonplace, people relied on paper maps for navigation. On long trips, it was often helpful to have a passenger read the map while the driver kept their eyes on the road.</w:t>
+      </w:r>
+    </w:p>
+  </w:footnote>
+  <w:footnote w:id="33">
     <w:p>
       <w:pPr>
         <w:pStyle w:val="FootnoteText"/>

--- a/letters_from_usa/book.docx
+++ b/letters_from_usa/book.docx
@@ -407,7 +407,19 @@
         <w:t>’</w:t>
       </w:r>
       <w:r>
-        <w:t xml:space="preserve">s zero-COVID restrictions. My father had died two years before. Travel bans and border closures meant I could not be at either of their bedsides. I never had the chance to say goodbye. Now, as one of the first "foreigners" </w:t>
+        <w:t xml:space="preserve">s zero-COVID restrictions. My father had died two years before. Travel bans and border closures meant I could not be at either of their bedsides. I never had the chance to say goodbye. Now, as one of the first </w:t>
+      </w:r>
+      <w:r>
+        <w:t>“</w:t>
+      </w:r>
+      <w:r>
+        <w:t>foreigners</w:t>
+      </w:r>
+      <w:r>
+        <w:t>”</w:t>
+      </w:r>
+      <w:r>
+        <w:t xml:space="preserve"> </w:t>
       </w:r>
       <w:r>
         <w:t>allowed</w:t>
@@ -1477,7 +1489,7 @@
                 <w:sz w:val="20"/>
                 <w:szCs w:val="20"/>
               </w:rPr>
-              <w:t>A Crossroads</w:t>
+              <w:t>Crossroads</w:t>
             </w:r>
           </w:p>
         </w:tc>
@@ -3979,13 +3991,16 @@
         <w:t xml:space="preserve"> and a chair. I may also need to get a phone</w:t>
       </w:r>
       <w:r>
+        <w:t>.</w:t>
+      </w:r>
+      <w:r>
         <w:rPr>
           <w:rStyle w:val="FootnoteReference"/>
         </w:rPr>
         <w:footnoteReference w:id="4"/>
       </w:r>
       <w:r>
-        <w:t xml:space="preserve">. </w:t>
+        <w:t xml:space="preserve"> </w:t>
       </w:r>
     </w:p>
     <w:p>
@@ -4586,20 +4601,15 @@
     </w:p>
     <w:p>
       <w:pPr>
-        <w:spacing w:after="0" w:line="240" w:lineRule="auto"/>
-        <w:jc w:val="both"/>
-        <w:rPr>
-          <w:rFonts w:ascii="Garamond" w:hAnsi="Garamond"/>
-          <w:iCs/>
-        </w:rPr>
-      </w:pPr>
-    </w:p>
-    <w:p>
-      <w:pPr>
-        <w:pStyle w:val="CSP-ChapterBodyText"/>
-      </w:pPr>
-      <w:r>
-        <w:t>Happy Mid-Autumn Festival! Actually, I only found out a few days ago that the holiday was just around the corner. On the evening before the holiday, I went to an event organized by a Chinese Christian group</w:t>
+        <w:pStyle w:val="CSP-ChapterBodyText"/>
+      </w:pPr>
+    </w:p>
+    <w:p>
+      <w:pPr>
+        <w:pStyle w:val="CSP-ChapterBodyText"/>
+      </w:pPr>
+      <w:r>
+        <w:t>Happy Mid-Autumn Festival! Actually, I only realized a few days ago that the holiday was just around the corner. On the evening before the holiday, I went to an event organized by a Chinese Christian group.</w:t>
       </w:r>
       <w:r>
         <w:rPr>
@@ -4608,7 +4618,7 @@
         <w:footnoteReference w:id="7"/>
       </w:r>
       <w:r>
-        <w:t>. There were about 120 people there, and the atmosphere was really lively. We had a potluck dinner, sang worship songs, listened to a sermon, and enjoyed some mooncakes</w:t>
+        <w:t xml:space="preserve"> There were about 120 people there, and the atmosphere was really lively. We had a potluck dinner, sang worship songs, listened to a sermon, and enjoyed some mooncakes</w:t>
       </w:r>
       <w:r>
         <w:rPr>
@@ -4617,118 +4627,50 @@
         <w:footnoteReference w:id="8"/>
       </w:r>
       <w:r>
-        <w:t xml:space="preserve"> together. The mooncakes were cut into tiny pieces, so everyone only got about an eighth of one. </w:t>
-      </w:r>
-    </w:p>
-    <w:p>
-      <w:pPr>
-        <w:pStyle w:val="CSP-ChapterBodyText"/>
-      </w:pPr>
-    </w:p>
-    <w:p>
-      <w:pPr>
-        <w:pStyle w:val="CSP-ChapterBodyText"/>
-      </w:pPr>
-      <w:r>
-        <w:t>This church group meets once a week. Although I really enjoyed the atmosphere and met a lot of fellow Chinese that evening, I doubt I</w:t>
-      </w:r>
-      <w:r>
-        <w:t>’</w:t>
-      </w:r>
-      <w:r>
-        <w:t>ll go back—I just don</w:t>
-      </w:r>
-      <w:r>
-        <w:t>’</w:t>
-      </w:r>
-      <w:r>
-        <w:t xml:space="preserve">t have that kind of time. </w:t>
-      </w:r>
-      <w:r>
-        <w:t>To my surprise, many churches and Christian groups seem eager to reach out to international students. Just this past Wednesday, two Americans spent an hour explaining the Bible to me.</w:t>
-      </w:r>
-    </w:p>
-    <w:p>
-      <w:pPr>
-        <w:spacing w:after="0" w:line="240" w:lineRule="auto"/>
-        <w:ind w:firstLine="288"/>
-        <w:jc w:val="both"/>
-        <w:rPr>
-          <w:rFonts w:ascii="Garamond" w:hAnsi="Garamond"/>
-          <w:iCs/>
-        </w:rPr>
-      </w:pPr>
-    </w:p>
-    <w:p>
-      <w:pPr>
-        <w:pStyle w:val="CSP-ChapterBodyText"/>
-      </w:pPr>
-      <w:r>
-        <w:t>My phone number is 512</w:t>
-      </w:r>
-      <w:r>
-        <w:t>-</w:t>
-      </w:r>
-      <w:r>
-        <w:t>459-5198. Even though we</w:t>
-      </w:r>
-      <w:r>
-        <w:t>’</w:t>
-      </w:r>
-      <w:r>
-        <w:t xml:space="preserve">re a world apart, </w:t>
-      </w:r>
-      <w:r>
-        <w:t>it</w:t>
-      </w:r>
-      <w:r>
-        <w:t>’</w:t>
-      </w:r>
-      <w:r>
-        <w:t xml:space="preserve">s comforting to think that </w:t>
-      </w:r>
-      <w:r>
-        <w:t xml:space="preserve">we can </w:t>
-      </w:r>
-      <w:r>
-        <w:t xml:space="preserve">pick up the phone and </w:t>
-      </w:r>
-      <w:r>
-        <w:t xml:space="preserve">talk </w:t>
-      </w:r>
-      <w:r>
-        <w:t xml:space="preserve">to each other </w:t>
-      </w:r>
-      <w:r>
-        <w:t>anytime. I</w:t>
-      </w:r>
-      <w:r>
-        <w:t>’</w:t>
-      </w:r>
-      <w:r>
-        <w:t xml:space="preserve">m usually home on weekends </w:t>
+        <w:t xml:space="preserve"> together. The mooncakes were cut into tiny pieces, so everyone only got about an eighth.</w:t>
+      </w:r>
+    </w:p>
+    <w:p>
+      <w:pPr>
+        <w:pStyle w:val="CSP-ChapterBodyText"/>
+      </w:pPr>
+    </w:p>
+    <w:p>
+      <w:pPr>
+        <w:pStyle w:val="CSP-ChapterBodyText"/>
+      </w:pPr>
+      <w:r>
+        <w:t>This church group meets once a week. Although I really enjoyed the atmosphere and met many fellow Chinese that evening, I doubt I’ll go again—I simply don’t have the time. To my surprise, many churches and Christian groups seem eager to reach out to international students. Just this past Wednesday, two Americans spent about an hour explaining the Bible to me.</w:t>
+      </w:r>
+    </w:p>
+    <w:p>
+      <w:pPr>
+        <w:pStyle w:val="CSP-ChapterBodyText"/>
+      </w:pPr>
+    </w:p>
+    <w:p>
+      <w:pPr>
+        <w:pStyle w:val="CSP-ChapterBodyText"/>
+      </w:pPr>
+      <w:r>
+        <w:t xml:space="preserve">My phone number is 512-459-5198. Even though we're a world apart, it's comforting to know that we can pick up the phone and talk to each other anytime. I'm usually home on weekends unless I need to go to campus for schoolwork or go out for </w:t>
       </w:r>
       <w:r>
         <w:lastRenderedPageBreak/>
-        <w:t>unless I need to go to campus for schoolwork or head out to buy groceries. On weekdays, I</w:t>
-      </w:r>
-      <w:r>
-        <w:t>’</w:t>
-      </w:r>
-      <w:r>
-        <w:t>m generally home before 9:00 a.m. and after 9:30 p.m.; the rest of the day I</w:t>
-      </w:r>
-      <w:r>
-        <w:t>’</w:t>
-      </w:r>
-      <w:r>
-        <w:t>m at school. Calling the U.S. from China is expensive, but I</w:t>
-      </w:r>
-      <w:r>
-        <w:t>’</w:t>
-      </w:r>
-      <w:r>
-        <w:t>ve heard there are calling services that allow me to pay for the call on my end.</w:t>
+        <w:t>groceries. On weekdays, I'm generally home before 9:00 a.m. and after 9:30 p.m.; the rest of the day I'm at school.</w:t>
+      </w:r>
+    </w:p>
+    <w:p>
+      <w:pPr>
+        <w:pStyle w:val="CSP-ChapterBodyText"/>
+      </w:pPr>
+    </w:p>
+    <w:p>
+      <w:pPr>
+        <w:pStyle w:val="CSP-ChapterBodyText"/>
+      </w:pPr>
+      <w:r>
+        <w:t>Calling the U.S. from China is expensive, but I've heard there are services that allow me to pay for the call on my end.</w:t>
       </w:r>
       <w:r>
         <w:rPr>
@@ -4737,31 +4679,7 @@
         <w:footnoteReference w:id="9"/>
       </w:r>
       <w:r>
-        <w:t xml:space="preserve"> Please look into it, since it might be more economical. I</w:t>
-      </w:r>
-      <w:r>
-        <w:t>’</w:t>
-      </w:r>
-      <w:r>
-        <w:t xml:space="preserve">ve heard that calling China from the U.S. after 8:00 p.m. costs only </w:t>
-      </w:r>
-      <w:r>
-        <w:t>seventy</w:t>
-      </w:r>
-      <w:r>
-        <w:t xml:space="preserve"> cents a minute. What </w:t>
-      </w:r>
-      <w:r>
-        <w:t>is</w:t>
-      </w:r>
-      <w:r>
-        <w:t xml:space="preserve"> Wang Wei and Xiao Fan</w:t>
-      </w:r>
-      <w:r>
-        <w:t>’</w:t>
-      </w:r>
-      <w:r>
-        <w:t>s phone number?</w:t>
+        <w:t xml:space="preserve"> Please look into it, since it might be more economical. I've heard that calling China from the U.S. after 8:00 p.m. costs only seventy cents a minute. By the way, what is Wang Wei and Xiao Fan's phone number?</w:t>
       </w:r>
       <w:r>
         <w:rPr>
@@ -4770,130 +4688,55 @@
         <w:footnoteReference w:id="10"/>
       </w:r>
       <w:r>
-        <w:t xml:space="preserve"> Let me know in your next letter, and please give them my regards. I won</w:t>
-      </w:r>
-      <w:r>
-        <w:t>’</w:t>
-      </w:r>
-      <w:r>
-        <w:t>t write to them separately, since letter writing takes up so much time. From now on, I</w:t>
-      </w:r>
-      <w:r>
-        <w:t>’</w:t>
-      </w:r>
-      <w:r>
-        <w:t>ll probably only be able to write home once a week, and I may not always get around to mailing a letter every week.</w:t>
-      </w:r>
-    </w:p>
-    <w:p>
-      <w:pPr>
-        <w:spacing w:after="0" w:line="240" w:lineRule="auto"/>
-        <w:ind w:firstLine="288"/>
-        <w:jc w:val="both"/>
-        <w:rPr>
-          <w:rFonts w:ascii="Garamond" w:hAnsi="Garamond"/>
-          <w:iCs/>
-        </w:rPr>
-      </w:pPr>
-    </w:p>
-    <w:p>
-      <w:pPr>
-        <w:pStyle w:val="CSP-ChapterBodyText"/>
-      </w:pPr>
-      <w:r>
-        <w:t>I really want to buy a television, which typically costs $300 used. To help the deaf and hard of hearing, most American TV programs have closed captioning</w:t>
-      </w:r>
-      <w:r>
-        <w:t xml:space="preserve">. </w:t>
-      </w:r>
-      <w:r>
-        <w:t>Since the dialogue appears as text on the screen, it really helps me follow what</w:t>
-      </w:r>
-      <w:r>
-        <w:t>’</w:t>
-      </w:r>
-      <w:r>
-        <w:t>s being said</w:t>
-      </w:r>
-      <w:r>
-        <w:t>. Having a TV would give me a way to unwind and practice my English at the same time—how great would that be! However, I still owe the university over $1,300 in tuition and fees, so the TV will probably have to wait another couple of months. My long-term goal is to buy a car within a year (cars are really expensive here; a decent used one runs over $3,000). It is very inconvenient to get around in America without a car.</w:t>
-      </w:r>
-    </w:p>
-    <w:p>
-      <w:pPr>
-        <w:spacing w:after="0" w:line="240" w:lineRule="auto"/>
-        <w:ind w:firstLine="288"/>
-        <w:jc w:val="both"/>
-        <w:rPr>
-          <w:rFonts w:ascii="Garamond" w:hAnsi="Garamond"/>
-          <w:iCs/>
-        </w:rPr>
-      </w:pPr>
-    </w:p>
-    <w:p>
-      <w:pPr>
-        <w:pStyle w:val="CSP-ChapterBodyText"/>
-      </w:pPr>
-      <w:r>
-        <w:t>As for classes, things are going okay, though it was a bit tough to understand some of the professors at first. One Indian professor has an accent that is hard to follow, so as soon as class lets out, the Chinese students gather and try to figure out what he actually said. The Chinese students have a great tradition of forming study groups, so if we miss something, we just talk it through together. I think after a few more classes, I</w:t>
-      </w:r>
-      <w:r>
-        <w:t>’</w:t>
-      </w:r>
-      <w:r>
-        <w:t xml:space="preserve">ll </w:t>
+        <w:t xml:space="preserve"> Please let me know in your next letter, and give them my regards. I won't write to them separately, since letter writing takes up so much time. From now on, I'll probably only be able to write home once a week, and I may not always get around to mailing a letter every week.</w:t>
+      </w:r>
+    </w:p>
+    <w:p>
+      <w:pPr>
+        <w:pStyle w:val="CSP-ChapterBodyText"/>
+      </w:pPr>
+    </w:p>
+    <w:p>
+      <w:pPr>
+        <w:pStyle w:val="CSP-ChapterBodyText"/>
+      </w:pPr>
+      <w:r>
+        <w:t>I really want to buy a television, which typically costs $300 used. To help the deaf and hard of hearing, most American TV programs have closed captioning. Since the dialogue appears as text on the screen, it really helps me follow what's being said. Having a TV would give me a way to unwind and practice my English at the same time—how great would that be! However, I still owe the university over $1,300 in tuition and fees, so the TV will probably have to wait a couple more months. My long-term goal is to buy a car within a year—cars are really expensive here, and a decent used one costs over $3,000. It is very inconvenient to get around in the U.S. without a car.</w:t>
+      </w:r>
+    </w:p>
+    <w:p>
+      <w:pPr>
+        <w:pStyle w:val="CSP-ChapterBodyText"/>
+      </w:pPr>
+    </w:p>
+    <w:p>
+      <w:pPr>
+        <w:pStyle w:val="CSP-ChapterBodyText"/>
+      </w:pPr>
+      <w:r>
+        <w:t xml:space="preserve">As for classes, things are going okay, though it was a bit difficult to understand some of the professors at first. One Indian professor has an accent that is hard to follow, so as soon as class lets out, the Chinese students gather and try to piece together what was actually said. The Chinese students have a great tradition of forming study groups, so if we miss something, we just talk it through together. I think after a few </w:t>
       </w:r>
       <w:r>
         <w:lastRenderedPageBreak/>
-        <w:t>get used to it. For me, Indian accents are definitely hard to understand, but they are incredibly fluent despite their heavy accent. Strangely enough, the Americans don</w:t>
-      </w:r>
-      <w:r>
-        <w:t>’</w:t>
-      </w:r>
-      <w:r>
-        <w:t>t seem to have any trouble understanding them at all.</w:t>
-      </w:r>
-    </w:p>
-    <w:p>
-      <w:pPr>
-        <w:spacing w:after="0" w:line="240" w:lineRule="auto"/>
-        <w:ind w:firstLine="288"/>
-        <w:jc w:val="both"/>
-        <w:rPr>
-          <w:rFonts w:ascii="Garamond" w:hAnsi="Garamond"/>
-          <w:iCs/>
-        </w:rPr>
-      </w:pPr>
-    </w:p>
-    <w:p>
-      <w:pPr>
-        <w:pStyle w:val="CSP-ChapterBodyText"/>
-      </w:pPr>
-      <w:r>
-        <w:t>I</w:t>
-      </w:r>
-      <w:r>
-        <w:t>’</w:t>
-      </w:r>
-      <w:r>
-        <w:t>m just writing down thoughts as they come to me, so I</w:t>
-      </w:r>
-      <w:r>
-        <w:t>’</w:t>
-      </w:r>
-      <w:r>
-        <w:t>ll wrap things up here for now.</w:t>
-      </w:r>
-    </w:p>
-    <w:p>
-      <w:pPr>
-        <w:spacing w:after="0" w:line="240" w:lineRule="auto"/>
-        <w:ind w:firstLine="288"/>
-        <w:jc w:val="both"/>
-        <w:rPr>
-          <w:rFonts w:ascii="Garamond" w:hAnsi="Garamond"/>
-          <w:iCs/>
-        </w:rPr>
+        <w:t>more classes, I'll get used to it. For me, Indian accents are definitely challenging, but they are incredibly fluent despite their heavy accent. Strangely enough, the Americans don't seem to have any trouble understanding them at all.</w:t>
+      </w:r>
+    </w:p>
+    <w:p>
+      <w:pPr>
+        <w:pStyle w:val="CSP-ChapterBodyText"/>
+      </w:pPr>
+    </w:p>
+    <w:p>
+      <w:pPr>
+        <w:pStyle w:val="CSP-ChapterBodyText"/>
+      </w:pPr>
+      <w:r>
+        <w:t>I'm just writing down thoughts as they come to me, so I'll wrap things up here for now.</w:t>
+      </w:r>
+    </w:p>
+    <w:p>
+      <w:pPr>
+        <w:pStyle w:val="CSP-ChapterBodyText"/>
       </w:pPr>
     </w:p>
     <w:p>
@@ -4906,13 +4749,7 @@
     </w:p>
     <w:p>
       <w:pPr>
-        <w:spacing w:after="0" w:line="240" w:lineRule="auto"/>
-        <w:ind w:firstLine="288"/>
-        <w:jc w:val="both"/>
-        <w:rPr>
-          <w:rFonts w:ascii="Garamond" w:hAnsi="Garamond"/>
-          <w:iCs/>
-        </w:rPr>
+        <w:pStyle w:val="CSP-ChapterBodyText"/>
       </w:pPr>
     </w:p>
     <w:p>
@@ -5114,32 +4951,20 @@
         <w:pStyle w:val="CSP-ChapterBodyText"/>
       </w:pPr>
       <w:r>
-        <w:t>I received both of your letters—the ones dated September 11th and 13th—at the exact same time yesterday! The one dated the 13th only took nine days to get here. It seems that letters have a mind of their own and travel as fast or as slowly as they please. I was so happy to receive them! After being in the U.S. for over a month and sending out three letters, I finally received my first batch of replies.</w:t>
-      </w:r>
-    </w:p>
-    <w:p>
-      <w:pPr>
-        <w:pStyle w:val="CSP-ChapterBodyText"/>
-      </w:pPr>
-    </w:p>
-    <w:p>
-      <w:pPr>
-        <w:pStyle w:val="CSP-ChapterBodyText"/>
-      </w:pPr>
-      <w:r>
-        <w:t xml:space="preserve">Now that I </w:t>
-      </w:r>
-      <w:r>
-        <w:t>knew</w:t>
-      </w:r>
-      <w:r>
-        <w:t xml:space="preserve"> you ha</w:t>
-      </w:r>
-      <w:r>
-        <w:t>d</w:t>
-      </w:r>
-      <w:r>
-        <w:t xml:space="preserve"> a phone line installed at home, I decided to give it a try and called you last night.</w:t>
+        <w:t>I received both of your letters—the ones dated September 11th and 13th—at the same time yesterday! The one dated the 13th only took nine days to arrive. It seems letters have a mind of their own and travel as fast or as slowly as they please. I was so happy to get them! After being in the U.S. for over a month and sending out three letters, I finally received my first replies.</w:t>
+      </w:r>
+    </w:p>
+    <w:p>
+      <w:pPr>
+        <w:pStyle w:val="CSP-ChapterBodyText"/>
+      </w:pPr>
+    </w:p>
+    <w:p>
+      <w:pPr>
+        <w:pStyle w:val="CSP-ChapterBodyText"/>
+      </w:pPr>
+      <w:r>
+        <w:t>Now that I knew you had a phone line installed at home, I decided to give it a try and called you last night.</w:t>
       </w:r>
     </w:p>
     <w:p>
@@ -5160,10 +4985,7 @@
         <w:pStyle w:val="CSP-ChapterBodyText"/>
       </w:pPr>
       <w:r>
-        <w:t>09/23</w:t>
-      </w:r>
-      <w:r>
-        <w:t>/95</w:t>
+        <w:t>09/23/95</w:t>
       </w:r>
     </w:p>
     <w:p>
@@ -5215,581 +5037,335 @@
         <w:footnoteReference w:id="11"/>
       </w:r>
       <w:r>
-        <w:t xml:space="preserve"> are very harmonious. My </w:t>
+        <w:t xml:space="preserve"> </w:t>
+      </w:r>
+      <w:r>
+        <w:t>are very harmonious.</w:t>
+      </w:r>
+    </w:p>
+    <w:p>
+      <w:pPr>
+        <w:pStyle w:val="CSP-ChapterBodyText"/>
+      </w:pPr>
+    </w:p>
+    <w:p>
+      <w:pPr>
+        <w:pStyle w:val="CSP-ChapterBodyText"/>
+      </w:pPr>
+      <w:r>
+        <w:t>My roommate is an undergraduate majoring in civil engineering. He's been in the U.S. for a few years and actually spent several years studying in Europe before that. He seems like a really honest, down-to-earth person. Most of the Chinese undergraduates here are permanent residents who moved to the U.S. with their families. Believe it or not, my roommate's name is Tong as well! If someone calls asking for "Tong," things can get a little confusing.</w:t>
+      </w:r>
+    </w:p>
+    <w:p>
+      <w:pPr>
+        <w:pStyle w:val="CSP-ChapterBodyText"/>
+      </w:pPr>
+    </w:p>
+    <w:p>
+      <w:pPr>
+        <w:pStyle w:val="CSP-ChapterBodyText"/>
+      </w:pPr>
+      <w:r>
+        <w:t>At UT, probably because there are so many Chinese people around, there aren't as many opportunities to interact with local Americans as I had imagined. I practice my listening every day, but I don't get to speak English all that much, and making American friends isn't easy. Fortunately, since I'm a TA, I still get to interact with students. In any case, I'm doing everything I can to find opportunities to practice my spoken English. My ability to understand lectures is improving day by day—I can understand my Indian professor without much difficulty now.</w:t>
+      </w:r>
+    </w:p>
+    <w:p>
+      <w:pPr>
+        <w:pStyle w:val="CSP-ChapterBodyText"/>
+      </w:pPr>
+    </w:p>
+    <w:p>
+      <w:pPr>
+        <w:pStyle w:val="CSP-ChapterBodyText"/>
+      </w:pPr>
+      <w:r>
+        <w:t>Being a TA has been pretty easy so far—I only hold two office hours a week. To make sure I know what the professor covered in class, I sit in on his lectures three times a week for 45 minutes each. The rest of the job is just grading homework. Usually, no one shows up during my office hours, but a few days before an assignment is due, one or two students come in to ask questions. Sometimes I have a hard time catching what they're saying, especially some of the students from India.</w:t>
+      </w:r>
+    </w:p>
+    <w:p>
+      <w:pPr>
+        <w:pStyle w:val="CSP-ChapterBodyText"/>
+      </w:pPr>
+    </w:p>
+    <w:p>
+      <w:pPr>
+        <w:pStyle w:val="CSP-ChapterBodyText"/>
+      </w:pPr>
+      <w:r>
+        <w:t xml:space="preserve">I have an exam next Tuesday. American courses have so many exams—about one a month per class on average—not to mention all the homework, so they keep me pretty busy. I usually get back to the apartment around 11:00 p.m. That's when the last campus shuttle runs, and most of the people waiting for the final bus are Chinese students. Chinese students are incredibly hardworking! The best time for you to call me is around midnight my time (1:00 p.m. Beijing time). I’ll definitely </w:t>
       </w:r>
       <w:r>
         <w:lastRenderedPageBreak/>
-        <w:t>roommate is an undergraduate majoring in civil engineering. He</w:t>
-      </w:r>
-      <w:r>
-        <w:t>’</w:t>
-      </w:r>
-      <w:r>
-        <w:t>s been in the U.S. for a few years and actually spent several years studying in Europe before that; he seems like a really honest, down-to-earth person. Most of the Chinese undergraduates here are permanent residents who moved to the U.S. with their families. Believe it or not, my roommate</w:t>
-      </w:r>
-      <w:r>
-        <w:t>’</w:t>
-      </w:r>
-      <w:r>
-        <w:t>s name is Tong as well! If someone calls asking for "Tong," it</w:t>
-      </w:r>
-      <w:r>
-        <w:t>’</w:t>
-      </w:r>
-      <w:r>
-        <w:t>s going to get a bit confusing.</w:t>
-      </w:r>
-    </w:p>
-    <w:p>
-      <w:pPr>
-        <w:pStyle w:val="CSP-ChapterBodyText"/>
-      </w:pPr>
-    </w:p>
-    <w:p>
-      <w:pPr>
-        <w:pStyle w:val="CSP-ChapterBodyText"/>
-      </w:pPr>
-      <w:r>
-        <w:t>At UT, probably because there are so many Chinese people around, there aren</w:t>
-      </w:r>
-      <w:r>
-        <w:t>’</w:t>
-      </w:r>
-      <w:r>
-        <w:t>t as many opportunities to interact with local Americans as I had imagined. I practice my listening every day, but I don</w:t>
-      </w:r>
-      <w:r>
-        <w:t>’</w:t>
-      </w:r>
-      <w:r>
-        <w:t>t get to speak English all that much, and making American friends isn</w:t>
-      </w:r>
-      <w:r>
-        <w:t>’</w:t>
-      </w:r>
-      <w:r>
-        <w:t>t easy. Fortunately, since I</w:t>
-      </w:r>
-      <w:r>
-        <w:t>’</w:t>
-      </w:r>
-      <w:r>
-        <w:t>m a TA, I still get to interact with students. In any case, I</w:t>
-      </w:r>
-      <w:r>
-        <w:t>’</w:t>
-      </w:r>
-      <w:r>
-        <w:t>m doing everything I can to find opportunities to practice my spoken English. My ability to understand lectures is improving day by day; I can understand my Indian professor now without any major problems.</w:t>
-      </w:r>
-    </w:p>
-    <w:p>
-      <w:pPr>
-        <w:pStyle w:val="CSP-ChapterBodyText"/>
-      </w:pPr>
-    </w:p>
-    <w:p>
-      <w:pPr>
-        <w:pStyle w:val="CSP-ChapterBodyText"/>
-      </w:pPr>
-      <w:r>
-        <w:t>Being a TA has been pretty easy so far—I only have 2 office hours a week. To make sure I know what the professor covered in class, I sit in on his lectures three times a week for 45 minutes each. The rest of the job is just grading homework. Normally, no one shows up during my office hours, but a few days before an assignment is due, one or two students come in to ask questions. Sometimes I have a hard time catching what they</w:t>
-      </w:r>
-      <w:r>
-        <w:t>’</w:t>
-      </w:r>
-      <w:r>
-        <w:t>re saying, especially the students from India.</w:t>
-      </w:r>
-    </w:p>
-    <w:p>
-      <w:pPr>
-        <w:pStyle w:val="CSP-ChapterBodyText"/>
-      </w:pPr>
-    </w:p>
-    <w:p>
-      <w:pPr>
-        <w:pStyle w:val="CSP-ChapterBodyText"/>
-      </w:pPr>
-      <w:r>
-        <w:t>I have an exam next Tuesday. American courses have so many exams—about one a month per class on average—not to mention all the homework, so they keep me pretty busy. I usually get back to the apartment around 11:00 p</w:t>
-      </w:r>
-      <w:r>
-        <w:t>.</w:t>
-      </w:r>
-      <w:r>
-        <w:t>m. That</w:t>
-      </w:r>
-      <w:r>
-        <w:t>’</w:t>
-      </w:r>
-      <w:r>
-        <w:t xml:space="preserve">s when the last campus shuttle runs, and most of the people waiting for the final bus are Chinese students. Chinese students </w:t>
+        <w:t xml:space="preserve">be home by then, and I won't be asleep yet. I usually get up around 9:00 a.m. My earliest class isn't until 11:00 a.m., so I get to sleep in a bit. </w:t>
+      </w:r>
+    </w:p>
+    <w:p>
+      <w:pPr>
+        <w:pStyle w:val="CSP-ChapterBodyText"/>
+      </w:pPr>
+    </w:p>
+    <w:p>
+      <w:pPr>
+        <w:pStyle w:val="CSP-ChapterBodyText"/>
+      </w:pPr>
+      <w:r>
+        <w:t>I've realized that I can't really afford to eat burgers regularly—that would put me way over budget. In the U.S., prepared food is expensive, while raw ingredients are cheap, so buying groceries and cooking for yourself is definitely the way to go. Right now, I can buy a huge box of sixteen chicken drumsticks for just over two dollars, which is about the price of a single burger. I bake more than ten of them at a time. They turn out so delicious that it's a shame you can't taste them! I often bring two meals with me to campus, though eating the same thing for several days in a row can get old pretty quickly.</w:t>
+      </w:r>
+    </w:p>
+    <w:p>
+      <w:pPr>
+        <w:pStyle w:val="CSP-ChapterBodyText"/>
+      </w:pPr>
+    </w:p>
+    <w:p>
+      <w:pPr>
+        <w:pStyle w:val="CSP-ChapterBodyText"/>
+      </w:pPr>
+      <w:r>
+        <w:t>I also received a letter from Chun today.</w:t>
+      </w:r>
+    </w:p>
+    <w:p>
+      <w:pPr>
+        <w:pStyle w:val="CSP-ChapterBodyText"/>
+      </w:pPr>
+    </w:p>
+    <w:p>
+      <w:pPr>
+        <w:pStyle w:val="CSP-ChapterBodyText"/>
+      </w:pPr>
+    </w:p>
+    <w:p>
+      <w:pPr>
+        <w:pStyle w:val="CSP-ChapterBodyText"/>
+      </w:pPr>
+      <w:r>
+        <w:t>Tong</w:t>
+      </w:r>
+    </w:p>
+    <w:p>
+      <w:pPr>
+        <w:pStyle w:val="CSP-ChapterBodyText"/>
+      </w:pPr>
+      <w:r>
+        <w:t>09/27 at 1:00 a.m.</w:t>
+      </w:r>
+    </w:p>
+    <w:p>
+      <w:pPr>
+        <w:pStyle w:val="CSP-ChapterBodyText"/>
+      </w:pPr>
+    </w:p>
+    <w:p>
+      <w:pPr>
+        <w:pStyle w:val="CSP-ChapterBodyText"/>
+      </w:pPr>
+    </w:p>
+    <w:p>
+      <w:pPr>
+        <w:pStyle w:val="CSP-ChapterBodyText"/>
+        <w:jc w:val="center"/>
+        <w:rPr>
+          <w:rFonts w:ascii="Segoe UI Symbol" w:hAnsi="Segoe UI Symbol" w:cs="Segoe UI Symbol"/>
+        </w:rPr>
+      </w:pPr>
+      <w:r>
+        <w:rPr>
+          <w:rFonts w:ascii="Segoe UI Symbol" w:hAnsi="Segoe UI Symbol" w:cs="Segoe UI Symbol"/>
+        </w:rPr>
+        <w:t>❧❧❧</w:t>
+      </w:r>
+    </w:p>
+    <w:p>
+      <w:pPr>
+        <w:pStyle w:val="CSP-ChapterBodyText"/>
+      </w:pPr>
+    </w:p>
+    <w:p>
+      <w:pPr>
+        <w:pStyle w:val="CSP-ChapterBodyText"/>
+      </w:pPr>
+    </w:p>
+    <w:p>
+      <w:pPr>
+        <w:pStyle w:val="CSP-ChapterBodyText"/>
+      </w:pPr>
+      <w:r>
+        <w:t xml:space="preserve">I got my first paycheck! I didn't expect it to come so soon. I had originally planned to go shopping but was worried I didn't have much money left in my checking account, so I checked my balance over the phone. To my surprise, there was actually $1,140 in it! As it turns out, today is the last day of September, which means </w:t>
+      </w:r>
+      <w:proofErr w:type="gramStart"/>
+      <w:r>
+        <w:t>it's</w:t>
+      </w:r>
+      <w:proofErr w:type="gramEnd"/>
+      <w:r>
+        <w:t xml:space="preserve"> payday.</w:t>
+      </w:r>
+    </w:p>
+    <w:p>
+      <w:pPr>
+        <w:pStyle w:val="CSP-ChapterBodyText"/>
+      </w:pPr>
+    </w:p>
+    <w:p>
+      <w:pPr>
+        <w:pStyle w:val="CSP-ChapterBodyText"/>
+      </w:pPr>
+      <w:r>
+        <w:t>Today I went to the Chinese grocery store and bought two pounds of shrimp, a big bag of mussels, and a box of squid. This is the first time since coming to America that I've treated myself to seafood. Seafood is still expensive—the shrimp weren't even that large, but they cost $2.99 a pound.</w:t>
+      </w:r>
+    </w:p>
+    <w:p>
+      <w:pPr>
+        <w:pStyle w:val="CSP-ChapterBodyText"/>
+      </w:pPr>
+    </w:p>
+    <w:p>
+      <w:pPr>
+        <w:pStyle w:val="CSP-ChapterBodyText"/>
+      </w:pPr>
+      <w:r>
+        <w:t>The apartment I live in is considered inexpensive by Austin standards. The tenants are mostly Mexican and Chinese. It has air conditioning, which we leave running day and night, but you can't actually see an air-conditioning unit anywhere—only vents in the walls. Hot water is available around the clock—and not just in the shower; every faucet has two knobs, one for cold water and one for hot water. The floors are carpeted, though the carpet isn't the highest quality. Every bedroom has a large built-in closet. These conditions aren't considered luxurious in America, but if you place this apartment in China, it would be considered quite nice, wouldn't it?</w:t>
+      </w:r>
+    </w:p>
+    <w:p>
+      <w:pPr>
+        <w:pStyle w:val="CSP-ChapterBodyText"/>
+      </w:pPr>
+    </w:p>
+    <w:p>
+      <w:pPr>
+        <w:pStyle w:val="CSP-ChapterBodyText"/>
+      </w:pPr>
+      <w:r>
+        <w:t>I haven’t finished the roll of film yet; I've only taken a few pictures inside the apartment. I’ll try to finish it soon and send you the negatives next time.</w:t>
+      </w:r>
+    </w:p>
+    <w:p>
+      <w:pPr>
+        <w:pStyle w:val="CSP-ChapterBodyText"/>
+      </w:pPr>
+    </w:p>
+    <w:p>
+      <w:pPr>
+        <w:pStyle w:val="CSP-ChapterBodyText"/>
+      </w:pPr>
+      <w:r>
+        <w:t>I hope this letter reaches you before Mom's birthday on October 13th. Happy Birthday, Mom!</w:t>
+      </w:r>
+    </w:p>
+    <w:p>
+      <w:pPr>
+        <w:pStyle w:val="CSP-ChapterBodyText"/>
+      </w:pPr>
+    </w:p>
+    <w:p>
+      <w:pPr>
+        <w:pStyle w:val="CSP-ChapterBodyText"/>
+      </w:pPr>
+      <w:r>
+        <w:t>Best wishes,</w:t>
+      </w:r>
+    </w:p>
+    <w:p>
+      <w:pPr>
+        <w:pStyle w:val="CSP-ChapterBodyText"/>
+      </w:pPr>
+    </w:p>
+    <w:p>
+      <w:pPr>
+        <w:pStyle w:val="CSP-ChapterBodyText"/>
+      </w:pPr>
+      <w:r>
+        <w:t>Tong</w:t>
+      </w:r>
+    </w:p>
+    <w:p>
+      <w:pPr>
+        <w:pStyle w:val="CSP-ChapterBodyText"/>
+      </w:pPr>
+      <w:r>
+        <w:t>09/30/95</w:t>
+      </w:r>
+    </w:p>
+    <w:p>
+      <w:pPr>
+        <w:pStyle w:val="CSP-ChapterBodyText"/>
+        <w:jc w:val="center"/>
+        <w:rPr>
+          <w:rFonts w:ascii="Segoe UI Symbol" w:hAnsi="Segoe UI Symbol" w:cs="Segoe UI Symbol"/>
+        </w:rPr>
+      </w:pPr>
+    </w:p>
+    <w:p>
+      <w:pPr>
+        <w:pStyle w:val="CSP-ChapterBodyText"/>
+        <w:jc w:val="center"/>
+        <w:rPr>
+          <w:rFonts w:ascii="Segoe UI Symbol" w:hAnsi="Segoe UI Symbol" w:cs="Segoe UI Symbol"/>
+        </w:rPr>
+      </w:pPr>
+    </w:p>
+    <w:p>
+      <w:pPr>
+        <w:pStyle w:val="CSP-ChapterBodyText"/>
+        <w:jc w:val="center"/>
+        <w:rPr>
+          <w:rFonts w:ascii="Segoe UI Symbol" w:hAnsi="Segoe UI Symbol" w:cs="Segoe UI Symbol"/>
+        </w:rPr>
+      </w:pPr>
+      <w:r>
+        <w:rPr>
+          <w:rFonts w:ascii="Segoe UI Symbol" w:hAnsi="Segoe UI Symbol" w:cs="Segoe UI Symbol"/>
+        </w:rPr>
+        <w:t>❧❧❧</w:t>
+      </w:r>
+    </w:p>
+    <w:p>
+      <w:pPr>
+        <w:pStyle w:val="CSP-ChapterBodyText"/>
+      </w:pPr>
+    </w:p>
+    <w:p>
+      <w:pPr>
+        <w:pStyle w:val="CSP-ChapterBodyText"/>
+      </w:pPr>
+    </w:p>
+    <w:p>
+      <w:pPr>
+        <w:pStyle w:val="CSP-ChapterBodyText"/>
+      </w:pPr>
+      <w:r>
+        <w:t>I just received your third letter, dated September 24th, along with Chun's second letter. She wrote that the administration at her institute refuses to issue her academic transcripts for the time being. Their preliminary decision is to delay it until this time next year. If that's the case, Chun won't be able to apply to graduate schools for the fall of 1996.</w:t>
+      </w:r>
+    </w:p>
+    <w:p>
+      <w:pPr>
+        <w:pStyle w:val="CSP-ChapterBodyText"/>
+      </w:pPr>
+    </w:p>
+    <w:p>
+      <w:pPr>
+        <w:pStyle w:val="CSP-ChapterBodyText"/>
+      </w:pPr>
+      <w:r>
+        <w:t xml:space="preserve">You mentioned that there's a slight delay during our phone </w:t>
       </w:r>
       <w:r>
         <w:lastRenderedPageBreak/>
-        <w:t>are incredibly hardworking! The best time for you to call me is around midnight my time (1:00 p.m. Beijing time). I guarantee I</w:t>
-      </w:r>
-      <w:r>
-        <w:t>’</w:t>
-      </w:r>
-      <w:r>
-        <w:t>ll be home by then, and I won</w:t>
-      </w:r>
-      <w:r>
-        <w:t>’</w:t>
-      </w:r>
-      <w:r>
-        <w:t>t be asleep yet. I usually get up around 9:00 a.m. My earliest class isn</w:t>
-      </w:r>
-      <w:r>
-        <w:t>’</w:t>
-      </w:r>
-      <w:r>
-        <w:t xml:space="preserve">t until 11:00 a.m., so I get to sleep in a bit. </w:t>
-      </w:r>
-    </w:p>
-    <w:p>
-      <w:pPr>
-        <w:pStyle w:val="CSP-ChapterBodyText"/>
-      </w:pPr>
-    </w:p>
-    <w:p>
-      <w:pPr>
-        <w:pStyle w:val="CSP-ChapterBodyText"/>
-      </w:pPr>
-      <w:r>
-        <w:t>I</w:t>
-      </w:r>
-      <w:r>
-        <w:t>’</w:t>
-      </w:r>
-      <w:r>
-        <w:t>ve realized that I can</w:t>
-      </w:r>
-      <w:r>
-        <w:t>’</w:t>
-      </w:r>
-      <w:r>
-        <w:t xml:space="preserve">t even afford to eat burgers regularly—that would put me way over budget. In the U.S., prepared food is expensive, while raw ingredients are cheap, so buying groceries and cooking for yourself is definitely the way to go. Right now, I can buy a huge box of </w:t>
-      </w:r>
-      <w:r>
-        <w:t>sixteen</w:t>
-      </w:r>
-      <w:r>
-        <w:t xml:space="preserve"> chicken drumsticks for just over two dollars, which is about the price of a single burger. Then I bake more than </w:t>
-      </w:r>
-      <w:r>
-        <w:t>ten</w:t>
-      </w:r>
-      <w:r>
-        <w:t xml:space="preserve"> of them at a time. They turn out so delicious that it</w:t>
-      </w:r>
-      <w:r>
-        <w:t>’</w:t>
-      </w:r>
-      <w:r>
-        <w:t>s a shame you can</w:t>
-      </w:r>
-      <w:r>
-        <w:t>’</w:t>
-      </w:r>
-      <w:r>
-        <w:t>t taste them! I often bring two meals with me to campus, though eating the same thing for several days in a row can get old pretty quickly.</w:t>
-      </w:r>
-    </w:p>
-    <w:p>
-      <w:pPr>
-        <w:pStyle w:val="CSP-ChapterBodyText"/>
-      </w:pPr>
-    </w:p>
-    <w:p>
-      <w:pPr>
-        <w:pStyle w:val="CSP-ChapterBodyText"/>
-      </w:pPr>
-      <w:r>
-        <w:t xml:space="preserve">I also received a letter from </w:t>
-      </w:r>
-      <w:r>
-        <w:t>Chun</w:t>
-      </w:r>
-      <w:r>
-        <w:t xml:space="preserve"> today.</w:t>
-      </w:r>
-    </w:p>
-    <w:p>
-      <w:pPr>
-        <w:pStyle w:val="CSP-ChapterBodyText"/>
-      </w:pPr>
-    </w:p>
-    <w:p>
-      <w:pPr>
-        <w:pStyle w:val="CSP-ChapterBodyText"/>
-      </w:pPr>
-    </w:p>
-    <w:p>
-      <w:pPr>
-        <w:pStyle w:val="CSP-ChapterBodyText"/>
-      </w:pPr>
-      <w:r>
-        <w:t>Tong</w:t>
-      </w:r>
-    </w:p>
-    <w:p>
-      <w:pPr>
-        <w:pStyle w:val="CSP-ChapterBodyText"/>
-      </w:pPr>
-      <w:r>
-        <w:t>09/27</w:t>
-      </w:r>
-      <w:r>
-        <w:t xml:space="preserve"> at</w:t>
-      </w:r>
-      <w:r>
-        <w:t xml:space="preserve"> 1:00 a.m.</w:t>
-      </w:r>
-    </w:p>
-    <w:p>
-      <w:pPr>
-        <w:pStyle w:val="CSP-ChapterBodyText"/>
-      </w:pPr>
-    </w:p>
-    <w:p>
-      <w:pPr>
-        <w:pStyle w:val="CSP-ChapterBodyText"/>
-      </w:pPr>
-    </w:p>
-    <w:p>
-      <w:pPr>
-        <w:pStyle w:val="CSP-ChapterBodyText"/>
-        <w:jc w:val="center"/>
-        <w:rPr>
-          <w:rFonts w:ascii="Segoe UI Symbol" w:hAnsi="Segoe UI Symbol" w:cs="Segoe UI Symbol"/>
-        </w:rPr>
-      </w:pPr>
-      <w:r>
-        <w:rPr>
-          <w:rFonts w:ascii="Segoe UI Symbol" w:hAnsi="Segoe UI Symbol" w:cs="Segoe UI Symbol"/>
-        </w:rPr>
-        <w:t>❧❧❧</w:t>
-      </w:r>
-    </w:p>
-    <w:p>
-      <w:pPr>
-        <w:pStyle w:val="CSP-ChapterBodyText"/>
-      </w:pPr>
-    </w:p>
-    <w:p>
-      <w:pPr>
-        <w:pStyle w:val="CSP-ChapterBodyText"/>
-      </w:pPr>
-    </w:p>
-    <w:p>
-      <w:pPr>
-        <w:pStyle w:val="CSP-ChapterBodyText"/>
-      </w:pPr>
-      <w:r>
-        <w:t>I got my first paycheck! I didn</w:t>
-      </w:r>
-      <w:r>
-        <w:t>’</w:t>
-      </w:r>
-      <w:r>
-        <w:t>t expect it to come so soon. I had originally planned to go shopping but was worried I didn</w:t>
-      </w:r>
-      <w:r>
-        <w:t>’</w:t>
-      </w:r>
-      <w:r>
-        <w:t xml:space="preserve">t have much money left in my checking account, so I checked my balance over the phone. To my surprise, there was actually $1,140 in it! As it turns out, today is the last day of September, which means </w:t>
-      </w:r>
-      <w:proofErr w:type="gramStart"/>
-      <w:r>
-        <w:t>it</w:t>
-      </w:r>
-      <w:r>
-        <w:t>’</w:t>
-      </w:r>
-      <w:r>
-        <w:t>s</w:t>
-      </w:r>
-      <w:proofErr w:type="gramEnd"/>
-      <w:r>
-        <w:t xml:space="preserve"> payday.</w:t>
-      </w:r>
-    </w:p>
-    <w:p>
-      <w:pPr>
-        <w:pStyle w:val="CSP-ChapterBodyText"/>
-      </w:pPr>
-    </w:p>
-    <w:p>
-      <w:pPr>
-        <w:pStyle w:val="CSP-ChapterBodyText"/>
-      </w:pPr>
-      <w:r>
-        <w:t>Today I went to the Chinese grocery store and bought two pounds of shrimp, a big bag of mussels, and a box of squid. This is the first time since coming to America that I</w:t>
-      </w:r>
-      <w:r>
-        <w:t>’</w:t>
-      </w:r>
-      <w:r>
-        <w:t xml:space="preserve">ve treated </w:t>
-      </w:r>
-      <w:r>
-        <w:lastRenderedPageBreak/>
-        <w:t>myself to seafood. Seafood is still expensive; the shrimp weren</w:t>
-      </w:r>
-      <w:r>
-        <w:t>’</w:t>
-      </w:r>
-      <w:r>
-        <w:t>t even that big, but they cost $2.99 a pound.</w:t>
-      </w:r>
-    </w:p>
-    <w:p>
-      <w:pPr>
-        <w:pStyle w:val="CSP-ChapterBodyText"/>
-      </w:pPr>
-    </w:p>
-    <w:p>
-      <w:pPr>
-        <w:pStyle w:val="CSP-ChapterBodyText"/>
-      </w:pPr>
-      <w:r>
-        <w:t>The apartment I live in is considered inexpensive by Austin standards. The tenants are mostly Mexican and Chinese. It has air conditioning, which we leave running day and night, but you can</w:t>
-      </w:r>
-      <w:r>
-        <w:t>’</w:t>
-      </w:r>
-      <w:r>
-        <w:t>t actually see an air-conditioning unit anywhere. There are only vents in the walls. Hot water is available around the clock—and not just in the shower; every faucet has two knobs, one for cold water and one for hot water. The floors are carpeted, though the carpet isn</w:t>
-      </w:r>
-      <w:r>
-        <w:t>’</w:t>
-      </w:r>
-      <w:r>
-        <w:t>t the highest quality. Every bedroom has a large built-in closet. These conditions aren</w:t>
-      </w:r>
-      <w:r>
-        <w:t>’</w:t>
-      </w:r>
-      <w:r>
-        <w:t>t considered luxurious in America, but if you put this apartment in China, it would be considered quite nice, wouldn</w:t>
-      </w:r>
-      <w:r>
-        <w:t>’</w:t>
-      </w:r>
-      <w:r>
-        <w:t>t it?</w:t>
-      </w:r>
-    </w:p>
-    <w:p>
-      <w:pPr>
-        <w:pStyle w:val="CSP-ChapterBodyText"/>
-      </w:pPr>
-    </w:p>
-    <w:p>
-      <w:pPr>
-        <w:pStyle w:val="CSP-ChapterBodyText"/>
-      </w:pPr>
-      <w:r>
-        <w:t>I haven</w:t>
-      </w:r>
-      <w:r>
-        <w:t>’</w:t>
-      </w:r>
-      <w:r>
-        <w:t>t had a chance to finish the roll of film yet; I</w:t>
-      </w:r>
-      <w:r>
-        <w:t>’</w:t>
-      </w:r>
-      <w:r>
-        <w:t>ve only taken a few pictures inside the apartment. I</w:t>
-      </w:r>
-      <w:r>
-        <w:t>’</w:t>
-      </w:r>
-      <w:r>
-        <w:t>ll do my best to finish the roll soon and will send you the negatives next time.</w:t>
-      </w:r>
-    </w:p>
-    <w:p>
-      <w:pPr>
-        <w:pStyle w:val="CSP-ChapterBodyText"/>
-      </w:pPr>
-    </w:p>
-    <w:p>
-      <w:pPr>
-        <w:pStyle w:val="CSP-ChapterBodyText"/>
-      </w:pPr>
-      <w:r>
-        <w:t>I hope this letter reaches you before Mom</w:t>
-      </w:r>
-      <w:r>
-        <w:t>’</w:t>
-      </w:r>
-      <w:r>
-        <w:t>s birthday on October 13th. Happy Birthday, Mom!</w:t>
-      </w:r>
-    </w:p>
-    <w:p>
-      <w:pPr>
-        <w:pStyle w:val="CSP-ChapterBodyText"/>
-      </w:pPr>
-    </w:p>
-    <w:p>
-      <w:pPr>
-        <w:pStyle w:val="CSP-ChapterBodyText"/>
-      </w:pPr>
-      <w:r>
-        <w:t>Best wishes,</w:t>
-      </w:r>
-    </w:p>
-    <w:p>
-      <w:pPr>
-        <w:pStyle w:val="CSP-ChapterBodyText"/>
-      </w:pPr>
-    </w:p>
-    <w:p>
-      <w:pPr>
-        <w:pStyle w:val="CSP-ChapterBodyText"/>
-      </w:pPr>
-      <w:r>
-        <w:t>Tong</w:t>
-      </w:r>
-    </w:p>
-    <w:p>
-      <w:pPr>
-        <w:pStyle w:val="CSP-ChapterBodyText"/>
-      </w:pPr>
-      <w:r>
-        <w:t>09/30/95</w:t>
-      </w:r>
-    </w:p>
-    <w:p>
-      <w:pPr>
-        <w:pStyle w:val="CSP-ChapterBodyText"/>
-        <w:jc w:val="center"/>
-        <w:rPr>
-          <w:rFonts w:ascii="Segoe UI Symbol" w:hAnsi="Segoe UI Symbol" w:cs="Segoe UI Symbol"/>
-        </w:rPr>
-      </w:pPr>
-    </w:p>
-    <w:p>
-      <w:pPr>
-        <w:pStyle w:val="CSP-ChapterBodyText"/>
-        <w:jc w:val="center"/>
-        <w:rPr>
-          <w:rFonts w:ascii="Segoe UI Symbol" w:hAnsi="Segoe UI Symbol" w:cs="Segoe UI Symbol"/>
-        </w:rPr>
-      </w:pPr>
-    </w:p>
-    <w:p>
-      <w:pPr>
-        <w:pStyle w:val="CSP-ChapterBodyText"/>
-        <w:jc w:val="center"/>
-        <w:rPr>
-          <w:rFonts w:ascii="Segoe UI Symbol" w:hAnsi="Segoe UI Symbol" w:cs="Segoe UI Symbol"/>
-        </w:rPr>
-      </w:pPr>
-      <w:r>
-        <w:rPr>
-          <w:rFonts w:ascii="Segoe UI Symbol" w:hAnsi="Segoe UI Symbol" w:cs="Segoe UI Symbol"/>
-        </w:rPr>
-        <w:t>❧❧❧</w:t>
-      </w:r>
-    </w:p>
-    <w:p>
-      <w:pPr>
-        <w:pStyle w:val="CSP-ChapterBodyText"/>
-      </w:pPr>
-    </w:p>
-    <w:p>
-      <w:pPr>
-        <w:pStyle w:val="CSP-ChapterBodyText"/>
-      </w:pPr>
-    </w:p>
-    <w:p>
-      <w:pPr>
-        <w:pStyle w:val="CSP-ChapterBodyText"/>
-      </w:pPr>
-      <w:r>
-        <w:t xml:space="preserve">I just received your third letter, dated September 24th, </w:t>
-      </w:r>
-      <w:r>
-        <w:t>along with</w:t>
+        <w:t>conversations. That may simply be because your voice has to travel halfway around the world to reach me, and my reply has to make the same journey back before you can hear it. In other words, whenever you say something, you won't hear my response until the sound has effectively traveled around the entire globe.</w:t>
+      </w:r>
+      <w:r>
+        <w:rPr>
+          <w:rStyle w:val="FootnoteReference"/>
+        </w:rPr>
+        <w:footnoteReference w:id="12"/>
       </w:r>
       <w:r>
         <w:t xml:space="preserve"> </w:t>
       </w:r>
       <w:r>
-        <w:t>Chun</w:t>
-      </w:r>
-      <w:r>
-        <w:t>’</w:t>
-      </w:r>
-      <w:r>
-        <w:t>s second letter. She wrote that the administration at her institute refuses to issue her academic transcripts for the time being. Their preliminary decision is to wait until this time next year. If that</w:t>
-      </w:r>
-      <w:r>
-        <w:t>’</w:t>
-      </w:r>
-      <w:r>
-        <w:t xml:space="preserve">s really the case, </w:t>
-      </w:r>
-      <w:r>
-        <w:t>Chun</w:t>
-      </w:r>
-      <w:r>
-        <w:t xml:space="preserve"> won</w:t>
-      </w:r>
-      <w:r>
-        <w:t>’</w:t>
-      </w:r>
-      <w:r>
-        <w:t>t be able to apply to graduate schools for the fall of 1996.</w:t>
-      </w:r>
-    </w:p>
-    <w:p>
-      <w:pPr>
-        <w:pStyle w:val="CSP-ChapterBodyText"/>
-      </w:pPr>
-    </w:p>
-    <w:p>
-      <w:pPr>
-        <w:pStyle w:val="CSP-ChapterBodyText"/>
-      </w:pPr>
-      <w:r>
-        <w:t>You mentioned that there</w:t>
-      </w:r>
-      <w:r>
-        <w:t>’</w:t>
-      </w:r>
-      <w:r>
-        <w:t>s a slight delay during our phone conversations. That may simply be because your voice has to travel halfway around the world to reach me, and my reply has to make the same journey back before you can hear it. In other words, whenever you say something, you won</w:t>
-      </w:r>
-      <w:r>
-        <w:t>’</w:t>
-      </w:r>
-      <w:r>
-        <w:t>t hear my response until the sound has effectively traveled around the entire globe.</w:t>
-      </w:r>
-      <w:r>
-        <w:rPr>
-          <w:rStyle w:val="FootnoteReference"/>
-        </w:rPr>
-        <w:footnoteReference w:id="12"/>
-      </w:r>
-      <w:r>
-        <w:t xml:space="preserve"> So a slight delay is perfectly normal. Actually, when you think about it, isn</w:t>
-      </w:r>
-      <w:r>
-        <w:t>’</w:t>
-      </w:r>
-      <w:r>
-        <w:t>t that amazing?</w:t>
+        <w:t>So a slight delay is perfectly normal. Actually, when you think about it, isn't that amazing?</w:t>
       </w:r>
     </w:p>
     <w:p>
@@ -5986,58 +5562,28 @@
     </w:p>
     <w:p>
       <w:pPr>
-        <w:spacing w:after="0" w:line="240" w:lineRule="auto"/>
-        <w:ind w:firstLine="288"/>
-        <w:jc w:val="both"/>
-        <w:rPr>
-          <w:rFonts w:ascii="Garamond" w:hAnsi="Garamond"/>
-          <w:iCs/>
-        </w:rPr>
-      </w:pPr>
-    </w:p>
-    <w:p>
-      <w:pPr>
-        <w:pStyle w:val="CSP-ChapterBodyText"/>
-      </w:pPr>
-      <w:r>
-        <w:t>The semester is already half over; the fall term wraps up in mid-December.</w:t>
-      </w:r>
-    </w:p>
-    <w:p>
-      <w:pPr>
-        <w:spacing w:after="0" w:line="240" w:lineRule="auto"/>
-        <w:ind w:firstLine="288"/>
-        <w:jc w:val="both"/>
-        <w:rPr>
-          <w:rFonts w:ascii="Garamond" w:hAnsi="Garamond"/>
-          <w:iCs/>
-        </w:rPr>
-      </w:pPr>
-    </w:p>
-    <w:p>
-      <w:pPr>
-        <w:pStyle w:val="CSP-ChapterBodyText"/>
-      </w:pPr>
-      <w:r>
-        <w:t>A week ago, I spent $120 on a used color TV. It</w:t>
-      </w:r>
-      <w:r>
-        <w:t>’</w:t>
-      </w:r>
-      <w:r>
-        <w:t>s practically brand new—even the plastic wrap on the remote control is still on! It</w:t>
-      </w:r>
-      <w:r>
-        <w:t>’</w:t>
-      </w:r>
-      <w:r>
-        <w:t>s a Samsung from South Korea, so the quality is pretty good. Since I haven</w:t>
-      </w:r>
-      <w:r>
-        <w:t>’</w:t>
-      </w:r>
-      <w:r>
-        <w:t>t hooked up cable, I can only pick up about seven or eight local channels. I especially enjoy watching comedy shows called sitcoms.</w:t>
+        <w:pStyle w:val="CSP-ChapterBodyText"/>
+      </w:pPr>
+    </w:p>
+    <w:p>
+      <w:pPr>
+        <w:pStyle w:val="CSP-ChapterBodyText"/>
+      </w:pPr>
+      <w:r>
+        <w:t>The semester is already half over, and the fall term wraps up in mid-December.</w:t>
+      </w:r>
+    </w:p>
+    <w:p>
+      <w:pPr>
+        <w:pStyle w:val="CSP-ChapterBodyText"/>
+      </w:pPr>
+    </w:p>
+    <w:p>
+      <w:pPr>
+        <w:pStyle w:val="CSP-ChapterBodyText"/>
+      </w:pPr>
+      <w:r>
+        <w:t>A week ago, I bought a used color TV for $120. It's practically brand new—even the plastic wrap is still on the remote control! It's a Samsung from South Korea, so the quality is pretty good. Since I haven't cable hooked up, it can only pick up about seven or eight local channels. I especially enjoy watching comedy shows called sitcoms.</w:t>
       </w:r>
       <w:r>
         <w:rPr>
@@ -6046,24 +5592,12 @@
         <w:footnoteReference w:id="13"/>
       </w:r>
       <w:r>
-        <w:t xml:space="preserve"> They seem to be very popular here. Each episode is only about half an hour long, which fits perfectly into my busy schedule. Most importantly, they</w:t>
-      </w:r>
-      <w:r>
-        <w:t>’</w:t>
-      </w:r>
-      <w:r>
-        <w:t>re very funny and always make me laugh.</w:t>
-      </w:r>
-    </w:p>
-    <w:p>
-      <w:pPr>
-        <w:spacing w:after="0" w:line="240" w:lineRule="auto"/>
-        <w:ind w:firstLine="288"/>
-        <w:jc w:val="both"/>
-        <w:rPr>
-          <w:rFonts w:ascii="Garamond" w:hAnsi="Garamond"/>
-          <w:iCs/>
-        </w:rPr>
+        <w:t xml:space="preserve"> They seem very popular here. Each episode is only about half an hour long, which fits perfectly into my busy schedule. Most importantly, they're very funny and always make me laugh.</w:t>
+      </w:r>
+    </w:p>
+    <w:p>
+      <w:pPr>
+        <w:pStyle w:val="CSP-ChapterBodyText"/>
       </w:pPr>
     </w:p>
     <w:p>
@@ -6079,97 +5613,40 @@
       </w:r>
       <w:proofErr w:type="gramEnd"/>
       <w:r>
-        <w:t xml:space="preserve"> if possible, I</w:t>
-      </w:r>
-      <w:r>
-        <w:t>’</w:t>
-      </w:r>
-      <w:r>
-        <w:t>d really like to move somewhere else and get an American roommate. It would force me to speak English every day and help me gain a better understanding of American culture. The university</w:t>
-      </w:r>
-      <w:r>
-        <w:t>’</w:t>
-      </w:r>
-      <w:r>
-        <w:t>s International Office runs a program called PALS (Partnerships to Advance Language Study), which pairs international students with Americans to build friendships and practice language skills. I signed up and was paired with Sarah. We meet once a week just to chat, and we</w:t>
-      </w:r>
-      <w:r>
-        <w:t>’</w:t>
-      </w:r>
-      <w:r>
-        <w:t xml:space="preserve">ve been doing </w:t>
+        <w:t xml:space="preserve"> if possible, I'd really like to move somewhere else and get an American roommate. It would force me to speak English every day and help me better understand American culture. The university's International Office runs a program called PALS (Partnerships to Advance Language Study), which pairs international students with Americans to promote friendships and practice language skills. I signed up and was paired with Sarah. We meet once a week just to chat, and we've been doing </w:t>
       </w:r>
       <w:r>
         <w:lastRenderedPageBreak/>
-        <w:t xml:space="preserve">it for about </w:t>
-      </w:r>
-      <w:r>
-        <w:t>four</w:t>
-      </w:r>
-      <w:r>
-        <w:t xml:space="preserve"> weeks now.</w:t>
-      </w:r>
-    </w:p>
-    <w:p>
-      <w:pPr>
-        <w:spacing w:after="0" w:line="240" w:lineRule="auto"/>
-        <w:ind w:firstLine="288"/>
-        <w:jc w:val="both"/>
-        <w:rPr>
-          <w:rFonts w:ascii="Garamond" w:hAnsi="Garamond"/>
-          <w:iCs/>
-        </w:rPr>
-      </w:pPr>
-    </w:p>
-    <w:p>
-      <w:pPr>
-        <w:pStyle w:val="CSP-ChapterBodyText"/>
-      </w:pPr>
-      <w:r>
-        <w:t>Right now, exams are starting to pile up, and I expect I</w:t>
-      </w:r>
-      <w:r>
-        <w:t>’</w:t>
-      </w:r>
-      <w:r>
-        <w:t>ll have tests every week from now on. On one of my recent exams, the time limit was very tight and the questions weren</w:t>
-      </w:r>
-      <w:r>
-        <w:t>’</w:t>
-      </w:r>
-      <w:r>
-        <w:t>t easy, so I only managed to finish about half of them. I honestly thought I completely blew it. The exam was worth 75 points, and I ended up scoring 42. Fortunately, since everyone did so poorly across the board, the professor had to adjust total points down to 50. That turned my score into a 42 out of 50, which actually isn</w:t>
-      </w:r>
-      <w:r>
-        <w:t>’</w:t>
-      </w:r>
-      <w:r>
-        <w:t>t bad at all!</w:t>
-      </w:r>
-    </w:p>
-    <w:p>
-      <w:pPr>
-        <w:spacing w:after="0" w:line="240" w:lineRule="auto"/>
-        <w:ind w:firstLine="288"/>
-        <w:jc w:val="both"/>
-        <w:rPr>
-          <w:rFonts w:ascii="Garamond" w:hAnsi="Garamond"/>
-          <w:iCs/>
-        </w:rPr>
-      </w:pPr>
-    </w:p>
-    <w:p>
-      <w:pPr>
-        <w:pStyle w:val="CSP-ChapterBodyText"/>
-      </w:pPr>
-      <w:r>
-        <w:t>October 31st was Halloween, which is a pretty big deal here in America. I</w:t>
-      </w:r>
-      <w:r>
-        <w:t>’</w:t>
-      </w:r>
-      <w:r>
-        <w:t xml:space="preserve">m not entirely sure how to translate it into Chinese—maybe </w:t>
+        <w:t>it for about four weeks now.</w:t>
+      </w:r>
+    </w:p>
+    <w:p>
+      <w:pPr>
+        <w:pStyle w:val="CSP-ChapterBodyText"/>
+      </w:pPr>
+    </w:p>
+    <w:p>
+      <w:pPr>
+        <w:pStyle w:val="CSP-ChapterBodyText"/>
+      </w:pPr>
+      <w:r>
+        <w:t>Right now, exams are starting to pile up, and I expect I'll have tests every week from now on. On one of my recent exams, the time limit was very tight and the questions weren't easy, so I only managed to finish about half of them. I honestly thought I'd completely blown it. The exam was worth 75 points, and I ended up scoring 42. Fortunately, since everyone did so poorly, the professor had to adjust the total down to 50 points. That turned my score into a 42 out of 50, which actually isn't bad at all!</w:t>
+      </w:r>
+    </w:p>
+    <w:p>
+      <w:pPr>
+        <w:pStyle w:val="CSP-ChapterBodyText"/>
+      </w:pPr>
+    </w:p>
+    <w:p>
+      <w:pPr>
+        <w:pStyle w:val="CSP-ChapterBodyText"/>
+      </w:pPr>
+      <w:r>
+        <w:t>October 31st was Halloween, which is a pretty big deal here in America. I'm not entirely sure how to translate it into Chinese—maybe</w:t>
+      </w:r>
+      <w:r>
+        <w:t xml:space="preserve"> </w:t>
       </w:r>
       <w:proofErr w:type="spellStart"/>
       <w:r>
@@ -6177,47 +5654,27 @@
           <w:i/>
           <w:iCs w:val="0"/>
         </w:rPr>
-        <w:t>Wàn</w:t>
-      </w:r>
+        <w:t>Wànshèng</w:t>
+      </w:r>
+      <w:proofErr w:type="spellEnd"/>
       <w:r>
         <w:rPr>
           <w:i/>
           <w:iCs w:val="0"/>
         </w:rPr>
-        <w:t>s</w:t>
-      </w:r>
+        <w:t xml:space="preserve"> </w:t>
+      </w:r>
+      <w:proofErr w:type="spellStart"/>
       <w:r>
         <w:rPr>
           <w:i/>
           <w:iCs w:val="0"/>
         </w:rPr>
-        <w:t>hèng</w:t>
+        <w:t>Jié</w:t>
       </w:r>
       <w:proofErr w:type="spellEnd"/>
       <w:r>
-        <w:rPr>
-          <w:i/>
-          <w:iCs w:val="0"/>
-        </w:rPr>
-        <w:t xml:space="preserve"> </w:t>
-      </w:r>
-      <w:proofErr w:type="spellStart"/>
-      <w:r>
-        <w:rPr>
-          <w:i/>
-          <w:iCs w:val="0"/>
-        </w:rPr>
-        <w:t>Jié</w:t>
-      </w:r>
-      <w:proofErr w:type="spellEnd"/>
-      <w:r>
-        <w:t>—but it</w:t>
-      </w:r>
-      <w:r>
-        <w:t>’</w:t>
-      </w:r>
-      <w:r>
-        <w:t>s basically a ghost festival. The story goes that ghosts all come back to life on that night. American children dress up in costumes and go door-to-door trick-or-treating for candy, while adults put on scary or elaborate outfits and march in street parades. Lately, television has been full of ghost stories, and people buy pumpkins to carve faces into them. I imagine Dad probably knows a little about all this already.</w:t>
+        <w:t>—but it's essentially a ghost festival. The story goes that ghosts all come back to haunt us for revenge that night. American children dress up in costumes and go door-to-door trick-or-treating for candy, while adults put on scary or elaborate outfits and take part in street parades. Lately, television has been full of ghost stories, and people buy pumpkins to carve faces into them. I imagine Dad probably knows a little about all this already.</w:t>
       </w:r>
       <w:r>
         <w:rPr>
@@ -6228,71 +5685,20 @@
     </w:p>
     <w:p>
       <w:pPr>
-        <w:spacing w:after="0" w:line="240" w:lineRule="auto"/>
-        <w:ind w:firstLine="288"/>
-        <w:jc w:val="both"/>
-        <w:rPr>
-          <w:rFonts w:ascii="Garamond" w:hAnsi="Garamond"/>
-          <w:iCs/>
-        </w:rPr>
-      </w:pPr>
-    </w:p>
-    <w:p>
-      <w:pPr>
-        <w:pStyle w:val="CSP-ChapterBodyText"/>
-      </w:pPr>
-      <w:r>
-        <w:t>Today, I rushed to finish up a roll of film and got it developed so I could include the photos with this letter. Because I</w:t>
-      </w:r>
-      <w:r>
-        <w:t>’</w:t>
-      </w:r>
-      <w:r>
-        <w:t>ve been so busy, I haven</w:t>
-      </w:r>
-      <w:r>
-        <w:t>’</w:t>
-      </w:r>
-      <w:r>
-        <w:t>t had much time to take pictures, and there hasn</w:t>
-      </w:r>
-      <w:r>
-        <w:t>’</w:t>
-      </w:r>
-      <w:r>
-        <w:t xml:space="preserve">t been anyone around to take pictures of me. Getting film developed is incredibly expensive here—it costs as much as $15! Photos 14 through 21 show the apartment </w:t>
-      </w:r>
-      <w:r>
-        <w:t>where</w:t>
-      </w:r>
-      <w:r>
-        <w:t xml:space="preserve"> </w:t>
-      </w:r>
-      <w:r>
-        <w:t>I</w:t>
-      </w:r>
-      <w:r>
-        <w:t>’</w:t>
-      </w:r>
-      <w:r>
-        <w:t>m living in; 22 through 28 are a few spots around campus; and 29 through 33 were taken inside my room. Photo 34 is the outside of my apartment building, and 35 and 36 are of the supermarket where I</w:t>
-      </w:r>
-      <w:r>
-        <w:t>’</w:t>
-      </w:r>
-      <w:r>
-        <w:t>ve been doing my grocery shopping lately.</w:t>
-      </w:r>
-    </w:p>
-    <w:p>
-      <w:pPr>
-        <w:spacing w:after="0" w:line="240" w:lineRule="auto"/>
-        <w:ind w:firstLine="288"/>
-        <w:jc w:val="both"/>
-        <w:rPr>
-          <w:rFonts w:ascii="Garamond" w:hAnsi="Garamond"/>
-          <w:iCs/>
-        </w:rPr>
+        <w:pStyle w:val="CSP-ChapterBodyText"/>
+      </w:pPr>
+    </w:p>
+    <w:p>
+      <w:pPr>
+        <w:pStyle w:val="CSP-ChapterBodyText"/>
+      </w:pPr>
+      <w:r>
+        <w:t>Today, I rushed to finish up a roll of film and got it developed so I could include the photos with this letter. Because I've been so busy, I haven't had much time to take pictures, and there hasn't been anyone around to take photos of me. Getting film developed is incredibly expensive here—it costs as much as $15! Photos 14 through 21 show the apartment where I'm living in; 22 through 28 are a few spots around campus; and 29 through 33 were taken inside my room. Photo 34 is the outside of my apartment building, and 35 and 36 are of the supermarket where I've been doing my grocery shopping lately.</w:t>
+      </w:r>
+    </w:p>
+    <w:p>
+      <w:pPr>
+        <w:pStyle w:val="CSP-ChapterBodyText"/>
       </w:pPr>
     </w:p>
     <w:p>
@@ -6301,30 +5707,12 @@
       </w:pPr>
       <w:r>
         <w:lastRenderedPageBreak/>
-        <w:t>Chun</w:t>
-      </w:r>
-      <w:r>
-        <w:t>’</w:t>
-      </w:r>
-      <w:r>
-        <w:t>s transcripts finally came in, so she is busy getting her application materials together. She</w:t>
-      </w:r>
-      <w:r>
-        <w:t>’</w:t>
-      </w:r>
-      <w:r>
-        <w:t>s applying to five or six graduate schools, including UT. I check in with her by email every now and then.</w:t>
-      </w:r>
-    </w:p>
-    <w:p>
-      <w:pPr>
-        <w:spacing w:after="0" w:line="240" w:lineRule="auto"/>
-        <w:ind w:firstLine="288"/>
-        <w:jc w:val="both"/>
-        <w:rPr>
-          <w:rFonts w:ascii="Garamond" w:hAnsi="Garamond"/>
-          <w:iCs/>
-        </w:rPr>
+        <w:t>Chun's transcripts finally came in, so she is busy putting together her application materials. She's applying to five or six graduate schools, including UT. I check in with her by email every now and then.</w:t>
+      </w:r>
+    </w:p>
+    <w:p>
+      <w:pPr>
+        <w:pStyle w:val="CSP-ChapterBodyText"/>
       </w:pPr>
     </w:p>
     <w:p>
@@ -6337,13 +5725,7 @@
     </w:p>
     <w:p>
       <w:pPr>
-        <w:spacing w:after="0" w:line="240" w:lineRule="auto"/>
-        <w:ind w:firstLine="288"/>
-        <w:jc w:val="both"/>
-        <w:rPr>
-          <w:rFonts w:ascii="Garamond" w:hAnsi="Garamond"/>
-          <w:iCs/>
-        </w:rPr>
+        <w:pStyle w:val="CSP-ChapterBodyText"/>
       </w:pPr>
     </w:p>
     <w:p>
@@ -6359,56 +5741,20 @@
         <w:pStyle w:val="CSP-ChapterBodyText"/>
       </w:pPr>
       <w:r>
-        <w:t>11/</w:t>
-      </w:r>
-      <w:r>
-        <w:t>0</w:t>
-      </w:r>
-      <w:r>
-        <w:t>5/95</w:t>
-      </w:r>
-    </w:p>
-    <w:p>
-      <w:pPr>
-        <w:spacing w:after="0" w:line="240" w:lineRule="auto"/>
-        <w:ind w:firstLine="288"/>
-        <w:jc w:val="both"/>
-        <w:rPr>
-          <w:rFonts w:ascii="Garamond" w:hAnsi="Garamond"/>
-          <w:iCs/>
-        </w:rPr>
-      </w:pPr>
-    </w:p>
-    <w:p>
-      <w:pPr>
-        <w:pStyle w:val="CSP-ChapterBodyText"/>
-      </w:pPr>
-      <w:r>
-        <w:t>P.S. My wristwatch stopped working, and I still haven</w:t>
-      </w:r>
-      <w:r>
-        <w:t>’</w:t>
-      </w:r>
-      <w:r>
-        <w:t>t bought a new one. It</w:t>
-      </w:r>
-      <w:r>
-        <w:t>’</w:t>
-      </w:r>
-      <w:r>
-        <w:t>s not that I can</w:t>
-      </w:r>
-      <w:r>
-        <w:t>’</w:t>
-      </w:r>
-      <w:r>
-        <w:t>t afford one; I just can</w:t>
-      </w:r>
-      <w:r>
-        <w:t>’</w:t>
-      </w:r>
-      <w:r>
-        <w:t>t justify spending that much money on a watch. A digital watch only costs a few yuan back home, but here it runs $20 to $30.</w:t>
+        <w:t>11/05/95</w:t>
+      </w:r>
+    </w:p>
+    <w:p>
+      <w:pPr>
+        <w:pStyle w:val="CSP-ChapterBodyText"/>
+      </w:pPr>
+    </w:p>
+    <w:p>
+      <w:pPr>
+        <w:pStyle w:val="CSP-ChapterBodyText"/>
+      </w:pPr>
+      <w:r>
+        <w:t>P.S. My wristwatch stopped working, and I still haven't bought a new one. It's not that I can't afford one—I just can't justify spending that much money on a watch. A digital watch only costs a few yuan back home, but here it runs $20 to $30.</w:t>
       </w:r>
     </w:p>
     <w:p>
@@ -6592,7 +5938,19 @@
         <w:pStyle w:val="CSP-ChapterBodyText"/>
       </w:pPr>
       <w:r>
-        <w:t>This semester is finally winding down—we only have one week left. Classes ended today, and I actually just finished an exam this morning. I have one more final next Thursday, plus a "take-home final," which means exactly what it sounds like: a final exam that you complete at home. Time is flying by; I can</w:t>
+        <w:t xml:space="preserve">This semester is finally winding down—we only have one week left. Classes ended today, and I just finished an exam this morning. I have one more final next Thursday, plus a </w:t>
+      </w:r>
+      <w:r>
+        <w:t>“</w:t>
+      </w:r>
+      <w:r>
+        <w:t>take-home final,</w:t>
+      </w:r>
+      <w:r>
+        <w:t>”</w:t>
+      </w:r>
+      <w:r>
+        <w:t xml:space="preserve"> which means exactly what it sounds like: a final exam that you complete at home. Time is flying by; I can</w:t>
       </w:r>
       <w:r>
         <w:t>’</w:t>
@@ -6617,60 +5975,42 @@
         <w:t>’</w:t>
       </w:r>
       <w:r>
-        <w:t>t get back until 1:00 the next morning. We spent most of the day touring NASA and then drove around Houston just exploring. Since it</w:t>
-      </w:r>
-      <w:r>
-        <w:t>’</w:t>
-      </w:r>
-      <w:r>
-        <w:t>s right on the coast, the scenery is beautiful and there are some nice sandy beaches. We even drove out to an island, and ended the day in Chinatown. It was wild—you don</w:t>
-      </w:r>
-      <w:r>
-        <w:t>’</w:t>
-      </w:r>
-      <w:r>
-        <w:t xml:space="preserve">t even need to speak English there! We found a Chinese restaurant and treated ourselves to a wonderful seafood dinner. It was there that I had lobster for the first time. Life in the U.S. is pretty </w:t>
+        <w:t>t get back until 1:00 the next morning. We spent most of the day touring NASA, then drove around Houston just exploring. Since it</w:t>
+      </w:r>
+      <w:r>
+        <w:t>’</w:t>
+      </w:r>
+      <w:r>
+        <w:t>s right on the coast, the scenery is beautiful and there are some nice sandy beaches. We even drove out to an island, and ended the day in Chinatown. It was unbelievable—you don</w:t>
+      </w:r>
+      <w:r>
+        <w:t>’</w:t>
+      </w:r>
+      <w:r>
+        <w:t xml:space="preserve">t even need to speak English there! We found a Chinese restaurant and treated ourselves to a wonderful seafood dinner. It was there that I had lobster for the first time. Life in the U.S. is </w:t>
       </w:r>
       <w:r>
         <w:lastRenderedPageBreak/>
-        <w:t>hectic with work and classes, so whenever a holiday rolls around, we look for any excuse to get out and have fun. The whole trip only cost us about $20 each for the car rental, gas, and seafood. That doesn</w:t>
-      </w:r>
-      <w:r>
-        <w:t>’</w:t>
-      </w:r>
-      <w:r>
-        <w:t xml:space="preserve">t include the $12 admission ticket </w:t>
-      </w:r>
-      <w:r>
-        <w:t>to</w:t>
-      </w:r>
-      <w:r>
-        <w:t xml:space="preserve"> NASA</w:t>
-      </w:r>
-      <w:r>
-        <w:t>,</w:t>
-      </w:r>
-      <w:r>
-        <w:t xml:space="preserve"> though, which is honestly so expensive! </w:t>
-      </w:r>
-    </w:p>
-    <w:p>
-      <w:pPr>
-        <w:pStyle w:val="CSP-ChapterBodyText"/>
-      </w:pPr>
-    </w:p>
-    <w:p>
-      <w:pPr>
-        <w:pStyle w:val="CSP-ChapterBodyText"/>
-      </w:pPr>
-      <w:r>
-        <w:t xml:space="preserve">Thanksgiving is also when Americans go absolutely crazy shopping. We went to a huge outlet mall about </w:t>
-      </w:r>
-      <w:r>
-        <w:t>forty</w:t>
-      </w:r>
-      <w:r>
-        <w:t xml:space="preserve"> minutes outside of Austin. Since they</w:t>
+        <w:t>pretty hectic with work and classes, so whenever a holiday rolls around, we look for any excuse to get out and have fun. The whole trip only cost us about $20 each for the car rental, gas, and seafood. That doesn</w:t>
+      </w:r>
+      <w:r>
+        <w:t>’</w:t>
+      </w:r>
+      <w:r>
+        <w:t xml:space="preserve">t include the $12 admission ticket to NASA, though, which is honestly too expensive! </w:t>
+      </w:r>
+    </w:p>
+    <w:p>
+      <w:pPr>
+        <w:pStyle w:val="CSP-ChapterBodyText"/>
+      </w:pPr>
+    </w:p>
+    <w:p>
+      <w:pPr>
+        <w:pStyle w:val="CSP-ChapterBodyText"/>
+      </w:pPr>
+      <w:r>
+        <w:t>Thanksgiving is also when Americans go absolutely crazy shopping. We went to a huge outlet mall about forty minutes outside of Austin. Since they</w:t>
       </w:r>
       <w:r>
         <w:t>’</w:t>
@@ -6747,6 +6087,10 @@
         <w:t xml:space="preserve">t feel all that </w:t>
       </w:r>
       <w:r>
+        <w:rPr>
+          <w:i/>
+          <w:iCs w:val="0"/>
+        </w:rPr>
         <w:t>bitter</w:t>
       </w:r>
       <w:r>
@@ -6762,20 +6106,25 @@
         <w:t>’</w:t>
       </w:r>
       <w:r>
-        <w:t>s manageable.</w:t>
-      </w:r>
-    </w:p>
-    <w:p>
-      <w:pPr>
-        <w:pStyle w:val="CSP-ChapterBodyText"/>
-      </w:pPr>
-    </w:p>
-    <w:p>
-      <w:pPr>
-        <w:pStyle w:val="CSP-ChapterBodyText"/>
-      </w:pPr>
-      <w:r>
-        <w:lastRenderedPageBreak/>
+        <w:t>s manageable. And in terms of health and finances, I</w:t>
+      </w:r>
+      <w:r>
+        <w:t>’</w:t>
+      </w:r>
+      <w:r>
+        <w:t>m doing better than you might think.</w:t>
+      </w:r>
+    </w:p>
+    <w:p>
+      <w:pPr>
+        <w:pStyle w:val="CSP-ChapterBodyText"/>
+      </w:pPr>
+    </w:p>
+    <w:p>
+      <w:pPr>
+        <w:pStyle w:val="CSP-ChapterBodyText"/>
+      </w:pPr>
+      <w:r>
         <w:t>My health insurance here at UT is excellent. As a TA, I get the exact same coverage as the faculty and staff. My premium is $180 a month, and a doctor</w:t>
       </w:r>
       <w:r>
@@ -6807,7 +6156,7 @@
         <w:pStyle w:val="CSP-ChapterBodyText"/>
       </w:pPr>
       <w:r>
-        <w:t>To get by in the States, about $1,000 a month is plenty. I don</w:t>
+        <w:t>About $1,000 a month is enough to live comfortably here. I don</w:t>
       </w:r>
       <w:r>
         <w:t>’</w:t>
@@ -6837,13 +6186,7 @@
         <w:t>’</w:t>
       </w:r>
       <w:r>
-        <w:t>s $1</w:t>
-      </w:r>
-      <w:r>
-        <w:t>,</w:t>
-      </w:r>
-      <w:r>
-        <w:t>200 tuition is due in a week. Looks like I</w:t>
+        <w:t>s $1,200 tuition is due in a week. Looks like I</w:t>
       </w:r>
       <w:r>
         <w:t>’</w:t>
@@ -6879,7 +6222,7 @@
         <w:t>’</w:t>
       </w:r>
       <w:r>
-        <w:t>m already very happy with my life here.</w:t>
+        <w:t>m very happy with my life here.</w:t>
       </w:r>
     </w:p>
     <w:p>
@@ -6932,10 +6275,7 @@
         <w:pStyle w:val="CSP-ChapterBodyText"/>
       </w:pPr>
       <w:r>
-        <w:t>12/07/</w:t>
-      </w:r>
-      <w:r>
-        <w:t>95</w:t>
+        <w:t>12/07/95</w:t>
       </w:r>
     </w:p>
     <w:p>
@@ -7790,13 +7130,37 @@
         <w:pStyle w:val="CSP-ChapterBodyText"/>
       </w:pPr>
       <w:r>
-        <w:t>My roommate is American, so when you call, just ask for "Tong" and that</w:t>
-      </w:r>
-      <w:r>
-        <w:t>’</w:t>
-      </w:r>
-      <w:r>
-        <w:t>ll do. If you ask for "Wang Tong," he might not catch on right away since last names come after first names over here. Moving was very easy; my roommate helped me out, and we finished everything in under an hour. I brought my table over to the new place, but the bed was too bulky. Besides, my new room already comes with a queen-size bed, so I ended up giving my old one to our Taiwanese neighbor. My roommate is a few years older than me and is an undergraduate majoring in Radio-Television-Film. He wants to move to Hong Kong someday and is currently planning his own experimental student film—apparently, a Hong Kong-style cop thriller.</w:t>
+        <w:t xml:space="preserve">My roommate is American, so when you call, just ask for </w:t>
+      </w:r>
+      <w:r>
+        <w:t>“</w:t>
+      </w:r>
+      <w:r>
+        <w:t>Tong</w:t>
+      </w:r>
+      <w:r>
+        <w:t>”</w:t>
+      </w:r>
+      <w:r>
+        <w:t xml:space="preserve"> and that</w:t>
+      </w:r>
+      <w:r>
+        <w:t>’</w:t>
+      </w:r>
+      <w:r>
+        <w:t xml:space="preserve">ll do. If you ask for </w:t>
+      </w:r>
+      <w:r>
+        <w:t>“</w:t>
+      </w:r>
+      <w:r>
+        <w:t>Wang Tong,</w:t>
+      </w:r>
+      <w:r>
+        <w:t>”</w:t>
+      </w:r>
+      <w:r>
+        <w:t xml:space="preserve"> he might not catch on right away since last names come after first names over here. Moving was very easy; my roommate helped me out, and we finished everything in under an hour. I brought my table over to the new place, but the bed was too bulky. Besides, my new room already comes with a queen-size bed, so I ended up giving my old one to our Taiwanese neighbor. My roommate is a few years older than me and is an undergraduate majoring in Radio-Television-Film. He wants to move to Hong Kong someday and is currently planning his own experimental student film—apparently, a Hong Kong-style cop thriller.</w:t>
       </w:r>
     </w:p>
     <w:p>
@@ -7854,7 +7218,19 @@
         <w:t>’</w:t>
       </w:r>
       <w:r>
-        <w:t>s license. He and his girlfriend back in China ended up breaking up. He told me he gets really lonely whenever he has nothing to do. His roommate is also American, and he mentioned that every time he fries fish, his roommate jumps out and cries, "Are you trying to kill me?" Needless to say, he doesn</w:t>
+        <w:t xml:space="preserve">s license. He and his girlfriend back in China ended up breaking up. He told me he gets really lonely whenever he has nothing to do. His roommate is also American, and he mentioned that every time he fries fish, his roommate jumps out and cries, </w:t>
+      </w:r>
+      <w:r>
+        <w:t>“</w:t>
+      </w:r>
+      <w:r>
+        <w:t>Are you trying to kill me?</w:t>
+      </w:r>
+      <w:r>
+        <w:t>”</w:t>
+      </w:r>
+      <w:r>
+        <w:t xml:space="preserve"> Needless to say, he doesn</w:t>
       </w:r>
       <w:r>
         <w:t>’</w:t>
@@ -8391,7 +7767,19 @@
         <w:t>’</w:t>
       </w:r>
       <w:r>
-        <w:t>s quite convenient—essentially a “buy now, pay later” system.</w:t>
+        <w:t xml:space="preserve">s quite convenient—essentially a </w:t>
+      </w:r>
+      <w:r>
+        <w:t>“</w:t>
+      </w:r>
+      <w:r>
+        <w:t>buy now, pay later</w:t>
+      </w:r>
+      <w:r>
+        <w:t>”</w:t>
+      </w:r>
+      <w:r>
+        <w:t xml:space="preserve"> system.</w:t>
       </w:r>
     </w:p>
     <w:p>
@@ -8702,7 +8090,7 @@
         <w:t>’</w:t>
       </w:r>
       <w:r>
-        <w:t>t go well, especially that Mom fractured her left wrist. As you get older, you have to be much more careful; even a minor fall can result in a serious injury. I</w:t>
+        <w:t>t go well, especially that Mom fractured her left wrist. As you get older, you have to be much more careful—even a minor fall can result in a serious injury. I</w:t>
       </w:r>
       <w:r>
         <w:t>’</w:t>
@@ -8723,7 +8111,10 @@
         <w:footnoteReference w:id="18"/>
       </w:r>
       <w:r>
-        <w:t xml:space="preserve"> all the way through? With Mom</w:t>
+        <w:t xml:space="preserve"> </w:t>
+      </w:r>
+      <w:r>
+        <w:t>all the way through? With Mom</w:t>
       </w:r>
       <w:r>
         <w:t>’</w:t>
@@ -8735,7 +8126,7 @@
         <w:t>’</w:t>
       </w:r>
       <w:r>
-        <w:t>s Eve dinner</w:t>
+        <w:t>s Eve dinner?</w:t>
       </w:r>
       <w:r>
         <w:rPr>
@@ -8744,20 +8135,20 @@
         <w:footnoteReference w:id="19"/>
       </w:r>
       <w:r>
-        <w:t xml:space="preserve">? Did Wang Wei and Xiao Fan join you for the dinner? If so, that must have made things a little better. Otherwise, it must have felt awfully quiet with just the two of you. Above all, please be more careful from now on. </w:t>
-      </w:r>
-    </w:p>
-    <w:p>
-      <w:pPr>
-        <w:pStyle w:val="CSP-ChapterBodyText"/>
-      </w:pPr>
-    </w:p>
-    <w:p>
-      <w:pPr>
-        <w:pStyle w:val="CSP-ChapterBodyText"/>
-      </w:pPr>
-      <w:r>
-        <w:t>When it gets cold, you need to turn on the heat—otherwise, what was the point of buying the air conditioner in the first place? Spend the money when you need to. After all, money is only money, and I</w:t>
+        <w:t xml:space="preserve"> Did Wang Wei and Xiao Fan join you for the dinner? If so, that must have made things a little better. Otherwise, it must have felt awfully quiet with just the two of you. Above all, please be extra careful from now on. </w:t>
+      </w:r>
+    </w:p>
+    <w:p>
+      <w:pPr>
+        <w:pStyle w:val="CSP-ChapterBodyText"/>
+      </w:pPr>
+    </w:p>
+    <w:p>
+      <w:pPr>
+        <w:pStyle w:val="CSP-ChapterBodyText"/>
+      </w:pPr>
+      <w:r>
+        <w:t>When the weather turns cold, you need to turn on the heat—otherwise, what was the point of buying the air conditioner in the first place? Spend the money when you need to. After all, money is only money, and I</w:t>
       </w:r>
       <w:r>
         <w:t>’</w:t>
@@ -8769,11 +8160,23 @@
         <w:t>’</w:t>
       </w:r>
       <w:r>
-        <w:t xml:space="preserve">m living more comfortably than you are, and it </w:t>
+        <w:t xml:space="preserve">m living more comfortably than you </w:t>
       </w:r>
       <w:r>
         <w:lastRenderedPageBreak/>
-        <w:t>breaks my heart to think of you freezing in the winter and sweltering in the summer. I really hope you</w:t>
+        <w:t>are, and it breaks my heart to think of you freezing in the winter and sweltering in the summer. Please don</w:t>
+      </w:r>
+      <w:r>
+        <w:t>’</w:t>
+      </w:r>
+      <w:r>
+        <w:t>t be too stubborn about these things, and don</w:t>
+      </w:r>
+      <w:r>
+        <w:t>’</w:t>
+      </w:r>
+      <w:r>
+        <w:t>t just tell me what I want to hear. I truly hope you</w:t>
       </w:r>
       <w:r>
         <w:t>’</w:t>
@@ -8810,7 +8213,7 @@
         <w:t>’</w:t>
       </w:r>
       <w:r>
-        <w:t>t bad at all; I</w:t>
+        <w:t>t bad at all. I</w:t>
       </w:r>
       <w:r>
         <w:t>’</w:t>
@@ -8822,13 +8225,13 @@
         <w:t>’</w:t>
       </w:r>
       <w:r>
-        <w:t>t worry. In fact, I might even be eating a bit too much—my waistline seems to be expanding, and I think I</w:t>
-      </w:r>
-      <w:r>
-        <w:t>’</w:t>
-      </w:r>
-      <w:r>
-        <w:t xml:space="preserve">m putting on some weight. </w:t>
+        <w:t>t worry. In fact, I might even be eating a little too well—my waistline seems to be expanding, and I think I</w:t>
+      </w:r>
+      <w:r>
+        <w:t>’</w:t>
+      </w:r>
+      <w:r>
+        <w:t>m putting on some weight.</w:t>
       </w:r>
     </w:p>
     <w:p>
@@ -8853,26 +8256,38 @@
         <w:t>’</w:t>
       </w:r>
       <w:r>
-        <w:t>t been overwhelmingly busy. The TA workload is heavier than last term, but it</w:t>
-      </w:r>
-      <w:r>
-        <w:t>’</w:t>
-      </w:r>
-      <w:r>
-        <w:t>s still manageable. I have 3 office hours a week and grade homework once every two weeks. There are nearly 120 students, so grading a set takes several hours.</w:t>
-      </w:r>
-    </w:p>
-    <w:p>
-      <w:pPr>
-        <w:pStyle w:val="CSP-ChapterBodyText"/>
-      </w:pPr>
-    </w:p>
-    <w:p>
-      <w:pPr>
-        <w:pStyle w:val="CSP-ChapterBodyText"/>
-      </w:pPr>
-      <w:r>
-        <w:t>Over the past few days, I received emails from two of my old Tsinghua classmates, both of whom have just been awarded fellowships—one at NYU and the other at Brown. Both are excellent schools, and receiving those fellowships is a huge accomplishment. It really seems that if you</w:t>
+        <w:t>t been overwhelmingly busy. My TA workload is heavier than it was last term, but it</w:t>
+      </w:r>
+      <w:r>
+        <w:t>’</w:t>
+      </w:r>
+      <w:r>
+        <w:t>s still manageable. I hold three office hours a week and grade homework every other week. There are nearly 120 students in my class, so grading a single assignment takes several hours. I</w:t>
+      </w:r>
+      <w:r>
+        <w:t>’</w:t>
+      </w:r>
+      <w:r>
+        <w:t>m hoping to find a summer job to gain some work experience and earn a little extra money, but who knows if I</w:t>
+      </w:r>
+      <w:r>
+        <w:t>’</w:t>
+      </w:r>
+      <w:r>
+        <w:t>ll pull it off.</w:t>
+      </w:r>
+    </w:p>
+    <w:p>
+      <w:pPr>
+        <w:pStyle w:val="CSP-ChapterBodyText"/>
+      </w:pPr>
+    </w:p>
+    <w:p>
+      <w:pPr>
+        <w:pStyle w:val="CSP-ChapterBodyText"/>
+      </w:pPr>
+      <w:r>
+        <w:t>Over the past few days, I received emails from two of my old Tsinghua classmates, both of whom have just been awarded fellowships—one at NYU and the other at Brown. They are both excellent universities, and receiving those fellowships is a huge accomplishment. It really seems that if you</w:t>
       </w:r>
       <w:r>
         <w:t>’</w:t>
@@ -8896,7 +8311,7 @@
         <w:t>’</w:t>
       </w:r>
       <w:r>
-        <w:t>s still quite young, about three years younger than I am.</w:t>
+        <w:t>s still quite young, about three years younger than me.</w:t>
       </w:r>
     </w:p>
     <w:p>
@@ -8994,7 +8409,7 @@
         <w:rPr>
           <w:rFonts w:ascii="Garamond" w:hAnsi="Garamond"/>
         </w:rPr>
-        <w:t>A Crossroads</w:t>
+        <w:t>Crossroads</w:t>
       </w:r>
     </w:p>
     <w:p>
@@ -9062,18 +8477,9 @@
     </w:p>
     <w:p>
       <w:pPr>
-        <w:widowControl/>
-        <w:spacing w:after="160" w:line="259" w:lineRule="auto"/>
-        <w:rPr>
-          <w:rFonts w:ascii="Garamond" w:hAnsi="Garamond"/>
-          <w:iCs/>
-        </w:rPr>
-      </w:pPr>
-      <w:r>
-        <w:rPr>
-          <w:rFonts w:ascii="Garamond" w:hAnsi="Garamond"/>
-          <w:iCs/>
-        </w:rPr>
+        <w:pStyle w:val="CSP-ChapterBodyText"/>
+      </w:pPr>
+      <w:r>
         <w:t>Dear Dad and Mom,</w:t>
       </w:r>
     </w:p>
@@ -9081,8 +8487,13 @@
       <w:pPr>
         <w:pStyle w:val="CSP-ChapterBodyText"/>
       </w:pPr>
-      <w:r>
-        <w:t xml:space="preserve">I received your letter dated March 16th. I also got your phone call the day before yesterday and was so relieved to hear that </w:t>
+    </w:p>
+    <w:p>
+      <w:pPr>
+        <w:pStyle w:val="CSP-ChapterBodyText"/>
+      </w:pPr>
+      <w:r>
+        <w:t xml:space="preserve">I received your letter dated March 16, and I was so relieved to get your phone call the day before yesterday and hear that </w:t>
       </w:r>
       <w:proofErr w:type="gramStart"/>
       <w:r>
@@ -9115,31 +8526,31 @@
         <w:t>’</w:t>
       </w:r>
       <w:r>
-        <w:t>s probably a good thing to let Dad handle some of the housework for a change—I do all my own chores anyway now.</w:t>
-      </w:r>
-      <w:r>
-        <w:t xml:space="preserve"> </w:t>
-      </w:r>
-      <w:r>
-        <w:t>I</w:t>
-      </w:r>
-      <w:r>
-        <w:t>’</w:t>
-      </w:r>
-      <w:r>
-        <w:t xml:space="preserve">ve gotten really fast at cooking; I can whip something up in no time. Making rice is very easy—it takes about </w:t>
-      </w:r>
-      <w:r>
-        <w:t>twenty</w:t>
-      </w:r>
-      <w:r>
-        <w:t xml:space="preserve"> minutes in the rice cooker, and then I just leave it on the "warm" setting. It keeps warm for up to two days, so I always have hot rice ready to go. If I have leftovers, I just pop them in the microwave for two minutes. Overall, it</w:t>
-      </w:r>
-      <w:r>
-        <w:t>’</w:t>
-      </w:r>
-      <w:r>
-        <w:t>s very convenient.</w:t>
+        <w:t>s probably a good thing to let Dad handle some of the housework for a change—I do all my own chores these days anyway. I</w:t>
+      </w:r>
+      <w:r>
+        <w:t>’</w:t>
+      </w:r>
+      <w:r>
+        <w:t xml:space="preserve">ve gotten pretty fast at cooking—I can whip something up in no time. Making rice is especially easy. It takes about twenty minutes in the rice cooker, and then I just leave it on the </w:t>
+      </w:r>
+      <w:r>
+        <w:t>“</w:t>
+      </w:r>
+      <w:r>
+        <w:t>warm</w:t>
+      </w:r>
+      <w:r>
+        <w:t>”</w:t>
+      </w:r>
+      <w:r>
+        <w:t xml:space="preserve"> setting. It stays warm for up to two days, so I always have hot rice ready to eat. If I have leftovers, I just pop them into the microwave for a couple of minutes. Overall, it</w:t>
+      </w:r>
+      <w:r>
+        <w:t>’</w:t>
+      </w:r>
+      <w:r>
+        <w:t>s all very convenient.</w:t>
       </w:r>
     </w:p>
     <w:p>
@@ -9158,24 +8569,24 @@
         <w:t>’</w:t>
       </w:r>
       <w:r>
-        <w:t>ll head out to a fast-food place for some pizza or a burger just to switch things up.</w:t>
-      </w:r>
-    </w:p>
-    <w:p>
-      <w:pPr>
-        <w:pStyle w:val="CSP-ChapterBodyText"/>
-      </w:pPr>
-    </w:p>
-    <w:p>
-      <w:pPr>
-        <w:pStyle w:val="CSP-ChapterBodyText"/>
-      </w:pPr>
-      <w:r>
-        <w:t xml:space="preserve">Ever since I moved out of my old apartment complex, the Brownstone, things there have gone downhill, and a lot of the Chinese students living there are planning to move out. First, a fire broke out in one of the units and completely destroyed it, leaving the neighboring apartments filled with smoke. The resident of the unit actually had to jump from the second floor </w:t>
+        <w:t>ll go out to a fast-food place for some pizza or a burger just to switch things up.</w:t>
+      </w:r>
+    </w:p>
+    <w:p>
+      <w:pPr>
+        <w:pStyle w:val="CSP-ChapterBodyText"/>
+      </w:pPr>
+    </w:p>
+    <w:p>
+      <w:pPr>
+        <w:pStyle w:val="CSP-ChapterBodyText"/>
+      </w:pPr>
+      <w:r>
+        <w:t xml:space="preserve">Ever since I moved out of my old apartment complex, the Brownstone, things there have gone downhill, and a lot of the Chinese students living there are planning to move out. First, a fire broke out in one of the units and completely destroyed it, </w:t>
       </w:r>
       <w:r>
         <w:lastRenderedPageBreak/>
-        <w:t>to escape the flames. The Brownstone is on the cheaper side, so the tenant mix is a bit sketchy, and it definitely gives off an unsafe vibe. Some people have had their car windows smashed and their CDs stolen. In fact, someone even stole all four wheels off my former roommate</w:t>
+        <w:t>leaving the neighboring apartments filled with smoke. The resident of the unit actually had to jump from the second floor to escape the flames. The Brownstone is on the cheaper side, so the tenant mix is a bit sketchy, and it definitely gives off an unsafe vibe. Some people have had their car windows smashed and their CDs stolen. In fact, someone even stole all four wheels off my former roommate</w:t>
       </w:r>
       <w:r>
         <w:t>’</w:t>
@@ -9187,7 +8598,7 @@
         <w:t>’</w:t>
       </w:r>
       <w:r>
-        <w:t>s doors, which has a lot of tenants spooked and wanting to move. My current apartment is very safe. It</w:t>
+        <w:t>s doors, which has a lot of tenants spooked and wanting to move. By comparison, my current apartment feels very safe. It</w:t>
       </w:r>
       <w:r>
         <w:t>’</w:t>
@@ -9206,19 +8617,13 @@
         <w:pStyle w:val="CSP-ChapterBodyText"/>
       </w:pPr>
       <w:r>
-        <w:t xml:space="preserve">The semester ends in mid-May, and after a short break, the summer term begins in late May. We can either register for summer classes or take the summer off. Around this time, I need to decide whether I want to continue pursuing a Ph.D. If I decide not to continue and settle for a </w:t>
-      </w:r>
-      <w:r>
-        <w:t>m</w:t>
-      </w:r>
-      <w:r>
-        <w:t>aster</w:t>
-      </w:r>
-      <w:r>
-        <w:t>’</w:t>
-      </w:r>
-      <w:r>
-        <w:t xml:space="preserve">s degree instead, I need to start making plans right away. </w:t>
+        <w:t>The semester ends in mid-May, and after a short break, the summer term begins in late May. We can either register for summer classes or take the summer off. Around this time, I need to decide whether I want to continue pursuing a Ph.D. If I decide not to continue and settle for a master</w:t>
+      </w:r>
+      <w:r>
+        <w:t>’</w:t>
+      </w:r>
+      <w:r>
+        <w:t>s degree instead, I need to start making plans right away.</w:t>
       </w:r>
     </w:p>
     <w:p>
@@ -9237,56 +8642,37 @@
         <w:t>’</w:t>
       </w:r>
       <w:r>
-        <w:t xml:space="preserve">m leaning toward just getting my </w:t>
-      </w:r>
-      <w:r>
-        <w:t>m</w:t>
-      </w:r>
-      <w:r>
-        <w:t>aster</w:t>
-      </w:r>
-      <w:r>
-        <w:t>’</w:t>
-      </w:r>
-      <w:r>
-        <w:t>s</w:t>
-      </w:r>
-      <w:r>
-        <w:t xml:space="preserve"> degree</w:t>
-      </w:r>
-      <w:r>
-        <w:t xml:space="preserve"> and finding a job, but nothing is set in stone. The biggest problem is that I haven</w:t>
-      </w:r>
-      <w:r>
-        <w:t>’</w:t>
-      </w:r>
-      <w:r>
-        <w:t>t found a research area that truly interests me. Most of the professors in the department work on topics that are much too theoretical for my taste.</w:t>
-      </w:r>
-    </w:p>
-    <w:p>
-      <w:pPr>
-        <w:pStyle w:val="CSP-ChapterBodyText"/>
-      </w:pPr>
-    </w:p>
-    <w:p>
-      <w:pPr>
-        <w:pStyle w:val="CSP-ChapterBodyText"/>
-      </w:pPr>
-      <w:r>
-        <w:t>The M.S. program requires 36 credits, or 12 courses, two of which must be taken outside the department. I</w:t>
-      </w:r>
-      <w:r>
-        <w:t>’</w:t>
-      </w:r>
-      <w:r>
-        <w:t>ve already completed six courses, so I have six more to go. At this point, finishing the M.S. in a year and a half is out of the question. The earliest I could graduate would be next May. Taking summer classes wouldn</w:t>
-      </w:r>
-      <w:r>
-        <w:t>’</w:t>
-      </w:r>
-      <w:r>
-        <w:t>t change that timeline anyway.</w:t>
+        <w:t>m leaning toward just getting my master</w:t>
+      </w:r>
+      <w:r>
+        <w:t>’</w:t>
+      </w:r>
+      <w:r>
+        <w:t>s degree and finding a job, although nothing has been decided yet. The biggest reason is that I haven</w:t>
+      </w:r>
+      <w:r>
+        <w:t>’</w:t>
+      </w:r>
+      <w:r>
+        <w:t>t found a research area that truly interests me. Most of the professors in the department work on topics that are simply too theoretical for my taste. The master</w:t>
+      </w:r>
+      <w:r>
+        <w:t>’</w:t>
+      </w:r>
+      <w:r>
+        <w:t>s program requires thirty-six credit hours, or twelve courses, two of which must be taken outside the department. I</w:t>
+      </w:r>
+      <w:r>
+        <w:t>’</w:t>
+      </w:r>
+      <w:r>
+        <w:t>ve already completed six courses, so I have six more to go. At this point, the earliest I could graduate would be next May, and taking summer classes wouldn</w:t>
+      </w:r>
+      <w:r>
+        <w:t>’</w:t>
+      </w:r>
+      <w:r>
+        <w:t>t change that.</w:t>
       </w:r>
     </w:p>
     <w:p>
@@ -9311,24 +8697,17 @@
         <w:t>’</w:t>
       </w:r>
       <w:r>
-        <w:t xml:space="preserve">ll probably just have to register for one class and continue working as a TA. While </w:t>
-      </w:r>
-      <w:r>
-        <w:t>TA-</w:t>
-      </w:r>
-      <w:proofErr w:type="spellStart"/>
-      <w:r>
-        <w:t>ing</w:t>
-      </w:r>
-      <w:proofErr w:type="spellEnd"/>
-      <w:r>
-        <w:t xml:space="preserve"> provides some income, taking a class means paying tuition and fees, and I</w:t>
-      </w:r>
-      <w:r>
-        <w:t>’</w:t>
-      </w:r>
-      <w:r>
-        <w:t>d miss the opportunity to gain real work experience. I probably didn</w:t>
+        <w:t>ll probably just have to register for one class and continue working as a TA. While being a TA provides some income, taking a class also means paying tuition and fees, and I</w:t>
+      </w:r>
+      <w:r>
+        <w:t>’</w:t>
+      </w:r>
+      <w:r>
+        <w:t xml:space="preserve">d miss the opportunity to gain real-world work experience. </w:t>
+      </w:r>
+      <w:r>
+        <w:lastRenderedPageBreak/>
+        <w:t>Looking back, I probably didn</w:t>
       </w:r>
       <w:r>
         <w:t>’</w:t>
@@ -9340,11 +8719,7 @@
         <w:t>’</w:t>
       </w:r>
       <w:r>
-        <w:t xml:space="preserve">t aggressive enough </w:t>
-      </w:r>
-      <w:r>
-        <w:lastRenderedPageBreak/>
-        <w:t>in looking for summer jobs, which is why I haven</w:t>
+        <w:t>t aggressive enough in looking for summer jobs, which is why I haven</w:t>
       </w:r>
       <w:r>
         <w:t>’</w:t>
@@ -9363,13 +8738,7 @@
         <w:pStyle w:val="CSP-ChapterBodyText"/>
       </w:pPr>
       <w:r>
-        <w:t>I need to think this through very carefully, because it</w:t>
-      </w:r>
-      <w:r>
-        <w:t>’</w:t>
-      </w:r>
-      <w:r>
-        <w:t>s a major decision that will affect the rest of my life.</w:t>
+        <w:t>This is a major decision, and I want to think it through very carefully because it could shape the rest of my life.</w:t>
       </w:r>
     </w:p>
     <w:p>
@@ -9601,7 +8970,7 @@
         <w:t>’</w:t>
       </w:r>
       <w:r>
-        <w:t>ll probably either be packing up to leave or already over in New Jersey. I haven</w:t>
+        <w:t>ll probably either be packing for New Jersey or already there. I haven</w:t>
       </w:r>
       <w:r>
         <w:t>’</w:t>
@@ -9632,13 +9001,32 @@
         <w:pStyle w:val="CSP-ChapterBodyText"/>
       </w:pPr>
       <w:r>
-        <w:t xml:space="preserve">Honestly, I got incredibly lucky this time. One of my high school classmates, who was also my classmate in college, graduated with his </w:t>
-      </w:r>
-      <w:r>
-        <w:t>m</w:t>
-      </w:r>
-      <w:r>
-        <w:t>aster</w:t>
+        <w:t>Honestly, I got incredibly lucky this time. One of my high school classmates, who was also my classmate in college, graduated with his master</w:t>
+      </w:r>
+      <w:r>
+        <w:t>’</w:t>
+      </w:r>
+      <w:r>
+        <w:t>s degree last year and went to work at AT&amp;T Bell Labs. Two weeks ago, he happened to send an email to everyone saying there was an opening for a full-time permanent position and asking if anyone was interested. I replied and told him I was actually looking for a summer internship. He said that might be possible and asked me to send over my résumé. I never expected it to actually work out, but yesterday someone from Bell Labs called and interviewed me over the phone. Today, my classmate told me everything was set. Thanks to his recommendation, the whole process went much more smoothly than I ever expected.</w:t>
+      </w:r>
+    </w:p>
+    <w:p>
+      <w:pPr>
+        <w:pStyle w:val="CSP-ChapterBodyText"/>
+      </w:pPr>
+    </w:p>
+    <w:p>
+      <w:pPr>
+        <w:pStyle w:val="CSP-ChapterBodyText"/>
+      </w:pPr>
+      <w:r>
+        <w:t>As it turns out, Bell Labs is part of a company that</w:t>
+      </w:r>
+      <w:r>
+        <w:t>’</w:t>
+      </w:r>
+      <w:r>
+        <w:t>s in the process of spinning off from AT&amp;T to become Lucent. It</w:t>
       </w:r>
       <w:r>
         <w:t>’</w:t>
@@ -9647,48 +9035,8 @@
         <w:t xml:space="preserve">s </w:t>
       </w:r>
       <w:r>
-        <w:t xml:space="preserve">degree </w:t>
-      </w:r>
-      <w:r>
-        <w:t>last year and went to work at AT&amp;T Bell Labs. Two weeks ago, coincidentally, he sent out an email to everyone saying there was an opening for a permanent position and asking if anyone was interested. I replied and told him I was actually looking for a summer internship. He said it might be possible and asked me to send over my resume. I never expected it to actually work out, but yesterday someone from Bell Labs called me for an interview and asked a few questions. Today, my classmate told me everything was set. Because he recommended me, the whole process went much more smoothly.</w:t>
-      </w:r>
-    </w:p>
-    <w:p>
-      <w:pPr>
-        <w:pStyle w:val="CSP-ChapterBodyText"/>
-      </w:pPr>
-    </w:p>
-    <w:p>
-      <w:pPr>
-        <w:pStyle w:val="CSP-ChapterBodyText"/>
-      </w:pPr>
-      <w:r>
-        <w:t>As it turns out, Bell Labs is part of a company that</w:t>
-      </w:r>
-      <w:r>
-        <w:t>’</w:t>
-      </w:r>
-      <w:r>
-        <w:t>s in the process of spinning off from AT&amp;T to become Lucent.</w:t>
-      </w:r>
-      <w:r>
-        <w:t xml:space="preserve"> It</w:t>
-      </w:r>
-      <w:r>
-        <w:t>’</w:t>
-      </w:r>
-      <w:r>
-        <w:t xml:space="preserve">s </w:t>
-      </w:r>
-      <w:r>
         <w:lastRenderedPageBreak/>
-        <w:t xml:space="preserve">located in Holmdel, New Jersey, about </w:t>
-      </w:r>
-      <w:r>
-        <w:t>forty</w:t>
-      </w:r>
-      <w:r>
-        <w:t xml:space="preserve"> miles from Newark and just a short train ride from New York City. The job runs from May 15 until the start of the fall semester, about three months in total. The pay is more than $700 a week, which works out to around $3,000 a month. The salary is excellent, and the company has a great reputation here.</w:t>
+        <w:t>located in Holmdel, New Jersey, about forty miles from Newark and just a short train ride from New York City. The internship runs from May 15 until the start of the fall semester, about three months in total. The pay is more than $700 a week, which works out to about $3,000 a month. The salary is excellent, and the company has a great reputation here.</w:t>
       </w:r>
       <w:r>
         <w:rPr>
@@ -9707,7 +9055,7 @@
         <w:pStyle w:val="CSP-ChapterBodyText"/>
       </w:pPr>
       <w:r>
-        <w:t>This is such a fantastic opportunity for me. Work experience is highly valued in America, and having this on my resume will make finding a job down the road a lot easier. I feel incredibly fortunate—it</w:t>
+        <w:t>This is such a fantastic opportunity for me. Work experience is highly valued in America, and having Bell Labs on my résumé should make it a lot easier to find my next job down the road. I feel incredibly fortunate—it</w:t>
       </w:r>
       <w:r>
         <w:t>’</w:t>
@@ -9719,69 +9067,63 @@
         <w:t>’</w:t>
       </w:r>
       <w:r>
-        <w:t>ll have a friend there to look out for me. There are also a lot of our old college classmates in New Jersey, so it</w:t>
-      </w:r>
-      <w:r>
-        <w:t>’</w:t>
-      </w:r>
-      <w:r>
-        <w:t>ll be great to meet up and hang out. Now, I need to find someone to sublease my apartment here in Austin.</w:t>
-      </w:r>
-    </w:p>
-    <w:p>
-      <w:pPr>
-        <w:pStyle w:val="CSP-ChapterBodyText"/>
-      </w:pPr>
-    </w:p>
-    <w:p>
-      <w:pPr>
-        <w:pStyle w:val="CSP-ChapterBodyText"/>
-      </w:pPr>
-      <w:r>
-        <w:t>Regarding what we discussed in my last letter about pursuing a Ph.D., that will likely settle itself in a few months. I plan to talk things over with my friends up there. If I get a taste of an industry job and don</w:t>
-      </w:r>
-      <w:r>
-        <w:t>’</w:t>
-      </w:r>
-      <w:r>
-        <w:t>t like it, I might decide to pursue a Ph.D. and focus on research. On the other hand, if I really enjoy working, I</w:t>
-      </w:r>
-      <w:r>
-        <w:t>’</w:t>
-      </w:r>
-      <w:r>
-        <w:t xml:space="preserve">ll just finish my </w:t>
-      </w:r>
-      <w:r>
-        <w:t>m</w:t>
-      </w:r>
-      <w:r>
-        <w:t>aster</w:t>
-      </w:r>
-      <w:r>
-        <w:t>’</w:t>
-      </w:r>
-      <w:r>
-        <w:t xml:space="preserve">s </w:t>
-      </w:r>
-      <w:r>
-        <w:t xml:space="preserve">degree </w:t>
-      </w:r>
-      <w:r>
-        <w:t>and head straight into the workforce.</w:t>
-      </w:r>
-    </w:p>
-    <w:p>
-      <w:pPr>
-        <w:pStyle w:val="CSP-ChapterBodyText"/>
-      </w:pPr>
-    </w:p>
-    <w:p>
-      <w:pPr>
-        <w:pStyle w:val="CSP-ChapterBodyText"/>
-      </w:pPr>
-      <w:r>
-        <w:t>I feel bad that I haven</w:t>
+        <w:t>ll have a friend there to look out for me. There are also quite a few of our old college classmates in New Jersey, so it</w:t>
+      </w:r>
+      <w:r>
+        <w:t>’</w:t>
+      </w:r>
+      <w:r>
+        <w:t>ll be great to meet up and hang out. Now all I have to do is find someone to sublease my apartment here in Austin.</w:t>
+      </w:r>
+    </w:p>
+    <w:p>
+      <w:pPr>
+        <w:pStyle w:val="CSP-ChapterBodyText"/>
+      </w:pPr>
+    </w:p>
+    <w:p>
+      <w:pPr>
+        <w:pStyle w:val="CSP-ChapterBodyText"/>
+      </w:pPr>
+      <w:r>
+        <w:t>Regarding what we discussed in my last letter about pursuing a Ph.D., I should have a much better idea in a few months. I plan to talk things over with my friends while I</w:t>
+      </w:r>
+      <w:r>
+        <w:t>’</w:t>
+      </w:r>
+      <w:r>
+        <w:t>m there. If I get a taste of an industry job and decide it</w:t>
+      </w:r>
+      <w:r>
+        <w:t>’</w:t>
+      </w:r>
+      <w:r>
+        <w:t>s not for me, I may continue to focus on research and pursue a Ph.D. On the other hand, if I really enjoy working, I</w:t>
+      </w:r>
+      <w:r>
+        <w:t>’</w:t>
+      </w:r>
+      <w:r>
+        <w:t>ll just get my master</w:t>
+      </w:r>
+      <w:r>
+        <w:t>’</w:t>
+      </w:r>
+      <w:r>
+        <w:t>s degree instead and head straight into the workforce.</w:t>
+      </w:r>
+    </w:p>
+    <w:p>
+      <w:pPr>
+        <w:pStyle w:val="CSP-ChapterBodyText"/>
+      </w:pPr>
+    </w:p>
+    <w:p>
+      <w:pPr>
+        <w:pStyle w:val="CSP-ChapterBodyText"/>
+      </w:pPr>
+      <w:r>
+        <w:t>I feel a little bad that I haven</w:t>
       </w:r>
       <w:r>
         <w:t>’</w:t>
@@ -9793,36 +9135,51 @@
         <w:t>’</w:t>
       </w:r>
       <w:r>
-        <w:t xml:space="preserve">ve been in the U.S. for over half a year now, and my bank account is only sitting at a little over a thousand dollars. That emergency fund you gave me is still untouched in a separate account. It matures on July 29th after a 10-month term at a 5.35% interest rate. Being short on cash was one of the main reasons I wanted to find a job. Once I have enough saved up, you can apply for visas to come visit me in America whenever you like. </w:t>
-      </w:r>
-    </w:p>
-    <w:p>
-      <w:pPr>
-        <w:pStyle w:val="CSP-ChapterBodyText"/>
-      </w:pPr>
-    </w:p>
-    <w:p>
-      <w:pPr>
-        <w:pStyle w:val="CSP-ChapterBodyText"/>
-      </w:pPr>
-      <w:r>
-        <w:t xml:space="preserve">As for asking Uncle Wei to bring me a watch from China, that would be great, but the problem is that I need a watch before I </w:t>
-      </w:r>
+        <w:t>ve been in the U.S. for over half a year now, and my bank account is still only sitting at a little over a thousand dollars. That emergency fund you gave me is still untouched in a separate bank account. It matures on July 29th after a ten-month term at a 5.35% interest rate. Being short on cash was one of the main reasons I wanted to find a job. Once I have enough saved up, you</w:t>
+      </w:r>
+      <w:r>
+        <w:t>’</w:t>
+      </w:r>
+      <w:r>
+        <w:t>ll be able to apply for visas to come visit me in America whenever you</w:t>
+      </w:r>
+      <w:r>
+        <w:t>’</w:t>
+      </w:r>
+      <w:r>
+        <w:t xml:space="preserve">d like. </w:t>
+      </w:r>
+    </w:p>
+    <w:p>
+      <w:pPr>
+        <w:pStyle w:val="CSP-ChapterBodyText"/>
+      </w:pPr>
+    </w:p>
+    <w:p>
+      <w:pPr>
+        <w:pStyle w:val="CSP-ChapterBodyText"/>
+      </w:pPr>
       <w:r>
         <w:lastRenderedPageBreak/>
-        <w:t>leave for New Jersey because I can</w:t>
-      </w:r>
-      <w:r>
-        <w:t>’</w:t>
-      </w:r>
-      <w:r>
-        <w:t>t start working without one. If you do end up sending a watch with him later, it would be best to get one with both the day and date display, and it doesn</w:t>
-      </w:r>
-      <w:r>
-        <w:t>’</w:t>
-      </w:r>
-      <w:r>
-        <w:t>t need to be expensive. I can just buy a cheap one for the time being. As for anything else I might need, let me think about it, but I don</w:t>
+        <w:t>As for the watch, it would be great if Uncle Wei could bring one from China. The only problem is that I need a watch before I leave for New Jersey because I can</w:t>
+      </w:r>
+      <w:r>
+        <w:t>’</w:t>
+      </w:r>
+      <w:r>
+        <w:t>t start work without one. If you do end up sending one with him later, it would be best to get one with both the day and date display, and it doesn</w:t>
+      </w:r>
+      <w:r>
+        <w:t>’</w:t>
+      </w:r>
+      <w:r>
+        <w:t>t need to be expensive. I</w:t>
+      </w:r>
+      <w:r>
+        <w:t>’</w:t>
+      </w:r>
+      <w:r>
+        <w:t>ll just buy a cheap one for the time being. As for anything else I might need, let me think about it, but I don</w:t>
       </w:r>
       <w:r>
         <w:t>’</w:t>
@@ -9834,26 +9191,38 @@
         <w:t>’</w:t>
       </w:r>
       <w:r>
-        <w:t>s anything you want from the States, please let me know, and I can ask Uncle Wei to bring it back for you.</w:t>
-      </w:r>
-    </w:p>
-    <w:p>
-      <w:pPr>
-        <w:pStyle w:val="CSP-ChapterBodyText"/>
-      </w:pPr>
-    </w:p>
-    <w:p>
-      <w:pPr>
-        <w:pStyle w:val="CSP-ChapterBodyText"/>
-      </w:pPr>
-      <w:r>
-        <w:t>Finals are coming up fast, but things aren</w:t>
-      </w:r>
-      <w:r>
-        <w:t>’</w:t>
-      </w:r>
-      <w:r>
-        <w:t>t too chaotic right now. I only have just one take-home exam.</w:t>
+        <w:t>s anything you</w:t>
+      </w:r>
+      <w:r>
+        <w:t>’</w:t>
+      </w:r>
+      <w:r>
+        <w:t>d like from the States, just let me know, and I</w:t>
+      </w:r>
+      <w:r>
+        <w:t>’</w:t>
+      </w:r>
+      <w:r>
+        <w:t>ll ask Uncle Wei to bring it back for you.</w:t>
+      </w:r>
+    </w:p>
+    <w:p>
+      <w:pPr>
+        <w:pStyle w:val="CSP-ChapterBodyText"/>
+      </w:pPr>
+    </w:p>
+    <w:p>
+      <w:pPr>
+        <w:pStyle w:val="CSP-ChapterBodyText"/>
+      </w:pPr>
+      <w:r>
+        <w:t>Finals are coming up quickly, but things aren</w:t>
+      </w:r>
+      <w:r>
+        <w:t>’</w:t>
+      </w:r>
+      <w:r>
+        <w:t>t too hectic right now. I only have one take-home exam.</w:t>
       </w:r>
     </w:p>
     <w:p>
@@ -9872,7 +9241,7 @@
         <w:t>’</w:t>
       </w:r>
       <w:r>
-        <w:t>ll catch up with you later and will send over my new address and phone number once I have them.</w:t>
+        <w:t>ll send over my new address and phone number once I have them.</w:t>
       </w:r>
     </w:p>
     <w:p>
@@ -10097,20 +9466,44 @@
         <w:pStyle w:val="CSP-ChapterBodyText"/>
       </w:pPr>
       <w:r>
-        <w:t>This semester is officially over, and my finals have been finished for a while now. I already found out that I got an A in the class I was most worried about, so I'm really relieved and quite happy.</w:t>
-      </w:r>
-    </w:p>
-    <w:p>
-      <w:pPr>
-        <w:pStyle w:val="CSP-ChapterBodyText"/>
-      </w:pPr>
-    </w:p>
-    <w:p>
-      <w:pPr>
-        <w:pStyle w:val="CSP-ChapterBodyText"/>
-      </w:pPr>
-      <w:r>
-        <w:t>I leave for New Jersey the day after tomorrow on a 7:00 a.m. flight. The company is reimbursing me for the plane ticket, which costs a little over $300 round trip. When I land in Newark, my friend Jim will be there to pick me up. He's the one who helped me get this job, and I'll be staying in his living room. My address while I'm there will be:</w:t>
+        <w:t>This semester is officially over, and my finals have been finished for a while now. I already found out that I got an A in the class I was most worried about, so I</w:t>
+      </w:r>
+      <w:r>
+        <w:t>’</w:t>
+      </w:r>
+      <w:r>
+        <w:t>m really relieved and quite happy.</w:t>
+      </w:r>
+    </w:p>
+    <w:p>
+      <w:pPr>
+        <w:pStyle w:val="CSP-ChapterBodyText"/>
+      </w:pPr>
+    </w:p>
+    <w:p>
+      <w:pPr>
+        <w:pStyle w:val="CSP-ChapterBodyText"/>
+      </w:pPr>
+      <w:r>
+        <w:t>I leave for New Jersey the day after tomorrow on a 7:00 a.m. flight. The company is reimbursing me for the plane ticket, which costs a little over $300 round trip. When I land in Newark, my friend Jim will be there to pick me up. He</w:t>
+      </w:r>
+      <w:r>
+        <w:t>’</w:t>
+      </w:r>
+      <w:r>
+        <w:t>s the one who helped me get this job, and I</w:t>
+      </w:r>
+      <w:r>
+        <w:t>’</w:t>
+      </w:r>
+      <w:r>
+        <w:t>ll be staying in his living room. My address while I</w:t>
+      </w:r>
+      <w:r>
+        <w:t>’</w:t>
+      </w:r>
+      <w:r>
+        <w:t>m there will be:</w:t>
       </w:r>
     </w:p>
     <w:p>
@@ -10160,63 +9553,135 @@
         <w:pStyle w:val="CSP-ChapterBodyText"/>
       </w:pPr>
       <w:r>
-        <w:t>I'll give you a call within a day or two of getting there.</w:t>
-      </w:r>
-    </w:p>
-    <w:p>
-      <w:pPr>
-        <w:pStyle w:val="CSP-ChapterBodyText"/>
-      </w:pPr>
-    </w:p>
-    <w:p>
-      <w:pPr>
-        <w:pStyle w:val="CSP-ChapterBodyText"/>
-      </w:pPr>
-      <w:r>
-        <w:t xml:space="preserve">Weihai managed to find a summer job in New Jersey too, working for Siemens, a German company, so we'll be meeting up out there. He is also planning to spend a little over two weeks back in China—partly to visit his parents, and partly to go to Shanghai for a couple of blind dates. His parents have </w:t>
+        <w:t>I</w:t>
+      </w:r>
+      <w:r>
+        <w:t>’</w:t>
+      </w:r>
+      <w:r>
+        <w:t>ll give you a call within a day or two of getting there.</w:t>
+      </w:r>
+    </w:p>
+    <w:p>
+      <w:pPr>
+        <w:pStyle w:val="CSP-ChapterBodyText"/>
+      </w:pPr>
+    </w:p>
+    <w:p>
+      <w:pPr>
+        <w:pStyle w:val="CSP-ChapterBodyText"/>
+      </w:pPr>
+      <w:r>
+        <w:t>Weihai managed to find a summer job in New Jersey too, working for Siemens, a German company, so we</w:t>
+      </w:r>
+      <w:r>
+        <w:t>’</w:t>
+      </w:r>
+      <w:r>
+        <w:t xml:space="preserve">ll be meeting up out there. He is also planning to spend a little over two weeks back in China—partly to visit his parents, and partly to go to Shanghai for a couple of blind dates. His parents have </w:t>
       </w:r>
       <w:r>
         <w:lastRenderedPageBreak/>
-        <w:t xml:space="preserve">introduced him to two girls from Shanghai, though he's never met either of them before. </w:t>
-      </w:r>
-    </w:p>
-    <w:p>
-      <w:pPr>
-        <w:pStyle w:val="CSP-ChapterBodyText"/>
-      </w:pPr>
-    </w:p>
-    <w:p>
-      <w:pPr>
-        <w:pStyle w:val="CSP-ChapterBodyText"/>
-      </w:pPr>
-      <w:r>
-        <w:t>My job will mostly involve software development in C++. Conveniently, I was the TA for a C++ course this past semester. I'll admit I haven't been learning C++ for very long and have never used it to build a large project before, so this will be a perfect opportunity to gain some real-world experience. I'll be working eight hours a day, five days a week. It looks like I'll have to go to work pretty early in the morning, so sleeping in is out of the question now! But I'll have the weekends free to go out and explore, and New York City is very close.</w:t>
-      </w:r>
-    </w:p>
-    <w:p>
-      <w:pPr>
-        <w:pStyle w:val="CSP-ChapterBodyText"/>
-      </w:pPr>
-    </w:p>
-    <w:p>
-      <w:pPr>
-        <w:pStyle w:val="CSP-ChapterBodyText"/>
-      </w:pPr>
-      <w:r>
-        <w:t>I ended up lowering the rent on my room and subleasing it to a Chinese friend of my roommate. Since so many students are trying to sublease their places for the summer, it's really hard to find renters, so I had to cut the rent to $230 a month. Still, it's much better than just leaving the room empty. I'll be moving back into this same apartment when I return at the end of August.</w:t>
-      </w:r>
-    </w:p>
-    <w:p>
-      <w:pPr>
-        <w:pStyle w:val="CSP-ChapterBodyText"/>
-      </w:pPr>
-    </w:p>
-    <w:p>
-      <w:pPr>
-        <w:pStyle w:val="CSP-ChapterBodyText"/>
-      </w:pPr>
-      <w:r>
-        <w:t>I'll wrap things up for now since I still need to pack. A few days ago, I bought a small suitcase for my clothes and books. The two suitcases I brought over from China are just way too big for domestic travel.</w:t>
+        <w:t>introduced him to two girls from Shanghai, though he</w:t>
+      </w:r>
+      <w:r>
+        <w:t>’</w:t>
+      </w:r>
+      <w:r>
+        <w:t xml:space="preserve">s never met either of them before. </w:t>
+      </w:r>
+    </w:p>
+    <w:p>
+      <w:pPr>
+        <w:pStyle w:val="CSP-ChapterBodyText"/>
+      </w:pPr>
+    </w:p>
+    <w:p>
+      <w:pPr>
+        <w:pStyle w:val="CSP-ChapterBodyText"/>
+      </w:pPr>
+      <w:r>
+        <w:t>My job will mostly involve software development in C++. Conveniently, I was the TA for a C++ course this past semester. I</w:t>
+      </w:r>
+      <w:r>
+        <w:t>’</w:t>
+      </w:r>
+      <w:r>
+        <w:t>ll admit I haven</w:t>
+      </w:r>
+      <w:r>
+        <w:t>’</w:t>
+      </w:r>
+      <w:r>
+        <w:t>t been learning C++ for very long and have never used it to build a large project before, so this will be a perfect opportunity to gain some real-world experience. I</w:t>
+      </w:r>
+      <w:r>
+        <w:t>’</w:t>
+      </w:r>
+      <w:r>
+        <w:t>ll be working eight hours a day, five days a week. It looks like I</w:t>
+      </w:r>
+      <w:r>
+        <w:t>’</w:t>
+      </w:r>
+      <w:r>
+        <w:t>ll have to go to work pretty early in the morning, so sleeping in is out of the question now! But I</w:t>
+      </w:r>
+      <w:r>
+        <w:t>’</w:t>
+      </w:r>
+      <w:r>
+        <w:t>ll have the weekends free to go out and explore, and New York City is very close.</w:t>
+      </w:r>
+    </w:p>
+    <w:p>
+      <w:pPr>
+        <w:pStyle w:val="CSP-ChapterBodyText"/>
+      </w:pPr>
+    </w:p>
+    <w:p>
+      <w:pPr>
+        <w:pStyle w:val="CSP-ChapterBodyText"/>
+      </w:pPr>
+      <w:r>
+        <w:t>I ended up lowering the rent on my room and subleasing it to a Chinese friend of my roommate. Since so many students are trying to sublease their places for the summer, it</w:t>
+      </w:r>
+      <w:r>
+        <w:t>’</w:t>
+      </w:r>
+      <w:r>
+        <w:t>s really hard to find renters, so I had to cut the rent to $230 a month. Still, it</w:t>
+      </w:r>
+      <w:r>
+        <w:t>’</w:t>
+      </w:r>
+      <w:r>
+        <w:t>s much better than just leaving the room empty. I</w:t>
+      </w:r>
+      <w:r>
+        <w:t>’</w:t>
+      </w:r>
+      <w:r>
+        <w:t>ll be moving back into this same apartment when I return at the end of August.</w:t>
+      </w:r>
+    </w:p>
+    <w:p>
+      <w:pPr>
+        <w:pStyle w:val="CSP-ChapterBodyText"/>
+      </w:pPr>
+    </w:p>
+    <w:p>
+      <w:pPr>
+        <w:pStyle w:val="CSP-ChapterBodyText"/>
+      </w:pPr>
+      <w:r>
+        <w:t>I</w:t>
+      </w:r>
+      <w:r>
+        <w:t>’</w:t>
+      </w:r>
+      <w:r>
+        <w:t>ll wrap things up for now since I still need to pack. A few days ago, I bought a small suitcase for my clothes and books. The two suitcases I brought over from China are just way too big for domestic travel.</w:t>
       </w:r>
     </w:p>
     <w:p>
@@ -10558,7 +10023,34 @@
         <w:pStyle w:val="CSP-ChapterBodyText"/>
       </w:pPr>
       <w:r>
-        <w:t>While I'm in New Jersey, I'm staying in Jim's living room. It's quite large but almost empty. We take turns cooking dinner at home almost every night. On weekends, we try to get out and explore. Weihai and I took a day trip to Philadelphia and spent two days in New York; we hit a lot of sights and took quite a few photos. Last weekend, Jim and I drove to Atlantic City to try our luck at the casinos for the first time</w:t>
+        <w:t>While I</w:t>
+      </w:r>
+      <w:r>
+        <w:t>’</w:t>
+      </w:r>
+      <w:r>
+        <w:t>m in New Jersey, I</w:t>
+      </w:r>
+      <w:r>
+        <w:t>’</w:t>
+      </w:r>
+      <w:r>
+        <w:t>m staying in Jim</w:t>
+      </w:r>
+      <w:r>
+        <w:t>’</w:t>
+      </w:r>
+      <w:r>
+        <w:t>s living room. It</w:t>
+      </w:r>
+      <w:r>
+        <w:t>’</w:t>
+      </w:r>
+      <w:r>
+        <w:t>s quite large but almost empty. We take turns cooking dinner at home almost every night. On weekends, we try to get out and explore. Weihai and I took a day trip to Philadelphia and spent two days in New York; we hit a lot of sights and took quite a few photos. Last weekend, Jim and I drove to Atlantic City to try our luck at the casinos for the first time</w:t>
+      </w:r>
+      <w:r>
+        <w:t>.</w:t>
       </w:r>
       <w:r>
         <w:rPr>
@@ -10567,7 +10059,19 @@
         <w:footnoteReference w:id="23"/>
       </w:r>
       <w:r>
-        <w:t>. Atlantic City is a beautiful resort town on the southern New Jersey coast, only about an hour and a half from where we live. It is famous for its flashy casinos and the Boardwalk. After a few nervous hours, I ended up winning exactly one dollar—I came very close to losing money, but it was fun to experience the gambler's mentality firsthand, and we had a blast. All in all, I'm really happy with how work and life are going this summer.</w:t>
+        <w:t xml:space="preserve"> Atlantic City is a beautiful resort town on the southern New Jersey coast, only about an hour and a half from where we live. It is famous for its flashy casinos and the Boardwalk. After a few nervous hours, I ended up winning exactly one dollar—I came very close to losing money, but it was fun to experience the gambler</w:t>
+      </w:r>
+      <w:r>
+        <w:t>’</w:t>
+      </w:r>
+      <w:r>
+        <w:t>s mentality firsthand, and we had a blast. All in all, I</w:t>
+      </w:r>
+      <w:r>
+        <w:t>’</w:t>
+      </w:r>
+      <w:r>
+        <w:t>m really happy with how work and life are going this summer.</w:t>
       </w:r>
     </w:p>
     <w:p>
@@ -11535,7 +11039,19 @@
         <w:pStyle w:val="CSP-ChapterBodyText"/>
       </w:pPr>
       <w:r>
-        <w:t>Two weeks ago, a group of Chinese employees at AT&amp;T organized an outing. About thirty people went, including me. It took us about three to four hours to drive there. On the first day, we went camping, pitched tents (I actually forgot how to write the Chinese characters for "tent" and had to look them up in an English-Chinese dictionary—I</w:t>
+        <w:t xml:space="preserve">Two weeks ago, a group of Chinese employees at AT&amp;T organized an outing. About thirty people went, including me. It took us about three to four hours to drive there. On the first day, we went camping, pitched tents (I actually forgot how to write the Chinese characters for </w:t>
+      </w:r>
+      <w:r>
+        <w:t>“</w:t>
+      </w:r>
+      <w:r>
+        <w:t>tent</w:t>
+      </w:r>
+      <w:r>
+        <w:t>”</w:t>
+      </w:r>
+      <w:r>
+        <w:t xml:space="preserve"> and had to look them up in an English-Chinese dictionary—I</w:t>
       </w:r>
       <w:r>
         <w:t>’</w:t>
@@ -13717,13 +13233,16 @@
         <w:t xml:space="preserve"> in Beijing, except almost everyone was speaking Cantonese</w:t>
       </w:r>
       <w:r>
+        <w:t>.</w:t>
+      </w:r>
+      <w:r>
         <w:rPr>
           <w:rStyle w:val="FootnoteReference"/>
         </w:rPr>
         <w:footnoteReference w:id="26"/>
       </w:r>
       <w:r>
-        <w:t xml:space="preserve">. We flew back to Austin that same night. </w:t>
+        <w:t xml:space="preserve"> We flew back to Austin that same night. </w:t>
       </w:r>
     </w:p>
     <w:p>
@@ -14100,13 +13619,16 @@
         <w:t>I received your letter dated March 12th. Today happens to be the Qingming Festival</w:t>
       </w:r>
       <w:r>
+        <w:t>.</w:t>
+      </w:r>
+      <w:r>
         <w:rPr>
           <w:rStyle w:val="FootnoteReference"/>
         </w:rPr>
         <w:footnoteReference w:id="27"/>
       </w:r>
       <w:r>
-        <w:t>. I assume Mom is out in Chongming</w:t>
+        <w:t xml:space="preserve"> I assume Mom is out in Chongming</w:t>
       </w:r>
       <w:r>
         <w:rPr>
@@ -14164,13 +13686,16 @@
         <w:t>ve already taken care of all the necessary paperwork, including applying for graduation and filing for my work authorization (OPT</w:t>
       </w:r>
       <w:r>
+        <w:t>).</w:t>
+      </w:r>
+      <w:r>
         <w:rPr>
           <w:rStyle w:val="FootnoteReference"/>
         </w:rPr>
         <w:footnoteReference w:id="29"/>
       </w:r>
       <w:r>
-        <w:t>). These are all standard administrative procedures, so there shouldn</w:t>
+        <w:t xml:space="preserve"> These are all standard administrative procedures, so there shouldn</w:t>
       </w:r>
       <w:r>
         <w:t>’</w:t>
@@ -14907,7 +14432,19 @@
         <w:pStyle w:val="CSP-ChapterBodyText"/>
       </w:pPr>
       <w:r>
-        <w:t>One of the best things about living here is that you get to meet interesting people from all over the world. Just two weeks ago, Sue, Sultan, and I went horseback riding at a ranch outside Austin. Sultan—whose name means "king" in Arabic—is from Qatar. It was my first time on a horse, and I found the whole experience very interesting. We spent about an hour walking and trotting along the trails. The horses were all well trained, so it felt very safe. Sue and Sultan are both experienced riders. Sultan even keeps some horses back in Qatar.</w:t>
+        <w:t xml:space="preserve">One of the best things about living here is that you get to meet interesting people from all over the world. Just two weeks ago, Sue, Sultan, and I went horseback riding at a ranch outside Austin. Sultan—whose name means </w:t>
+      </w:r>
+      <w:r>
+        <w:t>“</w:t>
+      </w:r>
+      <w:r>
+        <w:t>king</w:t>
+      </w:r>
+      <w:r>
+        <w:t>”</w:t>
+      </w:r>
+      <w:r>
+        <w:t xml:space="preserve"> in Arabic—is from Qatar. It was my first time on a horse, and I found the whole experience very interesting. We spent about an hour walking and trotting along the trails. The horses were all well trained, so it felt very safe. Sue and Sultan are both experienced riders. Sultan even keeps some horses back in Qatar.</w:t>
       </w:r>
     </w:p>
     <w:p>
@@ -15857,7 +15394,19 @@
         <w:pStyle w:val="CSP-ChapterBodyText"/>
       </w:pPr>
       <w:r>
-        <w:t>I also have submitted a "leave of absence" request to the department to officially pause my studies for a year. If it gets approved, I could theoretically come back and register for classes a year from now without having to re-apply for admission. Realistically, though, I doubt I</w:t>
+        <w:t xml:space="preserve">I also have submitted a </w:t>
+      </w:r>
+      <w:r>
+        <w:t>“</w:t>
+      </w:r>
+      <w:r>
+        <w:t>leave of absence</w:t>
+      </w:r>
+      <w:r>
+        <w:t>”</w:t>
+      </w:r>
+      <w:r>
+        <w:t xml:space="preserve"> request to the department to officially pause my studies for a year. If it gets approved, I could theoretically come back and register for classes a year from now without having to re-apply for admission. Realistically, though, I doubt I</w:t>
       </w:r>
       <w:r>
         <w:t>’</w:t>
@@ -16677,13 +16226,25 @@
         <w:t>’</w:t>
       </w:r>
       <w:r>
-        <w:t>s there. “Why don</w:t>
-      </w:r>
-      <w:r>
-        <w:t>’</w:t>
-      </w:r>
-      <w:r>
-        <w:t xml:space="preserve">t you show her the way?” He asked. Now, that was an excellent suggestion, except for one small problem: I had absolutely no idea where Dobie Center was. </w:t>
+        <w:t xml:space="preserve">s there. </w:t>
+      </w:r>
+      <w:r>
+        <w:t>“</w:t>
+      </w:r>
+      <w:r>
+        <w:t>Why don</w:t>
+      </w:r>
+      <w:r>
+        <w:t>’</w:t>
+      </w:r>
+      <w:r>
+        <w:t>t you show her the way?</w:t>
+      </w:r>
+      <w:r>
+        <w:t>”</w:t>
+      </w:r>
+      <w:r>
+        <w:t xml:space="preserve"> He asked. Now, that was an excellent suggestion, except for one small problem: I had absolutely no idea where Dobie Center was. </w:t>
       </w:r>
       <w:proofErr w:type="gramStart"/>
       <w:r>
@@ -16691,7 +16252,16 @@
       </w:r>
       <w:proofErr w:type="gramEnd"/>
       <w:r>
-        <w:t xml:space="preserve"> I said, "Sure!"</w:t>
+        <w:t xml:space="preserve"> I said, </w:t>
+      </w:r>
+      <w:r>
+        <w:t>“</w:t>
+      </w:r>
+      <w:r>
+        <w:t>Sure!</w:t>
+      </w:r>
+      <w:r>
+        <w:t>”</w:t>
       </w:r>
     </w:p>
     <w:p>
@@ -16745,7 +16315,10 @@
         <w:pStyle w:val="CSP-ChapterBodyText"/>
       </w:pPr>
       <w:r>
-        <w:t xml:space="preserve">"So, why did you come only two days before </w:t>
+        <w:t>“</w:t>
+      </w:r>
+      <w:r>
+        <w:t xml:space="preserve">So, why did you come only two days before </w:t>
       </w:r>
       <w:r>
         <w:t>the semester</w:t>
@@ -16754,20 +16327,29 @@
         <w:t xml:space="preserve"> </w:t>
       </w:r>
       <w:r>
-        <w:t>started?" she asked, innocently.</w:t>
-      </w:r>
-    </w:p>
-    <w:p>
-      <w:pPr>
-        <w:pStyle w:val="CSP-ChapterBodyText"/>
-      </w:pPr>
-    </w:p>
-    <w:p>
-      <w:pPr>
-        <w:pStyle w:val="CSP-ChapterBodyText"/>
-      </w:pPr>
-      <w:r>
-        <w:t>"Because every extra day costs me money I don</w:t>
+        <w:t>started?</w:t>
+      </w:r>
+      <w:r>
+        <w:t>”</w:t>
+      </w:r>
+      <w:r>
+        <w:t xml:space="preserve"> she asked, innocently.</w:t>
+      </w:r>
+    </w:p>
+    <w:p>
+      <w:pPr>
+        <w:pStyle w:val="CSP-ChapterBodyText"/>
+      </w:pPr>
+    </w:p>
+    <w:p>
+      <w:pPr>
+        <w:pStyle w:val="CSP-ChapterBodyText"/>
+      </w:pPr>
+      <w:r>
+        <w:t>“</w:t>
+      </w:r>
+      <w:r>
+        <w:t>Because every extra day costs me money I don</w:t>
       </w:r>
       <w:r>
         <w:t>’</w:t>
@@ -16779,7 +16361,10 @@
         <w:t>,</w:t>
       </w:r>
       <w:r>
-        <w:t xml:space="preserve">” I replied. Not exactly the kind of line you find in movies. </w:t>
+        <w:t>”</w:t>
+      </w:r>
+      <w:r>
+        <w:t xml:space="preserve"> I replied. Not exactly the kind of line you find in movies. </w:t>
       </w:r>
     </w:p>
     <w:p>
@@ -18657,13 +18242,34 @@
         <w:t xml:space="preserve"> </w:t>
       </w:r>
       <w:r>
-        <w:t>On the envelope of this letter, stamped “August 21, 1995,” Dad wrote the following: “Tong</w:t>
-      </w:r>
-      <w:r>
-        <w:t>’</w:t>
-      </w:r>
-      <w:r>
-        <w:t>s first letter from the United States. It took 20 days to arrive.”</w:t>
+        <w:t xml:space="preserve">On the envelope of this letter, stamped </w:t>
+      </w:r>
+      <w:r>
+        <w:t>“</w:t>
+      </w:r>
+      <w:r>
+        <w:t>August 21, 1995,</w:t>
+      </w:r>
+      <w:r>
+        <w:t>”</w:t>
+      </w:r>
+      <w:r>
+        <w:t xml:space="preserve"> Dad wrote the following: </w:t>
+      </w:r>
+      <w:r>
+        <w:t>“</w:t>
+      </w:r>
+      <w:r>
+        <w:t>Tong</w:t>
+      </w:r>
+      <w:r>
+        <w:t>’</w:t>
+      </w:r>
+      <w:r>
+        <w:t>s first letter from the United States. It took 20 days to arrive.</w:t>
+      </w:r>
+      <w:r>
+        <w:t>”</w:t>
       </w:r>
     </w:p>
   </w:footnote>
@@ -18830,13 +18436,10 @@
         <w:footnoteRef/>
       </w:r>
       <w:r>
-        <w:t xml:space="preserve"> Wang Wei and Xiao Fan are my sister and </w:t>
-      </w:r>
-      <w:r>
-        <w:t>brother-in-law</w:t>
-      </w:r>
-      <w:r>
-        <w:t>.</w:t>
+        <w:t xml:space="preserve"> They</w:t>
+      </w:r>
+      <w:r>
+        <w:t xml:space="preserve"> are my sister and brother-in-law.</w:t>
       </w:r>
     </w:p>
   </w:footnote>
@@ -18915,25 +18518,7 @@
         <w:t>Seinfeld</w:t>
       </w:r>
       <w:r>
-        <w:t>, were all part of NBC</w:t>
-      </w:r>
-      <w:r>
-        <w:t>’</w:t>
-      </w:r>
-      <w:r>
-        <w:t xml:space="preserve">s legendary </w:t>
-      </w:r>
-      <w:r>
-        <w:t>“</w:t>
-      </w:r>
-      <w:r>
-        <w:t>Must See TV</w:t>
-      </w:r>
-      <w:r>
-        <w:t>”</w:t>
-      </w:r>
-      <w:r>
-        <w:t xml:space="preserve"> Thursday night lineup.</w:t>
+        <w:t>, were all part of NBC's legendary "Must See TV" Thursday night lineup.</w:t>
       </w:r>
     </w:p>
   </w:footnote>
@@ -18971,7 +18556,32 @@
         <w:t xml:space="preserve"> </w:t>
       </w:r>
       <w:r>
-        <w:t>Here, "bitter" alludes to the Chinese expression "eating bitterness", meaning to endure hardship with perseverance and without complaint.</w:t>
+        <w:t xml:space="preserve">1. Here, </w:t>
+      </w:r>
+      <w:r>
+        <w:rPr>
+          <w:i/>
+          <w:iCs/>
+        </w:rPr>
+        <w:t>bitter</w:t>
+      </w:r>
+      <w:r>
+        <w:t xml:space="preserve"> alludes to the Chinese expression </w:t>
+      </w:r>
+      <w:r>
+        <w:t>“</w:t>
+      </w:r>
+      <w:r>
+        <w:t>eating bitterness</w:t>
+      </w:r>
+      <w:r>
+        <w:t>”</w:t>
+      </w:r>
+      <w:r>
+        <w:t xml:space="preserve">, </w:t>
+      </w:r>
+      <w:r>
+        <w:t>meaning to endure hardship with perseverance and without complaint.</w:t>
       </w:r>
     </w:p>
   </w:footnote>
@@ -19125,25 +18735,7 @@
         <w:t xml:space="preserve"> </w:t>
       </w:r>
       <w:r>
-        <w:t>Father was a college professor in aerodynamics. He used computers and numerical algorithms to simulate</w:t>
-      </w:r>
-      <w:r>
-        <w:t xml:space="preserve"> and </w:t>
-      </w:r>
-      <w:r>
-        <w:t>analyze</w:t>
-      </w:r>
-      <w:r>
-        <w:t xml:space="preserve"> </w:t>
-      </w:r>
-      <w:r>
-        <w:t>how fluid flow</w:t>
-      </w:r>
-      <w:r>
-        <w:t>s</w:t>
-      </w:r>
-      <w:r>
-        <w:t xml:space="preserve"> in and around objects.</w:t>
+        <w:t>Father was a college professor in aerodynamics. Much of his work involved using computers and numerical algorithms to simulate and analyze airflow around objects. Even at home, he often spent long hours at the computer working on his research.</w:t>
       </w:r>
     </w:p>
   </w:footnote>

--- a/letters_from_usa/book.docx
+++ b/letters_from_usa/book.docx
@@ -3102,79 +3102,52 @@
         <w:pStyle w:val="CSP-ChapterBodyText"/>
       </w:pPr>
       <w:r>
-        <w:t>This means I</w:t>
-      </w:r>
-      <w:r>
-        <w:t>’</w:t>
-      </w:r>
-      <w:r>
-        <w:t xml:space="preserve">ll have </w:t>
-      </w:r>
-      <w:r>
-        <w:t>two</w:t>
-      </w:r>
-      <w:r>
-        <w:t xml:space="preserve"> layovers, arriving in Austin at 9:10 in the evening that very same day, August 16th. I already sent an email to my old classmate in Austin, hoping he </w:t>
-      </w:r>
-      <w:r>
-        <w:t>could</w:t>
-      </w:r>
-      <w:r>
-        <w:t xml:space="preserve"> </w:t>
-      </w:r>
-      <w:r>
-        <w:t>come to the airport to pick me up. The ticket cost 6,900 yuan. Booking the ticket directly through the airline would have been much more expensive, running about 8,900 yuan. I</w:t>
-      </w:r>
-      <w:r>
-        <w:t>’</w:t>
-      </w:r>
-      <w:r>
-        <w:t>m not entirely sure why the travel agency is so much cheaper. They told me to call Northwest Airlines in Shanghai the week before I leave to confirm everything, and I</w:t>
-      </w:r>
-      <w:r>
-        <w:t>’</w:t>
-      </w:r>
-      <w:r>
-        <w:t xml:space="preserve">ve already written down the phone number. </w:t>
-      </w:r>
-    </w:p>
-    <w:p>
-      <w:pPr>
-        <w:pStyle w:val="CSP-ChapterBodyText"/>
-        <w:ind w:firstLine="288"/>
-      </w:pPr>
-    </w:p>
-    <w:p>
-      <w:pPr>
-        <w:pStyle w:val="CSP-ChapterBodyText"/>
-      </w:pPr>
-      <w:r>
-        <w:t xml:space="preserve">I also booked </w:t>
-      </w:r>
-      <w:r>
-        <w:t>my</w:t>
-      </w:r>
-      <w:r>
-        <w:t xml:space="preserve"> train ticket for July 10th. If everything goes as planned, I should be home on the 11th and will get to stay with you for a whole month.</w:t>
-      </w:r>
-    </w:p>
-    <w:p>
-      <w:pPr>
-        <w:pStyle w:val="CSP-ChapterBodyText"/>
-      </w:pPr>
-    </w:p>
-    <w:p>
-      <w:pPr>
-        <w:pStyle w:val="CSP-ChapterBodyText"/>
-      </w:pPr>
-      <w:r>
+        <w:t>That means I'll have two layovers and still arrive in Austin at 9:10 that same evening, on August 16. I already emailed an old classmate in Austin to see if he can pick me up at the airport.</w:t>
+      </w:r>
+    </w:p>
+    <w:p>
+      <w:pPr>
+        <w:pStyle w:val="CSP-ChapterBodyText"/>
+      </w:pPr>
+    </w:p>
+    <w:p>
+      <w:pPr>
+        <w:pStyle w:val="CSP-ChapterBodyText"/>
+      </w:pPr>
+      <w:r>
+        <w:t xml:space="preserve">The ticket cost 6,900 yuan. Booking the same ticket directly through the airline would have been much more expensive, running about 8,900 yuan. I'm not entirely sure why the travel agency was able to offer such a lower price. They told me to call Northwest Airlines in Shanghai the week before my departure to confirm everything, and I've already written down the phone number. </w:t>
+      </w:r>
+    </w:p>
+    <w:p>
+      <w:pPr>
+        <w:pStyle w:val="CSP-ChapterBodyText"/>
+      </w:pPr>
+    </w:p>
+    <w:p>
+      <w:pPr>
+        <w:pStyle w:val="CSP-ChapterBodyText"/>
+      </w:pPr>
+      <w:r>
+        <w:t>I also booked my train ticket for July 10th. If everything goes as planned, I should be home on the 11th and will get to spend a whole month with you.</w:t>
+      </w:r>
+    </w:p>
+    <w:p>
+      <w:pPr>
+        <w:pStyle w:val="CSP-ChapterBodyText"/>
+      </w:pPr>
+    </w:p>
+    <w:p>
+      <w:pPr>
+        <w:pStyle w:val="CSP-ChapterBodyText"/>
+      </w:pPr>
+      <w:r>
+        <w:lastRenderedPageBreak/>
         <w:t>See you soon,</w:t>
       </w:r>
     </w:p>
     <w:p>
       <w:pPr>
         <w:pStyle w:val="CSP-ChapterBodyText"/>
-        <w:ind w:firstLine="288"/>
       </w:pPr>
     </w:p>
     <w:p>
@@ -3203,10 +3176,7 @@
         <w:pStyle w:val="CSP-ChapterBodyText"/>
       </w:pPr>
       <w:r>
-        <w:t xml:space="preserve">P.S. Tonight was our </w:t>
-      </w:r>
-      <w:r>
-        <w:t>graduation</w:t>
+        <w:t>P.S. Tonight was our graduation dinner.</w:t>
       </w:r>
       <w:r>
         <w:rPr>
@@ -3215,14 +3185,18 @@
         <w:footnoteReference w:id="1"/>
       </w:r>
       <w:r>
-        <w:t xml:space="preserve"> dinner; the department rented out a cafeteria for it. I didn</w:t>
-      </w:r>
-      <w:r>
-        <w:t>’</w:t>
-      </w:r>
-      <w:r>
-        <w:t>t have a single drop of alcohol.</w:t>
-      </w:r>
+        <w:t xml:space="preserve"> The department rented out a cafeteria for the occasion. I didn't have a single drop of alcohol.</w:t>
+      </w:r>
+    </w:p>
+    <w:p>
+      <w:pPr>
+        <w:pStyle w:val="CSP-ChapterBodyText"/>
+      </w:pPr>
+    </w:p>
+    <w:p>
+      <w:pPr>
+        <w:pStyle w:val="CSP-ChapterBodyText"/>
+      </w:pPr>
     </w:p>
     <w:p>
       <w:pPr>
@@ -3388,38 +3362,20 @@
         <w:pStyle w:val="CSP-ChapterBodyText"/>
       </w:pPr>
       <w:r>
-        <w:t xml:space="preserve">August 16th was the longest day </w:t>
-      </w:r>
-      <w:r>
-        <w:t>of</w:t>
-      </w:r>
-      <w:r>
-        <w:t xml:space="preserve"> my life.</w:t>
-      </w:r>
-    </w:p>
-    <w:p>
-      <w:pPr>
-        <w:pStyle w:val="CSP-ChapterBodyText"/>
-      </w:pPr>
-    </w:p>
-    <w:p>
-      <w:pPr>
-        <w:pStyle w:val="CSP-ChapterBodyText"/>
-      </w:pPr>
-      <w:r>
-        <w:t>Zhou</w:t>
-      </w:r>
-      <w:r>
-        <w:t>-he</w:t>
-      </w:r>
-      <w:r>
-        <w:t xml:space="preserve"> walked me right to the plane</w:t>
-      </w:r>
-      <w:r>
-        <w:t>’</w:t>
-      </w:r>
-      <w:r>
-        <w:t>s boarding gate.</w:t>
+        <w:t>August 16th was the longest day of my life.</w:t>
+      </w:r>
+    </w:p>
+    <w:p>
+      <w:pPr>
+        <w:pStyle w:val="CSP-ChapterBodyText"/>
+      </w:pPr>
+    </w:p>
+    <w:p>
+      <w:pPr>
+        <w:pStyle w:val="CSP-ChapterBodyText"/>
+      </w:pPr>
+      <w:r>
+        <w:t>Zhou-he walked me right to the plane's boarding gate.</w:t>
       </w:r>
       <w:r>
         <w:rPr>
@@ -3428,157 +3384,93 @@
         <w:footnoteReference w:id="3"/>
       </w:r>
       <w:r>
-        <w:t xml:space="preserve"> Since this flight goes to Tokyo first, most of the passengers on board were Japanese. It takes over two hours to fly from Shanghai to Tokyo, and once we landed, everyone had to get off the plane. I walked around the Tokyo airport for a bit. Just hours ago, I could safely assume that every Asian face I encountered belonged to a fellow Chinese. That assumption no longer worked, and for the first time in my life I found myself unsure whether to start a conversation in Chinese. </w:t>
-      </w:r>
-      <w:r>
-        <w:t>I</w:t>
-      </w:r>
-      <w:r>
-        <w:t>t</w:t>
-      </w:r>
-      <w:r>
-        <w:t>’</w:t>
-      </w:r>
-      <w:r>
-        <w:t>s really hard to understand Japanese people speaking English!</w:t>
-      </w:r>
-    </w:p>
-    <w:p>
-      <w:pPr>
-        <w:pStyle w:val="CSP-ChapterBodyText"/>
-      </w:pPr>
-    </w:p>
-    <w:p>
-      <w:pPr>
-        <w:pStyle w:val="CSP-ChapterBodyText"/>
-      </w:pPr>
-      <w:r>
-        <w:t xml:space="preserve">Around 4:00 p.m. Tokyo time, I boarded the exact same plane, sat in the exact same seat, and headed toward L.A. This leg of the trip took over ten hours. I ate two Japanese meals on board (sushi, sashimi, salad, etc.) and was really happy with them; I also watched two movies. After flying for a while, it got dark, but then just </w:t>
-      </w:r>
-      <w:r>
-        <w:t>five or six hours</w:t>
-      </w:r>
-      <w:r>
-        <w:t xml:space="preserve"> later, the sun came up again!</w:t>
-      </w:r>
-    </w:p>
-    <w:p>
-      <w:pPr>
-        <w:pStyle w:val="CSP-ChapterBodyText"/>
-      </w:pPr>
-    </w:p>
-    <w:p>
-      <w:pPr>
-        <w:pStyle w:val="CSP-ChapterBodyText"/>
-      </w:pPr>
-      <w:r>
-        <w:t>By the time we landed in L.A., it was already past 10:00 a.m. local time. I only had a little over an hour before my next flight was scheduled to take off. The customs line was very long and slow, and because my gate changed at the last minute, I almost missed the flight. On the flight to Minneapolis, I was so wiped out I couldn</w:t>
-      </w:r>
-      <w:r>
-        <w:t>’</w:t>
-      </w:r>
-      <w:r>
-        <w:t>t even manage to eat lunch. The final flight to Austin was pleasantly quiet, with only about half the seats occupied. I got a window seat this time, and the view was beautiful.</w:t>
-      </w:r>
-    </w:p>
-    <w:p>
-      <w:pPr>
-        <w:pStyle w:val="CSP-ChapterBodyText"/>
-      </w:pPr>
-    </w:p>
-    <w:p>
-      <w:pPr>
-        <w:pStyle w:val="CSP-ChapterBodyText"/>
-      </w:pPr>
-      <w:r>
-        <w:t>After getting off the plane, I met up with the classmate who came to pick me up at baggage claim—his name is Hai. He drove me to the temporary apartment where I would be staying and then took me grocery shopping. Groceries here are surprisingly inexpensive, especially bananas, eggs, milk, and orange juice. Afterward, we went back to Hai</w:t>
-      </w:r>
-      <w:r>
-        <w:t>’</w:t>
-      </w:r>
-      <w:r>
-        <w:t>s place so I could call home and let you know that I had arrived safely. Their home is in the university</w:t>
-      </w:r>
-      <w:r>
-        <w:t>’</w:t>
-      </w:r>
-      <w:r>
-        <w:t>s married student housing; it</w:t>
-      </w:r>
-      <w:r>
-        <w:t>’</w:t>
-      </w:r>
-      <w:r>
-        <w:t>s really nice and incredibly affordable at less than $300 a month. The place where I</w:t>
-      </w:r>
-      <w:r>
-        <w:t>’</w:t>
-      </w:r>
-      <w:r>
-        <w:t>m staying temporarily is also great and has everything I need. That night, after taking a shower</w:t>
-      </w:r>
-      <w:r>
-        <w:t>,</w:t>
-      </w:r>
-      <w:r>
-        <w:t xml:space="preserve"> I finally went to bed around 2:00 a.m. </w:t>
-      </w:r>
-    </w:p>
-    <w:p>
-      <w:pPr>
-        <w:pStyle w:val="CSP-ChapterBodyText"/>
-      </w:pPr>
-    </w:p>
-    <w:p>
-      <w:pPr>
-        <w:pStyle w:val="CSP-ChapterBodyText"/>
-      </w:pPr>
-      <w:r>
-        <w:t xml:space="preserve">I woke up around 10:00 this morning and had some milk, bagels, and a banana for breakfast. After noon, jet lag hit me and I felt so sleepy </w:t>
-      </w:r>
-      <w:r>
-        <w:t>I went right back to bed and didn</w:t>
-      </w:r>
-      <w:r>
-        <w:t>’</w:t>
-      </w:r>
-      <w:r>
-        <w:t>t get much done today.</w:t>
-      </w:r>
-      <w:r>
-        <w:t xml:space="preserve"> Tomorrow morning, I plan to go to the department and see the secretary. </w:t>
-      </w:r>
-    </w:p>
-    <w:p>
-      <w:pPr>
-        <w:pStyle w:val="CSP-ChapterBodyText"/>
-      </w:pPr>
-    </w:p>
-    <w:p>
-      <w:pPr>
-        <w:pStyle w:val="CSP-ChapterBodyText"/>
-      </w:pPr>
-      <w:r>
-        <w:t>The trip felt like four separate flights strung together, which was truly exhausting, though I actually felt pretty energetic right after getting off the plane. My first impression of America has been very positive. One thing that struck me immediately was how different the air smelled. Back home, the air often carries a lived-in scent of cooking, street food, and daily life. Here, the air seems cleaner and even has a light, unfamiliar fragrance.</w:t>
-      </w:r>
-    </w:p>
-    <w:p>
-      <w:pPr>
-        <w:pStyle w:val="CSP-ChapterBodyText"/>
-      </w:pPr>
-    </w:p>
-    <w:p>
-      <w:pPr>
-        <w:pStyle w:val="CSP-ChapterBodyText"/>
-      </w:pPr>
-      <w:r>
-        <w:t>I</w:t>
-      </w:r>
-      <w:r>
-        <w:t>’</w:t>
-      </w:r>
-      <w:r>
-        <w:t>m going to sleep now and will write more tomorrow.</w:t>
+        <w:t xml:space="preserve"> Since this flight went to Tokyo first, most of the passengers on board were Japanese. It took a little over two hours to fly from Shanghai to Tokyo, and once we landed, everyone had to get off the plane. I wandered around the Tokyo airport for a while. Just a few hours ago, I could safely assume that every Asian face I encountered belonged to a fellow Chinese. That assumption no longer held true, and for the first time in my life I found myself hesitating over whether to start a conversation in Chinese. It's really difficult to understand Japanese people speaking English!</w:t>
+      </w:r>
+    </w:p>
+    <w:p>
+      <w:pPr>
+        <w:pStyle w:val="CSP-ChapterBodyText"/>
+      </w:pPr>
+    </w:p>
+    <w:p>
+      <w:pPr>
+        <w:pStyle w:val="CSP-ChapterBodyText"/>
+      </w:pPr>
+      <w:r>
+        <w:t xml:space="preserve">Around 4:00 p.m. Tokyo time, I boarded the exact same plane, sat in the exact same seat, and headed toward L.A. This leg of the trip took over ten hours. I ate two Japanese meals on board (sushi, sashimi, salad, etc.) and was really happy with them; I also watched two movies. After flying for a while, it got dark, </w:t>
+      </w:r>
+      <w:r>
+        <w:lastRenderedPageBreak/>
+        <w:t>but then just five or six hours later, the sun came up again!</w:t>
+      </w:r>
+    </w:p>
+    <w:p>
+      <w:pPr>
+        <w:pStyle w:val="CSP-ChapterBodyText"/>
+      </w:pPr>
+    </w:p>
+    <w:p>
+      <w:pPr>
+        <w:pStyle w:val="CSP-ChapterBodyText"/>
+      </w:pPr>
+      <w:r>
+        <w:t>By the time we landed in L.A., it was already past 10:00 a.m. local time. I had just over an hour before my connecting flight departed. The customs line was very long and slow, and because my departure gate was changed at the last minute, I almost missed the flight. On the flight to Minneapolis, I was so wiped out I couldn't even manage to eat lunch. The final flight to Austin was pleasantly quiet, with only about half the seats occupied. I got a window seat this time, and the view was beautiful.</w:t>
+      </w:r>
+    </w:p>
+    <w:p>
+      <w:pPr>
+        <w:pStyle w:val="CSP-ChapterBodyText"/>
+      </w:pPr>
+    </w:p>
+    <w:p>
+      <w:pPr>
+        <w:pStyle w:val="CSP-ChapterBodyText"/>
+      </w:pPr>
+      <w:r>
+        <w:t>After getting off the plane, I met up with Hai, the classmate who came to pick me up, at baggage claim. He drove me to the temporary apartment where I would be staying and then took me grocery shopping. Groceries here are surprisingly inexpensive, especially bananas, eggs, milk, and orange juice. Afterward, we stopped by Hai's apartment so I could call home and let you know I'd arrived safely. He and his wife live in the university's married student housing, which is really nice and incredibly affordable at less than $300 a month. The place where I'm staying temporarily is also great and has everything I need. That night, after taking a shower, I finally went to bed around 2:00 a.m.</w:t>
+      </w:r>
+    </w:p>
+    <w:p>
+      <w:pPr>
+        <w:pStyle w:val="CSP-ChapterBodyText"/>
+      </w:pPr>
+    </w:p>
+    <w:p>
+      <w:pPr>
+        <w:pStyle w:val="CSP-ChapterBodyText"/>
+      </w:pPr>
+      <w:r>
+        <w:t>I woke up around 10:00 this morning and had some milk, bagels, and a banana for breakfast. After noon, jet lag hit me and I felt so sleepy I went right back to bed and didn't get much done today. Tomorrow morning, I plan to go to the department and see the secretary.</w:t>
+      </w:r>
+    </w:p>
+    <w:p>
+      <w:pPr>
+        <w:pStyle w:val="CSP-ChapterBodyText"/>
+      </w:pPr>
+    </w:p>
+    <w:p>
+      <w:pPr>
+        <w:pStyle w:val="CSP-ChapterBodyText"/>
+      </w:pPr>
+      <w:r>
+        <w:t xml:space="preserve">The journey felt like four separate flights strung together, which was truly exhausting, although I actually felt surprisingly energetic right after getting off the plane. My first impression of America has been very positive. One thing that struck me immediately was the smell of the air. Back home, the air often carries a lived-in scent of cooking, street food, and daily life. </w:t>
+      </w:r>
+      <w:r>
+        <w:lastRenderedPageBreak/>
+        <w:t>Here, it feels cleaner and even has a light, unfamiliar fragrance.</w:t>
+      </w:r>
+    </w:p>
+    <w:p>
+      <w:pPr>
+        <w:pStyle w:val="CSP-ChapterBodyText"/>
+      </w:pPr>
+    </w:p>
+    <w:p>
+      <w:pPr>
+        <w:pStyle w:val="CSP-ChapterBodyText"/>
+      </w:pPr>
+      <w:r>
+        <w:t>I'm going to sleep now and will write more tomorrow.</w:t>
       </w:r>
     </w:p>
     <w:p>
@@ -3652,19 +3544,7 @@
         <w:pStyle w:val="CSP-ChapterBodyText"/>
       </w:pPr>
       <w:r>
-        <w:t>I woke up at 5:00 a.m. this morning and couldn</w:t>
-      </w:r>
-      <w:r>
-        <w:t>’</w:t>
-      </w:r>
-      <w:r>
-        <w:t>t fall back asleep. In the morning, I took the university shuttle to campus. In Austin, students get to ride the bus for free. I went to the department</w:t>
-      </w:r>
-      <w:r>
-        <w:t>’</w:t>
-      </w:r>
-      <w:r>
-        <w:t>s Graduate Office, and they handed me some materials and forms to fill out. It really is a bit hot outdoors in Austin. In the afternoon, I called to schedule my oral English exam. Tomorrow and the day after are the weekend, so I can finally relax a bit.</w:t>
+        <w:t>I woke up at 5:00 this morning and couldn't get back to sleep. In the morning, I took the university shuttle to campus. In Austin, university students get to ride the bus for free. I went to the department's Graduate Office, and they handed me some materials and forms to fill out. It really is a bit hot outdoors in Austin. In the afternoon, I called to schedule my oral English exam. Tomorrow and the day after are the weekend, so I can finally relax a bit.</w:t>
       </w:r>
     </w:p>
     <w:p>
@@ -3728,44 +3608,24 @@
         <w:pStyle w:val="CSP-ChapterBodyText"/>
       </w:pPr>
       <w:r>
-        <w:t>Last night, a classmate drove me to the supermarket to get some groceries. Usually, people here buy a whole week</w:t>
-      </w:r>
-      <w:r>
-        <w:t>’</w:t>
-      </w:r>
-      <w:r>
-        <w:t xml:space="preserve">s worth of food at once. The supermarket is massive; it feels like they have absolutely everything. I bought </w:t>
-      </w:r>
-      <w:r>
-        <w:t>thirteen</w:t>
-      </w:r>
-      <w:r>
-        <w:t xml:space="preserve"> items for $12, which still feels very cheap.</w:t>
-      </w:r>
-    </w:p>
-    <w:p>
-      <w:pPr>
-        <w:pStyle w:val="CSP-ChapterBodyText"/>
-      </w:pPr>
-    </w:p>
-    <w:p>
-      <w:pPr>
-        <w:pStyle w:val="CSP-ChapterBodyText"/>
-      </w:pPr>
-      <w:r>
-        <w:t>When I got up this morning, it took several hours before it suddenly dawned on me that today is my birthday! For lunch today, I baked a frozen pizza, so I guess that counts as my birthday celebration. Tonight, I</w:t>
-      </w:r>
-      <w:r>
-        <w:t>’</w:t>
-      </w:r>
-      <w:r>
-        <w:t>m heading over to Hai</w:t>
-      </w:r>
-      <w:r>
-        <w:t>’</w:t>
-      </w:r>
-      <w:r>
-        <w:t>s house to eat dumplings.</w:t>
+        <w:t>Last night, one of my classmates drove me to the supermarket to get some groceries. Usually, people here buy a whole week's worth of food at once. The supermarket is massive—it feels like they sell absolutely everything. I bought thirteen items for $12, which still feels very cheap.</w:t>
+      </w:r>
+    </w:p>
+    <w:p>
+      <w:pPr>
+        <w:pStyle w:val="CSP-ChapterBodyText"/>
+      </w:pPr>
+    </w:p>
+    <w:p>
+      <w:pPr>
+        <w:pStyle w:val="CSP-ChapterBodyText"/>
+      </w:pPr>
+      <w:r>
+        <w:t xml:space="preserve">When I woke up this morning, it took several hours before it suddenly dawned on me that today is my birthday! For lunch, I baked myself a frozen pizza, so I suppose that counts as my birthday celebration. Tonight, I'm heading over to Hai's house </w:t>
+      </w:r>
+      <w:r>
+        <w:lastRenderedPageBreak/>
+        <w:t>to eat dumplings.</w:t>
       </w:r>
     </w:p>
     <w:p>
@@ -3793,6 +3653,24 @@
       <w:r>
         <w:t>Tong</w:t>
       </w:r>
+    </w:p>
+    <w:p>
+      <w:pPr>
+        <w:pStyle w:val="CSP-ChapterBodyText"/>
+      </w:pPr>
+      <w:r>
+        <w:t>08/19/95</w:t>
+      </w:r>
+    </w:p>
+    <w:p>
+      <w:pPr>
+        <w:pStyle w:val="CSP-ChapterBodyText"/>
+      </w:pPr>
+    </w:p>
+    <w:p>
+      <w:pPr>
+        <w:pStyle w:val="CSP-ChapterBodyText"/>
+      </w:pPr>
     </w:p>
     <w:p>
       <w:pPr>
@@ -3808,9 +3686,6 @@
           <w:docGrid w:linePitch="360"/>
         </w:sectPr>
       </w:pPr>
-      <w:r>
-        <w:t>08/19/95</w:t>
-      </w:r>
     </w:p>
     <w:p>
       <w:pPr>
@@ -3949,49 +3824,7 @@
         <w:pStyle w:val="CSP-ChapterBodyText"/>
       </w:pPr>
       <w:r>
-        <w:t>I</w:t>
-      </w:r>
-      <w:r>
-        <w:t>’</w:t>
-      </w:r>
-      <w:r>
-        <w:t xml:space="preserve">m still </w:t>
-      </w:r>
-      <w:r>
-        <w:t>staying</w:t>
-      </w:r>
-      <w:r>
-        <w:t xml:space="preserve"> </w:t>
-      </w:r>
-      <w:r>
-        <w:t>temporarily at someone</w:t>
-      </w:r>
-      <w:r>
-        <w:t>’</w:t>
-      </w:r>
-      <w:r>
-        <w:t>s apartment. I</w:t>
-      </w:r>
-      <w:r>
-        <w:t>’</w:t>
-      </w:r>
-      <w:r>
-        <w:t>ll be moving into my own place in a day or two, and then you</w:t>
-      </w:r>
-      <w:r>
-        <w:t>’</w:t>
-      </w:r>
-      <w:r>
-        <w:t>ll finally be able to write to me there. The new apartment is completely unfurnished; I will have to buy everything myself, including essentials like a bed, a table</w:t>
-      </w:r>
-      <w:r>
-        <w:t>,</w:t>
-      </w:r>
-      <w:r>
-        <w:t xml:space="preserve"> and a chair. I may also need to get a phone</w:t>
-      </w:r>
-      <w:r>
-        <w:t>.</w:t>
+        <w:t>I'm still staying temporarily at someone else's apartment, but in another day or two I'll be moving into my own place. Once I'm settled, you'll finally be able to write to me there. The apartment is completely unfurnished, so I'll have to buy everything myself—a bed, a table, a chair, and all the other essentials. I may also need to get a phone.</w:t>
       </w:r>
       <w:r>
         <w:rPr>
@@ -3999,115 +3832,61 @@
         </w:rPr>
         <w:footnoteReference w:id="4"/>
       </w:r>
-      <w:r>
-        <w:t xml:space="preserve"> </w:t>
-      </w:r>
-    </w:p>
-    <w:p>
-      <w:pPr>
-        <w:pStyle w:val="CSP-ChapterBodyText"/>
-      </w:pPr>
-    </w:p>
-    <w:p>
-      <w:pPr>
-        <w:pStyle w:val="CSP-ChapterBodyText"/>
-      </w:pPr>
-      <w:r>
-        <w:t>I</w:t>
-      </w:r>
-      <w:r>
-        <w:t>’</w:t>
-      </w:r>
-      <w:r>
-        <w:t>ve been in Austin for over ten days now, but because of my living situation, I haven</w:t>
-      </w:r>
-      <w:r>
-        <w:t>’</w:t>
-      </w:r>
-      <w:r>
-        <w:t xml:space="preserve">t really started cooking proper meals yet. Mostly, I just eat things like bread, eggs, and pizza, or make some instant noodles with vegetables. Sometimes I just grab a burger for lunch on campus. </w:t>
-      </w:r>
-      <w:r>
-        <w:t>Burgers usually cost about $1 each</w:t>
-      </w:r>
-      <w:r>
-        <w:t>, but drinks are not cheap, so a fast-food meal ends up costing around $3. For me, that</w:t>
-      </w:r>
-      <w:r>
-        <w:t>’</w:t>
-      </w:r>
-      <w:r>
-        <w:t>s a pretty expensive lunch.</w:t>
-      </w:r>
-    </w:p>
-    <w:p>
-      <w:pPr>
-        <w:pStyle w:val="CSP-ChapterBodyText"/>
-      </w:pPr>
-    </w:p>
-    <w:p>
-      <w:pPr>
-        <w:pStyle w:val="CSP-ChapterBodyText"/>
-      </w:pPr>
-      <w:r>
-        <w:t>I</w:t>
-      </w:r>
-      <w:r>
-        <w:t>’</w:t>
-      </w:r>
-      <w:r>
-        <w:t>m taking three classes this semester, and they are all in the afternoon. On top of that, I</w:t>
-      </w:r>
-      <w:r>
-        <w:t>’</w:t>
-      </w:r>
-      <w:r>
-        <w:t xml:space="preserve">ll be working as a TA (Teaching Assistant), so I expect this semester will be quite busy. To meet the requirements for interacting with students as a TA, I had to take an oral English exam, and I just barely passed. Hai took the same exam last year and failed. He retook it this year and received a conditional pass, meaning he has to take an English </w:t>
+    </w:p>
+    <w:p>
+      <w:pPr>
+        <w:pStyle w:val="CSP-ChapterBodyText"/>
+      </w:pPr>
+    </w:p>
+    <w:p>
+      <w:pPr>
+        <w:pStyle w:val="CSP-ChapterBodyText"/>
+      </w:pPr>
+      <w:r>
+        <w:t>I've been in Austin for over ten days now, but because of my living situation, I haven't really been able to cook proper meals yet. Most days I just eat things like bread, eggs, and frozen pizza, or make some instant noodles with vegetables. Sometimes I just grab a burger for lunch on campus. Burgers usually cost about a dollar each, but drinks are surprisingly not cheap, so a typical fast-food meal ends up costing around three dollars. For me, that's a pretty expensive lunch.</w:t>
+      </w:r>
+    </w:p>
+    <w:p>
+      <w:pPr>
+        <w:pStyle w:val="CSP-ChapterBodyText"/>
+      </w:pPr>
+    </w:p>
+    <w:p>
+      <w:pPr>
+        <w:pStyle w:val="CSP-ChapterBodyText"/>
+      </w:pPr>
+      <w:r>
+        <w:t xml:space="preserve">This semester I'm taking three classes, all of them in the afternoon. On top of that, I'll be working as a TA (Teaching Assistant), so I expect this semester will be quite busy. Before I could start working with students, I had to pass an oral English exam, and I just barely did. Hai took the same exam last year and failed. He retook it this year and received a </w:t>
       </w:r>
       <w:r>
         <w:lastRenderedPageBreak/>
-        <w:t>course this semester. The department has already assigned me to a class, and tomorrow I</w:t>
-      </w:r>
-      <w:r>
-        <w:t>’</w:t>
-      </w:r>
-      <w:r>
-        <w:t xml:space="preserve">m going to apply for office space. </w:t>
-      </w:r>
-    </w:p>
-    <w:p>
-      <w:pPr>
-        <w:pStyle w:val="CSP-ChapterBodyText"/>
-      </w:pPr>
-    </w:p>
-    <w:p>
-      <w:pPr>
-        <w:pStyle w:val="CSP-ChapterBodyText"/>
-      </w:pPr>
-      <w:r>
-        <w:t xml:space="preserve">These past few days have been relatively busy, mostly because I had to attend the International TA Orientation. It ran for </w:t>
-      </w:r>
-      <w:r>
-        <w:t>four</w:t>
-      </w:r>
-      <w:r>
-        <w:t xml:space="preserve"> consecutive days and just wrapped up yesterday; it was basically a training on how to be an effective international TA. Among the international students, Indians make up the largest group, followed by students from Taiwan, South Korea, and Mainland China. The fall semester officially starts on August 30th. </w:t>
-      </w:r>
-    </w:p>
-    <w:p>
-      <w:pPr>
-        <w:pStyle w:val="CSP-ChapterBodyText"/>
-      </w:pPr>
-    </w:p>
-    <w:p>
-      <w:pPr>
-        <w:pStyle w:val="CSP-ChapterBodyText"/>
-      </w:pPr>
-      <w:r>
-        <w:t xml:space="preserve">I sent an email to </w:t>
-      </w:r>
-      <w:r>
-        <w:t>Chun</w:t>
+        <w:t xml:space="preserve">conditional pass, which means he has to take an English course this semester. The department has already assigned me to a class, and tomorrow I'm going to apply for office space. </w:t>
+      </w:r>
+    </w:p>
+    <w:p>
+      <w:pPr>
+        <w:pStyle w:val="CSP-ChapterBodyText"/>
+      </w:pPr>
+    </w:p>
+    <w:p>
+      <w:pPr>
+        <w:pStyle w:val="CSP-ChapterBodyText"/>
+      </w:pPr>
+      <w:r>
+        <w:t xml:space="preserve">These past few days have been especially busy, mostly because I had to attend the International TA Orientation. It lasted four straight days and just wrapped up yesterday. The program was basically a workshop for international students on how to be an effective teaching assistant. Among the international students, Indians make up the largest group, followed by students from Taiwan, South Korea, and Mainland China. The fall semester officially begins on August 30th. </w:t>
+      </w:r>
+    </w:p>
+    <w:p>
+      <w:pPr>
+        <w:pStyle w:val="CSP-ChapterBodyText"/>
+      </w:pPr>
+    </w:p>
+    <w:p>
+      <w:pPr>
+        <w:pStyle w:val="CSP-ChapterBodyText"/>
+      </w:pPr>
+      <w:r>
+        <w:t>I emailed Chun</w:t>
       </w:r>
       <w:r>
         <w:rPr>
@@ -4116,13 +3895,7 @@
         <w:footnoteReference w:id="5"/>
       </w:r>
       <w:r>
-        <w:t xml:space="preserve"> the day before yesterday, and tomorrow I</w:t>
-      </w:r>
-      <w:r>
-        <w:t>’</w:t>
-      </w:r>
-      <w:r>
-        <w:t>ll check to see whether she has replied.</w:t>
+        <w:t xml:space="preserve"> the day before yesterday. Tomorrow I'll check to see whether she's replied.</w:t>
       </w:r>
     </w:p>
     <w:p>
@@ -4232,122 +4005,63 @@
         <w:pStyle w:val="CSP-ChapterBodyText"/>
       </w:pPr>
       <w:r>
-        <w:t>You can use this address to write to me from now on. I</w:t>
-      </w:r>
-      <w:r>
-        <w:t>’</w:t>
-      </w:r>
-      <w:r>
-        <w:t>m not especially thrilled with the place; the air conditioner is quite noisy. My share of the rent is $250 a month. It</w:t>
-      </w:r>
-      <w:r>
-        <w:t>’</w:t>
-      </w:r>
-      <w:r>
-        <w:t>s a two-bedroom apartment, and another Chinese student lives in the other room. Around here, it</w:t>
-      </w:r>
-      <w:r>
-        <w:t>’</w:t>
-      </w:r>
-      <w:r>
-        <w:t>s pretty much standard for Chinese students to room together. Yesterday I spent $15 on a large table I bought from a neighbor. It</w:t>
-      </w:r>
-      <w:r>
-        <w:t>’</w:t>
-      </w:r>
-      <w:r>
-        <w:t xml:space="preserve">s in pretty good shape, but </w:t>
+        <w:t xml:space="preserve">You can use this address to write to me from now on. I'm not especially thrilled with the place—the air conditioner is quite noisy. My share of the rent is $250 a month. It's a two-bedroom apartment, and I'm sharing it with another Chinese student. Around here, it's pretty much the norm for Chinese students to </w:t>
       </w:r>
       <w:r>
         <w:lastRenderedPageBreak/>
-        <w:t>since I don</w:t>
-      </w:r>
-      <w:r>
-        <w:t>’</w:t>
-      </w:r>
-      <w:r>
-        <w:t>t have a chair yet, I</w:t>
-      </w:r>
-      <w:r>
-        <w:t>’</w:t>
-      </w:r>
-      <w:r>
-        <w:t>m actually standing up as I write this letter to you. At night, I just spread a bedsheet on the carpet and sleep there.</w:t>
-      </w:r>
-    </w:p>
-    <w:p>
-      <w:pPr>
-        <w:pStyle w:val="CSP-ChapterBodyText"/>
-      </w:pPr>
-    </w:p>
-    <w:p>
-      <w:pPr>
-        <w:pStyle w:val="CSP-ChapterBodyText"/>
-      </w:pPr>
-      <w:r>
-        <w:t>My monthly TA stipend is $1,067, which doesn</w:t>
-      </w:r>
-      <w:r>
-        <w:t>’</w:t>
-      </w:r>
-      <w:r>
-        <w:t xml:space="preserve">t include health insurance, and I also have to pay my tuition and fees. Tuition and fees for the fall semester came to $1,457.97. </w:t>
-      </w:r>
-    </w:p>
-    <w:p>
-      <w:pPr>
-        <w:pStyle w:val="CSP-ChapterBodyText"/>
-      </w:pPr>
-    </w:p>
-    <w:p>
-      <w:pPr>
-        <w:pStyle w:val="CSP-ChapterBodyText"/>
-      </w:pPr>
-      <w:r>
-        <w:t>Chun</w:t>
-      </w:r>
-      <w:r>
-        <w:t xml:space="preserve"> didn</w:t>
-      </w:r>
-      <w:r>
-        <w:t>’</w:t>
-      </w:r>
-      <w:r>
-        <w:t>t reply to my email. I</w:t>
-      </w:r>
-      <w:r>
-        <w:t>’</w:t>
-      </w:r>
-      <w:r>
-        <w:t>m not sure whether she never received it or simply has no way to reply. I need to write her a proper letter today.</w:t>
-      </w:r>
-    </w:p>
-    <w:p>
-      <w:pPr>
-        <w:pStyle w:val="CSP-ChapterBodyText"/>
-      </w:pPr>
-    </w:p>
-    <w:p>
-      <w:pPr>
-        <w:pStyle w:val="CSP-ChapterBodyText"/>
-      </w:pPr>
-      <w:r>
-        <w:t xml:space="preserve">School starts tomorrow. </w:t>
-      </w:r>
-      <w:r>
-        <w:t>I hope life settles into a groove once things get going.</w:t>
-      </w:r>
-      <w:r>
-        <w:t xml:space="preserve"> </w:t>
-      </w:r>
-      <w:r>
-        <w:t>I</w:t>
-      </w:r>
-      <w:r>
-        <w:t>’</w:t>
-      </w:r>
-      <w:r>
-        <w:t>ll wrap things up here.</w:t>
+        <w:t>room together.</w:t>
+      </w:r>
+    </w:p>
+    <w:p>
+      <w:pPr>
+        <w:pStyle w:val="CSP-ChapterBodyText"/>
+      </w:pPr>
+    </w:p>
+    <w:p>
+      <w:pPr>
+        <w:pStyle w:val="CSP-ChapterBodyText"/>
+      </w:pPr>
+      <w:r>
+        <w:t>Yesterday I bought a large table from a neighbor for $15. It's in pretty good shape. But since I still don't have a chair, I'm actually standing as I write this letter to you. At night, I simply spread a bedsheet on the carpet and sleep there.</w:t>
+      </w:r>
+    </w:p>
+    <w:p>
+      <w:pPr>
+        <w:pStyle w:val="CSP-ChapterBodyText"/>
+      </w:pPr>
+    </w:p>
+    <w:p>
+      <w:pPr>
+        <w:pStyle w:val="CSP-ChapterBodyText"/>
+      </w:pPr>
+      <w:r>
+        <w:t xml:space="preserve">My monthly TA stipend is $1,067, which doesn't include health insurance, and I also have to pay my tuition and fees. Tuition and fees for the fall semester came to $1,457.97. </w:t>
+      </w:r>
+    </w:p>
+    <w:p>
+      <w:pPr>
+        <w:pStyle w:val="CSP-ChapterBodyText"/>
+      </w:pPr>
+    </w:p>
+    <w:p>
+      <w:pPr>
+        <w:pStyle w:val="CSP-ChapterBodyText"/>
+      </w:pPr>
+      <w:r>
+        <w:t>Chun still hasn't replied to my email. I'm not sure whether she never received it or simply has no way to respond. I need to write her a proper letter today.</w:t>
+      </w:r>
+    </w:p>
+    <w:p>
+      <w:pPr>
+        <w:pStyle w:val="CSP-ChapterBodyText"/>
+      </w:pPr>
+    </w:p>
+    <w:p>
+      <w:pPr>
+        <w:pStyle w:val="CSP-ChapterBodyText"/>
+      </w:pPr>
+      <w:r>
+        <w:t>Classes begin tomorrow. I hope life settles into a groove once things get going.</w:t>
       </w:r>
     </w:p>
     <w:p>
@@ -4380,19 +4094,8 @@
       <w:pPr>
         <w:pStyle w:val="CSP-ChapterBodyText"/>
       </w:pPr>
-    </w:p>
-    <w:p>
-      <w:pPr>
-        <w:pStyle w:val="CSP-ChapterBodyText"/>
-      </w:pPr>
-      <w:r>
-        <w:t>P.S. I was surprised to discover that there</w:t>
-      </w:r>
-      <w:r>
-        <w:t>’</w:t>
-      </w:r>
-      <w:r>
-        <w:t>s no midday nap break here.</w:t>
+      <w:r>
+        <w:t>P.S. I was surprised to discover that people don't take midday naps here.</w:t>
       </w:r>
       <w:r>
         <w:rPr>
@@ -4414,19 +4117,7 @@
         <w:pStyle w:val="CSP-ChapterBodyText"/>
       </w:pPr>
       <w:r>
-        <w:t>P.P.S. I</w:t>
-      </w:r>
-      <w:r>
-        <w:t>’</w:t>
-      </w:r>
-      <w:r>
-        <w:t>ll deposit the money in the bank in a couple of days, so please don</w:t>
-      </w:r>
-      <w:r>
-        <w:t>’</w:t>
-      </w:r>
-      <w:r>
-        <w:t>t worry.</w:t>
+        <w:t>P.P.S. I'll deposit the money in the bank in a couple of days, so please don't worry.</w:t>
       </w:r>
     </w:p>
     <w:p>
@@ -16180,71 +15871,20 @@
         <w:pStyle w:val="CSP-ChapterBodyText"/>
       </w:pPr>
       <w:r>
-        <w:t>It must have been a sunny day—at least, that</w:t>
-      </w:r>
-      <w:r>
-        <w:t>’</w:t>
-      </w:r>
-      <w:r>
-        <w:t>s how I remember Austin. In my mind, Austin summers are permanently bright, hot, and full of possibility. I don</w:t>
-      </w:r>
-      <w:r>
-        <w:t>’</w:t>
-      </w:r>
-      <w:r>
-        <w:t xml:space="preserve">t </w:t>
-      </w:r>
-      <w:r>
-        <w:t>recall</w:t>
-      </w:r>
-      <w:r>
-        <w:t xml:space="preserve"> </w:t>
-      </w:r>
-      <w:r>
-        <w:t>the exact date, but it must have been my first week in Austin. I was walking down the steps in front of the university library and trying to decide where to go for lunch. That was when I ran into this guy I had only known for a few days. Standing next to him was a new graduate student from China</w:t>
-      </w:r>
-      <w:r>
-        <w:t>, her long black hair falling past her shoulders.</w:t>
-      </w:r>
-      <w:r>
-        <w:t xml:space="preserve"> Her name was Emma.</w:t>
-      </w:r>
-    </w:p>
-    <w:p>
-      <w:pPr>
-        <w:pStyle w:val="CSP-ChapterBodyText"/>
-      </w:pPr>
-    </w:p>
-    <w:p>
-      <w:pPr>
-        <w:pStyle w:val="CSP-ChapterBodyText"/>
-      </w:pPr>
-      <w:r>
-        <w:t>She wanted to go to Dobie Center for lunch—there was a Wendy</w:t>
-      </w:r>
-      <w:r>
-        <w:t>’</w:t>
-      </w:r>
-      <w:r>
-        <w:t xml:space="preserve">s there. </w:t>
-      </w:r>
-      <w:r>
-        <w:t>“</w:t>
-      </w:r>
-      <w:r>
-        <w:t>Why don</w:t>
-      </w:r>
-      <w:r>
-        <w:t>’</w:t>
-      </w:r>
-      <w:r>
-        <w:t>t you show her the way?</w:t>
-      </w:r>
-      <w:r>
-        <w:t>”</w:t>
-      </w:r>
-      <w:r>
-        <w:t xml:space="preserve"> He asked. Now, that was an excellent suggestion, except for one small problem: I had absolutely no idea where Dobie Center was. </w:t>
+        <w:t>It must have been a sunny day—at least, that's how I remember Austin. In my mind, Austin summers are permanently bright, hot, and full of possibility. I don't recall the exact date, but it must have been my first week in Austin. I was walking down the steps in front of the university library, trying to decide where to go for lunch. That was when I ran into this guy I had only known for a few days. Standing next to him was a new graduate student from China, her long black hair falling past her shoulders. Her name was Emma.</w:t>
+      </w:r>
+    </w:p>
+    <w:p>
+      <w:pPr>
+        <w:pStyle w:val="CSP-ChapterBodyText"/>
+      </w:pPr>
+    </w:p>
+    <w:p>
+      <w:pPr>
+        <w:pStyle w:val="CSP-ChapterBodyText"/>
+      </w:pPr>
+      <w:r>
+        <w:t xml:space="preserve">She wanted to go to Dobie Center for lunch—there was a Wendy's there. “Why don't you show her the way?” he asked. Now, that was an excellent suggestion, except for one small problem: I had absolutely no idea where Dobie Center was. </w:t>
       </w:r>
       <w:proofErr w:type="gramStart"/>
       <w:r>
@@ -16252,119 +15892,50 @@
       </w:r>
       <w:proofErr w:type="gramEnd"/>
       <w:r>
-        <w:t xml:space="preserve"> I said, </w:t>
-      </w:r>
-      <w:r>
-        <w:t>“</w:t>
-      </w:r>
-      <w:r>
-        <w:t>Sure!</w:t>
-      </w:r>
-      <w:r>
-        <w:t>”</w:t>
-      </w:r>
-    </w:p>
-    <w:p>
-      <w:pPr>
-        <w:pStyle w:val="CSP-ChapterBodyText"/>
-      </w:pPr>
-    </w:p>
-    <w:p>
-      <w:pPr>
-        <w:pStyle w:val="CSP-ChapterBodyText"/>
-      </w:pPr>
-      <w:r>
-        <w:t>We ended up having lunch together at the Wendy</w:t>
-      </w:r>
-      <w:r>
-        <w:t>’</w:t>
-      </w:r>
-      <w:r>
-        <w:t>s. I ordered just a burger. If I remember correctly, she ordered a meal with a baked potato. She carefully slit the potato open and topped it with butter, chives, cheese</w:t>
-      </w:r>
-      <w:r>
-        <w:t>,</w:t>
-      </w:r>
-      <w:r>
-        <w:t xml:space="preserve"> and bacon. She told me she had worked in sales at IBM China for a year before coming to Austin. She definitely looked more confident and polished than I did. After all, up to that point I had been nothing but a full-</w:t>
+        <w:t xml:space="preserve"> I said, "Sure!"</w:t>
+      </w:r>
+    </w:p>
+    <w:p>
+      <w:pPr>
+        <w:pStyle w:val="CSP-ChapterBodyText"/>
+      </w:pPr>
+    </w:p>
+    <w:p>
+      <w:pPr>
+        <w:pStyle w:val="CSP-ChapterBodyText"/>
+      </w:pPr>
+      <w:r>
+        <w:t>We ended up having lunch together at the Wendy's. I ordered only a burger. If I remember correctly, she got a meal with a baked potato. She carefully slit the potato open and topped it with butter, chives, cheese, and bacon. She told me she had worked in sales at IBM China for a year before coming to Austin. She definitely looked more confident and polished than I did. After all, up to that point I had been nothing but a full-</w:t>
       </w:r>
       <w:r>
         <w:lastRenderedPageBreak/>
-        <w:t xml:space="preserve">time student. She has arrived in Austin at least a week earlier than I had and </w:t>
-      </w:r>
-      <w:r>
-        <w:t>was staying</w:t>
-      </w:r>
-      <w:r>
-        <w:t xml:space="preserve"> at her sister</w:t>
-      </w:r>
-      <w:r>
-        <w:t>’</w:t>
-      </w:r>
-      <w:r>
-        <w:t>s place.</w:t>
-      </w:r>
-    </w:p>
-    <w:p>
-      <w:pPr>
-        <w:pStyle w:val="CSP-ChapterBodyText"/>
-      </w:pPr>
-    </w:p>
-    <w:p>
-      <w:pPr>
-        <w:pStyle w:val="CSP-ChapterBodyText"/>
-      </w:pPr>
-      <w:r>
-        <w:t>“</w:t>
-      </w:r>
-      <w:r>
-        <w:t xml:space="preserve">So, why did you come only two days before </w:t>
-      </w:r>
-      <w:r>
-        <w:t>the semester</w:t>
-      </w:r>
-      <w:r>
-        <w:t xml:space="preserve"> </w:t>
-      </w:r>
-      <w:r>
-        <w:t>started?</w:t>
-      </w:r>
-      <w:r>
-        <w:t>”</w:t>
-      </w:r>
-      <w:r>
-        <w:t xml:space="preserve"> she asked, innocently.</w:t>
-      </w:r>
-    </w:p>
-    <w:p>
-      <w:pPr>
-        <w:pStyle w:val="CSP-ChapterBodyText"/>
-      </w:pPr>
-    </w:p>
-    <w:p>
-      <w:pPr>
-        <w:pStyle w:val="CSP-ChapterBodyText"/>
-      </w:pPr>
-      <w:r>
-        <w:t>“</w:t>
-      </w:r>
-      <w:r>
-        <w:t>Because every extra day costs me money I don</w:t>
-      </w:r>
-      <w:r>
-        <w:t>’</w:t>
-      </w:r>
-      <w:r>
-        <w:t>t have</w:t>
-      </w:r>
-      <w:r>
-        <w:t>,</w:t>
-      </w:r>
-      <w:r>
-        <w:t>”</w:t>
-      </w:r>
-      <w:r>
-        <w:t xml:space="preserve"> I replied. Not exactly the kind of line you find in movies. </w:t>
+        <w:t>time student. She had arrived in Austin at least a week before I did and was staying at her sister's place.</w:t>
+      </w:r>
+    </w:p>
+    <w:p>
+      <w:pPr>
+        <w:pStyle w:val="CSP-ChapterBodyText"/>
+      </w:pPr>
+    </w:p>
+    <w:p>
+      <w:pPr>
+        <w:pStyle w:val="CSP-ChapterBodyText"/>
+      </w:pPr>
+      <w:r>
+        <w:t>"So, why did you come only two days before the semester started?" she asked, innocently.</w:t>
+      </w:r>
+    </w:p>
+    <w:p>
+      <w:pPr>
+        <w:pStyle w:val="CSP-ChapterBodyText"/>
+      </w:pPr>
+    </w:p>
+    <w:p>
+      <w:pPr>
+        <w:pStyle w:val="CSP-ChapterBodyText"/>
+      </w:pPr>
+      <w:r>
+        <w:t xml:space="preserve">"Because every extra day costs me money I don't have,” I replied. Not exactly the kind of line you find in movies. </w:t>
       </w:r>
     </w:p>
     <w:p>
@@ -16411,16 +15982,7 @@
         <w:pStyle w:val="CSP-ChapterBodyText"/>
       </w:pPr>
       <w:r>
-        <w:t>06/</w:t>
-      </w:r>
-      <w:r>
-        <w:t>18</w:t>
-      </w:r>
-      <w:r>
-        <w:t>/</w:t>
-      </w:r>
-      <w:r>
-        <w:t>2026</w:t>
+        <w:t>06/18/2026</w:t>
       </w:r>
     </w:p>
     <w:p>
@@ -18217,13 +17779,10 @@
         <w:t xml:space="preserve"> </w:t>
       </w:r>
       <w:r>
-        <w:t>In 1995, I graduated from Tsinghua University with a master</w:t>
-      </w:r>
-      <w:r>
-        <w:t>’</w:t>
-      </w:r>
-      <w:r>
-        <w:t>s degree and was admitted to the Ph.D. program in Computer Science at the University of Texas at Austin.</w:t>
+        <w:t>In 1995, I completed my master’s degree at Tsinghua University and was admitted to the Ph.D. program in computer science at the University of Texas at Austin</w:t>
+      </w:r>
+      <w:r>
+        <w:t>.</w:t>
       </w:r>
     </w:p>
   </w:footnote>
@@ -18326,13 +17885,7 @@
         <w:t xml:space="preserve"> </w:t>
       </w:r>
       <w:r>
-        <w:t xml:space="preserve">Chun is the young woman I met through a family friend in the summer of 1995, just a </w:t>
-      </w:r>
-      <w:r>
-        <w:t>month</w:t>
-      </w:r>
-      <w:r>
-        <w:t xml:space="preserve"> before I left for the United States.</w:t>
+        <w:t>Chun is the young woman I met through a family friend in the summer of 1995, just a month before I left for the United States.</w:t>
       </w:r>
     </w:p>
   </w:footnote>
@@ -18351,7 +17904,10 @@
         <w:t xml:space="preserve"> </w:t>
       </w:r>
       <w:r>
-        <w:t xml:space="preserve">The midday nap, known in Chinese as </w:t>
+        <w:t>The midday nap, known in Chinese as</w:t>
+      </w:r>
+      <w:r>
+        <w:t xml:space="preserve"> </w:t>
       </w:r>
       <w:proofErr w:type="spellStart"/>
       <w:r>

--- a/letters_from_usa/book.docx
+++ b/letters_from_usa/book.docx
@@ -2643,7 +2643,7 @@
                 <w:sz w:val="20"/>
                 <w:szCs w:val="20"/>
               </w:rPr>
-              <w:t>Hello Edison!</w:t>
+              <w:t>Starting to Feel Like Home</w:t>
             </w:r>
           </w:p>
         </w:tc>
@@ -5395,21 +5395,13 @@
         <w:t>’</w:t>
       </w:r>
       <w:r>
-        <w:t xml:space="preserve">t have much money left in my checking account, so I checked my balance over the phone. To my surprise, there was actually $1,140 in it! As it turns out, today is the last day of September, which means </w:t>
-      </w:r>
-      <w:proofErr w:type="gramStart"/>
-      <w:r>
-        <w:t>it</w:t>
-      </w:r>
-      <w:r>
-        <w:t>’</w:t>
-      </w:r>
-      <w:r>
-        <w:t>s</w:t>
-      </w:r>
-      <w:proofErr w:type="gramEnd"/>
-      <w:r>
-        <w:t xml:space="preserve"> payday.</w:t>
+        <w:t>t have much money left in my checking account, so I checked my balance over the phone. To my surprise, there was actually $1,140 in it! As it turns out, today is the last day of September, which means it</w:t>
+      </w:r>
+      <w:r>
+        <w:t>’</w:t>
+      </w:r>
+      <w:r>
+        <w:t>s payday.</w:t>
       </w:r>
     </w:p>
     <w:p>
@@ -5953,15 +5945,7 @@
         <w:pStyle w:val="CSP-ChapterBodyText"/>
       </w:pPr>
       <w:r>
-        <w:t xml:space="preserve">My apartment lease is up at the end of February. I could renew it, </w:t>
-      </w:r>
-      <w:proofErr w:type="gramStart"/>
-      <w:r>
-        <w:t>but</w:t>
-      </w:r>
-      <w:proofErr w:type="gramEnd"/>
-      <w:r>
-        <w:t xml:space="preserve"> if possible, I</w:t>
+        <w:t>My apartment lease is up at the end of February. I could renew it, but if possible, I</w:t>
       </w:r>
       <w:r>
         <w:t>’</w:t>
@@ -6044,31 +6028,13 @@
       <w:r>
         <w:t xml:space="preserve"> </w:t>
       </w:r>
-      <w:proofErr w:type="spellStart"/>
       <w:r>
         <w:rPr>
           <w:i/>
           <w:iCs w:val="0"/>
         </w:rPr>
-        <w:t>Wànshèng</w:t>
-      </w:r>
-      <w:proofErr w:type="spellEnd"/>
-      <w:r>
-        <w:rPr>
-          <w:i/>
-          <w:iCs w:val="0"/>
-        </w:rPr>
-        <w:t xml:space="preserve"> </w:t>
-      </w:r>
-      <w:proofErr w:type="spellStart"/>
-      <w:r>
-        <w:rPr>
-          <w:i/>
-          <w:iCs w:val="0"/>
-        </w:rPr>
-        <w:t>Jié</w:t>
-      </w:r>
-      <w:proofErr w:type="spellEnd"/>
+        <w:t>Wànshèng Jié</w:t>
+      </w:r>
       <w:r>
         <w:t>—but it</w:t>
       </w:r>
@@ -7062,21 +7028,13 @@
         <w:t>’</w:t>
       </w:r>
       <w:r>
-        <w:t xml:space="preserve">t running, so I have to take the regular city bus. I ended up getting straight </w:t>
-      </w:r>
-      <w:proofErr w:type="gramStart"/>
-      <w:r>
-        <w:t>A</w:t>
-      </w:r>
-      <w:r>
-        <w:t>’</w:t>
-      </w:r>
-      <w:r>
-        <w:t>s</w:t>
-      </w:r>
-      <w:proofErr w:type="gramEnd"/>
-      <w:r>
-        <w:t xml:space="preserve"> in all three of my classes this semester, which I pretty much expected. It definitely gives me a lot more confidence about my coursework going forward. I</w:t>
+        <w:t>t running, so I have to take the regular city bus. I ended up getting straight A</w:t>
+      </w:r>
+      <w:r>
+        <w:t>’</w:t>
+      </w:r>
+      <w:r>
+        <w:t>s in all three of my classes this semester, which I pretty much expected. It definitely gives me a lot more confidence about my coursework going forward. I</w:t>
       </w:r>
       <w:r>
         <w:t>’</w:t>
@@ -7094,15 +7052,7 @@
         <w:t>’</w:t>
       </w:r>
       <w:r>
-        <w:t>ll be TA-</w:t>
-      </w:r>
-      <w:proofErr w:type="spellStart"/>
-      <w:r>
-        <w:t>ing</w:t>
-      </w:r>
-      <w:proofErr w:type="spellEnd"/>
-      <w:r>
-        <w:t xml:space="preserve"> for yet, but I</w:t>
+        <w:t>ll be TA-ing for yet, but I</w:t>
       </w:r>
       <w:r>
         <w:t>’</w:t>
@@ -7194,15 +7144,7 @@
         <w:t>’</w:t>
       </w:r>
       <w:r>
-        <w:t>m moving. Coincidentally, our Taiwanese neighbor, Yao-</w:t>
-      </w:r>
-      <w:proofErr w:type="spellStart"/>
-      <w:r>
-        <w:t>zhu</w:t>
-      </w:r>
-      <w:proofErr w:type="spellEnd"/>
-      <w:r>
-        <w:t>, is moving out too because she just bought a mobile home. It</w:t>
+        <w:t>m moving. Coincidentally, our Taiwanese neighbor, Yao-zhu, is moving out too because she just bought a mobile home. It</w:t>
       </w:r>
       <w:r>
         <w:t>’</w:t>
@@ -7214,15 +7156,7 @@
         <w:t>’</w:t>
       </w:r>
       <w:r>
-        <w:t>s really nice—two bedrooms, a living room, a kitchen, a bathroom, and it even comes with a washer and dryer. The neighborhood seems nice too. She repeatedly asked me to be her tenant, offering me rent for $200 a month plus half the utilities, which sounded tempting. At the time, though, I was already negotiating with that American student, and rooming with him would run me closer to $330. Compared to that, her mobile home was cheaper and just as nice, so I turned down the American student and told Yao-</w:t>
-      </w:r>
-      <w:proofErr w:type="spellStart"/>
-      <w:r>
-        <w:t>zhu</w:t>
-      </w:r>
-      <w:proofErr w:type="spellEnd"/>
-      <w:r>
-        <w:t xml:space="preserve"> I</w:t>
+        <w:t>s really nice—two bedrooms, a living room, a kitchen, a bathroom, and it even comes with a washer and dryer. The neighborhood seems nice too. She repeatedly asked me to be her tenant, offering me rent for $200 a month plus half the utilities, which sounded tempting. At the time, though, I was already negotiating with that American student, and rooming with him would run me closer to $330. Compared to that, her mobile home was cheaper and just as nice, so I turned down the American student and told Yao-zhu I</w:t>
       </w:r>
       <w:r>
         <w:t>’</w:t>
@@ -7671,15 +7605,7 @@
         <w:t>’</w:t>
       </w:r>
       <w:r>
-        <w:t>ll be TA-</w:t>
-      </w:r>
-      <w:proofErr w:type="spellStart"/>
-      <w:r>
-        <w:t>ing</w:t>
-      </w:r>
-      <w:proofErr w:type="spellEnd"/>
-      <w:r>
-        <w:t xml:space="preserve"> for a C++ course. C++ is a programming language similar to C. The grading workload will probably be a bit heavier, making me busier than the last term, but at least I</w:t>
+        <w:t>ll be TA-ing for a C++ course. C++ is a programming language similar to C. The grading workload will probably be a bit heavier, making me busier than the last term, but at least I</w:t>
       </w:r>
       <w:r>
         <w:t>’</w:t>
@@ -8070,18 +7996,10 @@
         <w:t>re always shocked. Most of his friends are ethnically Chinese, specifically Taiwanese and Hong</w:t>
       </w:r>
       <w:r>
-        <w:t xml:space="preserve"> </w:t>
-      </w:r>
-      <w:proofErr w:type="spellStart"/>
-      <w:r>
-        <w:t>K</w:t>
-      </w:r>
-      <w:r>
-        <w:t>ongers</w:t>
-      </w:r>
-      <w:proofErr w:type="spellEnd"/>
-      <w:r>
-        <w:t xml:space="preserve"> who grew up in the States. He</w:t>
+        <w:t xml:space="preserve"> K</w:t>
+      </w:r>
+      <w:r>
+        <w:t>ongers who grew up in the States. He</w:t>
       </w:r>
       <w:r>
         <w:t>’</w:t>
@@ -9000,21 +8918,13 @@
         <w:pStyle w:val="CSP-ChapterBodyText"/>
       </w:pPr>
       <w:r>
-        <w:t xml:space="preserve">I received your letter dated March 16, and I was so relieved to get your phone call the day before yesterday and hear that </w:t>
-      </w:r>
-      <w:proofErr w:type="gramStart"/>
-      <w:r>
-        <w:t>Mom</w:t>
-      </w:r>
-      <w:r>
-        <w:t>’</w:t>
-      </w:r>
-      <w:r>
-        <w:t>s</w:t>
-      </w:r>
-      <w:proofErr w:type="gramEnd"/>
-      <w:r>
-        <w:t xml:space="preserve"> wrist is much better now.</w:t>
+        <w:t>I received your letter dated March 16, and I was so relieved to get your phone call the day before yesterday and hear that Mom</w:t>
+      </w:r>
+      <w:r>
+        <w:t>’</w:t>
+      </w:r>
+      <w:r>
+        <w:t>s wrist is much better now.</w:t>
       </w:r>
     </w:p>
     <w:p>
@@ -10394,21 +10304,13 @@
         <w:pStyle w:val="CSP-ChapterBodyText"/>
       </w:pPr>
       <w:r>
-        <w:t xml:space="preserve">This morning, Jim drove me to Wei </w:t>
-      </w:r>
-      <w:proofErr w:type="spellStart"/>
-      <w:r>
-        <w:t>Jin</w:t>
-      </w:r>
-      <w:r>
-        <w:t>’</w:t>
-      </w:r>
-      <w:r>
-        <w:t>s</w:t>
-      </w:r>
-      <w:proofErr w:type="spellEnd"/>
-      <w:r>
-        <w:t xml:space="preserve"> place for lunch and we didn</w:t>
+        <w:t>This morning, Jim drove me to Wei Jin</w:t>
+      </w:r>
+      <w:r>
+        <w:t>’</w:t>
+      </w:r>
+      <w:r>
+        <w:t>s place for lunch and we didn</w:t>
       </w:r>
       <w:r>
         <w:t>’</w:t>
@@ -10721,21 +10623,13 @@
         <w:pStyle w:val="CSP-ChapterBodyText"/>
       </w:pPr>
       <w:r>
-        <w:t xml:space="preserve">P.S. I pulled off straight </w:t>
-      </w:r>
-      <w:proofErr w:type="gramStart"/>
-      <w:r>
-        <w:t>A</w:t>
-      </w:r>
-      <w:r>
-        <w:t>’</w:t>
-      </w:r>
-      <w:r>
-        <w:t>s</w:t>
-      </w:r>
-      <w:proofErr w:type="gramEnd"/>
-      <w:r>
-        <w:t xml:space="preserve"> in my three classes again this semester.</w:t>
+        <w:t>P.S. I pulled off straight A</w:t>
+      </w:r>
+      <w:r>
+        <w:t>’</w:t>
+      </w:r>
+      <w:r>
+        <w:t>s in my three classes again this semester.</w:t>
       </w:r>
     </w:p>
     <w:p>
@@ -11045,15 +10939,7 @@
         <w:t>’</w:t>
       </w:r>
       <w:r>
-        <w:t xml:space="preserve">s $761. </w:t>
-      </w:r>
-      <w:proofErr w:type="gramStart"/>
-      <w:r>
-        <w:t>So</w:t>
-      </w:r>
-      <w:proofErr w:type="gramEnd"/>
-      <w:r>
-        <w:t xml:space="preserve"> you can see they hit you pretty hard with taxes here. </w:t>
+        <w:t xml:space="preserve">s $761. So you can see they hit you pretty hard with taxes here. </w:t>
       </w:r>
       <w:r>
         <w:lastRenderedPageBreak/>
@@ -11138,21 +11024,13 @@
         <w:t>’</w:t>
       </w:r>
       <w:r>
-        <w:t xml:space="preserve">m so happy to hear that </w:t>
-      </w:r>
-      <w:proofErr w:type="gramStart"/>
-      <w:r>
-        <w:t>Dad</w:t>
-      </w:r>
-      <w:r>
-        <w:t>’</w:t>
-      </w:r>
-      <w:r>
-        <w:t>s</w:t>
-      </w:r>
-      <w:proofErr w:type="gramEnd"/>
-      <w:r>
-        <w:t xml:space="preserve"> wind turbine design turned out so well—keep up the great work! But please make sure to get some rest too. It</w:t>
+        <w:t>m so happy to hear that Dad</w:t>
+      </w:r>
+      <w:r>
+        <w:t>’</w:t>
+      </w:r>
+      <w:r>
+        <w:t>s wind turbine design turned out so well—keep up the great work! But please make sure to get some rest too. It</w:t>
       </w:r>
       <w:r>
         <w:t>’</w:t>
@@ -11189,15 +11067,7 @@
         <w:pStyle w:val="CSP-ChapterBodyText"/>
       </w:pPr>
       <w:r>
-        <w:t xml:space="preserve">Give my best to Wang Wei, Xiao Fan, and little </w:t>
-      </w:r>
-      <w:proofErr w:type="spellStart"/>
-      <w:r>
-        <w:t>Yueyue</w:t>
-      </w:r>
-      <w:proofErr w:type="spellEnd"/>
-      <w:r>
-        <w:t>.</w:t>
+        <w:t>Give my best to Wang Wei, Xiao Fan, and little Yueyue.</w:t>
       </w:r>
     </w:p>
     <w:p>
@@ -11552,15 +11422,7 @@
         <w:t>’</w:t>
       </w:r>
       <w:r>
-        <w:t xml:space="preserve">s degrees over </w:t>
-      </w:r>
-      <w:proofErr w:type="spellStart"/>
-      <w:r>
-        <w:t>Ph.D.s</w:t>
-      </w:r>
-      <w:proofErr w:type="spellEnd"/>
-      <w:r>
-        <w:t>.</w:t>
+        <w:t>s degrees over Ph.D.s.</w:t>
       </w:r>
       <w:r>
         <w:t xml:space="preserve"> In other words, getting a Ph.D. often means limiting yourself to major corporations or research labs. Next semester, I plan to take three more classes to see whether any specific field catches my interest or whether I can find a suitable advisor. I</w:t>
@@ -13164,15 +13026,7 @@
         <w:pStyle w:val="CSP-ChapterBodyText"/>
       </w:pPr>
       <w:r>
-        <w:t xml:space="preserve">I see that </w:t>
-      </w:r>
-      <w:proofErr w:type="gramStart"/>
-      <w:r>
-        <w:t>Mom</w:t>
-      </w:r>
-      <w:proofErr w:type="gramEnd"/>
-      <w:r>
-        <w:t xml:space="preserve"> has officially retired! I can hardly believe how quickly that happened. It</w:t>
+        <w:t>I see that Mom has officially retired! I can hardly believe how quickly that happened. It</w:t>
       </w:r>
       <w:r>
         <w:t>’</w:t>
@@ -13346,15 +13200,7 @@
         <w:t>’</w:t>
       </w:r>
       <w:r>
-        <w:t>ll also be moving in mid-December and renting a room from my Taiwanese friend Yao-</w:t>
-      </w:r>
-      <w:proofErr w:type="spellStart"/>
-      <w:r>
-        <w:t>zhu</w:t>
-      </w:r>
-      <w:proofErr w:type="spellEnd"/>
-      <w:r>
-        <w:t>. She</w:t>
+        <w:t>ll also be moving in mid-December and renting a room from my Taiwanese friend Yao-zhu. She</w:t>
       </w:r>
       <w:r>
         <w:t>’</w:t>
@@ -13413,15 +13259,7 @@
         <w:t>’</w:t>
       </w:r>
       <w:r>
-        <w:t>ve only practiced three times. My first two driving lessons were with Yao-</w:t>
-      </w:r>
-      <w:proofErr w:type="spellStart"/>
-      <w:r>
-        <w:t>zhu</w:t>
-      </w:r>
-      <w:proofErr w:type="spellEnd"/>
-      <w:r>
-        <w:t>, and Robin taught me once as well. I can handle the basics fine, but obviously, I still need a lot more practice. I</w:t>
+        <w:t>ve only practiced three times. My first two driving lessons were with Yao-zhu, and Robin taught me once as well. I can handle the basics fine, but obviously, I still need a lot more practice. I</w:t>
       </w:r>
       <w:r>
         <w:t>’</w:t>
@@ -13766,15 +13604,7 @@
         <w:pStyle w:val="CSP-ChapterBodyText"/>
       </w:pPr>
       <w:r>
-        <w:t xml:space="preserve">A couple of months ago, my classmate </w:t>
-      </w:r>
-      <w:proofErr w:type="spellStart"/>
-      <w:r>
-        <w:t>Xun</w:t>
-      </w:r>
-      <w:proofErr w:type="spellEnd"/>
-      <w:r>
-        <w:t xml:space="preserve"> joined me for the Morgan Stanley on-site interview in New York, but unfortunately, he didn</w:t>
+        <w:t>A couple of months ago, my classmate Xun joined me for the Morgan Stanley on-site interview in New York, but unfortunately, he didn</w:t>
       </w:r>
       <w:r>
         <w:t>’</w:t>
@@ -13799,15 +13629,7 @@
         <w:pStyle w:val="CSP-ChapterBodyText"/>
       </w:pPr>
       <w:r>
-        <w:t xml:space="preserve">The interview wrapped up around noon, and afterward, </w:t>
-      </w:r>
-      <w:proofErr w:type="spellStart"/>
-      <w:r>
-        <w:t>Xun</w:t>
-      </w:r>
-      <w:proofErr w:type="spellEnd"/>
-      <w:r>
-        <w:t xml:space="preserve"> and I took a cab down to Manhattan</w:t>
+        <w:t>The interview wrapped up around noon, and afterward, Xun and I took a cab down to Manhattan</w:t>
       </w:r>
       <w:r>
         <w:t>’</w:t>
@@ -13819,15 +13641,7 @@
         <w:t>’</w:t>
       </w:r>
       <w:r>
-        <w:t xml:space="preserve">t have much besides Chinese restaurants—some of them quite large—as well as a few grocery stores. There are street vendors along the sidewalks, and the streets were packed with Chinese people. It felt like walking down </w:t>
-      </w:r>
-      <w:proofErr w:type="spellStart"/>
-      <w:r>
-        <w:t>Wangfujing</w:t>
-      </w:r>
-      <w:proofErr w:type="spellEnd"/>
-      <w:r>
-        <w:t xml:space="preserve"> in Beijing, except almost everyone was speaking Cantonese</w:t>
+        <w:t>t have much besides Chinese restaurants—some of them quite large—as well as a few grocery stores. There are street vendors along the sidewalks, and the streets were packed with Chinese people. It felt like walking down Wangfujing in Beijing, except almost everyone was speaking Cantonese</w:t>
       </w:r>
       <w:r>
         <w:t>.</w:t>
@@ -13924,15 +13738,7 @@
         <w:t>’</w:t>
       </w:r>
       <w:r>
-        <w:t xml:space="preserve">ve already been in the States for a year and four months. All things </w:t>
-      </w:r>
-      <w:proofErr w:type="gramStart"/>
-      <w:r>
-        <w:t>considered,</w:t>
-      </w:r>
-      <w:proofErr w:type="gramEnd"/>
-      <w:r>
-        <w:t xml:space="preserve"> it</w:t>
+        <w:t>ve already been in the States for a year and four months. All things considered, it</w:t>
       </w:r>
       <w:r>
         <w:t>’</w:t>
@@ -14652,21 +14458,13 @@
         <w:t>’</w:t>
       </w:r>
       <w:r>
-        <w:t xml:space="preserve">m sorry to hear that </w:t>
-      </w:r>
-      <w:proofErr w:type="gramStart"/>
-      <w:r>
-        <w:t>Mom</w:t>
-      </w:r>
-      <w:r>
-        <w:t>’</w:t>
-      </w:r>
-      <w:r>
-        <w:t>s</w:t>
-      </w:r>
-      <w:proofErr w:type="gramEnd"/>
-      <w:r>
-        <w:t xml:space="preserve"> trip to Chongming wasn</w:t>
+        <w:t>m sorry to hear that Mom</w:t>
+      </w:r>
+      <w:r>
+        <w:t>’</w:t>
+      </w:r>
+      <w:r>
+        <w:t>s trip to Chongming wasn</w:t>
       </w:r>
       <w:r>
         <w:t>’</w:t>
@@ -14897,15 +14695,7 @@
         <w:t>’</w:t>
       </w:r>
       <w:r>
-        <w:t xml:space="preserve">ll persuade </w:t>
-      </w:r>
-      <w:proofErr w:type="spellStart"/>
-      <w:r>
-        <w:t>Xun</w:t>
-      </w:r>
-      <w:proofErr w:type="spellEnd"/>
-      <w:r>
-        <w:t xml:space="preserve"> to come with me.</w:t>
+        <w:t>ll persuade Xun to come with me.</w:t>
       </w:r>
       <w:r>
         <w:rPr>
@@ -14914,21 +14704,13 @@
         <w:footnoteReference w:id="32"/>
       </w:r>
       <w:r>
-        <w:t xml:space="preserve"> </w:t>
-      </w:r>
-      <w:proofErr w:type="spellStart"/>
-      <w:r>
-        <w:t>Xun</w:t>
-      </w:r>
-      <w:r>
-        <w:t>’</w:t>
-      </w:r>
-      <w:r>
-        <w:t>s</w:t>
-      </w:r>
-      <w:proofErr w:type="spellEnd"/>
-      <w:r>
-        <w:t xml:space="preserve"> accepted a job in Washington, D.C., which isn</w:t>
+        <w:t xml:space="preserve"> Xun</w:t>
+      </w:r>
+      <w:r>
+        <w:t>’</w:t>
+      </w:r>
+      <w:r>
+        <w:t>s accepted a job in Washington, D.C., which isn</w:t>
       </w:r>
       <w:r>
         <w:t>’</w:t>
@@ -14971,15 +14753,7 @@
         <w:t>’</w:t>
       </w:r>
       <w:r>
-        <w:t xml:space="preserve">m planning to live in Edison, New Jersey, where Wei </w:t>
-      </w:r>
-      <w:proofErr w:type="spellStart"/>
-      <w:r>
-        <w:t>Jin</w:t>
-      </w:r>
-      <w:proofErr w:type="spellEnd"/>
-      <w:r>
-        <w:t xml:space="preserve"> lives. I also have an old college classmate from Shanghai who works in the city but lives there as well. A one-bedroom apartment rents for about $650 to $700 a month, which isn</w:t>
+        <w:t>m planning to live in Edison, New Jersey, where Wei Jin lives. I also have an old college classmate from Shanghai who works in the city but lives there as well. A one-bedroom apartment rents for about $650 to $700 a month, which isn</w:t>
       </w:r>
       <w:r>
         <w:t>’</w:t>
@@ -15026,15 +14800,7 @@
         <w:t>’</w:t>
       </w:r>
       <w:r>
-        <w:t xml:space="preserve">ve already been in touch with Wei </w:t>
-      </w:r>
-      <w:proofErr w:type="spellStart"/>
-      <w:r>
-        <w:t>Jin</w:t>
-      </w:r>
-      <w:proofErr w:type="spellEnd"/>
-      <w:r>
-        <w:t>, and he</w:t>
+        <w:t>ve already been in touch with Wei Jin, and he</w:t>
       </w:r>
       <w:r>
         <w:t>’</w:t>
@@ -15077,13 +14843,8 @@
       <w:pPr>
         <w:pStyle w:val="CSP-ChapterBodyText"/>
       </w:pPr>
-      <w:proofErr w:type="spellStart"/>
-      <w:r>
-        <w:t>Haiqing</w:t>
-      </w:r>
-      <w:proofErr w:type="spellEnd"/>
-      <w:r>
-        <w:t xml:space="preserve"> came to Austin a few days ago for an interview, hoping to find a summer job. He</w:t>
+      <w:r>
+        <w:t>Haiqing came to Austin a few days ago for an interview, hoping to find a summer job. He</w:t>
       </w:r>
       <w:r>
         <w:t>’</w:t>
@@ -15586,15 +15347,7 @@
         <w:pStyle w:val="CSP-ChapterBodyText"/>
       </w:pPr>
       <w:r>
-        <w:t xml:space="preserve">This year, Morgan Stanley hired about 240 associates from 31 universities and divided </w:t>
-      </w:r>
-      <w:proofErr w:type="spellStart"/>
-      <w:r>
-        <w:t>us</w:t>
-      </w:r>
-      <w:proofErr w:type="spellEnd"/>
-      <w:r>
-        <w:t xml:space="preserve"> among nine different divisions. I</w:t>
+        <w:t>This year, Morgan Stanley hired about 240 associates from 31 universities and divided us among nine different divisions. I</w:t>
       </w:r>
       <w:r>
         <w:t>’</w:t>
@@ -15650,15 +15403,7 @@
         <w:t>’</w:t>
       </w:r>
       <w:r>
-        <w:t xml:space="preserve">m going to hang out in Austin for another month or so, mostly to wait for </w:t>
-      </w:r>
-      <w:proofErr w:type="spellStart"/>
-      <w:r>
-        <w:t>Xun</w:t>
-      </w:r>
-      <w:proofErr w:type="spellEnd"/>
-      <w:r>
-        <w:t xml:space="preserve"> so we can drive up north together. Besides, there</w:t>
+        <w:t>m going to hang out in Austin for another month or so, mostly to wait for Xun so we can drive up north together. Besides, there</w:t>
       </w:r>
       <w:r>
         <w:t>’</w:t>
@@ -15977,21 +15722,13 @@
         <w:pStyle w:val="CSP-ChapterBodyText"/>
       </w:pPr>
       <w:r>
-        <w:t xml:space="preserve">Wei </w:t>
-      </w:r>
-      <w:proofErr w:type="spellStart"/>
-      <w:r>
-        <w:t>Jin</w:t>
-      </w:r>
-      <w:r>
-        <w:t>’</w:t>
-      </w:r>
-      <w:r>
-        <w:t>s</w:t>
-      </w:r>
-      <w:proofErr w:type="spellEnd"/>
-      <w:r>
-        <w:t xml:space="preserve"> already helped me find an apartment in Edison, New Jersey. It</w:t>
+        <w:t>Wei Jin</w:t>
+      </w:r>
+      <w:r>
+        <w:t>’</w:t>
+      </w:r>
+      <w:r>
+        <w:t>s already helped me find an apartment in Edison, New Jersey. It</w:t>
       </w:r>
       <w:r>
         <w:t>’</w:t>
@@ -16021,21 +15758,13 @@
         <w:t>’</w:t>
       </w:r>
       <w:r>
-        <w:t xml:space="preserve">ll crash at Wei </w:t>
-      </w:r>
-      <w:proofErr w:type="spellStart"/>
-      <w:r>
-        <w:t>Jin</w:t>
-      </w:r>
-      <w:r>
-        <w:t>’</w:t>
-      </w:r>
-      <w:r>
-        <w:t>s</w:t>
-      </w:r>
-      <w:proofErr w:type="spellEnd"/>
-      <w:r>
-        <w:t xml:space="preserve"> place until then.</w:t>
+        <w:t>ll crash at Wei Jin</w:t>
+      </w:r>
+      <w:r>
+        <w:t>’</w:t>
+      </w:r>
+      <w:r>
+        <w:t>s place until then.</w:t>
       </w:r>
     </w:p>
     <w:p>
@@ -16190,7 +15919,7 @@
         <w:rPr>
           <w:rFonts w:ascii="Garamond" w:hAnsi="Garamond"/>
         </w:rPr>
-        <w:t>Hello Edison!</w:t>
+        <w:t>Starting to Feel Like Home</w:t>
       </w:r>
     </w:p>
     <w:p>
@@ -16331,15 +16060,7 @@
         <w:pStyle w:val="CSP-ChapterBodyText"/>
       </w:pPr>
       <w:r>
-        <w:t xml:space="preserve">8 </w:t>
-      </w:r>
-      <w:proofErr w:type="spellStart"/>
-      <w:r>
-        <w:t>Koster</w:t>
-      </w:r>
-      <w:proofErr w:type="spellEnd"/>
-      <w:r>
-        <w:t xml:space="preserve"> Blvd. Apt. 3A</w:t>
+        <w:t>8 Koster Blvd. Apt. 3A</w:t>
       </w:r>
     </w:p>
     <w:p>
@@ -16398,23 +16119,7 @@
         <w:t>’</w:t>
       </w:r>
       <w:r>
-        <w:t xml:space="preserve">s Independence Day. My friend </w:t>
-      </w:r>
-      <w:proofErr w:type="spellStart"/>
-      <w:r>
-        <w:t>Xun</w:t>
-      </w:r>
-      <w:proofErr w:type="spellEnd"/>
-      <w:r>
-        <w:t xml:space="preserve"> suddenly backed out a few days before the trip, but </w:t>
-      </w:r>
-      <w:proofErr w:type="gramStart"/>
-      <w:r>
-        <w:t>luckily</w:t>
-      </w:r>
-      <w:proofErr w:type="gramEnd"/>
-      <w:r>
-        <w:t xml:space="preserve"> I found another classmate who wanted to tag along, do some sightseeing, and meet up with her friends in New York. Her name is Emma. The drive took seven days in total, but we didn</w:t>
+        <w:t>s Independence Day. My friend Xun suddenly backed out a few days before the trip, but luckily I found another classmate who wanted to tag along, do some sightseeing, and meet up with her friends in New York. Her name is Emma. The drive took seven days in total, but we didn</w:t>
       </w:r>
       <w:r>
         <w:t>’</w:t>
@@ -16430,15 +16135,7 @@
         <w:t>’</w:t>
       </w:r>
       <w:r>
-        <w:t xml:space="preserve">t give me any trouble at all during the entire trip, which clocked in at about 2,500 miles. I drove roughly two-thirds of the distance. I stayed in touch with Wei </w:t>
-      </w:r>
-      <w:proofErr w:type="spellStart"/>
-      <w:r>
-        <w:t>Jin</w:t>
-      </w:r>
-      <w:proofErr w:type="spellEnd"/>
-      <w:r>
-        <w:t xml:space="preserve"> along the way. I</w:t>
+        <w:t>t give me any trouble at all during the entire trip, which clocked in at about 2,500 miles. I drove roughly two-thirds of the distance. I stayed in touch with Wei Jin along the way. I</w:t>
       </w:r>
       <w:r>
         <w:t>’</w:t>
@@ -16457,21 +16154,13 @@
         <w:pStyle w:val="CSP-ChapterBodyText"/>
       </w:pPr>
       <w:r>
-        <w:t xml:space="preserve">I finally arrived in New Jersey on the night of July 11th and stayed at Wei </w:t>
-      </w:r>
-      <w:proofErr w:type="spellStart"/>
-      <w:r>
-        <w:t>Jin</w:t>
-      </w:r>
-      <w:r>
-        <w:t>’</w:t>
-      </w:r>
-      <w:r>
-        <w:t>s</w:t>
-      </w:r>
-      <w:proofErr w:type="spellEnd"/>
-      <w:r>
-        <w:t xml:space="preserve"> place for three nights before picking up the keys to my apartment on the afternoon of the 14th. Since I moved in, I</w:t>
+        <w:t>I finally arrived in New Jersey on the night of July 11th and stayed at Wei Jin</w:t>
+      </w:r>
+      <w:r>
+        <w:t>’</w:t>
+      </w:r>
+      <w:r>
+        <w:t>s place for three nights before picking up the keys to my apartment on the afternoon of the 14th. Since I moved in, I</w:t>
       </w:r>
       <w:r>
         <w:t>’</w:t>
@@ -16483,7 +16172,16 @@
         <w:t>’</w:t>
       </w:r>
       <w:r>
-        <w:t>ll gradually pick up other things as I go, but at least the apartment no longer feels empty.</w:t>
+        <w:t>ll gradually pick up other things as I go, but at least the apartment no longer feels empty</w:t>
+      </w:r>
+      <w:r>
+        <w:t>—it</w:t>
+      </w:r>
+      <w:r>
+        <w:t>’</w:t>
+      </w:r>
+      <w:r>
+        <w:t>s starting to feel like home.</w:t>
       </w:r>
     </w:p>
     <w:p>
@@ -16580,11 +16278,11 @@
         <w:t>’</w:t>
       </w:r>
       <w:r>
-        <w:t xml:space="preserve">ll mail some negatives to you in a couple of days. I even made sure to include the car in two of the </w:t>
+        <w:t xml:space="preserve">ll mail some negatives to you in a couple </w:t>
       </w:r>
       <w:r>
         <w:lastRenderedPageBreak/>
-        <w:t>pictures.</w:t>
+        <w:t>of days. I even made sure to include the car in two of the pictures.</w:t>
       </w:r>
     </w:p>
     <w:p>
@@ -16883,15 +16581,7 @@
         <w:t>”</w:t>
       </w:r>
       <w:r>
-        <w:t xml:space="preserve"> he asked. Now, that was an excellent suggestion, except for one small problem: I had absolutely no idea where Dobie Center was. </w:t>
-      </w:r>
-      <w:proofErr w:type="gramStart"/>
-      <w:r>
-        <w:t>So</w:t>
-      </w:r>
-      <w:proofErr w:type="gramEnd"/>
-      <w:r>
-        <w:t xml:space="preserve"> I said, </w:t>
+        <w:t xml:space="preserve"> he asked. Now, that was an excellent suggestion, except for one small problem: I had absolutely no idea where Dobie Center was. So I said, </w:t>
       </w:r>
       <w:r>
         <w:t>“</w:t>
@@ -18959,7 +18649,6 @@
       <w:r>
         <w:t xml:space="preserve"> </w:t>
       </w:r>
-      <w:proofErr w:type="spellStart"/>
       <w:r>
         <w:rPr>
           <w:i/>
@@ -18967,7 +18656,6 @@
         </w:rPr>
         <w:t>wujiao</w:t>
       </w:r>
-      <w:proofErr w:type="spellEnd"/>
       <w:r>
         <w:t>, is a deeply ingrained cultural tradition. In most schools, offices, and factories, lunch is followed by a quiet period that allows people to take a short nap. Napping in China has traditionally been seen as beneficial to health and productivity.</w:t>
       </w:r>
@@ -19236,7 +18924,6 @@
       <w:r>
         <w:t xml:space="preserve"> or </w:t>
       </w:r>
-      <w:proofErr w:type="spellStart"/>
       <w:r>
         <w:rPr>
           <w:i/>
@@ -19244,7 +18931,6 @@
         </w:rPr>
         <w:t>yuanxiao</w:t>
       </w:r>
-      <w:proofErr w:type="spellEnd"/>
       <w:r>
         <w:t>, whose round shape represents family togetherness and completeness.</w:t>
       </w:r>

--- a/letters_from_usa/book.docx
+++ b/letters_from_usa/book.docx
@@ -9995,7 +9995,13 @@
         <w:t>’</w:t>
       </w:r>
       <w:r>
-        <w:t xml:space="preserve">ll be meeting up out there. He is also planning to spend a little over two weeks back in China—partly to visit his parents, and partly to go to Shanghai for a couple of blind dates. His parents have </w:t>
+        <w:t>ll be meeting up out there. He</w:t>
+      </w:r>
+      <w:r>
+        <w:t>’</w:t>
+      </w:r>
+      <w:r>
+        <w:t xml:space="preserve">s also planning to spend a little over two weeks back in China—partly to visit his parents, and partly to go to Shanghai for a couple of blind dates. His parents have </w:t>
       </w:r>
       <w:r>
         <w:lastRenderedPageBreak/>

--- a/letters_from_usa/book.docx
+++ b/letters_from_usa/book.docx
@@ -16125,63 +16125,63 @@
         <w:t>’</w:t>
       </w:r>
       <w:r>
-        <w:t>s Independence Day. My friend Xun suddenly backed out a few days before the trip, but luckily I found another classmate who wanted to tag along, do some sightseeing, and meet up with her friends in New York. Her name is Emma. The drive took seven days in total, but we didn</w:t>
-      </w:r>
-      <w:r>
-        <w:t>’</w:t>
-      </w:r>
-      <w:r>
-        <w:t xml:space="preserve">t push ourselves too hard—especially toward the end, when we detoured to camp in a national forest and go </w:t>
+        <w:t>s Independence Day. My friend Xun suddenly backed out a few days before the trip, but luckily I found Emma, another classmate of mine, who wanted to tag along, do some sightseeing, and meet up with her friends in New York. The drive took seven days, but we didn</w:t>
+      </w:r>
+      <w:r>
+        <w:t>’</w:t>
+      </w:r>
+      <w:r>
+        <w:t xml:space="preserve">t push ourselves too hard—especially toward the end, when we detoured to camp in a national forest and go swimming at the </w:t>
       </w:r>
       <w:r>
         <w:lastRenderedPageBreak/>
-        <w:t>swimming at the beach. We had a great time and everything went very smoothly. The car didn</w:t>
-      </w:r>
-      <w:r>
-        <w:t>’</w:t>
-      </w:r>
-      <w:r>
-        <w:t>t give me any trouble at all during the entire trip, which clocked in at about 2,500 miles. I drove roughly two-thirds of the distance. I stayed in touch with Wei Jin along the way. I</w:t>
-      </w:r>
-      <w:r>
-        <w:t>’</w:t>
-      </w:r>
-      <w:r>
-        <w:t xml:space="preserve">m really thankful that he put a great deal of effort into helping me with housing arrangements. </w:t>
-      </w:r>
-    </w:p>
-    <w:p>
-      <w:pPr>
-        <w:pStyle w:val="CSP-ChapterBodyText"/>
-      </w:pPr>
-    </w:p>
-    <w:p>
-      <w:pPr>
-        <w:pStyle w:val="CSP-ChapterBodyText"/>
-      </w:pPr>
-      <w:r>
-        <w:t>I finally arrived in New Jersey on the night of July 11th and stayed at Wei Jin</w:t>
-      </w:r>
-      <w:r>
-        <w:t>’</w:t>
-      </w:r>
-      <w:r>
-        <w:t>s place for three nights before picking up the keys to my apartment on the afternoon of the 14th. Since I moved in, I</w:t>
-      </w:r>
-      <w:r>
-        <w:t>’</w:t>
-      </w:r>
-      <w:r>
-        <w:t>ve bought a queen-sized bed, a dining table, and two chairs. I</w:t>
-      </w:r>
-      <w:r>
-        <w:t>’</w:t>
-      </w:r>
-      <w:r>
-        <w:t>ll gradually pick up other things as I go, but at least the apartment no longer feels empty</w:t>
-      </w:r>
-      <w:r>
-        <w:t>—it</w:t>
+        <w:t>beach. We had a great time. The car didn</w:t>
+      </w:r>
+      <w:r>
+        <w:t>’</w:t>
+      </w:r>
+      <w:r>
+        <w:t>t give us any trouble at all during the entire trip—about 2,500 miles in all. I drove roughly two-thirds of the distance. Throughout the drive I stayed in touch with Wei Jin, and I</w:t>
+      </w:r>
+      <w:r>
+        <w:t>’</w:t>
+      </w:r>
+      <w:r>
+        <w:t>m really grateful for all the effort he put into finding my apartment.</w:t>
+      </w:r>
+      <w:r>
+        <w:t xml:space="preserve"> </w:t>
+      </w:r>
+    </w:p>
+    <w:p>
+      <w:pPr>
+        <w:pStyle w:val="CSP-ChapterBodyText"/>
+      </w:pPr>
+    </w:p>
+    <w:p>
+      <w:pPr>
+        <w:pStyle w:val="CSP-ChapterBodyText"/>
+      </w:pPr>
+      <w:r>
+        <w:t>We finally arrived in New Jersey on the night of July 11th and stayed at Wei Jin</w:t>
+      </w:r>
+      <w:r>
+        <w:t>’</w:t>
+      </w:r>
+      <w:r>
+        <w:t>s place for three nights before picking up the keys to my apartment on the afternoon of the 14th. Since moving in, Emma and I have been getting the place furnished. We picked up a queen-sized bed from BJ</w:t>
+      </w:r>
+      <w:r>
+        <w:t>’</w:t>
+      </w:r>
+      <w:r>
+        <w:t>s—a giant wholesale club—and a dining table and two chairs from IKEA. The bed was too big to fit in the Corolla, so we had to tie it to the roof of the car. As we drove gingerly home on local roads, we took a wrong turn and ended up on a high-speed toll road with a queen-sized bed strapped to the top—not exactly ideal. Driving in New Jersey is nothing like driving in Texas. The roads here are a maze of highways, traffic circles, and jughandles that make absolutely no sense until you get used to them. Anyway, I</w:t>
+      </w:r>
+      <w:r>
+        <w:t>’</w:t>
+      </w:r>
+      <w:r>
+        <w:t>ll gradually pick up other things as I go, but at least the apartment no longer feels empty—it</w:t>
       </w:r>
       <w:r>
         <w:t>’</w:t>
@@ -16250,7 +16250,11 @@
         <w:pStyle w:val="CSP-ChapterBodyText"/>
       </w:pPr>
       <w:r>
-        <w:t xml:space="preserve">Three days ago, we visited West Point, home of the U.S. Military Academy, and the campus is absolutely beautiful. Yesterday and the day before, we went out to the Delaware River for kayaking, camping, and paintball. Paintball is a mock combat game—not with real bullets, obviously, but with little capsules filled with colored dye that burst open on impact, splashing color all over you. It was tremendous fun. Those paintballs fly really fast, though, they really sting when </w:t>
+        <w:t xml:space="preserve">Three days ago, we visited West Point, home of the U.S. Military Academy, and the campus is absolutely beautiful. Yesterday and the day before, we went out to the Delaware River for kayaking, camping, and paintball. Paintball is a mock combat game—not with real bullets, obviously, but with little </w:t>
+      </w:r>
+      <w:r>
+        <w:lastRenderedPageBreak/>
+        <w:t xml:space="preserve">capsules filled with colored dye that burst open on impact, splashing color all over you. It was tremendous fun. Those paintballs fly really fast, though, they really sting when </w:t>
       </w:r>
       <w:r>
         <w:t>they</w:t>
@@ -16284,11 +16288,7 @@
         <w:t>’</w:t>
       </w:r>
       <w:r>
-        <w:t xml:space="preserve">ll mail some negatives to you in a couple </w:t>
-      </w:r>
-      <w:r>
-        <w:lastRenderedPageBreak/>
-        <w:t>of days. I even made sure to include the car in two of the pictures.</w:t>
+        <w:t>ll mail some negatives to you in a couple of days. I even made sure to include the car in two of the pictures.</w:t>
       </w:r>
     </w:p>
     <w:p>

--- a/letters_from_usa/book.docx
+++ b/letters_from_usa/book.docx
@@ -5395,13 +5395,21 @@
         <w:t>’</w:t>
       </w:r>
       <w:r>
-        <w:t>t have much money left in my checking account, so I checked my balance over the phone. To my surprise, there was actually $1,140 in it! As it turns out, today is the last day of September, which means it</w:t>
-      </w:r>
-      <w:r>
-        <w:t>’</w:t>
-      </w:r>
-      <w:r>
-        <w:t>s payday.</w:t>
+        <w:t xml:space="preserve">t have much money left in my checking account, so I checked my balance over the phone. To my surprise, there was actually $1,140 in it! As it turns out, today is the last day of September, which means </w:t>
+      </w:r>
+      <w:proofErr w:type="gramStart"/>
+      <w:r>
+        <w:t>it</w:t>
+      </w:r>
+      <w:r>
+        <w:t>’</w:t>
+      </w:r>
+      <w:r>
+        <w:t>s</w:t>
+      </w:r>
+      <w:proofErr w:type="gramEnd"/>
+      <w:r>
+        <w:t xml:space="preserve"> payday.</w:t>
       </w:r>
     </w:p>
     <w:p>
@@ -5945,7 +5953,15 @@
         <w:pStyle w:val="CSP-ChapterBodyText"/>
       </w:pPr>
       <w:r>
-        <w:t>My apartment lease is up at the end of February. I could renew it, but if possible, I</w:t>
+        <w:t xml:space="preserve">My apartment lease is up at the end of February. I could renew it, </w:t>
+      </w:r>
+      <w:proofErr w:type="gramStart"/>
+      <w:r>
+        <w:t>but</w:t>
+      </w:r>
+      <w:proofErr w:type="gramEnd"/>
+      <w:r>
+        <w:t xml:space="preserve"> if possible, I</w:t>
       </w:r>
       <w:r>
         <w:t>’</w:t>
@@ -6028,13 +6044,31 @@
       <w:r>
         <w:t xml:space="preserve"> </w:t>
       </w:r>
+      <w:proofErr w:type="spellStart"/>
       <w:r>
         <w:rPr>
           <w:i/>
           <w:iCs w:val="0"/>
         </w:rPr>
-        <w:t>Wànshèng Jié</w:t>
-      </w:r>
+        <w:t>Wànshèng</w:t>
+      </w:r>
+      <w:proofErr w:type="spellEnd"/>
+      <w:r>
+        <w:rPr>
+          <w:i/>
+          <w:iCs w:val="0"/>
+        </w:rPr>
+        <w:t xml:space="preserve"> </w:t>
+      </w:r>
+      <w:proofErr w:type="spellStart"/>
+      <w:r>
+        <w:rPr>
+          <w:i/>
+          <w:iCs w:val="0"/>
+        </w:rPr>
+        <w:t>Jié</w:t>
+      </w:r>
+      <w:proofErr w:type="spellEnd"/>
       <w:r>
         <w:t>—but it</w:t>
       </w:r>
@@ -7028,13 +7062,21 @@
         <w:t>’</w:t>
       </w:r>
       <w:r>
-        <w:t>t running, so I have to take the regular city bus. I ended up getting straight A</w:t>
-      </w:r>
-      <w:r>
-        <w:t>’</w:t>
-      </w:r>
-      <w:r>
-        <w:t>s in all three of my classes this semester, which I pretty much expected. It definitely gives me a lot more confidence about my coursework going forward. I</w:t>
+        <w:t xml:space="preserve">t running, so I have to take the regular city bus. I ended up getting straight </w:t>
+      </w:r>
+      <w:proofErr w:type="gramStart"/>
+      <w:r>
+        <w:t>A</w:t>
+      </w:r>
+      <w:r>
+        <w:t>’</w:t>
+      </w:r>
+      <w:r>
+        <w:t>s</w:t>
+      </w:r>
+      <w:proofErr w:type="gramEnd"/>
+      <w:r>
+        <w:t xml:space="preserve"> in all three of my classes this semester, which I pretty much expected. It definitely gives me a lot more confidence about my coursework going forward. I</w:t>
       </w:r>
       <w:r>
         <w:t>’</w:t>
@@ -7052,7 +7094,15 @@
         <w:t>’</w:t>
       </w:r>
       <w:r>
-        <w:t>ll be TA-ing for yet, but I</w:t>
+        <w:t>ll be TA-</w:t>
+      </w:r>
+      <w:proofErr w:type="spellStart"/>
+      <w:r>
+        <w:t>ing</w:t>
+      </w:r>
+      <w:proofErr w:type="spellEnd"/>
+      <w:r>
+        <w:t xml:space="preserve"> for yet, but I</w:t>
       </w:r>
       <w:r>
         <w:t>’</w:t>
@@ -7144,7 +7194,15 @@
         <w:t>’</w:t>
       </w:r>
       <w:r>
-        <w:t>m moving. Coincidentally, our Taiwanese neighbor, Yao-zhu, is moving out too because she just bought a mobile home. It</w:t>
+        <w:t>m moving. Coincidentally, our Taiwanese neighbor, Yao-</w:t>
+      </w:r>
+      <w:proofErr w:type="spellStart"/>
+      <w:r>
+        <w:t>zhu</w:t>
+      </w:r>
+      <w:proofErr w:type="spellEnd"/>
+      <w:r>
+        <w:t>, is moving out too because she just bought a mobile home. It</w:t>
       </w:r>
       <w:r>
         <w:t>’</w:t>
@@ -7156,7 +7214,15 @@
         <w:t>’</w:t>
       </w:r>
       <w:r>
-        <w:t>s really nice—two bedrooms, a living room, a kitchen, a bathroom, and it even comes with a washer and dryer. The neighborhood seems nice too. She repeatedly asked me to be her tenant, offering me rent for $200 a month plus half the utilities, which sounded tempting. At the time, though, I was already negotiating with that American student, and rooming with him would run me closer to $330. Compared to that, her mobile home was cheaper and just as nice, so I turned down the American student and told Yao-zhu I</w:t>
+        <w:t>s really nice—two bedrooms, a living room, a kitchen, a bathroom, and it even comes with a washer and dryer. The neighborhood seems nice too. She repeatedly asked me to be her tenant, offering me rent for $200 a month plus half the utilities, which sounded tempting. At the time, though, I was already negotiating with that American student, and rooming with him would run me closer to $330. Compared to that, her mobile home was cheaper and just as nice, so I turned down the American student and told Yao-</w:t>
+      </w:r>
+      <w:proofErr w:type="spellStart"/>
+      <w:r>
+        <w:t>zhu</w:t>
+      </w:r>
+      <w:proofErr w:type="spellEnd"/>
+      <w:r>
+        <w:t xml:space="preserve"> I</w:t>
       </w:r>
       <w:r>
         <w:t>’</w:t>
@@ -7605,7 +7671,15 @@
         <w:t>’</w:t>
       </w:r>
       <w:r>
-        <w:t>ll be TA-ing for a C++ course. C++ is a programming language similar to C. The grading workload will probably be a bit heavier, making me busier than the last term, but at least I</w:t>
+        <w:t>ll be TA-</w:t>
+      </w:r>
+      <w:proofErr w:type="spellStart"/>
+      <w:r>
+        <w:t>ing</w:t>
+      </w:r>
+      <w:proofErr w:type="spellEnd"/>
+      <w:r>
+        <w:t xml:space="preserve"> for a C++ course. C++ is a programming language similar to C. The grading workload will probably be a bit heavier, making me busier than the last term, but at least I</w:t>
       </w:r>
       <w:r>
         <w:t>’</w:t>
@@ -7996,10 +8070,18 @@
         <w:t>re always shocked. Most of his friends are ethnically Chinese, specifically Taiwanese and Hong</w:t>
       </w:r>
       <w:r>
-        <w:t xml:space="preserve"> K</w:t>
-      </w:r>
-      <w:r>
-        <w:t>ongers who grew up in the States. He</w:t>
+        <w:t xml:space="preserve"> </w:t>
+      </w:r>
+      <w:proofErr w:type="spellStart"/>
+      <w:r>
+        <w:t>K</w:t>
+      </w:r>
+      <w:r>
+        <w:t>ongers</w:t>
+      </w:r>
+      <w:proofErr w:type="spellEnd"/>
+      <w:r>
+        <w:t xml:space="preserve"> who grew up in the States. He</w:t>
       </w:r>
       <w:r>
         <w:t>’</w:t>
@@ -8918,13 +9000,21 @@
         <w:pStyle w:val="CSP-ChapterBodyText"/>
       </w:pPr>
       <w:r>
-        <w:t>I received your letter dated March 16, and I was so relieved to get your phone call the day before yesterday and hear that Mom</w:t>
-      </w:r>
-      <w:r>
-        <w:t>’</w:t>
-      </w:r>
-      <w:r>
-        <w:t>s wrist is much better now.</w:t>
+        <w:t xml:space="preserve">I received your letter dated March 16, and I was so relieved to get your phone call the day before yesterday and hear that </w:t>
+      </w:r>
+      <w:proofErr w:type="gramStart"/>
+      <w:r>
+        <w:t>Mom</w:t>
+      </w:r>
+      <w:r>
+        <w:t>’</w:t>
+      </w:r>
+      <w:r>
+        <w:t>s</w:t>
+      </w:r>
+      <w:proofErr w:type="gramEnd"/>
+      <w:r>
+        <w:t xml:space="preserve"> wrist is much better now.</w:t>
       </w:r>
     </w:p>
     <w:p>
@@ -10310,13 +10400,21 @@
         <w:pStyle w:val="CSP-ChapterBodyText"/>
       </w:pPr>
       <w:r>
-        <w:t>This morning, Jim drove me to Wei Jin</w:t>
-      </w:r>
-      <w:r>
-        <w:t>’</w:t>
-      </w:r>
-      <w:r>
-        <w:t>s place for lunch and we didn</w:t>
+        <w:t xml:space="preserve">This morning, Jim drove me to Wei </w:t>
+      </w:r>
+      <w:proofErr w:type="spellStart"/>
+      <w:r>
+        <w:t>Jin</w:t>
+      </w:r>
+      <w:r>
+        <w:t>’</w:t>
+      </w:r>
+      <w:r>
+        <w:t>s</w:t>
+      </w:r>
+      <w:proofErr w:type="spellEnd"/>
+      <w:r>
+        <w:t xml:space="preserve"> place for lunch and we didn</w:t>
       </w:r>
       <w:r>
         <w:t>’</w:t>
@@ -10629,13 +10727,21 @@
         <w:pStyle w:val="CSP-ChapterBodyText"/>
       </w:pPr>
       <w:r>
-        <w:t>P.S. I pulled off straight A</w:t>
-      </w:r>
-      <w:r>
-        <w:t>’</w:t>
-      </w:r>
-      <w:r>
-        <w:t>s in my three classes again this semester.</w:t>
+        <w:t xml:space="preserve">P.S. I pulled off straight </w:t>
+      </w:r>
+      <w:proofErr w:type="gramStart"/>
+      <w:r>
+        <w:t>A</w:t>
+      </w:r>
+      <w:r>
+        <w:t>’</w:t>
+      </w:r>
+      <w:r>
+        <w:t>s</w:t>
+      </w:r>
+      <w:proofErr w:type="gramEnd"/>
+      <w:r>
+        <w:t xml:space="preserve"> in my three classes again this semester.</w:t>
       </w:r>
     </w:p>
     <w:p>
@@ -10945,7 +11051,15 @@
         <w:t>’</w:t>
       </w:r>
       <w:r>
-        <w:t xml:space="preserve">s $761. So you can see they hit you pretty hard with taxes here. </w:t>
+        <w:t xml:space="preserve">s $761. </w:t>
+      </w:r>
+      <w:proofErr w:type="gramStart"/>
+      <w:r>
+        <w:t>So</w:t>
+      </w:r>
+      <w:proofErr w:type="gramEnd"/>
+      <w:r>
+        <w:t xml:space="preserve"> you can see they hit you pretty hard with taxes here. </w:t>
       </w:r>
       <w:r>
         <w:lastRenderedPageBreak/>
@@ -11030,13 +11144,21 @@
         <w:t>’</w:t>
       </w:r>
       <w:r>
-        <w:t>m so happy to hear that Dad</w:t>
-      </w:r>
-      <w:r>
-        <w:t>’</w:t>
-      </w:r>
-      <w:r>
-        <w:t>s wind turbine design turned out so well—keep up the great work! But please make sure to get some rest too. It</w:t>
+        <w:t xml:space="preserve">m so happy to hear that </w:t>
+      </w:r>
+      <w:proofErr w:type="gramStart"/>
+      <w:r>
+        <w:t>Dad</w:t>
+      </w:r>
+      <w:r>
+        <w:t>’</w:t>
+      </w:r>
+      <w:r>
+        <w:t>s</w:t>
+      </w:r>
+      <w:proofErr w:type="gramEnd"/>
+      <w:r>
+        <w:t xml:space="preserve"> wind turbine design turned out so well—keep up the great work! But please make sure to get some rest too. It</w:t>
       </w:r>
       <w:r>
         <w:t>’</w:t>
@@ -11073,7 +11195,15 @@
         <w:pStyle w:val="CSP-ChapterBodyText"/>
       </w:pPr>
       <w:r>
-        <w:t>Give my best to Wang Wei, Xiao Fan, and little Yueyue.</w:t>
+        <w:t xml:space="preserve">Give my best to Wang Wei, Xiao Fan, and little </w:t>
+      </w:r>
+      <w:proofErr w:type="spellStart"/>
+      <w:r>
+        <w:t>Yueyue</w:t>
+      </w:r>
+      <w:proofErr w:type="spellEnd"/>
+      <w:r>
+        <w:t>.</w:t>
       </w:r>
     </w:p>
     <w:p>
@@ -11428,7 +11558,15 @@
         <w:t>’</w:t>
       </w:r>
       <w:r>
-        <w:t>s degrees over Ph.D.s.</w:t>
+        <w:t xml:space="preserve">s degrees over </w:t>
+      </w:r>
+      <w:proofErr w:type="spellStart"/>
+      <w:r>
+        <w:t>Ph.D.s</w:t>
+      </w:r>
+      <w:proofErr w:type="spellEnd"/>
+      <w:r>
+        <w:t>.</w:t>
       </w:r>
       <w:r>
         <w:t xml:space="preserve"> In other words, getting a Ph.D. often means limiting yourself to major corporations or research labs. Next semester, I plan to take three more classes to see whether any specific field catches my interest or whether I can find a suitable advisor. I</w:t>
@@ -13032,7 +13170,15 @@
         <w:pStyle w:val="CSP-ChapterBodyText"/>
       </w:pPr>
       <w:r>
-        <w:t>I see that Mom has officially retired! I can hardly believe how quickly that happened. It</w:t>
+        <w:t xml:space="preserve">I see that </w:t>
+      </w:r>
+      <w:proofErr w:type="gramStart"/>
+      <w:r>
+        <w:t>Mom</w:t>
+      </w:r>
+      <w:proofErr w:type="gramEnd"/>
+      <w:r>
+        <w:t xml:space="preserve"> has officially retired! I can hardly believe how quickly that happened. It</w:t>
       </w:r>
       <w:r>
         <w:t>’</w:t>
@@ -13206,7 +13352,15 @@
         <w:t>’</w:t>
       </w:r>
       <w:r>
-        <w:t>ll also be moving in mid-December and renting a room from my Taiwanese friend Yao-zhu. She</w:t>
+        <w:t>ll also be moving in mid-December and renting a room from my Taiwanese friend Yao-</w:t>
+      </w:r>
+      <w:proofErr w:type="spellStart"/>
+      <w:r>
+        <w:t>zhu</w:t>
+      </w:r>
+      <w:proofErr w:type="spellEnd"/>
+      <w:r>
+        <w:t>. She</w:t>
       </w:r>
       <w:r>
         <w:t>’</w:t>
@@ -13265,7 +13419,15 @@
         <w:t>’</w:t>
       </w:r>
       <w:r>
-        <w:t>ve only practiced three times. My first two driving lessons were with Yao-zhu, and Robin taught me once as well. I can handle the basics fine, but obviously, I still need a lot more practice. I</w:t>
+        <w:t>ve only practiced three times. My first two driving lessons were with Yao-</w:t>
+      </w:r>
+      <w:proofErr w:type="spellStart"/>
+      <w:r>
+        <w:t>zhu</w:t>
+      </w:r>
+      <w:proofErr w:type="spellEnd"/>
+      <w:r>
+        <w:t>, and Robin taught me once as well. I can handle the basics fine, but obviously, I still need a lot more practice. I</w:t>
       </w:r>
       <w:r>
         <w:t>’</w:t>
@@ -13610,7 +13772,15 @@
         <w:pStyle w:val="CSP-ChapterBodyText"/>
       </w:pPr>
       <w:r>
-        <w:t>A couple of months ago, my classmate Xun joined me for the Morgan Stanley on-site interview in New York, but unfortunately, he didn</w:t>
+        <w:t xml:space="preserve">A couple of months ago, my classmate </w:t>
+      </w:r>
+      <w:proofErr w:type="spellStart"/>
+      <w:r>
+        <w:t>Xun</w:t>
+      </w:r>
+      <w:proofErr w:type="spellEnd"/>
+      <w:r>
+        <w:t xml:space="preserve"> joined me for the Morgan Stanley on-site interview in New York, but unfortunately, he didn</w:t>
       </w:r>
       <w:r>
         <w:t>’</w:t>
@@ -13635,7 +13805,15 @@
         <w:pStyle w:val="CSP-ChapterBodyText"/>
       </w:pPr>
       <w:r>
-        <w:t>The interview wrapped up around noon, and afterward, Xun and I took a cab down to Manhattan</w:t>
+        <w:t xml:space="preserve">The interview wrapped up around noon, and afterward, </w:t>
+      </w:r>
+      <w:proofErr w:type="spellStart"/>
+      <w:r>
+        <w:t>Xun</w:t>
+      </w:r>
+      <w:proofErr w:type="spellEnd"/>
+      <w:r>
+        <w:t xml:space="preserve"> and I took a cab down to Manhattan</w:t>
       </w:r>
       <w:r>
         <w:t>’</w:t>
@@ -13647,7 +13825,15 @@
         <w:t>’</w:t>
       </w:r>
       <w:r>
-        <w:t>t have much besides Chinese restaurants—some of them quite large—as well as a few grocery stores. There are street vendors along the sidewalks, and the streets were packed with Chinese people. It felt like walking down Wangfujing in Beijing, except almost everyone was speaking Cantonese</w:t>
+        <w:t xml:space="preserve">t have much besides Chinese restaurants—some of them quite large—as well as a few grocery stores. There are street vendors along the sidewalks, and the streets were packed with Chinese people. It felt like walking down </w:t>
+      </w:r>
+      <w:proofErr w:type="spellStart"/>
+      <w:r>
+        <w:t>Wangfujing</w:t>
+      </w:r>
+      <w:proofErr w:type="spellEnd"/>
+      <w:r>
+        <w:t xml:space="preserve"> in Beijing, except almost everyone was speaking Cantonese</w:t>
       </w:r>
       <w:r>
         <w:t>.</w:t>
@@ -13744,7 +13930,15 @@
         <w:t>’</w:t>
       </w:r>
       <w:r>
-        <w:t>ve already been in the States for a year and four months. All things considered, it</w:t>
+        <w:t xml:space="preserve">ve already been in the States for a year and four months. All things </w:t>
+      </w:r>
+      <w:proofErr w:type="gramStart"/>
+      <w:r>
+        <w:t>considered,</w:t>
+      </w:r>
+      <w:proofErr w:type="gramEnd"/>
+      <w:r>
+        <w:t xml:space="preserve"> it</w:t>
       </w:r>
       <w:r>
         <w:t>’</w:t>
@@ -14464,13 +14658,21 @@
         <w:t>’</w:t>
       </w:r>
       <w:r>
-        <w:t>m sorry to hear that Mom</w:t>
-      </w:r>
-      <w:r>
-        <w:t>’</w:t>
-      </w:r>
-      <w:r>
-        <w:t>s trip to Chongming wasn</w:t>
+        <w:t xml:space="preserve">m sorry to hear that </w:t>
+      </w:r>
+      <w:proofErr w:type="gramStart"/>
+      <w:r>
+        <w:t>Mom</w:t>
+      </w:r>
+      <w:r>
+        <w:t>’</w:t>
+      </w:r>
+      <w:r>
+        <w:t>s</w:t>
+      </w:r>
+      <w:proofErr w:type="gramEnd"/>
+      <w:r>
+        <w:t xml:space="preserve"> trip to Chongming wasn</w:t>
       </w:r>
       <w:r>
         <w:t>’</w:t>
@@ -14701,7 +14903,15 @@
         <w:t>’</w:t>
       </w:r>
       <w:r>
-        <w:t>ll persuade Xun to come with me.</w:t>
+        <w:t xml:space="preserve">ll persuade </w:t>
+      </w:r>
+      <w:proofErr w:type="spellStart"/>
+      <w:r>
+        <w:t>Xun</w:t>
+      </w:r>
+      <w:proofErr w:type="spellEnd"/>
+      <w:r>
+        <w:t xml:space="preserve"> to come with me.</w:t>
       </w:r>
       <w:r>
         <w:rPr>
@@ -14710,13 +14920,21 @@
         <w:footnoteReference w:id="32"/>
       </w:r>
       <w:r>
-        <w:t xml:space="preserve"> Xun</w:t>
-      </w:r>
-      <w:r>
-        <w:t>’</w:t>
-      </w:r>
-      <w:r>
-        <w:t>s accepted a job in Washington, D.C., which isn</w:t>
+        <w:t xml:space="preserve"> </w:t>
+      </w:r>
+      <w:proofErr w:type="spellStart"/>
+      <w:r>
+        <w:t>Xun</w:t>
+      </w:r>
+      <w:r>
+        <w:t>’</w:t>
+      </w:r>
+      <w:r>
+        <w:t>s</w:t>
+      </w:r>
+      <w:proofErr w:type="spellEnd"/>
+      <w:r>
+        <w:t xml:space="preserve"> accepted a job in Washington, D.C., which isn</w:t>
       </w:r>
       <w:r>
         <w:t>’</w:t>
@@ -14759,7 +14977,15 @@
         <w:t>’</w:t>
       </w:r>
       <w:r>
-        <w:t>m planning to live in Edison, New Jersey, where Wei Jin lives. I also have an old college classmate from Shanghai who works in the city but lives there as well. A one-bedroom apartment rents for about $650 to $700 a month, which isn</w:t>
+        <w:t xml:space="preserve">m planning to live in Edison, New Jersey, where Wei </w:t>
+      </w:r>
+      <w:proofErr w:type="spellStart"/>
+      <w:r>
+        <w:t>Jin</w:t>
+      </w:r>
+      <w:proofErr w:type="spellEnd"/>
+      <w:r>
+        <w:t xml:space="preserve"> lives. I also have an old college classmate from Shanghai who works in the city but lives there as well. A one-bedroom apartment rents for about $650 to $700 a month, which isn</w:t>
       </w:r>
       <w:r>
         <w:t>’</w:t>
@@ -14806,7 +15032,15 @@
         <w:t>’</w:t>
       </w:r>
       <w:r>
-        <w:t>ve already been in touch with Wei Jin, and he</w:t>
+        <w:t xml:space="preserve">ve already been in touch with Wei </w:t>
+      </w:r>
+      <w:proofErr w:type="spellStart"/>
+      <w:r>
+        <w:t>Jin</w:t>
+      </w:r>
+      <w:proofErr w:type="spellEnd"/>
+      <w:r>
+        <w:t>, and he</w:t>
       </w:r>
       <w:r>
         <w:t>’</w:t>
@@ -14849,8 +15083,13 @@
       <w:pPr>
         <w:pStyle w:val="CSP-ChapterBodyText"/>
       </w:pPr>
-      <w:r>
-        <w:t>Haiqing came to Austin a few days ago for an interview, hoping to find a summer job. He</w:t>
+      <w:proofErr w:type="spellStart"/>
+      <w:r>
+        <w:t>Haiqing</w:t>
+      </w:r>
+      <w:proofErr w:type="spellEnd"/>
+      <w:r>
+        <w:t xml:space="preserve"> came to Austin a few days ago for an interview, hoping to find a summer job. He</w:t>
       </w:r>
       <w:r>
         <w:t>’</w:t>
@@ -15353,7 +15592,15 @@
         <w:pStyle w:val="CSP-ChapterBodyText"/>
       </w:pPr>
       <w:r>
-        <w:t>This year, Morgan Stanley hired about 240 associates from 31 universities and divided us among nine different divisions. I</w:t>
+        <w:t xml:space="preserve">This year, Morgan Stanley hired about 240 associates from 31 universities and divided </w:t>
+      </w:r>
+      <w:proofErr w:type="spellStart"/>
+      <w:r>
+        <w:t>us</w:t>
+      </w:r>
+      <w:proofErr w:type="spellEnd"/>
+      <w:r>
+        <w:t xml:space="preserve"> among nine different divisions. I</w:t>
       </w:r>
       <w:r>
         <w:t>’</w:t>
@@ -15409,7 +15656,15 @@
         <w:t>’</w:t>
       </w:r>
       <w:r>
-        <w:t>m going to hang out in Austin for another month or so, mostly to wait for Xun so we can drive up north together. Besides, there</w:t>
+        <w:t xml:space="preserve">m going to hang out in Austin for another month or so, mostly to wait for </w:t>
+      </w:r>
+      <w:proofErr w:type="spellStart"/>
+      <w:r>
+        <w:t>Xun</w:t>
+      </w:r>
+      <w:proofErr w:type="spellEnd"/>
+      <w:r>
+        <w:t xml:space="preserve"> so we can drive up north together. Besides, there</w:t>
       </w:r>
       <w:r>
         <w:t>’</w:t>
@@ -15728,13 +15983,21 @@
         <w:pStyle w:val="CSP-ChapterBodyText"/>
       </w:pPr>
       <w:r>
-        <w:t>Wei Jin</w:t>
-      </w:r>
-      <w:r>
-        <w:t>’</w:t>
-      </w:r>
-      <w:r>
-        <w:t>s already helped me find an apartment in Edison, New Jersey. It</w:t>
+        <w:t xml:space="preserve">Wei </w:t>
+      </w:r>
+      <w:proofErr w:type="spellStart"/>
+      <w:r>
+        <w:t>Jin</w:t>
+      </w:r>
+      <w:r>
+        <w:t>’</w:t>
+      </w:r>
+      <w:r>
+        <w:t>s</w:t>
+      </w:r>
+      <w:proofErr w:type="spellEnd"/>
+      <w:r>
+        <w:t xml:space="preserve"> already helped me find an apartment in Edison, New Jersey. It</w:t>
       </w:r>
       <w:r>
         <w:t>’</w:t>
@@ -15764,13 +16027,21 @@
         <w:t>’</w:t>
       </w:r>
       <w:r>
-        <w:t>ll crash at Wei Jin</w:t>
-      </w:r>
-      <w:r>
-        <w:t>’</w:t>
-      </w:r>
-      <w:r>
-        <w:t>s place until then.</w:t>
+        <w:t xml:space="preserve">ll crash at Wei </w:t>
+      </w:r>
+      <w:proofErr w:type="spellStart"/>
+      <w:r>
+        <w:t>Jin</w:t>
+      </w:r>
+      <w:r>
+        <w:t>’</w:t>
+      </w:r>
+      <w:r>
+        <w:t>s</w:t>
+      </w:r>
+      <w:proofErr w:type="spellEnd"/>
+      <w:r>
+        <w:t xml:space="preserve"> place until then.</w:t>
       </w:r>
     </w:p>
     <w:p>
@@ -16022,51 +16293,28 @@
         <w:t>’</w:t>
       </w:r>
       <w:r>
-        <w:t>ve finally moved into my own apartment! It</w:t>
-      </w:r>
-      <w:r>
-        <w:t>’</w:t>
-      </w:r>
-      <w:r>
-        <w:t>s actually pretty spacious. The neighborhood is really nice—it</w:t>
-      </w:r>
-      <w:r>
-        <w:t>’</w:t>
-      </w:r>
-      <w:r>
-        <w:t>s just a two-minute walk to a local park</w:t>
-      </w:r>
-      <w:r>
-        <w:t>,</w:t>
-      </w:r>
-      <w:r>
-        <w:t xml:space="preserve"> and driving to a nearby mall only takes a few minutes. There are also two huge Asian grocery stores nearby that carry just about every Chinese food item you could want—Edison has a large Chinese population.</w:t>
-      </w:r>
-    </w:p>
-    <w:p>
-      <w:pPr>
-        <w:pStyle w:val="CSP-ChapterBodyText"/>
-      </w:pPr>
-    </w:p>
-    <w:p>
-      <w:pPr>
-        <w:pStyle w:val="CSP-ChapterBodyText"/>
-      </w:pPr>
-      <w:r>
-        <w:t>My new address is:</w:t>
-      </w:r>
-    </w:p>
-    <w:p>
-      <w:pPr>
-        <w:pStyle w:val="CSP-ChapterBodyText"/>
-      </w:pPr>
-    </w:p>
-    <w:p>
-      <w:pPr>
-        <w:pStyle w:val="CSP-ChapterBodyText"/>
-      </w:pPr>
-      <w:r>
-        <w:t>8 Koster Blvd. Apt. 3A</w:t>
+        <w:t>ve finally moved into my own apartment! My new address is:</w:t>
+      </w:r>
+    </w:p>
+    <w:p>
+      <w:pPr>
+        <w:pStyle w:val="CSP-ChapterBodyText"/>
+      </w:pPr>
+    </w:p>
+    <w:p>
+      <w:pPr>
+        <w:pStyle w:val="CSP-ChapterBodyText"/>
+      </w:pPr>
+      <w:r>
+        <w:t xml:space="preserve">8 </w:t>
+      </w:r>
+      <w:proofErr w:type="spellStart"/>
+      <w:r>
+        <w:t>Koster</w:t>
+      </w:r>
+      <w:proofErr w:type="spellEnd"/>
+      <w:r>
+        <w:t xml:space="preserve"> Blvd. Apt. 3A</w:t>
       </w:r>
     </w:p>
     <w:p>
@@ -16090,10 +16338,7 @@
         <w:pStyle w:val="CSP-ChapterBodyText"/>
       </w:pPr>
       <w:r>
-        <w:t>P</w:t>
-      </w:r>
-      <w:r>
-        <w:t>hone: 908-906-2487</w:t>
+        <w:t>Phone: 908-906-2487</w:t>
       </w:r>
     </w:p>
     <w:p>
@@ -16125,57 +16370,156 @@
         <w:t>’</w:t>
       </w:r>
       <w:r>
-        <w:t>s Independence Day. My friend Xun suddenly backed out a few days before the trip, but luckily I found Emma, another classmate of mine, who wanted to tag along, do some sightseeing, and meet up with her friends in New York. The drive took seven days, but we didn</w:t>
-      </w:r>
-      <w:r>
-        <w:t>’</w:t>
-      </w:r>
-      <w:r>
-        <w:t xml:space="preserve">t push ourselves too hard—especially toward the end, when we detoured to camp in a national forest and go swimming at the </w:t>
-      </w:r>
+        <w:t xml:space="preserve">s Independence Day. My friend </w:t>
+      </w:r>
+      <w:proofErr w:type="spellStart"/>
+      <w:r>
+        <w:t>Xun</w:t>
+      </w:r>
+      <w:proofErr w:type="spellEnd"/>
+      <w:r>
+        <w:t xml:space="preserve"> suddenly backed out a few days before the trip, but </w:t>
+      </w:r>
+      <w:proofErr w:type="gramStart"/>
+      <w:r>
+        <w:t>luckily</w:t>
+      </w:r>
+      <w:proofErr w:type="gramEnd"/>
+      <w:r>
+        <w:t xml:space="preserve"> I found Emma, another classmate of mine, who wanted to tag along, do some sightseeing, and meet up with her friends in New York. The drive took seven days, but we didn</w:t>
+      </w:r>
+      <w:r>
+        <w:t>’</w:t>
+      </w:r>
+      <w:r>
+        <w:t>t push ourselves too hard—especially toward the end, when we detoured to camp in a national forest and go swimming at the beach. We had a great time. The car didn</w:t>
+      </w:r>
+      <w:r>
+        <w:t>’</w:t>
+      </w:r>
+      <w:r>
+        <w:t xml:space="preserve">t give us any trouble at all during the entire trip—about 2,500 miles in all. I drove roughly two-thirds of the distance. Throughout the drive I stayed in touch with Wei </w:t>
+      </w:r>
+      <w:proofErr w:type="spellStart"/>
+      <w:r>
+        <w:t>Jin</w:t>
+      </w:r>
+      <w:proofErr w:type="spellEnd"/>
+      <w:r>
+        <w:t>, and I</w:t>
+      </w:r>
+      <w:r>
+        <w:t>’</w:t>
+      </w:r>
+      <w:r>
+        <w:t>m really grateful for all the effort he put into finding my apartment.</w:t>
+      </w:r>
+    </w:p>
+    <w:p>
+      <w:pPr>
+        <w:pStyle w:val="CSP-ChapterBodyText"/>
+      </w:pPr>
+    </w:p>
+    <w:p>
+      <w:pPr>
+        <w:pStyle w:val="CSP-ChapterBodyText"/>
+      </w:pPr>
+    </w:p>
+    <w:p>
+      <w:pPr>
+        <w:pStyle w:val="CSP-ChapterBodyText"/>
+      </w:pPr>
       <w:r>
         <w:lastRenderedPageBreak/>
-        <w:t>beach. We had a great time. The car didn</w:t>
-      </w:r>
-      <w:r>
-        <w:t>’</w:t>
-      </w:r>
-      <w:r>
-        <w:t>t give us any trouble at all during the entire trip—about 2,500 miles in all. I drove roughly two-thirds of the distance. Throughout the drive I stayed in touch with Wei Jin, and I</w:t>
-      </w:r>
-      <w:r>
-        <w:t>’</w:t>
-      </w:r>
-      <w:r>
-        <w:t>m really grateful for all the effort he put into finding my apartment.</w:t>
-      </w:r>
-      <w:r>
-        <w:t xml:space="preserve"> </w:t>
-      </w:r>
-    </w:p>
-    <w:p>
-      <w:pPr>
-        <w:pStyle w:val="CSP-ChapterBodyText"/>
-      </w:pPr>
-    </w:p>
-    <w:p>
-      <w:pPr>
-        <w:pStyle w:val="CSP-ChapterBodyText"/>
-      </w:pPr>
-      <w:r>
-        <w:t>We finally arrived in New Jersey on the night of July 11th and stayed at Wei Jin</w:t>
-      </w:r>
-      <w:r>
-        <w:t>’</w:t>
-      </w:r>
-      <w:r>
-        <w:t>s place for three nights before picking up the keys to my apartment on the afternoon of the 14th. Since moving in, Emma and I have been getting the place furnished. We picked up a queen-sized bed from BJ</w:t>
-      </w:r>
-      <w:r>
-        <w:t>’</w:t>
-      </w:r>
-      <w:r>
-        <w:t>s—a giant wholesale club—and a dining table and two chairs from IKEA. The bed was too big to fit in the Corolla, so we had to tie it to the roof of the car. As we drove gingerly home on local roads, we took a wrong turn and ended up on a high-speed toll road with a queen-sized bed strapped to the top—not exactly ideal. Driving in New Jersey is nothing like driving in Texas. The roads here are a maze of highways, traffic circles, and jughandles that make absolutely no sense until you get used to them. Anyway, I</w:t>
+        <w:t xml:space="preserve">We finally arrived in New Jersey on the night of July 11th and stayed at Wei </w:t>
+      </w:r>
+      <w:proofErr w:type="spellStart"/>
+      <w:r>
+        <w:t>Jin</w:t>
+      </w:r>
+      <w:r>
+        <w:t>’</w:t>
+      </w:r>
+      <w:r>
+        <w:t>s</w:t>
+      </w:r>
+      <w:proofErr w:type="spellEnd"/>
+      <w:r>
+        <w:t xml:space="preserve"> place for three nights before picking up the keys to my apartment on the afternoon of the 14th. The apartment is surprisingly spacious. The neighborhood is really nice—it</w:t>
+      </w:r>
+      <w:r>
+        <w:t>’</w:t>
+      </w:r>
+      <w:r>
+        <w:t>s just a two-minute walk to a local park, and driving to a nearby mall only takes a few minutes. There are also two huge Asian grocery stores nearby that carry just about every Chinese food item you could want—Edison has a large Chinese population.</w:t>
+      </w:r>
+    </w:p>
+    <w:p>
+      <w:pPr>
+        <w:pStyle w:val="CSP-ChapterBodyText"/>
+      </w:pPr>
+    </w:p>
+    <w:p>
+      <w:pPr>
+        <w:pStyle w:val="CSP-ChapterBodyText"/>
+      </w:pPr>
+      <w:r>
+        <w:t>I</w:t>
+      </w:r>
+      <w:r>
+        <w:t>’</w:t>
+      </w:r>
+      <w:r>
+        <w:t>ve been busy showing Emma around and helping her meet up with her friends, which is why I</w:t>
+      </w:r>
+      <w:r>
+        <w:t>’</w:t>
+      </w:r>
+      <w:r>
+        <w:t>ve been running around these past few days and haven</w:t>
+      </w:r>
+      <w:r>
+        <w:t>’</w:t>
+      </w:r>
+      <w:r>
+        <w:t>t found a moment to write to you. We recently took the train into New York City—the ride from my place to Manhattan takes about forty minutes. The conductors walk through the train constantly checking tickets, so it actually feels much safer than the subway. Three days ago, we visited West Point, home of the U.S. Military Academy, and the campus is absolutely beautiful. Yesterday and the day before, we went out to the Delaware River for kayaking, camping, and paintball. Paintball is a mock combat game—not with real bullets, obviously, but with little capsules filled with colored dye that burst open on impact, splashing color all over you. It was tremendous fun. Those paintballs fly really fast—they really sting when they hit you! Today, Emma and I went to check out Princeton.</w:t>
+      </w:r>
+    </w:p>
+    <w:p>
+      <w:pPr>
+        <w:pStyle w:val="CSP-ChapterBodyText"/>
+      </w:pPr>
+    </w:p>
+    <w:p>
+      <w:pPr>
+        <w:pStyle w:val="CSP-ChapterBodyText"/>
+      </w:pPr>
+      <w:r>
+        <w:t>Since moving in, Emma and I have been getting the place furnished. We picked up a queen-sized bed from BJ</w:t>
+      </w:r>
+      <w:r>
+        <w:t>’</w:t>
+      </w:r>
+      <w:r>
+        <w:t xml:space="preserve">s—a giant wholesale club—and a dining table and two chairs from IKEA. The bed was too big to fit in the Corolla, so we had to tie it to the roof of the car. As we drove </w:t>
+      </w:r>
+      <w:r>
+        <w:t xml:space="preserve">gingerly home </w:t>
+      </w:r>
+      <w:r>
+        <w:t xml:space="preserve">on local roads, we took a wrong turn and ended up on a high-speed toll road with a queen-sized bed strapped to the top—not exactly ideal. Driving in New Jersey is nothing like driving in Texas. The roads here are a maze of highways, traffic circles, and </w:t>
+      </w:r>
+      <w:proofErr w:type="spellStart"/>
+      <w:r>
+        <w:t>jughandles</w:t>
+      </w:r>
+      <w:proofErr w:type="spellEnd"/>
+      <w:r>
+        <w:t xml:space="preserve"> that make absolutely no sense until you get used to </w:t>
+      </w:r>
+      <w:r>
+        <w:lastRenderedPageBreak/>
+        <w:t>them. Anyway, I</w:t>
       </w:r>
       <w:r>
         <w:t>’</w:t>
@@ -16200,89 +16544,7 @@
         <w:pStyle w:val="CSP-ChapterBodyText"/>
       </w:pPr>
       <w:r>
-        <w:t>I</w:t>
-      </w:r>
-      <w:r>
-        <w:t>’</w:t>
-      </w:r>
-      <w:r>
-        <w:t>ve also been busy showing Emma around and helping her meet up with her friends, which is why I</w:t>
-      </w:r>
-      <w:r>
-        <w:t>’</w:t>
-      </w:r>
-      <w:r>
-        <w:t>ve been running around these past few days and hadn</w:t>
-      </w:r>
-      <w:r>
-        <w:t>’</w:t>
-      </w:r>
-      <w:r>
-        <w:t>t found a moment to write to you.</w:t>
-      </w:r>
-    </w:p>
-    <w:p>
-      <w:pPr>
-        <w:pStyle w:val="CSP-ChapterBodyText"/>
-      </w:pPr>
-    </w:p>
-    <w:p>
-      <w:pPr>
-        <w:pStyle w:val="CSP-ChapterBodyText"/>
-      </w:pPr>
-      <w:r>
-        <w:t xml:space="preserve">We recently took a train into New York City. The train ride from my place into Manhattan takes about </w:t>
-      </w:r>
-      <w:r>
-        <w:t>forty</w:t>
-      </w:r>
-      <w:r>
-        <w:t xml:space="preserve"> minutes. The conductors walk back and forth checking tickets constantly, so it actually feels way safer than the subway.</w:t>
-      </w:r>
-    </w:p>
-    <w:p>
-      <w:pPr>
-        <w:pStyle w:val="CSP-ChapterBodyText"/>
-      </w:pPr>
-    </w:p>
-    <w:p>
-      <w:pPr>
-        <w:pStyle w:val="CSP-ChapterBodyText"/>
-      </w:pPr>
-      <w:r>
-        <w:t xml:space="preserve">Three days ago, we visited West Point, home of the U.S. Military Academy, and the campus is absolutely beautiful. Yesterday and the day before, we went out to the Delaware River for kayaking, camping, and paintball. Paintball is a mock combat game—not with real bullets, obviously, but with little </w:t>
-      </w:r>
-      <w:r>
-        <w:lastRenderedPageBreak/>
-        <w:t xml:space="preserve">capsules filled with colored dye that burst open on impact, splashing color all over you. It was tremendous fun. Those paintballs fly really fast, though, they really sting when </w:t>
-      </w:r>
-      <w:r>
-        <w:t>they</w:t>
-      </w:r>
-      <w:r>
-        <w:t xml:space="preserve"> hit you! Today, </w:t>
-      </w:r>
-      <w:r>
-        <w:t>Emma and I</w:t>
-      </w:r>
-      <w:r>
-        <w:t xml:space="preserve"> </w:t>
-      </w:r>
-      <w:r>
-        <w:t>went to check out Princeton.</w:t>
-      </w:r>
-    </w:p>
-    <w:p>
-      <w:pPr>
-        <w:pStyle w:val="CSP-ChapterBodyText"/>
-      </w:pPr>
-    </w:p>
-    <w:p>
-      <w:pPr>
-        <w:pStyle w:val="CSP-ChapterBodyText"/>
-      </w:pPr>
-      <w:r>
-        <w:t>We took quite a few photos in the past few weeks—about seventy or so—and I</w:t>
+        <w:t>We took quite a few photos over the past few weeks—about seventy or so—and I</w:t>
       </w:r>
       <w:r>
         <w:t>’</w:t>
@@ -16354,10 +16616,7 @@
         <w:pStyle w:val="CSP-ChapterBodyText"/>
       </w:pPr>
       <w:r>
-        <w:t>0</w:t>
-      </w:r>
-      <w:r>
-        <w:t>7/21/97</w:t>
+        <w:t>07/21/97</w:t>
       </w:r>
     </w:p>
     <w:p>
@@ -16587,7 +16846,15 @@
         <w:t>”</w:t>
       </w:r>
       <w:r>
-        <w:t xml:space="preserve"> he asked. Now, that was an excellent suggestion, except for one small problem: I had absolutely no idea where Dobie Center was. So I said, </w:t>
+        <w:t xml:space="preserve"> he asked. Now, that was an excellent suggestion, except for one small problem: I had absolutely no idea where Dobie Center was. </w:t>
+      </w:r>
+      <w:proofErr w:type="gramStart"/>
+      <w:r>
+        <w:t>So</w:t>
+      </w:r>
+      <w:proofErr w:type="gramEnd"/>
+      <w:r>
+        <w:t xml:space="preserve"> I said, </w:t>
       </w:r>
       <w:r>
         <w:t>“</w:t>
@@ -18655,6 +18922,7 @@
       <w:r>
         <w:t xml:space="preserve"> </w:t>
       </w:r>
+      <w:proofErr w:type="spellStart"/>
       <w:r>
         <w:rPr>
           <w:i/>
@@ -18662,6 +18930,7 @@
         </w:rPr>
         <w:t>wujiao</w:t>
       </w:r>
+      <w:proofErr w:type="spellEnd"/>
       <w:r>
         <w:t>, is a deeply ingrained cultural tradition. In most schools, offices, and factories, lunch is followed by a quiet period that allows people to take a short nap. Napping in China has traditionally been seen as beneficial to health and productivity.</w:t>
       </w:r>
@@ -18930,6 +19199,7 @@
       <w:r>
         <w:t xml:space="preserve"> or </w:t>
       </w:r>
+      <w:proofErr w:type="spellStart"/>
       <w:r>
         <w:rPr>
           <w:i/>
@@ -18937,6 +19207,7 @@
         </w:rPr>
         <w:t>yuanxiao</w:t>
       </w:r>
+      <w:proofErr w:type="spellEnd"/>
       <w:r>
         <w:t>, whose round shape represents family togetherness and completeness.</w:t>
       </w:r>

--- a/letters_from_usa/book.docx
+++ b/letters_from_usa/book.docx
@@ -3414,41 +3414,26 @@
         <w:footnoteReference w:id="3"/>
       </w:r>
       <w:r>
-        <w:t xml:space="preserve"> Since this flight went to Tokyo first, most of the passengers on board were Japanese. It took a little over two hours to fly from Shanghai to Tokyo, and once we landed, everyone had to get off the plane. I wandered around the Tokyo airport for a while. Just a few hours ago, I could safely assume that every Asian face I encountered belonged to a fellow Chinese. That assumption no longer held true, and for the first time in my life I found myself hesitating over whether to start a conversation in Chinese. It</w:t>
-      </w:r>
-      <w:r>
-        <w:t>’</w:t>
-      </w:r>
-      <w:r>
-        <w:t>s really difficult to understand Japanese people speaking English!</w:t>
-      </w:r>
-    </w:p>
-    <w:p>
-      <w:pPr>
-        <w:pStyle w:val="CSP-ChapterBodyText"/>
-      </w:pPr>
-    </w:p>
-    <w:p>
-      <w:pPr>
-        <w:pStyle w:val="CSP-ChapterBodyText"/>
-      </w:pPr>
-      <w:r>
-        <w:t>Around 4:00 p.m. Tokyo time, I boarded the exact same plane, sat in the exact same seat, and headed toward L.A. This leg of the trip took over ten hours. I ate two Japanese meals on board (sushi, sashimi, salad, etc.) and was really happy with them</w:t>
+        <w:t xml:space="preserve"> Since this flight went to Tokyo first, most of the passengers on board were Japanese. It took a little over two hours to fly from Shanghai to Tokyo, and once we landed, everyone had to get off the plane. I wandered around the Tokyo airport for a while. Just a few hours ago, I could safely assume that every Asian face I encountered belonged to a fellow Chinese. That assumption no longer held true, and for the first time in my life I found myself hesitating over whether to start a conversation in Chinese. </w:t>
+      </w:r>
+      <w:r>
+        <w:t>And I found it difficult to understand Japanese people's English</w:t>
       </w:r>
       <w:r>
         <w:t>.</w:t>
       </w:r>
-      <w:r>
-        <w:t xml:space="preserve"> I also watched two movies</w:t>
-      </w:r>
-      <w:r>
-        <w:t xml:space="preserve"> </w:t>
-      </w:r>
-      <w:r>
-        <w:t>during the flight</w:t>
-      </w:r>
-      <w:r>
-        <w:t xml:space="preserve">. After flying for a </w:t>
+    </w:p>
+    <w:p>
+      <w:pPr>
+        <w:pStyle w:val="CSP-ChapterBodyText"/>
+      </w:pPr>
+    </w:p>
+    <w:p>
+      <w:pPr>
+        <w:pStyle w:val="CSP-ChapterBodyText"/>
+      </w:pPr>
+      <w:r>
+        <w:t xml:space="preserve">Around 4:00 p.m. Tokyo time, I boarded the exact same plane, sat in the exact same seat, and headed toward L.A. This leg of the trip took over ten hours. I ate two Japanese meals on board (sushi, sashimi, salad, etc.) and was really happy with them. I also watched two movies during the flight. After flying for a </w:t>
       </w:r>
       <w:r>
         <w:lastRenderedPageBreak/>
@@ -3465,105 +3450,63 @@
         <w:pStyle w:val="CSP-ChapterBodyText"/>
       </w:pPr>
       <w:r>
-        <w:t>By the time we landed in L.A., it was already past 10:00 a.m. local time. I had just over an hour before my connecting flight departed. The customs line was very long and slow, and because my departure gate was changed at the last minute, I almost missed the flight. On the flight to Minneapolis, I was so wiped out I couldn</w:t>
-      </w:r>
-      <w:r>
-        <w:t>’</w:t>
-      </w:r>
-      <w:r>
-        <w:t>t even manage to eat lunch. The final flight to Austin was pleasantly quiet, with only about half the seats occupied. I got a window seat this time, and the view was beautiful.</w:t>
-      </w:r>
-    </w:p>
-    <w:p>
-      <w:pPr>
-        <w:pStyle w:val="CSP-ChapterBodyText"/>
-      </w:pPr>
-    </w:p>
-    <w:p>
-      <w:pPr>
-        <w:pStyle w:val="CSP-ChapterBodyText"/>
-      </w:pPr>
-      <w:r>
-        <w:t>After getting off the plane, I met up with Hai, the classmate who came to pick me up, at baggage claim. He drove me to the temporary apartment where I would be staying and then took me grocery shopping. Groceries here are surprisingly inexpensive, especially bananas, eggs, milk, and orange juice. Afterward, we stopped by Hai</w:t>
-      </w:r>
-      <w:r>
-        <w:t>’</w:t>
-      </w:r>
-      <w:r>
-        <w:t>s apartment so I could call home and let you know I</w:t>
-      </w:r>
-      <w:r>
-        <w:t>’</w:t>
-      </w:r>
-      <w:r>
-        <w:t>d arrived safely. He and his wife live in the university</w:t>
-      </w:r>
-      <w:r>
-        <w:t>’</w:t>
-      </w:r>
-      <w:r>
-        <w:t>s married student housing, which is really nice and incredibly affordable at less than $300 a month. The place where I</w:t>
-      </w:r>
-      <w:r>
-        <w:t>’</w:t>
-      </w:r>
-      <w:r>
-        <w:t>m staying temporarily is also great and has everything I need. That night, after taking a shower, I finally went to bed around 2:00 a.m.</w:t>
-      </w:r>
-    </w:p>
-    <w:p>
-      <w:pPr>
-        <w:pStyle w:val="CSP-ChapterBodyText"/>
-      </w:pPr>
-    </w:p>
-    <w:p>
-      <w:pPr>
-        <w:pStyle w:val="CSP-ChapterBodyText"/>
-      </w:pPr>
-      <w:r>
-        <w:t>I woke up around 10:00 this morning and had some milk, bagels, and a banana for breakfast. After noon, jet lag hit me and I felt so sleepy I went right back to bed and didn</w:t>
-      </w:r>
-      <w:r>
-        <w:t>’</w:t>
-      </w:r>
-      <w:r>
-        <w:t>t get much done today. Tomorrow morning, I plan to go to the department and see the secretary.</w:t>
-      </w:r>
-    </w:p>
-    <w:p>
-      <w:pPr>
-        <w:pStyle w:val="CSP-ChapterBodyText"/>
-      </w:pPr>
-    </w:p>
-    <w:p>
-      <w:pPr>
-        <w:pStyle w:val="CSP-ChapterBodyText"/>
-      </w:pPr>
-      <w:r>
-        <w:t xml:space="preserve">The journey felt like four separate flights strung together, which was truly exhausting, although I actually felt surprisingly energetic right after getting off the plane. My first impression of America has been very positive. One thing that struck me immediately was the smell of the air. Back home, the air often </w:t>
+        <w:t>By the time we landed in L.A., it was already past 10:00 a.m. local time. I had just over an hour before my connecting flight departed. The customs line was long and slow, and because my departure gate was changed at the last minute, I almost missed the flight. On the flight to Minneapolis, I was so wiped out I couldn't even manage to eat lunch. The final flight to Austin was pleasantly quiet, with only about half the seats occupied. I got a window seat this time, and the view was beautiful.</w:t>
+      </w:r>
+    </w:p>
+    <w:p>
+      <w:pPr>
+        <w:pStyle w:val="CSP-ChapterBodyText"/>
+      </w:pPr>
+    </w:p>
+    <w:p>
+      <w:pPr>
+        <w:pStyle w:val="CSP-ChapterBodyText"/>
+      </w:pPr>
+      <w:r>
+        <w:t>After getting off the plane, I met Hai—the classmate who came to pick me up—at baggage claim. He drove me to the temporary apartment where I would be staying and then took me grocery shopping. The supermarket was large and bright, with goods neatly laid out on the shelves, row after row—it felt like they sold absolutely everything. Groceries here are surprisingly inexpensive, especially bananas, eggs, milk, and orange juice. I bought thirteen items for twelve dollars, which still felt very reasonable. Afterward, we stopped by Hai's place so I could call and let you know I'd arrived safely. He and his wife live in the university's married student housing, which is really nice and incredibly affordable at less than $300 a month. The place where I'm staying temporarily is also great and has everything I need. That night, after taking a shower, I finally went to bed around 2:00 a.m.</w:t>
+      </w:r>
+    </w:p>
+    <w:p>
+      <w:pPr>
+        <w:pStyle w:val="CSP-ChapterBodyText"/>
+      </w:pPr>
+    </w:p>
+    <w:p>
+      <w:pPr>
+        <w:pStyle w:val="CSP-ChapterBodyText"/>
+      </w:pPr>
+      <w:r>
+        <w:t>I woke up around 10:00 this morning and had some milk, bagels, and a banana for breakfast. After noon, jet lag hit me and I felt so sleepy I went right back to bed and didn't get much done today. Tomorrow morning, I plan to go to the department and see the secretary.</w:t>
+      </w:r>
+    </w:p>
+    <w:p>
+      <w:pPr>
+        <w:pStyle w:val="CSP-ChapterBodyText"/>
+      </w:pPr>
+    </w:p>
+    <w:p>
+      <w:pPr>
+        <w:pStyle w:val="CSP-ChapterBodyText"/>
+      </w:pPr>
+      <w:r>
+        <w:t xml:space="preserve">The journey felt like four separate flights strung together, which was truly exhausting, although I actually felt surprisingly energetic right after getting off the plane. My first impression </w:t>
       </w:r>
       <w:r>
         <w:lastRenderedPageBreak/>
-        <w:t>carries a lived-in scent of cooking, street food, and daily life. Here, it feels cleaner and even has a light, unfamiliar fragrance.</w:t>
-      </w:r>
-    </w:p>
-    <w:p>
-      <w:pPr>
-        <w:pStyle w:val="CSP-ChapterBodyText"/>
-      </w:pPr>
-    </w:p>
-    <w:p>
-      <w:pPr>
-        <w:pStyle w:val="CSP-ChapterBodyText"/>
-      </w:pPr>
-      <w:r>
-        <w:t>I</w:t>
-      </w:r>
-      <w:r>
-        <w:t>’</w:t>
-      </w:r>
-      <w:r>
-        <w:t>m going to sleep now and will write more tomorrow.</w:t>
+        <w:t>of America has been very positive. One thing that struck me immediately was the smell of the air. Back home, the air often carries a lived-in scent of food and daily life. Here, it feels cleaner and even has a light, unfamiliar fragrance.</w:t>
+      </w:r>
+    </w:p>
+    <w:p>
+      <w:pPr>
+        <w:pStyle w:val="CSP-ChapterBodyText"/>
+      </w:pPr>
+    </w:p>
+    <w:p>
+      <w:pPr>
+        <w:pStyle w:val="CSP-ChapterBodyText"/>
+      </w:pPr>
+      <w:r>
+        <w:t>I'm going to sleep now and will write more tomorrow.</w:t>
       </w:r>
     </w:p>
     <w:p>
@@ -3713,55 +3656,24 @@
         <w:pStyle w:val="CSP-ChapterBodyText"/>
       </w:pPr>
       <w:r>
-        <w:t>Last night, one of my classmates drove me to the supermarket to get some groceries. Usually, people here buy a whole week</w:t>
-      </w:r>
-      <w:r>
-        <w:t>’</w:t>
-      </w:r>
-      <w:r>
-        <w:t>s worth of food at once. The supermarket is massive—it feels like they sell absolutely everything. I bought thirteen items for $12, which still feels very cheap.</w:t>
-      </w:r>
-    </w:p>
-    <w:p>
-      <w:pPr>
-        <w:pStyle w:val="CSP-ChapterBodyText"/>
-      </w:pPr>
-    </w:p>
-    <w:p>
-      <w:pPr>
-        <w:pStyle w:val="CSP-ChapterBodyText"/>
-      </w:pPr>
-      <w:r>
-        <w:t xml:space="preserve">When I woke up this morning, it took several hours before it suddenly dawned on me that today is my birthday! For lunch, I baked myself a frozen pizza, so I suppose that counts as my </w:t>
+        <w:t>When I woke up this morning, it took me several hours before it suddenly dawned on me that today was my birthday! For lunch, I baked myself a frozen pizza, so I suppose that counts as my birthday celebration. Tonight, I'm heading over to Hai's house to eat dumplings.</w:t>
+      </w:r>
+    </w:p>
+    <w:p>
+      <w:pPr>
+        <w:pStyle w:val="CSP-ChapterBodyText"/>
+      </w:pPr>
+    </w:p>
+    <w:p>
+      <w:pPr>
+        <w:pStyle w:val="CSP-ChapterBodyText"/>
+      </w:pPr>
+      <w:r>
+        <w:t xml:space="preserve">I will probably stay at this temporary apartment until the 24th. </w:t>
       </w:r>
       <w:r>
         <w:lastRenderedPageBreak/>
-        <w:t>birthday celebration. Tonight, I</w:t>
-      </w:r>
-      <w:r>
-        <w:t>’</w:t>
-      </w:r>
-      <w:r>
-        <w:t>m heading over to Hai</w:t>
-      </w:r>
-      <w:r>
-        <w:t>’</w:t>
-      </w:r>
-      <w:r>
-        <w:t>s house to eat dumplings.</w:t>
-      </w:r>
-    </w:p>
-    <w:p>
-      <w:pPr>
-        <w:pStyle w:val="CSP-ChapterBodyText"/>
-      </w:pPr>
-    </w:p>
-    <w:p>
-      <w:pPr>
-        <w:pStyle w:val="CSP-ChapterBodyText"/>
-      </w:pPr>
-      <w:r>
-        <w:t>I will probably stay at this temporary apartment until the 24th, and then move to another place nearby. Once I move into my permanent apartment, I will let you know how to write to me.</w:t>
+        <w:t>Once I move into my own place, I will let you know my address so you can finally write to me.</w:t>
       </w:r>
     </w:p>
     <w:p>
@@ -3784,11 +3696,6 @@
       <w:r>
         <w:t>08/19/95</w:t>
       </w:r>
-    </w:p>
-    <w:p>
-      <w:pPr>
-        <w:pStyle w:val="CSP-ChapterBodyText"/>
-      </w:pPr>
     </w:p>
     <w:p>
       <w:pPr>

--- a/letters_from_usa/book.docx
+++ b/letters_from_usa/book.docx
@@ -3854,43 +3854,7 @@
         <w:pStyle w:val="CSP-ChapterBodyText"/>
       </w:pPr>
       <w:r>
-        <w:t>I</w:t>
-      </w:r>
-      <w:r>
-        <w:t>’</w:t>
-      </w:r>
-      <w:r>
-        <w:t>m still staying temporarily at someone else</w:t>
-      </w:r>
-      <w:r>
-        <w:t>’</w:t>
-      </w:r>
-      <w:r>
-        <w:t>s apartment, but in another day or two I</w:t>
-      </w:r>
-      <w:r>
-        <w:t>’</w:t>
-      </w:r>
-      <w:r>
-        <w:t>ll be moving into my own place. Once I</w:t>
-      </w:r>
-      <w:r>
-        <w:t>’</w:t>
-      </w:r>
-      <w:r>
-        <w:t>m settled, you</w:t>
-      </w:r>
-      <w:r>
-        <w:t>’</w:t>
-      </w:r>
-      <w:r>
-        <w:t>ll finally be able to write to me there. The apartment is completely unfurnished, so I</w:t>
-      </w:r>
-      <w:r>
-        <w:t>’</w:t>
-      </w:r>
-      <w:r>
-        <w:t>ll have to buy everything myself—a bed, a table, a chair, and all the other essentials. I may also need to get a phone.</w:t>
+        <w:t>I'm still staying temporarily at someone else's apartment, but in another day or two I'll be moving into my own place. My apartment is completely unfurnished, so I'll have to buy everything myself—a bed, a table, a chair, and all the other essentials. I may also need to get a phone.</w:t>
       </w:r>
       <w:r>
         <w:rPr>
@@ -3909,73 +3873,37 @@
         <w:pStyle w:val="CSP-ChapterBodyText"/>
       </w:pPr>
       <w:r>
-        <w:t>I</w:t>
-      </w:r>
-      <w:r>
-        <w:t>’</w:t>
-      </w:r>
-      <w:r>
-        <w:t>ve been in Austin for over ten days now, but because of my living situation, I haven</w:t>
-      </w:r>
-      <w:r>
-        <w:t>’</w:t>
-      </w:r>
-      <w:r>
-        <w:t>t really been able to cook proper meals yet. Most days I just eat things like bread, eggs, and frozen pizza, or make some instant noodles with vegetables. Sometimes I just grab a burger for lunch on campus. Burgers usually cost about a dollar each, but drinks are surprisingly not cheap, so a typical fast-food meal ends up costing around three dollars. For me, that</w:t>
-      </w:r>
-      <w:r>
-        <w:t>’</w:t>
-      </w:r>
-      <w:r>
-        <w:t>s a pretty expensive lunch.</w:t>
-      </w:r>
-    </w:p>
-    <w:p>
-      <w:pPr>
-        <w:pStyle w:val="CSP-ChapterBodyText"/>
-      </w:pPr>
-    </w:p>
-    <w:p>
-      <w:pPr>
-        <w:pStyle w:val="CSP-ChapterBodyText"/>
-      </w:pPr>
-      <w:r>
-        <w:t>This semester I</w:t>
-      </w:r>
-      <w:r>
-        <w:t>’</w:t>
-      </w:r>
-      <w:r>
-        <w:t>m taking three classes, all of them in the afternoon. On top of that, I</w:t>
-      </w:r>
-      <w:r>
-        <w:t>’</w:t>
-      </w:r>
-      <w:r>
-        <w:t xml:space="preserve">ll be working as a TA (Teaching Assistant), so I expect this semester will be quite busy. Before I could start working with students, I had to pass an oral English exam, and I just barely did. Hai took the same exam last year and failed. He retook it this year and received a </w:t>
+        <w:t>I've been in Austin for over ten days now, but because of my living situation, I haven't really been able to cook proper meals yet. Most days I just eat things like bread, eggs, and frozen pizza, or make some instant noodles with vegetables. Sometimes I just grab a burger for lunch on campus. Burgers usually cost about a dollar each, but drinks cost more than you'd think, so a typical fast-food meal ends up costing around three dollars. For me, that's a pretty expensive lunch.</w:t>
+      </w:r>
+    </w:p>
+    <w:p>
+      <w:pPr>
+        <w:pStyle w:val="CSP-ChapterBodyText"/>
+      </w:pPr>
+    </w:p>
+    <w:p>
+      <w:pPr>
+        <w:pStyle w:val="CSP-ChapterBodyText"/>
+      </w:pPr>
+      <w:r>
+        <w:t xml:space="preserve">The fall semester officially begins on August 30th. I'm taking three classes, all of them in the afternoon. On top of that, I'll be working as a Teaching Assistant (TA), so I expect this semester will be quite busy. Before I could start working with students as a TA, I had to pass an oral English exam, and I just barely did. Hai took the same exam last year and failed. He retook it this year and received a conditional pass, which means </w:t>
       </w:r>
       <w:r>
         <w:lastRenderedPageBreak/>
-        <w:t>conditional pass, which means he has to take an English course this semester. The department has already assigned me to a class, and tomorrow I</w:t>
-      </w:r>
-      <w:r>
-        <w:t>’</w:t>
-      </w:r>
-      <w:r>
-        <w:t xml:space="preserve">m going to apply for office space. </w:t>
-      </w:r>
-    </w:p>
-    <w:p>
-      <w:pPr>
-        <w:pStyle w:val="CSP-ChapterBodyText"/>
-      </w:pPr>
-    </w:p>
-    <w:p>
-      <w:pPr>
-        <w:pStyle w:val="CSP-ChapterBodyText"/>
-      </w:pPr>
-      <w:r>
-        <w:t xml:space="preserve">These past few days have been especially busy, mostly because I had to attend the International TA Orientation. It lasted four straight days and just wrapped up yesterday. The program was basically a workshop for international students on how to be an effective teaching assistant. Among the international students, Indians make up the largest group, followed by students from Taiwan, South Korea, and Mainland China. The fall semester officially begins on August 30th. </w:t>
+        <w:t xml:space="preserve">he has to take an English course this semester. The department has already assigned me to a class, and tomorrow I'm going to apply for office space. </w:t>
+      </w:r>
+    </w:p>
+    <w:p>
+      <w:pPr>
+        <w:pStyle w:val="CSP-ChapterBodyText"/>
+      </w:pPr>
+    </w:p>
+    <w:p>
+      <w:pPr>
+        <w:pStyle w:val="CSP-ChapterBodyText"/>
+      </w:pPr>
+      <w:r>
+        <w:t>These past few days have been especially busy, mostly because I had to attend the International TA Orientation. It lasted four straight days and just wrapped up yesterday. The program was basically a workshop for international students on how to be an effective teaching assistant. Among the international students, Indians make up the largest group, followed by students from Taiwan, South Korea, and Mainland China.</w:t>
       </w:r>
     </w:p>
     <w:p>
@@ -4119,35 +4047,7 @@
         <w:pStyle w:val="CSP-ChapterBodyText"/>
       </w:pPr>
       <w:r>
-        <w:t>You can use this address to write to me from now on. I</w:t>
-      </w:r>
-      <w:r>
-        <w:t>’</w:t>
-      </w:r>
-      <w:r>
-        <w:t>m not especially thrilled with the place—the air conditioner is quite noisy. My share of the rent is $250 a month. It</w:t>
-      </w:r>
-      <w:r>
-        <w:t>’</w:t>
-      </w:r>
-      <w:r>
-        <w:t>s a two-bedroom apartment, and I</w:t>
-      </w:r>
-      <w:r>
-        <w:t>’</w:t>
-      </w:r>
-      <w:r>
-        <w:t>m sharing it with another Chinese student. Around here, it</w:t>
-      </w:r>
-      <w:r>
-        <w:t>’</w:t>
-      </w:r>
-      <w:r>
-        <w:t xml:space="preserve">s pretty much the norm for Chinese students to </w:t>
-      </w:r>
-      <w:r>
-        <w:lastRenderedPageBreak/>
-        <w:t>room together.</w:t>
+        <w:t>You can use this address to write to me from now on. I'm not particularly thrilled with the place—the air conditioner is quite noisy. My share of the rent is $250 a month. It's a two-bedroom apartment, and I'm sharing it with another Chinese student. Around here, it's pretty much the norm for Chinese students to room together.</w:t>
       </w:r>
     </w:p>
     <w:p>

--- a/letters_from_usa/book.docx
+++ b/letters_from_usa/book.docx
@@ -4501,7 +4501,13 @@
         <w:t>’</w:t>
       </w:r>
       <w:r>
-        <w:t>ve heard there are services that allow me to pay for the call on my end.</w:t>
+        <w:t xml:space="preserve">ve heard there are services that </w:t>
+      </w:r>
+      <w:r>
+        <w:t>let</w:t>
+      </w:r>
+      <w:r>
+        <w:t xml:space="preserve"> me to pay for the call on my end.</w:t>
       </w:r>
       <w:r>
         <w:rPr>
@@ -4562,7 +4568,16 @@
         <w:t>’</w:t>
       </w:r>
       <w:r>
-        <w:t>s being said. Having a TV would give me a way to unwind and practice my English at the same time—how great would that be! However, I still owe the university over $1,300 in tuition and fees, so the TV will probably have to wait a couple more months. My long-term goal is to buy a car within a year—cars are really expensive here, and a decent used one costs over $3,000. It</w:t>
+        <w:t xml:space="preserve">s being said. Having a TV would give me a way to unwind and practice my English </w:t>
+      </w:r>
+      <w:r>
+        <w:t>listening skills</w:t>
+      </w:r>
+      <w:r>
+        <w:t xml:space="preserve"> </w:t>
+      </w:r>
+      <w:r>
+        <w:t>at the same time—how great would that be! However, I still owe the university over $1,300 in tuition and fees, so the TV will probably have to wait a couple more months. My long-term goal is to buy a car within a year—cars are really expensive here, and a decent used one costs over $3,000. It</w:t>
       </w:r>
       <w:r>
         <w:t>’</w:t>
@@ -4581,17 +4596,23 @@
         <w:pStyle w:val="CSP-ChapterBodyText"/>
       </w:pPr>
       <w:r>
-        <w:t xml:space="preserve">As for classes, things are going okay, though it was a bit difficult to understand some of the professors at first. One Indian professor has an accent that is hard to follow, so as soon as class lets out, the Chinese students gather and try to piece together what was actually said. The Chinese students have a great tradition of forming study groups, so if we miss something, we just talk it through together. I think after a few </w:t>
+        <w:t xml:space="preserve">As for classes, things are going okay, though it was a bit difficult to understand some of the professors at first. One Indian professor has an accent that is hard to follow, so as soon as class lets out, the Chinese students gather and try to piece together what was actually said. The Chinese students have a great tradition of forming study groups, so if we miss </w:t>
       </w:r>
       <w:r>
         <w:lastRenderedPageBreak/>
-        <w:t>more classes, I</w:t>
-      </w:r>
-      <w:r>
-        <w:t>’</w:t>
-      </w:r>
-      <w:r>
-        <w:t>ll get used to it. For me, Indian accents are definitely challenging, but they are incredibly fluent despite their heavy accent. Strangely enough, the Americans don</w:t>
+        <w:t>something, we just talk it through together. I think after a few more classes, I</w:t>
+      </w:r>
+      <w:r>
+        <w:t>’</w:t>
+      </w:r>
+      <w:r>
+        <w:t xml:space="preserve">ll get used to it. </w:t>
+      </w:r>
+      <w:r>
+        <w:t>For me, Indian accents are definitely hard to follow, but students from India are incredibly fluent despite their heavy accents.</w:t>
+      </w:r>
+      <w:r>
+        <w:t xml:space="preserve"> Strangely enough, the Americans don</w:t>
       </w:r>
       <w:r>
         <w:t>’</w:t>

--- a/letters_from_usa/book.docx
+++ b/letters_from_usa/book.docx
@@ -4965,31 +4965,15 @@
         <w:pStyle w:val="CSP-ChapterBodyText"/>
       </w:pPr>
       <w:r>
-        <w:t>My roommate is an undergraduate majoring in civil engineering. He</w:t>
-      </w:r>
-      <w:r>
-        <w:t>’</w:t>
-      </w:r>
-      <w:r>
-        <w:t>s been in the U.S. for a few years and actually spent several years studying in Europe before that. He seems like a really honest, down-to-earth person. Most of the Chinese undergraduates here are permanent residents who moved to the U.S. with their families. Believe it or not, my roommate</w:t>
-      </w:r>
-      <w:r>
-        <w:t>’</w:t>
-      </w:r>
-      <w:r>
-        <w:t xml:space="preserve">s name is Tong as well! If someone calls asking for </w:t>
-      </w:r>
-      <w:r>
-        <w:t>“</w:t>
-      </w:r>
-      <w:r>
-        <w:t>Tong,</w:t>
-      </w:r>
-      <w:r>
-        <w:t>”</w:t>
-      </w:r>
-      <w:r>
-        <w:t xml:space="preserve"> things can get a little confusing.</w:t>
+        <w:t xml:space="preserve">My roommate is an undergraduate majoring in civil engineering. He's been in the U.S. for a few years and actually spent several years studying in Europe before that. He seems like </w:t>
+      </w:r>
+      <w:proofErr w:type="gramStart"/>
+      <w:r>
+        <w:t>a</w:t>
+      </w:r>
+      <w:proofErr w:type="gramEnd"/>
+      <w:r>
+        <w:t xml:space="preserve"> honest, down-to-earth person. Most of the Chinese undergraduates here are permanent residents who moved to the U.S. with their families. Believe it or not, my roommate's name is Tong as well! If someone calls asking for "Tong," things can get a little confusing.</w:t>
       </w:r>
     </w:p>
     <w:p>
@@ -5064,72 +5048,24 @@
         <w:pStyle w:val="CSP-ChapterBodyText"/>
       </w:pPr>
       <w:r>
-        <w:t>I have an exam next Tuesday. American courses have so many exams—about one a month per class on average—not to mention all the homework, so they keep me pretty busy. I usually get back to the apartment around 11:00 p.m. That</w:t>
-      </w:r>
-      <w:r>
-        <w:t>’</w:t>
-      </w:r>
-      <w:r>
-        <w:t>s when the last campus shuttle runs, and most of the people waiting for the final bus are Chinese students. Chinese students are incredibly hardworking! The best time for you to call me is around midnight my time (1:00 p.m. Beijing time). I</w:t>
-      </w:r>
-      <w:r>
-        <w:t>’</w:t>
-      </w:r>
-      <w:r>
-        <w:t xml:space="preserve">ll definitely </w:t>
+        <w:t xml:space="preserve">I have an exam next Tuesday. American courses have so many exams—about one a month per class on average—not to mention all the homework, so I've been keeping busy. Lately, I get back to the apartment around 11:00 p.m. That's when the last campus shuttle runs, and most of the people waiting for the final bus are Chinese students—they are incredibly hardworking! The best time for you to call me is around midnight my time (1:00 p.m. Beijing time). I’ll definitely be </w:t>
       </w:r>
       <w:r>
         <w:lastRenderedPageBreak/>
-        <w:t>be home by then, and I won</w:t>
-      </w:r>
-      <w:r>
-        <w:t>’</w:t>
-      </w:r>
-      <w:r>
-        <w:t>t be asleep yet. I usually get up around 9:00 a.m. My earliest class isn</w:t>
-      </w:r>
-      <w:r>
-        <w:t>’</w:t>
-      </w:r>
-      <w:r>
-        <w:t xml:space="preserve">t until 11:00 a.m., so I get to sleep in a bit. </w:t>
-      </w:r>
-    </w:p>
-    <w:p>
-      <w:pPr>
-        <w:pStyle w:val="CSP-ChapterBodyText"/>
-      </w:pPr>
-    </w:p>
-    <w:p>
-      <w:pPr>
-        <w:pStyle w:val="CSP-ChapterBodyText"/>
-      </w:pPr>
-      <w:r>
-        <w:t>I</w:t>
-      </w:r>
-      <w:r>
-        <w:t>’</w:t>
-      </w:r>
-      <w:r>
-        <w:t>ve realized that I can</w:t>
-      </w:r>
-      <w:r>
-        <w:t>’</w:t>
-      </w:r>
-      <w:r>
-        <w:t>t really afford to eat burgers regularly—that would put me way over budget. In the U.S., prepared food is expensive, while raw ingredients are cheap, so buying groceries and cooking for yourself is definitely the way to go. Right now, I can buy a huge box of sixteen chicken drumsticks for just over two dollars, which is about the price of a single burger. I bake more than ten of them at a time. They turn out so delicious that it</w:t>
-      </w:r>
-      <w:r>
-        <w:t>’</w:t>
-      </w:r>
-      <w:r>
-        <w:t>s a shame you can</w:t>
-      </w:r>
-      <w:r>
-        <w:t>’</w:t>
-      </w:r>
-      <w:r>
-        <w:t>t taste them! I often bring two meals with me to campus, though eating the same thing for several days in a row can get old pretty quickly.</w:t>
+        <w:t>home by then, and I won't be asleep yet. I usually get up around 9:00 a.m. My earliest class isn't until 11:00 a.m., so I get to sleep in a bit.</w:t>
+      </w:r>
+    </w:p>
+    <w:p>
+      <w:pPr>
+        <w:pStyle w:val="CSP-ChapterBodyText"/>
+      </w:pPr>
+    </w:p>
+    <w:p>
+      <w:pPr>
+        <w:pStyle w:val="CSP-ChapterBodyText"/>
+      </w:pPr>
+      <w:r>
+        <w:t>I've realized that I can't really afford to eat burgers regularly—that would put me way over budget. In the U.S., prepared food is expensive, while raw ingredients are cheap, so buying groceries and cooking for yourself is definitely the way to go. For example, I can buy a huge box of sixteen chicken drumsticks for just over two dollars, which is about the price of a single burger. I bake more than ten of them at a time. They turn out so delicious that it's a shame you can't taste them! I often bring two meals with me to campus, though eating the same thing for several days in a row can get old pretty quickly.</w:t>
       </w:r>
     </w:p>
     <w:p>
@@ -5250,19 +5186,11 @@
         <w:pStyle w:val="CSP-ChapterBodyText"/>
       </w:pPr>
       <w:r>
-        <w:t>Today I went to the Chinese grocery store and bought two pounds of shrimp, a big bag of mussels, and a box of squid. This is the first time since coming to America that I</w:t>
-      </w:r>
-      <w:r>
-        <w:t>’</w:t>
-      </w:r>
-      <w:r>
-        <w:t>ve treated myself to seafood. Seafood is still expensive—the shrimp weren</w:t>
-      </w:r>
-      <w:r>
-        <w:t>’</w:t>
-      </w:r>
-      <w:r>
-        <w:t>t even that large, but they cost $2.99 a pound.</w:t>
+        <w:t xml:space="preserve">Today I went to the Chinese grocery store—one of only two in Austin—and bought two pounds of shrimp, a big bag of mussels, and a box of squid. This is the first time since coming to America that I've treated myself to seafood. Seafood is still expensive—the shrimp weren't even that large, but they cost </w:t>
+      </w:r>
+      <w:r>
+        <w:lastRenderedPageBreak/>
+        <w:t>$2.99 a pound. Unlike American supermarkets, the Chinese grocery store is cramped and a little damp, and always smells faintly of fish past its prime—but I'm grateful it exists. There are things you simply can't find anywhere else.</w:t>
       </w:r>
     </w:p>
     <w:p>
@@ -5312,43 +5240,6 @@
       </w:r>
       <w:r>
         <w:t>t it?</w:t>
-      </w:r>
-    </w:p>
-    <w:p>
-      <w:pPr>
-        <w:pStyle w:val="CSP-ChapterBodyText"/>
-      </w:pPr>
-    </w:p>
-    <w:p>
-      <w:pPr>
-        <w:pStyle w:val="CSP-ChapterBodyText"/>
-      </w:pPr>
-      <w:r>
-        <w:t>I haven</w:t>
-      </w:r>
-      <w:r>
-        <w:t>’</w:t>
-      </w:r>
-      <w:r>
-        <w:t>t finished the roll of film yet</w:t>
-      </w:r>
-      <w:r>
-        <w:t>—</w:t>
-      </w:r>
-      <w:r>
-        <w:t>I</w:t>
-      </w:r>
-      <w:r>
-        <w:t>’</w:t>
-      </w:r>
-      <w:r>
-        <w:t>ve only taken a few pictures inside the apartment. I</w:t>
-      </w:r>
-      <w:r>
-        <w:t>’</w:t>
-      </w:r>
-      <w:r>
-        <w:t>ll try to finish it soon and send you the negatives next time.</w:t>
       </w:r>
     </w:p>
     <w:p>

--- a/letters_from_usa/book.docx
+++ b/letters_from_usa/book.docx
@@ -3414,7 +3414,13 @@
         <w:footnoteReference w:id="3"/>
       </w:r>
       <w:r>
-        <w:t xml:space="preserve"> Since this flight went to Tokyo first, most of the passengers on board were Japanese. It took a little over two hours to fly from Shanghai to Tokyo, and once we landed, everyone had to get off the plane. I wandered around the Tokyo airport for a while. Just a few hours ago, I could safely assume that every Asian face I encountered belonged to a fellow Chinese. That assumption no longer held true, and for the first time in my life I found myself hesitating over whether to start a conversation in Chinese. </w:t>
+        <w:t xml:space="preserve"> Since this flight went to Tokyo first, most of the passengers on board were Japanese. It took a little over two hours to fly from Shanghai to Tokyo, and once we landed, everyone had to get off the plane. I wandered around the Tokyo airport for a while. </w:t>
+      </w:r>
+      <w:r>
+        <w:t>Just a few hours earlier, I had safely assumed that every Asian face I saw belonged to a fellow Chinese. That assumption no longer held,</w:t>
+      </w:r>
+      <w:r>
+        <w:t xml:space="preserve"> and for the first time in my life I found myself hesitating over whether to start a conversation in Chinese. </w:t>
       </w:r>
       <w:r>
         <w:t>And I found it difficult to understand Japanese people's English</w:t>
@@ -3433,11 +3439,11 @@
         <w:pStyle w:val="CSP-ChapterBodyText"/>
       </w:pPr>
       <w:r>
-        <w:t xml:space="preserve">Around 4:00 p.m. Tokyo time, I boarded the exact same plane, sat in the exact same seat, and headed toward L.A. This leg of the trip took over ten hours. I ate two Japanese meals on board (sushi, sashimi, salad, etc.) and was really happy with them. I also watched two movies during the flight. After flying for a </w:t>
+        <w:t xml:space="preserve">Around 4:00 p.m. Tokyo time, I boarded the exact same plane, sat in the exact same seat, and headed toward L.A. This leg of the trip took over ten hours. I ate two Japanese meals on board (sushi, sashimi, salad, etc.) and was really happy with them. I also watched two movies during the flight. After flying for a while, it got dark, but then just five or six hours later, the sun </w:t>
       </w:r>
       <w:r>
         <w:lastRenderedPageBreak/>
-        <w:t>while, it got dark, but then just five or six hours later, the sun came up again!</w:t>
+        <w:t>came up again!</w:t>
       </w:r>
     </w:p>
     <w:p>
@@ -3489,11 +3495,11 @@
         <w:pStyle w:val="CSP-ChapterBodyText"/>
       </w:pPr>
       <w:r>
-        <w:t xml:space="preserve">The journey felt like four separate flights strung together, which was truly exhausting, although I actually felt surprisingly energetic right after getting off the plane. My first impression </w:t>
+        <w:t xml:space="preserve">The journey felt like four separate flights strung together, which was truly exhausting, although I actually felt surprisingly energetic right after getting off the plane. My first impression of America has been very positive. One thing that struck me </w:t>
       </w:r>
       <w:r>
         <w:lastRenderedPageBreak/>
-        <w:t>of America has been very positive. One thing that struck me immediately was the smell of the air. Back home, the air often carries a lived-in scent of food and daily life. Here, it feels cleaner and even has a light, unfamiliar fragrance.</w:t>
+        <w:t>immediately was the smell of the air. Back home, the air often carries a lived-in scent of food and daily life. Here, it feels cleaner and even has a light, unfamiliar fragrance.</w:t>
       </w:r>
     </w:p>
     <w:p>
@@ -3669,11 +3675,11 @@
         <w:pStyle w:val="CSP-ChapterBodyText"/>
       </w:pPr>
       <w:r>
-        <w:t xml:space="preserve">I will probably stay at this temporary apartment until the 24th. </w:t>
+        <w:t xml:space="preserve">I will probably stay at this temporary apartment until the 24th. Once I move into my own place, I will let you know my address </w:t>
       </w:r>
       <w:r>
         <w:lastRenderedPageBreak/>
-        <w:t>Once I move into my own place, I will let you know my address so you can finally write to me.</w:t>
+        <w:t>so you can finally write to me.</w:t>
       </w:r>
     </w:p>
     <w:p>
@@ -3873,7 +3879,13 @@
         <w:pStyle w:val="CSP-ChapterBodyText"/>
       </w:pPr>
       <w:r>
-        <w:t>I've been in Austin for over ten days now, but because of my living situation, I haven't really been able to cook proper meals yet. Most days I just eat things like bread, eggs, and frozen pizza, or make some instant noodles with vegetables. Sometimes I just grab a burger for lunch on campus. Burgers usually cost about a dollar each, but drinks cost more than you'd think, so a typical fast-food meal ends up costing around three dollars. For me, that's a pretty expensive lunch.</w:t>
+        <w:t xml:space="preserve">I've been in Austin for over ten days now, but because of my living situation, I haven't really been able to cook proper meals yet. </w:t>
+      </w:r>
+      <w:r>
+        <w:t>Most days I just eat bread, eggs, and frozen pizza, or make some instant noodles with vegetables. Sometimes I grab a burger for lunch on campus.</w:t>
+      </w:r>
+      <w:r>
+        <w:t xml:space="preserve"> Burgers usually cost about a dollar each, but drinks cost more than you'd think, so a typical fast-food meal ends up costing around three dollars. For me, that's a pretty expensive lunch.</w:t>
       </w:r>
     </w:p>
     <w:p>
@@ -4429,7 +4441,16 @@
         <w:t>’</w:t>
       </w:r>
       <w:r>
-        <w:t>ll go again—I simply don</w:t>
+        <w:t xml:space="preserve">ll go </w:t>
+      </w:r>
+      <w:r>
+        <w:t>back</w:t>
+      </w:r>
+      <w:r>
+        <w:t xml:space="preserve"> </w:t>
+      </w:r>
+      <w:r>
+        <w:t>again—I simply don</w:t>
       </w:r>
       <w:r>
         <w:t>’</w:t>
@@ -4466,11 +4487,11 @@
         <w:t>’</w:t>
       </w:r>
       <w:r>
-        <w:t xml:space="preserve">m usually home on weekends unless I need to go to campus for schoolwork or go out for </w:t>
+        <w:t xml:space="preserve">m usually home on weekends </w:t>
       </w:r>
       <w:r>
         <w:lastRenderedPageBreak/>
-        <w:t>groceries. On weekdays, I</w:t>
+        <w:t>unless I need to go to campus for schoolwork or go out for groceries. On weekdays, I</w:t>
       </w:r>
       <w:r>
         <w:t>’</w:t>
@@ -4571,10 +4592,7 @@
         <w:t xml:space="preserve">s being said. Having a TV would give me a way to unwind and practice my English </w:t>
       </w:r>
       <w:r>
-        <w:t>listening skills</w:t>
-      </w:r>
-      <w:r>
-        <w:t xml:space="preserve"> </w:t>
+        <w:t xml:space="preserve">listening skills </w:t>
       </w:r>
       <w:r>
         <w:t>at the same time—how great would that be! However, I still owe the university over $1,300 in tuition and fees, so the TV will probably have to wait a couple more months. My long-term goal is to buy a car within a year—cars are really expensive here, and a decent used one costs over $3,000. It</w:t>
@@ -4596,11 +4614,11 @@
         <w:pStyle w:val="CSP-ChapterBodyText"/>
       </w:pPr>
       <w:r>
-        <w:t xml:space="preserve">As for classes, things are going okay, though it was a bit difficult to understand some of the professors at first. One Indian professor has an accent that is hard to follow, so as soon as class lets out, the Chinese students gather and try to piece together what was actually said. The Chinese students have a great tradition of forming study groups, so if we miss </w:t>
+        <w:t xml:space="preserve">As for classes, things are going okay, though it was a bit difficult to understand some of the professors at first. One Indian professor has an accent that is hard to follow, so as soon as class lets out, the Chinese students gather and try to piece together what was actually said. The Chinese students have a </w:t>
       </w:r>
       <w:r>
         <w:lastRenderedPageBreak/>
-        <w:t>something, we just talk it through together. I think after a few more classes, I</w:t>
+        <w:t>great tradition of forming study groups, so if we miss something, we just talk it through together. I think after a few more classes, I</w:t>
       </w:r>
       <w:r>
         <w:t>’</w:t>
@@ -4973,7 +4991,13 @@
       </w:r>
       <w:proofErr w:type="gramEnd"/>
       <w:r>
-        <w:t xml:space="preserve"> honest, down-to-earth person. Most of the Chinese undergraduates here are permanent residents who moved to the U.S. with their families. Believe it or not, my roommate's name is Tong as well! If someone calls asking for "Tong," things can get a little confusing.</w:t>
+        <w:t xml:space="preserve"> honest, down-to-earth person. Most of the Chinese undergraduates here are permanent residents who moved to the U.S. with their families. Believe it or not, my roommate's name is </w:t>
+      </w:r>
+      <w:r>
+        <w:t xml:space="preserve">also </w:t>
+      </w:r>
+      <w:r>
+        <w:t>Tong! If someone calls asking for "Tong," things can get a little confusing.</w:t>
       </w:r>
     </w:p>
     <w:p>
@@ -5644,7 +5668,13 @@
         <w:t>’</w:t>
       </w:r>
       <w:r>
-        <w:t>t cable hooked up, it can only pick up about seven or eight local channels. I especially enjoy watching comedy shows called sitcoms.</w:t>
+        <w:t xml:space="preserve">t </w:t>
+      </w:r>
+      <w:r>
+        <w:t xml:space="preserve">had </w:t>
+      </w:r>
+      <w:r>
+        <w:t>cable hooked up, it can only pick up about seven or eight local channels. I especially enjoy watching comedy shows called sitcoms.</w:t>
       </w:r>
       <w:r>
         <w:rPr>
@@ -6162,7 +6192,13 @@
         <w:pStyle w:val="CSP-ChapterBodyText"/>
       </w:pPr>
       <w:r>
-        <w:t>This Thanksgiving, five of us—my two roommates, two neighbors from Taiwan and I—split the cost of a nice rental car and drove down to Houston. The drive took about two to three hours. Cars move incredibly fast on the highway—doing 70 to 80 mph (roughly 120 km/h). It might sound a bit terrifying to you! We hit the road at 9:30 in the morning and didn</w:t>
+        <w:t xml:space="preserve">This Thanksgiving, five of us—my two roommates, two neighbors from Taiwan and I—split the cost of a nice rental car and drove down to Houston. The drive took about two to three hours. </w:t>
+      </w:r>
+      <w:r>
+        <w:t>Cars were flying down the highway at 70 to 80 miles per hour (about 120 km/h). I’m sure that sounds terrifying to you!</w:t>
+      </w:r>
+      <w:r>
+        <w:t xml:space="preserve"> We hit the road at 9:30 in the morning and didn</w:t>
       </w:r>
       <w:r>
         <w:t>’</w:t>
@@ -6722,60 +6758,30 @@
         <w:pStyle w:val="CSP-ChapterBodyText"/>
       </w:pPr>
       <w:r>
-        <w:t>From now on, I</w:t>
-      </w:r>
-      <w:r>
-        <w:t>’</w:t>
-      </w:r>
-      <w:r>
-        <w:t>ll be the one calling home to save you the expense. I</w:t>
-      </w:r>
-      <w:r>
-        <w:t>’</w:t>
-      </w:r>
-      <w:r>
-        <w:t>ll probably call every couple of weeks, around noon on weekends. My phone bills are actually quite low because I keep my calls short, unlike some who can easily talk for twenty or thirty minutes. Mom, don</w:t>
-      </w:r>
-      <w:r>
-        <w:t>’</w:t>
-      </w:r>
-      <w:r>
-        <w:t>t get nervous whenever you are on an international call. It really doesn</w:t>
-      </w:r>
-      <w:r>
-        <w:t>’</w:t>
-      </w:r>
-      <w:r>
-        <w:t>t cost that much. A five-minute call costs about the same as a fast-food meal. Even though money is tight, I can certainly afford to call home, so please don</w:t>
-      </w:r>
-      <w:r>
-        <w:t>’</w:t>
-      </w:r>
-      <w:r>
-        <w:t>t worry about it.</w:t>
-      </w:r>
-    </w:p>
-    <w:p>
-      <w:pPr>
-        <w:pStyle w:val="CSP-ChapterBodyText"/>
-      </w:pPr>
-    </w:p>
-    <w:p>
-      <w:pPr>
-        <w:pStyle w:val="CSP-ChapterBodyText"/>
-      </w:pPr>
-      <w:r>
-        <w:t>Winter break started about ten days ago. Since then, things have been pretty relaxed. When I</w:t>
-      </w:r>
-      <w:r>
-        <w:t>’</w:t>
-      </w:r>
-      <w:r>
-        <w:t xml:space="preserve">m not doing anything, I just watch </w:t>
+        <w:t>From now on, I'll be the one calling to save you the expense. I'll probably call every couple of weeks, around noon on the weekends. My phone bills are actually quite low because I keep my calls short, unlike some people who can easily talk for twenty or thirty minutes. Mom, I know you always get nervous whenever you're on international calls, but there's really no need. They don't cost me that much—a five-minute call is about the price of a fast-food meal. Even though money is tight, I can certainly afford to call home, so please don't worry about it.</w:t>
+      </w:r>
+    </w:p>
+    <w:p>
+      <w:pPr>
+        <w:pStyle w:val="CSP-ChapterBodyText"/>
+      </w:pPr>
+    </w:p>
+    <w:p>
+      <w:pPr>
+        <w:pStyle w:val="CSP-ChapterBodyText"/>
+      </w:pPr>
+      <w:r>
+        <w:t xml:space="preserve">Winter break started about ten days ago. Since then, things have </w:t>
       </w:r>
       <w:r>
         <w:lastRenderedPageBreak/>
-        <w:t>TV or head over to campus to use the computers. Getting to school is a bit more of a hassle right now because the campus shuttles aren</w:t>
+        <w:t>been pretty relaxed. When I</w:t>
+      </w:r>
+      <w:r>
+        <w:t>’</w:t>
+      </w:r>
+      <w:r>
+        <w:t>m not doing anything, I just watch TV or head over to campus to use the computers. Getting to school is a bit more of a hassle right now because the campus shuttles aren</w:t>
       </w:r>
       <w:r>
         <w:t>’</w:t>
@@ -6884,11 +6890,11 @@
         <w:pStyle w:val="CSP-ChapterBodyText"/>
       </w:pPr>
       <w:r>
-        <w:t xml:space="preserve">Two or three weeks ago, I sent out some credit card applications, and a bunch of them just came through. I got a Citibank Visa, an AT&amp;T MasterCard, and a Discover card. I managed to get approved for all the major ones! My combined credit limit is $2,100, which is more than enough for me. Buying </w:t>
+        <w:t xml:space="preserve">Two or three weeks ago, I sent out some credit card applications, and a bunch of them just came through. I got a Citibank Visa, an AT&amp;T MasterCard, and a Discover card. I managed to get approved for all the major ones! My combined </w:t>
       </w:r>
       <w:r>
         <w:lastRenderedPageBreak/>
-        <w:t>things will be so convenient from now on that I can just use a card. Plus, it</w:t>
+        <w:t>credit limit is $2,100, which is more than enough for me. Buying things will be so convenient from now on that I can just use a card. Plus, it</w:t>
       </w:r>
       <w:r>
         <w:t>’</w:t>
@@ -7021,17 +7027,14 @@
         <w:pStyle w:val="CSP-ChapterBodyText"/>
       </w:pPr>
       <w:r>
+        <w:lastRenderedPageBreak/>
         <w:t>My handwriting is getting uglier by the second, so I</w:t>
       </w:r>
       <w:r>
         <w:t>’</w:t>
       </w:r>
       <w:r>
-        <w:t xml:space="preserve">d better </w:t>
-      </w:r>
-      <w:r>
-        <w:lastRenderedPageBreak/>
-        <w:t>stop here.</w:t>
+        <w:t>d better stop here.</w:t>
       </w:r>
     </w:p>
     <w:p>

--- a/letters_from_usa/book.docx
+++ b/letters_from_usa/book.docx
@@ -4444,10 +4444,7 @@
         <w:t xml:space="preserve">ll go </w:t>
       </w:r>
       <w:r>
-        <w:t>back</w:t>
-      </w:r>
-      <w:r>
-        <w:t xml:space="preserve"> </w:t>
+        <w:t xml:space="preserve">back </w:t>
       </w:r>
       <w:r>
         <w:t>again—I simply don</w:t>
@@ -6264,13 +6261,13 @@
         <w:t>’</w:t>
       </w:r>
       <w:r>
-        <w:t>ll definitely move early next year and find myself a new roommate. I posted an ad online, and an American student got in touch with me. He seems like a really nice guy who is fascinated by Asian culture and even speaks some Japanese. He</w:t>
-      </w:r>
-      <w:r>
-        <w:t>’</w:t>
-      </w:r>
-      <w:r>
-        <w:t>s a Radio-Television-Film major and wants to move to Hong Kong after graduation to make movies. The only downside is that the place is a bit expensive at $320 a month. It</w:t>
+        <w:t>ll definitely move early next year and find myself a new roommate. I posted an ad online, and an American student got in touch with me. He seems like a really nice guy who is fascinated by Asian culture and even speaks some Japanese.</w:t>
+      </w:r>
+      <w:r>
+        <w:t xml:space="preserve"> </w:t>
+      </w:r>
+      <w:r>
+        <w:t>The only downside is that the place is a bit expensive at $320 a month. It</w:t>
       </w:r>
       <w:r>
         <w:t>’</w:t>
@@ -6354,7 +6351,11 @@
         <w:pStyle w:val="CSP-ChapterBodyText"/>
       </w:pPr>
       <w:r>
-        <w:t>My health insurance here at UT is excellent. As a TA, I get the exact same coverage as the faculty and staff. My premium is $180 a month, and a doctor</w:t>
+        <w:t xml:space="preserve">My health insurance here at UT is excellent. As a TA, I get the </w:t>
+      </w:r>
+      <w:r>
+        <w:lastRenderedPageBreak/>
+        <w:t>exact same coverage as the faculty and staff. My premium is $180 a month, and a doctor</w:t>
       </w:r>
       <w:r>
         <w:t>’</w:t>
@@ -6715,49 +6716,6 @@
         <w:pStyle w:val="CSP-ChapterBodyText"/>
       </w:pPr>
       <w:r>
-        <w:t>Mom, you mentioned in the letter that some articles you</w:t>
-      </w:r>
-      <w:r>
-        <w:t>’</w:t>
-      </w:r>
-      <w:r>
-        <w:t>ve read make America sound terrifying. Honestly, that</w:t>
-      </w:r>
-      <w:r>
-        <w:t>’</w:t>
-      </w:r>
-      <w:r>
-        <w:t>s not been my experience at all—it really just depends on where you live. Austin is a mid-sized college town, and relatively speaking, it</w:t>
-      </w:r>
-      <w:r>
-        <w:t>’</w:t>
-      </w:r>
-      <w:r>
-        <w:t>s very safe. Don</w:t>
-      </w:r>
-      <w:r>
-        <w:t>’</w:t>
-      </w:r>
-      <w:r>
-        <w:t>t worry, I</w:t>
-      </w:r>
-      <w:r>
-        <w:t>’</w:t>
-      </w:r>
-      <w:r>
-        <w:t>ll keep looking out for myself.</w:t>
-      </w:r>
-    </w:p>
-    <w:p>
-      <w:pPr>
-        <w:pStyle w:val="CSP-ChapterBodyText"/>
-      </w:pPr>
-    </w:p>
-    <w:p>
-      <w:pPr>
-        <w:pStyle w:val="CSP-ChapterBodyText"/>
-      </w:pPr>
-      <w:r>
         <w:t>From now on, I'll be the one calling to save you the expense. I'll probably call every couple of weeks, around noon on the weekends. My phone bills are actually quite low because I keep my calls short, unlike some people who can easily talk for twenty or thirty minutes. Mom, I know you always get nervous whenever you're on international calls, but there's really no need. They don't cost me that much—a five-minute call is about the price of a fast-food meal. Even though money is tight, I can certainly afford to call home, so please don't worry about it.</w:t>
       </w:r>
     </w:p>
@@ -6771,295 +6729,260 @@
         <w:pStyle w:val="CSP-ChapterBodyText"/>
       </w:pPr>
       <w:r>
-        <w:t xml:space="preserve">Winter break started about ten days ago. Since then, things have </w:t>
+        <w:t>Winter break started about ten days ago. Since then, things have been pretty relaxed. When I</w:t>
+      </w:r>
+      <w:r>
+        <w:t>’</w:t>
+      </w:r>
+      <w:r>
+        <w:t>m not doing anything, I just watch TV or head over to campus to use the computers. Getting to school is a bit more of a hassle right now because the campus shuttles aren</w:t>
+      </w:r>
+      <w:r>
+        <w:t>’</w:t>
+      </w:r>
+      <w:r>
+        <w:t xml:space="preserve">t running, so I have to take the regular city bus. I ended up getting straight </w:t>
+      </w:r>
+      <w:proofErr w:type="gramStart"/>
+      <w:r>
+        <w:t>A</w:t>
+      </w:r>
+      <w:r>
+        <w:t>’</w:t>
+      </w:r>
+      <w:r>
+        <w:t>s</w:t>
+      </w:r>
+      <w:proofErr w:type="gramEnd"/>
+      <w:r>
+        <w:t xml:space="preserve"> in all three of my classes this semester, which I pretty much expected. It definitely gives me </w:t>
       </w:r>
       <w:r>
         <w:lastRenderedPageBreak/>
-        <w:t>been pretty relaxed. When I</w:t>
-      </w:r>
-      <w:r>
-        <w:t>’</w:t>
-      </w:r>
-      <w:r>
-        <w:t>m not doing anything, I just watch TV or head over to campus to use the computers. Getting to school is a bit more of a hassle right now because the campus shuttles aren</w:t>
-      </w:r>
-      <w:r>
-        <w:t>’</w:t>
-      </w:r>
-      <w:r>
-        <w:t xml:space="preserve">t running, so I have to take the regular city bus. I ended up getting straight </w:t>
+        <w:t>a lot more confidence about my coursework going forward. I</w:t>
+      </w:r>
+      <w:r>
+        <w:t>’</w:t>
+      </w:r>
+      <w:r>
+        <w:t>ll be taking another three classes next semester. I don</w:t>
+      </w:r>
+      <w:r>
+        <w:t>’</w:t>
+      </w:r>
+      <w:r>
+        <w:t>t know what class I</w:t>
+      </w:r>
+      <w:r>
+        <w:t>’</w:t>
+      </w:r>
+      <w:r>
+        <w:t>ll be TA-</w:t>
+      </w:r>
+      <w:proofErr w:type="spellStart"/>
+      <w:r>
+        <w:t>ing</w:t>
+      </w:r>
+      <w:proofErr w:type="spellEnd"/>
+      <w:r>
+        <w:t xml:space="preserve"> for yet, but I</w:t>
+      </w:r>
+      <w:r>
+        <w:t>’</w:t>
+      </w:r>
+      <w:r>
+        <w:t>m hoping for a lighter workload. The spring semester officially kicks off on January 16th.</w:t>
+      </w:r>
+    </w:p>
+    <w:p>
+      <w:pPr>
+        <w:pStyle w:val="CSP-ChapterBodyText"/>
+      </w:pPr>
+    </w:p>
+    <w:p>
+      <w:pPr>
+        <w:pStyle w:val="CSP-ChapterBodyText"/>
+      </w:pPr>
+      <w:r>
+        <w:t>Christmas wasn</w:t>
+      </w:r>
+      <w:r>
+        <w:t>’</w:t>
+      </w:r>
+      <w:r>
+        <w:t>t overly lively, especially among the Chinese students, but the holiday lights are absolutely beautiful. Americans love decorating their houses, trees and streets with countless little lights—it looks amazing at night. On one little street, the neighbors have turned decorating into a tradition, and people from all over Austin drive in just to see the lights, causing traffic jams that stretch for blocks. Christmas over here is just like Chinese New Year back home; everyone heads home to be with family, and almost all the shops and restaurants are closed for the day.</w:t>
+      </w:r>
+    </w:p>
+    <w:p>
+      <w:pPr>
+        <w:pStyle w:val="CSP-ChapterBodyText"/>
+      </w:pPr>
+    </w:p>
+    <w:p>
+      <w:pPr>
+        <w:pStyle w:val="CSP-ChapterBodyText"/>
+      </w:pPr>
+      <w:r>
+        <w:t xml:space="preserve">A friend of mine originally invited me and a few others to Louisiana to check out the casinos—mostly just to see what they were like. But on Christmas morning, even though we got up at 5:30 a.m., we still missed the bus! </w:t>
       </w:r>
       <w:proofErr w:type="gramStart"/>
       <w:r>
-        <w:t>A</w:t>
-      </w:r>
-      <w:r>
-        <w:t>’</w:t>
-      </w:r>
-      <w:r>
-        <w:t>s</w:t>
+        <w:t>So</w:t>
       </w:r>
       <w:proofErr w:type="gramEnd"/>
       <w:r>
-        <w:t xml:space="preserve"> in all three of my classes this semester, which I pretty much expected. It definitely gives me a lot more confidence about my coursework going forward. I</w:t>
-      </w:r>
-      <w:r>
-        <w:t>’</w:t>
-      </w:r>
-      <w:r>
-        <w:t>ll be taking another three classes next semester. I don</w:t>
-      </w:r>
-      <w:r>
-        <w:t>’</w:t>
-      </w:r>
-      <w:r>
-        <w:t>t know what class I</w:t>
-      </w:r>
-      <w:r>
-        <w:t>’</w:t>
-      </w:r>
-      <w:r>
-        <w:t>ll be TA-</w:t>
+        <w:t xml:space="preserve"> we changed our plans and went to San Antonio instead. San Antonio is a tourist city, famous for its River Walk—a canal lined with restaurants on both sides. With all the Christmas lights, the views there were absolutely beautiful. It's so picturesque that it reminded me of the classical gardens of Suzhou, and it really made me homesick.</w:t>
+      </w:r>
+    </w:p>
+    <w:p>
+      <w:pPr>
+        <w:pStyle w:val="CSP-ChapterBodyText"/>
+      </w:pPr>
+    </w:p>
+    <w:p>
+      <w:pPr>
+        <w:pStyle w:val="CSP-ChapterBodyText"/>
+      </w:pPr>
+      <w:r>
+        <w:t>Two or three weeks ago, I sent out some credit card applications, and a bunch of them just came through. I got a Citibank Visa, an AT&amp;T MasterCard, and a Discover card. I managed to get approved for all the major ones! My combined credit limit is $2,100, which is more than enough for me. Buying things will be so convenient from now on that I can just use a card. Plus, it</w:t>
+      </w:r>
+      <w:r>
+        <w:t>’</w:t>
+      </w:r>
+      <w:r>
+        <w:t>s really important to start building up my credit history early.</w:t>
+      </w:r>
+    </w:p>
+    <w:p>
+      <w:pPr>
+        <w:pStyle w:val="CSP-ChapterBodyText"/>
+      </w:pPr>
+    </w:p>
+    <w:p>
+      <w:pPr>
+        <w:pStyle w:val="CSP-ChapterBodyText"/>
+      </w:pPr>
+      <w:r>
+        <w:lastRenderedPageBreak/>
+        <w:t>In about two weeks, I'm moving. Coincidentally, our Taiwanese neighbor, Yao-</w:t>
       </w:r>
       <w:proofErr w:type="spellStart"/>
       <w:r>
-        <w:t>ing</w:t>
+        <w:t>zhu</w:t>
       </w:r>
       <w:proofErr w:type="spellEnd"/>
       <w:r>
-        <w:t xml:space="preserve"> for yet, but I</w:t>
-      </w:r>
-      <w:r>
-        <w:t>’</w:t>
-      </w:r>
-      <w:r>
-        <w:t>m hoping for a lighter workload. The spring semester officially kicks off on January 16th.</w:t>
-      </w:r>
-    </w:p>
-    <w:p>
-      <w:pPr>
-        <w:pStyle w:val="CSP-ChapterBodyText"/>
-      </w:pPr>
-    </w:p>
-    <w:p>
-      <w:pPr>
-        <w:pStyle w:val="CSP-ChapterBodyText"/>
-      </w:pPr>
-      <w:r>
-        <w:t>Christmas wasn</w:t>
-      </w:r>
-      <w:r>
-        <w:t>’</w:t>
-      </w:r>
-      <w:r>
-        <w:t>t overly lively, especially among the Chinese students, but the holiday lights are absolutely beautiful. Americans love decorating their houses, trees and streets with countless little lights—it looks amazing at night. On one little street, the neighbors have turned decorating into a tradition, and people from all over Austin drive in just to see the lights, causing traffic jams that stretch for blocks. Christmas over here is just like Chinese New Year back home; everyone heads home to be with family, and almost all the shops and restaurants are closed for the day.</w:t>
-      </w:r>
-    </w:p>
-    <w:p>
-      <w:pPr>
-        <w:pStyle w:val="CSP-ChapterBodyText"/>
-      </w:pPr>
-    </w:p>
-    <w:p>
-      <w:pPr>
-        <w:pStyle w:val="CSP-ChapterBodyText"/>
-      </w:pPr>
-      <w:r>
-        <w:t>A friend of mine originally invited me and a few others to Louisiana to check out the casinos—mostly just to see what they were like. But on Christmas morning, even though we got up at 5:30 a.m., we still missed the bus! So, we changed our plans and went to San Antonio instead. San Antonio is a tourist city, famous for its River Walk. It</w:t>
-      </w:r>
-      <w:r>
-        <w:t>’</w:t>
-      </w:r>
-      <w:r>
-        <w:t>s a canal lined with restaurants on both sides, and the scenery is gorgeous. It</w:t>
-      </w:r>
-      <w:r>
-        <w:t>’</w:t>
-      </w:r>
-      <w:r>
-        <w:t>s so picturesque that it actually reminded me of the classical gardens in Suzhou, which really made me homesick.</w:t>
-      </w:r>
-    </w:p>
-    <w:p>
-      <w:pPr>
-        <w:pStyle w:val="CSP-ChapterBodyText"/>
-      </w:pPr>
-    </w:p>
-    <w:p>
-      <w:pPr>
-        <w:pStyle w:val="CSP-ChapterBodyText"/>
-      </w:pPr>
-      <w:r>
-        <w:t xml:space="preserve">Two or three weeks ago, I sent out some credit card applications, and a bunch of them just came through. I got a Citibank Visa, an AT&amp;T MasterCard, and a Discover card. I managed to get approved for all the major ones! My combined </w:t>
-      </w:r>
+        <w:t>, is moving out too because she just bought a mobile home. It's basically a house on wheels. She paid $8,000 for it and told me that it's really nice—two bedrooms, a living room, a kitchen, a bathroom, and it even comes with a washer and dryer. The neighborhood seems nice too. She repeatedly asked me to be her tenant, offering me rent for $200 a month plus half the utilities, which sounded tempting. At the time, though, I was already negotiating with that American student, and rooming with him would run me closer to $330. Compared to that, her mobile home was cheaper and just as nice, so I turned down the American student and told Yao-</w:t>
+      </w:r>
+      <w:proofErr w:type="spellStart"/>
+      <w:r>
+        <w:t>zhu</w:t>
+      </w:r>
+      <w:proofErr w:type="spellEnd"/>
+      <w:r>
+        <w:t xml:space="preserve"> I'd take it. But then a few days later, he called back and said he'd lower my share to $300. It left me feeling torn. In the end, I decided to go with him after all, so now I'm actually helping Yao-</w:t>
+      </w:r>
+      <w:proofErr w:type="spellStart"/>
+      <w:r>
+        <w:t>zhu</w:t>
+      </w:r>
+      <w:proofErr w:type="spellEnd"/>
+      <w:r>
+        <w:t xml:space="preserve"> find another roommate.</w:t>
+      </w:r>
+    </w:p>
+    <w:p>
+      <w:pPr>
+        <w:pStyle w:val="CSP-ChapterBodyText"/>
+      </w:pPr>
+    </w:p>
+    <w:p>
+      <w:pPr>
+        <w:pStyle w:val="CSP-ChapterBodyText"/>
+      </w:pPr>
+      <w:r>
+        <w:t>It</w:t>
+      </w:r>
+      <w:r>
+        <w:t>’</w:t>
+      </w:r>
+      <w:r>
+        <w:t>s such a shame that the Christmas card I sent you never arrived. I must not have put enough postage on it, and it probably got lost in transit somewhere. The card I sent to Chun might be lost too, so I</w:t>
+      </w:r>
+      <w:r>
+        <w:t>’</w:t>
+      </w:r>
+      <w:r>
+        <w:t>ll write to her later to explain. I gave her a call two days ago, but she wasn</w:t>
+      </w:r>
+      <w:r>
+        <w:t>’</w:t>
+      </w:r>
+      <w:r>
+        <w:t>t in her office, so I just left a message with someone. Nothing urgent—just wanted to call and wish her a Happy New Year. Whether you invite Chun over during the winter break is entirely up to you. I have a feeling she</w:t>
+      </w:r>
+      <w:r>
+        <w:t>’</w:t>
+      </w:r>
+      <w:r>
+        <w:t>ll probably call to wish you a Happy New Year. Things between us aren</w:t>
+      </w:r>
+      <w:r>
+        <w:t>’</w:t>
+      </w:r>
+      <w:r>
+        <w:t>t moving very quickly, and I haven</w:t>
+      </w:r>
+      <w:r>
+        <w:t>’</w:t>
+      </w:r>
+      <w:r>
+        <w:t>t been trying hard enough either. I suppose the long distance makes it tough, and I honestly have no idea what the future holds. If she actually manages to get into UT Austin, it would truly be a miracle.</w:t>
+      </w:r>
+    </w:p>
+    <w:p>
+      <w:pPr>
+        <w:pStyle w:val="CSP-ChapterBodyText"/>
+      </w:pPr>
+    </w:p>
+    <w:p>
+      <w:pPr>
+        <w:pStyle w:val="CSP-ChapterBodyText"/>
+      </w:pPr>
+      <w:r>
+        <w:t>My handwriting is getting uglier by the second, so I</w:t>
+      </w:r>
+      <w:r>
+        <w:t>’</w:t>
+      </w:r>
+      <w:r>
+        <w:t>d better stop here.</w:t>
+      </w:r>
+    </w:p>
+    <w:p>
+      <w:pPr>
+        <w:pStyle w:val="CSP-ChapterBodyText"/>
+      </w:pPr>
+    </w:p>
+    <w:p>
+      <w:pPr>
+        <w:pStyle w:val="CSP-ChapterBodyText"/>
+      </w:pPr>
+      <w:r>
+        <w:t>Hope the New Year brings you everything you wish for!</w:t>
+      </w:r>
+    </w:p>
+    <w:p>
+      <w:pPr>
+        <w:pStyle w:val="CSP-ChapterBodyText"/>
+      </w:pPr>
+    </w:p>
+    <w:p>
+      <w:pPr>
+        <w:pStyle w:val="CSP-ChapterBodyText"/>
+      </w:pPr>
       <w:r>
         <w:lastRenderedPageBreak/>
-        <w:t>credit limit is $2,100, which is more than enough for me. Buying things will be so convenient from now on that I can just use a card. Plus, it</w:t>
-      </w:r>
-      <w:r>
-        <w:t>’</w:t>
-      </w:r>
-      <w:r>
-        <w:t>s really important to start building up my credit history early.</w:t>
-      </w:r>
-    </w:p>
-    <w:p>
-      <w:pPr>
-        <w:pStyle w:val="CSP-ChapterBodyText"/>
-      </w:pPr>
-    </w:p>
-    <w:p>
-      <w:pPr>
-        <w:pStyle w:val="CSP-ChapterBodyText"/>
-      </w:pPr>
-      <w:r>
-        <w:t>In about two weeks, I</w:t>
-      </w:r>
-      <w:r>
-        <w:t>’</w:t>
-      </w:r>
-      <w:r>
-        <w:t>m moving. Coincidentally, our Taiwanese neighbor, Yao-</w:t>
-      </w:r>
-      <w:proofErr w:type="spellStart"/>
-      <w:r>
-        <w:t>zhu</w:t>
-      </w:r>
-      <w:proofErr w:type="spellEnd"/>
-      <w:r>
-        <w:t>, is moving out too because she just bought a mobile home. It</w:t>
-      </w:r>
-      <w:r>
-        <w:t>’</w:t>
-      </w:r>
-      <w:r>
-        <w:t>s basically a house on wheels. She paid $8,000 for it and told me that it</w:t>
-      </w:r>
-      <w:r>
-        <w:t>’</w:t>
-      </w:r>
-      <w:r>
-        <w:t>s really nice—two bedrooms, a living room, a kitchen, a bathroom, and it even comes with a washer and dryer. The neighborhood seems nice too. She repeatedly asked me to be her tenant, offering me rent for $200 a month plus half the utilities, which sounded tempting. At the time, though, I was already negotiating with that American student, and rooming with him would run me closer to $330. Compared to that, her mobile home was cheaper and just as nice, so I turned down the American student and told Yao-</w:t>
-      </w:r>
-      <w:proofErr w:type="spellStart"/>
-      <w:r>
-        <w:t>zhu</w:t>
-      </w:r>
-      <w:proofErr w:type="spellEnd"/>
-      <w:r>
-        <w:t xml:space="preserve"> I</w:t>
-      </w:r>
-      <w:r>
-        <w:t>’</w:t>
-      </w:r>
-      <w:r>
-        <w:t>d take it. But then a few days later, the guy called back and said he</w:t>
-      </w:r>
-      <w:r>
-        <w:t>’</w:t>
-      </w:r>
-      <w:r>
-        <w:t>d lower my share to $300. It left me feeling torn. In the end, I decided to go with him after all, so now I</w:t>
-      </w:r>
-      <w:r>
-        <w:t>’</w:t>
-      </w:r>
-      <w:r>
-        <w:t>m actually helping her find another roommate.</w:t>
-      </w:r>
-    </w:p>
-    <w:p>
-      <w:pPr>
-        <w:pStyle w:val="CSP-ChapterBodyText"/>
-      </w:pPr>
-    </w:p>
-    <w:p>
-      <w:pPr>
-        <w:pStyle w:val="CSP-ChapterBodyText"/>
-      </w:pPr>
-      <w:r>
-        <w:t>It</w:t>
-      </w:r>
-      <w:r>
-        <w:t>’</w:t>
-      </w:r>
-      <w:r>
-        <w:t>s such a shame that the Christmas card I sent you never arrived. I must not have put enough postage on it, and it probably got lost in transit somewhere. The card I sent to Chun might be lost too, so I</w:t>
-      </w:r>
-      <w:r>
-        <w:t>’</w:t>
-      </w:r>
-      <w:r>
-        <w:t>ll write to her later to explain. I gave her a call two days ago, but she wasn</w:t>
-      </w:r>
-      <w:r>
-        <w:t>’</w:t>
-      </w:r>
-      <w:r>
-        <w:t>t in her office, so I just left a message with someone. Nothing urgent—just wanted to call and wish her a Happy New Year. Whether you invite Chun over during the winter break is entirely up to you. I have a feeling she</w:t>
-      </w:r>
-      <w:r>
-        <w:t>’</w:t>
-      </w:r>
-      <w:r>
-        <w:t>ll probably call to wish you a Happy New Year. Things between us aren</w:t>
-      </w:r>
-      <w:r>
-        <w:t>’</w:t>
-      </w:r>
-      <w:r>
-        <w:t>t moving very quickly, and I haven</w:t>
-      </w:r>
-      <w:r>
-        <w:t>’</w:t>
-      </w:r>
-      <w:r>
-        <w:t>t been trying hard enough either. I suppose the long distance makes it tough, and I honestly have no idea what the future holds. If she actually manages to get into UT Austin, it would truly be a miracle.</w:t>
-      </w:r>
-    </w:p>
-    <w:p>
-      <w:pPr>
-        <w:pStyle w:val="CSP-ChapterBodyText"/>
-      </w:pPr>
-    </w:p>
-    <w:p>
-      <w:pPr>
-        <w:pStyle w:val="CSP-ChapterBodyText"/>
-      </w:pPr>
-      <w:r>
-        <w:lastRenderedPageBreak/>
-        <w:t>My handwriting is getting uglier by the second, so I</w:t>
-      </w:r>
-      <w:r>
-        <w:t>’</w:t>
-      </w:r>
-      <w:r>
-        <w:t>d better stop here.</w:t>
-      </w:r>
-    </w:p>
-    <w:p>
-      <w:pPr>
-        <w:pStyle w:val="CSP-ChapterBodyText"/>
-      </w:pPr>
-    </w:p>
-    <w:p>
-      <w:pPr>
-        <w:pStyle w:val="CSP-ChapterBodyText"/>
-      </w:pPr>
-      <w:r>
-        <w:t>Hope the New Year brings you everything you wish for!</w:t>
-      </w:r>
-    </w:p>
-    <w:p>
-      <w:pPr>
-        <w:pStyle w:val="CSP-ChapterBodyText"/>
-      </w:pPr>
-    </w:p>
-    <w:p>
-      <w:pPr>
-        <w:pStyle w:val="CSP-ChapterBodyText"/>
-      </w:pPr>
-      <w:r>
         <w:t>Tong</w:t>
       </w:r>
     </w:p>
@@ -7374,7 +7297,14 @@
         <w:t>—</w:t>
       </w:r>
       <w:r>
-        <w:t>my roommate helped me out, and we finished everything in under an hour. I brought my table over to the new place, but the bed was too bulky. Besides, my new room already comes with a queen-size bed, so I ended up giving my old one to our Taiwanese neighbor. My roommate is a few years older than me and is an undergraduate majoring in Radio-Television-Film. He wants to move to Hong Kong someday and is currently planning his own experimental student film—apparently, a Hong Kong-style cop thriller.</w:t>
+        <w:t xml:space="preserve">my roommate helped me out, and we finished everything in under an hour. I brought my table over to the new place, but the bed was too bulky. Besides, my new room already comes with a queen-size bed, so I ended up giving my old one to our Taiwanese neighbor. My roommate is a few years older than me and is an undergraduate majoring in Radio-Television-Film. </w:t>
+      </w:r>
+      <w:r>
+        <w:t xml:space="preserve">He wants to move to Hong Kong someday to make movies and is currently working on his own experimental student film—apparently, a Hong Kong-style cop </w:t>
+      </w:r>
+      <w:r>
+        <w:lastRenderedPageBreak/>
+        <w:t>thriller.</w:t>
       </w:r>
     </w:p>
     <w:p>
@@ -8442,6 +8372,19 @@
         <w:pStyle w:val="CSP-ChapterBodyText"/>
       </w:pPr>
       <w:r>
+        <w:t>Mom, you mentioned in your letter that some of the articles you've read make America sound terrifying. Honestly, that hasn't been my experience at all—it really just depends on where you live. Austin is a mid-sized college town, and relatively speaking, it's pretty safe. Occasionally I've walked home alone from the computer labs well past midnight, with hardly anyone else on the streets. I was only a little nervous the first couple of times—now I barely think about it, though I always stay alert to my surroundings. Please don't worry. I'll keep looking out for myself.</w:t>
+      </w:r>
+    </w:p>
+    <w:p>
+      <w:pPr>
+        <w:pStyle w:val="CSP-ChapterBodyText"/>
+      </w:pPr>
+    </w:p>
+    <w:p>
+      <w:pPr>
+        <w:pStyle w:val="CSP-ChapterBodyText"/>
+      </w:pPr>
+      <w:r>
         <w:t>Right now, we</w:t>
       </w:r>
       <w:r>
@@ -8528,7 +8471,11 @@
         <w:t>’</w:t>
       </w:r>
       <w:r>
-        <w:t>re determined to study abroad, you</w:t>
+        <w:t xml:space="preserve">re determined </w:t>
+      </w:r>
+      <w:r>
+        <w:lastRenderedPageBreak/>
+        <w:t>to study abroad, you</w:t>
       </w:r>
       <w:r>
         <w:t>’</w:t>
@@ -8574,6 +8521,22 @@
       <w:r>
         <w:t>Tong</w:t>
       </w:r>
+    </w:p>
+    <w:p>
+      <w:pPr>
+        <w:pStyle w:val="CSP-ChapterBodyText"/>
+      </w:pPr>
+      <w:r>
+        <w:t>03/17/96</w:t>
+      </w:r>
+      <w:r>
+        <w:br w:type="page"/>
+      </w:r>
+    </w:p>
+    <w:p>
+      <w:pPr>
+        <w:pStyle w:val="CSP-ChapterBodyText"/>
+      </w:pPr>
     </w:p>
     <w:p>
       <w:pPr>
@@ -8586,12 +8549,6 @@
           <w:docGrid w:linePitch="360"/>
         </w:sectPr>
       </w:pPr>
-      <w:r>
-        <w:t>03/17/96</w:t>
-      </w:r>
-      <w:r>
-        <w:br w:type="page"/>
-      </w:r>
     </w:p>
     <w:p>
       <w:pPr>

--- a/letters_from_usa/book.docx
+++ b/letters_from_usa/book.docx
@@ -7317,39 +7317,6 @@
         <w:pStyle w:val="CSP-ChapterBodyText"/>
       </w:pPr>
       <w:r>
-        <w:t>Winter break is just about over, and classes officially start on the 16th, so things are about to get busy again. Next semester, I</w:t>
-      </w:r>
-      <w:r>
-        <w:t>’</w:t>
-      </w:r>
-      <w:r>
-        <w:t>ll be TA-</w:t>
-      </w:r>
-      <w:proofErr w:type="spellStart"/>
-      <w:r>
-        <w:t>ing</w:t>
-      </w:r>
-      <w:proofErr w:type="spellEnd"/>
-      <w:r>
-        <w:t xml:space="preserve"> for a C++ course. C++ is a programming language similar to C. The grading workload will probably be a bit heavier, making me busier than the last term, but at least I</w:t>
-      </w:r>
-      <w:r>
-        <w:t>’</w:t>
-      </w:r>
-      <w:r>
-        <w:t>ll get to learn something useful.</w:t>
-      </w:r>
-    </w:p>
-    <w:p>
-      <w:pPr>
-        <w:pStyle w:val="CSP-ChapterBodyText"/>
-      </w:pPr>
-    </w:p>
-    <w:p>
-      <w:pPr>
-        <w:pStyle w:val="CSP-ChapterBodyText"/>
-      </w:pPr>
-      <w:r>
         <w:t>Yesterday, I spent two hours chatting online with Weihai, typing messages back and forth. Watching the words jump onto the screen in real time felt almost magical—like we were talking face-to-face, even though we were a thousand miles apart. He</w:t>
       </w:r>
       <w:r>
@@ -7405,13 +7372,20 @@
         <w:pStyle w:val="CSP-ChapterBodyText"/>
       </w:pPr>
       <w:r>
-        <w:t>I</w:t>
-      </w:r>
-      <w:r>
-        <w:t>’</w:t>
-      </w:r>
-      <w:r>
-        <w:t>ll wrap things up here. Please give my best to Wang Wei and Xiao Fan!</w:t>
+        <w:t>Winter break is just about over, and classes officially start on the 16th, so things are about to get busy again.</w:t>
+      </w:r>
+    </w:p>
+    <w:p>
+      <w:pPr>
+        <w:pStyle w:val="CSP-ChapterBodyText"/>
+      </w:pPr>
+    </w:p>
+    <w:p>
+      <w:pPr>
+        <w:pStyle w:val="CSP-ChapterBodyText"/>
+      </w:pPr>
+      <w:r>
+        <w:t>Please give my best to Wang Wei and Xiao Fan!</w:t>
       </w:r>
     </w:p>
     <w:p>
@@ -8434,48 +8408,30 @@
         <w:pStyle w:val="CSP-ChapterBodyText"/>
       </w:pPr>
       <w:r>
-        <w:t>We</w:t>
-      </w:r>
-      <w:r>
-        <w:t>’</w:t>
-      </w:r>
-      <w:r>
-        <w:t>re halfway through the semester now. This semester hasn</w:t>
-      </w:r>
-      <w:r>
-        <w:t>’</w:t>
-      </w:r>
-      <w:r>
-        <w:t>t been overwhelmingly busy. My TA workload is heavier than it was last term, but it</w:t>
-      </w:r>
-      <w:r>
-        <w:t>’</w:t>
-      </w:r>
-      <w:r>
-        <w:t>s still manageable. I hold three office hours a week and grade homework every other week. There are nearly 120 students in my class, so grading a single assignment takes several hours.</w:t>
-      </w:r>
-    </w:p>
-    <w:p>
-      <w:pPr>
-        <w:pStyle w:val="CSP-ChapterBodyText"/>
-      </w:pPr>
-    </w:p>
-    <w:p>
-      <w:pPr>
-        <w:pStyle w:val="CSP-ChapterBodyText"/>
-      </w:pPr>
-      <w:r>
-        <w:t>Over the past few days, I received emails from two of my old Tsinghua classmates, both of whom have just been awarded fellowships—one at NYU and the other at Brown. They are both excellent universities, and receiving those fellowships is a huge accomplishment. It really seems that if you</w:t>
-      </w:r>
-      <w:r>
-        <w:t>’</w:t>
-      </w:r>
-      <w:r>
-        <w:t xml:space="preserve">re determined </w:t>
+        <w:t>We're halfway through the semester now, and things haven't been overwhelmingly busy so far. I am the TA for a C++ course. C++ is a programming language that evolved from C, which I already know well. The workload is heavier than it was last term, but it's still manageable. I hold three office hours a week and grade homework every other week. There are nearly 120 students in my class, so grading a single assignment takes several hours.</w:t>
+      </w:r>
+    </w:p>
+    <w:p>
+      <w:pPr>
+        <w:pStyle w:val="CSP-ChapterBodyText"/>
+      </w:pPr>
+    </w:p>
+    <w:p>
+      <w:pPr>
+        <w:pStyle w:val="CSP-ChapterBodyText"/>
+      </w:pPr>
+      <w:r>
+        <w:t xml:space="preserve">Over the past few days, I received emails from two of my old Tsinghua classmates, both of whom have just been awarded fellowships—one at NYU and the other at Brown. They are </w:t>
       </w:r>
       <w:r>
         <w:lastRenderedPageBreak/>
-        <w:t>to study abroad, you</w:t>
+        <w:t>both excellent universities, and receiving those fellowships is a huge accomplishment. It really seems that if you</w:t>
+      </w:r>
+      <w:r>
+        <w:t>’</w:t>
+      </w:r>
+      <w:r>
+        <w:t>re determined to study abroad, you</w:t>
       </w:r>
       <w:r>
         <w:t>’</w:t>

--- a/letters_from_usa/book.docx
+++ b/letters_from_usa/book.docx
@@ -469,19 +469,16 @@
         <w:pStyle w:val="CSP-FrontMatterBodyText"/>
       </w:pPr>
       <w:r>
-        <w:t xml:space="preserve">The letters from the early years have been translated into English and </w:t>
-      </w:r>
-      <w:r>
-        <w:t xml:space="preserve">only </w:t>
-      </w:r>
-      <w:r>
-        <w:t xml:space="preserve">lightly edited for clarity and readability while preserving their original </w:t>
-      </w:r>
-      <w:r>
-        <w:t>voice and authenticity</w:t>
-      </w:r>
-      <w:r>
-        <w:t>. Each chapter</w:t>
+        <w:t>Twenty-seven of them</w:t>
+      </w:r>
+      <w:r>
+        <w:t xml:space="preserve"> from the early years have been compiled into this book and lightly edited for clarity and readability, while preserving their original voice and authenticity.</w:t>
+      </w:r>
+      <w:r>
+        <w:t xml:space="preserve"> Each chapter</w:t>
+      </w:r>
+      <w:r>
+        <w:t>,</w:t>
       </w:r>
       <w:r>
         <w:t xml:space="preserve"> </w:t>
@@ -490,7 +487,22 @@
         <w:t>except the Epilogue</w:t>
       </w:r>
       <w:r>
-        <w:t xml:space="preserve"> begins with the postmark date from the original envelope. Because some letters were written over several days before they were mailed, the dates that appear within the letters reflect when individual entries were written.</w:t>
+        <w:t>,</w:t>
+      </w:r>
+      <w:r>
+        <w:t xml:space="preserve"> begins with the postmark date </w:t>
+      </w:r>
+      <w:r>
+        <w:t>on</w:t>
+      </w:r>
+      <w:r>
+        <w:t xml:space="preserve"> the original envelope. Because some letters were written over several days before they were mailed, the dates that appear within the letters reflect when </w:t>
+      </w:r>
+      <w:r>
+        <w:t xml:space="preserve">the </w:t>
+      </w:r>
+      <w:r>
+        <w:t>individual entries were written.</w:t>
       </w:r>
     </w:p>
     <w:p>
@@ -3420,99 +3432,131 @@
         <w:t>Just a few hours earlier, I had safely assumed that every Asian face I saw belonged to a fellow Chinese. That assumption no longer held,</w:t>
       </w:r>
       <w:r>
-        <w:t xml:space="preserve"> and for the first time in my life I found myself hesitating over whether to start a conversation in Chinese. </w:t>
-      </w:r>
-      <w:r>
-        <w:t>And I found it difficult to understand Japanese people's English</w:t>
-      </w:r>
-      <w:r>
-        <w:t>.</w:t>
-      </w:r>
-    </w:p>
-    <w:p>
-      <w:pPr>
-        <w:pStyle w:val="CSP-ChapterBodyText"/>
-      </w:pPr>
-    </w:p>
-    <w:p>
-      <w:pPr>
-        <w:pStyle w:val="CSP-ChapterBodyText"/>
-      </w:pPr>
-      <w:r>
-        <w:t xml:space="preserve">Around 4:00 p.m. Tokyo time, I boarded the exact same plane, sat in the exact same seat, and headed toward L.A. This leg of the trip took over ten hours. I ate two Japanese meals on board (sushi, sashimi, salad, etc.) and was really happy with them. I also watched two movies during the flight. After flying for a while, it got dark, but then just five or six hours later, the sun </w:t>
+        <w:t xml:space="preserve"> and for the first time in my life I found myself hesitating over whether to start a conversation in Chinese.</w:t>
+      </w:r>
+    </w:p>
+    <w:p>
+      <w:pPr>
+        <w:pStyle w:val="CSP-ChapterBodyText"/>
+      </w:pPr>
+    </w:p>
+    <w:p>
+      <w:pPr>
+        <w:pStyle w:val="CSP-ChapterBodyText"/>
+      </w:pPr>
+      <w:r>
+        <w:t>Around 4:00 p.m. Tokyo time, I boarded the exact same plane, sat in the exact same seat, and headed toward L.A. This leg of the trip took over ten hours. I ate two Japanese meals on board (sushi, sashimi, salad, etc.) and was really happy with them. I also watched two movies during the flight. After flying for a while, it got dark, but then just five or six hours later, the sun came up again!</w:t>
+      </w:r>
+    </w:p>
+    <w:p>
+      <w:pPr>
+        <w:pStyle w:val="CSP-ChapterBodyText"/>
+      </w:pPr>
+    </w:p>
+    <w:p>
+      <w:pPr>
+        <w:pStyle w:val="CSP-ChapterBodyText"/>
+      </w:pPr>
+      <w:r>
+        <w:t>By the time we landed in L.A., it was already past 10:00 a.m. local time. I had just over an hour before my connecting flight departed. The customs line was long and slow, and because my departure gate was changed at the last minute, I almost missed the flight. On the flight to Minneapolis, I was so wiped out I couldn</w:t>
+      </w:r>
+      <w:r>
+        <w:t>’</w:t>
+      </w:r>
+      <w:r>
+        <w:t>t even manage to eat lunch. The final flight to Austin was pleasantly quiet, with only about half the seats occupied. I got a window seat this time, and the view was beautiful.</w:t>
+      </w:r>
+    </w:p>
+    <w:p>
+      <w:pPr>
+        <w:pStyle w:val="CSP-ChapterBodyText"/>
+      </w:pPr>
+    </w:p>
+    <w:p>
+      <w:pPr>
+        <w:pStyle w:val="CSP-ChapterBodyText"/>
+      </w:pPr>
+      <w:r>
+        <w:t>After getting off the plane, I met Hai—the classmate who came to pick me up—at baggage claim. He drove me to the temporary apartment where I would be staying and then took me grocery shopping. The supermarket was large and bright, with goods neatly laid out on the shelves, row after row—it felt like they sold absolutely everything. Groceries here are surprisingly inexpensive, especially bananas, eggs, milk, and orange juice. I bought thirteen items for twelve dollars, which still felt very reasonable. Afterward, we stopped by Hai</w:t>
+      </w:r>
+      <w:r>
+        <w:t>’</w:t>
+      </w:r>
+      <w:r>
+        <w:t>s place so I could call and let you know I</w:t>
+      </w:r>
+      <w:r>
+        <w:t>’</w:t>
+      </w:r>
+      <w:r>
+        <w:t>d arrived safely. He and his wife live in the university</w:t>
+      </w:r>
+      <w:r>
+        <w:t>’</w:t>
+      </w:r>
+      <w:r>
+        <w:t>s married student housing, which is really nice and incredibly affordable at less than $300 a month. The place where I</w:t>
+      </w:r>
+      <w:r>
+        <w:t>’</w:t>
+      </w:r>
+      <w:r>
+        <w:t>m staying temporarily is also great and has everything I need. That night, after taking a shower, I finally went to bed around 2:00 a.m.</w:t>
+      </w:r>
+    </w:p>
+    <w:p>
+      <w:pPr>
+        <w:pStyle w:val="CSP-ChapterBodyText"/>
+      </w:pPr>
+    </w:p>
+    <w:p>
+      <w:pPr>
+        <w:pStyle w:val="CSP-ChapterBodyText"/>
+      </w:pPr>
+      <w:r>
+        <w:t>I woke up around 10:00 this morning and had some milk, bagels, and a banana for breakfast. After noon, jet lag hit me and I felt so sleepy I went right back to bed and didn</w:t>
+      </w:r>
+      <w:r>
+        <w:t>’</w:t>
+      </w:r>
+      <w:r>
+        <w:t>t get much done today. Tomorrow morning, I plan to go to the department and see the secretary.</w:t>
+      </w:r>
+    </w:p>
+    <w:p>
+      <w:pPr>
+        <w:pStyle w:val="CSP-ChapterBodyText"/>
+      </w:pPr>
+    </w:p>
+    <w:p>
+      <w:pPr>
+        <w:pStyle w:val="CSP-ChapterBodyText"/>
+      </w:pPr>
+      <w:r>
+        <w:t xml:space="preserve">The journey felt like four separate flights strung together, which was truly exhausting, although I actually felt surprisingly energetic right after getting off the plane. My first impression of America has been very positive. One thing that struck me immediately was the smell of the air. Back home, the air often </w:t>
       </w:r>
       <w:r>
         <w:lastRenderedPageBreak/>
-        <w:t>came up again!</w:t>
-      </w:r>
-    </w:p>
-    <w:p>
-      <w:pPr>
-        <w:pStyle w:val="CSP-ChapterBodyText"/>
-      </w:pPr>
-    </w:p>
-    <w:p>
-      <w:pPr>
-        <w:pStyle w:val="CSP-ChapterBodyText"/>
-      </w:pPr>
-      <w:r>
-        <w:t>By the time we landed in L.A., it was already past 10:00 a.m. local time. I had just over an hour before my connecting flight departed. The customs line was long and slow, and because my departure gate was changed at the last minute, I almost missed the flight. On the flight to Minneapolis, I was so wiped out I couldn't even manage to eat lunch. The final flight to Austin was pleasantly quiet, with only about half the seats occupied. I got a window seat this time, and the view was beautiful.</w:t>
-      </w:r>
-    </w:p>
-    <w:p>
-      <w:pPr>
-        <w:pStyle w:val="CSP-ChapterBodyText"/>
-      </w:pPr>
-    </w:p>
-    <w:p>
-      <w:pPr>
-        <w:pStyle w:val="CSP-ChapterBodyText"/>
-      </w:pPr>
-      <w:r>
-        <w:t>After getting off the plane, I met Hai—the classmate who came to pick me up—at baggage claim. He drove me to the temporary apartment where I would be staying and then took me grocery shopping. The supermarket was large and bright, with goods neatly laid out on the shelves, row after row—it felt like they sold absolutely everything. Groceries here are surprisingly inexpensive, especially bananas, eggs, milk, and orange juice. I bought thirteen items for twelve dollars, which still felt very reasonable. Afterward, we stopped by Hai's place so I could call and let you know I'd arrived safely. He and his wife live in the university's married student housing, which is really nice and incredibly affordable at less than $300 a month. The place where I'm staying temporarily is also great and has everything I need. That night, after taking a shower, I finally went to bed around 2:00 a.m.</w:t>
-      </w:r>
-    </w:p>
-    <w:p>
-      <w:pPr>
-        <w:pStyle w:val="CSP-ChapterBodyText"/>
-      </w:pPr>
-    </w:p>
-    <w:p>
-      <w:pPr>
-        <w:pStyle w:val="CSP-ChapterBodyText"/>
-      </w:pPr>
-      <w:r>
-        <w:t>I woke up around 10:00 this morning and had some milk, bagels, and a banana for breakfast. After noon, jet lag hit me and I felt so sleepy I went right back to bed and didn't get much done today. Tomorrow morning, I plan to go to the department and see the secretary.</w:t>
-      </w:r>
-    </w:p>
-    <w:p>
-      <w:pPr>
-        <w:pStyle w:val="CSP-ChapterBodyText"/>
-      </w:pPr>
-    </w:p>
-    <w:p>
-      <w:pPr>
-        <w:pStyle w:val="CSP-ChapterBodyText"/>
-      </w:pPr>
-      <w:r>
-        <w:t xml:space="preserve">The journey felt like four separate flights strung together, which was truly exhausting, although I actually felt surprisingly energetic right after getting off the plane. My first impression of America has been very positive. One thing that struck me </w:t>
-      </w:r>
-      <w:r>
-        <w:lastRenderedPageBreak/>
-        <w:t>immediately was the smell of the air. Back home, the air often carries a lived-in scent of food and daily life. Here, it feels cleaner and even has a light, unfamiliar fragrance.</w:t>
-      </w:r>
-    </w:p>
-    <w:p>
-      <w:pPr>
-        <w:pStyle w:val="CSP-ChapterBodyText"/>
-      </w:pPr>
-    </w:p>
-    <w:p>
-      <w:pPr>
-        <w:pStyle w:val="CSP-ChapterBodyText"/>
-      </w:pPr>
-      <w:r>
-        <w:t>I'm going to sleep now and will write more tomorrow.</w:t>
+        <w:t>carries a lived-in scent of food and daily life. Here, it feels cleaner and even has a light, unfamiliar fragrance.</w:t>
+      </w:r>
+    </w:p>
+    <w:p>
+      <w:pPr>
+        <w:pStyle w:val="CSP-ChapterBodyText"/>
+      </w:pPr>
+    </w:p>
+    <w:p>
+      <w:pPr>
+        <w:pStyle w:val="CSP-ChapterBodyText"/>
+      </w:pPr>
+      <w:r>
+        <w:t>I</w:t>
+      </w:r>
+      <w:r>
+        <w:t>’</w:t>
+      </w:r>
+      <w:r>
+        <w:t>m going to sleep now and will write more tomorrow.</w:t>
       </w:r>
     </w:p>
     <w:p>
@@ -3662,24 +3706,45 @@
         <w:pStyle w:val="CSP-ChapterBodyText"/>
       </w:pPr>
       <w:r>
-        <w:t>When I woke up this morning, it took me several hours before it suddenly dawned on me that today was my birthday! For lunch, I baked myself a frozen pizza, so I suppose that counts as my birthday celebration. Tonight, I'm heading over to Hai's house to eat dumplings.</w:t>
-      </w:r>
-    </w:p>
-    <w:p>
-      <w:pPr>
-        <w:pStyle w:val="CSP-ChapterBodyText"/>
-      </w:pPr>
-    </w:p>
-    <w:p>
-      <w:pPr>
-        <w:pStyle w:val="CSP-ChapterBodyText"/>
-      </w:pPr>
-      <w:r>
-        <w:t xml:space="preserve">I will probably stay at this temporary apartment until the 24th. Once I move into my own place, I will let you know my address </w:t>
-      </w:r>
-      <w:r>
-        <w:lastRenderedPageBreak/>
-        <w:t>so you can finally write to me.</w:t>
+        <w:t>When I woke up this morning, it took me several hours before it suddenly dawned on me that today was my birthday! For lunch, I baked myself a frozen pizza, so I suppose that counts as my birthday celebration. Tonight, I</w:t>
+      </w:r>
+      <w:r>
+        <w:t>’</w:t>
+      </w:r>
+      <w:r>
+        <w:t>m heading over to Hai</w:t>
+      </w:r>
+      <w:r>
+        <w:t>’</w:t>
+      </w:r>
+      <w:r>
+        <w:t>s house to eat dumplings.</w:t>
+      </w:r>
+    </w:p>
+    <w:p>
+      <w:pPr>
+        <w:pStyle w:val="CSP-ChapterBodyText"/>
+      </w:pPr>
+    </w:p>
+    <w:p>
+      <w:pPr>
+        <w:pStyle w:val="CSP-ChapterBodyText"/>
+      </w:pPr>
+      <w:r>
+        <w:t>I will probably stay at this temporary apartment until the 24th. Once I move into my own place, I will let you know my address so you can finally write to me.</w:t>
+      </w:r>
+    </w:p>
+    <w:p>
+      <w:pPr>
+        <w:pStyle w:val="CSP-ChapterBodyText"/>
+      </w:pPr>
+    </w:p>
+    <w:p>
+      <w:pPr>
+        <w:pStyle w:val="CSP-ChapterBodyText"/>
+      </w:pPr>
+      <w:r>
+        <w:t>Wishing you the best,</w:t>
       </w:r>
     </w:p>
     <w:p>
@@ -3860,7 +3925,31 @@
         <w:pStyle w:val="CSP-ChapterBodyText"/>
       </w:pPr>
       <w:r>
-        <w:t>I'm still staying temporarily at someone else's apartment, but in another day or two I'll be moving into my own place. My apartment is completely unfurnished, so I'll have to buy everything myself—a bed, a table, a chair, and all the other essentials. I may also need to get a phone.</w:t>
+        <w:t>I</w:t>
+      </w:r>
+      <w:r>
+        <w:t>’</w:t>
+      </w:r>
+      <w:r>
+        <w:t>m still staying temporarily at someone else</w:t>
+      </w:r>
+      <w:r>
+        <w:t>’</w:t>
+      </w:r>
+      <w:r>
+        <w:t>s apartment, but in another day or two I</w:t>
+      </w:r>
+      <w:r>
+        <w:t>’</w:t>
+      </w:r>
+      <w:r>
+        <w:t>ll be moving into my own place. My apartment is completely unfurnished, so I</w:t>
+      </w:r>
+      <w:r>
+        <w:t>’</w:t>
+      </w:r>
+      <w:r>
+        <w:t>ll have to buy everything myself—a bed, a table, a chair, and all the other essentials. I may also need to get a phone.</w:t>
       </w:r>
       <w:r>
         <w:rPr>
@@ -3879,30 +3968,72 @@
         <w:pStyle w:val="CSP-ChapterBodyText"/>
       </w:pPr>
       <w:r>
-        <w:t xml:space="preserve">I've been in Austin for over ten days now, but because of my living situation, I haven't really been able to cook proper meals yet. </w:t>
+        <w:t>I</w:t>
+      </w:r>
+      <w:r>
+        <w:t>’</w:t>
+      </w:r>
+      <w:r>
+        <w:t>ve been in Austin for over ten days now, but because of my living situation, I haven</w:t>
+      </w:r>
+      <w:r>
+        <w:t>’</w:t>
+      </w:r>
+      <w:r>
+        <w:t xml:space="preserve">t really been able to cook proper meals yet. </w:t>
       </w:r>
       <w:r>
         <w:t>Most days I just eat bread, eggs, and frozen pizza, or make some instant noodles with vegetables. Sometimes I grab a burger for lunch on campus.</w:t>
       </w:r>
       <w:r>
-        <w:t xml:space="preserve"> Burgers usually cost about a dollar each, but drinks cost more than you'd think, so a typical fast-food meal ends up costing around three dollars. For me, that's a pretty expensive lunch.</w:t>
-      </w:r>
-    </w:p>
-    <w:p>
-      <w:pPr>
-        <w:pStyle w:val="CSP-ChapterBodyText"/>
-      </w:pPr>
-    </w:p>
-    <w:p>
-      <w:pPr>
-        <w:pStyle w:val="CSP-ChapterBodyText"/>
-      </w:pPr>
-      <w:r>
-        <w:t xml:space="preserve">The fall semester officially begins on August 30th. I'm taking three classes, all of them in the afternoon. On top of that, I'll be working as a Teaching Assistant (TA), so I expect this semester will be quite busy. Before I could start working with students as a TA, I had to pass an oral English exam, and I just barely did. Hai took the same exam last year and failed. He retook it this year and received a conditional pass, which means </w:t>
+        <w:t xml:space="preserve"> Burgers usually cost about a dollar each, but drinks cost more than you</w:t>
+      </w:r>
+      <w:r>
+        <w:t>’</w:t>
+      </w:r>
+      <w:r>
+        <w:t>d think, so a typical fast-food meal ends up costing around three dollars. For me, that</w:t>
+      </w:r>
+      <w:r>
+        <w:t>’</w:t>
+      </w:r>
+      <w:r>
+        <w:t>s a pretty expensive lunch.</w:t>
+      </w:r>
+    </w:p>
+    <w:p>
+      <w:pPr>
+        <w:pStyle w:val="CSP-ChapterBodyText"/>
+      </w:pPr>
+    </w:p>
+    <w:p>
+      <w:pPr>
+        <w:pStyle w:val="CSP-ChapterBodyText"/>
+      </w:pPr>
+      <w:r>
+        <w:t>The fall semester officially begins on August 30th. I</w:t>
+      </w:r>
+      <w:r>
+        <w:t>’</w:t>
+      </w:r>
+      <w:r>
+        <w:t>m taking three classes, all of them in the afternoon. On top of that, I</w:t>
+      </w:r>
+      <w:r>
+        <w:t>’</w:t>
+      </w:r>
+      <w:r>
+        <w:t xml:space="preserve">ll be working as a Teaching Assistant (TA), so I expect this semester will be quite busy. Before I could start working with students as a TA, I had to pass an oral English exam, and I just barely did. Hai took the same exam last year and failed. He retook it this year and received a conditional pass, which means </w:t>
       </w:r>
       <w:r>
         <w:lastRenderedPageBreak/>
-        <w:t xml:space="preserve">he has to take an English course this semester. The department has already assigned me to a class, and tomorrow I'm going to apply for office space. </w:t>
+        <w:t>he has to take an English course this semester. The department has already assigned me to a class, and tomorrow I</w:t>
+      </w:r>
+      <w:r>
+        <w:t>’</w:t>
+      </w:r>
+      <w:r>
+        <w:t xml:space="preserve">m going to apply for office space. </w:t>
       </w:r>
     </w:p>
     <w:p>
@@ -4059,7 +4190,31 @@
         <w:pStyle w:val="CSP-ChapterBodyText"/>
       </w:pPr>
       <w:r>
-        <w:t>You can use this address to write to me from now on. I'm not particularly thrilled with the place—the air conditioner is quite noisy. My share of the rent is $250 a month. It's a two-bedroom apartment, and I'm sharing it with another Chinese student. Around here, it's pretty much the norm for Chinese students to room together.</w:t>
+        <w:t>You can use this address to write to me from now on. I</w:t>
+      </w:r>
+      <w:r>
+        <w:t>’</w:t>
+      </w:r>
+      <w:r>
+        <w:t>m not particularly thrilled with the place—the air conditioner is quite noisy. My share of the rent is $250 a month. It</w:t>
+      </w:r>
+      <w:r>
+        <w:t>’</w:t>
+      </w:r>
+      <w:r>
+        <w:t>s a two-bedroom apartment, and I</w:t>
+      </w:r>
+      <w:r>
+        <w:t>’</w:t>
+      </w:r>
+      <w:r>
+        <w:t>m sharing it with another Chinese student. Around here, it</w:t>
+      </w:r>
+      <w:r>
+        <w:t>’</w:t>
+      </w:r>
+      <w:r>
+        <w:t>s pretty much the norm for Chinese students to room together.</w:t>
       </w:r>
     </w:p>
     <w:p>
@@ -4980,7 +5135,13 @@
         <w:pStyle w:val="CSP-ChapterBodyText"/>
       </w:pPr>
       <w:r>
-        <w:t xml:space="preserve">My roommate is an undergraduate majoring in civil engineering. He's been in the U.S. for a few years and actually spent several years studying in Europe before that. He seems like </w:t>
+        <w:t>My roommate is an undergraduate majoring in civil engineering. He</w:t>
+      </w:r>
+      <w:r>
+        <w:t>’</w:t>
+      </w:r>
+      <w:r>
+        <w:t xml:space="preserve">s been in the U.S. for a few years and actually spent several years studying in Europe before that. He seems like </w:t>
       </w:r>
       <w:proofErr w:type="gramStart"/>
       <w:r>
@@ -4988,13 +5149,31 @@
       </w:r>
       <w:proofErr w:type="gramEnd"/>
       <w:r>
-        <w:t xml:space="preserve"> honest, down-to-earth person. Most of the Chinese undergraduates here are permanent residents who moved to the U.S. with their families. Believe it or not, my roommate's name is </w:t>
+        <w:t xml:space="preserve"> honest, down-to-earth person. Most of the Chinese undergraduates here are permanent residents who moved to the U.S. with their families. Believe it or not, my roommate</w:t>
+      </w:r>
+      <w:r>
+        <w:t>’</w:t>
+      </w:r>
+      <w:r>
+        <w:t xml:space="preserve">s name is </w:t>
       </w:r>
       <w:r>
         <w:t xml:space="preserve">also </w:t>
       </w:r>
       <w:r>
-        <w:t>Tong! If someone calls asking for "Tong," things can get a little confusing.</w:t>
+        <w:t xml:space="preserve">Tong! If someone calls asking for </w:t>
+      </w:r>
+      <w:r>
+        <w:t>“</w:t>
+      </w:r>
+      <w:r>
+        <w:t>Tong,</w:t>
+      </w:r>
+      <w:r>
+        <w:t>”</w:t>
+      </w:r>
+      <w:r>
+        <w:t xml:space="preserve"> things can get a little confusing.</w:t>
       </w:r>
     </w:p>
     <w:p>
@@ -5069,24 +5248,78 @@
         <w:pStyle w:val="CSP-ChapterBodyText"/>
       </w:pPr>
       <w:r>
-        <w:t xml:space="preserve">I have an exam next Tuesday. American courses have so many exams—about one a month per class on average—not to mention all the homework, so I've been keeping busy. Lately, I get back to the apartment around 11:00 p.m. That's when the last campus shuttle runs, and most of the people waiting for the final bus are Chinese students—they are incredibly hardworking! The best time for you to call me is around midnight my time (1:00 p.m. Beijing time). I’ll definitely be </w:t>
+        <w:t>I have an exam next Tuesday. American courses have so many exams—about one a month per class on average—not to mention all the homework, so I</w:t>
+      </w:r>
+      <w:r>
+        <w:t>’</w:t>
+      </w:r>
+      <w:r>
+        <w:t>ve been keeping busy. Lately, I get back to the apartment around 11:00 p.m. That</w:t>
+      </w:r>
+      <w:r>
+        <w:t>’</w:t>
+      </w:r>
+      <w:r>
+        <w:t>s when the last campus shuttle runs, and most of the people waiting for the final bus are Chinese students—they are incredibly hardworking! The best time for you to call me is around midnight my time (1:00 p.m. Beijing time). I</w:t>
+      </w:r>
+      <w:r>
+        <w:t>’</w:t>
+      </w:r>
+      <w:r>
+        <w:t xml:space="preserve">ll definitely be </w:t>
       </w:r>
       <w:r>
         <w:lastRenderedPageBreak/>
-        <w:t>home by then, and I won't be asleep yet. I usually get up around 9:00 a.m. My earliest class isn't until 11:00 a.m., so I get to sleep in a bit.</w:t>
-      </w:r>
-    </w:p>
-    <w:p>
-      <w:pPr>
-        <w:pStyle w:val="CSP-ChapterBodyText"/>
-      </w:pPr>
-    </w:p>
-    <w:p>
-      <w:pPr>
-        <w:pStyle w:val="CSP-ChapterBodyText"/>
-      </w:pPr>
-      <w:r>
-        <w:t>I've realized that I can't really afford to eat burgers regularly—that would put me way over budget. In the U.S., prepared food is expensive, while raw ingredients are cheap, so buying groceries and cooking for yourself is definitely the way to go. For example, I can buy a huge box of sixteen chicken drumsticks for just over two dollars, which is about the price of a single burger. I bake more than ten of them at a time. They turn out so delicious that it's a shame you can't taste them! I often bring two meals with me to campus, though eating the same thing for several days in a row can get old pretty quickly.</w:t>
+        <w:t>home by then, and I won</w:t>
+      </w:r>
+      <w:r>
+        <w:t>’</w:t>
+      </w:r>
+      <w:r>
+        <w:t>t be asleep yet. I usually get up around 9:00 a.m. My earliest class isn</w:t>
+      </w:r>
+      <w:r>
+        <w:t>’</w:t>
+      </w:r>
+      <w:r>
+        <w:t>t until 11:00 a.m., so I get to sleep in a bit.</w:t>
+      </w:r>
+    </w:p>
+    <w:p>
+      <w:pPr>
+        <w:pStyle w:val="CSP-ChapterBodyText"/>
+      </w:pPr>
+    </w:p>
+    <w:p>
+      <w:pPr>
+        <w:pStyle w:val="CSP-ChapterBodyText"/>
+      </w:pPr>
+      <w:r>
+        <w:t>I</w:t>
+      </w:r>
+      <w:r>
+        <w:t>’</w:t>
+      </w:r>
+      <w:r>
+        <w:t>ve realized that I can</w:t>
+      </w:r>
+      <w:r>
+        <w:t>’</w:t>
+      </w:r>
+      <w:r>
+        <w:t>t really afford to eat burgers regularly—that would put me way over budget. In the U.S., prepared food is expensive, while raw ingredients are cheap, so buying groceries and cooking for yourself is definitely the way to go. For example, I can buy a huge box of sixteen chicken drumsticks for just over two dollars, which is about the price of a single burger. I bake more than ten of them at a time. They turn out so delicious that it</w:t>
+      </w:r>
+      <w:r>
+        <w:t>’</w:t>
+      </w:r>
+      <w:r>
+        <w:t>s a shame you can</w:t>
+      </w:r>
+      <w:r>
+        <w:t>’</w:t>
+      </w:r>
+      <w:r>
+        <w:t>t taste them! I often bring two meals with me to campus, though eating the same thing for several days in a row can get old pretty quickly.</w:t>
       </w:r>
     </w:p>
     <w:p>
@@ -5207,11 +5440,35 @@
         <w:pStyle w:val="CSP-ChapterBodyText"/>
       </w:pPr>
       <w:r>
-        <w:t xml:space="preserve">Today I went to the Chinese grocery store—one of only two in Austin—and bought two pounds of shrimp, a big bag of mussels, and a box of squid. This is the first time since coming to America that I've treated myself to seafood. Seafood is still expensive—the shrimp weren't even that large, but they cost </w:t>
+        <w:t>Today I went to the Chinese grocery store—one of only two in Austin—and bought two pounds of shrimp, a big bag of mussels, and a box of squid. This is the first time since coming to America that I</w:t>
+      </w:r>
+      <w:r>
+        <w:t>’</w:t>
+      </w:r>
+      <w:r>
+        <w:t>ve treated myself to seafood. Seafood is still expensive—the shrimp weren</w:t>
+      </w:r>
+      <w:r>
+        <w:t>’</w:t>
+      </w:r>
+      <w:r>
+        <w:t xml:space="preserve">t even that large, but they cost </w:t>
       </w:r>
       <w:r>
         <w:lastRenderedPageBreak/>
-        <w:t>$2.99 a pound. Unlike American supermarkets, the Chinese grocery store is cramped and a little damp, and always smells faintly of fish past its prime—but I'm grateful it exists. There are things you simply can't find anywhere else.</w:t>
+        <w:t>$2.99 a pound. Unlike American supermarkets, the Chinese grocery store is cramped and a little damp, and always smells faintly of fish past its prime—but I</w:t>
+      </w:r>
+      <w:r>
+        <w:t>’</w:t>
+      </w:r>
+      <w:r>
+        <w:t>m grateful it exists. There are things you simply can</w:t>
+      </w:r>
+      <w:r>
+        <w:t>’</w:t>
+      </w:r>
+      <w:r>
+        <w:t>t find anywhere else.</w:t>
       </w:r>
     </w:p>
     <w:p>
@@ -5292,19 +5549,6 @@
         <w:pStyle w:val="CSP-ChapterBodyText"/>
       </w:pPr>
       <w:r>
-        <w:t>Best wishes,</w:t>
-      </w:r>
-    </w:p>
-    <w:p>
-      <w:pPr>
-        <w:pStyle w:val="CSP-ChapterBodyText"/>
-      </w:pPr>
-    </w:p>
-    <w:p>
-      <w:pPr>
-        <w:pStyle w:val="CSP-ChapterBodyText"/>
-      </w:pPr>
-      <w:r>
         <w:t>Tong</w:t>
       </w:r>
     </w:p>
@@ -5401,11 +5645,11 @@
         <w:t>’</w:t>
       </w:r>
       <w:r>
-        <w:t xml:space="preserve">s a slight delay during our phone </w:t>
+        <w:t xml:space="preserve">s a slight delay during our phone conversations. That may simply be because your voice has to travel halfway around the world to reach me, and my reply has </w:t>
       </w:r>
       <w:r>
         <w:lastRenderedPageBreak/>
-        <w:t>conversations. That may simply be because your voice has to travel halfway around the world to reach me, and my reply has to make the same journey back before you can hear it. In other words, whenever you say something, you won</w:t>
+        <w:t>to make the same journey back before you can hear it. In other words, whenever you say something, you won</w:t>
       </w:r>
       <w:r>
         <w:t>’</w:t>
@@ -6192,7 +6436,13 @@
         <w:t xml:space="preserve">This Thanksgiving, five of us—my two roommates, two neighbors from Taiwan and I—split the cost of a nice rental car and drove down to Houston. The drive took about two to three hours. </w:t>
       </w:r>
       <w:r>
-        <w:t>Cars were flying down the highway at 70 to 80 miles per hour (about 120 km/h). I’m sure that sounds terrifying to you!</w:t>
+        <w:t>Cars were flying down the highway at 70 to 80 miles per hour (about 120 km/h). I</w:t>
+      </w:r>
+      <w:r>
+        <w:t>’</w:t>
+      </w:r>
+      <w:r>
+        <w:t>m sure that sounds terrifying to you!</w:t>
       </w:r>
       <w:r>
         <w:t xml:space="preserve"> We hit the road at 9:30 in the morning and didn</w:t>
@@ -6716,7 +6966,43 @@
         <w:pStyle w:val="CSP-ChapterBodyText"/>
       </w:pPr>
       <w:r>
-        <w:t>From now on, I'll be the one calling to save you the expense. I'll probably call every couple of weeks, around noon on the weekends. My phone bills are actually quite low because I keep my calls short, unlike some people who can easily talk for twenty or thirty minutes. Mom, I know you always get nervous whenever you're on international calls, but there's really no need. They don't cost me that much—a five-minute call is about the price of a fast-food meal. Even though money is tight, I can certainly afford to call home, so please don't worry about it.</w:t>
+        <w:t>From now on, I</w:t>
+      </w:r>
+      <w:r>
+        <w:t>’</w:t>
+      </w:r>
+      <w:r>
+        <w:t>ll be the one calling to save you the expense. I</w:t>
+      </w:r>
+      <w:r>
+        <w:t>’</w:t>
+      </w:r>
+      <w:r>
+        <w:t>ll probably call every couple of weeks, around noon on the weekends. My phone bills are actually quite low because I keep my calls short, unlike some people who can easily talk for twenty or thirty minutes. Mom, I know you always get nervous whenever you</w:t>
+      </w:r>
+      <w:r>
+        <w:t>’</w:t>
+      </w:r>
+      <w:r>
+        <w:t>re on international calls, but there</w:t>
+      </w:r>
+      <w:r>
+        <w:t>’</w:t>
+      </w:r>
+      <w:r>
+        <w:t>s really no need. They don</w:t>
+      </w:r>
+      <w:r>
+        <w:t>’</w:t>
+      </w:r>
+      <w:r>
+        <w:t>t cost me that much—a five-minute call is about the price of a fast-food meal. Even though money is tight, I can certainly afford to call home, so please don</w:t>
+      </w:r>
+      <w:r>
+        <w:t>’</w:t>
+      </w:r>
+      <w:r>
+        <w:t>t worry about it.</w:t>
       </w:r>
     </w:p>
     <w:p>
@@ -6831,7 +7117,13 @@
       </w:r>
       <w:proofErr w:type="gramEnd"/>
       <w:r>
-        <w:t xml:space="preserve"> we changed our plans and went to San Antonio instead. San Antonio is a tourist city, famous for its River Walk—a canal lined with restaurants on both sides. With all the Christmas lights, the views there were absolutely beautiful. It's so picturesque that it reminded me of the classical gardens of Suzhou, and it really made me homesick.</w:t>
+        <w:t xml:space="preserve"> we changed our plans and went to San Antonio instead. San Antonio is a tourist city, famous for its River Walk—a canal lined with restaurants on both sides. With all the Christmas lights, the views there were absolutely beautiful. It</w:t>
+      </w:r>
+      <w:r>
+        <w:t>’</w:t>
+      </w:r>
+      <w:r>
+        <w:t>s so picturesque that it reminded me of the classical gardens of Suzhou, and it really made me homesick.</w:t>
       </w:r>
     </w:p>
     <w:p>
@@ -6864,7 +7156,13 @@
       </w:pPr>
       <w:r>
         <w:lastRenderedPageBreak/>
-        <w:t>In about two weeks, I'm moving. Coincidentally, our Taiwanese neighbor, Yao-</w:t>
+        <w:t>In about two weeks, I</w:t>
+      </w:r>
+      <w:r>
+        <w:t>’</w:t>
+      </w:r>
+      <w:r>
+        <w:t>m moving. Coincidentally, our Taiwanese neighbor, Yao-</w:t>
       </w:r>
       <w:proofErr w:type="spellStart"/>
       <w:r>
@@ -6872,7 +7170,19 @@
       </w:r>
       <w:proofErr w:type="spellEnd"/>
       <w:r>
-        <w:t>, is moving out too because she just bought a mobile home. It's basically a house on wheels. She paid $8,000 for it and told me that it's really nice—two bedrooms, a living room, a kitchen, a bathroom, and it even comes with a washer and dryer. The neighborhood seems nice too. She repeatedly asked me to be her tenant, offering me rent for $200 a month plus half the utilities, which sounded tempting. At the time, though, I was already negotiating with that American student, and rooming with him would run me closer to $330. Compared to that, her mobile home was cheaper and just as nice, so I turned down the American student and told Yao-</w:t>
+        <w:t>, is moving out too because she just bought a mobile home. It</w:t>
+      </w:r>
+      <w:r>
+        <w:t>’</w:t>
+      </w:r>
+      <w:r>
+        <w:t>s basically a house on wheels. She paid $8,000 for it and told me that it</w:t>
+      </w:r>
+      <w:r>
+        <w:t>’</w:t>
+      </w:r>
+      <w:r>
+        <w:t>s really nice—two bedrooms, a living room, a kitchen, a bathroom, and it even comes with a washer and dryer. The neighborhood seems nice too. She repeatedly asked me to be her tenant, offering me rent for $200 a month plus half the utilities, which sounded tempting. At the time, though, I was already negotiating with that American student, and rooming with him would run me closer to $330. Compared to that, her mobile home was cheaper and just as nice, so I turned down the American student and told Yao-</w:t>
       </w:r>
       <w:proofErr w:type="spellStart"/>
       <w:r>
@@ -6880,7 +7190,25 @@
       </w:r>
       <w:proofErr w:type="spellEnd"/>
       <w:r>
-        <w:t xml:space="preserve"> I'd take it. But then a few days later, he called back and said he'd lower my share to $300. It left me feeling torn. In the end, I decided to go with him after all, so now I'm actually helping Yao-</w:t>
+        <w:t xml:space="preserve"> I</w:t>
+      </w:r>
+      <w:r>
+        <w:t>’</w:t>
+      </w:r>
+      <w:r>
+        <w:t>d take it. But then a few days later, he called back and said he</w:t>
+      </w:r>
+      <w:r>
+        <w:t>’</w:t>
+      </w:r>
+      <w:r>
+        <w:t>d lower my share to $300. It left me feeling torn. In the end, I decided to go with him after all, so now I</w:t>
+      </w:r>
+      <w:r>
+        <w:t>’</w:t>
+      </w:r>
+      <w:r>
+        <w:t>m actually helping Yao-</w:t>
       </w:r>
       <w:proofErr w:type="spellStart"/>
       <w:r>
@@ -7675,13 +8003,19 @@
       </w:r>
       <w:r>
         <w:lastRenderedPageBreak/>
-        <w:t xml:space="preserve">friendly and, in some ways, quite into Asian culture. </w:t>
-      </w:r>
-      <w:r>
-        <w:t>He knows a bit of Japanese and frequently goes to the Chinese video rental store to rent Hong Kong movies. The walls of his living room are covered with Hong Kong movie posters.</w:t>
-      </w:r>
-      <w:r>
-        <w:t xml:space="preserve"> People always assume I</w:t>
+        <w:t>friendly—</w:t>
+      </w:r>
+      <w:r>
+        <w:t>h</w:t>
+      </w:r>
+      <w:r>
+        <w:t>e</w:t>
+      </w:r>
+      <w:r>
+        <w:t>’</w:t>
+      </w:r>
+      <w:r>
+        <w:t>s always wearing his worn baseball hat and sipping from an extra-large soda cup. He knows a bit of Japanese and regularly goes to the Chinese video rental store to rent Hong Kong movies. The walls of his living room are covered with Hong Kong movie posters. People always assume I</w:t>
       </w:r>
       <w:r>
         <w:t>’</w:t>
@@ -7693,17 +8027,11 @@
         <w:t>’</w:t>
       </w:r>
       <w:r>
-        <w:t>re always shocked. Most of his friends are ethnically Chinese, specifically Taiwanese and Hong</w:t>
-      </w:r>
-      <w:r>
-        <w:t xml:space="preserve"> </w:t>
+        <w:t xml:space="preserve">re always shocked. Most of his friends are ethnically Chinese, specifically Taiwanese and Hong </w:t>
       </w:r>
       <w:proofErr w:type="spellStart"/>
       <w:r>
-        <w:t>K</w:t>
-      </w:r>
-      <w:r>
-        <w:t>ongers</w:t>
+        <w:t>Kongers</w:t>
       </w:r>
       <w:proofErr w:type="spellEnd"/>
       <w:r>
@@ -7713,147 +8041,138 @@
         <w:t>’</w:t>
       </w:r>
       <w:r>
-        <w:t>s also a pretty good cook and has a Chinese-style wok, cleaver, and everything</w:t>
+        <w:t>s also a pretty good cook and has a Chinese-style wok, cleaver, and everything. The Chinese food he makes actually smells better than mine!</w:t>
+      </w:r>
+    </w:p>
+    <w:p>
+      <w:pPr>
+        <w:pStyle w:val="CSP-ChapterBodyText"/>
+      </w:pPr>
+    </w:p>
+    <w:p>
+      <w:pPr>
+        <w:pStyle w:val="CSP-ChapterBodyText"/>
+      </w:pPr>
+      <w:r>
+        <w:t>Having an American roommate definitely helps with my English—it forces me to speak English and, more importantly, think in English. I used to catch myself almost blurting out Chinese in front of Americans, but I</w:t>
+      </w:r>
+      <w:r>
+        <w:t>’</w:t>
+      </w:r>
+      <w:r>
+        <w:t>ve gotten much better now. Living with an American hasn</w:t>
+      </w:r>
+      <w:r>
+        <w:t>’</w:t>
+      </w:r>
+      <w:r>
+        <w:t>t felt awkward or strange at all; it all feels very natural. Maybe it</w:t>
+      </w:r>
+      <w:r>
+        <w:t>’</w:t>
+      </w:r>
+      <w:r>
+        <w:t>s because I</w:t>
+      </w:r>
+      <w:r>
+        <w:t>’</w:t>
+      </w:r>
+      <w:r>
+        <w:t>m adaptable, or maybe it</w:t>
+      </w:r>
+      <w:r>
+        <w:t>’</w:t>
+      </w:r>
+      <w:r>
+        <w:t>s just because he</w:t>
+      </w:r>
+      <w:r>
+        <w:t>’</w:t>
+      </w:r>
+      <w:r>
+        <w:t>s already a little Asian at heart.</w:t>
+      </w:r>
+    </w:p>
+    <w:p>
+      <w:pPr>
+        <w:pStyle w:val="CSP-ChapterBodyText"/>
+      </w:pPr>
+    </w:p>
+    <w:p>
+      <w:pPr>
+        <w:pStyle w:val="CSP-ChapterBodyText"/>
+      </w:pPr>
+      <w:r>
+        <w:t>I</w:t>
+      </w:r>
+      <w:r>
+        <w:t>’</w:t>
+      </w:r>
+      <w:r>
+        <w:t>m doing most of my own cooking these days, and my skills have improved quite a bit. It</w:t>
+      </w:r>
+      <w:r>
+        <w:t>’</w:t>
+      </w:r>
+      <w:r>
+        <w:t>s a shame you can</w:t>
+      </w:r>
+      <w:r>
+        <w:t>’</w:t>
+      </w:r>
+      <w:r>
+        <w:t>t taste my cooking! Someday when I see you again, I</w:t>
+      </w:r>
+      <w:r>
+        <w:t>’</w:t>
+      </w:r>
+      <w:r>
+        <w:t>ll cook for both of you. I</w:t>
+      </w:r>
+      <w:r>
+        <w:t>’</w:t>
+      </w:r>
+      <w:r>
+        <w:t>ve discovered that the secret is to be generous with the oil and not skimp on the scallions, ginger, and garlic—they make everything smell and taste so much better. The apartment kitchen is fully equipped with a microwave, an oven, and a rice cooker, which makes cooking very convenient. The stove, however, is electric rather than gas-powered, so it takes a little getting used to.</w:t>
+      </w:r>
+    </w:p>
+    <w:p>
+      <w:pPr>
+        <w:pStyle w:val="CSP-ChapterBodyText"/>
+      </w:pPr>
+    </w:p>
+    <w:p>
+      <w:pPr>
+        <w:pStyle w:val="CSP-ChapterBodyText"/>
+      </w:pPr>
+      <w:r>
+        <w:t>The rent is on the expensive side, so I</w:t>
+      </w:r>
+      <w:r>
+        <w:t>’</w:t>
+      </w:r>
+      <w:r>
+        <w:t xml:space="preserve">ll have a little less in savings. </w:t>
+      </w:r>
+      <w:r>
+        <w:t>Honestly, that doesn</w:t>
+      </w:r>
+      <w:r>
+        <w:t>’</w:t>
+      </w:r>
+      <w:r>
+        <w:t>t concern me very much</w:t>
+      </w:r>
+      <w:r>
+        <w:t xml:space="preserve">. </w:t>
+      </w:r>
+      <w:r>
+        <w:t>The only reason I care at all is that I need to show enough money in the bank when you apply for a visa to visit me</w:t>
       </w:r>
       <w:r>
         <w:t>.</w:t>
       </w:r>
       <w:r>
-        <w:t xml:space="preserve"> </w:t>
-      </w:r>
-      <w:r>
-        <w:t>T</w:t>
-      </w:r>
-      <w:r>
-        <w:t>he Chinese food he makes actually smells better than mine!</w:t>
-      </w:r>
-    </w:p>
-    <w:p>
-      <w:pPr>
-        <w:pStyle w:val="CSP-ChapterBodyText"/>
-      </w:pPr>
-    </w:p>
-    <w:p>
-      <w:pPr>
-        <w:pStyle w:val="CSP-ChapterBodyText"/>
-      </w:pPr>
-      <w:r>
-        <w:t>Having an American roommate definitely helps with my English—it forces me to speak English and, more importantly, think in English. I used to catch myself almost blurting out Chinese in front of Americans, but I</w:t>
-      </w:r>
-      <w:r>
-        <w:t>’</w:t>
-      </w:r>
-      <w:r>
-        <w:t>ve gotten much better now. Living with an American hasn</w:t>
-      </w:r>
-      <w:r>
-        <w:t>’</w:t>
-      </w:r>
-      <w:r>
-        <w:t>t felt awkward or strange at all; it all feels very natural. Maybe it</w:t>
-      </w:r>
-      <w:r>
-        <w:t>’</w:t>
-      </w:r>
-      <w:r>
-        <w:t>s because I</w:t>
-      </w:r>
-      <w:r>
-        <w:t>’</w:t>
-      </w:r>
-      <w:r>
-        <w:t>m adaptable, or maybe it</w:t>
-      </w:r>
-      <w:r>
-        <w:t>’</w:t>
-      </w:r>
-      <w:r>
-        <w:t>s just because he</w:t>
-      </w:r>
-      <w:r>
-        <w:t>’</w:t>
-      </w:r>
-      <w:r>
-        <w:t>s already a little Asian at heart.</w:t>
-      </w:r>
-    </w:p>
-    <w:p>
-      <w:pPr>
-        <w:pStyle w:val="CSP-ChapterBodyText"/>
-      </w:pPr>
-    </w:p>
-    <w:p>
-      <w:pPr>
-        <w:pStyle w:val="CSP-ChapterBodyText"/>
-      </w:pPr>
-      <w:r>
-        <w:t>I</w:t>
-      </w:r>
-      <w:r>
-        <w:t>’</w:t>
-      </w:r>
-      <w:r>
-        <w:t>m doing most of my own cooking these days, and my skills have improved quite a bit. It</w:t>
-      </w:r>
-      <w:r>
-        <w:t>’</w:t>
-      </w:r>
-      <w:r>
-        <w:t>s a shame you can</w:t>
-      </w:r>
-      <w:r>
-        <w:t>’</w:t>
-      </w:r>
-      <w:r>
-        <w:t>t taste my cooking! I</w:t>
-      </w:r>
-      <w:r>
-        <w:t>’</w:t>
-      </w:r>
-      <w:r>
-        <w:t>ve discovered that the secret is to be generous with the oil and not skimp on the scallions, ginger, and garlic—they make everything smell and taste so much better. The apartment kitchen is fully equipped with a microwave, an oven, and a rice cooker, which makes cooking very convenient. The stove, however, is electric rather than gas-powered, so it takes a little getting used to</w:t>
-      </w:r>
-      <w:r>
-        <w:t>.</w:t>
-      </w:r>
-    </w:p>
-    <w:p>
-      <w:pPr>
-        <w:pStyle w:val="CSP-ChapterBodyText"/>
-      </w:pPr>
-    </w:p>
-    <w:p>
-      <w:pPr>
-        <w:pStyle w:val="CSP-ChapterBodyText"/>
-      </w:pPr>
-      <w:r>
-        <w:t>The rent is on the expensive side, so I</w:t>
-      </w:r>
-      <w:r>
-        <w:t>’</w:t>
-      </w:r>
-      <w:r>
-        <w:t xml:space="preserve">ll have a little less in savings. </w:t>
-      </w:r>
-      <w:r>
-        <w:t>Honestly, that doesn</w:t>
-      </w:r>
-      <w:r>
-        <w:t>’</w:t>
-      </w:r>
-      <w:r>
-        <w:t>t concern me very much</w:t>
-      </w:r>
-      <w:r>
-        <w:t xml:space="preserve">. </w:t>
-      </w:r>
-      <w:r>
-        <w:t>The only reason I care at all is that I need to show enough money in the bank when you apply for a visa to visit me</w:t>
-      </w:r>
-      <w:r>
-        <w:t>.</w:t>
-      </w:r>
-      <w:r>
         <w:rPr>
           <w:rStyle w:val="FootnoteReference"/>
         </w:rPr>
@@ -7866,7 +8185,11 @@
         <w:t>’</w:t>
       </w:r>
       <w:r>
-        <w:t>t try to send me money!</w:t>
+        <w:t xml:space="preserve">t </w:t>
+      </w:r>
+      <w:r>
+        <w:lastRenderedPageBreak/>
+        <w:t>try to send me money!</w:t>
       </w:r>
     </w:p>
     <w:p>
@@ -7885,19 +8208,25 @@
         <w:t>’</w:t>
       </w:r>
       <w:r>
-        <w:t>s no need to worry. The credit card is simply a convenient way to pay. For example, when I go to the supermarket, I don</w:t>
-      </w:r>
-      <w:r>
-        <w:t>’</w:t>
-      </w:r>
-      <w:r>
-        <w:t>t need to carry cash or checks</w:t>
-      </w:r>
-      <w:r>
-        <w:t>.</w:t>
-      </w:r>
-      <w:r>
-        <w:t xml:space="preserve"> I just use the card, and the credit card company sends me a monthly statement. I can then pay the entire balance with a single check. It</w:t>
+        <w:t>s no need to worry. I know credit cards are still uncommon back home, so here</w:t>
+      </w:r>
+      <w:r>
+        <w:t>’</w:t>
+      </w:r>
+      <w:r>
+        <w:t>s how they work: it</w:t>
+      </w:r>
+      <w:r>
+        <w:t>’</w:t>
+      </w:r>
+      <w:r>
+        <w:t>s simply a convenient way to pay. For example, when I go to the supermarket, I don</w:t>
+      </w:r>
+      <w:r>
+        <w:t>’</w:t>
+      </w:r>
+      <w:r>
+        <w:t>t need to carry cash or checks. I just use the card, and the credit card company sends me a monthly statement. I can then pay the entire balance with a single check. It</w:t>
       </w:r>
       <w:r>
         <w:t>’</w:t>
@@ -8346,7 +8675,43 @@
         <w:pStyle w:val="CSP-ChapterBodyText"/>
       </w:pPr>
       <w:r>
-        <w:t>Mom, you mentioned in your letter that some of the articles you've read make America sound terrifying. Honestly, that hasn't been my experience at all—it really just depends on where you live. Austin is a mid-sized college town, and relatively speaking, it's pretty safe. Occasionally I've walked home alone from the computer labs well past midnight, with hardly anyone else on the streets. I was only a little nervous the first couple of times—now I barely think about it, though I always stay alert to my surroundings. Please don't worry. I'll keep looking out for myself.</w:t>
+        <w:t>Mom, you mentioned in your letter that some of the articles you</w:t>
+      </w:r>
+      <w:r>
+        <w:t>’</w:t>
+      </w:r>
+      <w:r>
+        <w:t>ve read make America sound terrifying. Honestly, that hasn</w:t>
+      </w:r>
+      <w:r>
+        <w:t>’</w:t>
+      </w:r>
+      <w:r>
+        <w:t>t been my experience at all—it really just depends on where you live. Austin is a mid-sized college town, and relatively speaking, it</w:t>
+      </w:r>
+      <w:r>
+        <w:t>’</w:t>
+      </w:r>
+      <w:r>
+        <w:t>s pretty safe. Occasionally I</w:t>
+      </w:r>
+      <w:r>
+        <w:t>’</w:t>
+      </w:r>
+      <w:r>
+        <w:t>ve walked home alone from the computer labs well past midnight, with hardly anyone else on the streets. I was only a little nervous the first couple of times—now I barely think about it, though I always stay alert to my surroundings. Please don</w:t>
+      </w:r>
+      <w:r>
+        <w:t>’</w:t>
+      </w:r>
+      <w:r>
+        <w:t>t worry. I</w:t>
+      </w:r>
+      <w:r>
+        <w:t>’</w:t>
+      </w:r>
+      <w:r>
+        <w:t>ll keep looking out for myself.</w:t>
       </w:r>
     </w:p>
     <w:p>
@@ -8408,7 +8773,25 @@
         <w:pStyle w:val="CSP-ChapterBodyText"/>
       </w:pPr>
       <w:r>
-        <w:t>We're halfway through the semester now, and things haven't been overwhelmingly busy so far. I am the TA for a C++ course. C++ is a programming language that evolved from C, which I already know well. The workload is heavier than it was last term, but it's still manageable. I hold three office hours a week and grade homework every other week. There are nearly 120 students in my class, so grading a single assignment takes several hours.</w:t>
+        <w:t>We</w:t>
+      </w:r>
+      <w:r>
+        <w:t>’</w:t>
+      </w:r>
+      <w:r>
+        <w:t>re halfway through the semester now, and things haven</w:t>
+      </w:r>
+      <w:r>
+        <w:t>’</w:t>
+      </w:r>
+      <w:r>
+        <w:t>t been overwhelmingly busy so far. I am the TA for a C++ course. C++ is a programming language that evolved from C, which I already know well. The workload is heavier than it was last term, but it</w:t>
+      </w:r>
+      <w:r>
+        <w:t>’</w:t>
+      </w:r>
+      <w:r>
+        <w:t>s still manageable. I hold three office hours a week and grade homework every other week. There are nearly 120 students in my class, so grading a single assignment takes several hours.</w:t>
       </w:r>
     </w:p>
     <w:p>
@@ -8893,7 +9276,7 @@
         <w:pStyle w:val="CSP-ChapterBodyText"/>
       </w:pPr>
       <w:r>
-        <w:t>Best wishes,</w:t>
+        <w:t>Wishing you the best,</w:t>
       </w:r>
     </w:p>
     <w:p>
@@ -9358,25 +9741,6 @@
         <w:pStyle w:val="CSP-ChapterBodyText"/>
       </w:pPr>
       <w:r>
-        <w:t>Finals are coming up quickly, but things aren</w:t>
-      </w:r>
-      <w:r>
-        <w:t>’</w:t>
-      </w:r>
-      <w:r>
-        <w:t>t too hectic right now. I only have one take-home exam.</w:t>
-      </w:r>
-    </w:p>
-    <w:p>
-      <w:pPr>
-        <w:pStyle w:val="CSP-ChapterBodyText"/>
-      </w:pPr>
-    </w:p>
-    <w:p>
-      <w:pPr>
-        <w:pStyle w:val="CSP-ChapterBodyText"/>
-      </w:pPr>
-      <w:r>
         <w:t>I</w:t>
       </w:r>
       <w:r>
@@ -9798,13 +10162,19 @@
         <w:t>’</w:t>
       </w:r>
       <w:r>
-        <w:t>s really hard to find renters, so I had to cut the rent to $230 a month. Still, it</w:t>
-      </w:r>
-      <w:r>
-        <w:t>’</w:t>
-      </w:r>
-      <w:r>
-        <w:t>s much better than just leaving the room empty. I</w:t>
+        <w:t xml:space="preserve">s really hard to find renters, so I had to cut the rent to $230 a month. </w:t>
+      </w:r>
+      <w:r>
+        <w:t>Still, it</w:t>
+      </w:r>
+      <w:r>
+        <w:t>’</w:t>
+      </w:r>
+      <w:r>
+        <w:t>s much better than just letting the room sit empty.</w:t>
+      </w:r>
+      <w:r>
+        <w:t xml:space="preserve"> I</w:t>
       </w:r>
       <w:r>
         <w:t>’</w:t>
@@ -9842,7 +10212,7 @@
         <w:pStyle w:val="CSP-ChapterBodyText"/>
       </w:pPr>
       <w:r>
-        <w:t>All the best,</w:t>
+        <w:t>Wishing you the best,</w:t>
       </w:r>
     </w:p>
     <w:p>
@@ -10061,7 +10431,10 @@
         <w:t>’</w:t>
       </w:r>
       <w:r>
-        <w:t>s a chubby kid and really cute. His parents speak to him in Chinese, but he replies in English. It</w:t>
+        <w:t xml:space="preserve">s a chubby kid and really cute. </w:t>
+      </w:r>
+      <w:r>
+        <w:t>His parents speak to him in Chinese, but he replies only in English. It</w:t>
       </w:r>
       <w:r>
         <w:t>’</w:t>
@@ -10309,26 +10682,7 @@
         <w:pStyle w:val="CSP-ChapterBodyText"/>
       </w:pPr>
       <w:r>
-        <w:t>I</w:t>
-      </w:r>
-      <w:r>
-        <w:t>’</w:t>
-      </w:r>
-      <w:r>
-        <w:t>ll stop here for now.</w:t>
-      </w:r>
-    </w:p>
-    <w:p>
-      <w:pPr>
-        <w:pStyle w:val="CSP-ChapterBodyText"/>
-      </w:pPr>
-    </w:p>
-    <w:p>
-      <w:pPr>
-        <w:pStyle w:val="CSP-ChapterBodyText"/>
-      </w:pPr>
-      <w:r>
-        <w:t>All the best,</w:t>
+        <w:t>Wishing you the best,</w:t>
       </w:r>
     </w:p>
     <w:p>
@@ -10805,19 +11159,7 @@
         <w:t>’</w:t>
       </w:r>
       <w:r>
-        <w:t>t skimp on your meals. I</w:t>
-      </w:r>
-      <w:r>
-        <w:t>’</w:t>
-      </w:r>
-      <w:r>
-        <w:t>ve become a pretty good cook lately, and someday when I see you again, I</w:t>
-      </w:r>
-      <w:r>
-        <w:t>’</w:t>
-      </w:r>
-      <w:r>
-        <w:t>ll cook for both of you.</w:t>
+        <w:t>t skimp on your meals.</w:t>
       </w:r>
     </w:p>
     <w:p>
@@ -11539,7 +11881,13 @@
         <w:t>’</w:t>
       </w:r>
       <w:r>
-        <w:t>s convenient. I get a ton of email these days. Chun actually emailed me a few days ago to let me know that she had arrived in the U.S.</w:t>
+        <w:t xml:space="preserve">s convenient. I get a ton of email these days. Chun actually emailed me a few days ago to let me know that she had arrived in </w:t>
+      </w:r>
+      <w:r>
+        <w:t>Maryland</w:t>
+      </w:r>
+      <w:r>
+        <w:t>.</w:t>
       </w:r>
     </w:p>
     <w:p>
@@ -11755,7 +12103,7 @@
         <w:pStyle w:val="CSP-ChapterBodyText"/>
       </w:pPr>
       <w:r>
-        <w:t>All the best,</w:t>
+        <w:t>Wishing you the best,</w:t>
       </w:r>
     </w:p>
     <w:p>
@@ -11963,25 +12311,7 @@
         <w:t>’</w:t>
       </w:r>
       <w:r>
-        <w:t>ve been busy all day, so sitting down to write back to you is actually a nice way to unwind. Being a TA can be quite a hassle. I recently graded a project, and ever since the scores were posted, a lot of students have been hounding me. I</w:t>
-      </w:r>
-      <w:r>
-        <w:t>’</w:t>
-      </w:r>
-      <w:r>
-        <w:t>ve had to keep explaining my grading and occasionally giving out a few extra points here and there to keep them happy, which has sucked up a lot of my time. Don</w:t>
-      </w:r>
-      <w:r>
-        <w:t>’</w:t>
-      </w:r>
-      <w:r>
-        <w:t>t worry too much, though—it</w:t>
-      </w:r>
-      <w:r>
-        <w:t>’</w:t>
-      </w:r>
-      <w:r>
-        <w:t>s not always this hectic.</w:t>
+        <w:t>ve been busy all day, so sitting down to write back to you is actually a nice way to unwind.</w:t>
       </w:r>
     </w:p>
     <w:p>
@@ -12073,11 +12403,7 @@
         <w:t>’</w:t>
       </w:r>
       <w:r>
-        <w:t xml:space="preserve">s trying to get married so he can bring his fiancée over to the U.S., though I </w:t>
-      </w:r>
-      <w:r>
-        <w:lastRenderedPageBreak/>
-        <w:t>honestly have no clue how he</w:t>
+        <w:t>s trying to get married so he can bring his fiancée over to the U.S., though I honestly have no clue how he</w:t>
       </w:r>
       <w:r>
         <w:t>’</w:t>
@@ -12383,31 +12709,31 @@
         <w:t>’</w:t>
       </w:r>
       <w:r>
-        <w:t>ve been busy working as a TA—grading homework and projects, and answering students</w:t>
-      </w:r>
-      <w:r>
-        <w:t>’</w:t>
-      </w:r>
-      <w:r>
-        <w:t xml:space="preserve"> questions. Every time I finish grading a project, plenty of students complain about their scores and flood my inbox with emails. It</w:t>
-      </w:r>
-      <w:r>
-        <w:t>’</w:t>
-      </w:r>
-      <w:r>
-        <w:t>s incredibly frustrating</w:t>
-      </w:r>
-      <w:r>
-        <w:t>.</w:t>
-      </w:r>
-      <w:r>
-        <w:t xml:space="preserve"> </w:t>
-      </w:r>
-      <w:r>
-        <w:t>A</w:t>
-      </w:r>
-      <w:r>
-        <w:t>t its worst, I receive over a dozen of these emails a day.</w:t>
+        <w:t>ve been busy working as a TA. I recently graded a project, and ever since the scores were posted, plenty of students have been hounding me and flooding my inbox with emails. It</w:t>
+      </w:r>
+      <w:r>
+        <w:t>’</w:t>
+      </w:r>
+      <w:r>
+        <w:t>s incredibly frustrating. At its worst, I received over a dozen of these emails a day. I</w:t>
+      </w:r>
+      <w:r>
+        <w:t>’</w:t>
+      </w:r>
+      <w:r>
+        <w:t>ve had to keep explaining my grading and occasionally giving out a few extra points here and there just to keep them happy, which has taken up a lot of my time. Don</w:t>
+      </w:r>
+      <w:r>
+        <w:t>’</w:t>
+      </w:r>
+      <w:r>
+        <w:t>t worry too much, though—it</w:t>
+      </w:r>
+      <w:r>
+        <w:t>’</w:t>
+      </w:r>
+      <w:r>
+        <w:t>s not always this hectic.</w:t>
       </w:r>
     </w:p>
     <w:p>
@@ -12426,13 +12752,19 @@
         <w:t>’</w:t>
       </w:r>
       <w:r>
-        <w:t>ve started looking for a job and have already had a few interviews, all of them conducted on campus. No news yet, but that</w:t>
-      </w:r>
-      <w:r>
-        <w:t>’</w:t>
-      </w:r>
-      <w:r>
-        <w:t>s normal. Companies typically require two rounds of interviews—the first one on campus and a second one on-site at the company. If I decide to graduate with just my master</w:t>
+        <w:t xml:space="preserve">ve started looking for a job and have already had a few interviews, all of them conducted on campus. </w:t>
+      </w:r>
+      <w:r>
+        <w:t>No news yet—it</w:t>
+      </w:r>
+      <w:r>
+        <w:t>’</w:t>
+      </w:r>
+      <w:r>
+        <w:t>s still early.</w:t>
+      </w:r>
+      <w:r>
+        <w:t xml:space="preserve"> Companies typically require two rounds of interviews—the first one on campus and a second one on-site at the company. If I decide to graduate with just my master</w:t>
       </w:r>
       <w:r>
         <w:t>’</w:t>
@@ -12475,11 +12807,11 @@
         <w:t>’</w:t>
       </w:r>
       <w:r>
-        <w:t xml:space="preserve">t make much sense to buy a cheaper car here. Insurance is so expensive that after a few years, the premiums alone could cost more than the car </w:t>
+        <w:t xml:space="preserve">t make much sense </w:t>
       </w:r>
       <w:r>
         <w:lastRenderedPageBreak/>
-        <w:t>itself. I also got my learner</w:t>
+        <w:t>to buy a cheaper car here. Insurance is so expensive that after a few years, the premiums alone could cost more than the car itself. I also got my learner</w:t>
       </w:r>
       <w:r>
         <w:t>’</w:t>
@@ -12566,7 +12898,7 @@
         <w:pStyle w:val="CSP-ChapterBodyText"/>
       </w:pPr>
       <w:r>
-        <w:t>All the best,</w:t>
+        <w:t>Wishing you the best,</w:t>
       </w:r>
     </w:p>
     <w:p>
@@ -12913,13 +13245,7 @@
         <w:t>’</w:t>
       </w:r>
       <w:r>
-        <w:t>m thrilled that I landed the offer. If I take the Morgan Stanley job, I</w:t>
-      </w:r>
-      <w:r>
-        <w:t>’</w:t>
-      </w:r>
-      <w:r>
-        <w:t>ll probably live in New Jersey and commute into New York City every day. Living in the City would make owning a car almost impossible because parking is virtually nonexistent. In any case, things are looking up. I plan to keep looking next semester and see what opportunities might be available in California. I</w:t>
+        <w:t>m thrilled that I landed the offer. In any case, things are looking up. I plan to keep looking next semester and see what opportunities might be available in California. I</w:t>
       </w:r>
       <w:r>
         <w:t>’</w:t>
@@ -12944,7 +13270,13 @@
         <w:t>’</w:t>
       </w:r>
       <w:r>
-        <w:t>s going to Microsoft with a starting base salary of $47,000, which is quite good. He will graduate at the end of this year. Interestingly, several of my classmates from Beijing who came to UT for their Ph.D. programs have decided to drop out and look for jobs instead. Part of the reason is how hot the job market is right now, and part of it is that a Ph.D. simply takes up way too much time.</w:t>
+        <w:t>s going to Microsoft with a starting base salary of $47,000, which is quite good. He will graduate at the end of this year. Interestingly, several of my classmates from Beijing who came to UT for their Ph.D. programs have decided to drop out and look for jobs instead. Part of the reason is how hot the job market is right now, and part of it is that a Ph.D. simply takes up way too much time</w:t>
+      </w:r>
+      <w:r>
+        <w:t>—at least four years in our department</w:t>
+      </w:r>
+      <w:r>
+        <w:t>.</w:t>
       </w:r>
     </w:p>
     <w:p>
@@ -13001,11 +13333,7 @@
         <w:t>’</w:t>
       </w:r>
       <w:r>
-        <w:t xml:space="preserve">s the one I told you about who </w:t>
-      </w:r>
-      <w:r>
-        <w:lastRenderedPageBreak/>
-        <w:t>bought a mobile home last year. Once I</w:t>
+        <w:t>s the one I told you about who bought a mobile home last year. Once I</w:t>
       </w:r>
       <w:r>
         <w:t>’</w:t>
@@ -13093,7 +13421,16 @@
         <w:t>’</w:t>
       </w:r>
       <w:r>
-        <w:t>m doing really well here in the States. Even though I</w:t>
+        <w:t xml:space="preserve">m doing really well here in the </w:t>
+      </w:r>
+      <w:r>
+        <w:t>United</w:t>
+      </w:r>
+      <w:r>
+        <w:t xml:space="preserve"> </w:t>
+      </w:r>
+      <w:r>
+        <w:t>States. Even though I</w:t>
       </w:r>
       <w:r>
         <w:t>’</w:t>
@@ -13415,13 +13752,25 @@
       </w:r>
       <w:proofErr w:type="spellEnd"/>
       <w:r>
-        <w:t xml:space="preserve"> joined me for the Morgan Stanley on-site interview in New York, but unfortunately, he didn</w:t>
-      </w:r>
-      <w:r>
-        <w:t>’</w:t>
-      </w:r>
-      <w:r>
-        <w:t>t get the job. We stayed at a large hotel right on Broadway that cost over $140 a night. The interview site was only a five-minute walk from the hotel. We checked in around 7:00 on Friday evening and checked out early the next morning. Because of the unfamiliar environment, I didn</w:t>
+        <w:t xml:space="preserve"> joined me for the on-site interview at Morgan Stanley in New York. Unfortunately, he didn</w:t>
+      </w:r>
+      <w:r>
+        <w:t>’</w:t>
+      </w:r>
+      <w:r>
+        <w:t>t get the job. The company put us up in a large hotel called Crowne Plaza Times Square, right on Broadway, one of New York City</w:t>
+      </w:r>
+      <w:r>
+        <w:t>’</w:t>
+      </w:r>
+      <w:r>
+        <w:t xml:space="preserve">s busiest streets. It cost more than $140 a night—more than half of my current monthly rent! The interview site was only a five-minute walk from the hotel. We checked in around 7:00 on Friday evening and checked out early the next morning. Because of the </w:t>
+      </w:r>
+      <w:r>
+        <w:t>busy</w:t>
+      </w:r>
+      <w:r>
+        <w:t xml:space="preserve"> environment, I didn</w:t>
       </w:r>
       <w:r>
         <w:t>’</w:t>
@@ -13536,17 +13885,17 @@
         <w:t>’</w:t>
       </w:r>
       <w:r>
-        <w:t>s much easier for Computer Science and Electrical Engineering majors to find jobs. Companies of all sizes come to campus to recruit students. That said, more than half of these companies won</w:t>
-      </w:r>
-      <w:r>
-        <w:t>’</w:t>
-      </w:r>
-      <w:r>
-        <w:t xml:space="preserve">t sponsor international students, </w:t>
+        <w:t xml:space="preserve">s much easier for Computer Science and Electrical Engineering majors to find jobs. Companies of all </w:t>
       </w:r>
       <w:r>
         <w:lastRenderedPageBreak/>
-        <w:t>so our options as international students are much more limited than those of Americans or green card holders. Even so, the vast majority of graduate students in science and technology fields are international students, mostly from India and China.</w:t>
+        <w:t>sizes come to campus to recruit students. That said, more than half of these companies won</w:t>
+      </w:r>
+      <w:r>
+        <w:t>’</w:t>
+      </w:r>
+      <w:r>
+        <w:t>t sponsor international students, so our options as international students are much more limited than those of Americans or green card holders. Even so, the vast majority of graduate students in science and technology fields are international students, mostly from India and China.</w:t>
       </w:r>
     </w:p>
     <w:p>
@@ -13610,49 +13959,6 @@
         <w:pStyle w:val="CSP-ChapterBodyText"/>
       </w:pPr>
       <w:r>
-        <w:t>Last semester, I ate out about half the time and cooked the other half, but since break started, I</w:t>
-      </w:r>
-      <w:r>
-        <w:t>’</w:t>
-      </w:r>
-      <w:r>
-        <w:t>ve barely eaten out at all. When I do grab something on the go, it</w:t>
-      </w:r>
-      <w:r>
-        <w:t>’</w:t>
-      </w:r>
-      <w:r>
-        <w:t>s usually Mexican fast food like Taco Bell, or burgers and pizza, mostly just to save time. My own cooking isn</w:t>
-      </w:r>
-      <w:r>
-        <w:t>’</w:t>
-      </w:r>
-      <w:r>
-        <w:t>t bad at all, though I rely heavily on various store-bought sauces—without them, my food probably wouldn</w:t>
-      </w:r>
-      <w:r>
-        <w:t>’</w:t>
-      </w:r>
-      <w:r>
-        <w:t>t taste nearly as good. Most of these sauces are imported from Hong Kong or Taiwan and may not be available back home. So even if I cook for you when I come home, it might not taste as good as I</w:t>
-      </w:r>
-      <w:r>
-        <w:t>’</w:t>
-      </w:r>
-      <w:r>
-        <w:t>ve been boasting!</w:t>
-      </w:r>
-    </w:p>
-    <w:p>
-      <w:pPr>
-        <w:pStyle w:val="CSP-ChapterBodyText"/>
-      </w:pPr>
-    </w:p>
-    <w:p>
-      <w:pPr>
-        <w:pStyle w:val="CSP-ChapterBodyText"/>
-      </w:pPr>
-      <w:r>
         <w:t>I can</w:t>
       </w:r>
       <w:r>
@@ -13684,29 +13990,41 @@
         <w:pStyle w:val="CSP-ChapterBodyText"/>
       </w:pPr>
       <w:r>
+        <w:t>Wishing you all the best for 1997!</w:t>
+      </w:r>
+    </w:p>
+    <w:p>
+      <w:pPr>
+        <w:pStyle w:val="CSP-ChapterBodyText"/>
+      </w:pPr>
+    </w:p>
+    <w:p>
+      <w:pPr>
+        <w:pStyle w:val="CSP-ChapterBodyText"/>
+      </w:pPr>
+      <w:r>
+        <w:t>Tong</w:t>
+      </w:r>
+    </w:p>
+    <w:p>
+      <w:pPr>
+        <w:pStyle w:val="CSP-ChapterBodyText"/>
+      </w:pPr>
+      <w:r>
+        <w:t>01/01/97</w:t>
+      </w:r>
+    </w:p>
+    <w:p>
+      <w:pPr>
+        <w:widowControl/>
+        <w:spacing w:after="160" w:line="259" w:lineRule="auto"/>
+      </w:pPr>
+      <w:r>
+        <w:br w:type="page"/>
+      </w:r>
+      <w:r>
         <w:lastRenderedPageBreak/>
-        <w:t>Wishing you all the best for 1997!</w:t>
-      </w:r>
-    </w:p>
-    <w:p>
-      <w:pPr>
-        <w:pStyle w:val="CSP-ChapterBodyText"/>
-      </w:pPr>
-    </w:p>
-    <w:p>
-      <w:pPr>
-        <w:pStyle w:val="CSP-ChapterBodyText"/>
-      </w:pPr>
-      <w:r>
-        <w:t>Tong</w:t>
-      </w:r>
-    </w:p>
-    <w:p>
-      <w:pPr>
-        <w:pStyle w:val="CSP-ChapterBodyText"/>
-      </w:pPr>
-      <w:r>
-        <w:t>01/01/97</w:t>
+        <w:br w:type="page"/>
       </w:r>
     </w:p>
     <w:p>
@@ -13721,9 +14039,6 @@
           <w:docGrid w:linePitch="360"/>
         </w:sectPr>
       </w:pPr>
-      <w:r>
-        <w:br w:type="page"/>
-      </w:r>
     </w:p>
     <w:p>
       <w:pPr>
@@ -14508,6 +14823,90 @@
         <w:pStyle w:val="CSP-ChapterBodyText"/>
       </w:pPr>
       <w:r>
+        <w:t>I</w:t>
+      </w:r>
+      <w:r>
+        <w:t>’</w:t>
+      </w:r>
+      <w:r>
+        <w:t xml:space="preserve">m planning to live in Edison, New Jersey, where Wei </w:t>
+      </w:r>
+      <w:proofErr w:type="spellStart"/>
+      <w:r>
+        <w:t>Jin</w:t>
+      </w:r>
+      <w:proofErr w:type="spellEnd"/>
+      <w:r>
+        <w:t xml:space="preserve"> lives. I also have an old college classmate from Shanghai who works in the city but lives there as well. A one-bedroom apartment rents for about $650 to $700 a month, which isn</w:t>
+      </w:r>
+      <w:r>
+        <w:t>’</w:t>
+      </w:r>
+      <w:r>
+        <w:t>t too bad. Living in Manhattan would easily cost at least twice as much.</w:t>
+      </w:r>
+    </w:p>
+    <w:p>
+      <w:pPr>
+        <w:pStyle w:val="CSP-ChapterBodyText"/>
+      </w:pPr>
+    </w:p>
+    <w:p>
+      <w:pPr>
+        <w:pStyle w:val="CSP-ChapterBodyText"/>
+      </w:pPr>
+      <w:r>
+        <w:t>Of course, living in Edison means I</w:t>
+      </w:r>
+      <w:r>
+        <w:t>’</w:t>
+      </w:r>
+      <w:r>
+        <w:t>ll have to commute every day. The train ride takes about forty minutes each way, and a monthly train pass costs around $170. I</w:t>
+      </w:r>
+      <w:r>
+        <w:t>’</w:t>
+      </w:r>
+      <w:r>
+        <w:t>d also have to drive about ten minutes to the train station, where parking costs another $40 a month. Even so, Edison has a lot going for it. It</w:t>
+      </w:r>
+      <w:r>
+        <w:t>’</w:t>
+      </w:r>
+      <w:r>
+        <w:t>s much more spacious, almost like living in the countryside. There is plenty of parking, tennis courts, and swimming pools—the kinds of things you can only dream about if you live in the city. I</w:t>
+      </w:r>
+      <w:r>
+        <w:t>’</w:t>
+      </w:r>
+      <w:r>
+        <w:t xml:space="preserve">ve already been in touch with Wei </w:t>
+      </w:r>
+      <w:proofErr w:type="spellStart"/>
+      <w:r>
+        <w:t>Jin</w:t>
+      </w:r>
+      <w:proofErr w:type="spellEnd"/>
+      <w:r>
+        <w:t>, and he</w:t>
+      </w:r>
+      <w:r>
+        <w:t>’</w:t>
+      </w:r>
+      <w:r>
+        <w:t>s helping me look for an apartment.</w:t>
+      </w:r>
+    </w:p>
+    <w:p>
+      <w:pPr>
+        <w:pStyle w:val="CSP-ChapterBodyText"/>
+      </w:pPr>
+    </w:p>
+    <w:p>
+      <w:pPr>
+        <w:pStyle w:val="CSP-ChapterBodyText"/>
+      </w:pPr>
+      <w:r>
         <w:t>Since I don</w:t>
       </w:r>
       <w:r>
@@ -14561,15 +14960,16 @@
       <w:r>
         <w:t>Xun</w:t>
       </w:r>
-      <w:r>
-        <w:t>’</w:t>
-      </w:r>
-      <w:r>
-        <w:t>s</w:t>
-      </w:r>
       <w:proofErr w:type="spellEnd"/>
       <w:r>
-        <w:t xml:space="preserve"> accepted a job in Washington, D.C., which isn</w:t>
+        <w:t xml:space="preserve"> has</w:t>
+      </w:r>
+      <w:r>
+        <w:t xml:space="preserve"> </w:t>
+      </w:r>
+      <w:r>
+        <w:lastRenderedPageBreak/>
+        <w:t>accepted a job in Washington, D.C., which isn</w:t>
       </w:r>
       <w:r>
         <w:t>’</w:t>
@@ -14587,7 +14987,13 @@
         <w:t>’</w:t>
       </w:r>
       <w:r>
-        <w:t>t start until August 4, so I</w:t>
+        <w:t>t start until August 4</w:t>
+      </w:r>
+      <w:r>
+        <w:t>th</w:t>
+      </w:r>
+      <w:r>
+        <w:t>, so I</w:t>
       </w:r>
       <w:r>
         <w:t>’</w:t>
@@ -14606,199 +15012,111 @@
         <w:pStyle w:val="CSP-ChapterBodyText"/>
       </w:pPr>
       <w:r>
+        <w:t xml:space="preserve">Luckily, I still have Sue here! She recently asked for your address, so look out for a postcard from her in your mailbox. Just two weeks ago, Sue, Sultan, and I went horseback riding at a ranch outside Austin. Sultan—whose name means </w:t>
+      </w:r>
+      <w:r>
+        <w:t>“</w:t>
+      </w:r>
+      <w:r>
+        <w:t>king</w:t>
+      </w:r>
+      <w:r>
+        <w:t>”</w:t>
+      </w:r>
+      <w:r>
+        <w:t xml:space="preserve"> in Arabic—is from Qatar. It was my first time on a horse, and I found the whole experience very interesting. We spent about an hour walking and trotting along the trails. The horses were all well trained, so it felt very safe. Sue and Sultan are both experienced riders. Sultan even keeps some horses back in Qatar.</w:t>
+      </w:r>
+    </w:p>
+    <w:p>
+      <w:pPr>
+        <w:pStyle w:val="CSP-ChapterBodyText"/>
+      </w:pPr>
+    </w:p>
+    <w:p>
+      <w:pPr>
+        <w:pStyle w:val="CSP-ChapterBodyText"/>
+      </w:pPr>
+      <w:proofErr w:type="spellStart"/>
+      <w:r>
+        <w:t>Haiqing</w:t>
+      </w:r>
+      <w:proofErr w:type="spellEnd"/>
+      <w:r>
+        <w:t xml:space="preserve"> came to Austin a few days ago for an interview, hoping to find a summer job. He</w:t>
+      </w:r>
+      <w:r>
+        <w:t>’</w:t>
+      </w:r>
+      <w:r>
+        <w:t>s completely determined to earn his Ph.D., and I don</w:t>
+      </w:r>
+      <w:r>
+        <w:t>’</w:t>
+      </w:r>
+      <w:r>
+        <w:t>t think it</w:t>
+      </w:r>
+      <w:r>
+        <w:t>’</w:t>
+      </w:r>
+      <w:r>
+        <w:t>ll take him much longer. The time required to finish a Ph.D. varies quite a bit depending on the university and the field of study. He</w:t>
+      </w:r>
+      <w:r>
+        <w:t>’</w:t>
+      </w:r>
+      <w:r>
+        <w:t>s actually moving through his program pretty quickly. I really admire how focused he is. The only thing that</w:t>
+      </w:r>
+      <w:r>
+        <w:t>’</w:t>
+      </w:r>
+      <w:r>
+        <w:t>s changed over the past few years is the size of his belly. It</w:t>
+      </w:r>
+      <w:r>
+        <w:t>’</w:t>
+      </w:r>
+      <w:r>
+        <w:t>s almost as impressive as his father</w:t>
+      </w:r>
+      <w:r>
+        <w:t>’</w:t>
+      </w:r>
+      <w:r>
+        <w:t>s.</w:t>
+      </w:r>
+    </w:p>
+    <w:p>
+      <w:pPr>
+        <w:pStyle w:val="CSP-ChapterBodyText"/>
+      </w:pPr>
+    </w:p>
+    <w:p>
+      <w:pPr>
+        <w:pStyle w:val="CSP-ChapterBodyText"/>
+      </w:pPr>
+      <w:r>
         <w:t>I</w:t>
       </w:r>
       <w:r>
         <w:t>’</w:t>
       </w:r>
       <w:r>
-        <w:t xml:space="preserve">m planning to live in Edison, New Jersey, where Wei </w:t>
-      </w:r>
-      <w:proofErr w:type="spellStart"/>
-      <w:r>
-        <w:t>Jin</w:t>
-      </w:r>
-      <w:proofErr w:type="spellEnd"/>
-      <w:r>
-        <w:t xml:space="preserve"> lives. I also have an old college classmate from Shanghai who works in the city but lives there as well. A one-bedroom apartment rents for about $650 to $700 a month, which isn</w:t>
-      </w:r>
-      <w:r>
-        <w:t>’</w:t>
-      </w:r>
-      <w:r>
-        <w:t>t too bad. Living in Manhattan would easily cost at least twice as much.</w:t>
-      </w:r>
-    </w:p>
-    <w:p>
-      <w:pPr>
-        <w:pStyle w:val="CSP-ChapterBodyText"/>
-      </w:pPr>
-    </w:p>
-    <w:p>
-      <w:pPr>
-        <w:pStyle w:val="CSP-ChapterBodyText"/>
-      </w:pPr>
-      <w:r>
-        <w:t>Of course, living in Edison means I</w:t>
-      </w:r>
-      <w:r>
-        <w:t>’</w:t>
-      </w:r>
-      <w:r>
-        <w:t xml:space="preserve">ll have to commute every day. The train ride takes about forty minutes each way, and a </w:t>
-      </w:r>
-      <w:r>
-        <w:lastRenderedPageBreak/>
-        <w:t>monthly train pass costs around $170. I</w:t>
-      </w:r>
-      <w:r>
-        <w:t>’</w:t>
-      </w:r>
-      <w:r>
-        <w:t>d also have to drive about ten minutes to the train station, where parking costs another $40 a month. Even so, Edison has a lot going for it. It</w:t>
-      </w:r>
-      <w:r>
-        <w:t>’</w:t>
-      </w:r>
-      <w:r>
-        <w:t>s much more spacious, almost like living in the countryside. There is plenty of parking, tennis courts, and swimming pools—the kinds of things you can only dream about if you live in the city. I</w:t>
-      </w:r>
-      <w:r>
-        <w:t>’</w:t>
-      </w:r>
-      <w:r>
-        <w:t xml:space="preserve">ve already been in touch with Wei </w:t>
-      </w:r>
-      <w:proofErr w:type="spellStart"/>
-      <w:r>
-        <w:t>Jin</w:t>
-      </w:r>
-      <w:proofErr w:type="spellEnd"/>
-      <w:r>
-        <w:t>, and he</w:t>
-      </w:r>
-      <w:r>
-        <w:t>’</w:t>
-      </w:r>
-      <w:r>
-        <w:t>s helping me look for an apartment.</w:t>
-      </w:r>
-    </w:p>
-    <w:p>
-      <w:pPr>
-        <w:pStyle w:val="CSP-ChapterBodyText"/>
-      </w:pPr>
-    </w:p>
-    <w:p>
-      <w:pPr>
-        <w:pStyle w:val="CSP-ChapterBodyText"/>
-      </w:pPr>
-      <w:r>
-        <w:t xml:space="preserve">One of the best things about living here is that you get to meet interesting people from all over the world. Just two weeks ago, Sue, Sultan, and I went horseback riding at a ranch outside Austin. Sultan—whose name means </w:t>
-      </w:r>
-      <w:r>
-        <w:t>“</w:t>
-      </w:r>
-      <w:r>
-        <w:t>king</w:t>
-      </w:r>
-      <w:r>
-        <w:t>”</w:t>
-      </w:r>
-      <w:r>
-        <w:t xml:space="preserve"> in Arabic—is from Qatar. It was my first time on a horse, and I found the whole experience very interesting. We spent about an hour walking and trotting along the trails. The horses were all well trained, so it felt very safe. Sue and Sultan are both experienced riders. Sultan even keeps some horses back in Qatar.</w:t>
-      </w:r>
-    </w:p>
-    <w:p>
-      <w:pPr>
-        <w:pStyle w:val="CSP-ChapterBodyText"/>
-      </w:pPr>
-    </w:p>
-    <w:p>
-      <w:pPr>
-        <w:pStyle w:val="CSP-ChapterBodyText"/>
-      </w:pPr>
-      <w:proofErr w:type="spellStart"/>
-      <w:r>
-        <w:t>Haiqing</w:t>
-      </w:r>
-      <w:proofErr w:type="spellEnd"/>
-      <w:r>
-        <w:t xml:space="preserve"> came to Austin a few days ago for an interview, hoping to find a summer job. He</w:t>
-      </w:r>
-      <w:r>
-        <w:t>’</w:t>
-      </w:r>
-      <w:r>
-        <w:t>s completely determined to earn his Ph.D., and I don</w:t>
-      </w:r>
-      <w:r>
-        <w:t>’</w:t>
-      </w:r>
-      <w:r>
-        <w:t>t think it</w:t>
-      </w:r>
-      <w:r>
-        <w:t>’</w:t>
-      </w:r>
-      <w:r>
-        <w:t>ll take him much longer. The time required to finish a Ph.D. varies quite a bit depending on the university and the field of study. He</w:t>
-      </w:r>
-      <w:r>
-        <w:t>’</w:t>
-      </w:r>
-      <w:r>
-        <w:t>s actually moving through his program pretty quickly. I really admire how focused he is. The only thing that</w:t>
-      </w:r>
-      <w:r>
-        <w:t>’</w:t>
-      </w:r>
-      <w:r>
-        <w:t>s changed over the past few years is the size of his belly. It</w:t>
-      </w:r>
-      <w:r>
-        <w:t>’</w:t>
-      </w:r>
-      <w:r>
-        <w:t>s almost as impressive as his father</w:t>
-      </w:r>
-      <w:r>
-        <w:t>’</w:t>
-      </w:r>
-      <w:r>
-        <w:t>s.</w:t>
-      </w:r>
-    </w:p>
-    <w:p>
-      <w:pPr>
-        <w:pStyle w:val="CSP-ChapterBodyText"/>
-      </w:pPr>
-    </w:p>
-    <w:p>
-      <w:pPr>
-        <w:pStyle w:val="CSP-ChapterBodyText"/>
-      </w:pPr>
-      <w:r>
-        <w:t>I</w:t>
-      </w:r>
-      <w:r>
-        <w:t>’</w:t>
-      </w:r>
-      <w:r>
-        <w:t>ll stop here for now.</w:t>
-      </w:r>
-    </w:p>
-    <w:p>
-      <w:pPr>
-        <w:pStyle w:val="CSP-ChapterBodyText"/>
-      </w:pPr>
-    </w:p>
-    <w:p>
-      <w:pPr>
-        <w:pStyle w:val="CSP-ChapterBodyText"/>
-      </w:pPr>
-      <w:r>
-        <w:t>All the best,</w:t>
+        <w:t>ll write again soon.</w:t>
+      </w:r>
+    </w:p>
+    <w:p>
+      <w:pPr>
+        <w:pStyle w:val="CSP-ChapterBodyText"/>
+      </w:pPr>
+    </w:p>
+    <w:p>
+      <w:pPr>
+        <w:pStyle w:val="CSP-ChapterBodyText"/>
+      </w:pPr>
+      <w:r>
+        <w:t>Wishing you the best,</w:t>
       </w:r>
     </w:p>
     <w:p>
@@ -15202,7 +15520,13 @@
         <w:pStyle w:val="CSP-ChapterBodyText"/>
       </w:pPr>
       <w:r>
-        <w:t xml:space="preserve">My official start date at the company has been pushed back to August 4th. The firm wrote to me asking for my undergraduate and graduate transcripts. </w:t>
+        <w:t>Morgan Stanley</w:t>
+      </w:r>
+      <w:r>
+        <w:t xml:space="preserve"> </w:t>
+      </w:r>
+      <w:r>
+        <w:t xml:space="preserve">wrote to me asking for my undergraduate and graduate transcripts. </w:t>
       </w:r>
       <w:r>
         <w:t>Luckily, I still had copies of my Chinese university transcripts on hand</w:t>
@@ -15241,11 +15565,11 @@
         <w:t>’</w:t>
       </w:r>
       <w:r>
-        <w:t xml:space="preserve">ve </w:t>
+        <w:t xml:space="preserve">ve been assigned to Information Technology, while most of the </w:t>
       </w:r>
       <w:r>
         <w:lastRenderedPageBreak/>
-        <w:t xml:space="preserve">been assigned to Information Technology, while most of the other divisions are finance-related and recruit primarily from business schools. We have an orientation scheduled from August 11th </w:t>
+        <w:t xml:space="preserve">other divisions are finance-related and recruit primarily from business schools. We have an orientation scheduled from August 11th </w:t>
       </w:r>
       <w:r>
         <w:t>through</w:t>
@@ -15337,25 +15661,6 @@
       </w:r>
       <w:r>
         <w:t>s me, heading to New York.</w:t>
-      </w:r>
-    </w:p>
-    <w:p>
-      <w:pPr>
-        <w:pStyle w:val="CSP-ChapterBodyText"/>
-      </w:pPr>
-    </w:p>
-    <w:p>
-      <w:pPr>
-        <w:pStyle w:val="CSP-ChapterBodyText"/>
-      </w:pPr>
-      <w:r>
-        <w:t>I</w:t>
-      </w:r>
-      <w:r>
-        <w:t>’</w:t>
-      </w:r>
-      <w:r>
-        <w:t>ll stop here for now.</w:t>
       </w:r>
     </w:p>
     <w:p>
@@ -15624,13 +15929,10 @@
       <w:r>
         <w:t>Jin</w:t>
       </w:r>
-      <w:r>
-        <w:t>’</w:t>
-      </w:r>
-      <w:r>
-        <w:t>s</w:t>
-      </w:r>
       <w:proofErr w:type="spellEnd"/>
+      <w:r>
+        <w:t xml:space="preserve"> has</w:t>
+      </w:r>
       <w:r>
         <w:t xml:space="preserve"> already helped me find an apartment in Edison, New Jersey. It</w:t>
       </w:r>
@@ -15734,7 +16036,7 @@
         <w:pStyle w:val="CSP-ChapterBodyText"/>
       </w:pPr>
       <w:r>
-        <w:t>All the best,</w:t>
+        <w:t>Wishing you the best,</w:t>
       </w:r>
     </w:p>
     <w:p>
@@ -16117,32 +16419,64 @@
         <w:t>’</w:t>
       </w:r>
       <w:r>
-        <w:t>t found a moment to write to you. We recently took the train into New York City—the ride from my place to Manhattan takes about forty minutes. The conductors walk through the train constantly checking tickets, so it actually feels much safer than the subway. Three days ago, we visited West Point, home of the U.S. Military Academy, and the campus is absolutely beautiful. Yesterday and the day before, we went out to the Delaware River for kayaking, camping, and paintball. Paintball is a mock combat game—not with real bullets, obviously, but with little capsules filled with colored dye that burst open on impact, splashing color all over you. It was tremendous fun. Those paintballs fly really fast—they really sting when they hit you! Today, Emma and I went to check out Princeton.</w:t>
-      </w:r>
-    </w:p>
-    <w:p>
-      <w:pPr>
-        <w:pStyle w:val="CSP-ChapterBodyText"/>
-      </w:pPr>
-    </w:p>
-    <w:p>
-      <w:pPr>
-        <w:pStyle w:val="CSP-ChapterBodyText"/>
-      </w:pPr>
-      <w:r>
-        <w:t>Since moving in, Emma and I have been getting the place furnished. We picked up a queen-sized bed from BJ</w:t>
-      </w:r>
-      <w:r>
-        <w:t>’</w:t>
-      </w:r>
-      <w:r>
-        <w:t xml:space="preserve">s—a giant wholesale club—and a dining table and two chairs from IKEA. The bed was too big to fit in the Corolla, so we had to tie it to the roof of the car. As we drove </w:t>
-      </w:r>
-      <w:r>
-        <w:t xml:space="preserve">gingerly home </w:t>
-      </w:r>
-      <w:r>
-        <w:t xml:space="preserve">on local roads, we took a wrong turn and ended up on a high-speed toll road with a queen-sized bed strapped to the top—not exactly ideal. Driving in New Jersey is nothing like driving in Texas. The roads here are a maze of highways, traffic circles, and </w:t>
+        <w:t>t found a moment to write to you. We recently took the train into New York City—the ride from my place to Manhattan takes about forty minutes. The conductors walk through the train constantly checking tickets, so it actually feels much safer than the subway. While we were in the city, I showed Emma Morgan Stanley</w:t>
+      </w:r>
+      <w:r>
+        <w:t>’</w:t>
+      </w:r>
+      <w:r>
+        <w:t>s headquarters, right in the heart of Times Square, as well as the building where I</w:t>
+      </w:r>
+      <w:r>
+        <w:t>’</w:t>
+      </w:r>
+      <w:r>
+        <w:t>ll be working—a 36-story glass tower on Seventh Avenue. Seeing it made me even more excited about starting my new job.</w:t>
+      </w:r>
+    </w:p>
+    <w:p>
+      <w:pPr>
+        <w:pStyle w:val="CSP-ChapterBodyText"/>
+      </w:pPr>
+    </w:p>
+    <w:p>
+      <w:pPr>
+        <w:pStyle w:val="CSP-ChapterBodyText"/>
+      </w:pPr>
+      <w:r>
+        <w:t>We also</w:t>
+      </w:r>
+      <w:r>
+        <w:t xml:space="preserve"> </w:t>
+      </w:r>
+      <w:r>
+        <w:t>drove to</w:t>
+      </w:r>
+      <w:r>
+        <w:t xml:space="preserve"> West Point, home of the U.S. Military Academy, and the campus is absolutely beautiful. Yesterday and the day before, we went out to the Delaware River for kayaking, camping, and paintball with her friends. Paintball is a mock combat game—not with real bullets, obviously, but with little capsules filled with colored dye that burst open on impact, splashing color all over you. It was tremendous fun. Those paintballs fly really fast—they really sting when they hit you! Today, Emma and I went to check out Princeton.</w:t>
+      </w:r>
+    </w:p>
+    <w:p>
+      <w:pPr>
+        <w:pStyle w:val="CSP-ChapterBodyText"/>
+      </w:pPr>
+    </w:p>
+    <w:p>
+      <w:pPr>
+        <w:pStyle w:val="CSP-ChapterBodyText"/>
+      </w:pPr>
+      <w:r>
+        <w:t>Since moving in, Emma has been a huge help in getting the place furnished. We picked up a queen-sized bed from BJ</w:t>
+      </w:r>
+      <w:r>
+        <w:t>’</w:t>
+      </w:r>
+      <w:r>
+        <w:t xml:space="preserve">s—a giant wholesale club—and a dining table and two chairs from IKEA. The bed was too big to fit in the Corolla, so we had to tie it to the roof of the car. As we drove gingerly home on local </w:t>
+      </w:r>
+      <w:r>
+        <w:lastRenderedPageBreak/>
+        <w:t xml:space="preserve">roads, we took a wrong turn in the midst of confusion and ended up on a high-speed toll road with a queen-sized bed strapped to the roof of a compact sedan—not exactly ideal. Driving in New Jersey is nothing like driving in Texas. The roads here are a maze of highways, traffic circles, and </w:t>
       </w:r>
       <w:proofErr w:type="spellStart"/>
       <w:r>
@@ -16150,11 +16484,7 @@
       </w:r>
       <w:proofErr w:type="spellEnd"/>
       <w:r>
-        <w:t xml:space="preserve"> that make absolutely no sense until you get used to </w:t>
-      </w:r>
-      <w:r>
-        <w:lastRenderedPageBreak/>
-        <w:t>them. Anyway, I</w:t>
+        <w:t xml:space="preserve"> that make absolutely no sense until you get used to them. Anyway, I</w:t>
       </w:r>
       <w:r>
         <w:t>’</w:t>
@@ -16211,7 +16541,7 @@
         <w:pStyle w:val="CSP-ChapterBodyText"/>
       </w:pPr>
       <w:r>
-        <w:t>It</w:t>
+        <w:t>More next time—it</w:t>
       </w:r>
       <w:r>
         <w:t>’</w:t>
@@ -16695,7 +17025,19 @@
         <w:t xml:space="preserve"> Ph.D. </w:t>
       </w:r>
       <w:r>
-        <w:t>in Computer Science</w:t>
+        <w:t xml:space="preserve">in </w:t>
+      </w:r>
+      <w:r>
+        <w:t>c</w:t>
+      </w:r>
+      <w:r>
+        <w:t xml:space="preserve">omputer </w:t>
+      </w:r>
+      <w:r>
+        <w:t>s</w:t>
+      </w:r>
+      <w:r>
+        <w:t>cience</w:t>
       </w:r>
       <w:r>
         <w:t xml:space="preserve"> at the University of Texas at Austin, </w:t>

--- a/letters_from_usa/book.docx
+++ b/letters_from_usa/book.docx
@@ -472,7 +472,13 @@
         <w:t>Twenty-seven of them</w:t>
       </w:r>
       <w:r>
-        <w:t xml:space="preserve"> from the early years have been compiled into this book and lightly edited for clarity and readability, while preserving their original voice and authenticity.</w:t>
+        <w:t xml:space="preserve"> from the early years have been compiled into this book and lightly edited for clarity and readability</w:t>
+      </w:r>
+      <w:r>
+        <w:t xml:space="preserve"> </w:t>
+      </w:r>
+      <w:r>
+        <w:t>while preserving their original voice and authenticity.</w:t>
       </w:r>
       <w:r>
         <w:t xml:space="preserve"> Each chapter</w:t>
@@ -5141,15 +5147,7 @@
         <w:t>’</w:t>
       </w:r>
       <w:r>
-        <w:t xml:space="preserve">s been in the U.S. for a few years and actually spent several years studying in Europe before that. He seems like </w:t>
-      </w:r>
-      <w:proofErr w:type="gramStart"/>
-      <w:r>
-        <w:t>a</w:t>
-      </w:r>
-      <w:proofErr w:type="gramEnd"/>
-      <w:r>
-        <w:t xml:space="preserve"> honest, down-to-earth person. Most of the Chinese undergraduates here are permanent residents who moved to the U.S. with their families. Believe it or not, my roommate</w:t>
+        <w:t>s been in the U.S. for a few years and actually spent several years studying in Europe before that. He seems like a honest, down-to-earth person. Most of the Chinese undergraduates here are permanent residents who moved to the U.S. with their families. Believe it or not, my roommate</w:t>
       </w:r>
       <w:r>
         <w:t>’</w:t>
@@ -5413,21 +5411,13 @@
         <w:t>’</w:t>
       </w:r>
       <w:r>
-        <w:t xml:space="preserve">t have much money left in my checking account, so I checked my balance over the phone. To my surprise, there was actually $1,140 in it! As it turns out, today is the last day of September, which means </w:t>
-      </w:r>
-      <w:proofErr w:type="gramStart"/>
-      <w:r>
-        <w:t>it</w:t>
-      </w:r>
-      <w:r>
-        <w:t>’</w:t>
-      </w:r>
-      <w:r>
-        <w:t>s</w:t>
-      </w:r>
-      <w:proofErr w:type="gramEnd"/>
-      <w:r>
-        <w:t xml:space="preserve"> payday.</w:t>
+        <w:t>t have much money left in my checking account, so I checked my balance over the phone. To my surprise, there was actually $1,140 in it! As it turns out, today is the last day of September, which means it</w:t>
+      </w:r>
+      <w:r>
+        <w:t>’</w:t>
+      </w:r>
+      <w:r>
+        <w:t>s payday.</w:t>
       </w:r>
     </w:p>
     <w:p>
@@ -5943,15 +5933,7 @@
         <w:pStyle w:val="CSP-ChapterBodyText"/>
       </w:pPr>
       <w:r>
-        <w:t xml:space="preserve">My apartment lease is up at the end of February. I could renew it, </w:t>
-      </w:r>
-      <w:proofErr w:type="gramStart"/>
-      <w:r>
-        <w:t>but</w:t>
-      </w:r>
-      <w:proofErr w:type="gramEnd"/>
-      <w:r>
-        <w:t xml:space="preserve"> if possible, I</w:t>
+        <w:t>My apartment lease is up at the end of February. I could renew it, but if possible, I</w:t>
       </w:r>
       <w:r>
         <w:t>’</w:t>
@@ -6034,31 +6016,13 @@
       <w:r>
         <w:t xml:space="preserve"> </w:t>
       </w:r>
-      <w:proofErr w:type="spellStart"/>
       <w:r>
         <w:rPr>
           <w:i/>
           <w:iCs w:val="0"/>
         </w:rPr>
-        <w:t>Wànshèng</w:t>
-      </w:r>
-      <w:proofErr w:type="spellEnd"/>
-      <w:r>
-        <w:rPr>
-          <w:i/>
-          <w:iCs w:val="0"/>
-        </w:rPr>
-        <w:t xml:space="preserve"> </w:t>
-      </w:r>
-      <w:proofErr w:type="spellStart"/>
-      <w:r>
-        <w:rPr>
-          <w:i/>
-          <w:iCs w:val="0"/>
-        </w:rPr>
-        <w:t>Jié</w:t>
-      </w:r>
-      <w:proofErr w:type="spellEnd"/>
+        <w:t>Wànshèng Jié</w:t>
+      </w:r>
       <w:r>
         <w:t>—but it</w:t>
       </w:r>
@@ -7027,21 +6991,13 @@
         <w:t>’</w:t>
       </w:r>
       <w:r>
-        <w:t xml:space="preserve">t running, so I have to take the regular city bus. I ended up getting straight </w:t>
-      </w:r>
-      <w:proofErr w:type="gramStart"/>
-      <w:r>
-        <w:t>A</w:t>
-      </w:r>
-      <w:r>
-        <w:t>’</w:t>
-      </w:r>
-      <w:r>
-        <w:t>s</w:t>
-      </w:r>
-      <w:proofErr w:type="gramEnd"/>
-      <w:r>
-        <w:t xml:space="preserve"> in all three of my classes this semester, which I pretty much expected. It definitely gives me </w:t>
+        <w:t>t running, so I have to take the regular city bus. I ended up getting straight A</w:t>
+      </w:r>
+      <w:r>
+        <w:t>’</w:t>
+      </w:r>
+      <w:r>
+        <w:t xml:space="preserve">s in all three of my classes this semester, which I pretty much expected. It definitely gives me </w:t>
       </w:r>
       <w:r>
         <w:lastRenderedPageBreak/>
@@ -7063,15 +7019,7 @@
         <w:t>’</w:t>
       </w:r>
       <w:r>
-        <w:t>ll be TA-</w:t>
-      </w:r>
-      <w:proofErr w:type="spellStart"/>
-      <w:r>
-        <w:t>ing</w:t>
-      </w:r>
-      <w:proofErr w:type="spellEnd"/>
-      <w:r>
-        <w:t xml:space="preserve"> for yet, but I</w:t>
+        <w:t>ll be TA-ing for yet, but I</w:t>
       </w:r>
       <w:r>
         <w:t>’</w:t>
@@ -7109,15 +7057,7 @@
         <w:pStyle w:val="CSP-ChapterBodyText"/>
       </w:pPr>
       <w:r>
-        <w:t xml:space="preserve">A friend of mine originally invited me and a few others to Louisiana to check out the casinos—mostly just to see what they were like. But on Christmas morning, even though we got up at 5:30 a.m., we still missed the bus! </w:t>
-      </w:r>
-      <w:proofErr w:type="gramStart"/>
-      <w:r>
-        <w:t>So</w:t>
-      </w:r>
-      <w:proofErr w:type="gramEnd"/>
-      <w:r>
-        <w:t xml:space="preserve"> we changed our plans and went to San Antonio instead. San Antonio is a tourist city, famous for its River Walk—a canal lined with restaurants on both sides. With all the Christmas lights, the views there were absolutely beautiful. It</w:t>
+        <w:t>A friend of mine originally invited me and a few others to Louisiana to check out the casinos—mostly just to see what they were like. But on Christmas morning, even though we got up at 5:30 a.m., we still missed the bus! So we changed our plans and went to San Antonio instead. San Antonio is a tourist city, famous for its River Walk—a canal lined with restaurants on both sides. With all the Christmas lights, the views there were absolutely beautiful. It</w:t>
       </w:r>
       <w:r>
         <w:t>’</w:t>
@@ -7162,15 +7102,7 @@
         <w:t>’</w:t>
       </w:r>
       <w:r>
-        <w:t>m moving. Coincidentally, our Taiwanese neighbor, Yao-</w:t>
-      </w:r>
-      <w:proofErr w:type="spellStart"/>
-      <w:r>
-        <w:t>zhu</w:t>
-      </w:r>
-      <w:proofErr w:type="spellEnd"/>
-      <w:r>
-        <w:t>, is moving out too because she just bought a mobile home. It</w:t>
+        <w:t>m moving. Coincidentally, our Taiwanese neighbor, Yao-zhu, is moving out too because she just bought a mobile home. It</w:t>
       </w:r>
       <w:r>
         <w:t>’</w:t>
@@ -7182,15 +7114,7 @@
         <w:t>’</w:t>
       </w:r>
       <w:r>
-        <w:t>s really nice—two bedrooms, a living room, a kitchen, a bathroom, and it even comes with a washer and dryer. The neighborhood seems nice too. She repeatedly asked me to be her tenant, offering me rent for $200 a month plus half the utilities, which sounded tempting. At the time, though, I was already negotiating with that American student, and rooming with him would run me closer to $330. Compared to that, her mobile home was cheaper and just as nice, so I turned down the American student and told Yao-</w:t>
-      </w:r>
-      <w:proofErr w:type="spellStart"/>
-      <w:r>
-        <w:t>zhu</w:t>
-      </w:r>
-      <w:proofErr w:type="spellEnd"/>
-      <w:r>
-        <w:t xml:space="preserve"> I</w:t>
+        <w:t>s really nice—two bedrooms, a living room, a kitchen, a bathroom, and it even comes with a washer and dryer. The neighborhood seems nice too. She repeatedly asked me to be her tenant, offering me rent for $200 a month plus half the utilities, which sounded tempting. At the time, though, I was already negotiating with that American student, and rooming with him would run me closer to $330. Compared to that, her mobile home was cheaper and just as nice, so I turned down the American student and told Yao-zhu I</w:t>
       </w:r>
       <w:r>
         <w:t>’</w:t>
@@ -7208,15 +7132,7 @@
         <w:t>’</w:t>
       </w:r>
       <w:r>
-        <w:t>m actually helping Yao-</w:t>
-      </w:r>
-      <w:proofErr w:type="spellStart"/>
-      <w:r>
-        <w:t>zhu</w:t>
-      </w:r>
-      <w:proofErr w:type="spellEnd"/>
-      <w:r>
-        <w:t xml:space="preserve"> find another roommate.</w:t>
+        <w:t>m actually helping Yao-zhu find another roommate.</w:t>
       </w:r>
     </w:p>
     <w:p>
@@ -8027,15 +7943,7 @@
         <w:t>’</w:t>
       </w:r>
       <w:r>
-        <w:t xml:space="preserve">re always shocked. Most of his friends are ethnically Chinese, specifically Taiwanese and Hong </w:t>
-      </w:r>
-      <w:proofErr w:type="spellStart"/>
-      <w:r>
-        <w:t>Kongers</w:t>
-      </w:r>
-      <w:proofErr w:type="spellEnd"/>
-      <w:r>
-        <w:t xml:space="preserve"> who grew up in the States. He</w:t>
+        <w:t>re always shocked. Most of his friends are ethnically Chinese, specifically Taiwanese and Hong Kongers who grew up in the States. He</w:t>
       </w:r>
       <w:r>
         <w:t>’</w:t>
@@ -8161,66 +8069,59 @@
         <w:t>’</w:t>
       </w:r>
       <w:r>
-        <w:t>t concern me very much</w:t>
-      </w:r>
-      <w:r>
-        <w:t xml:space="preserve">. </w:t>
-      </w:r>
-      <w:r>
-        <w:t>The only reason I care at all is that I need to show enough money in the bank when you apply for a visa to visit me</w:t>
+        <w:t xml:space="preserve">t concern me </w:t>
+      </w:r>
+      <w:r>
+        <w:t>too</w:t>
+      </w:r>
+      <w:r>
+        <w:t xml:space="preserve"> much</w:t>
       </w:r>
       <w:r>
         <w:t>.</w:t>
       </w:r>
       <w:r>
-        <w:rPr>
-          <w:rStyle w:val="FootnoteReference"/>
-        </w:rPr>
-        <w:footnoteReference w:id="17"/>
-      </w:r>
-      <w:r>
-        <w:t xml:space="preserve"> Please don</w:t>
-      </w:r>
-      <w:r>
-        <w:t>’</w:t>
-      </w:r>
-      <w:r>
-        <w:t xml:space="preserve">t </w:t>
+        <w:t xml:space="preserve"> </w:t>
+      </w:r>
+      <w:r>
+        <w:t>Please don</w:t>
+      </w:r>
+      <w:r>
+        <w:t>’</w:t>
+      </w:r>
+      <w:r>
+        <w:t xml:space="preserve">t try to send me money! </w:t>
+      </w:r>
+      <w:r>
+        <w:t>I promise</w:t>
+      </w:r>
+      <w:r>
+        <w:t xml:space="preserve"> you</w:t>
+      </w:r>
+      <w:r>
+        <w:t xml:space="preserve"> that no matter how much I spend, I will never overdraw my account, so there</w:t>
+      </w:r>
+      <w:r>
+        <w:t>’</w:t>
+      </w:r>
+      <w:r>
+        <w:t>s no need to worry. I know credit cards are still uncommon back home, so here</w:t>
+      </w:r>
+      <w:r>
+        <w:t>’</w:t>
+      </w:r>
+      <w:r>
+        <w:t>s how they work: it</w:t>
+      </w:r>
+      <w:r>
+        <w:t>’</w:t>
+      </w:r>
+      <w:r>
+        <w:t xml:space="preserve">s simply a convenient way to </w:t>
       </w:r>
       <w:r>
         <w:lastRenderedPageBreak/>
-        <w:t>try to send me money!</w:t>
-      </w:r>
-    </w:p>
-    <w:p>
-      <w:pPr>
-        <w:pStyle w:val="CSP-ChapterBodyText"/>
-      </w:pPr>
-    </w:p>
-    <w:p>
-      <w:pPr>
-        <w:pStyle w:val="CSP-ChapterBodyText"/>
-      </w:pPr>
-      <w:r>
-        <w:t>I promise that no matter how much I spend, I will never overdraw my account, so there</w:t>
-      </w:r>
-      <w:r>
-        <w:t>’</w:t>
-      </w:r>
-      <w:r>
-        <w:t>s no need to worry. I know credit cards are still uncommon back home, so here</w:t>
-      </w:r>
-      <w:r>
-        <w:t>’</w:t>
-      </w:r>
-      <w:r>
-        <w:t>s how they work: it</w:t>
-      </w:r>
-      <w:r>
-        <w:t>’</w:t>
-      </w:r>
-      <w:r>
-        <w:t>s simply a convenient way to pay. For example, when I go to the supermarket, I don</w:t>
+        <w:t>pay. For example, when I go to the supermarket, I don</w:t>
       </w:r>
       <w:r>
         <w:t>’</w:t>
@@ -8573,31 +8474,31 @@
         <w:rPr>
           <w:rStyle w:val="FootnoteReference"/>
         </w:rPr>
+        <w:footnoteReference w:id="17"/>
+      </w:r>
+      <w:r>
+        <w:t xml:space="preserve"> </w:t>
+      </w:r>
+      <w:r>
+        <w:t>all the way through? With Mom</w:t>
+      </w:r>
+      <w:r>
+        <w:t>’</w:t>
+      </w:r>
+      <w:r>
+        <w:t>s injury, who ended up preparing the New Year</w:t>
+      </w:r>
+      <w:r>
+        <w:t>’</w:t>
+      </w:r>
+      <w:r>
+        <w:t>s Eve dinner?</w:t>
+      </w:r>
+      <w:r>
+        <w:rPr>
+          <w:rStyle w:val="FootnoteReference"/>
+        </w:rPr>
         <w:footnoteReference w:id="18"/>
-      </w:r>
-      <w:r>
-        <w:t xml:space="preserve"> </w:t>
-      </w:r>
-      <w:r>
-        <w:t>all the way through? With Mom</w:t>
-      </w:r>
-      <w:r>
-        <w:t>’</w:t>
-      </w:r>
-      <w:r>
-        <w:t>s injury, who ended up preparing the New Year</w:t>
-      </w:r>
-      <w:r>
-        <w:t>’</w:t>
-      </w:r>
-      <w:r>
-        <w:t>s Eve dinner?</w:t>
-      </w:r>
-      <w:r>
-        <w:rPr>
-          <w:rStyle w:val="FootnoteReference"/>
-        </w:rPr>
-        <w:footnoteReference w:id="19"/>
       </w:r>
       <w:r>
         <w:t xml:space="preserve"> Did Wang Wei and Xiao Fan join you for the dinner? If so, that must have made things a little better. Otherwise, it must have felt awfully quiet with just the two of you. Above all, please be extra careful from now on. </w:t>
@@ -9018,21 +8919,13 @@
         <w:pStyle w:val="CSP-ChapterBodyText"/>
       </w:pPr>
       <w:r>
-        <w:t xml:space="preserve">I received your letter dated March 16, and I was so relieved to get your phone call the day before yesterday and hear that </w:t>
-      </w:r>
-      <w:proofErr w:type="gramStart"/>
-      <w:r>
-        <w:t>Mom</w:t>
-      </w:r>
-      <w:r>
-        <w:t>’</w:t>
-      </w:r>
-      <w:r>
-        <w:t>s</w:t>
-      </w:r>
-      <w:proofErr w:type="gramEnd"/>
-      <w:r>
-        <w:t xml:space="preserve"> wrist is much better now.</w:t>
+        <w:t>I received your letter dated March 16, and I was so relieved to get your phone call the day before yesterday and hear that Mom</w:t>
+      </w:r>
+      <w:r>
+        <w:t>’</w:t>
+      </w:r>
+      <w:r>
+        <w:t>s wrist is much better now.</w:t>
       </w:r>
     </w:p>
     <w:p>
@@ -9567,100 +9460,113 @@
         <w:rPr>
           <w:rStyle w:val="FootnoteReference"/>
         </w:rPr>
+        <w:footnoteReference w:id="19"/>
+      </w:r>
+    </w:p>
+    <w:p>
+      <w:pPr>
+        <w:pStyle w:val="CSP-ChapterBodyText"/>
+      </w:pPr>
+    </w:p>
+    <w:p>
+      <w:pPr>
+        <w:pStyle w:val="CSP-ChapterBodyText"/>
+      </w:pPr>
+      <w:r>
+        <w:t>This is such a fantastic opportunity for me. Work experience is highly valued in America, and having Bell Labs on my résumé should make it a lot easier to find my next job down the road. I feel incredibly fortunate—it</w:t>
+      </w:r>
+      <w:r>
+        <w:t>’</w:t>
+      </w:r>
+      <w:r>
+        <w:t>s a great job, and I</w:t>
+      </w:r>
+      <w:r>
+        <w:t>’</w:t>
+      </w:r>
+      <w:r>
+        <w:t>ll have a friend there to look out for me. There are also quite a few of our old college classmates in New Jersey, so it</w:t>
+      </w:r>
+      <w:r>
+        <w:t>’</w:t>
+      </w:r>
+      <w:r>
+        <w:t>ll be great to meet up and hang out. Now all I have to do is find someone to sublease my apartment here in Austin.</w:t>
+      </w:r>
+    </w:p>
+    <w:p>
+      <w:pPr>
+        <w:pStyle w:val="CSP-ChapterBodyText"/>
+      </w:pPr>
+    </w:p>
+    <w:p>
+      <w:pPr>
+        <w:pStyle w:val="CSP-ChapterBodyText"/>
+      </w:pPr>
+      <w:r>
+        <w:t>Regarding what we discussed in my last letter about pursuing a Ph.D., I should have a much better idea in a few months. I plan to talk things over with my friends while I</w:t>
+      </w:r>
+      <w:r>
+        <w:t>’</w:t>
+      </w:r>
+      <w:r>
+        <w:t>m there. If I get a taste of an industry job and decide it</w:t>
+      </w:r>
+      <w:r>
+        <w:t>’</w:t>
+      </w:r>
+      <w:r>
+        <w:t>s not for me, I may continue to focus on research and pursue a Ph.D. On the other hand, if I really enjoy working, I</w:t>
+      </w:r>
+      <w:r>
+        <w:t>’</w:t>
+      </w:r>
+      <w:r>
+        <w:t>ll just get my master</w:t>
+      </w:r>
+      <w:r>
+        <w:t>’</w:t>
+      </w:r>
+      <w:r>
+        <w:t>s degree instead and head straight into the workforce.</w:t>
+      </w:r>
+    </w:p>
+    <w:p>
+      <w:pPr>
+        <w:pStyle w:val="CSP-ChapterBodyText"/>
+      </w:pPr>
+    </w:p>
+    <w:p>
+      <w:pPr>
+        <w:pStyle w:val="CSP-ChapterBodyText"/>
+      </w:pPr>
+      <w:r>
+        <w:t>I feel a little bad that I haven</w:t>
+      </w:r>
+      <w:r>
+        <w:t>’</w:t>
+      </w:r>
+      <w:r>
+        <w:t>t been able to save more money. I</w:t>
+      </w:r>
+      <w:r>
+        <w:t>’</w:t>
+      </w:r>
+      <w:r>
+        <w:t>ve been in the U.S. for over half a year now, and my bank account is still only sitting at a little over a thousand dollars. That emergency fund</w:t>
+      </w:r>
+      <w:r>
+        <w:rPr>
+          <w:rStyle w:val="FootnoteReference"/>
+        </w:rPr>
         <w:footnoteReference w:id="20"/>
       </w:r>
-    </w:p>
-    <w:p>
-      <w:pPr>
-        <w:pStyle w:val="CSP-ChapterBodyText"/>
-      </w:pPr>
-    </w:p>
-    <w:p>
-      <w:pPr>
-        <w:pStyle w:val="CSP-ChapterBodyText"/>
-      </w:pPr>
-      <w:r>
-        <w:t>This is such a fantastic opportunity for me. Work experience is highly valued in America, and having Bell Labs on my résumé should make it a lot easier to find my next job down the road. I feel incredibly fortunate—it</w:t>
-      </w:r>
-      <w:r>
-        <w:t>’</w:t>
-      </w:r>
-      <w:r>
-        <w:t>s a great job, and I</w:t>
-      </w:r>
-      <w:r>
-        <w:t>’</w:t>
-      </w:r>
-      <w:r>
-        <w:t>ll have a friend there to look out for me. There are also quite a few of our old college classmates in New Jersey, so it</w:t>
-      </w:r>
-      <w:r>
-        <w:t>’</w:t>
-      </w:r>
-      <w:r>
-        <w:t>ll be great to meet up and hang out. Now all I have to do is find someone to sublease my apartment here in Austin.</w:t>
-      </w:r>
-    </w:p>
-    <w:p>
-      <w:pPr>
-        <w:pStyle w:val="CSP-ChapterBodyText"/>
-      </w:pPr>
-    </w:p>
-    <w:p>
-      <w:pPr>
-        <w:pStyle w:val="CSP-ChapterBodyText"/>
-      </w:pPr>
-      <w:r>
-        <w:t>Regarding what we discussed in my last letter about pursuing a Ph.D., I should have a much better idea in a few months. I plan to talk things over with my friends while I</w:t>
-      </w:r>
-      <w:r>
-        <w:t>’</w:t>
-      </w:r>
-      <w:r>
-        <w:t>m there. If I get a taste of an industry job and decide it</w:t>
-      </w:r>
-      <w:r>
-        <w:t>’</w:t>
-      </w:r>
-      <w:r>
-        <w:t>s not for me, I may continue to focus on research and pursue a Ph.D. On the other hand, if I really enjoy working, I</w:t>
-      </w:r>
-      <w:r>
-        <w:t>’</w:t>
-      </w:r>
-      <w:r>
-        <w:t>ll just get my master</w:t>
-      </w:r>
-      <w:r>
-        <w:t>’</w:t>
-      </w:r>
-      <w:r>
-        <w:t>s degree instead and head straight into the workforce.</w:t>
-      </w:r>
-    </w:p>
-    <w:p>
-      <w:pPr>
-        <w:pStyle w:val="CSP-ChapterBodyText"/>
-      </w:pPr>
-    </w:p>
-    <w:p>
-      <w:pPr>
-        <w:pStyle w:val="CSP-ChapterBodyText"/>
-      </w:pPr>
-      <w:r>
-        <w:t>I feel a little bad that I haven</w:t>
-      </w:r>
-      <w:r>
-        <w:t>’</w:t>
-      </w:r>
-      <w:r>
-        <w:t>t been able to save more money. I</w:t>
-      </w:r>
-      <w:r>
-        <w:t>’</w:t>
-      </w:r>
-      <w:r>
-        <w:t>ve been in the U.S. for over half a year now, and my bank account is still only sitting at a little over a thousand dollars. That emergency fund you gave me is still untouched in a separate bank account. It matures on July 29th after a ten-month term at a 5.35% interest rate. Being short on cash was one of the main reasons I wanted to find a job. Once I have enough saved up, you</w:t>
+      <w:r>
+        <w:t xml:space="preserve"> you gave me is still untouched in a separate bank account. It matures on July 29th after a ten-month term at a 5.35% interest rate. Being short on cash was </w:t>
+      </w:r>
+      <w:r>
+        <w:lastRenderedPageBreak/>
+        <w:t>one of the main reasons I wanted to find a job. Once I have enough saved up, you</w:t>
       </w:r>
       <w:r>
         <w:t>’</w:t>
@@ -9672,20 +9578,25 @@
         <w:t>’</w:t>
       </w:r>
       <w:r>
-        <w:t xml:space="preserve">d like. </w:t>
-      </w:r>
-    </w:p>
-    <w:p>
-      <w:pPr>
-        <w:pStyle w:val="CSP-ChapterBodyText"/>
-      </w:pPr>
-    </w:p>
-    <w:p>
-      <w:pPr>
-        <w:pStyle w:val="CSP-ChapterBodyText"/>
-      </w:pPr>
-      <w:r>
-        <w:lastRenderedPageBreak/>
+        <w:t>d like.</w:t>
+      </w:r>
+      <w:r>
+        <w:rPr>
+          <w:rStyle w:val="FootnoteReference"/>
+        </w:rPr>
+        <w:footnoteReference w:id="21"/>
+      </w:r>
+    </w:p>
+    <w:p>
+      <w:pPr>
+        <w:pStyle w:val="CSP-ChapterBodyText"/>
+      </w:pPr>
+    </w:p>
+    <w:p>
+      <w:pPr>
+        <w:pStyle w:val="CSP-ChapterBodyText"/>
+      </w:pPr>
+      <w:r>
         <w:t>As for the watch, it would be great if Uncle Wei could bring one from China. The only problem is that I need a watch before I leave for New Jersey because I can</w:t>
       </w:r>
       <w:r>
@@ -9806,7 +9717,7 @@
         <w:rPr>
           <w:rStyle w:val="FootnoteReference"/>
         </w:rPr>
-        <w:footnoteReference w:id="21"/>
+        <w:footnoteReference w:id="22"/>
       </w:r>
     </w:p>
     <w:p>
@@ -10405,21 +10316,13 @@
         <w:pStyle w:val="CSP-ChapterBodyText"/>
       </w:pPr>
       <w:r>
-        <w:t xml:space="preserve">This morning, Jim drove me to Wei </w:t>
-      </w:r>
-      <w:proofErr w:type="spellStart"/>
-      <w:r>
-        <w:t>Jin</w:t>
-      </w:r>
-      <w:r>
-        <w:t>’</w:t>
-      </w:r>
-      <w:r>
-        <w:t>s</w:t>
-      </w:r>
-      <w:proofErr w:type="spellEnd"/>
-      <w:r>
-        <w:t xml:space="preserve"> place for lunch and we didn</w:t>
+        <w:t>This morning, Jim drove me to Wei Jin</w:t>
+      </w:r>
+      <w:r>
+        <w:t>’</w:t>
+      </w:r>
+      <w:r>
+        <w:t>s place for lunch and we didn</w:t>
       </w:r>
       <w:r>
         <w:t>’</w:t>
@@ -10484,7 +10387,7 @@
           <w:rStyle w:val="FootnoteReference"/>
           <w:iCs w:val="0"/>
         </w:rPr>
-        <w:footnoteReference w:id="22"/>
+        <w:footnoteReference w:id="23"/>
       </w:r>
       <w:r>
         <w:t xml:space="preserve"> </w:t>
@@ -10589,7 +10492,7 @@
         <w:rPr>
           <w:rStyle w:val="FootnoteReference"/>
         </w:rPr>
-        <w:footnoteReference w:id="23"/>
+        <w:footnoteReference w:id="24"/>
       </w:r>
       <w:r>
         <w:t xml:space="preserve"> Atlantic City is a beautiful resort town on the southern New Jersey coast, only about an hour and a half from where we live. It</w:t>
@@ -10716,21 +10619,13 @@
         <w:pStyle w:val="CSP-ChapterBodyText"/>
       </w:pPr>
       <w:r>
-        <w:t xml:space="preserve">P.S. I pulled off straight </w:t>
-      </w:r>
-      <w:proofErr w:type="gramStart"/>
-      <w:r>
-        <w:t>A</w:t>
-      </w:r>
-      <w:r>
-        <w:t>’</w:t>
-      </w:r>
-      <w:r>
-        <w:t>s</w:t>
-      </w:r>
-      <w:proofErr w:type="gramEnd"/>
-      <w:r>
-        <w:t xml:space="preserve"> in my three classes again this semester.</w:t>
+        <w:t>P.S. I pulled off straight A</w:t>
+      </w:r>
+      <w:r>
+        <w:t>’</w:t>
+      </w:r>
+      <w:r>
+        <w:t>s in my three classes again this semester.</w:t>
       </w:r>
     </w:p>
     <w:p>
@@ -11040,15 +10935,7 @@
         <w:t>’</w:t>
       </w:r>
       <w:r>
-        <w:t xml:space="preserve">s $761. </w:t>
-      </w:r>
-      <w:proofErr w:type="gramStart"/>
-      <w:r>
-        <w:t>So</w:t>
-      </w:r>
-      <w:proofErr w:type="gramEnd"/>
-      <w:r>
-        <w:t xml:space="preserve"> you can see they hit you pretty hard with taxes here. </w:t>
+        <w:t xml:space="preserve">s $761. So you can see they hit you pretty hard with taxes here. </w:t>
       </w:r>
       <w:r>
         <w:lastRenderedPageBreak/>
@@ -11133,21 +11020,13 @@
         <w:t>’</w:t>
       </w:r>
       <w:r>
-        <w:t xml:space="preserve">m so happy to hear that </w:t>
-      </w:r>
-      <w:proofErr w:type="gramStart"/>
-      <w:r>
-        <w:t>Dad</w:t>
-      </w:r>
-      <w:r>
-        <w:t>’</w:t>
-      </w:r>
-      <w:r>
-        <w:t>s</w:t>
-      </w:r>
-      <w:proofErr w:type="gramEnd"/>
-      <w:r>
-        <w:t xml:space="preserve"> wind turbine design turned out so well—keep up the great work! But please make sure to get some rest too. It</w:t>
+        <w:t>m so happy to hear that Dad</w:t>
+      </w:r>
+      <w:r>
+        <w:t>’</w:t>
+      </w:r>
+      <w:r>
+        <w:t>s wind turbine design turned out so well—keep up the great work! But please make sure to get some rest too. It</w:t>
       </w:r>
       <w:r>
         <w:t>’</w:t>
@@ -11172,15 +11051,7 @@
         <w:pStyle w:val="CSP-ChapterBodyText"/>
       </w:pPr>
       <w:r>
-        <w:t xml:space="preserve">Give my best to Wang Wei, Xiao Fan, and little </w:t>
-      </w:r>
-      <w:proofErr w:type="spellStart"/>
-      <w:r>
-        <w:t>Yueyue</w:t>
-      </w:r>
-      <w:proofErr w:type="spellEnd"/>
-      <w:r>
-        <w:t>.</w:t>
+        <w:t>Give my best to Wang Wei, Xiao Fan, and little Yueyue.</w:t>
       </w:r>
     </w:p>
     <w:p>
@@ -11535,15 +11406,7 @@
         <w:t>’</w:t>
       </w:r>
       <w:r>
-        <w:t xml:space="preserve">s degrees over </w:t>
-      </w:r>
-      <w:proofErr w:type="spellStart"/>
-      <w:r>
-        <w:t>Ph.D.s</w:t>
-      </w:r>
-      <w:proofErr w:type="spellEnd"/>
-      <w:r>
-        <w:t>.</w:t>
+        <w:t>s degrees over Ph.D.s.</w:t>
       </w:r>
       <w:r>
         <w:t xml:space="preserve"> In other words, getting a Ph.D. often means limiting yourself to major corporations or research labs. Next semester, I plan to take three more classes to see whether any specific field catches my interest or whether I can find a suitable advisor. I</w:t>
@@ -11872,7 +11735,7 @@
         <w:rPr>
           <w:rStyle w:val="FootnoteReference"/>
         </w:rPr>
-        <w:footnoteReference w:id="24"/>
+        <w:footnoteReference w:id="25"/>
       </w:r>
       <w:r>
         <w:t xml:space="preserve"> Email is amazingly fast—it only takes a few minutes for a message to get through—so we can use it for anything urgent, or you can simply write to me whenever it</w:t>
@@ -11925,7 +11788,7 @@
         <w:rPr>
           <w:rStyle w:val="FootnoteReference"/>
         </w:rPr>
-        <w:footnoteReference w:id="25"/>
+        <w:footnoteReference w:id="26"/>
       </w:r>
     </w:p>
     <w:p>
@@ -13137,15 +13000,7 @@
         <w:pStyle w:val="CSP-ChapterBodyText"/>
       </w:pPr>
       <w:r>
-        <w:t xml:space="preserve">I see that </w:t>
-      </w:r>
-      <w:proofErr w:type="gramStart"/>
-      <w:r>
-        <w:t>Mom</w:t>
-      </w:r>
-      <w:proofErr w:type="gramEnd"/>
-      <w:r>
-        <w:t xml:space="preserve"> has officially retired! I can hardly believe how quickly that happened. It</w:t>
+        <w:t>I see that Mom has officially retired! I can hardly believe how quickly that happened. It</w:t>
       </w:r>
       <w:r>
         <w:t>’</w:t>
@@ -13319,15 +13174,7 @@
         <w:t>’</w:t>
       </w:r>
       <w:r>
-        <w:t>ll also be moving in mid-December and renting a room from my Taiwanese friend Yao-</w:t>
-      </w:r>
-      <w:proofErr w:type="spellStart"/>
-      <w:r>
-        <w:t>zhu</w:t>
-      </w:r>
-      <w:proofErr w:type="spellEnd"/>
-      <w:r>
-        <w:t>. She</w:t>
+        <w:t>ll also be moving in mid-December and renting a room from my Taiwanese friend Yao-zhu. She</w:t>
       </w:r>
       <w:r>
         <w:t>’</w:t>
@@ -13382,15 +13229,7 @@
         <w:t>’</w:t>
       </w:r>
       <w:r>
-        <w:t>ve only practiced three times. My first two driving lessons were with Yao-</w:t>
-      </w:r>
-      <w:proofErr w:type="spellStart"/>
-      <w:r>
-        <w:t>zhu</w:t>
-      </w:r>
-      <w:proofErr w:type="spellEnd"/>
-      <w:r>
-        <w:t>, and Robin taught me once as well. I can handle the basics fine, but obviously, I still need a lot more practice. I</w:t>
+        <w:t>ve only practiced three times. My first two driving lessons were with Yao-zhu, and Robin taught me once as well. I can handle the basics fine, but obviously, I still need a lot more practice. I</w:t>
       </w:r>
       <w:r>
         <w:t>’</w:t>
@@ -13744,15 +13583,7 @@
         <w:pStyle w:val="CSP-ChapterBodyText"/>
       </w:pPr>
       <w:r>
-        <w:t xml:space="preserve">A couple of months ago, my classmate </w:t>
-      </w:r>
-      <w:proofErr w:type="spellStart"/>
-      <w:r>
-        <w:t>Xun</w:t>
-      </w:r>
-      <w:proofErr w:type="spellEnd"/>
-      <w:r>
-        <w:t xml:space="preserve"> joined me for the on-site interview at Morgan Stanley in New York. Unfortunately, he didn</w:t>
+        <w:t>A couple of months ago, my classmate Xun joined me for the on-site interview at Morgan Stanley in New York. Unfortunately, he didn</w:t>
       </w:r>
       <w:r>
         <w:t>’</w:t>
@@ -13789,15 +13620,7 @@
         <w:pStyle w:val="CSP-ChapterBodyText"/>
       </w:pPr>
       <w:r>
-        <w:t xml:space="preserve">The interview wrapped up around noon, and afterward, </w:t>
-      </w:r>
-      <w:proofErr w:type="spellStart"/>
-      <w:r>
-        <w:t>Xun</w:t>
-      </w:r>
-      <w:proofErr w:type="spellEnd"/>
-      <w:r>
-        <w:t xml:space="preserve"> and I took a cab down to Manhattan</w:t>
+        <w:t>The interview wrapped up around noon, and afterward, Xun and I took a cab down to Manhattan</w:t>
       </w:r>
       <w:r>
         <w:t>’</w:t>
@@ -13809,15 +13632,7 @@
         <w:t>’</w:t>
       </w:r>
       <w:r>
-        <w:t xml:space="preserve">t have much besides Chinese restaurants—some of them quite large—as well as a few grocery stores. There are street vendors along the sidewalks, and the streets were packed with Chinese people. It felt like walking down </w:t>
-      </w:r>
-      <w:proofErr w:type="spellStart"/>
-      <w:r>
-        <w:t>Wangfujing</w:t>
-      </w:r>
-      <w:proofErr w:type="spellEnd"/>
-      <w:r>
-        <w:t xml:space="preserve"> in Beijing, except almost everyone was speaking Cantonese</w:t>
+        <w:t>t have much besides Chinese restaurants—some of them quite large—as well as a few grocery stores. There are street vendors along the sidewalks, and the streets were packed with Chinese people. It felt like walking down Wangfujing in Beijing, except almost everyone was speaking Cantonese</w:t>
       </w:r>
       <w:r>
         <w:t>.</w:t>
@@ -13826,7 +13641,7 @@
         <w:rPr>
           <w:rStyle w:val="FootnoteReference"/>
         </w:rPr>
-        <w:footnoteReference w:id="26"/>
+        <w:footnoteReference w:id="27"/>
       </w:r>
       <w:r>
         <w:t xml:space="preserve"> We flew back to Austin that same night. </w:t>
@@ -13914,15 +13729,7 @@
         <w:t>’</w:t>
       </w:r>
       <w:r>
-        <w:t xml:space="preserve">ve already been in the States for a year and four months. All things </w:t>
-      </w:r>
-      <w:proofErr w:type="gramStart"/>
-      <w:r>
-        <w:t>considered,</w:t>
-      </w:r>
-      <w:proofErr w:type="gramEnd"/>
-      <w:r>
-        <w:t xml:space="preserve"> it</w:t>
+        <w:t>ve already been in the States for a year and four months. All things considered, it</w:t>
       </w:r>
       <w:r>
         <w:t>’</w:t>
@@ -14178,7 +13985,7 @@
         <w:rPr>
           <w:rStyle w:val="FootnoteReference"/>
         </w:rPr>
-        <w:footnoteReference w:id="27"/>
+        <w:footnoteReference w:id="28"/>
       </w:r>
       <w:r>
         <w:t xml:space="preserve"> I assume Mom is out in Chongming</w:t>
@@ -14187,7 +13994,7 @@
         <w:rPr>
           <w:rStyle w:val="FootnoteReference"/>
         </w:rPr>
-        <w:footnoteReference w:id="28"/>
+        <w:footnoteReference w:id="29"/>
       </w:r>
       <w:r>
         <w:t xml:space="preserve"> </w:t>
@@ -14245,7 +14052,7 @@
         <w:rPr>
           <w:rStyle w:val="FootnoteReference"/>
         </w:rPr>
-        <w:footnoteReference w:id="29"/>
+        <w:footnoteReference w:id="30"/>
       </w:r>
       <w:r>
         <w:t xml:space="preserve"> These are all standard administrative procedures, so there shouldn</w:t>
@@ -14320,7 +14127,7 @@
         <w:rPr>
           <w:rStyle w:val="FootnoteReference"/>
         </w:rPr>
-        <w:footnoteReference w:id="30"/>
+        <w:footnoteReference w:id="31"/>
       </w:r>
       <w:r>
         <w:t xml:space="preserve"> I think next year would be the perfect time. By then, I</w:t>
@@ -14608,21 +14415,13 @@
         <w:t>’</w:t>
       </w:r>
       <w:r>
-        <w:t xml:space="preserve">m sorry to hear that </w:t>
-      </w:r>
-      <w:proofErr w:type="gramStart"/>
-      <w:r>
-        <w:t>Mom</w:t>
-      </w:r>
-      <w:r>
-        <w:t>’</w:t>
-      </w:r>
-      <w:r>
-        <w:t>s</w:t>
-      </w:r>
-      <w:proofErr w:type="gramEnd"/>
-      <w:r>
-        <w:t xml:space="preserve"> trip to Chongming wasn</w:t>
+        <w:t>m sorry to hear that Mom</w:t>
+      </w:r>
+      <w:r>
+        <w:t>’</w:t>
+      </w:r>
+      <w:r>
+        <w:t>s trip to Chongming wasn</w:t>
       </w:r>
       <w:r>
         <w:t>’</w:t>
@@ -14659,7 +14458,7 @@
         <w:rPr>
           <w:rStyle w:val="FootnoteReference"/>
         </w:rPr>
-        <w:footnoteReference w:id="31"/>
+        <w:footnoteReference w:id="32"/>
       </w:r>
       <w:r>
         <w:t xml:space="preserve"> that took effect this month. Please don</w:t>
@@ -14829,15 +14628,7 @@
         <w:t>’</w:t>
       </w:r>
       <w:r>
-        <w:t xml:space="preserve">m planning to live in Edison, New Jersey, where Wei </w:t>
-      </w:r>
-      <w:proofErr w:type="spellStart"/>
-      <w:r>
-        <w:t>Jin</w:t>
-      </w:r>
-      <w:proofErr w:type="spellEnd"/>
-      <w:r>
-        <w:t xml:space="preserve"> lives. I also have an old college classmate from Shanghai who works in the city but lives there as well. A one-bedroom apartment rents for about $650 to $700 a month, which isn</w:t>
+        <w:t>m planning to live in Edison, New Jersey, where Wei Jin lives. I also have an old college classmate from Shanghai who works in the city but lives there as well. A one-bedroom apartment rents for about $650 to $700 a month, which isn</w:t>
       </w:r>
       <w:r>
         <w:t>’</w:t>
@@ -14880,15 +14671,7 @@
         <w:t>’</w:t>
       </w:r>
       <w:r>
-        <w:t xml:space="preserve">ve already been in touch with Wei </w:t>
-      </w:r>
-      <w:proofErr w:type="spellStart"/>
-      <w:r>
-        <w:t>Jin</w:t>
-      </w:r>
-      <w:proofErr w:type="spellEnd"/>
-      <w:r>
-        <w:t>, and he</w:t>
+        <w:t>ve already been in touch with Wei Jin, and he</w:t>
       </w:r>
       <w:r>
         <w:t>’</w:t>
@@ -14937,30 +14720,17 @@
         <w:t>’</w:t>
       </w:r>
       <w:r>
-        <w:t xml:space="preserve">ll persuade </w:t>
-      </w:r>
-      <w:proofErr w:type="spellStart"/>
-      <w:r>
-        <w:t>Xun</w:t>
-      </w:r>
-      <w:proofErr w:type="spellEnd"/>
-      <w:r>
-        <w:t xml:space="preserve"> to come with me.</w:t>
+        <w:t>ll persuade Xun to come with me.</w:t>
       </w:r>
       <w:r>
         <w:rPr>
           <w:rStyle w:val="FootnoteReference"/>
         </w:rPr>
-        <w:footnoteReference w:id="32"/>
-      </w:r>
-      <w:r>
-        <w:t xml:space="preserve"> </w:t>
-      </w:r>
-      <w:proofErr w:type="spellStart"/>
-      <w:r>
-        <w:t>Xun</w:t>
-      </w:r>
-      <w:proofErr w:type="spellEnd"/>
+        <w:footnoteReference w:id="33"/>
+      </w:r>
+      <w:r>
+        <w:t xml:space="preserve"> Xun</w:t>
+      </w:r>
       <w:r>
         <w:t xml:space="preserve"> has</w:t>
       </w:r>
@@ -15036,13 +14806,8 @@
       <w:pPr>
         <w:pStyle w:val="CSP-ChapterBodyText"/>
       </w:pPr>
-      <w:proofErr w:type="spellStart"/>
-      <w:r>
-        <w:t>Haiqing</w:t>
-      </w:r>
-      <w:proofErr w:type="spellEnd"/>
-      <w:r>
-        <w:t xml:space="preserve"> came to Austin a few days ago for an interview, hoping to find a summer job. He</w:t>
+      <w:r>
+        <w:t>Haiqing came to Austin a few days ago for an interview, hoping to find a summer job. He</w:t>
       </w:r>
       <w:r>
         <w:t>’</w:t>
@@ -15327,62 +15092,239 @@
         <w:t>’</w:t>
       </w:r>
       <w:r>
-        <w:t xml:space="preserve">ve been back from my road trip for a few days now. In just seven days, </w:t>
-      </w:r>
-      <w:r>
-        <w:t>w</w:t>
-      </w:r>
-      <w:r>
-        <w:t>e managed to hit quite a few places, including the Painted Desert, the Petrified Forest, the Grand Canyon, Las Vegas, the Great Salt Lake, and Yellowstone National Park. The whole loop was over 4,000 miles, nearly 7,000 kilometers! There were three of us, and since we took turns driving, it wasn</w:t>
-      </w:r>
-      <w:r>
-        <w:t>’</w:t>
-      </w:r>
-      <w:r>
-        <w:t>t too tiring and we moved fast. We had an absolute blast. We took plenty of pictures, but I don</w:t>
-      </w:r>
-      <w:r>
-        <w:t>’</w:t>
-      </w:r>
-      <w:r>
-        <w:t>t have them with me yet because one of my friends is still holding on to them. I</w:t>
-      </w:r>
-      <w:r>
-        <w:t>’</w:t>
-      </w:r>
-      <w:r>
-        <w:t>ll mail them to you next time. This trip was great practice for my upcoming drive to New York—I finally have some solid long-distance driving experience under my belt.</w:t>
-      </w:r>
-    </w:p>
-    <w:p>
-      <w:pPr>
-        <w:pStyle w:val="CSP-ChapterBodyText"/>
-      </w:pPr>
-    </w:p>
-    <w:p>
-      <w:pPr>
-        <w:pStyle w:val="CSP-ChapterBodyText"/>
-      </w:pPr>
-      <w:r>
-        <w:t>As for the sights, the Painted Desert is an area where the terrain displays these beautiful, layered colors due to mineral deposits and weathering. The Petrified Forest doesn</w:t>
-      </w:r>
-      <w:r>
-        <w:t>’</w:t>
-      </w:r>
-      <w:r>
-        <w:t>t actually have standing trees anymore</w:t>
-      </w:r>
-      <w:r>
-        <w:t>—</w:t>
-      </w:r>
-      <w:r>
-        <w:t>they</w:t>
-      </w:r>
-      <w:r>
-        <w:t>’</w:t>
-      </w:r>
-      <w:r>
-        <w:t>ve all petrified into fossils and lie scattered across the ground</w:t>
+        <w:t>ve been back from my road trip for a few days now. In just seven days, we managed to hit quite a few places—the Painted Desert, the Petrified Forest, the Grand Canyon, Las Vegas, the Great Salt Lake, and Yellowstone National Park. The whole loop was over 4,000 miles, nearly 7,000 kilometers! There were three of us, and since we took turns driving, it wasn</w:t>
+      </w:r>
+      <w:r>
+        <w:t>’</w:t>
+      </w:r>
+      <w:r>
+        <w:t>t too tiring and we moved fast. Out of the three, only one had a few years of driving experience—he was the leader of the pack. When it was my turn behind the wheel, I focused on staying in the middle of the lane and was grateful there weren</w:t>
+      </w:r>
+      <w:r>
+        <w:t>’</w:t>
+      </w:r>
+      <w:r>
+        <w:t>t many cars on the road. As hours went by, I became more and more confident.</w:t>
+      </w:r>
+    </w:p>
+    <w:p>
+      <w:pPr>
+        <w:pStyle w:val="CSP-ChapterBodyText"/>
+      </w:pPr>
+    </w:p>
+    <w:p>
+      <w:pPr>
+        <w:pStyle w:val="CSP-ChapterBodyText"/>
+      </w:pPr>
+      <w:r>
+        <w:t>Our first stop was the Painted Desert, which looks as though someone had painted it with broad strokes of red, pink, orange, and even lavender. The colorful layers formed over millions of years by mineral deposits and weathering. The nearby Petrified Forest, despite what its name suggests, doesn</w:t>
+      </w:r>
+      <w:r>
+        <w:t>’</w:t>
+      </w:r>
+      <w:r>
+        <w:t>t actually have any standing trees—they</w:t>
+      </w:r>
+      <w:r>
+        <w:t>’</w:t>
+      </w:r>
+      <w:r>
+        <w:t>ve all turned into fossils and lie scattered across the ground. Such an interesting sight!</w:t>
+      </w:r>
+    </w:p>
+    <w:p>
+      <w:pPr>
+        <w:pStyle w:val="CSP-ChapterBodyText"/>
+      </w:pPr>
+    </w:p>
+    <w:p>
+      <w:pPr>
+        <w:pStyle w:val="CSP-ChapterBodyText"/>
+      </w:pPr>
+      <w:r>
+        <w:t xml:space="preserve">We arrived at Las Vegas after 1:00 in the morning and spent a couple of hours wandering through the casinos, right when the Strip was at its liveliest. You have to be at least 21 to gamble </w:t>
+      </w:r>
+      <w:r>
+        <w:lastRenderedPageBreak/>
+        <w:t>over here, and they can never seem to guess the age of Asian people. An elderly lady working at the cashier counter—the place where you exchange cash for gambling chips—asked how old I was. When I told her I was 27, she just laughed and told me I was lying!</w:t>
+      </w:r>
+    </w:p>
+    <w:p>
+      <w:pPr>
+        <w:pStyle w:val="CSP-ChapterBodyText"/>
+      </w:pPr>
+    </w:p>
+    <w:p>
+      <w:pPr>
+        <w:pStyle w:val="CSP-ChapterBodyText"/>
+      </w:pPr>
+      <w:r>
+        <w:t>The Grand Canyon was breathtaking. We camped out there and spent an entire day exploring. The Great Salt Lake was next: a massive saltwater lake with beaches and seagulls. If you weren</w:t>
+      </w:r>
+      <w:r>
+        <w:t>’</w:t>
+      </w:r>
+      <w:r>
+        <w:t>t paying attention, you</w:t>
+      </w:r>
+      <w:r>
+        <w:t>’</w:t>
+      </w:r>
+      <w:r>
+        <w:t>d swear you were looking at the ocean, except there are no waves and the air carries a bit of a strange odor.</w:t>
+      </w:r>
+    </w:p>
+    <w:p>
+      <w:pPr>
+        <w:pStyle w:val="CSP-ChapterBodyText"/>
+      </w:pPr>
+    </w:p>
+    <w:p>
+      <w:pPr>
+        <w:pStyle w:val="CSP-ChapterBodyText"/>
+      </w:pPr>
+      <w:r>
+        <w:t>Yellowstone was our final destination. The park is so vast that at one point we nearly ran out of gas, which gave us quite a scare. We camped there as well and spent a day checking out the sights, mostly geysers and waterfalls. Honestly, it wasn</w:t>
+      </w:r>
+      <w:r>
+        <w:t>’</w:t>
+      </w:r>
+      <w:r>
+        <w:t xml:space="preserve">t quite as spectacular as I had imagined, but all in all, it was a fantastic trip and a great introduction to the American West. </w:t>
+      </w:r>
+    </w:p>
+    <w:p>
+      <w:pPr>
+        <w:pStyle w:val="CSP-ChapterBodyText"/>
+      </w:pPr>
+    </w:p>
+    <w:p>
+      <w:pPr>
+        <w:pStyle w:val="CSP-ChapterBodyText"/>
+      </w:pPr>
+      <w:r>
+        <w:t>On the way back from Yellowstone, we drove for twenty-four hours straight, taking turns at the wheel and sleeping in the back seat. I</w:t>
+      </w:r>
+      <w:r>
+        <w:t>’</w:t>
+      </w:r>
+      <w:r>
+        <w:t>m not sure I</w:t>
+      </w:r>
+      <w:r>
+        <w:t>’</w:t>
+      </w:r>
+      <w:r>
+        <w:t>d want to do that again! But by the time it was over, I finally had some solid long-distance driving experience under my belt — great preparation for my upcoming drive to New York.</w:t>
+      </w:r>
+    </w:p>
+    <w:p>
+      <w:pPr>
+        <w:pStyle w:val="CSP-ChapterBodyText"/>
+      </w:pPr>
+    </w:p>
+    <w:p>
+      <w:pPr>
+        <w:pStyle w:val="CSP-ChapterBodyText"/>
+      </w:pPr>
+      <w:r>
+        <w:t>My work authorization finally arrived, which is a weight off my shoulders since it</w:t>
+      </w:r>
+      <w:r>
+        <w:t>’</w:t>
+      </w:r>
+      <w:r>
+        <w:t>s the most important document I</w:t>
+      </w:r>
+      <w:r>
+        <w:t>’</w:t>
+      </w:r>
+      <w:r>
+        <w:t>ve been waiting for. I also picked up my diploma after our road trip—we missed commencement.  It turned out to be nothing more than a large sheet of paper with a few words on it, not even a photograph attached.</w:t>
+      </w:r>
+      <w:r>
+        <w:rPr>
+          <w:rStyle w:val="FootnoteReference"/>
+        </w:rPr>
+        <w:footnoteReference w:id="34"/>
+      </w:r>
+      <w:r>
+        <w:t xml:space="preserve"> </w:t>
+      </w:r>
+    </w:p>
+    <w:p>
+      <w:pPr>
+        <w:pStyle w:val="CSP-ChapterBodyText"/>
+      </w:pPr>
+    </w:p>
+    <w:p>
+      <w:pPr>
+        <w:pStyle w:val="CSP-ChapterBodyText"/>
+      </w:pPr>
+      <w:r>
+        <w:lastRenderedPageBreak/>
+        <w:t>Morgan Stanley</w:t>
+      </w:r>
+      <w:r>
+        <w:t xml:space="preserve"> </w:t>
+      </w:r>
+      <w:r>
+        <w:t xml:space="preserve">wrote to me asking for my undergraduate and graduate transcripts. </w:t>
+      </w:r>
+      <w:r>
+        <w:t>Luckily, I still had copies of my Chinese university transcripts on hand</w:t>
+      </w:r>
+      <w:r>
+        <w:t>, so I mailed those off along with my UT ones. I pulled off straight A</w:t>
+      </w:r>
+      <w:r>
+        <w:t>’</w:t>
+      </w:r>
+      <w:r>
+        <w:t>s again this semester, which means my final cumulative GPA for the two years is a perfect 4.0.</w:t>
+      </w:r>
+    </w:p>
+    <w:p>
+      <w:pPr>
+        <w:pStyle w:val="CSP-ChapterBodyText"/>
+      </w:pPr>
+    </w:p>
+    <w:p>
+      <w:pPr>
+        <w:pStyle w:val="CSP-ChapterBodyText"/>
+      </w:pPr>
+      <w:r>
+        <w:t>This year, Morgan Stanley hired about 240 associates from 31 universities and divided us among nine different divisions. I</w:t>
+      </w:r>
+      <w:r>
+        <w:t>’</w:t>
+      </w:r>
+      <w:r>
+        <w:t xml:space="preserve">ve been assigned to Information Technology, while most of the other divisions are finance-related and recruit primarily from business schools. We have an orientation scheduled from August 11th </w:t>
+      </w:r>
+      <w:r>
+        <w:t>through</w:t>
+      </w:r>
+      <w:r>
+        <w:t xml:space="preserve"> </w:t>
+      </w:r>
+      <w:r>
+        <w:t xml:space="preserve">the 15th at a hotel right on Broadway—coincidentally, the very same hotel I stayed </w:t>
+      </w:r>
+      <w:r>
+        <w:t xml:space="preserve">at </w:t>
+      </w:r>
+      <w:r>
+        <w:t>during my interview. The orientation is mainly intended to give us an overview of the firm</w:t>
+      </w:r>
+      <w:r>
+        <w:t>’</w:t>
+      </w:r>
+      <w:r>
+        <w:t xml:space="preserve">s operations and allow us to get to know </w:t>
+      </w:r>
+      <w:r>
+        <w:t>each other</w:t>
       </w:r>
       <w:r>
         <w:t>.</w:t>
@@ -15398,232 +15340,13 @@
         <w:pStyle w:val="CSP-ChapterBodyText"/>
       </w:pPr>
       <w:r>
-        <w:t xml:space="preserve">We arrived at Las Vegas after 1:00 in the morning and spent a couple of hours wandering through the casinos, right when the Strip was at its liveliest. You have to be at least 21 to gamble over here, and they can never seem to guess the age of Asian people. An elderly lady working at the cashier counter—the </w:t>
-      </w:r>
-      <w:r>
-        <w:lastRenderedPageBreak/>
-        <w:t xml:space="preserve">place where you exchange cash for gambling chips—asked how old I was. When I told her I was </w:t>
-      </w:r>
-      <w:r>
-        <w:t>27</w:t>
-      </w:r>
-      <w:r>
-        <w:t>, she just laughed and told me I was lying!</w:t>
-      </w:r>
-    </w:p>
-    <w:p>
-      <w:pPr>
-        <w:pStyle w:val="CSP-ChapterBodyText"/>
-      </w:pPr>
-    </w:p>
-    <w:p>
-      <w:pPr>
-        <w:pStyle w:val="CSP-ChapterBodyText"/>
-      </w:pPr>
-      <w:r>
-        <w:t>The Grand Canyon was breathtaking</w:t>
-      </w:r>
-      <w:r>
-        <w:t>.</w:t>
-      </w:r>
-      <w:r>
-        <w:t xml:space="preserve"> </w:t>
-      </w:r>
-      <w:r>
-        <w:t>W</w:t>
-      </w:r>
-      <w:r>
-        <w:t>e camped out there and spent an entire day exploring. The Great Salt Lake is a massive saltwater lake with beaches and seagulls. If you weren</w:t>
-      </w:r>
-      <w:r>
-        <w:t>’</w:t>
-      </w:r>
-      <w:r>
-        <w:t>t paying attention, you</w:t>
-      </w:r>
-      <w:r>
-        <w:t>’</w:t>
-      </w:r>
-      <w:r>
-        <w:t xml:space="preserve">d swear you were looking at the ocean, except there are no waves and the air carries a bit of a strange odor. </w:t>
-      </w:r>
-    </w:p>
-    <w:p>
-      <w:pPr>
-        <w:pStyle w:val="CSP-ChapterBodyText"/>
-      </w:pPr>
-    </w:p>
-    <w:p>
-      <w:pPr>
-        <w:pStyle w:val="CSP-ChapterBodyText"/>
-      </w:pPr>
-      <w:r>
-        <w:t xml:space="preserve">Yellowstone was our </w:t>
-      </w:r>
-      <w:r>
-        <w:t>final</w:t>
-      </w:r>
-      <w:r>
-        <w:t xml:space="preserve"> destination. </w:t>
-      </w:r>
-      <w:r>
-        <w:t>The park is so vast that at one point we nearly ran out of gas, which freaked us out a bit.</w:t>
-      </w:r>
-      <w:r>
-        <w:t xml:space="preserve"> We camped there as well and spent a day checking out the sights, mostly geysers and waterfalls. Honestly, it wasn</w:t>
-      </w:r>
-      <w:r>
-        <w:t>’</w:t>
-      </w:r>
-      <w:r>
-        <w:t>t quite as amazing as I had imagined, but all in all, it was a fantastic trip and gave us a great introduction to the American West.</w:t>
-      </w:r>
-    </w:p>
-    <w:p>
-      <w:pPr>
-        <w:pStyle w:val="CSP-ChapterBodyText"/>
-      </w:pPr>
-    </w:p>
-    <w:p>
-      <w:pPr>
-        <w:pStyle w:val="CSP-ChapterBodyText"/>
-      </w:pPr>
-      <w:r>
-        <w:t>My work authorization finally arrived, which is a weight off my shoulders since it</w:t>
-      </w:r>
-      <w:r>
-        <w:t>’</w:t>
-      </w:r>
-      <w:r>
-        <w:t>s the most important document. I also picked up my diploma after our road trip—we missed commencement. It turned out to be nothing more than a large sheet of paper with a few words on it, not even a photograph attached</w:t>
-      </w:r>
-      <w:r>
-        <w:t>.</w:t>
-      </w:r>
-      <w:r>
-        <w:rPr>
-          <w:rStyle w:val="FootnoteReference"/>
-        </w:rPr>
-        <w:footnoteReference w:id="33"/>
-      </w:r>
-      <w:r>
-        <w:t xml:space="preserve"> </w:t>
-      </w:r>
-    </w:p>
-    <w:p>
-      <w:pPr>
-        <w:pStyle w:val="CSP-ChapterBodyText"/>
-      </w:pPr>
-    </w:p>
-    <w:p>
-      <w:pPr>
-        <w:pStyle w:val="CSP-ChapterBodyText"/>
-      </w:pPr>
-      <w:r>
-        <w:t>Morgan Stanley</w:t>
-      </w:r>
-      <w:r>
-        <w:t xml:space="preserve"> </w:t>
-      </w:r>
-      <w:r>
-        <w:t xml:space="preserve">wrote to me asking for my undergraduate and graduate transcripts. </w:t>
-      </w:r>
-      <w:r>
-        <w:t>Luckily, I still had copies of my Chinese university transcripts on hand</w:t>
-      </w:r>
-      <w:r>
-        <w:t>, so I mailed those off along with my UT ones. I pulled off straight A</w:t>
-      </w:r>
-      <w:r>
-        <w:t>’</w:t>
-      </w:r>
-      <w:r>
-        <w:t>s again this semester, which means my final cumulative GPA for the two years is a perfect 4.0.</w:t>
-      </w:r>
-    </w:p>
-    <w:p>
-      <w:pPr>
-        <w:pStyle w:val="CSP-ChapterBodyText"/>
-      </w:pPr>
-    </w:p>
-    <w:p>
-      <w:pPr>
-        <w:pStyle w:val="CSP-ChapterBodyText"/>
-      </w:pPr>
-      <w:r>
-        <w:t xml:space="preserve">This year, Morgan Stanley hired about 240 associates from 31 universities and divided </w:t>
-      </w:r>
-      <w:proofErr w:type="spellStart"/>
-      <w:r>
-        <w:t>us</w:t>
-      </w:r>
-      <w:proofErr w:type="spellEnd"/>
-      <w:r>
-        <w:t xml:space="preserve"> among nine different divisions. I</w:t>
-      </w:r>
-      <w:r>
-        <w:t>’</w:t>
-      </w:r>
-      <w:r>
-        <w:t xml:space="preserve">ve been assigned to Information Technology, while most of the </w:t>
-      </w:r>
-      <w:r>
-        <w:lastRenderedPageBreak/>
-        <w:t xml:space="preserve">other divisions are finance-related and recruit primarily from business schools. We have an orientation scheduled from August 11th </w:t>
-      </w:r>
-      <w:r>
-        <w:t>through</w:t>
-      </w:r>
-      <w:r>
-        <w:t xml:space="preserve"> </w:t>
-      </w:r>
-      <w:r>
-        <w:t xml:space="preserve">the 15th at a hotel right on Broadway—coincidentally, the very same hotel I stayed </w:t>
-      </w:r>
-      <w:r>
-        <w:t xml:space="preserve">at </w:t>
-      </w:r>
-      <w:r>
-        <w:t>during my interview. The orientation is mainly intended to give us an overview of the firm</w:t>
-      </w:r>
-      <w:r>
-        <w:t>’</w:t>
-      </w:r>
-      <w:r>
-        <w:t xml:space="preserve">s operations and allow us to get to know </w:t>
-      </w:r>
-      <w:r>
-        <w:t>each other</w:t>
-      </w:r>
-      <w:r>
-        <w:t>.</w:t>
-      </w:r>
-    </w:p>
-    <w:p>
-      <w:pPr>
-        <w:pStyle w:val="CSP-ChapterBodyText"/>
-      </w:pPr>
-    </w:p>
-    <w:p>
-      <w:pPr>
-        <w:pStyle w:val="CSP-ChapterBodyText"/>
-      </w:pPr>
-      <w:r>
         <w:t>I</w:t>
       </w:r>
       <w:r>
         <w:t>’</w:t>
       </w:r>
       <w:r>
-        <w:t xml:space="preserve">m going to hang out in Austin for another month or so, mostly to wait for </w:t>
-      </w:r>
-      <w:proofErr w:type="spellStart"/>
-      <w:r>
-        <w:t>Xun</w:t>
-      </w:r>
-      <w:proofErr w:type="spellEnd"/>
-      <w:r>
-        <w:t xml:space="preserve"> so we can drive up north together. Besides, there</w:t>
+        <w:t>m going to hang out in Austin for another month or so, mostly to wait for Xun so we can drive up north together. Besides, there</w:t>
       </w:r>
       <w:r>
         <w:t>’</w:t>
@@ -15923,13 +15646,8 @@
         <w:pStyle w:val="CSP-ChapterBodyText"/>
       </w:pPr>
       <w:r>
-        <w:t xml:space="preserve">Wei </w:t>
-      </w:r>
-      <w:proofErr w:type="spellStart"/>
-      <w:r>
-        <w:t>Jin</w:t>
-      </w:r>
-      <w:proofErr w:type="spellEnd"/>
+        <w:t>Wei Jin</w:t>
+      </w:r>
       <w:r>
         <w:t xml:space="preserve"> has</w:t>
       </w:r>
@@ -15964,21 +15682,13 @@
         <w:t>’</w:t>
       </w:r>
       <w:r>
-        <w:t xml:space="preserve">ll crash at Wei </w:t>
-      </w:r>
-      <w:proofErr w:type="spellStart"/>
-      <w:r>
-        <w:t>Jin</w:t>
-      </w:r>
-      <w:r>
-        <w:t>’</w:t>
-      </w:r>
-      <w:r>
-        <w:t>s</w:t>
-      </w:r>
-      <w:proofErr w:type="spellEnd"/>
-      <w:r>
-        <w:t xml:space="preserve"> place until then.</w:t>
+        <w:t>ll crash at Wei Jin</w:t>
+      </w:r>
+      <w:r>
+        <w:t>’</w:t>
+      </w:r>
+      <w:r>
+        <w:t>s place until then.</w:t>
       </w:r>
     </w:p>
     <w:p>
@@ -16243,15 +15953,7 @@
         <w:pStyle w:val="CSP-ChapterBodyText"/>
       </w:pPr>
       <w:r>
-        <w:t xml:space="preserve">8 </w:t>
-      </w:r>
-      <w:proofErr w:type="spellStart"/>
-      <w:r>
-        <w:t>Koster</w:t>
-      </w:r>
-      <w:proofErr w:type="spellEnd"/>
-      <w:r>
-        <w:t xml:space="preserve"> Blvd. Apt. 3A</w:t>
+        <w:t>8 Koster Blvd. Apt. 3A</w:t>
       </w:r>
     </w:p>
     <w:p>
@@ -16307,23 +16009,7 @@
         <w:t>’</w:t>
       </w:r>
       <w:r>
-        <w:t xml:space="preserve">s Independence Day. My friend </w:t>
-      </w:r>
-      <w:proofErr w:type="spellStart"/>
-      <w:r>
-        <w:t>Xun</w:t>
-      </w:r>
-      <w:proofErr w:type="spellEnd"/>
-      <w:r>
-        <w:t xml:space="preserve"> suddenly backed out a few days before the trip, but </w:t>
-      </w:r>
-      <w:proofErr w:type="gramStart"/>
-      <w:r>
-        <w:t>luckily</w:t>
-      </w:r>
-      <w:proofErr w:type="gramEnd"/>
-      <w:r>
-        <w:t xml:space="preserve"> I found Emma, another classmate of mine, who wanted to tag along, do some sightseeing, and meet up with her friends in New York. The drive took seven days, but we didn</w:t>
+        <w:t>s Independence Day. My friend Xun suddenly backed out a few days before the trip, but luckily I found Emma, another classmate of mine, who wanted to tag along, do some sightseeing, and meet up with her friends in New York. The drive took seven days, but we didn</w:t>
       </w:r>
       <w:r>
         <w:t>’</w:t>
@@ -16335,15 +16021,7 @@
         <w:t>’</w:t>
       </w:r>
       <w:r>
-        <w:t xml:space="preserve">t give us any trouble at all during the entire trip—about 2,500 miles in all. I drove roughly two-thirds of the distance. Throughout the drive I stayed in touch with Wei </w:t>
-      </w:r>
-      <w:proofErr w:type="spellStart"/>
-      <w:r>
-        <w:t>Jin</w:t>
-      </w:r>
-      <w:proofErr w:type="spellEnd"/>
-      <w:r>
-        <w:t>, and I</w:t>
+        <w:t>t give us any trouble at all during the entire trip—about 2,500 miles in all. I drove roughly two-thirds of the distance. Throughout the drive I stayed in touch with Wei Jin, and I</w:t>
       </w:r>
       <w:r>
         <w:t>’</w:t>
@@ -16368,21 +16046,13 @@
       </w:pPr>
       <w:r>
         <w:lastRenderedPageBreak/>
-        <w:t xml:space="preserve">We finally arrived in New Jersey on the night of July 11th and stayed at Wei </w:t>
-      </w:r>
-      <w:proofErr w:type="spellStart"/>
-      <w:r>
-        <w:t>Jin</w:t>
-      </w:r>
-      <w:r>
-        <w:t>’</w:t>
-      </w:r>
-      <w:r>
-        <w:t>s</w:t>
-      </w:r>
-      <w:proofErr w:type="spellEnd"/>
-      <w:r>
-        <w:t xml:space="preserve"> place for three nights before picking up the keys to my apartment on the afternoon of the 14th. The apartment is surprisingly spacious. The neighborhood is really nice—it</w:t>
+        <w:t>We finally arrived in New Jersey on the night of July 11th and stayed at Wei Jin</w:t>
+      </w:r>
+      <w:r>
+        <w:t>’</w:t>
+      </w:r>
+      <w:r>
+        <w:t>s place for three nights before picking up the keys to my apartment on the afternoon of the 14th. The apartment is surprisingly spacious. The neighborhood is really nice—it</w:t>
       </w:r>
       <w:r>
         <w:t>’</w:t>
@@ -16476,15 +16146,7 @@
       </w:r>
       <w:r>
         <w:lastRenderedPageBreak/>
-        <w:t xml:space="preserve">roads, we took a wrong turn in the midst of confusion and ended up on a high-speed toll road with a queen-sized bed strapped to the roof of a compact sedan—not exactly ideal. Driving in New Jersey is nothing like driving in Texas. The roads here are a maze of highways, traffic circles, and </w:t>
-      </w:r>
-      <w:proofErr w:type="spellStart"/>
-      <w:r>
-        <w:t>jughandles</w:t>
-      </w:r>
-      <w:proofErr w:type="spellEnd"/>
-      <w:r>
-        <w:t xml:space="preserve"> that make absolutely no sense until you get used to them. Anyway, I</w:t>
+        <w:t>roads, we took a wrong turn in the midst of confusion and ended up on a high-speed toll road with a queen-sized bed strapped to the roof of a compact sedan—not exactly ideal. Driving in New Jersey is nothing like driving in Texas. The roads here are a maze of highways, traffic circles, and jughandles that make absolutely no sense until you get used to them. Anyway, I</w:t>
       </w:r>
       <w:r>
         <w:t>’</w:t>
@@ -16811,15 +16473,7 @@
         <w:t>”</w:t>
       </w:r>
       <w:r>
-        <w:t xml:space="preserve"> he asked. Now, that was an excellent suggestion, except for one small problem: I had absolutely no idea where Dobie Center was. </w:t>
-      </w:r>
-      <w:proofErr w:type="gramStart"/>
-      <w:r>
-        <w:t>So</w:t>
-      </w:r>
-      <w:proofErr w:type="gramEnd"/>
-      <w:r>
-        <w:t xml:space="preserve"> I said, </w:t>
+        <w:t xml:space="preserve"> he asked. Now, that was an excellent suggestion, except for one small problem: I had absolutely no idea where Dobie Center was. So I said, </w:t>
       </w:r>
       <w:r>
         <w:t>“</w:t>
@@ -18899,7 +18553,6 @@
       <w:r>
         <w:t xml:space="preserve"> </w:t>
       </w:r>
-      <w:proofErr w:type="spellStart"/>
       <w:r>
         <w:rPr>
           <w:i/>
@@ -18907,7 +18560,6 @@
         </w:rPr>
         <w:t>wujiao</w:t>
       </w:r>
-      <w:proofErr w:type="spellEnd"/>
       <w:r>
         <w:t>, is a deeply ingrained cultural tradition. In most schools, offices, and factories, lunch is followed by a quiet period that allows people to take a short nap. Napping in China has traditionally been seen as beneficial to health and productivity.</w:t>
       </w:r>
@@ -19176,7 +18828,6 @@
       <w:r>
         <w:t xml:space="preserve"> or </w:t>
       </w:r>
-      <w:proofErr w:type="spellStart"/>
       <w:r>
         <w:rPr>
           <w:i/>
@@ -19184,7 +18835,6 @@
         </w:rPr>
         <w:t>yuanxiao</w:t>
       </w:r>
-      <w:proofErr w:type="spellEnd"/>
       <w:r>
         <w:t>, whose round shape represents family togetherness and completeness.</w:t>
       </w:r>
@@ -19205,7 +18855,13 @@
         <w:t xml:space="preserve"> </w:t>
       </w:r>
       <w:r>
-        <w:t>When parents visited the United States, children who agreed to sponsor the trip were advised to provide evidence of financial resources, in case consular officers required proof of their ability to support the visit.</w:t>
+        <w:t>The Gala is a live TV show featuring music, dance, and comedy performances, held annually on Chinese New Year</w:t>
+      </w:r>
+      <w:r>
+        <w:t>’</w:t>
+      </w:r>
+      <w:r>
+        <w:t>s Eve since 1983. It is considered as the most-watched TV broadcast on the planet. The broadcast typically spans several hours and leads up to the midnight countdown.</w:t>
       </w:r>
     </w:p>
   </w:footnote>
@@ -19224,13 +18880,13 @@
         <w:t xml:space="preserve"> </w:t>
       </w:r>
       <w:r>
-        <w:t>The Gala is a live TV show featuring music, dance, and comedy performances, held annually on Chinese New Year</w:t>
-      </w:r>
-      <w:r>
-        <w:t>’</w:t>
-      </w:r>
-      <w:r>
-        <w:t>s Eve since 1983. It is considered as the most-watched TV broadcast on the planet. The broadcast typically spans several hours and leads up to the midnight countdown.</w:t>
+        <w:t>The Chinese New Year</w:t>
+      </w:r>
+      <w:r>
+        <w:t>’</w:t>
+      </w:r>
+      <w:r>
+        <w:t>s Eve dinner, widely known as the Reunion Dinner, is the most important family meal of the year.</w:t>
       </w:r>
     </w:p>
   </w:footnote>
@@ -19249,13 +18905,13 @@
         <w:t xml:space="preserve"> </w:t>
       </w:r>
       <w:r>
-        <w:t>The Chinese New Year</w:t>
-      </w:r>
-      <w:r>
-        <w:t>’</w:t>
-      </w:r>
-      <w:r>
-        <w:t>s Eve dinner, widely known as the Reunion Dinner, is the most important family meal of the year.</w:t>
+        <w:t>Bell Labs was one of the world</w:t>
+      </w:r>
+      <w:r>
+        <w:t>’</w:t>
+      </w:r>
+      <w:r>
+        <w:t>s premier industrial research laboratories, renowned for innovations like the transistor, the laser, and the Unix operating system that helped shape modern computing and telecommunications.</w:t>
       </w:r>
     </w:p>
   </w:footnote>
@@ -19274,13 +18930,19 @@
         <w:t xml:space="preserve"> </w:t>
       </w:r>
       <w:r>
-        <w:t>Bell Labs was one of the world</w:t>
-      </w:r>
-      <w:r>
-        <w:t>’</w:t>
-      </w:r>
-      <w:r>
-        <w:t>s premier industrial research laboratories, renowned for innovations like the transistor, the laser, and the Unix operating system that helped shape modern computing and telecommunications.</w:t>
+        <w:t xml:space="preserve">In addition to a few hundred U.S. dollars, I brought a few thousand Deutsche Marks with me when I first arrived in the United States. It was money </w:t>
+      </w:r>
+      <w:r>
+        <w:t>F</w:t>
+      </w:r>
+      <w:r>
+        <w:t>ather had saved during a three-month stay as a visiting scholar in Germany. I used to joke that it was my emergency fund—I would use it to buy a plane ticket home if I couldn</w:t>
+      </w:r>
+      <w:r>
+        <w:t>’</w:t>
+      </w:r>
+      <w:r>
+        <w:t>t make it in the United States.</w:t>
       </w:r>
     </w:p>
   </w:footnote>
@@ -19296,10 +18958,7 @@
         <w:footnoteRef/>
       </w:r>
       <w:r>
-        <w:t xml:space="preserve"> </w:t>
-      </w:r>
-      <w:r>
-        <w:t>Father was a college professor in aerodynamics. Much of his work involved using computers and numerical algorithms to simulate and analyze airflow around objects. Even at home, he often spent long hours at the computer working on his research.</w:t>
+        <w:t xml:space="preserve"> When parents visited the United States, children who agreed to sponsor the trip were advised to provide evidence of financial resources, in case consular officers required proof of their ability to support the visit.</w:t>
       </w:r>
     </w:p>
   </w:footnote>
@@ -19318,7 +18977,13 @@
         <w:t xml:space="preserve"> </w:t>
       </w:r>
       <w:r>
-        <w:t>Mother enjoyed collecting coins. She began a modest coin collection after father returned from England in 1981 with several foreign coins.</w:t>
+        <w:t>F</w:t>
+      </w:r>
+      <w:r>
+        <w:t>ather was a college professor of aerodynamics.</w:t>
+      </w:r>
+      <w:r>
+        <w:t xml:space="preserve"> Much of his work involved using computers and numerical algorithms to simulate and analyze airflow around objects. Even at home, he often spent long hours at the computer working on his research.</w:t>
       </w:r>
     </w:p>
   </w:footnote>
@@ -19337,7 +19002,13 @@
         <w:t xml:space="preserve"> </w:t>
       </w:r>
       <w:r>
-        <w:t>Gambling was illegal in mainland China at the time, and it still is today. Macau, a former Portuguese colony and now a Special Administrative Region of China, is the only place on Chinese soil where casino gambling is legal.</w:t>
+        <w:t xml:space="preserve">Mother enjoyed collecting coins. She began a modest coin collection after </w:t>
+      </w:r>
+      <w:r>
+        <w:t>F</w:t>
+      </w:r>
+      <w:r>
+        <w:t>ather returned from England in 1981 with several foreign coins.</w:t>
       </w:r>
     </w:p>
   </w:footnote>
@@ -19356,22 +19027,7 @@
         <w:t xml:space="preserve"> </w:t>
       </w:r>
       <w:r>
-        <w:t xml:space="preserve">Around 1996, </w:t>
-      </w:r>
-      <w:r>
-        <w:t>with</w:t>
-      </w:r>
-      <w:r>
-        <w:t xml:space="preserve"> a few exceptions, most computers at home or in the workplace were not connected to the internet.</w:t>
-      </w:r>
-      <w:r>
-        <w:t xml:space="preserve"> </w:t>
-      </w:r>
-      <w:r>
-        <w:t>In many cases, a single email account was shared by multiple people</w:t>
-      </w:r>
-      <w:r>
-        <w:t>.</w:t>
+        <w:t>Gambling was illegal in mainland China at the time, and it still is today. Macau, a former Portuguese colony and now a Special Administrative Region of China, is the only place on Chinese soil where casino gambling is legal.</w:t>
       </w:r>
     </w:p>
   </w:footnote>
@@ -19390,7 +19046,22 @@
         <w:t xml:space="preserve"> </w:t>
       </w:r>
       <w:r>
-        <w:t>Arranged matchmaking was relatively common in China at the time. I, too, met Chun through this kind of introduction.</w:t>
+        <w:t xml:space="preserve">Around 1996, </w:t>
+      </w:r>
+      <w:r>
+        <w:t>with</w:t>
+      </w:r>
+      <w:r>
+        <w:t xml:space="preserve"> a few exceptions, most computers at home or in the workplace were not connected to the internet.</w:t>
+      </w:r>
+      <w:r>
+        <w:t xml:space="preserve"> </w:t>
+      </w:r>
+      <w:r>
+        <w:t>In many cases, a single email account was shared by multiple people</w:t>
+      </w:r>
+      <w:r>
+        <w:t>.</w:t>
       </w:r>
     </w:p>
   </w:footnote>
@@ -19409,7 +19080,7 @@
         <w:t xml:space="preserve"> </w:t>
       </w:r>
       <w:r>
-        <w:t>Cantonese is a Chinese language traditionally spoken in Guangdong Province, Hong Kong, and many overseas Chinese communities. Unlike the Mandarin spoken in Beijing, Cantonese differs significantly in pronunciation, vocabulary, and tone.</w:t>
+        <w:t>Arranged matchmaking was relatively common in China at the time. I, too, met Chun through this kind of introduction.</w:t>
       </w:r>
     </w:p>
   </w:footnote>
@@ -19425,7 +19096,10 @@
         <w:footnoteRef/>
       </w:r>
       <w:r>
-        <w:t>The Qingming Festival is a traditional Chinese holiday observed in early April to honor deceased ancestors by visiting and tending their graves.</w:t>
+        <w:t xml:space="preserve"> </w:t>
+      </w:r>
+      <w:r>
+        <w:t>Cantonese is a Chinese language traditionally spoken in Guangdong Province, Hong Kong, and many overseas Chinese communities. Unlike the Mandarin spoken in Beijing, Cantonese differs significantly in pronunciation, vocabulary, and tone.</w:t>
       </w:r>
     </w:p>
   </w:footnote>
@@ -19441,16 +19115,7 @@
         <w:footnoteRef/>
       </w:r>
       <w:r>
-        <w:t xml:space="preserve"> </w:t>
-      </w:r>
-      <w:r>
-        <w:t>Chongming, once a largely rural part of Shanghai, is Mom</w:t>
-      </w:r>
-      <w:r>
-        <w:t>’</w:t>
-      </w:r>
-      <w:r>
-        <w:t>s hometown.</w:t>
+        <w:t>The Qingming Festival is a traditional Chinese holiday observed in early April to honor deceased ancestors by visiting and tending their graves.</w:t>
       </w:r>
     </w:p>
   </w:footnote>
@@ -19469,7 +19134,16 @@
         <w:t xml:space="preserve"> </w:t>
       </w:r>
       <w:r>
-        <w:t>Optional Practical Training is a period during which international students on an F-1 visa can work in the U.S. in a job related to their field of study.</w:t>
+        <w:t>Chongming, once a largely rural part of Shanghai, is Mo</w:t>
+      </w:r>
+      <w:r>
+        <w:t>ther</w:t>
+      </w:r>
+      <w:r>
+        <w:t>’</w:t>
+      </w:r>
+      <w:r>
+        <w:t>s hometown.</w:t>
       </w:r>
     </w:p>
   </w:footnote>
@@ -19488,19 +19162,7 @@
         <w:t xml:space="preserve"> </w:t>
       </w:r>
       <w:r>
-        <w:t>Due to the complexities and uncertainties of U.S. immigration law, traveling back to one</w:t>
-      </w:r>
-      <w:r>
-        <w:t>’</w:t>
-      </w:r>
-      <w:r>
-        <w:t xml:space="preserve">s home country carried certain risk and was generally discouraged while on </w:t>
-      </w:r>
-      <w:r>
-        <w:t xml:space="preserve">a </w:t>
-      </w:r>
-      <w:r>
-        <w:t>work visa.</w:t>
+        <w:t>Optional Practical Training is a period during which international students on an F-1 visa can work in the U.S. in a job related to their field of study.</w:t>
       </w:r>
     </w:p>
   </w:footnote>
@@ -19519,7 +19181,19 @@
         <w:t xml:space="preserve"> </w:t>
       </w:r>
       <w:r>
-        <w:t>The Illegal Immigration Reform and Immigrant Responsibility Act of 1996 (IIRIRA) was signed into law on September 30, 1996. Most of its major provisions took effect on April 1, 1997. The law significantly expanded immigration enforcement and overhauled many aspects of U.S. immigration law, raising concerns among many immigrants and international students.</w:t>
+        <w:t>Due to the complexities and uncertainties of U.S. immigration law, traveling back to one</w:t>
+      </w:r>
+      <w:r>
+        <w:t>’</w:t>
+      </w:r>
+      <w:r>
+        <w:t xml:space="preserve">s home country carried certain risk and was generally discouraged while on </w:t>
+      </w:r>
+      <w:r>
+        <w:t xml:space="preserve">a </w:t>
+      </w:r>
+      <w:r>
+        <w:t>work visa.</w:t>
       </w:r>
     </w:p>
   </w:footnote>
@@ -19538,11 +19212,30 @@
         <w:t xml:space="preserve"> </w:t>
       </w:r>
       <w:r>
-        <w:t>Before GPS became commonplace, people relied on paper maps for navigation. On long trips, it was often helpful to have a passenger read the map while the driver kept their eyes on the road.</w:t>
+        <w:t>The Illegal Immigration Reform and Immigrant Responsibility Act of 1996 (IIRIRA) was signed into law on September 30, 1996. Most of its major provisions took effect on April 1, 1997. The law significantly expanded immigration enforcement and overhauled many aspects of U.S. immigration law, raising concerns among many immigrants and international students.</w:t>
       </w:r>
     </w:p>
   </w:footnote>
   <w:footnote w:id="33">
+    <w:p>
+      <w:pPr>
+        <w:pStyle w:val="FootnoteText"/>
+      </w:pPr>
+      <w:r>
+        <w:rPr>
+          <w:rStyle w:val="FootnoteReference"/>
+        </w:rPr>
+        <w:footnoteRef/>
+      </w:r>
+      <w:r>
+        <w:t xml:space="preserve"> </w:t>
+      </w:r>
+      <w:r>
+        <w:t>Before GPS became commonplace, people relied on paper maps for navigation. On long trips, it was often helpful to have a passenger read the map while the driver kept their eyes on the road.</w:t>
+      </w:r>
+    </w:p>
+  </w:footnote>
+  <w:footnote w:id="34">
     <w:p>
       <w:pPr>
         <w:pStyle w:val="FootnoteText"/>

--- a/letters_from_usa/book.docx
+++ b/letters_from_usa/book.docx
@@ -3164,7 +3164,13 @@
         <w:pStyle w:val="CSP-ChapterBodyText"/>
       </w:pPr>
       <w:r>
-        <w:t>I also booked my train ticket for July 10th. If everything goes as planned, I should be home on the 11th and will get to spend a whole month with you.</w:t>
+        <w:t>I</w:t>
+      </w:r>
+      <w:r>
+        <w:t>’ve</w:t>
+      </w:r>
+      <w:r>
+        <w:t xml:space="preserve"> also booked my train ticket for July 10th. If everything goes as planned, I should be home on the 11th and will get to spend a whole month with you.</w:t>
       </w:r>
     </w:p>
     <w:p>
@@ -3464,13 +3470,16 @@
         <w:pStyle w:val="CSP-ChapterBodyText"/>
       </w:pPr>
       <w:r>
-        <w:t>By the time we landed in L.A., it was already past 10:00 a.m. local time. I had just over an hour before my connecting flight departed. The customs line was long and slow, and because my departure gate was changed at the last minute, I almost missed the flight. On the flight to Minneapolis, I was so wiped out I couldn</w:t>
-      </w:r>
-      <w:r>
-        <w:t>’</w:t>
-      </w:r>
-      <w:r>
-        <w:t>t even manage to eat lunch. The final flight to Austin was pleasantly quiet, with only about half the seats occupied. I got a window seat this time, and the view was beautiful.</w:t>
+        <w:t xml:space="preserve">By the time we landed in L.A., it was already past 10:00 a.m. local time. I had just over an hour before my connecting flight departed. The customs line was long and slow, and because my departure gate was changed at the last minute, I almost missed the flight. </w:t>
+      </w:r>
+      <w:r>
+        <w:t>By the time I finally settled into my seat on the flight to Minneapolis, I was so wiped out that I couldn't even manage to eat lunch.</w:t>
+      </w:r>
+      <w:r>
+        <w:t xml:space="preserve"> The final flight to Austin was pleasantly quiet, with only about half the seats occupied. </w:t>
+      </w:r>
+      <w:r>
+        <w:t>I got a window seat this time, and the view of the sea of clouds, painted golden by the late afternoon sun, was absolutely beautiful.</w:t>
       </w:r>
     </w:p>
     <w:p>
@@ -3539,11 +3548,17 @@
         <w:pStyle w:val="CSP-ChapterBodyText"/>
       </w:pPr>
       <w:r>
-        <w:t xml:space="preserve">The journey felt like four separate flights strung together, which was truly exhausting, although I actually felt surprisingly energetic right after getting off the plane. My first impression of America has been very positive. One thing that struck me immediately was the smell of the air. Back home, the air often </w:t>
+        <w:t xml:space="preserve">Even though there were technically only two layovers, thanks to the extra stop in Tokyo, the whole trip felt like four separate flights strung together. It was truly exhausting, although I </w:t>
       </w:r>
       <w:r>
         <w:lastRenderedPageBreak/>
-        <w:t>carries a lived-in scent of food and daily life. Here, it feels cleaner and even has a light, unfamiliar fragrance.</w:t>
+        <w:t>actually felt surprisingly energetic right after getting off the plane.</w:t>
+      </w:r>
+      <w:r>
+        <w:t xml:space="preserve"> My first impression of America has been very positive. </w:t>
+      </w:r>
+      <w:r>
+        <w:t>One thing that struck me immediately was the air. Back home, it carries a lived-in smell of food and daily life, whereas here, it feels cleaner and even has a faintly unfamiliar scent.</w:t>
       </w:r>
     </w:p>
     <w:p>
@@ -3594,11 +3609,113 @@
     <w:p>
       <w:pPr>
         <w:pStyle w:val="CSP-ChapterBodyText"/>
+      </w:pPr>
+    </w:p>
+    <w:p>
+      <w:pPr>
+        <w:pStyle w:val="CSP-ChapterBodyText"/>
         <w:jc w:val="center"/>
         <w:rPr>
           <w:rFonts w:ascii="Segoe UI Symbol" w:hAnsi="Segoe UI Symbol" w:cs="Segoe UI Symbol"/>
         </w:rPr>
       </w:pPr>
+      <w:r>
+        <w:rPr>
+          <w:rFonts w:ascii="Segoe UI Symbol" w:hAnsi="Segoe UI Symbol" w:cs="Segoe UI Symbol"/>
+        </w:rPr>
+        <w:t>❧❧❧</w:t>
+      </w:r>
+    </w:p>
+    <w:p>
+      <w:pPr>
+        <w:pStyle w:val="CSP-ChapterBodyText"/>
+      </w:pPr>
+    </w:p>
+    <w:p>
+      <w:pPr>
+        <w:pStyle w:val="CSP-ChapterBodyText"/>
+      </w:pPr>
+    </w:p>
+    <w:p>
+      <w:pPr>
+        <w:pStyle w:val="CSP-ChapterBodyText"/>
+      </w:pPr>
+    </w:p>
+    <w:p>
+      <w:pPr>
+        <w:pStyle w:val="CSP-ChapterBodyText"/>
+      </w:pPr>
+      <w:r>
+        <w:t>I woke up at 5:00 this morning and couldn</w:t>
+      </w:r>
+      <w:r>
+        <w:t>’</w:t>
+      </w:r>
+      <w:r>
+        <w:t>t get back to sleep. In the morning, I took the university shuttle to campus. In Austin, university students get to ride the bus for free. I went to the department</w:t>
+      </w:r>
+      <w:r>
+        <w:t>’</w:t>
+      </w:r>
+      <w:r>
+        <w:t>s Graduate Office</w:t>
+      </w:r>
+      <w:r>
+        <w:t>, where I picked up some materials and forms to fill out.</w:t>
+      </w:r>
+      <w:r>
+        <w:t xml:space="preserve"> </w:t>
+      </w:r>
+      <w:r>
+        <w:t>Walking around campus, I really felt a bit hot under the Austin sun in the summer.</w:t>
+      </w:r>
+      <w:r>
+        <w:t xml:space="preserve"> In the afternoon, I called to schedule my oral English exam. </w:t>
+      </w:r>
+    </w:p>
+    <w:p>
+      <w:pPr>
+        <w:pStyle w:val="CSP-ChapterBodyText"/>
+      </w:pPr>
+    </w:p>
+    <w:p>
+      <w:pPr>
+        <w:pStyle w:val="CSP-ChapterBodyText"/>
+      </w:pPr>
+      <w:r>
+        <w:t>Tomorrow and the day after are the weekend, so I can finally relax a bit.</w:t>
+      </w:r>
+    </w:p>
+    <w:p>
+      <w:pPr>
+        <w:pStyle w:val="CSP-ChapterBodyText"/>
+      </w:pPr>
+    </w:p>
+    <w:p>
+      <w:pPr>
+        <w:pStyle w:val="CSP-ChapterBodyText"/>
+      </w:pPr>
+      <w:r>
+        <w:t>Tong</w:t>
+      </w:r>
+    </w:p>
+    <w:p>
+      <w:pPr>
+        <w:pStyle w:val="CSP-ChapterBodyText"/>
+      </w:pPr>
+      <w:r>
+        <w:t>08/18/95</w:t>
+      </w:r>
+    </w:p>
+    <w:p>
+      <w:pPr>
+        <w:pStyle w:val="CSP-ChapterBodyText"/>
+      </w:pPr>
+    </w:p>
+    <w:p>
+      <w:pPr>
+        <w:pStyle w:val="CSP-ChapterBodyText"/>
+      </w:pPr>
     </w:p>
     <w:p>
       <w:pPr>
@@ -3618,101 +3735,28 @@
     <w:p>
       <w:pPr>
         <w:pStyle w:val="CSP-ChapterBodyText"/>
-        <w:rPr>
-          <w:rFonts w:ascii="Segoe UI Symbol" w:hAnsi="Segoe UI Symbol" w:cs="Segoe UI Symbol"/>
-        </w:rPr>
-      </w:pPr>
-    </w:p>
-    <w:p>
-      <w:pPr>
-        <w:pStyle w:val="CSP-ChapterBodyText"/>
-        <w:rPr>
-          <w:rFonts w:ascii="Segoe UI Symbol" w:hAnsi="Segoe UI Symbol" w:cs="Segoe UI Symbol"/>
-        </w:rPr>
-      </w:pPr>
-    </w:p>
-    <w:p>
-      <w:pPr>
-        <w:pStyle w:val="CSP-ChapterBodyText"/>
-      </w:pPr>
-      <w:r>
-        <w:t>I woke up at 5:00 this morning and couldn</w:t>
-      </w:r>
-      <w:r>
-        <w:t>’</w:t>
-      </w:r>
-      <w:r>
-        <w:t>t get back to sleep. In the morning, I took the university shuttle to campus. In Austin, university students get to ride the bus for free. I went to the department</w:t>
-      </w:r>
-      <w:r>
-        <w:t>’</w:t>
-      </w:r>
-      <w:r>
-        <w:t>s Graduate Office, and they handed me some materials and forms to fill out. It really is a bit hot outdoors in Austin. In the afternoon, I called to schedule my oral English exam. Tomorrow and the day after are the weekend, so I can finally relax a bit.</w:t>
-      </w:r>
-    </w:p>
-    <w:p>
-      <w:pPr>
-        <w:pStyle w:val="CSP-ChapterBodyText"/>
-      </w:pPr>
-    </w:p>
-    <w:p>
-      <w:pPr>
-        <w:pStyle w:val="CSP-ChapterBodyText"/>
-      </w:pPr>
-      <w:r>
-        <w:t>Tong</w:t>
-      </w:r>
-    </w:p>
-    <w:p>
-      <w:pPr>
-        <w:pStyle w:val="CSP-ChapterBodyText"/>
-      </w:pPr>
-      <w:r>
-        <w:t>08/18/95</w:t>
-      </w:r>
-    </w:p>
-    <w:p>
-      <w:pPr>
-        <w:pStyle w:val="CSP-ChapterBodyText"/>
-      </w:pPr>
-    </w:p>
-    <w:p>
-      <w:pPr>
-        <w:pStyle w:val="CSP-ChapterBodyText"/>
-      </w:pPr>
-    </w:p>
-    <w:p>
-      <w:pPr>
-        <w:pStyle w:val="CSP-ChapterBodyText"/>
-        <w:jc w:val="center"/>
-        <w:rPr>
-          <w:rFonts w:ascii="Segoe UI Symbol" w:hAnsi="Segoe UI Symbol" w:cs="Segoe UI Symbol"/>
-        </w:rPr>
-      </w:pPr>
-      <w:r>
-        <w:rPr>
-          <w:rFonts w:ascii="Segoe UI Symbol" w:hAnsi="Segoe UI Symbol" w:cs="Segoe UI Symbol"/>
-        </w:rPr>
-        <w:t>❧❧❧</w:t>
-      </w:r>
-    </w:p>
-    <w:p>
-      <w:pPr>
-        <w:pStyle w:val="CSP-ChapterBodyText"/>
-      </w:pPr>
-    </w:p>
-    <w:p>
-      <w:pPr>
-        <w:pStyle w:val="CSP-ChapterBodyText"/>
-      </w:pPr>
-    </w:p>
-    <w:p>
-      <w:pPr>
-        <w:pStyle w:val="CSP-ChapterBodyText"/>
-      </w:pPr>
-      <w:r>
-        <w:t>When I woke up this morning, it took me several hours before it suddenly dawned on me that today was my birthday! For lunch, I baked myself a frozen pizza, so I suppose that counts as my birthday celebration. Tonight, I</w:t>
+      </w:pPr>
+    </w:p>
+    <w:p>
+      <w:pPr>
+        <w:pStyle w:val="CSP-ChapterBodyText"/>
+      </w:pPr>
+    </w:p>
+    <w:p>
+      <w:pPr>
+        <w:pStyle w:val="CSP-ChapterBodyText"/>
+      </w:pPr>
+    </w:p>
+    <w:p>
+      <w:pPr>
+        <w:pStyle w:val="CSP-ChapterBodyText"/>
+      </w:pPr>
+      <w:r>
+        <w:t xml:space="preserve">When I woke up this morning, it took me several hours before it suddenly dawned on me that today was my birthday! For </w:t>
+      </w:r>
+      <w:r>
+        <w:lastRenderedPageBreak/>
+        <w:t>lunch, I baked myself a frozen pizza, so I suppose that counts as my birthday celebration. Tonight, I</w:t>
       </w:r>
       <w:r>
         <w:t>’</w:t>
@@ -4017,29 +4061,14 @@
         <w:pStyle w:val="CSP-ChapterBodyText"/>
       </w:pPr>
       <w:r>
-        <w:t>The fall semester officially begins on August 30th. I</w:t>
-      </w:r>
-      <w:r>
-        <w:t>’</w:t>
-      </w:r>
-      <w:r>
-        <w:t>m taking three classes, all of them in the afternoon. On top of that, I</w:t>
-      </w:r>
-      <w:r>
-        <w:t>’</w:t>
-      </w:r>
-      <w:r>
-        <w:t xml:space="preserve">ll be working as a Teaching Assistant (TA), so I expect this semester will be quite busy. Before I could start working with students as a TA, I had to pass an oral English exam, and I just barely did. Hai took the same exam last year and failed. He retook it this year and received a conditional pass, which means </w:t>
+        <w:t xml:space="preserve">The fall semester officially begins on August 30th. I expect it will be quite busy. I'll be taking three classes. On top of that, I'll be working as a teaching assistant (TA), earning a monthly stipend of $1,067. However, I still have to pay for my own health insurance, and tuition and fees for the fall semester alone came to $1,457.97. Before I could start working directly with students as a TA, I had to pass an oral English exam, and I just </w:t>
       </w:r>
       <w:r>
         <w:lastRenderedPageBreak/>
-        <w:t>he has to take an English course this semester. The department has already assigned me to a class, and tomorrow I</w:t>
-      </w:r>
-      <w:r>
-        <w:t>’</w:t>
-      </w:r>
-      <w:r>
-        <w:t xml:space="preserve">m going to apply for office space. </w:t>
+        <w:t>barely did. Hai took the same exam last year and failed. He retook it this year and received a conditional pass, which means he has to take an English course this semester. The department has already assigned me to a class, and tomorrow I'm going to apply for office space.</w:t>
+      </w:r>
+      <w:r>
+        <w:t xml:space="preserve"> </w:t>
       </w:r>
     </w:p>
     <w:p>
@@ -4125,23 +4154,27 @@
         <w:pStyle w:val="CSP-ChapterBodyText"/>
         <w:jc w:val="center"/>
         <w:rPr>
+          <w:rFonts w:cs="Segoe UI Symbol"/>
+        </w:rPr>
+      </w:pPr>
+      <w:r>
+        <w:rPr>
           <w:rFonts w:ascii="Segoe UI Symbol" w:hAnsi="Segoe UI Symbol" w:cs="Segoe UI Symbol"/>
         </w:rPr>
-      </w:pPr>
-      <w:r>
-        <w:rPr>
-          <w:rFonts w:ascii="Segoe UI Symbol" w:hAnsi="Segoe UI Symbol" w:cs="Segoe UI Symbol"/>
-        </w:rPr>
         <w:t>❧❧❧</w:t>
       </w:r>
     </w:p>
     <w:p>
       <w:pPr>
         <w:pStyle w:val="CSP-ChapterBodyText"/>
-        <w:jc w:val="center"/>
-        <w:rPr>
-          <w:rFonts w:ascii="Segoe UI Symbol" w:hAnsi="Segoe UI Symbol" w:cs="Segoe UI Symbol"/>
-        </w:rPr>
+        <w:rPr>
+          <w:rFonts w:cs="Segoe UI Symbol"/>
+        </w:rPr>
+      </w:pPr>
+    </w:p>
+    <w:p>
+      <w:pPr>
+        <w:pStyle w:val="CSP-ChapterBodyText"/>
       </w:pPr>
     </w:p>
     <w:p>
@@ -4196,31 +4229,24 @@
         <w:pStyle w:val="CSP-ChapterBodyText"/>
       </w:pPr>
       <w:r>
-        <w:t>You can use this address to write to me from now on. I</w:t>
-      </w:r>
-      <w:r>
-        <w:t>’</w:t>
-      </w:r>
-      <w:r>
-        <w:t>m not particularly thrilled with the place—the air conditioner is quite noisy. My share of the rent is $250 a month. It</w:t>
-      </w:r>
-      <w:r>
-        <w:t>’</w:t>
-      </w:r>
-      <w:r>
-        <w:t>s a two-bedroom apartment, and I</w:t>
-      </w:r>
-      <w:r>
-        <w:t>’</w:t>
-      </w:r>
-      <w:r>
-        <w:t>m sharing it with another Chinese student. Around here, it</w:t>
-      </w:r>
-      <w:r>
-        <w:t>’</w:t>
-      </w:r>
-      <w:r>
-        <w:t>s pretty much the norm for Chinese students to room together.</w:t>
+        <w:t xml:space="preserve">You can use this address to write to me from now on. It's a two-bedroom apartment, and I'm sharing it with another Chinese student. Around here, it's pretty much the norm for </w:t>
+      </w:r>
+      <w:r>
+        <w:lastRenderedPageBreak/>
+        <w:t>Chinese students to room together. My share of the rent is $250 a month.</w:t>
+      </w:r>
+    </w:p>
+    <w:p>
+      <w:pPr>
+        <w:pStyle w:val="CSP-ChapterBodyText"/>
+      </w:pPr>
+    </w:p>
+    <w:p>
+      <w:pPr>
+        <w:pStyle w:val="CSP-ChapterBodyText"/>
+      </w:pPr>
+      <w:r>
+        <w:t>The apartment is considered inexpensive by Austin standards. The tenants are mostly Mexican and Chinese. It has air conditioning, which we leave running day and night, though I'm not particularly thrilled with the loud hum. Hot water is available around the clock—and not just in the shower. Every faucet has two knobs, one for cold water and one for hot water. The floors are carpeted, though the carpet isn't the highest quality. Every bedroom has a large built-in closet. These conditions aren't considered luxurious in America, but if you place this apartment in China, it would be considered quite nice, wouldn't it?</w:t>
       </w:r>
     </w:p>
     <w:p>
@@ -4264,25 +4290,6 @@
         <w:pStyle w:val="CSP-ChapterBodyText"/>
       </w:pPr>
       <w:r>
-        <w:t>My monthly TA stipend is $1,067, which doesn</w:t>
-      </w:r>
-      <w:r>
-        <w:t>’</w:t>
-      </w:r>
-      <w:r>
-        <w:t xml:space="preserve">t include health insurance, and I also have to pay my tuition and fees. Tuition and fees for the fall semester came to $1,457.97. </w:t>
-      </w:r>
-    </w:p>
-    <w:p>
-      <w:pPr>
-        <w:pStyle w:val="CSP-ChapterBodyText"/>
-      </w:pPr>
-    </w:p>
-    <w:p>
-      <w:pPr>
-        <w:pStyle w:val="CSP-ChapterBodyText"/>
-      </w:pPr>
-      <w:r>
         <w:t>Chun still hasn</w:t>
       </w:r>
       <w:r>
@@ -4357,7 +4364,13 @@
         <w:footnoteReference w:id="6"/>
       </w:r>
       <w:r>
-        <w:t xml:space="preserve"> I even have a class that runs straight from 11:00 a.m. to 12:30 p.m.</w:t>
+        <w:t xml:space="preserve"> I even have a class that runs straight from </w:t>
+      </w:r>
+      <w:r>
+        <w:t>noon</w:t>
+      </w:r>
+      <w:r>
+        <w:t xml:space="preserve"> to 1:30 p.m.</w:t>
       </w:r>
     </w:p>
     <w:p>
@@ -4376,13 +4389,10 @@
         <w:t>’</w:t>
       </w:r>
       <w:r>
-        <w:t>ll deposit the money in the bank in a couple of days, so please don</w:t>
-      </w:r>
-      <w:r>
-        <w:t>’</w:t>
-      </w:r>
-      <w:r>
-        <w:t>t worry.</w:t>
+        <w:t>ll deposit the money in the bank in a couple of days</w:t>
+      </w:r>
+      <w:r>
+        <w:t xml:space="preserve"> , so don't worry about it.</w:t>
       </w:r>
     </w:p>
     <w:p>
@@ -4394,9 +4404,6 @@
           <w:iCs/>
         </w:rPr>
       </w:pPr>
-      <w:r>
-        <w:br w:type="page"/>
-      </w:r>
     </w:p>
     <w:p>
       <w:pPr>
@@ -4565,7 +4572,7 @@
         <w:pStyle w:val="CSP-ChapterBodyText"/>
       </w:pPr>
       <w:r>
-        <w:t>Happy Mid-Autumn Festival! Actually, I only realized a few days ago that the holiday was just around the corner. On the evening before the holiday, I went to an event organized by a Chinese Christian group.</w:t>
+        <w:t>Happy Mid-Autumn Festival! Actually, I only realized a few days ago that it was just around the corner. On the eve of the festival, I went to a gathering organized by a Chinese Christian group.</w:t>
       </w:r>
       <w:r>
         <w:rPr>
@@ -4574,7 +4581,10 @@
         <w:footnoteReference w:id="7"/>
       </w:r>
       <w:r>
-        <w:t xml:space="preserve"> There were about 120 people there, and the atmosphere was really lively. We had a potluck dinner, sang worship songs, listened to a sermon, and enjoyed some mooncakes</w:t>
+        <w:t xml:space="preserve"> </w:t>
+      </w:r>
+      <w:r>
+        <w:t>About 120 people attended, and the atmosphere was really lively. After a potluck dinner, where everyone brought a dish to share, we sang worship songs, listened to a sermon, and enjoyed some mooncakes</w:t>
       </w:r>
       <w:r>
         <w:rPr>
@@ -4614,7 +4624,10 @@
         <w:t>’</w:t>
       </w:r>
       <w:r>
-        <w:t>t have the time. To my surprise, many churches and Christian groups seem eager to reach out to international students. Just this past Wednesday, two Americans spent about an hour explaining the Bible to me.</w:t>
+        <w:t xml:space="preserve">t have the time. To my surprise, many churches and Christian groups seem eager to reach out to international students. </w:t>
+      </w:r>
+      <w:r>
+        <w:t>Just this past Wednesday, two Americans I'd met on the street earlier sat me down and spent about an hour explaining the Bible to me.</w:t>
       </w:r>
     </w:p>
     <w:p>
@@ -4674,19 +4687,7 @@
         <w:pStyle w:val="CSP-ChapterBodyText"/>
       </w:pPr>
       <w:r>
-        <w:t>Calling the U.S. from China is expensive, but I</w:t>
-      </w:r>
-      <w:r>
-        <w:t>’</w:t>
-      </w:r>
-      <w:r>
-        <w:t xml:space="preserve">ve heard there are services that </w:t>
-      </w:r>
-      <w:r>
-        <w:t>let</w:t>
-      </w:r>
-      <w:r>
-        <w:t xml:space="preserve"> me to pay for the call on my end.</w:t>
+        <w:t>Calling the U.S. from China can be expensive, but I've heard there are services that let me pay for the call on my end.</w:t>
       </w:r>
       <w:r>
         <w:rPr>
@@ -4722,13 +4723,10 @@
         <w:t>’</w:t>
       </w:r>
       <w:r>
-        <w:t>t write to them separately, since letter writing takes up so much time. From now on, I</w:t>
-      </w:r>
-      <w:r>
-        <w:t>’</w:t>
-      </w:r>
-      <w:r>
-        <w:t>ll probably only be able to write home once a week, and I may not always get around to mailing a letter every week.</w:t>
+        <w:t xml:space="preserve">t write to them separately, since letter writing takes up so much time. </w:t>
+      </w:r>
+      <w:r>
+        <w:t>From now on, I'll probably only be able to write home once every couple of weeks, and I may not always get around to mailing a letter right away.</w:t>
       </w:r>
     </w:p>
     <w:p>
@@ -4747,13 +4745,13 @@
         <w:t>’</w:t>
       </w:r>
       <w:r>
-        <w:t xml:space="preserve">s being said. Having a TV would give me a way to unwind and practice my English </w:t>
-      </w:r>
-      <w:r>
-        <w:t xml:space="preserve">listening skills </w:t>
-      </w:r>
-      <w:r>
-        <w:t>at the same time—how great would that be! However, I still owe the university over $1,300 in tuition and fees, so the TV will probably have to wait a couple more months. My long-term goal is to buy a car within a year—cars are really expensive here, and a decent used one costs over $3,000. It</w:t>
+        <w:t xml:space="preserve">s being said. </w:t>
+      </w:r>
+      <w:r>
+        <w:t>Watching TV would allow me to unwind and practice my English listening skills at the same time—how great would that be!</w:t>
+      </w:r>
+      <w:r>
+        <w:t xml:space="preserve"> However, I still owe the university over $1,300 in tuition and fees, so the TV will probably have to wait a couple more months. My long-term goal is to buy a car within a year—cars are really expensive here, and a decent used one costs over $3,000. It</w:t>
       </w:r>
       <w:r>
         <w:t>’</w:t>
@@ -5039,7 +5037,7 @@
         <w:pStyle w:val="CSP-ChapterBodyText"/>
       </w:pPr>
       <w:r>
-        <w:t>I received both of your letters—the ones dated September 11th and 13th—at the same time yesterday! The one dated the 13th only took nine days to arrive. It seems letters have a mind of their own and travel as fast or as slowly as they please. I was so happy to get them! After being in the U.S. for over a month and sending out three letters, I finally received my first replies.</w:t>
+        <w:t>I received both of your letters—the ones dated September 11th and 13th—at the same time yesterday! The one dated the 13th only took nine days to arrive. It seems letters have a mind of their own, traveling as fast or as slowly as they please. I was so happy to get them! After over a month in the U.S. and three letters home, I finally received your first replies.</w:t>
       </w:r>
     </w:p>
     <w:p>
@@ -5054,6 +5052,21 @@
       <w:r>
         <w:t>Now that I knew you had a phone line installed at home, I decided to give it a try and called you last night.</w:t>
       </w:r>
+      <w:r>
+        <w:t xml:space="preserve"> </w:t>
+      </w:r>
+      <w:r>
+        <w:t>You mentioned that there’s a slight delay during our phone conversations. That may simply be because your voice has to travel halfway around the world to reach me, and my reply has to make the same journey back before you can hear it. In other words, whenever you say something, you won’t hear my response until the sound has effectively traveled around the entire globe.</w:t>
+      </w:r>
+      <w:r>
+        <w:rPr>
+          <w:rStyle w:val="FootnoteReference"/>
+        </w:rPr>
+        <w:footnoteReference w:id="11"/>
+      </w:r>
+      <w:r>
+        <w:t xml:space="preserve"> So a slight delay is perfectly normal. Actually, when you think about it, isn’t that amazing?</w:t>
+      </w:r>
     </w:p>
     <w:p>
       <w:pPr>
@@ -5098,6 +5111,7 @@
         <w:rPr>
           <w:rFonts w:ascii="Segoe UI Symbol" w:hAnsi="Segoe UI Symbol" w:cs="Segoe UI Symbol"/>
         </w:rPr>
+        <w:lastRenderedPageBreak/>
         <w:t>❧❧❧</w:t>
       </w:r>
     </w:p>
@@ -5115,138 +5129,117 @@
       <w:pPr>
         <w:pStyle w:val="CSP-ChapterBodyText"/>
       </w:pPr>
-      <w:r>
-        <w:t>At noon on Saturday, our Taiwanese neighbors invited us over for homemade pizza. They piled it high with all kinds of toppings and cheese, and it was absolutely delicious. At least here, cross-strait relations</w:t>
+    </w:p>
+    <w:p>
+      <w:pPr>
+        <w:pStyle w:val="CSP-ChapterBodyText"/>
+      </w:pPr>
+      <w:r>
+        <w:t>My roommate is a</w:t>
+      </w:r>
+      <w:r>
+        <w:t xml:space="preserve"> young</w:t>
+      </w:r>
+      <w:r>
+        <w:t xml:space="preserve"> undergraduate majoring in civil engineering. Like most Chinese undergraduates here, he is a permanent resident who moved to the </w:t>
+      </w:r>
+      <w:r>
+        <w:t>United States</w:t>
+      </w:r>
+      <w:r>
+        <w:t xml:space="preserve"> with his family. He's been in the U.S. for a few years now, and before that, he spent several years studying in Europe. </w:t>
+      </w:r>
+      <w:r>
+        <w:t>He seems like a quiet, polite, and honest person.</w:t>
+      </w:r>
+      <w:r>
+        <w:t xml:space="preserve"> Believe it or not, my roommate's name is also Tong! If someone calls asking for "Tong," things can get a little confusing.</w:t>
+      </w:r>
+    </w:p>
+    <w:p>
+      <w:pPr>
+        <w:pStyle w:val="CSP-ChapterBodyText"/>
+      </w:pPr>
+    </w:p>
+    <w:p>
+      <w:pPr>
+        <w:pStyle w:val="CSP-ChapterBodyText"/>
+      </w:pPr>
+      <w:r>
+        <w:t xml:space="preserve">Our next-door neighbors are two friendly Taiwanese—one undergraduate and one graduate student. Having never met anyone from Taiwan before, I was curious about them. As it turned out, they weren't all that different from us, and we naturally bonded over our shared language, food, and culture. </w:t>
+      </w:r>
+      <w:r>
+        <w:t>Just</w:t>
+      </w:r>
+      <w:r>
+        <w:t xml:space="preserve"> l</w:t>
+      </w:r>
+      <w:r>
+        <w:t>ast Saturday at noon, they invited us over for homemade pizza. They piled it high with all kinds of toppings and cheese, and it was absolutely delicious. At least here, cross-strait relations are very harmonious.</w:t>
       </w:r>
       <w:r>
         <w:rPr>
           <w:rStyle w:val="FootnoteReference"/>
         </w:rPr>
-        <w:footnoteReference w:id="11"/>
+        <w:footnoteReference w:id="12"/>
+      </w:r>
+    </w:p>
+    <w:p>
+      <w:pPr>
+        <w:pStyle w:val="CSP-ChapterBodyText"/>
+      </w:pPr>
+    </w:p>
+    <w:p>
+      <w:pPr>
+        <w:pStyle w:val="CSP-ChapterBodyText"/>
+      </w:pPr>
+      <w:r>
+        <w:t>At UT, probably because there are so many Chinese students, I haven't had as many opportunities to interact with Americans as I had imagined. I practice my listening every day, but I don't get to speak English all that much, and it takes time to make American friends. Fortunately, since I'm a TA, I still get to interact with students. In any case, I'm doing everything I can to find opportunities to practice my spoken English. My ability to understand lectures is improving day by day—I can understand my Indian professor without much difficulty now.</w:t>
+      </w:r>
+    </w:p>
+    <w:p>
+      <w:pPr>
+        <w:pStyle w:val="CSP-ChapterBodyText"/>
+      </w:pPr>
+    </w:p>
+    <w:p>
+      <w:pPr>
+        <w:pStyle w:val="CSP-ChapterBodyText"/>
+      </w:pPr>
+      <w:r>
+        <w:t xml:space="preserve">Being a TA has been pretty easy so far—I only hold two office </w:t>
+      </w:r>
+      <w:r>
+        <w:lastRenderedPageBreak/>
+        <w:t xml:space="preserve">hours a week. To make sure I know what the professor covered in class, I sit in on his lectures three times a week for 45 minutes each. The rest of the job is just grading homework. Usually, no one shows up during my office hours, but a few days before an assignment is due, one or two students come in to ask questions. It's a little embarrassing that I </w:t>
+      </w:r>
+      <w:r>
+        <w:t>still</w:t>
       </w:r>
       <w:r>
         <w:t xml:space="preserve"> </w:t>
       </w:r>
       <w:r>
-        <w:t>are very harmonious.</w:t>
-      </w:r>
-    </w:p>
-    <w:p>
-      <w:pPr>
-        <w:pStyle w:val="CSP-ChapterBodyText"/>
-      </w:pPr>
-    </w:p>
-    <w:p>
-      <w:pPr>
-        <w:pStyle w:val="CSP-ChapterBodyText"/>
-      </w:pPr>
-      <w:r>
-        <w:t>My roommate is an undergraduate majoring in civil engineering. He</w:t>
-      </w:r>
-      <w:r>
-        <w:t>’</w:t>
-      </w:r>
-      <w:r>
-        <w:t>s been in the U.S. for a few years and actually spent several years studying in Europe before that. He seems like a honest, down-to-earth person. Most of the Chinese undergraduates here are permanent residents who moved to the U.S. with their families. Believe it or not, my roommate</w:t>
-      </w:r>
-      <w:r>
-        <w:t>’</w:t>
-      </w:r>
-      <w:r>
-        <w:t xml:space="preserve">s name is </w:t>
-      </w:r>
-      <w:r>
-        <w:t xml:space="preserve">also </w:t>
-      </w:r>
-      <w:r>
-        <w:t xml:space="preserve">Tong! If someone calls asking for </w:t>
-      </w:r>
-      <w:r>
-        <w:t>“</w:t>
-      </w:r>
-      <w:r>
-        <w:t>Tong,</w:t>
-      </w:r>
-      <w:r>
-        <w:t>”</w:t>
-      </w:r>
-      <w:r>
-        <w:t xml:space="preserve"> things can get a little confusing.</w:t>
-      </w:r>
-    </w:p>
-    <w:p>
-      <w:pPr>
-        <w:pStyle w:val="CSP-ChapterBodyText"/>
-      </w:pPr>
-    </w:p>
-    <w:p>
-      <w:pPr>
-        <w:pStyle w:val="CSP-ChapterBodyText"/>
-      </w:pPr>
-      <w:r>
-        <w:t>At UT, probably because there are so many Chinese people around, there aren</w:t>
-      </w:r>
-      <w:r>
-        <w:t>’</w:t>
-      </w:r>
-      <w:r>
-        <w:t>t as many opportunities to interact with local Americans as I had imagined. I practice my listening every day, but I don</w:t>
-      </w:r>
-      <w:r>
-        <w:t>’</w:t>
-      </w:r>
-      <w:r>
-        <w:t>t get to speak English all that much, and making American friends isn</w:t>
-      </w:r>
-      <w:r>
-        <w:t>’</w:t>
-      </w:r>
-      <w:r>
-        <w:t>t easy. Fortunately, since I</w:t>
-      </w:r>
-      <w:r>
-        <w:t>’</w:t>
-      </w:r>
-      <w:r>
-        <w:t>m a TA, I still get to interact with students. In any case, I</w:t>
-      </w:r>
-      <w:r>
-        <w:t>’</w:t>
-      </w:r>
-      <w:r>
-        <w:t>m doing everything I can to find opportunities to practice my spoken English. My ability to understand lectures is improving day by day—I can understand my Indian professor without much difficulty now.</w:t>
-      </w:r>
-    </w:p>
-    <w:p>
-      <w:pPr>
-        <w:pStyle w:val="CSP-ChapterBodyText"/>
-      </w:pPr>
-    </w:p>
-    <w:p>
-      <w:pPr>
-        <w:pStyle w:val="CSP-ChapterBodyText"/>
-      </w:pPr>
-      <w:r>
-        <w:t>Being a TA has been pretty easy so far—I only hold two office hours a week. To make sure I know what the professor covered in class, I sit in on his lectures three times a week for 45 minutes each. The rest of the job is just grading homework. Usually, no one shows up during my office hours, but a few days before an assignment is due, one or two students come in to ask questions. Sometimes I have a hard time catching what they</w:t>
-      </w:r>
-      <w:r>
-        <w:t>’</w:t>
-      </w:r>
-      <w:r>
-        <w:t>re saying, especially some of the students from India.</w:t>
-      </w:r>
-    </w:p>
-    <w:p>
-      <w:pPr>
-        <w:pStyle w:val="CSP-ChapterBodyText"/>
-      </w:pPr>
-    </w:p>
-    <w:p>
-      <w:pPr>
-        <w:pStyle w:val="CSP-ChapterBodyText"/>
-      </w:pPr>
-      <w:r>
-        <w:t>I have an exam next Tuesday. American courses have so many exams—about one a month per class on average—not to mention all the homework, so I</w:t>
+        <w:t>occasionally have a hard time catching what they're saying!</w:t>
+      </w:r>
+    </w:p>
+    <w:p>
+      <w:pPr>
+        <w:pStyle w:val="CSP-ChapterBodyText"/>
+      </w:pPr>
+    </w:p>
+    <w:p>
+      <w:pPr>
+        <w:pStyle w:val="CSP-ChapterBodyText"/>
+      </w:pPr>
+      <w:r>
+        <w:t>I have an exam next Tuesday. American courses have so many</w:t>
+      </w:r>
+      <w:r>
+        <w:t xml:space="preserve"> more</w:t>
+      </w:r>
+      <w:r>
+        <w:t xml:space="preserve"> exams—about one a month per class on average—not to mention all the homework, so I</w:t>
       </w:r>
       <w:r>
         <w:t>’</w:t>
@@ -5258,412 +5251,269 @@
         <w:t>’</w:t>
       </w:r>
       <w:r>
-        <w:t>s when the last campus shuttle runs, and most of the people waiting for the final bus are Chinese students—they are incredibly hardworking! The best time for you to call me is around midnight my time (1:00 p.m. Beijing time). I</w:t>
-      </w:r>
-      <w:r>
-        <w:t>’</w:t>
-      </w:r>
-      <w:r>
-        <w:t xml:space="preserve">ll definitely be </w:t>
+        <w:t xml:space="preserve">s when the last campus shuttle runs, and most of the people waiting for the final bus are Chinese students—they are incredibly hardworking! </w:t>
+      </w:r>
+      <w:r>
+        <w:t>Moving forward, the best time for you to call me is around midnight my local time, which is 1:00 p.m. Beijing time.</w:t>
+      </w:r>
+      <w:r>
+        <w:t xml:space="preserve"> I</w:t>
+      </w:r>
+      <w:r>
+        <w:t>’</w:t>
+      </w:r>
+      <w:r>
+        <w:t>ll definitely be home by then, and I won</w:t>
+      </w:r>
+      <w:r>
+        <w:t>’</w:t>
+      </w:r>
+      <w:r>
+        <w:t>t be asleep yet. I usually get up around 9:00 a.m. My earliest class isn</w:t>
+      </w:r>
+      <w:r>
+        <w:t>’</w:t>
+      </w:r>
+      <w:r>
+        <w:t>t until 11:00 a.m., so I get to sleep in a bit.</w:t>
+      </w:r>
+    </w:p>
+    <w:p>
+      <w:pPr>
+        <w:pStyle w:val="CSP-ChapterBodyText"/>
+      </w:pPr>
+    </w:p>
+    <w:p>
+      <w:pPr>
+        <w:pStyle w:val="CSP-ChapterBodyText"/>
+      </w:pPr>
+      <w:r>
+        <w:t xml:space="preserve">I've realized that I can't really afford to eat burgers regularly—that would put me over budget. In the U.S., prepared food is expensive, while raw ingredients are cheap, so buying groceries and cooking for yourself is definitely the way to go. For example, I can buy a huge box of sixteen chicken drumsticks for just over two dollars, which is about the price of a single burger. I bake more than ten of them at a time. They turn out so delicious that it's a shame you can't taste them! </w:t>
+      </w:r>
+      <w:r>
+        <w:t>I often pack two meals—lunch and dinner—to bring to campus, though eating the same thing several days in a row gets old pretty quickly.</w:t>
+      </w:r>
+    </w:p>
+    <w:p>
+      <w:pPr>
+        <w:pStyle w:val="CSP-ChapterBodyText"/>
+      </w:pPr>
+    </w:p>
+    <w:p>
+      <w:pPr>
+        <w:pStyle w:val="CSP-ChapterBodyText"/>
+      </w:pPr>
+      <w:r>
+        <w:t>Tong</w:t>
+      </w:r>
+    </w:p>
+    <w:p>
+      <w:pPr>
+        <w:pStyle w:val="CSP-ChapterBodyText"/>
+      </w:pPr>
+      <w:r>
+        <w:t>09/27 at 1:00 a.m.</w:t>
+      </w:r>
+    </w:p>
+    <w:p>
+      <w:pPr>
+        <w:pStyle w:val="CSP-ChapterBodyText"/>
+      </w:pPr>
+    </w:p>
+    <w:p>
+      <w:pPr>
+        <w:pStyle w:val="CSP-ChapterBodyText"/>
+      </w:pPr>
+      <w:r>
+        <w:t xml:space="preserve">P.S. </w:t>
+      </w:r>
+      <w:r>
+        <w:t>I also received my first letter from Chun today.</w:t>
+      </w:r>
+    </w:p>
+    <w:p>
+      <w:pPr>
+        <w:pStyle w:val="CSP-ChapterBodyText"/>
+      </w:pPr>
+    </w:p>
+    <w:p>
+      <w:pPr>
+        <w:pStyle w:val="CSP-ChapterBodyText"/>
+      </w:pPr>
+    </w:p>
+    <w:p>
+      <w:pPr>
+        <w:pStyle w:val="CSP-ChapterBodyText"/>
+        <w:jc w:val="center"/>
+        <w:rPr>
+          <w:rFonts w:ascii="Segoe UI Symbol" w:hAnsi="Segoe UI Symbol" w:cs="Segoe UI Symbol"/>
+        </w:rPr>
+      </w:pPr>
+      <w:r>
+        <w:rPr>
+          <w:rFonts w:ascii="Segoe UI Symbol" w:hAnsi="Segoe UI Symbol" w:cs="Segoe UI Symbol"/>
+        </w:rPr>
+        <w:t>❧❧❧</w:t>
+      </w:r>
+    </w:p>
+    <w:p>
+      <w:pPr>
+        <w:pStyle w:val="CSP-ChapterBodyText"/>
+      </w:pPr>
+    </w:p>
+    <w:p>
+      <w:pPr>
+        <w:pStyle w:val="CSP-ChapterBodyText"/>
+      </w:pPr>
+    </w:p>
+    <w:p>
+      <w:pPr>
+        <w:pStyle w:val="CSP-ChapterBodyText"/>
+      </w:pPr>
+    </w:p>
+    <w:p>
+      <w:pPr>
+        <w:pStyle w:val="CSP-ChapterBodyText"/>
+      </w:pPr>
+      <w:r>
+        <w:t>I got my first paycheck! I didn</w:t>
+      </w:r>
+      <w:r>
+        <w:t>’</w:t>
+      </w:r>
+      <w:r>
+        <w:t>t expect it to come so soon. I had originally planned to go shopping but was worried I didn</w:t>
+      </w:r>
+      <w:r>
+        <w:t>’</w:t>
+      </w:r>
+      <w:r>
+        <w:t xml:space="preserve">t have much money left in my checking account, so I checked my balance over the phone. To my surprise, there was actually $1,140 in it! As it turns out, today is the last day of September, which means </w:t>
+      </w:r>
+      <w:proofErr w:type="gramStart"/>
+      <w:r>
+        <w:t>it</w:t>
+      </w:r>
+      <w:r>
+        <w:t>’</w:t>
+      </w:r>
+      <w:r>
+        <w:t>s</w:t>
+      </w:r>
+      <w:proofErr w:type="gramEnd"/>
+      <w:r>
+        <w:t xml:space="preserve"> payday.</w:t>
+      </w:r>
+    </w:p>
+    <w:p>
+      <w:pPr>
+        <w:pStyle w:val="CSP-ChapterBodyText"/>
+      </w:pPr>
+    </w:p>
+    <w:p>
+      <w:pPr>
+        <w:pStyle w:val="CSP-ChapterBodyText"/>
+      </w:pPr>
+      <w:r>
+        <w:t xml:space="preserve">Today I went to the Chinese grocery store—one of only two in Austin—and bought two pounds of shrimp, a big bag of mussels, and a box of squid. This is the first time since coming to America that I've treated myself to seafood. Seafood is still expensive—the shrimp weren't even that large, but they cost $2.99 a pound. </w:t>
+      </w:r>
+      <w:r>
+        <w:t>Unlike American supermarkets, the Chinese grocery store is cramped and a little damp, and carries an unpleasant smell of fish and raw meat—but I'm grateful it exists.</w:t>
+      </w:r>
+      <w:r>
+        <w:t xml:space="preserve"> There are things you simply can't find anywhere else.</w:t>
+      </w:r>
+    </w:p>
+    <w:p>
+      <w:pPr>
+        <w:pStyle w:val="CSP-ChapterBodyText"/>
+      </w:pPr>
+    </w:p>
+    <w:p>
+      <w:pPr>
+        <w:pStyle w:val="CSP-ChapterBodyText"/>
+      </w:pPr>
+      <w:r>
+        <w:t>I hope this letter reaches you before Mom</w:t>
+      </w:r>
+      <w:r>
+        <w:t>’</w:t>
+      </w:r>
+      <w:r>
+        <w:t>s birthday on October 13th. Happy Birthday, Mom!</w:t>
+      </w:r>
+    </w:p>
+    <w:p>
+      <w:pPr>
+        <w:pStyle w:val="CSP-ChapterBodyText"/>
+      </w:pPr>
+    </w:p>
+    <w:p>
+      <w:pPr>
+        <w:pStyle w:val="CSP-ChapterBodyText"/>
+      </w:pPr>
+      <w:r>
+        <w:t>Tong</w:t>
+      </w:r>
+    </w:p>
+    <w:p>
+      <w:pPr>
+        <w:pStyle w:val="CSP-ChapterBodyText"/>
+      </w:pPr>
+      <w:r>
+        <w:t>09/30/95</w:t>
+      </w:r>
+    </w:p>
+    <w:p>
+      <w:pPr>
+        <w:pStyle w:val="CSP-ChapterBodyText"/>
+      </w:pPr>
+    </w:p>
+    <w:p>
+      <w:pPr>
+        <w:pStyle w:val="CSP-ChapterBodyText"/>
+      </w:pPr>
+    </w:p>
+    <w:p>
+      <w:pPr>
+        <w:pStyle w:val="CSP-ChapterBodyText"/>
+        <w:jc w:val="center"/>
+        <w:rPr>
+          <w:rFonts w:ascii="Segoe UI Symbol" w:hAnsi="Segoe UI Symbol" w:cs="Segoe UI Symbol"/>
+        </w:rPr>
+      </w:pPr>
+      <w:r>
+        <w:rPr>
+          <w:rFonts w:ascii="Segoe UI Symbol" w:hAnsi="Segoe UI Symbol" w:cs="Segoe UI Symbol"/>
+        </w:rPr>
+        <w:t>❧❧❧</w:t>
+      </w:r>
+    </w:p>
+    <w:p>
+      <w:pPr>
+        <w:pStyle w:val="CSP-ChapterBodyText"/>
+      </w:pPr>
+    </w:p>
+    <w:p>
+      <w:pPr>
+        <w:pStyle w:val="CSP-ChapterBodyText"/>
+      </w:pPr>
+    </w:p>
+    <w:p>
+      <w:pPr>
+        <w:pStyle w:val="CSP-ChapterBodyText"/>
+      </w:pPr>
+    </w:p>
+    <w:p>
+      <w:pPr>
+        <w:pStyle w:val="CSP-ChapterBodyText"/>
+      </w:pPr>
+      <w:r>
+        <w:t xml:space="preserve">I just received your third letter, dated September 24th, along with Chun's second letter. She wrote that the administration at her institute had refused to issue her academic transcripts. Their preliminary decision was to delay issuing them until this time </w:t>
       </w:r>
       <w:r>
         <w:lastRenderedPageBreak/>
-        <w:t>home by then, and I won</w:t>
-      </w:r>
-      <w:r>
-        <w:t>’</w:t>
-      </w:r>
-      <w:r>
-        <w:t>t be asleep yet. I usually get up around 9:00 a.m. My earliest class isn</w:t>
-      </w:r>
-      <w:r>
-        <w:t>’</w:t>
-      </w:r>
-      <w:r>
-        <w:t>t until 11:00 a.m., so I get to sleep in a bit.</w:t>
-      </w:r>
-    </w:p>
-    <w:p>
-      <w:pPr>
-        <w:pStyle w:val="CSP-ChapterBodyText"/>
-      </w:pPr>
-    </w:p>
-    <w:p>
-      <w:pPr>
-        <w:pStyle w:val="CSP-ChapterBodyText"/>
-      </w:pPr>
-      <w:r>
-        <w:t>I</w:t>
-      </w:r>
-      <w:r>
-        <w:t>’</w:t>
-      </w:r>
-      <w:r>
-        <w:t>ve realized that I can</w:t>
-      </w:r>
-      <w:r>
-        <w:t>’</w:t>
-      </w:r>
-      <w:r>
-        <w:t>t really afford to eat burgers regularly—that would put me way over budget. In the U.S., prepared food is expensive, while raw ingredients are cheap, so buying groceries and cooking for yourself is definitely the way to go. For example, I can buy a huge box of sixteen chicken drumsticks for just over two dollars, which is about the price of a single burger. I bake more than ten of them at a time. They turn out so delicious that it</w:t>
-      </w:r>
-      <w:r>
-        <w:t>’</w:t>
-      </w:r>
-      <w:r>
-        <w:t>s a shame you can</w:t>
-      </w:r>
-      <w:r>
-        <w:t>’</w:t>
-      </w:r>
-      <w:r>
-        <w:t>t taste them! I often bring two meals with me to campus, though eating the same thing for several days in a row can get old pretty quickly.</w:t>
-      </w:r>
-    </w:p>
-    <w:p>
-      <w:pPr>
-        <w:pStyle w:val="CSP-ChapterBodyText"/>
-      </w:pPr>
-    </w:p>
-    <w:p>
-      <w:pPr>
-        <w:pStyle w:val="CSP-ChapterBodyText"/>
-      </w:pPr>
-      <w:r>
-        <w:t>I also received a letter from Chun today.</w:t>
-      </w:r>
-    </w:p>
-    <w:p>
-      <w:pPr>
-        <w:pStyle w:val="CSP-ChapterBodyText"/>
-      </w:pPr>
-    </w:p>
-    <w:p>
-      <w:pPr>
-        <w:pStyle w:val="CSP-ChapterBodyText"/>
-      </w:pPr>
-    </w:p>
-    <w:p>
-      <w:pPr>
-        <w:pStyle w:val="CSP-ChapterBodyText"/>
-      </w:pPr>
-      <w:r>
-        <w:t>Tong</w:t>
-      </w:r>
-    </w:p>
-    <w:p>
-      <w:pPr>
-        <w:pStyle w:val="CSP-ChapterBodyText"/>
-      </w:pPr>
-      <w:r>
-        <w:t>09/27 at 1:00 a.m.</w:t>
-      </w:r>
-    </w:p>
-    <w:p>
-      <w:pPr>
-        <w:pStyle w:val="CSP-ChapterBodyText"/>
-      </w:pPr>
-    </w:p>
-    <w:p>
-      <w:pPr>
-        <w:pStyle w:val="CSP-ChapterBodyText"/>
-      </w:pPr>
-    </w:p>
-    <w:p>
-      <w:pPr>
-        <w:pStyle w:val="CSP-ChapterBodyText"/>
-        <w:jc w:val="center"/>
-        <w:rPr>
-          <w:rFonts w:ascii="Segoe UI Symbol" w:hAnsi="Segoe UI Symbol" w:cs="Segoe UI Symbol"/>
-        </w:rPr>
-      </w:pPr>
-      <w:r>
-        <w:rPr>
-          <w:rFonts w:ascii="Segoe UI Symbol" w:hAnsi="Segoe UI Symbol" w:cs="Segoe UI Symbol"/>
-        </w:rPr>
-        <w:t>❧❧❧</w:t>
-      </w:r>
-    </w:p>
-    <w:p>
-      <w:pPr>
-        <w:pStyle w:val="CSP-ChapterBodyText"/>
-      </w:pPr>
-    </w:p>
-    <w:p>
-      <w:pPr>
-        <w:pStyle w:val="CSP-ChapterBodyText"/>
-      </w:pPr>
-    </w:p>
-    <w:p>
-      <w:pPr>
-        <w:pStyle w:val="CSP-ChapterBodyText"/>
-      </w:pPr>
-      <w:r>
-        <w:t>I got my first paycheck! I didn</w:t>
-      </w:r>
-      <w:r>
-        <w:t>’</w:t>
-      </w:r>
-      <w:r>
-        <w:t>t expect it to come so soon. I had originally planned to go shopping but was worried I didn</w:t>
-      </w:r>
-      <w:r>
-        <w:t>’</w:t>
-      </w:r>
-      <w:r>
-        <w:t>t have much money left in my checking account, so I checked my balance over the phone. To my surprise, there was actually $1,140 in it! As it turns out, today is the last day of September, which means it</w:t>
-      </w:r>
-      <w:r>
-        <w:t>’</w:t>
-      </w:r>
-      <w:r>
-        <w:t>s payday.</w:t>
-      </w:r>
-    </w:p>
-    <w:p>
-      <w:pPr>
-        <w:pStyle w:val="CSP-ChapterBodyText"/>
-      </w:pPr>
-    </w:p>
-    <w:p>
-      <w:pPr>
-        <w:pStyle w:val="CSP-ChapterBodyText"/>
-      </w:pPr>
-      <w:r>
-        <w:t>Today I went to the Chinese grocery store—one of only two in Austin—and bought two pounds of shrimp, a big bag of mussels, and a box of squid. This is the first time since coming to America that I</w:t>
-      </w:r>
-      <w:r>
-        <w:t>’</w:t>
-      </w:r>
-      <w:r>
-        <w:t>ve treated myself to seafood. Seafood is still expensive—the shrimp weren</w:t>
-      </w:r>
-      <w:r>
-        <w:t>’</w:t>
-      </w:r>
-      <w:r>
-        <w:t xml:space="preserve">t even that large, but they cost </w:t>
-      </w:r>
-      <w:r>
-        <w:lastRenderedPageBreak/>
-        <w:t>$2.99 a pound. Unlike American supermarkets, the Chinese grocery store is cramped and a little damp, and always smells faintly of fish past its prime—but I</w:t>
-      </w:r>
-      <w:r>
-        <w:t>’</w:t>
-      </w:r>
-      <w:r>
-        <w:t>m grateful it exists. There are things you simply can</w:t>
-      </w:r>
-      <w:r>
-        <w:t>’</w:t>
-      </w:r>
-      <w:r>
-        <w:t>t find anywhere else.</w:t>
-      </w:r>
-    </w:p>
-    <w:p>
-      <w:pPr>
-        <w:pStyle w:val="CSP-ChapterBodyText"/>
-      </w:pPr>
-    </w:p>
-    <w:p>
-      <w:pPr>
-        <w:pStyle w:val="CSP-ChapterBodyText"/>
-      </w:pPr>
-      <w:r>
-        <w:t>The apartment I live in is considered inexpensive by Austin standards. The tenants are mostly Mexican and Chinese. It has air conditioning, which we leave running day and night, but you can</w:t>
-      </w:r>
-      <w:r>
-        <w:t>’</w:t>
-      </w:r>
-      <w:r>
-        <w:t>t actually see an air-conditioning unit anywhere—only vents in the walls. Hot water is available around the clock—and not just in the shower</w:t>
-      </w:r>
-      <w:r>
-        <w:t>.</w:t>
-      </w:r>
-      <w:r>
-        <w:t xml:space="preserve"> </w:t>
-      </w:r>
-      <w:r>
-        <w:t>E</w:t>
-      </w:r>
-      <w:r>
-        <w:t>very faucet has two knobs, one for cold water and one for hot water. The floors are carpeted, though the carpet isn</w:t>
-      </w:r>
-      <w:r>
-        <w:t>’</w:t>
-      </w:r>
-      <w:r>
-        <w:t>t the highest quality. Every bedroom has a large built-in closet. These conditions aren</w:t>
-      </w:r>
-      <w:r>
-        <w:t>’</w:t>
-      </w:r>
-      <w:r>
-        <w:t>t considered luxurious in America, but if you place this apartment in China, it would be considered quite nice, wouldn</w:t>
-      </w:r>
-      <w:r>
-        <w:t>’</w:t>
-      </w:r>
-      <w:r>
-        <w:t>t it?</w:t>
-      </w:r>
-    </w:p>
-    <w:p>
-      <w:pPr>
-        <w:pStyle w:val="CSP-ChapterBodyText"/>
-      </w:pPr>
-    </w:p>
-    <w:p>
-      <w:pPr>
-        <w:pStyle w:val="CSP-ChapterBodyText"/>
-      </w:pPr>
-      <w:r>
-        <w:t>I hope this letter reaches you before Mom</w:t>
-      </w:r>
-      <w:r>
-        <w:t>’</w:t>
-      </w:r>
-      <w:r>
-        <w:t>s birthday on October 13th. Happy Birthday, Mom!</w:t>
-      </w:r>
-    </w:p>
-    <w:p>
-      <w:pPr>
-        <w:pStyle w:val="CSP-ChapterBodyText"/>
-      </w:pPr>
-    </w:p>
-    <w:p>
-      <w:pPr>
-        <w:pStyle w:val="CSP-ChapterBodyText"/>
-      </w:pPr>
-      <w:r>
-        <w:t>Tong</w:t>
-      </w:r>
-    </w:p>
-    <w:p>
-      <w:pPr>
-        <w:pStyle w:val="CSP-ChapterBodyText"/>
-      </w:pPr>
-      <w:r>
-        <w:t>09/30/95</w:t>
-      </w:r>
-    </w:p>
-    <w:p>
-      <w:pPr>
-        <w:pStyle w:val="CSP-ChapterBodyText"/>
-        <w:jc w:val="center"/>
-        <w:rPr>
-          <w:rFonts w:ascii="Segoe UI Symbol" w:hAnsi="Segoe UI Symbol" w:cs="Segoe UI Symbol"/>
-        </w:rPr>
-      </w:pPr>
-    </w:p>
-    <w:p>
-      <w:pPr>
-        <w:pStyle w:val="CSP-ChapterBodyText"/>
-        <w:jc w:val="center"/>
-        <w:rPr>
-          <w:rFonts w:ascii="Segoe UI Symbol" w:hAnsi="Segoe UI Symbol" w:cs="Segoe UI Symbol"/>
-        </w:rPr>
-      </w:pPr>
-    </w:p>
-    <w:p>
-      <w:pPr>
-        <w:pStyle w:val="CSP-ChapterBodyText"/>
-        <w:jc w:val="center"/>
-        <w:rPr>
-          <w:rFonts w:ascii="Segoe UI Symbol" w:hAnsi="Segoe UI Symbol" w:cs="Segoe UI Symbol"/>
-        </w:rPr>
-      </w:pPr>
-      <w:r>
-        <w:rPr>
-          <w:rFonts w:ascii="Segoe UI Symbol" w:hAnsi="Segoe UI Symbol" w:cs="Segoe UI Symbol"/>
-        </w:rPr>
-        <w:t>❧❧❧</w:t>
-      </w:r>
-    </w:p>
-    <w:p>
-      <w:pPr>
-        <w:pStyle w:val="CSP-ChapterBodyText"/>
-      </w:pPr>
-    </w:p>
-    <w:p>
-      <w:pPr>
-        <w:pStyle w:val="CSP-ChapterBodyText"/>
-      </w:pPr>
-    </w:p>
-    <w:p>
-      <w:pPr>
-        <w:pStyle w:val="CSP-ChapterBodyText"/>
-      </w:pPr>
-      <w:r>
-        <w:t>I just received your third letter, dated September 24th, along with Chun</w:t>
-      </w:r>
-      <w:r>
-        <w:t>’</w:t>
-      </w:r>
-      <w:r>
-        <w:t>s second letter. She wrote that the administration at her institute refuses to issue her academic transcripts for the time being. Their preliminary decision is to delay it until this time next year. If that</w:t>
-      </w:r>
-      <w:r>
-        <w:t>’</w:t>
-      </w:r>
-      <w:r>
-        <w:t>s the case, Chun won</w:t>
-      </w:r>
-      <w:r>
-        <w:t>’</w:t>
-      </w:r>
-      <w:r>
-        <w:t>t be able to apply to graduate schools for the fall of 1996.</w:t>
-      </w:r>
-    </w:p>
-    <w:p>
-      <w:pPr>
-        <w:pStyle w:val="CSP-ChapterBodyText"/>
-      </w:pPr>
-    </w:p>
-    <w:p>
-      <w:pPr>
-        <w:pStyle w:val="CSP-ChapterBodyText"/>
-      </w:pPr>
-      <w:r>
-        <w:t>You mentioned that there</w:t>
-      </w:r>
-      <w:r>
-        <w:t>’</w:t>
-      </w:r>
-      <w:r>
-        <w:t xml:space="preserve">s a slight delay during our phone conversations. That may simply be because your voice has to travel halfway around the world to reach me, and my reply has </w:t>
-      </w:r>
-      <w:r>
-        <w:lastRenderedPageBreak/>
-        <w:t>to make the same journey back before you can hear it. In other words, whenever you say something, you won</w:t>
-      </w:r>
-      <w:r>
-        <w:t>’</w:t>
-      </w:r>
-      <w:r>
-        <w:t>t hear my response until the sound has effectively traveled around the entire globe.</w:t>
-      </w:r>
-      <w:r>
-        <w:rPr>
-          <w:rStyle w:val="FootnoteReference"/>
-        </w:rPr>
-        <w:footnoteReference w:id="12"/>
-      </w:r>
-      <w:r>
-        <w:t xml:space="preserve"> </w:t>
-      </w:r>
-      <w:r>
-        <w:t>So a slight delay is perfectly normal. Actually, when you think about it, isn</w:t>
-      </w:r>
-      <w:r>
-        <w:t>’</w:t>
-      </w:r>
-      <w:r>
-        <w:t>t that amazing?</w:t>
+        <w:t>next year. If that is the case, our plans will have to be delayed—she won't be able to apply to graduate schools in the United States for the fall of 1996.</w:t>
       </w:r>
     </w:p>
     <w:p>
@@ -5855,19 +5705,6 @@
         <w:pStyle w:val="CSP-ChapterBodyText"/>
       </w:pPr>
       <w:r>
-        <w:t>Dear Dad and Mom,</w:t>
-      </w:r>
-    </w:p>
-    <w:p>
-      <w:pPr>
-        <w:pStyle w:val="CSP-ChapterBodyText"/>
-      </w:pPr>
-    </w:p>
-    <w:p>
-      <w:pPr>
-        <w:pStyle w:val="CSP-ChapterBodyText"/>
-      </w:pPr>
-      <w:r>
         <w:t>The semester is already half over, and the fall term wraps up in mid-December.</w:t>
       </w:r>
     </w:p>
@@ -5881,31 +5718,45 @@
         <w:pStyle w:val="CSP-ChapterBodyText"/>
       </w:pPr>
       <w:r>
-        <w:t>A week ago, I bought a used color TV for $120. It</w:t>
-      </w:r>
-      <w:r>
-        <w:t>’</w:t>
-      </w:r>
-      <w:r>
-        <w:t>s practically brand new—even the plastic wrap is still on the remote control! It</w:t>
-      </w:r>
-      <w:r>
-        <w:t>’</w:t>
-      </w:r>
-      <w:r>
-        <w:t>s a Samsung from South Korea, so the quality is pretty good. Since I haven</w:t>
-      </w:r>
-      <w:r>
-        <w:t>’</w:t>
-      </w:r>
-      <w:r>
-        <w:t xml:space="preserve">t </w:t>
-      </w:r>
-      <w:r>
-        <w:t xml:space="preserve">had </w:t>
-      </w:r>
-      <w:r>
-        <w:t>cable hooked up, it can only pick up about seven or eight local channels. I especially enjoy watching comedy shows called sitcoms.</w:t>
+        <w:t>Right now, exams are starting to pile up, and I expect I'll have tests every week from now on. On one of my recent exams, there wasn't nearly enough time, and the questions weren't easy, so I only managed to finish about half of them. I honestly thought I'd completely blown it. The exam was worth 75 points, and I ended up scoring 42. Fortunately, because everyone did so poorly, the professor had to adjust the total down to 50 points. That turned my score into a 42 out of 50, which actually isn't bad at all!</w:t>
+      </w:r>
+    </w:p>
+    <w:p>
+      <w:pPr>
+        <w:pStyle w:val="CSP-ChapterBodyText"/>
+      </w:pPr>
+    </w:p>
+    <w:p>
+      <w:pPr>
+        <w:pStyle w:val="CSP-ChapterBodyText"/>
+      </w:pPr>
+      <w:r>
+        <w:t xml:space="preserve">My apartment lease is up at the end of February. I could renew it, </w:t>
+      </w:r>
+      <w:proofErr w:type="gramStart"/>
+      <w:r>
+        <w:t>but</w:t>
+      </w:r>
+      <w:proofErr w:type="gramEnd"/>
+      <w:r>
+        <w:t xml:space="preserve"> if possible, I'd really like to move somewhere else and have an American roommate. It would force me to use English every day and help me understand American culture better. The university's International Office runs a program called PALS (Partnerships to Advance Language Study), which pairs international students with Americans to promote friendships and practice language skills. I signed up and was paired with Sarah. We meet once a week just to chat, and we've been doing it for about four weeks now.</w:t>
+      </w:r>
+    </w:p>
+    <w:p>
+      <w:pPr>
+        <w:pStyle w:val="CSP-ChapterBodyText"/>
+      </w:pPr>
+    </w:p>
+    <w:p>
+      <w:pPr>
+        <w:pStyle w:val="CSP-ChapterBodyText"/>
+      </w:pPr>
+      <w:r>
+        <w:t xml:space="preserve">A week ago, I bought a used color TV for $120. It's practically brand new—even the plastic wrap is still on the remote control! </w:t>
+      </w:r>
+      <w:r>
+        <w:lastRenderedPageBreak/>
+        <w:t>It's a Samsung from South Korea, so the quality is pretty good. Since I haven't had cable hooked up, it can only pick up about seven or eight local channels. I especially enjoy watching comedy shows called sitcoms.</w:t>
       </w:r>
       <w:r>
         <w:rPr>
@@ -5914,123 +5765,54 @@
         <w:footnoteReference w:id="13"/>
       </w:r>
       <w:r>
-        <w:t xml:space="preserve"> They seem very popular here. Each episode is only about half an hour long, which fits perfectly into my busy schedule. Most importantly, they</w:t>
-      </w:r>
-      <w:r>
-        <w:t>’</w:t>
-      </w:r>
-      <w:r>
-        <w:t>re very funny and always make me laugh.</w:t>
-      </w:r>
-    </w:p>
-    <w:p>
-      <w:pPr>
-        <w:pStyle w:val="CSP-ChapterBodyText"/>
-      </w:pPr>
-    </w:p>
-    <w:p>
-      <w:pPr>
-        <w:pStyle w:val="CSP-ChapterBodyText"/>
-      </w:pPr>
-      <w:r>
-        <w:t>My apartment lease is up at the end of February. I could renew it, but if possible, I</w:t>
-      </w:r>
-      <w:r>
-        <w:t>’</w:t>
-      </w:r>
-      <w:r>
-        <w:t>d really like to move somewhere else and get an American roommate. It would force me to speak English every day and help me better understand American culture. The university</w:t>
-      </w:r>
-      <w:r>
-        <w:t>’</w:t>
-      </w:r>
-      <w:r>
-        <w:t>s International Office runs a program called PALS (Partnerships to Advance Language Study), which pairs international students with Americans to promote friendships and practice language skills. I signed up and was paired with Sarah. We meet once a week just to chat, and we</w:t>
-      </w:r>
-      <w:r>
-        <w:t>’</w:t>
-      </w:r>
-      <w:r>
-        <w:t xml:space="preserve">ve been doing </w:t>
-      </w:r>
-      <w:r>
-        <w:lastRenderedPageBreak/>
-        <w:t>it for about four weeks now.</w:t>
-      </w:r>
-    </w:p>
-    <w:p>
-      <w:pPr>
-        <w:pStyle w:val="CSP-ChapterBodyText"/>
-      </w:pPr>
-    </w:p>
-    <w:p>
-      <w:pPr>
-        <w:pStyle w:val="CSP-ChapterBodyText"/>
-      </w:pPr>
-      <w:r>
-        <w:t>Right now, exams are starting to pile up, and I expect I</w:t>
-      </w:r>
-      <w:r>
-        <w:t>’</w:t>
-      </w:r>
-      <w:r>
-        <w:t>ll have tests every week from now on. On one of my recent exams, the time limit was very tight and the questions weren</w:t>
-      </w:r>
-      <w:r>
-        <w:t>’</w:t>
-      </w:r>
-      <w:r>
-        <w:t>t easy, so I only managed to finish about half of them. I honestly thought I</w:t>
-      </w:r>
-      <w:r>
-        <w:t>’</w:t>
-      </w:r>
-      <w:r>
-        <w:t>d completely blown it. The exam was worth 75 points, and I ended up scoring 42. Fortunately, since everyone did so poorly, the professor had to adjust the total down to 50 points. That turned my score into a 42 out of 50, which actually isn</w:t>
-      </w:r>
-      <w:r>
-        <w:t>’</w:t>
-      </w:r>
-      <w:r>
-        <w:t>t bad at all!</w:t>
-      </w:r>
-    </w:p>
-    <w:p>
-      <w:pPr>
-        <w:pStyle w:val="CSP-ChapterBodyText"/>
-      </w:pPr>
-    </w:p>
-    <w:p>
-      <w:pPr>
-        <w:pStyle w:val="CSP-ChapterBodyText"/>
-      </w:pPr>
-      <w:r>
-        <w:t>October 31st was Halloween, which is a pretty big deal here in America. I</w:t>
-      </w:r>
-      <w:r>
-        <w:t>’</w:t>
-      </w:r>
-      <w:r>
-        <w:t>m not entirely sure how to translate it into Chinese—maybe</w:t>
-      </w:r>
-      <w:r>
-        <w:t xml:space="preserve"> </w:t>
-      </w:r>
+        <w:t xml:space="preserve"> They seem very popular here. Each episode is only about half an hour long, which fits perfectly into my busy schedule. Most importantly, they're very funny and always make me laugh.</w:t>
+      </w:r>
+    </w:p>
+    <w:p>
+      <w:pPr>
+        <w:pStyle w:val="CSP-ChapterBodyText"/>
+      </w:pPr>
+    </w:p>
+    <w:p>
+      <w:pPr>
+        <w:pStyle w:val="CSP-ChapterBodyText"/>
+      </w:pPr>
+      <w:r>
+        <w:t xml:space="preserve">October 31st was Halloween, which is a pretty big deal here in America. I'm not entirely sure how to translate it into Chinese—maybe </w:t>
+      </w:r>
+      <w:proofErr w:type="spellStart"/>
       <w:r>
         <w:rPr>
           <w:i/>
           <w:iCs w:val="0"/>
         </w:rPr>
-        <w:t>Wànshèng Jié</w:t>
-      </w:r>
-      <w:r>
-        <w:t>—but it</w:t>
-      </w:r>
-      <w:r>
-        <w:t>’</w:t>
-      </w:r>
-      <w:r>
-        <w:t>s essentially a ghost festival. The story goes that ghosts all come back to haunt us for revenge that night. American children dress up in costumes and go door-to-door trick-or-treating for candy, while adults put on scary or elaborate outfits and take part in street parades. Lately, television has been full of ghost stories, and people buy pumpkins to carve faces into them. I imagine Dad probably knows a little about all this already.</w:t>
+        <w:t>Wànshèng</w:t>
+      </w:r>
+      <w:proofErr w:type="spellEnd"/>
+      <w:r>
+        <w:rPr>
+          <w:i/>
+          <w:iCs w:val="0"/>
+        </w:rPr>
+        <w:t xml:space="preserve"> </w:t>
+      </w:r>
+      <w:proofErr w:type="spellStart"/>
+      <w:r>
+        <w:rPr>
+          <w:i/>
+          <w:iCs w:val="0"/>
+        </w:rPr>
+        <w:t>Jié</w:t>
+      </w:r>
+      <w:proofErr w:type="spellEnd"/>
+      <w:r>
+        <w:t xml:space="preserve">—but it's essentially a ghost festival. </w:t>
+      </w:r>
+      <w:r>
+        <w:t>The story goes that on Halloween night, ghosts come back to haunt people.</w:t>
+      </w:r>
+      <w:r>
+        <w:t xml:space="preserve"> American children dress up in costumes and go door-to-door trick-or-treating for candy, while adults put on scary or elaborate outfits and take part in street parades. Lately, television has been full of ghost stories, and people buy pumpkins to carve faces into them. I imagine Dad probably knows a little about all this already.</w:t>
       </w:r>
       <w:r>
         <w:rPr>
@@ -6049,63 +5831,24 @@
         <w:pStyle w:val="CSP-ChapterBodyText"/>
       </w:pPr>
       <w:r>
-        <w:t>Today, I rushed to finish up a roll of film and got it developed so I could include the photos with this letter. Because I</w:t>
-      </w:r>
-      <w:r>
-        <w:t>’</w:t>
-      </w:r>
-      <w:r>
-        <w:t>ve been so busy, I haven</w:t>
-      </w:r>
-      <w:r>
-        <w:t>’</w:t>
-      </w:r>
-      <w:r>
-        <w:t>t had much time to take pictures, and there hasn</w:t>
-      </w:r>
-      <w:r>
-        <w:t>’</w:t>
-      </w:r>
-      <w:r>
-        <w:t>t been anyone around to take photos of me. Getting film developed is incredibly expensive here—it costs as much as $15! Photos 14 through 21 show the apartment where I</w:t>
-      </w:r>
-      <w:r>
-        <w:t>’</w:t>
-      </w:r>
-      <w:r>
-        <w:t>m living in; 22 through 28 are a few spots around campus; and 29 through 33 were taken inside my room. Photo 34 is the outside of my apartment building, and 35 and 36 are of the supermarket where I</w:t>
-      </w:r>
-      <w:r>
-        <w:t>’</w:t>
-      </w:r>
-      <w:r>
-        <w:t>ve been doing my grocery shopping lately.</w:t>
-      </w:r>
-    </w:p>
-    <w:p>
-      <w:pPr>
-        <w:pStyle w:val="CSP-ChapterBodyText"/>
-      </w:pPr>
-    </w:p>
-    <w:p>
-      <w:pPr>
-        <w:pStyle w:val="CSP-ChapterBodyText"/>
-      </w:pPr>
+        <w:t>Today, I rushed to finish up a roll of film and got it developed so I could include the photos with this letter. Because I've been so busy, I haven't had much time to take pictures, and there hasn't been anyone around to take photos of me. Getting film developed is incredibly expensive here—it costs as much as $15! Photos 14 through 21 show the apartment where I'm living in; 22 through 28 are a few spots around campus; and 29 through 33 were taken inside my room. Photo 34 is the outside of my apartment building, and 35 and 36 are of the supermarket where I've been doing my grocery shopping lately.</w:t>
+      </w:r>
+    </w:p>
+    <w:p>
+      <w:pPr>
+        <w:pStyle w:val="CSP-ChapterBodyText"/>
+      </w:pPr>
+    </w:p>
+    <w:p>
+      <w:pPr>
+        <w:pStyle w:val="CSP-ChapterBodyText"/>
+      </w:pPr>
+      <w:r>
+        <w:t xml:space="preserve">Some good news: Chun finally received her transcripts, so she's busy putting together her applications. She's applying to five or </w:t>
+      </w:r>
       <w:r>
         <w:lastRenderedPageBreak/>
-        <w:t>Chun</w:t>
-      </w:r>
-      <w:r>
-        <w:t>’</w:t>
-      </w:r>
-      <w:r>
-        <w:t>s transcripts finally came in, so she is busy putting together her application materials. She</w:t>
-      </w:r>
-      <w:r>
-        <w:t>’</w:t>
-      </w:r>
-      <w:r>
-        <w:t>s applying to five or six graduate schools, including UT. I check in with her by email every now and then.</w:t>
+        <w:t>six graduate schools, including UT. I check in with her by email every now and then.</w:t>
       </w:r>
     </w:p>
     <w:p>
@@ -6152,31 +5895,7 @@
         <w:pStyle w:val="CSP-ChapterBodyText"/>
       </w:pPr>
       <w:r>
-        <w:t>P.S. My wristwatch stopped working, and I still haven</w:t>
-      </w:r>
-      <w:r>
-        <w:t>’</w:t>
-      </w:r>
-      <w:r>
-        <w:t>t bought a new one. It</w:t>
-      </w:r>
-      <w:r>
-        <w:t>’</w:t>
-      </w:r>
-      <w:r>
-        <w:t>s not that I can</w:t>
-      </w:r>
-      <w:r>
-        <w:t>’</w:t>
-      </w:r>
-      <w:r>
-        <w:t>t afford one—I just can</w:t>
-      </w:r>
-      <w:r>
-        <w:t>’</w:t>
-      </w:r>
-      <w:r>
-        <w:t>t justify spending that much money on a watch. A digital watch only costs a few yuan back home, but here it runs $20 to $30.</w:t>
+        <w:t>P.S. My wristwatch stopped working, and I still haven't bought a new one. It's not that I can't afford one—I just can't justify spending that much money on a watch. A digital watch only costs a few yuan back home, but here it runs between $20 and $30.</w:t>
       </w:r>
     </w:p>
     <w:p>
@@ -6360,152 +6079,50 @@
         <w:pStyle w:val="CSP-ChapterBodyText"/>
       </w:pPr>
       <w:r>
-        <w:t xml:space="preserve">This semester is finally winding down—we only have one week left. Classes ended today, and I just finished an exam this morning. I have one more final next Thursday, plus a </w:t>
-      </w:r>
-      <w:r>
-        <w:t>“</w:t>
-      </w:r>
-      <w:r>
-        <w:t>take-home final,</w:t>
-      </w:r>
-      <w:r>
-        <w:t>”</w:t>
-      </w:r>
-      <w:r>
-        <w:t xml:space="preserve"> which means exactly what it sounds like: a final exam that you complete at home. Time is flying by</w:t>
-      </w:r>
-      <w:r>
-        <w:t>—</w:t>
-      </w:r>
-      <w:r>
-        <w:t>I can</w:t>
-      </w:r>
-      <w:r>
-        <w:t>’</w:t>
-      </w:r>
-      <w:r>
-        <w:t xml:space="preserve">t believe the semester is almost over. Right now, everyone in the U.S. is gearing up for Christmas, the biggest holiday of the year. Even the office doors in our department are completely decked out with beautiful, festive decorations. </w:t>
-      </w:r>
-    </w:p>
-    <w:p>
-      <w:pPr>
-        <w:pStyle w:val="CSP-ChapterBodyText"/>
-      </w:pPr>
-    </w:p>
-    <w:p>
-      <w:pPr>
-        <w:pStyle w:val="CSP-ChapterBodyText"/>
-      </w:pPr>
-      <w:r>
-        <w:t xml:space="preserve">This Thanksgiving, five of us—my two roommates, two neighbors from Taiwan and I—split the cost of a nice rental car and drove down to Houston. The drive took about two to three hours. </w:t>
-      </w:r>
-      <w:r>
-        <w:t>Cars were flying down the highway at 70 to 80 miles per hour (about 120 km/h). I</w:t>
-      </w:r>
-      <w:r>
-        <w:t>’</w:t>
-      </w:r>
-      <w:r>
-        <w:t>m sure that sounds terrifying to you!</w:t>
-      </w:r>
-      <w:r>
-        <w:t xml:space="preserve"> We hit the road at 9:30 in the morning and didn</w:t>
-      </w:r>
-      <w:r>
-        <w:t>’</w:t>
-      </w:r>
-      <w:r>
-        <w:t>t get back until 1:00 the next morning. We spent most of the day touring NASA, then drove around Houston just exploring. Since it</w:t>
-      </w:r>
-      <w:r>
-        <w:t>’</w:t>
-      </w:r>
-      <w:r>
-        <w:t>s right on the coast, the scenery is beautiful and there are some nice sandy beaches. We even drove out to an island, and ended the day in Chinatown. It was unbelievable—you don</w:t>
-      </w:r>
-      <w:r>
-        <w:t>’</w:t>
-      </w:r>
-      <w:r>
-        <w:t xml:space="preserve">t even need to speak English there! We found a Chinese restaurant and treated ourselves to a wonderful seafood dinner. It was there that I had lobster for the first time. Life in the U.S. is </w:t>
+        <w:t xml:space="preserve">This semester is finally winding down—we only have one week left. Classes ended today, and I just finished an exam this morning. I have one more final next Thursday, plus a "take-home final," which means exactly what it sounds like: a final exam that you complete at home. Time is flying by—I can't believe the semester is almost over. Right now, everyone in the U.S. is gearing up for Christmas, the biggest holiday of the year. Even the office doors in our department are completely decked out with beautiful, festive decorations. </w:t>
+      </w:r>
+    </w:p>
+    <w:p>
+      <w:pPr>
+        <w:pStyle w:val="CSP-ChapterBodyText"/>
+      </w:pPr>
+    </w:p>
+    <w:p>
+      <w:pPr>
+        <w:pStyle w:val="CSP-ChapterBodyText"/>
+      </w:pPr>
+      <w:r>
+        <w:t xml:space="preserve">This Thanksgiving, five of us—including my roommate, two neighbors from Taiwan, and me—split the cost of a nice rental car and drove down to Houston. The drive took about two to three hours. Cars were flying down the highway at 70 to 80 miles per hour (about 120 km/h). I’m sure that sounds terrifying to you! We hit the road at 9:30 in the morning and didn't get back until 1:00 the next morning. We spent most of the day touring NASA, then drove around Houston just exploring. Since Houston's right on the coast, there are some nice sandy beaches and the scenery is beautiful. We even drove out to an island, and ended the day in Chinatown. It was unbelievable—you don't even need to speak English there! We found a Chinese restaurant and treated ourselves to a wonderful seafood dinner. It was there that I had lobster for the first time. </w:t>
       </w:r>
       <w:r>
         <w:lastRenderedPageBreak/>
-        <w:t>pretty hectic with work and classes, so whenever a holiday rolls around, we look for any excuse to get out and have fun. The whole trip only cost us about $20 each for the car rental, gas, and seafood. That doesn</w:t>
-      </w:r>
-      <w:r>
-        <w:t>’</w:t>
-      </w:r>
-      <w:r>
-        <w:t xml:space="preserve">t include the $12 admission ticket to NASA, though, which is honestly too expensive! </w:t>
-      </w:r>
-    </w:p>
-    <w:p>
-      <w:pPr>
-        <w:pStyle w:val="CSP-ChapterBodyText"/>
-      </w:pPr>
-    </w:p>
-    <w:p>
-      <w:pPr>
-        <w:pStyle w:val="CSP-ChapterBodyText"/>
-      </w:pPr>
-      <w:r>
-        <w:t>Thanksgiving is also when Americans go absolutely crazy shopping. We went to a huge outlet mall about forty minutes outside of Austin. Since they</w:t>
-      </w:r>
-      <w:r>
-        <w:t>’</w:t>
-      </w:r>
-      <w:r>
-        <w:t>re direct factory stores and it was Thanksgiving, everything was deeply discounted. I got a good deal on a CD player at the Sony store. The crowds were unbelievable. Aside from being on campus, I have never seen that many people gathered in one place in America. Just finding a parking spot was a nightmare!</w:t>
-      </w:r>
-    </w:p>
-    <w:p>
-      <w:pPr>
-        <w:pStyle w:val="CSP-ChapterBodyText"/>
-      </w:pPr>
-    </w:p>
-    <w:p>
-      <w:pPr>
-        <w:pStyle w:val="CSP-ChapterBodyText"/>
-      </w:pPr>
-      <w:r>
-        <w:t>I</w:t>
-      </w:r>
-      <w:r>
-        <w:t>’</w:t>
-      </w:r>
-      <w:r>
-        <w:t>ll definitely move early next year and find myself a new roommate. I posted an ad online, and an American student got in touch with me. He seems like a really nice guy who is fascinated by Asian culture and even speaks some Japanese.</w:t>
-      </w:r>
-      <w:r>
-        <w:t xml:space="preserve"> </w:t>
-      </w:r>
-      <w:r>
-        <w:t>The only downside is that the place is a bit expensive at $320 a month. It</w:t>
-      </w:r>
-      <w:r>
-        <w:t>’</w:t>
-      </w:r>
-      <w:r>
-        <w:t>s actually a very reasonable price for a fully furnished two-bedroom, two-bathroom apartment right next to campus, but it</w:t>
-      </w:r>
-      <w:r>
-        <w:t>’</w:t>
-      </w:r>
-      <w:r>
-        <w:t>s still a stretch for my budget, so I haven</w:t>
-      </w:r>
-      <w:r>
-        <w:t>’</w:t>
-      </w:r>
-      <w:r>
-        <w:t>t made a final decision yet. His current Japanese roommate is moving out at the start of the month, but he told me he</w:t>
-      </w:r>
-      <w:r>
-        <w:t>’</w:t>
-      </w:r>
-      <w:r>
-        <w:t>s willing to hold the room for me until the end of February.</w:t>
+        <w:t xml:space="preserve">Life in the U.S. can be pretty hectic with classes and work, so whenever a holiday rolls around, we look for any excuse to get out and have some fun. The whole trip only cost us about $20 each for the car rental, gas, and seafood. That doesn't include the $12 admission ticket to NASA, though, which is honestly too expensive! </w:t>
+      </w:r>
+    </w:p>
+    <w:p>
+      <w:pPr>
+        <w:pStyle w:val="CSP-ChapterBodyText"/>
+      </w:pPr>
+    </w:p>
+    <w:p>
+      <w:pPr>
+        <w:pStyle w:val="CSP-ChapterBodyText"/>
+      </w:pPr>
+      <w:r>
+        <w:t>Thanksgiving is also when Americans go absolutely crazy shopping. We went to a huge outlet mall about forty minutes outside of Austin. Since they're direct factory stores and it was Thanksgiving, everything was deeply discounted. I got a good deal on a CD player at the Sony store. The crowds were unbelievable. Aside from being on campus, I have never seen that many people gathered in one place in America. Just finding a parking spot was a nightmare!</w:t>
+      </w:r>
+    </w:p>
+    <w:p>
+      <w:pPr>
+        <w:pStyle w:val="CSP-ChapterBodyText"/>
+      </w:pPr>
+    </w:p>
+    <w:p>
+      <w:pPr>
+        <w:pStyle w:val="CSP-ChapterBodyText"/>
+      </w:pPr>
+      <w:r>
+        <w:t>I'll definitely move early next year and find myself a new roommate. I posted an ad online, and an American student got in touch with me. He seems like a really nice guy who is fascinated by Asian culture. The only downside is that the place is a bit expensive at $320 a month. It's actually a very reasonable price for a fully furnished two-bedroom, two-bathroom apartment right next to campus, but it's still a stretch for my budget, so I haven't made a final decision yet. His current Japanese roommate is moving out at the start of the month, but he told me he's willing to hold the room for me until the end of February.</w:t>
       </w:r>
     </w:p>
     <w:p>
@@ -6565,133 +6182,39 @@
         <w:pStyle w:val="CSP-ChapterBodyText"/>
       </w:pPr>
       <w:r>
-        <w:t xml:space="preserve">My health insurance here at UT is excellent. As a TA, I get the </w:t>
-      </w:r>
-      <w:r>
         <w:lastRenderedPageBreak/>
-        <w:t>exact same coverage as the faculty and staff. My premium is $180 a month, and a doctor</w:t>
-      </w:r>
-      <w:r>
-        <w:t>’</w:t>
-      </w:r>
-      <w:r>
-        <w:t>s visit only costs me a $5 copay. Prescriptions are just $5 as well. The plan even covers dental! Medical insurance over here is very complicated, and a lot of it goes over my head, but I</w:t>
-      </w:r>
-      <w:r>
-        <w:t>’</w:t>
-      </w:r>
-      <w:r>
-        <w:t>m just hoping I stay healthy so I never have to figure it all out. The air and environment are much cleaner here anyway, so I doubt I</w:t>
-      </w:r>
-      <w:r>
-        <w:t>’</w:t>
-      </w:r>
-      <w:r>
-        <w:t>ll be getting sick that much.</w:t>
-      </w:r>
-    </w:p>
-    <w:p>
-      <w:pPr>
-        <w:pStyle w:val="CSP-ChapterBodyText"/>
-      </w:pPr>
-    </w:p>
-    <w:p>
-      <w:pPr>
-        <w:pStyle w:val="CSP-ChapterBodyText"/>
-      </w:pPr>
-      <w:r>
-        <w:t>About $1,000 a month is enough to live comfortably here. I don</w:t>
-      </w:r>
-      <w:r>
-        <w:t>’</w:t>
-      </w:r>
-      <w:r>
-        <w:t>t really keep a strict budget, so I</w:t>
-      </w:r>
-      <w:r>
-        <w:t>’</w:t>
-      </w:r>
-      <w:r>
-        <w:t>m not entirely sure where every dollar goes. I just paid this semester</w:t>
-      </w:r>
-      <w:r>
-        <w:t>’</w:t>
-      </w:r>
-      <w:r>
-        <w:t>s tuition on November 30th. I spent quite a bit when I was getting settled—buying a phone, a TV, a CD player, and things like that added up to over $300. After paying two months</w:t>
-      </w:r>
-      <w:r>
-        <w:t>’</w:t>
-      </w:r>
-      <w:r>
-        <w:t xml:space="preserve"> rent, I have about $400 left, but next semester</w:t>
-      </w:r>
-      <w:r>
-        <w:t>’</w:t>
-      </w:r>
-      <w:r>
-        <w:t>s $1,200 tuition is due in a week. Looks like I</w:t>
-      </w:r>
-      <w:r>
-        <w:t>’</w:t>
-      </w:r>
-      <w:r>
-        <w:t>ll need to take out another student loan. I</w:t>
-      </w:r>
-      <w:r>
-        <w:t>’</w:t>
-      </w:r>
-      <w:r>
-        <w:t>m hoping to find a job this summer</w:t>
-      </w:r>
-      <w:r>
-        <w:t>. I</w:t>
-      </w:r>
-      <w:r>
-        <w:t>f I can save up a few thousand dollars, buying a car shouldn</w:t>
-      </w:r>
-      <w:r>
-        <w:t>’</w:t>
-      </w:r>
-      <w:r>
-        <w:t>t be a problem at all. So please don</w:t>
-      </w:r>
-      <w:r>
-        <w:t>’</w:t>
-      </w:r>
-      <w:r>
-        <w:t>t worry or think I</w:t>
-      </w:r>
-      <w:r>
-        <w:t>’</w:t>
-      </w:r>
-      <w:r>
-        <w:t>m suffering over here. Materially speaking, I</w:t>
-      </w:r>
-      <w:r>
-        <w:t>’</w:t>
-      </w:r>
-      <w:r>
-        <w:t>m very happy with my life here.</w:t>
-      </w:r>
-    </w:p>
-    <w:p>
-      <w:pPr>
-        <w:pStyle w:val="CSP-ChapterBodyText"/>
-      </w:pPr>
-    </w:p>
-    <w:p>
-      <w:pPr>
-        <w:pStyle w:val="CSP-ChapterBodyText"/>
-      </w:pPr>
-      <w:r>
-        <w:t>I</w:t>
-      </w:r>
-      <w:r>
-        <w:t>’</w:t>
-      </w:r>
-      <w:r>
-        <w:t>ll wrap things up here for now.</w:t>
+        <w:t>My health insurance here at UT is excellent. As a TA, I get the exact same coverage as the faculty and staff. My premium is $180 a month, and a doctor's visit only costs me a $5 copay. Prescriptions are just $5 as well. The plan even covers dental! Medical insurance over here is very complicated, and a lot of it goes over my head, but I'm just hoping I stay healthy so I never have to figure it all out. The air and environment are much cleaner here anyway, so I doubt I'll be getting sick that much.</w:t>
+      </w:r>
+    </w:p>
+    <w:p>
+      <w:pPr>
+        <w:pStyle w:val="CSP-ChapterBodyText"/>
+      </w:pPr>
+    </w:p>
+    <w:p>
+      <w:pPr>
+        <w:pStyle w:val="CSP-ChapterBodyText"/>
+      </w:pPr>
+      <w:r>
+        <w:t>An income of about $1,000 a month is enough to live well here. I don't really keep a strict budget, so I don't track where every dollar goes. I just paid off the loan for this semester's tuition on November 30th. I also spent quite a bit when I was getting settled. Buying a phone, a TV, a CD player, and other necessities added up to more than $300. After paying two months' rent, I still have about $400 left. Unfortunately, next semester's $1,200 tuition is due in a week, so it looks like I'll just need to take out another student loan. I'm hoping to find a job this summer. If I can save a few thousand dollars, buying a car shouldn't be a problem at all.</w:t>
+      </w:r>
+    </w:p>
+    <w:p>
+      <w:pPr>
+        <w:pStyle w:val="CSP-ChapterBodyText"/>
+      </w:pPr>
+    </w:p>
+    <w:p>
+      <w:pPr>
+        <w:pStyle w:val="CSP-ChapterBodyText"/>
+      </w:pPr>
+      <w:proofErr w:type="gramStart"/>
+      <w:r>
+        <w:t>So</w:t>
+      </w:r>
+      <w:proofErr w:type="gramEnd"/>
+      <w:r>
+        <w:t xml:space="preserve"> there's no need to worry; I have more than enough to live comfortably here. And please don't try to save every penny because of me. Taking good care of yourselves is what matters most!</w:t>
       </w:r>
     </w:p>
     <w:p>
@@ -6905,302 +6428,187 @@
         <w:pStyle w:val="CSP-ChapterBodyText"/>
       </w:pPr>
       <w:r>
-        <w:t>I received both of your letters, dated December 5th and 17th. I think it</w:t>
-      </w:r>
-      <w:r>
-        <w:t>’</w:t>
-      </w:r>
-      <w:r>
-        <w:t>s wonderful that Mom is retiring next year. It</w:t>
-      </w:r>
-      <w:r>
-        <w:t>’</w:t>
-      </w:r>
-      <w:r>
-        <w:t>ll be such a relief, and it should be much better for your health. Dad, I took care of that thing you asked me to do. You should be receiving two packages soon—one containing application materials, and the other information from the Mechanical Engineering Department. I hope they get to you soon.</w:t>
-      </w:r>
-    </w:p>
-    <w:p>
-      <w:pPr>
-        <w:pStyle w:val="CSP-ChapterBodyText"/>
-      </w:pPr>
-    </w:p>
-    <w:p>
-      <w:pPr>
-        <w:pStyle w:val="CSP-ChapterBodyText"/>
-      </w:pPr>
-      <w:r>
-        <w:t>From now on, I</w:t>
-      </w:r>
-      <w:r>
-        <w:t>’</w:t>
-      </w:r>
-      <w:r>
-        <w:t>ll be the one calling to save you the expense. I</w:t>
-      </w:r>
-      <w:r>
-        <w:t>’</w:t>
-      </w:r>
-      <w:r>
-        <w:t>ll probably call every couple of weeks, around noon on the weekends. My phone bills are actually quite low because I keep my calls short, unlike some people who can easily talk for twenty or thirty minutes. Mom, I know you always get nervous whenever you</w:t>
-      </w:r>
-      <w:r>
-        <w:t>’</w:t>
-      </w:r>
-      <w:r>
-        <w:t>re on international calls, but there</w:t>
-      </w:r>
-      <w:r>
-        <w:t>’</w:t>
-      </w:r>
-      <w:r>
-        <w:t>s really no need. They don</w:t>
-      </w:r>
-      <w:r>
-        <w:t>’</w:t>
-      </w:r>
-      <w:r>
-        <w:t>t cost me that much—a five-minute call is about the price of a fast-food meal. Even though money is tight, I can certainly afford to call home, so please don</w:t>
-      </w:r>
-      <w:r>
-        <w:t>’</w:t>
-      </w:r>
-      <w:r>
-        <w:t>t worry about it.</w:t>
-      </w:r>
-    </w:p>
-    <w:p>
-      <w:pPr>
-        <w:pStyle w:val="CSP-ChapterBodyText"/>
-      </w:pPr>
-    </w:p>
-    <w:p>
-      <w:pPr>
-        <w:pStyle w:val="CSP-ChapterBodyText"/>
-      </w:pPr>
-      <w:r>
-        <w:t>Winter break started about ten days ago. Since then, things have been pretty relaxed. When I</w:t>
-      </w:r>
-      <w:r>
-        <w:t>’</w:t>
-      </w:r>
-      <w:r>
-        <w:t>m not doing anything, I just watch TV or head over to campus to use the computers. Getting to school is a bit more of a hassle right now because the campus shuttles aren</w:t>
-      </w:r>
-      <w:r>
-        <w:t>’</w:t>
-      </w:r>
-      <w:r>
-        <w:t>t running, so I have to take the regular city bus. I ended up getting straight A</w:t>
-      </w:r>
-      <w:r>
-        <w:t>’</w:t>
-      </w:r>
-      <w:r>
-        <w:t xml:space="preserve">s in all three of my classes this semester, which I pretty much expected. It definitely gives me </w:t>
+        <w:t>Dear Dad and Mom,</w:t>
+      </w:r>
+    </w:p>
+    <w:p>
+      <w:pPr>
+        <w:pStyle w:val="CSP-ChapterBodyText"/>
+      </w:pPr>
+    </w:p>
+    <w:p>
+      <w:pPr>
+        <w:pStyle w:val="CSP-ChapterBodyText"/>
+      </w:pPr>
+      <w:r>
+        <w:t>I received both of your letters, dated December 5th and 17th. I think it's wonderful that Mom will be retiring next year. It'll be such a relief, and I'm sure it will be much better for your health. Dad, I took care of that thing you asked me to do. You should be receiving two packages soon—one containing application materials, and the other information from the Mechanical Engineering Department. I hope they get to you soon.</w:t>
+      </w:r>
+    </w:p>
+    <w:p>
+      <w:pPr>
+        <w:pStyle w:val="CSP-ChapterBodyText"/>
+      </w:pPr>
+    </w:p>
+    <w:p>
+      <w:pPr>
+        <w:pStyle w:val="CSP-ChapterBodyText"/>
+      </w:pPr>
+      <w:r>
+        <w:t>From now on, I'll do most of the calling, so you don't have to worry about the international phone bills. I'll probably call every couple of weeks, around noon on the weekends. My phone bills are actually quite low because I keep my calls short, unlike some people who can easily talk for twenty or thirty minutes. Mom, I know you always get nervous whenever you're on an international call, but there's really no need. A five-minute call doesn't cost me much more than a fast-food meal. Even though money is still a little tight here, I can easily afford it. So next time we talk, don't keep worrying about the phone bill—just relax and enjoy the conversation.</w:t>
+      </w:r>
+    </w:p>
+    <w:p>
+      <w:pPr>
+        <w:pStyle w:val="CSP-ChapterBodyText"/>
+      </w:pPr>
+    </w:p>
+    <w:p>
+      <w:pPr>
+        <w:pStyle w:val="CSP-ChapterBodyText"/>
+      </w:pPr>
+      <w:r>
+        <w:t xml:space="preserve">Winter break started about ten days ago. Since then, things have been pretty relaxed. When I'm not doing anything, I just watch TV or head over to campus to use the computers. Getting to </w:t>
       </w:r>
       <w:r>
         <w:lastRenderedPageBreak/>
-        <w:t>a lot more confidence about my coursework going forward. I</w:t>
-      </w:r>
-      <w:r>
-        <w:t>’</w:t>
-      </w:r>
-      <w:r>
-        <w:t>ll be taking another three classes next semester. I don</w:t>
-      </w:r>
-      <w:r>
-        <w:t>’</w:t>
-      </w:r>
-      <w:r>
-        <w:t>t know what class I</w:t>
-      </w:r>
-      <w:r>
-        <w:t>’</w:t>
-      </w:r>
-      <w:r>
-        <w:t>ll be TA-ing for yet, but I</w:t>
-      </w:r>
-      <w:r>
-        <w:t>’</w:t>
-      </w:r>
-      <w:r>
-        <w:t>m hoping for a lighter workload. The spring semester officially kicks off on January 16th.</w:t>
-      </w:r>
-    </w:p>
-    <w:p>
-      <w:pPr>
-        <w:pStyle w:val="CSP-ChapterBodyText"/>
-      </w:pPr>
-    </w:p>
-    <w:p>
-      <w:pPr>
-        <w:pStyle w:val="CSP-ChapterBodyText"/>
-      </w:pPr>
-      <w:r>
-        <w:t>Christmas wasn</w:t>
-      </w:r>
-      <w:r>
-        <w:t>’</w:t>
-      </w:r>
-      <w:r>
-        <w:t>t overly lively, especially among the Chinese students, but the holiday lights are absolutely beautiful. Americans love decorating their houses, trees and streets with countless little lights—it looks amazing at night. On one little street, the neighbors have turned decorating into a tradition, and people from all over Austin drive in just to see the lights, causing traffic jams that stretch for blocks. Christmas over here is just like Chinese New Year back home; everyone heads home to be with family, and almost all the shops and restaurants are closed for the day.</w:t>
-      </w:r>
-    </w:p>
-    <w:p>
-      <w:pPr>
-        <w:pStyle w:val="CSP-ChapterBodyText"/>
-      </w:pPr>
-    </w:p>
-    <w:p>
-      <w:pPr>
-        <w:pStyle w:val="CSP-ChapterBodyText"/>
-      </w:pPr>
-      <w:r>
-        <w:t>A friend of mine originally invited me and a few others to Louisiana to check out the casinos—mostly just to see what they were like. But on Christmas morning, even though we got up at 5:30 a.m., we still missed the bus! So we changed our plans and went to San Antonio instead. San Antonio is a tourist city, famous for its River Walk—a canal lined with restaurants on both sides. With all the Christmas lights, the views there were absolutely beautiful. It</w:t>
-      </w:r>
-      <w:r>
-        <w:t>’</w:t>
-      </w:r>
-      <w:r>
-        <w:t>s so picturesque that it reminded me of the classical gardens of Suzhou, and it really made me homesick.</w:t>
-      </w:r>
-    </w:p>
-    <w:p>
-      <w:pPr>
-        <w:pStyle w:val="CSP-ChapterBodyText"/>
-      </w:pPr>
-    </w:p>
-    <w:p>
-      <w:pPr>
-        <w:pStyle w:val="CSP-ChapterBodyText"/>
-      </w:pPr>
-      <w:r>
-        <w:t>Two or three weeks ago, I sent out some credit card applications, and a bunch of them just came through. I got a Citibank Visa, an AT&amp;T MasterCard, and a Discover card. I managed to get approved for all the major ones! My combined credit limit is $2,100, which is more than enough for me. Buying things will be so convenient from now on that I can just use a card. Plus, it</w:t>
-      </w:r>
-      <w:r>
-        <w:t>’</w:t>
-      </w:r>
-      <w:r>
-        <w:t>s really important to start building up my credit history early.</w:t>
-      </w:r>
-    </w:p>
-    <w:p>
-      <w:pPr>
-        <w:pStyle w:val="CSP-ChapterBodyText"/>
-      </w:pPr>
-    </w:p>
-    <w:p>
-      <w:pPr>
-        <w:pStyle w:val="CSP-ChapterBodyText"/>
-      </w:pPr>
+        <w:t xml:space="preserve">school is a bit more of a hassle right now because the campus shuttles aren't running, so I have to take the regular city bus. I ended up getting straight </w:t>
+      </w:r>
+      <w:proofErr w:type="gramStart"/>
+      <w:r>
+        <w:t>A's</w:t>
+      </w:r>
+      <w:proofErr w:type="gramEnd"/>
+      <w:r>
+        <w:t xml:space="preserve"> in all three of my classes this semester, which I pretty much expected. It definitely gives me a lot more confidence about my coursework going forward. I'll be taking another three classes next semester. I don't know what class I'll be TA-</w:t>
+      </w:r>
+      <w:proofErr w:type="spellStart"/>
+      <w:r>
+        <w:t>ing</w:t>
+      </w:r>
+      <w:proofErr w:type="spellEnd"/>
+      <w:r>
+        <w:t xml:space="preserve"> for yet, but I'm hoping for a lighter workload. The spring semester officially kicks off on January 16th.</w:t>
+      </w:r>
+    </w:p>
+    <w:p>
+      <w:pPr>
+        <w:pStyle w:val="CSP-ChapterBodyText"/>
+      </w:pPr>
+    </w:p>
+    <w:p>
+      <w:pPr>
+        <w:pStyle w:val="CSP-ChapterBodyText"/>
+      </w:pPr>
+      <w:r>
+        <w:t>Christmas wasn't overly lively, especially among the Chinese students, but the holiday lights are absolutely beautiful. Americans love decorating their houses, trees and streets with countless little lights—it looks amazing at night. On one little street, the neighbors have turned decorating into a tradition, and people from all over Austin drive in just to see the lights, causing traffic jams that stretch for blocks. Christmas over here is just like Chinese New Year back home; everyone heads home to be with family, and almost all the shops and restaurants are closed for the day.</w:t>
+      </w:r>
+    </w:p>
+    <w:p>
+      <w:pPr>
+        <w:pStyle w:val="CSP-ChapterBodyText"/>
+      </w:pPr>
+    </w:p>
+    <w:p>
+      <w:pPr>
+        <w:pStyle w:val="CSP-ChapterBodyText"/>
+      </w:pPr>
+      <w:r>
+        <w:t xml:space="preserve">A friend of mine originally invited me and a few others to Louisiana to check out the casinos—mostly just to see what they were like. But on Christmas morning, even though we got up at 5:30 a.m., we still missed the bus! </w:t>
+      </w:r>
+      <w:proofErr w:type="gramStart"/>
+      <w:r>
+        <w:t>So</w:t>
+      </w:r>
+      <w:proofErr w:type="gramEnd"/>
+      <w:r>
+        <w:t xml:space="preserve"> we changed our plans and went to San Antonio instead. San Antonio is a tourist city, famous for its River Walk—a canal lined with restaurants on both sides. With all the Christmas lights, the views there were absolutely beautiful. It's so picturesque that it reminded me of the classical gardens of Suzhou, and it really made me homesick.</w:t>
+      </w:r>
+    </w:p>
+    <w:p>
+      <w:pPr>
+        <w:pStyle w:val="CSP-ChapterBodyText"/>
+      </w:pPr>
+    </w:p>
+    <w:p>
+      <w:pPr>
+        <w:pStyle w:val="CSP-ChapterBodyText"/>
+      </w:pPr>
+      <w:r>
+        <w:t xml:space="preserve">Two or three weeks ago, I sent out some credit card applications, and a bunch of them just came through. I got a Citibank Visa, an AT&amp;T MasterCard, and a Discover card. I managed to get approved for all the major ones! My combined credit limit is $2,100, which is more than enough for me. </w:t>
+      </w:r>
       <w:r>
         <w:lastRenderedPageBreak/>
-        <w:t>In about two weeks, I</w:t>
-      </w:r>
-      <w:r>
-        <w:t>’</w:t>
-      </w:r>
-      <w:r>
-        <w:t>m moving. Coincidentally, our Taiwanese neighbor, Yao-zhu, is moving out too because she just bought a mobile home. It</w:t>
-      </w:r>
-      <w:r>
-        <w:t>’</w:t>
-      </w:r>
-      <w:r>
-        <w:t>s basically a house on wheels. She paid $8,000 for it and told me that it</w:t>
-      </w:r>
-      <w:r>
-        <w:t>’</w:t>
-      </w:r>
-      <w:r>
-        <w:t>s really nice—two bedrooms, a living room, a kitchen, a bathroom, and it even comes with a washer and dryer. The neighborhood seems nice too. She repeatedly asked me to be her tenant, offering me rent for $200 a month plus half the utilities, which sounded tempting. At the time, though, I was already negotiating with that American student, and rooming with him would run me closer to $330. Compared to that, her mobile home was cheaper and just as nice, so I turned down the American student and told Yao-zhu I</w:t>
-      </w:r>
-      <w:r>
-        <w:t>’</w:t>
-      </w:r>
-      <w:r>
-        <w:t>d take it. But then a few days later, he called back and said he</w:t>
-      </w:r>
-      <w:r>
-        <w:t>’</w:t>
-      </w:r>
-      <w:r>
-        <w:t>d lower my share to $300. It left me feeling torn. In the end, I decided to go with him after all, so now I</w:t>
-      </w:r>
-      <w:r>
-        <w:t>’</w:t>
-      </w:r>
-      <w:r>
-        <w:t>m actually helping Yao-zhu find another roommate.</w:t>
-      </w:r>
-    </w:p>
-    <w:p>
-      <w:pPr>
-        <w:pStyle w:val="CSP-ChapterBodyText"/>
-      </w:pPr>
-    </w:p>
-    <w:p>
-      <w:pPr>
-        <w:pStyle w:val="CSP-ChapterBodyText"/>
-      </w:pPr>
-      <w:r>
-        <w:t>It</w:t>
-      </w:r>
-      <w:r>
-        <w:t>’</w:t>
-      </w:r>
-      <w:r>
-        <w:t>s such a shame that the Christmas card I sent you never arrived. I must not have put enough postage on it, and it probably got lost in transit somewhere. The card I sent to Chun might be lost too, so I</w:t>
-      </w:r>
-      <w:r>
-        <w:t>’</w:t>
-      </w:r>
-      <w:r>
-        <w:t>ll write to her later to explain. I gave her a call two days ago, but she wasn</w:t>
-      </w:r>
-      <w:r>
-        <w:t>’</w:t>
-      </w:r>
-      <w:r>
-        <w:t>t in her office, so I just left a message with someone. Nothing urgent—just wanted to call and wish her a Happy New Year. Whether you invite Chun over during the winter break is entirely up to you. I have a feeling she</w:t>
-      </w:r>
-      <w:r>
-        <w:t>’</w:t>
-      </w:r>
-      <w:r>
-        <w:t>ll probably call to wish you a Happy New Year. Things between us aren</w:t>
-      </w:r>
-      <w:r>
-        <w:t>’</w:t>
-      </w:r>
-      <w:r>
-        <w:t>t moving very quickly, and I haven</w:t>
-      </w:r>
-      <w:r>
-        <w:t>’</w:t>
-      </w:r>
-      <w:r>
-        <w:t>t been trying hard enough either. I suppose the long distance makes it tough, and I honestly have no idea what the future holds. If she actually manages to get into UT Austin, it would truly be a miracle.</w:t>
-      </w:r>
-    </w:p>
-    <w:p>
-      <w:pPr>
-        <w:pStyle w:val="CSP-ChapterBodyText"/>
-      </w:pPr>
-    </w:p>
-    <w:p>
-      <w:pPr>
-        <w:pStyle w:val="CSP-ChapterBodyText"/>
-      </w:pPr>
-      <w:r>
-        <w:t>My handwriting is getting uglier by the second, so I</w:t>
-      </w:r>
-      <w:r>
-        <w:t>’</w:t>
-      </w:r>
-      <w:r>
-        <w:t>d better stop here.</w:t>
+        <w:t>Making purchases will be so much more convenient from now on—I can just use a card.</w:t>
+      </w:r>
+      <w:r>
+        <w:t xml:space="preserve"> Plus, it's really important to start building up my credit history early.</w:t>
+      </w:r>
+    </w:p>
+    <w:p>
+      <w:pPr>
+        <w:pStyle w:val="CSP-ChapterBodyText"/>
+      </w:pPr>
+    </w:p>
+    <w:p>
+      <w:pPr>
+        <w:pStyle w:val="CSP-ChapterBodyText"/>
+      </w:pPr>
+      <w:r>
+        <w:t>In about two weeks, I'm moving. Coincidentally, one of our Taiwanese neighbors, Yao-</w:t>
+      </w:r>
+      <w:proofErr w:type="spellStart"/>
+      <w:r>
+        <w:t>zhu</w:t>
+      </w:r>
+      <w:proofErr w:type="spellEnd"/>
+      <w:r>
+        <w:t>, is moving out too because she just bought a mobile home—basically a house on wheels, only it doesn't go anywhere. She paid $8,000 for it and told me that it's really nice—two bedrooms, a living room, a kitchen, a bathroom, and it even comes with a washer and dryer. The mobile home park seems nice too. She repeatedly asked me to be her roommate, offering me rent for $200 a month plus half the utilities, which sounded tempting. At the time, though, I was already negotiating with that American student, and rooming with him would run me closer to $330. Compared to that, her mobile home was cheaper and just as nice, so I turned down the American student and told Yao-</w:t>
+      </w:r>
+      <w:proofErr w:type="spellStart"/>
+      <w:r>
+        <w:t>zhu</w:t>
+      </w:r>
+      <w:proofErr w:type="spellEnd"/>
+      <w:r>
+        <w:t xml:space="preserve"> I'd take it. But then a few days later, he called back and said he'd lower my share to $300. It left me feeling torn. In the end, I decided to go with him after all, so now I'm actually helping Yao-</w:t>
+      </w:r>
+      <w:proofErr w:type="spellStart"/>
+      <w:r>
+        <w:t>zhu</w:t>
+      </w:r>
+      <w:proofErr w:type="spellEnd"/>
+      <w:r>
+        <w:t xml:space="preserve"> find another roommate.</w:t>
+      </w:r>
+    </w:p>
+    <w:p>
+      <w:pPr>
+        <w:pStyle w:val="CSP-ChapterBodyText"/>
+      </w:pPr>
+    </w:p>
+    <w:p>
+      <w:pPr>
+        <w:pStyle w:val="CSP-ChapterBodyText"/>
+      </w:pPr>
+      <w:r>
+        <w:t>It's such a shame that the Christmas card I sent you never arrived. I must not have put enough postage on it, and it probably got lost in transit somewhere. The card I sent to Chun might be lost too, so I'll write to her later to explain. I gave her a call two days ago, but she wasn't in her office, so I just left a message. Nothing urgent—just wanted to wish her a Happy New Year. Whether you invite Chun over during the winter break is entirely up to you. I have a feeling she'll probably call to wish you a Happy New Year. Things between us aren't moving very quickly, and I haven't been trying hard enough either. I suppose the long distance makes it tough, and I honestly have no idea what the future holds. If she actually manages to get into UT Austin, it would truly be a miracle.</w:t>
+      </w:r>
+    </w:p>
+    <w:p>
+      <w:pPr>
+        <w:pStyle w:val="CSP-ChapterBodyText"/>
+      </w:pPr>
+    </w:p>
+    <w:p>
+      <w:pPr>
+        <w:pStyle w:val="CSP-ChapterBodyText"/>
+      </w:pPr>
+      <w:r>
+        <w:t xml:space="preserve">My handwriting is getting uglier by the second, so I'd better </w:t>
+      </w:r>
+      <w:r>
+        <w:lastRenderedPageBreak/>
+        <w:t>stop here.</w:t>
       </w:r>
     </w:p>
     <w:p>
@@ -7226,7 +6634,6 @@
         <w:pStyle w:val="CSP-ChapterBodyText"/>
       </w:pPr>
       <w:r>
-        <w:lastRenderedPageBreak/>
         <w:t>Tong</w:t>
       </w:r>
     </w:p>
@@ -7248,26 +6655,20 @@
         <w:pStyle w:val="CSP-ChapterBodyText"/>
       </w:pPr>
       <w:r>
-        <w:t>P.S. Dad, your poem has a really unique style to it—I liked it a lot! :-) ← that is a smiley face</w:t>
-      </w:r>
-    </w:p>
-    <w:p>
-      <w:pPr>
-        <w:pStyle w:val="CSP-ChapterBodyText"/>
-      </w:pPr>
-    </w:p>
-    <w:p>
-      <w:pPr>
-        <w:pStyle w:val="CSP-ChapterBodyText"/>
-      </w:pPr>
-      <w:r>
-        <w:t>P.P.S. I actually got my hair cut at a real barbershop this time. It looks like the fine tradition of Chinese students cutting each other</w:t>
-      </w:r>
-      <w:r>
-        <w:t>’</w:t>
-      </w:r>
-      <w:r>
-        <w:t>s hair has officially been lost!</w:t>
+        <w:t>P.S. Dad, the poem you wrote in your letter has a very distinctive style—I liked it a lot! :-) ← that is a smiley face</w:t>
+      </w:r>
+    </w:p>
+    <w:p>
+      <w:pPr>
+        <w:pStyle w:val="CSP-ChapterBodyText"/>
+      </w:pPr>
+    </w:p>
+    <w:p>
+      <w:pPr>
+        <w:pStyle w:val="CSP-ChapterBodyText"/>
+      </w:pPr>
+      <w:r>
+        <w:t>P.P.S. I actually got my hair cut at a real barbershop this time. It looks like the fine tradition of Chinese students cutting each other's hair has officially been lost!</w:t>
       </w:r>
     </w:p>
     <w:p>
@@ -7474,25 +6875,15 @@
         <w:pStyle w:val="CSP-ChapterBodyText"/>
       </w:pPr>
       <w:r>
-        <w:t>I called home yesterday, but unfortunately Mom wasn</w:t>
-      </w:r>
-      <w:r>
-        <w:t>’</w:t>
-      </w:r>
-      <w:r>
-        <w:t>t home because she had to teach a class. I</w:t>
-      </w:r>
-      <w:r>
-        <w:t>’</w:t>
-      </w:r>
-      <w:r>
-        <w:t>ll stick to calling on the weekends from now on</w:t>
-      </w:r>
-      <w:r>
-        <w:t>—</w:t>
-      </w:r>
-      <w:r>
-        <w:t>this time was just an exception because I needed to give you my new address.</w:t>
+        <w:t xml:space="preserve">I called home yesterday, but </w:t>
+      </w:r>
+      <w:proofErr w:type="gramStart"/>
+      <w:r>
+        <w:t>unfortunately</w:t>
+      </w:r>
+      <w:proofErr w:type="gramEnd"/>
+      <w:r>
+        <w:t xml:space="preserve"> I missed Mom—she was teaching a class. I'll stick to calling on weekends—yesterday was just an exception because I needed to give you my new address.</w:t>
       </w:r>
     </w:p>
     <w:p>
@@ -7561,49 +6952,7 @@
         <w:pStyle w:val="CSP-ChapterBodyText"/>
       </w:pPr>
       <w:r>
-        <w:t>Yesterday, I spent two hours chatting online with Weihai, typing messages back and forth. Watching the words jump onto the screen in real time felt almost magical—like we were talking face-to-face, even though we were a thousand miles apart. He</w:t>
-      </w:r>
-      <w:r>
-        <w:t>’</w:t>
-      </w:r>
-      <w:r>
-        <w:t>s only been in the U.S. for a few months but already dropped $900 on a used car and gotten his driver</w:t>
-      </w:r>
-      <w:r>
-        <w:t>’</w:t>
-      </w:r>
-      <w:r>
-        <w:t xml:space="preserve">s license. He and his girlfriend back in China ended up breaking up. He told me he gets really lonely whenever he has nothing to do. His roommate is also American, and he mentioned that every time he fries fish, his roommate jumps out and cries, </w:t>
-      </w:r>
-      <w:r>
-        <w:t>“</w:t>
-      </w:r>
-      <w:r>
-        <w:t>Are you trying to kill me?</w:t>
-      </w:r>
-      <w:r>
-        <w:t>”</w:t>
-      </w:r>
-      <w:r>
-        <w:t xml:space="preserve"> Needless to say, he doesn</w:t>
-      </w:r>
-      <w:r>
-        <w:t>’</w:t>
-      </w:r>
-      <w:r>
-        <w:t>t eat much fish anymore. He</w:t>
-      </w:r>
-      <w:r>
-        <w:t>’</w:t>
-      </w:r>
-      <w:r>
-        <w:t>s decided not to finish his Ph.D. and plans to get his master</w:t>
-      </w:r>
-      <w:r>
-        <w:t>’</w:t>
-      </w:r>
-      <w:r>
-        <w:t>s degree and then look for a job.</w:t>
+        <w:t>Yesterday, I spent two hours chatting online with Weihai, typing messages back and forth. Watching the words jump onto the screen in real time felt almost magical—like we were two ghosts living inside this computer, talking to each other even though we were a thousand miles apart. He's only been in the U.S. for a few months but already dropped $900 on a used car and gotten his driver's license. He and his girlfriend back in China ended up breaking up. He told me he got really lonely whenever he had nothing to do. His roommate is also American, and every time he fries fish, his roommate jumps out and cries, "Are you trying to kill me?" Needless to say, he doesn't eat much fish anymore. He's decided not to finish his Ph.D. and plans to get his master's degree and then look for a job.</w:t>
       </w:r>
     </w:p>
     <w:p>
@@ -7657,26 +7006,6 @@
       <w:pPr>
         <w:pStyle w:val="CSP-ChapterBodyText"/>
       </w:pPr>
-    </w:p>
-    <w:p>
-      <w:pPr>
-        <w:pStyle w:val="CSP-ChapterBodyText"/>
-      </w:pPr>
-      <w:r>
-        <w:t>P.S. Even though money is a little tight, I</w:t>
-      </w:r>
-      <w:r>
-        <w:t>’</w:t>
-      </w:r>
-      <w:r>
-        <w:t>m doing just fine and have everything I need. Please don</w:t>
-      </w:r>
-      <w:r>
-        <w:t>’</w:t>
-      </w:r>
-      <w:r>
-        <w:t>t try to save every penny because of me. Taking good care of yourselves is what matters most!</w:t>
-      </w:r>
     </w:p>
     <w:p>
       <w:pPr>
@@ -7909,304 +7238,141 @@
         <w:pStyle w:val="CSP-ChapterBodyText"/>
       </w:pPr>
       <w:r>
+        <w:t xml:space="preserve">I've been in the new apartment for a month and a half now, and everything is going great. My American roommate is a very </w:t>
+      </w:r>
+      <w:r>
+        <w:lastRenderedPageBreak/>
+        <w:t xml:space="preserve">friendly and interesting guy—big and tall, always wearing his worn baseball cap over his medium-length brown hair and constantly sipping from an extra-large soda cup. He knows a bit of Japanese and regularly visits a Chinese video rental store to rent Hong Kong movies. The walls of his living room are covered with Hong Kong movie posters. People always assume I'm the one who put them up! When I tell them it was actually my roommate, they're always shocked. Most of his friends are ethnically Chinese, specifically Taiwanese and Hong </w:t>
+      </w:r>
+      <w:proofErr w:type="spellStart"/>
+      <w:r>
+        <w:t>Kongers</w:t>
+      </w:r>
+      <w:proofErr w:type="spellEnd"/>
+      <w:r>
+        <w:t xml:space="preserve"> who grew up in the States. He's also a pretty good cook and has a Chinese-style wok, cleaver, and everything. The Chinese food he makes actually smells better than mine!</w:t>
+      </w:r>
+    </w:p>
+    <w:p>
+      <w:pPr>
+        <w:pStyle w:val="CSP-ChapterBodyText"/>
+      </w:pPr>
+    </w:p>
+    <w:p>
+      <w:pPr>
+        <w:pStyle w:val="CSP-ChapterBodyText"/>
+      </w:pPr>
+      <w:r>
+        <w:t>Having an American roommate definitely helps with my English—it forces me to speak English and, more importantly, think in English. I used to catch myself almost blurting out Chinese in front of Americans, but I</w:t>
+      </w:r>
+      <w:r>
+        <w:t>’</w:t>
+      </w:r>
+      <w:r>
+        <w:t>ve gotten much better now. Living with an American hasn</w:t>
+      </w:r>
+      <w:r>
+        <w:t>’</w:t>
+      </w:r>
+      <w:r>
+        <w:t>t felt awkward or strange at all; it all feels very natural. Maybe it</w:t>
+      </w:r>
+      <w:r>
+        <w:t>’</w:t>
+      </w:r>
+      <w:r>
+        <w:t>s because I</w:t>
+      </w:r>
+      <w:r>
+        <w:t>’</w:t>
+      </w:r>
+      <w:r>
+        <w:t>m adaptable, or maybe it</w:t>
+      </w:r>
+      <w:r>
+        <w:t>’</w:t>
+      </w:r>
+      <w:r>
+        <w:t>s just because he</w:t>
+      </w:r>
+      <w:r>
+        <w:t>’</w:t>
+      </w:r>
+      <w:r>
+        <w:t>s already a little Asian at heart.</w:t>
+      </w:r>
+    </w:p>
+    <w:p>
+      <w:pPr>
+        <w:pStyle w:val="CSP-ChapterBodyText"/>
+      </w:pPr>
+    </w:p>
+    <w:p>
+      <w:pPr>
+        <w:pStyle w:val="CSP-ChapterBodyText"/>
+      </w:pPr>
+      <w:r>
         <w:t>I</w:t>
       </w:r>
       <w:r>
         <w:t>’</w:t>
       </w:r>
       <w:r>
-        <w:t xml:space="preserve">ve been in the new apartment for a month and a half now, and everything is going great. My American roommate is very </w:t>
+        <w:t>m doing most of my own cooking these days, and my skills have improved quite a bit. It</w:t>
+      </w:r>
+      <w:r>
+        <w:t>’</w:t>
+      </w:r>
+      <w:r>
+        <w:t>s a shame you can</w:t>
+      </w:r>
+      <w:r>
+        <w:t>’</w:t>
+      </w:r>
+      <w:r>
+        <w:t>t taste my cooking! Someday when I see you again, I</w:t>
+      </w:r>
+      <w:r>
+        <w:t>’</w:t>
+      </w:r>
+      <w:r>
+        <w:t>ll cook for both of you. I</w:t>
+      </w:r>
+      <w:r>
+        <w:t>’</w:t>
+      </w:r>
+      <w:r>
+        <w:t>ve discovered that the secret is to be generous with the oil and not skimp on the scallions, ginger, and garlic—they make everything smell and taste so much better. The apartment kitchen is fully equipped with a microwave, an oven, and a rice cooker, which makes cooking very convenient. The stove, however, is electric rather than gas-powered, so it takes a little getting used to.</w:t>
+      </w:r>
+    </w:p>
+    <w:p>
+      <w:pPr>
+        <w:pStyle w:val="CSP-ChapterBodyText"/>
+      </w:pPr>
+    </w:p>
+    <w:p>
+      <w:pPr>
+        <w:pStyle w:val="CSP-ChapterBodyText"/>
+      </w:pPr>
+      <w:r>
+        <w:t xml:space="preserve">The rent is on the expensive side, so I'll have a little less in savings. Honestly, that doesn't concern me too much. Please don't try to send me money! I promise you that, no matter how much I spend, I'll never get into credit card debt. I know credit cards are still uncommon back home, so here's how they work: </w:t>
       </w:r>
       <w:r>
         <w:lastRenderedPageBreak/>
-        <w:t>friendly—</w:t>
-      </w:r>
-      <w:r>
-        <w:t>h</w:t>
-      </w:r>
-      <w:r>
-        <w:t>e</w:t>
-      </w:r>
-      <w:r>
-        <w:t>’</w:t>
-      </w:r>
-      <w:r>
-        <w:t>s always wearing his worn baseball hat and sipping from an extra-large soda cup. He knows a bit of Japanese and regularly goes to the Chinese video rental store to rent Hong Kong movies. The walls of his living room are covered with Hong Kong movie posters. People always assume I</w:t>
-      </w:r>
-      <w:r>
-        <w:t>’</w:t>
-      </w:r>
-      <w:r>
-        <w:t>m the one who put them up! When I tell them it was actually my roommate, they</w:t>
-      </w:r>
-      <w:r>
-        <w:t>’</w:t>
-      </w:r>
-      <w:r>
-        <w:t>re always shocked. Most of his friends are ethnically Chinese, specifically Taiwanese and Hong Kongers who grew up in the States. He</w:t>
-      </w:r>
-      <w:r>
-        <w:t>’</w:t>
-      </w:r>
-      <w:r>
-        <w:t>s also a pretty good cook and has a Chinese-style wok, cleaver, and everything. The Chinese food he makes actually smells better than mine!</w:t>
-      </w:r>
-    </w:p>
-    <w:p>
-      <w:pPr>
-        <w:pStyle w:val="CSP-ChapterBodyText"/>
-      </w:pPr>
-    </w:p>
-    <w:p>
-      <w:pPr>
-        <w:pStyle w:val="CSP-ChapterBodyText"/>
-      </w:pPr>
-      <w:r>
-        <w:t>Having an American roommate definitely helps with my English—it forces me to speak English and, more importantly, think in English. I used to catch myself almost blurting out Chinese in front of Americans, but I</w:t>
-      </w:r>
-      <w:r>
-        <w:t>’</w:t>
-      </w:r>
-      <w:r>
-        <w:t>ve gotten much better now. Living with an American hasn</w:t>
-      </w:r>
-      <w:r>
-        <w:t>’</w:t>
-      </w:r>
-      <w:r>
-        <w:t>t felt awkward or strange at all; it all feels very natural. Maybe it</w:t>
-      </w:r>
-      <w:r>
-        <w:t>’</w:t>
-      </w:r>
-      <w:r>
-        <w:t>s because I</w:t>
-      </w:r>
-      <w:r>
-        <w:t>’</w:t>
-      </w:r>
-      <w:r>
-        <w:t>m adaptable, or maybe it</w:t>
-      </w:r>
-      <w:r>
-        <w:t>’</w:t>
-      </w:r>
-      <w:r>
-        <w:t>s just because he</w:t>
-      </w:r>
-      <w:r>
-        <w:t>’</w:t>
-      </w:r>
-      <w:r>
-        <w:t>s already a little Asian at heart.</w:t>
-      </w:r>
-    </w:p>
-    <w:p>
-      <w:pPr>
-        <w:pStyle w:val="CSP-ChapterBodyText"/>
-      </w:pPr>
-    </w:p>
-    <w:p>
-      <w:pPr>
-        <w:pStyle w:val="CSP-ChapterBodyText"/>
-      </w:pPr>
-      <w:r>
-        <w:t>I</w:t>
-      </w:r>
-      <w:r>
-        <w:t>’</w:t>
-      </w:r>
-      <w:r>
-        <w:t>m doing most of my own cooking these days, and my skills have improved quite a bit. It</w:t>
-      </w:r>
-      <w:r>
-        <w:t>’</w:t>
-      </w:r>
-      <w:r>
-        <w:t>s a shame you can</w:t>
-      </w:r>
-      <w:r>
-        <w:t>’</w:t>
-      </w:r>
-      <w:r>
-        <w:t>t taste my cooking! Someday when I see you again, I</w:t>
-      </w:r>
-      <w:r>
-        <w:t>’</w:t>
-      </w:r>
-      <w:r>
-        <w:t>ll cook for both of you. I</w:t>
-      </w:r>
-      <w:r>
-        <w:t>’</w:t>
-      </w:r>
-      <w:r>
-        <w:t>ve discovered that the secret is to be generous with the oil and not skimp on the scallions, ginger, and garlic—they make everything smell and taste so much better. The apartment kitchen is fully equipped with a microwave, an oven, and a rice cooker, which makes cooking very convenient. The stove, however, is electric rather than gas-powered, so it takes a little getting used to.</w:t>
-      </w:r>
-    </w:p>
-    <w:p>
-      <w:pPr>
-        <w:pStyle w:val="CSP-ChapterBodyText"/>
-      </w:pPr>
-    </w:p>
-    <w:p>
-      <w:pPr>
-        <w:pStyle w:val="CSP-ChapterBodyText"/>
-      </w:pPr>
-      <w:r>
-        <w:t>The rent is on the expensive side, so I</w:t>
-      </w:r>
-      <w:r>
-        <w:t>’</w:t>
-      </w:r>
-      <w:r>
-        <w:t xml:space="preserve">ll have a little less in savings. </w:t>
-      </w:r>
-      <w:r>
-        <w:t>Honestly, that doesn</w:t>
-      </w:r>
-      <w:r>
-        <w:t>’</w:t>
-      </w:r>
-      <w:r>
-        <w:t xml:space="preserve">t concern me </w:t>
-      </w:r>
-      <w:r>
-        <w:t>too</w:t>
-      </w:r>
-      <w:r>
-        <w:t xml:space="preserve"> much</w:t>
-      </w:r>
-      <w:r>
-        <w:t>.</w:t>
-      </w:r>
-      <w:r>
-        <w:t xml:space="preserve"> </w:t>
-      </w:r>
-      <w:r>
-        <w:t>Please don</w:t>
-      </w:r>
-      <w:r>
-        <w:t>’</w:t>
-      </w:r>
-      <w:r>
-        <w:t xml:space="preserve">t try to send me money! </w:t>
-      </w:r>
-      <w:r>
-        <w:t>I promise</w:t>
-      </w:r>
-      <w:r>
-        <w:t xml:space="preserve"> you</w:t>
-      </w:r>
-      <w:r>
-        <w:t xml:space="preserve"> that no matter how much I spend, I will never overdraw my account, so there</w:t>
-      </w:r>
-      <w:r>
-        <w:t>’</w:t>
-      </w:r>
-      <w:r>
-        <w:t>s no need to worry. I know credit cards are still uncommon back home, so here</w:t>
-      </w:r>
-      <w:r>
-        <w:t>’</w:t>
-      </w:r>
-      <w:r>
-        <w:t>s how they work: it</w:t>
-      </w:r>
-      <w:r>
-        <w:t>’</w:t>
-      </w:r>
-      <w:r>
-        <w:t xml:space="preserve">s simply a convenient way to </w:t>
-      </w:r>
-      <w:r>
-        <w:lastRenderedPageBreak/>
-        <w:t>pay. For example, when I go to the supermarket, I don</w:t>
-      </w:r>
-      <w:r>
-        <w:t>’</w:t>
-      </w:r>
-      <w:r>
-        <w:t>t need to carry cash or checks. I just use the card, and the credit card company sends me a monthly statement. I can then pay the entire balance with a single check. It</w:t>
-      </w:r>
-      <w:r>
-        <w:t>’</w:t>
-      </w:r>
-      <w:r>
-        <w:t xml:space="preserve">s quite convenient—essentially a </w:t>
-      </w:r>
-      <w:r>
-        <w:t>“</w:t>
-      </w:r>
-      <w:r>
-        <w:t>buy now, pay later</w:t>
-      </w:r>
-      <w:r>
-        <w:t>”</w:t>
-      </w:r>
-      <w:r>
-        <w:t xml:space="preserve"> system.</w:t>
-      </w:r>
-    </w:p>
-    <w:p>
-      <w:pPr>
-        <w:pStyle w:val="CSP-ChapterBodyText"/>
-      </w:pPr>
-    </w:p>
-    <w:p>
-      <w:pPr>
-        <w:pStyle w:val="CSP-ChapterBodyText"/>
-      </w:pPr>
-      <w:r>
-        <w:t>As for how things are going with Chun, I know you</w:t>
-      </w:r>
-      <w:r>
-        <w:t>’</w:t>
-      </w:r>
-      <w:r>
-        <w:t>re anxious, but worrying won</w:t>
-      </w:r>
-      <w:r>
-        <w:t>’</w:t>
-      </w:r>
-      <w:r>
-        <w:t>t change anything. It</w:t>
-      </w:r>
-      <w:r>
-        <w:t>’</w:t>
-      </w:r>
-      <w:r>
-        <w:t>s not like I don</w:t>
-      </w:r>
-      <w:r>
-        <w:t>’</w:t>
-      </w:r>
-      <w:r>
-        <w:t>t want a girlfriend. I know I</w:t>
-      </w:r>
-      <w:r>
-        <w:t>’</w:t>
-      </w:r>
-      <w:r>
-        <w:t>m expected to take the initiative, but I just can</w:t>
-      </w:r>
-      <w:r>
-        <w:t>’</w:t>
-      </w:r>
-      <w:r>
-        <w:t>t quite bring myself to do it—something just feels a little off. I</w:t>
-      </w:r>
-      <w:r>
-        <w:t>’</w:t>
-      </w:r>
-      <w:r>
-        <w:t>m sure that</w:t>
-      </w:r>
-      <w:r>
-        <w:t>’</w:t>
-      </w:r>
-      <w:r>
-        <w:t>s disappointing for you to hear. Personally, I think the only real hope is if she manages to come to UT. Long-distance relationships are really tough.</w:t>
+        <w:t>for me it's simply a convenient way to pay. For example, when I go to the supermarket, I don't need to carry cash or checks. I just use the card, and the credit card company sends me a monthly statement. I can then pay the entire balance with a single check. It's quite convenient—essentially a “buy now, pay later” system.</w:t>
+      </w:r>
+    </w:p>
+    <w:p>
+      <w:pPr>
+        <w:pStyle w:val="CSP-ChapterBodyText"/>
+      </w:pPr>
+    </w:p>
+    <w:p>
+      <w:pPr>
+        <w:pStyle w:val="CSP-ChapterBodyText"/>
+      </w:pPr>
+      <w:r>
+        <w:t>As for how things are going with Chun, I know you're anxious, but worrying won't change anything. It's not like I don't want a girlfriend. I know I'm expected to take the initiative, but I just can't quite bring myself to do it—something just feels a little off. I'm sure that's disappointing for you to hear. Personally, I think our only real hope is that she manages to come to UT so we can get to know each other better. Long-distance relationships are really tough.</w:t>
       </w:r>
     </w:p>
     <w:p>
@@ -8576,123 +7742,33 @@
         <w:pStyle w:val="CSP-ChapterBodyText"/>
       </w:pPr>
       <w:r>
-        <w:t>Mom, you mentioned in your letter that some of the articles you</w:t>
-      </w:r>
-      <w:r>
-        <w:t>’</w:t>
-      </w:r>
-      <w:r>
-        <w:t>ve read make America sound terrifying. Honestly, that hasn</w:t>
-      </w:r>
-      <w:r>
-        <w:t>’</w:t>
-      </w:r>
-      <w:r>
-        <w:t>t been my experience at all—it really just depends on where you live. Austin is a mid-sized college town, and relatively speaking, it</w:t>
-      </w:r>
-      <w:r>
-        <w:t>’</w:t>
-      </w:r>
-      <w:r>
-        <w:t>s pretty safe. Occasionally I</w:t>
-      </w:r>
-      <w:r>
-        <w:t>’</w:t>
-      </w:r>
-      <w:r>
-        <w:t>ve walked home alone from the computer labs well past midnight, with hardly anyone else on the streets. I was only a little nervous the first couple of times—now I barely think about it, though I always stay alert to my surroundings. Please don</w:t>
-      </w:r>
-      <w:r>
-        <w:t>’</w:t>
-      </w:r>
-      <w:r>
-        <w:t>t worry. I</w:t>
-      </w:r>
-      <w:r>
-        <w:t>’</w:t>
-      </w:r>
-      <w:r>
-        <w:t>ll keep looking out for myself.</w:t>
-      </w:r>
-    </w:p>
-    <w:p>
-      <w:pPr>
-        <w:pStyle w:val="CSP-ChapterBodyText"/>
-      </w:pPr>
-    </w:p>
-    <w:p>
-      <w:pPr>
-        <w:pStyle w:val="CSP-ChapterBodyText"/>
-      </w:pPr>
-      <w:r>
-        <w:t>Right now, we</w:t>
-      </w:r>
-      <w:r>
-        <w:t>’</w:t>
-      </w:r>
-      <w:r>
-        <w:t>re on spring break. It lasts a week and is already winding down. The weather is gorgeous at this time of year—it</w:t>
-      </w:r>
-      <w:r>
-        <w:t>’</w:t>
-      </w:r>
-      <w:r>
-        <w:t>s warm enough that you only need a short-sleeved T-shirt. The winters here really aren</w:t>
-      </w:r>
-      <w:r>
-        <w:t>’</w:t>
-      </w:r>
-      <w:r>
-        <w:t>t bad at all. I</w:t>
-      </w:r>
-      <w:r>
-        <w:t>’</w:t>
-      </w:r>
-      <w:r>
-        <w:t>ve only had to wear a sweater for about four days in total. I have no problems at all when it comes to food and clothing, so please don</w:t>
-      </w:r>
-      <w:r>
-        <w:t>’</w:t>
-      </w:r>
-      <w:r>
-        <w:t>t worry. In fact, I might even be eating a little too well—my waistline seems to be expanding, and I think I</w:t>
-      </w:r>
-      <w:r>
-        <w:t>’</w:t>
-      </w:r>
-      <w:r>
-        <w:t>m putting on some weight.</w:t>
-      </w:r>
-    </w:p>
-    <w:p>
-      <w:pPr>
-        <w:pStyle w:val="CSP-ChapterBodyText"/>
-      </w:pPr>
-    </w:p>
-    <w:p>
-      <w:pPr>
-        <w:pStyle w:val="CSP-ChapterBodyText"/>
-      </w:pPr>
-      <w:r>
-        <w:t>We</w:t>
-      </w:r>
-      <w:r>
-        <w:t>’</w:t>
-      </w:r>
-      <w:r>
-        <w:t>re halfway through the semester now, and things haven</w:t>
-      </w:r>
-      <w:r>
-        <w:t>’</w:t>
-      </w:r>
-      <w:r>
-        <w:t>t been overwhelmingly busy so far. I am the TA for a C++ course. C++ is a programming language that evolved from C, which I already know well. The workload is heavier than it was last term, but it</w:t>
-      </w:r>
-      <w:r>
-        <w:t>’</w:t>
-      </w:r>
-      <w:r>
-        <w:t>s still manageable. I hold three office hours a week and grade homework every other week. There are nearly 120 students in my class, so grading a single assignment takes several hours.</w:t>
+        <w:t>Mom, you mentioned in your letter that some of the news articles you've read make America sound like a terrifying place. Honestly, that hasn't been my experience at all—it really just depends on where you live. Austin is a mid-sized college town, and relatively speaking, it's pretty safe. Occasionally I've walked home alone from the computer labs on campus well past midnight, with hardly anyone else on the streets. I was only a little nervous the first couple of times. Now it hardly bothers me, though I always stay alert to my surroundings. Please don't worry. I'll keep looking out for myself.</w:t>
+      </w:r>
+    </w:p>
+    <w:p>
+      <w:pPr>
+        <w:pStyle w:val="CSP-ChapterBodyText"/>
+      </w:pPr>
+    </w:p>
+    <w:p>
+      <w:pPr>
+        <w:pStyle w:val="CSP-ChapterBodyText"/>
+      </w:pPr>
+      <w:r>
+        <w:t>Right now, we're on spring break. It lasts a week and is already winding down. We're halfway through the semester now, and things haven't been overwhelmingly busy so far. I am the TA for a C++ course this time. C++ is a programming language that evolved from C, which I already know well. The workload is heavier than it was last term, but it's still manageable. I hold three office hours a week and grade homework every other week. Since there are nearly 120 students in my class, grading a single assignment takes several hours.</w:t>
+      </w:r>
+    </w:p>
+    <w:p>
+      <w:pPr>
+        <w:pStyle w:val="CSP-ChapterBodyText"/>
+      </w:pPr>
+    </w:p>
+    <w:p>
+      <w:pPr>
+        <w:pStyle w:val="CSP-ChapterBodyText"/>
+      </w:pPr>
+      <w:r>
+        <w:t>The weather is gorgeous at this time of year—it's warm enough that you only need a short-sleeved T-shirt. The winters here really aren't bad at all. I've only had to wear a sweater for about four days last winter. I have no problems at all when it comes to food and clothing. In fact, I might even be eating a little too well—my waistline seems to be expanding, and I think I'm putting on some weight.</w:t>
       </w:r>
     </w:p>
     <w:p>
@@ -8709,31 +7785,16 @@
       </w:r>
       <w:r>
         <w:lastRenderedPageBreak/>
-        <w:t>both excellent universities, and receiving those fellowships is a huge accomplishment. It really seems that if you</w:t>
-      </w:r>
-      <w:r>
-        <w:t>’</w:t>
-      </w:r>
-      <w:r>
-        <w:t>re determined to study abroad, you</w:t>
-      </w:r>
-      <w:r>
-        <w:t>’</w:t>
-      </w:r>
-      <w:r>
-        <w:t>ll eventually find a way to make it happen. The classmate who got into Brown asked me whether he should find a girlfriend and get married before coming to the States. I told him absolutely not—unless he</w:t>
-      </w:r>
-      <w:r>
-        <w:t>’</w:t>
-      </w:r>
-      <w:r>
-        <w:t>s already found the right person. He</w:t>
-      </w:r>
-      <w:r>
-        <w:t>’</w:t>
-      </w:r>
-      <w:r>
-        <w:t>s still quite young, about three years younger than me.</w:t>
+        <w:t>both excellent universities, and receiving those fellowships is a huge accomplishment.</w:t>
+      </w:r>
+      <w:r>
+        <w:rPr>
+          <w:rStyle w:val="FootnoteReference"/>
+        </w:rPr>
+        <w:footnoteReference w:id="19"/>
+      </w:r>
+      <w:r>
+        <w:t xml:space="preserve"> It really seems that if you're determined to study abroad, you'll eventually find a way to make it happen. The classmate who got into Brown asked me whether he should find a girlfriend and get married before coming to the United States. I told him absolutely not—unless he's already found the right person. He's still quite young, about three years younger than me.</w:t>
       </w:r>
     </w:p>
     <w:p>
@@ -8919,56 +7980,40 @@
         <w:pStyle w:val="CSP-ChapterBodyText"/>
       </w:pPr>
       <w:r>
-        <w:t>I received your letter dated March 16, and I was so relieved to get your phone call the day before yesterday and hear that Mom</w:t>
-      </w:r>
-      <w:r>
-        <w:t>’</w:t>
-      </w:r>
-      <w:r>
-        <w:t>s wrist is much better now.</w:t>
-      </w:r>
-    </w:p>
-    <w:p>
-      <w:pPr>
-        <w:pStyle w:val="CSP-ChapterBodyText"/>
-      </w:pPr>
-    </w:p>
-    <w:p>
-      <w:pPr>
-        <w:pStyle w:val="CSP-ChapterBodyText"/>
-      </w:pPr>
-      <w:r>
-        <w:t>Honestly, it</w:t>
-      </w:r>
-      <w:r>
-        <w:t>’</w:t>
-      </w:r>
-      <w:r>
-        <w:t>s probably a good thing to let Dad handle some of the housework for a change—I do all my own chores these days anyway. I</w:t>
-      </w:r>
-      <w:r>
-        <w:t>’</w:t>
-      </w:r>
-      <w:r>
-        <w:t xml:space="preserve">ve gotten pretty fast at cooking—I can whip something up in no time. Making rice is especially easy. It takes about twenty minutes in the rice cooker, and then I just leave it on the </w:t>
-      </w:r>
-      <w:r>
-        <w:t>“</w:t>
-      </w:r>
-      <w:r>
-        <w:t>warm</w:t>
-      </w:r>
-      <w:r>
-        <w:t>”</w:t>
-      </w:r>
-      <w:r>
-        <w:t xml:space="preserve"> setting. It stays warm for up to two days, so I always have hot rice ready to eat. If I have leftovers, I just pop them into the microwave for a couple of minutes. Overall, it</w:t>
-      </w:r>
-      <w:r>
-        <w:t>’</w:t>
-      </w:r>
-      <w:r>
-        <w:t>s all very convenient.</w:t>
+        <w:t xml:space="preserve">I received your letter dated March 16, and I was so relieved to get your phone call the day before yesterday and hear that </w:t>
+      </w:r>
+      <w:proofErr w:type="gramStart"/>
+      <w:r>
+        <w:t>Mom</w:t>
+      </w:r>
+      <w:r>
+        <w:t>’</w:t>
+      </w:r>
+      <w:r>
+        <w:t>s</w:t>
+      </w:r>
+      <w:proofErr w:type="gramEnd"/>
+      <w:r>
+        <w:t xml:space="preserve"> wrist is much better now.</w:t>
+      </w:r>
+    </w:p>
+    <w:p>
+      <w:pPr>
+        <w:pStyle w:val="CSP-ChapterBodyText"/>
+      </w:pPr>
+    </w:p>
+    <w:p>
+      <w:pPr>
+        <w:pStyle w:val="CSP-ChapterBodyText"/>
+      </w:pPr>
+      <w:r>
+        <w:t>Honestly, it's probably a good thing to let Dad handle some of the housework for a change—I do all my own chores these days anyway. I've gotten pretty fast at cooking—I can whip something up in no time. Making rice is especially easy. It takes about twenty minutes in the electric rice cooker, and then I just leave it on the "warm" setting. It stays warm for up to two days, so I always have hot rice ready to eat. If I have leftovers, I just pop them into the microwave for a couple of minutes. Overall, it's all very convenient.</w:t>
+      </w:r>
+      <w:r>
+        <w:rPr>
+          <w:rStyle w:val="FootnoteReference"/>
+        </w:rPr>
+        <w:footnoteReference w:id="20"/>
       </w:r>
     </w:p>
     <w:p>
@@ -9000,150 +8045,54 @@
         <w:pStyle w:val="CSP-ChapterBodyText"/>
       </w:pPr>
       <w:r>
-        <w:t xml:space="preserve">Ever since I moved out of my old apartment complex, the Brownstone, things there have gone downhill, and a lot of the Chinese students living there are planning to move out. First, a fire broke out in one of the units and completely destroyed it, </w:t>
+        <w:t xml:space="preserve">Ever since I moved out of my old apartment complex, the Brownstone, things there have gone downhill, and a lot of the </w:t>
       </w:r>
       <w:r>
         <w:lastRenderedPageBreak/>
-        <w:t>leaving the neighboring apartments filled with smoke. The resident of the unit actually had to jump from the second floor to escape the flames. The Brownstone is on the cheaper side, so the tenant mix is a bit sketchy, and it definitely gives off an unsafe vibe. Some people have had their car windows smashed and their CDs stolen. In fact, someone even stole all four wheels off my former roommate</w:t>
-      </w:r>
-      <w:r>
-        <w:t>’</w:t>
-      </w:r>
-      <w:r>
-        <w:t>s car, leaving the chassis propped up on large rocks! There are also drunks who randomly pound on people</w:t>
-      </w:r>
-      <w:r>
-        <w:t>’</w:t>
-      </w:r>
-      <w:r>
-        <w:t>s doors, which has a lot of tenants spooked and wanting to move. By comparison, my current apartment feels very safe. It</w:t>
-      </w:r>
-      <w:r>
-        <w:t>’</w:t>
-      </w:r>
-      <w:r>
-        <w:t>s mostly professionals and students living here, and the entire complex has security gates that remain locked at all times.</w:t>
-      </w:r>
-    </w:p>
-    <w:p>
-      <w:pPr>
-        <w:pStyle w:val="CSP-ChapterBodyText"/>
-      </w:pPr>
-    </w:p>
-    <w:p>
-      <w:pPr>
-        <w:pStyle w:val="CSP-ChapterBodyText"/>
-      </w:pPr>
-      <w:r>
-        <w:t>The semester ends in mid-May, and after a short break, the summer term begins in late May. We can either register for summer classes or take the summer off. Around this time, I need to decide whether I want to continue pursuing a Ph.D. If I decide not to continue and settle for a master</w:t>
-      </w:r>
-      <w:r>
-        <w:t>’</w:t>
-      </w:r>
-      <w:r>
-        <w:t>s degree instead, I need to start making plans right away.</w:t>
-      </w:r>
-    </w:p>
-    <w:p>
-      <w:pPr>
-        <w:pStyle w:val="CSP-ChapterBodyText"/>
-      </w:pPr>
-    </w:p>
-    <w:p>
-      <w:pPr>
-        <w:pStyle w:val="CSP-ChapterBodyText"/>
-      </w:pPr>
-      <w:r>
-        <w:t>Right now, I</w:t>
-      </w:r>
-      <w:r>
-        <w:t>’</w:t>
-      </w:r>
-      <w:r>
-        <w:t>m leaning toward just getting my master</w:t>
-      </w:r>
-      <w:r>
-        <w:t>’</w:t>
-      </w:r>
-      <w:r>
-        <w:t>s degree and finding a job, although nothing has been decided yet. The biggest reason is that I haven</w:t>
-      </w:r>
-      <w:r>
-        <w:t>’</w:t>
-      </w:r>
-      <w:r>
-        <w:t>t found a research area that truly interests me. Most of the professors in the department work on topics that are simply too theoretical for my taste. The master</w:t>
-      </w:r>
-      <w:r>
-        <w:t>’</w:t>
-      </w:r>
-      <w:r>
-        <w:t>s program requires thirty-six credit hours, or twelve courses, two of which must be taken outside the department. I</w:t>
-      </w:r>
-      <w:r>
-        <w:t>’</w:t>
-      </w:r>
-      <w:r>
-        <w:t>ve already completed six courses, so I have six more to go. At this point, the earliest I could graduate would be next May, and taking summer classes wouldn</w:t>
-      </w:r>
-      <w:r>
-        <w:t>’</w:t>
-      </w:r>
-      <w:r>
-        <w:t>t change that.</w:t>
-      </w:r>
-    </w:p>
-    <w:p>
-      <w:pPr>
-        <w:pStyle w:val="CSP-ChapterBodyText"/>
-      </w:pPr>
-    </w:p>
-    <w:p>
-      <w:pPr>
-        <w:pStyle w:val="CSP-ChapterBodyText"/>
-      </w:pPr>
-      <w:r>
-        <w:t>In the best-case scenario, I</w:t>
-      </w:r>
-      <w:r>
-        <w:t>’</w:t>
-      </w:r>
-      <w:r>
-        <w:t>d find a summer internship. Otherwise, I</w:t>
-      </w:r>
-      <w:r>
-        <w:t>’</w:t>
-      </w:r>
-      <w:r>
-        <w:t>ll probably just have to register for one class and continue working as a TA. While being a TA provides some income, taking a class also means paying tuition and fees, and I</w:t>
-      </w:r>
-      <w:r>
-        <w:t>’</w:t>
-      </w:r>
-      <w:r>
-        <w:t xml:space="preserve">d miss the opportunity to gain real-world work experience. </w:t>
+        <w:t>Chinese students living there are planning to move out. First, a fire broke out in one of the units and completely destroyed it, leaving the neighboring units filled with smoke. The resident of the unit actually had to jump from the second floor to escape the flames. The Brownstone is on the cheaper side, so the tenant mix is a bit sketchy, and sometimes it definitely gives off an unsafe vibe. Some people have had their car windows smashed and their CDs stolen. In fact, someone even stole all four wheels off my former roommate's car, leaving the chassis propped up on large rocks! There are also drunks who randomly pound on people's doors, which has a lot of tenants spooked and wanting to move. By comparison, my current apartment feels very safe. It's mostly professionals and students living here, and the entire complex has security gates that remain locked at all times.</w:t>
+      </w:r>
+    </w:p>
+    <w:p>
+      <w:pPr>
+        <w:pStyle w:val="CSP-ChapterBodyText"/>
+      </w:pPr>
+    </w:p>
+    <w:p>
+      <w:pPr>
+        <w:pStyle w:val="CSP-ChapterBodyText"/>
+      </w:pPr>
+      <w:r>
+        <w:t>The semester ends in mid-May, and after a short break, the summer term begins in late May. Around this time, I need to decide whether I want to continue pursuing a Ph.D. If I decide not to continue and settle for a master's degree instead, I'll have to start making plans right away.</w:t>
+      </w:r>
+    </w:p>
+    <w:p>
+      <w:pPr>
+        <w:pStyle w:val="CSP-ChapterBodyText"/>
+      </w:pPr>
+    </w:p>
+    <w:p>
+      <w:pPr>
+        <w:pStyle w:val="CSP-ChapterBodyText"/>
+      </w:pPr>
+      <w:r>
+        <w:t>At this moment, I'm leaning toward just getting my master's degree and finding a job, although nothing has been decided yet. The biggest reason is that I haven't found a research area that truly interests me. Most of the professors in the department work on topics that are simply too theoretical for my taste. The master's program requires thirty-six credit hours, or twelve courses, two of which must be taken outside the department. I've already completed six courses, so I have six more to go. At this point, the earliest I could graduate would be next May, and taking summer classes wouldn't change that.</w:t>
+      </w:r>
+    </w:p>
+    <w:p>
+      <w:pPr>
+        <w:pStyle w:val="CSP-ChapterBodyText"/>
+      </w:pPr>
+    </w:p>
+    <w:p>
+      <w:pPr>
+        <w:pStyle w:val="CSP-ChapterBodyText"/>
+      </w:pPr>
+      <w:r>
+        <w:t xml:space="preserve">In the best-case scenario, I'd find a summer internship. Otherwise, I'll probably just have to register for one class and continue working as a TA. Although working as a TA would provide some income, taking a class would also mean paying </w:t>
       </w:r>
       <w:r>
         <w:lastRenderedPageBreak/>
-        <w:t>Looking back, I probably didn</w:t>
-      </w:r>
-      <w:r>
-        <w:t>’</w:t>
-      </w:r>
-      <w:r>
-        <w:t>t plan ahead well enough, and I wasn</w:t>
-      </w:r>
-      <w:r>
-        <w:t>’</w:t>
-      </w:r>
-      <w:r>
-        <w:t>t aggressive enough in looking for summer jobs, which is why I haven</w:t>
-      </w:r>
-      <w:r>
-        <w:t>’</w:t>
-      </w:r>
-      <w:r>
-        <w:t>t had any luck so far.</w:t>
+        <w:t>tuition and fees while missing out on the opportunity to gain real-world work experience. Looking back, I probably didn't plan ahead well enough, and I wasn't aggressive enough in looking for summer jobs, which is why I haven't had any luck so far.</w:t>
       </w:r>
     </w:p>
     <w:p>
@@ -9419,305 +8368,221 @@
         <w:pStyle w:val="CSP-ChapterBodyText"/>
       </w:pPr>
       <w:r>
-        <w:t>Honestly, I got incredibly lucky this time. One of my high school classmates, who was also my classmate in college, graduated with his master</w:t>
-      </w:r>
-      <w:r>
-        <w:t>’</w:t>
-      </w:r>
-      <w:r>
-        <w:t>s degree last year and went to work at AT&amp;T Bell Labs. Two weeks ago, he happened to send an email to everyone saying there was an opening for a full-time permanent position and asking if anyone was interested. I replied and told him I was actually looking for a summer internship. He said that might be possible and asked me to send over my résumé. I never expected it to actually work out, but yesterday someone from Bell Labs called and interviewed me over the phone. Today, my classmate told me everything was set. Thanks to his recommendation, the whole process went much more smoothly than I ever expected.</w:t>
-      </w:r>
-    </w:p>
-    <w:p>
-      <w:pPr>
-        <w:pStyle w:val="CSP-ChapterBodyText"/>
-      </w:pPr>
-    </w:p>
-    <w:p>
-      <w:pPr>
-        <w:pStyle w:val="CSP-ChapterBodyText"/>
-      </w:pPr>
-      <w:r>
-        <w:t>As it turns out, Bell Labs is part of a company that</w:t>
-      </w:r>
-      <w:r>
-        <w:t>’</w:t>
-      </w:r>
-      <w:r>
-        <w:t>s in the process of spinning off from AT&amp;T to become Lucent. It</w:t>
-      </w:r>
-      <w:r>
-        <w:t>’</w:t>
-      </w:r>
-      <w:r>
-        <w:t xml:space="preserve">s </w:t>
+        <w:t>Honestly, I got incredibly lucky this time. One of my high school classmates, who was also my classmate in college, graduated with a master's degree last year and went on to work for AT&amp;T Bell Labs. Two weeks ago, he happened to send an email to everyone saying there was an opening for a full-time permanent position and asking if anyone was interested. I replied and told him I was actually looking for a summer internship. He said that might be possible and asked me to send over my résumé. I never expected it to actually work out, but yesterday someone from Bell Labs called and interviewed me over the phone. Today, my classmate told me everything was set. Thanks to his recommendation, the whole process went much more smoothly than I ever expected.</w:t>
+      </w:r>
+    </w:p>
+    <w:p>
+      <w:pPr>
+        <w:pStyle w:val="CSP-ChapterBodyText"/>
+      </w:pPr>
+    </w:p>
+    <w:p>
+      <w:pPr>
+        <w:pStyle w:val="CSP-ChapterBodyText"/>
+      </w:pPr>
+      <w:r>
+        <w:t xml:space="preserve">Bell Labs is one of the world's most famous and respected industrial research laboratories. As it turns out, it is part of a </w:t>
       </w:r>
       <w:r>
         <w:lastRenderedPageBreak/>
-        <w:t>located in Holmdel, New Jersey, about forty miles from Newark and just a short train ride from New York City. The internship runs from May 15 until the start of the fall semester, about three months in total. The pay is more than $700 a week, which works out to about $3,000 a month. The salary is excellent, and the company has a great reputation here.</w:t>
+        <w:t>parent company that's in the process of spinning off from AT&amp;T to become Lucent Technologies. The office is located in Holmdel, New Jersey, about forty miles from Newark and just a short train ride from New York City. The internship runs from May 15 until the start of the fall semester, about three months in total. The pay is more than $700 a week, which works out to about $3,000 a month. The salary is excellent, and the company has a great reputation here.</w:t>
+      </w:r>
+    </w:p>
+    <w:p>
+      <w:pPr>
+        <w:pStyle w:val="CSP-ChapterBodyText"/>
+      </w:pPr>
+    </w:p>
+    <w:p>
+      <w:pPr>
+        <w:pStyle w:val="CSP-ChapterBodyText"/>
+      </w:pPr>
+      <w:r>
+        <w:t>This is such a fantastic opportunity for me. Work experience is highly valued in America, and having Bell Labs on my résumé should make it a lot easier to find my next job down the road. I feel incredibly fortunate—it</w:t>
+      </w:r>
+      <w:r>
+        <w:t>’</w:t>
+      </w:r>
+      <w:r>
+        <w:t>s a great job, and I</w:t>
+      </w:r>
+      <w:r>
+        <w:t>’</w:t>
+      </w:r>
+      <w:r>
+        <w:t>ll have a friend there to look out for me. There are also quite a few of our old college classmates in New Jersey, so it</w:t>
+      </w:r>
+      <w:r>
+        <w:t>’</w:t>
+      </w:r>
+      <w:r>
+        <w:t>ll be great to meet up and hang out. Now all I have to do is find someone to sublease my apartment here in Austin.</w:t>
+      </w:r>
+    </w:p>
+    <w:p>
+      <w:pPr>
+        <w:pStyle w:val="CSP-ChapterBodyText"/>
+      </w:pPr>
+    </w:p>
+    <w:p>
+      <w:pPr>
+        <w:pStyle w:val="CSP-ChapterBodyText"/>
+      </w:pPr>
+      <w:r>
+        <w:t>Regarding what we discussed in my last letter about pursuing a Ph.D., I should have a much better idea in a few months. If I get a taste of an industry job and decide it's not for me, I may continue to focus on research and pursue a Ph.D. On the other hand, if I really enjoy working, I'll just get my master's degree instead and head straight into the workforce.</w:t>
+      </w:r>
+    </w:p>
+    <w:p>
+      <w:pPr>
+        <w:pStyle w:val="CSP-ChapterBodyText"/>
+      </w:pPr>
+    </w:p>
+    <w:p>
+      <w:pPr>
+        <w:pStyle w:val="CSP-ChapterBodyText"/>
+      </w:pPr>
+      <w:r>
+        <w:t>I feel a little bad that I haven</w:t>
+      </w:r>
+      <w:r>
+        <w:t>’</w:t>
+      </w:r>
+      <w:r>
+        <w:t>t been able to save more money. I</w:t>
+      </w:r>
+      <w:r>
+        <w:t>’</w:t>
+      </w:r>
+      <w:r>
+        <w:t>ve been in the U.S. for over half a year now, and my bank account is still only sitting at a little over a thousand dollars. That emergency fund</w:t>
       </w:r>
       <w:r>
         <w:rPr>
           <w:rStyle w:val="FootnoteReference"/>
         </w:rPr>
-        <w:footnoteReference w:id="19"/>
-      </w:r>
-    </w:p>
-    <w:p>
-      <w:pPr>
-        <w:pStyle w:val="CSP-ChapterBodyText"/>
-      </w:pPr>
-    </w:p>
-    <w:p>
-      <w:pPr>
-        <w:pStyle w:val="CSP-ChapterBodyText"/>
-      </w:pPr>
-      <w:r>
-        <w:t>This is such a fantastic opportunity for me. Work experience is highly valued in America, and having Bell Labs on my résumé should make it a lot easier to find my next job down the road. I feel incredibly fortunate—it</w:t>
-      </w:r>
-      <w:r>
-        <w:t>’</w:t>
-      </w:r>
-      <w:r>
-        <w:t>s a great job, and I</w:t>
-      </w:r>
-      <w:r>
-        <w:t>’</w:t>
-      </w:r>
-      <w:r>
-        <w:t>ll have a friend there to look out for me. There are also quite a few of our old college classmates in New Jersey, so it</w:t>
-      </w:r>
-      <w:r>
-        <w:t>’</w:t>
-      </w:r>
-      <w:r>
-        <w:t>ll be great to meet up and hang out. Now all I have to do is find someone to sublease my apartment here in Austin.</w:t>
-      </w:r>
-    </w:p>
-    <w:p>
-      <w:pPr>
-        <w:pStyle w:val="CSP-ChapterBodyText"/>
-      </w:pPr>
-    </w:p>
-    <w:p>
-      <w:pPr>
-        <w:pStyle w:val="CSP-ChapterBodyText"/>
-      </w:pPr>
-      <w:r>
-        <w:t>Regarding what we discussed in my last letter about pursuing a Ph.D., I should have a much better idea in a few months. I plan to talk things over with my friends while I</w:t>
-      </w:r>
-      <w:r>
-        <w:t>’</w:t>
-      </w:r>
-      <w:r>
-        <w:t>m there. If I get a taste of an industry job and decide it</w:t>
-      </w:r>
-      <w:r>
-        <w:t>’</w:t>
-      </w:r>
-      <w:r>
-        <w:t>s not for me, I may continue to focus on research and pursue a Ph.D. On the other hand, if I really enjoy working, I</w:t>
-      </w:r>
-      <w:r>
-        <w:t>’</w:t>
-      </w:r>
-      <w:r>
-        <w:t>ll just get my master</w:t>
-      </w:r>
-      <w:r>
-        <w:t>’</w:t>
-      </w:r>
-      <w:r>
-        <w:t>s degree instead and head straight into the workforce.</w:t>
-      </w:r>
-    </w:p>
-    <w:p>
-      <w:pPr>
-        <w:pStyle w:val="CSP-ChapterBodyText"/>
-      </w:pPr>
-    </w:p>
-    <w:p>
-      <w:pPr>
-        <w:pStyle w:val="CSP-ChapterBodyText"/>
-      </w:pPr>
-      <w:r>
-        <w:t>I feel a little bad that I haven</w:t>
-      </w:r>
-      <w:r>
-        <w:t>’</w:t>
-      </w:r>
-      <w:r>
-        <w:t>t been able to save more money. I</w:t>
-      </w:r>
-      <w:r>
-        <w:t>’</w:t>
-      </w:r>
-      <w:r>
-        <w:t>ve been in the U.S. for over half a year now, and my bank account is still only sitting at a little over a thousand dollars. That emergency fund</w:t>
+        <w:footnoteReference w:id="21"/>
+      </w:r>
+      <w:r>
+        <w:t xml:space="preserve"> you gave me is still untouched in a separate bank account. It matures on July 29th after a ten-month term at a 5.35% interest rate. </w:t>
+      </w:r>
+      <w:r>
+        <w:t>Being short on cash was one of the reasons I wanted to get a summer job.</w:t>
+      </w:r>
+      <w:r>
+        <w:t xml:space="preserve"> Once I have </w:t>
+      </w:r>
+      <w:r>
+        <w:lastRenderedPageBreak/>
+        <w:t>enough saved up, you</w:t>
+      </w:r>
+      <w:r>
+        <w:t>’</w:t>
+      </w:r>
+      <w:r>
+        <w:t>ll be able to apply for visas to come visit me in America whenever you</w:t>
+      </w:r>
+      <w:r>
+        <w:t>’</w:t>
+      </w:r>
+      <w:r>
+        <w:t>d like.</w:t>
       </w:r>
       <w:r>
         <w:rPr>
           <w:rStyle w:val="FootnoteReference"/>
         </w:rPr>
-        <w:footnoteReference w:id="20"/>
-      </w:r>
-      <w:r>
-        <w:t xml:space="preserve"> you gave me is still untouched in a separate bank account. It matures on July 29th after a ten-month term at a 5.35% interest rate. Being short on cash was </w:t>
-      </w:r>
-      <w:r>
-        <w:lastRenderedPageBreak/>
-        <w:t>one of the main reasons I wanted to find a job. Once I have enough saved up, you</w:t>
-      </w:r>
-      <w:r>
-        <w:t>’</w:t>
-      </w:r>
-      <w:r>
-        <w:t>ll be able to apply for visas to come visit me in America whenever you</w:t>
-      </w:r>
-      <w:r>
-        <w:t>’</w:t>
-      </w:r>
-      <w:r>
-        <w:t>d like.</w:t>
+        <w:footnoteReference w:id="22"/>
+      </w:r>
+    </w:p>
+    <w:p>
+      <w:pPr>
+        <w:pStyle w:val="CSP-ChapterBodyText"/>
+      </w:pPr>
+    </w:p>
+    <w:p>
+      <w:pPr>
+        <w:pStyle w:val="CSP-ChapterBodyText"/>
+      </w:pPr>
+      <w:r>
+        <w:t>As for my watch, it would be great if you could ask Uncle Wei to bring me one from China. The only problem is that I need a watch before I leave for New Jersey because it will be essential for travel and work. If you do end up sending one with him, it would be best to get one with a day-and-date display, and it doesn't need to be expensive. I'll just buy a cheap one for the time being. As for anything else I might need, let me think about it, but I don't seem to be lacking much. If there's anything you'd like from the United States, just let me know, and I'll ask Uncle Wei to bring it back for you.</w:t>
+      </w:r>
+    </w:p>
+    <w:p>
+      <w:pPr>
+        <w:pStyle w:val="CSP-ChapterBodyText"/>
+      </w:pPr>
+    </w:p>
+    <w:p>
+      <w:pPr>
+        <w:pStyle w:val="CSP-ChapterBodyText"/>
+      </w:pPr>
+      <w:r>
+        <w:t>I</w:t>
+      </w:r>
+      <w:r>
+        <w:t>’</w:t>
+      </w:r>
+      <w:r>
+        <w:t>ll send over my new address and phone number once I have them.</w:t>
+      </w:r>
+    </w:p>
+    <w:p>
+      <w:pPr>
+        <w:pStyle w:val="CSP-ChapterBodyText"/>
+      </w:pPr>
+    </w:p>
+    <w:p>
+      <w:pPr>
+        <w:pStyle w:val="CSP-ChapterBodyText"/>
+      </w:pPr>
+      <w:r>
+        <w:t>Take care,</w:t>
+      </w:r>
+    </w:p>
+    <w:p>
+      <w:pPr>
+        <w:pStyle w:val="CSP-ChapterBodyText"/>
+      </w:pPr>
+    </w:p>
+    <w:p>
+      <w:pPr>
+        <w:pStyle w:val="CSP-ChapterBodyText"/>
+      </w:pPr>
+      <w:r>
+        <w:t>Tong</w:t>
+      </w:r>
+    </w:p>
+    <w:p>
+      <w:pPr>
+        <w:pStyle w:val="CSP-ChapterBodyText"/>
+      </w:pPr>
+      <w:r>
+        <w:t>04/19/96</w:t>
+      </w:r>
+    </w:p>
+    <w:p>
+      <w:pPr>
+        <w:pStyle w:val="CSP-ChapterBodyText"/>
+      </w:pPr>
+    </w:p>
+    <w:p>
+      <w:pPr>
+        <w:pStyle w:val="CSP-ChapterBodyText"/>
+      </w:pPr>
+      <w:r>
+        <w:t>P.S. Is Mom</w:t>
+      </w:r>
+      <w:r>
+        <w:t>’</w:t>
+      </w:r>
+      <w:r>
+        <w:t>s wrist completely healed up now? And is Dad still busy crunching numbers on his computer?</w:t>
       </w:r>
       <w:r>
         <w:rPr>
           <w:rStyle w:val="FootnoteReference"/>
         </w:rPr>
-        <w:footnoteReference w:id="21"/>
-      </w:r>
-    </w:p>
-    <w:p>
-      <w:pPr>
-        <w:pStyle w:val="CSP-ChapterBodyText"/>
-      </w:pPr>
-    </w:p>
-    <w:p>
-      <w:pPr>
-        <w:pStyle w:val="CSP-ChapterBodyText"/>
-      </w:pPr>
-      <w:r>
-        <w:t>As for the watch, it would be great if Uncle Wei could bring one from China. The only problem is that I need a watch before I leave for New Jersey because I can</w:t>
-      </w:r>
-      <w:r>
-        <w:t>’</w:t>
-      </w:r>
-      <w:r>
-        <w:t>t start work without one. If you do end up sending one with him later, it would be best to get one with both the day and date display, and it doesn</w:t>
-      </w:r>
-      <w:r>
-        <w:t>’</w:t>
-      </w:r>
-      <w:r>
-        <w:t>t need to be expensive. I</w:t>
-      </w:r>
-      <w:r>
-        <w:t>’</w:t>
-      </w:r>
-      <w:r>
-        <w:t>ll just buy a cheap one for the time being. As for anything else I might need, let me think about it, but I don</w:t>
-      </w:r>
-      <w:r>
-        <w:t>’</w:t>
-      </w:r>
-      <w:r>
-        <w:t>t seem to be lacking much. If there</w:t>
-      </w:r>
-      <w:r>
-        <w:t>’</w:t>
-      </w:r>
-      <w:r>
-        <w:t>s anything you</w:t>
-      </w:r>
-      <w:r>
-        <w:t>’</w:t>
-      </w:r>
-      <w:r>
-        <w:t>d like from the States, just let me know, and I</w:t>
-      </w:r>
-      <w:r>
-        <w:t>’</w:t>
-      </w:r>
-      <w:r>
-        <w:t>ll ask Uncle Wei to bring it back for you.</w:t>
-      </w:r>
-    </w:p>
-    <w:p>
-      <w:pPr>
-        <w:pStyle w:val="CSP-ChapterBodyText"/>
-      </w:pPr>
-    </w:p>
-    <w:p>
-      <w:pPr>
-        <w:pStyle w:val="CSP-ChapterBodyText"/>
-      </w:pPr>
-      <w:r>
-        <w:t>I</w:t>
-      </w:r>
-      <w:r>
-        <w:t>’</w:t>
-      </w:r>
-      <w:r>
-        <w:t>ll send over my new address and phone number once I have them.</w:t>
-      </w:r>
-    </w:p>
-    <w:p>
-      <w:pPr>
-        <w:pStyle w:val="CSP-ChapterBodyText"/>
-      </w:pPr>
-    </w:p>
-    <w:p>
-      <w:pPr>
-        <w:pStyle w:val="CSP-ChapterBodyText"/>
-      </w:pPr>
-      <w:r>
-        <w:t>Take care,</w:t>
-      </w:r>
-    </w:p>
-    <w:p>
-      <w:pPr>
-        <w:pStyle w:val="CSP-ChapterBodyText"/>
-      </w:pPr>
-    </w:p>
-    <w:p>
-      <w:pPr>
-        <w:pStyle w:val="CSP-ChapterBodyText"/>
-      </w:pPr>
-      <w:r>
-        <w:t>Tong</w:t>
-      </w:r>
-    </w:p>
-    <w:p>
-      <w:pPr>
-        <w:pStyle w:val="CSP-ChapterBodyText"/>
-      </w:pPr>
-      <w:r>
-        <w:t>04/19/96</w:t>
-      </w:r>
-    </w:p>
-    <w:p>
-      <w:pPr>
-        <w:pStyle w:val="CSP-ChapterBodyText"/>
-      </w:pPr>
-    </w:p>
-    <w:p>
-      <w:pPr>
-        <w:pStyle w:val="CSP-ChapterBodyText"/>
-      </w:pPr>
-      <w:r>
-        <w:t>P.S. Is Mom</w:t>
-      </w:r>
-      <w:r>
-        <w:t>’</w:t>
-      </w:r>
-      <w:r>
-        <w:t>s wrist completely healed up now? And is Dad still busy crunching numbers on his computer?</w:t>
-      </w:r>
-      <w:r>
-        <w:rPr>
-          <w:rStyle w:val="FootnoteReference"/>
-        </w:rPr>
-        <w:footnoteReference w:id="22"/>
+        <w:footnoteReference w:id="23"/>
       </w:r>
     </w:p>
     <w:p>
@@ -10316,13 +9181,21 @@
         <w:pStyle w:val="CSP-ChapterBodyText"/>
       </w:pPr>
       <w:r>
-        <w:t>This morning, Jim drove me to Wei Jin</w:t>
-      </w:r>
-      <w:r>
-        <w:t>’</w:t>
-      </w:r>
-      <w:r>
-        <w:t>s place for lunch and we didn</w:t>
+        <w:t xml:space="preserve">This morning, Jim drove me to Wei </w:t>
+      </w:r>
+      <w:proofErr w:type="spellStart"/>
+      <w:r>
+        <w:t>Jin</w:t>
+      </w:r>
+      <w:r>
+        <w:t>’</w:t>
+      </w:r>
+      <w:r>
+        <w:t>s</w:t>
+      </w:r>
+      <w:proofErr w:type="spellEnd"/>
+      <w:r>
+        <w:t xml:space="preserve"> place for lunch and we didn</w:t>
       </w:r>
       <w:r>
         <w:t>’</w:t>
@@ -10387,7 +9260,7 @@
           <w:rStyle w:val="FootnoteReference"/>
           <w:iCs w:val="0"/>
         </w:rPr>
-        <w:footnoteReference w:id="23"/>
+        <w:footnoteReference w:id="24"/>
       </w:r>
       <w:r>
         <w:t xml:space="preserve"> </w:t>
@@ -10492,7 +9365,7 @@
         <w:rPr>
           <w:rStyle w:val="FootnoteReference"/>
         </w:rPr>
-        <w:footnoteReference w:id="24"/>
+        <w:footnoteReference w:id="25"/>
       </w:r>
       <w:r>
         <w:t xml:space="preserve"> Atlantic City is a beautiful resort town on the southern New Jersey coast, only about an hour and a half from where we live. It</w:t>
@@ -10619,13 +9492,21 @@
         <w:pStyle w:val="CSP-ChapterBodyText"/>
       </w:pPr>
       <w:r>
-        <w:t>P.S. I pulled off straight A</w:t>
-      </w:r>
-      <w:r>
-        <w:t>’</w:t>
-      </w:r>
-      <w:r>
-        <w:t>s in my three classes again this semester.</w:t>
+        <w:t xml:space="preserve">P.S. I pulled off straight </w:t>
+      </w:r>
+      <w:proofErr w:type="gramStart"/>
+      <w:r>
+        <w:t>A</w:t>
+      </w:r>
+      <w:r>
+        <w:t>’</w:t>
+      </w:r>
+      <w:r>
+        <w:t>s</w:t>
+      </w:r>
+      <w:proofErr w:type="gramEnd"/>
+      <w:r>
+        <w:t xml:space="preserve"> in my three classes again this semester.</w:t>
       </w:r>
     </w:p>
     <w:p>
@@ -10935,7 +9816,15 @@
         <w:t>’</w:t>
       </w:r>
       <w:r>
-        <w:t xml:space="preserve">s $761. So you can see they hit you pretty hard with taxes here. </w:t>
+        <w:t xml:space="preserve">s $761. </w:t>
+      </w:r>
+      <w:proofErr w:type="gramStart"/>
+      <w:r>
+        <w:t>So</w:t>
+      </w:r>
+      <w:proofErr w:type="gramEnd"/>
+      <w:r>
+        <w:t xml:space="preserve"> you can see they hit you pretty hard with taxes here. </w:t>
       </w:r>
       <w:r>
         <w:lastRenderedPageBreak/>
@@ -11020,13 +9909,21 @@
         <w:t>’</w:t>
       </w:r>
       <w:r>
-        <w:t>m so happy to hear that Dad</w:t>
-      </w:r>
-      <w:r>
-        <w:t>’</w:t>
-      </w:r>
-      <w:r>
-        <w:t>s wind turbine design turned out so well—keep up the great work! But please make sure to get some rest too. It</w:t>
+        <w:t xml:space="preserve">m so happy to hear that </w:t>
+      </w:r>
+      <w:proofErr w:type="gramStart"/>
+      <w:r>
+        <w:t>Dad</w:t>
+      </w:r>
+      <w:r>
+        <w:t>’</w:t>
+      </w:r>
+      <w:r>
+        <w:t>s</w:t>
+      </w:r>
+      <w:proofErr w:type="gramEnd"/>
+      <w:r>
+        <w:t xml:space="preserve"> wind turbine design turned out so well—keep up the great work! But please make sure to get some rest too. It</w:t>
       </w:r>
       <w:r>
         <w:t>’</w:t>
@@ -11051,7 +9948,15 @@
         <w:pStyle w:val="CSP-ChapterBodyText"/>
       </w:pPr>
       <w:r>
-        <w:t>Give my best to Wang Wei, Xiao Fan, and little Yueyue.</w:t>
+        <w:t xml:space="preserve">Give my best to Wang Wei, Xiao Fan, and little </w:t>
+      </w:r>
+      <w:proofErr w:type="spellStart"/>
+      <w:r>
+        <w:t>Yueyue</w:t>
+      </w:r>
+      <w:proofErr w:type="spellEnd"/>
+      <w:r>
+        <w:t>.</w:t>
       </w:r>
     </w:p>
     <w:p>
@@ -11406,7 +10311,15 @@
         <w:t>’</w:t>
       </w:r>
       <w:r>
-        <w:t>s degrees over Ph.D.s.</w:t>
+        <w:t xml:space="preserve">s degrees over </w:t>
+      </w:r>
+      <w:proofErr w:type="spellStart"/>
+      <w:r>
+        <w:t>Ph.D.s</w:t>
+      </w:r>
+      <w:proofErr w:type="spellEnd"/>
+      <w:r>
+        <w:t>.</w:t>
       </w:r>
       <w:r>
         <w:t xml:space="preserve"> In other words, getting a Ph.D. often means limiting yourself to major corporations or research labs. Next semester, I plan to take three more classes to see whether any specific field catches my interest or whether I can find a suitable advisor. I</w:t>
@@ -11735,7 +10648,7 @@
         <w:rPr>
           <w:rStyle w:val="FootnoteReference"/>
         </w:rPr>
-        <w:footnoteReference w:id="25"/>
+        <w:footnoteReference w:id="26"/>
       </w:r>
       <w:r>
         <w:t xml:space="preserve"> Email is amazingly fast—it only takes a few minutes for a message to get through—so we can use it for anything urgent, or you can simply write to me whenever it</w:t>
@@ -11788,7 +10701,7 @@
         <w:rPr>
           <w:rStyle w:val="FootnoteReference"/>
         </w:rPr>
-        <w:footnoteReference w:id="26"/>
+        <w:footnoteReference w:id="27"/>
       </w:r>
     </w:p>
     <w:p>
@@ -13000,7 +11913,15 @@
         <w:pStyle w:val="CSP-ChapterBodyText"/>
       </w:pPr>
       <w:r>
-        <w:t>I see that Mom has officially retired! I can hardly believe how quickly that happened. It</w:t>
+        <w:t xml:space="preserve">I see that </w:t>
+      </w:r>
+      <w:proofErr w:type="gramStart"/>
+      <w:r>
+        <w:t>Mom</w:t>
+      </w:r>
+      <w:proofErr w:type="gramEnd"/>
+      <w:r>
+        <w:t xml:space="preserve"> has officially retired! I can hardly believe how quickly that happened. It</w:t>
       </w:r>
       <w:r>
         <w:t>’</w:t>
@@ -13174,7 +12095,15 @@
         <w:t>’</w:t>
       </w:r>
       <w:r>
-        <w:t>ll also be moving in mid-December and renting a room from my Taiwanese friend Yao-zhu. She</w:t>
+        <w:t>ll also be moving in mid-December and renting a room from my Taiwanese friend Yao-</w:t>
+      </w:r>
+      <w:proofErr w:type="spellStart"/>
+      <w:r>
+        <w:t>zhu</w:t>
+      </w:r>
+      <w:proofErr w:type="spellEnd"/>
+      <w:r>
+        <w:t>. She</w:t>
       </w:r>
       <w:r>
         <w:t>’</w:t>
@@ -13229,7 +12158,15 @@
         <w:t>’</w:t>
       </w:r>
       <w:r>
-        <w:t>ve only practiced three times. My first two driving lessons were with Yao-zhu, and Robin taught me once as well. I can handle the basics fine, but obviously, I still need a lot more practice. I</w:t>
+        <w:t>ve only practiced three times. My first two driving lessons were with Yao-</w:t>
+      </w:r>
+      <w:proofErr w:type="spellStart"/>
+      <w:r>
+        <w:t>zhu</w:t>
+      </w:r>
+      <w:proofErr w:type="spellEnd"/>
+      <w:r>
+        <w:t>, and Robin taught me once as well. I can handle the basics fine, but obviously, I still need a lot more practice. I</w:t>
       </w:r>
       <w:r>
         <w:t>’</w:t>
@@ -13583,7 +12520,15 @@
         <w:pStyle w:val="CSP-ChapterBodyText"/>
       </w:pPr>
       <w:r>
-        <w:t>A couple of months ago, my classmate Xun joined me for the on-site interview at Morgan Stanley in New York. Unfortunately, he didn</w:t>
+        <w:t xml:space="preserve">A couple of months ago, my classmate </w:t>
+      </w:r>
+      <w:proofErr w:type="spellStart"/>
+      <w:r>
+        <w:t>Xun</w:t>
+      </w:r>
+      <w:proofErr w:type="spellEnd"/>
+      <w:r>
+        <w:t xml:space="preserve"> joined me for the on-site interview at Morgan Stanley in New York. Unfortunately, he didn</w:t>
       </w:r>
       <w:r>
         <w:t>’</w:t>
@@ -13620,7 +12565,15 @@
         <w:pStyle w:val="CSP-ChapterBodyText"/>
       </w:pPr>
       <w:r>
-        <w:t>The interview wrapped up around noon, and afterward, Xun and I took a cab down to Manhattan</w:t>
+        <w:t xml:space="preserve">The interview wrapped up around noon, and afterward, </w:t>
+      </w:r>
+      <w:proofErr w:type="spellStart"/>
+      <w:r>
+        <w:t>Xun</w:t>
+      </w:r>
+      <w:proofErr w:type="spellEnd"/>
+      <w:r>
+        <w:t xml:space="preserve"> and I took a cab down to Manhattan</w:t>
       </w:r>
       <w:r>
         <w:t>’</w:t>
@@ -13632,7 +12585,15 @@
         <w:t>’</w:t>
       </w:r>
       <w:r>
-        <w:t>t have much besides Chinese restaurants—some of them quite large—as well as a few grocery stores. There are street vendors along the sidewalks, and the streets were packed with Chinese people. It felt like walking down Wangfujing in Beijing, except almost everyone was speaking Cantonese</w:t>
+        <w:t xml:space="preserve">t have much besides Chinese restaurants—some of them quite large—as well as a few grocery stores. There are street vendors along the sidewalks, and the streets were packed with Chinese people. It felt like walking down </w:t>
+      </w:r>
+      <w:proofErr w:type="spellStart"/>
+      <w:r>
+        <w:t>Wangfujing</w:t>
+      </w:r>
+      <w:proofErr w:type="spellEnd"/>
+      <w:r>
+        <w:t xml:space="preserve"> in Beijing, except almost everyone was speaking Cantonese</w:t>
       </w:r>
       <w:r>
         <w:t>.</w:t>
@@ -13641,7 +12602,7 @@
         <w:rPr>
           <w:rStyle w:val="FootnoteReference"/>
         </w:rPr>
-        <w:footnoteReference w:id="27"/>
+        <w:footnoteReference w:id="28"/>
       </w:r>
       <w:r>
         <w:t xml:space="preserve"> We flew back to Austin that same night. </w:t>
@@ -13694,17 +12655,47 @@
         <w:pStyle w:val="CSP-ChapterBodyText"/>
       </w:pPr>
       <w:r>
-        <w:t>In the U.S., it</w:t>
-      </w:r>
-      <w:r>
-        <w:t>’</w:t>
-      </w:r>
-      <w:r>
-        <w:t xml:space="preserve">s much easier for Computer Science and Electrical Engineering majors to find jobs. Companies of all </w:t>
+        <w:t xml:space="preserve">In </w:t>
+      </w:r>
+      <w:r>
+        <w:t>the United States</w:t>
+      </w:r>
+      <w:r>
+        <w:t>, it</w:t>
+      </w:r>
+      <w:r>
+        <w:t>’</w:t>
+      </w:r>
+      <w:r>
+        <w:t xml:space="preserve">s much easier for </w:t>
+      </w:r>
+      <w:r>
+        <w:t>c</w:t>
+      </w:r>
+      <w:r>
+        <w:t xml:space="preserve">omputer </w:t>
+      </w:r>
+      <w:r>
+        <w:t>s</w:t>
+      </w:r>
+      <w:r>
+        <w:t xml:space="preserve">cience and </w:t>
+      </w:r>
+      <w:r>
+        <w:t>e</w:t>
+      </w:r>
+      <w:r>
+        <w:t xml:space="preserve">lectrical </w:t>
+      </w:r>
+      <w:r>
+        <w:t>e</w:t>
+      </w:r>
+      <w:r>
+        <w:t xml:space="preserve">ngineering majors to find jobs. Companies of all sizes </w:t>
       </w:r>
       <w:r>
         <w:lastRenderedPageBreak/>
-        <w:t>sizes come to campus to recruit students. That said, more than half of these companies won</w:t>
+        <w:t>come to campus to recruit students. That said, more than half of these companies won</w:t>
       </w:r>
       <w:r>
         <w:t>’</w:t>
@@ -13729,7 +12720,15 @@
         <w:t>’</w:t>
       </w:r>
       <w:r>
-        <w:t>ve already been in the States for a year and four months. All things considered, it</w:t>
+        <w:t xml:space="preserve">ve already been in the States for a year and four months. All things </w:t>
+      </w:r>
+      <w:proofErr w:type="gramStart"/>
+      <w:r>
+        <w:t>considered,</w:t>
+      </w:r>
+      <w:proofErr w:type="gramEnd"/>
+      <w:r>
+        <w:t xml:space="preserve"> it</w:t>
       </w:r>
       <w:r>
         <w:t>’</w:t>
@@ -13985,7 +12984,7 @@
         <w:rPr>
           <w:rStyle w:val="FootnoteReference"/>
         </w:rPr>
-        <w:footnoteReference w:id="28"/>
+        <w:footnoteReference w:id="29"/>
       </w:r>
       <w:r>
         <w:t xml:space="preserve"> I assume Mom is out in Chongming</w:t>
@@ -13994,7 +12993,7 @@
         <w:rPr>
           <w:rStyle w:val="FootnoteReference"/>
         </w:rPr>
-        <w:footnoteReference w:id="29"/>
+        <w:footnoteReference w:id="30"/>
       </w:r>
       <w:r>
         <w:t xml:space="preserve"> </w:t>
@@ -14052,7 +13051,7 @@
         <w:rPr>
           <w:rStyle w:val="FootnoteReference"/>
         </w:rPr>
-        <w:footnoteReference w:id="30"/>
+        <w:footnoteReference w:id="31"/>
       </w:r>
       <w:r>
         <w:t xml:space="preserve"> These are all standard administrative procedures, so there shouldn</w:t>
@@ -14127,7 +13126,7 @@
         <w:rPr>
           <w:rStyle w:val="FootnoteReference"/>
         </w:rPr>
-        <w:footnoteReference w:id="31"/>
+        <w:footnoteReference w:id="32"/>
       </w:r>
       <w:r>
         <w:t xml:space="preserve"> I think next year would be the perfect time. By then, I</w:t>
@@ -14415,13 +13414,21 @@
         <w:t>’</w:t>
       </w:r>
       <w:r>
-        <w:t>m sorry to hear that Mom</w:t>
-      </w:r>
-      <w:r>
-        <w:t>’</w:t>
-      </w:r>
-      <w:r>
-        <w:t>s trip to Chongming wasn</w:t>
+        <w:t xml:space="preserve">m sorry to hear that </w:t>
+      </w:r>
+      <w:proofErr w:type="gramStart"/>
+      <w:r>
+        <w:t>Mom</w:t>
+      </w:r>
+      <w:r>
+        <w:t>’</w:t>
+      </w:r>
+      <w:r>
+        <w:t>s</w:t>
+      </w:r>
+      <w:proofErr w:type="gramEnd"/>
+      <w:r>
+        <w:t xml:space="preserve"> trip to Chongming wasn</w:t>
       </w:r>
       <w:r>
         <w:t>’</w:t>
@@ -14458,7 +13465,7 @@
         <w:rPr>
           <w:rStyle w:val="FootnoteReference"/>
         </w:rPr>
-        <w:footnoteReference w:id="32"/>
+        <w:footnoteReference w:id="33"/>
       </w:r>
       <w:r>
         <w:t xml:space="preserve"> that took effect this month. Please don</w:t>
@@ -14628,7 +13635,15 @@
         <w:t>’</w:t>
       </w:r>
       <w:r>
-        <w:t>m planning to live in Edison, New Jersey, where Wei Jin lives. I also have an old college classmate from Shanghai who works in the city but lives there as well. A one-bedroom apartment rents for about $650 to $700 a month, which isn</w:t>
+        <w:t xml:space="preserve">m planning to live in Edison, New Jersey, where Wei </w:t>
+      </w:r>
+      <w:proofErr w:type="spellStart"/>
+      <w:r>
+        <w:t>Jin</w:t>
+      </w:r>
+      <w:proofErr w:type="spellEnd"/>
+      <w:r>
+        <w:t xml:space="preserve"> lives. I also have an old college classmate from Shanghai who works in the city but lives there as well. A one-bedroom apartment rents for about $650 to $700 a month, which isn</w:t>
       </w:r>
       <w:r>
         <w:t>’</w:t>
@@ -14671,7 +13686,15 @@
         <w:t>’</w:t>
       </w:r>
       <w:r>
-        <w:t>ve already been in touch with Wei Jin, and he</w:t>
+        <w:t xml:space="preserve">ve already been in touch with Wei </w:t>
+      </w:r>
+      <w:proofErr w:type="spellStart"/>
+      <w:r>
+        <w:t>Jin</w:t>
+      </w:r>
+      <w:proofErr w:type="spellEnd"/>
+      <w:r>
+        <w:t>, and he</w:t>
       </w:r>
       <w:r>
         <w:t>’</w:t>
@@ -14720,17 +13743,30 @@
         <w:t>’</w:t>
       </w:r>
       <w:r>
-        <w:t>ll persuade Xun to come with me.</w:t>
+        <w:t xml:space="preserve">ll persuade </w:t>
+      </w:r>
+      <w:proofErr w:type="spellStart"/>
+      <w:r>
+        <w:t>Xun</w:t>
+      </w:r>
+      <w:proofErr w:type="spellEnd"/>
+      <w:r>
+        <w:t xml:space="preserve"> to come with me.</w:t>
       </w:r>
       <w:r>
         <w:rPr>
           <w:rStyle w:val="FootnoteReference"/>
         </w:rPr>
-        <w:footnoteReference w:id="33"/>
-      </w:r>
-      <w:r>
-        <w:t xml:space="preserve"> Xun</w:t>
-      </w:r>
+        <w:footnoteReference w:id="34"/>
+      </w:r>
+      <w:r>
+        <w:t xml:space="preserve"> </w:t>
+      </w:r>
+      <w:proofErr w:type="spellStart"/>
+      <w:r>
+        <w:t>Xun</w:t>
+      </w:r>
+      <w:proofErr w:type="spellEnd"/>
       <w:r>
         <w:t xml:space="preserve"> has</w:t>
       </w:r>
@@ -14806,8 +13842,13 @@
       <w:pPr>
         <w:pStyle w:val="CSP-ChapterBodyText"/>
       </w:pPr>
-      <w:r>
-        <w:t>Haiqing came to Austin a few days ago for an interview, hoping to find a summer job. He</w:t>
+      <w:proofErr w:type="spellStart"/>
+      <w:r>
+        <w:t>Haiqing</w:t>
+      </w:r>
+      <w:proofErr w:type="spellEnd"/>
+      <w:r>
+        <w:t xml:space="preserve"> came to Austin a few days ago for an interview, hoping to find a summer job. He</w:t>
       </w:r>
       <w:r>
         <w:t>’</w:t>
@@ -15092,13 +14133,7 @@
         <w:t>’</w:t>
       </w:r>
       <w:r>
-        <w:t>ve been back from my road trip for a few days now. In just seven days, we managed to hit quite a few places—the Painted Desert, the Petrified Forest, the Grand Canyon, Las Vegas, the Great Salt Lake, and Yellowstone National Park. The whole loop was over 4,000 miles, nearly 7,000 kilometers! There were three of us, and since we took turns driving, it wasn</w:t>
-      </w:r>
-      <w:r>
-        <w:t>’</w:t>
-      </w:r>
-      <w:r>
-        <w:t>t too tiring and we moved fast. Out of the three, only one had a few years of driving experience—he was the leader of the pack. When it was my turn behind the wheel, I focused on staying in the middle of the lane and was grateful there weren</w:t>
+        <w:t>ve been back from my road trip for a few days now. In just seven days, we managed to hit quite a few places—the Painted Desert, the Petrified Forest, the Grand Canyon, Las Vegas, the Great Salt Lake, and Yellowstone National Park. The whole loop was over 4,000 miles, nearly 7,000 kilometers! There were three of us, and because we took turns driving, we covered a lot of ground in a short time without getting too tired. Out of the three, only one had a few years of driving experience—he was the leader of the pack. When it was my turn behind the wheel, I focused on staying in the middle of the lane and was grateful there weren</w:t>
       </w:r>
       <w:r>
         <w:t>’</w:t>
@@ -15117,36 +14152,30 @@
         <w:pStyle w:val="CSP-ChapterBodyText"/>
       </w:pPr>
       <w:r>
-        <w:t>Our first stop was the Painted Desert, which looks as though someone had painted it with broad strokes of red, pink, orange, and even lavender. The colorful layers formed over millions of years by mineral deposits and weathering. The nearby Petrified Forest, despite what its name suggests, doesn</w:t>
-      </w:r>
-      <w:r>
-        <w:t>’</w:t>
-      </w:r>
-      <w:r>
-        <w:t>t actually have any standing trees—they</w:t>
-      </w:r>
-      <w:r>
-        <w:t>’</w:t>
-      </w:r>
-      <w:r>
-        <w:t>ve all turned into fossils and lie scattered across the ground. Such an interesting sight!</w:t>
-      </w:r>
-    </w:p>
-    <w:p>
-      <w:pPr>
-        <w:pStyle w:val="CSP-ChapterBodyText"/>
-      </w:pPr>
-    </w:p>
-    <w:p>
-      <w:pPr>
-        <w:pStyle w:val="CSP-ChapterBodyText"/>
-      </w:pPr>
-      <w:r>
-        <w:t xml:space="preserve">We arrived at Las Vegas after 1:00 in the morning and spent a couple of hours wandering through the casinos, right when the Strip was at its liveliest. You have to be at least 21 to gamble </w:t>
+        <w:t>Our first stop was the Painted Desert, which looks as though someone had painted it with broad strokes of red, pink, orange, and even lavender. The colorful layers have formed over millions of years by mineral deposits and weathering. The nearby Petrified Forest, despite what its name suggests, doesn</w:t>
+      </w:r>
+      <w:r>
+        <w:t>’</w:t>
+      </w:r>
+      <w:r>
+        <w:t>t actually have any standing trees. The ancient trees have long since turned to fossils and lie scattered across the ground. Such an interesting sight!</w:t>
+      </w:r>
+    </w:p>
+    <w:p>
+      <w:pPr>
+        <w:pStyle w:val="CSP-ChapterBodyText"/>
+      </w:pPr>
+    </w:p>
+    <w:p>
+      <w:pPr>
+        <w:pStyle w:val="CSP-ChapterBodyText"/>
+      </w:pPr>
+      <w:r>
+        <w:t xml:space="preserve">We arrived at Las Vegas after 1:00 in the morning and spent a couple of hours wandering through the casinos, right when the </w:t>
       </w:r>
       <w:r>
         <w:lastRenderedPageBreak/>
-        <w:t>over here, and they can never seem to guess the age of Asian people. An elderly lady working at the cashier counter—the place where you exchange cash for gambling chips—asked how old I was. When I told her I was 27, she just laughed and told me I was lying!</w:t>
+        <w:t>Strip was at its liveliest. You have to be at least 21 to gamble over here, and they can never seem to guess the age of Asian people. An elderly lady working at the cashier counter—the place where you exchange cash for gambling chips—asked how old I was. When I told her I was 27, she just laughed and told me I was lying!</w:t>
       </w:r>
     </w:p>
     <w:p>
@@ -15246,7 +14275,7 @@
         <w:rPr>
           <w:rStyle w:val="FootnoteReference"/>
         </w:rPr>
-        <w:footnoteReference w:id="34"/>
+        <w:footnoteReference w:id="35"/>
       </w:r>
       <w:r>
         <w:t xml:space="preserve"> </w:t>
@@ -15262,7 +14291,6 @@
         <w:pStyle w:val="CSP-ChapterBodyText"/>
       </w:pPr>
       <w:r>
-        <w:lastRenderedPageBreak/>
         <w:t>Morgan Stanley</w:t>
       </w:r>
       <w:r>
@@ -15294,7 +14322,15 @@
         <w:pStyle w:val="CSP-ChapterBodyText"/>
       </w:pPr>
       <w:r>
-        <w:t>This year, Morgan Stanley hired about 240 associates from 31 universities and divided us among nine different divisions. I</w:t>
+        <w:t xml:space="preserve">This year, Morgan Stanley hired about 240 associates from 31 universities and divided </w:t>
+      </w:r>
+      <w:proofErr w:type="spellStart"/>
+      <w:r>
+        <w:t>us</w:t>
+      </w:r>
+      <w:proofErr w:type="spellEnd"/>
+      <w:r>
+        <w:t xml:space="preserve"> among nine different divisions. I</w:t>
       </w:r>
       <w:r>
         <w:t>’</w:t>
@@ -15346,7 +14382,15 @@
         <w:t>’</w:t>
       </w:r>
       <w:r>
-        <w:t>m going to hang out in Austin for another month or so, mostly to wait for Xun so we can drive up north together. Besides, there</w:t>
+        <w:t xml:space="preserve">m going to hang out in Austin for another month or so, mostly to wait for </w:t>
+      </w:r>
+      <w:proofErr w:type="spellStart"/>
+      <w:r>
+        <w:t>Xun</w:t>
+      </w:r>
+      <w:proofErr w:type="spellEnd"/>
+      <w:r>
+        <w:t xml:space="preserve"> so we can drive up north together. Besides, there</w:t>
       </w:r>
       <w:r>
         <w:t>’</w:t>
@@ -15646,8 +14690,13 @@
         <w:pStyle w:val="CSP-ChapterBodyText"/>
       </w:pPr>
       <w:r>
-        <w:t>Wei Jin</w:t>
-      </w:r>
+        <w:t xml:space="preserve">Wei </w:t>
+      </w:r>
+      <w:proofErr w:type="spellStart"/>
+      <w:r>
+        <w:t>Jin</w:t>
+      </w:r>
+      <w:proofErr w:type="spellEnd"/>
       <w:r>
         <w:t xml:space="preserve"> has</w:t>
       </w:r>
@@ -15682,13 +14731,21 @@
         <w:t>’</w:t>
       </w:r>
       <w:r>
-        <w:t>ll crash at Wei Jin</w:t>
-      </w:r>
-      <w:r>
-        <w:t>’</w:t>
-      </w:r>
-      <w:r>
-        <w:t>s place until then.</w:t>
+        <w:t xml:space="preserve">ll crash at Wei </w:t>
+      </w:r>
+      <w:proofErr w:type="spellStart"/>
+      <w:r>
+        <w:t>Jin</w:t>
+      </w:r>
+      <w:r>
+        <w:t>’</w:t>
+      </w:r>
+      <w:r>
+        <w:t>s</w:t>
+      </w:r>
+      <w:proofErr w:type="spellEnd"/>
+      <w:r>
+        <w:t xml:space="preserve"> place until then.</w:t>
       </w:r>
     </w:p>
     <w:p>
@@ -15953,7 +15010,15 @@
         <w:pStyle w:val="CSP-ChapterBodyText"/>
       </w:pPr>
       <w:r>
-        <w:t>8 Koster Blvd. Apt. 3A</w:t>
+        <w:t xml:space="preserve">8 </w:t>
+      </w:r>
+      <w:proofErr w:type="spellStart"/>
+      <w:r>
+        <w:t>Koster</w:t>
+      </w:r>
+      <w:proofErr w:type="spellEnd"/>
+      <w:r>
+        <w:t xml:space="preserve"> Blvd. Apt. 3A</w:t>
       </w:r>
     </w:p>
     <w:p>
@@ -16009,7 +15074,23 @@
         <w:t>’</w:t>
       </w:r>
       <w:r>
-        <w:t>s Independence Day. My friend Xun suddenly backed out a few days before the trip, but luckily I found Emma, another classmate of mine, who wanted to tag along, do some sightseeing, and meet up with her friends in New York. The drive took seven days, but we didn</w:t>
+        <w:t xml:space="preserve">s Independence Day. My friend </w:t>
+      </w:r>
+      <w:proofErr w:type="spellStart"/>
+      <w:r>
+        <w:t>Xun</w:t>
+      </w:r>
+      <w:proofErr w:type="spellEnd"/>
+      <w:r>
+        <w:t xml:space="preserve"> suddenly backed out a few days before the trip, but </w:t>
+      </w:r>
+      <w:proofErr w:type="gramStart"/>
+      <w:r>
+        <w:t>luckily</w:t>
+      </w:r>
+      <w:proofErr w:type="gramEnd"/>
+      <w:r>
+        <w:t xml:space="preserve"> I found Emma, another classmate of mine, who wanted to tag along, do some sightseeing, and meet up with her friends in New York. The drive took seven days, but we didn</w:t>
       </w:r>
       <w:r>
         <w:t>’</w:t>
@@ -16021,7 +15102,15 @@
         <w:t>’</w:t>
       </w:r>
       <w:r>
-        <w:t>t give us any trouble at all during the entire trip—about 2,500 miles in all. I drove roughly two-thirds of the distance. Throughout the drive I stayed in touch with Wei Jin, and I</w:t>
+        <w:t xml:space="preserve">t give us any trouble at all during the entire trip—about 2,500 miles in all. I drove roughly two-thirds of the distance. Throughout the drive I stayed in touch with Wei </w:t>
+      </w:r>
+      <w:proofErr w:type="spellStart"/>
+      <w:r>
+        <w:t>Jin</w:t>
+      </w:r>
+      <w:proofErr w:type="spellEnd"/>
+      <w:r>
+        <w:t>, and I</w:t>
       </w:r>
       <w:r>
         <w:t>’</w:t>
@@ -16046,13 +15135,21 @@
       </w:pPr>
       <w:r>
         <w:lastRenderedPageBreak/>
-        <w:t>We finally arrived in New Jersey on the night of July 11th and stayed at Wei Jin</w:t>
-      </w:r>
-      <w:r>
-        <w:t>’</w:t>
-      </w:r>
-      <w:r>
-        <w:t>s place for three nights before picking up the keys to my apartment on the afternoon of the 14th. The apartment is surprisingly spacious. The neighborhood is really nice—it</w:t>
+        <w:t xml:space="preserve">We finally arrived in New Jersey on the night of July 11th and stayed at Wei </w:t>
+      </w:r>
+      <w:proofErr w:type="spellStart"/>
+      <w:r>
+        <w:t>Jin</w:t>
+      </w:r>
+      <w:r>
+        <w:t>’</w:t>
+      </w:r>
+      <w:r>
+        <w:t>s</w:t>
+      </w:r>
+      <w:proofErr w:type="spellEnd"/>
+      <w:r>
+        <w:t xml:space="preserve"> place for three nights before picking up the keys to my apartment on the afternoon of the 14th. The apartment is surprisingly spacious. The neighborhood is really nice—it</w:t>
       </w:r>
       <w:r>
         <w:t>’</w:t>
@@ -16146,7 +15243,15 @@
       </w:r>
       <w:r>
         <w:lastRenderedPageBreak/>
-        <w:t>roads, we took a wrong turn in the midst of confusion and ended up on a high-speed toll road with a queen-sized bed strapped to the roof of a compact sedan—not exactly ideal. Driving in New Jersey is nothing like driving in Texas. The roads here are a maze of highways, traffic circles, and jughandles that make absolutely no sense until you get used to them. Anyway, I</w:t>
+        <w:t xml:space="preserve">roads, we took a wrong turn in the midst of confusion and ended up on a high-speed toll road with a queen-sized bed strapped to the roof of a compact sedan—not exactly ideal. Driving in New Jersey is nothing like driving in Texas. The roads here are a maze of highways, traffic circles, and </w:t>
+      </w:r>
+      <w:proofErr w:type="spellStart"/>
+      <w:r>
+        <w:t>jughandles</w:t>
+      </w:r>
+      <w:proofErr w:type="spellEnd"/>
+      <w:r>
+        <w:t xml:space="preserve"> that make absolutely no sense until you get used to them. Anyway, I</w:t>
       </w:r>
       <w:r>
         <w:t>’</w:t>
@@ -16473,7 +15578,15 @@
         <w:t>”</w:t>
       </w:r>
       <w:r>
-        <w:t xml:space="preserve"> he asked. Now, that was an excellent suggestion, except for one small problem: I had absolutely no idea where Dobie Center was. So I said, </w:t>
+        <w:t xml:space="preserve"> he asked. Now, that was an excellent suggestion, except for one small problem: I had absolutely no idea where Dobie Center was. </w:t>
+      </w:r>
+      <w:proofErr w:type="gramStart"/>
+      <w:r>
+        <w:t>So</w:t>
+      </w:r>
+      <w:proofErr w:type="gramEnd"/>
+      <w:r>
+        <w:t xml:space="preserve"> I said, </w:t>
       </w:r>
       <w:r>
         <w:t>“</w:t>
@@ -18553,6 +17666,7 @@
       <w:r>
         <w:t xml:space="preserve"> </w:t>
       </w:r>
+      <w:proofErr w:type="spellStart"/>
       <w:r>
         <w:rPr>
           <w:i/>
@@ -18560,6 +17674,7 @@
         </w:rPr>
         <w:t>wujiao</w:t>
       </w:r>
+      <w:proofErr w:type="spellEnd"/>
       <w:r>
         <w:t>, is a deeply ingrained cultural tradition. In most schools, offices, and factories, lunch is followed by a quiet period that allows people to take a short nap. Napping in China has traditionally been seen as beneficial to health and productivity.</w:t>
       </w:r>
@@ -18656,19 +17771,7 @@
         <w:t xml:space="preserve"> </w:t>
       </w:r>
       <w:r>
-        <w:t xml:space="preserve">In 1995, cross-strait relations between mainland China and Taiwan were at a low point, triggered by </w:t>
-      </w:r>
-      <w:r>
-        <w:t xml:space="preserve">the </w:t>
-      </w:r>
-      <w:r>
-        <w:t>Taiwan leader</w:t>
-      </w:r>
-      <w:r>
-        <w:t>’</w:t>
-      </w:r>
-      <w:r>
-        <w:t>s U.S. visit, leading into the 1995–1996 missile crisis and serious fears of military escalation.</w:t>
+        <w:t>In reality, at that time many transoceanic calls went through geostationary satellites, which introduced noticeable latency.</w:t>
       </w:r>
     </w:p>
   </w:footnote>
@@ -18687,7 +17790,19 @@
         <w:t xml:space="preserve"> </w:t>
       </w:r>
       <w:r>
-        <w:t>In reality, at that time many transoceanic calls went through geostationary satellites, which introduced noticeable latency.</w:t>
+        <w:t xml:space="preserve">In 1995, cross-strait relations between mainland China and Taiwan were at a low point, triggered by </w:t>
+      </w:r>
+      <w:r>
+        <w:t xml:space="preserve">the </w:t>
+      </w:r>
+      <w:r>
+        <w:t>Taiwan leader</w:t>
+      </w:r>
+      <w:r>
+        <w:t>’</w:t>
+      </w:r>
+      <w:r>
+        <w:t>s U.S. visit, leading into the 1995–1996 missile crisis and serious fears of military escalation.</w:t>
       </w:r>
     </w:p>
   </w:footnote>
@@ -18706,7 +17821,10 @@
         <w:t xml:space="preserve"> </w:t>
       </w:r>
       <w:r>
-        <w:t xml:space="preserve">My favorite sitcoms, including </w:t>
+        <w:t>My favorite sitcoms, including</w:t>
+      </w:r>
+      <w:r>
+        <w:t xml:space="preserve"> </w:t>
       </w:r>
       <w:r>
         <w:rPr>
@@ -18716,25 +17834,7 @@
         <w:t>Seinfeld</w:t>
       </w:r>
       <w:r>
-        <w:t>, were all part of NBC</w:t>
-      </w:r>
-      <w:r>
-        <w:t>’</w:t>
-      </w:r>
-      <w:r>
-        <w:t xml:space="preserve">s legendary </w:t>
-      </w:r>
-      <w:r>
-        <w:t>“</w:t>
-      </w:r>
-      <w:r>
-        <w:t>Must See TV</w:t>
-      </w:r>
-      <w:r>
-        <w:t>”</w:t>
-      </w:r>
-      <w:r>
-        <w:t xml:space="preserve"> Thursday night lineup.</w:t>
+        <w:t>, were all part of NBC's legendary "Must See TV" Thursday night lineup.</w:t>
       </w:r>
     </w:p>
   </w:footnote>
@@ -18753,7 +17853,7 @@
         <w:t xml:space="preserve"> </w:t>
       </w:r>
       <w:r>
-        <w:t>Father was a visiting scholar at Cranfield University in England from 1979 to 1981. The observance of Halloween in England during this period was notably different from that in the United States in the 1990s.</w:t>
+        <w:t>Father was a visiting scholar at Cranfield University in England from 1979 to 1981. I later learned that Halloween was observed quite differently in England during that period than it was in the United States in the 1990s.</w:t>
       </w:r>
     </w:p>
   </w:footnote>
@@ -18828,6 +17928,7 @@
       <w:r>
         <w:t xml:space="preserve"> or </w:t>
       </w:r>
+      <w:proofErr w:type="spellStart"/>
       <w:r>
         <w:rPr>
           <w:i/>
@@ -18835,6 +17936,7 @@
         </w:rPr>
         <w:t>yuanxiao</w:t>
       </w:r>
+      <w:proofErr w:type="spellEnd"/>
       <w:r>
         <w:t>, whose round shape represents family togetherness and completeness.</w:t>
       </w:r>
@@ -18905,13 +18007,13 @@
         <w:t xml:space="preserve"> </w:t>
       </w:r>
       <w:r>
-        <w:t>Bell Labs was one of the world</w:t>
-      </w:r>
-      <w:r>
-        <w:t>’</w:t>
-      </w:r>
-      <w:r>
-        <w:t>s premier industrial research laboratories, renowned for innovations like the transistor, the laser, and the Unix operating system that helped shape modern computing and telecommunications.</w:t>
+        <w:t>To obtain an F-1 student visa, international students must demonstrate that they have sufficient financial support for their studies and living expenses in the United States. For the vast majority of Chinese at the time, this meant securing a fellowship, scholarship, or assistantship such as a teaching assistant position. Without such support, studying in the United States was out of reach</w:t>
+      </w:r>
+      <w:r>
+        <w:t xml:space="preserve"> for most</w:t>
+      </w:r>
+      <w:r>
+        <w:t>.</w:t>
       </w:r>
     </w:p>
   </w:footnote>
@@ -18930,19 +18032,7 @@
         <w:t xml:space="preserve"> </w:t>
       </w:r>
       <w:r>
-        <w:t xml:space="preserve">In addition to a few hundred U.S. dollars, I brought a few thousand Deutsche Marks with me when I first arrived in the United States. It was money </w:t>
-      </w:r>
-      <w:r>
-        <w:t>F</w:t>
-      </w:r>
-      <w:r>
-        <w:t>ather had saved during a three-month stay as a visiting scholar in Germany. I used to joke that it was my emergency fund—I would use it to buy a plane ticket home if I couldn</w:t>
-      </w:r>
-      <w:r>
-        <w:t>’</w:t>
-      </w:r>
-      <w:r>
-        <w:t>t make it in the United States.</w:t>
+        <w:t>At that time, most Chinese households did not own electric rice cookers or microwave ovens, which were common conveniences in American homes.</w:t>
       </w:r>
     </w:p>
   </w:footnote>
@@ -18958,7 +18048,22 @@
         <w:footnoteRef/>
       </w:r>
       <w:r>
-        <w:t xml:space="preserve"> When parents visited the United States, children who agreed to sponsor the trip were advised to provide evidence of financial resources, in case consular officers required proof of their ability to support the visit.</w:t>
+        <w:t xml:space="preserve"> </w:t>
+      </w:r>
+      <w:r>
+        <w:t xml:space="preserve">In addition to a few hundred U.S. dollars, I brought a few thousand Deutsche Marks with me when I first arrived in the United States. It was money </w:t>
+      </w:r>
+      <w:r>
+        <w:t>F</w:t>
+      </w:r>
+      <w:r>
+        <w:t>ather had saved during a three-month stay as a visiting scholar in Germany. I used to joke that it was my emergency fund—I would use it to buy a plane ticket home if I couldn</w:t>
+      </w:r>
+      <w:r>
+        <w:t>’</w:t>
+      </w:r>
+      <w:r>
+        <w:t>t make it in the United States.</w:t>
       </w:r>
     </w:p>
   </w:footnote>
@@ -18974,16 +18079,7 @@
         <w:footnoteRef/>
       </w:r>
       <w:r>
-        <w:t xml:space="preserve"> </w:t>
-      </w:r>
-      <w:r>
-        <w:t>F</w:t>
-      </w:r>
-      <w:r>
-        <w:t>ather was a college professor of aerodynamics.</w:t>
-      </w:r>
-      <w:r>
-        <w:t xml:space="preserve"> Much of his work involved using computers and numerical algorithms to simulate and analyze airflow around objects. Even at home, he often spent long hours at the computer working on his research.</w:t>
+        <w:t xml:space="preserve"> When parents visited the United States, children who agreed to sponsor the trip were advised to provide evidence of financial resources, in case consular officers required proof of their ability to support the visit.</w:t>
       </w:r>
     </w:p>
   </w:footnote>
@@ -19002,13 +18098,13 @@
         <w:t xml:space="preserve"> </w:t>
       </w:r>
       <w:r>
-        <w:t xml:space="preserve">Mother enjoyed collecting coins. She began a modest coin collection after </w:t>
-      </w:r>
-      <w:r>
         <w:t>F</w:t>
       </w:r>
       <w:r>
-        <w:t>ather returned from England in 1981 with several foreign coins.</w:t>
+        <w:t>ather was a college professor of aerodynamics.</w:t>
+      </w:r>
+      <w:r>
+        <w:t xml:space="preserve"> Much of his work involved using computers and numerical algorithms to simulate and analyze airflow around objects. Even at home, he often spent long hours at the computer working on his research.</w:t>
       </w:r>
     </w:p>
   </w:footnote>
@@ -19027,7 +18123,13 @@
         <w:t xml:space="preserve"> </w:t>
       </w:r>
       <w:r>
-        <w:t>Gambling was illegal in mainland China at the time, and it still is today. Macau, a former Portuguese colony and now a Special Administrative Region of China, is the only place on Chinese soil where casino gambling is legal.</w:t>
+        <w:t xml:space="preserve">Mother enjoyed collecting coins. She began a modest coin collection after </w:t>
+      </w:r>
+      <w:r>
+        <w:t>F</w:t>
+      </w:r>
+      <w:r>
+        <w:t>ather returned from England in 1981 with several foreign coins.</w:t>
       </w:r>
     </w:p>
   </w:footnote>
@@ -19046,22 +18148,7 @@
         <w:t xml:space="preserve"> </w:t>
       </w:r>
       <w:r>
-        <w:t xml:space="preserve">Around 1996, </w:t>
-      </w:r>
-      <w:r>
-        <w:t>with</w:t>
-      </w:r>
-      <w:r>
-        <w:t xml:space="preserve"> a few exceptions, most computers at home or in the workplace were not connected to the internet.</w:t>
-      </w:r>
-      <w:r>
-        <w:t xml:space="preserve"> </w:t>
-      </w:r>
-      <w:r>
-        <w:t>In many cases, a single email account was shared by multiple people</w:t>
-      </w:r>
-      <w:r>
-        <w:t>.</w:t>
+        <w:t>Gambling was illegal in mainland China at the time, and it still is today. Macau, a former Portuguese colony and now a Special Administrative Region of China, is the only place on Chinese soil where casino gambling is legal.</w:t>
       </w:r>
     </w:p>
   </w:footnote>
@@ -19080,7 +18167,22 @@
         <w:t xml:space="preserve"> </w:t>
       </w:r>
       <w:r>
-        <w:t>Arranged matchmaking was relatively common in China at the time. I, too, met Chun through this kind of introduction.</w:t>
+        <w:t xml:space="preserve">Around 1996, </w:t>
+      </w:r>
+      <w:r>
+        <w:t>with</w:t>
+      </w:r>
+      <w:r>
+        <w:t xml:space="preserve"> a few exceptions, most computers at home or in the workplace were not connected to the internet.</w:t>
+      </w:r>
+      <w:r>
+        <w:t xml:space="preserve"> </w:t>
+      </w:r>
+      <w:r>
+        <w:t>In many cases, a single email account was shared by multiple people</w:t>
+      </w:r>
+      <w:r>
+        <w:t>.</w:t>
       </w:r>
     </w:p>
   </w:footnote>
@@ -19099,7 +18201,7 @@
         <w:t xml:space="preserve"> </w:t>
       </w:r>
       <w:r>
-        <w:t>Cantonese is a Chinese language traditionally spoken in Guangdong Province, Hong Kong, and many overseas Chinese communities. Unlike the Mandarin spoken in Beijing, Cantonese differs significantly in pronunciation, vocabulary, and tone.</w:t>
+        <w:t>Arranged matchmaking was relatively common in China at the time. I, too, met Chun through this kind of introduction.</w:t>
       </w:r>
     </w:p>
   </w:footnote>
@@ -19115,7 +18217,10 @@
         <w:footnoteRef/>
       </w:r>
       <w:r>
-        <w:t>The Qingming Festival is a traditional Chinese holiday observed in early April to honor deceased ancestors by visiting and tending their graves.</w:t>
+        <w:t xml:space="preserve"> </w:t>
+      </w:r>
+      <w:r>
+        <w:t>Cantonese is a Chinese language traditionally spoken in Guangdong Province, Hong Kong, and many overseas Chinese communities. Unlike the Mandarin spoken in Beijing, Cantonese differs significantly in pronunciation, vocabulary, and tone.</w:t>
       </w:r>
     </w:p>
   </w:footnote>
@@ -19131,19 +18236,7 @@
         <w:footnoteRef/>
       </w:r>
       <w:r>
-        <w:t xml:space="preserve"> </w:t>
-      </w:r>
-      <w:r>
-        <w:t>Chongming, once a largely rural part of Shanghai, is Mo</w:t>
-      </w:r>
-      <w:r>
-        <w:t>ther</w:t>
-      </w:r>
-      <w:r>
-        <w:t>’</w:t>
-      </w:r>
-      <w:r>
-        <w:t>s hometown.</w:t>
+        <w:t>The Qingming Festival is a traditional Chinese holiday observed in early April to honor deceased ancestors by visiting and tending their graves.</w:t>
       </w:r>
     </w:p>
   </w:footnote>
@@ -19162,7 +18255,16 @@
         <w:t xml:space="preserve"> </w:t>
       </w:r>
       <w:r>
-        <w:t>Optional Practical Training is a period during which international students on an F-1 visa can work in the U.S. in a job related to their field of study.</w:t>
+        <w:t>Chongming, once a largely rural part of Shanghai, is Mo</w:t>
+      </w:r>
+      <w:r>
+        <w:t>ther</w:t>
+      </w:r>
+      <w:r>
+        <w:t>’</w:t>
+      </w:r>
+      <w:r>
+        <w:t>s hometown.</w:t>
       </w:r>
     </w:p>
   </w:footnote>
@@ -19181,19 +18283,13 @@
         <w:t xml:space="preserve"> </w:t>
       </w:r>
       <w:r>
-        <w:t>Due to the complexities and uncertainties of U.S. immigration law, traveling back to one</w:t>
-      </w:r>
-      <w:r>
-        <w:t>’</w:t>
-      </w:r>
-      <w:r>
-        <w:t xml:space="preserve">s home country carried certain risk and was generally discouraged while on </w:t>
-      </w:r>
-      <w:r>
-        <w:t xml:space="preserve">a </w:t>
-      </w:r>
-      <w:r>
-        <w:t>work visa.</w:t>
+        <w:t xml:space="preserve">Optional Practical Training is a period during which international students on an F-1 visa can work in </w:t>
+      </w:r>
+      <w:r>
+        <w:t>the United States</w:t>
+      </w:r>
+      <w:r>
+        <w:t xml:space="preserve"> in a job related to their field of study.</w:t>
       </w:r>
     </w:p>
   </w:footnote>
@@ -19212,7 +18308,19 @@
         <w:t xml:space="preserve"> </w:t>
       </w:r>
       <w:r>
-        <w:t>The Illegal Immigration Reform and Immigrant Responsibility Act of 1996 (IIRIRA) was signed into law on September 30, 1996. Most of its major provisions took effect on April 1, 1997. The law significantly expanded immigration enforcement and overhauled many aspects of U.S. immigration law, raising concerns among many immigrants and international students.</w:t>
+        <w:t>Due to the complexities and uncertainties of U.S. immigration law, traveling back to one</w:t>
+      </w:r>
+      <w:r>
+        <w:t>’</w:t>
+      </w:r>
+      <w:r>
+        <w:t xml:space="preserve">s home country carried certain risk and was generally discouraged while on </w:t>
+      </w:r>
+      <w:r>
+        <w:t xml:space="preserve">a </w:t>
+      </w:r>
+      <w:r>
+        <w:t>work visa.</w:t>
       </w:r>
     </w:p>
   </w:footnote>
@@ -19231,11 +18339,30 @@
         <w:t xml:space="preserve"> </w:t>
       </w:r>
       <w:r>
-        <w:t>Before GPS became commonplace, people relied on paper maps for navigation. On long trips, it was often helpful to have a passenger read the map while the driver kept their eyes on the road.</w:t>
+        <w:t>The Illegal Immigration Reform and Immigrant Responsibility Act of 1996 (IIRIRA) was signed into law on September 30, 1996. Most of its major provisions took effect on April 1, 1997. The law significantly expanded immigration enforcement and overhauled many aspects of U.S. immigration law, raising concerns among many immigrants and international students.</w:t>
       </w:r>
     </w:p>
   </w:footnote>
   <w:footnote w:id="34">
+    <w:p>
+      <w:pPr>
+        <w:pStyle w:val="FootnoteText"/>
+      </w:pPr>
+      <w:r>
+        <w:rPr>
+          <w:rStyle w:val="FootnoteReference"/>
+        </w:rPr>
+        <w:footnoteRef/>
+      </w:r>
+      <w:r>
+        <w:t xml:space="preserve"> </w:t>
+      </w:r>
+      <w:r>
+        <w:t>Before GPS became commonplace, people relied on paper maps for navigation. On long trips, it was often helpful to have a passenger read the map while the driver kept their eyes on the road.</w:t>
+      </w:r>
+    </w:p>
+  </w:footnote>
+  <w:footnote w:id="35">
     <w:p>
       <w:pPr>
         <w:pStyle w:val="FootnoteText"/>

--- a/letters_from_usa/book.docx
+++ b/letters_from_usa/book.docx
@@ -2117,7 +2117,7 @@
                 <w:sz w:val="20"/>
                 <w:szCs w:val="20"/>
               </w:rPr>
-              <w:t>‘</w:t>
+              <w:t>’91</w:t>
             </w:r>
             <w:r>
               <w:rPr>
@@ -2125,7 +2125,15 @@
                 <w:sz w:val="20"/>
                 <w:szCs w:val="20"/>
               </w:rPr>
-              <w:t>91 Toyota Corolla</w:t>
+              <w:t xml:space="preserve"> </w:t>
+            </w:r>
+            <w:r>
+              <w:rPr>
+                <w:rFonts w:ascii="Garamond" w:hAnsi="Garamond"/>
+                <w:sz w:val="20"/>
+                <w:szCs w:val="20"/>
+              </w:rPr>
+              <w:t>Toyota Corolla</w:t>
             </w:r>
           </w:p>
         </w:tc>
@@ -3167,7 +3175,10 @@
         <w:t>I</w:t>
       </w:r>
       <w:r>
-        <w:t>’ve</w:t>
+        <w:t>’</w:t>
+      </w:r>
+      <w:r>
+        <w:t>ve</w:t>
       </w:r>
       <w:r>
         <w:t xml:space="preserve"> also booked my train ticket for July 10th. If everything goes as planned, I should be home on the 11th and will get to spend a whole month with you.</w:t>
@@ -3473,7 +3484,13 @@
         <w:t xml:space="preserve">By the time we landed in L.A., it was already past 10:00 a.m. local time. I had just over an hour before my connecting flight departed. The customs line was long and slow, and because my departure gate was changed at the last minute, I almost missed the flight. </w:t>
       </w:r>
       <w:r>
-        <w:t>By the time I finally settled into my seat on the flight to Minneapolis, I was so wiped out that I couldn't even manage to eat lunch.</w:t>
+        <w:t>By the time I finally settled into my seat on the flight to Minneapolis, I was so wiped out that I couldn</w:t>
+      </w:r>
+      <w:r>
+        <w:t>’</w:t>
+      </w:r>
+      <w:r>
+        <w:t>t even manage to eat lunch.</w:t>
       </w:r>
       <w:r>
         <w:t xml:space="preserve"> The final flight to Austin was pleasantly quiet, with only about half the seats occupied. </w:t>
@@ -4061,11 +4078,29 @@
         <w:pStyle w:val="CSP-ChapterBodyText"/>
       </w:pPr>
       <w:r>
-        <w:t xml:space="preserve">The fall semester officially begins on August 30th. I expect it will be quite busy. I'll be taking three classes. On top of that, I'll be working as a teaching assistant (TA), earning a monthly stipend of $1,067. However, I still have to pay for my own health insurance, and tuition and fees for the fall semester alone came to $1,457.97. Before I could start working directly with students as a TA, I had to pass an oral English exam, and I just </w:t>
+        <w:t>The fall semester officially begins on August 30th. I expect it will be quite busy. I</w:t>
+      </w:r>
+      <w:r>
+        <w:t>’</w:t>
+      </w:r>
+      <w:r>
+        <w:t>ll be taking three classes. On top of that, I</w:t>
+      </w:r>
+      <w:r>
+        <w:t>’</w:t>
+      </w:r>
+      <w:r>
+        <w:t xml:space="preserve">ll be working as a teaching assistant (TA), earning a monthly stipend of $1,067. However, I still have to pay for my own health insurance, and tuition and fees for the fall semester alone came to $1,457.97. Before I could start working directly with students as a TA, I had to pass an oral English exam, and I just </w:t>
       </w:r>
       <w:r>
         <w:lastRenderedPageBreak/>
-        <w:t>barely did. Hai took the same exam last year and failed. He retook it this year and received a conditional pass, which means he has to take an English course this semester. The department has already assigned me to a class, and tomorrow I'm going to apply for office space.</w:t>
+        <w:t>barely did. Hai took the same exam last year and failed. He retook it this year and received a conditional pass, which means he has to take an English course this semester. The department has already assigned me to a class, and tomorrow I</w:t>
+      </w:r>
+      <w:r>
+        <w:t>’</w:t>
+      </w:r>
+      <w:r>
+        <w:t>m going to apply for office space.</w:t>
       </w:r>
       <w:r>
         <w:t xml:space="preserve"> </w:t>
@@ -4229,7 +4264,25 @@
         <w:pStyle w:val="CSP-ChapterBodyText"/>
       </w:pPr>
       <w:r>
-        <w:t xml:space="preserve">You can use this address to write to me from now on. It's a two-bedroom apartment, and I'm sharing it with another Chinese student. Around here, it's pretty much the norm for </w:t>
+        <w:t>You can use this address to write to me from now on. It</w:t>
+      </w:r>
+      <w:r>
+        <w:t>’</w:t>
+      </w:r>
+      <w:r>
+        <w:t>s a two-bedroom apartment, and I</w:t>
+      </w:r>
+      <w:r>
+        <w:t>’</w:t>
+      </w:r>
+      <w:r>
+        <w:t>m sharing it with another Chinese student. Around here, it</w:t>
+      </w:r>
+      <w:r>
+        <w:t>’</w:t>
+      </w:r>
+      <w:r>
+        <w:t xml:space="preserve">s pretty much the norm for </w:t>
       </w:r>
       <w:r>
         <w:lastRenderedPageBreak/>
@@ -4246,7 +4299,31 @@
         <w:pStyle w:val="CSP-ChapterBodyText"/>
       </w:pPr>
       <w:r>
-        <w:t>The apartment is considered inexpensive by Austin standards. The tenants are mostly Mexican and Chinese. It has air conditioning, which we leave running day and night, though I'm not particularly thrilled with the loud hum. Hot water is available around the clock—and not just in the shower. Every faucet has two knobs, one for cold water and one for hot water. The floors are carpeted, though the carpet isn't the highest quality. Every bedroom has a large built-in closet. These conditions aren't considered luxurious in America, but if you place this apartment in China, it would be considered quite nice, wouldn't it?</w:t>
+        <w:t>The apartment is considered inexpensive by Austin standards. The tenants are mostly Mexican and Chinese. It has air conditioning, which we leave running day and night, though I</w:t>
+      </w:r>
+      <w:r>
+        <w:t>’</w:t>
+      </w:r>
+      <w:r>
+        <w:t>m not particularly thrilled with the loud hum. Hot water is available around the clock—and not just in the shower. Every faucet has two knobs, one for cold water and one for hot water. The floors are carpeted, though the carpet isn</w:t>
+      </w:r>
+      <w:r>
+        <w:t>’</w:t>
+      </w:r>
+      <w:r>
+        <w:t>t the highest quality. Every bedroom has a large built-in closet. These conditions aren</w:t>
+      </w:r>
+      <w:r>
+        <w:t>’</w:t>
+      </w:r>
+      <w:r>
+        <w:t>t considered luxurious in America, but if you place this apartment in China, it would be considered quite nice, wouldn</w:t>
+      </w:r>
+      <w:r>
+        <w:t>’</w:t>
+      </w:r>
+      <w:r>
+        <w:t>t it?</w:t>
       </w:r>
     </w:p>
     <w:p>
@@ -4389,10 +4466,24 @@
         <w:t>’</w:t>
       </w:r>
       <w:r>
-        <w:t>ll deposit the money in the bank in a couple of days</w:t>
-      </w:r>
-      <w:r>
-        <w:t xml:space="preserve"> , so don't worry about it.</w:t>
+        <w:t xml:space="preserve">ll deposit the money in the bank in a couple of </w:t>
+      </w:r>
+      <w:proofErr w:type="gramStart"/>
+      <w:r>
+        <w:t>days</w:t>
+      </w:r>
+      <w:r>
+        <w:t xml:space="preserve"> ,</w:t>
+      </w:r>
+      <w:proofErr w:type="gramEnd"/>
+      <w:r>
+        <w:t xml:space="preserve"> so don</w:t>
+      </w:r>
+      <w:r>
+        <w:t>’</w:t>
+      </w:r>
+      <w:r>
+        <w:t>t worry about it.</w:t>
       </w:r>
     </w:p>
     <w:p>
@@ -4627,7 +4718,13 @@
         <w:t xml:space="preserve">t have the time. To my surprise, many churches and Christian groups seem eager to reach out to international students. </w:t>
       </w:r>
       <w:r>
-        <w:t>Just this past Wednesday, two Americans I'd met on the street earlier sat me down and spent about an hour explaining the Bible to me.</w:t>
+        <w:t>Just this past Wednesday, two Americans I</w:t>
+      </w:r>
+      <w:r>
+        <w:t>’</w:t>
+      </w:r>
+      <w:r>
+        <w:t>d met on the street earlier sat me down and spent about an hour explaining the Bible to me.</w:t>
       </w:r>
     </w:p>
     <w:p>
@@ -4687,7 +4784,13 @@
         <w:pStyle w:val="CSP-ChapterBodyText"/>
       </w:pPr>
       <w:r>
-        <w:t>Calling the U.S. from China can be expensive, but I've heard there are services that let me pay for the call on my end.</w:t>
+        <w:t>Calling the U.S. from China can be expensive, but I</w:t>
+      </w:r>
+      <w:r>
+        <w:t>’</w:t>
+      </w:r>
+      <w:r>
+        <w:t>ve heard there are services that let me pay for the call on my end.</w:t>
       </w:r>
       <w:r>
         <w:rPr>
@@ -4726,7 +4829,13 @@
         <w:t xml:space="preserve">t write to them separately, since letter writing takes up so much time. </w:t>
       </w:r>
       <w:r>
-        <w:t>From now on, I'll probably only be able to write home once every couple of weeks, and I may not always get around to mailing a letter right away.</w:t>
+        <w:t>From now on, I</w:t>
+      </w:r>
+      <w:r>
+        <w:t>’</w:t>
+      </w:r>
+      <w:r>
+        <w:t>ll probably only be able to write home once every couple of weeks, and I may not always get around to mailing a letter right away.</w:t>
       </w:r>
     </w:p>
     <w:p>
@@ -4770,11 +4879,11 @@
         <w:pStyle w:val="CSP-ChapterBodyText"/>
       </w:pPr>
       <w:r>
-        <w:t xml:space="preserve">As for classes, things are going okay, though it was a bit difficult to understand some of the professors at first. One Indian professor has an accent that is hard to follow, so as soon as class lets out, the Chinese students gather and try to piece together what was actually said. The Chinese students have a </w:t>
+        <w:t xml:space="preserve">As for classes, things are going okay, though it was a bit difficult to understand some of the professors at first. One Indian professor has an accent that is hard to follow, so as soon as class lets out, the Chinese students gather and try to piece </w:t>
       </w:r>
       <w:r>
         <w:lastRenderedPageBreak/>
-        <w:t>great tradition of forming study groups, so if we miss something, we just talk it through together. I think after a few more classes, I</w:t>
+        <w:t>together what was actually said. The Chinese students have a great tradition of forming study groups, so if we miss something, we just talk it through together. I think after a few more classes, I</w:t>
       </w:r>
       <w:r>
         <w:t>’</w:t>
@@ -5056,7 +5165,19 @@
         <w:t xml:space="preserve"> </w:t>
       </w:r>
       <w:r>
-        <w:t>You mentioned that there’s a slight delay during our phone conversations. That may simply be because your voice has to travel halfway around the world to reach me, and my reply has to make the same journey back before you can hear it. In other words, whenever you say something, you won’t hear my response until the sound has effectively traveled around the entire globe.</w:t>
+        <w:t>You mentioned that there</w:t>
+      </w:r>
+      <w:r>
+        <w:t>’</w:t>
+      </w:r>
+      <w:r>
+        <w:t>s a slight delay during our phone conversations. That may simply be because your voice has to travel halfway around the world to reach me, and my reply has to make the same journey back before you can hear it. In other words, whenever you say something, you won</w:t>
+      </w:r>
+      <w:r>
+        <w:t>’</w:t>
+      </w:r>
+      <w:r>
+        <w:t>t hear my response until the sound has effectively traveled around the entire globe.</w:t>
       </w:r>
       <w:r>
         <w:rPr>
@@ -5065,7 +5186,13 @@
         <w:footnoteReference w:id="11"/>
       </w:r>
       <w:r>
-        <w:t xml:space="preserve"> So a slight delay is perfectly normal. Actually, when you think about it, isn’t that amazing?</w:t>
+        <w:t xml:space="preserve"> So a slight delay is perfectly normal. Actually, when you think about it, isn</w:t>
+      </w:r>
+      <w:r>
+        <w:t>’</w:t>
+      </w:r>
+      <w:r>
+        <w:t>t that amazing?</w:t>
       </w:r>
     </w:p>
     <w:p>
@@ -5147,26 +5274,56 @@
         <w:t>United States</w:t>
       </w:r>
       <w:r>
-        <w:t xml:space="preserve"> with his family. He's been in the U.S. for a few years now, and before that, he spent several years studying in Europe. </w:t>
+        <w:t xml:space="preserve"> with his family. He</w:t>
+      </w:r>
+      <w:r>
+        <w:t>’</w:t>
+      </w:r>
+      <w:r>
+        <w:t xml:space="preserve">s been in the U.S. for a few years now, and before that, he spent several years studying in Europe. </w:t>
       </w:r>
       <w:r>
         <w:t>He seems like a quiet, polite, and honest person.</w:t>
       </w:r>
       <w:r>
-        <w:t xml:space="preserve"> Believe it or not, my roommate's name is also Tong! If someone calls asking for "Tong," things can get a little confusing.</w:t>
-      </w:r>
-    </w:p>
-    <w:p>
-      <w:pPr>
-        <w:pStyle w:val="CSP-ChapterBodyText"/>
-      </w:pPr>
-    </w:p>
-    <w:p>
-      <w:pPr>
-        <w:pStyle w:val="CSP-ChapterBodyText"/>
-      </w:pPr>
-      <w:r>
-        <w:t xml:space="preserve">Our next-door neighbors are two friendly Taiwanese—one undergraduate and one graduate student. Having never met anyone from Taiwan before, I was curious about them. As it turned out, they weren't all that different from us, and we naturally bonded over our shared language, food, and culture. </w:t>
+        <w:t xml:space="preserve"> Believe it or not, my roommate</w:t>
+      </w:r>
+      <w:r>
+        <w:t>’</w:t>
+      </w:r>
+      <w:r>
+        <w:t xml:space="preserve">s name is also Tong! If someone calls asking for </w:t>
+      </w:r>
+      <w:r>
+        <w:t>“</w:t>
+      </w:r>
+      <w:r>
+        <w:t>Tong,</w:t>
+      </w:r>
+      <w:r>
+        <w:t>”</w:t>
+      </w:r>
+      <w:r>
+        <w:t xml:space="preserve"> things can get a little confusing.</w:t>
+      </w:r>
+    </w:p>
+    <w:p>
+      <w:pPr>
+        <w:pStyle w:val="CSP-ChapterBodyText"/>
+      </w:pPr>
+    </w:p>
+    <w:p>
+      <w:pPr>
+        <w:pStyle w:val="CSP-ChapterBodyText"/>
+      </w:pPr>
+      <w:r>
+        <w:t>Our next-door neighbors are two friendly Taiwanese—one undergraduate and one graduate student. Having never met anyone from Taiwan before, I was curious about them. As it turned out, they weren</w:t>
+      </w:r>
+      <w:r>
+        <w:t>’</w:t>
+      </w:r>
+      <w:r>
+        <w:t xml:space="preserve">t all that different from us, and we naturally bonded over our shared language, food, and culture. </w:t>
       </w:r>
       <w:r>
         <w:t>Just</w:t>
@@ -5194,7 +5351,31 @@
         <w:pStyle w:val="CSP-ChapterBodyText"/>
       </w:pPr>
       <w:r>
-        <w:t>At UT, probably because there are so many Chinese students, I haven't had as many opportunities to interact with Americans as I had imagined. I practice my listening every day, but I don't get to speak English all that much, and it takes time to make American friends. Fortunately, since I'm a TA, I still get to interact with students. In any case, I'm doing everything I can to find opportunities to practice my spoken English. My ability to understand lectures is improving day by day—I can understand my Indian professor without much difficulty now.</w:t>
+        <w:t>At UT, probably because there are so many Chinese students, I haven</w:t>
+      </w:r>
+      <w:r>
+        <w:t>’</w:t>
+      </w:r>
+      <w:r>
+        <w:t>t had as many opportunities to interact with Americans as I had imagined. I practice my listening every day, but I don</w:t>
+      </w:r>
+      <w:r>
+        <w:t>’</w:t>
+      </w:r>
+      <w:r>
+        <w:t>t get to speak English all that much, and it takes time to make American friends. Fortunately, since I</w:t>
+      </w:r>
+      <w:r>
+        <w:t>’</w:t>
+      </w:r>
+      <w:r>
+        <w:t>m a TA, I still get to interact with students. In any case, I</w:t>
+      </w:r>
+      <w:r>
+        <w:t>’</w:t>
+      </w:r>
+      <w:r>
+        <w:t>m doing everything I can to find opportunities to practice my spoken English. My ability to understand lectures is improving day by day—I can understand my Indian professor without much difficulty now.</w:t>
       </w:r>
     </w:p>
     <w:p>
@@ -5211,7 +5392,13 @@
       </w:r>
       <w:r>
         <w:lastRenderedPageBreak/>
-        <w:t xml:space="preserve">hours a week. To make sure I know what the professor covered in class, I sit in on his lectures three times a week for 45 minutes each. The rest of the job is just grading homework. Usually, no one shows up during my office hours, but a few days before an assignment is due, one or two students come in to ask questions. It's a little embarrassing that I </w:t>
+        <w:t>hours a week. To make sure I know what the professor covered in class, I sit in on his lectures three times a week for 45 minutes each. The rest of the job is just grading homework. Usually, no one shows up during my office hours, but a few days before an assignment is due, one or two students come in to ask questions. It</w:t>
+      </w:r>
+      <w:r>
+        <w:t>’</w:t>
+      </w:r>
+      <w:r>
+        <w:t xml:space="preserve">s a little embarrassing that I </w:t>
       </w:r>
       <w:r>
         <w:t>still</w:t>
@@ -5220,7 +5407,13 @@
         <w:t xml:space="preserve"> </w:t>
       </w:r>
       <w:r>
-        <w:t>occasionally have a hard time catching what they're saying!</w:t>
+        <w:t>occasionally have a hard time catching what they</w:t>
+      </w:r>
+      <w:r>
+        <w:t>’</w:t>
+      </w:r>
+      <w:r>
+        <w:t>re saying!</w:t>
       </w:r>
     </w:p>
     <w:p>
@@ -5288,7 +5481,31 @@
         <w:pStyle w:val="CSP-ChapterBodyText"/>
       </w:pPr>
       <w:r>
-        <w:t xml:space="preserve">I've realized that I can't really afford to eat burgers regularly—that would put me over budget. In the U.S., prepared food is expensive, while raw ingredients are cheap, so buying groceries and cooking for yourself is definitely the way to go. For example, I can buy a huge box of sixteen chicken drumsticks for just over two dollars, which is about the price of a single burger. I bake more than ten of them at a time. They turn out so delicious that it's a shame you can't taste them! </w:t>
+        <w:t>I</w:t>
+      </w:r>
+      <w:r>
+        <w:t>’</w:t>
+      </w:r>
+      <w:r>
+        <w:t>ve realized that I can</w:t>
+      </w:r>
+      <w:r>
+        <w:t>’</w:t>
+      </w:r>
+      <w:r>
+        <w:t>t really afford to eat burgers regularly—that would put me over budget. In the U.S., prepared food is expensive, while raw ingredients are cheap, so buying groceries and cooking for yourself is definitely the way to go. For example, I can buy a huge box of sixteen chicken drumsticks for just over two dollars, which is about the price of a single burger. I bake more than ten of them at a time. They turn out so delicious that it</w:t>
+      </w:r>
+      <w:r>
+        <w:t>’</w:t>
+      </w:r>
+      <w:r>
+        <w:t>s a shame you can</w:t>
+      </w:r>
+      <w:r>
+        <w:t>’</w:t>
+      </w:r>
+      <w:r>
+        <w:t xml:space="preserve">t taste them! </w:t>
       </w:r>
       <w:r>
         <w:t>I often pack two meals—lunch and dinner—to bring to campus, though eating the same thing several days in a row gets old pretty quickly.</w:t>
@@ -5415,13 +5632,37 @@
         <w:pStyle w:val="CSP-ChapterBodyText"/>
       </w:pPr>
       <w:r>
-        <w:t xml:space="preserve">Today I went to the Chinese grocery store—one of only two in Austin—and bought two pounds of shrimp, a big bag of mussels, and a box of squid. This is the first time since coming to America that I've treated myself to seafood. Seafood is still expensive—the shrimp weren't even that large, but they cost $2.99 a pound. </w:t>
-      </w:r>
-      <w:r>
-        <w:t>Unlike American supermarkets, the Chinese grocery store is cramped and a little damp, and carries an unpleasant smell of fish and raw meat—but I'm grateful it exists.</w:t>
-      </w:r>
-      <w:r>
-        <w:t xml:space="preserve"> There are things you simply can't find anywhere else.</w:t>
+        <w:t>Today I went to the Chinese grocery store—one of only two in Austin—and bought two pounds of shrimp, a big bag of mussels, and a box of squid. This is the first time since coming to America that I</w:t>
+      </w:r>
+      <w:r>
+        <w:t>’</w:t>
+      </w:r>
+      <w:r>
+        <w:t>ve treated myself to seafood. Seafood is still expensive—the shrimp weren</w:t>
+      </w:r>
+      <w:r>
+        <w:t>’</w:t>
+      </w:r>
+      <w:r>
+        <w:t xml:space="preserve">t even that large, but they cost $2.99 a pound. </w:t>
+      </w:r>
+      <w:r>
+        <w:t>Unlike American supermarkets, the Chinese grocery store is cramped and a little damp, and carries an unpleasant smell of fish and raw meat—but I</w:t>
+      </w:r>
+      <w:r>
+        <w:t>’</w:t>
+      </w:r>
+      <w:r>
+        <w:t>m grateful it exists.</w:t>
+      </w:r>
+      <w:r>
+        <w:t xml:space="preserve"> There are things you simply can</w:t>
+      </w:r>
+      <w:r>
+        <w:t>’</w:t>
+      </w:r>
+      <w:r>
+        <w:t>t find anywhere else.</w:t>
       </w:r>
     </w:p>
     <w:p>
@@ -5509,11 +5750,23 @@
         <w:pStyle w:val="CSP-ChapterBodyText"/>
       </w:pPr>
       <w:r>
-        <w:t xml:space="preserve">I just received your third letter, dated September 24th, along with Chun's second letter. She wrote that the administration at her institute had refused to issue her academic transcripts. Their preliminary decision was to delay issuing them until this time </w:t>
+        <w:t>I just received your third letter, dated September 24th, along with Chun</w:t>
+      </w:r>
+      <w:r>
+        <w:t>’</w:t>
+      </w:r>
+      <w:r>
+        <w:t xml:space="preserve">s second letter. She wrote that the administration at her institute had refused to issue her academic transcripts. Their preliminary decision was to delay issuing them until this time </w:t>
       </w:r>
       <w:r>
         <w:lastRenderedPageBreak/>
-        <w:t>next year. If that is the case, our plans will have to be delayed—she won't be able to apply to graduate schools in the United States for the fall of 1996.</w:t>
+        <w:t>next year. If that is the case, our plans will have to be delayed—she won</w:t>
+      </w:r>
+      <w:r>
+        <w:t>’</w:t>
+      </w:r>
+      <w:r>
+        <w:t>t be able to apply to graduate schools in the United States for the fall of 1996.</w:t>
       </w:r>
     </w:p>
     <w:p>
@@ -5718,7 +5971,37 @@
         <w:pStyle w:val="CSP-ChapterBodyText"/>
       </w:pPr>
       <w:r>
-        <w:t>Right now, exams are starting to pile up, and I expect I'll have tests every week from now on. On one of my recent exams, there wasn't nearly enough time, and the questions weren't easy, so I only managed to finish about half of them. I honestly thought I'd completely blown it. The exam was worth 75 points, and I ended up scoring 42. Fortunately, because everyone did so poorly, the professor had to adjust the total down to 50 points. That turned my score into a 42 out of 50, which actually isn't bad at all!</w:t>
+        <w:t>Right now, exams are starting to pile up, and I expect I</w:t>
+      </w:r>
+      <w:r>
+        <w:t>’</w:t>
+      </w:r>
+      <w:r>
+        <w:t>ll have tests every week from now on. On one of my recent exams, there wasn</w:t>
+      </w:r>
+      <w:r>
+        <w:t>’</w:t>
+      </w:r>
+      <w:r>
+        <w:t>t nearly enough time, and the questions weren</w:t>
+      </w:r>
+      <w:r>
+        <w:t>’</w:t>
+      </w:r>
+      <w:r>
+        <w:t>t easy, so I only managed to finish about half of them. I honestly thought I</w:t>
+      </w:r>
+      <w:r>
+        <w:t>’</w:t>
+      </w:r>
+      <w:r>
+        <w:t>d completely blown it. The exam was worth 75 points, and I ended up scoring 42. Fortunately, because everyone did so poorly, the professor had to adjust the total down to 50 points. That turned my score into a 42 out of 50, which actually isn</w:t>
+      </w:r>
+      <w:r>
+        <w:t>’</w:t>
+      </w:r>
+      <w:r>
+        <w:t>t bad at all!</w:t>
       </w:r>
     </w:p>
     <w:p>
@@ -5739,24 +6022,60 @@
       </w:r>
       <w:proofErr w:type="gramEnd"/>
       <w:r>
-        <w:t xml:space="preserve"> if possible, I'd really like to move somewhere else and have an American roommate. It would force me to use English every day and help me understand American culture better. The university's International Office runs a program called PALS (Partnerships to Advance Language Study), which pairs international students with Americans to promote friendships and practice language skills. I signed up and was paired with Sarah. We meet once a week just to chat, and we've been doing it for about four weeks now.</w:t>
-      </w:r>
-    </w:p>
-    <w:p>
-      <w:pPr>
-        <w:pStyle w:val="CSP-ChapterBodyText"/>
-      </w:pPr>
-    </w:p>
-    <w:p>
-      <w:pPr>
-        <w:pStyle w:val="CSP-ChapterBodyText"/>
-      </w:pPr>
-      <w:r>
-        <w:t xml:space="preserve">A week ago, I bought a used color TV for $120. It's practically brand new—even the plastic wrap is still on the remote control! </w:t>
+        <w:t xml:space="preserve"> if possible, I</w:t>
+      </w:r>
+      <w:r>
+        <w:t>’</w:t>
+      </w:r>
+      <w:r>
+        <w:t>d really like to move somewhere else and have an American roommate. It would force me to use English every day and help me understand American culture better. The university</w:t>
+      </w:r>
+      <w:r>
+        <w:t>’</w:t>
+      </w:r>
+      <w:r>
+        <w:t>s International Office runs a program called PALS (Partnerships to Advance Language Study), which pairs international students with Americans to promote friendships and practice language skills. I signed up and was paired with Sarah. We meet once a week just to chat, and we</w:t>
+      </w:r>
+      <w:r>
+        <w:t>’</w:t>
+      </w:r>
+      <w:r>
+        <w:t>ve been doing it for about four weeks now.</w:t>
+      </w:r>
+    </w:p>
+    <w:p>
+      <w:pPr>
+        <w:pStyle w:val="CSP-ChapterBodyText"/>
+      </w:pPr>
+    </w:p>
+    <w:p>
+      <w:pPr>
+        <w:pStyle w:val="CSP-ChapterBodyText"/>
+      </w:pPr>
+      <w:r>
+        <w:t>A week ago, I bought a used color TV for $120. It</w:t>
+      </w:r>
+      <w:r>
+        <w:t>’</w:t>
+      </w:r>
+      <w:r>
+        <w:t xml:space="preserve">s practically brand new—even the plastic wrap is still on the remote control! </w:t>
       </w:r>
       <w:r>
         <w:lastRenderedPageBreak/>
-        <w:t>It's a Samsung from South Korea, so the quality is pretty good. Since I haven't had cable hooked up, it can only pick up about seven or eight local channels. I especially enjoy watching comedy shows called sitcoms.</w:t>
+        <w:t>It</w:t>
+      </w:r>
+      <w:r>
+        <w:t>’</w:t>
+      </w:r>
+      <w:r>
+        <w:t>s a Samsung from South Korea, so the quality is pretty good. Since I haven</w:t>
+      </w:r>
+      <w:r>
+        <w:t>’</w:t>
+      </w:r>
+      <w:r>
+        <w:t>t had cable hooked up, it can only pick up about seven or eight local channels. I especially enjoy watching comedy shows called sitcoms.</w:t>
       </w:r>
       <w:r>
         <w:rPr>
@@ -5765,20 +6084,32 @@
         <w:footnoteReference w:id="13"/>
       </w:r>
       <w:r>
-        <w:t xml:space="preserve"> They seem very popular here. Each episode is only about half an hour long, which fits perfectly into my busy schedule. Most importantly, they're very funny and always make me laugh.</w:t>
-      </w:r>
-    </w:p>
-    <w:p>
-      <w:pPr>
-        <w:pStyle w:val="CSP-ChapterBodyText"/>
-      </w:pPr>
-    </w:p>
-    <w:p>
-      <w:pPr>
-        <w:pStyle w:val="CSP-ChapterBodyText"/>
-      </w:pPr>
-      <w:r>
-        <w:t xml:space="preserve">October 31st was Halloween, which is a pretty big deal here in America. I'm not entirely sure how to translate it into Chinese—maybe </w:t>
+        <w:t xml:space="preserve"> They seem very popular here. Each episode is only about half an hour long, which fits perfectly into my busy schedule. Most importantly, they</w:t>
+      </w:r>
+      <w:r>
+        <w:t>’</w:t>
+      </w:r>
+      <w:r>
+        <w:t>re very funny and always make me laugh.</w:t>
+      </w:r>
+    </w:p>
+    <w:p>
+      <w:pPr>
+        <w:pStyle w:val="CSP-ChapterBodyText"/>
+      </w:pPr>
+    </w:p>
+    <w:p>
+      <w:pPr>
+        <w:pStyle w:val="CSP-ChapterBodyText"/>
+      </w:pPr>
+      <w:r>
+        <w:t>October 31st was Halloween, which is a pretty big deal here in America. I</w:t>
+      </w:r>
+      <w:r>
+        <w:t>’</w:t>
+      </w:r>
+      <w:r>
+        <w:t xml:space="preserve">m not entirely sure how to translate it into Chinese—maybe </w:t>
       </w:r>
       <w:proofErr w:type="spellStart"/>
       <w:r>
@@ -5806,7 +6137,13 @@
       </w:r>
       <w:proofErr w:type="spellEnd"/>
       <w:r>
-        <w:t xml:space="preserve">—but it's essentially a ghost festival. </w:t>
+        <w:t>—but it</w:t>
+      </w:r>
+      <w:r>
+        <w:t>’</w:t>
+      </w:r>
+      <w:r>
+        <w:t xml:space="preserve">s essentially a ghost festival. </w:t>
       </w:r>
       <w:r>
         <w:t>The story goes that on Halloween night, ghosts come back to haunt people.</w:t>
@@ -5831,20 +6168,62 @@
         <w:pStyle w:val="CSP-ChapterBodyText"/>
       </w:pPr>
       <w:r>
-        <w:t>Today, I rushed to finish up a roll of film and got it developed so I could include the photos with this letter. Because I've been so busy, I haven't had much time to take pictures, and there hasn't been anyone around to take photos of me. Getting film developed is incredibly expensive here—it costs as much as $15! Photos 14 through 21 show the apartment where I'm living in; 22 through 28 are a few spots around campus; and 29 through 33 were taken inside my room. Photo 34 is the outside of my apartment building, and 35 and 36 are of the supermarket where I've been doing my grocery shopping lately.</w:t>
-      </w:r>
-    </w:p>
-    <w:p>
-      <w:pPr>
-        <w:pStyle w:val="CSP-ChapterBodyText"/>
-      </w:pPr>
-    </w:p>
-    <w:p>
-      <w:pPr>
-        <w:pStyle w:val="CSP-ChapterBodyText"/>
-      </w:pPr>
-      <w:r>
-        <w:t xml:space="preserve">Some good news: Chun finally received her transcripts, so she's busy putting together her applications. She's applying to five or </w:t>
+        <w:t>Today, I rushed to finish up a roll of film and got it developed so I could include the photos with this letter. Because I</w:t>
+      </w:r>
+      <w:r>
+        <w:t>’</w:t>
+      </w:r>
+      <w:r>
+        <w:t>ve been so busy, I haven</w:t>
+      </w:r>
+      <w:r>
+        <w:t>’</w:t>
+      </w:r>
+      <w:r>
+        <w:t>t had much time to take pictures, and there hasn</w:t>
+      </w:r>
+      <w:r>
+        <w:t>’</w:t>
+      </w:r>
+      <w:r>
+        <w:t>t been anyone around to take photos of me. Getting film developed is incredibly expensive here—it costs as much as $15! Photos 14 through 21 show the apartment where I</w:t>
+      </w:r>
+      <w:r>
+        <w:t>’</w:t>
+      </w:r>
+      <w:r>
+        <w:t>m living in; 22 through 28 are a few spots around campus; and 29 through 33 were taken inside my room. Photo 34 is the outside of my apartment building, and 35 and 36 are of the supermarket where I</w:t>
+      </w:r>
+      <w:r>
+        <w:t>’</w:t>
+      </w:r>
+      <w:r>
+        <w:t>ve been doing my grocery shopping lately.</w:t>
+      </w:r>
+    </w:p>
+    <w:p>
+      <w:pPr>
+        <w:pStyle w:val="CSP-ChapterBodyText"/>
+      </w:pPr>
+    </w:p>
+    <w:p>
+      <w:pPr>
+        <w:pStyle w:val="CSP-ChapterBodyText"/>
+      </w:pPr>
+      <w:r>
+        <w:t>Some good news: Chun finally received her transcripts, so she</w:t>
+      </w:r>
+      <w:r>
+        <w:t>’</w:t>
+      </w:r>
+      <w:r>
+        <w:t>s busy putting together her applications. She</w:t>
+      </w:r>
+      <w:r>
+        <w:t>’</w:t>
+      </w:r>
+      <w:r>
+        <w:t xml:space="preserve">s applying to five or </w:t>
       </w:r>
       <w:r>
         <w:lastRenderedPageBreak/>
@@ -5895,7 +6274,31 @@
         <w:pStyle w:val="CSP-ChapterBodyText"/>
       </w:pPr>
       <w:r>
-        <w:t>P.S. My wristwatch stopped working, and I still haven't bought a new one. It's not that I can't afford one—I just can't justify spending that much money on a watch. A digital watch only costs a few yuan back home, but here it runs between $20 and $30.</w:t>
+        <w:t>P.S. My wristwatch stopped working, and I still haven</w:t>
+      </w:r>
+      <w:r>
+        <w:t>’</w:t>
+      </w:r>
+      <w:r>
+        <w:t>t bought a new one. It</w:t>
+      </w:r>
+      <w:r>
+        <w:t>’</w:t>
+      </w:r>
+      <w:r>
+        <w:t>s not that I can</w:t>
+      </w:r>
+      <w:r>
+        <w:t>’</w:t>
+      </w:r>
+      <w:r>
+        <w:t>t afford one—I just can</w:t>
+      </w:r>
+      <w:r>
+        <w:t>’</w:t>
+      </w:r>
+      <w:r>
+        <w:t>t justify spending that much money on a watch. A digital watch only costs a few yuan back home, but here it runs between $20 and $30.</w:t>
       </w:r>
     </w:p>
     <w:p>
@@ -6079,50 +6482,134 @@
         <w:pStyle w:val="CSP-ChapterBodyText"/>
       </w:pPr>
       <w:r>
-        <w:t xml:space="preserve">This semester is finally winding down—we only have one week left. Classes ended today, and I just finished an exam this morning. I have one more final next Thursday, plus a "take-home final," which means exactly what it sounds like: a final exam that you complete at home. Time is flying by—I can't believe the semester is almost over. Right now, everyone in the U.S. is gearing up for Christmas, the biggest holiday of the year. Even the office doors in our department are completely decked out with beautiful, festive decorations. </w:t>
-      </w:r>
-    </w:p>
-    <w:p>
-      <w:pPr>
-        <w:pStyle w:val="CSP-ChapterBodyText"/>
-      </w:pPr>
-    </w:p>
-    <w:p>
-      <w:pPr>
-        <w:pStyle w:val="CSP-ChapterBodyText"/>
-      </w:pPr>
-      <w:r>
-        <w:t xml:space="preserve">This Thanksgiving, five of us—including my roommate, two neighbors from Taiwan, and me—split the cost of a nice rental car and drove down to Houston. The drive took about two to three hours. Cars were flying down the highway at 70 to 80 miles per hour (about 120 km/h). I’m sure that sounds terrifying to you! We hit the road at 9:30 in the morning and didn't get back until 1:00 the next morning. We spent most of the day touring NASA, then drove around Houston just exploring. Since Houston's right on the coast, there are some nice sandy beaches and the scenery is beautiful. We even drove out to an island, and ended the day in Chinatown. It was unbelievable—you don't even need to speak English there! We found a Chinese restaurant and treated ourselves to a wonderful seafood dinner. It was there that I had lobster for the first time. </w:t>
+        <w:t xml:space="preserve">This semester is finally winding down—we only have one week left. Classes ended today, and I just finished an exam this morning. I have one more final next Thursday, plus a </w:t>
+      </w:r>
+      <w:r>
+        <w:t>“</w:t>
+      </w:r>
+      <w:r>
+        <w:t>take-home final,</w:t>
+      </w:r>
+      <w:r>
+        <w:t>”</w:t>
+      </w:r>
+      <w:r>
+        <w:t xml:space="preserve"> which means exactly what it sounds like: a final exam that you complete at home. Time is flying by—I can</w:t>
+      </w:r>
+      <w:r>
+        <w:t>’</w:t>
+      </w:r>
+      <w:r>
+        <w:t xml:space="preserve">t believe the semester is almost over. Right now, everyone in the U.S. is gearing up for Christmas, the biggest holiday of the year. Even the office doors in our department are completely decked out with beautiful, festive decorations. </w:t>
+      </w:r>
+    </w:p>
+    <w:p>
+      <w:pPr>
+        <w:pStyle w:val="CSP-ChapterBodyText"/>
+      </w:pPr>
+    </w:p>
+    <w:p>
+      <w:pPr>
+        <w:pStyle w:val="CSP-ChapterBodyText"/>
+      </w:pPr>
+      <w:r>
+        <w:t>This Thanksgiving, five of us—including my roommate, two neighbors from Taiwan, and me—split the cost of a nice rental car and drove down to Houston. The drive took about two to three hours. Cars were flying down the highway at 70 to 80 miles per hour (about 120 km/h). I</w:t>
+      </w:r>
+      <w:r>
+        <w:t>’</w:t>
+      </w:r>
+      <w:r>
+        <w:t>m sure that sounds terrifying to you! We hit the road at 9:30 in the morning and didn</w:t>
+      </w:r>
+      <w:r>
+        <w:t>’</w:t>
+      </w:r>
+      <w:r>
+        <w:t>t get back until 1:00 the next morning. We spent most of the day touring NASA, then drove around Houston just exploring. Since Houston</w:t>
+      </w:r>
+      <w:r>
+        <w:t>’</w:t>
+      </w:r>
+      <w:r>
+        <w:t>s right on the coast, there are some nice sandy beaches and the scenery is beautiful. We even drove out to an island, and ended the day in Chinatown. It was unbelievable—you don</w:t>
+      </w:r>
+      <w:r>
+        <w:t>’</w:t>
+      </w:r>
+      <w:r>
+        <w:t xml:space="preserve">t even need to speak English there! We found a Chinese restaurant and treated ourselves to a wonderful seafood dinner. It was there that I had lobster for the first time. </w:t>
       </w:r>
       <w:r>
         <w:lastRenderedPageBreak/>
-        <w:t xml:space="preserve">Life in the U.S. can be pretty hectic with classes and work, so whenever a holiday rolls around, we look for any excuse to get out and have some fun. The whole trip only cost us about $20 each for the car rental, gas, and seafood. That doesn't include the $12 admission ticket to NASA, though, which is honestly too expensive! </w:t>
-      </w:r>
-    </w:p>
-    <w:p>
-      <w:pPr>
-        <w:pStyle w:val="CSP-ChapterBodyText"/>
-      </w:pPr>
-    </w:p>
-    <w:p>
-      <w:pPr>
-        <w:pStyle w:val="CSP-ChapterBodyText"/>
-      </w:pPr>
-      <w:r>
-        <w:t>Thanksgiving is also when Americans go absolutely crazy shopping. We went to a huge outlet mall about forty minutes outside of Austin. Since they're direct factory stores and it was Thanksgiving, everything was deeply discounted. I got a good deal on a CD player at the Sony store. The crowds were unbelievable. Aside from being on campus, I have never seen that many people gathered in one place in America. Just finding a parking spot was a nightmare!</w:t>
-      </w:r>
-    </w:p>
-    <w:p>
-      <w:pPr>
-        <w:pStyle w:val="CSP-ChapterBodyText"/>
-      </w:pPr>
-    </w:p>
-    <w:p>
-      <w:pPr>
-        <w:pStyle w:val="CSP-ChapterBodyText"/>
-      </w:pPr>
-      <w:r>
-        <w:t>I'll definitely move early next year and find myself a new roommate. I posted an ad online, and an American student got in touch with me. He seems like a really nice guy who is fascinated by Asian culture. The only downside is that the place is a bit expensive at $320 a month. It's actually a very reasonable price for a fully furnished two-bedroom, two-bathroom apartment right next to campus, but it's still a stretch for my budget, so I haven't made a final decision yet. His current Japanese roommate is moving out at the start of the month, but he told me he's willing to hold the room for me until the end of February.</w:t>
+        <w:t>Life in the U.S. can be pretty hectic with classes and work, so whenever a holiday rolls around, we look for any excuse to get out and have some fun. The whole trip only cost us about $20 each for the car rental, gas, and seafood. That doesn</w:t>
+      </w:r>
+      <w:r>
+        <w:t>’</w:t>
+      </w:r>
+      <w:r>
+        <w:t xml:space="preserve">t include the $12 admission ticket to NASA, though, which is honestly too expensive! </w:t>
+      </w:r>
+    </w:p>
+    <w:p>
+      <w:pPr>
+        <w:pStyle w:val="CSP-ChapterBodyText"/>
+      </w:pPr>
+    </w:p>
+    <w:p>
+      <w:pPr>
+        <w:pStyle w:val="CSP-ChapterBodyText"/>
+      </w:pPr>
+      <w:r>
+        <w:t>Thanksgiving is also when Americans go absolutely crazy shopping. We went to a huge outlet mall about forty minutes outside of Austin. Since they</w:t>
+      </w:r>
+      <w:r>
+        <w:t>’</w:t>
+      </w:r>
+      <w:r>
+        <w:t>re direct factory stores and it was Thanksgiving, everything was deeply discounted. I got a good deal on a CD player at the Sony store. The crowds were unbelievable. Aside from being on campus, I have never seen that many people gathered in one place in America. Just finding a parking spot was a nightmare!</w:t>
+      </w:r>
+    </w:p>
+    <w:p>
+      <w:pPr>
+        <w:pStyle w:val="CSP-ChapterBodyText"/>
+      </w:pPr>
+    </w:p>
+    <w:p>
+      <w:pPr>
+        <w:pStyle w:val="CSP-ChapterBodyText"/>
+      </w:pPr>
+      <w:r>
+        <w:t>I</w:t>
+      </w:r>
+      <w:r>
+        <w:t>’</w:t>
+      </w:r>
+      <w:r>
+        <w:t>ll definitely move early next year and find myself a new roommate. I posted an ad online, and an American student got in touch with me. He seems like a really nice guy who is fascinated by Asian culture. The only downside is that the place is a bit expensive at $320 a month. It</w:t>
+      </w:r>
+      <w:r>
+        <w:t>’</w:t>
+      </w:r>
+      <w:r>
+        <w:t>s actually a very reasonable price for a fully furnished two-bedroom, two-bathroom apartment right next to campus, but it</w:t>
+      </w:r>
+      <w:r>
+        <w:t>’</w:t>
+      </w:r>
+      <w:r>
+        <w:t>s still a stretch for my budget, so I haven</w:t>
+      </w:r>
+      <w:r>
+        <w:t>’</w:t>
+      </w:r>
+      <w:r>
+        <w:t>t made a final decision yet. His current Japanese roommate is moving out at the start of the month, but he told me he</w:t>
+      </w:r>
+      <w:r>
+        <w:t>’</w:t>
+      </w:r>
+      <w:r>
+        <w:t>s willing to hold the room for me until the end of February.</w:t>
       </w:r>
     </w:p>
     <w:p>
@@ -6183,20 +6670,86 @@
       </w:pPr>
       <w:r>
         <w:lastRenderedPageBreak/>
-        <w:t>My health insurance here at UT is excellent. As a TA, I get the exact same coverage as the faculty and staff. My premium is $180 a month, and a doctor's visit only costs me a $5 copay. Prescriptions are just $5 as well. The plan even covers dental! Medical insurance over here is very complicated, and a lot of it goes over my head, but I'm just hoping I stay healthy so I never have to figure it all out. The air and environment are much cleaner here anyway, so I doubt I'll be getting sick that much.</w:t>
-      </w:r>
-    </w:p>
-    <w:p>
-      <w:pPr>
-        <w:pStyle w:val="CSP-ChapterBodyText"/>
-      </w:pPr>
-    </w:p>
-    <w:p>
-      <w:pPr>
-        <w:pStyle w:val="CSP-ChapterBodyText"/>
-      </w:pPr>
-      <w:r>
-        <w:t>An income of about $1,000 a month is enough to live well here. I don't really keep a strict budget, so I don't track where every dollar goes. I just paid off the loan for this semester's tuition on November 30th. I also spent quite a bit when I was getting settled. Buying a phone, a TV, a CD player, and other necessities added up to more than $300. After paying two months' rent, I still have about $400 left. Unfortunately, next semester's $1,200 tuition is due in a week, so it looks like I'll just need to take out another student loan. I'm hoping to find a job this summer. If I can save a few thousand dollars, buying a car shouldn't be a problem at all.</w:t>
+        <w:t>My health insurance here at UT is excellent. As a TA, I get the exact same coverage as the faculty and staff. My premium is $180 a month, and a doctor</w:t>
+      </w:r>
+      <w:r>
+        <w:t>’</w:t>
+      </w:r>
+      <w:r>
+        <w:t>s visit only costs me a $5 copay. Prescriptions are just $5 as well. The plan even covers dental! Medical insurance over here is very complicated, and a lot of it goes over my head, but I</w:t>
+      </w:r>
+      <w:r>
+        <w:t>’</w:t>
+      </w:r>
+      <w:r>
+        <w:t>m just hoping I stay healthy so I never have to figure it all out. The air and environment are much cleaner here anyway, so I doubt I</w:t>
+      </w:r>
+      <w:r>
+        <w:t>’</w:t>
+      </w:r>
+      <w:r>
+        <w:t>ll be getting sick that much.</w:t>
+      </w:r>
+    </w:p>
+    <w:p>
+      <w:pPr>
+        <w:pStyle w:val="CSP-ChapterBodyText"/>
+      </w:pPr>
+    </w:p>
+    <w:p>
+      <w:pPr>
+        <w:pStyle w:val="CSP-ChapterBodyText"/>
+      </w:pPr>
+      <w:r>
+        <w:t>An income of about $1,000 a month is enough to live well here. I don</w:t>
+      </w:r>
+      <w:r>
+        <w:t>’</w:t>
+      </w:r>
+      <w:r>
+        <w:t>t really keep a strict budget, so I don</w:t>
+      </w:r>
+      <w:r>
+        <w:t>’</w:t>
+      </w:r>
+      <w:r>
+        <w:t>t track where every dollar goes. I just paid off the loan for this semester</w:t>
+      </w:r>
+      <w:r>
+        <w:t>’</w:t>
+      </w:r>
+      <w:r>
+        <w:t>s tuition on November 30th. I also spent quite a bit when I was getting settled. Buying a phone, a TV, a CD player, and other necessities added up to more than $300. After paying two months</w:t>
+      </w:r>
+      <w:r>
+        <w:t>’</w:t>
+      </w:r>
+      <w:r>
+        <w:t xml:space="preserve"> rent, I still have about $400 left. Unfortunately, next semester</w:t>
+      </w:r>
+      <w:r>
+        <w:t>’</w:t>
+      </w:r>
+      <w:r>
+        <w:t>s $1,200 tuition is due in a week, so it looks like I</w:t>
+      </w:r>
+      <w:r>
+        <w:t>’</w:t>
+      </w:r>
+      <w:r>
+        <w:t>ll just need to take out another student loan. I</w:t>
+      </w:r>
+      <w:r>
+        <w:t>’</w:t>
+      </w:r>
+      <w:r>
+        <w:t>m hoping to find a job this summer. If I can save a few thousand dollars, buying a car shouldn</w:t>
+      </w:r>
+      <w:r>
+        <w:t>’</w:t>
+      </w:r>
+      <w:r>
+        <w:t>t be a problem at all.</w:t>
       </w:r>
     </w:p>
     <w:p>
@@ -6214,7 +6767,19 @@
       </w:r>
       <w:proofErr w:type="gramEnd"/>
       <w:r>
-        <w:t xml:space="preserve"> there's no need to worry; I have more than enough to live comfortably here. And please don't try to save every penny because of me. Taking good care of yourselves is what matters most!</w:t>
+        <w:t xml:space="preserve"> there</w:t>
+      </w:r>
+      <w:r>
+        <w:t>’</w:t>
+      </w:r>
+      <w:r>
+        <w:t>s no need to worry; I have more than enough to live comfortably here. And please don</w:t>
+      </w:r>
+      <w:r>
+        <w:t>’</w:t>
+      </w:r>
+      <w:r>
+        <w:t>t try to save every penny because of me. Taking good care of yourselves is what matters most!</w:t>
       </w:r>
     </w:p>
     <w:p>
@@ -6441,45 +7006,141 @@
         <w:pStyle w:val="CSP-ChapterBodyText"/>
       </w:pPr>
       <w:r>
-        <w:t>I received both of your letters, dated December 5th and 17th. I think it's wonderful that Mom will be retiring next year. It'll be such a relief, and I'm sure it will be much better for your health. Dad, I took care of that thing you asked me to do. You should be receiving two packages soon—one containing application materials, and the other information from the Mechanical Engineering Department. I hope they get to you soon.</w:t>
-      </w:r>
-    </w:p>
-    <w:p>
-      <w:pPr>
-        <w:pStyle w:val="CSP-ChapterBodyText"/>
-      </w:pPr>
-    </w:p>
-    <w:p>
-      <w:pPr>
-        <w:pStyle w:val="CSP-ChapterBodyText"/>
-      </w:pPr>
-      <w:r>
-        <w:t>From now on, I'll do most of the calling, so you don't have to worry about the international phone bills. I'll probably call every couple of weeks, around noon on the weekends. My phone bills are actually quite low because I keep my calls short, unlike some people who can easily talk for twenty or thirty minutes. Mom, I know you always get nervous whenever you're on an international call, but there's really no need. A five-minute call doesn't cost me much more than a fast-food meal. Even though money is still a little tight here, I can easily afford it. So next time we talk, don't keep worrying about the phone bill—just relax and enjoy the conversation.</w:t>
-      </w:r>
-    </w:p>
-    <w:p>
-      <w:pPr>
-        <w:pStyle w:val="CSP-ChapterBodyText"/>
-      </w:pPr>
-    </w:p>
-    <w:p>
-      <w:pPr>
-        <w:pStyle w:val="CSP-ChapterBodyText"/>
-      </w:pPr>
-      <w:r>
-        <w:t xml:space="preserve">Winter break started about ten days ago. Since then, things have been pretty relaxed. When I'm not doing anything, I just watch TV or head over to campus to use the computers. Getting to </w:t>
+        <w:t>I received both of your letters, dated December 5th and 17th. I think it</w:t>
+      </w:r>
+      <w:r>
+        <w:t>’</w:t>
+      </w:r>
+      <w:r>
+        <w:t>s wonderful that Mom will be retiring next year. It</w:t>
+      </w:r>
+      <w:r>
+        <w:t>’</w:t>
+      </w:r>
+      <w:r>
+        <w:t>ll be such a relief, and I</w:t>
+      </w:r>
+      <w:r>
+        <w:t>’</w:t>
+      </w:r>
+      <w:r>
+        <w:t>m sure it will be much better for your health. Dad, I took care of that thing you asked me to do. You should be receiving two packages soon—one containing application materials, and the other information from the Mechanical Engineering Department. I hope they get to you soon.</w:t>
+      </w:r>
+    </w:p>
+    <w:p>
+      <w:pPr>
+        <w:pStyle w:val="CSP-ChapterBodyText"/>
+      </w:pPr>
+    </w:p>
+    <w:p>
+      <w:pPr>
+        <w:pStyle w:val="CSP-ChapterBodyText"/>
+      </w:pPr>
+      <w:r>
+        <w:t>From now on, I</w:t>
+      </w:r>
+      <w:r>
+        <w:t>’</w:t>
+      </w:r>
+      <w:r>
+        <w:t>ll do most of the calling, so you don</w:t>
+      </w:r>
+      <w:r>
+        <w:t>’</w:t>
+      </w:r>
+      <w:r>
+        <w:t>t have to worry about the international phone bills. I</w:t>
+      </w:r>
+      <w:r>
+        <w:t>’</w:t>
+      </w:r>
+      <w:r>
+        <w:t>ll probably call every couple of weeks, around noon on the weekends. My phone bills are actually quite low because I keep my calls short, unlike some people who can easily talk for twenty or thirty minutes. Mom, I know you always get nervous whenever you</w:t>
+      </w:r>
+      <w:r>
+        <w:t>’</w:t>
+      </w:r>
+      <w:r>
+        <w:t>re on an international call, but there</w:t>
+      </w:r>
+      <w:r>
+        <w:t>’</w:t>
+      </w:r>
+      <w:r>
+        <w:t>s really no need. A five-minute call doesn</w:t>
+      </w:r>
+      <w:r>
+        <w:t>’</w:t>
+      </w:r>
+      <w:r>
+        <w:t>t cost me much more than a fast-food meal. Even though money is still a little tight here, I can easily afford it. So next time we talk, don</w:t>
+      </w:r>
+      <w:r>
+        <w:t>’</w:t>
+      </w:r>
+      <w:r>
+        <w:t>t keep worrying about the phone bill—just relax and enjoy the conversation.</w:t>
+      </w:r>
+    </w:p>
+    <w:p>
+      <w:pPr>
+        <w:pStyle w:val="CSP-ChapterBodyText"/>
+      </w:pPr>
+    </w:p>
+    <w:p>
+      <w:pPr>
+        <w:pStyle w:val="CSP-ChapterBodyText"/>
+      </w:pPr>
+      <w:r>
+        <w:t>Winter break started about ten days ago. Since then, things have been pretty relaxed. When I</w:t>
+      </w:r>
+      <w:r>
+        <w:t>’</w:t>
+      </w:r>
+      <w:r>
+        <w:t xml:space="preserve">m not doing anything, I just watch TV or head over to campus to use the computers. Getting to </w:t>
       </w:r>
       <w:r>
         <w:lastRenderedPageBreak/>
-        <w:t xml:space="preserve">school is a bit more of a hassle right now because the campus shuttles aren't running, so I have to take the regular city bus. I ended up getting straight </w:t>
+        <w:t>school is a bit more of a hassle right now because the campus shuttles aren</w:t>
+      </w:r>
+      <w:r>
+        <w:t>’</w:t>
+      </w:r>
+      <w:r>
+        <w:t xml:space="preserve">t running, so I have to take the regular city bus. I ended up getting straight </w:t>
       </w:r>
       <w:proofErr w:type="gramStart"/>
       <w:r>
-        <w:t>A's</w:t>
+        <w:t>A</w:t>
+      </w:r>
+      <w:r>
+        <w:t>’</w:t>
+      </w:r>
+      <w:r>
+        <w:t>s</w:t>
       </w:r>
       <w:proofErr w:type="gramEnd"/>
       <w:r>
-        <w:t xml:space="preserve"> in all three of my classes this semester, which I pretty much expected. It definitely gives me a lot more confidence about my coursework going forward. I'll be taking another three classes next semester. I don't know what class I'll be TA-</w:t>
+        <w:t xml:space="preserve"> in all three of my classes this semester, which I pretty much expected. It definitely gives me a lot more confidence about my coursework going forward. I</w:t>
+      </w:r>
+      <w:r>
+        <w:t>’</w:t>
+      </w:r>
+      <w:r>
+        <w:t>ll be taking another three classes next semester. I don</w:t>
+      </w:r>
+      <w:r>
+        <w:t>’</w:t>
+      </w:r>
+      <w:r>
+        <w:t>t know what class I</w:t>
+      </w:r>
+      <w:r>
+        <w:t>’</w:t>
+      </w:r>
+      <w:r>
+        <w:t>ll be TA-</w:t>
       </w:r>
       <w:proofErr w:type="spellStart"/>
       <w:r>
@@ -6487,20 +7148,32 @@
       </w:r>
       <w:proofErr w:type="spellEnd"/>
       <w:r>
-        <w:t xml:space="preserve"> for yet, but I'm hoping for a lighter workload. The spring semester officially kicks off on January 16th.</w:t>
-      </w:r>
-    </w:p>
-    <w:p>
-      <w:pPr>
-        <w:pStyle w:val="CSP-ChapterBodyText"/>
-      </w:pPr>
-    </w:p>
-    <w:p>
-      <w:pPr>
-        <w:pStyle w:val="CSP-ChapterBodyText"/>
-      </w:pPr>
-      <w:r>
-        <w:t>Christmas wasn't overly lively, especially among the Chinese students, but the holiday lights are absolutely beautiful. Americans love decorating their houses, trees and streets with countless little lights—it looks amazing at night. On one little street, the neighbors have turned decorating into a tradition, and people from all over Austin drive in just to see the lights, causing traffic jams that stretch for blocks. Christmas over here is just like Chinese New Year back home; everyone heads home to be with family, and almost all the shops and restaurants are closed for the day.</w:t>
+        <w:t xml:space="preserve"> for yet, but I</w:t>
+      </w:r>
+      <w:r>
+        <w:t>’</w:t>
+      </w:r>
+      <w:r>
+        <w:t>m hoping for a lighter workload. The spring semester officially kicks off on January 16th.</w:t>
+      </w:r>
+    </w:p>
+    <w:p>
+      <w:pPr>
+        <w:pStyle w:val="CSP-ChapterBodyText"/>
+      </w:pPr>
+    </w:p>
+    <w:p>
+      <w:pPr>
+        <w:pStyle w:val="CSP-ChapterBodyText"/>
+      </w:pPr>
+      <w:r>
+        <w:t>Christmas wasn</w:t>
+      </w:r>
+      <w:r>
+        <w:t>’</w:t>
+      </w:r>
+      <w:r>
+        <w:t>t overly lively, especially among the Chinese students, but the holiday lights are absolutely beautiful. Americans love decorating their houses, trees and streets with countless little lights—it looks amazing at night. On one little street, the neighbors have turned decorating into a tradition, and people from all over Austin drive in just to see the lights, causing traffic jams that stretch for blocks. Christmas over here is just like Chinese New Year back home; everyone heads home to be with family, and almost all the shops and restaurants are closed for the day.</w:t>
       </w:r>
     </w:p>
     <w:p>
@@ -6521,7 +7194,13 @@
       </w:r>
       <w:proofErr w:type="gramEnd"/>
       <w:r>
-        <w:t xml:space="preserve"> we changed our plans and went to San Antonio instead. San Antonio is a tourist city, famous for its River Walk—a canal lined with restaurants on both sides. With all the Christmas lights, the views there were absolutely beautiful. It's so picturesque that it reminded me of the classical gardens of Suzhou, and it really made me homesick.</w:t>
+        <w:t xml:space="preserve"> we changed our plans and went to San Antonio instead. San Antonio is a tourist city, famous for its River Walk—a canal lined with restaurants on both sides. With all the Christmas lights, the views there were absolutely beautiful. It</w:t>
+      </w:r>
+      <w:r>
+        <w:t>’</w:t>
+      </w:r>
+      <w:r>
+        <w:t>s so picturesque that it reminded me of the classical gardens of Suzhou, and it really made me homesick.</w:t>
       </w:r>
     </w:p>
     <w:p>
@@ -6541,20 +7220,32 @@
         <w:t>Making purchases will be so much more convenient from now on—I can just use a card.</w:t>
       </w:r>
       <w:r>
-        <w:t xml:space="preserve"> Plus, it's really important to start building up my credit history early.</w:t>
-      </w:r>
-    </w:p>
-    <w:p>
-      <w:pPr>
-        <w:pStyle w:val="CSP-ChapterBodyText"/>
-      </w:pPr>
-    </w:p>
-    <w:p>
-      <w:pPr>
-        <w:pStyle w:val="CSP-ChapterBodyText"/>
-      </w:pPr>
-      <w:r>
-        <w:t>In about two weeks, I'm moving. Coincidentally, one of our Taiwanese neighbors, Yao-</w:t>
+        <w:t xml:space="preserve"> Plus, it</w:t>
+      </w:r>
+      <w:r>
+        <w:t>’</w:t>
+      </w:r>
+      <w:r>
+        <w:t>s really important to start building up my credit history early.</w:t>
+      </w:r>
+    </w:p>
+    <w:p>
+      <w:pPr>
+        <w:pStyle w:val="CSP-ChapterBodyText"/>
+      </w:pPr>
+    </w:p>
+    <w:p>
+      <w:pPr>
+        <w:pStyle w:val="CSP-ChapterBodyText"/>
+      </w:pPr>
+      <w:r>
+        <w:t>In about two weeks, I</w:t>
+      </w:r>
+      <w:r>
+        <w:t>’</w:t>
+      </w:r>
+      <w:r>
+        <w:t>m moving. Coincidentally, one of our Taiwanese neighbors, Yao-</w:t>
       </w:r>
       <w:proofErr w:type="spellStart"/>
       <w:r>
@@ -6562,7 +7253,19 @@
       </w:r>
       <w:proofErr w:type="spellEnd"/>
       <w:r>
-        <w:t>, is moving out too because she just bought a mobile home—basically a house on wheels, only it doesn't go anywhere. She paid $8,000 for it and told me that it's really nice—two bedrooms, a living room, a kitchen, a bathroom, and it even comes with a washer and dryer. The mobile home park seems nice too. She repeatedly asked me to be her roommate, offering me rent for $200 a month plus half the utilities, which sounded tempting. At the time, though, I was already negotiating with that American student, and rooming with him would run me closer to $330. Compared to that, her mobile home was cheaper and just as nice, so I turned down the American student and told Yao-</w:t>
+        <w:t>, is moving out too because she just bought a mobile home—basically a house on wheels, only it doesn</w:t>
+      </w:r>
+      <w:r>
+        <w:t>’</w:t>
+      </w:r>
+      <w:r>
+        <w:t>t go anywhere. She paid $8,000 for it and told me that it</w:t>
+      </w:r>
+      <w:r>
+        <w:t>’</w:t>
+      </w:r>
+      <w:r>
+        <w:t>s really nice—two bedrooms, a living room, a kitchen, a bathroom, and it even comes with a washer and dryer. The mobile home park seems nice too. She repeatedly asked me to be her roommate, offering me rent for $200 a month plus half the utilities, which sounded tempting. At the time, though, I was already negotiating with that American student, and rooming with him would run me closer to $330. Compared to that, her mobile home was cheaper and just as nice, so I turned down the American student and told Yao-</w:t>
       </w:r>
       <w:proofErr w:type="spellStart"/>
       <w:r>
@@ -6570,7 +7273,25 @@
       </w:r>
       <w:proofErr w:type="spellEnd"/>
       <w:r>
-        <w:t xml:space="preserve"> I'd take it. But then a few days later, he called back and said he'd lower my share to $300. It left me feeling torn. In the end, I decided to go with him after all, so now I'm actually helping Yao-</w:t>
+        <w:t xml:space="preserve"> I</w:t>
+      </w:r>
+      <w:r>
+        <w:t>’</w:t>
+      </w:r>
+      <w:r>
+        <w:t>d take it. But then a few days later, he called back and said he</w:t>
+      </w:r>
+      <w:r>
+        <w:t>’</w:t>
+      </w:r>
+      <w:r>
+        <w:t>d lower my share to $300. It left me feeling torn. In the end, I decided to go with him after all, so now I</w:t>
+      </w:r>
+      <w:r>
+        <w:t>’</w:t>
+      </w:r>
+      <w:r>
+        <w:t>m actually helping Yao-</w:t>
       </w:r>
       <w:proofErr w:type="spellStart"/>
       <w:r>
@@ -6591,20 +7312,62 @@
         <w:pStyle w:val="CSP-ChapterBodyText"/>
       </w:pPr>
       <w:r>
-        <w:t>It's such a shame that the Christmas card I sent you never arrived. I must not have put enough postage on it, and it probably got lost in transit somewhere. The card I sent to Chun might be lost too, so I'll write to her later to explain. I gave her a call two days ago, but she wasn't in her office, so I just left a message. Nothing urgent—just wanted to wish her a Happy New Year. Whether you invite Chun over during the winter break is entirely up to you. I have a feeling she'll probably call to wish you a Happy New Year. Things between us aren't moving very quickly, and I haven't been trying hard enough either. I suppose the long distance makes it tough, and I honestly have no idea what the future holds. If she actually manages to get into UT Austin, it would truly be a miracle.</w:t>
-      </w:r>
-    </w:p>
-    <w:p>
-      <w:pPr>
-        <w:pStyle w:val="CSP-ChapterBodyText"/>
-      </w:pPr>
-    </w:p>
-    <w:p>
-      <w:pPr>
-        <w:pStyle w:val="CSP-ChapterBodyText"/>
-      </w:pPr>
-      <w:r>
-        <w:t xml:space="preserve">My handwriting is getting uglier by the second, so I'd better </w:t>
+        <w:t>It</w:t>
+      </w:r>
+      <w:r>
+        <w:t>’</w:t>
+      </w:r>
+      <w:r>
+        <w:t>s such a shame that the Christmas card I sent you never arrived. I must not have put enough postage on it, and it probably got lost in transit somewhere. The card I sent to Chun might be lost too, so I</w:t>
+      </w:r>
+      <w:r>
+        <w:t>’</w:t>
+      </w:r>
+      <w:r>
+        <w:t>ll write to her later to explain. I gave her a call two days ago, but she wasn</w:t>
+      </w:r>
+      <w:r>
+        <w:t>’</w:t>
+      </w:r>
+      <w:r>
+        <w:t>t in her office, so I just left a message. Nothing urgent—just wanted to wish her a Happy New Year. Whether you invite Chun over during the winter break is entirely up to you. I have a feeling she</w:t>
+      </w:r>
+      <w:r>
+        <w:t>’</w:t>
+      </w:r>
+      <w:r>
+        <w:t>ll probably call to wish you a Happy New Year. Things between us aren</w:t>
+      </w:r>
+      <w:r>
+        <w:t>’</w:t>
+      </w:r>
+      <w:r>
+        <w:t>t moving very quickly, and I haven</w:t>
+      </w:r>
+      <w:r>
+        <w:t>’</w:t>
+      </w:r>
+      <w:r>
+        <w:t>t been trying hard enough either. I suppose the long distance makes it tough, and I honestly have no idea what the future holds. If she actually manages to get into UT Austin, it would truly be a miracle.</w:t>
+      </w:r>
+    </w:p>
+    <w:p>
+      <w:pPr>
+        <w:pStyle w:val="CSP-ChapterBodyText"/>
+      </w:pPr>
+    </w:p>
+    <w:p>
+      <w:pPr>
+        <w:pStyle w:val="CSP-ChapterBodyText"/>
+      </w:pPr>
+      <w:r>
+        <w:t>My handwriting is getting uglier by the second, so I</w:t>
+      </w:r>
+      <w:r>
+        <w:t>’</w:t>
+      </w:r>
+      <w:r>
+        <w:t xml:space="preserve">d better </w:t>
       </w:r>
       <w:r>
         <w:lastRenderedPageBreak/>
@@ -6668,7 +7431,13 @@
         <w:pStyle w:val="CSP-ChapterBodyText"/>
       </w:pPr>
       <w:r>
-        <w:t>P.P.S. I actually got my hair cut at a real barbershop this time. It looks like the fine tradition of Chinese students cutting each other's hair has officially been lost!</w:t>
+        <w:t>P.P.S. I actually got my hair cut at a real barbershop this time. It looks like the fine tradition of Chinese students cutting each other</w:t>
+      </w:r>
+      <w:r>
+        <w:t>’</w:t>
+      </w:r>
+      <w:r>
+        <w:t>s hair has officially been lost!</w:t>
       </w:r>
     </w:p>
     <w:p>
@@ -6883,7 +7652,13 @@
       </w:r>
       <w:proofErr w:type="gramEnd"/>
       <w:r>
-        <w:t xml:space="preserve"> I missed Mom—she was teaching a class. I'll stick to calling on weekends—yesterday was just an exception because I needed to give you my new address.</w:t>
+        <w:t xml:space="preserve"> I missed Mom—she was teaching a class. I</w:t>
+      </w:r>
+      <w:r>
+        <w:t>’</w:t>
+      </w:r>
+      <w:r>
+        <w:t>ll stick to calling on weekends—yesterday was just an exception because I needed to give you my new address.</w:t>
       </w:r>
     </w:p>
     <w:p>
@@ -6952,7 +7727,49 @@
         <w:pStyle w:val="CSP-ChapterBodyText"/>
       </w:pPr>
       <w:r>
-        <w:t>Yesterday, I spent two hours chatting online with Weihai, typing messages back and forth. Watching the words jump onto the screen in real time felt almost magical—like we were two ghosts living inside this computer, talking to each other even though we were a thousand miles apart. He's only been in the U.S. for a few months but already dropped $900 on a used car and gotten his driver's license. He and his girlfriend back in China ended up breaking up. He told me he got really lonely whenever he had nothing to do. His roommate is also American, and every time he fries fish, his roommate jumps out and cries, "Are you trying to kill me?" Needless to say, he doesn't eat much fish anymore. He's decided not to finish his Ph.D. and plans to get his master's degree and then look for a job.</w:t>
+        <w:t>Yesterday, I spent two hours chatting online with Weihai, typing messages back and forth. Watching the words jump onto the screen in real time felt almost magical—like we were two ghosts living inside this computer, talking to each other even though we were a thousand miles apart. He</w:t>
+      </w:r>
+      <w:r>
+        <w:t>’</w:t>
+      </w:r>
+      <w:r>
+        <w:t>s only been in the U.S. for a few months but already dropped $900 on a used car and gotten his driver</w:t>
+      </w:r>
+      <w:r>
+        <w:t>’</w:t>
+      </w:r>
+      <w:r>
+        <w:t xml:space="preserve">s license. He and his girlfriend back in China ended up breaking up. He told me he got really lonely whenever he had nothing to do. His roommate is also American, and every time he fries fish, his roommate jumps out and cries, </w:t>
+      </w:r>
+      <w:r>
+        <w:t>“</w:t>
+      </w:r>
+      <w:r>
+        <w:t>Are you trying to kill me?</w:t>
+      </w:r>
+      <w:r>
+        <w:t>”</w:t>
+      </w:r>
+      <w:r>
+        <w:t xml:space="preserve"> Needless to say, he doesn</w:t>
+      </w:r>
+      <w:r>
+        <w:t>’</w:t>
+      </w:r>
+      <w:r>
+        <w:t>t eat much fish anymore. He</w:t>
+      </w:r>
+      <w:r>
+        <w:t>’</w:t>
+      </w:r>
+      <w:r>
+        <w:t>s decided not to finish his Ph.D. and plans to get his master</w:t>
+      </w:r>
+      <w:r>
+        <w:t>’</w:t>
+      </w:r>
+      <w:r>
+        <w:t>s degree and then look for a job.</w:t>
       </w:r>
     </w:p>
     <w:p>
@@ -7238,11 +8055,29 @@
         <w:pStyle w:val="CSP-ChapterBodyText"/>
       </w:pPr>
       <w:r>
-        <w:t xml:space="preserve">I've been in the new apartment for a month and a half now, and everything is going great. My American roommate is a very </w:t>
+        <w:t>I</w:t>
+      </w:r>
+      <w:r>
+        <w:t>’</w:t>
+      </w:r>
+      <w:r>
+        <w:t xml:space="preserve">ve been in the new apartment for a month and a half now, and everything is going great. My American roommate is a very </w:t>
       </w:r>
       <w:r>
         <w:lastRenderedPageBreak/>
-        <w:t xml:space="preserve">friendly and interesting guy—big and tall, always wearing his worn baseball cap over his medium-length brown hair and constantly sipping from an extra-large soda cup. He knows a bit of Japanese and regularly visits a Chinese video rental store to rent Hong Kong movies. The walls of his living room are covered with Hong Kong movie posters. People always assume I'm the one who put them up! When I tell them it was actually my roommate, they're always shocked. Most of his friends are ethnically Chinese, specifically Taiwanese and Hong </w:t>
+        <w:t>friendly and interesting guy—big and tall, always wearing his worn baseball cap over his medium-length brown hair and constantly sipping from an extra-large soda cup. He knows a bit of Japanese and regularly visits a Chinese video rental store to rent Hong Kong movies. The walls of his living room are covered with Hong Kong movie posters. People always assume I</w:t>
+      </w:r>
+      <w:r>
+        <w:t>’</w:t>
+      </w:r>
+      <w:r>
+        <w:t>m the one who put them up! When I tell them it was actually my roommate, they</w:t>
+      </w:r>
+      <w:r>
+        <w:t>’</w:t>
+      </w:r>
+      <w:r>
+        <w:t xml:space="preserve">re always shocked. Most of his friends are ethnically Chinese, specifically Taiwanese and Hong </w:t>
       </w:r>
       <w:proofErr w:type="spellStart"/>
       <w:r>
@@ -7250,7 +8085,13 @@
       </w:r>
       <w:proofErr w:type="spellEnd"/>
       <w:r>
-        <w:t xml:space="preserve"> who grew up in the States. He's also a pretty good cook and has a Chinese-style wok, cleaver, and everything. The Chinese food he makes actually smells better than mine!</w:t>
+        <w:t xml:space="preserve"> who grew up in the States. He</w:t>
+      </w:r>
+      <w:r>
+        <w:t>’</w:t>
+      </w:r>
+      <w:r>
+        <w:t>s also a pretty good cook and has a Chinese-style wok, cleaver, and everything. The Chinese food he makes actually smells better than mine!</w:t>
       </w:r>
     </w:p>
     <w:p>
@@ -7355,24 +8196,132 @@
         <w:pStyle w:val="CSP-ChapterBodyText"/>
       </w:pPr>
       <w:r>
-        <w:t xml:space="preserve">The rent is on the expensive side, so I'll have a little less in savings. Honestly, that doesn't concern me too much. Please don't try to send me money! I promise you that, no matter how much I spend, I'll never get into credit card debt. I know credit cards are still uncommon back home, so here's how they work: </w:t>
+        <w:t>The rent is on the expensive side, so I</w:t>
+      </w:r>
+      <w:r>
+        <w:t>’</w:t>
+      </w:r>
+      <w:r>
+        <w:t>ll have a little less in savings. Honestly, that doesn</w:t>
+      </w:r>
+      <w:r>
+        <w:t>’</w:t>
+      </w:r>
+      <w:r>
+        <w:t>t concern me too much. Please don</w:t>
+      </w:r>
+      <w:r>
+        <w:t>’</w:t>
+      </w:r>
+      <w:r>
+        <w:t>t try to send me money! I promise you that, no matter how much I spend, I</w:t>
+      </w:r>
+      <w:r>
+        <w:t>’</w:t>
+      </w:r>
+      <w:r>
+        <w:t>ll never get into credit card debt. I know credit cards are still uncommon back home, so here</w:t>
+      </w:r>
+      <w:r>
+        <w:t>’</w:t>
+      </w:r>
+      <w:r>
+        <w:t xml:space="preserve">s how they work: </w:t>
       </w:r>
       <w:r>
         <w:lastRenderedPageBreak/>
-        <w:t>for me it's simply a convenient way to pay. For example, when I go to the supermarket, I don't need to carry cash or checks. I just use the card, and the credit card company sends me a monthly statement. I can then pay the entire balance with a single check. It's quite convenient—essentially a “buy now, pay later” system.</w:t>
-      </w:r>
-    </w:p>
-    <w:p>
-      <w:pPr>
-        <w:pStyle w:val="CSP-ChapterBodyText"/>
-      </w:pPr>
-    </w:p>
-    <w:p>
-      <w:pPr>
-        <w:pStyle w:val="CSP-ChapterBodyText"/>
-      </w:pPr>
-      <w:r>
-        <w:t>As for how things are going with Chun, I know you're anxious, but worrying won't change anything. It's not like I don't want a girlfriend. I know I'm expected to take the initiative, but I just can't quite bring myself to do it—something just feels a little off. I'm sure that's disappointing for you to hear. Personally, I think our only real hope is that she manages to come to UT so we can get to know each other better. Long-distance relationships are really tough.</w:t>
+        <w:t>for me it</w:t>
+      </w:r>
+      <w:r>
+        <w:t>’</w:t>
+      </w:r>
+      <w:r>
+        <w:t>s simply a convenient way to pay. For example, when I go to the supermarket, I don</w:t>
+      </w:r>
+      <w:r>
+        <w:t>’</w:t>
+      </w:r>
+      <w:r>
+        <w:t>t need to carry cash or checks. I just use the card, and the credit card company sends me a monthly statement. I can then pay the entire balance with a single check. It</w:t>
+      </w:r>
+      <w:r>
+        <w:t>’</w:t>
+      </w:r>
+      <w:r>
+        <w:t xml:space="preserve">s quite convenient—essentially a </w:t>
+      </w:r>
+      <w:r>
+        <w:t>“</w:t>
+      </w:r>
+      <w:r>
+        <w:t>buy now, pay later</w:t>
+      </w:r>
+      <w:r>
+        <w:t>”</w:t>
+      </w:r>
+      <w:r>
+        <w:t xml:space="preserve"> system.</w:t>
+      </w:r>
+    </w:p>
+    <w:p>
+      <w:pPr>
+        <w:pStyle w:val="CSP-ChapterBodyText"/>
+      </w:pPr>
+    </w:p>
+    <w:p>
+      <w:pPr>
+        <w:pStyle w:val="CSP-ChapterBodyText"/>
+      </w:pPr>
+      <w:r>
+        <w:t>As for how things are going with Chun, I know you</w:t>
+      </w:r>
+      <w:r>
+        <w:t>’</w:t>
+      </w:r>
+      <w:r>
+        <w:t>re anxious, but worrying won</w:t>
+      </w:r>
+      <w:r>
+        <w:t>’</w:t>
+      </w:r>
+      <w:r>
+        <w:t>t change anything. It</w:t>
+      </w:r>
+      <w:r>
+        <w:t>’</w:t>
+      </w:r>
+      <w:r>
+        <w:t>s not like I don</w:t>
+      </w:r>
+      <w:r>
+        <w:t>’</w:t>
+      </w:r>
+      <w:r>
+        <w:t>t want a girlfriend. I know I</w:t>
+      </w:r>
+      <w:r>
+        <w:t>’</w:t>
+      </w:r>
+      <w:r>
+        <w:t>m expected to take the initiative, but I just can</w:t>
+      </w:r>
+      <w:r>
+        <w:t>’</w:t>
+      </w:r>
+      <w:r>
+        <w:t>t quite bring myself to do it—something just feels a little off. I</w:t>
+      </w:r>
+      <w:r>
+        <w:t>’</w:t>
+      </w:r>
+      <w:r>
+        <w:t>m sure that</w:t>
+      </w:r>
+      <w:r>
+        <w:t>’</w:t>
+      </w:r>
+      <w:r>
+        <w:t>s disappointing for you to hear. Personally, I think our only real hope is that she manages to come to UT so we can get to know each other better. Long-distance relationships are really tough.</w:t>
       </w:r>
     </w:p>
     <w:p>
@@ -7742,33 +8691,117 @@
         <w:pStyle w:val="CSP-ChapterBodyText"/>
       </w:pPr>
       <w:r>
-        <w:t>Mom, you mentioned in your letter that some of the news articles you've read make America sound like a terrifying place. Honestly, that hasn't been my experience at all—it really just depends on where you live. Austin is a mid-sized college town, and relatively speaking, it's pretty safe. Occasionally I've walked home alone from the computer labs on campus well past midnight, with hardly anyone else on the streets. I was only a little nervous the first couple of times. Now it hardly bothers me, though I always stay alert to my surroundings. Please don't worry. I'll keep looking out for myself.</w:t>
-      </w:r>
-    </w:p>
-    <w:p>
-      <w:pPr>
-        <w:pStyle w:val="CSP-ChapterBodyText"/>
-      </w:pPr>
-    </w:p>
-    <w:p>
-      <w:pPr>
-        <w:pStyle w:val="CSP-ChapterBodyText"/>
-      </w:pPr>
-      <w:r>
-        <w:t>Right now, we're on spring break. It lasts a week and is already winding down. We're halfway through the semester now, and things haven't been overwhelmingly busy so far. I am the TA for a C++ course this time. C++ is a programming language that evolved from C, which I already know well. The workload is heavier than it was last term, but it's still manageable. I hold three office hours a week and grade homework every other week. Since there are nearly 120 students in my class, grading a single assignment takes several hours.</w:t>
-      </w:r>
-    </w:p>
-    <w:p>
-      <w:pPr>
-        <w:pStyle w:val="CSP-ChapterBodyText"/>
-      </w:pPr>
-    </w:p>
-    <w:p>
-      <w:pPr>
-        <w:pStyle w:val="CSP-ChapterBodyText"/>
-      </w:pPr>
-      <w:r>
-        <w:t>The weather is gorgeous at this time of year—it's warm enough that you only need a short-sleeved T-shirt. The winters here really aren't bad at all. I've only had to wear a sweater for about four days last winter. I have no problems at all when it comes to food and clothing. In fact, I might even be eating a little too well—my waistline seems to be expanding, and I think I'm putting on some weight.</w:t>
+        <w:t>Mom, you mentioned in your letter that some of the news articles you</w:t>
+      </w:r>
+      <w:r>
+        <w:t>’</w:t>
+      </w:r>
+      <w:r>
+        <w:t>ve read make America sound like a terrifying place. Honestly, that hasn</w:t>
+      </w:r>
+      <w:r>
+        <w:t>’</w:t>
+      </w:r>
+      <w:r>
+        <w:t>t been my experience at all—it really just depends on where you live. Austin is a mid-sized college town, and relatively speaking, it</w:t>
+      </w:r>
+      <w:r>
+        <w:t>’</w:t>
+      </w:r>
+      <w:r>
+        <w:t>s pretty safe. Occasionally I</w:t>
+      </w:r>
+      <w:r>
+        <w:t>’</w:t>
+      </w:r>
+      <w:r>
+        <w:t>ve walked home alone from the computer labs on campus well past midnight, with hardly anyone else on the streets. I was only a little nervous the first couple of times. Now it hardly bothers me, though I always stay alert to my surroundings. Please don</w:t>
+      </w:r>
+      <w:r>
+        <w:t>’</w:t>
+      </w:r>
+      <w:r>
+        <w:t>t worry. I</w:t>
+      </w:r>
+      <w:r>
+        <w:t>’</w:t>
+      </w:r>
+      <w:r>
+        <w:t>ll keep looking out for myself.</w:t>
+      </w:r>
+    </w:p>
+    <w:p>
+      <w:pPr>
+        <w:pStyle w:val="CSP-ChapterBodyText"/>
+      </w:pPr>
+    </w:p>
+    <w:p>
+      <w:pPr>
+        <w:pStyle w:val="CSP-ChapterBodyText"/>
+      </w:pPr>
+      <w:r>
+        <w:t>Right now, we</w:t>
+      </w:r>
+      <w:r>
+        <w:t>’</w:t>
+      </w:r>
+      <w:r>
+        <w:t>re on spring break. It lasts a week and is already winding down. We</w:t>
+      </w:r>
+      <w:r>
+        <w:t>’</w:t>
+      </w:r>
+      <w:r>
+        <w:t>re halfway through the semester now, and things haven</w:t>
+      </w:r>
+      <w:r>
+        <w:t>’</w:t>
+      </w:r>
+      <w:r>
+        <w:t>t been overwhelmingly busy so far. I am the TA for a C++ course this time. C++ is a programming language that evolved from C, which I already know well. The workload is heavier than it was last term, but it</w:t>
+      </w:r>
+      <w:r>
+        <w:t>’</w:t>
+      </w:r>
+      <w:r>
+        <w:t>s still manageable. I hold three office hours a week and grade homework every other week. Since there are nearly 120 students in my class, grading a single assignment takes several hours.</w:t>
+      </w:r>
+    </w:p>
+    <w:p>
+      <w:pPr>
+        <w:pStyle w:val="CSP-ChapterBodyText"/>
+      </w:pPr>
+    </w:p>
+    <w:p>
+      <w:pPr>
+        <w:pStyle w:val="CSP-ChapterBodyText"/>
+      </w:pPr>
+      <w:r>
+        <w:t>The weather is gorgeous at this time of year—it</w:t>
+      </w:r>
+      <w:r>
+        <w:t>’</w:t>
+      </w:r>
+      <w:r>
+        <w:t>s warm enough that you only need a short-sleeved T-shirt. The winters here really aren</w:t>
+      </w:r>
+      <w:r>
+        <w:t>’</w:t>
+      </w:r>
+      <w:r>
+        <w:t>t bad at all. I</w:t>
+      </w:r>
+      <w:r>
+        <w:t>’</w:t>
+      </w:r>
+      <w:r>
+        <w:t>ve only had to wear a sweater for about four days last winter. I have no problems at all when it comes to food and clothing. In fact, I might even be eating a little too well—my waistline seems to be expanding, and I think I</w:t>
+      </w:r>
+      <w:r>
+        <w:t>’</w:t>
+      </w:r>
+      <w:r>
+        <w:t>m putting on some weight.</w:t>
       </w:r>
     </w:p>
     <w:p>
@@ -7794,7 +8827,31 @@
         <w:footnoteReference w:id="19"/>
       </w:r>
       <w:r>
-        <w:t xml:space="preserve"> It really seems that if you're determined to study abroad, you'll eventually find a way to make it happen. The classmate who got into Brown asked me whether he should find a girlfriend and get married before coming to the United States. I told him absolutely not—unless he's already found the right person. He's still quite young, about three years younger than me.</w:t>
+        <w:t xml:space="preserve"> It really seems that if you</w:t>
+      </w:r>
+      <w:r>
+        <w:t>’</w:t>
+      </w:r>
+      <w:r>
+        <w:t>re determined to study abroad, you</w:t>
+      </w:r>
+      <w:r>
+        <w:t>’</w:t>
+      </w:r>
+      <w:r>
+        <w:t>ll eventually find a way to make it happen. The classmate who got into Brown asked me whether he should find a girlfriend and get married before coming to the United States. I told him absolutely not—unless he</w:t>
+      </w:r>
+      <w:r>
+        <w:t>’</w:t>
+      </w:r>
+      <w:r>
+        <w:t>s already found the right person. He</w:t>
+      </w:r>
+      <w:r>
+        <w:t>’</w:t>
+      </w:r>
+      <w:r>
+        <w:t>s still quite young, about three years younger than me.</w:t>
       </w:r>
     </w:p>
     <w:p>
@@ -8007,7 +9064,37 @@
         <w:pStyle w:val="CSP-ChapterBodyText"/>
       </w:pPr>
       <w:r>
-        <w:t>Honestly, it's probably a good thing to let Dad handle some of the housework for a change—I do all my own chores these days anyway. I've gotten pretty fast at cooking—I can whip something up in no time. Making rice is especially easy. It takes about twenty minutes in the electric rice cooker, and then I just leave it on the "warm" setting. It stays warm for up to two days, so I always have hot rice ready to eat. If I have leftovers, I just pop them into the microwave for a couple of minutes. Overall, it's all very convenient.</w:t>
+        <w:t>Honestly, it</w:t>
+      </w:r>
+      <w:r>
+        <w:t>’</w:t>
+      </w:r>
+      <w:r>
+        <w:t>s probably a good thing to let Dad handle some of the housework for a change—I do all my own chores these days anyway. I</w:t>
+      </w:r>
+      <w:r>
+        <w:t>’</w:t>
+      </w:r>
+      <w:r>
+        <w:t xml:space="preserve">ve gotten pretty fast at cooking—I can whip something up in no time. Making rice is especially easy. It takes about twenty minutes in the electric rice cooker, and then I just leave it on the </w:t>
+      </w:r>
+      <w:r>
+        <w:t>“</w:t>
+      </w:r>
+      <w:r>
+        <w:t>warm</w:t>
+      </w:r>
+      <w:r>
+        <w:t>”</w:t>
+      </w:r>
+      <w:r>
+        <w:t xml:space="preserve"> setting. It stays warm for up to two days, so I always have hot rice ready to eat. If I have leftovers, I just pop them into the microwave for a couple of minutes. Overall, it</w:t>
+      </w:r>
+      <w:r>
+        <w:t>’</w:t>
+      </w:r>
+      <w:r>
+        <w:t>s all very convenient.</w:t>
       </w:r>
       <w:r>
         <w:rPr>
@@ -8049,50 +9136,146 @@
       </w:r>
       <w:r>
         <w:lastRenderedPageBreak/>
-        <w:t>Chinese students living there are planning to move out. First, a fire broke out in one of the units and completely destroyed it, leaving the neighboring units filled with smoke. The resident of the unit actually had to jump from the second floor to escape the flames. The Brownstone is on the cheaper side, so the tenant mix is a bit sketchy, and sometimes it definitely gives off an unsafe vibe. Some people have had their car windows smashed and their CDs stolen. In fact, someone even stole all four wheels off my former roommate's car, leaving the chassis propped up on large rocks! There are also drunks who randomly pound on people's doors, which has a lot of tenants spooked and wanting to move. By comparison, my current apartment feels very safe. It's mostly professionals and students living here, and the entire complex has security gates that remain locked at all times.</w:t>
-      </w:r>
-    </w:p>
-    <w:p>
-      <w:pPr>
-        <w:pStyle w:val="CSP-ChapterBodyText"/>
-      </w:pPr>
-    </w:p>
-    <w:p>
-      <w:pPr>
-        <w:pStyle w:val="CSP-ChapterBodyText"/>
-      </w:pPr>
-      <w:r>
-        <w:t>The semester ends in mid-May, and after a short break, the summer term begins in late May. Around this time, I need to decide whether I want to continue pursuing a Ph.D. If I decide not to continue and settle for a master's degree instead, I'll have to start making plans right away.</w:t>
-      </w:r>
-    </w:p>
-    <w:p>
-      <w:pPr>
-        <w:pStyle w:val="CSP-ChapterBodyText"/>
-      </w:pPr>
-    </w:p>
-    <w:p>
-      <w:pPr>
-        <w:pStyle w:val="CSP-ChapterBodyText"/>
-      </w:pPr>
-      <w:r>
-        <w:t>At this moment, I'm leaning toward just getting my master's degree and finding a job, although nothing has been decided yet. The biggest reason is that I haven't found a research area that truly interests me. Most of the professors in the department work on topics that are simply too theoretical for my taste. The master's program requires thirty-six credit hours, or twelve courses, two of which must be taken outside the department. I've already completed six courses, so I have six more to go. At this point, the earliest I could graduate would be next May, and taking summer classes wouldn't change that.</w:t>
-      </w:r>
-    </w:p>
-    <w:p>
-      <w:pPr>
-        <w:pStyle w:val="CSP-ChapterBodyText"/>
-      </w:pPr>
-    </w:p>
-    <w:p>
-      <w:pPr>
-        <w:pStyle w:val="CSP-ChapterBodyText"/>
-      </w:pPr>
-      <w:r>
-        <w:t xml:space="preserve">In the best-case scenario, I'd find a summer internship. Otherwise, I'll probably just have to register for one class and continue working as a TA. Although working as a TA would provide some income, taking a class would also mean paying </w:t>
+        <w:t>Chinese students living there are planning to move out. First, a fire broke out in one of the units and completely destroyed it, leaving the neighboring units filled with smoke. The resident of the unit actually had to jump from the second floor to escape the flames. The Brownstone is on the cheaper side, so the tenant mix is a bit sketchy, and sometimes it definitely gives off an unsafe vibe. Some people have had their car windows smashed and their CDs stolen. In fact, someone even stole all four wheels off my former roommate</w:t>
+      </w:r>
+      <w:r>
+        <w:t>’</w:t>
+      </w:r>
+      <w:r>
+        <w:t>s car, leaving the chassis propped up on large rocks! There are also drunks who randomly pound on people</w:t>
+      </w:r>
+      <w:r>
+        <w:t>’</w:t>
+      </w:r>
+      <w:r>
+        <w:t>s doors, which has a lot of tenants spooked and wanting to move. By comparison, my current apartment feels very safe. It</w:t>
+      </w:r>
+      <w:r>
+        <w:t>’</w:t>
+      </w:r>
+      <w:r>
+        <w:t>s mostly professionals and students living here, and the entire complex has security gates that remain locked at all times.</w:t>
+      </w:r>
+    </w:p>
+    <w:p>
+      <w:pPr>
+        <w:pStyle w:val="CSP-ChapterBodyText"/>
+      </w:pPr>
+    </w:p>
+    <w:p>
+      <w:pPr>
+        <w:pStyle w:val="CSP-ChapterBodyText"/>
+      </w:pPr>
+      <w:r>
+        <w:t>The semester ends in mid-May, and after a short break, the summer term begins in late May. Around this time, I need to decide whether I want to continue pursuing a Ph.D. If I decide not to continue and settle for a master</w:t>
+      </w:r>
+      <w:r>
+        <w:t>’</w:t>
+      </w:r>
+      <w:r>
+        <w:t>s degree instead, I</w:t>
+      </w:r>
+      <w:r>
+        <w:t>’</w:t>
+      </w:r>
+      <w:r>
+        <w:t>ll have to start making plans right away.</w:t>
+      </w:r>
+    </w:p>
+    <w:p>
+      <w:pPr>
+        <w:pStyle w:val="CSP-ChapterBodyText"/>
+      </w:pPr>
+    </w:p>
+    <w:p>
+      <w:pPr>
+        <w:pStyle w:val="CSP-ChapterBodyText"/>
+      </w:pPr>
+      <w:r>
+        <w:t>At this moment, I</w:t>
+      </w:r>
+      <w:r>
+        <w:t>’</w:t>
+      </w:r>
+      <w:r>
+        <w:t>m leaning toward just getting my master</w:t>
+      </w:r>
+      <w:r>
+        <w:t>’</w:t>
+      </w:r>
+      <w:r>
+        <w:t>s degree and finding a job, although nothing has been decided yet. The biggest reason is that I haven</w:t>
+      </w:r>
+      <w:r>
+        <w:t>’</w:t>
+      </w:r>
+      <w:r>
+        <w:t>t found a research area that truly interests me. Most of the professors in the department work on topics that are simply too theoretical for my taste. The master</w:t>
+      </w:r>
+      <w:r>
+        <w:t>’</w:t>
+      </w:r>
+      <w:r>
+        <w:t>s program requires thirty-six credit hours, or twelve courses, two of which must be taken outside the department. I</w:t>
+      </w:r>
+      <w:r>
+        <w:t>’</w:t>
+      </w:r>
+      <w:r>
+        <w:t>ve already completed six courses, so I have six more to go. At this point, the earliest I could graduate would be next May, and taking summer classes wouldn</w:t>
+      </w:r>
+      <w:r>
+        <w:t>’</w:t>
+      </w:r>
+      <w:r>
+        <w:t>t change that.</w:t>
+      </w:r>
+    </w:p>
+    <w:p>
+      <w:pPr>
+        <w:pStyle w:val="CSP-ChapterBodyText"/>
+      </w:pPr>
+    </w:p>
+    <w:p>
+      <w:pPr>
+        <w:pStyle w:val="CSP-ChapterBodyText"/>
+      </w:pPr>
+      <w:r>
+        <w:t>In the best-case scenario, I</w:t>
+      </w:r>
+      <w:r>
+        <w:t>’</w:t>
+      </w:r>
+      <w:r>
+        <w:t>d find a summer internship. Otherwise, I</w:t>
+      </w:r>
+      <w:r>
+        <w:t>’</w:t>
+      </w:r>
+      <w:r>
+        <w:t xml:space="preserve">ll probably just have to register for one class and continue working as a TA. Although working as a TA would provide some income, taking a class would also mean paying </w:t>
       </w:r>
       <w:r>
         <w:lastRenderedPageBreak/>
-        <w:t>tuition and fees while missing out on the opportunity to gain real-world work experience. Looking back, I probably didn't plan ahead well enough, and I wasn't aggressive enough in looking for summer jobs, which is why I haven't had any luck so far.</w:t>
+        <w:t>tuition and fees while missing out on the opportunity to gain real-world work experience. Looking back, I probably didn</w:t>
+      </w:r>
+      <w:r>
+        <w:t>’</w:t>
+      </w:r>
+      <w:r>
+        <w:t>t plan ahead well enough, and I wasn</w:t>
+      </w:r>
+      <w:r>
+        <w:t>’</w:t>
+      </w:r>
+      <w:r>
+        <w:t>t aggressive enough in looking for summer jobs, which is why I haven</w:t>
+      </w:r>
+      <w:r>
+        <w:t>’</w:t>
+      </w:r>
+      <w:r>
+        <w:t>t had any luck so far.</w:t>
       </w:r>
     </w:p>
     <w:p>
@@ -8368,37 +9551,73 @@
         <w:pStyle w:val="CSP-ChapterBodyText"/>
       </w:pPr>
       <w:r>
-        <w:t>Honestly, I got incredibly lucky this time. One of my high school classmates, who was also my classmate in college, graduated with a master's degree last year and went on to work for AT&amp;T Bell Labs. Two weeks ago, he happened to send an email to everyone saying there was an opening for a full-time permanent position and asking if anyone was interested. I replied and told him I was actually looking for a summer internship. He said that might be possible and asked me to send over my résumé. I never expected it to actually work out, but yesterday someone from Bell Labs called and interviewed me over the phone. Today, my classmate told me everything was set. Thanks to his recommendation, the whole process went much more smoothly than I ever expected.</w:t>
-      </w:r>
-    </w:p>
-    <w:p>
-      <w:pPr>
-        <w:pStyle w:val="CSP-ChapterBodyText"/>
-      </w:pPr>
-    </w:p>
-    <w:p>
-      <w:pPr>
-        <w:pStyle w:val="CSP-ChapterBodyText"/>
-      </w:pPr>
-      <w:r>
-        <w:t xml:space="preserve">Bell Labs is one of the world's most famous and respected industrial research laboratories. As it turns out, it is part of a </w:t>
+        <w:t>Honestly, I got incredibly lucky this time. One of my high school classmates, who was also my classmate in college, graduated with a master</w:t>
+      </w:r>
+      <w:r>
+        <w:t>’</w:t>
+      </w:r>
+      <w:r>
+        <w:t>s degree last year and went on to work for AT&amp;T Bell Labs. Two weeks ago, he happened to send an email to everyone saying there was an opening for a full-time permanent position and asking if anyone was interested. I replied and told him I was actually looking for a summer internship. He said that might be possible and asked me to send over my résumé. I never expected it to actually work out, but yesterday someone from Bell Labs called and interviewed me over the phone. Today, my classmate told me everything was set. Thanks to his recommendation, the whole process went much more smoothly than I ever expected.</w:t>
+      </w:r>
+    </w:p>
+    <w:p>
+      <w:pPr>
+        <w:pStyle w:val="CSP-ChapterBodyText"/>
+      </w:pPr>
+    </w:p>
+    <w:p>
+      <w:pPr>
+        <w:pStyle w:val="CSP-ChapterBodyText"/>
+      </w:pPr>
+      <w:r>
+        <w:t>Bell Labs is one of the world</w:t>
+      </w:r>
+      <w:r>
+        <w:t>’</w:t>
+      </w:r>
+      <w:r>
+        <w:t xml:space="preserve">s most famous and respected industrial research laboratories. As it turns out, it is part of a </w:t>
       </w:r>
       <w:r>
         <w:lastRenderedPageBreak/>
-        <w:t>parent company that's in the process of spinning off from AT&amp;T to become Lucent Technologies. The office is located in Holmdel, New Jersey, about forty miles from Newark and just a short train ride from New York City. The internship runs from May 15 until the start of the fall semester, about three months in total. The pay is more than $700 a week, which works out to about $3,000 a month. The salary is excellent, and the company has a great reputation here.</w:t>
-      </w:r>
-    </w:p>
-    <w:p>
-      <w:pPr>
-        <w:pStyle w:val="CSP-ChapterBodyText"/>
-      </w:pPr>
-    </w:p>
-    <w:p>
-      <w:pPr>
-        <w:pStyle w:val="CSP-ChapterBodyText"/>
-      </w:pPr>
-      <w:r>
-        <w:t>This is such a fantastic opportunity for me. Work experience is highly valued in America, and having Bell Labs on my résumé should make it a lot easier to find my next job down the road. I feel incredibly fortunate—it</w:t>
+        <w:t>parent company that</w:t>
+      </w:r>
+      <w:r>
+        <w:t>’</w:t>
+      </w:r>
+      <w:r>
+        <w:t>s in the process of spinning off from AT&amp;T to become Lucent Technologies. The office is located in Holmdel, New Jersey, about forty miles from Newark and just a short train ride from New York City. The internship runs from May 15 until the start of the fall semester, about three months in total. The</w:t>
+      </w:r>
+      <w:r>
+        <w:t>y</w:t>
+      </w:r>
+      <w:r>
+        <w:t xml:space="preserve"> </w:t>
+      </w:r>
+      <w:r>
+        <w:t xml:space="preserve">will </w:t>
+      </w:r>
+      <w:r>
+        <w:t xml:space="preserve">pay </w:t>
+      </w:r>
+      <w:r>
+        <w:t>me</w:t>
+      </w:r>
+      <w:r>
+        <w:t xml:space="preserve"> more than $700 a week, which works out to about $3,000 a month.</w:t>
+      </w:r>
+    </w:p>
+    <w:p>
+      <w:pPr>
+        <w:pStyle w:val="CSP-ChapterBodyText"/>
+      </w:pPr>
+    </w:p>
+    <w:p>
+      <w:pPr>
+        <w:pStyle w:val="CSP-ChapterBodyText"/>
+      </w:pPr>
+      <w:r>
+        <w:t>This is such a fantastic opportunity for me. The salary is excellent, and the company has a great reputation here. Work experience is highly valued in America, and having Bell Labs on my résumé will make finding my next job down the line a whole lot easier. I feel incredibly fortunate—it</w:t>
       </w:r>
       <w:r>
         <w:t>’</w:t>
@@ -8416,20 +9635,127 @@
         <w:t>’</w:t>
       </w:r>
       <w:r>
-        <w:t>ll be great to meet up and hang out. Now all I have to do is find someone to sublease my apartment here in Austin.</w:t>
-      </w:r>
-    </w:p>
-    <w:p>
-      <w:pPr>
-        <w:pStyle w:val="CSP-ChapterBodyText"/>
-      </w:pPr>
-    </w:p>
-    <w:p>
-      <w:pPr>
-        <w:pStyle w:val="CSP-ChapterBodyText"/>
-      </w:pPr>
-      <w:r>
-        <w:t>Regarding what we discussed in my last letter about pursuing a Ph.D., I should have a much better idea in a few months. If I get a taste of an industry job and decide it's not for me, I may continue to focus on research and pursue a Ph.D. On the other hand, if I really enjoy working, I'll just get my master's degree instead and head straight into the workforce.</w:t>
+        <w:t>ll be great to catch up with them. Now all I have to do is find someone to sublease my apartment here in Austin.</w:t>
+      </w:r>
+    </w:p>
+    <w:p>
+      <w:pPr>
+        <w:pStyle w:val="CSP-ChapterBodyText"/>
+      </w:pPr>
+    </w:p>
+    <w:p>
+      <w:pPr>
+        <w:pStyle w:val="CSP-ChapterBodyText"/>
+      </w:pPr>
+      <w:r>
+        <w:t>I think I</w:t>
+      </w:r>
+      <w:r>
+        <w:t>’</w:t>
+      </w:r>
+      <w:r>
+        <w:t>ll have a much better idea about pursuing a Ph.D. in a few months. Once I get a taste of an industry job at Bell Labs, if I decide it</w:t>
+      </w:r>
+      <w:r>
+        <w:t>’</w:t>
+      </w:r>
+      <w:r>
+        <w:t>s not for me, I can refocus on research and stay on the Ph.D. track. On the other hand, if I find that I really enjoy the work, I</w:t>
+      </w:r>
+      <w:r>
+        <w:t>’</w:t>
+      </w:r>
+      <w:r>
+        <w:t>ll just get my master</w:t>
+      </w:r>
+      <w:r>
+        <w:t>’</w:t>
+      </w:r>
+      <w:r>
+        <w:t>s degree instead and head straight into the workforce.</w:t>
+      </w:r>
+    </w:p>
+    <w:p>
+      <w:pPr>
+        <w:pStyle w:val="CSP-ChapterBodyText"/>
+      </w:pPr>
+    </w:p>
+    <w:p>
+      <w:pPr>
+        <w:pStyle w:val="CSP-ChapterBodyText"/>
+      </w:pPr>
+      <w:r>
+        <w:t>Regarding your suggestion of asking Uncle Wei to bring me a watch from China, I think that</w:t>
+      </w:r>
+      <w:r>
+        <w:t>’</w:t>
+      </w:r>
+      <w:r>
+        <w:t>s a great idea</w:t>
+      </w:r>
+      <w:r>
+        <w:t xml:space="preserve">, </w:t>
+      </w:r>
+      <w:r>
+        <w:t>especially since he</w:t>
+      </w:r>
+      <w:r>
+        <w:t>’</w:t>
+      </w:r>
+      <w:r>
+        <w:t>ll be staying with his son in New Jersey this summer. What a coincidence! The only thing is that I really need a watch before I leave for New Jersey, as it</w:t>
+      </w:r>
+      <w:r>
+        <w:t>’</w:t>
+      </w:r>
+      <w:r>
+        <w:t>ll be essential for both travel and work. I think I</w:t>
+      </w:r>
+      <w:r>
+        <w:t xml:space="preserve"> may</w:t>
+      </w:r>
+      <w:r>
+        <w:t xml:space="preserve"> just buy a cheap one for the time being. If you do end up sending one with him, it would be best to get one with a day-and-date display, though it certainly doesn</w:t>
+      </w:r>
+      <w:r>
+        <w:t>’</w:t>
+      </w:r>
+      <w:r>
+        <w:t>t need to be expensive. As for anything else I might need, let me think about it, but I don</w:t>
+      </w:r>
+      <w:r>
+        <w:t>’</w:t>
+      </w:r>
+      <w:r>
+        <w:t xml:space="preserve">t seem to be lacking much. On the flip side, </w:t>
+      </w:r>
+      <w:r>
+        <w:t>i</w:t>
+      </w:r>
+      <w:r>
+        <w:t>f there</w:t>
+      </w:r>
+      <w:r>
+        <w:t>’</w:t>
+      </w:r>
+      <w:r>
+        <w:t>s anything you</w:t>
+      </w:r>
+      <w:r>
+        <w:t>’</w:t>
+      </w:r>
+      <w:r>
+        <w:t>d like me to send you from the United States, just let me know, and I</w:t>
+      </w:r>
+      <w:r>
+        <w:t>’</w:t>
+      </w:r>
+      <w:r>
+        <w:t xml:space="preserve">ll ask Uncle Wei to bring </w:t>
+      </w:r>
+      <w:r>
+        <w:lastRenderedPageBreak/>
+        <w:t>it back when he returns.</w:t>
       </w:r>
     </w:p>
     <w:p>
@@ -8469,11 +9795,7 @@
         <w:t>Being short on cash was one of the reasons I wanted to get a summer job.</w:t>
       </w:r>
       <w:r>
-        <w:t xml:space="preserve"> Once I have </w:t>
-      </w:r>
-      <w:r>
-        <w:lastRenderedPageBreak/>
-        <w:t>enough saved up, you</w:t>
+        <w:t xml:space="preserve"> Once I have enough saved up, you</w:t>
       </w:r>
       <w:r>
         <w:t>’</w:t>
@@ -8492,19 +9814,6 @@
           <w:rStyle w:val="FootnoteReference"/>
         </w:rPr>
         <w:footnoteReference w:id="22"/>
-      </w:r>
-    </w:p>
-    <w:p>
-      <w:pPr>
-        <w:pStyle w:val="CSP-ChapterBodyText"/>
-      </w:pPr>
-    </w:p>
-    <w:p>
-      <w:pPr>
-        <w:pStyle w:val="CSP-ChapterBodyText"/>
-      </w:pPr>
-      <w:r>
-        <w:t>As for my watch, it would be great if you could ask Uncle Wei to bring me one from China. The only problem is that I need a watch before I leave for New Jersey because it will be essential for travel and work. If you do end up sending one with him, it would be best to get one with a day-and-date display, and it doesn't need to be expensive. I'll just buy a cheap one for the time being. As for anything else I might need, let me think about it, but I don't seem to be lacking much. If there's anything you'd like from the United States, just let me know, and I'll ask Uncle Wei to bring it back for you.</w:t>
       </w:r>
     </w:p>
     <w:p>
@@ -8854,6 +10163,66 @@
         <w:pStyle w:val="CSP-ChapterBodyText"/>
       </w:pPr>
       <w:r>
+        <w:t>My job will primarily involve C++ software development. Conveniently, I was the TA for a C++ course this past semester. I have to admit that I haven</w:t>
+      </w:r>
+      <w:r>
+        <w:t>’</w:t>
+      </w:r>
+      <w:r>
+        <w:t>t been learning C++ for very long and have never used it to build a large software project, so this will be a perfect opportunity to gain some real-</w:t>
+      </w:r>
+      <w:r>
+        <w:lastRenderedPageBreak/>
+        <w:t>world software development experience. It</w:t>
+      </w:r>
+      <w:r>
+        <w:t>’</w:t>
+      </w:r>
+      <w:r>
+        <w:t>s going to be a regular 9-to-5 job, which means I</w:t>
+      </w:r>
+      <w:r>
+        <w:t>’</w:t>
+      </w:r>
+      <w:r>
+        <w:t>ll have to start getting up much earlier than I do now. Sleeping in will be out of the question.</w:t>
+      </w:r>
+    </w:p>
+    <w:p>
+      <w:pPr>
+        <w:pStyle w:val="CSP-ChapterBodyText"/>
+      </w:pPr>
+    </w:p>
+    <w:p>
+      <w:pPr>
+        <w:pStyle w:val="CSP-ChapterBodyText"/>
+      </w:pPr>
+      <w:r>
+        <w:t>I ended up lowering the rent on my room and subleasing it to a Chinese friend of Dave, my roommate. Since so many students were trying to sublease their places for the summer, it was really hard to find someone willing to take over a room for just three months, so I had to reduce the rent to $230 a month. Still, that</w:t>
+      </w:r>
+      <w:r>
+        <w:t>’</w:t>
+      </w:r>
+      <w:r>
+        <w:t>s much better than just letting the room sit empty. I</w:t>
+      </w:r>
+      <w:r>
+        <w:t>’</w:t>
+      </w:r>
+      <w:r>
+        <w:t>ll be moving back into the same apartment when I return at the end of August.</w:t>
+      </w:r>
+    </w:p>
+    <w:p>
+      <w:pPr>
+        <w:pStyle w:val="CSP-ChapterBodyText"/>
+      </w:pPr>
+    </w:p>
+    <w:p>
+      <w:pPr>
+        <w:pStyle w:val="CSP-ChapterBodyText"/>
+      </w:pPr>
+      <w:r>
         <w:t>Weihai managed to find a summer job in New Jersey too, working for Siemens, a German company, so we</w:t>
       </w:r>
       <w:r>
@@ -8866,97 +10235,19 @@
         <w:t>’</w:t>
       </w:r>
       <w:r>
-        <w:t xml:space="preserve">s also planning to spend a little over two weeks back in China—partly to visit his parents, and partly to go to Shanghai for a couple of blind dates. His parents have </w:t>
-      </w:r>
-      <w:r>
-        <w:lastRenderedPageBreak/>
-        <w:t>introduced him to two girls from Shanghai, though he</w:t>
-      </w:r>
-      <w:r>
-        <w:t>’</w:t>
-      </w:r>
-      <w:r>
-        <w:t xml:space="preserve">s never met either of them before. </w:t>
-      </w:r>
-    </w:p>
-    <w:p>
-      <w:pPr>
-        <w:pStyle w:val="CSP-ChapterBodyText"/>
-      </w:pPr>
-    </w:p>
-    <w:p>
-      <w:pPr>
-        <w:pStyle w:val="CSP-ChapterBodyText"/>
-      </w:pPr>
-      <w:r>
-        <w:t>My job will mostly involve software development in C++. Conveniently, I was the TA for a C++ course this past semester. I</w:t>
-      </w:r>
-      <w:r>
-        <w:t>’</w:t>
-      </w:r>
-      <w:r>
-        <w:t>ll admit I haven</w:t>
-      </w:r>
-      <w:r>
-        <w:t>’</w:t>
-      </w:r>
-      <w:r>
-        <w:t>t been learning C++ for very long and have never used it to build a large project before, so this will be a perfect opportunity to gain some real-world experience. I</w:t>
-      </w:r>
-      <w:r>
-        <w:t>’</w:t>
-      </w:r>
-      <w:r>
-        <w:t>ll be working eight hours a day, five days a week. It looks like I</w:t>
-      </w:r>
-      <w:r>
-        <w:t>’</w:t>
-      </w:r>
-      <w:r>
-        <w:t>ll have to go to work pretty early in the morning, so sleeping in is out of the question now! But I</w:t>
-      </w:r>
-      <w:r>
-        <w:t>’</w:t>
-      </w:r>
-      <w:r>
-        <w:t>ll have the weekends free to go out and explore, and New York City is very close.</w:t>
-      </w:r>
-    </w:p>
-    <w:p>
-      <w:pPr>
-        <w:pStyle w:val="CSP-ChapterBodyText"/>
-      </w:pPr>
-    </w:p>
-    <w:p>
-      <w:pPr>
-        <w:pStyle w:val="CSP-ChapterBodyText"/>
-      </w:pPr>
-      <w:r>
-        <w:t>I ended up lowering the rent on my room and subleasing it to a Chinese friend of my roommate. Since so many students are trying to sublease their places for the summer, it</w:t>
-      </w:r>
-      <w:r>
-        <w:t>’</w:t>
-      </w:r>
-      <w:r>
-        <w:t xml:space="preserve">s really hard to find renters, so I had to cut the rent to $230 a month. </w:t>
-      </w:r>
-      <w:r>
-        <w:t>Still, it</w:t>
-      </w:r>
-      <w:r>
-        <w:t>’</w:t>
-      </w:r>
-      <w:r>
-        <w:t>s much better than just letting the room sit empty.</w:t>
-      </w:r>
-      <w:r>
-        <w:t xml:space="preserve"> I</w:t>
-      </w:r>
-      <w:r>
-        <w:t>’</w:t>
-      </w:r>
-      <w:r>
-        <w:t>ll be moving back into this same apartment when I return at the end of August.</w:t>
+        <w:t>s also planning to spend a little over two weeks back in China this summer—partly to visit his parents in Beijing, and partly to go to Shanghai for a couple of blind dates. His parents have set him up with two girls from Shanghai. He</w:t>
+      </w:r>
+      <w:r>
+        <w:t>’</w:t>
+      </w:r>
+      <w:r>
+        <w:t>s never met either of them before, so it</w:t>
+      </w:r>
+      <w:r>
+        <w:t>’</w:t>
+      </w:r>
+      <w:r>
+        <w:t>ll be interesting to see how things turn out.</w:t>
       </w:r>
     </w:p>
     <w:p>
@@ -9207,10 +10498,7 @@
         <w:t>’</w:t>
       </w:r>
       <w:r>
-        <w:t xml:space="preserve">s a chubby kid and really cute. </w:t>
-      </w:r>
-      <w:r>
-        <w:t>His parents speak to him in Chinese, but he replies only in English. It</w:t>
+        <w:t>s chubby and really cute. His parents speak to him in Chinese, but he replies only in English. It</w:t>
       </w:r>
       <w:r>
         <w:t>’</w:t>
@@ -9241,19 +10529,16 @@
         <w:t>’</w:t>
       </w:r>
       <w:r>
-        <w:t>ve completely gotten over their jet lag yet. I received the watch you sent with them. It</w:t>
-      </w:r>
-      <w:r>
-        <w:t>’</w:t>
-      </w:r>
-      <w:r>
-        <w:t>s great, though the band is a little loose, so I</w:t>
-      </w:r>
-      <w:r>
-        <w:t>’</w:t>
-      </w:r>
-      <w:r>
-        <w:t>ll need to get it shortened. I also asked Uncle Wei to bring back some American coins for you, along with a few Canadian ones.</w:t>
+        <w:t>ve completely gotten over their jet lag yet. I received the watch you sent with them. I really love it, though the band is a little loose, so I</w:t>
+      </w:r>
+      <w:r>
+        <w:t>’</w:t>
+      </w:r>
+      <w:r>
+        <w:t>ll need to get it shortened.</w:t>
+      </w:r>
+      <w:r>
+        <w:t xml:space="preserve"> I also asked Uncle Wei to bring back some American coins for you, along with a few Canadian ones.</w:t>
       </w:r>
       <w:r>
         <w:rPr>
@@ -9266,7 +10551,30 @@
         <w:t xml:space="preserve"> </w:t>
       </w:r>
       <w:r>
-        <w:t>He and his wife will probably stay here for over six months before heading back to China, health permitting.</w:t>
+        <w:t xml:space="preserve">They will probably stay </w:t>
+      </w:r>
+      <w:r>
+        <w:t xml:space="preserve">at </w:t>
+      </w:r>
+      <w:r>
+        <w:t xml:space="preserve">Wei </w:t>
+      </w:r>
+      <w:proofErr w:type="spellStart"/>
+      <w:r>
+        <w:t>Jin</w:t>
+      </w:r>
+      <w:r>
+        <w:t>’</w:t>
+      </w:r>
+      <w:r>
+        <w:t>s</w:t>
+      </w:r>
+      <w:proofErr w:type="spellEnd"/>
+      <w:r>
+        <w:t xml:space="preserve"> place</w:t>
+      </w:r>
+      <w:r>
+        <w:t xml:space="preserve"> for over six months before heading back to China, health permitting.</w:t>
       </w:r>
     </w:p>
     <w:p>
@@ -9291,23 +10599,20 @@
         <w:t>’</w:t>
       </w:r>
       <w:r>
-        <w:t>s an eight-hour workday, but nobody really micro-manages things. It</w:t>
-      </w:r>
-      <w:r>
-        <w:t>’</w:t>
-      </w:r>
-      <w:r>
-        <w:t xml:space="preserve">s way more relaxed than a typical corporate job—honestly, it </w:t>
+        <w:t xml:space="preserve">s an eight-hour workday, but nobody really micromanages. The atmosphere in the office is much more relaxed than at a typical </w:t>
       </w:r>
       <w:r>
         <w:lastRenderedPageBreak/>
-        <w:t>feels more like being at a university. My coworkers are incredibly nice, and the workload is manageable. I</w:t>
-      </w:r>
-      <w:r>
-        <w:t>’</w:t>
-      </w:r>
-      <w:r>
-        <w:t xml:space="preserve">m confident I can handle the projects. Working during the day also means my evenings are actually free now, which is a nice change from my student days when I always had to read and do homework at night. </w:t>
+        <w:t>company—honestly, it feels more like being at a university. My coworkers are incredibly nice, and the workload is reasonable, so I</w:t>
+      </w:r>
+      <w:r>
+        <w:t>’</w:t>
+      </w:r>
+      <w:r>
+        <w:t>m confident I can handle the responsibilities. Working during the day also means my evenings are free now, which is a nice change from my student days, when I always had to read and do homework at night.</w:t>
+      </w:r>
+      <w:r>
+        <w:t xml:space="preserve"> </w:t>
       </w:r>
     </w:p>
     <w:p>
@@ -9344,22 +10649,16 @@
         <w:t>’</w:t>
       </w:r>
       <w:r>
-        <w:t>s quite large but almost empty. We take turns cooking dinner at home almost every night. On weekends, we try to get out and explore. Weihai and I took a day trip to Philadelphia and spent two days in New York</w:t>
-      </w:r>
-      <w:r>
-        <w:t>.</w:t>
+        <w:t xml:space="preserve">s quite large but almost empty, with only a big-screen TV and a sofa. </w:t>
+      </w:r>
+      <w:r>
+        <w:t>The sofa doubles as my bed.</w:t>
       </w:r>
       <w:r>
         <w:t xml:space="preserve"> </w:t>
       </w:r>
       <w:r>
-        <w:t>W</w:t>
-      </w:r>
-      <w:r>
-        <w:t>e hit a lot of sights and took quite a few photos. Last weekend, Jim and I drove to Atlantic City to try our luck at the casinos for the first time</w:t>
-      </w:r>
-      <w:r>
-        <w:t>.</w:t>
+        <w:t>We take turns cooking dinner at home almost every night. On weekends, I try to get out and explore. I met up with Weihai, and together we took a day trip to Philadelphia and spent two days in New York. We hit a lot of sights and took quite a few photos. Last weekend, Jim and I drove to Atlantic City to try our luck at the casinos for the first time.</w:t>
       </w:r>
       <w:r>
         <w:rPr>
@@ -9368,19 +10667,35 @@
         <w:footnoteReference w:id="25"/>
       </w:r>
       <w:r>
-        <w:t xml:space="preserve"> Atlantic City is a beautiful resort town on the southern New Jersey coast, only about an hour and a half from where we live. It</w:t>
-      </w:r>
-      <w:r>
-        <w:t>’</w:t>
-      </w:r>
-      <w:r>
-        <w:t>s famous for its flashy casinos and the Boardwalk. After a few nervous hours, I ended up winning exactly one dollar—I came very close to losing money, but it was fun to experience the gambler</w:t>
-      </w:r>
-      <w:r>
-        <w:t>’</w:t>
-      </w:r>
-      <w:r>
-        <w:t>s mentality firsthand, and we had a blast. All in all, I</w:t>
+        <w:t xml:space="preserve"> </w:t>
+      </w:r>
+      <w:r>
+        <w:t>Jim drives a new Toyota Camry—it still has that new-car smell. Atlantic City is a beautiful resort town on the southern New Jersey coast, only about an hour and a half from where we live. It</w:t>
+      </w:r>
+      <w:r>
+        <w:t>’</w:t>
+      </w:r>
+      <w:r>
+        <w:t>s famous for its flashy casinos and the Boardwalk. After a few nervous hours, I ended up winning exactly one dollar. I came very close to losing money, but it was fun to experience the gambler</w:t>
+      </w:r>
+      <w:r>
+        <w:t>’</w:t>
+      </w:r>
+      <w:r>
+        <w:t>s mentality firsthand, and we had a blast.</w:t>
+      </w:r>
+    </w:p>
+    <w:p>
+      <w:pPr>
+        <w:pStyle w:val="CSP-ChapterBodyText"/>
+      </w:pPr>
+    </w:p>
+    <w:p>
+      <w:pPr>
+        <w:pStyle w:val="CSP-ChapterBodyText"/>
+      </w:pPr>
+      <w:r>
+        <w:t>All in all, I</w:t>
       </w:r>
       <w:r>
         <w:t>’</w:t>
@@ -9411,29 +10726,49 @@
         <w:t>’</w:t>
       </w:r>
       <w:r>
-        <w:t>t supposed to tell me even that, since applications are considered private. Then, about three weeks ago, I received a letter from her—the first one since February. She sounded happy about receiving the scholarship, and said her parents were thrilled, too. She asked about the next steps for the paperwork, and I</w:t>
-      </w:r>
-      <w:r>
-        <w:t>’</w:t>
-      </w:r>
-      <w:r>
-        <w:t>ve already written back</w:t>
-      </w:r>
-      <w:r>
-        <w:t xml:space="preserve"> and congratulated her</w:t>
-      </w:r>
-      <w:r>
-        <w:t>. She</w:t>
-      </w:r>
-      <w:r>
-        <w:t>’</w:t>
-      </w:r>
-      <w:r>
-        <w:t xml:space="preserve">ll be attending </w:t>
+        <w:t xml:space="preserve">t even supposed to share that information with me, since </w:t>
       </w:r>
       <w:r>
         <w:lastRenderedPageBreak/>
-        <w:t>the University of Maryland, which is right outside Washington, D.C. Honestly, I don</w:t>
+        <w:t>applications are considered private.</w:t>
+      </w:r>
+    </w:p>
+    <w:p>
+      <w:pPr>
+        <w:pStyle w:val="CSP-ChapterBodyText"/>
+      </w:pPr>
+    </w:p>
+    <w:p>
+      <w:pPr>
+        <w:pStyle w:val="CSP-ChapterBodyText"/>
+      </w:pPr>
+      <w:r>
+        <w:t>Then, about three weeks ago, I received a letter from her—the first one since February. She sounded happy about receiving the scholarship, and said her parents were thrilled, too. She asked about the next steps for the paperwork, and I</w:t>
+      </w:r>
+      <w:r>
+        <w:t>’</w:t>
+      </w:r>
+      <w:r>
+        <w:t>ve already written back to congratulate her. She</w:t>
+      </w:r>
+      <w:r>
+        <w:t>’</w:t>
+      </w:r>
+      <w:r>
+        <w:t xml:space="preserve">ll be attending the University of Maryland, right outside Washington, D.C. </w:t>
+      </w:r>
+    </w:p>
+    <w:p>
+      <w:pPr>
+        <w:pStyle w:val="CSP-ChapterBodyText"/>
+      </w:pPr>
+    </w:p>
+    <w:p>
+      <w:pPr>
+        <w:pStyle w:val="CSP-ChapterBodyText"/>
+      </w:pPr>
+      <w:r>
+        <w:t>Honestly, I don</w:t>
       </w:r>
       <w:r>
         <w:t>’</w:t>
@@ -9705,7 +11040,58 @@
         <w:t>’</w:t>
       </w:r>
       <w:r>
-        <w:t>m enclosing another batch with this letter. They were all taken in Philadelphia, New York, and Atlantic City. In the photos, that Indian-style building by the beach is the Taj Mahal, a casino in Atlantic City. The Statue of Liberty is located on a small island in New York City, so you have to take a boat to get there—that</w:t>
+        <w:t>ve received your letter. I</w:t>
+      </w:r>
+      <w:r>
+        <w:t>’</w:t>
+      </w:r>
+      <w:r>
+        <w:t xml:space="preserve">m so happy to hear that </w:t>
+      </w:r>
+      <w:proofErr w:type="gramStart"/>
+      <w:r>
+        <w:t>Dad</w:t>
+      </w:r>
+      <w:r>
+        <w:t>’</w:t>
+      </w:r>
+      <w:r>
+        <w:t>s</w:t>
+      </w:r>
+      <w:proofErr w:type="gramEnd"/>
+      <w:r>
+        <w:t xml:space="preserve"> wind turbine design turned out so well—keep up the great work! But please make sure to get some rest too. It</w:t>
+      </w:r>
+      <w:r>
+        <w:t>’</w:t>
+      </w:r>
+      <w:r>
+        <w:t>s important to strike a balance between work and life, and don</w:t>
+      </w:r>
+      <w:r>
+        <w:t>’</w:t>
+      </w:r>
+      <w:r>
+        <w:t>t skimp on your meals.</w:t>
+      </w:r>
+    </w:p>
+    <w:p>
+      <w:pPr>
+        <w:pStyle w:val="CSP-ChapterBodyText"/>
+      </w:pPr>
+    </w:p>
+    <w:p>
+      <w:pPr>
+        <w:pStyle w:val="CSP-ChapterBodyText"/>
+      </w:pPr>
+      <w:r>
+        <w:t>I</w:t>
+      </w:r>
+      <w:r>
+        <w:t>’</w:t>
+      </w:r>
+      <w:r>
+        <w:t>m enclosing another batch of negatives with this letter. They were all taken in Philadelphia, New York, and Atlantic City. In the photos, that Indian-style building by the beach is the Taj Mahal, a casino in Atlantic City. The Statue of Liberty is located on a small island in New York City, so you have to take a boat to get there—that</w:t>
       </w:r>
       <w:r>
         <w:t>’</w:t>
@@ -9724,50 +11110,138 @@
         <w:pStyle w:val="CSP-ChapterBodyText"/>
       </w:pPr>
       <w:r>
-        <w:t>After fiddling with the watch for a bit, I figured out how to shorten the band. It turned out to be pretty easy to pop a few links out. I</w:t>
-      </w:r>
-      <w:r>
-        <w:t>’</w:t>
-      </w:r>
-      <w:r>
-        <w:t>m wearing it right now, and I really love it.</w:t>
-      </w:r>
-    </w:p>
-    <w:p>
-      <w:pPr>
-        <w:pStyle w:val="CSP-ChapterBodyText"/>
-      </w:pPr>
-    </w:p>
-    <w:p>
-      <w:pPr>
-        <w:pStyle w:val="CSP-ChapterBodyText"/>
-      </w:pPr>
-      <w:r>
-        <w:t>I</w:t>
-      </w:r>
-      <w:r>
-        <w:t>’</w:t>
-      </w:r>
-      <w:r>
-        <w:t>m completely tied up this summer, but I don</w:t>
-      </w:r>
-      <w:r>
-        <w:t>’</w:t>
-      </w:r>
-      <w:r>
-        <w:t>t have much going on during winter break, so I might actually be able to come home for a visit. A round-trip ticket shouldn</w:t>
-      </w:r>
-      <w:r>
-        <w:t>’</w:t>
-      </w:r>
-      <w:r>
-        <w:t>t cost more than a thousand dollars. If I start working full-time next year, I</w:t>
-      </w:r>
-      <w:r>
-        <w:t>’</w:t>
-      </w:r>
-      <w:r>
-        <w:t>ll probably have even fewer opportunities to go back. It</w:t>
+        <w:t>Work at Bell Labs is going well. I</w:t>
+      </w:r>
+      <w:r>
+        <w:t>’</w:t>
+      </w:r>
+      <w:r>
+        <w:t>m responsible for completing a software project. Most of my work involves designing and implementing algorithms in C++ programming language. We get paid weekly. My take-home pay is $613 a week after taxes—before taxes it</w:t>
+      </w:r>
+      <w:r>
+        <w:t>’</w:t>
+      </w:r>
+      <w:r>
+        <w:t xml:space="preserve">s $761. </w:t>
+      </w:r>
+      <w:proofErr w:type="gramStart"/>
+      <w:r>
+        <w:t>So</w:t>
+      </w:r>
+      <w:proofErr w:type="gramEnd"/>
+      <w:r>
+        <w:t xml:space="preserve"> you can see they hit you pretty hard with taxes here. I</w:t>
+      </w:r>
+      <w:r>
+        <w:t>’</w:t>
+      </w:r>
+      <w:r>
+        <w:t>ll be working for about fifteen weeks, which means I should earn more than $9,000 after tax before the summer is over. I actually just got another credit card here in New Jersey with a $5,000 credit limit. They must think I</w:t>
+      </w:r>
+      <w:r>
+        <w:t>’</w:t>
+      </w:r>
+      <w:r>
+        <w:t>m a permanent employee! It</w:t>
+      </w:r>
+      <w:r>
+        <w:t>’</w:t>
+      </w:r>
+      <w:r>
+        <w:t>ll come in handy when it</w:t>
+      </w:r>
+      <w:r>
+        <w:t>’</w:t>
+      </w:r>
+      <w:r>
+        <w:t>s time to pay next semester</w:t>
+      </w:r>
+      <w:r>
+        <w:t>’</w:t>
+      </w:r>
+      <w:r>
+        <w:t>s tuition.</w:t>
+      </w:r>
+    </w:p>
+    <w:p>
+      <w:pPr>
+        <w:pStyle w:val="CSP-ChapterBodyText"/>
+      </w:pPr>
+    </w:p>
+    <w:p>
+      <w:pPr>
+        <w:pStyle w:val="CSP-ChapterBodyText"/>
+      </w:pPr>
+      <w:r>
+        <w:t>Speaking of permanent employees, without a Ph.D. it</w:t>
+      </w:r>
+      <w:r>
+        <w:t>’</w:t>
+      </w:r>
+      <w:r>
+        <w:t>s almost impossible to get a job at Bell Labs unless you</w:t>
+      </w:r>
+      <w:r>
+        <w:t>’</w:t>
+      </w:r>
+      <w:r>
+        <w:t>re hired as a consultant like Jim. Consultants make better money, but they</w:t>
+      </w:r>
+      <w:r>
+        <w:t>’</w:t>
+      </w:r>
+      <w:r>
+        <w:t>re essentially temporary employees rather than permanent staff, so the work is less stable. Quite a few Chinese engineers at Bell Labs are consultants, whereas the permanent staff are all scientists with Ph.D. degrees.</w:t>
+      </w:r>
+    </w:p>
+    <w:p>
+      <w:pPr>
+        <w:pStyle w:val="CSP-ChapterBodyText"/>
+      </w:pPr>
+    </w:p>
+    <w:p>
+      <w:pPr>
+        <w:pStyle w:val="CSP-ChapterBodyText"/>
+      </w:pPr>
+      <w:r>
+        <w:t>In my department at Bell Labs, there are only two Americans; everyone else comes from all over the world. We have people from Mainland China, Taiwan, Malaysia, South Korea, India (quite a few of them), Turkey, the Middle East, and Europe. It</w:t>
+      </w:r>
+      <w:r>
+        <w:t>’</w:t>
+      </w:r>
+      <w:r>
+        <w:t>s pretty cool—almost like a miniature United Nations. At our department picnic, we even got to sample dishes from every corner of the world.</w:t>
+      </w:r>
+    </w:p>
+    <w:p>
+      <w:pPr>
+        <w:pStyle w:val="CSP-ChapterBodyText"/>
+      </w:pPr>
+    </w:p>
+    <w:p>
+      <w:pPr>
+        <w:pStyle w:val="CSP-ChapterBodyText"/>
+      </w:pPr>
+      <w:r>
+        <w:t>While I</w:t>
+      </w:r>
+      <w:r>
+        <w:t>’</w:t>
+      </w:r>
+      <w:r>
+        <w:t>m completely tied up this summer, my winter break should be much quieter, so I might finally be able to come home for a visit. A round-trip ticket shouldn</w:t>
+      </w:r>
+      <w:r>
+        <w:t>’</w:t>
+      </w:r>
+      <w:r>
+        <w:t>t cost more than a thousand dollars. Besides, if I start working full-time next year, I</w:t>
+      </w:r>
+      <w:r>
+        <w:t>’</w:t>
+      </w:r>
+      <w:r>
+        <w:t>ll likely have even fewer opportunities to go back. It</w:t>
       </w:r>
       <w:r>
         <w:t>’</w:t>
@@ -9786,156 +11260,25 @@
         <w:pStyle w:val="CSP-ChapterBodyText"/>
       </w:pPr>
       <w:r>
-        <w:t>Work at Bell Labs is going well. I</w:t>
-      </w:r>
-      <w:r>
-        <w:t>’</w:t>
-      </w:r>
-      <w:r>
-        <w:t>m responsible for completing a project. Most of what I do is designing and implementing algorithms in C++ programming language. We get paid weekly</w:t>
-      </w:r>
-      <w:r>
-        <w:t>.</w:t>
-      </w:r>
-      <w:r>
-        <w:t xml:space="preserve"> </w:t>
-      </w:r>
-      <w:r>
-        <w:t>M</w:t>
-      </w:r>
-      <w:r>
-        <w:t>y take-home pay is $613 a week after taxes</w:t>
-      </w:r>
-      <w:r>
-        <w:t>—</w:t>
-      </w:r>
-      <w:r>
-        <w:t>before taxes it</w:t>
-      </w:r>
-      <w:r>
-        <w:t>’</w:t>
-      </w:r>
-      <w:r>
-        <w:t xml:space="preserve">s $761. </w:t>
-      </w:r>
-      <w:proofErr w:type="gramStart"/>
-      <w:r>
-        <w:t>So</w:t>
-      </w:r>
-      <w:proofErr w:type="gramEnd"/>
-      <w:r>
-        <w:t xml:space="preserve"> you can see they hit you pretty hard with taxes here. </w:t>
-      </w:r>
-      <w:r>
-        <w:lastRenderedPageBreak/>
-        <w:t>I</w:t>
-      </w:r>
-      <w:r>
-        <w:t>’</w:t>
-      </w:r>
-      <w:r>
-        <w:t>ll be working for about fifteen weeks, which means I should earn more than $9,000 after tax before the summer is over. I actually just got another credit card here in New Jersey with a $5,000 credit limit. They must think I</w:t>
-      </w:r>
-      <w:r>
-        <w:t>’</w:t>
-      </w:r>
-      <w:r>
-        <w:t>m a permanent employee! It</w:t>
-      </w:r>
-      <w:r>
-        <w:t>’</w:t>
-      </w:r>
-      <w:r>
-        <w:t>ll be nice to use it to pay next semester</w:t>
-      </w:r>
-      <w:r>
-        <w:t>’</w:t>
-      </w:r>
-      <w:r>
-        <w:t>s tuition.</w:t>
-      </w:r>
-    </w:p>
-    <w:p>
-      <w:pPr>
-        <w:pStyle w:val="CSP-ChapterBodyText"/>
-      </w:pPr>
-    </w:p>
-    <w:p>
-      <w:pPr>
-        <w:pStyle w:val="CSP-ChapterBodyText"/>
-      </w:pPr>
-      <w:r>
-        <w:t>Speaking of permanent employees: without a Ph.D., it</w:t>
-      </w:r>
-      <w:r>
-        <w:t>’</w:t>
-      </w:r>
-      <w:r>
-        <w:t>s almost impossible to get a job at Bell Labs unless you work as a consultant like Jim. Consultants make better money, but they are essentially temporary employees rather than permanent staff, so the work is less stable. Quite a few Chinese engineers at Bell Labs are consultants, whereas the permanent staff all have Ph.D. degrees.</w:t>
-      </w:r>
-    </w:p>
-    <w:p>
-      <w:pPr>
-        <w:pStyle w:val="CSP-ChapterBodyText"/>
-      </w:pPr>
-    </w:p>
-    <w:p>
-      <w:pPr>
-        <w:pStyle w:val="CSP-ChapterBodyText"/>
-      </w:pPr>
-      <w:r>
-        <w:t>In my department at Bell Labs, there are only two Americans; everyone else comes from all over the world. We have people from Mainland China, Taiwan, Malaysia, South Korea, India (quite a few of them), Turkey, the Middle East, and Europe. It</w:t>
-      </w:r>
-      <w:r>
-        <w:t>’</w:t>
-      </w:r>
-      <w:r>
-        <w:t>s pretty cool—almost like a miniature United Nations. At the department picnic, we even got to sample dishes from every corner of the world.</w:t>
-      </w:r>
-    </w:p>
-    <w:p>
-      <w:pPr>
-        <w:pStyle w:val="CSP-ChapterBodyText"/>
-      </w:pPr>
-    </w:p>
-    <w:p>
-      <w:pPr>
-        <w:pStyle w:val="CSP-ChapterBodyText"/>
-      </w:pPr>
-      <w:r>
-        <w:t>I</w:t>
-      </w:r>
-      <w:r>
-        <w:t>’</w:t>
-      </w:r>
-      <w:r>
-        <w:t xml:space="preserve">m so happy to hear that </w:t>
-      </w:r>
-      <w:proofErr w:type="gramStart"/>
-      <w:r>
-        <w:t>Dad</w:t>
-      </w:r>
-      <w:r>
-        <w:t>’</w:t>
-      </w:r>
-      <w:r>
-        <w:t>s</w:t>
-      </w:r>
-      <w:proofErr w:type="gramEnd"/>
-      <w:r>
-        <w:t xml:space="preserve"> wind turbine design turned out so well—keep up the great work! But please make sure to get some rest too. It</w:t>
-      </w:r>
-      <w:r>
-        <w:t>’</w:t>
-      </w:r>
-      <w:r>
-        <w:t>s important to strike a balance between work and life, and don</w:t>
-      </w:r>
-      <w:r>
-        <w:t>’</w:t>
-      </w:r>
-      <w:r>
-        <w:t>t skimp on your meals.</w:t>
+        <w:t>Chun and I have both agreed that things between us didn</w:t>
+      </w:r>
+      <w:r>
+        <w:t>’</w:t>
+      </w:r>
+      <w:r>
+        <w:t>t work out. We simply don</w:t>
+      </w:r>
+      <w:r>
+        <w:t>’</w:t>
+      </w:r>
+      <w:r>
+        <w:t>t have strong enough feelings for each other to overcome the 1,500 miles between us. As for my personal life, I think this is something I</w:t>
+      </w:r>
+      <w:r>
+        <w:t>’</w:t>
+      </w:r>
+      <w:r>
+        <w:t>ll have to figure out for myself here in the United States.</w:t>
       </w:r>
     </w:p>
     <w:p>
@@ -10154,271 +11497,529 @@
     </w:p>
     <w:p>
       <w:pPr>
-        <w:pStyle w:val="CSP-ChapterBodyText"/>
-      </w:pPr>
-      <w:r>
+        <w:spacing w:after="0" w:line="240" w:lineRule="auto"/>
+        <w:rPr>
+          <w:rFonts w:ascii="Garamond" w:hAnsi="Garamond"/>
+          <w:iCs/>
+        </w:rPr>
+      </w:pPr>
+      <w:r>
+        <w:rPr>
+          <w:rFonts w:ascii="Garamond" w:hAnsi="Garamond"/>
+          <w:iCs/>
+        </w:rPr>
         <w:t>Dear Dad and Mom,</w:t>
       </w:r>
     </w:p>
     <w:p>
       <w:pPr>
-        <w:pStyle w:val="CSP-ChapterBodyText"/>
-      </w:pPr>
-    </w:p>
-    <w:p>
-      <w:pPr>
-        <w:pStyle w:val="CSP-ChapterBodyText"/>
-      </w:pPr>
-      <w:r>
+        <w:spacing w:after="0" w:line="240" w:lineRule="auto"/>
+        <w:rPr>
+          <w:rFonts w:ascii="Garamond" w:hAnsi="Garamond"/>
+          <w:iCs/>
+        </w:rPr>
+      </w:pPr>
+    </w:p>
+    <w:p>
+      <w:pPr>
+        <w:spacing w:after="0" w:line="240" w:lineRule="auto"/>
+        <w:rPr>
+          <w:rFonts w:ascii="Garamond" w:hAnsi="Garamond"/>
+          <w:iCs/>
+        </w:rPr>
+      </w:pPr>
+      <w:r>
+        <w:rPr>
+          <w:rFonts w:ascii="Garamond" w:hAnsi="Garamond"/>
+          <w:iCs/>
+        </w:rPr>
         <w:t>I</w:t>
       </w:r>
       <w:r>
-        <w:t>’</w:t>
-      </w:r>
-      <w:r>
-        <w:t xml:space="preserve">m sure </w:t>
-      </w:r>
-      <w:r>
-        <w:t>the</w:t>
-      </w:r>
-      <w:r>
-        <w:t xml:space="preserve"> previous letter I sent with the negatives hasn</w:t>
-      </w:r>
-      <w:r>
-        <w:t>’</w:t>
-      </w:r>
-      <w:r>
+        <w:rPr>
+          <w:rFonts w:ascii="Garamond" w:hAnsi="Garamond"/>
+          <w:iCs/>
+        </w:rPr>
+        <w:t>’</w:t>
+      </w:r>
+      <w:r>
+        <w:rPr>
+          <w:rFonts w:ascii="Garamond" w:hAnsi="Garamond"/>
+          <w:iCs/>
+        </w:rPr>
+        <w:t>m sure the previous letter I sent with the negatives hasn</w:t>
+      </w:r>
+      <w:r>
+        <w:rPr>
+          <w:rFonts w:ascii="Garamond" w:hAnsi="Garamond"/>
+          <w:iCs/>
+        </w:rPr>
+        <w:t>’</w:t>
+      </w:r>
+      <w:r>
+        <w:rPr>
+          <w:rFonts w:ascii="Garamond" w:hAnsi="Garamond"/>
+          <w:iCs/>
+        </w:rPr>
         <w:t>t been lost; it</w:t>
       </w:r>
       <w:r>
-        <w:t>’</w:t>
-      </w:r>
-      <w:r>
+        <w:rPr>
+          <w:rFonts w:ascii="Garamond" w:hAnsi="Garamond"/>
+          <w:iCs/>
+        </w:rPr>
+        <w:t>’</w:t>
+      </w:r>
+      <w:r>
+        <w:rPr>
+          <w:rFonts w:ascii="Garamond" w:hAnsi="Garamond"/>
+          <w:iCs/>
+        </w:rPr>
         <w:t>s probably just moving a bit slowly. It</w:t>
       </w:r>
       <w:r>
-        <w:t>’</w:t>
-      </w:r>
-      <w:r>
-        <w:t>d turn up if you give it a little more time, just like that New Year</w:t>
-      </w:r>
-      <w:r>
-        <w:t>’</w:t>
-      </w:r>
-      <w:r>
-        <w:t>s card did. There are nearly thirty negatives in that envelope, mostly from my trip to Houston last year and my recent trip to Atlantic City. By the way, Atlantic City is the gambling town—it</w:t>
-      </w:r>
-      <w:r>
-        <w:t>’</w:t>
-      </w:r>
-      <w:r>
+        <w:rPr>
+          <w:rFonts w:ascii="Garamond" w:hAnsi="Garamond"/>
+          <w:iCs/>
+        </w:rPr>
+        <w:t>’</w:t>
+      </w:r>
+      <w:r>
+        <w:rPr>
+          <w:rFonts w:ascii="Garamond" w:hAnsi="Garamond"/>
+          <w:iCs/>
+        </w:rPr>
+        <w:t>ll turn up if you give it a little more time, just like that New Year</w:t>
+      </w:r>
+      <w:r>
+        <w:rPr>
+          <w:rFonts w:ascii="Garamond" w:hAnsi="Garamond"/>
+          <w:iCs/>
+        </w:rPr>
+        <w:t>’</w:t>
+      </w:r>
+      <w:r>
+        <w:rPr>
+          <w:rFonts w:ascii="Garamond" w:hAnsi="Garamond"/>
+          <w:iCs/>
+        </w:rPr>
+        <w:t>s card did.</w:t>
+      </w:r>
+      <w:r>
+        <w:rPr>
+          <w:rStyle w:val="FootnoteReference"/>
+          <w:rFonts w:ascii="Garamond" w:hAnsi="Garamond"/>
+          <w:iCs/>
+        </w:rPr>
+        <w:footnoteReference w:id="26"/>
+      </w:r>
+      <w:r>
+        <w:rPr>
+          <w:rFonts w:ascii="Garamond" w:hAnsi="Garamond"/>
+          <w:iCs/>
+        </w:rPr>
+        <w:t xml:space="preserve"> There are nearly thirty negatives in that envelope, mostly from my trip to Houston last year and my recent trip to Atlantic City. By the way, Atlantic City is the gambling town—it</w:t>
+      </w:r>
+      <w:r>
+        <w:rPr>
+          <w:rFonts w:ascii="Garamond" w:hAnsi="Garamond"/>
+          <w:iCs/>
+        </w:rPr>
+        <w:t>’</w:t>
+      </w:r>
+      <w:r>
+        <w:rPr>
+          <w:rFonts w:ascii="Garamond" w:hAnsi="Garamond"/>
+          <w:iCs/>
+        </w:rPr>
         <w:t>s not Atlanta, where they</w:t>
       </w:r>
       <w:r>
-        <w:t>’</w:t>
-      </w:r>
-      <w:r>
-        <w:t>re hosting the Olympics.</w:t>
-      </w:r>
-      <w:r>
+        <w:rPr>
+          <w:rFonts w:ascii="Garamond" w:hAnsi="Garamond"/>
+          <w:iCs/>
+        </w:rPr>
+        <w:t>’</w:t>
+      </w:r>
+      <w:r>
+        <w:rPr>
+          <w:rFonts w:ascii="Garamond" w:hAnsi="Garamond"/>
+          <w:iCs/>
+        </w:rPr>
+        <w:t>re hosting the Olympics. Have you been watching the games? They rarely broadcast events featuring the Chinese teams here. Tonight is the closing ceremony.</w:t>
+      </w:r>
+    </w:p>
+    <w:p>
+      <w:pPr>
+        <w:spacing w:after="0" w:line="240" w:lineRule="auto"/>
+        <w:rPr>
+          <w:rFonts w:ascii="Garamond" w:hAnsi="Garamond"/>
+          <w:iCs/>
+        </w:rPr>
+      </w:pPr>
+    </w:p>
+    <w:p>
+      <w:pPr>
+        <w:spacing w:after="0" w:line="240" w:lineRule="auto"/>
+        <w:rPr>
+          <w:rFonts w:ascii="Garamond" w:hAnsi="Garamond"/>
+          <w:iCs/>
+        </w:rPr>
+      </w:pPr>
+      <w:r>
+        <w:rPr>
+          <w:rFonts w:ascii="Garamond" w:hAnsi="Garamond"/>
+          <w:iCs/>
+        </w:rPr>
+        <w:t>I have three weeks left before I head back to Austin. Work has been going really smoothly, and I</w:t>
+      </w:r>
+      <w:r>
+        <w:rPr>
+          <w:rFonts w:ascii="Garamond" w:hAnsi="Garamond"/>
+          <w:iCs/>
+        </w:rPr>
+        <w:t>’</w:t>
+      </w:r>
+      <w:r>
+        <w:rPr>
+          <w:rFonts w:ascii="Garamond" w:hAnsi="Garamond"/>
+          <w:iCs/>
+        </w:rPr>
+        <w:t>ve made great progress—I</w:t>
+      </w:r>
+      <w:r>
+        <w:rPr>
+          <w:rFonts w:ascii="Garamond" w:hAnsi="Garamond"/>
+          <w:iCs/>
+        </w:rPr>
+        <w:t>’</w:t>
+      </w:r>
+      <w:r>
+        <w:rPr>
+          <w:rFonts w:ascii="Garamond" w:hAnsi="Garamond"/>
+          <w:iCs/>
+        </w:rPr>
+        <w:t>ve already finished writing two software programs. They</w:t>
+      </w:r>
+      <w:r>
+        <w:rPr>
+          <w:rFonts w:ascii="Garamond" w:hAnsi="Garamond"/>
+          <w:iCs/>
+        </w:rPr>
+        <w:t>’</w:t>
+      </w:r>
+      <w:r>
+        <w:rPr>
+          <w:rFonts w:ascii="Garamond" w:hAnsi="Garamond"/>
+          <w:iCs/>
+        </w:rPr>
+        <w:t>ve even asked me to come back and work for another month over winter break. I haven</w:t>
+      </w:r>
+      <w:r>
+        <w:rPr>
+          <w:rFonts w:ascii="Garamond" w:hAnsi="Garamond"/>
+          <w:iCs/>
+        </w:rPr>
+        <w:t>’</w:t>
+      </w:r>
+      <w:r>
+        <w:rPr>
+          <w:rFonts w:ascii="Garamond" w:hAnsi="Garamond"/>
+          <w:iCs/>
+        </w:rPr>
+        <w:t>t given them a definitive answer yet because I don</w:t>
+      </w:r>
+      <w:r>
+        <w:rPr>
+          <w:rFonts w:ascii="Garamond" w:hAnsi="Garamond"/>
+          <w:iCs/>
+        </w:rPr>
+        <w:t>’</w:t>
+      </w:r>
+      <w:r>
+        <w:rPr>
+          <w:rFonts w:ascii="Garamond" w:hAnsi="Garamond"/>
+          <w:iCs/>
+        </w:rPr>
+        <w:t>t know what my plans will be. We</w:t>
+      </w:r>
+      <w:r>
+        <w:rPr>
+          <w:rFonts w:ascii="Garamond" w:hAnsi="Garamond"/>
+          <w:iCs/>
+        </w:rPr>
+        <w:t>’</w:t>
+      </w:r>
+      <w:r>
+        <w:rPr>
+          <w:rFonts w:ascii="Garamond" w:hAnsi="Garamond"/>
+          <w:iCs/>
+        </w:rPr>
+        <w:t>ll just have to see how things play out.</w:t>
+      </w:r>
+    </w:p>
+    <w:p>
+      <w:pPr>
+        <w:spacing w:after="0" w:line="240" w:lineRule="auto"/>
+        <w:rPr>
+          <w:rFonts w:ascii="Garamond" w:hAnsi="Garamond"/>
+          <w:iCs/>
+        </w:rPr>
+      </w:pPr>
+    </w:p>
+    <w:p>
+      <w:pPr>
+        <w:spacing w:after="0" w:line="240" w:lineRule="auto"/>
+        <w:rPr>
+          <w:rFonts w:ascii="Garamond" w:hAnsi="Garamond"/>
+          <w:iCs/>
+        </w:rPr>
+      </w:pPr>
+      <w:r>
+        <w:rPr>
+          <w:rFonts w:ascii="Garamond" w:hAnsi="Garamond"/>
+          <w:iCs/>
+        </w:rPr>
+        <w:t>As for my decision on Ph.D., I</w:t>
+      </w:r>
+      <w:r>
+        <w:rPr>
+          <w:rFonts w:ascii="Garamond" w:hAnsi="Garamond"/>
+          <w:iCs/>
+        </w:rPr>
+        <w:t>’</w:t>
+      </w:r>
+      <w:r>
+        <w:rPr>
+          <w:rFonts w:ascii="Garamond" w:hAnsi="Garamond"/>
+          <w:iCs/>
+        </w:rPr>
+        <w:t xml:space="preserve">m still on the fence. My last letter might have caused a bit of a misunderstanding. Generally speaking, a Ph.D. narrows the kinds of jobs you can </w:t>
+      </w:r>
+      <w:r>
+        <w:rPr>
+          <w:rFonts w:ascii="Garamond" w:hAnsi="Garamond"/>
+          <w:iCs/>
+        </w:rPr>
+        <w:lastRenderedPageBreak/>
+        <w:t>pursue. Bell Labs is primarily a research institution, so naturally they value advanced degrees and only hire international students with doctorates. However, most companies prefer hiring people with bachelor</w:t>
+      </w:r>
+      <w:r>
+        <w:rPr>
+          <w:rFonts w:ascii="Garamond" w:hAnsi="Garamond"/>
+          <w:iCs/>
+        </w:rPr>
+        <w:t>’</w:t>
+      </w:r>
+      <w:r>
+        <w:rPr>
+          <w:rFonts w:ascii="Garamond" w:hAnsi="Garamond"/>
+          <w:iCs/>
+        </w:rPr>
+        <w:t>s or master</w:t>
+      </w:r>
+      <w:r>
+        <w:rPr>
+          <w:rFonts w:ascii="Garamond" w:hAnsi="Garamond"/>
+          <w:iCs/>
+        </w:rPr>
+        <w:t>’</w:t>
+      </w:r>
+      <w:r>
+        <w:rPr>
+          <w:rFonts w:ascii="Garamond" w:hAnsi="Garamond"/>
+          <w:iCs/>
+        </w:rPr>
+        <w:t xml:space="preserve">s degrees over </w:t>
+      </w:r>
+      <w:proofErr w:type="spellStart"/>
+      <w:r>
+        <w:rPr>
+          <w:rFonts w:ascii="Garamond" w:hAnsi="Garamond"/>
+          <w:iCs/>
+        </w:rPr>
+        <w:t>Ph.D.s</w:t>
+      </w:r>
+      <w:proofErr w:type="spellEnd"/>
+      <w:r>
+        <w:rPr>
+          <w:rFonts w:ascii="Garamond" w:hAnsi="Garamond"/>
+          <w:iCs/>
+        </w:rPr>
+        <w:t>. In other words, getting a Ph.D. often means limiting yourself to universities, major corporations, or research labs. Next semester, I plan to take three more classes to see whether any specific field catches my interest or whether I can find a suitable advisor.</w:t>
+      </w:r>
+    </w:p>
+    <w:p>
+      <w:pPr>
+        <w:spacing w:after="0" w:line="240" w:lineRule="auto"/>
+        <w:rPr>
+          <w:rFonts w:ascii="Garamond" w:hAnsi="Garamond"/>
+          <w:iCs/>
+        </w:rPr>
+      </w:pPr>
+    </w:p>
+    <w:p>
+      <w:pPr>
+        <w:spacing w:after="0" w:line="240" w:lineRule="auto"/>
+        <w:rPr>
+          <w:rFonts w:ascii="Garamond" w:hAnsi="Garamond"/>
+          <w:iCs/>
+        </w:rPr>
+      </w:pPr>
+      <w:r>
+        <w:rPr>
+          <w:rFonts w:ascii="Garamond" w:hAnsi="Garamond"/>
+          <w:iCs/>
+        </w:rPr>
+        <w:t xml:space="preserve">Two weeks ago, about thirty Chinese employees at AT&amp;T, myself included, organized an outing. It took us about three to four hours to drive there. On the first day, we went camping—barbecuing outdoors and sleeping inside tents in our sleeping bags. I actually forgot how to write the Chinese characters for </w:t>
+      </w:r>
+      <w:r>
+        <w:rPr>
+          <w:rFonts w:ascii="Garamond" w:hAnsi="Garamond"/>
+          <w:iCs/>
+        </w:rPr>
+        <w:t>“</w:t>
+      </w:r>
+      <w:r>
+        <w:rPr>
+          <w:rFonts w:ascii="Garamond" w:hAnsi="Garamond"/>
+          <w:iCs/>
+        </w:rPr>
+        <w:t>tent</w:t>
+      </w:r>
+      <w:r>
+        <w:rPr>
+          <w:rFonts w:ascii="Garamond" w:hAnsi="Garamond"/>
+          <w:iCs/>
+        </w:rPr>
+        <w:t>”</w:t>
+      </w:r>
+      <w:r>
+        <w:rPr>
+          <w:rFonts w:ascii="Garamond" w:hAnsi="Garamond"/>
+          <w:iCs/>
+        </w:rPr>
+        <w:t xml:space="preserve"> and had to look them up in an English-Chinese dictionary! I</w:t>
+      </w:r>
+      <w:r>
+        <w:rPr>
+          <w:rFonts w:ascii="Garamond" w:hAnsi="Garamond"/>
+          <w:iCs/>
+        </w:rPr>
+        <w:t>’</w:t>
+      </w:r>
+      <w:r>
+        <w:rPr>
+          <w:rFonts w:ascii="Garamond" w:hAnsi="Garamond"/>
+          <w:iCs/>
+        </w:rPr>
+        <w:t>m getting rusty when it comes to writing Chinese.</w:t>
+      </w:r>
+      <w:r>
+        <w:rPr>
+          <w:rFonts w:ascii="Garamond" w:hAnsi="Garamond"/>
+          <w:iCs/>
+        </w:rPr>
         <w:t xml:space="preserve"> </w:t>
       </w:r>
       <w:r>
-        <w:t>Are you watching the Olympics? They rarely broadcast events featuring the Chinese team here. Tonight is the closing ceremony.</w:t>
-      </w:r>
-    </w:p>
-    <w:p>
-      <w:pPr>
-        <w:pStyle w:val="CSP-ChapterBodyText"/>
-      </w:pPr>
-    </w:p>
-    <w:p>
-      <w:pPr>
-        <w:pStyle w:val="CSP-ChapterBodyText"/>
-      </w:pPr>
-      <w:r>
-        <w:t>I have three weeks left before I head back to Austin. Work has been going really smoothly, and I</w:t>
-      </w:r>
-      <w:r>
-        <w:t>’</w:t>
-      </w:r>
-      <w:r>
-        <w:t>ve made great progress—I</w:t>
-      </w:r>
-      <w:r>
-        <w:t>’</w:t>
-      </w:r>
-      <w:r>
-        <w:t>ve already finished writing two software programs. They actually want me to come back and work for another month over winter break. I haven</w:t>
-      </w:r>
-      <w:r>
-        <w:t>’</w:t>
-      </w:r>
-      <w:r>
-        <w:t>t given them a definitive answer yet because I don</w:t>
-      </w:r>
-      <w:r>
-        <w:t>’</w:t>
-      </w:r>
-      <w:r>
-        <w:t>t know what my plans will be. We</w:t>
-      </w:r>
-      <w:r>
-        <w:t>’</w:t>
-      </w:r>
-      <w:r>
-        <w:t>ll just have to see how things play out.</w:t>
-      </w:r>
-    </w:p>
-    <w:p>
-      <w:pPr>
-        <w:pStyle w:val="CSP-ChapterBodyText"/>
-      </w:pPr>
-    </w:p>
-    <w:p>
-      <w:pPr>
-        <w:pStyle w:val="CSP-ChapterBodyText"/>
-      </w:pPr>
-      <w:r>
-        <w:t>As for whether I</w:t>
-      </w:r>
-      <w:r>
-        <w:t>’</w:t>
-      </w:r>
-      <w:r>
-        <w:t>ll pursue a Ph.D., I</w:t>
-      </w:r>
-      <w:r>
-        <w:t>’</w:t>
-      </w:r>
-      <w:r>
-        <w:t xml:space="preserve">m still on the fence. My last letter might have caused a bit of a misunderstanding. Generally speaking, a Ph.D. actually narrows your job options. Bell Labs is primarily a research institution, so naturally they value advanced degrees and only hire international students with doctorates. </w:t>
-      </w:r>
-      <w:r>
-        <w:t xml:space="preserve">However, most small and medium-sized </w:t>
-      </w:r>
-      <w:r>
-        <w:lastRenderedPageBreak/>
-        <w:t>companies prefer hiring people with bachelor</w:t>
-      </w:r>
-      <w:r>
-        <w:t>’</w:t>
-      </w:r>
-      <w:r>
-        <w:t>s or master</w:t>
-      </w:r>
-      <w:r>
-        <w:t>’</w:t>
-      </w:r>
-      <w:r>
-        <w:t xml:space="preserve">s degrees over </w:t>
-      </w:r>
-      <w:proofErr w:type="spellStart"/>
-      <w:r>
-        <w:t>Ph.D.s</w:t>
-      </w:r>
-      <w:proofErr w:type="spellEnd"/>
-      <w:r>
-        <w:t>.</w:t>
-      </w:r>
-      <w:r>
-        <w:t xml:space="preserve"> In other words, getting a Ph.D. often means limiting yourself to major corporations or research labs. Next semester, I plan to take three more classes to see whether any specific field catches my interest or whether I can find a suitable advisor. I</w:t>
-      </w:r>
-      <w:r>
-        <w:t>’</w:t>
-      </w:r>
-      <w:r>
-        <w:t>ll think this through very carefully because it</w:t>
-      </w:r>
-      <w:r>
-        <w:t>’</w:t>
-      </w:r>
-      <w:r>
-        <w:t>s an important decision.</w:t>
-      </w:r>
-    </w:p>
-    <w:p>
-      <w:pPr>
-        <w:pStyle w:val="CSP-ChapterBodyText"/>
-      </w:pPr>
-    </w:p>
-    <w:p>
-      <w:pPr>
-        <w:pStyle w:val="CSP-ChapterBodyText"/>
-      </w:pPr>
-      <w:r>
-        <w:t xml:space="preserve">Two weeks ago, a group of Chinese employees at AT&amp;T organized an outing. About thirty people went, including me. It took us about three to four hours to drive there. On the first day, we went camping, pitched tents (I actually forgot how to write the Chinese characters for </w:t>
-      </w:r>
-      <w:r>
-        <w:t>“</w:t>
-      </w:r>
-      <w:r>
-        <w:t>tent</w:t>
-      </w:r>
-      <w:r>
-        <w:t>”</w:t>
-      </w:r>
-      <w:r>
-        <w:t xml:space="preserve"> and had to look them up in an English-Chinese dictionary—I</w:t>
-      </w:r>
-      <w:r>
-        <w:t>’</w:t>
-      </w:r>
-      <w:r>
-        <w:t>m starting to forget how to write some Chinese characters!), slept in sleeping bags, and had a barbecue outdoors. The second day was canoeing. Jim and I shared a canoe, and we were supposed to float down the Delaware River for a full six hours. The river is very wide, and we were all wearing life jackets. Just twenty minutes after we started, our canoe flipped, and both of us—along with all our food—fell right into the water! We got completely soaked and had to swim about fifty meters to reach the riverbank. I ended up hitching a ride in someone</w:t>
-      </w:r>
-      <w:r>
-        <w:t>’</w:t>
-      </w:r>
-      <w:r>
-        <w:t>s canoe for the rest of the trip. I was much more cautious after that incident and managed to stay dry, but it was still a lot of fun. In fact, that was the first time I</w:t>
-      </w:r>
-      <w:r>
-        <w:t>’</w:t>
-      </w:r>
-      <w:r>
-        <w:t>d ever gone swimming in America, though certainly not by choice! I keep joking with Jim that I saved his life because I pulled him out of the water.</w:t>
-      </w:r>
-    </w:p>
-    <w:p>
-      <w:pPr>
-        <w:pStyle w:val="CSP-ChapterBodyText"/>
-      </w:pPr>
-    </w:p>
-    <w:p>
-      <w:pPr>
-        <w:pStyle w:val="CSP-ChapterBodyText"/>
-      </w:pPr>
-      <w:r>
+        <w:rPr>
+          <w:rFonts w:ascii="Garamond" w:hAnsi="Garamond"/>
+          <w:iCs/>
+        </w:rPr>
+        <w:t>The second day was canoeing. Jim and I shared a boat, and we were supposed to paddle down the Delaware River for a full six hours. The river is very wide, and we were all wearing life jackets. Just twenty minutes after we started, our canoe flipped, and both of us—along with all our food—fell right into the water! Fortunately, it was summer and the water wasn</w:t>
+      </w:r>
+      <w:r>
+        <w:rPr>
+          <w:rFonts w:ascii="Garamond" w:hAnsi="Garamond"/>
+          <w:iCs/>
+        </w:rPr>
+        <w:t>’</w:t>
+      </w:r>
+      <w:r>
+        <w:rPr>
+          <w:rFonts w:ascii="Garamond" w:hAnsi="Garamond"/>
+          <w:iCs/>
+        </w:rPr>
+        <w:t>t too cold. We got completely soaked and managed to swim about fifty meters to reach the riverbank. I ended up hitching a ride in someone else</w:t>
+      </w:r>
+      <w:r>
+        <w:rPr>
+          <w:rFonts w:ascii="Garamond" w:hAnsi="Garamond"/>
+          <w:iCs/>
+        </w:rPr>
+        <w:t>’</w:t>
+      </w:r>
+      <w:r>
+        <w:rPr>
+          <w:rFonts w:ascii="Garamond" w:hAnsi="Garamond"/>
+          <w:iCs/>
+        </w:rPr>
+        <w:t>s canoe for the rest of the journey. I was much more cautious after that incident and managed to stay dry, but it was still a lot of fun. In fact, that was the first time I</w:t>
+      </w:r>
+      <w:r>
+        <w:rPr>
+          <w:rFonts w:ascii="Garamond" w:hAnsi="Garamond"/>
+          <w:iCs/>
+        </w:rPr>
+        <w:t>’</w:t>
+      </w:r>
+      <w:r>
+        <w:rPr>
+          <w:rFonts w:ascii="Garamond" w:hAnsi="Garamond"/>
+          <w:iCs/>
+        </w:rPr>
+        <w:t>d ever gone swimming in America, though certainly not by choice! I keep teasing Jim that I saved his life because I helped him out of the water.</w:t>
+      </w:r>
+    </w:p>
+    <w:p>
+      <w:pPr>
+        <w:spacing w:after="0" w:line="240" w:lineRule="auto"/>
+        <w:rPr>
+          <w:rFonts w:ascii="Garamond" w:hAnsi="Garamond"/>
+          <w:iCs/>
+        </w:rPr>
+      </w:pPr>
+    </w:p>
+    <w:p>
+      <w:pPr>
+        <w:spacing w:after="0" w:line="240" w:lineRule="auto"/>
+        <w:rPr>
+          <w:rFonts w:ascii="Garamond" w:hAnsi="Garamond"/>
+          <w:iCs/>
+        </w:rPr>
+      </w:pPr>
+      <w:r>
+        <w:rPr>
+          <w:rFonts w:ascii="Garamond" w:hAnsi="Garamond"/>
+          <w:iCs/>
+        </w:rPr>
         <w:t>Wishing you both good health,</w:t>
       </w:r>
     </w:p>
     <w:p>
       <w:pPr>
-        <w:pStyle w:val="CSP-ChapterBodyText"/>
-      </w:pPr>
-    </w:p>
-    <w:p>
-      <w:pPr>
-        <w:pStyle w:val="CSP-ChapterBodyText"/>
-      </w:pPr>
-      <w:r>
+        <w:spacing w:after="0" w:line="240" w:lineRule="auto"/>
+        <w:rPr>
+          <w:rFonts w:ascii="Garamond" w:hAnsi="Garamond"/>
+          <w:iCs/>
+        </w:rPr>
+      </w:pPr>
+    </w:p>
+    <w:p>
+      <w:pPr>
+        <w:spacing w:after="0" w:line="240" w:lineRule="auto"/>
+        <w:rPr>
+          <w:rFonts w:ascii="Garamond" w:hAnsi="Garamond"/>
+          <w:iCs/>
+        </w:rPr>
+      </w:pPr>
+      <w:r>
+        <w:rPr>
+          <w:rFonts w:ascii="Garamond" w:hAnsi="Garamond"/>
+          <w:iCs/>
+        </w:rPr>
         <w:t>Tong</w:t>
-      </w:r>
-    </w:p>
-    <w:p>
-      <w:pPr>
-        <w:pStyle w:val="CSP-ChapterBodyText"/>
-        <w:sectPr>
-          <w:pgSz w:w="7286" w:h="11246"/>
-          <w:pgMar w:top="864" w:right="864" w:bottom="864" w:left="1094" w:header="576" w:footer="432" w:gutter="0"/>
-          <w:cols w:space="720"/>
-          <w:titlePg/>
-          <w:docGrid w:linePitch="360"/>
-        </w:sectPr>
-      </w:pPr>
-      <w:r>
-        <w:t>08/04/96</w:t>
       </w:r>
     </w:p>
     <w:p>
@@ -10431,6 +12032,13 @@
           <w:szCs w:val="44"/>
         </w:rPr>
       </w:pPr>
+      <w:r>
+        <w:rPr>
+          <w:rFonts w:ascii="Garamond" w:hAnsi="Garamond"/>
+          <w:iCs/>
+        </w:rPr>
+        <w:t>08/04/96</w:t>
+      </w:r>
     </w:p>
     <w:p>
       <w:pPr>
@@ -10586,84 +12194,90 @@
         <w:t>’</w:t>
       </w:r>
       <w:r>
-        <w:t>m still living in the same apartment.</w:t>
-      </w:r>
-    </w:p>
-    <w:p>
-      <w:pPr>
-        <w:pStyle w:val="CSP-ChapterBodyText"/>
-      </w:pPr>
-    </w:p>
-    <w:p>
-      <w:pPr>
-        <w:pStyle w:val="CSP-ChapterBodyText"/>
-      </w:pPr>
-      <w:r>
-        <w:t>I</w:t>
-      </w:r>
-      <w:r>
-        <w:t>’</w:t>
-      </w:r>
-      <w:r>
-        <w:t>m taking three classes this semester, and I</w:t>
-      </w:r>
-      <w:r>
-        <w:t>’</w:t>
-      </w:r>
-      <w:r>
-        <w:t>m also a TA for a graduate-level course. A lot of my friends are actually enrolled in the class, which is kind of funny, though it might make grading a bit awkward.</w:t>
-      </w:r>
-    </w:p>
-    <w:p>
-      <w:pPr>
-        <w:pStyle w:val="CSP-ChapterBodyText"/>
-      </w:pPr>
-    </w:p>
-    <w:p>
-      <w:pPr>
-        <w:pStyle w:val="CSP-ChapterBodyText"/>
-      </w:pPr>
-      <w:r>
-        <w:t>I received your very first email</w:t>
-      </w:r>
-      <w:r>
-        <w:t xml:space="preserve"> today</w:t>
-      </w:r>
-      <w:r>
-        <w:t>! I</w:t>
-      </w:r>
-      <w:r>
-        <w:t>’</w:t>
-      </w:r>
-      <w:r>
-        <w:t>m curious</w:t>
-      </w:r>
-      <w:r>
-        <w:t xml:space="preserve">, </w:t>
-      </w:r>
-      <w:r>
-        <w:t>how exactly are you sending and receiving email?</w:t>
+        <w:t xml:space="preserve">m still living in the same apartment. </w:t>
+      </w:r>
+    </w:p>
+    <w:p>
+      <w:pPr>
+        <w:pStyle w:val="CSP-ChapterBodyText"/>
+      </w:pPr>
+    </w:p>
+    <w:p>
+      <w:pPr>
+        <w:pStyle w:val="CSP-ChapterBodyText"/>
+      </w:pPr>
+      <w:r>
+        <w:t>This semester, I</w:t>
+      </w:r>
+      <w:r>
+        <w:t>’</w:t>
+      </w:r>
+      <w:r>
+        <w:t>m the TA for a graduate-level course. It</w:t>
+      </w:r>
+      <w:r>
+        <w:t>’</w:t>
+      </w:r>
+      <w:r>
+        <w:t>s kind of amusing that so many of my friends happen to be enrolled in it, which makes grading their work a little awkward. We</w:t>
+      </w:r>
+      <w:r>
+        <w:t>’</w:t>
+      </w:r>
+      <w:r>
+        <w:t>ll see how it goes.</w:t>
+      </w:r>
+    </w:p>
+    <w:p>
+      <w:pPr>
+        <w:pStyle w:val="CSP-ChapterBodyText"/>
+      </w:pPr>
+    </w:p>
+    <w:p>
+      <w:pPr>
+        <w:pStyle w:val="CSP-ChapterBodyText"/>
+      </w:pPr>
+      <w:r>
+        <w:t>I received your very first email! I</w:t>
+      </w:r>
+      <w:r>
+        <w:t>’</w:t>
+      </w:r>
+      <w:r>
+        <w:t>m curious—how exactly are you sending and receiving email?</w:t>
       </w:r>
       <w:r>
         <w:rPr>
           <w:rStyle w:val="FootnoteReference"/>
         </w:rPr>
-        <w:footnoteReference w:id="26"/>
-      </w:r>
-      <w:r>
-        <w:t xml:space="preserve"> Email is amazingly fast—it only takes a few minutes for a message to get through—so we can use it for anything urgent, or you can simply write to me whenever it</w:t>
-      </w:r>
-      <w:r>
-        <w:t>’</w:t>
-      </w:r>
-      <w:r>
-        <w:t xml:space="preserve">s convenient. I get a ton of email these days. Chun actually emailed me a few days ago to let me know that she had arrived in </w:t>
-      </w:r>
-      <w:r>
-        <w:t>Maryland</w:t>
-      </w:r>
-      <w:r>
-        <w:t>.</w:t>
+        <w:footnoteReference w:id="27"/>
+      </w:r>
+      <w:r>
+        <w:t xml:space="preserve"> Email is truly amazing; it only takes a few minutes for a message to get through. We can use it for anything urgent, or you can simply write whenever it</w:t>
+      </w:r>
+      <w:r>
+        <w:t>’</w:t>
+      </w:r>
+      <w:r>
+        <w:t>s convenient. There</w:t>
+      </w:r>
+      <w:r>
+        <w:t>’</w:t>
+      </w:r>
+      <w:r>
+        <w:t>s just one catch—my school computers can</w:t>
+      </w:r>
+      <w:r>
+        <w:t>’</w:t>
+      </w:r>
+      <w:r>
+        <w:t>t display Chinese characters, so you</w:t>
+      </w:r>
+      <w:r>
+        <w:t>’</w:t>
+      </w:r>
+      <w:r>
+        <w:t>ll need to write in English. I get a ton of email these days. Chun actually emailed me a few days ago to let me know that she had arrived in Maryland.</w:t>
       </w:r>
     </w:p>
     <w:p>
@@ -10692,16 +12306,7 @@
         <w:t>’</w:t>
       </w:r>
       <w:r>
-        <w:t>m not very fond of arranged matchmaking</w:t>
-      </w:r>
-      <w:r>
-        <w:t>.</w:t>
-      </w:r>
-      <w:r>
-        <w:rPr>
-          <w:rStyle w:val="FootnoteReference"/>
-        </w:rPr>
-        <w:footnoteReference w:id="27"/>
+        <w:t>m not very fond of arranged matchmaking.</w:t>
       </w:r>
     </w:p>
     <w:p>
@@ -10831,35 +12436,32 @@
         <w:t>’</w:t>
       </w:r>
       <w:r>
-        <w:t xml:space="preserve">t want to keep anything </w:t>
-      </w:r>
+        <w:t>t want to keep anything from you, but I also don</w:t>
+      </w:r>
+      <w:r>
+        <w:t>’</w:t>
+      </w:r>
+      <w:r>
+        <w:t>t want to raise your hopes and have you disappointed if things don</w:t>
+      </w:r>
+      <w:r>
+        <w:t>’</w:t>
+      </w:r>
+      <w:r>
+        <w:t>t work out.</w:t>
+      </w:r>
+    </w:p>
+    <w:p>
+      <w:pPr>
+        <w:pStyle w:val="CSP-ChapterBodyText"/>
+      </w:pPr>
+    </w:p>
+    <w:p>
+      <w:pPr>
+        <w:pStyle w:val="CSP-ChapterBodyText"/>
+      </w:pPr>
       <w:r>
         <w:lastRenderedPageBreak/>
-        <w:t>from you, but I also don</w:t>
-      </w:r>
-      <w:r>
-        <w:t>’</w:t>
-      </w:r>
-      <w:r>
-        <w:t>t want to raise your hopes and have you disappointed if things don</w:t>
-      </w:r>
-      <w:r>
-        <w:t>’</w:t>
-      </w:r>
-      <w:r>
-        <w:t>t work out.</w:t>
-      </w:r>
-    </w:p>
-    <w:p>
-      <w:pPr>
-        <w:pStyle w:val="CSP-ChapterBodyText"/>
-      </w:pPr>
-    </w:p>
-    <w:p>
-      <w:pPr>
-        <w:pStyle w:val="CSP-ChapterBodyText"/>
-      </w:pPr>
-      <w:r>
         <w:t>I</w:t>
       </w:r>
       <w:r>
@@ -11087,93 +12689,32 @@
         <w:t>’</w:t>
       </w:r>
       <w:r>
-        <w:t>ve been busy all day, so sitting down to write back to you is actually a nice way to unwind.</w:t>
-      </w:r>
-    </w:p>
-    <w:p>
-      <w:pPr>
-        <w:pStyle w:val="CSP-ChapterBodyText"/>
-      </w:pPr>
-    </w:p>
-    <w:p>
-      <w:pPr>
-        <w:pStyle w:val="CSP-ChapterBodyText"/>
-      </w:pPr>
-      <w:r>
-        <w:t>I had no idea sending email was such a headache on your end. Let</w:t>
-      </w:r>
-      <w:r>
-        <w:t>’</w:t>
-      </w:r>
-      <w:r>
-        <w:t>s just stick to writing letters. As for buying a car, I haven</w:t>
-      </w:r>
-      <w:r>
-        <w:t>’</w:t>
-      </w:r>
-      <w:r>
-        <w:t>t bought one yet</w:t>
-      </w:r>
-      <w:r>
-        <w:t>—</w:t>
-      </w:r>
-      <w:r>
-        <w:t>it</w:t>
-      </w:r>
-      <w:r>
-        <w:t>’</w:t>
-      </w:r>
-      <w:r>
-        <w:t>s not an easy process. I</w:t>
-      </w:r>
-      <w:r>
-        <w:t>’</w:t>
-      </w:r>
-      <w:r>
-        <w:t>ll definitely be careful once I</w:t>
-      </w:r>
-      <w:r>
-        <w:t>’</w:t>
-      </w:r>
-      <w:r>
-        <w:t>m behind the wheel, so please don</w:t>
-      </w:r>
-      <w:r>
-        <w:t>’</w:t>
-      </w:r>
-      <w:r>
-        <w:t>t worry. Out here, practically everyone drives—it</w:t>
-      </w:r>
-      <w:r>
-        <w:t>’</w:t>
-      </w:r>
-      <w:r>
-        <w:t>s as common as riding bicycles back in China.</w:t>
-      </w:r>
-    </w:p>
-    <w:p>
-      <w:pPr>
-        <w:pStyle w:val="CSP-ChapterBodyText"/>
-      </w:pPr>
-    </w:p>
-    <w:p>
-      <w:pPr>
-        <w:pStyle w:val="CSP-ChapterBodyText"/>
-      </w:pPr>
-      <w:r>
-        <w:t>The certificate of deposit for the emergency fund has already matured</w:t>
-      </w:r>
-      <w:r>
-        <w:t>—</w:t>
-      </w:r>
-      <w:r>
-        <w:t>I was still in New Jersey when that happened. The bank automatically rolled it over for another ten months, which is fine since I don</w:t>
-      </w:r>
-      <w:r>
-        <w:t>’</w:t>
-      </w:r>
-      <w:r>
-        <w:t>t anticipate needing that money anytime soon. A few days ago, Weihai borrowed $3,500 from me to use as proof of funds for his financial documents. He</w:t>
+        <w:t>ve been busy all day, so sitting down to write back to you is actually a nice way to unwind. I had no idea sending and receiving email was such a headache on your end. Let</w:t>
+      </w:r>
+      <w:r>
+        <w:t>’</w:t>
+      </w:r>
+      <w:r>
+        <w:t>s just stick to writing letters instead.</w:t>
+      </w:r>
+    </w:p>
+    <w:p>
+      <w:pPr>
+        <w:pStyle w:val="CSP-ChapterBodyText"/>
+      </w:pPr>
+    </w:p>
+    <w:p>
+      <w:pPr>
+        <w:pStyle w:val="CSP-ChapterBodyText"/>
+      </w:pPr>
+      <w:r>
+        <w:t>The certificate of deposit for the emergency fund has already matured—I was still in New Jersey when that happened. The bank automatically rolled it over for another ten months, which is fine since I don</w:t>
+      </w:r>
+      <w:r>
+        <w:t>’</w:t>
+      </w:r>
+      <w:r>
+        <w:t>t anticipate needing that money anytime soon, thanks to the income from my summer job. Speaking of money, a few days ago Weihai borrowed $3,500 from me to use as proof of funds for his financial documents. He</w:t>
       </w:r>
       <w:r>
         <w:t>’</w:t>
@@ -11210,19 +12751,25 @@
         <w:t>’</w:t>
       </w:r>
       <w:r>
-        <w:t>d better get some sleep. Tomorrow I</w:t>
-      </w:r>
-      <w:r>
-        <w:t>’</w:t>
-      </w:r>
-      <w:r>
-        <w:t>m meeting with a professor to discuss the possibility of doing my Ph.D. under him. Nothing is set in stone yet, and I</w:t>
-      </w:r>
-      <w:r>
-        <w:t>’</w:t>
-      </w:r>
-      <w:r>
-        <w:t>ll continue looking for regular jobs as well.</w:t>
+        <w:t>d better get some sleep. Tomorrow morning I</w:t>
+      </w:r>
+      <w:r>
+        <w:t>’</w:t>
+      </w:r>
+      <w:r>
+        <w:t>m meeting with a professor to discuss the possibility of doing my Ph.D. under his supervision. Nothing is set in stone yet, and I</w:t>
+      </w:r>
+      <w:r>
+        <w:t>’</w:t>
+      </w:r>
+      <w:r>
+        <w:t>ll continue making plans for a master</w:t>
+      </w:r>
+      <w:r>
+        <w:t>’</w:t>
+      </w:r>
+      <w:r>
+        <w:t>s degree as well.</w:t>
       </w:r>
     </w:p>
     <w:p>
@@ -11241,13 +12788,17 @@
         <w:t>’</w:t>
       </w:r>
       <w:r>
-        <w:t>s enough for you simply to know about her. Try not to overthink or read too much into it. We</w:t>
-      </w:r>
-      <w:r>
-        <w:t>’</w:t>
-      </w:r>
-      <w:r>
-        <w:t>re still taking things slowly and figuring it out as we go. I</w:t>
+        <w:t xml:space="preserve">s enough for you simply to know about her. Try not to overthink </w:t>
+      </w:r>
+      <w:r>
+        <w:lastRenderedPageBreak/>
+        <w:t>or read too much into it. We</w:t>
+      </w:r>
+      <w:r>
+        <w:t>’</w:t>
+      </w:r>
+      <w:r>
+        <w:t>re still taking things slowly and seeing where things go. I</w:t>
       </w:r>
       <w:r>
         <w:t>’</w:t>
@@ -11363,13 +12914,7 @@
         <w:rPr>
           <w:rFonts w:ascii="Garamond" w:hAnsi="Garamond"/>
         </w:rPr>
-        <w:t>‘</w:t>
-      </w:r>
-      <w:r>
-        <w:rPr>
-          <w:rFonts w:ascii="Garamond" w:hAnsi="Garamond"/>
-        </w:rPr>
-        <w:t>91</w:t>
+        <w:t>’91</w:t>
       </w:r>
       <w:r>
         <w:rPr>
@@ -11491,7 +13036,7 @@
         <w:t>’</w:t>
       </w:r>
       <w:r>
-        <w:t>s incredibly frustrating. At its worst, I received over a dozen of these emails a day. I</w:t>
+        <w:t>s incredibly frustrating. At its worst, I received more than a dozen of these emails a day. I</w:t>
       </w:r>
       <w:r>
         <w:t>’</w:t>
@@ -11503,13 +13048,13 @@
         <w:t>’</w:t>
       </w:r>
       <w:r>
-        <w:t>t worry too much, though—it</w:t>
-      </w:r>
-      <w:r>
-        <w:t>’</w:t>
-      </w:r>
-      <w:r>
-        <w:t>s not always this hectic.</w:t>
+        <w:t>t worry, though—it isn</w:t>
+      </w:r>
+      <w:r>
+        <w:t>’</w:t>
+      </w:r>
+      <w:r>
+        <w:t>t always this hectic.</w:t>
       </w:r>
     </w:p>
     <w:p>
@@ -11528,19 +13073,13 @@
         <w:t>’</w:t>
       </w:r>
       <w:r>
-        <w:t xml:space="preserve">ve started looking for a job and have already had a few interviews, all of them conducted on campus. </w:t>
-      </w:r>
-      <w:r>
-        <w:t>No news yet—it</w:t>
-      </w:r>
-      <w:r>
-        <w:t>’</w:t>
-      </w:r>
-      <w:r>
-        <w:t>s still early.</w:t>
-      </w:r>
-      <w:r>
-        <w:t xml:space="preserve"> Companies typically require two rounds of interviews—the first one on campus and a second one on-site at the company. If I decide to graduate with just my master</w:t>
+        <w:t>ve started looking for a job and have already had a few interviews, all of them conducted on campus. No news yet—it</w:t>
+      </w:r>
+      <w:r>
+        <w:t>’</w:t>
+      </w:r>
+      <w:r>
+        <w:t>s still early. Companies typically require two rounds of interviews—the first one on campus and a second one on-site at the company. If I decide to graduate with just my master</w:t>
       </w:r>
       <w:r>
         <w:t>’</w:t>
@@ -11552,48 +13091,64 @@
         <w:t>’</w:t>
       </w:r>
       <w:r>
-        <w:t>ll be finishing up next May. The bulk of interviewing will take place next year; this year is really just an opportunity to get some practice in.</w:t>
-      </w:r>
-    </w:p>
-    <w:p>
-      <w:pPr>
-        <w:pStyle w:val="CSP-ChapterBodyText"/>
-      </w:pPr>
-    </w:p>
-    <w:p>
-      <w:pPr>
-        <w:pStyle w:val="CSP-ChapterBodyText"/>
-      </w:pPr>
-      <w:r>
-        <w:t xml:space="preserve">I recently bought a car—a </w:t>
-      </w:r>
-      <w:r>
-        <w:t>‘</w:t>
-      </w:r>
-      <w:r>
-        <w:t>91 Toyota Corolla sedan. It cost me $4,600, which is a lot of money upfront, but I got a pretty good deal since the average market price for similar cars is usually around $5,600. I</w:t>
-      </w:r>
-      <w:r>
-        <w:t>’</w:t>
-      </w:r>
-      <w:r>
-        <w:t>ve also bought insurance for it, which comes out to about $640 a year. Honestly, it doesn</w:t>
-      </w:r>
-      <w:r>
-        <w:t>’</w:t>
-      </w:r>
-      <w:r>
-        <w:t xml:space="preserve">t make much sense </w:t>
+        <w:t>ll be finishing up next May. Most of the interviewing will take place next year; this year is really just an opportunity to get some practice in.</w:t>
+      </w:r>
+    </w:p>
+    <w:p>
+      <w:pPr>
+        <w:pStyle w:val="CSP-ChapterBodyText"/>
+      </w:pPr>
+    </w:p>
+    <w:p>
+      <w:pPr>
+        <w:pStyle w:val="CSP-ChapterBodyText"/>
+      </w:pPr>
+      <w:r>
+        <w:t xml:space="preserve">I recently bought a car—a white </w:t>
+      </w:r>
+      <w:r>
+        <w:t>’91</w:t>
+      </w:r>
+      <w:r>
+        <w:t xml:space="preserve"> </w:t>
+      </w:r>
+      <w:r>
+        <w:t>Toyota Corolla sedan. I had to ask a friend to come with me because I didn</w:t>
+      </w:r>
+      <w:r>
+        <w:t>’</w:t>
+      </w:r>
+      <w:r>
+        <w:t>t know how to drive it home myself. It cost me $4,600, which is a lot of money upfront, but I got a pretty good deal since the average market price for similar cars is usually around $5,600. I</w:t>
+      </w:r>
+      <w:r>
+        <w:t>’</w:t>
+      </w:r>
+      <w:r>
+        <w:t xml:space="preserve">ve also </w:t>
       </w:r>
       <w:r>
         <w:lastRenderedPageBreak/>
-        <w:t>to buy a cheaper car here. Insurance is so expensive that after a few years, the premiums alone could cost more than the car itself. I also got my learner</w:t>
-      </w:r>
-      <w:r>
-        <w:t>’</w:t>
-      </w:r>
-      <w:r>
-        <w:t>s permit so I can start practicing driving. I haven</w:t>
+        <w:t>bought insurance for it, which comes out to about $640 a year. To be honest, I don</w:t>
+      </w:r>
+      <w:r>
+        <w:t>’</w:t>
+      </w:r>
+      <w:r>
+        <w:t xml:space="preserve">t think it makes much sense to buy a cheaper car here. Insurance is so expensive that after a few years, the premiums alone could cost more than the car itself. </w:t>
+      </w:r>
+    </w:p>
+    <w:p>
+      <w:pPr>
+        <w:pStyle w:val="CSP-ChapterBodyText"/>
+      </w:pPr>
+    </w:p>
+    <w:p>
+      <w:pPr>
+        <w:pStyle w:val="CSP-ChapterBodyText"/>
+      </w:pPr>
+      <w:r>
+        <w:t>The car is parked outside right now, and I can see it right from my window. I haven</w:t>
       </w:r>
       <w:r>
         <w:t>’</w:t>
@@ -11605,38 +13160,62 @@
         <w:t>’</w:t>
       </w:r>
       <w:r>
-        <w:t>ll probably start in the next week or two. I</w:t>
-      </w:r>
-      <w:r>
-        <w:t>’</w:t>
-      </w:r>
-      <w:r>
-        <w:t>ll be very careful, so please don</w:t>
-      </w:r>
-      <w:r>
-        <w:t>’</w:t>
-      </w:r>
-      <w:r>
-        <w:t>t worry. Between the car and the insurance, my savings took a major hit, so coming home for winter break is pretty much out of the question now.</w:t>
-      </w:r>
-    </w:p>
-    <w:p>
-      <w:pPr>
-        <w:pStyle w:val="CSP-ChapterBodyText"/>
-      </w:pPr>
-    </w:p>
-    <w:p>
-      <w:pPr>
-        <w:pStyle w:val="CSP-ChapterBodyText"/>
-      </w:pPr>
-      <w:r>
-        <w:t>Robin and I are still hanging out and talking on the phone, but it doesn</w:t>
-      </w:r>
-      <w:r>
-        <w:t>’</w:t>
-      </w:r>
-      <w:r>
-        <w:t>t look like the relationship is going anywhere in particular. We may simply be too different. I think we</w:t>
+        <w:t>ll probably start in the next week or two—I just got my learner</w:t>
+      </w:r>
+      <w:r>
+        <w:t>’</w:t>
+      </w:r>
+      <w:r>
+        <w:t>s permit. Until then, it</w:t>
+      </w:r>
+      <w:r>
+        <w:t>’</w:t>
+      </w:r>
+      <w:r>
+        <w:t>ll stay parked in the same spot. I</w:t>
+      </w:r>
+      <w:r>
+        <w:t>’</w:t>
+      </w:r>
+      <w:r>
+        <w:t>ll be very careful once I start driving, so please don</w:t>
+      </w:r>
+      <w:r>
+        <w:t>’</w:t>
+      </w:r>
+      <w:r>
+        <w:t>t worry. Out here, practically everyone drives—it</w:t>
+      </w:r>
+      <w:r>
+        <w:t>’</w:t>
+      </w:r>
+      <w:r>
+        <w:t>s as common as riding bicycles back in China. Between the car and the insurance, my savings took a major hit, so coming home for winter break is pretty much out of the question now.</w:t>
+      </w:r>
+    </w:p>
+    <w:p>
+      <w:pPr>
+        <w:pStyle w:val="CSP-ChapterBodyText"/>
+      </w:pPr>
+    </w:p>
+    <w:p>
+      <w:pPr>
+        <w:pStyle w:val="CSP-ChapterBodyText"/>
+      </w:pPr>
+      <w:r>
+        <w:t>Robin and I are still spending time together and talking on the phone, but it doesn</w:t>
+      </w:r>
+      <w:r>
+        <w:t>’</w:t>
+      </w:r>
+      <w:r>
+        <w:t>t seem like it</w:t>
+      </w:r>
+      <w:r>
+        <w:t>’</w:t>
+      </w:r>
+      <w:r>
+        <w:t>s going anywhere. We may simply be too different. I think we</w:t>
       </w:r>
       <w:r>
         <w:t>’</w:t>
@@ -11708,7 +13287,7 @@
         <w:pStyle w:val="CSP-ChapterBodyText"/>
       </w:pPr>
       <w:r>
-        <w:t>P.S. It looks like my roommate will be transferring at the end of the year to a school in Dallas, another city in Texas.</w:t>
+        <w:t>P.S. It looks like my roommate will be transferring to a school in Dallas, another city in Texas, at the end of the year.</w:t>
       </w:r>
     </w:p>
     <w:p>
@@ -12027,7 +13606,7 @@
         <w:t>’</w:t>
       </w:r>
       <w:r>
-        <w:t>ve heard California is great, though the cost of living is very high there as well.</w:t>
+        <w:t>ve heard California has many high-tech companies and nice weather, though the cost of living is very high there as well.</w:t>
       </w:r>
     </w:p>
     <w:p>
@@ -12046,7 +13625,16 @@
         <w:t>’</w:t>
       </w:r>
       <w:r>
-        <w:t>s going to Microsoft with a starting base salary of $47,000, which is quite good. He will graduate at the end of this year. Interestingly, several of my classmates from Beijing who came to UT for their Ph.D. programs have decided to drop out and look for jobs instead. Part of the reason is how hot the job market is right now, and part of it is that a Ph.D. simply takes up way too much time</w:t>
+        <w:t xml:space="preserve">s going to Microsoft </w:t>
+      </w:r>
+      <w:r>
+        <w:t>in Seattle</w:t>
+      </w:r>
+      <w:r>
+        <w:t xml:space="preserve"> </w:t>
+      </w:r>
+      <w:r>
+        <w:t>with a starting base salary of $47,000, which is quite good. He will graduate at the end of this year. Interestingly, several of my classmates from Beijing who came to UT for their Ph.D. programs have decided to drop out and look for jobs instead. Part of the reason is how hot the job market is right now, and part of it is that a Ph.D. simply takes up way too much time</w:t>
       </w:r>
       <w:r>
         <w:t>—at least four years in our department</w:t>
@@ -12655,53 +14243,23 @@
         <w:pStyle w:val="CSP-ChapterBodyText"/>
       </w:pPr>
       <w:r>
-        <w:t xml:space="preserve">In </w:t>
-      </w:r>
-      <w:r>
-        <w:t>the United States</w:t>
-      </w:r>
-      <w:r>
-        <w:t>, it</w:t>
-      </w:r>
-      <w:r>
-        <w:t>’</w:t>
-      </w:r>
-      <w:r>
-        <w:t xml:space="preserve">s much easier for </w:t>
-      </w:r>
-      <w:r>
-        <w:t>c</w:t>
-      </w:r>
-      <w:r>
-        <w:t xml:space="preserve">omputer </w:t>
-      </w:r>
-      <w:r>
-        <w:t>s</w:t>
-      </w:r>
-      <w:r>
-        <w:t xml:space="preserve">cience and </w:t>
-      </w:r>
-      <w:r>
-        <w:t>e</w:t>
-      </w:r>
-      <w:r>
-        <w:t xml:space="preserve">lectrical </w:t>
-      </w:r>
-      <w:r>
-        <w:t>e</w:t>
-      </w:r>
-      <w:r>
-        <w:t xml:space="preserve">ngineering majors to find jobs. Companies of all sizes </w:t>
+        <w:t>In the United States, it</w:t>
+      </w:r>
+      <w:r>
+        <w:t>’</w:t>
+      </w:r>
+      <w:r>
+        <w:t xml:space="preserve">s much easier for computer science and electrical engineering majors to find jobs. Companies of all sizes </w:t>
       </w:r>
       <w:r>
         <w:lastRenderedPageBreak/>
-        <w:t>come to campus to recruit students. That said, more than half of these companies won</w:t>
-      </w:r>
-      <w:r>
-        <w:t>’</w:t>
-      </w:r>
-      <w:r>
-        <w:t>t sponsor international students, so our options as international students are much more limited than those of Americans or green card holders. Even so, the vast majority of graduate students in science and technology fields are international students, mostly from India and China.</w:t>
+        <w:t>are eager to come to campus and recruit students. That said, more than half of these companies won</w:t>
+      </w:r>
+      <w:r>
+        <w:t>’</w:t>
+      </w:r>
+      <w:r>
+        <w:t>t sponsor work visas, so our options as international students are much more limited than those of Americans or green card holders. Even so, the vast majority of graduate students in science and technology fields are international students, mostly from India and China.</w:t>
       </w:r>
     </w:p>
     <w:p>
@@ -12720,7 +14278,7 @@
         <w:t>’</w:t>
       </w:r>
       <w:r>
-        <w:t xml:space="preserve">ve already been in the States for a year and four months. All things </w:t>
+        <w:t xml:space="preserve">ve already been in the United States for a year and four months. All things </w:t>
       </w:r>
       <w:proofErr w:type="gramStart"/>
       <w:r>
@@ -12777,7 +14335,7 @@
         <w:t>’</w:t>
       </w:r>
       <w:r>
-        <w:t>ve read some articles online claiming that the average salary in places like Guangzhou, Shanghai, and Beijing has already broken into the four-digit range, though I have no idea how accurate those reports are. You wouldn</w:t>
+        <w:t>ve read some articles online claiming that the average monthly salary in places like Guangzhou, Shanghai, and Beijing has already broken into the four-digit range, though I have no idea how accurate those reports are. You wouldn</w:t>
       </w:r>
       <w:r>
         <w:t>’</w:t>
@@ -13202,25 +14760,19 @@
         <w:t>’</w:t>
       </w:r>
       <w:r>
-        <w:t>s PALS program. We meet once a week for language and cultural exchange. She is in her late forties. Born in Germany and raised in the United States, she</w:t>
-      </w:r>
-      <w:r>
-        <w:t>’</w:t>
-      </w:r>
-      <w:r>
-        <w:t>s lived in Japan for about five years and recently returned from a trip there. She</w:t>
-      </w:r>
-      <w:r>
-        <w:t>’</w:t>
-      </w:r>
-      <w:r>
-        <w:t>s also traveled to China before, including Nanjing. Above all, she is an incredibly kind person. Her father was a professor here at UT and passed away not too long ago. The photos were all taken here in Austin—some at the State Capitol, and others along Town Lake. I included a few shots of a swan</w:t>
-      </w:r>
-      <w:r>
-        <w:t>—</w:t>
-      </w:r>
-      <w:r>
-        <w:t>this swan was hilarious and so greedy for food that it almost swallowed my finger! All in all, Austin really is a wonderful city. You definitely won</w:t>
+        <w:t>s PALS program. We meet once a week for language and cultural exchange. She is in her late forties. Born in Germany and raised in the United States, she recently returned to the U.S. after living in Japan for about five years. Her father was a professor here at UT and passed away not too long ago. She</w:t>
+      </w:r>
+      <w:r>
+        <w:t>’</w:t>
+      </w:r>
+      <w:r>
+        <w:t>s also traveled to China before, including Nanjing. Above all, she</w:t>
+      </w:r>
+      <w:r>
+        <w:t>’</w:t>
+      </w:r>
+      <w:r>
+        <w:t>s an incredibly kind person. The photos were all taken here in Austin—some at the State Capitol, and others along Town Lake. I included a few shots of a swan—this swan was hilarious and so greedy for food that it almost swallowed my finger! All in all, Austin really is a wonderful city. You definitely won</w:t>
       </w:r>
       <w:r>
         <w:t>’</w:t>
@@ -13468,25 +15020,28 @@
         <w:footnoteReference w:id="33"/>
       </w:r>
       <w:r>
-        <w:t xml:space="preserve"> that took effect this month. Please don</w:t>
-      </w:r>
-      <w:r>
-        <w:t>’</w:t>
-      </w:r>
-      <w:r>
-        <w:t>t worry about it. The law is mainly aimed at illegal immigrants. As long as international students follow the rules, we</w:t>
-      </w:r>
-      <w:r>
-        <w:t>’</w:t>
-      </w:r>
-      <w:r>
-        <w:t>re here legally on F-1 visas. After graduation, we</w:t>
-      </w:r>
-      <w:r>
-        <w:t>’</w:t>
-      </w:r>
-      <w:r>
-        <w:t>re allowed to stay in the United States for one year. If we change to H-1B status during that time, we can continue working legally for several more years. While we</w:t>
+        <w:t xml:space="preserve"> that took effect this month. </w:t>
+      </w:r>
+      <w:r>
+        <w:t>Please don</w:t>
+      </w:r>
+      <w:r>
+        <w:t>’</w:t>
+      </w:r>
+      <w:r>
+        <w:t>t worry about it. The law is mainly aimed at illegal immigrants. As long as international students follow the laws, we</w:t>
+      </w:r>
+      <w:r>
+        <w:t>’</w:t>
+      </w:r>
+      <w:r>
+        <w:t>re here legally on F-1 visas. After graduation, with work authorization we</w:t>
+      </w:r>
+      <w:r>
+        <w:t>’</w:t>
+      </w:r>
+      <w:r>
+        <w:t>re allowed to stay and work in the United States for one year. If we change to H-1B status during that time, we can continue working legally for several more years. While we</w:t>
       </w:r>
       <w:r>
         <w:t>’</w:t>
@@ -13674,7 +15229,7 @@
         <w:t>’</w:t>
       </w:r>
       <w:r>
-        <w:t>d also have to drive about ten minutes to the train station, where parking costs another $40 a month. Even so, Edison has a lot going for it. It</w:t>
+        <w:t>d also have to drive about ten minutes to the train station, where parking costs another $40 a month. Even so, Edison has a lot to offer. It</w:t>
       </w:r>
       <w:r>
         <w:t>’</w:t>
@@ -13754,12 +15309,6 @@
         <w:t xml:space="preserve"> to come with me.</w:t>
       </w:r>
       <w:r>
-        <w:rPr>
-          <w:rStyle w:val="FootnoteReference"/>
-        </w:rPr>
-        <w:footnoteReference w:id="34"/>
-      </w:r>
-      <w:r>
         <w:t xml:space="preserve"> </w:t>
       </w:r>
       <w:proofErr w:type="spellStart"/>
@@ -13771,17 +15320,17 @@
         <w:t xml:space="preserve"> has</w:t>
       </w:r>
       <w:r>
-        <w:t xml:space="preserve"> </w:t>
+        <w:t xml:space="preserve"> accepted a job in Washington, D.C., which isn</w:t>
+      </w:r>
+      <w:r>
+        <w:t>’</w:t>
+      </w:r>
+      <w:r>
+        <w:t xml:space="preserve">t very far from New </w:t>
       </w:r>
       <w:r>
         <w:lastRenderedPageBreak/>
-        <w:t>accepted a job in Washington, D.C., which isn</w:t>
-      </w:r>
-      <w:r>
-        <w:t>’</w:t>
-      </w:r>
-      <w:r>
-        <w:t>t very far from New Jersey—only about half a day</w:t>
+        <w:t>Jersey—only about half a day</w:t>
       </w:r>
       <w:r>
         <w:t>’</w:t>
@@ -14275,7 +15824,7 @@
         <w:rPr>
           <w:rStyle w:val="FootnoteReference"/>
         </w:rPr>
-        <w:footnoteReference w:id="35"/>
+        <w:footnoteReference w:id="34"/>
       </w:r>
       <w:r>
         <w:t xml:space="preserve"> </w:t>
@@ -17642,7 +19191,7 @@
         <w:t xml:space="preserve"> </w:t>
       </w:r>
       <w:r>
-        <w:t>Chun is the young woman I met through a family friend in the summer of 1995, just a month before I left for the United States.</w:t>
+        <w:t>Chun was a woman my age whom I met through a family friend in the summer of 1995, just a month before I left for the United States.</w:t>
       </w:r>
     </w:p>
   </w:footnote>
@@ -17733,7 +19282,13 @@
         <w:t xml:space="preserve"> </w:t>
       </w:r>
       <w:r>
-        <w:t>I was referring to a collect call, a telephone call in which the recipient, rather than the caller, agrees to pay the charges.</w:t>
+        <w:t>At the time, a one-minute call from China to the United States cost between 26 and 30 yuan—nearly a day</w:t>
+      </w:r>
+      <w:r>
+        <w:t>’</w:t>
+      </w:r>
+      <w:r>
+        <w:t>s salary for my father.</w:t>
       </w:r>
     </w:p>
   </w:footnote>
@@ -17834,7 +19389,25 @@
         <w:t>Seinfeld</w:t>
       </w:r>
       <w:r>
-        <w:t>, were all part of NBC's legendary "Must See TV" Thursday night lineup.</w:t>
+        <w:t>, were all part of NBC</w:t>
+      </w:r>
+      <w:r>
+        <w:t>’</w:t>
+      </w:r>
+      <w:r>
+        <w:t xml:space="preserve">s legendary </w:t>
+      </w:r>
+      <w:r>
+        <w:t>“</w:t>
+      </w:r>
+      <w:r>
+        <w:t>Must See TV</w:t>
+      </w:r>
+      <w:r>
+        <w:t>”</w:t>
+      </w:r>
+      <w:r>
+        <w:t xml:space="preserve"> Thursday night lineup.</w:t>
       </w:r>
     </w:p>
   </w:footnote>
@@ -18167,22 +19740,7 @@
         <w:t xml:space="preserve"> </w:t>
       </w:r>
       <w:r>
-        <w:t xml:space="preserve">Around 1996, </w:t>
-      </w:r>
-      <w:r>
-        <w:t>with</w:t>
-      </w:r>
-      <w:r>
-        <w:t xml:space="preserve"> a few exceptions, most computers at home or in the workplace were not connected to the internet.</w:t>
-      </w:r>
-      <w:r>
-        <w:t xml:space="preserve"> </w:t>
-      </w:r>
-      <w:r>
-        <w:t>In many cases, a single email account was shared by multiple people</w:t>
-      </w:r>
-      <w:r>
-        <w:t>.</w:t>
+        <w:t>Letter #16 was, in fact, lost, along with many of the film negatives. Unfortunately, I no longer remember what I wrote in it.</w:t>
       </w:r>
     </w:p>
   </w:footnote>
@@ -18201,7 +19759,7 @@
         <w:t xml:space="preserve"> </w:t>
       </w:r>
       <w:r>
-        <w:t>Arranged matchmaking was relatively common in China at the time. I, too, met Chun through this kind of introduction.</w:t>
+        <w:t>Around 1996, with a few exceptions, most computers in China were not connected to the internet. Even where email was available, a single email account was often shared by multiple people.</w:t>
       </w:r>
     </w:p>
   </w:footnote>
@@ -18344,25 +19902,6 @@
     </w:p>
   </w:footnote>
   <w:footnote w:id="34">
-    <w:p>
-      <w:pPr>
-        <w:pStyle w:val="FootnoteText"/>
-      </w:pPr>
-      <w:r>
-        <w:rPr>
-          <w:rStyle w:val="FootnoteReference"/>
-        </w:rPr>
-        <w:footnoteRef/>
-      </w:r>
-      <w:r>
-        <w:t xml:space="preserve"> </w:t>
-      </w:r>
-      <w:r>
-        <w:t>Before GPS became commonplace, people relied on paper maps for navigation. On long trips, it was often helpful to have a passenger read the map while the driver kept their eyes on the road.</w:t>
-      </w:r>
-    </w:p>
-  </w:footnote>
-  <w:footnote w:id="35">
     <w:p>
       <w:pPr>
         <w:pStyle w:val="FootnoteText"/>
@@ -18910,7 +20449,6 @@
   <w:style w:type="character" w:default="1" w:styleId="DefaultParagraphFont">
     <w:name w:val="Default Paragraph Font"/>
     <w:uiPriority w:val="1"/>
-    <w:semiHidden/>
     <w:unhideWhenUsed/>
   </w:style>
   <w:style w:type="table" w:default="1" w:styleId="TableNormal">

--- a/letters_from_usa/book.docx
+++ b/letters_from_usa/book.docx
@@ -2117,7 +2117,15 @@
                 <w:sz w:val="20"/>
                 <w:szCs w:val="20"/>
               </w:rPr>
-              <w:t>’91</w:t>
+              <w:t>‘</w:t>
+            </w:r>
+            <w:r>
+              <w:rPr>
+                <w:rFonts w:ascii="Garamond" w:hAnsi="Garamond"/>
+                <w:sz w:val="20"/>
+                <w:szCs w:val="20"/>
+              </w:rPr>
+              <w:t>91</w:t>
             </w:r>
             <w:r>
               <w:rPr>
@@ -3153,13 +3161,16 @@
         <w:t>’</w:t>
       </w:r>
       <w:r>
-        <w:t>m not entirely sure why the travel agency was able to offer such a lower price. They told me to call Northwest Airlines in Shanghai the week before my departure to confirm everything, and I</w:t>
-      </w:r>
-      <w:r>
-        <w:t>’</w:t>
-      </w:r>
-      <w:r>
-        <w:t xml:space="preserve">ve already written down the phone number. </w:t>
+        <w:t>m not entirely sure why the travel agency was able to offer such a low price. They told me to call Northwest Airlines in Shanghai the week before my departure to confirm everything, and I</w:t>
+      </w:r>
+      <w:r>
+        <w:t>’</w:t>
+      </w:r>
+      <w:r>
+        <w:t>ve already written down the phone number.</w:t>
+      </w:r>
+      <w:r>
+        <w:t xml:space="preserve"> </w:t>
       </w:r>
     </w:p>
     <w:p>
@@ -4317,7 +4328,7 @@
         <w:t>’</w:t>
       </w:r>
       <w:r>
-        <w:t>t considered luxurious in America, but if you place this apartment in China, it would be considered quite nice, wouldn</w:t>
+        <w:t>t considered luxurious in America, but if you placed this apartment in China, it would be considered quite nice, wouldn</w:t>
       </w:r>
       <w:r>
         <w:t>’</w:t>
@@ -4466,18 +4477,10 @@
         <w:t>’</w:t>
       </w:r>
       <w:r>
-        <w:t xml:space="preserve">ll deposit the money in the bank in a couple of </w:t>
-      </w:r>
-      <w:proofErr w:type="gramStart"/>
-      <w:r>
-        <w:t>days</w:t>
-      </w:r>
-      <w:r>
-        <w:t xml:space="preserve"> ,</w:t>
-      </w:r>
-      <w:proofErr w:type="gramEnd"/>
-      <w:r>
-        <w:t xml:space="preserve"> so don</w:t>
+        <w:t>ll deposit the money in the bank in a couple of days</w:t>
+      </w:r>
+      <w:r>
+        <w:t xml:space="preserve"> , so don</w:t>
       </w:r>
       <w:r>
         <w:t>’</w:t>
@@ -5605,21 +5608,13 @@
         <w:t>’</w:t>
       </w:r>
       <w:r>
-        <w:t xml:space="preserve">t have much money left in my checking account, so I checked my balance over the phone. To my surprise, there was actually $1,140 in it! As it turns out, today is the last day of September, which means </w:t>
-      </w:r>
-      <w:proofErr w:type="gramStart"/>
-      <w:r>
-        <w:t>it</w:t>
-      </w:r>
-      <w:r>
-        <w:t>’</w:t>
-      </w:r>
-      <w:r>
-        <w:t>s</w:t>
-      </w:r>
-      <w:proofErr w:type="gramEnd"/>
-      <w:r>
-        <w:t xml:space="preserve"> payday.</w:t>
+        <w:t>t have much money left in my checking account, so I checked my balance over the phone. To my surprise, there was actually $1,140 in it! As it turns out, today is the last day of September, which means it</w:t>
+      </w:r>
+      <w:r>
+        <w:t>’</w:t>
+      </w:r>
+      <w:r>
+        <w:t>s payday.</w:t>
       </w:r>
     </w:p>
     <w:p>
@@ -6014,15 +6009,7 @@
         <w:pStyle w:val="CSP-ChapterBodyText"/>
       </w:pPr>
       <w:r>
-        <w:t xml:space="preserve">My apartment lease is up at the end of February. I could renew it, </w:t>
-      </w:r>
-      <w:proofErr w:type="gramStart"/>
-      <w:r>
-        <w:t>but</w:t>
-      </w:r>
-      <w:proofErr w:type="gramEnd"/>
-      <w:r>
-        <w:t xml:space="preserve"> if possible, I</w:t>
+        <w:t>My apartment lease is up at the end of February. I could renew it, but if possible, I</w:t>
       </w:r>
       <w:r>
         <w:t>’</w:t>
@@ -6111,31 +6098,13 @@
       <w:r>
         <w:t xml:space="preserve">m not entirely sure how to translate it into Chinese—maybe </w:t>
       </w:r>
-      <w:proofErr w:type="spellStart"/>
       <w:r>
         <w:rPr>
           <w:i/>
           <w:iCs w:val="0"/>
         </w:rPr>
-        <w:t>Wànshèng</w:t>
-      </w:r>
-      <w:proofErr w:type="spellEnd"/>
-      <w:r>
-        <w:rPr>
-          <w:i/>
-          <w:iCs w:val="0"/>
-        </w:rPr>
-        <w:t xml:space="preserve"> </w:t>
-      </w:r>
-      <w:proofErr w:type="spellStart"/>
-      <w:r>
-        <w:rPr>
-          <w:i/>
-          <w:iCs w:val="0"/>
-        </w:rPr>
-        <w:t>Jié</w:t>
-      </w:r>
-      <w:proofErr w:type="spellEnd"/>
+        <w:t>Wànshèng Jié</w:t>
+      </w:r>
       <w:r>
         <w:t>—but it</w:t>
       </w:r>
@@ -6192,7 +6161,7 @@
         <w:t>’</w:t>
       </w:r>
       <w:r>
-        <w:t>m living in; 22 through 28 are a few spots around campus; and 29 through 33 were taken inside my room. Photo 34 is the outside of my apartment building, and 35 and 36 are of the supermarket where I</w:t>
+        <w:t>m living; 22 through 28 are a few spots around campus; and 29 through 33 were taken inside my room. Photo 34 is the outside of my apartment building, and 35 and 36 are of the supermarket where I</w:t>
       </w:r>
       <w:r>
         <w:t>’</w:t>
@@ -6761,13 +6730,8 @@
       <w:pPr>
         <w:pStyle w:val="CSP-ChapterBodyText"/>
       </w:pPr>
-      <w:proofErr w:type="gramStart"/>
-      <w:r>
-        <w:t>So</w:t>
-      </w:r>
-      <w:proofErr w:type="gramEnd"/>
-      <w:r>
-        <w:t xml:space="preserve"> there</w:t>
+      <w:r>
+        <w:t>So there</w:t>
       </w:r>
       <w:r>
         <w:t>’</w:t>
@@ -7108,21 +7072,13 @@
         <w:t>’</w:t>
       </w:r>
       <w:r>
-        <w:t xml:space="preserve">t running, so I have to take the regular city bus. I ended up getting straight </w:t>
-      </w:r>
-      <w:proofErr w:type="gramStart"/>
-      <w:r>
-        <w:t>A</w:t>
-      </w:r>
-      <w:r>
-        <w:t>’</w:t>
-      </w:r>
-      <w:r>
-        <w:t>s</w:t>
-      </w:r>
-      <w:proofErr w:type="gramEnd"/>
-      <w:r>
-        <w:t xml:space="preserve"> in all three of my classes this semester, which I pretty much expected. It definitely gives me a lot more confidence about my coursework going forward. I</w:t>
+        <w:t>t running, so I have to take the regular city bus. I ended up getting straight A</w:t>
+      </w:r>
+      <w:r>
+        <w:t>’</w:t>
+      </w:r>
+      <w:r>
+        <w:t>s in all three of my classes this semester, which I pretty much expected. It definitely gives me a lot more confidence about my coursework going forward. I</w:t>
       </w:r>
       <w:r>
         <w:t>’</w:t>
@@ -7140,15 +7096,7 @@
         <w:t>’</w:t>
       </w:r>
       <w:r>
-        <w:t>ll be TA-</w:t>
-      </w:r>
-      <w:proofErr w:type="spellStart"/>
-      <w:r>
-        <w:t>ing</w:t>
-      </w:r>
-      <w:proofErr w:type="spellEnd"/>
-      <w:r>
-        <w:t xml:space="preserve"> for yet, but I</w:t>
+        <w:t>ll be TA-ing for yet, but I</w:t>
       </w:r>
       <w:r>
         <w:t>’</w:t>
@@ -7186,15 +7134,7 @@
         <w:pStyle w:val="CSP-ChapterBodyText"/>
       </w:pPr>
       <w:r>
-        <w:t xml:space="preserve">A friend of mine originally invited me and a few others to Louisiana to check out the casinos—mostly just to see what they were like. But on Christmas morning, even though we got up at 5:30 a.m., we still missed the bus! </w:t>
-      </w:r>
-      <w:proofErr w:type="gramStart"/>
-      <w:r>
-        <w:t>So</w:t>
-      </w:r>
-      <w:proofErr w:type="gramEnd"/>
-      <w:r>
-        <w:t xml:space="preserve"> we changed our plans and went to San Antonio instead. San Antonio is a tourist city, famous for its River Walk—a canal lined with restaurants on both sides. With all the Christmas lights, the views there were absolutely beautiful. It</w:t>
+        <w:t>A friend of mine originally invited me and a few others to Louisiana to check out the casinos—mostly just to see what they were like. But on Christmas morning, even though we got up at 5:30 a.m., we still missed the bus! So we changed our plans and went to San Antonio instead. San Antonio is a tourist city, famous for its River Walk—a canal lined with restaurants on both sides. With all the Christmas lights, the views there were absolutely beautiful. It</w:t>
       </w:r>
       <w:r>
         <w:t>’</w:t>
@@ -7245,15 +7185,7 @@
         <w:t>’</w:t>
       </w:r>
       <w:r>
-        <w:t>m moving. Coincidentally, one of our Taiwanese neighbors, Yao-</w:t>
-      </w:r>
-      <w:proofErr w:type="spellStart"/>
-      <w:r>
-        <w:t>zhu</w:t>
-      </w:r>
-      <w:proofErr w:type="spellEnd"/>
-      <w:r>
-        <w:t>, is moving out too because she just bought a mobile home—basically a house on wheels, only it doesn</w:t>
+        <w:t>m moving. Coincidentally, one of our Taiwanese neighbors, Yao-zhu, is moving out too because she just bought a mobile home—basically a house on wheels, only it doesn</w:t>
       </w:r>
       <w:r>
         <w:t>’</w:t>
@@ -7265,15 +7197,13 @@
         <w:t>’</w:t>
       </w:r>
       <w:r>
-        <w:t>s really nice—two bedrooms, a living room, a kitchen, a bathroom, and it even comes with a washer and dryer. The mobile home park seems nice too. She repeatedly asked me to be her roommate, offering me rent for $200 a month plus half the utilities, which sounded tempting. At the time, though, I was already negotiating with that American student, and rooming with him would run me closer to $330. Compared to that, her mobile home was cheaper and just as nice, so I turned down the American student and told Yao-</w:t>
-      </w:r>
-      <w:proofErr w:type="spellStart"/>
-      <w:r>
-        <w:t>zhu</w:t>
-      </w:r>
-      <w:proofErr w:type="spellEnd"/>
-      <w:r>
-        <w:t xml:space="preserve"> I</w:t>
+        <w:t xml:space="preserve">s really nice—two bedrooms, a living room, a kitchen, a bathroom, and it even comes with a washer and dryer. The mobile home park seems nice too. She repeatedly asked me to be her roommate, offering me </w:t>
+      </w:r>
+      <w:r>
+        <w:t>a room</w:t>
+      </w:r>
+      <w:r>
+        <w:t xml:space="preserve"> for $200 a month plus half the utilities, which sounded tempting. At the time, though, I was already negotiating with that American student, and rooming with him would run me closer to $330. Compared to that, her mobile home was cheaper and just as nice, so I turned down the American student and told Yao-zhu I</w:t>
       </w:r>
       <w:r>
         <w:t>’</w:t>
@@ -7291,15 +7221,7 @@
         <w:t>’</w:t>
       </w:r>
       <w:r>
-        <w:t>m actually helping Yao-</w:t>
-      </w:r>
-      <w:proofErr w:type="spellStart"/>
-      <w:r>
-        <w:t>zhu</w:t>
-      </w:r>
-      <w:proofErr w:type="spellEnd"/>
-      <w:r>
-        <w:t xml:space="preserve"> find another roommate.</w:t>
+        <w:t>m actually helping Yao-zhu find another roommate.</w:t>
       </w:r>
     </w:p>
     <w:p>
@@ -7644,15 +7566,7 @@
         <w:pStyle w:val="CSP-ChapterBodyText"/>
       </w:pPr>
       <w:r>
-        <w:t xml:space="preserve">I called home yesterday, but </w:t>
-      </w:r>
-      <w:proofErr w:type="gramStart"/>
-      <w:r>
-        <w:t>unfortunately</w:t>
-      </w:r>
-      <w:proofErr w:type="gramEnd"/>
-      <w:r>
-        <w:t xml:space="preserve"> I missed Mom—she was teaching a class. I</w:t>
+        <w:t>I called home yesterday, but unfortunately I missed Mom—she was teaching a class. I</w:t>
       </w:r>
       <w:r>
         <w:t>’</w:t>
@@ -8077,15 +7991,7 @@
         <w:t>’</w:t>
       </w:r>
       <w:r>
-        <w:t xml:space="preserve">re always shocked. Most of his friends are ethnically Chinese, specifically Taiwanese and Hong </w:t>
-      </w:r>
-      <w:proofErr w:type="spellStart"/>
-      <w:r>
-        <w:t>Kongers</w:t>
-      </w:r>
-      <w:proofErr w:type="spellEnd"/>
-      <w:r>
-        <w:t xml:space="preserve"> who grew up in the States. He</w:t>
+        <w:t>re always shocked. Most of his friends are ethnically Chinese, specifically Taiwanese and Hong Kongers who grew up in the States. He</w:t>
       </w:r>
       <w:r>
         <w:t>’</w:t>
@@ -9037,21 +8943,13 @@
         <w:pStyle w:val="CSP-ChapterBodyText"/>
       </w:pPr>
       <w:r>
-        <w:t xml:space="preserve">I received your letter dated March 16, and I was so relieved to get your phone call the day before yesterday and hear that </w:t>
-      </w:r>
-      <w:proofErr w:type="gramStart"/>
-      <w:r>
-        <w:t>Mom</w:t>
-      </w:r>
-      <w:r>
-        <w:t>’</w:t>
-      </w:r>
-      <w:r>
-        <w:t>s</w:t>
-      </w:r>
-      <w:proofErr w:type="gramEnd"/>
-      <w:r>
-        <w:t xml:space="preserve"> wrist is much better now.</w:t>
+        <w:t>I received your letter dated March 16, and I was so relieved to get your phone call the day before yesterday and hear that Mom</w:t>
+      </w:r>
+      <w:r>
+        <w:t>’</w:t>
+      </w:r>
+      <w:r>
+        <w:t>s wrist is much better now.</w:t>
       </w:r>
     </w:p>
     <w:p>
@@ -10472,21 +10370,13 @@
         <w:pStyle w:val="CSP-ChapterBodyText"/>
       </w:pPr>
       <w:r>
-        <w:t xml:space="preserve">This morning, Jim drove me to Wei </w:t>
-      </w:r>
-      <w:proofErr w:type="spellStart"/>
-      <w:r>
-        <w:t>Jin</w:t>
-      </w:r>
-      <w:r>
-        <w:t>’</w:t>
-      </w:r>
-      <w:r>
-        <w:t>s</w:t>
-      </w:r>
-      <w:proofErr w:type="spellEnd"/>
-      <w:r>
-        <w:t xml:space="preserve"> place for lunch and we didn</w:t>
+        <w:t>This morning, Jim drove me to Wei Jin</w:t>
+      </w:r>
+      <w:r>
+        <w:t>’</w:t>
+      </w:r>
+      <w:r>
+        <w:t>s place for lunch and we didn</w:t>
       </w:r>
       <w:r>
         <w:t>’</w:t>
@@ -10557,21 +10447,13 @@
         <w:t xml:space="preserve">at </w:t>
       </w:r>
       <w:r>
-        <w:t xml:space="preserve">Wei </w:t>
-      </w:r>
-      <w:proofErr w:type="spellStart"/>
-      <w:r>
-        <w:t>Jin</w:t>
-      </w:r>
-      <w:r>
-        <w:t>’</w:t>
-      </w:r>
-      <w:r>
-        <w:t>s</w:t>
-      </w:r>
-      <w:proofErr w:type="spellEnd"/>
-      <w:r>
-        <w:t xml:space="preserve"> place</w:t>
+        <w:t>Wei Jin</w:t>
+      </w:r>
+      <w:r>
+        <w:t>’</w:t>
+      </w:r>
+      <w:r>
+        <w:t>s place</w:t>
       </w:r>
       <w:r>
         <w:t xml:space="preserve"> for over six months before heading back to China, health permitting.</w:t>
@@ -10827,21 +10709,13 @@
         <w:pStyle w:val="CSP-ChapterBodyText"/>
       </w:pPr>
       <w:r>
-        <w:t xml:space="preserve">P.S. I pulled off straight </w:t>
-      </w:r>
-      <w:proofErr w:type="gramStart"/>
-      <w:r>
-        <w:t>A</w:t>
-      </w:r>
-      <w:r>
-        <w:t>’</w:t>
-      </w:r>
-      <w:r>
-        <w:t>s</w:t>
-      </w:r>
-      <w:proofErr w:type="gramEnd"/>
-      <w:r>
-        <w:t xml:space="preserve"> in my three classes again this semester.</w:t>
+        <w:t>P.S. I pulled off straight A</w:t>
+      </w:r>
+      <w:r>
+        <w:t>’</w:t>
+      </w:r>
+      <w:r>
+        <w:t>s in my three classes again this semester.</w:t>
       </w:r>
     </w:p>
     <w:p>
@@ -11046,21 +10920,13 @@
         <w:t>’</w:t>
       </w:r>
       <w:r>
-        <w:t xml:space="preserve">m so happy to hear that </w:t>
-      </w:r>
-      <w:proofErr w:type="gramStart"/>
-      <w:r>
-        <w:t>Dad</w:t>
-      </w:r>
-      <w:r>
-        <w:t>’</w:t>
-      </w:r>
-      <w:r>
-        <w:t>s</w:t>
-      </w:r>
-      <w:proofErr w:type="gramEnd"/>
-      <w:r>
-        <w:t xml:space="preserve"> wind turbine design turned out so well—keep up the great work! But please make sure to get some rest too. It</w:t>
+        <w:t>m so happy to hear that Dad</w:t>
+      </w:r>
+      <w:r>
+        <w:t>’</w:t>
+      </w:r>
+      <w:r>
+        <w:t>s wind turbine design turned out so well—keep up the great work! But please make sure to get some rest too. It</w:t>
       </w:r>
       <w:r>
         <w:t>’</w:t>
@@ -11122,15 +10988,7 @@
         <w:t>’</w:t>
       </w:r>
       <w:r>
-        <w:t xml:space="preserve">s $761. </w:t>
-      </w:r>
-      <w:proofErr w:type="gramStart"/>
-      <w:r>
-        <w:t>So</w:t>
-      </w:r>
-      <w:proofErr w:type="gramEnd"/>
-      <w:r>
-        <w:t xml:space="preserve"> you can see they hit you pretty hard with taxes here. I</w:t>
+        <w:t>s $761. So you can see they hit you pretty hard with taxes here. I</w:t>
       </w:r>
       <w:r>
         <w:t>’</w:t>
@@ -11291,15 +11149,7 @@
         <w:pStyle w:val="CSP-ChapterBodyText"/>
       </w:pPr>
       <w:r>
-        <w:t xml:space="preserve">Give my best to Wang Wei, Xiao Fan, and little </w:t>
-      </w:r>
-      <w:proofErr w:type="spellStart"/>
-      <w:r>
-        <w:t>Yueyue</w:t>
-      </w:r>
-      <w:proofErr w:type="spellEnd"/>
-      <w:r>
-        <w:t>.</w:t>
+        <w:t>Give my best to Wang Wei, Xiao Fan, and little Yueyue.</w:t>
       </w:r>
     </w:p>
     <w:p>
@@ -11830,23 +11680,7 @@
           <w:rFonts w:ascii="Garamond" w:hAnsi="Garamond"/>
           <w:iCs/>
         </w:rPr>
-        <w:t xml:space="preserve">s degrees over </w:t>
-      </w:r>
-      <w:proofErr w:type="spellStart"/>
-      <w:r>
-        <w:rPr>
-          <w:rFonts w:ascii="Garamond" w:hAnsi="Garamond"/>
-          <w:iCs/>
-        </w:rPr>
-        <w:t>Ph.D.s</w:t>
-      </w:r>
-      <w:proofErr w:type="spellEnd"/>
-      <w:r>
-        <w:rPr>
-          <w:rFonts w:ascii="Garamond" w:hAnsi="Garamond"/>
-          <w:iCs/>
-        </w:rPr>
-        <w:t>. In other words, getting a Ph.D. often means limiting yourself to universities, major corporations, or research labs. Next semester, I plan to take three more classes to see whether any specific field catches my interest or whether I can find a suitable advisor.</w:t>
+        <w:t>s degrees over Ph.D.s. In other words, getting a Ph.D. often means limiting yourself to universities, major corporations, or research labs. Next semester, I plan to take three more classes to see whether any specific field catches my interest or whether I can find a suitable advisor.</w:t>
       </w:r>
     </w:p>
     <w:p>
@@ -12914,7 +12748,13 @@
         <w:rPr>
           <w:rFonts w:ascii="Garamond" w:hAnsi="Garamond"/>
         </w:rPr>
-        <w:t>’91</w:t>
+        <w:t>‘</w:t>
+      </w:r>
+      <w:r>
+        <w:rPr>
+          <w:rFonts w:ascii="Garamond" w:hAnsi="Garamond"/>
+        </w:rPr>
+        <w:t>91</w:t>
       </w:r>
       <w:r>
         <w:rPr>
@@ -13107,7 +12947,10 @@
         <w:t xml:space="preserve">I recently bought a car—a white </w:t>
       </w:r>
       <w:r>
-        <w:t>’91</w:t>
+        <w:t>‘</w:t>
+      </w:r>
+      <w:r>
+        <w:t>91</w:t>
       </w:r>
       <w:r>
         <w:t xml:space="preserve"> </w:t>
@@ -13492,15 +13335,7 @@
         <w:pStyle w:val="CSP-ChapterBodyText"/>
       </w:pPr>
       <w:r>
-        <w:t xml:space="preserve">I see that </w:t>
-      </w:r>
-      <w:proofErr w:type="gramStart"/>
-      <w:r>
-        <w:t>Mom</w:t>
-      </w:r>
-      <w:proofErr w:type="gramEnd"/>
-      <w:r>
-        <w:t xml:space="preserve"> has officially retired! I can hardly believe how quickly that happened. It</w:t>
+        <w:t>I see that Mom has officially retired! I can hardly believe how quickly that happened. It</w:t>
       </w:r>
       <w:r>
         <w:t>’</w:t>
@@ -13537,7 +13372,13 @@
         <w:t>’</w:t>
       </w:r>
       <w:r>
-        <w:t>ve had quite a few interviews over the past month. I flew out to New York for one, though rest of them have taken place right here in Austin. I actually went out and bought a suit specifically for two second-round interviews—it cost around $320, and I</w:t>
+        <w:t xml:space="preserve">ve had quite a few interviews over the past month. I flew out to New York for one, though </w:t>
+      </w:r>
+      <w:r>
+        <w:t xml:space="preserve">the </w:t>
+      </w:r>
+      <w:r>
+        <w:t>rest of them have taken place right here in Austin. I actually went out and bought a suit specifically for two second-round interviews—it cost around $320, and I</w:t>
       </w:r>
       <w:r>
         <w:t>’</w:t>
@@ -13683,15 +13524,7 @@
         <w:t>’</w:t>
       </w:r>
       <w:r>
-        <w:t>ll also be moving in mid-December and renting a room from my Taiwanese friend Yao-</w:t>
-      </w:r>
-      <w:proofErr w:type="spellStart"/>
-      <w:r>
-        <w:t>zhu</w:t>
-      </w:r>
-      <w:proofErr w:type="spellEnd"/>
-      <w:r>
-        <w:t>. She</w:t>
+        <w:t>ll also be moving in mid-December and renting a room from my Taiwanese friend Yao-zhu. She</w:t>
       </w:r>
       <w:r>
         <w:t>’</w:t>
@@ -13746,15 +13579,7 @@
         <w:t>’</w:t>
       </w:r>
       <w:r>
-        <w:t>ve only practiced three times. My first two driving lessons were with Yao-</w:t>
-      </w:r>
-      <w:proofErr w:type="spellStart"/>
-      <w:r>
-        <w:t>zhu</w:t>
-      </w:r>
-      <w:proofErr w:type="spellEnd"/>
-      <w:r>
-        <w:t>, and Robin taught me once as well. I can handle the basics fine, but obviously, I still need a lot more practice. I</w:t>
+        <w:t>ve only practiced three times. My first two driving lessons were with Yao-zhu, and Robin taught me once as well. I can handle the basics fine, but obviously, I still need a lot more practice. I</w:t>
       </w:r>
       <w:r>
         <w:t>’</w:t>
@@ -14108,15 +13933,7 @@
         <w:pStyle w:val="CSP-ChapterBodyText"/>
       </w:pPr>
       <w:r>
-        <w:t xml:space="preserve">A couple of months ago, my classmate </w:t>
-      </w:r>
-      <w:proofErr w:type="spellStart"/>
-      <w:r>
-        <w:t>Xun</w:t>
-      </w:r>
-      <w:proofErr w:type="spellEnd"/>
-      <w:r>
-        <w:t xml:space="preserve"> joined me for the on-site interview at Morgan Stanley in New York. Unfortunately, he didn</w:t>
+        <w:t>A couple of months ago, my classmate Xun joined me for the on-site interview at Morgan Stanley in New York. Unfortunately, he didn</w:t>
       </w:r>
       <w:r>
         <w:t>’</w:t>
@@ -14153,15 +13970,7 @@
         <w:pStyle w:val="CSP-ChapterBodyText"/>
       </w:pPr>
       <w:r>
-        <w:t xml:space="preserve">The interview wrapped up around noon, and afterward, </w:t>
-      </w:r>
-      <w:proofErr w:type="spellStart"/>
-      <w:r>
-        <w:t>Xun</w:t>
-      </w:r>
-      <w:proofErr w:type="spellEnd"/>
-      <w:r>
-        <w:t xml:space="preserve"> and I took a cab down to Manhattan</w:t>
+        <w:t>The interview wrapped up around noon, and afterward, Xun and I took a cab down to Manhattan</w:t>
       </w:r>
       <w:r>
         <w:t>’</w:t>
@@ -14173,15 +13982,7 @@
         <w:t>’</w:t>
       </w:r>
       <w:r>
-        <w:t xml:space="preserve">t have much besides Chinese restaurants—some of them quite large—as well as a few grocery stores. There are street vendors along the sidewalks, and the streets were packed with Chinese people. It felt like walking down </w:t>
-      </w:r>
-      <w:proofErr w:type="spellStart"/>
-      <w:r>
-        <w:t>Wangfujing</w:t>
-      </w:r>
-      <w:proofErr w:type="spellEnd"/>
-      <w:r>
-        <w:t xml:space="preserve"> in Beijing, except almost everyone was speaking Cantonese</w:t>
+        <w:t>t have much besides Chinese restaurants—some of them quite large—as well as a few grocery stores. There are street vendors along the sidewalks, and the streets were packed with Chinese people. It felt like walking down Wangfujing in Beijing, except almost everyone was speaking Cantonese</w:t>
       </w:r>
       <w:r>
         <w:t>.</w:t>
@@ -14278,15 +14079,7 @@
         <w:t>’</w:t>
       </w:r>
       <w:r>
-        <w:t xml:space="preserve">ve already been in the United States for a year and four months. All things </w:t>
-      </w:r>
-      <w:proofErr w:type="gramStart"/>
-      <w:r>
-        <w:t>considered,</w:t>
-      </w:r>
-      <w:proofErr w:type="gramEnd"/>
-      <w:r>
-        <w:t xml:space="preserve"> it</w:t>
+        <w:t>ve already been in the United States for a year and four months. All things considered, it</w:t>
       </w:r>
       <w:r>
         <w:t>’</w:t>
@@ -14966,21 +14759,13 @@
         <w:t>’</w:t>
       </w:r>
       <w:r>
-        <w:t xml:space="preserve">m sorry to hear that </w:t>
-      </w:r>
-      <w:proofErr w:type="gramStart"/>
-      <w:r>
-        <w:t>Mom</w:t>
-      </w:r>
-      <w:r>
-        <w:t>’</w:t>
-      </w:r>
-      <w:r>
-        <w:t>s</w:t>
-      </w:r>
-      <w:proofErr w:type="gramEnd"/>
-      <w:r>
-        <w:t xml:space="preserve"> trip to Chongming wasn</w:t>
+        <w:t>m sorry to hear that Mom</w:t>
+      </w:r>
+      <w:r>
+        <w:t>’</w:t>
+      </w:r>
+      <w:r>
+        <w:t>s trip to Chongming wasn</w:t>
       </w:r>
       <w:r>
         <w:t>’</w:t>
@@ -15190,15 +14975,7 @@
         <w:t>’</w:t>
       </w:r>
       <w:r>
-        <w:t xml:space="preserve">m planning to live in Edison, New Jersey, where Wei </w:t>
-      </w:r>
-      <w:proofErr w:type="spellStart"/>
-      <w:r>
-        <w:t>Jin</w:t>
-      </w:r>
-      <w:proofErr w:type="spellEnd"/>
-      <w:r>
-        <w:t xml:space="preserve"> lives. I also have an old college classmate from Shanghai who works in the city but lives there as well. A one-bedroom apartment rents for about $650 to $700 a month, which isn</w:t>
+        <w:t>m planning to live in Edison, New Jersey, where Wei Jin lives. I also have an old college classmate from Shanghai who works in the city but lives there as well. A one-bedroom apartment rents for about $650 to $700 a month, which isn</w:t>
       </w:r>
       <w:r>
         <w:t>’</w:t>
@@ -15241,15 +15018,7 @@
         <w:t>’</w:t>
       </w:r>
       <w:r>
-        <w:t xml:space="preserve">ve already been in touch with Wei </w:t>
-      </w:r>
-      <w:proofErr w:type="spellStart"/>
-      <w:r>
-        <w:t>Jin</w:t>
-      </w:r>
-      <w:proofErr w:type="spellEnd"/>
-      <w:r>
-        <w:t>, and he</w:t>
+        <w:t>ve already been in touch with Wei Jin, and he</w:t>
       </w:r>
       <w:r>
         <w:t>’</w:t>
@@ -15298,24 +15067,14 @@
         <w:t>’</w:t>
       </w:r>
       <w:r>
-        <w:t xml:space="preserve">ll persuade </w:t>
-      </w:r>
-      <w:proofErr w:type="spellStart"/>
+        <w:t>ll persuade Xun to come with me.</w:t>
+      </w:r>
+      <w:r>
+        <w:t xml:space="preserve"> </w:t>
+      </w:r>
       <w:r>
         <w:t>Xun</w:t>
       </w:r>
-      <w:proofErr w:type="spellEnd"/>
-      <w:r>
-        <w:t xml:space="preserve"> to come with me.</w:t>
-      </w:r>
-      <w:r>
-        <w:t xml:space="preserve"> </w:t>
-      </w:r>
-      <w:proofErr w:type="spellStart"/>
-      <w:r>
-        <w:t>Xun</w:t>
-      </w:r>
-      <w:proofErr w:type="spellEnd"/>
       <w:r>
         <w:t xml:space="preserve"> has</w:t>
       </w:r>
@@ -15391,13 +15150,8 @@
       <w:pPr>
         <w:pStyle w:val="CSP-ChapterBodyText"/>
       </w:pPr>
-      <w:proofErr w:type="spellStart"/>
-      <w:r>
-        <w:t>Haiqing</w:t>
-      </w:r>
-      <w:proofErr w:type="spellEnd"/>
-      <w:r>
-        <w:t xml:space="preserve"> came to Austin a few days ago for an interview, hoping to find a summer job. He</w:t>
+      <w:r>
+        <w:t>Haiqing came to Austin a few days ago for an interview, hoping to find a summer job. He</w:t>
       </w:r>
       <w:r>
         <w:t>’</w:t>
@@ -15720,7 +15474,13 @@
         <w:pStyle w:val="CSP-ChapterBodyText"/>
       </w:pPr>
       <w:r>
-        <w:t xml:space="preserve">We arrived at Las Vegas after 1:00 in the morning and spent a couple of hours wandering through the casinos, right when the </w:t>
+        <w:t xml:space="preserve">We arrived </w:t>
+      </w:r>
+      <w:r>
+        <w:t>in</w:t>
+      </w:r>
+      <w:r>
+        <w:t xml:space="preserve"> Las Vegas after 1:00 in the morning and spent a couple of hours wandering through the casinos, right when the </w:t>
       </w:r>
       <w:r>
         <w:lastRenderedPageBreak/>
@@ -15871,15 +15631,7 @@
         <w:pStyle w:val="CSP-ChapterBodyText"/>
       </w:pPr>
       <w:r>
-        <w:t xml:space="preserve">This year, Morgan Stanley hired about 240 associates from 31 universities and divided </w:t>
-      </w:r>
-      <w:proofErr w:type="spellStart"/>
-      <w:r>
-        <w:t>us</w:t>
-      </w:r>
-      <w:proofErr w:type="spellEnd"/>
-      <w:r>
-        <w:t xml:space="preserve"> among nine different divisions. I</w:t>
+        <w:t>This year, Morgan Stanley hired about 240 associates from 31 universities and divided us among nine different divisions. I</w:t>
       </w:r>
       <w:r>
         <w:t>’</w:t>
@@ -15931,15 +15683,7 @@
         <w:t>’</w:t>
       </w:r>
       <w:r>
-        <w:t xml:space="preserve">m going to hang out in Austin for another month or so, mostly to wait for </w:t>
-      </w:r>
-      <w:proofErr w:type="spellStart"/>
-      <w:r>
-        <w:t>Xun</w:t>
-      </w:r>
-      <w:proofErr w:type="spellEnd"/>
-      <w:r>
-        <w:t xml:space="preserve"> so we can drive up north together. Besides, there</w:t>
+        <w:t>m going to hang out in Austin for another month or so, mostly to wait for Xun so we can drive up north together. Besides, there</w:t>
       </w:r>
       <w:r>
         <w:t>’</w:t>
@@ -16239,13 +15983,8 @@
         <w:pStyle w:val="CSP-ChapterBodyText"/>
       </w:pPr>
       <w:r>
-        <w:t xml:space="preserve">Wei </w:t>
-      </w:r>
-      <w:proofErr w:type="spellStart"/>
-      <w:r>
-        <w:t>Jin</w:t>
-      </w:r>
-      <w:proofErr w:type="spellEnd"/>
+        <w:t>Wei Jin</w:t>
+      </w:r>
       <w:r>
         <w:t xml:space="preserve"> has</w:t>
       </w:r>
@@ -16280,21 +16019,13 @@
         <w:t>’</w:t>
       </w:r>
       <w:r>
-        <w:t xml:space="preserve">ll crash at Wei </w:t>
-      </w:r>
-      <w:proofErr w:type="spellStart"/>
-      <w:r>
-        <w:t>Jin</w:t>
-      </w:r>
-      <w:r>
-        <w:t>’</w:t>
-      </w:r>
-      <w:r>
-        <w:t>s</w:t>
-      </w:r>
-      <w:proofErr w:type="spellEnd"/>
-      <w:r>
-        <w:t xml:space="preserve"> place until then.</w:t>
+        <w:t>ll crash at Wei Jin</w:t>
+      </w:r>
+      <w:r>
+        <w:t>’</w:t>
+      </w:r>
+      <w:r>
+        <w:t>s place until then.</w:t>
       </w:r>
     </w:p>
     <w:p>
@@ -16559,15 +16290,7 @@
         <w:pStyle w:val="CSP-ChapterBodyText"/>
       </w:pPr>
       <w:r>
-        <w:t xml:space="preserve">8 </w:t>
-      </w:r>
-      <w:proofErr w:type="spellStart"/>
-      <w:r>
-        <w:t>Koster</w:t>
-      </w:r>
-      <w:proofErr w:type="spellEnd"/>
-      <w:r>
-        <w:t xml:space="preserve"> Blvd. Apt. 3A</w:t>
+        <w:t>8 Koster Blvd. Apt. 3A</w:t>
       </w:r>
     </w:p>
     <w:p>
@@ -16623,23 +16346,7 @@
         <w:t>’</w:t>
       </w:r>
       <w:r>
-        <w:t xml:space="preserve">s Independence Day. My friend </w:t>
-      </w:r>
-      <w:proofErr w:type="spellStart"/>
-      <w:r>
-        <w:t>Xun</w:t>
-      </w:r>
-      <w:proofErr w:type="spellEnd"/>
-      <w:r>
-        <w:t xml:space="preserve"> suddenly backed out a few days before the trip, but </w:t>
-      </w:r>
-      <w:proofErr w:type="gramStart"/>
-      <w:r>
-        <w:t>luckily</w:t>
-      </w:r>
-      <w:proofErr w:type="gramEnd"/>
-      <w:r>
-        <w:t xml:space="preserve"> I found Emma, another classmate of mine, who wanted to tag along, do some sightseeing, and meet up with her friends in New York. The drive took seven days, but we didn</w:t>
+        <w:t>s Independence Day. My friend Xun suddenly backed out a few days before the trip, but luckily I found Emma, another classmate of mine, who wanted to tag along, do some sightseeing, and meet up with her friends in New York. The drive took seven days, but we didn</w:t>
       </w:r>
       <w:r>
         <w:t>’</w:t>
@@ -16651,15 +16358,7 @@
         <w:t>’</w:t>
       </w:r>
       <w:r>
-        <w:t xml:space="preserve">t give us any trouble at all during the entire trip—about 2,500 miles in all. I drove roughly two-thirds of the distance. Throughout the drive I stayed in touch with Wei </w:t>
-      </w:r>
-      <w:proofErr w:type="spellStart"/>
-      <w:r>
-        <w:t>Jin</w:t>
-      </w:r>
-      <w:proofErr w:type="spellEnd"/>
-      <w:r>
-        <w:t>, and I</w:t>
+        <w:t>t give us any trouble at all during the entire trip—about 2,500 miles in all. I drove roughly two-thirds of the distance. Throughout the drive I stayed in touch with Wei Jin, and I</w:t>
       </w:r>
       <w:r>
         <w:t>’</w:t>
@@ -16684,21 +16383,13 @@
       </w:pPr>
       <w:r>
         <w:lastRenderedPageBreak/>
-        <w:t xml:space="preserve">We finally arrived in New Jersey on the night of July 11th and stayed at Wei </w:t>
-      </w:r>
-      <w:proofErr w:type="spellStart"/>
-      <w:r>
-        <w:t>Jin</w:t>
-      </w:r>
-      <w:r>
-        <w:t>’</w:t>
-      </w:r>
-      <w:r>
-        <w:t>s</w:t>
-      </w:r>
-      <w:proofErr w:type="spellEnd"/>
-      <w:r>
-        <w:t xml:space="preserve"> place for three nights before picking up the keys to my apartment on the afternoon of the 14th. The apartment is surprisingly spacious. The neighborhood is really nice—it</w:t>
+        <w:t>We finally arrived in New Jersey on the night of July 11th and stayed at Wei Jin</w:t>
+      </w:r>
+      <w:r>
+        <w:t>’</w:t>
+      </w:r>
+      <w:r>
+        <w:t>s place for three nights before picking up the keys to my apartment on the afternoon of the 14th. The apartment is surprisingly spacious. The neighborhood is really nice—it</w:t>
       </w:r>
       <w:r>
         <w:t>’</w:t>
@@ -16792,15 +16483,7 @@
       </w:r>
       <w:r>
         <w:lastRenderedPageBreak/>
-        <w:t xml:space="preserve">roads, we took a wrong turn in the midst of confusion and ended up on a high-speed toll road with a queen-sized bed strapped to the roof of a compact sedan—not exactly ideal. Driving in New Jersey is nothing like driving in Texas. The roads here are a maze of highways, traffic circles, and </w:t>
-      </w:r>
-      <w:proofErr w:type="spellStart"/>
-      <w:r>
-        <w:t>jughandles</w:t>
-      </w:r>
-      <w:proofErr w:type="spellEnd"/>
-      <w:r>
-        <w:t xml:space="preserve"> that make absolutely no sense until you get used to them. Anyway, I</w:t>
+        <w:t>roads, we took a wrong turn in the midst of confusion and ended up on a high-speed toll road with a queen-sized bed strapped to the roof of a compact sedan—not exactly ideal. Driving in New Jersey is nothing like driving in Texas. The roads here are a maze of highways, traffic circles, and jughandles that make absolutely no sense until you get used to them. Anyway, I</w:t>
       </w:r>
       <w:r>
         <w:t>’</w:t>
@@ -17127,15 +16810,7 @@
         <w:t>”</w:t>
       </w:r>
       <w:r>
-        <w:t xml:space="preserve"> he asked. Now, that was an excellent suggestion, except for one small problem: I had absolutely no idea where Dobie Center was. </w:t>
-      </w:r>
-      <w:proofErr w:type="gramStart"/>
-      <w:r>
-        <w:t>So</w:t>
-      </w:r>
-      <w:proofErr w:type="gramEnd"/>
-      <w:r>
-        <w:t xml:space="preserve"> I said, </w:t>
+        <w:t xml:space="preserve"> he asked. Now, that was an excellent suggestion, except for one small problem: I had absolutely no idea where Dobie Center was. So I said, </w:t>
       </w:r>
       <w:r>
         <w:t>“</w:t>
@@ -19215,7 +18890,6 @@
       <w:r>
         <w:t xml:space="preserve"> </w:t>
       </w:r>
-      <w:proofErr w:type="spellStart"/>
       <w:r>
         <w:rPr>
           <w:i/>
@@ -19223,7 +18897,6 @@
         </w:rPr>
         <w:t>wujiao</w:t>
       </w:r>
-      <w:proofErr w:type="spellEnd"/>
       <w:r>
         <w:t>, is a deeply ingrained cultural tradition. In most schools, offices, and factories, lunch is followed by a quiet period that allows people to take a short nap. Napping in China has traditionally been seen as beneficial to health and productivity.</w:t>
       </w:r>
@@ -19501,7 +19174,6 @@
       <w:r>
         <w:t xml:space="preserve"> or </w:t>
       </w:r>
-      <w:proofErr w:type="spellStart"/>
       <w:r>
         <w:rPr>
           <w:i/>
@@ -19509,7 +19181,6 @@
         </w:rPr>
         <w:t>yuanxiao</w:t>
       </w:r>
-      <w:proofErr w:type="spellEnd"/>
       <w:r>
         <w:t>, whose round shape represents family togetherness and completeness.</w:t>
       </w:r>
@@ -20449,6 +20120,7 @@
   <w:style w:type="character" w:default="1" w:styleId="DefaultParagraphFont">
     <w:name w:val="Default Paragraph Font"/>
     <w:uiPriority w:val="1"/>
+    <w:semiHidden/>
     <w:unhideWhenUsed/>
   </w:style>
   <w:style w:type="table" w:default="1" w:styleId="TableNormal">

--- a/letters_from_usa/book.docx
+++ b/letters_from_usa/book.docx
@@ -1529,7 +1529,15 @@
                 <w:sz w:val="20"/>
                 <w:szCs w:val="20"/>
               </w:rPr>
-              <w:t>41</w:t>
+              <w:t>4</w:t>
+            </w:r>
+            <w:r>
+              <w:rPr>
+                <w:rFonts w:ascii="Garamond" w:hAnsi="Garamond"/>
+                <w:sz w:val="20"/>
+                <w:szCs w:val="20"/>
+              </w:rPr>
+              <w:t>3</w:t>
             </w:r>
           </w:p>
         </w:tc>
@@ -1601,7 +1609,15 @@
                 <w:sz w:val="20"/>
                 <w:szCs w:val="20"/>
               </w:rPr>
-              <w:t>45</w:t>
+              <w:t>4</w:t>
+            </w:r>
+            <w:r>
+              <w:rPr>
+                <w:rFonts w:ascii="Garamond" w:hAnsi="Garamond"/>
+                <w:sz w:val="20"/>
+                <w:szCs w:val="20"/>
+              </w:rPr>
+              <w:t>7</w:t>
             </w:r>
           </w:p>
         </w:tc>
@@ -1673,7 +1689,7 @@
                 <w:sz w:val="20"/>
                 <w:szCs w:val="20"/>
               </w:rPr>
-              <w:t>49</w:t>
+              <w:t>51</w:t>
             </w:r>
           </w:p>
         </w:tc>
@@ -1745,7 +1761,15 @@
                 <w:sz w:val="20"/>
                 <w:szCs w:val="20"/>
               </w:rPr>
-              <w:t>51</w:t>
+              <w:t>5</w:t>
+            </w:r>
+            <w:r>
+              <w:rPr>
+                <w:rFonts w:ascii="Garamond" w:hAnsi="Garamond"/>
+                <w:sz w:val="20"/>
+                <w:szCs w:val="20"/>
+              </w:rPr>
+              <w:t>3</w:t>
             </w:r>
           </w:p>
         </w:tc>
@@ -1817,7 +1841,15 @@
                 <w:sz w:val="20"/>
                 <w:szCs w:val="20"/>
               </w:rPr>
-              <w:t>55</w:t>
+              <w:t>5</w:t>
+            </w:r>
+            <w:r>
+              <w:rPr>
+                <w:rFonts w:ascii="Garamond" w:hAnsi="Garamond"/>
+                <w:sz w:val="20"/>
+                <w:szCs w:val="20"/>
+              </w:rPr>
+              <w:t>7</w:t>
             </w:r>
           </w:p>
         </w:tc>
@@ -1889,7 +1921,15 @@
                 <w:sz w:val="20"/>
                 <w:szCs w:val="20"/>
               </w:rPr>
-              <w:t>57</w:t>
+              <w:t>5</w:t>
+            </w:r>
+            <w:r>
+              <w:rPr>
+                <w:rFonts w:ascii="Garamond" w:hAnsi="Garamond"/>
+                <w:sz w:val="20"/>
+                <w:szCs w:val="20"/>
+              </w:rPr>
+              <w:t>9</w:t>
             </w:r>
           </w:p>
         </w:tc>
@@ -1995,7 +2035,7 @@
                 <w:sz w:val="20"/>
                 <w:szCs w:val="20"/>
               </w:rPr>
-              <w:t>59</w:t>
+              <w:t>61</w:t>
             </w:r>
           </w:p>
         </w:tc>
@@ -2067,7 +2107,15 @@
                 <w:sz w:val="20"/>
                 <w:szCs w:val="20"/>
               </w:rPr>
-              <w:t>63</w:t>
+              <w:t>6</w:t>
+            </w:r>
+            <w:r>
+              <w:rPr>
+                <w:rFonts w:ascii="Garamond" w:hAnsi="Garamond"/>
+                <w:sz w:val="20"/>
+                <w:szCs w:val="20"/>
+              </w:rPr>
+              <w:t>5</w:t>
             </w:r>
           </w:p>
         </w:tc>
@@ -2163,7 +2211,15 @@
                 <w:sz w:val="20"/>
                 <w:szCs w:val="20"/>
               </w:rPr>
-              <w:t>65</w:t>
+              <w:t>6</w:t>
+            </w:r>
+            <w:r>
+              <w:rPr>
+                <w:rFonts w:ascii="Garamond" w:hAnsi="Garamond"/>
+                <w:sz w:val="20"/>
+                <w:szCs w:val="20"/>
+              </w:rPr>
+              <w:t>7</w:t>
             </w:r>
           </w:p>
         </w:tc>
@@ -2235,7 +2291,15 @@
                 <w:sz w:val="20"/>
                 <w:szCs w:val="20"/>
               </w:rPr>
-              <w:t>67</w:t>
+              <w:t>6</w:t>
+            </w:r>
+            <w:r>
+              <w:rPr>
+                <w:rFonts w:ascii="Garamond" w:hAnsi="Garamond"/>
+                <w:sz w:val="20"/>
+                <w:szCs w:val="20"/>
+              </w:rPr>
+              <w:t>9</w:t>
             </w:r>
           </w:p>
         </w:tc>
@@ -2307,7 +2371,15 @@
                 <w:sz w:val="20"/>
                 <w:szCs w:val="20"/>
               </w:rPr>
-              <w:t>71</w:t>
+              <w:t>7</w:t>
+            </w:r>
+            <w:r>
+              <w:rPr>
+                <w:rFonts w:ascii="Garamond" w:hAnsi="Garamond"/>
+                <w:sz w:val="20"/>
+                <w:szCs w:val="20"/>
+              </w:rPr>
+              <w:t>3</w:t>
             </w:r>
           </w:p>
         </w:tc>
@@ -2379,7 +2451,15 @@
                 <w:sz w:val="20"/>
                 <w:szCs w:val="20"/>
               </w:rPr>
-              <w:t>75</w:t>
+              <w:t>7</w:t>
+            </w:r>
+            <w:r>
+              <w:rPr>
+                <w:rFonts w:ascii="Garamond" w:hAnsi="Garamond"/>
+                <w:sz w:val="20"/>
+                <w:szCs w:val="20"/>
+              </w:rPr>
+              <w:t>7</w:t>
             </w:r>
           </w:p>
         </w:tc>
@@ -2451,7 +2531,7 @@
                 <w:sz w:val="20"/>
                 <w:szCs w:val="20"/>
               </w:rPr>
-              <w:t>77</w:t>
+              <w:t>81</w:t>
             </w:r>
           </w:p>
         </w:tc>
@@ -2531,7 +2611,15 @@
                 <w:sz w:val="20"/>
                 <w:szCs w:val="20"/>
               </w:rPr>
-              <w:t>81</w:t>
+              <w:t>8</w:t>
+            </w:r>
+            <w:r>
+              <w:rPr>
+                <w:rFonts w:ascii="Garamond" w:hAnsi="Garamond"/>
+                <w:sz w:val="20"/>
+                <w:szCs w:val="20"/>
+              </w:rPr>
+              <w:t>5</w:t>
             </w:r>
           </w:p>
         </w:tc>
@@ -2619,7 +2707,7 @@
                 <w:sz w:val="20"/>
                 <w:szCs w:val="20"/>
               </w:rPr>
-              <w:t>5</w:t>
+              <w:t>9</w:t>
             </w:r>
           </w:p>
         </w:tc>
@@ -2699,15 +2787,7 @@
                 <w:sz w:val="20"/>
                 <w:szCs w:val="20"/>
               </w:rPr>
-              <w:t>8</w:t>
-            </w:r>
-            <w:r>
-              <w:rPr>
-                <w:rFonts w:ascii="Garamond" w:hAnsi="Garamond"/>
-                <w:sz w:val="20"/>
-                <w:szCs w:val="20"/>
-              </w:rPr>
-              <w:t>7</w:t>
+              <w:t>91</w:t>
             </w:r>
           </w:p>
         </w:tc>
@@ -2787,7 +2867,15 @@
                 <w:sz w:val="20"/>
                 <w:szCs w:val="20"/>
               </w:rPr>
-              <w:t>91</w:t>
+              <w:t>9</w:t>
+            </w:r>
+            <w:r>
+              <w:rPr>
+                <w:rFonts w:ascii="Garamond" w:hAnsi="Garamond"/>
+                <w:sz w:val="20"/>
+                <w:szCs w:val="20"/>
+              </w:rPr>
+              <w:t>5</w:t>
             </w:r>
           </w:p>
         </w:tc>
@@ -4477,10 +4565,18 @@
         <w:t>’</w:t>
       </w:r>
       <w:r>
-        <w:t>ll deposit the money in the bank in a couple of days</w:t>
-      </w:r>
-      <w:r>
-        <w:t xml:space="preserve"> , so don</w:t>
+        <w:t xml:space="preserve">ll deposit the money in the bank in a couple of </w:t>
+      </w:r>
+      <w:proofErr w:type="gramStart"/>
+      <w:r>
+        <w:t>days</w:t>
+      </w:r>
+      <w:r>
+        <w:t xml:space="preserve"> ,</w:t>
+      </w:r>
+      <w:proofErr w:type="gramEnd"/>
+      <w:r>
+        <w:t xml:space="preserve"> so don</w:t>
       </w:r>
       <w:r>
         <w:t>’</w:t>
@@ -5608,13 +5704,21 @@
         <w:t>’</w:t>
       </w:r>
       <w:r>
-        <w:t>t have much money left in my checking account, so I checked my balance over the phone. To my surprise, there was actually $1,140 in it! As it turns out, today is the last day of September, which means it</w:t>
-      </w:r>
-      <w:r>
-        <w:t>’</w:t>
-      </w:r>
-      <w:r>
-        <w:t>s payday.</w:t>
+        <w:t xml:space="preserve">t have much money left in my checking account, so I checked my balance over the phone. To my surprise, there was actually $1,140 in it! As it turns out, today is the last day of September, which means </w:t>
+      </w:r>
+      <w:proofErr w:type="gramStart"/>
+      <w:r>
+        <w:t>it</w:t>
+      </w:r>
+      <w:r>
+        <w:t>’</w:t>
+      </w:r>
+      <w:r>
+        <w:t>s</w:t>
+      </w:r>
+      <w:proofErr w:type="gramEnd"/>
+      <w:r>
+        <w:t xml:space="preserve"> payday.</w:t>
       </w:r>
     </w:p>
     <w:p>
@@ -6009,7 +6113,15 @@
         <w:pStyle w:val="CSP-ChapterBodyText"/>
       </w:pPr>
       <w:r>
-        <w:t>My apartment lease is up at the end of February. I could renew it, but if possible, I</w:t>
+        <w:t xml:space="preserve">My apartment lease is up at the end of February. I could renew it, </w:t>
+      </w:r>
+      <w:proofErr w:type="gramStart"/>
+      <w:r>
+        <w:t>but</w:t>
+      </w:r>
+      <w:proofErr w:type="gramEnd"/>
+      <w:r>
+        <w:t xml:space="preserve"> if possible, I</w:t>
       </w:r>
       <w:r>
         <w:t>’</w:t>
@@ -6098,13 +6210,31 @@
       <w:r>
         <w:t xml:space="preserve">m not entirely sure how to translate it into Chinese—maybe </w:t>
       </w:r>
+      <w:proofErr w:type="spellStart"/>
       <w:r>
         <w:rPr>
           <w:i/>
           <w:iCs w:val="0"/>
         </w:rPr>
-        <w:t>Wànshèng Jié</w:t>
-      </w:r>
+        <w:t>Wànshèng</w:t>
+      </w:r>
+      <w:proofErr w:type="spellEnd"/>
+      <w:r>
+        <w:rPr>
+          <w:i/>
+          <w:iCs w:val="0"/>
+        </w:rPr>
+        <w:t xml:space="preserve"> </w:t>
+      </w:r>
+      <w:proofErr w:type="spellStart"/>
+      <w:r>
+        <w:rPr>
+          <w:i/>
+          <w:iCs w:val="0"/>
+        </w:rPr>
+        <w:t>Jié</w:t>
+      </w:r>
+      <w:proofErr w:type="spellEnd"/>
       <w:r>
         <w:t>—but it</w:t>
       </w:r>
@@ -6730,8 +6860,13 @@
       <w:pPr>
         <w:pStyle w:val="CSP-ChapterBodyText"/>
       </w:pPr>
-      <w:r>
-        <w:t>So there</w:t>
+      <w:proofErr w:type="gramStart"/>
+      <w:r>
+        <w:t>So</w:t>
+      </w:r>
+      <w:proofErr w:type="gramEnd"/>
+      <w:r>
+        <w:t xml:space="preserve"> there</w:t>
       </w:r>
       <w:r>
         <w:t>’</w:t>
@@ -7072,13 +7207,21 @@
         <w:t>’</w:t>
       </w:r>
       <w:r>
-        <w:t>t running, so I have to take the regular city bus. I ended up getting straight A</w:t>
-      </w:r>
-      <w:r>
-        <w:t>’</w:t>
-      </w:r>
-      <w:r>
-        <w:t>s in all three of my classes this semester, which I pretty much expected. It definitely gives me a lot more confidence about my coursework going forward. I</w:t>
+        <w:t xml:space="preserve">t running, so I have to take the regular city bus. I ended up getting straight </w:t>
+      </w:r>
+      <w:proofErr w:type="gramStart"/>
+      <w:r>
+        <w:t>A</w:t>
+      </w:r>
+      <w:r>
+        <w:t>’</w:t>
+      </w:r>
+      <w:r>
+        <w:t>s</w:t>
+      </w:r>
+      <w:proofErr w:type="gramEnd"/>
+      <w:r>
+        <w:t xml:space="preserve"> in all three of my classes this semester, which I pretty much expected. It definitely gives me a lot more confidence about my coursework going forward. I</w:t>
       </w:r>
       <w:r>
         <w:t>’</w:t>
@@ -7096,7 +7239,15 @@
         <w:t>’</w:t>
       </w:r>
       <w:r>
-        <w:t>ll be TA-ing for yet, but I</w:t>
+        <w:t>ll be TA-</w:t>
+      </w:r>
+      <w:proofErr w:type="spellStart"/>
+      <w:r>
+        <w:t>ing</w:t>
+      </w:r>
+      <w:proofErr w:type="spellEnd"/>
+      <w:r>
+        <w:t xml:space="preserve"> for yet, but I</w:t>
       </w:r>
       <w:r>
         <w:t>’</w:t>
@@ -7134,7 +7285,15 @@
         <w:pStyle w:val="CSP-ChapterBodyText"/>
       </w:pPr>
       <w:r>
-        <w:t>A friend of mine originally invited me and a few others to Louisiana to check out the casinos—mostly just to see what they were like. But on Christmas morning, even though we got up at 5:30 a.m., we still missed the bus! So we changed our plans and went to San Antonio instead. San Antonio is a tourist city, famous for its River Walk—a canal lined with restaurants on both sides. With all the Christmas lights, the views there were absolutely beautiful. It</w:t>
+        <w:t xml:space="preserve">A friend of mine originally invited me and a few others to Louisiana to check out the casinos—mostly just to see what they were like. But on Christmas morning, even though we got up at 5:30 a.m., we still missed the bus! </w:t>
+      </w:r>
+      <w:proofErr w:type="gramStart"/>
+      <w:r>
+        <w:t>So</w:t>
+      </w:r>
+      <w:proofErr w:type="gramEnd"/>
+      <w:r>
+        <w:t xml:space="preserve"> we changed our plans and went to San Antonio instead. San Antonio is a tourist city, famous for its River Walk—a canal lined with restaurants on both sides. With all the Christmas lights, the views there were absolutely beautiful. It</w:t>
       </w:r>
       <w:r>
         <w:t>’</w:t>
@@ -7185,7 +7344,15 @@
         <w:t>’</w:t>
       </w:r>
       <w:r>
-        <w:t>m moving. Coincidentally, one of our Taiwanese neighbors, Yao-zhu, is moving out too because she just bought a mobile home—basically a house on wheels, only it doesn</w:t>
+        <w:t>m moving. Coincidentally, one of our Taiwanese neighbors, Yao-</w:t>
+      </w:r>
+      <w:proofErr w:type="spellStart"/>
+      <w:r>
+        <w:t>zhu</w:t>
+      </w:r>
+      <w:proofErr w:type="spellEnd"/>
+      <w:r>
+        <w:t>, is moving out too because she just bought a mobile home—basically a house on wheels, only it doesn</w:t>
       </w:r>
       <w:r>
         <w:t>’</w:t>
@@ -7203,7 +7370,15 @@
         <w:t>a room</w:t>
       </w:r>
       <w:r>
-        <w:t xml:space="preserve"> for $200 a month plus half the utilities, which sounded tempting. At the time, though, I was already negotiating with that American student, and rooming with him would run me closer to $330. Compared to that, her mobile home was cheaper and just as nice, so I turned down the American student and told Yao-zhu I</w:t>
+        <w:t xml:space="preserve"> for $200 a month plus half the utilities, which sounded tempting. At the time, though, I was already negotiating with that American student, and rooming with him would run me closer to $330. Compared to that, her mobile home was cheaper and just as nice, so I turned down the American student and told Yao-</w:t>
+      </w:r>
+      <w:proofErr w:type="spellStart"/>
+      <w:r>
+        <w:t>zhu</w:t>
+      </w:r>
+      <w:proofErr w:type="spellEnd"/>
+      <w:r>
+        <w:t xml:space="preserve"> I</w:t>
       </w:r>
       <w:r>
         <w:t>’</w:t>
@@ -7221,7 +7396,15 @@
         <w:t>’</w:t>
       </w:r>
       <w:r>
-        <w:t>m actually helping Yao-zhu find another roommate.</w:t>
+        <w:t>m actually helping Yao-</w:t>
+      </w:r>
+      <w:proofErr w:type="spellStart"/>
+      <w:r>
+        <w:t>zhu</w:t>
+      </w:r>
+      <w:proofErr w:type="spellEnd"/>
+      <w:r>
+        <w:t xml:space="preserve"> find another roommate.</w:t>
       </w:r>
     </w:p>
     <w:p>
@@ -7566,7 +7749,15 @@
         <w:pStyle w:val="CSP-ChapterBodyText"/>
       </w:pPr>
       <w:r>
-        <w:t>I called home yesterday, but unfortunately I missed Mom—she was teaching a class. I</w:t>
+        <w:t xml:space="preserve">I called home yesterday, but </w:t>
+      </w:r>
+      <w:proofErr w:type="gramStart"/>
+      <w:r>
+        <w:t>unfortunately</w:t>
+      </w:r>
+      <w:proofErr w:type="gramEnd"/>
+      <w:r>
+        <w:t xml:space="preserve"> I missed Mom—she was teaching a class. I</w:t>
       </w:r>
       <w:r>
         <w:t>’</w:t>
@@ -7991,7 +8182,15 @@
         <w:t>’</w:t>
       </w:r>
       <w:r>
-        <w:t>re always shocked. Most of his friends are ethnically Chinese, specifically Taiwanese and Hong Kongers who grew up in the States. He</w:t>
+        <w:t xml:space="preserve">re always shocked. Most of his friends are ethnically Chinese, specifically Taiwanese and Hong </w:t>
+      </w:r>
+      <w:proofErr w:type="spellStart"/>
+      <w:r>
+        <w:t>Kongers</w:t>
+      </w:r>
+      <w:proofErr w:type="spellEnd"/>
+      <w:r>
+        <w:t xml:space="preserve"> who grew up in the States. He</w:t>
       </w:r>
       <w:r>
         <w:t>’</w:t>
@@ -8943,13 +9142,21 @@
         <w:pStyle w:val="CSP-ChapterBodyText"/>
       </w:pPr>
       <w:r>
-        <w:t>I received your letter dated March 16, and I was so relieved to get your phone call the day before yesterday and hear that Mom</w:t>
-      </w:r>
-      <w:r>
-        <w:t>’</w:t>
-      </w:r>
-      <w:r>
-        <w:t>s wrist is much better now.</w:t>
+        <w:t xml:space="preserve">I received your letter dated March 16, and I was so relieved to get your phone call the day before yesterday and hear that </w:t>
+      </w:r>
+      <w:proofErr w:type="gramStart"/>
+      <w:r>
+        <w:t>Mom</w:t>
+      </w:r>
+      <w:r>
+        <w:t>’</w:t>
+      </w:r>
+      <w:r>
+        <w:t>s</w:t>
+      </w:r>
+      <w:proofErr w:type="gramEnd"/>
+      <w:r>
+        <w:t xml:space="preserve"> wrist is much better now.</w:t>
       </w:r>
     </w:p>
     <w:p>
@@ -10370,13 +10577,21 @@
         <w:pStyle w:val="CSP-ChapterBodyText"/>
       </w:pPr>
       <w:r>
-        <w:t>This morning, Jim drove me to Wei Jin</w:t>
-      </w:r>
-      <w:r>
-        <w:t>’</w:t>
-      </w:r>
-      <w:r>
-        <w:t>s place for lunch and we didn</w:t>
+        <w:t xml:space="preserve">This morning, Jim drove me to Wei </w:t>
+      </w:r>
+      <w:proofErr w:type="spellStart"/>
+      <w:r>
+        <w:t>Jin</w:t>
+      </w:r>
+      <w:r>
+        <w:t>’</w:t>
+      </w:r>
+      <w:r>
+        <w:t>s</w:t>
+      </w:r>
+      <w:proofErr w:type="spellEnd"/>
+      <w:r>
+        <w:t xml:space="preserve"> place for lunch and we didn</w:t>
       </w:r>
       <w:r>
         <w:t>’</w:t>
@@ -10447,13 +10662,21 @@
         <w:t xml:space="preserve">at </w:t>
       </w:r>
       <w:r>
-        <w:t>Wei Jin</w:t>
-      </w:r>
-      <w:r>
-        <w:t>’</w:t>
-      </w:r>
-      <w:r>
-        <w:t>s place</w:t>
+        <w:t xml:space="preserve">Wei </w:t>
+      </w:r>
+      <w:proofErr w:type="spellStart"/>
+      <w:r>
+        <w:t>Jin</w:t>
+      </w:r>
+      <w:r>
+        <w:t>’</w:t>
+      </w:r>
+      <w:r>
+        <w:t>s</w:t>
+      </w:r>
+      <w:proofErr w:type="spellEnd"/>
+      <w:r>
+        <w:t xml:space="preserve"> place</w:t>
       </w:r>
       <w:r>
         <w:t xml:space="preserve"> for over six months before heading back to China, health permitting.</w:t>
@@ -10709,13 +10932,21 @@
         <w:pStyle w:val="CSP-ChapterBodyText"/>
       </w:pPr>
       <w:r>
-        <w:t>P.S. I pulled off straight A</w:t>
-      </w:r>
-      <w:r>
-        <w:t>’</w:t>
-      </w:r>
-      <w:r>
-        <w:t>s in my three classes again this semester.</w:t>
+        <w:t xml:space="preserve">P.S. I pulled off straight </w:t>
+      </w:r>
+      <w:proofErr w:type="gramStart"/>
+      <w:r>
+        <w:t>A</w:t>
+      </w:r>
+      <w:r>
+        <w:t>’</w:t>
+      </w:r>
+      <w:r>
+        <w:t>s</w:t>
+      </w:r>
+      <w:proofErr w:type="gramEnd"/>
+      <w:r>
+        <w:t xml:space="preserve"> in my three classes again this semester.</w:t>
       </w:r>
     </w:p>
     <w:p>
@@ -10920,13 +11151,21 @@
         <w:t>’</w:t>
       </w:r>
       <w:r>
-        <w:t>m so happy to hear that Dad</w:t>
-      </w:r>
-      <w:r>
-        <w:t>’</w:t>
-      </w:r>
-      <w:r>
-        <w:t>s wind turbine design turned out so well—keep up the great work! But please make sure to get some rest too. It</w:t>
+        <w:t xml:space="preserve">m so happy to hear that </w:t>
+      </w:r>
+      <w:proofErr w:type="gramStart"/>
+      <w:r>
+        <w:t>Dad</w:t>
+      </w:r>
+      <w:r>
+        <w:t>’</w:t>
+      </w:r>
+      <w:r>
+        <w:t>s</w:t>
+      </w:r>
+      <w:proofErr w:type="gramEnd"/>
+      <w:r>
+        <w:t xml:space="preserve"> wind turbine design turned out so well—keep up the great work! But please make sure to get some rest too. It</w:t>
       </w:r>
       <w:r>
         <w:t>’</w:t>
@@ -10988,7 +11227,15 @@
         <w:t>’</w:t>
       </w:r>
       <w:r>
-        <w:t>s $761. So you can see they hit you pretty hard with taxes here. I</w:t>
+        <w:t xml:space="preserve">s $761. </w:t>
+      </w:r>
+      <w:proofErr w:type="gramStart"/>
+      <w:r>
+        <w:t>So</w:t>
+      </w:r>
+      <w:proofErr w:type="gramEnd"/>
+      <w:r>
+        <w:t xml:space="preserve"> you can see they hit you pretty hard with taxes here. I</w:t>
   